--- a/plantillas_maestras/17_seguro_no_especificado/contratacion_no_consentida/1_ddo_banco_o_financiera/varon/TPL_2545_2025_SEGURO_NO_ESPECIFICADO_CONTRATACION_NO_CONSENTIDA_BANCO_VARON_R1.docx
+++ b/plantillas_maestras/17_seguro_no_especificado/contratacion_no_consentida/1_ddo_banco_o_financiera/varon/TPL_2545_2025_SEGURO_NO_ESPECIFICADO_CONTRATACION_NO_CONSENTIDA_BANCO_VARON_R1.docx
@@ -417,7 +417,7 @@
           <w14:ligatures w14:val="none"/>
         </w:rPr>
         <w:tab/>
-        <w:t xml:space="preserve">:       </w:t>
+        <w:t xml:space="preserve">: </w:t>
       </w:r>
       <w:r>
         <w:rPr>
@@ -943,7 +943,7 @@
           <w:lang w:val="es-ES" w:eastAsia="es-ES"/>
           <w14:ligatures w14:val="none"/>
         </w:rPr>
-        <w:t>por presuntas infracciones a la Ley N°29571, Código de Protección y Defensa del Consumidor (en adelante, Códig</w:t>
+        <w:t>por presuntas infracciones a la Ley 29571, Código de Protección y Defensa del Consumidor (en adelante, Códig</w:t>
       </w:r>
       <w:r>
         <w:rPr>
@@ -1135,7 +1135,7 @@
         <w:rPr>
           <w:rFonts w:ascii="Arial Narrow" w:eastAsia="Arial Narrow" w:hAnsi="Arial Narrow" w:cs="Arial Narrow"/>
         </w:rPr>
-        <w:t>N° 1338-505693</w:t>
+        <w:t>1338-505693</w:t>
       </w:r>
       <w:r>
         <w:rPr>
@@ -1252,7 +1252,7 @@
         <w:rPr>
           <w:rFonts w:ascii="Arial Narrow" w:eastAsia="Arial Narrow" w:hAnsi="Arial Narrow" w:cs="Arial Narrow"/>
         </w:rPr>
-        <w:t xml:space="preserve">Póliza N° </w:t>
+        <w:t xml:space="preserve">Póliza </w:t>
       </w:r>
       <w:r>
         <w:rPr>
@@ -1312,7 +1312,7 @@
         <w:rPr>
           <w:rFonts w:ascii="Arial Narrow" w:eastAsia="Arial Narrow" w:hAnsi="Arial Narrow" w:cs="Arial Narrow"/>
         </w:rPr>
-        <w:t xml:space="preserve">Póliza N° </w:t>
+        <w:t xml:space="preserve">Póliza </w:t>
       </w:r>
       <w:r>
         <w:rPr>
@@ -1886,7 +1886,7 @@
           <w:color w:val="000000"/>
           <w:lang w:eastAsia="es-ES"/>
         </w:rPr>
-        <w:t>El inciso 3 del artículo 86º del Texto Único Ordenado de la Ley del Procedimiento Administrativo General (en adelante, el TUO de la LPAG), establece que es deber de la autoridad administrativa encauzar de oficio el procedimiento cuando advierta cualquier error u omisión por parte de los administrados</w:t>
+        <w:t>El inciso 3 del artículo 86 del Texto Único Ordenado de la Ley del Procedimiento Administrativo General (en adelante, el TUO de la LPAG), establece que es deber de la autoridad administrativa encauzar de oficio el procedimiento cuando advierta cualquier error u omisión por parte de los administrados</w:t>
       </w:r>
       <w:r>
         <w:rPr>
@@ -2020,7 +2020,7 @@
         <w:rPr>
           <w:rFonts w:ascii="Arial Narrow" w:eastAsia="Calibri" w:hAnsi="Arial Narrow" w:cs="Times New Roman"/>
         </w:rPr>
-        <w:t xml:space="preserve">Póliza Todo Riesgo Negocio Seguro N° </w:t>
+        <w:t xml:space="preserve">Póliza Todo Riesgo Negocio Seguro </w:t>
       </w:r>
       <w:r>
         <w:rPr>
@@ -2056,7 +2056,7 @@
         <w:rPr>
           <w:rFonts w:ascii="Arial Narrow" w:eastAsia="Calibri" w:hAnsi="Arial Narrow" w:cs="Times New Roman"/>
         </w:rPr>
-        <w:t xml:space="preserve"> Seguro Inmueble N° 0011-0137-400****823, y </w:t>
+        <w:t xml:space="preserve"> Seguro Inmueble 0011-0137-400****823, y </w:t>
       </w:r>
       <w:r>
         <w:rPr>
@@ -2086,7 +2086,7 @@
         <w:rPr>
           <w:rFonts w:ascii="Arial Narrow" w:eastAsia="Calibri" w:hAnsi="Arial Narrow" w:cs="Times New Roman"/>
         </w:rPr>
-        <w:t>Inmueble N° 0011-0137-400****145</w:t>
+        <w:t>Inmueble 0011-0137-400****145</w:t>
       </w:r>
       <w:r>
         <w:rPr>
@@ -2403,7 +2403,7 @@
           <w:bCs/>
           <w:color w:val="000000"/>
         </w:rPr>
-        <w:t>Diagrama N° 1: Filtros para para microempresas</w:t>
+        <w:t>Diagrama 1: Filtros para para microempresas</w:t>
       </w:r>
     </w:p>
     <w:p>
@@ -3253,7 +3253,7 @@
           <w:rFonts w:ascii="Arial Narrow" w:eastAsia="Arial" w:hAnsi="Arial Narrow" w:cs="Arial"/>
           <w:color w:val="000000"/>
         </w:rPr>
-        <w:t xml:space="preserve">En ese sentido, la Comisión de Protección al Consumidor N° 1 (en adelante, Comisión) estima que no solo compete al denunciante acreditar la situación de asimetría informativa, sino que es necesario evidenciar que en determinados períodos no cuenta con </w:t>
+        <w:t xml:space="preserve">En ese sentido, la Comisión de Protección al Consumidor 1 (en adelante, Comisión) estima que no solo compete al denunciante acreditar la situación de asimetría informativa, sino que es necesario evidenciar que en determinados períodos no cuenta con </w:t>
       </w:r>
       <w:r>
         <w:rPr>
@@ -3441,7 +3441,7 @@
         <w:rPr>
           <w:rFonts w:ascii="Arial Narrow" w:eastAsia="Arial" w:hAnsi="Arial Narrow" w:cs="Arial"/>
         </w:rPr>
-        <w:t xml:space="preserve">Directiva N° 001-2021/DIR-COD-INDECOPI, </w:t>
+        <w:t xml:space="preserve">Directiva 001-2021/DIR-COD-INDECOPI, </w:t>
       </w:r>
       <w:r>
         <w:rPr>
@@ -3672,7 +3672,7 @@
           <w:bCs/>
           <w:color w:val="000000"/>
         </w:rPr>
-        <w:t>Diagrama N° 2: Análisis de acreditación de microempresario</w:t>
+        <w:t>Diagrama 2: Análisis de acreditación de microempresario</w:t>
       </w:r>
     </w:p>
     <w:p>
@@ -4088,7 +4088,7 @@
           <w:rFonts w:ascii="Arial Narrow" w:eastAsia="Arial" w:hAnsi="Arial Narrow" w:cs="Arial"/>
           <w:color w:val="000000"/>
         </w:rPr>
-        <w:t xml:space="preserve">Al respecto, el artículo 5° de la Ley </w:t>
+        <w:t xml:space="preserve">Al respecto, el artículo 5 de la Ley </w:t>
       </w:r>
       <w:proofErr w:type="spellStart"/>
       <w:r>
@@ -4152,7 +4152,7 @@
           <w:rFonts w:ascii="Arial Narrow" w:eastAsia="Arial" w:hAnsi="Arial Narrow" w:cs="Arial"/>
           <w:color w:val="000000"/>
         </w:rPr>
-        <w:t xml:space="preserve">Asimismo, el artículo 2° del Reglamento de la Ley </w:t>
+        <w:t xml:space="preserve">Asimismo, el artículo 2 del Reglamento de la Ley </w:t>
       </w:r>
       <w:proofErr w:type="spellStart"/>
       <w:r>
@@ -4295,7 +4295,7 @@
           <w:rFonts w:ascii="Arial Narrow" w:eastAsia="Arial" w:hAnsi="Arial Narrow" w:cs="Arial"/>
           <w:color w:val="000000"/>
         </w:rPr>
-        <w:t>El artículo 85° de la Ley del Impuesto a la Renta</w:t>
+        <w:t>El artículo 85 de la Ley del Impuesto a la Renta</w:t>
       </w:r>
       <w:r>
         <w:rPr>
@@ -4310,7 +4310,7 @@
           <w:rFonts w:ascii="Arial Narrow" w:eastAsia="Arial" w:hAnsi="Arial Narrow" w:cs="Arial"/>
           <w:color w:val="000000"/>
         </w:rPr>
-        <w:t xml:space="preserve"> establece que se consideran ingresos netos el total de ingresos gravables de la tercera categoría, devengados en cada mes, menos las devoluciones, bonificaciones, descuentos y demás conceptos de naturaleza similar que respondan a la costumbre de la plaza.  </w:t>
+        <w:t xml:space="preserve"> establece que se consideran ingresos netos el total de ingresos gravables de la tercera categoría, devengados en cada mes, menos las devoluciones, bonificaciones, descuentos y demás conceptos de naturaleza similar que respondan a la costumbre de la plaza. </w:t>
       </w:r>
     </w:p>
     <w:p>
@@ -5630,7 +5630,7 @@
           <w:lang w:eastAsia="es-PE"/>
           <w14:ligatures w14:val="none"/>
         </w:rPr>
-        <w:t>Técnica de la Comisión de Protección al Consumidor N°1 (en adelante, la Secretaría Técnica), en ejercicio de sus facultades</w:t>
+        <w:t>Técnica de la Comisión de Protección al Consumidor 1 (en adelante, la Secretaría Técnica), en ejercicio de sus facultades</w:t>
       </w:r>
       <w:r>
         <w:rPr>
@@ -5683,7 +5683,7 @@
           <w:kern w:val="0"/>
           <w14:ligatures w14:val="none"/>
         </w:rPr>
-        <w:t>N°</w:t>
+        <w:t/>
       </w:r>
       <w:proofErr w:type="spellEnd"/>
       <w:r>
@@ -5756,7 +5756,7 @@
           <w:lang w:eastAsia="es-PE"/>
           <w14:ligatures w14:val="none"/>
         </w:rPr>
-        <w:t xml:space="preserve">) del artículo 56° </w:t>
+        <w:t xml:space="preserve">) del artículo 56 </w:t>
       </w:r>
       <w:r>
         <w:rPr>
@@ -5785,7 +5785,7 @@
           <w:lang w:eastAsia="es-PE"/>
           <w14:ligatures w14:val="none"/>
         </w:rPr>
-        <w:t xml:space="preserve">.  </w:t>
+        <w:t xml:space="preserve">. </w:t>
       </w:r>
     </w:p>
     <w:p>
@@ -5858,7 +5858,7 @@
           <w:kern w:val="0"/>
           <w14:ligatures w14:val="none"/>
         </w:rPr>
-        <w:t>N°</w:t>
+        <w:t/>
       </w:r>
       <w:proofErr w:type="spellEnd"/>
       <w:r>
@@ -5897,7 +5897,7 @@
           <w:lang w:eastAsia="es-PE"/>
           <w14:ligatures w14:val="none"/>
         </w:rPr>
-        <w:t xml:space="preserve">literal b) del artículo 56° </w:t>
+        <w:t xml:space="preserve">literal b) del artículo 56 </w:t>
       </w:r>
       <w:r>
         <w:rPr>
@@ -5908,7 +5908,7 @@
           <w:lang w:eastAsia="es-PE"/>
           <w14:ligatures w14:val="none"/>
         </w:rPr>
-        <w:t xml:space="preserve">del Código.  </w:t>
+        <w:t xml:space="preserve">del Código. </w:t>
       </w:r>
     </w:p>
     <w:p>
@@ -5987,7 +5987,7 @@
           <w:lang w:eastAsia="es-PE"/>
           <w14:ligatures w14:val="none"/>
         </w:rPr>
-        <w:t>N°</w:t>
+        <w:t/>
       </w:r>
       <w:proofErr w:type="spellEnd"/>
       <w:r>
@@ -6017,7 +6017,7 @@
           <w:lang w:eastAsia="es-PE"/>
           <w14:ligatures w14:val="none"/>
         </w:rPr>
-        <w:t>°</w:t>
+        <w:t/>
       </w:r>
       <w:r>
         <w:rPr>
@@ -6035,7 +6035,7 @@
           <w:lang w:eastAsia="es-PE"/>
           <w14:ligatures w14:val="none"/>
         </w:rPr>
-        <w:t>°</w:t>
+        <w:t/>
       </w:r>
       <w:r>
         <w:rPr>
@@ -6136,7 +6136,7 @@
           <w:lang w:eastAsia="es-PE"/>
           <w14:ligatures w14:val="none"/>
         </w:rPr>
-        <w:t>N°</w:t>
+        <w:t/>
       </w:r>
       <w:proofErr w:type="spellEnd"/>
       <w:r>
@@ -6166,7 +6166,7 @@
           <w:lang w:eastAsia="es-PE"/>
           <w14:ligatures w14:val="none"/>
         </w:rPr>
-        <w:t>°</w:t>
+        <w:t/>
       </w:r>
       <w:r>
         <w:rPr>
@@ -6184,7 +6184,7 @@
           <w:lang w:eastAsia="es-PE"/>
           <w14:ligatures w14:val="none"/>
         </w:rPr>
-        <w:t>°</w:t>
+        <w:t/>
       </w:r>
       <w:r>
         <w:rPr>
@@ -6268,7 +6268,7 @@
           <w:lang w:eastAsia="es-PE"/>
           <w14:ligatures w14:val="none"/>
         </w:rPr>
-        <w:t>N°</w:t>
+        <w:t/>
       </w:r>
       <w:proofErr w:type="spellEnd"/>
       <w:r>
@@ -6292,7 +6292,7 @@
           <w:lang w:eastAsia="es-PE"/>
           <w14:ligatures w14:val="none"/>
         </w:rPr>
-        <w:t>N°</w:t>
+        <w:t/>
       </w:r>
       <w:proofErr w:type="spellEnd"/>
       <w:r>
@@ -6339,7 +6339,7 @@
           <w:lang w:eastAsia="es-PE"/>
           <w14:ligatures w14:val="none"/>
         </w:rPr>
-        <w:t>°</w:t>
+        <w:t/>
       </w:r>
       <w:r>
         <w:rPr>
@@ -6357,7 +6357,7 @@
           <w:lang w:eastAsia="es-PE"/>
           <w14:ligatures w14:val="none"/>
         </w:rPr>
-        <w:t>°</w:t>
+        <w:t/>
       </w:r>
       <w:r>
         <w:rPr>
@@ -6440,7 +6440,7 @@
           <w:kern w:val="0"/>
           <w14:ligatures w14:val="none"/>
         </w:rPr>
-        <w:t>N°</w:t>
+        <w:t/>
       </w:r>
       <w:proofErr w:type="spellEnd"/>
       <w:r>
@@ -6458,7 +6458,7 @@
           <w:kern w:val="0"/>
           <w14:ligatures w14:val="none"/>
         </w:rPr>
-        <w:t>N°</w:t>
+        <w:t/>
       </w:r>
       <w:proofErr w:type="spellEnd"/>
       <w:r>
@@ -6503,7 +6503,7 @@
           <w:lang w:eastAsia="es-PE"/>
           <w14:ligatures w14:val="none"/>
         </w:rPr>
-        <w:t xml:space="preserve">artículo 1°, numeral 1, literal b) </w:t>
+        <w:t xml:space="preserve">artículo 1, numeral 1, literal b) </w:t>
       </w:r>
       <w:bookmarkEnd w:id="14"/>
       <w:r>
@@ -6515,7 +6515,7 @@
           <w:lang w:eastAsia="es-PE"/>
           <w14:ligatures w14:val="none"/>
         </w:rPr>
-        <w:t>y al artículo 2° del Código</w:t>
+        <w:t>y al artículo 2 del Código</w:t>
       </w:r>
       <w:bookmarkStart w:id="15" w:name="_Hlk212737551"/>
       <w:bookmarkEnd w:id="12"/>
@@ -6541,7 +6541,7 @@
           <w:lang w:eastAsia="es-PE"/>
           <w14:ligatures w14:val="none"/>
         </w:rPr>
-        <w:t xml:space="preserve">.   </w:t>
+        <w:t xml:space="preserve">. </w:t>
       </w:r>
       <w:bookmarkEnd w:id="11"/>
       <w:bookmarkEnd w:id="13"/>
@@ -6630,7 +6630,7 @@
           <w:lang w:eastAsia="es-PE"/>
           <w14:ligatures w14:val="none"/>
         </w:rPr>
-        <w:t>N°</w:t>
+        <w:t/>
       </w:r>
       <w:proofErr w:type="spellEnd"/>
       <w:r>
@@ -6668,7 +6668,7 @@
           <w:lang w:eastAsia="es-PE"/>
           <w14:ligatures w14:val="none"/>
         </w:rPr>
-        <w:t>°</w:t>
+        <w:t/>
       </w:r>
       <w:r>
         <w:rPr>
@@ -6686,7 +6686,7 @@
           <w:lang w:eastAsia="es-PE"/>
           <w14:ligatures w14:val="none"/>
         </w:rPr>
-        <w:t>°</w:t>
+        <w:t/>
       </w:r>
       <w:r>
         <w:rPr>
@@ -6765,7 +6765,7 @@
           <w:kern w:val="0"/>
           <w14:ligatures w14:val="none"/>
         </w:rPr>
-        <w:t>N°</w:t>
+        <w:t/>
       </w:r>
       <w:proofErr w:type="spellEnd"/>
       <w:r>
@@ -6799,7 +6799,7 @@
           <w:kern w:val="0"/>
           <w14:ligatures w14:val="none"/>
         </w:rPr>
-        <w:t>calificar el hecho materia de denuncia como una presunta infracción al deber de entregar a los usuarios copia de los contratos y demás documentación relacionada con dichos actos jurídicos, tipificado en el literal e) del artículo 47° del Código</w:t>
+        <w:t>calificar el hecho materia de denuncia como una presunta infracción al deber de entregar a los usuarios copia de los contratos y demás documentación relacionada con dichos actos jurídicos, tipificado en el literal e) del artículo 47 del Código</w:t>
       </w:r>
       <w:r>
         <w:rPr>
@@ -6870,7 +6870,7 @@
           <w:kern w:val="0"/>
           <w14:ligatures w14:val="none"/>
         </w:rPr>
-        <w:t>N°</w:t>
+        <w:t/>
       </w:r>
       <w:proofErr w:type="spellEnd"/>
       <w:r>
@@ -6896,7 +6896,7 @@
           <w14:ligatures w14:val="none"/>
         </w:rPr>
         <w:lastRenderedPageBreak/>
-        <w:t>denuncia como una presunta infracción al deber de entregar a los usuarios copia de los contratos y demás documentación relacionada con dichos actos jurídicos, tipificado en el literal e) del artículo 47° del Código.</w:t>
+        <w:t>denuncia como una presunta infracción al deber de entregar a los usuarios copia de los contratos y demás documentación relacionada con dichos actos jurídicos, tipificado en el literal e) del artículo 47 del Código.</w:t>
       </w:r>
     </w:p>
     <w:bookmarkEnd w:id="9"/>
@@ -7203,7 +7203,7 @@
           <w:lang w:val="es-ES" w:eastAsia="es-ES"/>
           <w14:ligatures w14:val="none"/>
         </w:rPr>
-        <w:t>N°</w:t>
+        <w:t/>
       </w:r>
       <w:proofErr w:type="spellEnd"/>
       <w:r>
@@ -7247,7 +7247,7 @@
           <w:lang w:val="es-ES" w:eastAsia="es-ES"/>
           <w14:ligatures w14:val="none"/>
         </w:rPr>
-        <w:t>N°</w:t>
+        <w:t/>
       </w:r>
       <w:proofErr w:type="spellEnd"/>
       <w:r>
@@ -7291,7 +7291,7 @@
           <w:lang w:val="es-ES" w:eastAsia="es-ES"/>
           <w14:ligatures w14:val="none"/>
         </w:rPr>
-        <w:t>N°</w:t>
+        <w:t/>
       </w:r>
       <w:proofErr w:type="spellEnd"/>
       <w:r>
@@ -7439,7 +7439,7 @@
           <w:lang w:val="es-ES" w:eastAsia="es-ES"/>
           <w14:ligatures w14:val="none"/>
         </w:rPr>
-        <w:t>N°</w:t>
+        <w:t/>
       </w:r>
       <w:proofErr w:type="spellEnd"/>
       <w:r>
@@ -7483,7 +7483,7 @@
           <w:lang w:val="es-ES" w:eastAsia="es-ES"/>
           <w14:ligatures w14:val="none"/>
         </w:rPr>
-        <w:t>N°</w:t>
+        <w:t/>
       </w:r>
       <w:proofErr w:type="spellEnd"/>
       <w:r>
@@ -7527,7 +7527,7 @@
           <w:lang w:val="es-ES" w:eastAsia="es-ES"/>
           <w14:ligatures w14:val="none"/>
         </w:rPr>
-        <w:t>N°</w:t>
+        <w:t/>
       </w:r>
       <w:proofErr w:type="spellEnd"/>
       <w:r>
@@ -7614,7 +7614,7 @@
           <w:lang w:eastAsia="es-PE"/>
           <w14:ligatures w14:val="none"/>
         </w:rPr>
-        <w:t xml:space="preserve">RESOLUCIÓN DE LA SECRETARÍA TÉCNICA  </w:t>
+        <w:t xml:space="preserve">RESOLUCIÓN DE LA SECRETARÍA TÉCNICA </w:t>
       </w:r>
     </w:p>
     <w:p>
@@ -7993,7 +7993,7 @@
           <w:lang w:eastAsia="es-PE"/>
           <w14:ligatures w14:val="none"/>
         </w:rPr>
-        <w:t>° de la</w:t>
+        <w:t> de la</w:t>
       </w:r>
       <w:r>
         <w:rPr>
@@ -8043,7 +8043,7 @@
         <w:rPr>
           <w:rFonts w:ascii="Arial Narrow" w:eastAsia="Arial Narrow" w:hAnsi="Arial Narrow" w:cs="Arial Narrow"/>
         </w:rPr>
-        <w:t xml:space="preserve"> Póliza N° 0011-0137-40-0****145</w:t>
+        <w:t xml:space="preserve"> Póliza 0011-0137-40-0****145</w:t>
       </w:r>
       <w:r>
         <w:rPr>
@@ -8131,7 +8131,7 @@
           <w:lang w:eastAsia="es-PE"/>
           <w14:ligatures w14:val="none"/>
         </w:rPr>
-        <w:t>Presunta infracción al literal b) del artículo 56° de la Ley</w:t>
+        <w:t>Presunta infracción al literal b) del artículo 56 de la Ley</w:t>
       </w:r>
       <w:r>
         <w:rPr>
@@ -8180,7 +8180,7 @@
           <w:rFonts w:ascii="Arial Narrow" w:eastAsia="Arial Narrow" w:hAnsi="Arial Narrow" w:cs="Arial Narrow"/>
         </w:rPr>
         <w:lastRenderedPageBreak/>
-        <w:t>N° 0011-0137-40-0****823</w:t>
+        <w:t>0011-0137-40-0****823</w:t>
       </w:r>
       <w:r>
         <w:rPr>
@@ -8275,7 +8275,7 @@
         <w:rPr>
           <w:rFonts w:ascii="Arial Narrow" w:eastAsia="Arial Narrow" w:hAnsi="Arial Narrow" w:cs="Arial Narrow"/>
         </w:rPr>
-        <w:t xml:space="preserve"> Póliza N° 0011-0137-40-0****145</w:t>
+        <w:t xml:space="preserve"> Póliza 0011-0137-40-0****145</w:t>
       </w:r>
       <w:r>
         <w:rPr>
@@ -8368,7 +8368,7 @@
         <w:rPr>
           <w:rFonts w:ascii="Arial Narrow" w:eastAsia="Arial Narrow" w:hAnsi="Arial Narrow" w:cs="Arial Narrow"/>
         </w:rPr>
-        <w:t xml:space="preserve"> Póliza N° 0011-0137-40-0****823</w:t>
+        <w:t xml:space="preserve"> Póliza 0011-0137-40-0****823</w:t>
       </w:r>
       <w:r>
         <w:rPr>
@@ -8461,7 +8461,7 @@
         <w:rPr>
           <w:rFonts w:ascii="Arial Narrow" w:eastAsia="Arial Narrow" w:hAnsi="Arial Narrow" w:cs="Arial Narrow"/>
         </w:rPr>
-        <w:t>Pólizas N° 0011-0137-40-0****823 y N° 0011-0137-40-0****145, pese a los reclamos presentados el 29 de agosto y 5 de setiembre de 2025</w:t>
+        <w:t>Pólizas 0011-0137-40-0****823 y 0011-0137-40-0****145, pese a los reclamos presentados el 29 de agosto y 5 de setiembre de 2025</w:t>
       </w:r>
       <w:r>
         <w:rPr>
@@ -8513,7 +8513,7 @@
           <w:lang w:eastAsia="es-PE"/>
           <w14:ligatures w14:val="none"/>
         </w:rPr>
-        <w:t>Presunta infracción al artículo 1°, numeral 1, literal b) y al artículo 2° de la</w:t>
+        <w:t>Presunta infracción al artículo 1, numeral 1, literal b) y al artículo 2 de la</w:t>
       </w:r>
       <w:r>
         <w:rPr>
@@ -8547,7 +8547,7 @@
         <w:rPr>
           <w:rFonts w:ascii="Arial Narrow" w:eastAsia="Arial Narrow" w:hAnsi="Arial Narrow" w:cs="Arial Narrow"/>
         </w:rPr>
-        <w:t>Pólizas N° 0011-0137-40-0****823 y N° 0011-0137-40-0****145</w:t>
+        <w:t>Pólizas 0011-0137-40-0****823 y 0011-0137-40-0****145</w:t>
       </w:r>
       <w:r>
         <w:rPr>
@@ -8640,7 +8640,7 @@
           <w:kern w:val="0"/>
           <w14:ligatures w14:val="none"/>
         </w:rPr>
-        <w:t xml:space="preserve"> cobrando las primas de la Póliza N° </w:t>
+        <w:t xml:space="preserve"> cobrando las primas de la Póliza </w:t>
       </w:r>
       <w:r>
         <w:rPr>
@@ -8702,7 +8702,7 @@
           <w:lang w:eastAsia="es-PE"/>
           <w14:ligatures w14:val="none"/>
         </w:rPr>
-        <w:t>Presunta infracción al inciso e) del artículo 47° de</w:t>
+        <w:t>Presunta infracción al inciso e) del artículo 47 de</w:t>
       </w:r>
       <w:r>
         <w:rPr>
@@ -8733,7 +8733,7 @@
         <w:rPr>
           <w:rFonts w:ascii="Arial Narrow" w:eastAsia="Arial Narrow" w:hAnsi="Arial Narrow" w:cs="Arial Narrow"/>
         </w:rPr>
-        <w:t>N°</w:t>
+        <w:t/>
       </w:r>
       <w:proofErr w:type="spellEnd"/>
       <w:r>
@@ -8793,7 +8793,7 @@
           <w:lang w:eastAsia="es-PE"/>
           <w14:ligatures w14:val="none"/>
         </w:rPr>
-        <w:t>Presunta infracción al inciso e) del artículo 47° de la</w:t>
+        <w:t>Presunta infracción al inciso e) del artículo 47 de la</w:t>
       </w:r>
       <w:r>
         <w:rPr>
@@ -8817,7 +8817,7 @@
         <w:rPr>
           <w:rFonts w:ascii="Arial Narrow" w:eastAsia="Arial Narrow" w:hAnsi="Arial Narrow" w:cs="Arial Narrow"/>
         </w:rPr>
-        <w:t>la Póliza N° 0011-0137-40-0****823</w:t>
+        <w:t>la Póliza 0011-0137-40-0****823</w:t>
       </w:r>
       <w:r>
         <w:rPr>
@@ -9186,7 +9186,7 @@
           <w:lang w:eastAsia="es-PE"/>
           <w14:ligatures w14:val="none"/>
         </w:rPr>
-        <w:t>°</w:t>
+        <w:t/>
       </w:r>
       <w:r>
         <w:rPr>
@@ -9291,7 +9291,7 @@
           <w:lang w:eastAsia="es-PE"/>
           <w14:ligatures w14:val="none"/>
         </w:rPr>
-        <w:t>°</w:t>
+        <w:t/>
       </w:r>
       <w:r>
         <w:rPr>
@@ -9514,7 +9514,7 @@
           <w:lang w:eastAsia="es-PE"/>
           <w14:ligatures w14:val="none"/>
         </w:rPr>
-        <w:t>°</w:t>
+        <w:t/>
       </w:r>
       <w:r>
         <w:rPr>
@@ -9683,7 +9683,7 @@
           <w:lang w:val="es-ES" w:eastAsia="es-ES"/>
           <w14:ligatures w14:val="none"/>
         </w:rPr>
-        <w:t>(i) presentar una copia debidamente suscrita de la Póliza Todo Riesgo Negocio Seguro N° 1338-505693 materia de denuncia, así como el cargo de remisión de la póliza; (</w:t>
+        <w:t>(i) presentar una copia debidamente suscrita de la Póliza Todo Riesgo Negocio Seguro 1338-505693 materia de denuncia, así como el cargo de remisión de la póliza; (</w:t>
       </w:r>
       <w:proofErr w:type="spellStart"/>
       <w:r>
@@ -9705,7 +9705,7 @@
           <w:lang w:val="es-ES" w:eastAsia="es-ES"/>
           <w14:ligatures w14:val="none"/>
         </w:rPr>
-        <w:t>) presentar una copia debidamente suscrita del Seguro para Inmuebles - Póliza N° 0011-0137-40-0****145 materia de denuncia, así como el cargo de remisión de la póliza; (</w:t>
+        <w:t>) presentar una copia debidamente suscrita del Seguro para Inmuebles - Póliza 0011-0137-40-0****145 materia de denuncia, así como el cargo de remisión de la póliza; (</w:t>
       </w:r>
       <w:proofErr w:type="spellStart"/>
       <w:r>
@@ -9727,7 +9727,7 @@
           <w:lang w:val="es-ES" w:eastAsia="es-ES"/>
           <w14:ligatures w14:val="none"/>
         </w:rPr>
-        <w:t>) presentar una copia debidamente suscrita del Seguro para Inmuebles - Póliza N° 0011-0137-40-0****823materia de denuncia, así como el cargo de remisión de la póliza; y, (</w:t>
+        <w:t>) presentar una copia debidamente suscrita del Seguro para Inmuebles - Póliza 0011-0137-40-0****823materia de denuncia, así como el cargo de remisión de la póliza; y, (</w:t>
       </w:r>
       <w:proofErr w:type="spellStart"/>
       <w:r>
@@ -9899,7 +9899,7 @@
           <w:lang w:val="es-ES" w:eastAsia="es-ES"/>
           <w14:ligatures w14:val="none"/>
         </w:rPr>
-        <w:t>(i) presentar una copia debidamente suscrita de la Póliza Todo Riesgo Negocio Seguro N° 1338-505693 materia de denuncia, así como el cargo de remisión de la póliza; (</w:t>
+        <w:t>(i) presentar una copia debidamente suscrita de la Póliza Todo Riesgo Negocio Seguro 1338-505693 materia de denuncia, así como el cargo de remisión de la póliza; (</w:t>
       </w:r>
       <w:proofErr w:type="spellStart"/>
       <w:r>
@@ -9921,7 +9921,7 @@
           <w:lang w:val="es-ES" w:eastAsia="es-ES"/>
           <w14:ligatures w14:val="none"/>
         </w:rPr>
-        <w:t>) presentar una copia debidamente suscrita del Seguro para Inmuebles - Póliza N° 0011-0137-40-0****145 materia de denuncia, así como el cargo de remisión de la póliza; (</w:t>
+        <w:t>) presentar una copia debidamente suscrita del Seguro para Inmuebles - Póliza 0011-0137-40-0****145 materia de denuncia, así como el cargo de remisión de la póliza; (</w:t>
       </w:r>
       <w:proofErr w:type="spellStart"/>
       <w:r>
@@ -9943,7 +9943,7 @@
           <w:lang w:val="es-ES" w:eastAsia="es-ES"/>
           <w14:ligatures w14:val="none"/>
         </w:rPr>
-        <w:t>) presentar una copia debidamente suscrita del Seguro para Inmuebles - Póliza N° 0011-0137-40-0****823materia de denuncia, así como el cargo de remisión de la póliza; y, (</w:t>
+        <w:t>) presentar una copia debidamente suscrita del Seguro para Inmuebles - Póliza 0011-0137-40-0****823materia de denuncia, así como el cargo de remisión de la póliza; y, (</w:t>
       </w:r>
       <w:proofErr w:type="spellStart"/>
       <w:r>
@@ -10054,7 +10054,7 @@
           <w:lang w:eastAsia="es-PE"/>
           <w14:ligatures w14:val="none"/>
         </w:rPr>
-        <w:t>°</w:t>
+        <w:t/>
       </w:r>
       <w:r>
         <w:rPr>
@@ -10095,7 +10095,7 @@
           <w:lang w:eastAsia="es-PE"/>
           <w14:ligatures w14:val="none"/>
         </w:rPr>
-        <w:t>°</w:t>
+        <w:t/>
       </w:r>
       <w:r>
         <w:rPr>
@@ -10115,7 +10115,7 @@
           <w:lang w:eastAsia="es-PE"/>
           <w14:ligatures w14:val="none"/>
         </w:rPr>
-        <w:t>°</w:t>
+        <w:t/>
       </w:r>
       <w:r>
         <w:rPr>
@@ -10135,7 +10135,7 @@
           <w:lang w:eastAsia="es-PE"/>
           <w14:ligatures w14:val="none"/>
         </w:rPr>
-        <w:t>°</w:t>
+        <w:t/>
       </w:r>
       <w:r>
         <w:rPr>
@@ -10188,7 +10188,7 @@
           <w:lang w:eastAsia="es-PE"/>
           <w14:ligatures w14:val="none"/>
         </w:rPr>
-        <w:t>°</w:t>
+        <w:t/>
       </w:r>
       <w:r>
         <w:rPr>
@@ -10290,7 +10290,7 @@
           <w:lang w:eastAsia="es-PE"/>
           <w14:ligatures w14:val="none"/>
         </w:rPr>
-        <w:t>°</w:t>
+        <w:t/>
       </w:r>
       <w:r>
         <w:rPr>
@@ -10382,7 +10382,7 @@
           <w:lang w:eastAsia="es-PE"/>
           <w14:ligatures w14:val="none"/>
         </w:rPr>
-        <w:t>°</w:t>
+        <w:t/>
       </w:r>
       <w:r>
         <w:rPr>
@@ -10390,7 +10390,7 @@
           <w:kern w:val="0"/>
           <w14:ligatures w14:val="none"/>
         </w:rPr>
-        <w:t xml:space="preserve"> del Decreto Legislativo N° 807</w:t>
+        <w:t xml:space="preserve"> del Decreto Legislativo 807</w:t>
       </w:r>
       <w:r>
         <w:rPr>
@@ -10630,7 +10630,7 @@
           <w:kern w:val="0"/>
           <w14:ligatures w14:val="none"/>
         </w:rPr>
-        <w:t xml:space="preserve"> S.A.C. y a  Rímac Seguros y Reaseguros S.A. </w:t>
+        <w:t xml:space="preserve"> S.A.C. y a Rímac Seguros y Reaseguros S.A. </w:t>
       </w:r>
       <w:r>
         <w:rPr>
@@ -10745,7 +10745,7 @@
           <w:lang w:eastAsia="es-PE"/>
           <w14:ligatures w14:val="none"/>
         </w:rPr>
-        <w:t>°</w:t>
+        <w:t/>
       </w:r>
       <w:r>
         <w:rPr>
@@ -10769,7 +10769,7 @@
           <w:lang w:eastAsia="es-PE"/>
           <w14:ligatures w14:val="none"/>
         </w:rPr>
-        <w:t>°</w:t>
+        <w:t/>
       </w:r>
       <w:r>
         <w:rPr>
@@ -11239,7 +11239,7 @@
           <w:szCs w:val="16"/>
         </w:rPr>
         <w:tab/>
-        <w:t xml:space="preserve">Denuncia remitida a esta Comisión mediante MEMORANDUM N° </w:t>
+        <w:t xml:space="preserve">Denuncia remitida a esta Comisión mediante MEMORANDUM </w:t>
       </w:r>
       <w:r>
         <w:rPr>
@@ -11378,7 +11378,7 @@
           <w:sz w:val="16"/>
           <w:szCs w:val="16"/>
         </w:rPr>
-        <w:t xml:space="preserve">N° </w:t>
+        <w:t xml:space="preserve"/>
       </w:r>
       <w:r>
         <w:rPr>
@@ -11526,7 +11526,7 @@
           <w:sz w:val="15"/>
           <w:szCs w:val="15"/>
         </w:rPr>
-        <w:t>TEXTO ÚNICO ORDENADO DE LA LEY N° 27444, LEY DEL PROCEDIMIENTO ADMINISTRATIVO GENERAL, APROBADO POR Decreto Supremo 006-2026-JUS y publicado el 30 de abril de 2026</w:t>
+        <w:t>TEXTO ÚNICO ORDENADO DE LA LEY 27444, LEY DEL PROCEDIMIENTO ADMINISTRATIVO GENERAL, APROBADO POR Decreto Supremo 006-2026-JUS y publicado el 30 de abril de 2026</w:t>
       </w:r>
     </w:p>
     <w:p>
@@ -11656,7 +11656,7 @@
           <w:sz w:val="15"/>
           <w:szCs w:val="15"/>
         </w:rPr>
-        <w:t xml:space="preserve">              </w:t>
+        <w:t xml:space="preserve"> </w:t>
       </w:r>
       <w:r>
         <w:rPr>
@@ -11690,7 +11690,7 @@
           <w:sz w:val="15"/>
           <w:szCs w:val="15"/>
         </w:rPr>
-        <w:t xml:space="preserve">N° 006-2026-JUS, publicado el 30 de abril de 2026 </w:t>
+        <w:t xml:space="preserve">006-2026-JUS, publicado el 30 de abril de 2026 </w:t>
       </w:r>
     </w:p>
     <w:p>
@@ -11817,7 +11817,7 @@
           <w:sz w:val="16"/>
           <w:szCs w:val="16"/>
         </w:rPr>
-        <w:t>LEY N° 29571, CÓDIGO DE PROTECCIÓN Y DEFENSA DEL CONSUMIDOR, publicada el 2 de setiembre de 2010 y modificada por el DECRETO LEGISLATIVO N° 1308, publicado el 30 de diciembre de 2016</w:t>
+        <w:t>LEY 29571, CÓDIGO DE PROTECCIÓN Y DEFENSA DEL CONSUMIDOR, publicada el 2 de setiembre de 2010 y modificada por el DECRETO LEGISLATIVO 1308, publicado el 30 de diciembre de 2016</w:t>
       </w:r>
     </w:p>
     <w:p>
@@ -12631,7 +12631,7 @@
           <w:sz w:val="16"/>
           <w:szCs w:val="16"/>
         </w:rPr>
-        <w:t>DIRECTIVA N° 001-2021/DIR-COD-INDECOPI, DIRECTIVA ÚNICA QUE REGULA LOS PROCEDIMIENTOS DE PROTECCIÓN AL CONSUMIDOR PREVISTOS EN EL CÓDIGO DE PROTECCIÓN AL CONSUMIDOR, aprobada por Resolución N° 00044-2021/COD-INDECOPI y publicada el 30 de abril de 2021.</w:t>
+        <w:t>DIRECTIVA 001-2021/DIR-COD-INDECOPI, DIRECTIVA ÚNICA QUE REGULA LOS PROCEDIMIENTOS DE PROTECCIÓN AL CONSUMIDOR PREVISTOS EN EL CÓDIGO DE PROTECCIÓN AL CONSUMIDOR, aprobada por Resolución 00044-2021/COD-INDECOPI y publicada el 30 de abril de 2021.</w:t>
       </w:r>
     </w:p>
     <w:p>
@@ -12811,7 +12811,7 @@
           <w:sz w:val="16"/>
           <w:szCs w:val="16"/>
         </w:rPr>
-        <w:t>DIRECTIVA N° 001-2021/DIR-COD-INDECOPI, DIRECTIVA ÚNICA QUE REGULA LOS PROCEDIMIENTOS DE PROTECCIÓN AL CONSUMIDOR PREVISTOS EN EL CÓDIGO DE PROTECCIÓN AL CONSUMIDOR, aprobada por Resolución N° 00044-2021/COD-INDECOPI y publicada el 30 de abril de 2021.</w:t>
+        <w:t>DIRECTIVA 001-2021/DIR-COD-INDECOPI, DIRECTIVA ÚNICA QUE REGULA LOS PROCEDIMIENTOS DE PROTECCIÓN AL CONSUMIDOR PREVISTOS EN EL CÓDIGO DE PROTECCIÓN AL CONSUMIDOR, aprobada por Resolución 00044-2021/COD-INDECOPI y publicada el 30 de abril de 2021.</w:t>
       </w:r>
     </w:p>
     <w:p>
@@ -13004,7 +13004,7 @@
           <w:sz w:val="16"/>
           <w:szCs w:val="16"/>
         </w:rPr>
-        <w:t>DIRECTIVA N° 001-2021/DIR-COD-INDECOPI, DIRECTIVA ÚNICA QUE REGULA LOS PROCEDIMIENTOS DE PROTECCIÓN AL CONSUMIDOR PREVISTOS EN EL CÓDIGO DE PROTECCIÓN AL CONSUMIDOR, aprobada por Resolución N° 00044-2021/COD-INDECOPI y publicada el 30 de abril de 2021.</w:t>
+        <w:t>DIRECTIVA 001-2021/DIR-COD-INDECOPI, DIRECTIVA ÚNICA QUE REGULA LOS PROCEDIMIENTOS DE PROTECCIÓN AL CONSUMIDOR PREVISTOS EN EL CÓDIGO DE PROTECCIÓN AL CONSUMIDOR, aprobada por Resolución 00044-2021/COD-INDECOPI y publicada el 30 de abril de 2021.</w:t>
       </w:r>
     </w:p>
     <w:p>
@@ -13109,7 +13109,7 @@
           <w:szCs w:val="16"/>
         </w:rPr>
         <w:tab/>
-        <w:t>Reglamento del Texto Único Ordenado de la Ley de Promoción de la Competitividad, Formalización y Desarrollo de la Micro y Pequeña Empresa y del Acceso al Empleo Decente, aprobado por Decreto Supremo Nº 008-2008-TR.</w:t>
+        <w:t>Reglamento del Texto Único Ordenado de la Ley de Promoción de la Competitividad, Formalización y Desarrollo de la Micro y Pequeña Empresa y del Acceso al Empleo Decente, aprobado por Decreto Supremo 008-2008-TR.</w:t>
       </w:r>
     </w:p>
     <w:p>
@@ -13262,7 +13262,7 @@
           <w:sz w:val="16"/>
           <w:szCs w:val="16"/>
         </w:rPr>
-        <w:t xml:space="preserve">(...)  </w:t>
+        <w:t xml:space="preserve">(...) </w:t>
       </w:r>
     </w:p>
     <w:p>
@@ -13881,7 +13881,7 @@
           <w:sz w:val="16"/>
           <w:szCs w:val="16"/>
         </w:rPr>
-        <w:t>Del análisis efectuado se aprecia que esta definición no podría comprender la ganancia por diferencia de cambio producto de las operaciones a que se refieren los incisos b) al f) del artículo 61 de la Ley del Impuesto a la Renta, en tanto constituye un ajuste contable y no un ingreso en el sentido del artículo 85º de la ley, la que resulta luego de compensarse las devaluaciones o revaluaciones de la moneda a lo largo del ejercicio, para obtener al cierre de dicho ejercicio (31 de diciembre) una diferencia neta de cambio.</w:t>
+        <w:t>Del análisis efectuado se aprecia que esta definición no podría comprender la ganancia por diferencia de cambio producto de las operaciones a que se refieren los incisos b) al f) del artículo 61 de la Ley del Impuesto a la Renta, en tanto constituye un ajuste contable y no un ingreso en el sentido del artículo 85 de la ley, la que resulta luego de compensarse las devaluaciones o revaluaciones de la moneda a lo largo del ejercicio, para obtener al cierre de dicho ejercicio (31 de diciembre) una diferencia neta de cambio.</w:t>
       </w:r>
     </w:p>
     <w:p>
@@ -14091,7 +14091,7 @@
           <w:sz w:val="16"/>
           <w:szCs w:val="16"/>
         </w:rPr>
-        <w:t xml:space="preserve">           </w:t>
+        <w:t xml:space="preserve"> </w:t>
       </w:r>
       <w:r>
         <w:rPr>
@@ -14109,7 +14109,7 @@
           <w:sz w:val="16"/>
           <w:szCs w:val="16"/>
         </w:rPr>
-        <w:t xml:space="preserve">LEY N° 29571, CÓDIGO DE PROTECCIÓN Y DEFENSA DEL CONSUMIDOR, publicado el 2 de setiembre de 2010 y modificado por Decreto Legislativo N° 1308  </w:t>
+        <w:t xml:space="preserve">LEY 29571, CÓDIGO DE PROTECCIÓN Y DEFENSA DEL CONSUMIDOR, publicado el 2 de setiembre de 2010 y modificado por Decreto Legislativo 1308 </w:t>
       </w:r>
     </w:p>
     <w:p>
@@ -14241,7 +14241,7 @@
           <w:sz w:val="16"/>
           <w:szCs w:val="16"/>
         </w:rPr>
-        <w:t xml:space="preserve">1.2 Los microempresarios que evidencien una situación de asimetría informativa con el proveedor respecto de aquellos productos o servicios que no formen parte del giro propio del negocio..  </w:t>
+        <w:t xml:space="preserve">1.2 Los microempresarios que evidencien una situación de asimetría informativa con el proveedor respecto de aquellos productos o servicios que no formen parte del giro propio del negocio.. </w:t>
       </w:r>
     </w:p>
     <w:p>
@@ -14261,7 +14261,7 @@
           <w:sz w:val="16"/>
           <w:szCs w:val="16"/>
         </w:rPr>
-        <w:t xml:space="preserve">(…).  </w:t>
+        <w:t xml:space="preserve">(…). </w:t>
       </w:r>
     </w:p>
     <w:p>
@@ -14305,7 +14305,7 @@
           <w:sz w:val="16"/>
           <w:szCs w:val="16"/>
         </w:rPr>
-        <w:t xml:space="preserve">LEY DE ORGANIZACIÓN Y FUNCIONES DEL INDECOPI, APROBADA POR DECRETO LEGISLATIVO N° 1033  </w:t>
+        <w:t xml:space="preserve">LEY DE ORGANIZACIÓN Y FUNCIONES DEL INDECOPI, APROBADA POR DECRETO LEGISLATIVO 1033 </w:t>
       </w:r>
     </w:p>
     <w:p>
@@ -14335,7 +14335,7 @@
           <w:sz w:val="16"/>
           <w:szCs w:val="16"/>
         </w:rPr>
-        <w:t xml:space="preserve"> De la Comisión de Protección al Consumidor.-  </w:t>
+        <w:t xml:space="preserve"> De la Comisión de Protección al Consumidor.- </w:t>
       </w:r>
     </w:p>
     <w:p>
@@ -14355,7 +14355,7 @@
           <w:sz w:val="16"/>
           <w:szCs w:val="16"/>
         </w:rPr>
-        <w:t xml:space="preserve">Corresponde a la Comisión de Protección al Consumidor velar por el cumplimiento de la Ley de Protección al Consumidor y de las leyes que, en general, protegen a los consumidores de la falta de idoneidad de los bienes y servicios en función de la información brindada, de las omisiones de información y de la discriminación en el consumo, así como de aquellas que complementen o sustituyan a las anteriores.  </w:t>
+        <w:t xml:space="preserve">Corresponde a la Comisión de Protección al Consumidor velar por el cumplimiento de la Ley de Protección al Consumidor y de las leyes que, en general, protegen a los consumidores de la falta de idoneidad de los bienes y servicios en función de la información brindada, de las omisiones de información y de la discriminación en el consumo, así como de aquellas que complementen o sustituyan a las anteriores. </w:t>
       </w:r>
     </w:p>
     <w:p>
@@ -14399,7 +14399,7 @@
           <w:sz w:val="16"/>
           <w:szCs w:val="16"/>
         </w:rPr>
-        <w:t xml:space="preserve">LEY SOBRE FACULTADES, NORMAS Y ORGANIZACIÓN DEL INDECOPI, APROBADA POR DECRETO LEGISLATIVO N° 807  </w:t>
+        <w:t xml:space="preserve">LEY SOBRE FACULTADES, NORMAS Y ORGANIZACIÓN DEL INDECOPI, APROBADA POR DECRETO LEGISLATIVO 807 </w:t>
       </w:r>
     </w:p>
     <w:p>
@@ -14429,7 +14429,7 @@
           <w:sz w:val="16"/>
           <w:szCs w:val="16"/>
         </w:rPr>
-        <w:t xml:space="preserve">- El Secretario Técnico se encargará de la tramitación del procedimiento. Para ello, cuenta con las siguientes facultades:  </w:t>
+        <w:t xml:space="preserve">- El Secretario Técnico se encargará de la tramitación del procedimiento. Para ello, cuenta con las siguientes facultades: </w:t>
       </w:r>
     </w:p>
     <w:p>
@@ -14449,7 +14449,7 @@
           <w:sz w:val="16"/>
           <w:szCs w:val="16"/>
         </w:rPr>
-        <w:t xml:space="preserve">(...)  </w:t>
+        <w:t xml:space="preserve">(...) </w:t>
       </w:r>
     </w:p>
     <w:p>
@@ -14469,7 +14469,7 @@
           <w:sz w:val="16"/>
           <w:szCs w:val="16"/>
         </w:rPr>
-        <w:t xml:space="preserve">c) Admitir denuncias a trámite, en aquellos casos en que la Comisión le haya delegado esta facultad.  </w:t>
+        <w:t xml:space="preserve">c) Admitir denuncias a trámite, en aquellos casos en que la Comisión le haya delegado esta facultad. </w:t>
       </w:r>
     </w:p>
     <w:p>
@@ -14537,7 +14537,7 @@
           <w:sz w:val="16"/>
           <w:szCs w:val="16"/>
         </w:rPr>
-        <w:t xml:space="preserve">  </w:t>
+        <w:t xml:space="preserve"> </w:t>
       </w:r>
       <w:r>
         <w:rPr>
@@ -14566,7 +14566,7 @@
           <w:sz w:val="16"/>
           <w:szCs w:val="16"/>
         </w:rPr>
-        <w:t>N°</w:t>
+        <w:t/>
       </w:r>
       <w:proofErr w:type="spellEnd"/>
       <w:r>
@@ -14588,7 +14588,7 @@
           <w:sz w:val="16"/>
           <w:szCs w:val="16"/>
         </w:rPr>
-        <w:t>N°</w:t>
+        <w:t/>
       </w:r>
       <w:proofErr w:type="spellEnd"/>
       <w:r>
@@ -14651,7 +14651,7 @@
           <w:szCs w:val="16"/>
         </w:rPr>
         <w:tab/>
-        <w:t xml:space="preserve">El Instituto Nacional de Defensa de la Competencia y de la Protección de la Propiedad Intelectual (Indecopi) es la autoridad con competencia primaria y de alcance nacional para conocer las presuntas infracciones a las disposiciones contenidas en el presente Código, así como para imponer las sanciones y medidas correctivas establecidas en el presente capítulo, conforme al Decreto Legislativo N° 1033, Ley de Organización y Funciones del Indecopi. Dicha competencia solo puede ser negada cuando ella haya sido asignada o se asigne a favor de otro organismo por norma expresa con rango de ley. </w:t>
+        <w:t xml:space="preserve">El Instituto Nacional de Defensa de la Competencia y de la Protección de la Propiedad Intelectual (Indecopi) es la autoridad con competencia primaria y de alcance nacional para conocer las presuntas infracciones a las disposiciones contenidas en el presente Código, así como para imponer las sanciones y medidas correctivas establecidas en el presente capítulo, conforme al Decreto Legislativo 1033, Ley de Organización y Funciones del Indecopi. Dicha competencia solo puede ser negada cuando ella haya sido asignada o se asigne a favor de otro organismo por norma expresa con rango de ley. </w:t>
       </w:r>
     </w:p>
     <w:p>
@@ -14725,7 +14725,7 @@
           <w:sz w:val="16"/>
           <w:szCs w:val="16"/>
         </w:rPr>
-        <w:t xml:space="preserve">LEY DE ORGANIZACIÓN Y FUNCIONES DEL INDECOPI, APROBADA POR DECRETO LEGISLATIVO N° 1033 </w:t>
+        <w:t xml:space="preserve">LEY DE ORGANIZACIÓN Y FUNCIONES DEL INDECOPI, APROBADA POR DECRETO LEGISLATIVO 1033 </w:t>
       </w:r>
     </w:p>
     <w:p>
@@ -14863,7 +14863,7 @@
           <w:sz w:val="16"/>
           <w:szCs w:val="16"/>
         </w:rPr>
-        <w:t>N°</w:t>
+        <w:t/>
       </w:r>
       <w:proofErr w:type="spellEnd"/>
       <w:r>
@@ -14885,7 +14885,7 @@
           <w:sz w:val="16"/>
           <w:szCs w:val="16"/>
         </w:rPr>
-        <w:t>N°</w:t>
+        <w:t/>
       </w:r>
       <w:proofErr w:type="spellEnd"/>
       <w:r>
@@ -14896,7 +14896,7 @@
           <w:sz w:val="16"/>
           <w:szCs w:val="16"/>
         </w:rPr>
-        <w:t xml:space="preserve"> 1308   </w:t>
+        <w:t xml:space="preserve"> 1308 </w:t>
       </w:r>
     </w:p>
     <w:p>
@@ -15067,7 +15067,7 @@
           <w:sz w:val="16"/>
           <w:szCs w:val="16"/>
         </w:rPr>
-        <w:t xml:space="preserve">           </w:t>
+        <w:t xml:space="preserve"> </w:t>
       </w:r>
       <w:r>
         <w:rPr>
@@ -15096,7 +15096,7 @@
           <w:sz w:val="16"/>
           <w:szCs w:val="16"/>
         </w:rPr>
-        <w:t>N°</w:t>
+        <w:t/>
       </w:r>
       <w:proofErr w:type="spellEnd"/>
       <w:r>
@@ -15118,7 +15118,7 @@
           <w:sz w:val="16"/>
           <w:szCs w:val="16"/>
         </w:rPr>
-        <w:t>N°</w:t>
+        <w:t/>
       </w:r>
       <w:proofErr w:type="spellEnd"/>
       <w:r>
@@ -15129,7 +15129,7 @@
           <w:sz w:val="16"/>
           <w:szCs w:val="16"/>
         </w:rPr>
-        <w:t xml:space="preserve"> 1308   </w:t>
+        <w:t xml:space="preserve"> 1308 </w:t>
       </w:r>
     </w:p>
     <w:p>
@@ -15153,7 +15153,7 @@
           <w:sz w:val="16"/>
           <w:szCs w:val="16"/>
         </w:rPr>
-        <w:t xml:space="preserve">Artículo 18.- Idoneidad   </w:t>
+        <w:t xml:space="preserve">Artículo 18.- Idoneidad </w:t>
       </w:r>
     </w:p>
     <w:p>
@@ -15173,7 +15173,7 @@
           <w:sz w:val="16"/>
           <w:szCs w:val="16"/>
         </w:rPr>
-        <w:t xml:space="preserve">Se entiende por idoneidad la correspondencia entre lo que un consumidor espera y lo que efectivamente recibe, en función a lo que se le hubiera ofrecido, la publicidad e información transmitida, las condiciones y circunstancias de la transacción, las características y naturaleza del producto o servicio, el precio, entre otros factores, atendiendo a las circunstancias del caso.    </w:t>
+        <w:t xml:space="preserve">Se entiende por idoneidad la correspondencia entre lo que un consumidor espera y lo que efectivamente recibe, en función a lo que se le hubiera ofrecido, la publicidad e información transmitida, las condiciones y circunstancias de la transacción, las características y naturaleza del producto o servicio, el precio, entre otros factores, atendiendo a las circunstancias del caso. </w:t>
       </w:r>
     </w:p>
     <w:p>
@@ -15323,7 +15323,7 @@
           <w:sz w:val="16"/>
           <w:szCs w:val="16"/>
         </w:rPr>
-        <w:t>N°</w:t>
+        <w:t/>
       </w:r>
       <w:proofErr w:type="spellEnd"/>
       <w:r>
@@ -15345,7 +15345,7 @@
           <w:sz w:val="16"/>
           <w:szCs w:val="16"/>
         </w:rPr>
-        <w:t>N°</w:t>
+        <w:t/>
       </w:r>
       <w:proofErr w:type="spellEnd"/>
       <w:r>
@@ -15356,7 +15356,7 @@
           <w:sz w:val="16"/>
           <w:szCs w:val="16"/>
         </w:rPr>
-        <w:t xml:space="preserve"> 1308   </w:t>
+        <w:t xml:space="preserve"> 1308 </w:t>
       </w:r>
     </w:p>
     <w:p>
@@ -15647,7 +15647,7 @@
           <w:sz w:val="16"/>
           <w:szCs w:val="16"/>
         </w:rPr>
-        <w:t xml:space="preserve">           </w:t>
+        <w:t xml:space="preserve"> </w:t>
       </w:r>
       <w:r>
         <w:rPr>
@@ -15676,7 +15676,7 @@
           <w:sz w:val="16"/>
           <w:szCs w:val="16"/>
         </w:rPr>
-        <w:t>N°</w:t>
+        <w:t/>
       </w:r>
       <w:proofErr w:type="spellEnd"/>
       <w:r>
@@ -15698,7 +15698,7 @@
           <w:sz w:val="16"/>
           <w:szCs w:val="16"/>
         </w:rPr>
-        <w:t>N°</w:t>
+        <w:t/>
       </w:r>
       <w:proofErr w:type="spellEnd"/>
       <w:r>
@@ -15709,7 +15709,7 @@
           <w:sz w:val="16"/>
           <w:szCs w:val="16"/>
         </w:rPr>
-        <w:t xml:space="preserve"> 1308   </w:t>
+        <w:t xml:space="preserve"> 1308 </w:t>
       </w:r>
     </w:p>
     <w:p>
@@ -15848,7 +15848,7 @@
           <w:sz w:val="16"/>
           <w:szCs w:val="16"/>
         </w:rPr>
-        <w:t xml:space="preserve">  </w:t>
+        <w:t xml:space="preserve"> </w:t>
       </w:r>
       <w:r>
         <w:rPr>
@@ -15877,7 +15877,7 @@
           <w:sz w:val="16"/>
           <w:szCs w:val="16"/>
         </w:rPr>
-        <w:t>N°</w:t>
+        <w:t/>
       </w:r>
       <w:proofErr w:type="spellEnd"/>
       <w:r>
@@ -16064,7 +16064,7 @@
           <w:szCs w:val="16"/>
         </w:rPr>
         <w:tab/>
-        <w:t>El número de trabajadores se atenderá siempre que la empresa haya sido constituida antes de la vigencia de la Ley Nº 30056, publicada el 2 de julio de 2013, que modificó el artículo 5 del Texto Único Ordenado de la Ley de Promoción de la Competitividad, Formalización y Desarrollo de la Micro y Pequeña Empresa y de Acceso al Empleo Decente (LEY MYPE). Ello, en la medida que la Tercera Disposición Complementaria Transitoria de la norma modificatoria precisa que las empresas constituidas antes de la entrada en vigencia de dicha Ley se rigen por los requisitos de acogimiento al régimen de las micro y pequeñas empresas regulados en el Decreto Legislativo 1086.</w:t>
+        <w:t>El número de trabajadores se atenderá siempre que la empresa haya sido constituida antes de la vigencia de la Ley 30056, publicada el 2 de julio de 2013, que modificó el artículo 5 del Texto Único Ordenado de la Ley de Promoción de la Competitividad, Formalización y Desarrollo de la Micro y Pequeña Empresa y de Acceso al Empleo Decente (LEY MYPE). Ello, en la medida que la Tercera Disposición Complementaria Transitoria de la norma modificatoria precisa que las empresas constituidas antes de la entrada en vigencia de dicha Ley se rigen por los requisitos de acogimiento al régimen de las micro y pequeñas empresas regulados en el Decreto Legislativo 1086.</w:t>
       </w:r>
     </w:p>
     <w:p>
@@ -16143,7 +16143,7 @@
           <w:sz w:val="16"/>
           <w:szCs w:val="16"/>
         </w:rPr>
-        <w:t>publicado el 2 de setiembre de 2010 y modificado por Decreto Legislativo N° 1308</w:t>
+        <w:t>publicado el 2 de setiembre de 2010 y modificado por Decreto Legislativo 1308</w:t>
       </w:r>
     </w:p>
     <w:p>
@@ -16300,7 +16300,7 @@
           <w:szCs w:val="16"/>
           <w:vertAlign w:val="superscript"/>
         </w:rPr>
-        <w:t xml:space="preserve">  </w:t>
+        <w:t xml:space="preserve"> </w:t>
       </w:r>
       <w:r>
         <w:rPr>
@@ -16308,7 +16308,7 @@
           <w:sz w:val="16"/>
           <w:szCs w:val="16"/>
         </w:rPr>
-        <w:t xml:space="preserve">     </w:t>
+        <w:t xml:space="preserve"> </w:t>
       </w:r>
       <w:r>
         <w:rPr>
@@ -16344,7 +16344,7 @@
           <w:sz w:val="16"/>
           <w:szCs w:val="16"/>
         </w:rPr>
-        <w:t>publicado el 2 de setiembre de 2010 y modificado por Decreto Legislativo N° 1308</w:t>
+        <w:t>publicado el 2 de setiembre de 2010 y modificado por Decreto Legislativo 1308</w:t>
       </w:r>
     </w:p>
     <w:p>
@@ -16387,7 +16387,7 @@
           <w:sz w:val="16"/>
           <w:szCs w:val="16"/>
         </w:rPr>
-        <w:t>El órgano resolutivo puede sancionar las infracciones administrativas a que se refiere el artículo 108º con amonestación y multas de hasta cuatrocientos cincuenta (450) Unidades Impositivas Tributarias (UIT), las cuales son calificadas de la siguiente manera:</w:t>
+        <w:t>El órgano resolutivo puede sancionar las infracciones administrativas a que se refiere el artículo 108 con amonestación y multas de hasta cuatrocientos cincuenta (450) Unidades Impositivas Tributarias (UIT), las cuales son calificadas de la siguiente manera:</w:t>
       </w:r>
     </w:p>
     <w:p>
@@ -16510,7 +16510,7 @@
           <w:sz w:val="16"/>
           <w:szCs w:val="16"/>
         </w:rPr>
-        <w:t xml:space="preserve">        </w:t>
+        <w:t xml:space="preserve"> </w:t>
       </w:r>
       <w:r>
         <w:rPr>
@@ -17255,7 +17255,7 @@
           <w:sz w:val="16"/>
           <w:szCs w:val="16"/>
         </w:rPr>
-        <w:t xml:space="preserve">         </w:t>
+        <w:t xml:space="preserve"> </w:t>
       </w:r>
       <w:r>
         <w:rPr>
@@ -17291,7 +17291,7 @@
           <w:sz w:val="16"/>
           <w:szCs w:val="16"/>
         </w:rPr>
-        <w:t>publicado el 2 de setiembre de 2010 y modificado por Decreto Legislativo N° 1308</w:t>
+        <w:t>publicado el 2 de setiembre de 2010 y modificado por Decreto Legislativo 1308</w:t>
       </w:r>
     </w:p>
     <w:p>
@@ -17470,7 +17470,7 @@
           <w:szCs w:val="16"/>
         </w:rPr>
         <w:tab/>
-        <w:t>DECRETO LEGISLATIVO Nº 807, LEY SOBRE FACULTADES, NORMAS Y ORGANIZACIÓN DEL INDECOPI FACULTADES DE LAS COMISIONES Y OFICINAS DEL INDECOPI</w:t>
+        <w:t>DECRETO LEGISLATIVO 807, LEY SOBRE FACULTADES, NORMAS Y ORGANIZACIÓN DEL INDECOPI FACULTADES DE LAS COMISIONES Y OFICINAS DEL INDECOPI</w:t>
       </w:r>
     </w:p>
     <w:p>
@@ -17862,7 +17862,7 @@
               <w:sz w:val="16"/>
               <w:szCs w:val="16"/>
             </w:rPr>
-            <w:t xml:space="preserve">CNICA DE LA    </w:t>
+            <w:t xml:space="preserve">CNICA DE LA </w:t>
           </w:r>
         </w:p>
         <w:p>

--- a/plantillas_maestras/17_seguro_no_especificado/contratacion_no_consentida/1_ddo_banco_o_financiera/varon/TPL_2545_2025_SEGURO_NO_ESPECIFICADO_CONTRATACION_NO_CONSENTIDA_BANCO_VARON_R1.docx
+++ b/plantillas_maestras/17_seguro_no_especificado/contratacion_no_consentida/1_ddo_banco_o_financiera/varon/TPL_2545_2025_SEGURO_NO_ESPECIFICADO_CONTRATACION_NO_CONSENTIDA_BANCO_VARON_R1.docx
@@ -104,7 +104,7 @@
           <w:lang w:eastAsia="es-PE"/>
           <w14:ligatures w14:val="none"/>
         </w:rPr>
-        <w:t>DENUNCIANTE</w:t>
+        <w:t xml:space="preserve">DENUNCIANTE:[DENUNCIANTE] ([APELLIDO])</w:t>
       </w:r>
       <w:r>
         <w:rPr>
@@ -116,7 +116,7 @@
           <w14:ligatures w14:val="none"/>
         </w:rPr>
         <w:tab/>
-        <w:t>:</w:t>
+        <w:t/>
       </w:r>
       <w:r>
         <w:rPr>
@@ -138,62 +138,62 @@
           <w:lang w:eastAsia="es-PE"/>
           <w14:ligatures w14:val="none"/>
         </w:rPr>
-        <w:t>BELANELA S.A.C</w:t>
-      </w:r>
-      <w:r>
-        <w:rPr>
-          <w:rFonts w:ascii="Arial Narrow" w:eastAsia="Arial Narrow" w:hAnsi="Arial Narrow" w:cs="Arial Narrow"/>
-          <w:b/>
-          <w:color w:val="000000"/>
-          <w:kern w:val="0"/>
-          <w:lang w:eastAsia="es-PE"/>
-          <w14:ligatures w14:val="none"/>
-        </w:rPr>
-        <w:t>.</w:t>
-      </w:r>
-      <w:r>
-        <w:rPr>
-          <w:rFonts w:ascii="Arial Narrow" w:eastAsia="Arial Narrow" w:hAnsi="Arial Narrow" w:cs="Arial Narrow"/>
-          <w:b/>
-          <w:color w:val="000000"/>
-          <w:kern w:val="0"/>
-          <w:lang w:eastAsia="es-PE"/>
-          <w14:ligatures w14:val="none"/>
-        </w:rPr>
-        <w:t xml:space="preserve"> </w:t>
-      </w:r>
-      <w:r>
-        <w:rPr>
-          <w:rFonts w:ascii="Arial Narrow" w:eastAsia="Arial Narrow" w:hAnsi="Arial Narrow" w:cs="Arial Narrow"/>
-          <w:b/>
-          <w:color w:val="000000"/>
-          <w:kern w:val="0"/>
-          <w:lang w:eastAsia="es-PE"/>
-          <w14:ligatures w14:val="none"/>
-        </w:rPr>
-        <w:t>(</w:t>
-      </w:r>
-      <w:r>
-        <w:rPr>
-          <w:rFonts w:ascii="Arial Narrow" w:eastAsia="Arial Narrow" w:hAnsi="Arial Narrow" w:cs="Arial Narrow"/>
-          <w:b/>
-          <w:color w:val="000000"/>
-          <w:kern w:val="0"/>
-          <w:lang w:eastAsia="es-PE"/>
-          <w14:ligatures w14:val="none"/>
-        </w:rPr>
-        <w:t>BELANELA</w:t>
-      </w:r>
-      <w:r>
-        <w:rPr>
-          <w:rFonts w:ascii="Arial Narrow" w:eastAsia="Arial Narrow" w:hAnsi="Arial Narrow" w:cs="Arial Narrow"/>
-          <w:b/>
-          <w:color w:val="000000"/>
-          <w:kern w:val="0"/>
-          <w:lang w:eastAsia="es-PE"/>
-          <w14:ligatures w14:val="none"/>
-        </w:rPr>
-        <w:t>)</w:t>
+        <w:t/>
+      </w:r>
+      <w:r>
+        <w:rPr>
+          <w:rFonts w:ascii="Arial Narrow" w:eastAsia="Arial Narrow" w:hAnsi="Arial Narrow" w:cs="Arial Narrow"/>
+          <w:b/>
+          <w:color w:val="000000"/>
+          <w:kern w:val="0"/>
+          <w:lang w:eastAsia="es-PE"/>
+          <w14:ligatures w14:val="none"/>
+        </w:rPr>
+        <w:t/>
+      </w:r>
+      <w:r>
+        <w:rPr>
+          <w:rFonts w:ascii="Arial Narrow" w:eastAsia="Arial Narrow" w:hAnsi="Arial Narrow" w:cs="Arial Narrow"/>
+          <w:b/>
+          <w:color w:val="000000"/>
+          <w:kern w:val="0"/>
+          <w:lang w:eastAsia="es-PE"/>
+          <w14:ligatures w14:val="none"/>
+        </w:rPr>
+        <w:t xml:space="preserve"/>
+      </w:r>
+      <w:r>
+        <w:rPr>
+          <w:rFonts w:ascii="Arial Narrow" w:eastAsia="Arial Narrow" w:hAnsi="Arial Narrow" w:cs="Arial Narrow"/>
+          <w:b/>
+          <w:color w:val="000000"/>
+          <w:kern w:val="0"/>
+          <w:lang w:eastAsia="es-PE"/>
+          <w14:ligatures w14:val="none"/>
+        </w:rPr>
+        <w:t/>
+      </w:r>
+      <w:r>
+        <w:rPr>
+          <w:rFonts w:ascii="Arial Narrow" w:eastAsia="Arial Narrow" w:hAnsi="Arial Narrow" w:cs="Arial Narrow"/>
+          <w:b/>
+          <w:color w:val="000000"/>
+          <w:kern w:val="0"/>
+          <w:lang w:eastAsia="es-PE"/>
+          <w14:ligatures w14:val="none"/>
+        </w:rPr>
+        <w:t/>
+      </w:r>
+      <w:r>
+        <w:rPr>
+          <w:rFonts w:ascii="Arial Narrow" w:eastAsia="Arial Narrow" w:hAnsi="Arial Narrow" w:cs="Arial Narrow"/>
+          <w:b/>
+          <w:color w:val="000000"/>
+          <w:kern w:val="0"/>
+          <w:lang w:eastAsia="es-PE"/>
+          <w14:ligatures w14:val="none"/>
+        </w:rPr>
+        <w:t/>
       </w:r>
     </w:p>
     <w:p>
@@ -757,7 +757,7 @@
           <w:lang w:val="es-ES" w:eastAsia="es-ES"/>
           <w14:ligatures w14:val="none"/>
         </w:rPr>
-        <w:t xml:space="preserve">Mediante la denuncia del </w:t>
+        <w:t xml:space="preserve">Mediante la denuncia del 24 de setiembre del 2025, [APELLIDO] denunció al Banco y Rímac por presuntas infracciones a la Ley 29571, Código de Protección y Defensa del Consumidor (en adelante, Código), señalando lo siguiente:</w:t>
       </w:r>
       <w:r>
         <w:rPr>
@@ -767,7 +767,7 @@
           <w:lang w:val="es-ES" w:eastAsia="es-ES"/>
           <w14:ligatures w14:val="none"/>
         </w:rPr>
-        <w:t>24</w:t>
+        <w:t/>
       </w:r>
       <w:r>
         <w:rPr>
@@ -777,7 +777,7 @@
           <w:lang w:val="es-ES" w:eastAsia="es-ES"/>
           <w14:ligatures w14:val="none"/>
         </w:rPr>
-        <w:t xml:space="preserve"> de </w:t>
+        <w:t xml:space="preserve"/>
       </w:r>
       <w:r>
         <w:rPr>
@@ -787,7 +787,7 @@
           <w:lang w:val="es-ES" w:eastAsia="es-ES"/>
           <w14:ligatures w14:val="none"/>
         </w:rPr>
-        <w:t>setiembre</w:t>
+        <w:t/>
       </w:r>
       <w:r>
         <w:rPr>
@@ -797,7 +797,7 @@
           <w:lang w:val="es-ES" w:eastAsia="es-ES"/>
           <w14:ligatures w14:val="none"/>
         </w:rPr>
-        <w:t xml:space="preserve"> del 202</w:t>
+        <w:t xml:space="preserve"/>
       </w:r>
       <w:r>
         <w:rPr>
@@ -807,7 +807,7 @@
           <w:lang w:val="es-ES" w:eastAsia="es-ES"/>
           <w14:ligatures w14:val="none"/>
         </w:rPr>
-        <w:t>5</w:t>
+        <w:t/>
       </w:r>
       <w:r>
         <w:rPr>
@@ -828,7 +828,7 @@
           <w:lang w:val="es-ES" w:eastAsia="es-ES"/>
           <w14:ligatures w14:val="none"/>
         </w:rPr>
-        <w:t>,</w:t>
+        <w:t/>
       </w:r>
       <w:r>
         <w:rPr>
@@ -836,7 +836,7 @@
           <w:kern w:val="0"/>
           <w14:ligatures w14:val="none"/>
         </w:rPr>
-        <w:t xml:space="preserve"> </w:t>
+        <w:t xml:space="preserve"/>
       </w:r>
       <w:proofErr w:type="spellStart"/>
       <w:r>
@@ -845,7 +845,7 @@
           <w:kern w:val="0"/>
           <w14:ligatures w14:val="none"/>
         </w:rPr>
-        <w:t>Belanela</w:t>
+        <w:t/>
       </w:r>
       <w:proofErr w:type="spellEnd"/>
       <w:r>
@@ -865,7 +865,7 @@
           <w:kern w:val="0"/>
           <w14:ligatures w14:val="none"/>
         </w:rPr>
-        <w:t xml:space="preserve"> </w:t>
+        <w:t xml:space="preserve"/>
       </w:r>
       <w:r>
         <w:rPr>
@@ -873,7 +873,7 @@
           <w:kern w:val="0"/>
           <w14:ligatures w14:val="none"/>
         </w:rPr>
-        <w:t>d</w:t>
+        <w:t/>
       </w:r>
       <w:r>
         <w:rPr>
@@ -883,7 +883,7 @@
           <w:lang w:val="es-ES" w:eastAsia="es-ES"/>
           <w14:ligatures w14:val="none"/>
         </w:rPr>
-        <w:t>enunció a</w:t>
+        <w:t/>
       </w:r>
       <w:r>
         <w:rPr>
@@ -893,7 +893,7 @@
           <w:lang w:val="es-ES" w:eastAsia="es-ES"/>
           <w14:ligatures w14:val="none"/>
         </w:rPr>
-        <w:t>l</w:t>
+        <w:t/>
       </w:r>
       <w:r>
         <w:rPr>
@@ -903,7 +903,7 @@
           <w:lang w:val="es-ES" w:eastAsia="es-ES"/>
           <w14:ligatures w14:val="none"/>
         </w:rPr>
-        <w:t xml:space="preserve"> </w:t>
+        <w:t xml:space="preserve"/>
       </w:r>
       <w:r>
         <w:rPr>
@@ -913,7 +913,7 @@
           <w:lang w:val="es-ES" w:eastAsia="es-ES"/>
           <w14:ligatures w14:val="none"/>
         </w:rPr>
-        <w:t xml:space="preserve">Banco </w:t>
+        <w:t xml:space="preserve"/>
       </w:r>
       <w:r>
         <w:rPr>
@@ -923,7 +923,7 @@
           <w:lang w:val="es-ES" w:eastAsia="es-ES"/>
           <w14:ligatures w14:val="none"/>
         </w:rPr>
-        <w:t xml:space="preserve">y </w:t>
+        <w:t xml:space="preserve"/>
       </w:r>
       <w:r>
         <w:rPr>
@@ -933,7 +933,7 @@
           <w:lang w:val="es-ES" w:eastAsia="es-ES"/>
           <w14:ligatures w14:val="none"/>
         </w:rPr>
-        <w:t xml:space="preserve">Rímac </w:t>
+        <w:t xml:space="preserve"/>
       </w:r>
       <w:r>
         <w:rPr>
@@ -943,7 +943,7 @@
           <w:lang w:val="es-ES" w:eastAsia="es-ES"/>
           <w14:ligatures w14:val="none"/>
         </w:rPr>
-        <w:t>por presuntas infracciones a la Ley 29571, Código de Protección y Defensa del Consumidor (en adelante, Códig</w:t>
+        <w:t/>
       </w:r>
       <w:r>
         <w:rPr>
@@ -953,7 +953,7 @@
           <w:lang w:val="es-ES" w:eastAsia="es-ES"/>
           <w14:ligatures w14:val="none"/>
         </w:rPr>
-        <w:t>o)</w:t>
+        <w:t/>
       </w:r>
       <w:r>
         <w:rPr>
@@ -974,7 +974,7 @@
           <w:lang w:val="es-ES" w:eastAsia="es-ES"/>
           <w14:ligatures w14:val="none"/>
         </w:rPr>
-        <w:t>, señalando lo siguiente:</w:t>
+        <w:t/>
       </w:r>
     </w:p>
     <w:p>
@@ -1574,7 +1574,7 @@
           <w:lang w:val="es-ES" w:eastAsia="es-ES"/>
           <w14:ligatures w14:val="none"/>
         </w:rPr>
-        <w:t>Belanela</w:t>
+        <w:t xml:space="preserve">[APELLIDO] solicitó, en calidad de medida correctiva, que el Banco cumpla con: (i) realizar el cese inmediato de los cobros de seguros no solicitados; (ii) realizar la devolución de los montos cobrados indebidamente, más los intereses legales correspondientes; y, (iii) entregarle el levantamiento de hipoteca de su local comercial y carta de no adeudo. Asimismo, no requirió de manera expresa el reembolso de costos y costas del presente procedimiento.</w:t>
       </w:r>
       <w:proofErr w:type="spellEnd"/>
       <w:r>
@@ -1583,7 +1583,7 @@
           <w:kern w:val="0"/>
           <w14:ligatures w14:val="none"/>
         </w:rPr>
-        <w:t xml:space="preserve"> </w:t>
+        <w:t xml:space="preserve"/>
       </w:r>
       <w:r>
         <w:rPr>
@@ -1593,7 +1593,7 @@
           <w:lang w:val="es-ES" w:eastAsia="es-ES"/>
           <w14:ligatures w14:val="none"/>
         </w:rPr>
-        <w:t xml:space="preserve">solicitó, en calidad de medida correctiva, que </w:t>
+        <w:t xml:space="preserve"/>
       </w:r>
       <w:bookmarkStart w:id="3" w:name="_Hlk206587071"/>
       <w:r>
@@ -1604,7 +1604,7 @@
           <w:lang w:val="es-ES" w:eastAsia="es-ES"/>
           <w14:ligatures w14:val="none"/>
         </w:rPr>
-        <w:t xml:space="preserve">el Banco </w:t>
+        <w:t xml:space="preserve"/>
       </w:r>
       <w:r>
         <w:rPr>
@@ -1614,7 +1614,7 @@
           <w:lang w:val="es-ES" w:eastAsia="es-ES"/>
           <w14:ligatures w14:val="none"/>
         </w:rPr>
-        <w:t xml:space="preserve">cumpla con: (i) </w:t>
+        <w:t xml:space="preserve"/>
       </w:r>
       <w:r>
         <w:rPr>
@@ -1624,7 +1624,7 @@
           <w:lang w:val="es-ES" w:eastAsia="es-ES"/>
           <w14:ligatures w14:val="none"/>
         </w:rPr>
-        <w:t>realizar el cese inmediato de los cobros de seguros no solicitados</w:t>
+        <w:t/>
       </w:r>
       <w:r>
         <w:rPr>
@@ -1634,7 +1634,7 @@
           <w:lang w:val="es-ES" w:eastAsia="es-ES"/>
           <w14:ligatures w14:val="none"/>
         </w:rPr>
-        <w:t>; (</w:t>
+        <w:t/>
       </w:r>
       <w:proofErr w:type="spellStart"/>
       <w:r>
@@ -1645,7 +1645,7 @@
           <w:lang w:val="es-ES" w:eastAsia="es-ES"/>
           <w14:ligatures w14:val="none"/>
         </w:rPr>
-        <w:t>ii</w:t>
+        <w:t/>
       </w:r>
       <w:proofErr w:type="spellEnd"/>
       <w:r>
@@ -1656,7 +1656,7 @@
           <w:lang w:val="es-ES" w:eastAsia="es-ES"/>
           <w14:ligatures w14:val="none"/>
         </w:rPr>
-        <w:t>) realizar la devolución de los montos cobrados indebidamente, más los intereses legales correspondientes; y</w:t>
+        <w:t/>
       </w:r>
       <w:r>
         <w:rPr>
@@ -1666,7 +1666,7 @@
           <w:lang w:val="es-ES" w:eastAsia="es-ES"/>
           <w14:ligatures w14:val="none"/>
         </w:rPr>
-        <w:t>,</w:t>
+        <w:t/>
       </w:r>
       <w:r>
         <w:rPr>
@@ -1676,7 +1676,7 @@
           <w:lang w:val="es-ES" w:eastAsia="es-ES"/>
           <w14:ligatures w14:val="none"/>
         </w:rPr>
-        <w:t xml:space="preserve"> (</w:t>
+        <w:t xml:space="preserve"/>
       </w:r>
       <w:proofErr w:type="spellStart"/>
       <w:r>
@@ -1687,7 +1687,7 @@
           <w:lang w:val="es-ES" w:eastAsia="es-ES"/>
           <w14:ligatures w14:val="none"/>
         </w:rPr>
-        <w:t>iii</w:t>
+        <w:t/>
       </w:r>
       <w:proofErr w:type="spellEnd"/>
       <w:r>
@@ -1698,7 +1698,7 @@
           <w:lang w:val="es-ES" w:eastAsia="es-ES"/>
           <w14:ligatures w14:val="none"/>
         </w:rPr>
-        <w:t xml:space="preserve">) entregarle el levantamiento de hipoteca </w:t>
+        <w:t xml:space="preserve"/>
       </w:r>
       <w:r>
         <w:rPr>
@@ -1708,7 +1708,7 @@
           <w:lang w:val="es-ES" w:eastAsia="es-ES"/>
           <w14:ligatures w14:val="none"/>
         </w:rPr>
-        <w:t>de</w:t>
+        <w:t/>
       </w:r>
       <w:r>
         <w:rPr>
@@ -1718,7 +1718,7 @@
           <w:lang w:val="es-ES" w:eastAsia="es-ES"/>
           <w14:ligatures w14:val="none"/>
         </w:rPr>
-        <w:t xml:space="preserve"> </w:t>
+        <w:t xml:space="preserve"/>
       </w:r>
       <w:r>
         <w:rPr>
@@ -1728,7 +1728,7 @@
           <w:lang w:val="es-ES" w:eastAsia="es-ES"/>
           <w14:ligatures w14:val="none"/>
         </w:rPr>
-        <w:t>su</w:t>
+        <w:t/>
       </w:r>
       <w:r>
         <w:rPr>
@@ -1738,7 +1738,7 @@
           <w:lang w:val="es-ES" w:eastAsia="es-ES"/>
           <w14:ligatures w14:val="none"/>
         </w:rPr>
-        <w:t xml:space="preserve"> local comercial y carta de no adeudo</w:t>
+        <w:t xml:space="preserve"/>
       </w:r>
       <w:r>
         <w:rPr>
@@ -1748,7 +1748,7 @@
           <w:lang w:val="es-ES" w:eastAsia="es-ES"/>
           <w14:ligatures w14:val="none"/>
         </w:rPr>
-        <w:t xml:space="preserve">. Asimismo, </w:t>
+        <w:t xml:space="preserve"/>
       </w:r>
       <w:r>
         <w:rPr>
@@ -1758,7 +1758,7 @@
           <w:lang w:val="es-ES" w:eastAsia="es-ES"/>
           <w14:ligatures w14:val="none"/>
         </w:rPr>
-        <w:t xml:space="preserve">no </w:t>
+        <w:t xml:space="preserve"/>
       </w:r>
       <w:r>
         <w:rPr>
@@ -1768,7 +1768,7 @@
           <w:lang w:val="es-ES" w:eastAsia="es-ES"/>
           <w14:ligatures w14:val="none"/>
         </w:rPr>
-        <w:t xml:space="preserve">requirió </w:t>
+        <w:t xml:space="preserve"/>
       </w:r>
       <w:r>
         <w:rPr>
@@ -1778,7 +1778,7 @@
           <w:lang w:val="es-ES" w:eastAsia="es-ES"/>
           <w14:ligatures w14:val="none"/>
         </w:rPr>
-        <w:t xml:space="preserve">de manera expresa </w:t>
+        <w:t xml:space="preserve"/>
       </w:r>
       <w:r>
         <w:rPr>
@@ -1788,7 +1788,7 @@
           <w:lang w:val="es-ES" w:eastAsia="es-ES"/>
           <w14:ligatures w14:val="none"/>
         </w:rPr>
-        <w:t>el reembolso de costos y costas del presente procedimiento.</w:t>
+        <w:t/>
       </w:r>
       <w:bookmarkStart w:id="4" w:name="_Hlk210205006"/>
       <w:bookmarkEnd w:id="3"/>
@@ -2192,28 +2192,28 @@
           <w:rFonts w:ascii="Arial Narrow" w:eastAsia="Arial Narrow" w:hAnsi="Arial Narrow" w:cs="Arial Narrow"/>
           <w:b/>
         </w:rPr>
-        <w:t xml:space="preserve">DE LA CALIFICACIÓN </w:t>
-      </w:r>
-      <w:r>
-        <w:rPr>
-          <w:rFonts w:ascii="Arial Narrow" w:eastAsia="Arial Narrow" w:hAnsi="Arial Narrow" w:cs="Arial Narrow"/>
-          <w:b/>
-        </w:rPr>
-        <w:t xml:space="preserve">DE </w:t>
-      </w:r>
-      <w:r>
-        <w:rPr>
-          <w:rFonts w:ascii="Arial Narrow" w:eastAsia="Arial Narrow" w:hAnsi="Arial Narrow" w:cs="Arial Narrow"/>
-          <w:b/>
-        </w:rPr>
-        <w:t>BELANELA</w:t>
-      </w:r>
-      <w:r>
-        <w:rPr>
-          <w:rFonts w:ascii="Arial Narrow" w:eastAsia="Arial Narrow" w:hAnsi="Arial Narrow" w:cs="Arial Narrow"/>
-          <w:b/>
-        </w:rPr>
-        <w:t xml:space="preserve"> COMO CONSUMIDOR FINAL</w:t>
+        <w:t xml:space="preserve">DE LA CALIFICACIÓN [APELLIDO] COMO CONSUMIDOR FINAL</w:t>
+      </w:r>
+      <w:r>
+        <w:rPr>
+          <w:rFonts w:ascii="Arial Narrow" w:eastAsia="Arial Narrow" w:hAnsi="Arial Narrow" w:cs="Arial Narrow"/>
+          <w:b/>
+        </w:rPr>
+        <w:t xml:space="preserve"/>
+      </w:r>
+      <w:r>
+        <w:rPr>
+          <w:rFonts w:ascii="Arial Narrow" w:eastAsia="Arial Narrow" w:hAnsi="Arial Narrow" w:cs="Arial Narrow"/>
+          <w:b/>
+        </w:rPr>
+        <w:t/>
+      </w:r>
+      <w:r>
+        <w:rPr>
+          <w:rFonts w:ascii="Arial Narrow" w:eastAsia="Arial Narrow" w:hAnsi="Arial Narrow" w:cs="Arial Narrow"/>
+          <w:b/>
+        </w:rPr>
+        <w:t xml:space="preserve"/>
       </w:r>
     </w:p>
     <w:p>
@@ -4663,7 +4663,7 @@
           <w:rFonts w:ascii="Arial Narrow" w:eastAsia="Arial" w:hAnsi="Arial Narrow" w:cs="Arial"/>
           <w:color w:val="000000"/>
         </w:rPr>
-        <w:t xml:space="preserve">En atención a lo expuesto, la Comisión analizará si </w:t>
+        <w:t xml:space="preserve">En atención a lo expuesto, la Comisión analizará si [APELLIDO] encaja en la noción de consumidor establecida por el Código.</w:t>
       </w:r>
       <w:proofErr w:type="spellStart"/>
       <w:r>
@@ -4671,7 +4671,7 @@
           <w:rFonts w:ascii="Arial Narrow" w:eastAsia="Arial" w:hAnsi="Arial Narrow" w:cs="Arial"/>
           <w:color w:val="000000"/>
         </w:rPr>
-        <w:t>Belanela</w:t>
+        <w:t/>
       </w:r>
       <w:proofErr w:type="spellEnd"/>
       <w:r>
@@ -4679,14 +4679,14 @@
           <w:rFonts w:ascii="Arial Narrow" w:eastAsia="Arial" w:hAnsi="Arial Narrow" w:cs="Arial"/>
           <w:color w:val="000000"/>
         </w:rPr>
-        <w:t xml:space="preserve"> </w:t>
-      </w:r>
-      <w:r>
-        <w:rPr>
-          <w:rFonts w:ascii="Arial Narrow" w:eastAsia="Arial" w:hAnsi="Arial Narrow" w:cs="Arial"/>
-          <w:color w:val="000000"/>
-        </w:rPr>
-        <w:t>encaja en la noción de consumidor establecida por el Código.</w:t>
+        <w:t xml:space="preserve"/>
+      </w:r>
+      <w:r>
+        <w:rPr>
+          <w:rFonts w:ascii="Arial Narrow" w:eastAsia="Arial" w:hAnsi="Arial Narrow" w:cs="Arial"/>
+          <w:color w:val="000000"/>
+        </w:rPr>
+        <w:t/>
       </w:r>
     </w:p>
     <w:p>
@@ -4762,7 +4762,7 @@
           <w:rFonts w:ascii="Arial Narrow" w:eastAsia="Arial" w:hAnsi="Arial Narrow" w:cs="Arial"/>
           <w:color w:val="000000"/>
         </w:rPr>
-        <w:t xml:space="preserve">De la consulta a la información publicada en la página </w:t>
+        <w:t xml:space="preserve">De la consulta a la información publicada en la página web del Registro Único de Contribuyente (RUC) de la Superintendencia Nacional de Aduanas y de Administración Tributaria (en adelante, Sunat), se ha verificado que [APELLIDO] es una Sociedad Anónima Cerrada dedicada, entre otros aspectos, a actividades lavado y limpieza, incluida la limpieza en seco, de productos textiles y de piel. </w:t>
       </w:r>
       <w:r>
         <w:rPr>
@@ -4771,14 +4771,14 @@
           <w:iCs/>
           <w:color w:val="000000"/>
         </w:rPr>
-        <w:t>web</w:t>
-      </w:r>
-      <w:r>
-        <w:rPr>
-          <w:rFonts w:ascii="Arial Narrow" w:eastAsia="Arial" w:hAnsi="Arial Narrow" w:cs="Arial"/>
-          <w:color w:val="000000"/>
-        </w:rPr>
-        <w:t xml:space="preserve"> del Registro Único de Contribuyente (RUC) de la Superintendencia Nacional de Aduanas y de Administración Tributaria (en adelante, </w:t>
+        <w:t/>
+      </w:r>
+      <w:r>
+        <w:rPr>
+          <w:rFonts w:ascii="Arial Narrow" w:eastAsia="Arial" w:hAnsi="Arial Narrow" w:cs="Arial"/>
+          <w:color w:val="000000"/>
+        </w:rPr>
+        <w:t xml:space="preserve"/>
       </w:r>
       <w:proofErr w:type="spellStart"/>
       <w:r>
@@ -4786,7 +4786,7 @@
           <w:rFonts w:ascii="Arial Narrow" w:eastAsia="Arial" w:hAnsi="Arial Narrow" w:cs="Arial"/>
           <w:color w:val="000000"/>
         </w:rPr>
-        <w:t>Sunat</w:t>
+        <w:t/>
       </w:r>
       <w:proofErr w:type="spellEnd"/>
       <w:r>
@@ -4794,7 +4794,7 @@
           <w:rFonts w:ascii="Arial Narrow" w:eastAsia="Arial" w:hAnsi="Arial Narrow" w:cs="Arial"/>
           <w:color w:val="000000"/>
         </w:rPr>
-        <w:t>)</w:t>
+        <w:t/>
       </w:r>
       <w:r>
         <w:rPr>
@@ -4809,7 +4809,7 @@
           <w:rFonts w:ascii="Arial Narrow" w:eastAsia="Arial" w:hAnsi="Arial Narrow" w:cs="Arial"/>
           <w:color w:val="000000"/>
         </w:rPr>
-        <w:t xml:space="preserve">, se ha verificado que </w:t>
+        <w:t xml:space="preserve"/>
       </w:r>
       <w:proofErr w:type="spellStart"/>
       <w:r>
@@ -4817,7 +4817,7 @@
           <w:rFonts w:ascii="Arial Narrow" w:eastAsia="Arial" w:hAnsi="Arial Narrow" w:cs="Arial"/>
           <w:color w:val="000000"/>
         </w:rPr>
-        <w:t>Belanela</w:t>
+        <w:t/>
       </w:r>
       <w:proofErr w:type="spellEnd"/>
       <w:r>
@@ -4825,49 +4825,49 @@
           <w:rFonts w:ascii="Arial Narrow" w:eastAsia="Arial" w:hAnsi="Arial Narrow" w:cs="Arial"/>
           <w:color w:val="000000"/>
         </w:rPr>
-        <w:t xml:space="preserve"> </w:t>
-      </w:r>
-      <w:r>
-        <w:rPr>
-          <w:rFonts w:ascii="Arial Narrow" w:eastAsia="Arial" w:hAnsi="Arial Narrow" w:cs="Arial"/>
-          <w:color w:val="000000"/>
-        </w:rPr>
-        <w:t xml:space="preserve">es </w:t>
-      </w:r>
-      <w:r>
-        <w:rPr>
-          <w:rFonts w:ascii="Arial Narrow" w:eastAsia="Arial" w:hAnsi="Arial Narrow" w:cs="Arial"/>
-          <w:color w:val="000000"/>
-        </w:rPr>
-        <w:t xml:space="preserve">una </w:t>
-      </w:r>
-      <w:r>
-        <w:rPr>
-          <w:rFonts w:ascii="Arial Narrow" w:eastAsia="Arial" w:hAnsi="Arial Narrow" w:cs="Arial"/>
-          <w:color w:val="000000"/>
-        </w:rPr>
-        <w:t xml:space="preserve">Sociedad Anónima Cerrada </w:t>
-      </w:r>
-      <w:r>
-        <w:rPr>
-          <w:rFonts w:ascii="Arial Narrow" w:eastAsia="Arial" w:hAnsi="Arial Narrow" w:cs="Arial"/>
-          <w:color w:val="000000"/>
-        </w:rPr>
-        <w:t xml:space="preserve">dedicada, entre otros aspectos, a actividades </w:t>
-      </w:r>
-      <w:r>
-        <w:rPr>
-          <w:rFonts w:ascii="Arial Narrow" w:eastAsia="Arial" w:hAnsi="Arial Narrow" w:cs="Arial"/>
-          <w:color w:val="000000"/>
-        </w:rPr>
-        <w:t>lavado y limpieza, incluida la limpieza en seco, de productos textiles y de piel</w:t>
-      </w:r>
-      <w:r>
-        <w:rPr>
-          <w:rFonts w:ascii="Arial Narrow" w:eastAsia="Arial" w:hAnsi="Arial Narrow" w:cs="Arial"/>
-          <w:color w:val="000000"/>
-        </w:rPr>
-        <w:t xml:space="preserve">. </w:t>
+        <w:t xml:space="preserve"/>
+      </w:r>
+      <w:r>
+        <w:rPr>
+          <w:rFonts w:ascii="Arial Narrow" w:eastAsia="Arial" w:hAnsi="Arial Narrow" w:cs="Arial"/>
+          <w:color w:val="000000"/>
+        </w:rPr>
+        <w:t xml:space="preserve"/>
+      </w:r>
+      <w:r>
+        <w:rPr>
+          <w:rFonts w:ascii="Arial Narrow" w:eastAsia="Arial" w:hAnsi="Arial Narrow" w:cs="Arial"/>
+          <w:color w:val="000000"/>
+        </w:rPr>
+        <w:t xml:space="preserve"/>
+      </w:r>
+      <w:r>
+        <w:rPr>
+          <w:rFonts w:ascii="Arial Narrow" w:eastAsia="Arial" w:hAnsi="Arial Narrow" w:cs="Arial"/>
+          <w:color w:val="000000"/>
+        </w:rPr>
+        <w:t xml:space="preserve"/>
+      </w:r>
+      <w:r>
+        <w:rPr>
+          <w:rFonts w:ascii="Arial Narrow" w:eastAsia="Arial" w:hAnsi="Arial Narrow" w:cs="Arial"/>
+          <w:color w:val="000000"/>
+        </w:rPr>
+        <w:t xml:space="preserve"/>
+      </w:r>
+      <w:r>
+        <w:rPr>
+          <w:rFonts w:ascii="Arial Narrow" w:eastAsia="Arial" w:hAnsi="Arial Narrow" w:cs="Arial"/>
+          <w:color w:val="000000"/>
+        </w:rPr>
+        <w:t/>
+      </w:r>
+      <w:r>
+        <w:rPr>
+          <w:rFonts w:ascii="Arial Narrow" w:eastAsia="Arial" w:hAnsi="Arial Narrow" w:cs="Arial"/>
+          <w:color w:val="000000"/>
+        </w:rPr>
+        <w:t xml:space="preserve"/>
       </w:r>
     </w:p>
     <w:p>
@@ -5003,42 +5003,42 @@
           <w:rFonts w:ascii="Arial Narrow" w:eastAsia="Arial" w:hAnsi="Arial Narrow" w:cs="Arial"/>
           <w:color w:val="000000"/>
         </w:rPr>
-        <w:t xml:space="preserve">Por tanto, conforme al diagrama señalado en el numeral </w:t>
-      </w:r>
-      <w:r>
-        <w:rPr>
-          <w:rFonts w:ascii="Arial Narrow" w:eastAsia="Arial" w:hAnsi="Arial Narrow" w:cs="Arial"/>
-          <w:color w:val="000000"/>
-        </w:rPr>
-        <w:t>9</w:t>
-      </w:r>
-      <w:r>
-        <w:rPr>
-          <w:rFonts w:ascii="Arial Narrow" w:eastAsia="Arial" w:hAnsi="Arial Narrow" w:cs="Arial"/>
-          <w:color w:val="000000"/>
-        </w:rPr>
-        <w:t xml:space="preserve"> de la presente Resolución, habiéndose determinado que </w:t>
-      </w:r>
-      <w:r>
-        <w:rPr>
-          <w:rFonts w:ascii="Arial Narrow" w:eastAsia="Arial" w:hAnsi="Arial Narrow" w:cs="Arial"/>
-          <w:color w:val="000000"/>
-        </w:rPr>
-        <w:t>la denuncia se refiere a la presunta contratación y/o cobro de servicios no solicitados</w:t>
-      </w:r>
-      <w:r>
-        <w:rPr>
-          <w:rFonts w:ascii="Arial Narrow" w:eastAsia="Arial" w:hAnsi="Arial Narrow" w:cs="Arial"/>
-          <w:color w:val="000000"/>
-        </w:rPr>
-        <w:t xml:space="preserve"> </w:t>
-      </w:r>
-      <w:r>
-        <w:rPr>
-          <w:rFonts w:ascii="Arial Narrow" w:eastAsia="Arial" w:hAnsi="Arial Narrow" w:cs="Arial"/>
-          <w:color w:val="000000"/>
-        </w:rPr>
-        <w:t xml:space="preserve">y no de su uso directo con fines personales, familiares o de su entorno social inmediato, corresponde que este órgano colegiado continúe el análisis aplicando el filtro especial para microempresas, a fin de determinar si </w:t>
+        <w:t xml:space="preserve">Por tanto, conforme al diagrama señalado en el numeral 9 de la presente Resolución, habiéndose determinado que la denuncia se refiere a la presunta contratación y/o cobro de servicios no solicitados y no de su uso directo con fines personales, familiares o de su entorno social inmediato, corresponde que este órgano colegiado continúe el análisis aplicando el filtro especial para microempresas, a fin de determinar si [APELLIDO] puede ostentar la calidad de consumidor final en este caso. </w:t>
+      </w:r>
+      <w:r>
+        <w:rPr>
+          <w:rFonts w:ascii="Arial Narrow" w:eastAsia="Arial" w:hAnsi="Arial Narrow" w:cs="Arial"/>
+          <w:color w:val="000000"/>
+        </w:rPr>
+        <w:t/>
+      </w:r>
+      <w:r>
+        <w:rPr>
+          <w:rFonts w:ascii="Arial Narrow" w:eastAsia="Arial" w:hAnsi="Arial Narrow" w:cs="Arial"/>
+          <w:color w:val="000000"/>
+        </w:rPr>
+        <w:t xml:space="preserve"/>
+      </w:r>
+      <w:r>
+        <w:rPr>
+          <w:rFonts w:ascii="Arial Narrow" w:eastAsia="Arial" w:hAnsi="Arial Narrow" w:cs="Arial"/>
+          <w:color w:val="000000"/>
+        </w:rPr>
+        <w:t/>
+      </w:r>
+      <w:r>
+        <w:rPr>
+          <w:rFonts w:ascii="Arial Narrow" w:eastAsia="Arial" w:hAnsi="Arial Narrow" w:cs="Arial"/>
+          <w:color w:val="000000"/>
+        </w:rPr>
+        <w:t xml:space="preserve"/>
+      </w:r>
+      <w:r>
+        <w:rPr>
+          <w:rFonts w:ascii="Arial Narrow" w:eastAsia="Arial" w:hAnsi="Arial Narrow" w:cs="Arial"/>
+          <w:color w:val="000000"/>
+        </w:rPr>
+        <w:t xml:space="preserve"/>
       </w:r>
       <w:proofErr w:type="spellStart"/>
       <w:r>
@@ -5046,7 +5046,7 @@
           <w:rFonts w:ascii="Arial Narrow" w:eastAsia="Arial" w:hAnsi="Arial Narrow" w:cs="Arial"/>
           <w:color w:val="000000"/>
         </w:rPr>
-        <w:t>Belanela</w:t>
+        <w:t/>
       </w:r>
       <w:proofErr w:type="spellEnd"/>
       <w:r>
@@ -5054,28 +5054,28 @@
           <w:rFonts w:ascii="Arial Narrow" w:eastAsia="Arial" w:hAnsi="Arial Narrow" w:cs="Arial"/>
           <w:color w:val="000000"/>
         </w:rPr>
-        <w:t xml:space="preserve"> </w:t>
-      </w:r>
-      <w:r>
-        <w:rPr>
-          <w:rFonts w:ascii="Arial Narrow" w:eastAsia="Arial" w:hAnsi="Arial Narrow" w:cs="Arial"/>
-          <w:color w:val="000000"/>
-        </w:rPr>
-        <w:t>puede ostentar la calidad de consumidor final en este caso</w:t>
-      </w:r>
-      <w:r>
-        <w:rPr>
-          <w:rFonts w:ascii="Arial Narrow" w:eastAsia="Arial" w:hAnsi="Arial Narrow" w:cs="Arial"/>
-          <w:color w:val="000000"/>
-        </w:rPr>
-        <w:t>.</w:t>
-      </w:r>
-      <w:r>
-        <w:rPr>
-          <w:rFonts w:ascii="Arial Narrow" w:eastAsia="Arial" w:hAnsi="Arial Narrow" w:cs="Arial"/>
-          <w:color w:val="000000"/>
-        </w:rPr>
-        <w:t xml:space="preserve"> </w:t>
+        <w:t xml:space="preserve"/>
+      </w:r>
+      <w:r>
+        <w:rPr>
+          <w:rFonts w:ascii="Arial Narrow" w:eastAsia="Arial" w:hAnsi="Arial Narrow" w:cs="Arial"/>
+          <w:color w:val="000000"/>
+        </w:rPr>
+        <w:t/>
+      </w:r>
+      <w:r>
+        <w:rPr>
+          <w:rFonts w:ascii="Arial Narrow" w:eastAsia="Arial" w:hAnsi="Arial Narrow" w:cs="Arial"/>
+          <w:color w:val="000000"/>
+        </w:rPr>
+        <w:t/>
+      </w:r>
+      <w:r>
+        <w:rPr>
+          <w:rFonts w:ascii="Arial Narrow" w:eastAsia="Arial" w:hAnsi="Arial Narrow" w:cs="Arial"/>
+          <w:color w:val="000000"/>
+        </w:rPr>
+        <w:t xml:space="preserve"/>
       </w:r>
     </w:p>
     <w:p>
@@ -5150,14 +5150,14 @@
           <w:rFonts w:ascii="Arial Narrow" w:eastAsia="Arial" w:hAnsi="Arial Narrow" w:cs="Arial"/>
           <w:color w:val="000000"/>
         </w:rPr>
-        <w:t xml:space="preserve">De acuerdo con el resultado obtenido luego de aplicar el filtro general, la Comisión debería declarar la improcedencia </w:t>
-      </w:r>
-      <w:r>
-        <w:rPr>
-          <w:rFonts w:ascii="Arial Narrow" w:eastAsia="Arial" w:hAnsi="Arial Narrow" w:cs="Arial"/>
-          <w:color w:val="000000"/>
-        </w:rPr>
-        <w:t xml:space="preserve">de la denuncia; sin embargo, tal como se ha expuesto previamente, debe analizarse adicionalmente si </w:t>
+        <w:t xml:space="preserve">De acuerdo con el resultado obtenido luego de aplicar el filtro general, la Comisión debería declarar la improcedencia de la denuncia; sin embargo, tal como se ha expuesto previamente, debe analizarse adicionalmente si [APELLIDO] se encuentra en el supuesto de excepción previsto por el Código para las microempresas.</w:t>
+      </w:r>
+      <w:r>
+        <w:rPr>
+          <w:rFonts w:ascii="Arial Narrow" w:eastAsia="Arial" w:hAnsi="Arial Narrow" w:cs="Arial"/>
+          <w:color w:val="000000"/>
+        </w:rPr>
+        <w:t xml:space="preserve"/>
       </w:r>
       <w:proofErr w:type="spellStart"/>
       <w:r>
@@ -5165,7 +5165,7 @@
           <w:rFonts w:ascii="Arial Narrow" w:eastAsia="Arial" w:hAnsi="Arial Narrow" w:cs="Arial"/>
           <w:color w:val="000000"/>
         </w:rPr>
-        <w:t>Belanela</w:t>
+        <w:t/>
       </w:r>
       <w:proofErr w:type="spellEnd"/>
       <w:r>
@@ -5173,14 +5173,14 @@
           <w:rFonts w:ascii="Arial Narrow" w:eastAsia="Arial" w:hAnsi="Arial Narrow" w:cs="Arial"/>
           <w:color w:val="000000"/>
         </w:rPr>
-        <w:t xml:space="preserve"> </w:t>
-      </w:r>
-      <w:r>
-        <w:rPr>
-          <w:rFonts w:ascii="Arial Narrow" w:eastAsia="Arial" w:hAnsi="Arial Narrow" w:cs="Arial"/>
-          <w:color w:val="000000"/>
-        </w:rPr>
-        <w:t>se encuentra en el supuesto de excepción previsto por el Código para las microempresas.</w:t>
+        <w:t xml:space="preserve"/>
+      </w:r>
+      <w:r>
+        <w:rPr>
+          <w:rFonts w:ascii="Arial Narrow" w:eastAsia="Arial" w:hAnsi="Arial Narrow" w:cs="Arial"/>
+          <w:color w:val="000000"/>
+        </w:rPr>
+        <w:t/>
       </w:r>
     </w:p>
     <w:p>
@@ -5218,7 +5218,7 @@
           <w:i/>
           <w:color w:val="000000"/>
         </w:rPr>
-        <w:t xml:space="preserve">Sobre la condición de microempresa </w:t>
+        <w:t xml:space="preserve">Sobre la condición de microempresa [APELLIDO]:</w:t>
       </w:r>
       <w:r>
         <w:rPr>
@@ -5227,7 +5227,7 @@
           <w:iCs/>
           <w:color w:val="000000"/>
         </w:rPr>
-        <w:t xml:space="preserve">de </w:t>
+        <w:t xml:space="preserve"/>
       </w:r>
       <w:proofErr w:type="spellStart"/>
       <w:r>
@@ -5237,7 +5237,7 @@
           <w:iCs/>
           <w:color w:val="000000"/>
         </w:rPr>
-        <w:t>Belanela</w:t>
+        <w:t/>
       </w:r>
       <w:proofErr w:type="spellEnd"/>
       <w:r>
@@ -5247,7 +5247,7 @@
           <w:iCs/>
           <w:color w:val="000000"/>
         </w:rPr>
-        <w:t>:</w:t>
+        <w:t/>
       </w:r>
     </w:p>
     <w:p>
@@ -5432,28 +5432,28 @@
           <w:rFonts w:ascii="Arial Narrow" w:eastAsia="Arial" w:hAnsi="Arial Narrow" w:cs="Arial"/>
           <w:color w:val="000000"/>
         </w:rPr>
-        <w:t xml:space="preserve">En ese sentido, </w:t>
-      </w:r>
-      <w:r>
-        <w:rPr>
-          <w:rFonts w:ascii="Arial Narrow" w:eastAsia="Arial" w:hAnsi="Arial Narrow" w:cs="Arial"/>
-          <w:color w:val="000000"/>
-        </w:rPr>
-        <w:t xml:space="preserve">con la verificación en </w:t>
-      </w:r>
-      <w:r>
-        <w:rPr>
-          <w:rFonts w:ascii="Arial Narrow" w:eastAsia="Arial" w:hAnsi="Arial Narrow" w:cs="Arial"/>
-          <w:color w:val="000000"/>
-        </w:rPr>
-        <w:t>la página web de la Consulta del REMYPE que ofrece el Ministerio del Trabajo y Promoción de Empleo</w:t>
-      </w:r>
-      <w:r>
-        <w:rPr>
-          <w:rFonts w:ascii="Arial Narrow" w:eastAsia="Arial" w:hAnsi="Arial Narrow" w:cs="Arial"/>
-          <w:color w:val="000000"/>
-        </w:rPr>
-        <w:t xml:space="preserve">, se evidencia que </w:t>
+        <w:t xml:space="preserve">En ese sentido, con la verificación en la página web de la Consulta del REMYPE que ofrece el Ministerio del Trabajo y Promoción de Empleo, se evidencia que [APELLIDO] sí acredita la condición de microempresa. En consecuencia, la Comisión considera que la denunciante califica como consumidor final en los términos del Código, de conformidad con lo dispuesto por el numeral 1.2 del artículo IV del Título Preliminar del Código. </w:t>
+      </w:r>
+      <w:r>
+        <w:rPr>
+          <w:rFonts w:ascii="Arial Narrow" w:eastAsia="Arial" w:hAnsi="Arial Narrow" w:cs="Arial"/>
+          <w:color w:val="000000"/>
+        </w:rPr>
+        <w:t xml:space="preserve"/>
+      </w:r>
+      <w:r>
+        <w:rPr>
+          <w:rFonts w:ascii="Arial Narrow" w:eastAsia="Arial" w:hAnsi="Arial Narrow" w:cs="Arial"/>
+          <w:color w:val="000000"/>
+        </w:rPr>
+        <w:t/>
+      </w:r>
+      <w:r>
+        <w:rPr>
+          <w:rFonts w:ascii="Arial Narrow" w:eastAsia="Arial" w:hAnsi="Arial Narrow" w:cs="Arial"/>
+          <w:color w:val="000000"/>
+        </w:rPr>
+        <w:t xml:space="preserve"/>
       </w:r>
       <w:proofErr w:type="spellStart"/>
       <w:r>
@@ -5461,7 +5461,7 @@
           <w:rFonts w:ascii="Arial Narrow" w:eastAsia="Arial" w:hAnsi="Arial Narrow" w:cs="Arial"/>
           <w:color w:val="000000"/>
         </w:rPr>
-        <w:t>Belanela</w:t>
+        <w:t/>
       </w:r>
       <w:proofErr w:type="spellEnd"/>
       <w:r>
@@ -5469,42 +5469,42 @@
           <w:rFonts w:ascii="Arial Narrow" w:eastAsia="Arial" w:hAnsi="Arial Narrow" w:cs="Arial"/>
           <w:color w:val="000000"/>
         </w:rPr>
-        <w:t xml:space="preserve"> </w:t>
-      </w:r>
-      <w:r>
-        <w:rPr>
-          <w:rFonts w:ascii="Arial Narrow" w:eastAsia="Arial" w:hAnsi="Arial Narrow" w:cs="Arial"/>
-          <w:color w:val="000000"/>
-        </w:rPr>
-        <w:t xml:space="preserve">sí </w:t>
-      </w:r>
-      <w:r>
-        <w:rPr>
-          <w:rFonts w:ascii="Arial Narrow" w:eastAsia="Arial" w:hAnsi="Arial Narrow" w:cs="Arial"/>
-          <w:color w:val="000000"/>
-        </w:rPr>
-        <w:t>acredita</w:t>
-      </w:r>
-      <w:r>
-        <w:rPr>
-          <w:rFonts w:ascii="Arial Narrow" w:eastAsia="Arial" w:hAnsi="Arial Narrow" w:cs="Arial"/>
-          <w:color w:val="000000"/>
-        </w:rPr>
-        <w:t xml:space="preserve"> la condición de microempresa. En consecuencia, la Comisión considera que la denunciante califica como consumidor final en los términos del Código, de conformidad con lo dispuesto por el numeral </w:t>
-      </w:r>
-      <w:r>
-        <w:rPr>
-          <w:rFonts w:ascii="Arial Narrow" w:eastAsia="Arial" w:hAnsi="Arial Narrow" w:cs="Arial"/>
-          <w:color w:val="000000"/>
-        </w:rPr>
-        <w:t xml:space="preserve">1.2 </w:t>
-      </w:r>
-      <w:r>
-        <w:rPr>
-          <w:rFonts w:ascii="Arial Narrow" w:eastAsia="Arial" w:hAnsi="Arial Narrow" w:cs="Arial"/>
-          <w:color w:val="000000"/>
-        </w:rPr>
-        <w:t>del artículo IV del Título Preliminar del Código</w:t>
+        <w:t xml:space="preserve"/>
+      </w:r>
+      <w:r>
+        <w:rPr>
+          <w:rFonts w:ascii="Arial Narrow" w:eastAsia="Arial" w:hAnsi="Arial Narrow" w:cs="Arial"/>
+          <w:color w:val="000000"/>
+        </w:rPr>
+        <w:t xml:space="preserve"/>
+      </w:r>
+      <w:r>
+        <w:rPr>
+          <w:rFonts w:ascii="Arial Narrow" w:eastAsia="Arial" w:hAnsi="Arial Narrow" w:cs="Arial"/>
+          <w:color w:val="000000"/>
+        </w:rPr>
+        <w:t/>
+      </w:r>
+      <w:r>
+        <w:rPr>
+          <w:rFonts w:ascii="Arial Narrow" w:eastAsia="Arial" w:hAnsi="Arial Narrow" w:cs="Arial"/>
+          <w:color w:val="000000"/>
+        </w:rPr>
+        <w:t xml:space="preserve"/>
+      </w:r>
+      <w:r>
+        <w:rPr>
+          <w:rFonts w:ascii="Arial Narrow" w:eastAsia="Arial" w:hAnsi="Arial Narrow" w:cs="Arial"/>
+          <w:color w:val="000000"/>
+        </w:rPr>
+        <w:t xml:space="preserve"/>
+      </w:r>
+      <w:r>
+        <w:rPr>
+          <w:rFonts w:ascii="Arial Narrow" w:eastAsia="Arial" w:hAnsi="Arial Narrow" w:cs="Arial"/>
+          <w:color w:val="000000"/>
+        </w:rPr>
+        <w:t/>
       </w:r>
       <w:r>
         <w:rPr>
@@ -5518,14 +5518,14 @@
           <w:rFonts w:ascii="Arial Narrow" w:eastAsia="Arial" w:hAnsi="Arial Narrow" w:cs="Arial"/>
           <w:color w:val="000000"/>
         </w:rPr>
-        <w:t>.</w:t>
-      </w:r>
-      <w:r>
-        <w:rPr>
-          <w:rFonts w:ascii="Arial Narrow" w:eastAsia="Arial" w:hAnsi="Arial Narrow" w:cs="Arial"/>
-          <w:color w:val="000000"/>
-        </w:rPr>
-        <w:t xml:space="preserve"> </w:t>
+        <w:t/>
+      </w:r>
+      <w:r>
+        <w:rPr>
+          <w:rFonts w:ascii="Arial Narrow" w:eastAsia="Arial" w:hAnsi="Arial Narrow" w:cs="Arial"/>
+          <w:color w:val="000000"/>
+        </w:rPr>
+        <w:t xml:space="preserve"/>
       </w:r>
     </w:p>
     <w:bookmarkEnd w:id="5"/>
@@ -7758,18 +7758,18 @@
           <w:lang w:eastAsia="es-PE"/>
           <w14:ligatures w14:val="none"/>
         </w:rPr>
-        <w:t>SEGUNDO</w:t>
-      </w:r>
-      <w:r>
-        <w:rPr>
-          <w:rFonts w:ascii="Arial Narrow" w:eastAsia="Arial Narrow" w:hAnsi="Arial Narrow" w:cs="Arial Narrow"/>
-          <w:b/>
-          <w:color w:val="000000"/>
-          <w:kern w:val="0"/>
-          <w:lang w:eastAsia="es-PE"/>
-          <w14:ligatures w14:val="none"/>
-        </w:rPr>
-        <w:t xml:space="preserve">: </w:t>
+        <w:t xml:space="preserve">SEGUNDO: admitir a trámite la denuncia del 24 de setiembre del 2025, interpuesta por [DENUNCIANTE] contra Banco BBVA Perú S.A. y Rímac Seguros y Reaseguros S.A., por lo siguiente:</w:t>
+      </w:r>
+      <w:r>
+        <w:rPr>
+          <w:rFonts w:ascii="Arial Narrow" w:eastAsia="Arial Narrow" w:hAnsi="Arial Narrow" w:cs="Arial Narrow"/>
+          <w:b/>
+          <w:color w:val="000000"/>
+          <w:kern w:val="0"/>
+          <w:lang w:eastAsia="es-PE"/>
+          <w14:ligatures w14:val="none"/>
+        </w:rPr>
+        <w:t xml:space="preserve"/>
       </w:r>
       <w:r>
         <w:rPr>
@@ -7780,7 +7780,7 @@
           <w:lang w:eastAsia="es-PE"/>
           <w14:ligatures w14:val="none"/>
         </w:rPr>
-        <w:t xml:space="preserve">admitir a trámite la denuncia del </w:t>
+        <w:t xml:space="preserve"/>
       </w:r>
       <w:r>
         <w:rPr>
@@ -7790,7 +7790,7 @@
           <w:lang w:val="es-ES" w:eastAsia="es-ES"/>
           <w14:ligatures w14:val="none"/>
         </w:rPr>
-        <w:t>24 de setiembre del 2025</w:t>
+        <w:t/>
       </w:r>
       <w:r>
         <w:rPr>
@@ -7800,7 +7800,7 @@
           <w:lang w:val="es-ES" w:eastAsia="es-ES"/>
           <w14:ligatures w14:val="none"/>
         </w:rPr>
-        <w:t xml:space="preserve">, </w:t>
+        <w:t xml:space="preserve"/>
       </w:r>
       <w:r>
         <w:rPr>
@@ -7811,7 +7811,7 @@
           <w:lang w:eastAsia="es-PE"/>
           <w14:ligatures w14:val="none"/>
         </w:rPr>
-        <w:t xml:space="preserve">interpuesta por </w:t>
+        <w:t xml:space="preserve"/>
       </w:r>
       <w:proofErr w:type="spellStart"/>
       <w:r>
@@ -7822,7 +7822,7 @@
           <w:kern w:val="0"/>
           <w14:ligatures w14:val="none"/>
         </w:rPr>
-        <w:t>Belanela</w:t>
+        <w:t/>
       </w:r>
       <w:proofErr w:type="spellEnd"/>
       <w:r>
@@ -7833,7 +7833,7 @@
           <w:kern w:val="0"/>
           <w14:ligatures w14:val="none"/>
         </w:rPr>
-        <w:t xml:space="preserve"> S.A.C. </w:t>
+        <w:t xml:space="preserve"/>
       </w:r>
       <w:r>
         <w:rPr>
@@ -7844,28 +7844,28 @@
           <w:lang w:eastAsia="es-PE"/>
           <w14:ligatures w14:val="none"/>
         </w:rPr>
-        <w:t xml:space="preserve">contra </w:t>
+        <w:t xml:space="preserve"/>
       </w:r>
       <w:r>
         <w:rPr>
           <w:rFonts w:ascii="Arial Narrow" w:eastAsia="Arial Narrow" w:hAnsi="Arial Narrow" w:cs="Arial Narrow"/>
           <w:bCs/>
         </w:rPr>
-        <w:t>Banco BBVA Perú S.A.</w:t>
+        <w:t/>
       </w:r>
       <w:r>
         <w:rPr>
           <w:rFonts w:ascii="Arial Narrow" w:eastAsia="Arial Narrow" w:hAnsi="Arial Narrow" w:cs="Arial Narrow"/>
           <w:bCs/>
         </w:rPr>
-        <w:t xml:space="preserve"> y </w:t>
+        <w:t xml:space="preserve"/>
       </w:r>
       <w:r>
         <w:rPr>
           <w:rFonts w:ascii="Arial Narrow" w:eastAsia="Arial Narrow" w:hAnsi="Arial Narrow" w:cs="Arial Narrow"/>
           <w:bCs/>
         </w:rPr>
-        <w:t>Rímac Seguros y Reaseguros S.A.</w:t>
+        <w:t/>
       </w:r>
       <w:r>
         <w:rPr>
@@ -7876,7 +7876,7 @@
           <w:lang w:eastAsia="es-PE"/>
           <w14:ligatures w14:val="none"/>
         </w:rPr>
-        <w:t xml:space="preserve">, </w:t>
+        <w:t xml:space="preserve"/>
       </w:r>
       <w:r>
         <w:rPr>
@@ -7887,7 +7887,7 @@
           <w:lang w:eastAsia="es-PE"/>
           <w14:ligatures w14:val="none"/>
         </w:rPr>
-        <w:t>por</w:t>
+        <w:t/>
       </w:r>
       <w:r>
         <w:rPr>
@@ -7898,7 +7898,7 @@
           <w:lang w:eastAsia="es-PE"/>
           <w14:ligatures w14:val="none"/>
         </w:rPr>
-        <w:t xml:space="preserve"> lo siguiente:</w:t>
+        <w:t xml:space="preserve"/>
       </w:r>
     </w:p>
     <w:p>
@@ -10552,7 +10552,7 @@
           <w:b/>
           <w:bCs/>
         </w:rPr>
-        <w:t>DÉCIMO</w:t>
+        <w:t xml:space="preserve">DÉCIMO SEGUNDO: requerir a [DENUNCIANTE] y a Rímac Seguros y Reaseguros S.A. para que, dentro del plazo de dos (2) días hábiles siguientes a la fecha en que reciban la notificación en sus bandejas de correo electrónico, efectúen la confirmación de recepción de la notificación remitida por este despacho a sus correos electrónicos, de conformidad con el segundo párrafo del numeral 4 del artículo 20 del Texto Único Ordenado de la Ley del Procedimiento Administrativo General, aprobado mediante Decreto Supremo 006-2026-JUS, bajo apercibimiento de rehacer el acto de notificación y notificarle conforme al numeral 1 del artículo 20 del citado cuerpo normativo.</w:t>
       </w:r>
       <w:r>
         <w:rPr>
@@ -10560,7 +10560,7 @@
           <w:b/>
           <w:bCs/>
         </w:rPr>
-        <w:t xml:space="preserve"> </w:t>
+        <w:t xml:space="preserve"/>
       </w:r>
       <w:r>
         <w:rPr>
@@ -10568,7 +10568,7 @@
           <w:b/>
           <w:bCs/>
         </w:rPr>
-        <w:t>SEGUNDO</w:t>
+        <w:t/>
       </w:r>
       <w:r>
         <w:rPr>
@@ -10578,7 +10578,7 @@
           <w:kern w:val="0"/>
           <w14:ligatures w14:val="none"/>
         </w:rPr>
-        <w:t>:</w:t>
+        <w:t/>
       </w:r>
       <w:r>
         <w:rPr>
@@ -10588,7 +10588,7 @@
           <w:kern w:val="0"/>
           <w14:ligatures w14:val="none"/>
         </w:rPr>
-        <w:t xml:space="preserve"> </w:t>
+        <w:t xml:space="preserve"/>
       </w:r>
       <w:r>
         <w:rPr>
@@ -10598,7 +10598,7 @@
           <w:kern w:val="0"/>
           <w14:ligatures w14:val="none"/>
         </w:rPr>
-        <w:t>requerir a</w:t>
+        <w:t/>
       </w:r>
       <w:r>
         <w:rPr>
@@ -10608,7 +10608,7 @@
           <w:kern w:val="0"/>
           <w14:ligatures w14:val="none"/>
         </w:rPr>
-        <w:t xml:space="preserve"> </w:t>
+        <w:t xml:space="preserve"/>
       </w:r>
       <w:proofErr w:type="spellStart"/>
       <w:r>
@@ -10619,7 +10619,7 @@
           <w:kern w:val="0"/>
           <w14:ligatures w14:val="none"/>
         </w:rPr>
-        <w:t>Belanela</w:t>
+        <w:t/>
       </w:r>
       <w:proofErr w:type="spellEnd"/>
       <w:r>
@@ -10630,112 +10630,112 @@
           <w:kern w:val="0"/>
           <w14:ligatures w14:val="none"/>
         </w:rPr>
-        <w:t xml:space="preserve"> S.A.C. y a Rímac Seguros y Reaseguros S.A. </w:t>
+        <w:t xml:space="preserve"/>
       </w:r>
       <w:r>
         <w:rPr>
           <w:rFonts w:ascii="Arial Narrow" w:hAnsi="Arial Narrow"/>
           <w:color w:val="000000"/>
         </w:rPr>
-        <w:t>para que, dentro del plazo de dos (2) días hábiles siguientes a la fecha en que reciba</w:t>
+        <w:t/>
       </w:r>
       <w:r>
         <w:rPr>
           <w:rFonts w:ascii="Arial Narrow" w:hAnsi="Arial Narrow"/>
           <w:color w:val="000000"/>
         </w:rPr>
-        <w:t>n</w:t>
+        <w:t/>
       </w:r>
       <w:r>
         <w:rPr>
           <w:rFonts w:ascii="Arial Narrow" w:hAnsi="Arial Narrow"/>
           <w:color w:val="000000"/>
         </w:rPr>
-        <w:t xml:space="preserve"> la notificación en su</w:t>
+        <w:t xml:space="preserve"/>
       </w:r>
       <w:r>
         <w:rPr>
           <w:rFonts w:ascii="Arial Narrow" w:hAnsi="Arial Narrow"/>
           <w:color w:val="000000"/>
         </w:rPr>
-        <w:t>s</w:t>
+        <w:t/>
       </w:r>
       <w:r>
         <w:rPr>
           <w:rFonts w:ascii="Arial Narrow" w:hAnsi="Arial Narrow"/>
           <w:color w:val="000000"/>
         </w:rPr>
-        <w:t xml:space="preserve"> bandeja</w:t>
+        <w:t xml:space="preserve"/>
       </w:r>
       <w:r>
         <w:rPr>
           <w:rFonts w:ascii="Arial Narrow" w:hAnsi="Arial Narrow"/>
           <w:color w:val="000000"/>
         </w:rPr>
-        <w:t>s</w:t>
+        <w:t/>
       </w:r>
       <w:r>
         <w:rPr>
           <w:rFonts w:ascii="Arial Narrow" w:hAnsi="Arial Narrow"/>
           <w:color w:val="000000"/>
         </w:rPr>
-        <w:t xml:space="preserve"> de correo electrónico, efectúe</w:t>
+        <w:t xml:space="preserve"/>
       </w:r>
       <w:r>
         <w:rPr>
           <w:rFonts w:ascii="Arial Narrow" w:hAnsi="Arial Narrow"/>
           <w:color w:val="000000"/>
         </w:rPr>
-        <w:t>n</w:t>
+        <w:t/>
       </w:r>
       <w:r>
         <w:rPr>
           <w:rFonts w:ascii="Arial Narrow" w:hAnsi="Arial Narrow"/>
           <w:color w:val="000000"/>
         </w:rPr>
-        <w:t xml:space="preserve"> la confirmación de recepción de la notificación remitida por este despacho a su</w:t>
+        <w:t xml:space="preserve"/>
       </w:r>
       <w:r>
         <w:rPr>
           <w:rFonts w:ascii="Arial Narrow" w:hAnsi="Arial Narrow"/>
           <w:color w:val="000000"/>
         </w:rPr>
-        <w:t>s</w:t>
+        <w:t/>
       </w:r>
       <w:r>
         <w:rPr>
           <w:rFonts w:ascii="Arial Narrow" w:hAnsi="Arial Narrow"/>
           <w:color w:val="000000"/>
         </w:rPr>
-        <w:t xml:space="preserve"> correo</w:t>
+        <w:t xml:space="preserve"/>
       </w:r>
       <w:r>
         <w:rPr>
           <w:rFonts w:ascii="Arial Narrow" w:hAnsi="Arial Narrow"/>
           <w:color w:val="000000"/>
         </w:rPr>
-        <w:t>s</w:t>
+        <w:t/>
       </w:r>
       <w:r>
         <w:rPr>
           <w:rFonts w:ascii="Arial Narrow" w:hAnsi="Arial Narrow"/>
           <w:color w:val="000000"/>
         </w:rPr>
-        <w:t xml:space="preserve"> electrónico</w:t>
+        <w:t xml:space="preserve"/>
       </w:r>
       <w:r>
         <w:rPr>
           <w:rFonts w:ascii="Arial Narrow" w:hAnsi="Arial Narrow"/>
           <w:color w:val="000000"/>
         </w:rPr>
-        <w:t>s</w:t>
+        <w:t/>
       </w:r>
       <w:r>
         <w:rPr>
           <w:rFonts w:ascii="Arial Narrow" w:hAnsi="Arial Narrow"/>
           <w:color w:val="000000"/>
         </w:rPr>
-        <w:t>, de conformidad con el segundo párrafo del numeral 4 del artículo 20</w:t>
+        <w:t/>
       </w:r>
       <w:r>
         <w:rPr>
@@ -10752,14 +10752,14 @@
           <w:rFonts w:ascii="Arial Narrow" w:hAnsi="Arial Narrow"/>
           <w:color w:val="000000"/>
         </w:rPr>
-        <w:t xml:space="preserve"> del Texto Único Ordenado de la Ley del Procedimiento</w:t>
+        <w:t xml:space="preserve"/>
       </w:r>
       <w:r>
         <w:rPr>
           <w:rFonts w:ascii="Arial Narrow" w:hAnsi="Arial Narrow"/>
           <w:color w:val="000000"/>
         </w:rPr>
-        <w:t xml:space="preserve"> Administrativo General, aprobado mediante Decreto Supremo 006-2026-JUS, bajo apercibimiento de rehacer el acto de notificación y notificarle conforme al numeral 1 del artículo 20</w:t>
+        <w:t xml:space="preserve"/>
       </w:r>
       <w:r>
         <w:rPr>
@@ -10776,7 +10776,7 @@
           <w:rFonts w:ascii="Arial Narrow" w:hAnsi="Arial Narrow"/>
           <w:color w:val="000000"/>
         </w:rPr>
-        <w:t xml:space="preserve"> del citado cuerpo normativo</w:t>
+        <w:t xml:space="preserve"/>
       </w:r>
       <w:r>
         <w:rPr>
@@ -10789,7 +10789,7 @@
         <w:rPr>
           <w:rFonts w:ascii="Arial Narrow" w:hAnsi="Arial Narrow" w:cs="Arial"/>
         </w:rPr>
-        <w:t>.</w:t>
+        <w:t/>
       </w:r>
     </w:p>
     <w:p>
@@ -11346,7 +11346,7 @@
           <w:sz w:val="16"/>
           <w:szCs w:val="16"/>
         </w:rPr>
-        <w:t xml:space="preserve"> </w:t>
+        <w:t xml:space="preserve"> Representado por el señor [APELLIDO] Lopez Arias, con DNI [DNI].</w:t>
       </w:r>
       <w:r>
         <w:rPr>
@@ -11362,7 +11362,7 @@
           <w:sz w:val="16"/>
           <w:szCs w:val="16"/>
         </w:rPr>
-        <w:t xml:space="preserve">Representado por el señor </w:t>
+        <w:t xml:space="preserve"/>
       </w:r>
       <w:r>
         <w:rPr>
@@ -11370,7 +11370,7 @@
           <w:sz w:val="16"/>
           <w:szCs w:val="16"/>
         </w:rPr>
-        <w:t xml:space="preserve">Alexander Lopez Arias, con DNI </w:t>
+        <w:t xml:space="preserve"/>
       </w:r>
       <w:r>
         <w:rPr>
@@ -11386,7 +11386,7 @@
           <w:sz w:val="16"/>
           <w:szCs w:val="16"/>
         </w:rPr>
-        <w:t>06799679</w:t>
+        <w:t/>
       </w:r>
       <w:r>
         <w:rPr>
@@ -11394,7 +11394,7 @@
           <w:sz w:val="16"/>
           <w:szCs w:val="16"/>
         </w:rPr>
-        <w:t>.</w:t>
+        <w:t/>
       </w:r>
     </w:p>
     <w:p>

--- a/plantillas_maestras/17_seguro_no_especificado/contratacion_no_consentida/1_ddo_banco_o_financiera/varon/TPL_2545_2025_SEGURO_NO_ESPECIFICADO_CONTRATACION_NO_CONSENTIDA_BANCO_VARON_R1.docx
+++ b/plantillas_maestras/17_seguro_no_especificado/contratacion_no_consentida/1_ddo_banco_o_financiera/varon/TPL_2545_2025_SEGURO_NO_ESPECIFICADO_CONTRATACION_NO_CONSENTIDA_BANCO_VARON_R1.docx
@@ -11346,7 +11346,7 @@
           <w:sz w:val="16"/>
           <w:szCs w:val="16"/>
         </w:rPr>
-        <w:t xml:space="preserve"> Representado por el señor [APELLIDO] Lopez Arias, con DNI [DNI].</w:t>
+        <w:t xml:space="preserve"> Representado por el señor [APELLIDO] , con DNI [DNI].</w:t>
       </w:r>
       <w:r>
         <w:rPr>

--- a/plantillas_maestras/17_seguro_no_especificado/contratacion_no_consentida/1_ddo_banco_o_financiera/varon/TPL_2545_2025_SEGURO_NO_ESPECIFICADO_CONTRATACION_NO_CONSENTIDA_BANCO_VARON_R1.docx
+++ b/plantillas_maestras/17_seguro_no_especificado/contratacion_no_consentida/1_ddo_banco_o_financiera/varon/TPL_2545_2025_SEGURO_NO_ESPECIFICADO_CONTRATACION_NO_CONSENTIDA_BANCO_VARON_R1.docx
@@ -811,6 +811,7 @@
       </w:r>
       <w:r>
         <w:rPr>
+          <w:rStyle w:val="Refdenotaalpie"/>
           <w:rFonts w:ascii="Arial Narrow" w:eastAsia="Times New Roman" w:hAnsi="Arial Narrow" w:cs="Times New Roman"/>
           <w:color w:val="000000"/>
           <w:kern w:val="0"/>
@@ -850,6 +851,7 @@
       <w:proofErr w:type="spellEnd"/>
       <w:r>
         <w:rPr>
+          <w:rStyle w:val="Refdenotaalpie"/>
           <w:rFonts w:ascii="Arial Narrow" w:eastAsia="Times New Roman" w:hAnsi="Arial Narrow" w:cs="Times New Roman"/>
           <w:color w:val="000000"/>
           <w:kern w:val="0"/>
@@ -957,6 +959,7 @@
       </w:r>
       <w:r>
         <w:rPr>
+          <w:rStyle w:val="Refdenotaalpie"/>
           <w:rFonts w:ascii="Arial Narrow" w:eastAsia="Arial Narrow" w:hAnsi="Arial Narrow" w:cs="Arial Narrow"/>
           <w:color w:val="000000"/>
           <w:kern w:val="0"/>
@@ -1890,6 +1893,7 @@
       </w:r>
       <w:r>
         <w:rPr>
+          <w:rStyle w:val="Refdenotaalpie"/>
           <w:rFonts w:ascii="Arial Narrow" w:eastAsia="Times New Roman" w:hAnsi="Arial Narrow" w:cs="Arial"/>
           <w:color w:val="000000"/>
           <w:vertAlign w:val="superscript"/>
@@ -1959,6 +1963,7 @@
       </w:r>
       <w:r>
         <w:rPr>
+          <w:rStyle w:val="Refdenotaalpie"/>
           <w:rFonts w:eastAsia="Times New Roman" w:cs="Times New Roman"/>
           <w:sz w:val="24"/>
           <w:szCs w:val="24"/>
@@ -2302,6 +2307,7 @@
       </w:r>
       <w:r>
         <w:rPr>
+          <w:rStyle w:val="Refdenotaalpie"/>
           <w:rFonts w:ascii="Arial Narrow" w:eastAsia="Arial" w:hAnsi="Arial Narrow" w:cs="Arial"/>
           <w:color w:val="000000"/>
           <w:vertAlign w:val="superscript"/>
@@ -2774,6 +2780,7 @@
       </w:r>
       <w:r>
         <w:rPr>
+          <w:rStyle w:val="Refdenotaalpie"/>
           <w:rFonts w:ascii="Arial Narrow" w:eastAsia="Arial" w:hAnsi="Arial Narrow" w:cs="Arial"/>
           <w:color w:val="000000"/>
           <w:vertAlign w:val="superscript"/>
@@ -2826,6 +2833,7 @@
       </w:r>
       <w:r>
         <w:rPr>
+          <w:rStyle w:val="Refdenotaalpie"/>
           <w:rFonts w:ascii="Arial Narrow" w:eastAsia="Arial" w:hAnsi="Arial Narrow" w:cs="Arial"/>
           <w:color w:val="000000"/>
           <w:vertAlign w:val="superscript"/>
@@ -2878,6 +2886,7 @@
       </w:r>
       <w:r>
         <w:rPr>
+          <w:rStyle w:val="Refdenotaalpie"/>
           <w:rFonts w:ascii="Arial Narrow" w:eastAsia="Arial" w:hAnsi="Arial Narrow" w:cs="Arial"/>
           <w:color w:val="000000"/>
           <w:vertAlign w:val="superscript"/>
@@ -3316,6 +3325,7 @@
       <w:proofErr w:type="spellEnd"/>
       <w:r>
         <w:rPr>
+          <w:rStyle w:val="Refdenotaalpie"/>
           <w:rFonts w:ascii="Arial Narrow" w:eastAsia="Arial" w:hAnsi="Arial Narrow" w:cs="Arial"/>
           <w:color w:val="000000"/>
           <w:vertAlign w:val="superscript"/>
@@ -3458,6 +3468,7 @@
       </w:r>
       <w:r>
         <w:rPr>
+          <w:rStyle w:val="Refdenotaalpie"/>
           <w:rFonts w:ascii="Arial Narrow" w:eastAsia="Arial" w:hAnsi="Arial Narrow" w:cs="Arial"/>
           <w:color w:val="000000"/>
           <w:vertAlign w:val="superscript"/>
@@ -3507,6 +3518,7 @@
       </w:r>
       <w:r>
         <w:rPr>
+          <w:rStyle w:val="Refdenotaalpie"/>
           <w:rFonts w:ascii="Arial Narrow" w:eastAsia="Arial" w:hAnsi="Arial Narrow" w:cs="Arial"/>
           <w:color w:val="000000"/>
           <w:vertAlign w:val="superscript"/>
@@ -3592,6 +3604,7 @@
       </w:r>
       <w:r>
         <w:rPr>
+          <w:rStyle w:val="Refdenotaalpie"/>
           <w:rFonts w:ascii="Arial Narrow" w:eastAsia="Arial" w:hAnsi="Arial Narrow" w:cs="Arial"/>
           <w:color w:val="000000"/>
           <w:vertAlign w:val="superscript"/>
@@ -3885,6 +3898,7 @@
       </w:r>
       <w:r>
         <w:rPr>
+          <w:rStyle w:val="Refdenotaalpie"/>
           <w:rFonts w:ascii="Arial Narrow" w:eastAsia="Arial" w:hAnsi="Arial Narrow" w:cs="Arial"/>
           <w:color w:val="000000"/>
           <w:vertAlign w:val="superscript"/>
@@ -4042,6 +4056,7 @@
       </w:r>
       <w:r>
         <w:rPr>
+          <w:rStyle w:val="Refdenotaalpie"/>
           <w:rFonts w:ascii="Arial Narrow" w:eastAsia="Arial" w:hAnsi="Arial Narrow" w:cs="Arial"/>
           <w:color w:val="000000"/>
           <w:vertAlign w:val="superscript"/>
@@ -4108,6 +4123,7 @@
       </w:r>
       <w:r>
         <w:rPr>
+          <w:rStyle w:val="Refdenotaalpie"/>
           <w:vertAlign w:val="superscript"/>
         </w:rPr>
         <w:footnoteReference w:id="16"/>
@@ -4165,6 +4181,7 @@
       <w:proofErr w:type="spellEnd"/>
       <w:r>
         <w:rPr>
+          <w:rStyle w:val="Refdenotaalpie"/>
           <w:rFonts w:ascii="Arial Narrow" w:eastAsia="Arial" w:hAnsi="Arial Narrow" w:cs="Arial"/>
           <w:color w:val="000000"/>
           <w:vertAlign w:val="superscript"/>
@@ -4299,6 +4316,7 @@
       </w:r>
       <w:r>
         <w:rPr>
+          <w:rStyle w:val="Refdenotaalpie"/>
           <w:rFonts w:ascii="Arial Narrow" w:eastAsia="Arial" w:hAnsi="Arial Narrow" w:cs="Arial"/>
           <w:color w:val="000000"/>
           <w:vertAlign w:val="superscript"/>
@@ -4350,6 +4368,7 @@
       </w:r>
       <w:r>
         <w:rPr>
+          <w:rStyle w:val="Refdenotaalpie"/>
           <w:rFonts w:ascii="Arial Narrow" w:eastAsia="Arial" w:hAnsi="Arial Narrow" w:cs="Arial"/>
           <w:color w:val="000000"/>
           <w:vertAlign w:val="superscript"/>
@@ -4570,6 +4589,7 @@
       </w:r>
       <w:r>
         <w:rPr>
+          <w:rStyle w:val="Refdenotaalpie"/>
           <w:rFonts w:ascii="Arial Narrow" w:hAnsi="Arial Narrow"/>
           <w:color w:val="000000"/>
           <w:vertAlign w:val="superscript"/>
@@ -4798,6 +4818,7 @@
       </w:r>
       <w:r>
         <w:rPr>
+          <w:rStyle w:val="Refdenotaalpie"/>
           <w:rFonts w:ascii="Arial Narrow" w:eastAsia="Calibri" w:hAnsi="Arial Narrow" w:cs="Arial"/>
           <w:color w:val="000000"/>
           <w:vertAlign w:val="superscript"/>
@@ -5334,7 +5355,6 @@
         <w:rPr>
           <w:rFonts w:ascii="Arial Narrow" w:eastAsia="Arial" w:hAnsi="Arial Narrow" w:cs="Arial"/>
           <w:color w:val="000000"/>
-          <w:highlight w:val="magenta"/>
         </w:rPr>
       </w:pPr>
     </w:p>
@@ -5347,7 +5367,6 @@
         <w:rPr>
           <w:rFonts w:ascii="Arial Narrow" w:eastAsia="Arial" w:hAnsi="Arial Narrow" w:cs="Arial"/>
           <w:color w:val="000000"/>
-          <w:highlight w:val="magenta"/>
         </w:rPr>
       </w:pPr>
       <w:r>
@@ -5408,7 +5427,6 @@
         <w:rPr>
           <w:rFonts w:ascii="Arial Narrow" w:eastAsia="Arial" w:hAnsi="Arial Narrow" w:cs="Arial"/>
           <w:color w:val="000000"/>
-          <w:highlight w:val="magenta"/>
         </w:rPr>
       </w:pPr>
     </w:p>
@@ -5508,6 +5526,7 @@
       </w:r>
       <w:r>
         <w:rPr>
+          <w:rStyle w:val="Refdenotaalpie"/>
           <w:rFonts w:ascii="Arial Narrow" w:hAnsi="Arial Narrow"/>
           <w:vertAlign w:val="superscript"/>
         </w:rPr>
@@ -5634,6 +5653,7 @@
       </w:r>
       <w:r>
         <w:rPr>
+          <w:rStyle w:val="Refdenotaalpie"/>
           <w:rFonts w:ascii="Arial Narrow" w:eastAsia="Arial Narrow" w:hAnsi="Arial Narrow" w:cs="Arial Narrow"/>
           <w:kern w:val="0"/>
           <w:vertAlign w:val="superscript"/>
@@ -5771,6 +5791,7 @@
       </w:r>
       <w:r>
         <w:rPr>
+          <w:rStyle w:val="Refdenotaalpie"/>
           <w:vertAlign w:val="superscript"/>
           <w:lang w:eastAsia="es-PE"/>
         </w:rPr>
@@ -6047,6 +6068,7 @@
       </w:r>
       <w:r>
         <w:rPr>
+          <w:rStyle w:val="Refdenotaalpie"/>
           <w:rFonts w:ascii="Arial Narrow" w:eastAsia="Arial Narrow" w:hAnsi="Arial Narrow" w:cs="Arial"/>
           <w:kern w:val="0"/>
           <w:vertAlign w:val="superscript"/>
@@ -6375,7 +6397,6 @@
         <w:rPr>
           <w:rFonts w:ascii="Arial Narrow" w:eastAsia="Arial Narrow" w:hAnsi="Arial Narrow" w:cs="Arial Narrow"/>
           <w:kern w:val="0"/>
-          <w:highlight w:val="red"/>
           <w14:ligatures w14:val="none"/>
         </w:rPr>
       </w:pPr>
@@ -6521,6 +6542,7 @@
       <w:bookmarkEnd w:id="12"/>
       <w:r>
         <w:rPr>
+          <w:rStyle w:val="Refdenotaalpie"/>
           <w:rFonts w:ascii="Arial Narrow" w:eastAsia="Arial Narrow" w:hAnsi="Arial Narrow" w:cs="Arial"/>
           <w:bCs/>
           <w:color w:val="000000"/>
@@ -6803,6 +6825,7 @@
       </w:r>
       <w:r>
         <w:rPr>
+          <w:rStyle w:val="Refdenotaalpie"/>
           <w:rFonts w:ascii="Arial Narrow" w:eastAsia="Arial Narrow" w:hAnsi="Arial Narrow" w:cs="Arial"/>
           <w:kern w:val="0"/>
           <w:vertAlign w:val="superscript"/>
@@ -6943,6 +6966,7 @@
       </w:r>
       <w:r>
         <w:rPr>
+          <w:rStyle w:val="Refdenotaalpie"/>
           <w:rFonts w:ascii="Arial Narrow" w:eastAsia="Arial Narrow" w:hAnsi="Arial Narrow" w:cs="Arial Narrow"/>
           <w:kern w:val="0"/>
           <w:vertAlign w:val="superscript"/>
@@ -9268,6 +9292,7 @@
       </w:r>
       <w:r>
         <w:rPr>
+          <w:rStyle w:val="Refdenotaalpie"/>
           <w:rFonts w:ascii="Arial Narrow" w:eastAsia="Calibri" w:hAnsi="Arial Narrow" w:cs="Arial"/>
           <w:kern w:val="0"/>
           <w:vertAlign w:val="superscript"/>
@@ -9312,6 +9337,7 @@
       </w:r>
       <w:r>
         <w:rPr>
+          <w:rStyle w:val="Refdenotaalpie"/>
           <w:rFonts w:ascii="Arial Narrow" w:eastAsia="Calibri" w:hAnsi="Arial Narrow" w:cs="Arial"/>
           <w:spacing w:val="-2"/>
           <w:kern w:val="0"/>
@@ -10068,6 +10094,7 @@
       </w:r>
       <w:r>
         <w:rPr>
+          <w:rStyle w:val="Refdenotaalpie"/>
           <w:rFonts w:ascii="Arial Narrow" w:eastAsia="Arial Narrow" w:hAnsi="Arial Narrow" w:cs="Times New Roman"/>
           <w:color w:val="000000"/>
           <w:kern w:val="0"/>
@@ -10149,6 +10176,7 @@
       </w:r>
       <w:r>
         <w:rPr>
+          <w:rStyle w:val="Refdenotaalpie"/>
           <w:rFonts w:ascii="Arial Narrow" w:eastAsia="Arial Narrow" w:hAnsi="Arial Narrow" w:cs="Times New Roman"/>
           <w:color w:val="000000"/>
           <w:kern w:val="0"/>
@@ -10202,6 +10230,7 @@
       </w:r>
       <w:r>
         <w:rPr>
+          <w:rStyle w:val="Refdenotaalpie"/>
           <w:rFonts w:ascii="Arial Narrow" w:eastAsia="Arial Narrow" w:hAnsi="Arial Narrow" w:cs="Times New Roman"/>
           <w:color w:val="000000"/>
           <w:kern w:val="0"/>
@@ -10394,6 +10423,7 @@
       </w:r>
       <w:r>
         <w:rPr>
+          <w:rStyle w:val="Refdenotaalpie"/>
           <w:rFonts w:ascii="Arial Narrow" w:eastAsia="Calibri" w:hAnsi="Arial Narrow" w:cs="Arial"/>
           <w:kern w:val="0"/>
           <w:vertAlign w:val="superscript"/>
@@ -10780,6 +10810,7 @@
       </w:r>
       <w:r>
         <w:rPr>
+          <w:rStyle w:val="Refdenotaalpie"/>
           <w:rFonts w:ascii="Arial Narrow" w:hAnsi="Arial Narrow"/>
           <w:vertAlign w:val="superscript"/>
         </w:rPr>
@@ -11118,14 +11149,14 @@
         <w:tab w:val="right" w:pos="8838"/>
       </w:tabs>
       <w:rPr>
-        <w:rFonts w:ascii="Arial" w:eastAsia="Arial" w:hAnsi="Arial" w:cs="Arial"/>
+        <w:rFonts w:ascii="Arial Narrow" w:eastAsia="Arial" w:hAnsi="Arial Narrow" w:cs="Arial"/>
         <w:sz w:val="16"/>
         <w:szCs w:val="16"/>
       </w:rPr>
     </w:pPr>
     <w:r>
       <w:rPr>
-        <w:rFonts w:ascii="Arial" w:eastAsia="Arial" w:hAnsi="Arial" w:cs="Arial"/>
+        <w:rFonts w:ascii="Arial Narrow" w:eastAsia="Arial" w:hAnsi="Arial Narrow" w:cs="Arial"/>
         <w:sz w:val="16"/>
         <w:szCs w:val="16"/>
       </w:rPr>
@@ -11139,7 +11170,7 @@
     </w:pPr>
     <w:r>
       <w:rPr>
-        <w:rFonts w:ascii="Arial" w:eastAsia="Arial" w:hAnsi="Arial" w:cs="Arial"/>
+        <w:rFonts w:ascii="Arial Narrow" w:eastAsia="Arial" w:hAnsi="Arial Narrow" w:cs="Arial"/>
         <w:sz w:val="16"/>
         <w:szCs w:val="16"/>
       </w:rPr>
@@ -11147,7 +11178,7 @@
     </w:r>
     <w:r>
       <w:rPr>
-        <w:rFonts w:ascii="Arial" w:eastAsia="Arial" w:hAnsi="Arial" w:cs="Arial"/>
+        <w:rFonts w:ascii="Arial Narrow" w:eastAsia="Arial" w:hAnsi="Arial Narrow" w:cs="Arial"/>
         <w:sz w:val="16"/>
         <w:szCs w:val="16"/>
       </w:rPr>
@@ -11155,7 +11186,7 @@
     </w:r>
     <w:r>
       <w:rPr>
-        <w:rFonts w:ascii="Arial" w:eastAsia="Arial" w:hAnsi="Arial" w:cs="Arial"/>
+        <w:rFonts w:ascii="Arial Narrow" w:eastAsia="Arial" w:hAnsi="Arial Narrow" w:cs="Arial"/>
         <w:sz w:val="16"/>
         <w:szCs w:val="16"/>
       </w:rPr>
@@ -11163,7 +11194,7 @@
     </w:r>
     <w:r>
       <w:rPr>
-        <w:rFonts w:ascii="Arial" w:eastAsia="Arial" w:hAnsi="Arial" w:cs="Arial"/>
+        <w:rFonts w:ascii="Arial Narrow" w:eastAsia="Arial" w:hAnsi="Arial Narrow" w:cs="Arial"/>
         <w:sz w:val="16"/>
         <w:szCs w:val="16"/>
       </w:rPr>
@@ -11171,7 +11202,7 @@
     </w:r>
     <w:r>
       <w:rPr>
-        <w:rFonts w:ascii="Arial" w:eastAsia="Arial" w:hAnsi="Arial" w:cs="Arial"/>
+        <w:rFonts w:ascii="Arial Narrow" w:eastAsia="Arial" w:hAnsi="Arial Narrow" w:cs="Arial"/>
         <w:sz w:val="16"/>
         <w:szCs w:val="16"/>
       </w:rPr>
@@ -11221,6 +11252,7 @@
           <w:rFonts w:ascii="Arial Narrow" w:hAnsi="Arial Narrow" w:cs="Arial"/>
           <w:sz w:val="16"/>
           <w:szCs w:val="16"/>
+          <w:vertAlign w:val="superscript"/>
         </w:rPr>
         <w:footnoteRef/>
       </w:r>
@@ -11337,6 +11369,7 @@
           <w:rFonts w:ascii="Arial Narrow" w:hAnsi="Arial Narrow" w:cs="Arial"/>
           <w:sz w:val="16"/>
           <w:szCs w:val="16"/>
+          <w:vertAlign w:val="superscript"/>
         </w:rPr>
         <w:footnoteRef/>
       </w:r>
@@ -11428,6 +11461,7 @@
           <w:rFonts w:ascii="Arial Narrow" w:hAnsi="Arial Narrow" w:cs="Arial"/>
           <w:sz w:val="16"/>
           <w:szCs w:val="16"/>
+          <w:vertAlign w:val="superscript"/>
         </w:rPr>
         <w:footnoteRef/>
       </w:r>
@@ -11497,8 +11531,9 @@
         <w:rPr>
           <w:rStyle w:val="Refdenotaalpie"/>
           <w:rFonts w:ascii="Arial Narrow" w:hAnsi="Arial Narrow"/>
-          <w:sz w:val="15"/>
+          <w:sz w:val="16"/>
           <w:szCs w:val="15"/>
+          <w:vertAlign w:val="superscript"/>
         </w:rPr>
         <w:footnoteRef/>
       </w:r>
@@ -11645,8 +11680,9 @@
         <w:rPr>
           <w:rStyle w:val="Refdenotaalpie"/>
           <w:rFonts w:ascii="Arial Narrow" w:hAnsi="Arial Narrow"/>
-          <w:sz w:val="15"/>
+          <w:sz w:val="16"/>
           <w:szCs w:val="15"/>
+          <w:vertAlign w:val="superscript"/>
         </w:rPr>
         <w:footnoteRef/>
       </w:r>
@@ -11787,6 +11823,7 @@
       </w:pPr>
       <w:r>
         <w:rPr>
+          <w:rStyle w:val="Refdenotaalpie"/>
           <w:rFonts w:ascii="Arial Narrow" w:hAnsi="Arial Narrow" w:cs="Arial"/>
           <w:sz w:val="16"/>
           <w:szCs w:val="16"/>
@@ -12033,6 +12070,7 @@
       </w:pPr>
       <w:r>
         <w:rPr>
+          <w:rStyle w:val="Refdenotaalpie"/>
           <w:rFonts w:ascii="Arial Narrow" w:hAnsi="Arial Narrow" w:cs="Arial"/>
           <w:sz w:val="16"/>
           <w:szCs w:val="16"/>
@@ -12187,6 +12225,7 @@
       </w:pPr>
       <w:r>
         <w:rPr>
+          <w:rStyle w:val="Refdenotaalpie"/>
           <w:rFonts w:ascii="Arial Narrow" w:hAnsi="Arial Narrow" w:cs="Arial"/>
           <w:sz w:val="16"/>
           <w:szCs w:val="16"/>
@@ -12228,6 +12267,7 @@
       </w:pPr>
       <w:r>
         <w:rPr>
+          <w:rStyle w:val="Refdenotaalpie"/>
           <w:rFonts w:ascii="Arial Narrow" w:hAnsi="Arial Narrow" w:cs="Arial"/>
           <w:sz w:val="16"/>
           <w:szCs w:val="16"/>
@@ -12392,6 +12432,7 @@
       </w:pPr>
       <w:r>
         <w:rPr>
+          <w:rStyle w:val="Refdenotaalpie"/>
           <w:rFonts w:ascii="Arial Narrow" w:hAnsi="Arial Narrow" w:cs="Arial"/>
           <w:sz w:val="16"/>
           <w:szCs w:val="16"/>
@@ -12600,6 +12641,7 @@
       </w:pPr>
       <w:r>
         <w:rPr>
+          <w:rStyle w:val="Refdenotaalpie"/>
           <w:rFonts w:ascii="Arial Narrow" w:hAnsi="Arial Narrow" w:cs="Arial"/>
           <w:sz w:val="16"/>
           <w:szCs w:val="16"/>
@@ -12739,6 +12781,7 @@
       </w:pPr>
       <w:r>
         <w:rPr>
+          <w:rStyle w:val="Refdenotaalpie"/>
           <w:rFonts w:ascii="Arial Narrow" w:hAnsi="Arial Narrow" w:cs="Arial"/>
           <w:sz w:val="16"/>
           <w:szCs w:val="16"/>
@@ -12780,6 +12823,7 @@
       </w:pPr>
       <w:r>
         <w:rPr>
+          <w:rStyle w:val="Refdenotaalpie"/>
           <w:rFonts w:ascii="Arial Narrow" w:hAnsi="Arial Narrow" w:cs="Arial"/>
           <w:sz w:val="16"/>
           <w:szCs w:val="16"/>
@@ -12973,6 +13017,7 @@
       </w:pPr>
       <w:r>
         <w:rPr>
+          <w:rStyle w:val="Refdenotaalpie"/>
           <w:rFonts w:ascii="Arial Narrow" w:hAnsi="Arial Narrow" w:cs="Arial"/>
           <w:sz w:val="16"/>
           <w:szCs w:val="16"/>
@@ -13087,6 +13132,7 @@
       </w:pPr>
       <w:r>
         <w:rPr>
+          <w:rStyle w:val="Refdenotaalpie"/>
           <w:rFonts w:ascii="Arial Narrow" w:hAnsi="Arial Narrow" w:cs="Arial"/>
           <w:sz w:val="16"/>
           <w:szCs w:val="16"/>
@@ -13141,6 +13187,7 @@
       </w:pPr>
       <w:r>
         <w:rPr>
+          <w:rStyle w:val="Refdenotaalpie"/>
           <w:rFonts w:ascii="Arial Narrow" w:hAnsi="Arial Narrow" w:cs="Arial"/>
           <w:sz w:val="16"/>
           <w:szCs w:val="16"/>
@@ -13294,6 +13341,7 @@
       </w:pPr>
       <w:r>
         <w:rPr>
+          <w:rStyle w:val="Refdenotaalpie"/>
           <w:rFonts w:ascii="Arial Narrow" w:hAnsi="Arial Narrow" w:cs="Arial"/>
           <w:sz w:val="16"/>
           <w:szCs w:val="16"/>
@@ -13552,6 +13600,7 @@
       </w:pPr>
       <w:r>
         <w:rPr>
+          <w:rStyle w:val="Refdenotaalpie"/>
           <w:rFonts w:ascii="Arial Narrow" w:hAnsi="Arial Narrow" w:cs="Arial"/>
           <w:sz w:val="16"/>
           <w:szCs w:val="16"/>
@@ -13699,6 +13748,7 @@
       </w:pPr>
       <w:r>
         <w:rPr>
+          <w:rStyle w:val="Refdenotaalpie"/>
           <w:rFonts w:ascii="Arial Narrow" w:hAnsi="Arial Narrow" w:cs="Arial"/>
           <w:sz w:val="16"/>
           <w:szCs w:val="16"/>
@@ -13935,6 +13985,7 @@
           <w:rFonts w:ascii="Arial Narrow" w:eastAsia="Arial" w:hAnsi="Arial Narrow"/>
           <w:sz w:val="16"/>
           <w:szCs w:val="16"/>
+          <w:vertAlign w:val="superscript"/>
         </w:rPr>
         <w:footnoteRef/>
       </w:r>
@@ -14004,6 +14055,7 @@
           <w:rFonts w:ascii="Arial Narrow" w:hAnsi="Arial Narrow" w:cs="Arial"/>
           <w:sz w:val="16"/>
           <w:szCs w:val="16"/>
+          <w:vertAlign w:val="superscript"/>
         </w:rPr>
         <w:footnoteRef/>
       </w:r>
@@ -14082,6 +14134,7 @@
           <w:rFonts w:ascii="Arial Narrow" w:hAnsi="Arial Narrow" w:cs="Arial"/>
           <w:sz w:val="16"/>
           <w:szCs w:val="16"/>
+          <w:vertAlign w:val="superscript"/>
         </w:rPr>
         <w:footnoteRef/>
       </w:r>
@@ -14528,6 +14581,7 @@
           <w:rFonts w:ascii="Arial Narrow" w:hAnsi="Arial Narrow" w:cs="Arial"/>
           <w:sz w:val="16"/>
           <w:szCs w:val="16"/>
+          <w:vertAlign w:val="superscript"/>
         </w:rPr>
         <w:footnoteRef/>
       </w:r>
@@ -14825,6 +14879,7 @@
           <w:rFonts w:ascii="Arial Narrow" w:hAnsi="Arial Narrow"/>
           <w:sz w:val="16"/>
           <w:szCs w:val="16"/>
+          <w:vertAlign w:val="superscript"/>
         </w:rPr>
         <w:footnoteRef/>
       </w:r>
@@ -15058,6 +15113,7 @@
           <w:rFonts w:ascii="Arial Narrow" w:hAnsi="Arial Narrow"/>
           <w:sz w:val="16"/>
           <w:szCs w:val="16"/>
+          <w:vertAlign w:val="superscript"/>
         </w:rPr>
         <w:footnoteRef/>
       </w:r>
@@ -15285,6 +15341,7 @@
           <w:rFonts w:ascii="Arial Narrow" w:hAnsi="Arial Narrow"/>
           <w:sz w:val="16"/>
           <w:szCs w:val="16"/>
+          <w:vertAlign w:val="superscript"/>
         </w:rPr>
         <w:footnoteRef/>
       </w:r>
@@ -15638,6 +15695,7 @@
           <w:rFonts w:ascii="Arial Narrow" w:hAnsi="Arial Narrow"/>
           <w:sz w:val="16"/>
           <w:szCs w:val="16"/>
+          <w:vertAlign w:val="superscript"/>
         </w:rPr>
         <w:footnoteRef/>
       </w:r>
@@ -15839,6 +15897,7 @@
           <w:rFonts w:ascii="Arial Narrow" w:hAnsi="Arial Narrow" w:cs="Arial"/>
           <w:sz w:val="16"/>
           <w:szCs w:val="16"/>
+          <w:vertAlign w:val="superscript"/>
         </w:rPr>
         <w:footnoteRef/>
       </w:r>
@@ -16046,6 +16105,7 @@
           <w:rFonts w:ascii="Arial Narrow" w:hAnsi="Arial Narrow" w:cs="Arial"/>
           <w:sz w:val="16"/>
           <w:szCs w:val="16"/>
+          <w:vertAlign w:val="superscript"/>
         </w:rPr>
         <w:footnoteRef/>
       </w:r>
@@ -16098,6 +16158,7 @@
           <w:rFonts w:ascii="Arial Narrow" w:hAnsi="Arial Narrow" w:cs="Arial"/>
           <w:sz w:val="16"/>
           <w:szCs w:val="16"/>
+          <w:vertAlign w:val="superscript"/>
         </w:rPr>
         <w:footnoteRef/>
       </w:r>
@@ -16285,7 +16346,7 @@
       </w:pPr>
       <w:r>
         <w:rPr>
-          <w:rStyle w:val="TextonotapieCar"/>
+          <w:rStyle w:val="Refdenotaalpie"/>
           <w:rFonts w:ascii="Arial Narrow" w:hAnsi="Arial Narrow" w:cs="Arial"/>
           <w:sz w:val="16"/>
           <w:szCs w:val="16"/>
@@ -16501,6 +16562,7 @@
           <w:rFonts w:ascii="Arial Narrow" w:hAnsi="Arial Narrow" w:cs="Arial"/>
           <w:sz w:val="16"/>
           <w:szCs w:val="16"/>
+          <w:vertAlign w:val="superscript"/>
         </w:rPr>
         <w:footnoteRef/>
       </w:r>
@@ -17246,6 +17308,7 @@
           <w:rFonts w:ascii="Arial Narrow" w:hAnsi="Arial Narrow" w:cs="Arial"/>
           <w:sz w:val="16"/>
           <w:szCs w:val="16"/>
+          <w:vertAlign w:val="superscript"/>
         </w:rPr>
         <w:footnoteRef/>
       </w:r>
@@ -17448,6 +17511,7 @@
           <w:bCs/>
           <w:sz w:val="16"/>
           <w:szCs w:val="16"/>
+          <w:vertAlign w:val="superscript"/>
         </w:rPr>
         <w:footnoteRef/>
       </w:r>
@@ -17537,6 +17601,7 @@
           <w:rFonts w:ascii="Arial Narrow" w:hAnsi="Arial Narrow" w:cs="Arial"/>
           <w:sz w:val="16"/>
           <w:szCs w:val="16"/>
+          <w:vertAlign w:val="superscript"/>
         </w:rPr>
         <w:footnoteRef/>
       </w:r>
@@ -21744,6 +21809,17 @@
       <w:szCs w:val="20"/>
     </w:rPr>
   </w:style>
+  <w:style w:type="character" w:styleId="FootnoteReference">
+    <w:name w:val="footnote reference"/>
+    <w:basedOn w:val="Fuentedeprrafopredeter"/>
+    <w:uiPriority w:val="99"/>
+    <w:semiHidden/>
+    <w:unhideWhenUsed/>
+    <w:rPr>
+      <w:rFonts w:ascii="Arial Narrow" w:hAnsi="Arial Narrow"/>
+      <w:vertAlign w:val="superscript"/>
+    </w:rPr>
+  </w:style>
 </w:styles>
 </file>
 

--- a/plantillas_maestras/17_seguro_no_especificado/contratacion_no_consentida/1_ddo_banco_o_financiera/varon/TPL_2545_2025_SEGURO_NO_ESPECIFICADO_CONTRATACION_NO_CONSENTIDA_BANCO_VARON_R1.docx
+++ b/plantillas_maestras/17_seguro_no_especificado/contratacion_no_consentida/1_ddo_banco_o_financiera/varon/TPL_2545_2025_SEGURO_NO_ESPECIFICADO_CONTRATACION_NO_CONSENTIDA_BANCO_VARON_R1.docx
@@ -1,8 +1,8 @@
 
 <file path=word/document.xml><?xml version="1.0" encoding="utf-8"?>
-<w:document xmlns:wpc="http://schemas.microsoft.com/office/word/2010/wordprocessingCanvas" xmlns:cx="http://schemas.microsoft.com/office/drawing/2014/chartex" xmlns:cx1="http://schemas.microsoft.com/office/drawing/2015/9/8/chartex" xmlns:cx2="http://schemas.microsoft.com/office/drawing/2015/10/21/chartex" xmlns:cx3="http://schemas.microsoft.com/office/drawing/2016/5/9/chartex" xmlns:cx4="http://schemas.microsoft.com/office/drawing/2016/5/10/chartex" xmlns:cx5="http://schemas.microsoft.com/office/drawing/2016/5/11/chartex" xmlns:cx6="http://schemas.microsoft.com/office/drawing/2016/5/12/chartex" xmlns:cx7="http://schemas.microsoft.com/office/drawing/2016/5/13/chartex" xmlns:cx8="http://schemas.microsoft.com/office/drawing/2016/5/14/chartex" xmlns:mc="http://schemas.openxmlformats.org/markup-compatibility/2006" xmlns:aink="http://schemas.microsoft.com/office/drawing/2016/ink" xmlns:am3d="http://schemas.microsoft.com/office/drawing/2017/model3d" xmlns:o="urn:schemas-microsoft-com:office:office" xmlns:oel="http://schemas.microsoft.com/office/2019/extlst" xmlns:r="http://schemas.openxmlformats.org/officeDocument/2006/relationships" xmlns:m="http://schemas.openxmlformats.org/officeDocument/2006/math" xmlns:v="urn:schemas-microsoft-com:vml" xmlns:wp14="http://schemas.microsoft.com/office/word/2010/wordprocessingDrawing" xmlns:wp="http://schemas.openxmlformats.org/drawingml/2006/wordprocessingDrawing" xmlns:w10="urn:schemas-microsoft-com:office:word" xmlns:w="http://schemas.openxmlformats.org/wordprocessingml/2006/main" xmlns:w14="http://schemas.microsoft.com/office/word/2010/wordml" xmlns:w15="http://schemas.microsoft.com/office/word/2012/wordml" xmlns:w16cex="http://schemas.microsoft.com/office/word/2018/wordml/cex" xmlns:w16cid="http://schemas.microsoft.com/office/word/2016/wordml/cid" xmlns:w16="http://schemas.microsoft.com/office/word/2018/wordml" xmlns:w16du="http://schemas.microsoft.com/office/word/2023/wordml/word16du" xmlns:w16sdtdh="http://schemas.microsoft.com/office/word/2020/wordml/sdtdatahash" xmlns:w16sdtfl="http://schemas.microsoft.com/office/word/2024/wordml/sdtformatlock" xmlns:w16se="http://schemas.microsoft.com/office/word/2015/wordml/symex" xmlns:wpg="http://schemas.microsoft.com/office/word/2010/wordprocessingGroup" xmlns:wpi="http://schemas.microsoft.com/office/word/2010/wordprocessingInk" xmlns:wne="http://schemas.microsoft.com/office/word/2006/wordml" xmlns:wps="http://schemas.microsoft.com/office/word/2010/wordprocessingShape" mc:Ignorable="w14 w15 w16se w16cid w16 w16cex w16sdtdh w16sdtfl w16du wp14">
+<w:document xmlns:ns1="http://schemas.openxmlformats.org/markup-compatibility/2006" xmlns:ns2="http://schemas.microsoft.com/office/word/2010/wordml" xmlns:ns3="http://schemas.openxmlformats.org/drawingml/2006/wordprocessingDrawing" xmlns:ns4="http://schemas.microsoft.com/office/word/2010/wordprocessingDrawing" xmlns:ns5="http://schemas.openxmlformats.org/drawingml/2006/main" xmlns:ns6="http://schemas.openxmlformats.org/drawingml/2006/picture" xmlns:ns7="http://schemas.openxmlformats.org/officeDocument/2006/relationships" xmlns:ns8="http://schemas.microsoft.com/office/drawing/2010/main" xmlns:w="http://schemas.openxmlformats.org/wordprocessingml/2006/main" ns1:Ignorable="w14 w15 w16se w16cid w16 w16cex w16sdtdh w16sdtfl w16du wp14">
   <w:body>
-    <w:p>
+    <w:p ns2:paraId="4D92E425" ns2:textId="2FFDF7B2">
       <w:pPr>
         <w:tabs>
           <w:tab w:val="left" w:pos="1701"/>
@@ -14,7 +14,7 @@
           <w:color w:val="000000"/>
           <w:kern w:val="0"/>
           <w:lang w:eastAsia="es-PE"/>
-          <w14:ligatures w14:val="none"/>
+          <ns2:ligatures ns2:val="none"/>
         </w:rPr>
       </w:pPr>
       <w:bookmarkStart w:id="0" w:name="_Hlk80343540"/>
@@ -25,7 +25,7 @@
           <w:color w:val="000000"/>
           <w:kern w:val="0"/>
           <w:lang w:eastAsia="es-PE"/>
-          <w14:ligatures w14:val="none"/>
+          <ns2:ligatures ns2:val="none"/>
         </w:rPr>
         <w:t>EX</w:t>
       </w:r>
@@ -36,7 +36,7 @@
           <w:color w:val="000000"/>
           <w:kern w:val="0"/>
           <w:lang w:eastAsia="es-PE"/>
-          <w14:ligatures w14:val="none"/>
+          <ns2:ligatures ns2:val="none"/>
         </w:rPr>
         <w:t xml:space="preserve">PEDIENTE </w:t>
       </w:r>
@@ -47,7 +47,7 @@
           <w:color w:val="000000"/>
           <w:kern w:val="0"/>
           <w:lang w:eastAsia="es-PE"/>
-          <w14:ligatures w14:val="none"/>
+          <ns2:ligatures ns2:val="none"/>
         </w:rPr>
         <w:tab/>
         <w:t>:</w:t>
@@ -59,7 +59,7 @@
           <w:color w:val="000000"/>
           <w:kern w:val="0"/>
           <w:lang w:eastAsia="es-PE"/>
-          <w14:ligatures w14:val="none"/>
+          <ns2:ligatures ns2:val="none"/>
         </w:rPr>
         <w:tab/>
       </w:r>
@@ -72,12 +72,12 @@
           <w:kern w:val="0"/>
           <w:shd w:val="clear" w:color="auto" w:fill="FFFFFF"/>
           <w:lang w:eastAsia="es-PE"/>
-          <w14:ligatures w14:val="none"/>
+          <ns2:ligatures ns2:val="none"/>
         </w:rPr>
         <w:t>2545-2025/CC1</w:t>
       </w:r>
     </w:p>
-    <w:p>
+    <w:p ns2:paraId="174737B6" ns2:textId="54472743">
       <w:pPr>
         <w:tabs>
           <w:tab w:val="left" w:pos="1701"/>
@@ -92,17 +92,17 @@
           <w:color w:val="000000"/>
           <w:kern w:val="0"/>
           <w:lang w:eastAsia="es-PE"/>
-          <w14:ligatures w14:val="none"/>
-        </w:rPr>
-      </w:pPr>
-      <w:r>
-        <w:rPr>
-          <w:rFonts w:ascii="Arial Narrow" w:eastAsia="Arial Narrow" w:hAnsi="Arial Narrow" w:cs="Arial Narrow"/>
-          <w:b/>
-          <w:color w:val="000000"/>
-          <w:kern w:val="0"/>
-          <w:lang w:eastAsia="es-PE"/>
-          <w14:ligatures w14:val="none"/>
+          <ns2:ligatures ns2:val="none"/>
+        </w:rPr>
+      </w:pPr>
+      <w:r>
+        <w:rPr>
+          <w:rFonts w:ascii="Arial Narrow" w:eastAsia="Arial Narrow" w:hAnsi="Arial Narrow" w:cs="Arial Narrow"/>
+          <w:b/>
+          <w:color w:val="000000"/>
+          <w:kern w:val="0"/>
+          <w:lang w:eastAsia="es-PE"/>
+          <ns2:ligatures ns2:val="none"/>
         </w:rPr>
         <w:t xml:space="preserve">DENUNCIANTE:[DENUNCIANTE] ([APELLIDO])</w:t>
       </w:r>
@@ -113,7 +113,7 @@
           <w:color w:val="000000"/>
           <w:kern w:val="0"/>
           <w:lang w:eastAsia="es-PE"/>
-          <w14:ligatures w14:val="none"/>
+          <ns2:ligatures ns2:val="none"/>
         </w:rPr>
         <w:tab/>
         <w:t/>
@@ -125,7 +125,7 @@
           <w:color w:val="000000"/>
           <w:kern w:val="0"/>
           <w:lang w:eastAsia="es-PE"/>
-          <w14:ligatures w14:val="none"/>
+          <ns2:ligatures ns2:val="none"/>
         </w:rPr>
         <w:tab/>
       </w:r>
@@ -136,7 +136,7 @@
           <w:color w:val="000000"/>
           <w:kern w:val="0"/>
           <w:lang w:eastAsia="es-PE"/>
-          <w14:ligatures w14:val="none"/>
+          <ns2:ligatures ns2:val="none"/>
         </w:rPr>
         <w:t/>
       </w:r>
@@ -147,7 +147,7 @@
           <w:color w:val="000000"/>
           <w:kern w:val="0"/>
           <w:lang w:eastAsia="es-PE"/>
-          <w14:ligatures w14:val="none"/>
+          <ns2:ligatures ns2:val="none"/>
         </w:rPr>
         <w:t/>
       </w:r>
@@ -158,7 +158,7 @@
           <w:color w:val="000000"/>
           <w:kern w:val="0"/>
           <w:lang w:eastAsia="es-PE"/>
-          <w14:ligatures w14:val="none"/>
+          <ns2:ligatures ns2:val="none"/>
         </w:rPr>
         <w:t xml:space="preserve"/>
       </w:r>
@@ -169,7 +169,7 @@
           <w:color w:val="000000"/>
           <w:kern w:val="0"/>
           <w:lang w:eastAsia="es-PE"/>
-          <w14:ligatures w14:val="none"/>
+          <ns2:ligatures ns2:val="none"/>
         </w:rPr>
         <w:t/>
       </w:r>
@@ -180,7 +180,7 @@
           <w:color w:val="000000"/>
           <w:kern w:val="0"/>
           <w:lang w:eastAsia="es-PE"/>
-          <w14:ligatures w14:val="none"/>
+          <ns2:ligatures ns2:val="none"/>
         </w:rPr>
         <w:t/>
       </w:r>
@@ -191,12 +191,12 @@
           <w:color w:val="000000"/>
           <w:kern w:val="0"/>
           <w:lang w:eastAsia="es-PE"/>
-          <w14:ligatures w14:val="none"/>
+          <ns2:ligatures ns2:val="none"/>
         </w:rPr>
         <w:t/>
       </w:r>
     </w:p>
-    <w:p>
+    <w:p ns2:paraId="223101EF" ns2:textId="16C7B73D">
       <w:pPr>
         <w:tabs>
           <w:tab w:val="left" w:pos="1701"/>
@@ -211,17 +211,17 @@
           <w:color w:val="000000"/>
           <w:kern w:val="0"/>
           <w:lang w:eastAsia="es-PE"/>
-          <w14:ligatures w14:val="none"/>
-        </w:rPr>
-      </w:pPr>
-      <w:r>
-        <w:rPr>
-          <w:rFonts w:ascii="Arial Narrow" w:eastAsia="Arial Narrow" w:hAnsi="Arial Narrow" w:cs="Arial Narrow"/>
-          <w:b/>
-          <w:color w:val="000000"/>
-          <w:kern w:val="0"/>
-          <w:lang w:eastAsia="es-PE"/>
-          <w14:ligatures w14:val="none"/>
+          <ns2:ligatures ns2:val="none"/>
+        </w:rPr>
+      </w:pPr>
+      <w:r>
+        <w:rPr>
+          <w:rFonts w:ascii="Arial Narrow" w:eastAsia="Arial Narrow" w:hAnsi="Arial Narrow" w:cs="Arial Narrow"/>
+          <w:b/>
+          <w:color w:val="000000"/>
+          <w:kern w:val="0"/>
+          <w:lang w:eastAsia="es-PE"/>
+          <ns2:ligatures ns2:val="none"/>
         </w:rPr>
         <w:t>DENUNCIADOS</w:t>
       </w:r>
@@ -232,7 +232,7 @@
           <w:color w:val="000000"/>
           <w:kern w:val="0"/>
           <w:lang w:eastAsia="es-PE"/>
-          <w14:ligatures w14:val="none"/>
+          <ns2:ligatures ns2:val="none"/>
         </w:rPr>
         <w:tab/>
         <w:t>:</w:t>
@@ -244,7 +244,7 @@
           <w:color w:val="000000"/>
           <w:kern w:val="0"/>
           <w:lang w:eastAsia="es-PE"/>
-          <w14:ligatures w14:val="none"/>
+          <ns2:ligatures ns2:val="none"/>
         </w:rPr>
         <w:tab/>
       </w:r>
@@ -255,7 +255,7 @@
           <w:color w:val="000000"/>
           <w:kern w:val="0"/>
           <w:lang w:eastAsia="es-PE"/>
-          <w14:ligatures w14:val="none"/>
+          <ns2:ligatures ns2:val="none"/>
         </w:rPr>
         <w:t xml:space="preserve">BANCO BBVA PERÚ S.A. </w:t>
       </w:r>
@@ -266,7 +266,7 @@
           <w:color w:val="000000"/>
           <w:kern w:val="0"/>
           <w:lang w:eastAsia="es-PE"/>
-          <w14:ligatures w14:val="none"/>
+          <ns2:ligatures ns2:val="none"/>
         </w:rPr>
         <w:t>(</w:t>
       </w:r>
@@ -277,7 +277,7 @@
           <w:color w:val="000000"/>
           <w:kern w:val="0"/>
           <w:lang w:eastAsia="es-PE"/>
-          <w14:ligatures w14:val="none"/>
+          <ns2:ligatures ns2:val="none"/>
         </w:rPr>
         <w:t>BANCO</w:t>
       </w:r>
@@ -288,12 +288,12 @@
           <w:color w:val="000000"/>
           <w:kern w:val="0"/>
           <w:lang w:eastAsia="es-PE"/>
-          <w14:ligatures w14:val="none"/>
+          <ns2:ligatures ns2:val="none"/>
         </w:rPr>
         <w:t xml:space="preserve">) </w:t>
       </w:r>
     </w:p>
-    <w:p>
+    <w:p ns2:paraId="4D23E5DF" ns2:textId="64860F57">
       <w:pPr>
         <w:tabs>
           <w:tab w:val="left" w:pos="1701"/>
@@ -308,17 +308,17 @@
           <w:color w:val="000000"/>
           <w:kern w:val="0"/>
           <w:lang w:eastAsia="es-PE"/>
-          <w14:ligatures w14:val="none"/>
-        </w:rPr>
-      </w:pPr>
-      <w:r>
-        <w:rPr>
-          <w:rFonts w:ascii="Arial Narrow" w:eastAsia="Arial Narrow" w:hAnsi="Arial Narrow" w:cs="Arial Narrow"/>
-          <w:b/>
-          <w:color w:val="000000"/>
-          <w:kern w:val="0"/>
-          <w:lang w:eastAsia="es-PE"/>
-          <w14:ligatures w14:val="none"/>
+          <ns2:ligatures ns2:val="none"/>
+        </w:rPr>
+      </w:pPr>
+      <w:r>
+        <w:rPr>
+          <w:rFonts w:ascii="Arial Narrow" w:eastAsia="Arial Narrow" w:hAnsi="Arial Narrow" w:cs="Arial Narrow"/>
+          <w:b/>
+          <w:color w:val="000000"/>
+          <w:kern w:val="0"/>
+          <w:lang w:eastAsia="es-PE"/>
+          <ns2:ligatures ns2:val="none"/>
         </w:rPr>
         <w:tab/>
       </w:r>
@@ -329,7 +329,7 @@
           <w:color w:val="000000"/>
           <w:kern w:val="0"/>
           <w:lang w:eastAsia="es-PE"/>
-          <w14:ligatures w14:val="none"/>
+          <ns2:ligatures ns2:val="none"/>
         </w:rPr>
         <w:tab/>
       </w:r>
@@ -340,7 +340,7 @@
           <w:color w:val="000000"/>
           <w:kern w:val="0"/>
           <w:lang w:eastAsia="es-PE"/>
-          <w14:ligatures w14:val="none"/>
+          <ns2:ligatures ns2:val="none"/>
         </w:rPr>
         <w:t>RÍMAC SEGUROS Y REASEGUROS S.A.</w:t>
       </w:r>
@@ -351,7 +351,7 @@
           <w:color w:val="000000"/>
           <w:kern w:val="0"/>
           <w:lang w:eastAsia="es-PE"/>
-          <w14:ligatures w14:val="none"/>
+          <ns2:ligatures ns2:val="none"/>
         </w:rPr>
         <w:t xml:space="preserve"> (</w:t>
       </w:r>
@@ -362,7 +362,7 @@
           <w:color w:val="000000"/>
           <w:kern w:val="0"/>
           <w:lang w:eastAsia="es-PE"/>
-          <w14:ligatures w14:val="none"/>
+          <ns2:ligatures ns2:val="none"/>
         </w:rPr>
         <w:t>RÍMAC</w:t>
       </w:r>
@@ -373,12 +373,12 @@
           <w:color w:val="000000"/>
           <w:kern w:val="0"/>
           <w:lang w:eastAsia="es-PE"/>
-          <w14:ligatures w14:val="none"/>
+          <ns2:ligatures ns2:val="none"/>
         </w:rPr>
         <w:t>)</w:t>
       </w:r>
     </w:p>
-    <w:p>
+    <w:p ns2:paraId="753670C1" ns2:textId="77777777">
       <w:pPr>
         <w:tabs>
           <w:tab w:val="left" w:pos="1701"/>
@@ -393,17 +393,17 @@
           <w:color w:val="000000"/>
           <w:kern w:val="0"/>
           <w:lang w:eastAsia="es-PE"/>
-          <w14:ligatures w14:val="none"/>
-        </w:rPr>
-      </w:pPr>
-      <w:r>
-        <w:rPr>
-          <w:rFonts w:ascii="Arial Narrow" w:eastAsia="Arial Narrow" w:hAnsi="Arial Narrow" w:cs="Arial Narrow"/>
-          <w:b/>
-          <w:color w:val="000000"/>
-          <w:kern w:val="0"/>
-          <w:lang w:eastAsia="es-PE"/>
-          <w14:ligatures w14:val="none"/>
+          <ns2:ligatures ns2:val="none"/>
+        </w:rPr>
+      </w:pPr>
+      <w:r>
+        <w:rPr>
+          <w:rFonts w:ascii="Arial Narrow" w:eastAsia="Arial Narrow" w:hAnsi="Arial Narrow" w:cs="Arial Narrow"/>
+          <w:b/>
+          <w:color w:val="000000"/>
+          <w:kern w:val="0"/>
+          <w:lang w:eastAsia="es-PE"/>
+          <ns2:ligatures ns2:val="none"/>
         </w:rPr>
         <w:t>MATERIAS</w:t>
       </w:r>
@@ -414,7 +414,7 @@
           <w:color w:val="000000"/>
           <w:kern w:val="0"/>
           <w:lang w:eastAsia="es-PE"/>
-          <w14:ligatures w14:val="none"/>
+          <ns2:ligatures ns2:val="none"/>
         </w:rPr>
         <w:tab/>
         <w:t xml:space="preserve">: </w:t>
@@ -426,13 +426,13 @@
           <w:color w:val="000000"/>
           <w:kern w:val="0"/>
           <w:lang w:eastAsia="es-PE"/>
-          <w14:ligatures w14:val="none"/>
+          <ns2:ligatures ns2:val="none"/>
         </w:rPr>
         <w:tab/>
         <w:t>ADMISIÓN A TRÁMITE</w:t>
       </w:r>
     </w:p>
-    <w:p>
+    <w:p ns2:paraId="3267C54F" ns2:textId="71EDCD06">
       <w:pPr>
         <w:tabs>
           <w:tab w:val="left" w:pos="1701"/>
@@ -447,17 +447,17 @@
           <w:color w:val="000000"/>
           <w:kern w:val="0"/>
           <w:lang w:eastAsia="es-PE"/>
-          <w14:ligatures w14:val="none"/>
-        </w:rPr>
-      </w:pPr>
-      <w:r>
-        <w:rPr>
-          <w:rFonts w:ascii="Arial Narrow" w:eastAsia="Arial Narrow" w:hAnsi="Arial Narrow" w:cs="Arial Narrow"/>
-          <w:b/>
-          <w:color w:val="000000"/>
-          <w:kern w:val="0"/>
-          <w:lang w:eastAsia="es-PE"/>
-          <w14:ligatures w14:val="none"/>
+          <ns2:ligatures ns2:val="none"/>
+        </w:rPr>
+      </w:pPr>
+      <w:r>
+        <w:rPr>
+          <w:rFonts w:ascii="Arial Narrow" w:eastAsia="Arial Narrow" w:hAnsi="Arial Narrow" w:cs="Arial Narrow"/>
+          <w:b/>
+          <w:color w:val="000000"/>
+          <w:kern w:val="0"/>
+          <w:lang w:eastAsia="es-PE"/>
+          <ns2:ligatures ns2:val="none"/>
         </w:rPr>
         <w:tab/>
       </w:r>
@@ -468,7 +468,7 @@
           <w:color w:val="000000"/>
           <w:kern w:val="0"/>
           <w:lang w:eastAsia="es-PE"/>
-          <w14:ligatures w14:val="none"/>
+          <ns2:ligatures ns2:val="none"/>
         </w:rPr>
         <w:tab/>
       </w:r>
@@ -481,7 +481,7 @@
         <w:t>INCLUSIÓN DE OFICIO</w:t>
       </w:r>
     </w:p>
-    <w:p>
+    <w:p ns2:paraId="449086A9" ns2:textId="77777777">
       <w:pPr>
         <w:tabs>
           <w:tab w:val="left" w:pos="1701"/>
@@ -496,22 +496,22 @@
           <w:color w:val="000000"/>
           <w:kern w:val="0"/>
           <w:lang w:eastAsia="es-PE"/>
-          <w14:ligatures w14:val="none"/>
-        </w:rPr>
-      </w:pPr>
-      <w:r>
-        <w:rPr>
-          <w:rFonts w:ascii="Arial Narrow" w:eastAsia="Arial Narrow" w:hAnsi="Arial Narrow" w:cs="Arial Narrow"/>
-          <w:b/>
-          <w:color w:val="000000"/>
-          <w:kern w:val="0"/>
-          <w:lang w:eastAsia="es-PE"/>
-          <w14:ligatures w14:val="none"/>
+          <ns2:ligatures ns2:val="none"/>
+        </w:rPr>
+      </w:pPr>
+      <w:r>
+        <w:rPr>
+          <w:rFonts w:ascii="Arial Narrow" w:eastAsia="Arial Narrow" w:hAnsi="Arial Narrow" w:cs="Arial Narrow"/>
+          <w:b/>
+          <w:color w:val="000000"/>
+          <w:kern w:val="0"/>
+          <w:lang w:eastAsia="es-PE"/>
+          <ns2:ligatures ns2:val="none"/>
         </w:rPr>
         <w:t xml:space="preserve">REQUERIMIENTO DE INFORMACIÓN </w:t>
       </w:r>
     </w:p>
-    <w:p>
+    <w:p ns2:paraId="778AE69F" ns2:textId="77777777">
       <w:pPr>
         <w:tabs>
           <w:tab w:val="left" w:pos="1701"/>
@@ -525,17 +525,17 @@
           <w:color w:val="000000"/>
           <w:kern w:val="0"/>
           <w:lang w:eastAsia="es-PE"/>
-          <w14:ligatures w14:val="none"/>
-        </w:rPr>
-      </w:pPr>
-      <w:r>
-        <w:rPr>
-          <w:rFonts w:ascii="Arial Narrow" w:eastAsia="Arial Narrow" w:hAnsi="Arial Narrow" w:cs="Arial Narrow"/>
-          <w:b/>
-          <w:color w:val="000000"/>
-          <w:kern w:val="0"/>
-          <w:lang w:eastAsia="es-PE"/>
-          <w14:ligatures w14:val="none"/>
+          <ns2:ligatures ns2:val="none"/>
+        </w:rPr>
+      </w:pPr>
+      <w:r>
+        <w:rPr>
+          <w:rFonts w:ascii="Arial Narrow" w:eastAsia="Arial Narrow" w:hAnsi="Arial Narrow" w:cs="Arial Narrow"/>
+          <w:b/>
+          <w:color w:val="000000"/>
+          <w:kern w:val="0"/>
+          <w:lang w:eastAsia="es-PE"/>
+          <ns2:ligatures ns2:val="none"/>
         </w:rPr>
         <w:t xml:space="preserve">RESOLUCIÓN </w:t>
       </w:r>
@@ -546,7 +546,7 @@
           <w:color w:val="000000"/>
           <w:kern w:val="0"/>
           <w:lang w:eastAsia="es-PE"/>
-          <w14:ligatures w14:val="none"/>
+          <ns2:ligatures ns2:val="none"/>
         </w:rPr>
         <w:tab/>
         <w:t>:</w:t>
@@ -558,7 +558,7 @@
           <w:color w:val="000000"/>
           <w:kern w:val="0"/>
           <w:lang w:eastAsia="es-PE"/>
-          <w14:ligatures w14:val="none"/>
+          <ns2:ligatures ns2:val="none"/>
         </w:rPr>
         <w:tab/>
       </w:r>
@@ -569,12 +569,12 @@
           <w:color w:val="000000"/>
           <w:kern w:val="0"/>
           <w:lang w:eastAsia="es-PE"/>
-          <w14:ligatures w14:val="none"/>
+          <ns2:ligatures ns2:val="none"/>
         </w:rPr>
         <w:t>1</w:t>
       </w:r>
     </w:p>
-    <w:p>
+    <w:p ns2:paraId="26BE4AD0" ns2:textId="77777777">
       <w:pPr>
         <w:tabs>
           <w:tab w:val="left" w:pos="1014"/>
@@ -587,11 +587,11 @@
           <w:kern w:val="0"/>
           <w:shd w:val="clear" w:color="auto" w:fill="FFFFFF"/>
           <w:lang w:eastAsia="es-PE"/>
-          <w14:ligatures w14:val="none"/>
-        </w:rPr>
-      </w:pPr>
-    </w:p>
-    <w:p>
+          <ns2:ligatures ns2:val="none"/>
+        </w:rPr>
+      </w:pPr>
+    </w:p>
+    <w:p ns2:paraId="6D48DA83" ns2:textId="6E05A683">
       <w:pPr>
         <w:tabs>
           <w:tab w:val="left" w:pos="1014"/>
@@ -604,7 +604,7 @@
           <w:kern w:val="0"/>
           <w:shd w:val="clear" w:color="auto" w:fill="FFFFFF"/>
           <w:lang w:eastAsia="es-PE"/>
-          <w14:ligatures w14:val="none"/>
+          <ns2:ligatures ns2:val="none"/>
         </w:rPr>
       </w:pPr>
       <w:r>
@@ -614,7 +614,7 @@
           <w:kern w:val="0"/>
           <w:shd w:val="clear" w:color="auto" w:fill="FFFFFF"/>
           <w:lang w:eastAsia="es-PE"/>
-          <w14:ligatures w14:val="none"/>
+          <ns2:ligatures ns2:val="none"/>
         </w:rPr>
         <w:t xml:space="preserve">Lima, </w:t>
       </w:r>
@@ -625,7 +625,7 @@
           <w:kern w:val="0"/>
           <w:shd w:val="clear" w:color="auto" w:fill="FFFFFF"/>
           <w:lang w:eastAsia="es-PE"/>
-          <w14:ligatures w14:val="none"/>
+          <ns2:ligatures ns2:val="none"/>
         </w:rPr>
         <w:t>14</w:t>
       </w:r>
@@ -636,7 +636,7 @@
           <w:kern w:val="0"/>
           <w:shd w:val="clear" w:color="auto" w:fill="FFFFFF"/>
           <w:lang w:eastAsia="es-PE"/>
-          <w14:ligatures w14:val="none"/>
+          <ns2:ligatures ns2:val="none"/>
         </w:rPr>
         <w:t xml:space="preserve"> de </w:t>
       </w:r>
@@ -647,7 +647,7 @@
           <w:kern w:val="0"/>
           <w:shd w:val="clear" w:color="auto" w:fill="FFFFFF"/>
           <w:lang w:eastAsia="es-PE"/>
-          <w14:ligatures w14:val="none"/>
+          <ns2:ligatures ns2:val="none"/>
         </w:rPr>
         <w:t>noviembre</w:t>
       </w:r>
@@ -658,7 +658,7 @@
           <w:kern w:val="0"/>
           <w:shd w:val="clear" w:color="auto" w:fill="FFFFFF"/>
           <w:lang w:eastAsia="es-PE"/>
-          <w14:ligatures w14:val="none"/>
+          <ns2:ligatures ns2:val="none"/>
         </w:rPr>
         <w:t xml:space="preserve"> </w:t>
       </w:r>
@@ -669,12 +669,12 @@
           <w:kern w:val="0"/>
           <w:shd w:val="clear" w:color="auto" w:fill="FFFFFF"/>
           <w:lang w:eastAsia="es-PE"/>
-          <w14:ligatures w14:val="none"/>
+          <ns2:ligatures ns2:val="none"/>
         </w:rPr>
         <w:t>de 2025</w:t>
       </w:r>
     </w:p>
-    <w:p>
+    <w:p ns2:paraId="1EF3C256" ns2:textId="77777777">
       <w:pPr>
         <w:tabs>
           <w:tab w:val="left" w:pos="1014"/>
@@ -686,11 +686,11 @@
           <w:color w:val="000000"/>
           <w:kern w:val="0"/>
           <w:lang w:eastAsia="es-PE"/>
-          <w14:ligatures w14:val="none"/>
-        </w:rPr>
-      </w:pPr>
-    </w:p>
-    <w:p>
+          <ns2:ligatures ns2:val="none"/>
+        </w:rPr>
+      </w:pPr>
+    </w:p>
+    <w:p ns2:paraId="087322B4" ns2:textId="77777777">
       <w:pPr>
         <w:numPr>
           <w:ilvl w:val="0"/>
@@ -704,22 +704,22 @@
           <w:color w:val="000000"/>
           <w:kern w:val="0"/>
           <w:lang w:eastAsia="es-PE"/>
-          <w14:ligatures w14:val="none"/>
-        </w:rPr>
-      </w:pPr>
-      <w:r>
-        <w:rPr>
-          <w:rFonts w:ascii="Arial Narrow" w:eastAsia="Arial Narrow" w:hAnsi="Arial Narrow" w:cs="Arial Narrow"/>
-          <w:b/>
-          <w:color w:val="000000"/>
-          <w:kern w:val="0"/>
-          <w:lang w:eastAsia="es-PE"/>
-          <w14:ligatures w14:val="none"/>
+          <ns2:ligatures ns2:val="none"/>
+        </w:rPr>
+      </w:pPr>
+      <w:r>
+        <w:rPr>
+          <w:rFonts w:ascii="Arial Narrow" w:eastAsia="Arial Narrow" w:hAnsi="Arial Narrow" w:cs="Arial Narrow"/>
+          <w:b/>
+          <w:color w:val="000000"/>
+          <w:kern w:val="0"/>
+          <w:lang w:eastAsia="es-PE"/>
+          <ns2:ligatures ns2:val="none"/>
         </w:rPr>
         <w:t xml:space="preserve">HECHOS </w:t>
       </w:r>
     </w:p>
-    <w:p>
+    <w:p ns2:paraId="4407157A" ns2:textId="77777777">
       <w:pPr>
         <w:spacing w:after="0" w:line="240" w:lineRule="auto"/>
         <w:jc w:val="both"/>
@@ -728,11 +728,11 @@
           <w:color w:val="000000"/>
           <w:kern w:val="0"/>
           <w:lang w:eastAsia="es-PE"/>
-          <w14:ligatures w14:val="none"/>
-        </w:rPr>
-      </w:pPr>
-    </w:p>
-    <w:p>
+          <ns2:ligatures ns2:val="none"/>
+        </w:rPr>
+      </w:pPr>
+    </w:p>
+    <w:p ns2:paraId="5ECFCB1A" ns2:textId="7A1339A1">
       <w:pPr>
         <w:numPr>
           <w:ilvl w:val="1"/>
@@ -746,7 +746,7 @@
           <w:color w:val="000000"/>
           <w:kern w:val="0"/>
           <w:lang w:val="es-ES" w:eastAsia="es-ES"/>
-          <w14:ligatures w14:val="none"/>
+          <ns2:ligatures ns2:val="none"/>
         </w:rPr>
       </w:pPr>
       <w:r>
@@ -755,7 +755,7 @@
           <w:color w:val="000000"/>
           <w:kern w:val="0"/>
           <w:lang w:val="es-ES" w:eastAsia="es-ES"/>
-          <w14:ligatures w14:val="none"/>
+          <ns2:ligatures ns2:val="none"/>
         </w:rPr>
         <w:t xml:space="preserve">Mediante la denuncia del 24 de setiembre del 2025, [APELLIDO] denunció al Banco y Rímac por presuntas infracciones a la Ley 29571, Código de Protección y Defensa del Consumidor (en adelante, Código), señalando lo siguiente:</w:t>
       </w:r>
@@ -765,7 +765,7 @@
           <w:color w:val="000000"/>
           <w:kern w:val="0"/>
           <w:lang w:val="es-ES" w:eastAsia="es-ES"/>
-          <w14:ligatures w14:val="none"/>
+          <ns2:ligatures ns2:val="none"/>
         </w:rPr>
         <w:t/>
       </w:r>
@@ -775,7 +775,7 @@
           <w:color w:val="000000"/>
           <w:kern w:val="0"/>
           <w:lang w:val="es-ES" w:eastAsia="es-ES"/>
-          <w14:ligatures w14:val="none"/>
+          <ns2:ligatures ns2:val="none"/>
         </w:rPr>
         <w:t xml:space="preserve"/>
       </w:r>
@@ -785,7 +785,7 @@
           <w:color w:val="000000"/>
           <w:kern w:val="0"/>
           <w:lang w:val="es-ES" w:eastAsia="es-ES"/>
-          <w14:ligatures w14:val="none"/>
+          <ns2:ligatures ns2:val="none"/>
         </w:rPr>
         <w:t/>
       </w:r>
@@ -795,7 +795,7 @@
           <w:color w:val="000000"/>
           <w:kern w:val="0"/>
           <w:lang w:val="es-ES" w:eastAsia="es-ES"/>
-          <w14:ligatures w14:val="none"/>
+          <ns2:ligatures ns2:val="none"/>
         </w:rPr>
         <w:t xml:space="preserve"/>
       </w:r>
@@ -805,7 +805,7 @@
           <w:color w:val="000000"/>
           <w:kern w:val="0"/>
           <w:lang w:val="es-ES" w:eastAsia="es-ES"/>
-          <w14:ligatures w14:val="none"/>
+          <ns2:ligatures ns2:val="none"/>
         </w:rPr>
         <w:t/>
       </w:r>
@@ -817,7 +817,7 @@
           <w:kern w:val="0"/>
           <w:vertAlign w:val="superscript"/>
           <w:lang w:val="es-ES" w:eastAsia="es-ES"/>
-          <w14:ligatures w14:val="none"/>
+          <ns2:ligatures ns2:val="none"/>
         </w:rPr>
         <w:footnoteReference w:id="1"/>
       </w:r>
@@ -827,7 +827,7 @@
           <w:color w:val="000000"/>
           <w:kern w:val="0"/>
           <w:lang w:val="es-ES" w:eastAsia="es-ES"/>
-          <w14:ligatures w14:val="none"/>
+          <ns2:ligatures ns2:val="none"/>
         </w:rPr>
         <w:t/>
       </w:r>
@@ -835,7 +835,7 @@
         <w:rPr>
           <w:rFonts w:ascii="Arial Narrow" w:eastAsia="Calibri" w:hAnsi="Arial Narrow" w:cs="Arial"/>
           <w:kern w:val="0"/>
-          <w14:ligatures w14:val="none"/>
+          <ns2:ligatures ns2:val="none"/>
         </w:rPr>
         <w:t xml:space="preserve"/>
       </w:r>
@@ -844,7 +844,7 @@
         <w:rPr>
           <w:rFonts w:ascii="Arial Narrow" w:eastAsia="Calibri" w:hAnsi="Arial Narrow" w:cs="Arial"/>
           <w:kern w:val="0"/>
-          <w14:ligatures w14:val="none"/>
+          <ns2:ligatures ns2:val="none"/>
         </w:rPr>
         <w:t/>
       </w:r>
@@ -857,7 +857,7 @@
           <w:kern w:val="0"/>
           <w:vertAlign w:val="superscript"/>
           <w:lang w:val="es-ES" w:eastAsia="es-ES"/>
-          <w14:ligatures w14:val="none"/>
+          <ns2:ligatures ns2:val="none"/>
         </w:rPr>
         <w:footnoteReference w:id="2"/>
       </w:r>
@@ -865,7 +865,7 @@
         <w:rPr>
           <w:rFonts w:ascii="Arial Narrow" w:eastAsia="Calibri" w:hAnsi="Arial Narrow" w:cs="Arial"/>
           <w:kern w:val="0"/>
-          <w14:ligatures w14:val="none"/>
+          <ns2:ligatures ns2:val="none"/>
         </w:rPr>
         <w:t xml:space="preserve"/>
       </w:r>
@@ -873,7 +873,7 @@
         <w:rPr>
           <w:rFonts w:ascii="Arial Narrow" w:eastAsia="Calibri" w:hAnsi="Arial Narrow" w:cs="Arial"/>
           <w:kern w:val="0"/>
-          <w14:ligatures w14:val="none"/>
+          <ns2:ligatures ns2:val="none"/>
         </w:rPr>
         <w:t/>
       </w:r>
@@ -883,7 +883,7 @@
           <w:color w:val="000000"/>
           <w:kern w:val="0"/>
           <w:lang w:val="es-ES" w:eastAsia="es-ES"/>
-          <w14:ligatures w14:val="none"/>
+          <ns2:ligatures ns2:val="none"/>
         </w:rPr>
         <w:t/>
       </w:r>
@@ -893,7 +893,7 @@
           <w:color w:val="000000"/>
           <w:kern w:val="0"/>
           <w:lang w:val="es-ES" w:eastAsia="es-ES"/>
-          <w14:ligatures w14:val="none"/>
+          <ns2:ligatures ns2:val="none"/>
         </w:rPr>
         <w:t/>
       </w:r>
@@ -903,7 +903,7 @@
           <w:color w:val="000000"/>
           <w:kern w:val="0"/>
           <w:lang w:val="es-ES" w:eastAsia="es-ES"/>
-          <w14:ligatures w14:val="none"/>
+          <ns2:ligatures ns2:val="none"/>
         </w:rPr>
         <w:t xml:space="preserve"/>
       </w:r>
@@ -913,7 +913,7 @@
           <w:color w:val="000000"/>
           <w:kern w:val="0"/>
           <w:lang w:val="es-ES" w:eastAsia="es-ES"/>
-          <w14:ligatures w14:val="none"/>
+          <ns2:ligatures ns2:val="none"/>
         </w:rPr>
         <w:t xml:space="preserve"/>
       </w:r>
@@ -923,7 +923,7 @@
           <w:color w:val="000000"/>
           <w:kern w:val="0"/>
           <w:lang w:val="es-ES" w:eastAsia="es-ES"/>
-          <w14:ligatures w14:val="none"/>
+          <ns2:ligatures ns2:val="none"/>
         </w:rPr>
         <w:t xml:space="preserve"/>
       </w:r>
@@ -933,7 +933,7 @@
           <w:color w:val="000000"/>
           <w:kern w:val="0"/>
           <w:lang w:val="es-ES" w:eastAsia="es-ES"/>
-          <w14:ligatures w14:val="none"/>
+          <ns2:ligatures ns2:val="none"/>
         </w:rPr>
         <w:t xml:space="preserve"/>
       </w:r>
@@ -943,7 +943,7 @@
           <w:color w:val="000000"/>
           <w:kern w:val="0"/>
           <w:lang w:val="es-ES" w:eastAsia="es-ES"/>
-          <w14:ligatures w14:val="none"/>
+          <ns2:ligatures ns2:val="none"/>
         </w:rPr>
         <w:t/>
       </w:r>
@@ -953,7 +953,7 @@
           <w:color w:val="000000"/>
           <w:kern w:val="0"/>
           <w:lang w:val="es-ES" w:eastAsia="es-ES"/>
-          <w14:ligatures w14:val="none"/>
+          <ns2:ligatures ns2:val="none"/>
         </w:rPr>
         <w:t/>
       </w:r>
@@ -965,7 +965,7 @@
           <w:kern w:val="0"/>
           <w:vertAlign w:val="superscript"/>
           <w:lang w:val="es-ES" w:eastAsia="es-ES"/>
-          <w14:ligatures w14:val="none"/>
+          <ns2:ligatures ns2:val="none"/>
         </w:rPr>
         <w:footnoteReference w:id="3"/>
       </w:r>
@@ -975,12 +975,12 @@
           <w:color w:val="000000"/>
           <w:kern w:val="0"/>
           <w:lang w:val="es-ES" w:eastAsia="es-ES"/>
-          <w14:ligatures w14:val="none"/>
+          <ns2:ligatures ns2:val="none"/>
         </w:rPr>
         <w:t/>
       </w:r>
     </w:p>
-    <w:p>
+    <w:p ns2:paraId="64AF7FDB" ns2:textId="77777777">
       <w:pPr>
         <w:tabs>
           <w:tab w:val="left" w:pos="1134"/>
@@ -992,12 +992,12 @@
           <w:color w:val="000000"/>
           <w:kern w:val="0"/>
           <w:lang w:val="es-ES" w:eastAsia="es-ES"/>
-          <w14:ligatures w14:val="none"/>
+          <ns2:ligatures ns2:val="none"/>
         </w:rPr>
       </w:pPr>
       <w:bookmarkStart w:id="1" w:name="_Hlk213687422"/>
     </w:p>
-    <w:p>
+    <w:p ns2:paraId="5A356934" ns2:textId="17B3EB22">
       <w:pPr>
         <w:pStyle w:val="Prrafodelista"/>
         <w:numPr>
@@ -1013,7 +1013,7 @@
         <w:rPr>
           <w:rFonts w:ascii="Arial Narrow" w:eastAsia="Arial Narrow" w:hAnsi="Arial Narrow" w:cs="Arial Narrow"/>
           <w:kern w:val="0"/>
-          <w14:ligatures w14:val="none"/>
+          <ns2:ligatures ns2:val="none"/>
         </w:rPr>
       </w:pPr>
       <w:bookmarkStart w:id="2" w:name="_Hlk213687528"/>
@@ -1066,7 +1066,7 @@
         <w:t xml:space="preserve">. </w:t>
       </w:r>
     </w:p>
-    <w:p>
+    <w:p ns2:paraId="1821B511" ns2:textId="77777777">
       <w:pPr>
         <w:pStyle w:val="Prrafodelista"/>
         <w:spacing w:after="0" w:line="240" w:lineRule="auto"/>
@@ -1075,11 +1075,11 @@
         <w:rPr>
           <w:rFonts w:ascii="Arial Narrow" w:eastAsia="Arial Narrow" w:hAnsi="Arial Narrow" w:cs="Arial Narrow"/>
           <w:kern w:val="0"/>
-          <w14:ligatures w14:val="none"/>
-        </w:rPr>
-      </w:pPr>
-    </w:p>
-    <w:p>
+          <ns2:ligatures ns2:val="none"/>
+        </w:rPr>
+      </w:pPr>
+    </w:p>
+    <w:p ns2:paraId="1A0FAF46" ns2:textId="592AAFC4">
       <w:pPr>
         <w:pStyle w:val="Prrafodelista"/>
         <w:numPr>
@@ -1095,7 +1095,7 @@
         <w:rPr>
           <w:rFonts w:ascii="Arial Narrow" w:eastAsia="Arial Narrow" w:hAnsi="Arial Narrow" w:cs="Arial Narrow"/>
           <w:kern w:val="0"/>
-          <w14:ligatures w14:val="none"/>
+          <ns2:ligatures ns2:val="none"/>
         </w:rPr>
       </w:pPr>
       <w:r>
@@ -1159,7 +1159,7 @@
         <w:t xml:space="preserve">, cuyo pago realizó hasta marzo de 2025. </w:t>
       </w:r>
     </w:p>
-    <w:p>
+    <w:p ns2:paraId="0F751768" ns2:textId="77777777">
       <w:pPr>
         <w:pStyle w:val="Prrafodelista"/>
         <w:spacing w:after="0" w:line="240" w:lineRule="auto"/>
@@ -1168,11 +1168,11 @@
         <w:rPr>
           <w:rFonts w:ascii="Arial Narrow" w:eastAsia="Arial Narrow" w:hAnsi="Arial Narrow" w:cs="Arial Narrow"/>
           <w:kern w:val="0"/>
-          <w14:ligatures w14:val="none"/>
-        </w:rPr>
-      </w:pPr>
-    </w:p>
-    <w:p>
+          <ns2:ligatures ns2:val="none"/>
+        </w:rPr>
+      </w:pPr>
+    </w:p>
+    <w:p ns2:paraId="4E821A6C" ns2:textId="344F2599">
       <w:pPr>
         <w:pStyle w:val="Prrafodelista"/>
         <w:numPr>
@@ -1188,7 +1188,7 @@
         <w:rPr>
           <w:rFonts w:ascii="Arial Narrow" w:eastAsia="Arial Narrow" w:hAnsi="Arial Narrow" w:cs="Arial Narrow"/>
           <w:kern w:val="0"/>
-          <w14:ligatures w14:val="none"/>
+          <ns2:ligatures ns2:val="none"/>
         </w:rPr>
       </w:pPr>
       <w:r>
@@ -1342,7 +1342,7 @@
         <w:t xml:space="preserve">. No se recibió documentación ni se suscribió contrato para dichos seguros. </w:t>
       </w:r>
     </w:p>
-    <w:p>
+    <w:p ns2:paraId="703C7082" ns2:textId="77777777">
       <w:pPr>
         <w:pStyle w:val="Prrafodelista"/>
         <w:spacing w:line="240" w:lineRule="auto"/>
@@ -1351,7 +1351,7 @@
         </w:rPr>
       </w:pPr>
     </w:p>
-    <w:p>
+    <w:p ns2:paraId="6B25B1A9" ns2:textId="41645D6F">
       <w:pPr>
         <w:pStyle w:val="Prrafodelista"/>
         <w:numPr>
@@ -1367,7 +1367,7 @@
         <w:rPr>
           <w:rFonts w:ascii="Arial Narrow" w:eastAsia="Arial Narrow" w:hAnsi="Arial Narrow" w:cs="Arial Narrow"/>
           <w:kern w:val="0"/>
-          <w14:ligatures w14:val="none"/>
+          <ns2:ligatures ns2:val="none"/>
         </w:rPr>
       </w:pPr>
       <w:r>
@@ -1401,7 +1401,7 @@
         <w:t>, sin obtener solución.</w:t>
       </w:r>
     </w:p>
-    <w:p>
+    <w:p ns2:paraId="201D7E82" ns2:textId="77777777">
       <w:pPr>
         <w:pStyle w:val="Prrafodelista"/>
         <w:spacing w:line="240" w:lineRule="auto"/>
@@ -1410,7 +1410,7 @@
         </w:rPr>
       </w:pPr>
     </w:p>
-    <w:p>
+    <w:p ns2:paraId="03F57F2C" ns2:textId="71FDDD2D">
       <w:pPr>
         <w:pStyle w:val="Prrafodelista"/>
         <w:numPr>
@@ -1426,7 +1426,7 @@
         <w:rPr>
           <w:rFonts w:ascii="Arial Narrow" w:eastAsia="Arial Narrow" w:hAnsi="Arial Narrow" w:cs="Arial Narrow"/>
           <w:kern w:val="0"/>
-          <w14:ligatures w14:val="none"/>
+          <ns2:ligatures ns2:val="none"/>
         </w:rPr>
       </w:pPr>
       <w:r>
@@ -1472,26 +1472,26 @@
         <w:t>, sin obtener solución.</w:t>
       </w:r>
     </w:p>
-    <w:p>
+    <w:p ns2:paraId="228EFEAD" ns2:textId="7FEC39E4">
       <w:pPr>
         <w:pStyle w:val="Prrafodelista"/>
         <w:spacing w:line="240" w:lineRule="auto"/>
         <w:rPr>
           <w:rFonts w:ascii="Arial Narrow" w:eastAsia="Arial Narrow" w:hAnsi="Arial Narrow" w:cs="Arial Narrow"/>
           <w:kern w:val="0"/>
-          <w14:ligatures w14:val="none"/>
-        </w:rPr>
-      </w:pPr>
-      <w:r>
-        <w:rPr>
-          <w:rFonts w:ascii="Arial Narrow" w:eastAsia="Arial Narrow" w:hAnsi="Arial Narrow" w:cs="Arial Narrow"/>
-          <w:kern w:val="0"/>
-          <w14:ligatures w14:val="none"/>
+          <ns2:ligatures ns2:val="none"/>
+        </w:rPr>
+      </w:pPr>
+      <w:r>
+        <w:rPr>
+          <w:rFonts w:ascii="Arial Narrow" w:eastAsia="Arial Narrow" w:hAnsi="Arial Narrow" w:cs="Arial Narrow"/>
+          <w:kern w:val="0"/>
+          <ns2:ligatures ns2:val="none"/>
         </w:rPr>
         <w:t xml:space="preserve"> </w:t>
       </w:r>
     </w:p>
-    <w:p>
+    <w:p ns2:paraId="2FB14F49" ns2:textId="7ABB57B2">
       <w:pPr>
         <w:pStyle w:val="Prrafodelista"/>
         <w:numPr>
@@ -1507,7 +1507,7 @@
         <w:rPr>
           <w:rFonts w:ascii="Arial Narrow" w:eastAsia="Arial Narrow" w:hAnsi="Arial Narrow" w:cs="Arial Narrow"/>
           <w:kern w:val="0"/>
-          <w14:ligatures w14:val="none"/>
+          <ns2:ligatures ns2:val="none"/>
         </w:rPr>
       </w:pPr>
       <w:r>
@@ -1531,7 +1531,7 @@
         <w:t>.</w:t>
       </w:r>
     </w:p>
-    <w:p>
+    <w:p ns2:paraId="76630485" ns2:textId="77777777">
       <w:pPr>
         <w:tabs>
           <w:tab w:val="left" w:pos="1134"/>
@@ -1543,11 +1543,11 @@
           <w:color w:val="000000"/>
           <w:kern w:val="0"/>
           <w:lang w:eastAsia="es-ES"/>
-          <w14:ligatures w14:val="none"/>
-        </w:rPr>
-      </w:pPr>
-    </w:p>
-    <w:p>
+          <ns2:ligatures ns2:val="none"/>
+        </w:rPr>
+      </w:pPr>
+    </w:p>
+    <w:p ns2:paraId="150CD385" ns2:textId="55BEF6F2">
       <w:pPr>
         <w:numPr>
           <w:ilvl w:val="1"/>
@@ -1565,7 +1565,7 @@
           <w:color w:val="000000"/>
           <w:kern w:val="0"/>
           <w:lang w:val="es-ES" w:eastAsia="es-ES"/>
-          <w14:ligatures w14:val="none"/>
+          <ns2:ligatures ns2:val="none"/>
         </w:rPr>
       </w:pPr>
       <w:proofErr w:type="spellStart"/>
@@ -1575,7 +1575,7 @@
           <w:color w:val="000000"/>
           <w:kern w:val="0"/>
           <w:lang w:val="es-ES" w:eastAsia="es-ES"/>
-          <w14:ligatures w14:val="none"/>
+          <ns2:ligatures ns2:val="none"/>
         </w:rPr>
         <w:t xml:space="preserve">[APELLIDO] solicitó, en calidad de medida correctiva, que el Banco cumpla con: (i) realizar el cese inmediato de los cobros de seguros no solicitados; (ii) realizar la devolución de los montos cobrados indebidamente, más los intereses legales correspondientes; y, (iii) entregarle el levantamiento de hipoteca de su local comercial y carta de no adeudo. Asimismo, no requirió de manera expresa el reembolso de costos y costas del presente procedimiento.</w:t>
       </w:r>
@@ -1584,7 +1584,7 @@
         <w:rPr>
           <w:rFonts w:ascii="Arial Narrow" w:eastAsia="Calibri" w:hAnsi="Arial Narrow" w:cs="Arial"/>
           <w:kern w:val="0"/>
-          <w14:ligatures w14:val="none"/>
+          <ns2:ligatures ns2:val="none"/>
         </w:rPr>
         <w:t xml:space="preserve"/>
       </w:r>
@@ -1594,7 +1594,7 @@
           <w:color w:val="000000"/>
           <w:kern w:val="0"/>
           <w:lang w:val="es-ES" w:eastAsia="es-ES"/>
-          <w14:ligatures w14:val="none"/>
+          <ns2:ligatures ns2:val="none"/>
         </w:rPr>
         <w:t xml:space="preserve"/>
       </w:r>
@@ -1605,7 +1605,7 @@
           <w:color w:val="000000"/>
           <w:kern w:val="0"/>
           <w:lang w:val="es-ES" w:eastAsia="es-ES"/>
-          <w14:ligatures w14:val="none"/>
+          <ns2:ligatures ns2:val="none"/>
         </w:rPr>
         <w:t xml:space="preserve"/>
       </w:r>
@@ -1615,7 +1615,7 @@
           <w:color w:val="000000"/>
           <w:kern w:val="0"/>
           <w:lang w:val="es-ES" w:eastAsia="es-ES"/>
-          <w14:ligatures w14:val="none"/>
+          <ns2:ligatures ns2:val="none"/>
         </w:rPr>
         <w:t xml:space="preserve"/>
       </w:r>
@@ -1625,7 +1625,7 @@
           <w:color w:val="000000"/>
           <w:kern w:val="0"/>
           <w:lang w:val="es-ES" w:eastAsia="es-ES"/>
-          <w14:ligatures w14:val="none"/>
+          <ns2:ligatures ns2:val="none"/>
         </w:rPr>
         <w:t/>
       </w:r>
@@ -1635,7 +1635,7 @@
           <w:color w:val="000000"/>
           <w:kern w:val="0"/>
           <w:lang w:val="es-ES" w:eastAsia="es-ES"/>
-          <w14:ligatures w14:val="none"/>
+          <ns2:ligatures ns2:val="none"/>
         </w:rPr>
         <w:t/>
       </w:r>
@@ -1646,7 +1646,7 @@
           <w:color w:val="000000"/>
           <w:kern w:val="0"/>
           <w:lang w:val="es-ES" w:eastAsia="es-ES"/>
-          <w14:ligatures w14:val="none"/>
+          <ns2:ligatures ns2:val="none"/>
         </w:rPr>
         <w:t/>
       </w:r>
@@ -1657,7 +1657,7 @@
           <w:color w:val="000000"/>
           <w:kern w:val="0"/>
           <w:lang w:val="es-ES" w:eastAsia="es-ES"/>
-          <w14:ligatures w14:val="none"/>
+          <ns2:ligatures ns2:val="none"/>
         </w:rPr>
         <w:t/>
       </w:r>
@@ -1667,7 +1667,7 @@
           <w:color w:val="000000"/>
           <w:kern w:val="0"/>
           <w:lang w:val="es-ES" w:eastAsia="es-ES"/>
-          <w14:ligatures w14:val="none"/>
+          <ns2:ligatures ns2:val="none"/>
         </w:rPr>
         <w:t/>
       </w:r>
@@ -1677,7 +1677,7 @@
           <w:color w:val="000000"/>
           <w:kern w:val="0"/>
           <w:lang w:val="es-ES" w:eastAsia="es-ES"/>
-          <w14:ligatures w14:val="none"/>
+          <ns2:ligatures ns2:val="none"/>
         </w:rPr>
         <w:t xml:space="preserve"/>
       </w:r>
@@ -1688,7 +1688,7 @@
           <w:color w:val="000000"/>
           <w:kern w:val="0"/>
           <w:lang w:val="es-ES" w:eastAsia="es-ES"/>
-          <w14:ligatures w14:val="none"/>
+          <ns2:ligatures ns2:val="none"/>
         </w:rPr>
         <w:t/>
       </w:r>
@@ -1699,7 +1699,7 @@
           <w:color w:val="000000"/>
           <w:kern w:val="0"/>
           <w:lang w:val="es-ES" w:eastAsia="es-ES"/>
-          <w14:ligatures w14:val="none"/>
+          <ns2:ligatures ns2:val="none"/>
         </w:rPr>
         <w:t xml:space="preserve"/>
       </w:r>
@@ -1709,7 +1709,7 @@
           <w:color w:val="000000"/>
           <w:kern w:val="0"/>
           <w:lang w:val="es-ES" w:eastAsia="es-ES"/>
-          <w14:ligatures w14:val="none"/>
+          <ns2:ligatures ns2:val="none"/>
         </w:rPr>
         <w:t/>
       </w:r>
@@ -1719,7 +1719,7 @@
           <w:color w:val="000000"/>
           <w:kern w:val="0"/>
           <w:lang w:val="es-ES" w:eastAsia="es-ES"/>
-          <w14:ligatures w14:val="none"/>
+          <ns2:ligatures ns2:val="none"/>
         </w:rPr>
         <w:t xml:space="preserve"/>
       </w:r>
@@ -1729,7 +1729,7 @@
           <w:color w:val="000000"/>
           <w:kern w:val="0"/>
           <w:lang w:val="es-ES" w:eastAsia="es-ES"/>
-          <w14:ligatures w14:val="none"/>
+          <ns2:ligatures ns2:val="none"/>
         </w:rPr>
         <w:t/>
       </w:r>
@@ -1739,7 +1739,7 @@
           <w:color w:val="000000"/>
           <w:kern w:val="0"/>
           <w:lang w:val="es-ES" w:eastAsia="es-ES"/>
-          <w14:ligatures w14:val="none"/>
+          <ns2:ligatures ns2:val="none"/>
         </w:rPr>
         <w:t xml:space="preserve"/>
       </w:r>
@@ -1749,7 +1749,7 @@
           <w:color w:val="000000"/>
           <w:kern w:val="0"/>
           <w:lang w:val="es-ES" w:eastAsia="es-ES"/>
-          <w14:ligatures w14:val="none"/>
+          <ns2:ligatures ns2:val="none"/>
         </w:rPr>
         <w:t xml:space="preserve"/>
       </w:r>
@@ -1759,7 +1759,7 @@
           <w:color w:val="000000"/>
           <w:kern w:val="0"/>
           <w:lang w:val="es-ES" w:eastAsia="es-ES"/>
-          <w14:ligatures w14:val="none"/>
+          <ns2:ligatures ns2:val="none"/>
         </w:rPr>
         <w:t xml:space="preserve"/>
       </w:r>
@@ -1769,7 +1769,7 @@
           <w:color w:val="000000"/>
           <w:kern w:val="0"/>
           <w:lang w:val="es-ES" w:eastAsia="es-ES"/>
-          <w14:ligatures w14:val="none"/>
+          <ns2:ligatures ns2:val="none"/>
         </w:rPr>
         <w:t xml:space="preserve"/>
       </w:r>
@@ -1779,7 +1779,7 @@
           <w:color w:val="000000"/>
           <w:kern w:val="0"/>
           <w:lang w:val="es-ES" w:eastAsia="es-ES"/>
-          <w14:ligatures w14:val="none"/>
+          <ns2:ligatures ns2:val="none"/>
         </w:rPr>
         <w:t xml:space="preserve"/>
       </w:r>
@@ -1789,14 +1789,14 @@
           <w:color w:val="000000"/>
           <w:kern w:val="0"/>
           <w:lang w:val="es-ES" w:eastAsia="es-ES"/>
-          <w14:ligatures w14:val="none"/>
+          <ns2:ligatures ns2:val="none"/>
         </w:rPr>
         <w:t/>
       </w:r>
       <w:bookmarkStart w:id="4" w:name="_Hlk210205006"/>
       <w:bookmarkEnd w:id="3"/>
     </w:p>
-    <w:p>
+    <w:p ns2:paraId="281B44E6" ns2:textId="77777777">
       <w:pPr>
         <w:spacing w:after="0" w:line="240" w:lineRule="auto"/>
         <w:jc w:val="both"/>
@@ -1806,7 +1806,7 @@
       </w:pPr>
       <w:bookmarkStart w:id="5" w:name="_Hlk209028760"/>
     </w:p>
-    <w:p>
+    <w:p ns2:paraId="392EEC25" ns2:textId="27B0D131">
       <w:pPr>
         <w:numPr>
           <w:ilvl w:val="0"/>
@@ -1829,7 +1829,7 @@
           <w:color w:val="000000"/>
           <w:kern w:val="0"/>
           <w:lang w:eastAsia="es-PE"/>
-          <w14:ligatures w14:val="none"/>
+          <ns2:ligatures ns2:val="none"/>
         </w:rPr>
         <w:t>DE</w:t>
       </w:r>
@@ -1849,12 +1849,12 @@
           <w:color w:val="000000"/>
           <w:kern w:val="0"/>
           <w:lang w:eastAsia="es-PE"/>
-          <w14:ligatures w14:val="none"/>
+          <ns2:ligatures ns2:val="none"/>
         </w:rPr>
         <w:t>RÍMAC</w:t>
       </w:r>
     </w:p>
-    <w:p>
+    <w:p ns2:paraId="582610F2" ns2:textId="77777777">
       <w:pPr>
         <w:spacing w:after="0" w:line="240" w:lineRule="auto"/>
         <w:contextualSpacing/>
@@ -1867,7 +1867,7 @@
         </w:rPr>
       </w:pPr>
     </w:p>
-    <w:p>
+    <w:p ns2:paraId="4764F505" ns2:textId="77777777">
       <w:pPr>
         <w:pStyle w:val="Prrafodelista"/>
         <w:numPr>
@@ -1910,7 +1910,7 @@
         <w:t>.</w:t>
       </w:r>
     </w:p>
-    <w:p>
+    <w:p ns2:paraId="0718AA3F" ns2:textId="77777777">
       <w:pPr>
         <w:pStyle w:val="Prrafodelista"/>
         <w:spacing w:after="0" w:line="240" w:lineRule="auto"/>
@@ -1923,7 +1923,7 @@
         </w:rPr>
       </w:pPr>
     </w:p>
-    <w:p>
+    <w:p ns2:paraId="5847D5CD" ns2:textId="77777777">
       <w:pPr>
         <w:pStyle w:val="Prrafodelista"/>
         <w:numPr>
@@ -1982,7 +1982,7 @@
         <w:t>.</w:t>
       </w:r>
     </w:p>
-    <w:p>
+    <w:p ns2:paraId="56E20C09" ns2:textId="77777777">
       <w:pPr>
         <w:pStyle w:val="Prrafodelista"/>
         <w:spacing w:line="240" w:lineRule="auto"/>
@@ -1993,7 +1993,7 @@
         </w:rPr>
       </w:pPr>
     </w:p>
-    <w:p>
+    <w:p ns2:paraId="1506C2C8" ns2:textId="4CB72B28">
       <w:pPr>
         <w:pStyle w:val="Prrafodelista"/>
         <w:numPr>
@@ -2124,7 +2124,7 @@
         <w:t xml:space="preserve"> al momento de los hechos materia de denuncia.</w:t>
       </w:r>
     </w:p>
-    <w:p>
+    <w:p ns2:paraId="654F94E9" ns2:textId="77777777">
       <w:pPr>
         <w:spacing w:after="0" w:line="240" w:lineRule="auto"/>
         <w:jc w:val="both"/>
@@ -2135,7 +2135,7 @@
         </w:rPr>
       </w:pPr>
     </w:p>
-    <w:p>
+    <w:p ns2:paraId="4E1FF401" ns2:textId="1B4BF9B4">
       <w:pPr>
         <w:pStyle w:val="Prrafodelista"/>
         <w:numPr>
@@ -2165,7 +2165,7 @@
         <w:t>.</w:t>
       </w:r>
     </w:p>
-    <w:p>
+    <w:p ns2:paraId="4FD8E041" ns2:textId="77777777">
       <w:pPr>
         <w:pStyle w:val="Prrafodelista"/>
         <w:spacing w:after="0" w:line="240" w:lineRule="auto"/>
@@ -2178,7 +2178,7 @@
         </w:rPr>
       </w:pPr>
     </w:p>
-    <w:p>
+    <w:p ns2:paraId="27093CB6" ns2:textId="2143935F">
       <w:pPr>
         <w:numPr>
           <w:ilvl w:val="0"/>
@@ -2221,7 +2221,7 @@
         <w:t xml:space="preserve"/>
       </w:r>
     </w:p>
-    <w:p>
+    <w:p ns2:paraId="137D7820" ns2:textId="77777777">
       <w:pPr>
         <w:spacing w:after="0" w:line="240" w:lineRule="auto"/>
         <w:ind w:left="567"/>
@@ -2232,7 +2232,7 @@
         </w:rPr>
       </w:pPr>
     </w:p>
-    <w:p>
+    <w:p ns2:paraId="34D00794" ns2:textId="70DE9BBB">
       <w:pPr>
         <w:widowControl w:val="0"/>
         <w:spacing w:line="240" w:lineRule="auto"/>
@@ -2251,7 +2251,7 @@
         <w:t>Marco Jurídico aplicable a la Noción de Consumidor Final</w:t>
       </w:r>
     </w:p>
-    <w:p>
+    <w:p ns2:paraId="7022ED92" ns2:textId="0CD2C494">
       <w:pPr>
         <w:widowControl w:val="0"/>
         <w:tabs>
@@ -2283,7 +2283,7 @@
         <w:t>Sobre la noción de consumidor</w:t>
       </w:r>
     </w:p>
-    <w:p>
+    <w:p ns2:paraId="4B958DF5" ns2:textId="1FB5DC19">
       <w:pPr>
         <w:pStyle w:val="Prrafodelista"/>
         <w:numPr>
@@ -2322,7 +2322,7 @@
         <w:t>.</w:t>
       </w:r>
     </w:p>
-    <w:p>
+    <w:p ns2:paraId="4C3E5333" ns2:textId="3330015C">
       <w:pPr>
         <w:pStyle w:val="Prrafodelista"/>
         <w:numPr>
@@ -2346,7 +2346,7 @@
         <w:t>La norma señalada establece que son consumidores las personas naturales o jurídicas que adquieren, usan o disfrutan un producto o servicio en beneficio propio o de su entorno familiar o social, actuando así en un ámbito ajeno a la actividad empresarial. Asimismo, se incluye en la misma categoría a los microempresarios que evidencien una situación de asimetría informativa con el proveedor respecto de aquellos bienes que no formen parte del giro propio de su negocio.</w:t>
       </w:r>
     </w:p>
-    <w:p>
+    <w:p ns2:paraId="461C5644" ns2:textId="77777777">
       <w:pPr>
         <w:pStyle w:val="Prrafodelista"/>
         <w:spacing w:after="0" w:line="240" w:lineRule="auto"/>
@@ -2358,7 +2358,7 @@
         </w:rPr>
       </w:pPr>
     </w:p>
-    <w:p>
+    <w:p ns2:paraId="0E0AB3D5" ns2:textId="53B0F10D">
       <w:pPr>
         <w:pStyle w:val="Prrafodelista"/>
         <w:numPr>
@@ -2381,7 +2381,7 @@
         <w:t>De acuerdo con el esquema que el legislador peruano ha previsto a partir del Código, la Comisión considera que, a efectos de evaluar la calidad de consumidor de la parte denunciante, deberá seguirse el siguiente diagrama:</w:t>
       </w:r>
     </w:p>
-    <w:p>
+    <w:p ns2:paraId="4BA19FDC" ns2:textId="77777777">
       <w:pPr>
         <w:spacing w:line="240" w:lineRule="auto"/>
         <w:jc w:val="both"/>
@@ -2391,7 +2391,7 @@
         </w:rPr>
       </w:pPr>
     </w:p>
-    <w:p>
+    <w:p ns2:paraId="127E9E94" ns2:textId="77777777">
       <w:pPr>
         <w:spacing w:after="200" w:line="240" w:lineRule="auto"/>
         <w:jc w:val="center"/>
@@ -2412,7 +2412,7 @@
         <w:t>Diagrama 1: Filtros para para microempresas</w:t>
       </w:r>
     </w:p>
-    <w:p>
+    <w:p ns2:paraId="1E965D93" ns2:textId="77777777">
       <w:pPr>
         <w:spacing w:after="200" w:line="240" w:lineRule="auto"/>
         <w:jc w:val="both"/>
@@ -2427,70 +2427,70 @@
           <w:noProof/>
         </w:rPr>
         <w:drawing>
-          <wp:anchor distT="0" distB="0" distL="114300" distR="114300" simplePos="0" relativeHeight="251659264" behindDoc="0" locked="0" layoutInCell="1" allowOverlap="1" wp14:anchorId="54FA8D1F" wp14:editId="2B04C092">
-            <wp:simplePos x="0" y="0"/>
-            <wp:positionH relativeFrom="column">
-              <wp:posOffset>872490</wp:posOffset>
-            </wp:positionH>
-            <wp:positionV relativeFrom="paragraph">
-              <wp:posOffset>116840</wp:posOffset>
-            </wp:positionV>
-            <wp:extent cx="3924300" cy="2860675"/>
-            <wp:effectExtent l="38100" t="38100" r="38100" b="34925"/>
-            <wp:wrapSquare wrapText="bothSides"/>
-            <wp:docPr id="1" name="image01.png" descr="Interfaz de usuario gráfica, Diagrama, Aplicación&#10;&#10;Descripción generada automáticamente"/>
-            <wp:cNvGraphicFramePr/>
-            <a:graphic xmlns:a="http://schemas.openxmlformats.org/drawingml/2006/main">
-              <a:graphicData uri="http://schemas.openxmlformats.org/drawingml/2006/picture">
-                <pic:pic xmlns:pic="http://schemas.openxmlformats.org/drawingml/2006/picture">
-                  <pic:nvPicPr>
-                    <pic:cNvPr id="1" name="image01.png" descr="Interfaz de usuario gráfica, Diagrama, Aplicación&#10;&#10;Descripción generada automáticamente"/>
-                    <pic:cNvPicPr preferRelativeResize="0"/>
-                  </pic:nvPicPr>
-                  <pic:blipFill>
-                    <a:blip r:embed="rId8">
-                      <a:extLst>
-                        <a:ext uri="{28A0092B-C50C-407E-A947-70E740481C1C}">
-                          <a14:useLocalDpi xmlns:a14="http://schemas.microsoft.com/office/drawing/2010/main" val="0"/>
-                        </a:ext>
-                      </a:extLst>
-                    </a:blip>
-                    <a:srcRect l="32408" t="21678" r="27271" b="9063"/>
-                    <a:stretch>
-                      <a:fillRect/>
-                    </a:stretch>
-                  </pic:blipFill>
-                  <pic:spPr>
-                    <a:xfrm>
-                      <a:off x="0" y="0"/>
-                      <a:ext cx="3924300" cy="2860675"/>
-                    </a:xfrm>
-                    <a:prstGeom prst="rect">
-                      <a:avLst/>
-                    </a:prstGeom>
-                    <a:ln w="28575">
-                      <a:solidFill>
-                        <a:schemeClr val="tx1"/>
-                      </a:solidFill>
-                    </a:ln>
-                    <a:effectLst>
-                      <a:softEdge rad="0"/>
-                    </a:effectLst>
-                  </pic:spPr>
-                </pic:pic>
-              </a:graphicData>
-            </a:graphic>
-            <wp14:sizeRelH relativeFrom="page">
-              <wp14:pctWidth>0</wp14:pctWidth>
-            </wp14:sizeRelH>
-            <wp14:sizeRelV relativeFrom="page">
-              <wp14:pctHeight>0</wp14:pctHeight>
-            </wp14:sizeRelV>
-          </wp:anchor>
+          <ns3:anchor distT="0" distB="0" distL="114300" distR="114300" simplePos="0" relativeHeight="251659264" behindDoc="0" locked="0" layoutInCell="1" allowOverlap="1" ns4:anchorId="54FA8D1F" ns4:editId="2B04C092">
+            <ns3:simplePos x="0" y="0"/>
+            <ns3:positionH relativeFrom="column">
+              <ns3:posOffset>872490</ns3:posOffset>
+            </ns3:positionH>
+            <ns3:positionV relativeFrom="paragraph">
+              <ns3:posOffset>116840</ns3:posOffset>
+            </ns3:positionV>
+            <ns3:extent cx="3924300" cy="2860675"/>
+            <ns3:effectExtent l="38100" t="38100" r="38100" b="34925"/>
+            <ns3:wrapSquare wrapText="bothSides"/>
+            <ns3:docPr id="1" name="image01.png" descr="Interfaz de usuario gráfica, Diagrama, Aplicación&#10;&#10;Descripción generada automáticamente"/>
+            <ns3:cNvGraphicFramePr/>
+            <ns5:graphic>
+              <ns5:graphicData uri="http://schemas.openxmlformats.org/drawingml/2006/picture">
+                <ns6:pic>
+                  <ns6:nvPicPr>
+                    <ns6:cNvPr id="1" name="image01.png" descr="Interfaz de usuario gráfica, Diagrama, Aplicación&#10;&#10;Descripción generada automáticamente"/>
+                    <ns6:cNvPicPr preferRelativeResize="0"/>
+                  </ns6:nvPicPr>
+                  <ns6:blipFill>
+                    <ns5:blip ns7:embed="rId8">
+                      <ns5:extLst>
+                        <ns5:ext uri="{28A0092B-C50C-407E-A947-70E740481C1C}">
+                          <ns8:useLocalDpi val="0"/>
+                        </ns5:ext>
+                      </ns5:extLst>
+                    </ns5:blip>
+                    <ns5:srcRect l="32408" t="21678" r="27271" b="9063"/>
+                    <ns5:stretch>
+                      <ns5:fillRect/>
+                    </ns5:stretch>
+                  </ns6:blipFill>
+                  <ns6:spPr>
+                    <ns5:xfrm>
+                      <ns5:off x="0" y="0"/>
+                      <ns5:ext cx="3924300" cy="2860675"/>
+                    </ns5:xfrm>
+                    <ns5:prstGeom prst="rect">
+                      <ns5:avLst/>
+                    </ns5:prstGeom>
+                    <ns5:ln w="28575">
+                      <ns5:solidFill>
+                        <ns5:schemeClr val="tx1"/>
+                      </ns5:solidFill>
+                    </ns5:ln>
+                    <ns5:effectLst>
+                      <ns5:softEdge rad="0"/>
+                    </ns5:effectLst>
+                  </ns6:spPr>
+                </ns6:pic>
+              </ns5:graphicData>
+            </ns5:graphic>
+            <ns4:sizeRelH relativeFrom="page">
+              <ns4:pctWidth>0</ns4:pctWidth>
+            </ns4:sizeRelH>
+            <ns4:sizeRelV relativeFrom="page">
+              <ns4:pctHeight>0</ns4:pctHeight>
+            </ns4:sizeRelV>
+          </ns3:anchor>
         </w:drawing>
       </w:r>
     </w:p>
-    <w:p>
+    <w:p ns2:paraId="099080A9" ns2:textId="77777777">
       <w:pPr>
         <w:spacing w:after="200" w:line="240" w:lineRule="auto"/>
         <w:jc w:val="both"/>
@@ -2500,7 +2500,7 @@
         </w:rPr>
       </w:pPr>
     </w:p>
-    <w:p>
+    <w:p ns2:paraId="07A485FA" ns2:textId="77777777">
       <w:pPr>
         <w:spacing w:after="200" w:line="240" w:lineRule="auto"/>
         <w:jc w:val="both"/>
@@ -2510,7 +2510,7 @@
         </w:rPr>
       </w:pPr>
     </w:p>
-    <w:p>
+    <w:p ns2:paraId="4DB46C3C" ns2:textId="77777777">
       <w:pPr>
         <w:tabs>
           <w:tab w:val="left" w:pos="3375"/>
@@ -2522,7 +2522,7 @@
         </w:rPr>
       </w:pPr>
     </w:p>
-    <w:p>
+    <w:p ns2:paraId="1DA91E47" ns2:textId="77777777">
       <w:pPr>
         <w:tabs>
           <w:tab w:val="left" w:pos="3375"/>
@@ -2534,7 +2534,7 @@
         </w:rPr>
       </w:pPr>
     </w:p>
-    <w:p>
+    <w:p ns2:paraId="7BFB5385" ns2:textId="77777777">
       <w:pPr>
         <w:tabs>
           <w:tab w:val="left" w:pos="3375"/>
@@ -2546,7 +2546,7 @@
         </w:rPr>
       </w:pPr>
     </w:p>
-    <w:p>
+    <w:p ns2:paraId="73C00B53" ns2:textId="77777777">
       <w:pPr>
         <w:tabs>
           <w:tab w:val="left" w:pos="3375"/>
@@ -2558,7 +2558,7 @@
         </w:rPr>
       </w:pPr>
     </w:p>
-    <w:p>
+    <w:p ns2:paraId="297F72A7" ns2:textId="77777777">
       <w:pPr>
         <w:tabs>
           <w:tab w:val="left" w:pos="3375"/>
@@ -2570,7 +2570,7 @@
         </w:rPr>
       </w:pPr>
     </w:p>
-    <w:p>
+    <w:p ns2:paraId="195E421E" ns2:textId="77777777">
       <w:pPr>
         <w:tabs>
           <w:tab w:val="left" w:pos="3375"/>
@@ -2582,7 +2582,7 @@
         </w:rPr>
       </w:pPr>
     </w:p>
-    <w:p>
+    <w:p ns2:paraId="501B3D62" ns2:textId="77777777">
       <w:pPr>
         <w:tabs>
           <w:tab w:val="left" w:pos="3375"/>
@@ -2594,7 +2594,7 @@
         </w:rPr>
       </w:pPr>
     </w:p>
-    <w:p>
+    <w:p ns2:paraId="0EFD296F" ns2:textId="77777777">
       <w:pPr>
         <w:spacing w:after="200" w:line="240" w:lineRule="auto"/>
         <w:rPr>
@@ -2603,7 +2603,7 @@
         </w:rPr>
       </w:pPr>
     </w:p>
-    <w:p>
+    <w:p ns2:paraId="11FD21D7" ns2:textId="36D0ADED">
       <w:pPr>
         <w:pStyle w:val="Prrafodelista"/>
         <w:numPr>
@@ -2641,7 +2641,7 @@
         <w:t>.</w:t>
       </w:r>
     </w:p>
-    <w:p>
+    <w:p ns2:paraId="54191E44" ns2:textId="77777777">
       <w:pPr>
         <w:pStyle w:val="Prrafodelista"/>
         <w:spacing w:after="0" w:line="240" w:lineRule="auto"/>
@@ -2653,7 +2653,7 @@
         </w:rPr>
       </w:pPr>
     </w:p>
-    <w:p>
+    <w:p ns2:paraId="43CEC0AF" ns2:textId="67F46AA0">
       <w:pPr>
         <w:pStyle w:val="Prrafodelista"/>
         <w:numPr>
@@ -2691,7 +2691,7 @@
         <w:t>.</w:t>
       </w:r>
     </w:p>
-    <w:p>
+    <w:p ns2:paraId="1BA25621" ns2:textId="77777777">
       <w:pPr>
         <w:pStyle w:val="Prrafodelista"/>
         <w:spacing w:after="0" w:line="240" w:lineRule="auto"/>
@@ -2703,7 +2703,7 @@
         </w:rPr>
       </w:pPr>
     </w:p>
-    <w:p>
+    <w:p ns2:paraId="6DC2C6D3" ns2:textId="26AB7B35">
       <w:pPr>
         <w:pStyle w:val="Prrafodelista"/>
         <w:numPr>
@@ -2726,7 +2726,7 @@
         <w:t>En el caso de las microempresas (filtro especial), el análisis de procedencia se sujetará a los siguientes parámetros:</w:t>
       </w:r>
     </w:p>
-    <w:p>
+    <w:p ns2:paraId="645270E8" ns2:textId="77777777">
       <w:pPr>
         <w:widowControl w:val="0"/>
         <w:spacing w:line="240" w:lineRule="auto"/>
@@ -2739,7 +2739,7 @@
         </w:rPr>
       </w:pPr>
     </w:p>
-    <w:p>
+    <w:p ns2:paraId="3E754A59" ns2:textId="75840D02">
       <w:pPr>
         <w:widowControl w:val="0"/>
         <w:numPr>
@@ -2795,7 +2795,7 @@
         <w:t>, esto es, si no posee ventas anuales que superen las 150 UIT. Caso contrario, de superarse este monto, la denuncia será declarada improcedente.</w:t>
       </w:r>
     </w:p>
-    <w:p>
+    <w:p ns2:paraId="5EBC5FF6" ns2:textId="77777777">
       <w:pPr>
         <w:widowControl w:val="0"/>
         <w:spacing w:after="0" w:line="240" w:lineRule="auto"/>
@@ -2808,7 +2808,7 @@
         </w:rPr>
       </w:pPr>
     </w:p>
-    <w:p>
+    <w:p ns2:paraId="2D843E43" ns2:textId="01E94F71">
       <w:pPr>
         <w:widowControl w:val="0"/>
         <w:numPr>
@@ -2848,7 +2848,7 @@
         <w:t>, como un elemento imprescindible para el proceso productivo que realiza la unidad productiva. En este punto, si se comprueba que el bien materia de cuestionamiento forma parte esencial del proceso productivo, la denuncia deberá ser declarada improcedente.</w:t>
       </w:r>
     </w:p>
-    <w:p>
+    <w:p ns2:paraId="0C4D63E4" ns2:textId="77777777">
       <w:pPr>
         <w:widowControl w:val="0"/>
         <w:spacing w:after="0" w:line="240" w:lineRule="auto"/>
@@ -2861,7 +2861,7 @@
         </w:rPr>
       </w:pPr>
     </w:p>
-    <w:p>
+    <w:p ns2:paraId="580814E1" ns2:textId="7B733171">
       <w:pPr>
         <w:widowControl w:val="0"/>
         <w:numPr>
@@ -2901,7 +2901,7 @@
         <w:t>.</w:t>
       </w:r>
     </w:p>
-    <w:p>
+    <w:p ns2:paraId="02E64C41" ns2:textId="77777777">
       <w:pPr>
         <w:widowControl w:val="0"/>
         <w:spacing w:after="0" w:line="240" w:lineRule="auto"/>
@@ -2914,7 +2914,7 @@
         </w:rPr>
       </w:pPr>
     </w:p>
-    <w:p>
+    <w:p ns2:paraId="26FFDC5D" ns2:textId="77777777">
       <w:pPr>
         <w:pStyle w:val="Prrafodelista"/>
         <w:numPr>
@@ -2937,7 +2937,7 @@
         <w:t>De verificarse la existencia de la asimetría informativa en el caso concreto, la parte denunciante encajará en la noción de consumidor. Por el contrario, si se acredita que el microempresario no se encuentra en una situación de asimetría informativa respecto del producto o servicio controvertido, la denuncia deberá ser declarada improcedente.</w:t>
       </w:r>
     </w:p>
-    <w:p>
+    <w:p ns2:paraId="40B5A97C" ns2:textId="77777777">
       <w:pPr>
         <w:spacing w:line="240" w:lineRule="auto"/>
         <w:ind w:left="567"/>
@@ -2949,7 +2949,7 @@
         </w:rPr>
       </w:pPr>
     </w:p>
-    <w:p>
+    <w:p ns2:paraId="25684537" ns2:textId="177408FB">
       <w:pPr>
         <w:widowControl w:val="0"/>
         <w:tabs>
@@ -3000,7 +3000,7 @@
         <w:t>Sobre la noción de microempresario</w:t>
       </w:r>
     </w:p>
-    <w:p>
+    <w:p ns2:paraId="2C3406E1" ns2:textId="77777777">
       <w:pPr>
         <w:widowControl w:val="0"/>
         <w:numPr>
@@ -3028,7 +3028,7 @@
         <w:t>De la condición de microempresario en la legislación nacional</w:t>
       </w:r>
     </w:p>
-    <w:p>
+    <w:p ns2:paraId="62F8AC8B" ns2:textId="77777777">
       <w:pPr>
         <w:widowControl w:val="0"/>
         <w:spacing w:line="240" w:lineRule="auto"/>
@@ -3041,7 +3041,7 @@
         </w:rPr>
       </w:pPr>
     </w:p>
-    <w:p>
+    <w:p ns2:paraId="1A222BDA" ns2:textId="122543BC">
       <w:pPr>
         <w:pStyle w:val="Prrafodelista"/>
         <w:numPr>
@@ -3088,7 +3088,7 @@
         <w:t>establece el modo de acreditación de la condición de microempresario ante la autoridad administrativa, por lo que resulta importante establecer la modalidad de determinar dicha condición.</w:t>
       </w:r>
     </w:p>
-    <w:p>
+    <w:p ns2:paraId="4B7F5CF3" ns2:textId="77777777">
       <w:pPr>
         <w:pStyle w:val="Prrafodelista"/>
         <w:spacing w:after="0" w:line="240" w:lineRule="auto"/>
@@ -3100,7 +3100,7 @@
         </w:rPr>
       </w:pPr>
     </w:p>
-    <w:p>
+    <w:p ns2:paraId="0B6A72AD" ns2:textId="0B6C9682">
       <w:pPr>
         <w:pStyle w:val="Prrafodelista"/>
         <w:numPr>
@@ -3138,7 +3138,7 @@
         <w:t xml:space="preserve"> para equiparar la asimetría informativa frente al proveedor, por lo que requieren la tutela que brinda el Código.</w:t>
       </w:r>
     </w:p>
-    <w:p>
+    <w:p ns2:paraId="49D48540" ns2:textId="77777777">
       <w:pPr>
         <w:pStyle w:val="Prrafodelista"/>
         <w:spacing w:after="0" w:line="240" w:lineRule="auto"/>
@@ -3150,7 +3150,7 @@
         </w:rPr>
       </w:pPr>
     </w:p>
-    <w:p>
+    <w:p ns2:paraId="0DBE08AE" ns2:textId="5FD6ADC0">
       <w:pPr>
         <w:pStyle w:val="Prrafodelista"/>
         <w:numPr>
@@ -3173,7 +3173,7 @@
         <w:t>La Sala Especializada de Protección al Consumidor (en adelante, Sala), refiriéndose a la situación de asimetría informativa de los microempresarios, en la Resolución 3311-2018/SPC-INDECOPI del 28 de noviembre de 2018, señaló que:</w:t>
       </w:r>
     </w:p>
-    <w:p>
+    <w:p ns2:paraId="4E5FA6AB" ns2:textId="77777777">
       <w:pPr>
         <w:widowControl w:val="0"/>
         <w:spacing w:line="240" w:lineRule="auto"/>
@@ -3186,7 +3186,7 @@
         </w:rPr>
       </w:pPr>
     </w:p>
-    <w:p>
+    <w:p ns2:paraId="4689D572" ns2:textId="77777777">
       <w:pPr>
         <w:widowControl w:val="0"/>
         <w:spacing w:line="240" w:lineRule="auto"/>
@@ -3223,7 +3223,7 @@
         <w:t xml:space="preserve"> Cabe indicar que esta Sala ha señalado que respecto de los productos y servicios que no forman parte del giro propio del negocio del microempresario denunciante, se presume que este se encuentra en asimetría informativa frente al correspondiente proveedor; sin perjuicio de que dicho proveedor pueda acreditar lo contrario.”</w:t>
       </w:r>
     </w:p>
-    <w:p>
+    <w:p ns2:paraId="78AF9F57" ns2:textId="59893284">
       <w:pPr>
         <w:widowControl w:val="0"/>
         <w:spacing w:line="240" w:lineRule="auto"/>
@@ -3242,7 +3242,7 @@
         <w:t xml:space="preserve">(Subrayado agregado) </w:t>
       </w:r>
     </w:p>
-    <w:p>
+    <w:p ns2:paraId="60509CDD" ns2:textId="363D80B1">
       <w:pPr>
         <w:pStyle w:val="Prrafodelista"/>
         <w:numPr>
@@ -3280,7 +3280,7 @@
         <w:t>para prevenir, mitigar o corregir las conductas y prácticas que podrían afectar sus legítimos intereses, a efectos de extender de forma excepcional la aplicación del sistema de protección al consumidor.</w:t>
       </w:r>
     </w:p>
-    <w:p>
+    <w:p ns2:paraId="4AA6A213" ns2:textId="77777777">
       <w:pPr>
         <w:pStyle w:val="Prrafodelista"/>
         <w:spacing w:after="0" w:line="240" w:lineRule="auto"/>
@@ -3292,7 +3292,7 @@
         </w:rPr>
       </w:pPr>
     </w:p>
-    <w:p>
+    <w:p ns2:paraId="3B1ADA17" ns2:textId="2E8370A4">
       <w:pPr>
         <w:pStyle w:val="Prrafodelista"/>
         <w:numPr>
@@ -3356,7 +3356,7 @@
         <w:t>, y cuyo nivel de ventas netas anuales no supera 150 UIT.</w:t>
       </w:r>
     </w:p>
-    <w:p>
+    <w:p ns2:paraId="1FD87C52" ns2:textId="77777777">
       <w:pPr>
         <w:pStyle w:val="Prrafodelista"/>
         <w:spacing w:after="0" w:line="240" w:lineRule="auto"/>
@@ -3368,7 +3368,7 @@
         </w:rPr>
       </w:pPr>
     </w:p>
-    <w:p>
+    <w:p ns2:paraId="1F18FE1D" ns2:textId="71708523">
       <w:pPr>
         <w:pStyle w:val="Prrafodelista"/>
         <w:numPr>
@@ -3415,17 +3415,17 @@
         <w:t>condición de microempresa puede verse modificada en cada ejercicio anual, resulta importante establecer el período relevante sobre el cual se determinará dicha condición.</w:t>
       </w:r>
     </w:p>
-    <w:p>
-      <w:pPr>
-        <w:spacing w:after="0" w:line="240" w:lineRule="auto"/>
-        <w:jc w:val="both"/>
-        <w:rPr>
-          <w:rFonts w:ascii="Arial Narrow" w:eastAsia="Arial" w:hAnsi="Arial Narrow" w:cs="Arial"/>
-          <w:color w:val="000000"/>
-        </w:rPr>
-      </w:pPr>
-    </w:p>
-    <w:p>
+    <w:p ns2:paraId="047F9CD8" ns2:textId="77777777">
+      <w:pPr>
+        <w:spacing w:after="0" w:line="240" w:lineRule="auto"/>
+        <w:jc w:val="both"/>
+        <w:rPr>
+          <w:rFonts w:ascii="Arial Narrow" w:eastAsia="Arial" w:hAnsi="Arial Narrow" w:cs="Arial"/>
+          <w:color w:val="000000"/>
+        </w:rPr>
+      </w:pPr>
+    </w:p>
+    <w:p ns2:paraId="381F65FE" ns2:textId="6F0DFAEF">
       <w:pPr>
         <w:pStyle w:val="Prrafodelista"/>
         <w:numPr>
@@ -3482,7 +3482,7 @@
         <w:t>.</w:t>
       </w:r>
     </w:p>
-    <w:p>
+    <w:p ns2:paraId="407898F7" ns2:textId="77777777">
       <w:pPr>
         <w:pStyle w:val="Prrafodelista"/>
         <w:spacing w:after="0" w:line="240" w:lineRule="auto"/>
@@ -3494,7 +3494,7 @@
         </w:rPr>
       </w:pPr>
     </w:p>
-    <w:p>
+    <w:p ns2:paraId="21C618C4" ns2:textId="690DF4A4">
       <w:pPr>
         <w:pStyle w:val="Prrafodelista"/>
         <w:numPr>
@@ -3533,7 +3533,7 @@
         <w:t>.</w:t>
       </w:r>
     </w:p>
-    <w:p>
+    <w:p ns2:paraId="5FFB2DFE" ns2:textId="77777777">
       <w:pPr>
         <w:pStyle w:val="Prrafodelista"/>
         <w:spacing w:after="0" w:line="240" w:lineRule="auto"/>
@@ -3545,7 +3545,7 @@
         </w:rPr>
       </w:pPr>
     </w:p>
-    <w:p>
+    <w:p ns2:paraId="47B0D252" ns2:textId="576F32C2">
       <w:pPr>
         <w:pStyle w:val="Prrafodelista"/>
         <w:numPr>
@@ -3618,7 +3618,7 @@
         <w:t>.</w:t>
       </w:r>
     </w:p>
-    <w:p>
+    <w:p ns2:paraId="658179B1" ns2:textId="77777777">
       <w:pPr>
         <w:widowControl w:val="0"/>
         <w:spacing w:line="240" w:lineRule="auto"/>
@@ -3631,7 +3631,7 @@
         </w:rPr>
       </w:pPr>
     </w:p>
-    <w:p>
+    <w:p ns2:paraId="33265657" ns2:textId="77777777">
       <w:pPr>
         <w:pStyle w:val="Prrafodelista"/>
         <w:numPr>
@@ -3654,7 +3654,7 @@
         <w:t>A efectos de explicar lo expuesto, el análisis de la calidad de microempresario se deberá entender, de acuerdo con el siguiente diagrama:</w:t>
       </w:r>
     </w:p>
-    <w:p>
+    <w:p ns2:paraId="60CB15AE" ns2:textId="77777777">
       <w:pPr>
         <w:spacing w:line="240" w:lineRule="auto"/>
         <w:rPr>
@@ -3665,7 +3665,7 @@
         </w:rPr>
       </w:pPr>
     </w:p>
-    <w:p>
+    <w:p ns2:paraId="6A0B9863" ns2:textId="77777777">
       <w:pPr>
         <w:pStyle w:val="Prrafodelista"/>
         <w:spacing w:line="240" w:lineRule="auto"/>
@@ -3688,7 +3688,7 @@
         <w:t>Diagrama 2: Análisis de acreditación de microempresario</w:t>
       </w:r>
     </w:p>
-    <w:p>
+    <w:p ns2:paraId="59E2088C" ns2:textId="77777777">
       <w:pPr>
         <w:pStyle w:val="Prrafodelista"/>
         <w:spacing w:line="240" w:lineRule="auto"/>
@@ -3699,7 +3699,7 @@
         </w:rPr>
       </w:pPr>
     </w:p>
-    <w:p>
+    <w:p ns2:paraId="673B65D5" ns2:textId="0862D780">
       <w:pPr>
         <w:pStyle w:val="Prrafodelista"/>
         <w:spacing w:line="240" w:lineRule="auto"/>
@@ -3716,63 +3716,63 @@
         </w:rPr>
         <w:lastRenderedPageBreak/>
         <w:drawing>
-          <wp:inline distT="0" distB="0" distL="0" distR="0" wp14:anchorId="705C6080" wp14:editId="22EF08EF">
-            <wp:extent cx="4714875" cy="1800300"/>
-            <wp:effectExtent l="38100" t="38100" r="28575" b="47625"/>
-            <wp:docPr id="1787842630" name="Imagen 1787842630" descr="Diagrama, Texto&#10;&#10;Descripción generada automáticamente"/>
-            <wp:cNvGraphicFramePr>
-              <a:graphicFrameLocks xmlns:a="http://schemas.openxmlformats.org/drawingml/2006/main" noChangeAspect="1"/>
-            </wp:cNvGraphicFramePr>
-            <a:graphic xmlns:a="http://schemas.openxmlformats.org/drawingml/2006/main">
-              <a:graphicData uri="http://schemas.openxmlformats.org/drawingml/2006/picture">
-                <pic:pic xmlns:pic="http://schemas.openxmlformats.org/drawingml/2006/picture">
-                  <pic:nvPicPr>
-                    <pic:cNvPr id="2" name="Imagen 2" descr="Diagrama, Texto&#10;&#10;Descripción generada automáticamente"/>
-                    <pic:cNvPicPr/>
-                  </pic:nvPicPr>
-                  <pic:blipFill>
-                    <a:blip r:embed="rId9">
-                      <a:extLst>
-                        <a:ext uri="{BEBA8EAE-BF5A-486C-A8C5-ECC9F3942E4B}">
-                          <a14:imgProps xmlns:a14="http://schemas.microsoft.com/office/drawing/2010/main">
-                            <a14:imgLayer r:embed="rId10">
-                              <a14:imgEffect>
-                                <a14:sharpenSoften amount="25000"/>
-                              </a14:imgEffect>
-                            </a14:imgLayer>
-                          </a14:imgProps>
-                        </a:ext>
-                        <a:ext uri="{28A0092B-C50C-407E-A947-70E740481C1C}">
-                          <a14:useLocalDpi xmlns:a14="http://schemas.microsoft.com/office/drawing/2010/main" val="0"/>
-                        </a:ext>
-                      </a:extLst>
-                    </a:blip>
-                    <a:stretch>
-                      <a:fillRect/>
-                    </a:stretch>
-                  </pic:blipFill>
-                  <pic:spPr>
-                    <a:xfrm>
-                      <a:off x="0" y="0"/>
-                      <a:ext cx="4714875" cy="1800300"/>
-                    </a:xfrm>
-                    <a:prstGeom prst="rect">
-                      <a:avLst/>
-                    </a:prstGeom>
-                    <a:ln w="28575">
-                      <a:solidFill>
-                        <a:schemeClr val="tx1"/>
-                      </a:solidFill>
-                    </a:ln>
-                  </pic:spPr>
-                </pic:pic>
-              </a:graphicData>
-            </a:graphic>
-          </wp:inline>
+          <ns3:inline distT="0" distB="0" distL="0" distR="0" ns4:anchorId="705C6080" ns4:editId="22EF08EF">
+            <ns3:extent cx="4714875" cy="1800300"/>
+            <ns3:effectExtent l="38100" t="38100" r="28575" b="47625"/>
+            <ns3:docPr id="1787842630" name="Imagen 1787842630" descr="Diagrama, Texto&#10;&#10;Descripción generada automáticamente"/>
+            <ns3:cNvGraphicFramePr>
+              <ns5:graphicFrameLocks noChangeAspect="1"/>
+            </ns3:cNvGraphicFramePr>
+            <ns5:graphic>
+              <ns5:graphicData uri="http://schemas.openxmlformats.org/drawingml/2006/picture">
+                <ns6:pic>
+                  <ns6:nvPicPr>
+                    <ns6:cNvPr id="2" name="Imagen 2" descr="Diagrama, Texto&#10;&#10;Descripción generada automáticamente"/>
+                    <ns6:cNvPicPr/>
+                  </ns6:nvPicPr>
+                  <ns6:blipFill>
+                    <ns5:blip ns7:embed="rId9">
+                      <ns5:extLst>
+                        <ns5:ext uri="{BEBA8EAE-BF5A-486C-A8C5-ECC9F3942E4B}">
+                          <ns8:imgProps>
+                            <ns8:imgLayer ns7:embed="rId10">
+                              <ns8:imgEffect>
+                                <ns8:sharpenSoften amount="25000"/>
+                              </ns8:imgEffect>
+                            </ns8:imgLayer>
+                          </ns8:imgProps>
+                        </ns5:ext>
+                        <ns5:ext uri="{28A0092B-C50C-407E-A947-70E740481C1C}">
+                          <ns8:useLocalDpi val="0"/>
+                        </ns5:ext>
+                      </ns5:extLst>
+                    </ns5:blip>
+                    <ns5:stretch>
+                      <ns5:fillRect/>
+                    </ns5:stretch>
+                  </ns6:blipFill>
+                  <ns6:spPr>
+                    <ns5:xfrm>
+                      <ns5:off x="0" y="0"/>
+                      <ns5:ext cx="4714875" cy="1800300"/>
+                    </ns5:xfrm>
+                    <ns5:prstGeom prst="rect">
+                      <ns5:avLst/>
+                    </ns5:prstGeom>
+                    <ns5:ln w="28575">
+                      <ns5:solidFill>
+                        <ns5:schemeClr val="tx1"/>
+                      </ns5:solidFill>
+                    </ns5:ln>
+                  </ns6:spPr>
+                </ns6:pic>
+              </ns5:graphicData>
+            </ns5:graphic>
+          </ns3:inline>
         </w:drawing>
       </w:r>
     </w:p>
-    <w:p>
+    <w:p ns2:paraId="291B2DA4" ns2:textId="77777777">
       <w:pPr>
         <w:pStyle w:val="Prrafodelista"/>
         <w:spacing w:after="0" w:line="240" w:lineRule="auto"/>
@@ -3784,7 +3784,7 @@
         </w:rPr>
       </w:pPr>
     </w:p>
-    <w:p>
+    <w:p ns2:paraId="67561420" ns2:textId="0E1E674D">
       <w:pPr>
         <w:pStyle w:val="Prrafodelista"/>
         <w:numPr>
@@ -3855,7 +3855,7 @@
         <w:t xml:space="preserve"> en dichos periodos.</w:t>
       </w:r>
     </w:p>
-    <w:p>
+    <w:p ns2:paraId="6F98D647" ns2:textId="77777777">
       <w:pPr>
         <w:pStyle w:val="Prrafodelista"/>
         <w:spacing w:after="0" w:line="240" w:lineRule="auto"/>
@@ -3867,7 +3867,7 @@
         </w:rPr>
       </w:pPr>
     </w:p>
-    <w:p>
+    <w:p ns2:paraId="2FAC0EDD" ns2:textId="2E7F36C2">
       <w:pPr>
         <w:pStyle w:val="Prrafodelista"/>
         <w:numPr>
@@ -3913,7 +3913,7 @@
         <w:t>.</w:t>
       </w:r>
     </w:p>
-    <w:p>
+    <w:p ns2:paraId="674C4BEB" ns2:textId="77777777">
       <w:pPr>
         <w:pStyle w:val="Prrafodelista"/>
         <w:spacing w:after="0" w:line="240" w:lineRule="auto"/>
@@ -3925,7 +3925,7 @@
         </w:rPr>
       </w:pPr>
     </w:p>
-    <w:p>
+    <w:p ns2:paraId="2FEB625F" ns2:textId="31B38C16">
       <w:pPr>
         <w:pStyle w:val="Prrafodelista"/>
         <w:numPr>
@@ -3962,7 +3962,7 @@
         <w:t xml:space="preserve"> deberá acreditar que era microempresario al momento que interpuso la denuncia administrativa, para lo cual deberá presentar las declaraciones juradas mensuales del IGV y del IR del ejercicio tributario anual inmediato anterior al momento de la verificación.</w:t>
       </w:r>
     </w:p>
-    <w:p>
+    <w:p ns2:paraId="5B8734F3" ns2:textId="77777777">
       <w:pPr>
         <w:widowControl w:val="0"/>
         <w:spacing w:after="0" w:line="240" w:lineRule="auto"/>
@@ -3977,7 +3977,7 @@
         </w:rPr>
       </w:pPr>
     </w:p>
-    <w:p>
+    <w:p ns2:paraId="7429B3F2" ns2:textId="5011F23F">
       <w:pPr>
         <w:widowControl w:val="0"/>
         <w:numPr>
@@ -4005,7 +4005,7 @@
         <w:t>El requisito de ventas anuales</w:t>
       </w:r>
     </w:p>
-    <w:p>
+    <w:p ns2:paraId="7EE93828" ns2:textId="77777777">
       <w:pPr>
         <w:widowControl w:val="0"/>
         <w:spacing w:line="240" w:lineRule="auto"/>
@@ -4016,7 +4016,7 @@
         </w:rPr>
       </w:pPr>
     </w:p>
-    <w:p>
+    <w:p ns2:paraId="4FEAA571" ns2:textId="77777777">
       <w:pPr>
         <w:pStyle w:val="Prrafodelista"/>
         <w:numPr>
@@ -4071,7 +4071,7 @@
         <w:t>.</w:t>
       </w:r>
     </w:p>
-    <w:p>
+    <w:p ns2:paraId="794C9403" ns2:textId="77777777">
       <w:pPr>
         <w:pStyle w:val="Prrafodelista"/>
         <w:spacing w:after="0" w:line="240" w:lineRule="auto"/>
@@ -4083,7 +4083,7 @@
         </w:rPr>
       </w:pPr>
     </w:p>
-    <w:p>
+    <w:p ns2:paraId="23FAD321" ns2:textId="6C6894E2">
       <w:pPr>
         <w:pStyle w:val="Prrafodelista"/>
         <w:numPr>
@@ -4136,7 +4136,7 @@
         <w:t>.</w:t>
       </w:r>
     </w:p>
-    <w:p>
+    <w:p ns2:paraId="2F92FABD" ns2:textId="77777777">
       <w:pPr>
         <w:pStyle w:val="Prrafodelista"/>
         <w:spacing w:after="0" w:line="240" w:lineRule="auto"/>
@@ -4148,7 +4148,7 @@
         </w:rPr>
       </w:pPr>
     </w:p>
-    <w:p>
+    <w:p ns2:paraId="5E626776" ns2:textId="0324A322">
       <w:pPr>
         <w:pStyle w:val="Prrafodelista"/>
         <w:numPr>
@@ -4196,7 +4196,7 @@
         <w:t xml:space="preserve"> establece que, se deberá entender por niveles de ventas anuales, lo siguiente:</w:t>
       </w:r>
     </w:p>
-    <w:p>
+    <w:p ns2:paraId="00281428" ns2:textId="77777777">
       <w:pPr>
         <w:spacing w:line="240" w:lineRule="auto"/>
         <w:ind w:left="567"/>
@@ -4208,7 +4208,7 @@
         </w:rPr>
       </w:pPr>
     </w:p>
-    <w:p>
+    <w:p ns2:paraId="1C99E06E" ns2:textId="77777777">
       <w:pPr>
         <w:widowControl w:val="0"/>
         <w:numPr>
@@ -4232,7 +4232,7 @@
         <w:t>Los ingresos netos anuales gravados con el IR que resulten de la sumatoria de los montos de tales ingresos consignados en las declaraciones juradas mensuales de los pagos a cuenta del IR, tratándose de contribuyentes comprendidos en el Régimen General del IR.</w:t>
       </w:r>
     </w:p>
-    <w:p>
+    <w:p ns2:paraId="5643A1A5" ns2:textId="77777777">
       <w:pPr>
         <w:widowControl w:val="0"/>
         <w:numPr>
@@ -4256,7 +4256,7 @@
         <w:t>Los ingresos netos anuales que resulten de la sumatoria de los montos de tales ingresos consignados en las declaraciones juradas mensuales del Régimen Especial del IR, tratándose de contribuyentes de este Régimen.</w:t>
       </w:r>
     </w:p>
-    <w:p>
+    <w:p ns2:paraId="55544669" ns2:textId="4133BD7F">
       <w:pPr>
         <w:widowControl w:val="0"/>
         <w:numPr>
@@ -4280,7 +4280,7 @@
         <w:t>Los ingresos brutos anuales que resulten de la sumatoria de los montos de tales ingresos consignados en las declaraciones juradas del Nuevo RUS, tratándose de contribuyentes de este Régimen.</w:t>
       </w:r>
     </w:p>
-    <w:p>
+    <w:p ns2:paraId="1804EE1E" ns2:textId="77777777">
       <w:pPr>
         <w:pStyle w:val="Prrafodelista"/>
         <w:spacing w:after="0" w:line="240" w:lineRule="auto"/>
@@ -4292,7 +4292,7 @@
         </w:rPr>
       </w:pPr>
     </w:p>
-    <w:p>
+    <w:p ns2:paraId="1D1E1512" ns2:textId="78F988E0">
       <w:pPr>
         <w:pStyle w:val="Prrafodelista"/>
         <w:numPr>
@@ -4331,7 +4331,7 @@
         <w:t xml:space="preserve"> establece que se consideran ingresos netos el total de ingresos gravables de la tercera categoría, devengados en cada mes, menos las devoluciones, bonificaciones, descuentos y demás conceptos de naturaleza similar que respondan a la costumbre de la plaza. </w:t>
       </w:r>
     </w:p>
-    <w:p>
+    <w:p ns2:paraId="285742E1" ns2:textId="77777777">
       <w:pPr>
         <w:pStyle w:val="Prrafodelista"/>
         <w:spacing w:after="0" w:line="240" w:lineRule="auto"/>
@@ -4343,7 +4343,7 @@
         </w:rPr>
       </w:pPr>
     </w:p>
-    <w:p>
+    <w:p ns2:paraId="771108CD" ns2:textId="7BBF07C9">
       <w:pPr>
         <w:pStyle w:val="Prrafodelista"/>
         <w:numPr>
@@ -4383,7 +4383,7 @@
         <w:t>.</w:t>
       </w:r>
     </w:p>
-    <w:p>
+    <w:p ns2:paraId="4AF9D906" ns2:textId="77777777">
       <w:pPr>
         <w:pStyle w:val="Prrafodelista"/>
         <w:spacing w:after="0" w:line="240" w:lineRule="auto"/>
@@ -4395,7 +4395,7 @@
         </w:rPr>
       </w:pPr>
     </w:p>
-    <w:p>
+    <w:p ns2:paraId="638B9DC0" ns2:textId="6A9AAD5E">
       <w:pPr>
         <w:pStyle w:val="Prrafodelista"/>
         <w:numPr>
@@ -4450,17 +4450,17 @@
         <w:t>”.</w:t>
       </w:r>
     </w:p>
-    <w:p>
-      <w:pPr>
-        <w:spacing w:after="0" w:line="240" w:lineRule="auto"/>
-        <w:jc w:val="both"/>
-        <w:rPr>
-          <w:rFonts w:ascii="Arial Narrow" w:eastAsia="Arial" w:hAnsi="Arial Narrow" w:cs="Arial"/>
-          <w:color w:val="000000"/>
-        </w:rPr>
-      </w:pPr>
-    </w:p>
-    <w:p>
+    <w:p ns2:paraId="6592AEE0" ns2:textId="77777777">
+      <w:pPr>
+        <w:spacing w:after="0" w:line="240" w:lineRule="auto"/>
+        <w:jc w:val="both"/>
+        <w:rPr>
+          <w:rFonts w:ascii="Arial Narrow" w:eastAsia="Arial" w:hAnsi="Arial Narrow" w:cs="Arial"/>
+          <w:color w:val="000000"/>
+        </w:rPr>
+      </w:pPr>
+    </w:p>
+    <w:p ns2:paraId="02374D00" ns2:textId="4B9CBCE5">
       <w:pPr>
         <w:pStyle w:val="Prrafodelista"/>
         <w:numPr>
@@ -4612,7 +4612,7 @@
         <w:t>para evaluar si está acreditada como microempresa.</w:t>
       </w:r>
     </w:p>
-    <w:p>
+    <w:p ns2:paraId="1E91BACA" ns2:textId="77777777">
       <w:pPr>
         <w:spacing w:line="240" w:lineRule="auto"/>
         <w:ind w:left="720"/>
@@ -4623,7 +4623,7 @@
         </w:rPr>
       </w:pPr>
     </w:p>
-    <w:p>
+    <w:p ns2:paraId="3A1A22C9" ns2:textId="7C46CB51">
       <w:pPr>
         <w:widowControl w:val="0"/>
         <w:numPr>
@@ -4651,7 +4651,7 @@
         <w:t xml:space="preserve">Sobre la aplicación al caso concreto </w:t>
       </w:r>
     </w:p>
-    <w:p>
+    <w:p ns2:paraId="79F5D75B" ns2:textId="77777777">
       <w:pPr>
         <w:pStyle w:val="Prrafodelista"/>
         <w:spacing w:after="0" w:line="240" w:lineRule="auto"/>
@@ -4663,7 +4663,7 @@
         </w:rPr>
       </w:pPr>
     </w:p>
-    <w:p>
+    <w:p ns2:paraId="1E58E037" ns2:textId="616E8359">
       <w:pPr>
         <w:pStyle w:val="Prrafodelista"/>
         <w:numPr>
@@ -4709,7 +4709,7 @@
         <w:t/>
       </w:r>
     </w:p>
-    <w:p>
+    <w:p ns2:paraId="7C29FCC5" ns2:textId="77777777">
       <w:pPr>
         <w:widowControl w:val="0"/>
         <w:spacing w:after="0" w:line="240" w:lineRule="auto"/>
@@ -4723,7 +4723,7 @@
         </w:rPr>
       </w:pPr>
     </w:p>
-    <w:p>
+    <w:p ns2:paraId="1EEFA3F2" ns2:textId="135BE246">
       <w:pPr>
         <w:widowControl w:val="0"/>
         <w:numPr>
@@ -4750,7 +4750,7 @@
         <w:t>Filtro general</w:t>
       </w:r>
     </w:p>
-    <w:p>
+    <w:p ns2:paraId="0AC31792" ns2:textId="77777777">
       <w:pPr>
         <w:pStyle w:val="Prrafodelista"/>
         <w:spacing w:after="0" w:line="240" w:lineRule="auto"/>
@@ -4762,7 +4762,7 @@
         </w:rPr>
       </w:pPr>
     </w:p>
-    <w:p>
+    <w:p ns2:paraId="14CB0FF5" ns2:textId="3B32203A">
       <w:pPr>
         <w:pStyle w:val="Prrafodelista"/>
         <w:numPr>
@@ -4891,7 +4891,7 @@
         <w:t xml:space="preserve"/>
       </w:r>
     </w:p>
-    <w:p>
+    <w:p ns2:paraId="5C1C60D8" ns2:textId="77777777">
       <w:pPr>
         <w:pStyle w:val="Prrafodelista"/>
         <w:spacing w:after="0" w:line="240" w:lineRule="auto"/>
@@ -4903,7 +4903,7 @@
         </w:rPr>
       </w:pPr>
     </w:p>
-    <w:p>
+    <w:p ns2:paraId="4D2FEA71" ns2:textId="1072B30F">
       <w:pPr>
         <w:pStyle w:val="Prrafodelista"/>
         <w:numPr>
@@ -4947,7 +4947,7 @@
         <w:t xml:space="preserve"> un crédito comercial con el Banco y una póliza de seguro vinculada a dicho crédito, encontrándose la controversia referida a cobros posteriores por seguros no solicitados luego de la cancelación del crédito.</w:t>
       </w:r>
     </w:p>
-    <w:p>
+    <w:p ns2:paraId="4241D2FB" ns2:textId="77777777">
       <w:pPr>
         <w:pStyle w:val="Prrafodelista"/>
         <w:spacing w:line="240" w:lineRule="auto"/>
@@ -4957,7 +4957,7 @@
         </w:rPr>
       </w:pPr>
     </w:p>
-    <w:p>
+    <w:p ns2:paraId="7247D088" ns2:textId="26C4B21A">
       <w:pPr>
         <w:pStyle w:val="Prrafodelista"/>
         <w:numPr>
@@ -4994,7 +4994,7 @@
         <w:t xml:space="preserve">. </w:t>
       </w:r>
     </w:p>
-    <w:p>
+    <w:p ns2:paraId="4817DA15" ns2:textId="77777777">
       <w:pPr>
         <w:pStyle w:val="Prrafodelista"/>
         <w:spacing w:line="240" w:lineRule="auto"/>
@@ -5004,7 +5004,7 @@
         </w:rPr>
       </w:pPr>
     </w:p>
-    <w:p>
+    <w:p ns2:paraId="2B0A6A90" ns2:textId="08C7843E">
       <w:pPr>
         <w:pStyle w:val="Prrafodelista"/>
         <w:numPr>
@@ -5099,7 +5099,7 @@
         <w:t xml:space="preserve"/>
       </w:r>
     </w:p>
-    <w:p>
+    <w:p ns2:paraId="120AF257" ns2:textId="77777777">
       <w:pPr>
         <w:widowControl w:val="0"/>
         <w:spacing w:after="0" w:line="240" w:lineRule="auto"/>
@@ -5113,7 +5113,7 @@
         </w:rPr>
       </w:pPr>
     </w:p>
-    <w:p>
+    <w:p ns2:paraId="219A7966" ns2:textId="2391237B">
       <w:pPr>
         <w:widowControl w:val="0"/>
         <w:numPr>
@@ -5139,7 +5139,7 @@
         <w:t>Filtro especial para microempresas</w:t>
       </w:r>
     </w:p>
-    <w:p>
+    <w:p ns2:paraId="0AF389E6" ns2:textId="77777777">
       <w:pPr>
         <w:pStyle w:val="Prrafodelista"/>
         <w:spacing w:after="0" w:line="240" w:lineRule="auto"/>
@@ -5151,7 +5151,7 @@
         </w:rPr>
       </w:pPr>
     </w:p>
-    <w:p>
+    <w:p ns2:paraId="5176F2E3" ns2:textId="0991BEFB">
       <w:pPr>
         <w:pStyle w:val="Prrafodelista"/>
         <w:numPr>
@@ -5204,7 +5204,7 @@
         <w:t/>
       </w:r>
     </w:p>
-    <w:p>
+    <w:p ns2:paraId="4FA8EE30" ns2:textId="77777777">
       <w:pPr>
         <w:pStyle w:val="Prrafodelista"/>
         <w:spacing w:after="0" w:line="240" w:lineRule="auto"/>
@@ -5216,7 +5216,7 @@
         </w:rPr>
       </w:pPr>
     </w:p>
-    <w:p>
+    <w:p ns2:paraId="454F27F0" ns2:textId="68B83B2F">
       <w:pPr>
         <w:widowControl w:val="0"/>
         <w:numPr>
@@ -5271,7 +5271,7 @@
         <w:t/>
       </w:r>
     </w:p>
-    <w:p>
+    <w:p ns2:paraId="1051298C" ns2:textId="77777777">
       <w:pPr>
         <w:pStyle w:val="Prrafodelista"/>
         <w:spacing w:after="0" w:line="240" w:lineRule="auto"/>
@@ -5283,7 +5283,7 @@
         </w:rPr>
       </w:pPr>
     </w:p>
-    <w:p>
+    <w:p ns2:paraId="304D185E" ns2:textId="6900C674">
       <w:pPr>
         <w:pStyle w:val="Prrafodelista"/>
         <w:numPr>
@@ -5306,7 +5306,7 @@
         <w:t>Tal como se indicó en el marco jurídico expuesto, para acceder a la tutela del Código, la denunciante debe acreditar que tenía la condición de microempresario al momento en que presentó la denuncia administrativa, de faltar dicha condición la denuncia debe ser declarada improcedente.</w:t>
       </w:r>
     </w:p>
-    <w:p>
+    <w:p ns2:paraId="3242F6A1" ns2:textId="77777777">
       <w:pPr>
         <w:pStyle w:val="Prrafodelista"/>
         <w:spacing w:after="0" w:line="240" w:lineRule="auto"/>
@@ -5318,7 +5318,7 @@
         </w:rPr>
       </w:pPr>
     </w:p>
-    <w:p>
+    <w:p ns2:paraId="1FC6EA3F" ns2:textId="319426BB">
       <w:pPr>
         <w:pStyle w:val="Prrafodelista"/>
         <w:numPr>
@@ -5348,7 +5348,7 @@
         <w:t>, este Colegiado procedió a evaluar la condición de microempresa a partir del certificado expedido por el Registro Nacional de la Micro y Pequeña Empresa (en adelante, REMYPE), conforme se puede verificar en el siguiente cuadro extraído de la página web de la Consulta del Registro Nacional de la Micro y Pequeña Empresa que ofrece el Ministerio del Trabajo y Promoción de Empleo:</w:t>
       </w:r>
     </w:p>
-    <w:p>
+    <w:p ns2:paraId="2D153A5F" ns2:textId="77777777">
       <w:pPr>
         <w:pStyle w:val="Prrafodelista"/>
         <w:spacing w:line="240" w:lineRule="auto"/>
@@ -5358,7 +5358,7 @@
         </w:rPr>
       </w:pPr>
     </w:p>
-    <w:p>
+    <w:p ns2:paraId="4C95C5B3" ns2:textId="2FE8AF32">
       <w:pPr>
         <w:pStyle w:val="Prrafodelista"/>
         <w:spacing w:line="240" w:lineRule="auto"/>
@@ -5377,48 +5377,48 @@
         </w:rPr>
         <w:lastRenderedPageBreak/>
         <w:drawing>
-          <wp:inline distT="0" distB="0" distL="0" distR="0" wp14:anchorId="4B73DAC0" wp14:editId="6CD2A995">
-            <wp:extent cx="5010150" cy="1188320"/>
-            <wp:effectExtent l="19050" t="19050" r="19050" b="12065"/>
-            <wp:docPr id="468043358" name="Imagen 1" descr="Calendario&#10;&#10;El contenido generado por IA puede ser incorrecto."/>
-            <wp:cNvGraphicFramePr>
-              <a:graphicFrameLocks xmlns:a="http://schemas.openxmlformats.org/drawingml/2006/main" noChangeAspect="1"/>
-            </wp:cNvGraphicFramePr>
-            <a:graphic xmlns:a="http://schemas.openxmlformats.org/drawingml/2006/main">
-              <a:graphicData uri="http://schemas.openxmlformats.org/drawingml/2006/picture">
-                <pic:pic xmlns:pic="http://schemas.openxmlformats.org/drawingml/2006/picture">
-                  <pic:nvPicPr>
-                    <pic:cNvPr id="468043358" name="Imagen 1" descr="Calendario&#10;&#10;El contenido generado por IA puede ser incorrecto."/>
-                    <pic:cNvPicPr/>
-                  </pic:nvPicPr>
-                  <pic:blipFill>
-                    <a:blip r:embed="rId11"/>
-                    <a:stretch>
-                      <a:fillRect/>
-                    </a:stretch>
-                  </pic:blipFill>
-                  <pic:spPr>
-                    <a:xfrm>
-                      <a:off x="0" y="0"/>
-                      <a:ext cx="5040441" cy="1195504"/>
-                    </a:xfrm>
-                    <a:prstGeom prst="rect">
-                      <a:avLst/>
-                    </a:prstGeom>
-                    <a:ln>
-                      <a:solidFill>
-                        <a:schemeClr val="accent1"/>
-                      </a:solidFill>
-                    </a:ln>
-                  </pic:spPr>
-                </pic:pic>
-              </a:graphicData>
-            </a:graphic>
-          </wp:inline>
+          <ns3:inline distT="0" distB="0" distL="0" distR="0" ns4:anchorId="4B73DAC0" ns4:editId="6CD2A995">
+            <ns3:extent cx="5010150" cy="1188320"/>
+            <ns3:effectExtent l="19050" t="19050" r="19050" b="12065"/>
+            <ns3:docPr id="468043358" name="Imagen 1" descr="Calendario&#10;&#10;El contenido generado por IA puede ser incorrecto."/>
+            <ns3:cNvGraphicFramePr>
+              <ns5:graphicFrameLocks noChangeAspect="1"/>
+            </ns3:cNvGraphicFramePr>
+            <ns5:graphic>
+              <ns5:graphicData uri="http://schemas.openxmlformats.org/drawingml/2006/picture">
+                <ns6:pic>
+                  <ns6:nvPicPr>
+                    <ns6:cNvPr id="468043358" name="Imagen 1" descr="Calendario&#10;&#10;El contenido generado por IA puede ser incorrecto."/>
+                    <ns6:cNvPicPr/>
+                  </ns6:nvPicPr>
+                  <ns6:blipFill>
+                    <ns5:blip ns7:embed="rId11"/>
+                    <ns5:stretch>
+                      <ns5:fillRect/>
+                    </ns5:stretch>
+                  </ns6:blipFill>
+                  <ns6:spPr>
+                    <ns5:xfrm>
+                      <ns5:off x="0" y="0"/>
+                      <ns5:ext cx="5040441" cy="1195504"/>
+                    </ns5:xfrm>
+                    <ns5:prstGeom prst="rect">
+                      <ns5:avLst/>
+                    </ns5:prstGeom>
+                    <ns5:ln>
+                      <ns5:solidFill>
+                        <ns5:schemeClr val="accent1"/>
+                      </ns5:solidFill>
+                    </ns5:ln>
+                  </ns6:spPr>
+                </ns6:pic>
+              </ns5:graphicData>
+            </ns5:graphic>
+          </ns3:inline>
         </w:drawing>
       </w:r>
     </w:p>
-    <w:p>
+    <w:p ns2:paraId="6D3D445A" ns2:textId="77777777">
       <w:pPr>
         <w:pStyle w:val="Prrafodelista"/>
         <w:spacing w:line="240" w:lineRule="auto"/>
@@ -5430,7 +5430,7 @@
         </w:rPr>
       </w:pPr>
     </w:p>
-    <w:p>
+    <w:p ns2:paraId="0BF5C6E2" ns2:textId="783431C5">
       <w:pPr>
         <w:pStyle w:val="Prrafodelista"/>
         <w:numPr>
@@ -5548,7 +5548,7 @@
       </w:r>
     </w:p>
     <w:bookmarkEnd w:id="5"/>
-    <w:p>
+    <w:p ns2:paraId="61C46995" ns2:textId="77777777">
       <w:pPr>
         <w:spacing w:after="0" w:line="240" w:lineRule="auto"/>
         <w:contextualSpacing/>
@@ -5559,11 +5559,11 @@
           <w:color w:val="000000"/>
           <w:kern w:val="0"/>
           <w:lang w:eastAsia="es-PE"/>
-          <w14:ligatures w14:val="none"/>
-        </w:rPr>
-      </w:pPr>
-    </w:p>
-    <w:p>
+          <ns2:ligatures ns2:val="none"/>
+        </w:rPr>
+      </w:pPr>
+    </w:p>
+    <w:p ns2:paraId="4713554A" ns2:textId="77777777">
       <w:pPr>
         <w:numPr>
           <w:ilvl w:val="0"/>
@@ -5578,22 +5578,22 @@
           <w:color w:val="000000"/>
           <w:kern w:val="0"/>
           <w:lang w:eastAsia="es-PE"/>
-          <w14:ligatures w14:val="none"/>
-        </w:rPr>
-      </w:pPr>
-      <w:r>
-        <w:rPr>
-          <w:rFonts w:ascii="Arial Narrow" w:eastAsia="Arial Narrow" w:hAnsi="Arial Narrow" w:cs="Arial Narrow"/>
-          <w:b/>
-          <w:color w:val="000000"/>
-          <w:kern w:val="0"/>
-          <w:lang w:eastAsia="es-PE"/>
-          <w14:ligatures w14:val="none"/>
+          <ns2:ligatures ns2:val="none"/>
+        </w:rPr>
+      </w:pPr>
+      <w:r>
+        <w:rPr>
+          <w:rFonts w:ascii="Arial Narrow" w:eastAsia="Arial Narrow" w:hAnsi="Arial Narrow" w:cs="Arial Narrow"/>
+          <w:b/>
+          <w:color w:val="000000"/>
+          <w:kern w:val="0"/>
+          <w:lang w:eastAsia="es-PE"/>
+          <ns2:ligatures ns2:val="none"/>
         </w:rPr>
         <w:t>DE LA ADMISIÓN A TRÁMITE DE LA DENUNCIA</w:t>
       </w:r>
     </w:p>
-    <w:p>
+    <w:p ns2:paraId="4BBBE1C2" ns2:textId="77777777">
       <w:pPr>
         <w:spacing w:after="0" w:line="240" w:lineRule="auto"/>
         <w:ind w:left="567"/>
@@ -5605,11 +5605,11 @@
           <w:color w:val="000000"/>
           <w:kern w:val="0"/>
           <w:lang w:eastAsia="es-PE"/>
-          <w14:ligatures w14:val="none"/>
-        </w:rPr>
-      </w:pPr>
-    </w:p>
-    <w:p>
+          <ns2:ligatures ns2:val="none"/>
+        </w:rPr>
+      </w:pPr>
+    </w:p>
+    <w:p ns2:paraId="54C778A9" ns2:textId="151507E6">
       <w:pPr>
         <w:pStyle w:val="Prrafodelista"/>
         <w:numPr>
@@ -5622,7 +5622,7 @@
         <w:rPr>
           <w:rFonts w:ascii="Arial Narrow" w:eastAsia="Arial Narrow" w:hAnsi="Arial Narrow" w:cs="Arial Narrow"/>
           <w:kern w:val="0"/>
-          <w14:ligatures w14:val="none"/>
+          <ns2:ligatures ns2:val="none"/>
         </w:rPr>
       </w:pPr>
       <w:bookmarkStart w:id="6" w:name="_Hlk140755208"/>
@@ -5634,7 +5634,7 @@
           <w:color w:val="000000"/>
           <w:kern w:val="0"/>
           <w:lang w:eastAsia="es-PE"/>
-          <w14:ligatures w14:val="none"/>
+          <ns2:ligatures ns2:val="none"/>
         </w:rPr>
         <w:t xml:space="preserve">La Secretaría </w:t>
       </w:r>
@@ -5647,7 +5647,7 @@
           <w:color w:val="000000"/>
           <w:kern w:val="0"/>
           <w:lang w:eastAsia="es-PE"/>
-          <w14:ligatures w14:val="none"/>
+          <ns2:ligatures ns2:val="none"/>
         </w:rPr>
         <w:t>Técnica de la Comisión de Protección al Consumidor 1 (en adelante, la Secretaría Técnica), en ejercicio de sus facultades</w:t>
       </w:r>
@@ -5657,7 +5657,7 @@
           <w:rFonts w:ascii="Arial Narrow" w:eastAsia="Arial Narrow" w:hAnsi="Arial Narrow" w:cs="Arial Narrow"/>
           <w:kern w:val="0"/>
           <w:vertAlign w:val="superscript"/>
-          <w14:ligatures w14:val="none"/>
+          <ns2:ligatures ns2:val="none"/>
         </w:rPr>
         <w:footnoteReference w:id="23"/>
       </w:r>
@@ -5667,7 +5667,7 @@
           <w:color w:val="000000"/>
           <w:kern w:val="0"/>
           <w:lang w:eastAsia="es-PE"/>
-          <w14:ligatures w14:val="none"/>
+          <ns2:ligatures ns2:val="none"/>
         </w:rPr>
         <w:t xml:space="preserve">, considera </w:t>
       </w:r>
@@ -5675,7 +5675,7 @@
         <w:rPr>
           <w:rFonts w:ascii="Arial Narrow" w:eastAsia="Arial Narrow" w:hAnsi="Arial Narrow" w:cs="Arial Narrow"/>
           <w:kern w:val="0"/>
-          <w14:ligatures w14:val="none"/>
+          <ns2:ligatures ns2:val="none"/>
         </w:rPr>
         <w:t xml:space="preserve">que el hecho denunciado, </w:t>
       </w:r>
@@ -5684,7 +5684,7 @@
         <w:rPr>
           <w:rFonts w:ascii="Arial Narrow" w:eastAsia="Arial Narrow" w:hAnsi="Arial Narrow" w:cs="Arial Narrow"/>
           <w:kern w:val="0"/>
-          <w14:ligatures w14:val="none"/>
+          <ns2:ligatures ns2:val="none"/>
         </w:rPr>
         <w:t xml:space="preserve">consistente en que </w:t>
       </w:r>
@@ -5692,7 +5692,7 @@
         <w:rPr>
           <w:rFonts w:ascii="Arial Narrow" w:eastAsia="Arial Narrow" w:hAnsi="Arial Narrow" w:cs="Arial Narrow"/>
           <w:kern w:val="0"/>
-          <w14:ligatures w14:val="none"/>
+          <ns2:ligatures ns2:val="none"/>
         </w:rPr>
         <w:t xml:space="preserve">Rímac Seguros y Reaseguros S.A. habría atribuido indebidamente la Póliza </w:t>
       </w:r>
@@ -5701,7 +5701,7 @@
         <w:rPr>
           <w:rFonts w:ascii="Arial Narrow" w:eastAsia="Arial Narrow" w:hAnsi="Arial Narrow" w:cs="Arial Narrow"/>
           <w:kern w:val="0"/>
-          <w14:ligatures w14:val="none"/>
+          <ns2:ligatures ns2:val="none"/>
         </w:rPr>
         <w:t/>
       </w:r>
@@ -5710,7 +5710,7 @@
         <w:rPr>
           <w:rFonts w:ascii="Arial Narrow" w:eastAsia="Arial Narrow" w:hAnsi="Arial Narrow" w:cs="Arial Narrow"/>
           <w:kern w:val="0"/>
-          <w14:ligatures w14:val="none"/>
+          <ns2:ligatures ns2:val="none"/>
         </w:rPr>
         <w:t xml:space="preserve"> 0011-0137-40-0****145 a favor de la parte denunciante, generando el cobro indebido de las primas</w:t>
       </w:r>
@@ -5718,7 +5718,7 @@
         <w:rPr>
           <w:rFonts w:ascii="Arial Narrow" w:eastAsia="Arial Narrow" w:hAnsi="Arial Narrow" w:cs="Arial Narrow"/>
           <w:kern w:val="0"/>
-          <w14:ligatures w14:val="none"/>
+          <ns2:ligatures ns2:val="none"/>
         </w:rPr>
         <w:t xml:space="preserve">. </w:t>
       </w:r>
@@ -5729,7 +5729,7 @@
           <w:color w:val="000000"/>
           <w:kern w:val="0"/>
           <w:lang w:eastAsia="es-PE"/>
-          <w14:ligatures w14:val="none"/>
+          <ns2:ligatures ns2:val="none"/>
         </w:rPr>
         <w:t xml:space="preserve">Por consiguiente, corresponde calificar el hecho materia de denuncia como una presunta infracción al </w:t>
       </w:r>
@@ -5740,7 +5740,7 @@
           <w:color w:val="000000"/>
           <w:kern w:val="0"/>
           <w:lang w:eastAsia="es-PE"/>
-          <w14:ligatures w14:val="none"/>
+          <ns2:ligatures ns2:val="none"/>
         </w:rPr>
         <w:lastRenderedPageBreak/>
         <w:t xml:space="preserve">deber de protección contra los métodos comerciales coercitivos, tipificado en </w:t>
@@ -5752,7 +5752,7 @@
           <w:kern w:val="0"/>
           <w:shd w:val="clear" w:color="auto" w:fill="FFFFFF"/>
           <w:lang w:eastAsia="es-PE"/>
-          <w14:ligatures w14:val="none"/>
+          <ns2:ligatures ns2:val="none"/>
         </w:rPr>
         <w:t xml:space="preserve">literal </w:t>
       </w:r>
@@ -5763,7 +5763,7 @@
           <w:kern w:val="0"/>
           <w:shd w:val="clear" w:color="auto" w:fill="FFFFFF"/>
           <w:lang w:eastAsia="es-PE"/>
-          <w14:ligatures w14:val="none"/>
+          <ns2:ligatures ns2:val="none"/>
         </w:rPr>
         <w:t>b</w:t>
       </w:r>
@@ -5774,7 +5774,7 @@
           <w:kern w:val="0"/>
           <w:shd w:val="clear" w:color="auto" w:fill="FFFFFF"/>
           <w:lang w:eastAsia="es-PE"/>
-          <w14:ligatures w14:val="none"/>
+          <ns2:ligatures ns2:val="none"/>
         </w:rPr>
         <w:t xml:space="preserve">) del artículo 56 </w:t>
       </w:r>
@@ -5785,7 +5785,7 @@
           <w:color w:val="000000"/>
           <w:kern w:val="0"/>
           <w:lang w:eastAsia="es-PE"/>
-          <w14:ligatures w14:val="none"/>
+          <ns2:ligatures ns2:val="none"/>
         </w:rPr>
         <w:t>del Código</w:t>
       </w:r>
@@ -5804,23 +5804,23 @@
           <w:color w:val="000000"/>
           <w:kern w:val="0"/>
           <w:lang w:eastAsia="es-PE"/>
-          <w14:ligatures w14:val="none"/>
+          <ns2:ligatures ns2:val="none"/>
         </w:rPr>
         <w:t xml:space="preserve">. </w:t>
       </w:r>
     </w:p>
-    <w:p>
-      <w:pPr>
-        <w:spacing w:after="0" w:line="240" w:lineRule="auto"/>
-        <w:jc w:val="both"/>
-        <w:rPr>
-          <w:rFonts w:ascii="Arial Narrow" w:eastAsia="Arial Narrow" w:hAnsi="Arial Narrow" w:cs="Arial Narrow"/>
-          <w:kern w:val="0"/>
-          <w14:ligatures w14:val="none"/>
-        </w:rPr>
-      </w:pPr>
-    </w:p>
-    <w:p>
+    <w:p ns2:paraId="74C56E3D" ns2:textId="77777777">
+      <w:pPr>
+        <w:spacing w:after="0" w:line="240" w:lineRule="auto"/>
+        <w:jc w:val="both"/>
+        <w:rPr>
+          <w:rFonts w:ascii="Arial Narrow" w:eastAsia="Arial Narrow" w:hAnsi="Arial Narrow" w:cs="Arial Narrow"/>
+          <w:kern w:val="0"/>
+          <ns2:ligatures ns2:val="none"/>
+        </w:rPr>
+      </w:pPr>
+    </w:p>
+    <w:p ns2:paraId="3FF9FF56" ns2:textId="29577F22">
       <w:pPr>
         <w:pStyle w:val="Prrafodelista"/>
         <w:numPr>
@@ -5833,7 +5833,7 @@
         <w:rPr>
           <w:rFonts w:ascii="Arial Narrow" w:eastAsia="Arial Narrow" w:hAnsi="Arial Narrow" w:cs="Arial Narrow"/>
           <w:kern w:val="0"/>
-          <w14:ligatures w14:val="none"/>
+          <ns2:ligatures ns2:val="none"/>
         </w:rPr>
       </w:pPr>
       <w:bookmarkStart w:id="10" w:name="_Hlk213150180"/>
@@ -5841,7 +5841,7 @@
         <w:rPr>
           <w:rFonts w:ascii="Arial Narrow" w:eastAsia="Arial Narrow" w:hAnsi="Arial Narrow" w:cs="Arial Narrow"/>
           <w:kern w:val="0"/>
-          <w14:ligatures w14:val="none"/>
+          <ns2:ligatures ns2:val="none"/>
         </w:rPr>
         <w:t xml:space="preserve">Así también, la Secretaría Técnica, en ejercicio de sus facultades, </w:t>
       </w:r>
@@ -5851,7 +5851,7 @@
           <w:color w:val="000000"/>
           <w:kern w:val="0"/>
           <w:lang w:eastAsia="es-PE"/>
-          <w14:ligatures w14:val="none"/>
+          <ns2:ligatures ns2:val="none"/>
         </w:rPr>
         <w:t xml:space="preserve">considera </w:t>
       </w:r>
@@ -5859,7 +5859,7 @@
         <w:rPr>
           <w:rFonts w:ascii="Arial Narrow" w:eastAsia="Arial Narrow" w:hAnsi="Arial Narrow" w:cs="Arial Narrow"/>
           <w:kern w:val="0"/>
-          <w14:ligatures w14:val="none"/>
+          <ns2:ligatures ns2:val="none"/>
         </w:rPr>
         <w:t xml:space="preserve">que el hecho denunciado, consistente en que </w:t>
       </w:r>
@@ -5868,7 +5868,7 @@
         <w:rPr>
           <w:rFonts w:ascii="Arial Narrow" w:eastAsia="Arial Narrow" w:hAnsi="Arial Narrow" w:cs="Arial Narrow"/>
           <w:kern w:val="0"/>
-          <w14:ligatures w14:val="none"/>
+          <ns2:ligatures ns2:val="none"/>
         </w:rPr>
         <w:t xml:space="preserve">Rímac Seguros y Reaseguros S.A. habría atribuido indebidamente la Póliza </w:t>
       </w:r>
@@ -5877,7 +5877,7 @@
         <w:rPr>
           <w:rFonts w:ascii="Arial Narrow" w:eastAsia="Arial Narrow" w:hAnsi="Arial Narrow" w:cs="Arial Narrow"/>
           <w:kern w:val="0"/>
-          <w14:ligatures w14:val="none"/>
+          <ns2:ligatures ns2:val="none"/>
         </w:rPr>
         <w:t/>
       </w:r>
@@ -5886,7 +5886,7 @@
         <w:rPr>
           <w:rFonts w:ascii="Arial Narrow" w:eastAsia="Arial Narrow" w:hAnsi="Arial Narrow" w:cs="Arial Narrow"/>
           <w:kern w:val="0"/>
-          <w14:ligatures w14:val="none"/>
+          <ns2:ligatures ns2:val="none"/>
         </w:rPr>
         <w:t xml:space="preserve"> 0011-0137-40-0****823 a favor de la parte denunciante, generando el cobro indebido de las primas</w:t>
       </w:r>
@@ -5894,7 +5894,7 @@
         <w:rPr>
           <w:rFonts w:ascii="Arial Narrow" w:eastAsia="Arial Narrow" w:hAnsi="Arial Narrow" w:cs="Arial Narrow"/>
           <w:kern w:val="0"/>
-          <w14:ligatures w14:val="none"/>
+          <ns2:ligatures ns2:val="none"/>
         </w:rPr>
         <w:t xml:space="preserve">. </w:t>
       </w:r>
@@ -5905,7 +5905,7 @@
           <w:color w:val="000000"/>
           <w:kern w:val="0"/>
           <w:lang w:eastAsia="es-PE"/>
-          <w14:ligatures w14:val="none"/>
+          <ns2:ligatures ns2:val="none"/>
         </w:rPr>
         <w:t xml:space="preserve">Por consiguiente, corresponde calificar el hecho materia de denuncia como una presunta infracción al deber de protección contra los métodos comerciales coercitivos, tipificado en </w:t>
       </w:r>
@@ -5916,7 +5916,7 @@
           <w:kern w:val="0"/>
           <w:shd w:val="clear" w:color="auto" w:fill="FFFFFF"/>
           <w:lang w:eastAsia="es-PE"/>
-          <w14:ligatures w14:val="none"/>
+          <ns2:ligatures ns2:val="none"/>
         </w:rPr>
         <w:t xml:space="preserve">literal b) del artículo 56 </w:t>
       </w:r>
@@ -5927,12 +5927,12 @@
           <w:color w:val="000000"/>
           <w:kern w:val="0"/>
           <w:lang w:eastAsia="es-PE"/>
-          <w14:ligatures w14:val="none"/>
+          <ns2:ligatures ns2:val="none"/>
         </w:rPr>
         <w:t xml:space="preserve">del Código. </w:t>
       </w:r>
     </w:p>
-    <w:p>
+    <w:p ns2:paraId="1BB79689" ns2:textId="77777777">
       <w:pPr>
         <w:pStyle w:val="Prrafodelista"/>
         <w:spacing w:after="0" w:line="240" w:lineRule="auto"/>
@@ -5941,11 +5941,11 @@
         <w:rPr>
           <w:rFonts w:ascii="Arial Narrow" w:eastAsia="Arial Narrow" w:hAnsi="Arial Narrow" w:cs="Arial Narrow"/>
           <w:kern w:val="0"/>
-          <w14:ligatures w14:val="none"/>
-        </w:rPr>
-      </w:pPr>
-    </w:p>
-    <w:p>
+          <ns2:ligatures ns2:val="none"/>
+        </w:rPr>
+      </w:pPr>
+    </w:p>
+    <w:p ns2:paraId="015EED13" ns2:textId="4AE02A2D">
       <w:pPr>
         <w:pStyle w:val="Prrafodelista"/>
         <w:numPr>
@@ -5958,14 +5958,14 @@
         <w:rPr>
           <w:rFonts w:ascii="Arial Narrow" w:eastAsia="Arial Narrow" w:hAnsi="Arial Narrow" w:cs="Arial Narrow"/>
           <w:kern w:val="0"/>
-          <w14:ligatures w14:val="none"/>
-        </w:rPr>
-      </w:pPr>
-      <w:r>
-        <w:rPr>
-          <w:rFonts w:ascii="Arial Narrow" w:eastAsia="Arial Narrow" w:hAnsi="Arial Narrow" w:cs="Arial Narrow"/>
-          <w:kern w:val="0"/>
-          <w14:ligatures w14:val="none"/>
+          <ns2:ligatures ns2:val="none"/>
+        </w:rPr>
+      </w:pPr>
+      <w:r>
+        <w:rPr>
+          <w:rFonts w:ascii="Arial Narrow" w:eastAsia="Arial Narrow" w:hAnsi="Arial Narrow" w:cs="Arial Narrow"/>
+          <w:kern w:val="0"/>
+          <ns2:ligatures ns2:val="none"/>
         </w:rPr>
         <w:t xml:space="preserve">Además, la Secretaría Técnica, en ejercicio de sus facultades, </w:t>
       </w:r>
@@ -5975,7 +5975,7 @@
           <w:color w:val="000000"/>
           <w:kern w:val="0"/>
           <w:lang w:eastAsia="es-PE"/>
-          <w14:ligatures w14:val="none"/>
+          <ns2:ligatures ns2:val="none"/>
         </w:rPr>
         <w:t xml:space="preserve">considera </w:t>
       </w:r>
@@ -5983,7 +5983,7 @@
         <w:rPr>
           <w:rFonts w:ascii="Arial Narrow" w:eastAsia="Arial Narrow" w:hAnsi="Arial Narrow" w:cs="Arial Narrow"/>
           <w:kern w:val="0"/>
-          <w14:ligatures w14:val="none"/>
+          <ns2:ligatures ns2:val="none"/>
         </w:rPr>
         <w:t xml:space="preserve">que el hecho denunciado, consistente en que </w:t>
       </w:r>
@@ -5994,7 +5994,7 @@
           <w:kern w:val="0"/>
           <w:shd w:val="clear" w:color="auto" w:fill="FFFFFF"/>
           <w:lang w:eastAsia="es-PE"/>
-          <w14:ligatures w14:val="none"/>
+          <ns2:ligatures ns2:val="none"/>
         </w:rPr>
         <w:t xml:space="preserve">Banco BBVA Perú S.A. habría gestionado sin su autorización la contratación de la Póliza </w:t>
       </w:r>
@@ -6006,7 +6006,7 @@
           <w:kern w:val="0"/>
           <w:shd w:val="clear" w:color="auto" w:fill="FFFFFF"/>
           <w:lang w:eastAsia="es-PE"/>
-          <w14:ligatures w14:val="none"/>
+          <ns2:ligatures ns2:val="none"/>
         </w:rPr>
         <w:t/>
       </w:r>
@@ -6018,7 +6018,7 @@
           <w:kern w:val="0"/>
           <w:shd w:val="clear" w:color="auto" w:fill="FFFFFF"/>
           <w:lang w:eastAsia="es-PE"/>
-          <w14:ligatures w14:val="none"/>
+          <ns2:ligatures ns2:val="none"/>
         </w:rPr>
         <w:t xml:space="preserve"> 0011-0137-40-0****145 a favor de la parte denunciante, pese a no tener deuda vigente</w:t>
       </w:r>
@@ -6026,7 +6026,7 @@
         <w:rPr>
           <w:rFonts w:ascii="Arial Narrow" w:eastAsia="Arial Narrow" w:hAnsi="Arial Narrow" w:cs="Arial Narrow"/>
           <w:kern w:val="0"/>
-          <w14:ligatures w14:val="none"/>
+          <ns2:ligatures ns2:val="none"/>
         </w:rPr>
         <w:t>; involucraría una presunta afectación a sus expectativas, quien no habría encontrado una correspondencia entre lo que esperaba recibir de parte del proveedor y lo que realmente recibió. Por consiguiente, corresponde calificar el hecho materia de denuncia como una presunta infracción al deber de idoneidad, tipificado en los artículos 18</w:t>
       </w:r>
@@ -6036,7 +6036,7 @@
           <w:color w:val="000000"/>
           <w:kern w:val="0"/>
           <w:lang w:eastAsia="es-PE"/>
-          <w14:ligatures w14:val="none"/>
+          <ns2:ligatures ns2:val="none"/>
         </w:rPr>
         <w:t/>
       </w:r>
@@ -6044,7 +6044,7 @@
         <w:rPr>
           <w:rFonts w:ascii="Arial Narrow" w:eastAsia="Arial Narrow" w:hAnsi="Arial Narrow" w:cs="Arial Narrow"/>
           <w:kern w:val="0"/>
-          <w14:ligatures w14:val="none"/>
+          <ns2:ligatures ns2:val="none"/>
         </w:rPr>
         <w:t xml:space="preserve"> y 19</w:t>
       </w:r>
@@ -6054,7 +6054,7 @@
           <w:color w:val="000000"/>
           <w:kern w:val="0"/>
           <w:lang w:eastAsia="es-PE"/>
-          <w14:ligatures w14:val="none"/>
+          <ns2:ligatures ns2:val="none"/>
         </w:rPr>
         <w:t/>
       </w:r>
@@ -6062,7 +6062,7 @@
         <w:rPr>
           <w:rFonts w:ascii="Arial Narrow" w:eastAsia="Arial Narrow" w:hAnsi="Arial Narrow" w:cs="Arial Narrow"/>
           <w:kern w:val="0"/>
-          <w14:ligatures w14:val="none"/>
+          <ns2:ligatures ns2:val="none"/>
         </w:rPr>
         <w:t xml:space="preserve"> del Código</w:t>
       </w:r>
@@ -6072,7 +6072,7 @@
           <w:rFonts w:ascii="Arial Narrow" w:eastAsia="Arial Narrow" w:hAnsi="Arial Narrow" w:cs="Arial"/>
           <w:kern w:val="0"/>
           <w:vertAlign w:val="superscript"/>
-          <w14:ligatures w14:val="none"/>
+          <ns2:ligatures ns2:val="none"/>
         </w:rPr>
         <w:footnoteReference w:id="25"/>
       </w:r>
@@ -6080,22 +6080,22 @@
         <w:rPr>
           <w:rFonts w:ascii="Arial Narrow" w:eastAsia="Arial Narrow" w:hAnsi="Arial Narrow" w:cs="Arial Narrow"/>
           <w:kern w:val="0"/>
-          <w14:ligatures w14:val="none"/>
+          <ns2:ligatures ns2:val="none"/>
         </w:rPr>
         <w:t>.</w:t>
       </w:r>
     </w:p>
-    <w:p>
+    <w:p ns2:paraId="5C6A1A41" ns2:textId="77777777">
       <w:pPr>
         <w:pStyle w:val="Prrafodelista"/>
         <w:rPr>
           <w:rFonts w:ascii="Arial Narrow" w:eastAsia="Arial Narrow" w:hAnsi="Arial Narrow" w:cs="Arial Narrow"/>
           <w:kern w:val="0"/>
-          <w14:ligatures w14:val="none"/>
-        </w:rPr>
-      </w:pPr>
-    </w:p>
-    <w:p>
+          <ns2:ligatures ns2:val="none"/>
+        </w:rPr>
+      </w:pPr>
+    </w:p>
+    <w:p ns2:paraId="2CB95121" ns2:textId="0A544028">
       <w:pPr>
         <w:pStyle w:val="Prrafodelista"/>
         <w:numPr>
@@ -6108,14 +6108,14 @@
         <w:rPr>
           <w:rFonts w:ascii="Arial Narrow" w:eastAsia="Arial Narrow" w:hAnsi="Arial Narrow" w:cs="Arial Narrow"/>
           <w:kern w:val="0"/>
-          <w14:ligatures w14:val="none"/>
-        </w:rPr>
-      </w:pPr>
-      <w:r>
-        <w:rPr>
-          <w:rFonts w:ascii="Arial Narrow" w:eastAsia="Arial Narrow" w:hAnsi="Arial Narrow" w:cs="Arial Narrow"/>
-          <w:kern w:val="0"/>
-          <w14:ligatures w14:val="none"/>
+          <ns2:ligatures ns2:val="none"/>
+        </w:rPr>
+      </w:pPr>
+      <w:r>
+        <w:rPr>
+          <w:rFonts w:ascii="Arial Narrow" w:eastAsia="Arial Narrow" w:hAnsi="Arial Narrow" w:cs="Arial Narrow"/>
+          <w:kern w:val="0"/>
+          <ns2:ligatures ns2:val="none"/>
         </w:rPr>
         <w:t xml:space="preserve">Adicionalmente, la Secretaría Técnica, en ejercicio de sus facultades, </w:t>
       </w:r>
@@ -6125,7 +6125,7 @@
           <w:color w:val="000000"/>
           <w:kern w:val="0"/>
           <w:lang w:eastAsia="es-PE"/>
-          <w14:ligatures w14:val="none"/>
+          <ns2:ligatures ns2:val="none"/>
         </w:rPr>
         <w:t xml:space="preserve">considera </w:t>
       </w:r>
@@ -6133,7 +6133,7 @@
         <w:rPr>
           <w:rFonts w:ascii="Arial Narrow" w:eastAsia="Arial Narrow" w:hAnsi="Arial Narrow" w:cs="Arial Narrow"/>
           <w:kern w:val="0"/>
-          <w14:ligatures w14:val="none"/>
+          <ns2:ligatures ns2:val="none"/>
         </w:rPr>
         <w:t xml:space="preserve">que el hecho denunciado, consistente en que </w:t>
       </w:r>
@@ -6144,7 +6144,7 @@
           <w:kern w:val="0"/>
           <w:shd w:val="clear" w:color="auto" w:fill="FFFFFF"/>
           <w:lang w:eastAsia="es-PE"/>
-          <w14:ligatures w14:val="none"/>
+          <ns2:ligatures ns2:val="none"/>
         </w:rPr>
         <w:t xml:space="preserve">Banco BBVA Perú S.A. habría gestionado sin su autorización la contratación de la Póliza </w:t>
       </w:r>
@@ -6156,7 +6156,7 @@
           <w:kern w:val="0"/>
           <w:shd w:val="clear" w:color="auto" w:fill="FFFFFF"/>
           <w:lang w:eastAsia="es-PE"/>
-          <w14:ligatures w14:val="none"/>
+          <ns2:ligatures ns2:val="none"/>
         </w:rPr>
         <w:t/>
       </w:r>
@@ -6168,7 +6168,7 @@
           <w:kern w:val="0"/>
           <w:shd w:val="clear" w:color="auto" w:fill="FFFFFF"/>
           <w:lang w:eastAsia="es-PE"/>
-          <w14:ligatures w14:val="none"/>
+          <ns2:ligatures ns2:val="none"/>
         </w:rPr>
         <w:t xml:space="preserve"> 0011-0137-40-0****823 a favor de la parte denunciante, pese a no tener deuda vigente</w:t>
       </w:r>
@@ -6176,7 +6176,7 @@
         <w:rPr>
           <w:rFonts w:ascii="Arial Narrow" w:eastAsia="Arial Narrow" w:hAnsi="Arial Narrow" w:cs="Arial Narrow"/>
           <w:kern w:val="0"/>
-          <w14:ligatures w14:val="none"/>
+          <ns2:ligatures ns2:val="none"/>
         </w:rPr>
         <w:t>; involucraría una presunta afectación a sus expectativas, quien no habría encontrado una correspondencia entre lo que esperaba recibir de parte del proveedor y lo que realmente recibió. Por consiguiente, corresponde calificar el hecho materia de denuncia como una presunta infracción al deber de idoneidad, tipificado en los artículos 18</w:t>
       </w:r>
@@ -6186,7 +6186,7 @@
           <w:color w:val="000000"/>
           <w:kern w:val="0"/>
           <w:lang w:eastAsia="es-PE"/>
-          <w14:ligatures w14:val="none"/>
+          <ns2:ligatures ns2:val="none"/>
         </w:rPr>
         <w:t/>
       </w:r>
@@ -6194,7 +6194,7 @@
         <w:rPr>
           <w:rFonts w:ascii="Arial Narrow" w:eastAsia="Arial Narrow" w:hAnsi="Arial Narrow" w:cs="Arial Narrow"/>
           <w:kern w:val="0"/>
-          <w14:ligatures w14:val="none"/>
+          <ns2:ligatures ns2:val="none"/>
         </w:rPr>
         <w:t xml:space="preserve"> y 19</w:t>
       </w:r>
@@ -6204,7 +6204,7 @@
           <w:color w:val="000000"/>
           <w:kern w:val="0"/>
           <w:lang w:eastAsia="es-PE"/>
-          <w14:ligatures w14:val="none"/>
+          <ns2:ligatures ns2:val="none"/>
         </w:rPr>
         <w:t/>
       </w:r>
@@ -6212,22 +6212,22 @@
         <w:rPr>
           <w:rFonts w:ascii="Arial Narrow" w:eastAsia="Arial Narrow" w:hAnsi="Arial Narrow" w:cs="Arial Narrow"/>
           <w:kern w:val="0"/>
-          <w14:ligatures w14:val="none"/>
+          <ns2:ligatures ns2:val="none"/>
         </w:rPr>
         <w:t xml:space="preserve"> del Código.</w:t>
       </w:r>
     </w:p>
-    <w:p>
+    <w:p ns2:paraId="5BE3680E" ns2:textId="77777777">
       <w:pPr>
         <w:pStyle w:val="Prrafodelista"/>
         <w:rPr>
           <w:rFonts w:ascii="Arial Narrow" w:eastAsia="Arial Narrow" w:hAnsi="Arial Narrow" w:cs="Arial Narrow"/>
           <w:kern w:val="0"/>
-          <w14:ligatures w14:val="none"/>
-        </w:rPr>
-      </w:pPr>
-    </w:p>
-    <w:p>
+          <ns2:ligatures ns2:val="none"/>
+        </w:rPr>
+      </w:pPr>
+    </w:p>
+    <w:p ns2:paraId="66A4D099" ns2:textId="275289E1">
       <w:pPr>
         <w:pStyle w:val="Prrafodelista"/>
         <w:numPr>
@@ -6240,14 +6240,14 @@
         <w:rPr>
           <w:rFonts w:ascii="Arial Narrow" w:eastAsia="Arial Narrow" w:hAnsi="Arial Narrow" w:cs="Arial Narrow"/>
           <w:kern w:val="0"/>
-          <w14:ligatures w14:val="none"/>
-        </w:rPr>
-      </w:pPr>
-      <w:r>
-        <w:rPr>
-          <w:rFonts w:ascii="Arial Narrow" w:eastAsia="Arial Narrow" w:hAnsi="Arial Narrow" w:cs="Arial Narrow"/>
-          <w:kern w:val="0"/>
-          <w14:ligatures w14:val="none"/>
+          <ns2:ligatures ns2:val="none"/>
+        </w:rPr>
+      </w:pPr>
+      <w:r>
+        <w:rPr>
+          <w:rFonts w:ascii="Arial Narrow" w:eastAsia="Arial Narrow" w:hAnsi="Arial Narrow" w:cs="Arial Narrow"/>
+          <w:kern w:val="0"/>
+          <ns2:ligatures ns2:val="none"/>
         </w:rPr>
         <w:t xml:space="preserve">Así también, la Secretaría Técnica, en ejercicio de sus facultades, </w:t>
       </w:r>
@@ -6257,7 +6257,7 @@
           <w:color w:val="000000"/>
           <w:kern w:val="0"/>
           <w:lang w:eastAsia="es-PE"/>
-          <w14:ligatures w14:val="none"/>
+          <ns2:ligatures ns2:val="none"/>
         </w:rPr>
         <w:t xml:space="preserve">considera </w:t>
       </w:r>
@@ -6265,7 +6265,7 @@
         <w:rPr>
           <w:rFonts w:ascii="Arial Narrow" w:eastAsia="Arial Narrow" w:hAnsi="Arial Narrow" w:cs="Arial Narrow"/>
           <w:kern w:val="0"/>
-          <w14:ligatures w14:val="none"/>
+          <ns2:ligatures ns2:val="none"/>
         </w:rPr>
         <w:t xml:space="preserve">que el hecho denunciado, consistente en que </w:t>
       </w:r>
@@ -6276,7 +6276,7 @@
           <w:kern w:val="0"/>
           <w:shd w:val="clear" w:color="auto" w:fill="FFFFFF"/>
           <w:lang w:eastAsia="es-PE"/>
-          <w14:ligatures w14:val="none"/>
+          <ns2:ligatures ns2:val="none"/>
         </w:rPr>
         <w:t xml:space="preserve">Banco BBVA Perú S.A. no habría brindado una solución a la parte denunciante sobre los cobros indebidos cuestionados por las Pólizas </w:t>
       </w:r>
@@ -6288,7 +6288,7 @@
           <w:kern w:val="0"/>
           <w:shd w:val="clear" w:color="auto" w:fill="FFFFFF"/>
           <w:lang w:eastAsia="es-PE"/>
-          <w14:ligatures w14:val="none"/>
+          <ns2:ligatures ns2:val="none"/>
         </w:rPr>
         <w:t/>
       </w:r>
@@ -6300,7 +6300,7 @@
           <w:kern w:val="0"/>
           <w:shd w:val="clear" w:color="auto" w:fill="FFFFFF"/>
           <w:lang w:eastAsia="es-PE"/>
-          <w14:ligatures w14:val="none"/>
+          <ns2:ligatures ns2:val="none"/>
         </w:rPr>
         <w:t xml:space="preserve"> 0011-0137-40-0****823 y </w:t>
       </w:r>
@@ -6312,7 +6312,7 @@
           <w:kern w:val="0"/>
           <w:shd w:val="clear" w:color="auto" w:fill="FFFFFF"/>
           <w:lang w:eastAsia="es-PE"/>
-          <w14:ligatures w14:val="none"/>
+          <ns2:ligatures ns2:val="none"/>
         </w:rPr>
         <w:t/>
       </w:r>
@@ -6324,7 +6324,7 @@
           <w:kern w:val="0"/>
           <w:shd w:val="clear" w:color="auto" w:fill="FFFFFF"/>
           <w:lang w:eastAsia="es-PE"/>
-          <w14:ligatures w14:val="none"/>
+          <ns2:ligatures ns2:val="none"/>
         </w:rPr>
         <w:t xml:space="preserve"> 0011-0137-40-0****145, pese a los reclamos presentados el 29 de agosto y 5 de setiembre de 2025</w:t>
       </w:r>
@@ -6332,7 +6332,7 @@
         <w:rPr>
           <w:rFonts w:ascii="Arial Narrow" w:eastAsia="Arial Narrow" w:hAnsi="Arial Narrow" w:cs="Arial Narrow"/>
           <w:kern w:val="0"/>
-          <w14:ligatures w14:val="none"/>
+          <ns2:ligatures ns2:val="none"/>
         </w:rPr>
         <w:t>; involucraría una presunta afectación a sus expectativas, quien no habría encontrado una correspondencia entre lo que esperaba recibir de parte del proveedor y lo que realmente recibió</w:t>
       </w:r>
@@ -6340,7 +6340,7 @@
         <w:rPr>
           <w:rFonts w:ascii="Arial Narrow" w:eastAsia="Arial Narrow" w:hAnsi="Arial Narrow" w:cs="Arial Narrow"/>
           <w:kern w:val="0"/>
-          <w14:ligatures w14:val="none"/>
+          <ns2:ligatures ns2:val="none"/>
         </w:rPr>
         <w:t xml:space="preserve">. Por </w:t>
       </w:r>
@@ -6348,7 +6348,7 @@
         <w:rPr>
           <w:rFonts w:ascii="Arial Narrow" w:eastAsia="Arial Narrow" w:hAnsi="Arial Narrow" w:cs="Arial Narrow"/>
           <w:kern w:val="0"/>
-          <w14:ligatures w14:val="none"/>
+          <ns2:ligatures ns2:val="none"/>
         </w:rPr>
         <w:lastRenderedPageBreak/>
         <w:t>consiguiente, corresponde calificar el hecho materia de denuncia como una presunta infracción al deber de idoneidad, tipificado en los artículos 18</w:t>
@@ -6359,7 +6359,7 @@
           <w:color w:val="000000"/>
           <w:kern w:val="0"/>
           <w:lang w:eastAsia="es-PE"/>
-          <w14:ligatures w14:val="none"/>
+          <ns2:ligatures ns2:val="none"/>
         </w:rPr>
         <w:t/>
       </w:r>
@@ -6367,7 +6367,7 @@
         <w:rPr>
           <w:rFonts w:ascii="Arial Narrow" w:eastAsia="Arial Narrow" w:hAnsi="Arial Narrow" w:cs="Arial Narrow"/>
           <w:kern w:val="0"/>
-          <w14:ligatures w14:val="none"/>
+          <ns2:ligatures ns2:val="none"/>
         </w:rPr>
         <w:t xml:space="preserve"> y 19</w:t>
       </w:r>
@@ -6377,7 +6377,7 @@
           <w:color w:val="000000"/>
           <w:kern w:val="0"/>
           <w:lang w:eastAsia="es-PE"/>
-          <w14:ligatures w14:val="none"/>
+          <ns2:ligatures ns2:val="none"/>
         </w:rPr>
         <w:t/>
       </w:r>
@@ -6385,23 +6385,23 @@
         <w:rPr>
           <w:rFonts w:ascii="Arial Narrow" w:eastAsia="Arial Narrow" w:hAnsi="Arial Narrow" w:cs="Arial Narrow"/>
           <w:kern w:val="0"/>
-          <w14:ligatures w14:val="none"/>
+          <ns2:ligatures ns2:val="none"/>
         </w:rPr>
         <w:t xml:space="preserve"> del Código.</w:t>
       </w:r>
     </w:p>
-    <w:p>
-      <w:pPr>
-        <w:spacing w:after="0" w:line="240" w:lineRule="auto"/>
-        <w:jc w:val="both"/>
-        <w:rPr>
-          <w:rFonts w:ascii="Arial Narrow" w:eastAsia="Arial Narrow" w:hAnsi="Arial Narrow" w:cs="Arial Narrow"/>
-          <w:kern w:val="0"/>
-          <w14:ligatures w14:val="none"/>
-        </w:rPr>
-      </w:pPr>
-    </w:p>
-    <w:p>
+    <w:p ns2:paraId="71221A4C" ns2:textId="77777777">
+      <w:pPr>
+        <w:spacing w:after="0" w:line="240" w:lineRule="auto"/>
+        <w:jc w:val="both"/>
+        <w:rPr>
+          <w:rFonts w:ascii="Arial Narrow" w:eastAsia="Arial Narrow" w:hAnsi="Arial Narrow" w:cs="Arial Narrow"/>
+          <w:kern w:val="0"/>
+          <ns2:ligatures ns2:val="none"/>
+        </w:rPr>
+      </w:pPr>
+    </w:p>
+    <w:p ns2:paraId="10DDE640" ns2:textId="5AD47BF1">
       <w:pPr>
         <w:pStyle w:val="Prrafodelista"/>
         <w:numPr>
@@ -6414,7 +6414,7 @@
         <w:rPr>
           <w:rFonts w:ascii="Arial Narrow" w:eastAsia="Arial Narrow" w:hAnsi="Arial Narrow" w:cs="Arial Narrow"/>
           <w:kern w:val="0"/>
-          <w14:ligatures w14:val="none"/>
+          <ns2:ligatures ns2:val="none"/>
         </w:rPr>
       </w:pPr>
       <w:r>
@@ -6423,7 +6423,7 @@
           <w:color w:val="000000"/>
           <w:kern w:val="0"/>
           <w:lang w:eastAsia="es-PE"/>
-          <w14:ligatures w14:val="none"/>
+          <ns2:ligatures ns2:val="none"/>
         </w:rPr>
         <w:t xml:space="preserve">Además, </w:t>
       </w:r>
@@ -6434,7 +6434,7 @@
           <w:color w:val="000000"/>
           <w:kern w:val="0"/>
           <w:lang w:eastAsia="es-PE"/>
-          <w14:ligatures w14:val="none"/>
+          <ns2:ligatures ns2:val="none"/>
         </w:rPr>
         <w:t xml:space="preserve">la Secretaría Técnica, en ejercicio de sus facultades, considera </w:t>
       </w:r>
@@ -6442,7 +6442,7 @@
         <w:rPr>
           <w:rFonts w:ascii="Arial Narrow" w:eastAsia="Arial Narrow" w:hAnsi="Arial Narrow" w:cs="Arial"/>
           <w:kern w:val="0"/>
-          <w14:ligatures w14:val="none"/>
+          <ns2:ligatures ns2:val="none"/>
         </w:rPr>
         <w:t xml:space="preserve">que el hecho denunciado, consistente en que </w:t>
       </w:r>
@@ -6450,7 +6450,7 @@
         <w:rPr>
           <w:rFonts w:ascii="Arial Narrow" w:eastAsia="Arial Narrow" w:hAnsi="Arial Narrow" w:cs="Arial Narrow"/>
           <w:kern w:val="0"/>
-          <w14:ligatures w14:val="none"/>
+          <ns2:ligatures ns2:val="none"/>
         </w:rPr>
         <w:t xml:space="preserve">los proveedores denunciados no habrían cumplido con informar a la parte denunciante de manera clara, previa, oportuna y suficiente sobre la contratación de las Pólizas </w:t>
       </w:r>
@@ -6459,7 +6459,7 @@
         <w:rPr>
           <w:rFonts w:ascii="Arial Narrow" w:eastAsia="Arial Narrow" w:hAnsi="Arial Narrow" w:cs="Arial Narrow"/>
           <w:kern w:val="0"/>
-          <w14:ligatures w14:val="none"/>
+          <ns2:ligatures ns2:val="none"/>
         </w:rPr>
         <w:t/>
       </w:r>
@@ -6468,7 +6468,7 @@
         <w:rPr>
           <w:rFonts w:ascii="Arial Narrow" w:eastAsia="Arial Narrow" w:hAnsi="Arial Narrow" w:cs="Arial Narrow"/>
           <w:kern w:val="0"/>
-          <w14:ligatures w14:val="none"/>
+          <ns2:ligatures ns2:val="none"/>
         </w:rPr>
         <w:t xml:space="preserve"> 0011-0137-40-0****823 y </w:t>
       </w:r>
@@ -6477,7 +6477,7 @@
         <w:rPr>
           <w:rFonts w:ascii="Arial Narrow" w:eastAsia="Arial Narrow" w:hAnsi="Arial Narrow" w:cs="Arial Narrow"/>
           <w:kern w:val="0"/>
-          <w14:ligatures w14:val="none"/>
+          <ns2:ligatures ns2:val="none"/>
         </w:rPr>
         <w:t/>
       </w:r>
@@ -6486,7 +6486,7 @@
         <w:rPr>
           <w:rFonts w:ascii="Arial Narrow" w:eastAsia="Arial Narrow" w:hAnsi="Arial Narrow" w:cs="Arial Narrow"/>
           <w:kern w:val="0"/>
-          <w14:ligatures w14:val="none"/>
+          <ns2:ligatures ns2:val="none"/>
         </w:rPr>
         <w:t xml:space="preserve"> 0011-0137-40-0****145</w:t>
       </w:r>
@@ -6497,7 +6497,7 @@
           <w:color w:val="000000"/>
           <w:kern w:val="0"/>
           <w:lang w:eastAsia="es-PE"/>
-          <w14:ligatures w14:val="none"/>
+          <ns2:ligatures ns2:val="none"/>
         </w:rPr>
         <w:t xml:space="preserve">. </w:t>
       </w:r>
@@ -6510,7 +6510,7 @@
           <w:color w:val="000000"/>
           <w:kern w:val="0"/>
           <w:lang w:eastAsia="es-PE"/>
-          <w14:ligatures w14:val="none"/>
+          <ns2:ligatures ns2:val="none"/>
         </w:rPr>
         <w:t xml:space="preserve">Por consiguiente, corresponde calificar el hecho materia de denuncia como una presunta infracción al deber de información, tipificado en el </w:t>
       </w:r>
@@ -6522,7 +6522,7 @@
           <w:color w:val="000000"/>
           <w:kern w:val="0"/>
           <w:lang w:eastAsia="es-PE"/>
-          <w14:ligatures w14:val="none"/>
+          <ns2:ligatures ns2:val="none"/>
         </w:rPr>
         <w:t xml:space="preserve">artículo 1, numeral 1, literal b) </w:t>
       </w:r>
@@ -6534,7 +6534,7 @@
           <w:color w:val="000000"/>
           <w:kern w:val="0"/>
           <w:lang w:eastAsia="es-PE"/>
-          <w14:ligatures w14:val="none"/>
+          <ns2:ligatures ns2:val="none"/>
         </w:rPr>
         <w:t>y al artículo 2 del Código</w:t>
       </w:r>
@@ -6549,7 +6549,7 @@
           <w:kern w:val="0"/>
           <w:vertAlign w:val="superscript"/>
           <w:lang w:eastAsia="es-PE"/>
-          <w14:ligatures w14:val="none"/>
+          <ns2:ligatures ns2:val="none"/>
         </w:rPr>
         <w:footnoteReference w:id="26"/>
       </w:r>
@@ -6561,24 +6561,24 @@
           <w:color w:val="000000"/>
           <w:kern w:val="0"/>
           <w:lang w:eastAsia="es-PE"/>
-          <w14:ligatures w14:val="none"/>
+          <ns2:ligatures ns2:val="none"/>
         </w:rPr>
         <w:t xml:space="preserve">. </w:t>
       </w:r>
       <w:bookmarkEnd w:id="11"/>
       <w:bookmarkEnd w:id="13"/>
     </w:p>
-    <w:p>
+    <w:p ns2:paraId="27AEB518" ns2:textId="77777777">
       <w:pPr>
         <w:pStyle w:val="Prrafodelista"/>
         <w:rPr>
           <w:rFonts w:ascii="Arial Narrow" w:eastAsia="Arial Narrow" w:hAnsi="Arial Narrow" w:cs="Arial Narrow"/>
           <w:kern w:val="0"/>
-          <w14:ligatures w14:val="none"/>
-        </w:rPr>
-      </w:pPr>
-    </w:p>
-    <w:p>
+          <ns2:ligatures ns2:val="none"/>
+        </w:rPr>
+      </w:pPr>
+    </w:p>
+    <w:p ns2:paraId="670AE2E1" ns2:textId="47D66FF3">
       <w:pPr>
         <w:pStyle w:val="Prrafodelista"/>
         <w:numPr>
@@ -6591,14 +6591,14 @@
         <w:rPr>
           <w:rFonts w:ascii="Arial Narrow" w:eastAsia="Arial Narrow" w:hAnsi="Arial Narrow" w:cs="Arial Narrow"/>
           <w:kern w:val="0"/>
-          <w14:ligatures w14:val="none"/>
-        </w:rPr>
-      </w:pPr>
-      <w:r>
-        <w:rPr>
-          <w:rFonts w:ascii="Arial Narrow" w:eastAsia="Arial Narrow" w:hAnsi="Arial Narrow" w:cs="Arial Narrow"/>
-          <w:kern w:val="0"/>
-          <w14:ligatures w14:val="none"/>
+          <ns2:ligatures ns2:val="none"/>
+        </w:rPr>
+      </w:pPr>
+      <w:r>
+        <w:rPr>
+          <w:rFonts w:ascii="Arial Narrow" w:eastAsia="Arial Narrow" w:hAnsi="Arial Narrow" w:cs="Arial Narrow"/>
+          <w:kern w:val="0"/>
+          <ns2:ligatures ns2:val="none"/>
         </w:rPr>
         <w:t xml:space="preserve">Así también, , la Secretaría Técnica, en ejercicio de sus facultades, </w:t>
       </w:r>
@@ -6608,7 +6608,7 @@
           <w:color w:val="000000"/>
           <w:kern w:val="0"/>
           <w:lang w:eastAsia="es-PE"/>
-          <w14:ligatures w14:val="none"/>
+          <ns2:ligatures ns2:val="none"/>
         </w:rPr>
         <w:t xml:space="preserve">considera </w:t>
       </w:r>
@@ -6616,7 +6616,7 @@
         <w:rPr>
           <w:rFonts w:ascii="Arial Narrow" w:eastAsia="Arial Narrow" w:hAnsi="Arial Narrow" w:cs="Arial Narrow"/>
           <w:kern w:val="0"/>
-          <w14:ligatures w14:val="none"/>
+          <ns2:ligatures ns2:val="none"/>
         </w:rPr>
         <w:t xml:space="preserve">que el hecho denunciado, consistente en que </w:t>
       </w:r>
@@ -6627,7 +6627,7 @@
           <w:kern w:val="0"/>
           <w:shd w:val="clear" w:color="auto" w:fill="FFFFFF"/>
           <w:lang w:eastAsia="es-PE"/>
-          <w14:ligatures w14:val="none"/>
+          <ns2:ligatures ns2:val="none"/>
         </w:rPr>
         <w:t xml:space="preserve">Pacífico Compañía de Seguros y Reaseguros S.A. habría condicionado la activación del </w:t>
       </w:r>
@@ -6638,7 +6638,7 @@
           <w:kern w:val="0"/>
           <w:shd w:val="clear" w:color="auto" w:fill="FFFFFF"/>
           <w:lang w:eastAsia="es-PE"/>
-          <w14:ligatures w14:val="none"/>
+          <ns2:ligatures ns2:val="none"/>
         </w:rPr>
         <w:t xml:space="preserve">los proveedores denunciados habrían continuado cobrando las primas de la Póliza </w:t>
       </w:r>
@@ -6650,7 +6650,7 @@
           <w:kern w:val="0"/>
           <w:shd w:val="clear" w:color="auto" w:fill="FFFFFF"/>
           <w:lang w:eastAsia="es-PE"/>
-          <w14:ligatures w14:val="none"/>
+          <ns2:ligatures ns2:val="none"/>
         </w:rPr>
         <w:t/>
       </w:r>
@@ -6662,7 +6662,7 @@
           <w:kern w:val="0"/>
           <w:shd w:val="clear" w:color="auto" w:fill="FFFFFF"/>
           <w:lang w:eastAsia="es-PE"/>
-          <w14:ligatures w14:val="none"/>
+          <ns2:ligatures ns2:val="none"/>
         </w:rPr>
         <w:t xml:space="preserve"> 1338-505693, pese a encontrarse afiliado al crédito comercial cancelado</w:t>
       </w:r>
@@ -6670,7 +6670,7 @@
         <w:rPr>
           <w:rFonts w:ascii="Arial Narrow" w:eastAsia="Arial Narrow" w:hAnsi="Arial Narrow" w:cs="Arial Narrow"/>
           <w:kern w:val="0"/>
-          <w14:ligatures w14:val="none"/>
+          <ns2:ligatures ns2:val="none"/>
         </w:rPr>
         <w:t xml:space="preserve">; involucraría una presunta afectación a sus expectativas, quien no habría encontrado una correspondencia entre lo que esperaba recibir de parte del proveedor y lo que realmente recibió. Por consiguiente, corresponde calificar el hecho materia de denuncia como una presunta infracción al deber de idoneidad, tipificado en los </w:t>
       </w:r>
@@ -6678,7 +6678,7 @@
         <w:rPr>
           <w:rFonts w:ascii="Arial Narrow" w:eastAsia="Arial Narrow" w:hAnsi="Arial Narrow" w:cs="Arial Narrow"/>
           <w:kern w:val="0"/>
-          <w14:ligatures w14:val="none"/>
+          <ns2:ligatures ns2:val="none"/>
         </w:rPr>
         <w:t>artículos 18</w:t>
       </w:r>
@@ -6688,7 +6688,7 @@
           <w:color w:val="000000"/>
           <w:kern w:val="0"/>
           <w:lang w:eastAsia="es-PE"/>
-          <w14:ligatures w14:val="none"/>
+          <ns2:ligatures ns2:val="none"/>
         </w:rPr>
         <w:t/>
       </w:r>
@@ -6696,7 +6696,7 @@
         <w:rPr>
           <w:rFonts w:ascii="Arial Narrow" w:eastAsia="Arial Narrow" w:hAnsi="Arial Narrow" w:cs="Arial Narrow"/>
           <w:kern w:val="0"/>
-          <w14:ligatures w14:val="none"/>
+          <ns2:ligatures ns2:val="none"/>
         </w:rPr>
         <w:t xml:space="preserve"> y 19</w:t>
       </w:r>
@@ -6706,7 +6706,7 @@
           <w:color w:val="000000"/>
           <w:kern w:val="0"/>
           <w:lang w:eastAsia="es-PE"/>
-          <w14:ligatures w14:val="none"/>
+          <ns2:ligatures ns2:val="none"/>
         </w:rPr>
         <w:t/>
       </w:r>
@@ -6714,23 +6714,23 @@
         <w:rPr>
           <w:rFonts w:ascii="Arial Narrow" w:eastAsia="Arial Narrow" w:hAnsi="Arial Narrow" w:cs="Arial Narrow"/>
           <w:kern w:val="0"/>
-          <w14:ligatures w14:val="none"/>
+          <ns2:ligatures ns2:val="none"/>
         </w:rPr>
         <w:t xml:space="preserve"> del Código.</w:t>
       </w:r>
     </w:p>
-    <w:p>
-      <w:pPr>
-        <w:spacing w:after="0" w:line="240" w:lineRule="auto"/>
-        <w:jc w:val="both"/>
-        <w:rPr>
-          <w:rFonts w:ascii="Arial Narrow" w:eastAsia="Arial Narrow" w:hAnsi="Arial Narrow" w:cs="Arial Narrow"/>
-          <w:kern w:val="0"/>
-          <w14:ligatures w14:val="none"/>
-        </w:rPr>
-      </w:pPr>
-    </w:p>
-    <w:p>
+    <w:p ns2:paraId="4CF6C544" ns2:textId="77777777">
+      <w:pPr>
+        <w:spacing w:after="0" w:line="240" w:lineRule="auto"/>
+        <w:jc w:val="both"/>
+        <w:rPr>
+          <w:rFonts w:ascii="Arial Narrow" w:eastAsia="Arial Narrow" w:hAnsi="Arial Narrow" w:cs="Arial Narrow"/>
+          <w:kern w:val="0"/>
+          <ns2:ligatures ns2:val="none"/>
+        </w:rPr>
+      </w:pPr>
+    </w:p>
+    <w:p ns2:paraId="05ECE0A3" ns2:textId="22F5E2BD">
       <w:pPr>
         <w:pStyle w:val="Prrafodelista"/>
         <w:numPr>
@@ -6743,14 +6743,14 @@
         <w:rPr>
           <w:rFonts w:ascii="Arial Narrow" w:eastAsia="Arial Narrow" w:hAnsi="Arial Narrow" w:cs="Arial Narrow"/>
           <w:kern w:val="0"/>
-          <w14:ligatures w14:val="none"/>
-        </w:rPr>
-      </w:pPr>
-      <w:r>
-        <w:rPr>
-          <w:rFonts w:ascii="Arial Narrow" w:eastAsia="Arial Narrow" w:hAnsi="Arial Narrow" w:cs="Arial Narrow"/>
-          <w:kern w:val="0"/>
-          <w14:ligatures w14:val="none"/>
+          <ns2:ligatures ns2:val="none"/>
+        </w:rPr>
+      </w:pPr>
+      <w:r>
+        <w:rPr>
+          <w:rFonts w:ascii="Arial Narrow" w:eastAsia="Arial Narrow" w:hAnsi="Arial Narrow" w:cs="Arial Narrow"/>
+          <w:kern w:val="0"/>
+          <ns2:ligatures ns2:val="none"/>
         </w:rPr>
         <w:t xml:space="preserve">Asimismo, </w:t>
       </w:r>
@@ -6760,7 +6760,7 @@
           <w:color w:val="000000"/>
           <w:kern w:val="0"/>
           <w:lang w:eastAsia="es-PE"/>
-          <w14:ligatures w14:val="none"/>
+          <ns2:ligatures ns2:val="none"/>
         </w:rPr>
         <w:t xml:space="preserve">la Secretaría Técnica, en ejercicio de sus facultades, considera </w:t>
       </w:r>
@@ -6768,7 +6768,7 @@
         <w:rPr>
           <w:rFonts w:ascii="Arial Narrow" w:eastAsia="Arial Narrow" w:hAnsi="Arial Narrow" w:cs="Arial"/>
           <w:kern w:val="0"/>
-          <w14:ligatures w14:val="none"/>
+          <ns2:ligatures ns2:val="none"/>
         </w:rPr>
         <w:t xml:space="preserve">que el hecho denunciado, consistente en que </w:t>
       </w:r>
@@ -6776,7 +6776,7 @@
         <w:rPr>
           <w:rFonts w:ascii="Arial Narrow" w:eastAsia="Arial Narrow" w:hAnsi="Arial Narrow" w:cs="Arial Narrow"/>
           <w:kern w:val="0"/>
-          <w14:ligatures w14:val="none"/>
+          <ns2:ligatures ns2:val="none"/>
         </w:rPr>
         <w:t xml:space="preserve">los proveedores denunciados no habrían cumplido con entregar al denunciante la Póliza </w:t>
       </w:r>
@@ -6785,7 +6785,7 @@
         <w:rPr>
           <w:rFonts w:ascii="Arial Narrow" w:eastAsia="Arial Narrow" w:hAnsi="Arial Narrow" w:cs="Arial Narrow"/>
           <w:kern w:val="0"/>
-          <w14:ligatures w14:val="none"/>
+          <ns2:ligatures ns2:val="none"/>
         </w:rPr>
         <w:t/>
       </w:r>
@@ -6794,7 +6794,7 @@
         <w:rPr>
           <w:rFonts w:ascii="Arial Narrow" w:eastAsia="Arial Narrow" w:hAnsi="Arial Narrow" w:cs="Arial Narrow"/>
           <w:kern w:val="0"/>
-          <w14:ligatures w14:val="none"/>
+          <ns2:ligatures ns2:val="none"/>
         </w:rPr>
         <w:t xml:space="preserve"> 0011-0137-40-0****145</w:t>
       </w:r>
@@ -6802,7 +6802,7 @@
         <w:rPr>
           <w:rFonts w:ascii="Arial Narrow" w:eastAsia="Arial Narrow" w:hAnsi="Arial Narrow" w:cs="Arial"/>
           <w:kern w:val="0"/>
-          <w14:ligatures w14:val="none"/>
+          <ns2:ligatures ns2:val="none"/>
         </w:rPr>
         <w:t xml:space="preserve">. </w:t>
       </w:r>
@@ -6811,7 +6811,7 @@
         <w:rPr>
           <w:rFonts w:ascii="Arial Narrow" w:eastAsia="Arial Narrow" w:hAnsi="Arial Narrow" w:cs="Arial"/>
           <w:kern w:val="0"/>
-          <w14:ligatures w14:val="none"/>
+          <ns2:ligatures ns2:val="none"/>
         </w:rPr>
         <w:t xml:space="preserve">Por consiguiente, corresponde </w:t>
       </w:r>
@@ -6819,7 +6819,7 @@
         <w:rPr>
           <w:rFonts w:ascii="Arial Narrow" w:eastAsia="Arial Narrow" w:hAnsi="Arial Narrow" w:cs="Arial"/>
           <w:kern w:val="0"/>
-          <w14:ligatures w14:val="none"/>
+          <ns2:ligatures ns2:val="none"/>
         </w:rPr>
         <w:t>calificar el hecho materia de denuncia como una presunta infracción al deber de entregar a los usuarios copia de los contratos y demás documentación relacionada con dichos actos jurídicos, tipificado en el literal e) del artículo 47 del Código</w:t>
       </w:r>
@@ -6829,7 +6829,7 @@
           <w:rFonts w:ascii="Arial Narrow" w:eastAsia="Arial Narrow" w:hAnsi="Arial Narrow" w:cs="Arial"/>
           <w:kern w:val="0"/>
           <w:vertAlign w:val="superscript"/>
-          <w14:ligatures w14:val="none"/>
+          <ns2:ligatures ns2:val="none"/>
         </w:rPr>
         <w:footnoteReference w:id="27"/>
       </w:r>
@@ -6837,24 +6837,24 @@
         <w:rPr>
           <w:rFonts w:ascii="Arial Narrow" w:eastAsia="Arial Narrow" w:hAnsi="Arial Narrow" w:cs="Arial"/>
           <w:kern w:val="0"/>
-          <w14:ligatures w14:val="none"/>
+          <ns2:ligatures ns2:val="none"/>
         </w:rPr>
         <w:t>.</w:t>
       </w:r>
       <w:bookmarkEnd w:id="16"/>
     </w:p>
-    <w:p>
-      <w:pPr>
-        <w:spacing w:after="0" w:line="240" w:lineRule="auto"/>
-        <w:jc w:val="both"/>
-        <w:rPr>
-          <w:rFonts w:ascii="Arial Narrow" w:eastAsia="Arial Narrow" w:hAnsi="Arial Narrow" w:cs="Arial Narrow"/>
-          <w:kern w:val="0"/>
-          <w14:ligatures w14:val="none"/>
-        </w:rPr>
-      </w:pPr>
-    </w:p>
-    <w:p>
+    <w:p ns2:paraId="2C1E49D9" ns2:textId="77777777">
+      <w:pPr>
+        <w:spacing w:after="0" w:line="240" w:lineRule="auto"/>
+        <w:jc w:val="both"/>
+        <w:rPr>
+          <w:rFonts w:ascii="Arial Narrow" w:eastAsia="Arial Narrow" w:hAnsi="Arial Narrow" w:cs="Arial Narrow"/>
+          <w:kern w:val="0"/>
+          <ns2:ligatures ns2:val="none"/>
+        </w:rPr>
+      </w:pPr>
+    </w:p>
+    <w:p ns2:paraId="6B728DF3" ns2:textId="2272EB32">
       <w:pPr>
         <w:pStyle w:val="Prrafodelista"/>
         <w:numPr>
@@ -6867,14 +6867,14 @@
         <w:rPr>
           <w:rFonts w:ascii="Arial Narrow" w:eastAsia="Arial Narrow" w:hAnsi="Arial Narrow" w:cs="Arial Narrow"/>
           <w:kern w:val="0"/>
-          <w14:ligatures w14:val="none"/>
-        </w:rPr>
-      </w:pPr>
-      <w:r>
-        <w:rPr>
-          <w:rFonts w:ascii="Arial Narrow" w:eastAsia="Arial Narrow" w:hAnsi="Arial Narrow" w:cs="Arial Narrow"/>
-          <w:kern w:val="0"/>
-          <w14:ligatures w14:val="none"/>
+          <ns2:ligatures ns2:val="none"/>
+        </w:rPr>
+      </w:pPr>
+      <w:r>
+        <w:rPr>
+          <w:rFonts w:ascii="Arial Narrow" w:eastAsia="Arial Narrow" w:hAnsi="Arial Narrow" w:cs="Arial Narrow"/>
+          <w:kern w:val="0"/>
+          <ns2:ligatures ns2:val="none"/>
         </w:rPr>
         <w:t xml:space="preserve">Asimismo, la Secretaría Técnica, en ejercicio de sus facultades, considera que el hecho denunciado, consistente en que </w:t>
       </w:r>
@@ -6882,7 +6882,7 @@
         <w:rPr>
           <w:rFonts w:ascii="Arial Narrow" w:eastAsia="Arial Narrow" w:hAnsi="Arial Narrow" w:cs="Arial"/>
           <w:kern w:val="0"/>
-          <w14:ligatures w14:val="none"/>
+          <ns2:ligatures ns2:val="none"/>
         </w:rPr>
         <w:t xml:space="preserve">los proveedores denunciados no habrían cumplido con entregar al denunciante la Póliza </w:t>
       </w:r>
@@ -6891,7 +6891,7 @@
         <w:rPr>
           <w:rFonts w:ascii="Arial Narrow" w:eastAsia="Arial Narrow" w:hAnsi="Arial Narrow" w:cs="Arial"/>
           <w:kern w:val="0"/>
-          <w14:ligatures w14:val="none"/>
+          <ns2:ligatures ns2:val="none"/>
         </w:rPr>
         <w:t/>
       </w:r>
@@ -6900,7 +6900,7 @@
         <w:rPr>
           <w:rFonts w:ascii="Arial Narrow" w:eastAsia="Arial Narrow" w:hAnsi="Arial Narrow" w:cs="Arial"/>
           <w:kern w:val="0"/>
-          <w14:ligatures w14:val="none"/>
+          <ns2:ligatures ns2:val="none"/>
         </w:rPr>
         <w:t xml:space="preserve"> 0011-0137-40-0****823</w:t>
       </w:r>
@@ -6908,7 +6908,7 @@
         <w:rPr>
           <w:rFonts w:ascii="Arial Narrow" w:eastAsia="Arial Narrow" w:hAnsi="Arial Narrow" w:cs="Arial"/>
           <w:kern w:val="0"/>
-          <w14:ligatures w14:val="none"/>
+          <ns2:ligatures ns2:val="none"/>
         </w:rPr>
         <w:t xml:space="preserve">. Por consiguiente, corresponde calificar el hecho materia de </w:t>
       </w:r>
@@ -6916,14 +6916,14 @@
         <w:rPr>
           <w:rFonts w:ascii="Arial Narrow" w:eastAsia="Arial Narrow" w:hAnsi="Arial Narrow" w:cs="Arial"/>
           <w:kern w:val="0"/>
-          <w14:ligatures w14:val="none"/>
+          <ns2:ligatures ns2:val="none"/>
         </w:rPr>
         <w:lastRenderedPageBreak/>
         <w:t>denuncia como una presunta infracción al deber de entregar a los usuarios copia de los contratos y demás documentación relacionada con dichos actos jurídicos, tipificado en el literal e) del artículo 47 del Código.</w:t>
       </w:r>
     </w:p>
     <w:bookmarkEnd w:id="9"/>
-    <w:p>
+    <w:p ns2:paraId="2E7770E0" ns2:textId="24BCA115">
       <w:pPr>
         <w:pStyle w:val="Prrafodelista"/>
         <w:spacing w:after="0" w:line="240" w:lineRule="auto"/>
@@ -6933,11 +6933,11 @@
           <w:rFonts w:ascii="Arial Narrow" w:eastAsia="Calibri" w:hAnsi="Arial Narrow" w:cs="Arial Narrow"/>
           <w:kern w:val="0"/>
           <w:lang w:eastAsia="es-PE"/>
-          <w14:ligatures w14:val="none"/>
-        </w:rPr>
-      </w:pPr>
-    </w:p>
-    <w:p>
+          <ns2:ligatures ns2:val="none"/>
+        </w:rPr>
+      </w:pPr>
+    </w:p>
+    <w:p ns2:paraId="37321452" ns2:textId="77777777">
       <w:pPr>
         <w:pStyle w:val="Prrafodelista"/>
         <w:numPr>
@@ -6951,16 +6951,16 @@
           <w:rFonts w:ascii="Arial Narrow" w:eastAsia="Calibri" w:hAnsi="Arial Narrow" w:cs="Arial Narrow"/>
           <w:kern w:val="0"/>
           <w:lang w:eastAsia="es-PE"/>
-          <w14:ligatures w14:val="none"/>
-        </w:rPr>
-      </w:pPr>
-      <w:r>
-        <w:rPr>
-          <w:rFonts w:ascii="Arial Narrow" w:eastAsia="Arial" w:hAnsi="Arial Narrow" w:cs="Arial"/>
-          <w:color w:val="000000"/>
-          <w:kern w:val="0"/>
-          <w:lang w:eastAsia="es-PE"/>
-          <w14:ligatures w14:val="none"/>
+          <ns2:ligatures ns2:val="none"/>
+        </w:rPr>
+      </w:pPr>
+      <w:r>
+        <w:rPr>
+          <w:rFonts w:ascii="Arial Narrow" w:eastAsia="Arial" w:hAnsi="Arial Narrow" w:cs="Arial"/>
+          <w:color w:val="000000"/>
+          <w:kern w:val="0"/>
+          <w:lang w:eastAsia="es-PE"/>
+          <ns2:ligatures ns2:val="none"/>
         </w:rPr>
         <w:t>En tanto la denuncia reúne los requisitos establecidos por la norma citada, corresponde admitirla a trámite</w:t>
       </w:r>
@@ -6970,7 +6970,7 @@
           <w:rFonts w:ascii="Arial Narrow" w:eastAsia="Arial Narrow" w:hAnsi="Arial Narrow" w:cs="Arial Narrow"/>
           <w:kern w:val="0"/>
           <w:vertAlign w:val="superscript"/>
-          <w14:ligatures w14:val="none"/>
+          <ns2:ligatures ns2:val="none"/>
         </w:rPr>
         <w:footnoteReference w:id="28"/>
       </w:r>
@@ -6980,12 +6980,12 @@
           <w:color w:val="000000"/>
           <w:kern w:val="0"/>
           <w:lang w:eastAsia="es-PE"/>
-          <w14:ligatures w14:val="none"/>
+          <ns2:ligatures ns2:val="none"/>
         </w:rPr>
         <w:t>.</w:t>
       </w:r>
     </w:p>
-    <w:p>
+    <w:p ns2:paraId="17426A8E" ns2:textId="77777777">
       <w:pPr>
         <w:spacing w:after="0" w:line="240" w:lineRule="auto"/>
         <w:ind w:left="567"/>
@@ -6996,11 +6996,11 @@
           <w:color w:val="000000"/>
           <w:kern w:val="0"/>
           <w:lang w:eastAsia="es-PE"/>
-          <w14:ligatures w14:val="none"/>
-        </w:rPr>
-      </w:pPr>
-    </w:p>
-    <w:p>
+          <ns2:ligatures ns2:val="none"/>
+        </w:rPr>
+      </w:pPr>
+    </w:p>
+    <w:p ns2:paraId="69FE781D" ns2:textId="77777777">
       <w:pPr>
         <w:numPr>
           <w:ilvl w:val="0"/>
@@ -7015,22 +7015,22 @@
           <w:color w:val="000000"/>
           <w:kern w:val="0"/>
           <w:lang w:eastAsia="es-PE"/>
-          <w14:ligatures w14:val="none"/>
-        </w:rPr>
-      </w:pPr>
-      <w:r>
-        <w:rPr>
-          <w:rFonts w:ascii="Arial Narrow" w:eastAsia="Arial Narrow" w:hAnsi="Arial Narrow" w:cs="Arial Narrow"/>
-          <w:b/>
-          <w:color w:val="000000"/>
-          <w:kern w:val="0"/>
-          <w:lang w:eastAsia="es-PE"/>
-          <w14:ligatures w14:val="none"/>
+          <ns2:ligatures ns2:val="none"/>
+        </w:rPr>
+      </w:pPr>
+      <w:r>
+        <w:rPr>
+          <w:rFonts w:ascii="Arial Narrow" w:eastAsia="Arial Narrow" w:hAnsi="Arial Narrow" w:cs="Arial Narrow"/>
+          <w:b/>
+          <w:color w:val="000000"/>
+          <w:kern w:val="0"/>
+          <w:lang w:eastAsia="es-PE"/>
+          <ns2:ligatures ns2:val="none"/>
         </w:rPr>
         <w:t>REQUERIMIENTO DE INFORMACION</w:t>
       </w:r>
     </w:p>
-    <w:p>
+    <w:p ns2:paraId="54F1E5C8" ns2:textId="77777777">
       <w:pPr>
         <w:spacing w:after="0" w:line="240" w:lineRule="auto"/>
         <w:jc w:val="both"/>
@@ -7039,11 +7039,11 @@
           <w:color w:val="000000"/>
           <w:kern w:val="0"/>
           <w:lang w:val="es-ES" w:eastAsia="es-ES"/>
-          <w14:ligatures w14:val="none"/>
-        </w:rPr>
-      </w:pPr>
-    </w:p>
-    <w:p>
+          <ns2:ligatures ns2:val="none"/>
+        </w:rPr>
+      </w:pPr>
+    </w:p>
+    <w:p ns2:paraId="21C241A8" ns2:textId="4C7DF1E5">
       <w:pPr>
         <w:pStyle w:val="Prrafodelista"/>
         <w:numPr>
@@ -7058,7 +7058,7 @@
           <w:color w:val="000000"/>
           <w:kern w:val="0"/>
           <w:lang w:val="es-ES" w:eastAsia="es-ES"/>
-          <w14:ligatures w14:val="none"/>
+          <ns2:ligatures ns2:val="none"/>
         </w:rPr>
       </w:pPr>
       <w:r>
@@ -7067,7 +7067,7 @@
           <w:color w:val="000000"/>
           <w:kern w:val="0"/>
           <w:lang w:val="es-ES" w:eastAsia="es-ES"/>
-          <w14:ligatures w14:val="none"/>
+          <ns2:ligatures ns2:val="none"/>
         </w:rPr>
         <w:t xml:space="preserve">A efectos de tener mayores elementos que sirvan para la resolución definitiva del presente caso, </w:t>
       </w:r>
@@ -7077,7 +7077,7 @@
           <w:color w:val="000000"/>
           <w:kern w:val="0"/>
           <w:lang w:val="es-ES" w:eastAsia="es-ES"/>
-          <w14:ligatures w14:val="none"/>
+          <ns2:ligatures ns2:val="none"/>
         </w:rPr>
         <w:t xml:space="preserve">la Secretaría Técnica, </w:t>
       </w:r>
@@ -7087,7 +7087,7 @@
           <w:color w:val="000000"/>
           <w:kern w:val="0"/>
           <w:lang w:val="es-ES" w:eastAsia="es-ES"/>
-          <w14:ligatures w14:val="none"/>
+          <ns2:ligatures ns2:val="none"/>
         </w:rPr>
         <w:t xml:space="preserve">en ejercicio de las facultades que la ley le confiere, </w:t>
       </w:r>
@@ -7098,7 +7098,7 @@
           <w:color w:val="000000"/>
           <w:kern w:val="0"/>
           <w:lang w:val="es-ES" w:eastAsia="es-ES"/>
-          <w14:ligatures w14:val="none"/>
+          <ns2:ligatures ns2:val="none"/>
         </w:rPr>
         <w:t xml:space="preserve">conviene requerir a los proveedores denunciados </w:t>
       </w:r>
@@ -7109,7 +7109,7 @@
           <w:color w:val="000000"/>
           <w:kern w:val="0"/>
           <w:lang w:val="es-ES" w:eastAsia="es-ES"/>
-          <w14:ligatures w14:val="none"/>
+          <ns2:ligatures ns2:val="none"/>
         </w:rPr>
         <w:t xml:space="preserve">que, en un plazo no mayor de cinco (5) días hábiles contado a partir del día siguiente de la notificación de la presente resolución, </w:t>
       </w:r>
@@ -7120,12 +7120,12 @@
           <w:color w:val="000000"/>
           <w:kern w:val="0"/>
           <w:lang w:val="es-ES" w:eastAsia="es-ES"/>
-          <w14:ligatures w14:val="none"/>
+          <ns2:ligatures ns2:val="none"/>
         </w:rPr>
         <w:t>cumplan con lo siguiente:</w:t>
       </w:r>
     </w:p>
-    <w:p>
+    <w:p ns2:paraId="345D7F88" ns2:textId="77777777">
       <w:pPr>
         <w:pStyle w:val="Prrafodelista"/>
         <w:spacing w:after="0" w:line="240" w:lineRule="auto"/>
@@ -7136,11 +7136,11 @@
           <w:color w:val="000000"/>
           <w:kern w:val="0"/>
           <w:lang w:val="es-ES" w:eastAsia="es-ES"/>
-          <w14:ligatures w14:val="none"/>
-        </w:rPr>
-      </w:pPr>
-    </w:p>
-    <w:p>
+          <ns2:ligatures ns2:val="none"/>
+        </w:rPr>
+      </w:pPr>
+    </w:p>
+    <w:p ns2:paraId="01F25269" ns2:textId="5C0F62B2">
       <w:pPr>
         <w:pStyle w:val="Prrafodelista"/>
         <w:spacing w:after="0" w:line="240" w:lineRule="auto"/>
@@ -7151,7 +7151,7 @@
           <w:color w:val="000000"/>
           <w:kern w:val="0"/>
           <w:lang w:val="es-ES" w:eastAsia="es-ES"/>
-          <w14:ligatures w14:val="none"/>
+          <ns2:ligatures ns2:val="none"/>
         </w:rPr>
       </w:pPr>
       <w:r>
@@ -7161,7 +7161,7 @@
           <w:kern w:val="0"/>
           <w:u w:val="single"/>
           <w:lang w:val="es-ES" w:eastAsia="es-ES"/>
-          <w14:ligatures w14:val="none"/>
+          <ns2:ligatures ns2:val="none"/>
         </w:rPr>
         <w:t>A</w:t>
       </w:r>
@@ -7172,7 +7172,7 @@
           <w:kern w:val="0"/>
           <w:u w:val="single"/>
           <w:lang w:val="es-ES" w:eastAsia="es-ES"/>
-          <w14:ligatures w14:val="none"/>
+          <ns2:ligatures ns2:val="none"/>
         </w:rPr>
         <w:t>l</w:t>
       </w:r>
@@ -7183,7 +7183,7 @@
           <w:kern w:val="0"/>
           <w:u w:val="single"/>
           <w:lang w:val="es-ES" w:eastAsia="es-ES"/>
-          <w14:ligatures w14:val="none"/>
+          <ns2:ligatures ns2:val="none"/>
         </w:rPr>
         <w:t xml:space="preserve"> </w:t>
       </w:r>
@@ -7194,7 +7194,7 @@
           <w:kern w:val="0"/>
           <w:u w:val="single"/>
           <w:lang w:val="es-ES" w:eastAsia="es-ES"/>
-          <w14:ligatures w14:val="none"/>
+          <ns2:ligatures ns2:val="none"/>
         </w:rPr>
         <w:t>Banco</w:t>
       </w:r>
@@ -7204,7 +7204,7 @@
           <w:color w:val="000000"/>
           <w:kern w:val="0"/>
           <w:lang w:val="es-ES" w:eastAsia="es-ES"/>
-          <w14:ligatures w14:val="none"/>
+          <ns2:ligatures ns2:val="none"/>
         </w:rPr>
         <w:t xml:space="preserve">: </w:t>
       </w:r>
@@ -7214,7 +7214,7 @@
           <w:color w:val="000000"/>
           <w:kern w:val="0"/>
           <w:lang w:val="es-ES" w:eastAsia="es-ES"/>
-          <w14:ligatures w14:val="none"/>
+          <ns2:ligatures ns2:val="none"/>
         </w:rPr>
         <w:t xml:space="preserve">(i) presentar una copia debidamente suscrita de la Póliza Todo Riesgo Negocio Seguro </w:t>
       </w:r>
@@ -7225,7 +7225,7 @@
           <w:color w:val="000000"/>
           <w:kern w:val="0"/>
           <w:lang w:val="es-ES" w:eastAsia="es-ES"/>
-          <w14:ligatures w14:val="none"/>
+          <ns2:ligatures ns2:val="none"/>
         </w:rPr>
         <w:t/>
       </w:r>
@@ -7236,7 +7236,7 @@
           <w:color w:val="000000"/>
           <w:kern w:val="0"/>
           <w:lang w:val="es-ES" w:eastAsia="es-ES"/>
-          <w14:ligatures w14:val="none"/>
+          <ns2:ligatures ns2:val="none"/>
         </w:rPr>
         <w:t xml:space="preserve"> 1338-505693 materia de denuncia, así como el cargo de remisión de la póliza; (</w:t>
       </w:r>
@@ -7247,7 +7247,7 @@
           <w:color w:val="000000"/>
           <w:kern w:val="0"/>
           <w:lang w:val="es-ES" w:eastAsia="es-ES"/>
-          <w14:ligatures w14:val="none"/>
+          <ns2:ligatures ns2:val="none"/>
         </w:rPr>
         <w:t>ii</w:t>
       </w:r>
@@ -7258,7 +7258,7 @@
           <w:color w:val="000000"/>
           <w:kern w:val="0"/>
           <w:lang w:val="es-ES" w:eastAsia="es-ES"/>
-          <w14:ligatures w14:val="none"/>
+          <ns2:ligatures ns2:val="none"/>
         </w:rPr>
         <w:t xml:space="preserve">) presentar una copia debidamente suscrita del Seguro para Inmuebles - Póliza </w:t>
       </w:r>
@@ -7269,7 +7269,7 @@
           <w:color w:val="000000"/>
           <w:kern w:val="0"/>
           <w:lang w:val="es-ES" w:eastAsia="es-ES"/>
-          <w14:ligatures w14:val="none"/>
+          <ns2:ligatures ns2:val="none"/>
         </w:rPr>
         <w:t/>
       </w:r>
@@ -7280,7 +7280,7 @@
           <w:color w:val="000000"/>
           <w:kern w:val="0"/>
           <w:lang w:val="es-ES" w:eastAsia="es-ES"/>
-          <w14:ligatures w14:val="none"/>
+          <ns2:ligatures ns2:val="none"/>
         </w:rPr>
         <w:t xml:space="preserve"> 0011-0137-40-0****145 materia de denuncia, así como el cargo de remisión de la póliza; (</w:t>
       </w:r>
@@ -7291,7 +7291,7 @@
           <w:color w:val="000000"/>
           <w:kern w:val="0"/>
           <w:lang w:val="es-ES" w:eastAsia="es-ES"/>
-          <w14:ligatures w14:val="none"/>
+          <ns2:ligatures ns2:val="none"/>
         </w:rPr>
         <w:t>iii</w:t>
       </w:r>
@@ -7302,7 +7302,7 @@
           <w:color w:val="000000"/>
           <w:kern w:val="0"/>
           <w:lang w:val="es-ES" w:eastAsia="es-ES"/>
-          <w14:ligatures w14:val="none"/>
+          <ns2:ligatures ns2:val="none"/>
         </w:rPr>
         <w:t xml:space="preserve">) presentar una copia debidamente suscrita del Seguro para Inmuebles - Póliza </w:t>
       </w:r>
@@ -7313,7 +7313,7 @@
           <w:color w:val="000000"/>
           <w:kern w:val="0"/>
           <w:lang w:val="es-ES" w:eastAsia="es-ES"/>
-          <w14:ligatures w14:val="none"/>
+          <ns2:ligatures ns2:val="none"/>
         </w:rPr>
         <w:t/>
       </w:r>
@@ -7324,7 +7324,7 @@
           <w:color w:val="000000"/>
           <w:kern w:val="0"/>
           <w:lang w:val="es-ES" w:eastAsia="es-ES"/>
-          <w14:ligatures w14:val="none"/>
+          <ns2:ligatures ns2:val="none"/>
         </w:rPr>
         <w:t xml:space="preserve"> 0011-0137-40-0****823materia de denuncia, así como el cargo de remisión de la póliza; y, (</w:t>
       </w:r>
@@ -7335,7 +7335,7 @@
           <w:color w:val="000000"/>
           <w:kern w:val="0"/>
           <w:lang w:val="es-ES" w:eastAsia="es-ES"/>
-          <w14:ligatures w14:val="none"/>
+          <ns2:ligatures ns2:val="none"/>
         </w:rPr>
         <w:t>iv</w:t>
       </w:r>
@@ -7346,7 +7346,7 @@
           <w:color w:val="000000"/>
           <w:kern w:val="0"/>
           <w:lang w:val="es-ES" w:eastAsia="es-ES"/>
-          <w14:ligatures w14:val="none"/>
+          <ns2:ligatures ns2:val="none"/>
         </w:rPr>
         <w:t>) presentar todas las comunicaciones cursadas con la parte denunciante en virtud de los hechos materia de denuncia</w:t>
       </w:r>
@@ -7356,7 +7356,7 @@
           <w:color w:val="000000"/>
           <w:kern w:val="0"/>
           <w:lang w:val="es-ES" w:eastAsia="es-ES"/>
-          <w14:ligatures w14:val="none"/>
+          <ns2:ligatures ns2:val="none"/>
         </w:rPr>
         <w:t>.</w:t>
       </w:r>
@@ -7366,12 +7366,12 @@
           <w:color w:val="000000"/>
           <w:kern w:val="0"/>
           <w:lang w:val="es-ES" w:eastAsia="es-ES"/>
-          <w14:ligatures w14:val="none"/>
+          <ns2:ligatures ns2:val="none"/>
         </w:rPr>
         <w:t xml:space="preserve"> </w:t>
       </w:r>
     </w:p>
-    <w:p>
+    <w:p ns2:paraId="48503CFE" ns2:textId="77777777">
       <w:pPr>
         <w:pStyle w:val="Prrafodelista"/>
         <w:spacing w:after="0" w:line="240" w:lineRule="auto"/>
@@ -7383,11 +7383,11 @@
           <w:kern w:val="0"/>
           <w:u w:val="single"/>
           <w:lang w:val="es-ES" w:eastAsia="es-ES"/>
-          <w14:ligatures w14:val="none"/>
-        </w:rPr>
-      </w:pPr>
-    </w:p>
-    <w:p>
+          <ns2:ligatures ns2:val="none"/>
+        </w:rPr>
+      </w:pPr>
+    </w:p>
+    <w:p ns2:paraId="4940B49E" ns2:textId="5CE1C210">
       <w:pPr>
         <w:pStyle w:val="Prrafodelista"/>
         <w:spacing w:after="0" w:line="240" w:lineRule="auto"/>
@@ -7399,7 +7399,7 @@
           <w:kern w:val="0"/>
           <w:u w:val="single"/>
           <w:lang w:val="es-ES" w:eastAsia="es-ES"/>
-          <w14:ligatures w14:val="none"/>
+          <ns2:ligatures ns2:val="none"/>
         </w:rPr>
       </w:pPr>
       <w:r>
@@ -7409,7 +7409,7 @@
           <w:kern w:val="0"/>
           <w:u w:val="single"/>
           <w:lang w:val="es-ES" w:eastAsia="es-ES"/>
-          <w14:ligatures w14:val="none"/>
+          <ns2:ligatures ns2:val="none"/>
         </w:rPr>
         <w:t xml:space="preserve">A </w:t>
       </w:r>
@@ -7420,7 +7420,7 @@
           <w:kern w:val="0"/>
           <w:u w:val="single"/>
           <w:lang w:val="es-ES" w:eastAsia="es-ES"/>
-          <w14:ligatures w14:val="none"/>
+          <ns2:ligatures ns2:val="none"/>
         </w:rPr>
         <w:t>Rímac</w:t>
       </w:r>
@@ -7430,7 +7430,7 @@
           <w:color w:val="000000"/>
           <w:kern w:val="0"/>
           <w:lang w:val="es-ES" w:eastAsia="es-ES"/>
-          <w14:ligatures w14:val="none"/>
+          <ns2:ligatures ns2:val="none"/>
         </w:rPr>
         <w:t>:</w:t>
       </w:r>
@@ -7440,7 +7440,7 @@
           <w:color w:val="000000"/>
           <w:kern w:val="0"/>
           <w:lang w:eastAsia="es-ES"/>
-          <w14:ligatures w14:val="none"/>
+          <ns2:ligatures ns2:val="none"/>
         </w:rPr>
         <w:t xml:space="preserve"> </w:t>
       </w:r>
@@ -7450,7 +7450,7 @@
           <w:color w:val="000000"/>
           <w:kern w:val="0"/>
           <w:lang w:val="es-ES" w:eastAsia="es-ES"/>
-          <w14:ligatures w14:val="none"/>
+          <ns2:ligatures ns2:val="none"/>
         </w:rPr>
         <w:t xml:space="preserve">(i) presentar una copia debidamente suscrita de la Póliza Todo Riesgo Negocio Seguro </w:t>
       </w:r>
@@ -7461,7 +7461,7 @@
           <w:color w:val="000000"/>
           <w:kern w:val="0"/>
           <w:lang w:val="es-ES" w:eastAsia="es-ES"/>
-          <w14:ligatures w14:val="none"/>
+          <ns2:ligatures ns2:val="none"/>
         </w:rPr>
         <w:t/>
       </w:r>
@@ -7472,7 +7472,7 @@
           <w:color w:val="000000"/>
           <w:kern w:val="0"/>
           <w:lang w:val="es-ES" w:eastAsia="es-ES"/>
-          <w14:ligatures w14:val="none"/>
+          <ns2:ligatures ns2:val="none"/>
         </w:rPr>
         <w:t xml:space="preserve"> 1338-505693 materia de denuncia, así como el cargo de remisión de la póliza; (</w:t>
       </w:r>
@@ -7483,7 +7483,7 @@
           <w:color w:val="000000"/>
           <w:kern w:val="0"/>
           <w:lang w:val="es-ES" w:eastAsia="es-ES"/>
-          <w14:ligatures w14:val="none"/>
+          <ns2:ligatures ns2:val="none"/>
         </w:rPr>
         <w:t>ii</w:t>
       </w:r>
@@ -7494,7 +7494,7 @@
           <w:color w:val="000000"/>
           <w:kern w:val="0"/>
           <w:lang w:val="es-ES" w:eastAsia="es-ES"/>
-          <w14:ligatures w14:val="none"/>
+          <ns2:ligatures ns2:val="none"/>
         </w:rPr>
         <w:t xml:space="preserve">) presentar una copia debidamente suscrita del Seguro para Inmuebles - Póliza </w:t>
       </w:r>
@@ -7505,7 +7505,7 @@
           <w:color w:val="000000"/>
           <w:kern w:val="0"/>
           <w:lang w:val="es-ES" w:eastAsia="es-ES"/>
-          <w14:ligatures w14:val="none"/>
+          <ns2:ligatures ns2:val="none"/>
         </w:rPr>
         <w:t/>
       </w:r>
@@ -7516,7 +7516,7 @@
           <w:color w:val="000000"/>
           <w:kern w:val="0"/>
           <w:lang w:val="es-ES" w:eastAsia="es-ES"/>
-          <w14:ligatures w14:val="none"/>
+          <ns2:ligatures ns2:val="none"/>
         </w:rPr>
         <w:t xml:space="preserve"> 0011-0137-40-0****145 materia de denuncia, así como el cargo de remisión de la póliza; (</w:t>
       </w:r>
@@ -7527,7 +7527,7 @@
           <w:color w:val="000000"/>
           <w:kern w:val="0"/>
           <w:lang w:val="es-ES" w:eastAsia="es-ES"/>
-          <w14:ligatures w14:val="none"/>
+          <ns2:ligatures ns2:val="none"/>
         </w:rPr>
         <w:t>iii</w:t>
       </w:r>
@@ -7538,7 +7538,7 @@
           <w:color w:val="000000"/>
           <w:kern w:val="0"/>
           <w:lang w:val="es-ES" w:eastAsia="es-ES"/>
-          <w14:ligatures w14:val="none"/>
+          <ns2:ligatures ns2:val="none"/>
         </w:rPr>
         <w:t xml:space="preserve">) presentar una copia debidamente suscrita del Seguro para Inmuebles - Póliza </w:t>
       </w:r>
@@ -7549,7 +7549,7 @@
           <w:color w:val="000000"/>
           <w:kern w:val="0"/>
           <w:lang w:val="es-ES" w:eastAsia="es-ES"/>
-          <w14:ligatures w14:val="none"/>
+          <ns2:ligatures ns2:val="none"/>
         </w:rPr>
         <w:t/>
       </w:r>
@@ -7560,7 +7560,7 @@
           <w:color w:val="000000"/>
           <w:kern w:val="0"/>
           <w:lang w:val="es-ES" w:eastAsia="es-ES"/>
-          <w14:ligatures w14:val="none"/>
+          <ns2:ligatures ns2:val="none"/>
         </w:rPr>
         <w:t xml:space="preserve"> 0011-0137-40-0****823materia de denuncia, así como el cargo de remisión de la póliza; y, (</w:t>
       </w:r>
@@ -7571,7 +7571,7 @@
           <w:color w:val="000000"/>
           <w:kern w:val="0"/>
           <w:lang w:val="es-ES" w:eastAsia="es-ES"/>
-          <w14:ligatures w14:val="none"/>
+          <ns2:ligatures ns2:val="none"/>
         </w:rPr>
         <w:t>iv</w:t>
       </w:r>
@@ -7582,7 +7582,7 @@
           <w:color w:val="000000"/>
           <w:kern w:val="0"/>
           <w:lang w:val="es-ES" w:eastAsia="es-ES"/>
-          <w14:ligatures w14:val="none"/>
+          <ns2:ligatures ns2:val="none"/>
         </w:rPr>
         <w:t>) presentar todas las comunicaciones cursadas con la parte denunciante en virtud de los hechos materia de denuncia</w:t>
       </w:r>
@@ -7592,13 +7592,13 @@
           <w:color w:val="000000"/>
           <w:kern w:val="0"/>
           <w:lang w:val="es-ES" w:eastAsia="es-ES"/>
-          <w14:ligatures w14:val="none"/>
+          <ns2:ligatures ns2:val="none"/>
         </w:rPr>
         <w:t>.</w:t>
       </w:r>
     </w:p>
     <w:bookmarkEnd w:id="18"/>
-    <w:p>
+    <w:p ns2:paraId="76AC2520" ns2:textId="77777777">
       <w:pPr>
         <w:spacing w:after="0" w:line="240" w:lineRule="auto"/>
         <w:jc w:val="both"/>
@@ -7607,11 +7607,11 @@
           <w:color w:val="000000"/>
           <w:kern w:val="0"/>
           <w:lang w:val="es-ES" w:eastAsia="es-ES"/>
-          <w14:ligatures w14:val="none"/>
-        </w:rPr>
-      </w:pPr>
-    </w:p>
-    <w:p>
+          <ns2:ligatures ns2:val="none"/>
+        </w:rPr>
+      </w:pPr>
+    </w:p>
+    <w:p ns2:paraId="45192A8B" ns2:textId="77777777">
       <w:pPr>
         <w:numPr>
           <w:ilvl w:val="0"/>
@@ -7626,56 +7626,56 @@
           <w:color w:val="000000"/>
           <w:kern w:val="0"/>
           <w:lang w:eastAsia="es-PE"/>
-          <w14:ligatures w14:val="none"/>
-        </w:rPr>
-      </w:pPr>
-      <w:r>
-        <w:rPr>
-          <w:rFonts w:ascii="Arial Narrow" w:eastAsia="Arial Narrow" w:hAnsi="Arial Narrow" w:cs="Arial Narrow"/>
-          <w:b/>
-          <w:color w:val="000000"/>
-          <w:kern w:val="0"/>
-          <w:lang w:eastAsia="es-PE"/>
-          <w14:ligatures w14:val="none"/>
+          <ns2:ligatures ns2:val="none"/>
+        </w:rPr>
+      </w:pPr>
+      <w:r>
+        <w:rPr>
+          <w:rFonts w:ascii="Arial Narrow" w:eastAsia="Arial Narrow" w:hAnsi="Arial Narrow" w:cs="Arial Narrow"/>
+          <w:b/>
+          <w:color w:val="000000"/>
+          <w:kern w:val="0"/>
+          <w:lang w:eastAsia="es-PE"/>
+          <ns2:ligatures ns2:val="none"/>
         </w:rPr>
         <w:t xml:space="preserve">RESOLUCIÓN DE LA SECRETARÍA TÉCNICA </w:t>
       </w:r>
     </w:p>
-    <w:p>
-      <w:pPr>
-        <w:spacing w:after="0" w:line="240" w:lineRule="auto"/>
-        <w:jc w:val="both"/>
-        <w:rPr>
-          <w:rFonts w:ascii="Arial Narrow" w:eastAsia="Arial Narrow" w:hAnsi="Arial Narrow" w:cs="Arial Narrow"/>
-          <w:b/>
-          <w:color w:val="000000"/>
-          <w:kern w:val="0"/>
-          <w:lang w:eastAsia="es-PE"/>
-          <w14:ligatures w14:val="none"/>
-        </w:rPr>
-      </w:pPr>
-    </w:p>
-    <w:p>
-      <w:pPr>
-        <w:spacing w:after="0" w:line="240" w:lineRule="auto"/>
-        <w:jc w:val="both"/>
-        <w:rPr>
-          <w:rFonts w:ascii="Arial Narrow" w:eastAsia="Arial Narrow" w:hAnsi="Arial Narrow" w:cs="Arial Narrow"/>
-          <w:b/>
-          <w:color w:val="000000"/>
-          <w:kern w:val="0"/>
-          <w:lang w:eastAsia="es-PE"/>
-          <w14:ligatures w14:val="none"/>
-        </w:rPr>
-      </w:pPr>
-      <w:r>
-        <w:rPr>
-          <w:rFonts w:ascii="Arial Narrow" w:eastAsia="Arial Narrow" w:hAnsi="Arial Narrow" w:cs="Arial Narrow"/>
-          <w:b/>
-          <w:color w:val="000000"/>
-          <w:kern w:val="0"/>
-          <w:lang w:eastAsia="es-PE"/>
-          <w14:ligatures w14:val="none"/>
+    <w:p ns2:paraId="71820251" ns2:textId="77777777">
+      <w:pPr>
+        <w:spacing w:after="0" w:line="240" w:lineRule="auto"/>
+        <w:jc w:val="both"/>
+        <w:rPr>
+          <w:rFonts w:ascii="Arial Narrow" w:eastAsia="Arial Narrow" w:hAnsi="Arial Narrow" w:cs="Arial Narrow"/>
+          <w:b/>
+          <w:color w:val="000000"/>
+          <w:kern w:val="0"/>
+          <w:lang w:eastAsia="es-PE"/>
+          <ns2:ligatures ns2:val="none"/>
+        </w:rPr>
+      </w:pPr>
+    </w:p>
+    <w:p ns2:paraId="04B51FED" ns2:textId="2F0EC74A">
+      <w:pPr>
+        <w:spacing w:after="0" w:line="240" w:lineRule="auto"/>
+        <w:jc w:val="both"/>
+        <w:rPr>
+          <w:rFonts w:ascii="Arial Narrow" w:eastAsia="Arial Narrow" w:hAnsi="Arial Narrow" w:cs="Arial Narrow"/>
+          <w:b/>
+          <w:color w:val="000000"/>
+          <w:kern w:val="0"/>
+          <w:lang w:eastAsia="es-PE"/>
+          <ns2:ligatures ns2:val="none"/>
+        </w:rPr>
+      </w:pPr>
+      <w:r>
+        <w:rPr>
+          <w:rFonts w:ascii="Arial Narrow" w:eastAsia="Arial Narrow" w:hAnsi="Arial Narrow" w:cs="Arial Narrow"/>
+          <w:b/>
+          <w:color w:val="000000"/>
+          <w:kern w:val="0"/>
+          <w:lang w:eastAsia="es-PE"/>
+          <ns2:ligatures ns2:val="none"/>
         </w:rPr>
         <w:t xml:space="preserve">PRIMERO: </w:t>
       </w:r>
@@ -7686,7 +7686,7 @@
           <w:color w:val="000000"/>
           <w:kern w:val="0"/>
           <w:lang w:eastAsia="es-PE"/>
-          <w14:ligatures w14:val="none"/>
+          <ns2:ligatures ns2:val="none"/>
         </w:rPr>
         <w:t xml:space="preserve">incluir de oficio a </w:t>
       </w:r>
@@ -7697,7 +7697,7 @@
           <w:color w:val="000000"/>
           <w:kern w:val="0"/>
           <w:lang w:eastAsia="es-PE"/>
-          <w14:ligatures w14:val="none"/>
+          <ns2:ligatures ns2:val="none"/>
         </w:rPr>
         <w:t xml:space="preserve">Rímac Seguros </w:t>
       </w:r>
@@ -7708,7 +7708,7 @@
           <w:color w:val="000000"/>
           <w:kern w:val="0"/>
           <w:lang w:eastAsia="es-PE"/>
-          <w14:ligatures w14:val="none"/>
+          <ns2:ligatures ns2:val="none"/>
         </w:rPr>
         <w:t>y</w:t>
       </w:r>
@@ -7719,7 +7719,7 @@
           <w:color w:val="000000"/>
           <w:kern w:val="0"/>
           <w:lang w:eastAsia="es-PE"/>
-          <w14:ligatures w14:val="none"/>
+          <ns2:ligatures ns2:val="none"/>
         </w:rPr>
         <w:t xml:space="preserve"> Reaseguros S.A.</w:t>
       </w:r>
@@ -7730,7 +7730,7 @@
           <w:color w:val="000000"/>
           <w:kern w:val="0"/>
           <w:lang w:eastAsia="es-PE"/>
-          <w14:ligatures w14:val="none"/>
+          <ns2:ligatures ns2:val="none"/>
         </w:rPr>
         <w:t xml:space="preserve"> </w:t>
       </w:r>
@@ -7741,26 +7741,26 @@
           <w:color w:val="000000"/>
           <w:kern w:val="0"/>
           <w:lang w:eastAsia="es-PE"/>
-          <w14:ligatures w14:val="none"/>
+          <ns2:ligatures ns2:val="none"/>
         </w:rPr>
         <w:t>en el presente procedimiento.</w:t>
       </w:r>
     </w:p>
-    <w:p>
-      <w:pPr>
-        <w:spacing w:after="0" w:line="240" w:lineRule="auto"/>
-        <w:jc w:val="both"/>
-        <w:rPr>
-          <w:rFonts w:ascii="Arial Narrow" w:eastAsia="Arial Narrow" w:hAnsi="Arial Narrow" w:cs="Arial Narrow"/>
-          <w:b/>
-          <w:color w:val="000000"/>
-          <w:kern w:val="0"/>
-          <w:lang w:eastAsia="es-PE"/>
-          <w14:ligatures w14:val="none"/>
-        </w:rPr>
-      </w:pPr>
-    </w:p>
-    <w:p>
+    <w:p ns2:paraId="28359965" ns2:textId="77777777">
+      <w:pPr>
+        <w:spacing w:after="0" w:line="240" w:lineRule="auto"/>
+        <w:jc w:val="both"/>
+        <w:rPr>
+          <w:rFonts w:ascii="Arial Narrow" w:eastAsia="Arial Narrow" w:hAnsi="Arial Narrow" w:cs="Arial Narrow"/>
+          <w:b/>
+          <w:color w:val="000000"/>
+          <w:kern w:val="0"/>
+          <w:lang w:eastAsia="es-PE"/>
+          <ns2:ligatures ns2:val="none"/>
+        </w:rPr>
+      </w:pPr>
+    </w:p>
+    <w:p ns2:paraId="5E432484" ns2:textId="5B1F2821">
       <w:pPr>
         <w:spacing w:after="0" w:line="240" w:lineRule="auto"/>
         <w:jc w:val="both"/>
@@ -7770,17 +7770,17 @@
           <w:kern w:val="0"/>
           <w:shd w:val="clear" w:color="auto" w:fill="FFFFFF"/>
           <w:lang w:eastAsia="es-PE"/>
-          <w14:ligatures w14:val="none"/>
-        </w:rPr>
-      </w:pPr>
-      <w:r>
-        <w:rPr>
-          <w:rFonts w:ascii="Arial Narrow" w:eastAsia="Arial Narrow" w:hAnsi="Arial Narrow" w:cs="Arial Narrow"/>
-          <w:b/>
-          <w:color w:val="000000"/>
-          <w:kern w:val="0"/>
-          <w:lang w:eastAsia="es-PE"/>
-          <w14:ligatures w14:val="none"/>
+          <ns2:ligatures ns2:val="none"/>
+        </w:rPr>
+      </w:pPr>
+      <w:r>
+        <w:rPr>
+          <w:rFonts w:ascii="Arial Narrow" w:eastAsia="Arial Narrow" w:hAnsi="Arial Narrow" w:cs="Arial Narrow"/>
+          <w:b/>
+          <w:color w:val="000000"/>
+          <w:kern w:val="0"/>
+          <w:lang w:eastAsia="es-PE"/>
+          <ns2:ligatures ns2:val="none"/>
         </w:rPr>
         <w:t xml:space="preserve">SEGUNDO: admitir a trámite la denuncia del 24 de setiembre del 2025, interpuesta por [DENUNCIANTE] contra Banco BBVA Perú S.A. y Rímac Seguros y Reaseguros S.A., por lo siguiente:</w:t>
       </w:r>
@@ -7791,7 +7791,7 @@
           <w:color w:val="000000"/>
           <w:kern w:val="0"/>
           <w:lang w:eastAsia="es-PE"/>
-          <w14:ligatures w14:val="none"/>
+          <ns2:ligatures ns2:val="none"/>
         </w:rPr>
         <w:t xml:space="preserve"/>
       </w:r>
@@ -7802,7 +7802,7 @@
           <w:kern w:val="0"/>
           <w:shd w:val="clear" w:color="auto" w:fill="FFFFFF"/>
           <w:lang w:eastAsia="es-PE"/>
-          <w14:ligatures w14:val="none"/>
+          <ns2:ligatures ns2:val="none"/>
         </w:rPr>
         <w:t xml:space="preserve"/>
       </w:r>
@@ -7812,7 +7812,7 @@
           <w:color w:val="000000"/>
           <w:kern w:val="0"/>
           <w:lang w:val="es-ES" w:eastAsia="es-ES"/>
-          <w14:ligatures w14:val="none"/>
+          <ns2:ligatures ns2:val="none"/>
         </w:rPr>
         <w:t/>
       </w:r>
@@ -7822,7 +7822,7 @@
           <w:color w:val="000000"/>
           <w:kern w:val="0"/>
           <w:lang w:val="es-ES" w:eastAsia="es-ES"/>
-          <w14:ligatures w14:val="none"/>
+          <ns2:ligatures ns2:val="none"/>
         </w:rPr>
         <w:t xml:space="preserve"/>
       </w:r>
@@ -7833,7 +7833,7 @@
           <w:kern w:val="0"/>
           <w:shd w:val="clear" w:color="auto" w:fill="FFFFFF"/>
           <w:lang w:eastAsia="es-PE"/>
-          <w14:ligatures w14:val="none"/>
+          <ns2:ligatures ns2:val="none"/>
         </w:rPr>
         <w:t xml:space="preserve"/>
       </w:r>
@@ -7844,7 +7844,7 @@
           <w:bCs/>
           <w:spacing w:val="-3"/>
           <w:kern w:val="0"/>
-          <w14:ligatures w14:val="none"/>
+          <ns2:ligatures ns2:val="none"/>
         </w:rPr>
         <w:t/>
       </w:r>
@@ -7855,7 +7855,7 @@
           <w:bCs/>
           <w:spacing w:val="-3"/>
           <w:kern w:val="0"/>
-          <w14:ligatures w14:val="none"/>
+          <ns2:ligatures ns2:val="none"/>
         </w:rPr>
         <w:t xml:space="preserve"/>
       </w:r>
@@ -7866,7 +7866,7 @@
           <w:kern w:val="0"/>
           <w:shd w:val="clear" w:color="auto" w:fill="FFFFFF"/>
           <w:lang w:eastAsia="es-PE"/>
-          <w14:ligatures w14:val="none"/>
+          <ns2:ligatures ns2:val="none"/>
         </w:rPr>
         <w:t xml:space="preserve"/>
       </w:r>
@@ -7898,7 +7898,7 @@
           <w:kern w:val="0"/>
           <w:shd w:val="clear" w:color="auto" w:fill="FFFFFF"/>
           <w:lang w:eastAsia="es-PE"/>
-          <w14:ligatures w14:val="none"/>
+          <ns2:ligatures ns2:val="none"/>
         </w:rPr>
         <w:t xml:space="preserve"/>
       </w:r>
@@ -7909,7 +7909,7 @@
           <w:kern w:val="0"/>
           <w:shd w:val="clear" w:color="auto" w:fill="FFFFFF"/>
           <w:lang w:eastAsia="es-PE"/>
-          <w14:ligatures w14:val="none"/>
+          <ns2:ligatures ns2:val="none"/>
         </w:rPr>
         <w:t/>
       </w:r>
@@ -7920,12 +7920,12 @@
           <w:kern w:val="0"/>
           <w:shd w:val="clear" w:color="auto" w:fill="FFFFFF"/>
           <w:lang w:eastAsia="es-PE"/>
-          <w14:ligatures w14:val="none"/>
+          <ns2:ligatures ns2:val="none"/>
         </w:rPr>
         <w:t xml:space="preserve"/>
       </w:r>
     </w:p>
-    <w:p>
+    <w:p ns2:paraId="57900F79" ns2:textId="77777777">
       <w:pPr>
         <w:spacing w:after="0" w:line="240" w:lineRule="auto"/>
         <w:jc w:val="both"/>
@@ -7934,11 +7934,11 @@
           <w:color w:val="000000"/>
           <w:kern w:val="0"/>
           <w:lang w:eastAsia="es-PE"/>
-          <w14:ligatures w14:val="none"/>
-        </w:rPr>
-      </w:pPr>
-    </w:p>
-    <w:p>
+          <ns2:ligatures ns2:val="none"/>
+        </w:rPr>
+      </w:pPr>
+    </w:p>
+    <w:p ns2:paraId="20BDD0A3" ns2:textId="5C56BADA">
       <w:pPr>
         <w:pStyle w:val="Prrafodelista"/>
         <w:numPr>
@@ -7956,7 +7956,7 @@
           <w:rFonts w:ascii="Arial Narrow" w:eastAsia="Calibri" w:hAnsi="Arial Narrow" w:cs="Arial Narrow"/>
           <w:kern w:val="0"/>
           <w:lang w:eastAsia="es-PE"/>
-          <w14:ligatures w14:val="none"/>
+          <ns2:ligatures ns2:val="none"/>
         </w:rPr>
       </w:pPr>
       <w:r>
@@ -7965,7 +7965,7 @@
           <w:color w:val="000000"/>
           <w:kern w:val="0"/>
           <w:lang w:eastAsia="es-PE"/>
-          <w14:ligatures w14:val="none"/>
+          <ns2:ligatures ns2:val="none"/>
         </w:rPr>
         <w:t xml:space="preserve">Presunta </w:t>
       </w:r>
@@ -7975,7 +7975,7 @@
           <w:color w:val="000000"/>
           <w:kern w:val="0"/>
           <w:lang w:eastAsia="es-PE"/>
-          <w14:ligatures w14:val="none"/>
+          <ns2:ligatures ns2:val="none"/>
         </w:rPr>
         <w:t xml:space="preserve">infracción </w:t>
       </w:r>
@@ -7985,7 +7985,7 @@
           <w:color w:val="000000"/>
           <w:kern w:val="0"/>
           <w:lang w:eastAsia="es-PE"/>
-          <w14:ligatures w14:val="none"/>
+          <ns2:ligatures ns2:val="none"/>
         </w:rPr>
         <w:t>al literal b) del artículo</w:t>
       </w:r>
@@ -7995,7 +7995,7 @@
           <w:color w:val="000000"/>
           <w:kern w:val="0"/>
           <w:lang w:eastAsia="es-PE"/>
-          <w14:ligatures w14:val="none"/>
+          <ns2:ligatures ns2:val="none"/>
         </w:rPr>
         <w:t xml:space="preserve"> 5</w:t>
       </w:r>
@@ -8005,7 +8005,7 @@
           <w:color w:val="000000"/>
           <w:kern w:val="0"/>
           <w:lang w:eastAsia="es-PE"/>
-          <w14:ligatures w14:val="none"/>
+          <ns2:ligatures ns2:val="none"/>
         </w:rPr>
         <w:t>6</w:t>
       </w:r>
@@ -8015,7 +8015,7 @@
           <w:color w:val="000000"/>
           <w:kern w:val="0"/>
           <w:lang w:eastAsia="es-PE"/>
-          <w14:ligatures w14:val="none"/>
+          <ns2:ligatures ns2:val="none"/>
         </w:rPr>
         <w:t> de la</w:t>
       </w:r>
@@ -8025,7 +8025,7 @@
           <w:color w:val="000000"/>
           <w:kern w:val="0"/>
           <w:lang w:eastAsia="es-PE"/>
-          <w14:ligatures w14:val="none"/>
+          <ns2:ligatures ns2:val="none"/>
         </w:rPr>
         <w:t xml:space="preserve"> Ley 29571, Código de Protección y Defensa del Consumidor, en tanto </w:t>
       </w:r>
@@ -8043,7 +8043,7 @@
           <w:kern w:val="0"/>
           <w:shd w:val="clear" w:color="auto" w:fill="FFFFFF"/>
           <w:lang w:eastAsia="es-PE"/>
-          <w14:ligatures w14:val="none"/>
+          <ns2:ligatures ns2:val="none"/>
         </w:rPr>
         <w:t xml:space="preserve"> </w:t>
       </w:r>
@@ -8051,7 +8051,7 @@
         <w:rPr>
           <w:rFonts w:ascii="Arial Narrow" w:eastAsia="Arial Narrow" w:hAnsi="Arial Narrow" w:cs="Arial Narrow"/>
           <w:kern w:val="0"/>
-          <w14:ligatures w14:val="none"/>
+          <ns2:ligatures ns2:val="none"/>
         </w:rPr>
         <w:t xml:space="preserve">habría atribuido indebidamente </w:t>
       </w:r>
@@ -8059,7 +8059,7 @@
         <w:rPr>
           <w:rFonts w:ascii="Arial Narrow" w:eastAsia="Arial Narrow" w:hAnsi="Arial Narrow" w:cs="Arial Narrow"/>
           <w:kern w:val="0"/>
-          <w14:ligatures w14:val="none"/>
+          <ns2:ligatures ns2:val="none"/>
         </w:rPr>
         <w:t>la</w:t>
       </w:r>
@@ -8073,7 +8073,7 @@
         <w:rPr>
           <w:rFonts w:ascii="Arial Narrow" w:eastAsia="Arial Narrow" w:hAnsi="Arial Narrow" w:cs="Arial Narrow"/>
           <w:kern w:val="0"/>
-          <w14:ligatures w14:val="none"/>
+          <ns2:ligatures ns2:val="none"/>
         </w:rPr>
         <w:t xml:space="preserve"> a favor de</w:t>
       </w:r>
@@ -8081,7 +8081,7 @@
         <w:rPr>
           <w:rFonts w:ascii="Arial Narrow" w:eastAsia="Arial Narrow" w:hAnsi="Arial Narrow" w:cs="Arial Narrow"/>
           <w:kern w:val="0"/>
-          <w14:ligatures w14:val="none"/>
+          <ns2:ligatures ns2:val="none"/>
         </w:rPr>
         <w:t xml:space="preserve"> la parte</w:t>
       </w:r>
@@ -8089,7 +8089,7 @@
         <w:rPr>
           <w:rFonts w:ascii="Arial Narrow" w:eastAsia="Arial Narrow" w:hAnsi="Arial Narrow" w:cs="Arial Narrow"/>
           <w:kern w:val="0"/>
-          <w14:ligatures w14:val="none"/>
+          <ns2:ligatures ns2:val="none"/>
         </w:rPr>
         <w:t xml:space="preserve"> denunciante</w:t>
       </w:r>
@@ -8097,7 +8097,7 @@
         <w:rPr>
           <w:rFonts w:ascii="Arial Narrow" w:eastAsia="Arial Narrow" w:hAnsi="Arial Narrow" w:cs="Arial Narrow"/>
           <w:kern w:val="0"/>
-          <w14:ligatures w14:val="none"/>
+          <ns2:ligatures ns2:val="none"/>
         </w:rPr>
         <w:t>, generando el cobro indebido de las primas</w:t>
       </w:r>
@@ -8107,12 +8107,12 @@
           <w:color w:val="000000"/>
           <w:kern w:val="0"/>
           <w:lang w:eastAsia="es-PE"/>
-          <w14:ligatures w14:val="none"/>
+          <ns2:ligatures ns2:val="none"/>
         </w:rPr>
         <w:t>.</w:t>
       </w:r>
     </w:p>
-    <w:p>
+    <w:p ns2:paraId="2CF9CA6D" ns2:textId="77777777">
       <w:pPr>
         <w:pStyle w:val="Prrafodelista"/>
         <w:spacing w:after="0" w:line="240" w:lineRule="auto"/>
@@ -8122,11 +8122,11 @@
           <w:rFonts w:ascii="Arial Narrow" w:eastAsia="Calibri" w:hAnsi="Arial Narrow" w:cs="Arial Narrow"/>
           <w:kern w:val="0"/>
           <w:lang w:eastAsia="es-PE"/>
-          <w14:ligatures w14:val="none"/>
-        </w:rPr>
-      </w:pPr>
-    </w:p>
-    <w:p>
+          <ns2:ligatures ns2:val="none"/>
+        </w:rPr>
+      </w:pPr>
+    </w:p>
+    <w:p ns2:paraId="4D9D3B29" ns2:textId="68A5C29C">
       <w:pPr>
         <w:pStyle w:val="Prrafodelista"/>
         <w:numPr>
@@ -8144,7 +8144,7 @@
           <w:rFonts w:ascii="Arial Narrow" w:eastAsia="Calibri" w:hAnsi="Arial Narrow" w:cs="Arial Narrow"/>
           <w:kern w:val="0"/>
           <w:lang w:eastAsia="es-PE"/>
-          <w14:ligatures w14:val="none"/>
+          <ns2:ligatures ns2:val="none"/>
         </w:rPr>
       </w:pPr>
       <w:r>
@@ -8153,7 +8153,7 @@
           <w:color w:val="000000"/>
           <w:kern w:val="0"/>
           <w:lang w:eastAsia="es-PE"/>
-          <w14:ligatures w14:val="none"/>
+          <ns2:ligatures ns2:val="none"/>
         </w:rPr>
         <w:t>Presunta infracción al literal b) del artículo 56 de la Ley</w:t>
       </w:r>
@@ -8163,7 +8163,7 @@
           <w:color w:val="000000"/>
           <w:kern w:val="0"/>
           <w:lang w:eastAsia="es-PE"/>
-          <w14:ligatures w14:val="none"/>
+          <ns2:ligatures ns2:val="none"/>
         </w:rPr>
         <w:t xml:space="preserve"> 29571, Código de Protección y Defensa del Consumidor, en tanto </w:t>
       </w:r>
@@ -8181,7 +8181,7 @@
           <w:kern w:val="0"/>
           <w:shd w:val="clear" w:color="auto" w:fill="FFFFFF"/>
           <w:lang w:eastAsia="es-PE"/>
-          <w14:ligatures w14:val="none"/>
+          <ns2:ligatures ns2:val="none"/>
         </w:rPr>
         <w:t xml:space="preserve"> </w:t>
       </w:r>
@@ -8189,7 +8189,7 @@
         <w:rPr>
           <w:rFonts w:ascii="Arial Narrow" w:eastAsia="Arial Narrow" w:hAnsi="Arial Narrow" w:cs="Arial Narrow"/>
           <w:kern w:val="0"/>
-          <w14:ligatures w14:val="none"/>
+          <ns2:ligatures ns2:val="none"/>
         </w:rPr>
         <w:t>habría atribuido indebidamente la</w:t>
       </w:r>
@@ -8210,7 +8210,7 @@
         <w:rPr>
           <w:rFonts w:ascii="Arial Narrow" w:eastAsia="Arial Narrow" w:hAnsi="Arial Narrow" w:cs="Arial Narrow"/>
           <w:kern w:val="0"/>
-          <w14:ligatures w14:val="none"/>
+          <ns2:ligatures ns2:val="none"/>
         </w:rPr>
         <w:t xml:space="preserve"> a favor de la parte denunciante, generando el cobro indebido de las primas</w:t>
       </w:r>
@@ -8220,12 +8220,12 @@
           <w:color w:val="000000"/>
           <w:kern w:val="0"/>
           <w:lang w:eastAsia="es-PE"/>
-          <w14:ligatures w14:val="none"/>
+          <ns2:ligatures ns2:val="none"/>
         </w:rPr>
         <w:t>.</w:t>
       </w:r>
     </w:p>
-    <w:p>
+    <w:p ns2:paraId="4E668230" ns2:textId="77777777">
       <w:pPr>
         <w:pStyle w:val="Prrafodelista"/>
         <w:spacing w:after="0" w:line="240" w:lineRule="auto"/>
@@ -8235,11 +8235,11 @@
           <w:rFonts w:ascii="Arial Narrow" w:eastAsia="Calibri" w:hAnsi="Arial Narrow" w:cs="Arial Narrow"/>
           <w:kern w:val="0"/>
           <w:lang w:eastAsia="es-PE"/>
-          <w14:ligatures w14:val="none"/>
-        </w:rPr>
-      </w:pPr>
-    </w:p>
-    <w:p>
+          <ns2:ligatures ns2:val="none"/>
+        </w:rPr>
+      </w:pPr>
+    </w:p>
+    <w:p ns2:paraId="31FB2A21" ns2:textId="013532B2">
       <w:pPr>
         <w:pStyle w:val="Prrafodelista"/>
         <w:numPr>
@@ -8257,7 +8257,7 @@
           <w:rFonts w:ascii="Arial Narrow" w:eastAsia="Calibri" w:hAnsi="Arial Narrow" w:cs="Arial Narrow"/>
           <w:kern w:val="0"/>
           <w:lang w:eastAsia="es-PE"/>
-          <w14:ligatures w14:val="none"/>
+          <ns2:ligatures ns2:val="none"/>
         </w:rPr>
       </w:pPr>
       <w:r>
@@ -8266,7 +8266,7 @@
           <w:color w:val="000000"/>
           <w:kern w:val="0"/>
           <w:lang w:eastAsia="es-PE"/>
-          <w14:ligatures w14:val="none"/>
+          <ns2:ligatures ns2:val="none"/>
         </w:rPr>
         <w:t>Presunta infracción a los artículos 18 y 19 de</w:t>
       </w:r>
@@ -8276,7 +8276,7 @@
           <w:color w:val="000000"/>
           <w:kern w:val="0"/>
           <w:lang w:eastAsia="es-PE"/>
-          <w14:ligatures w14:val="none"/>
+          <ns2:ligatures ns2:val="none"/>
         </w:rPr>
         <w:t xml:space="preserve"> la Ley 29571, Código de Protección y Defensa del Consumidor, en tanto </w:t>
       </w:r>
@@ -8291,7 +8291,7 @@
         <w:rPr>
           <w:rFonts w:ascii="Arial Narrow" w:eastAsia="Arial Narrow" w:hAnsi="Arial Narrow" w:cs="Arial Narrow"/>
           <w:kern w:val="0"/>
-          <w14:ligatures w14:val="none"/>
+          <ns2:ligatures ns2:val="none"/>
         </w:rPr>
         <w:t>habría gestionado sin su autorización la contratación de la</w:t>
       </w:r>
@@ -8305,7 +8305,7 @@
         <w:rPr>
           <w:rFonts w:ascii="Arial Narrow" w:eastAsia="Arial Narrow" w:hAnsi="Arial Narrow" w:cs="Arial Narrow"/>
           <w:kern w:val="0"/>
-          <w14:ligatures w14:val="none"/>
+          <ns2:ligatures ns2:val="none"/>
         </w:rPr>
         <w:t xml:space="preserve"> a favor de la parte denunciante, pese a no tener deuda vigente</w:t>
       </w:r>
@@ -8313,12 +8313,12 @@
         <w:rPr>
           <w:rFonts w:ascii="Arial Narrow" w:eastAsia="Arial Narrow" w:hAnsi="Arial Narrow" w:cs="Arial Narrow"/>
           <w:kern w:val="0"/>
-          <w14:ligatures w14:val="none"/>
+          <ns2:ligatures ns2:val="none"/>
         </w:rPr>
         <w:t>.</w:t>
       </w:r>
     </w:p>
-    <w:p>
+    <w:p ns2:paraId="2D73949D" ns2:textId="77777777">
       <w:pPr>
         <w:pStyle w:val="Prrafodelista"/>
         <w:spacing w:after="0" w:line="240" w:lineRule="auto"/>
@@ -8328,11 +8328,11 @@
           <w:rFonts w:ascii="Arial Narrow" w:eastAsia="Calibri" w:hAnsi="Arial Narrow" w:cs="Arial Narrow"/>
           <w:kern w:val="0"/>
           <w:lang w:eastAsia="es-PE"/>
-          <w14:ligatures w14:val="none"/>
-        </w:rPr>
-      </w:pPr>
-    </w:p>
-    <w:p>
+          <ns2:ligatures ns2:val="none"/>
+        </w:rPr>
+      </w:pPr>
+    </w:p>
+    <w:p ns2:paraId="3A4A1AD2" ns2:textId="00E83BB4">
       <w:pPr>
         <w:pStyle w:val="Prrafodelista"/>
         <w:numPr>
@@ -8350,7 +8350,7 @@
           <w:rFonts w:ascii="Arial Narrow" w:eastAsia="Calibri" w:hAnsi="Arial Narrow" w:cs="Arial Narrow"/>
           <w:kern w:val="0"/>
           <w:lang w:eastAsia="es-PE"/>
-          <w14:ligatures w14:val="none"/>
+          <ns2:ligatures ns2:val="none"/>
         </w:rPr>
       </w:pPr>
       <w:r>
@@ -8359,7 +8359,7 @@
           <w:color w:val="000000"/>
           <w:kern w:val="0"/>
           <w:lang w:eastAsia="es-PE"/>
-          <w14:ligatures w14:val="none"/>
+          <ns2:ligatures ns2:val="none"/>
         </w:rPr>
         <w:t>Presunta infracción a los artículos 18 y 19 de</w:t>
       </w:r>
@@ -8369,7 +8369,7 @@
           <w:color w:val="000000"/>
           <w:kern w:val="0"/>
           <w:lang w:eastAsia="es-PE"/>
-          <w14:ligatures w14:val="none"/>
+          <ns2:ligatures ns2:val="none"/>
         </w:rPr>
         <w:t xml:space="preserve"> la Ley 29571, Código de Protección y Defensa del Consumidor, en tanto </w:t>
       </w:r>
@@ -8384,7 +8384,7 @@
         <w:rPr>
           <w:rFonts w:ascii="Arial Narrow" w:eastAsia="Arial Narrow" w:hAnsi="Arial Narrow" w:cs="Arial Narrow"/>
           <w:kern w:val="0"/>
-          <w14:ligatures w14:val="none"/>
+          <ns2:ligatures ns2:val="none"/>
         </w:rPr>
         <w:t>habría gestionado sin su autorización la contratación de la</w:t>
       </w:r>
@@ -8398,7 +8398,7 @@
         <w:rPr>
           <w:rFonts w:ascii="Arial Narrow" w:eastAsia="Arial Narrow" w:hAnsi="Arial Narrow" w:cs="Arial Narrow"/>
           <w:kern w:val="0"/>
-          <w14:ligatures w14:val="none"/>
+          <ns2:ligatures ns2:val="none"/>
         </w:rPr>
         <w:t xml:space="preserve"> a favor de la parte denunciante, pese a no tener deuda vigente</w:t>
       </w:r>
@@ -8406,12 +8406,12 @@
         <w:rPr>
           <w:rFonts w:ascii="Arial Narrow" w:eastAsia="Arial Narrow" w:hAnsi="Arial Narrow" w:cs="Arial Narrow"/>
           <w:kern w:val="0"/>
-          <w14:ligatures w14:val="none"/>
+          <ns2:ligatures ns2:val="none"/>
         </w:rPr>
         <w:t>.</w:t>
       </w:r>
     </w:p>
-    <w:p>
+    <w:p ns2:paraId="4A6F7C2A" ns2:textId="77777777">
       <w:pPr>
         <w:pStyle w:val="Prrafodelista"/>
         <w:spacing w:after="0" w:line="240" w:lineRule="auto"/>
@@ -8421,11 +8421,11 @@
           <w:rFonts w:ascii="Arial Narrow" w:eastAsia="Calibri" w:hAnsi="Arial Narrow" w:cs="Arial Narrow"/>
           <w:kern w:val="0"/>
           <w:lang w:eastAsia="es-PE"/>
-          <w14:ligatures w14:val="none"/>
-        </w:rPr>
-      </w:pPr>
-    </w:p>
-    <w:p>
+          <ns2:ligatures ns2:val="none"/>
+        </w:rPr>
+      </w:pPr>
+    </w:p>
+    <w:p ns2:paraId="02300C60" ns2:textId="23ED2B53">
       <w:pPr>
         <w:pStyle w:val="Prrafodelista"/>
         <w:numPr>
@@ -8443,7 +8443,7 @@
           <w:rFonts w:ascii="Arial Narrow" w:eastAsia="Calibri" w:hAnsi="Arial Narrow" w:cs="Arial Narrow"/>
           <w:kern w:val="0"/>
           <w:lang w:eastAsia="es-PE"/>
-          <w14:ligatures w14:val="none"/>
+          <ns2:ligatures ns2:val="none"/>
         </w:rPr>
       </w:pPr>
       <w:r>
@@ -8452,7 +8452,7 @@
           <w:color w:val="000000"/>
           <w:kern w:val="0"/>
           <w:lang w:eastAsia="es-PE"/>
-          <w14:ligatures w14:val="none"/>
+          <ns2:ligatures ns2:val="none"/>
         </w:rPr>
         <w:t>Presunta infracción a los artículos 18 y 19 de la Ley</w:t>
       </w:r>
@@ -8462,7 +8462,7 @@
           <w:color w:val="000000"/>
           <w:kern w:val="0"/>
           <w:lang w:eastAsia="es-PE"/>
-          <w14:ligatures w14:val="none"/>
+          <ns2:ligatures ns2:val="none"/>
         </w:rPr>
         <w:t xml:space="preserve"> 29571, Código de Protección y Defensa del Consumidor, en tanto </w:t>
       </w:r>
@@ -8477,7 +8477,7 @@
         <w:rPr>
           <w:rFonts w:ascii="Arial Narrow" w:eastAsia="Arial Narrow" w:hAnsi="Arial Narrow" w:cs="Arial Narrow"/>
           <w:kern w:val="0"/>
-          <w14:ligatures w14:val="none"/>
+          <ns2:ligatures ns2:val="none"/>
         </w:rPr>
         <w:t xml:space="preserve">no habría brindado una solución a la parte denunciante sobre los cobros indebidos cuestionados por las </w:t>
       </w:r>
@@ -8494,7 +8494,7 @@
         <w:t>.</w:t>
       </w:r>
     </w:p>
-    <w:p>
+    <w:p ns2:paraId="716D1E4B" ns2:textId="77777777">
       <w:pPr>
         <w:pStyle w:val="Prrafodelista"/>
         <w:spacing w:after="0" w:line="240" w:lineRule="auto"/>
@@ -8504,11 +8504,11 @@
           <w:rFonts w:ascii="Arial Narrow" w:eastAsia="Calibri" w:hAnsi="Arial Narrow" w:cs="Arial Narrow"/>
           <w:kern w:val="0"/>
           <w:lang w:eastAsia="es-PE"/>
-          <w14:ligatures w14:val="none"/>
-        </w:rPr>
-      </w:pPr>
-    </w:p>
-    <w:p>
+          <ns2:ligatures ns2:val="none"/>
+        </w:rPr>
+      </w:pPr>
+    </w:p>
+    <w:p ns2:paraId="4F1800DB" ns2:textId="60F15543">
       <w:pPr>
         <w:pStyle w:val="Prrafodelista"/>
         <w:numPr>
@@ -8526,7 +8526,7 @@
           <w:rFonts w:ascii="Arial Narrow" w:eastAsia="Calibri" w:hAnsi="Arial Narrow" w:cs="Arial Narrow"/>
           <w:kern w:val="0"/>
           <w:lang w:eastAsia="es-PE"/>
-          <w14:ligatures w14:val="none"/>
+          <ns2:ligatures ns2:val="none"/>
         </w:rPr>
       </w:pPr>
       <w:r>
@@ -8535,7 +8535,7 @@
           <w:color w:val="000000"/>
           <w:kern w:val="0"/>
           <w:lang w:eastAsia="es-PE"/>
-          <w14:ligatures w14:val="none"/>
+          <ns2:ligatures ns2:val="none"/>
         </w:rPr>
         <w:t>Presunta infracción al artículo 1, numeral 1, literal b) y al artículo 2 de la</w:t>
       </w:r>
@@ -8545,7 +8545,7 @@
           <w:color w:val="000000"/>
           <w:kern w:val="0"/>
           <w:lang w:eastAsia="es-PE"/>
-          <w14:ligatures w14:val="none"/>
+          <ns2:ligatures ns2:val="none"/>
         </w:rPr>
         <w:t xml:space="preserve"> </w:t>
       </w:r>
@@ -8555,7 +8555,7 @@
           <w:color w:val="000000"/>
           <w:kern w:val="0"/>
           <w:lang w:eastAsia="es-PE"/>
-          <w14:ligatures w14:val="none"/>
+          <ns2:ligatures ns2:val="none"/>
         </w:rPr>
         <w:t xml:space="preserve">Ley 29571, Código de Protección y Defensa del Consumidor, en tanto </w:t>
       </w:r>
@@ -8563,7 +8563,7 @@
         <w:rPr>
           <w:rFonts w:ascii="Arial Narrow" w:eastAsia="Arial Narrow" w:hAnsi="Arial Narrow" w:cs="Arial Narrow"/>
           <w:kern w:val="0"/>
-          <w14:ligatures w14:val="none"/>
+          <ns2:ligatures ns2:val="none"/>
         </w:rPr>
         <w:t xml:space="preserve">los proveedores denunciados no habrían cumplido con informar a la parte denunciante de manera clara, previa, oportuna y suficiente sobre la contratación de las </w:t>
       </w:r>
@@ -8580,7 +8580,7 @@
         <w:t>.</w:t>
       </w:r>
     </w:p>
-    <w:p>
+    <w:p ns2:paraId="7BED064F" ns2:textId="77777777">
       <w:pPr>
         <w:pStyle w:val="Prrafodelista"/>
         <w:spacing w:after="0" w:line="240" w:lineRule="auto"/>
@@ -8590,11 +8590,11 @@
           <w:rFonts w:ascii="Arial Narrow" w:eastAsia="Calibri" w:hAnsi="Arial Narrow" w:cs="Arial Narrow"/>
           <w:kern w:val="0"/>
           <w:lang w:eastAsia="es-PE"/>
-          <w14:ligatures w14:val="none"/>
-        </w:rPr>
-      </w:pPr>
-    </w:p>
-    <w:p>
+          <ns2:ligatures ns2:val="none"/>
+        </w:rPr>
+      </w:pPr>
+    </w:p>
+    <w:p ns2:paraId="112A412D" ns2:textId="7E6CF759">
       <w:pPr>
         <w:pStyle w:val="Prrafodelista"/>
         <w:numPr>
@@ -8612,7 +8612,7 @@
           <w:rFonts w:ascii="Arial Narrow" w:eastAsia="Calibri" w:hAnsi="Arial Narrow" w:cs="Arial Narrow"/>
           <w:kern w:val="0"/>
           <w:lang w:eastAsia="es-PE"/>
-          <w14:ligatures w14:val="none"/>
+          <ns2:ligatures ns2:val="none"/>
         </w:rPr>
       </w:pPr>
       <w:r>
@@ -8621,7 +8621,7 @@
           <w:color w:val="000000"/>
           <w:kern w:val="0"/>
           <w:lang w:eastAsia="es-PE"/>
-          <w14:ligatures w14:val="none"/>
+          <ns2:ligatures ns2:val="none"/>
         </w:rPr>
         <w:t>Presunta infracción a los artículos 18 y 19 de la</w:t>
       </w:r>
@@ -8631,7 +8631,7 @@
           <w:color w:val="000000"/>
           <w:kern w:val="0"/>
           <w:lang w:eastAsia="es-PE"/>
-          <w14:ligatures w14:val="none"/>
+          <ns2:ligatures ns2:val="none"/>
         </w:rPr>
         <w:t xml:space="preserve"> Ley 29571, Código de Protección y Defensa del Consumidor, en tanto </w:t>
       </w:r>
@@ -8646,7 +8646,7 @@
         <w:rPr>
           <w:rFonts w:ascii="Arial Narrow" w:eastAsia="Arial Narrow" w:hAnsi="Arial Narrow" w:cs="Arial Narrow"/>
           <w:kern w:val="0"/>
-          <w14:ligatures w14:val="none"/>
+          <ns2:ligatures ns2:val="none"/>
         </w:rPr>
         <w:t xml:space="preserve">habrían </w:t>
       </w:r>
@@ -8654,7 +8654,7 @@
         <w:rPr>
           <w:rFonts w:ascii="Arial Narrow" w:eastAsia="Arial Narrow" w:hAnsi="Arial Narrow" w:cs="Arial Narrow"/>
           <w:kern w:val="0"/>
-          <w14:ligatures w14:val="none"/>
+          <ns2:ligatures ns2:val="none"/>
         </w:rPr>
         <w:t>continuado</w:t>
       </w:r>
@@ -8662,7 +8662,7 @@
         <w:rPr>
           <w:rFonts w:ascii="Arial Narrow" w:eastAsia="Arial Narrow" w:hAnsi="Arial Narrow" w:cs="Arial Narrow"/>
           <w:kern w:val="0"/>
-          <w14:ligatures w14:val="none"/>
+          <ns2:ligatures ns2:val="none"/>
         </w:rPr>
         <w:t xml:space="preserve"> cobrando las primas de la Póliza </w:t>
       </w:r>
@@ -8670,7 +8670,7 @@
         <w:rPr>
           <w:rFonts w:ascii="Arial Narrow" w:eastAsia="Arial Narrow" w:hAnsi="Arial Narrow" w:cs="Arial Narrow"/>
           <w:kern w:val="0"/>
-          <w14:ligatures w14:val="none"/>
+          <ns2:ligatures ns2:val="none"/>
         </w:rPr>
         <w:t>1338-505693, pese a encontrarse afiliado al crédito comercial cancelado</w:t>
       </w:r>
@@ -8678,12 +8678,12 @@
         <w:rPr>
           <w:rFonts w:ascii="Arial Narrow" w:eastAsia="Arial Narrow" w:hAnsi="Arial Narrow" w:cs="Arial Narrow"/>
           <w:kern w:val="0"/>
-          <w14:ligatures w14:val="none"/>
+          <ns2:ligatures ns2:val="none"/>
         </w:rPr>
         <w:t>.</w:t>
       </w:r>
     </w:p>
-    <w:p>
+    <w:p ns2:paraId="3A09B9E0" ns2:textId="77777777">
       <w:pPr>
         <w:pStyle w:val="Prrafodelista"/>
         <w:spacing w:after="0" w:line="240" w:lineRule="auto"/>
@@ -8693,11 +8693,11 @@
           <w:rFonts w:ascii="Arial Narrow" w:eastAsia="Calibri" w:hAnsi="Arial Narrow" w:cs="Arial Narrow"/>
           <w:kern w:val="0"/>
           <w:lang w:eastAsia="es-PE"/>
-          <w14:ligatures w14:val="none"/>
-        </w:rPr>
-      </w:pPr>
-    </w:p>
-    <w:p>
+          <ns2:ligatures ns2:val="none"/>
+        </w:rPr>
+      </w:pPr>
+    </w:p>
+    <w:p ns2:paraId="05D7948D" ns2:textId="5CDDD53D">
       <w:pPr>
         <w:pStyle w:val="Prrafodelista"/>
         <w:numPr>
@@ -8715,7 +8715,7 @@
           <w:rFonts w:ascii="Arial Narrow" w:eastAsia="Calibri" w:hAnsi="Arial Narrow" w:cs="Arial Narrow"/>
           <w:kern w:val="0"/>
           <w:lang w:eastAsia="es-PE"/>
-          <w14:ligatures w14:val="none"/>
+          <ns2:ligatures ns2:val="none"/>
         </w:rPr>
       </w:pPr>
       <w:r>
@@ -8724,7 +8724,7 @@
           <w:color w:val="000000"/>
           <w:kern w:val="0"/>
           <w:lang w:eastAsia="es-PE"/>
-          <w14:ligatures w14:val="none"/>
+          <ns2:ligatures ns2:val="none"/>
         </w:rPr>
         <w:t>Presunta infracción al inciso e) del artículo 47 de</w:t>
       </w:r>
@@ -8734,7 +8734,7 @@
           <w:color w:val="000000"/>
           <w:kern w:val="0"/>
           <w:lang w:eastAsia="es-PE"/>
-          <w14:ligatures w14:val="none"/>
+          <ns2:ligatures ns2:val="none"/>
         </w:rPr>
         <w:t xml:space="preserve"> la Ley 29571, Código de Protección y Defensa del Consumidor, en tanto </w:t>
       </w:r>
@@ -8742,7 +8742,7 @@
         <w:rPr>
           <w:rFonts w:ascii="Arial Narrow" w:eastAsia="Arial Narrow" w:hAnsi="Arial Narrow" w:cs="Arial Narrow"/>
           <w:kern w:val="0"/>
-          <w14:ligatures w14:val="none"/>
+          <ns2:ligatures ns2:val="none"/>
         </w:rPr>
         <w:t xml:space="preserve">los proveedores denunciados no habrían cumplido con entregar al denunciante la </w:t>
       </w:r>
@@ -8772,12 +8772,12 @@
           <w:color w:val="000000"/>
           <w:kern w:val="0"/>
           <w:lang w:eastAsia="es-PE"/>
-          <w14:ligatures w14:val="none"/>
+          <ns2:ligatures ns2:val="none"/>
         </w:rPr>
         <w:t>.</w:t>
       </w:r>
     </w:p>
-    <w:p>
+    <w:p ns2:paraId="4531933D" ns2:textId="77777777">
       <w:pPr>
         <w:spacing w:after="0" w:line="240" w:lineRule="auto"/>
         <w:jc w:val="both"/>
@@ -8785,11 +8785,11 @@
           <w:rFonts w:ascii="Arial Narrow" w:eastAsia="Calibri" w:hAnsi="Arial Narrow" w:cs="Arial Narrow"/>
           <w:kern w:val="0"/>
           <w:lang w:eastAsia="es-PE"/>
-          <w14:ligatures w14:val="none"/>
-        </w:rPr>
-      </w:pPr>
-    </w:p>
-    <w:p>
+          <ns2:ligatures ns2:val="none"/>
+        </w:rPr>
+      </w:pPr>
+    </w:p>
+    <w:p ns2:paraId="19EA74E3" ns2:textId="355A1B80">
       <w:pPr>
         <w:pStyle w:val="Prrafodelista"/>
         <w:numPr>
@@ -8806,7 +8806,7 @@
         <w:rPr>
           <w:rFonts w:ascii="Arial Narrow" w:eastAsia="Arial Narrow" w:hAnsi="Arial Narrow" w:cs="Arial Narrow"/>
           <w:kern w:val="0"/>
-          <w14:ligatures w14:val="none"/>
+          <ns2:ligatures ns2:val="none"/>
         </w:rPr>
       </w:pPr>
       <w:r>
@@ -8815,7 +8815,7 @@
           <w:color w:val="000000"/>
           <w:kern w:val="0"/>
           <w:lang w:eastAsia="es-PE"/>
-          <w14:ligatures w14:val="none"/>
+          <ns2:ligatures ns2:val="none"/>
         </w:rPr>
         <w:t>Presunta infracción al inciso e) del artículo 47 de la</w:t>
       </w:r>
@@ -8825,7 +8825,7 @@
           <w:color w:val="000000"/>
           <w:kern w:val="0"/>
           <w:lang w:eastAsia="es-PE"/>
-          <w14:ligatures w14:val="none"/>
+          <ns2:ligatures ns2:val="none"/>
         </w:rPr>
         <w:t xml:space="preserve"> Ley 29571, Código de Protección y Defensa del Consumidor, en tanto </w:t>
       </w:r>
@@ -8833,7 +8833,7 @@
         <w:rPr>
           <w:rFonts w:ascii="Arial Narrow" w:eastAsia="Arial Narrow" w:hAnsi="Arial Narrow" w:cs="Arial Narrow"/>
           <w:kern w:val="0"/>
-          <w14:ligatures w14:val="none"/>
+          <ns2:ligatures ns2:val="none"/>
         </w:rPr>
         <w:t xml:space="preserve">los proveedores denunciados no habrían cumplido con entregar al denunciante </w:t>
       </w:r>
@@ -8850,18 +8850,18 @@
         <w:t>.</w:t>
       </w:r>
     </w:p>
-    <w:p>
-      <w:pPr>
-        <w:spacing w:after="0" w:line="240" w:lineRule="auto"/>
-        <w:jc w:val="both"/>
-        <w:rPr>
-          <w:rFonts w:ascii="Arial Narrow" w:eastAsia="Arial Narrow" w:hAnsi="Arial Narrow" w:cs="Arial Narrow"/>
-          <w:kern w:val="0"/>
-          <w14:ligatures w14:val="none"/>
-        </w:rPr>
-      </w:pPr>
-    </w:p>
-    <w:p>
+    <w:p ns2:paraId="1DEB3481" ns2:textId="77777777">
+      <w:pPr>
+        <w:spacing w:after="0" w:line="240" w:lineRule="auto"/>
+        <w:jc w:val="both"/>
+        <w:rPr>
+          <w:rFonts w:ascii="Arial Narrow" w:eastAsia="Arial Narrow" w:hAnsi="Arial Narrow" w:cs="Arial Narrow"/>
+          <w:kern w:val="0"/>
+          <ns2:ligatures ns2:val="none"/>
+        </w:rPr>
+      </w:pPr>
+    </w:p>
+    <w:p ns2:paraId="634A0D61" ns2:textId="2269C287">
       <w:pPr>
         <w:spacing w:line="240" w:lineRule="auto"/>
         <w:contextualSpacing/>
@@ -8869,17 +8869,17 @@
         <w:rPr>
           <w:rFonts w:ascii="Arial Narrow" w:eastAsia="Calibri" w:hAnsi="Arial Narrow" w:cs="Arial"/>
           <w:kern w:val="0"/>
-          <w14:ligatures w14:val="none"/>
-        </w:rPr>
-      </w:pPr>
-      <w:r>
-        <w:rPr>
-          <w:rFonts w:ascii="Arial Narrow" w:eastAsia="Arial Narrow" w:hAnsi="Arial Narrow" w:cs="Arial Narrow"/>
-          <w:b/>
-          <w:color w:val="000000"/>
-          <w:kern w:val="0"/>
-          <w:lang w:eastAsia="es-PE"/>
-          <w14:ligatures w14:val="none"/>
+          <ns2:ligatures ns2:val="none"/>
+        </w:rPr>
+      </w:pPr>
+      <w:r>
+        <w:rPr>
+          <w:rFonts w:ascii="Arial Narrow" w:eastAsia="Arial Narrow" w:hAnsi="Arial Narrow" w:cs="Arial Narrow"/>
+          <w:b/>
+          <w:color w:val="000000"/>
+          <w:kern w:val="0"/>
+          <w:lang w:eastAsia="es-PE"/>
+          <ns2:ligatures ns2:val="none"/>
         </w:rPr>
         <w:t>TERCERO</w:t>
       </w:r>
@@ -8890,7 +8890,7 @@
           <w:color w:val="000000"/>
           <w:kern w:val="0"/>
           <w:lang w:eastAsia="es-PE"/>
-          <w14:ligatures w14:val="none"/>
+          <ns2:ligatures ns2:val="none"/>
         </w:rPr>
         <w:t>:</w:t>
       </w:r>
@@ -8900,7 +8900,7 @@
           <w:color w:val="000000"/>
           <w:kern w:val="0"/>
           <w:lang w:eastAsia="es-PE"/>
-          <w14:ligatures w14:val="none"/>
+          <ns2:ligatures ns2:val="none"/>
         </w:rPr>
         <w:t xml:space="preserve"> tener por ofrecidos los medios probatorios presentados en el escrito de </w:t>
       </w:r>
@@ -8910,7 +8910,7 @@
           <w:color w:val="000000"/>
           <w:kern w:val="0"/>
           <w:lang w:eastAsia="es-PE"/>
-          <w14:ligatures w14:val="none"/>
+          <ns2:ligatures ns2:val="none"/>
         </w:rPr>
         <w:t xml:space="preserve">denuncia </w:t>
       </w:r>
@@ -8920,7 +8920,7 @@
           <w:color w:val="000000"/>
           <w:kern w:val="0"/>
           <w:lang w:val="es-ES" w:eastAsia="es-ES"/>
-          <w14:ligatures w14:val="none"/>
+          <ns2:ligatures ns2:val="none"/>
         </w:rPr>
         <w:t xml:space="preserve">del </w:t>
       </w:r>
@@ -8930,7 +8930,7 @@
           <w:color w:val="000000"/>
           <w:kern w:val="0"/>
           <w:lang w:val="es-ES" w:eastAsia="es-ES"/>
-          <w14:ligatures w14:val="none"/>
+          <ns2:ligatures ns2:val="none"/>
         </w:rPr>
         <w:t>24 de setiembre del 2025</w:t>
       </w:r>
@@ -8938,12 +8938,12 @@
         <w:rPr>
           <w:rFonts w:ascii="Arial Narrow" w:eastAsia="Calibri" w:hAnsi="Arial Narrow" w:cs="Arial"/>
           <w:kern w:val="0"/>
-          <w14:ligatures w14:val="none"/>
+          <ns2:ligatures ns2:val="none"/>
         </w:rPr>
         <w:t>.</w:t>
       </w:r>
     </w:p>
-    <w:p>
+    <w:p ns2:paraId="2AF03E3F" ns2:textId="77777777">
       <w:pPr>
         <w:spacing w:line="240" w:lineRule="auto"/>
         <w:contextualSpacing/>
@@ -8953,30 +8953,30 @@
           <w:color w:val="000000"/>
           <w:kern w:val="0"/>
           <w:lang w:eastAsia="es-PE"/>
-          <w14:ligatures w14:val="none"/>
-        </w:rPr>
-      </w:pPr>
-    </w:p>
-    <w:p>
-      <w:pPr>
-        <w:spacing w:after="0" w:line="240" w:lineRule="auto"/>
-        <w:jc w:val="both"/>
-        <w:rPr>
-          <w:rFonts w:ascii="Arial Narrow" w:eastAsia="Arial Narrow" w:hAnsi="Arial Narrow" w:cs="Arial Narrow"/>
-          <w:color w:val="000000"/>
-          <w:kern w:val="0"/>
-          <w:lang w:eastAsia="es-PE"/>
-          <w14:ligatures w14:val="none"/>
-        </w:rPr>
-      </w:pPr>
-      <w:r>
-        <w:rPr>
-          <w:rFonts w:ascii="Arial Narrow" w:eastAsia="Arial Narrow" w:hAnsi="Arial Narrow" w:cs="Arial Narrow"/>
-          <w:b/>
-          <w:color w:val="000000"/>
-          <w:kern w:val="0"/>
-          <w:lang w:eastAsia="es-PE"/>
-          <w14:ligatures w14:val="none"/>
+          <ns2:ligatures ns2:val="none"/>
+        </w:rPr>
+      </w:pPr>
+    </w:p>
+    <w:p ns2:paraId="5D90C1F7" ns2:textId="0FE9FE75">
+      <w:pPr>
+        <w:spacing w:after="0" w:line="240" w:lineRule="auto"/>
+        <w:jc w:val="both"/>
+        <w:rPr>
+          <w:rFonts w:ascii="Arial Narrow" w:eastAsia="Arial Narrow" w:hAnsi="Arial Narrow" w:cs="Arial Narrow"/>
+          <w:color w:val="000000"/>
+          <w:kern w:val="0"/>
+          <w:lang w:eastAsia="es-PE"/>
+          <ns2:ligatures ns2:val="none"/>
+        </w:rPr>
+      </w:pPr>
+      <w:r>
+        <w:rPr>
+          <w:rFonts w:ascii="Arial Narrow" w:eastAsia="Arial Narrow" w:hAnsi="Arial Narrow" w:cs="Arial Narrow"/>
+          <w:b/>
+          <w:color w:val="000000"/>
+          <w:kern w:val="0"/>
+          <w:lang w:eastAsia="es-PE"/>
+          <ns2:ligatures ns2:val="none"/>
         </w:rPr>
         <w:t>CUARTO</w:t>
       </w:r>
@@ -8987,7 +8987,7 @@
           <w:color w:val="000000"/>
           <w:kern w:val="0"/>
           <w:lang w:eastAsia="es-PE"/>
-          <w14:ligatures w14:val="none"/>
+          <ns2:ligatures ns2:val="none"/>
         </w:rPr>
         <w:t xml:space="preserve">: </w:t>
       </w:r>
@@ -8997,7 +8997,7 @@
           <w:color w:val="000000"/>
           <w:kern w:val="0"/>
           <w:lang w:eastAsia="es-PE"/>
-          <w14:ligatures w14:val="none"/>
+          <ns2:ligatures ns2:val="none"/>
         </w:rPr>
         <w:t>requerir a</w:t>
       </w:r>
@@ -9007,7 +9007,7 @@
           <w:color w:val="000000"/>
           <w:kern w:val="0"/>
           <w:lang w:eastAsia="es-PE"/>
-          <w14:ligatures w14:val="none"/>
+          <ns2:ligatures ns2:val="none"/>
         </w:rPr>
         <w:t>l</w:t>
       </w:r>
@@ -9017,7 +9017,7 @@
           <w:color w:val="000000"/>
           <w:kern w:val="0"/>
           <w:lang w:eastAsia="es-PE"/>
-          <w14:ligatures w14:val="none"/>
+          <ns2:ligatures ns2:val="none"/>
         </w:rPr>
         <w:t xml:space="preserve"> </w:t>
       </w:r>
@@ -9055,7 +9055,7 @@
           <w:color w:val="000000"/>
           <w:kern w:val="0"/>
           <w:lang w:eastAsia="es-PE"/>
-          <w14:ligatures w14:val="none"/>
+          <ns2:ligatures ns2:val="none"/>
         </w:rPr>
         <w:t>que cumpla</w:t>
       </w:r>
@@ -9065,7 +9065,7 @@
           <w:color w:val="000000"/>
           <w:kern w:val="0"/>
           <w:lang w:eastAsia="es-PE"/>
-          <w14:ligatures w14:val="none"/>
+          <ns2:ligatures ns2:val="none"/>
         </w:rPr>
         <w:t>n</w:t>
       </w:r>
@@ -9075,12 +9075,12 @@
           <w:color w:val="000000"/>
           <w:kern w:val="0"/>
           <w:lang w:eastAsia="es-PE"/>
-          <w14:ligatures w14:val="none"/>
+          <ns2:ligatures ns2:val="none"/>
         </w:rPr>
         <w:t xml:space="preserve"> con lo siguiente:</w:t>
       </w:r>
     </w:p>
-    <w:p>
+    <w:p ns2:paraId="156DFAB9" ns2:textId="77777777">
       <w:pPr>
         <w:spacing w:after="0" w:line="240" w:lineRule="auto"/>
         <w:jc w:val="both"/>
@@ -9089,11 +9089,11 @@
           <w:color w:val="000000"/>
           <w:kern w:val="0"/>
           <w:lang w:eastAsia="es-PE"/>
-          <w14:ligatures w14:val="none"/>
-        </w:rPr>
-      </w:pPr>
-    </w:p>
-    <w:p>
+          <ns2:ligatures ns2:val="none"/>
+        </w:rPr>
+      </w:pPr>
+    </w:p>
+    <w:p ns2:paraId="37384474" ns2:textId="77777777">
       <w:pPr>
         <w:numPr>
           <w:ilvl w:val="0"/>
@@ -9107,21 +9107,21 @@
           <w:color w:val="000000"/>
           <w:kern w:val="0"/>
           <w:lang w:eastAsia="es-PE"/>
-          <w14:ligatures w14:val="none"/>
-        </w:rPr>
-      </w:pPr>
-      <w:r>
-        <w:rPr>
-          <w:rFonts w:ascii="Arial Narrow" w:eastAsia="Arial Narrow" w:hAnsi="Arial Narrow" w:cs="Arial Narrow"/>
-          <w:color w:val="000000"/>
-          <w:kern w:val="0"/>
-          <w:lang w:eastAsia="es-PE"/>
-          <w14:ligatures w14:val="none"/>
+          <ns2:ligatures ns2:val="none"/>
+        </w:rPr>
+      </w:pPr>
+      <w:r>
+        <w:rPr>
+          <w:rFonts w:ascii="Arial Narrow" w:eastAsia="Arial Narrow" w:hAnsi="Arial Narrow" w:cs="Arial Narrow"/>
+          <w:color w:val="000000"/>
+          <w:kern w:val="0"/>
+          <w:lang w:eastAsia="es-PE"/>
+          <ns2:ligatures ns2:val="none"/>
         </w:rPr>
         <w:t>presentar documentos que acrediten su inscripción en los Registros Públicos o una declaración jurada que indique que cuenta con dicha inscripción;</w:t>
       </w:r>
     </w:p>
-    <w:p>
+    <w:p ns2:paraId="04A6E74B" ns2:textId="77777777">
       <w:pPr>
         <w:numPr>
           <w:ilvl w:val="0"/>
@@ -9135,21 +9135,21 @@
           <w:color w:val="000000"/>
           <w:kern w:val="0"/>
           <w:lang w:eastAsia="es-PE"/>
-          <w14:ligatures w14:val="none"/>
-        </w:rPr>
-      </w:pPr>
-      <w:r>
-        <w:rPr>
-          <w:rFonts w:ascii="Arial Narrow" w:eastAsia="Arial Narrow" w:hAnsi="Arial Narrow" w:cs="Arial Narrow"/>
-          <w:color w:val="000000"/>
-          <w:kern w:val="0"/>
-          <w:lang w:eastAsia="es-PE"/>
-          <w14:ligatures w14:val="none"/>
+          <ns2:ligatures ns2:val="none"/>
+        </w:rPr>
+      </w:pPr>
+      <w:r>
+        <w:rPr>
+          <w:rFonts w:ascii="Arial Narrow" w:eastAsia="Arial Narrow" w:hAnsi="Arial Narrow" w:cs="Arial Narrow"/>
+          <w:color w:val="000000"/>
+          <w:kern w:val="0"/>
+          <w:lang w:eastAsia="es-PE"/>
+          <ns2:ligatures ns2:val="none"/>
         </w:rPr>
         <w:t>presentar copia simple de las facultades de representación de su representante legal en el presente procedimiento o la declaración jurada que indique que cuenta con dichas facultades y que estas se encuentran vigentes;</w:t>
       </w:r>
     </w:p>
-    <w:p>
+    <w:p ns2:paraId="1203D0DC" ns2:textId="77777777">
       <w:pPr>
         <w:numPr>
           <w:ilvl w:val="0"/>
@@ -9163,21 +9163,21 @@
           <w:color w:val="000000"/>
           <w:kern w:val="0"/>
           <w:lang w:eastAsia="es-PE"/>
-          <w14:ligatures w14:val="none"/>
-        </w:rPr>
-      </w:pPr>
-      <w:r>
-        <w:rPr>
-          <w:rFonts w:ascii="Arial Narrow" w:eastAsia="Arial Narrow" w:hAnsi="Arial Narrow" w:cs="Arial Narrow"/>
-          <w:color w:val="000000"/>
-          <w:kern w:val="0"/>
-          <w:lang w:eastAsia="es-PE"/>
-          <w14:ligatures w14:val="none"/>
+          <ns2:ligatures ns2:val="none"/>
+        </w:rPr>
+      </w:pPr>
+      <w:r>
+        <w:rPr>
+          <w:rFonts w:ascii="Arial Narrow" w:eastAsia="Arial Narrow" w:hAnsi="Arial Narrow" w:cs="Arial Narrow"/>
+          <w:color w:val="000000"/>
+          <w:kern w:val="0"/>
+          <w:lang w:eastAsia="es-PE"/>
+          <ns2:ligatures ns2:val="none"/>
         </w:rPr>
         <w:t>consignar el Número de Registro Único de Contribuyentes (RUC); y,</w:t>
       </w:r>
     </w:p>
-    <w:p>
+    <w:p ns2:paraId="37704CA2" ns2:textId="77777777">
       <w:pPr>
         <w:numPr>
           <w:ilvl w:val="0"/>
@@ -9189,16 +9189,16 @@
         <w:rPr>
           <w:rFonts w:ascii="Arial Narrow" w:eastAsia="Calibri" w:hAnsi="Arial Narrow" w:cs="Arial"/>
           <w:kern w:val="0"/>
-          <w14:ligatures w14:val="none"/>
-        </w:rPr>
-      </w:pPr>
-      <w:r>
-        <w:rPr>
-          <w:rFonts w:ascii="Arial Narrow" w:eastAsia="Arial Narrow" w:hAnsi="Arial Narrow" w:cs="Arial Narrow"/>
-          <w:color w:val="000000"/>
-          <w:kern w:val="0"/>
-          <w:lang w:eastAsia="es-PE"/>
-          <w14:ligatures w14:val="none"/>
+          <ns2:ligatures ns2:val="none"/>
+        </w:rPr>
+      </w:pPr>
+      <w:r>
+        <w:rPr>
+          <w:rFonts w:ascii="Arial Narrow" w:eastAsia="Arial Narrow" w:hAnsi="Arial Narrow" w:cs="Arial Narrow"/>
+          <w:color w:val="000000"/>
+          <w:kern w:val="0"/>
+          <w:lang w:eastAsia="es-PE"/>
+          <ns2:ligatures ns2:val="none"/>
         </w:rPr>
         <w:t>fijar domicilio procesal para el procedimiento, de conformidad con el numeral 1 del artículo 442</w:t>
       </w:r>
@@ -9208,7 +9208,7 @@
           <w:color w:val="000000"/>
           <w:kern w:val="0"/>
           <w:lang w:eastAsia="es-PE"/>
-          <w14:ligatures w14:val="none"/>
+          <ns2:ligatures ns2:val="none"/>
         </w:rPr>
         <w:t/>
       </w:r>
@@ -9218,7 +9218,7 @@
           <w:color w:val="000000"/>
           <w:kern w:val="0"/>
           <w:lang w:eastAsia="es-PE"/>
-          <w14:ligatures w14:val="none"/>
+          <ns2:ligatures ns2:val="none"/>
         </w:rPr>
         <w:t xml:space="preserve"> del Código Procesal Civil. </w:t>
       </w:r>
@@ -9226,7 +9226,7 @@
         <w:rPr>
           <w:rFonts w:ascii="Arial Narrow" w:eastAsia="Calibri" w:hAnsi="Arial Narrow" w:cs="Arial"/>
           <w:kern w:val="0"/>
-          <w14:ligatures w14:val="none"/>
+          <ns2:ligatures ns2:val="none"/>
         </w:rPr>
         <w:t>Para ello podrá señalar domicilio físico o una dirección electrónica a la que pueda remitirse las notificaciones</w:t>
       </w:r>
@@ -9235,12 +9235,12 @@
           <w:rFonts w:ascii="Arial Narrow" w:eastAsia="Arial" w:hAnsi="Arial Narrow" w:cs="Arial"/>
           <w:kern w:val="0"/>
           <w:lang w:val="es"/>
-          <w14:ligatures w14:val="none"/>
+          <ns2:ligatures ns2:val="none"/>
         </w:rPr>
         <w:t>;</w:t>
       </w:r>
     </w:p>
-    <w:p>
+    <w:p ns2:paraId="6A38ABFB" ns2:textId="77777777">
       <w:pPr>
         <w:numPr>
           <w:ilvl w:val="0"/>
@@ -9252,14 +9252,14 @@
         <w:rPr>
           <w:rFonts w:ascii="Arial Narrow" w:eastAsia="Calibri" w:hAnsi="Arial Narrow" w:cs="Arial"/>
           <w:kern w:val="0"/>
-          <w14:ligatures w14:val="none"/>
+          <ns2:ligatures ns2:val="none"/>
         </w:rPr>
       </w:pPr>
       <w:r>
         <w:rPr>
           <w:rFonts w:ascii="Arial Narrow" w:eastAsia="Calibri" w:hAnsi="Arial Narrow" w:cs="Arial"/>
           <w:kern w:val="0"/>
-          <w14:ligatures w14:val="none"/>
+          <ns2:ligatures ns2:val="none"/>
         </w:rPr>
         <w:t xml:space="preserve">en caso califique como </w:t>
       </w:r>
@@ -9268,7 +9268,7 @@
         <w:rPr>
           <w:rFonts w:ascii="Arial Narrow" w:eastAsia="Calibri" w:hAnsi="Arial Narrow" w:cs="Arial"/>
           <w:kern w:val="0"/>
-          <w14:ligatures w14:val="none"/>
+          <ns2:ligatures ns2:val="none"/>
         </w:rPr>
         <w:t>micro empresa</w:t>
       </w:r>
@@ -9277,7 +9277,7 @@
         <w:rPr>
           <w:rFonts w:ascii="Arial Narrow" w:eastAsia="Calibri" w:hAnsi="Arial Narrow" w:cs="Arial"/>
           <w:kern w:val="0"/>
-          <w14:ligatures w14:val="none"/>
+          <ns2:ligatures ns2:val="none"/>
         </w:rPr>
         <w:t xml:space="preserve"> o pequeña empresa, presentar los documentos que acrediten su volumen de ventas o ingresos brutos percibidos el año anterior relativo a todas sus actividades </w:t>
       </w:r>
@@ -9285,7 +9285,7 @@
         <w:rPr>
           <w:rFonts w:ascii="Arial Narrow" w:eastAsia="Calibri" w:hAnsi="Arial Narrow" w:cs="Arial"/>
           <w:kern w:val="0"/>
-          <w14:ligatures w14:val="none"/>
+          <ns2:ligatures ns2:val="none"/>
         </w:rPr>
         <w:lastRenderedPageBreak/>
         <w:t>económicas y el número de trabajadores con el que cuenta</w:t>
@@ -9296,7 +9296,7 @@
           <w:rFonts w:ascii="Arial Narrow" w:eastAsia="Calibri" w:hAnsi="Arial Narrow" w:cs="Arial"/>
           <w:kern w:val="0"/>
           <w:vertAlign w:val="superscript"/>
-          <w14:ligatures w14:val="none"/>
+          <ns2:ligatures ns2:val="none"/>
         </w:rPr>
         <w:footnoteReference w:id="29"/>
       </w:r>
@@ -9304,7 +9304,7 @@
         <w:rPr>
           <w:rFonts w:ascii="Arial Narrow" w:eastAsia="Calibri" w:hAnsi="Arial Narrow" w:cs="Arial"/>
           <w:kern w:val="0"/>
-          <w14:ligatures w14:val="none"/>
+          <ns2:ligatures ns2:val="none"/>
         </w:rPr>
         <w:t>. Ello, a fin de que la Comisión pueda meritar dicha documentación, conforme lo establece el artículo 110</w:t>
       </w:r>
@@ -9314,7 +9314,7 @@
           <w:color w:val="000000"/>
           <w:kern w:val="0"/>
           <w:lang w:eastAsia="es-PE"/>
-          <w14:ligatures w14:val="none"/>
+          <ns2:ligatures ns2:val="none"/>
         </w:rPr>
         <w:t/>
       </w:r>
@@ -9322,7 +9322,7 @@
         <w:rPr>
           <w:rFonts w:ascii="Arial Narrow" w:eastAsia="Calibri" w:hAnsi="Arial Narrow" w:cs="Arial"/>
           <w:kern w:val="0"/>
-          <w14:ligatures w14:val="none"/>
+          <ns2:ligatures ns2:val="none"/>
         </w:rPr>
         <w:t xml:space="preserve"> del </w:t>
       </w:r>
@@ -9331,7 +9331,7 @@
           <w:rFonts w:ascii="Arial Narrow" w:eastAsia="Calibri" w:hAnsi="Arial Narrow" w:cs="Arial"/>
           <w:spacing w:val="-2"/>
           <w:kern w:val="0"/>
-          <w14:ligatures w14:val="none"/>
+          <ns2:ligatures ns2:val="none"/>
         </w:rPr>
         <w:t>Código</w:t>
       </w:r>
@@ -9342,7 +9342,7 @@
           <w:spacing w:val="-2"/>
           <w:kern w:val="0"/>
           <w:vertAlign w:val="superscript"/>
-          <w14:ligatures w14:val="none"/>
+          <ns2:ligatures ns2:val="none"/>
         </w:rPr>
         <w:footnoteReference w:id="30"/>
       </w:r>
@@ -9351,12 +9351,12 @@
           <w:rFonts w:ascii="Arial Narrow" w:eastAsia="Calibri" w:hAnsi="Arial Narrow" w:cs="Arial"/>
           <w:spacing w:val="-2"/>
           <w:kern w:val="0"/>
-          <w14:ligatures w14:val="none"/>
+          <ns2:ligatures ns2:val="none"/>
         </w:rPr>
         <w:t>.</w:t>
       </w:r>
     </w:p>
-    <w:p>
+    <w:p ns2:paraId="1B2AA0D1" ns2:textId="77777777">
       <w:pPr>
         <w:spacing w:after="0" w:line="240" w:lineRule="auto"/>
         <w:ind w:left="567"/>
@@ -9366,171 +9366,539 @@
           <w:color w:val="000000"/>
           <w:kern w:val="0"/>
           <w:lang w:eastAsia="es-PE"/>
-          <w14:ligatures w14:val="none"/>
-        </w:rPr>
-      </w:pPr>
-    </w:p>
-    <w:p>
-      <w:pPr>
-        <w:spacing w:after="0" w:line="240" w:lineRule="auto"/>
-        <w:jc w:val="both"/>
-        <w:rPr>
-          <w:rFonts w:ascii="Arial Narrow" w:eastAsia="Arial Narrow" w:hAnsi="Arial Narrow" w:cs="Arial Narrow"/>
-          <w:color w:val="000000"/>
-          <w:kern w:val="0"/>
-          <w:lang w:eastAsia="es-PE"/>
-          <w14:ligatures w14:val="none"/>
-        </w:rPr>
-      </w:pPr>
-      <w:r>
-        <w:rPr>
-          <w:rFonts w:ascii="Arial Narrow" w:eastAsia="Arial Narrow" w:hAnsi="Arial Narrow" w:cs="Arial Narrow"/>
-          <w:b/>
-          <w:color w:val="000000"/>
-          <w:kern w:val="0"/>
-          <w:lang w:eastAsia="es-PE"/>
-          <w14:ligatures w14:val="none"/>
-        </w:rPr>
-        <w:t>QUINTO</w:t>
-      </w:r>
-      <w:r>
-        <w:rPr>
-          <w:rFonts w:ascii="Arial Narrow" w:eastAsia="Arial Narrow" w:hAnsi="Arial Narrow" w:cs="Arial Narrow"/>
-          <w:b/>
-          <w:color w:val="000000"/>
-          <w:kern w:val="0"/>
-          <w:lang w:eastAsia="es-PE"/>
-          <w14:ligatures w14:val="none"/>
+          <ns2:ligatures ns2:val="none"/>
+        </w:rPr>
+      </w:pPr>
+    </w:p>
+    <w:p>
+      <w:pPr>
+        <w:spacing w:after="0" w:line="240" w:lineRule="auto"/>
+        <w:jc w:val="both"/>
+        <w:rPr>
+          <w:rFonts w:ascii="Arial Narrow" w:eastAsia="Arial Narrow" w:hAnsi="Arial Narrow" w:cs="Arial Narrow"/>
+          <w:color w:val="000000"/>
+          <w:kern w:val="0"/>
+          <w:lang w:eastAsia="es-PE"/>
+          <ns2:ligatures ns2:val="none"/>
+        </w:rPr>
+      </w:pPr>
+      <w:r>
+        <w:rPr>
+          <w:rFonts w:ascii="Arial Narrow" w:hAnsi="Arial Narrow" w:cs="Arial Narrow"/>
+          <w:b w:val="1"/>
+          <w:bCs w:val="1"/>
+          <w:sz w:val="20"/>
+          <w:szCs w:val="20"/>
+        </w:rPr>
+        <w:t xml:space="preserve">QUINTO: </w:t>
+      </w:r>
+      <w:r>
+        <w:rPr>
+          <w:rFonts w:ascii="Arial Narrow" w:hAnsi="Arial Narrow" w:cs="Arial Narrow"/>
+          <w:sz w:val="20"/>
+          <w:szCs w:val="20"/>
+        </w:rPr>
+        <w:t xml:space="preserve">correr traslado de la presente resolución a Banco BBVA Perú S.A. y a Rímac Seguros y Reaseguros S.A para que, de conformidad con lo dispuesto por el artículo 26° de la Ley sobre Facultades, Normas y Organización del Indecopi, aprobado por Decreto Legislativo N° 8079, presente sus descargos sobre la imputación de cargos realizada en un plazo no mayor a cinco (5) días hábiles contado a partir del día siguiente de la notificación de la presente resolución, vencido el cual, el Secretario Técnico declarará en rebeldía a los denunciados que no lo hubieran presentado. Debe precisarse que de conformidad con lo establecido por el artículo 223° del Texto Único Ordenado de la Ley N° 27444, Ley del Procedimiento Administrativo General, las alegaciones y los hechos relevantes de la reclamación, salvo que hayan sido específicamente negadas en la contestación, se tendrán por aceptadas o meritadas como ciertas.</w:t>
+      </w:r>
+    </w:p>
+    <w:p ns2:paraId="2F1C55D7" ns2:textId="77777777">
+      <w:pPr>
+        <w:spacing w:after="0" w:line="240" w:lineRule="auto"/>
+        <w:jc w:val="both"/>
+        <w:rPr>
+          <w:rFonts w:ascii="Arial Narrow" w:eastAsia="Arial Narrow" w:hAnsi="Arial Narrow" w:cs="Arial Narrow"/>
+          <w:color w:val="000000"/>
+          <w:kern w:val="0"/>
+          <w:lang w:eastAsia="es-PE"/>
+          <ns2:ligatures ns2:val="none"/>
+        </w:rPr>
+      </w:pPr>
+    </w:p>
+    <w:p ns2:paraId="6D15F6EA" ns2:textId="58E9E9D9">
+      <w:pPr>
+        <w:spacing w:after="0" w:line="240" w:lineRule="auto"/>
+        <w:jc w:val="both"/>
+        <w:rPr>
+          <w:rFonts w:ascii="Arial Narrow" w:eastAsia="Times New Roman" w:hAnsi="Arial Narrow" w:cs="Arial"/>
+          <w:color w:val="000000"/>
+          <w:kern w:val="0"/>
+          <w:lang w:val="es-ES" w:eastAsia="es-ES"/>
+          <ns2:ligatures ns2:val="none"/>
+        </w:rPr>
+      </w:pPr>
+      <w:r>
+        <w:rPr>
+          <w:rFonts w:ascii="Arial Narrow" w:eastAsia="Arial Narrow" w:hAnsi="Arial Narrow" w:cs="Arial Narrow"/>
+          <w:b/>
+          <w:color w:val="000000"/>
+          <w:kern w:val="0"/>
+          <w:lang w:eastAsia="es-PE"/>
+          <ns2:ligatures ns2:val="none"/>
+        </w:rPr>
+        <w:t>SEXTO</w:t>
+      </w:r>
+      <w:r>
+        <w:rPr>
+          <w:rFonts w:ascii="Arial Narrow" w:eastAsia="Arial Narrow" w:hAnsi="Arial Narrow" w:cs="Arial Narrow"/>
+          <w:b/>
+          <w:color w:val="000000"/>
+          <w:kern w:val="0"/>
+          <w:lang w:eastAsia="es-PE"/>
+          <ns2:ligatures ns2:val="none"/>
         </w:rPr>
         <w:t xml:space="preserve">: </w:t>
       </w:r>
-      <w:r>
-        <w:rPr>
-          <w:rFonts w:ascii="Arial Narrow" w:eastAsia="Arial Narrow" w:hAnsi="Arial Narrow" w:cs="Arial Narrow"/>
-          <w:color w:val="000000"/>
-          <w:kern w:val="0"/>
-          <w:lang w:eastAsia="es-PE"/>
-          <w14:ligatures w14:val="none"/>
-        </w:rPr>
-        <w:t xml:space="preserve">correr traslado de la denuncia interpuesta </w:t>
-      </w:r>
+      <w:bookmarkStart w:id="19" w:name="_Hlk188286813"/>
       <w:r>
         <w:rPr>
           <w:rFonts w:ascii="Arial Narrow" w:eastAsia="Times New Roman" w:hAnsi="Arial Narrow" w:cs="Arial"/>
           <w:color w:val="000000"/>
           <w:kern w:val="0"/>
+          <w:lang w:eastAsia="es-ES"/>
+          <ns2:ligatures ns2:val="none"/>
+        </w:rPr>
+        <w:t xml:space="preserve">requerir </w:t>
+      </w:r>
+      <w:r>
+        <w:rPr>
+          <w:rFonts w:ascii="Arial Narrow" w:eastAsia="Times New Roman" w:hAnsi="Arial Narrow" w:cs="Arial"/>
+          <w:color w:val="000000"/>
+          <w:kern w:val="0"/>
           <w:lang w:val="es-ES" w:eastAsia="es-ES"/>
-          <w14:ligatures w14:val="none"/>
-        </w:rPr>
-        <w:t xml:space="preserve">el </w:t>
+          <ns2:ligatures ns2:val="none"/>
+        </w:rPr>
+        <w:t xml:space="preserve">que, en un </w:t>
       </w:r>
       <w:r>
         <w:rPr>
           <w:rFonts w:ascii="Arial Narrow" w:eastAsia="Times New Roman" w:hAnsi="Arial Narrow" w:cs="Arial"/>
           <w:color w:val="000000"/>
           <w:kern w:val="0"/>
+          <w:lang w:eastAsia="es-ES"/>
+          <ns2:ligatures ns2:val="none"/>
+        </w:rPr>
+        <w:t>plazo no mayor de cinco (5) días hábiles contado a partir del día siguiente de la notificación de la presente resolución</w:t>
+      </w:r>
+      <w:bookmarkEnd w:id="19"/>
+      <w:r>
+        <w:rPr>
+          <w:rFonts w:ascii="Arial Narrow" w:eastAsia="Times New Roman" w:hAnsi="Arial Narrow" w:cs="Arial"/>
+          <w:color w:val="000000"/>
+          <w:kern w:val="0"/>
+          <w:lang w:eastAsia="es-ES"/>
+          <ns2:ligatures ns2:val="none"/>
+        </w:rPr>
+        <w:t xml:space="preserve">, </w:t>
+      </w:r>
+      <w:bookmarkStart w:id="20" w:name="_Hlk188286828"/>
+      <w:r>
+        <w:rPr>
+          <w:rFonts w:ascii="Arial Narrow" w:eastAsia="Arial Narrow" w:hAnsi="Arial Narrow" w:cs="Arial Narrow"/>
+          <w:bCs/>
+        </w:rPr>
+        <w:t>Banco BBVA Perú S.A.</w:t>
+      </w:r>
+      <w:r>
+        <w:rPr>
+          <w:rFonts w:ascii="Arial Narrow" w:eastAsia="Times New Roman" w:hAnsi="Arial Narrow" w:cs="Arial"/>
+          <w:color w:val="000000"/>
+          <w:kern w:val="0"/>
+          <w:lang w:eastAsia="es-ES"/>
+          <ns2:ligatures ns2:val="none"/>
+        </w:rPr>
+        <w:t xml:space="preserve">, </w:t>
+      </w:r>
+      <w:bookmarkEnd w:id="20"/>
+      <w:r>
+        <w:rPr>
+          <w:rFonts w:ascii="Arial Narrow" w:eastAsia="Times New Roman" w:hAnsi="Arial Narrow" w:cs="Arial"/>
+          <w:color w:val="000000"/>
+          <w:kern w:val="0"/>
           <w:lang w:val="es-ES" w:eastAsia="es-ES"/>
-          <w14:ligatures w14:val="none"/>
-        </w:rPr>
-        <w:t>24 de setiembre del 2025</w:t>
-      </w:r>
+          <ns2:ligatures ns2:val="none"/>
+        </w:rPr>
+        <w:t>cumpla</w:t>
+      </w:r>
+      <w:r>
+        <w:rPr>
+          <w:rFonts w:ascii="Arial Narrow" w:eastAsia="Times New Roman" w:hAnsi="Arial Narrow" w:cs="Arial"/>
+          <w:color w:val="000000"/>
+          <w:kern w:val="0"/>
+          <w:lang w:val="es-ES" w:eastAsia="es-ES"/>
+          <ns2:ligatures ns2:val="none"/>
+        </w:rPr>
+        <w:t xml:space="preserve"> con: </w:t>
+      </w:r>
+      <w:r>
+        <w:rPr>
+          <w:rFonts w:ascii="Arial Narrow" w:eastAsia="Times New Roman" w:hAnsi="Arial Narrow" w:cs="Arial"/>
+          <w:color w:val="000000"/>
+          <w:kern w:val="0"/>
+          <w:lang w:val="es-ES" w:eastAsia="es-ES"/>
+          <ns2:ligatures ns2:val="none"/>
+        </w:rPr>
+        <w:t>(i) presentar una copia debidamente suscrita de la Póliza Todo Riesgo Negocio Seguro 1338-505693 materia de denuncia, así como el cargo de remisión de la póliza; (</w:t>
+      </w:r>
+      <w:proofErr w:type="spellStart"/>
+      <w:r>
+        <w:rPr>
+          <w:rFonts w:ascii="Arial Narrow" w:eastAsia="Times New Roman" w:hAnsi="Arial Narrow" w:cs="Arial"/>
+          <w:color w:val="000000"/>
+          <w:kern w:val="0"/>
+          <w:lang w:val="es-ES" w:eastAsia="es-ES"/>
+          <ns2:ligatures ns2:val="none"/>
+        </w:rPr>
+        <w:t>ii</w:t>
+      </w:r>
+      <w:proofErr w:type="spellEnd"/>
+      <w:r>
+        <w:rPr>
+          <w:rFonts w:ascii="Arial Narrow" w:eastAsia="Times New Roman" w:hAnsi="Arial Narrow" w:cs="Arial"/>
+          <w:color w:val="000000"/>
+          <w:kern w:val="0"/>
+          <w:lang w:val="es-ES" w:eastAsia="es-ES"/>
+          <ns2:ligatures ns2:val="none"/>
+        </w:rPr>
+        <w:t>) presentar una copia debidamente suscrita del Seguro para Inmuebles - Póliza 0011-0137-40-0****145 materia de denuncia, así como el cargo de remisión de la póliza; (</w:t>
+      </w:r>
+      <w:proofErr w:type="spellStart"/>
+      <w:r>
+        <w:rPr>
+          <w:rFonts w:ascii="Arial Narrow" w:eastAsia="Times New Roman" w:hAnsi="Arial Narrow" w:cs="Arial"/>
+          <w:color w:val="000000"/>
+          <w:kern w:val="0"/>
+          <w:lang w:val="es-ES" w:eastAsia="es-ES"/>
+          <ns2:ligatures ns2:val="none"/>
+        </w:rPr>
+        <w:t>iii</w:t>
+      </w:r>
+      <w:proofErr w:type="spellEnd"/>
+      <w:r>
+        <w:rPr>
+          <w:rFonts w:ascii="Arial Narrow" w:eastAsia="Times New Roman" w:hAnsi="Arial Narrow" w:cs="Arial"/>
+          <w:color w:val="000000"/>
+          <w:kern w:val="0"/>
+          <w:lang w:val="es-ES" w:eastAsia="es-ES"/>
+          <ns2:ligatures ns2:val="none"/>
+        </w:rPr>
+        <w:t>) presentar una copia debidamente suscrita del Seguro para Inmuebles - Póliza 0011-0137-40-0****823materia de denuncia, así como el cargo de remisión de la póliza; y, (</w:t>
+      </w:r>
+      <w:proofErr w:type="spellStart"/>
+      <w:r>
+        <w:rPr>
+          <w:rFonts w:ascii="Arial Narrow" w:eastAsia="Times New Roman" w:hAnsi="Arial Narrow" w:cs="Arial"/>
+          <w:color w:val="000000"/>
+          <w:kern w:val="0"/>
+          <w:lang w:val="es-ES" w:eastAsia="es-ES"/>
+          <ns2:ligatures ns2:val="none"/>
+        </w:rPr>
+        <w:t>iv</w:t>
+      </w:r>
+      <w:proofErr w:type="spellEnd"/>
+      <w:r>
+        <w:rPr>
+          <w:rFonts w:ascii="Arial Narrow" w:eastAsia="Times New Roman" w:hAnsi="Arial Narrow" w:cs="Arial"/>
+          <w:color w:val="000000"/>
+          <w:kern w:val="0"/>
+          <w:lang w:val="es-ES" w:eastAsia="es-ES"/>
+          <ns2:ligatures ns2:val="none"/>
+        </w:rPr>
+        <w:t>) presentar todas las comunicaciones cursadas con la parte denunciante en virtud de los hechos materia de denuncia</w:t>
+      </w:r>
+      <w:r>
+        <w:rPr>
+          <w:rFonts w:ascii="Arial Narrow" w:eastAsia="Times New Roman" w:hAnsi="Arial Narrow" w:cs="Arial"/>
+          <w:color w:val="000000"/>
+          <w:kern w:val="0"/>
+          <w:lang w:val="es-ES" w:eastAsia="es-ES"/>
+          <ns2:ligatures ns2:val="none"/>
+        </w:rPr>
+        <w:t>.</w:t>
+      </w:r>
+    </w:p>
+    <w:p ns2:paraId="7EAE58BA" ns2:textId="77777777">
+      <w:pPr>
+        <w:spacing w:after="0" w:line="240" w:lineRule="auto"/>
+        <w:jc w:val="both"/>
+        <w:rPr>
+          <w:rFonts w:ascii="Arial Narrow" w:eastAsia="Times New Roman" w:hAnsi="Arial Narrow" w:cs="Arial"/>
+          <w:color w:val="000000"/>
+          <w:kern w:val="0"/>
+          <w:lang w:val="es-ES" w:eastAsia="es-ES"/>
+          <ns2:ligatures ns2:val="none"/>
+        </w:rPr>
+      </w:pPr>
+    </w:p>
+    <w:p ns2:paraId="018EE32A" ns2:textId="0D4E5A27">
+      <w:pPr>
+        <w:spacing w:after="0" w:line="240" w:lineRule="auto"/>
+        <w:jc w:val="both"/>
+        <w:rPr>
+          <w:rFonts w:ascii="Arial Narrow" w:eastAsia="Times New Roman" w:hAnsi="Arial Narrow" w:cs="Arial"/>
+          <w:color w:val="000000"/>
+          <w:kern w:val="0"/>
+          <w:lang w:val="es-ES" w:eastAsia="es-ES"/>
+          <ns2:ligatures ns2:val="none"/>
+        </w:rPr>
+      </w:pPr>
+      <w:r>
+        <w:rPr>
+          <w:rFonts w:ascii="Arial Narrow" w:eastAsia="Arial Narrow" w:hAnsi="Arial Narrow" w:cs="Arial Narrow"/>
+          <w:b/>
+          <w:color w:val="000000"/>
+          <w:kern w:val="0"/>
+          <w:lang w:eastAsia="es-PE"/>
+          <ns2:ligatures ns2:val="none"/>
+        </w:rPr>
+        <w:t>SÉTIMO</w:t>
+      </w:r>
+      <w:r>
+        <w:rPr>
+          <w:rFonts w:ascii="Arial Narrow" w:eastAsia="Arial Narrow" w:hAnsi="Arial Narrow" w:cs="Arial Narrow"/>
+          <w:b/>
+          <w:color w:val="000000"/>
+          <w:kern w:val="0"/>
+          <w:lang w:eastAsia="es-PE"/>
+          <ns2:ligatures ns2:val="none"/>
+        </w:rPr>
+        <w:t xml:space="preserve">: </w:t>
+      </w:r>
+      <w:r>
+        <w:rPr>
+          <w:rFonts w:ascii="Arial Narrow" w:eastAsia="Times New Roman" w:hAnsi="Arial Narrow" w:cs="Arial"/>
+          <w:color w:val="000000"/>
+          <w:kern w:val="0"/>
+          <w:lang w:eastAsia="es-ES"/>
+          <ns2:ligatures ns2:val="none"/>
+        </w:rPr>
+        <w:t xml:space="preserve">requerir </w:t>
+      </w:r>
+      <w:r>
+        <w:rPr>
+          <w:rFonts w:ascii="Arial Narrow" w:eastAsia="Times New Roman" w:hAnsi="Arial Narrow" w:cs="Arial"/>
+          <w:color w:val="000000"/>
+          <w:kern w:val="0"/>
+          <w:lang w:val="es-ES" w:eastAsia="es-ES"/>
+          <ns2:ligatures ns2:val="none"/>
+        </w:rPr>
+        <w:t xml:space="preserve">que, en un </w:t>
+      </w:r>
+      <w:r>
+        <w:rPr>
+          <w:rFonts w:ascii="Arial Narrow" w:eastAsia="Times New Roman" w:hAnsi="Arial Narrow" w:cs="Arial"/>
+          <w:color w:val="000000"/>
+          <w:kern w:val="0"/>
+          <w:lang w:eastAsia="es-ES"/>
+          <ns2:ligatures ns2:val="none"/>
+        </w:rPr>
+        <w:t xml:space="preserve">plazo no mayor de cinco (5) días hábiles contado a partir del día siguiente de la notificación de la presente resolución, </w:t>
+      </w:r>
+      <w:r>
+        <w:rPr>
+          <w:rFonts w:ascii="Arial Narrow" w:eastAsia="Times New Roman" w:hAnsi="Arial Narrow" w:cs="Times New Roman"/>
+          <w:color w:val="000000"/>
+          <w:kern w:val="0"/>
+          <w:shd w:val="clear" w:color="auto" w:fill="FFFFFF"/>
+          <w:lang w:eastAsia="es-PE"/>
+          <ns2:ligatures ns2:val="none"/>
+        </w:rPr>
+        <w:t>Rímac Seguros y Reaseguros S.A</w:t>
+      </w:r>
+      <w:r>
+        <w:rPr>
+          <w:rFonts w:ascii="Arial Narrow" w:eastAsia="Times New Roman" w:hAnsi="Arial Narrow" w:cs="Times New Roman"/>
+          <w:color w:val="000000"/>
+          <w:kern w:val="0"/>
+          <w:shd w:val="clear" w:color="auto" w:fill="FFFFFF"/>
+          <w:lang w:eastAsia="es-PE"/>
+          <ns2:ligatures ns2:val="none"/>
+        </w:rPr>
+        <w:t>.</w:t>
+      </w:r>
+      <w:r>
+        <w:rPr>
+          <w:rFonts w:ascii="Arial Narrow" w:eastAsia="Times New Roman" w:hAnsi="Arial Narrow" w:cs="Arial"/>
+          <w:color w:val="000000"/>
+          <w:kern w:val="0"/>
+          <w:lang w:eastAsia="es-ES"/>
+          <ns2:ligatures ns2:val="none"/>
+        </w:rPr>
+        <w:t xml:space="preserve">, </w:t>
+      </w:r>
+      <w:r>
+        <w:rPr>
+          <w:rFonts w:ascii="Arial Narrow" w:eastAsia="Times New Roman" w:hAnsi="Arial Narrow" w:cs="Arial"/>
+          <w:color w:val="000000"/>
+          <w:kern w:val="0"/>
+          <w:lang w:val="es-ES" w:eastAsia="es-ES"/>
+          <ns2:ligatures ns2:val="none"/>
+        </w:rPr>
+        <w:t>c</w:t>
+      </w:r>
+      <w:r>
+        <w:rPr>
+          <w:rFonts w:ascii="Arial Narrow" w:eastAsia="Times New Roman" w:hAnsi="Arial Narrow" w:cs="Arial"/>
+          <w:color w:val="000000"/>
+          <w:kern w:val="0"/>
+          <w:lang w:val="es-ES" w:eastAsia="es-ES"/>
+          <ns2:ligatures ns2:val="none"/>
+        </w:rPr>
+        <w:t xml:space="preserve">umpla con: </w:t>
+      </w:r>
+      <w:r>
+        <w:rPr>
+          <w:rFonts w:ascii="Arial Narrow" w:eastAsia="Times New Roman" w:hAnsi="Arial Narrow" w:cs="Arial"/>
+          <w:color w:val="000000"/>
+          <w:kern w:val="0"/>
+          <w:lang w:val="es-ES" w:eastAsia="es-ES"/>
+          <ns2:ligatures ns2:val="none"/>
+        </w:rPr>
+        <w:t>(i) presentar una copia debidamente suscrita de la Póliza Todo Riesgo Negocio Seguro 1338-505693 materia de denuncia, así como el cargo de remisión de la póliza; (</w:t>
+      </w:r>
+      <w:proofErr w:type="spellStart"/>
+      <w:r>
+        <w:rPr>
+          <w:rFonts w:ascii="Arial Narrow" w:eastAsia="Times New Roman" w:hAnsi="Arial Narrow" w:cs="Arial"/>
+          <w:color w:val="000000"/>
+          <w:kern w:val="0"/>
+          <w:lang w:val="es-ES" w:eastAsia="es-ES"/>
+          <ns2:ligatures ns2:val="none"/>
+        </w:rPr>
+        <w:t>ii</w:t>
+      </w:r>
+      <w:proofErr w:type="spellEnd"/>
+      <w:r>
+        <w:rPr>
+          <w:rFonts w:ascii="Arial Narrow" w:eastAsia="Times New Roman" w:hAnsi="Arial Narrow" w:cs="Arial"/>
+          <w:color w:val="000000"/>
+          <w:kern w:val="0"/>
+          <w:lang w:val="es-ES" w:eastAsia="es-ES"/>
+          <ns2:ligatures ns2:val="none"/>
+        </w:rPr>
+        <w:t>) presentar una copia debidamente suscrita del Seguro para Inmuebles - Póliza 0011-0137-40-0****145 materia de denuncia, así como el cargo de remisión de la póliza; (</w:t>
+      </w:r>
+      <w:proofErr w:type="spellStart"/>
+      <w:r>
+        <w:rPr>
+          <w:rFonts w:ascii="Arial Narrow" w:eastAsia="Times New Roman" w:hAnsi="Arial Narrow" w:cs="Arial"/>
+          <w:color w:val="000000"/>
+          <w:kern w:val="0"/>
+          <w:lang w:val="es-ES" w:eastAsia="es-ES"/>
+          <ns2:ligatures ns2:val="none"/>
+        </w:rPr>
+        <w:t>iii</w:t>
+      </w:r>
+      <w:proofErr w:type="spellEnd"/>
+      <w:r>
+        <w:rPr>
+          <w:rFonts w:ascii="Arial Narrow" w:eastAsia="Times New Roman" w:hAnsi="Arial Narrow" w:cs="Arial"/>
+          <w:color w:val="000000"/>
+          <w:kern w:val="0"/>
+          <w:lang w:val="es-ES" w:eastAsia="es-ES"/>
+          <ns2:ligatures ns2:val="none"/>
+        </w:rPr>
+        <w:t>) presentar una copia debidamente suscrita del Seguro para Inmuebles - Póliza 0011-0137-40-0****823materia de denuncia, así como el cargo de remisión de la póliza; y, (</w:t>
+      </w:r>
+      <w:proofErr w:type="spellStart"/>
+      <w:r>
+        <w:rPr>
+          <w:rFonts w:ascii="Arial Narrow" w:eastAsia="Times New Roman" w:hAnsi="Arial Narrow" w:cs="Arial"/>
+          <w:color w:val="000000"/>
+          <w:kern w:val="0"/>
+          <w:lang w:val="es-ES" w:eastAsia="es-ES"/>
+          <ns2:ligatures ns2:val="none"/>
+        </w:rPr>
+        <w:t>iv</w:t>
+      </w:r>
+      <w:proofErr w:type="spellEnd"/>
+      <w:r>
+        <w:rPr>
+          <w:rFonts w:ascii="Arial Narrow" w:eastAsia="Times New Roman" w:hAnsi="Arial Narrow" w:cs="Arial"/>
+          <w:color w:val="000000"/>
+          <w:kern w:val="0"/>
+          <w:lang w:val="es-ES" w:eastAsia="es-ES"/>
+          <ns2:ligatures ns2:val="none"/>
+        </w:rPr>
+        <w:t>) presentar todas las comunicaciones cursadas con la parte denunciante en virtud de los hechos materia de denuncia</w:t>
+      </w:r>
+      <w:r>
+        <w:rPr>
+          <w:rFonts w:ascii="Arial Narrow" w:eastAsia="Times New Roman" w:hAnsi="Arial Narrow" w:cs="Arial"/>
+          <w:color w:val="000000"/>
+          <w:kern w:val="0"/>
+          <w:lang w:val="es-ES" w:eastAsia="es-ES"/>
+          <ns2:ligatures ns2:val="none"/>
+        </w:rPr>
+        <w:t>.</w:t>
+      </w:r>
+    </w:p>
+    <w:p ns2:paraId="61AD8504" ns2:textId="77777777">
+      <w:pPr>
+        <w:spacing w:after="0" w:line="240" w:lineRule="auto"/>
+        <w:jc w:val="both"/>
+        <w:rPr>
+          <w:rFonts w:ascii="Arial Narrow" w:eastAsia="Arial Narrow" w:hAnsi="Arial Narrow" w:cs="Arial Narrow"/>
+          <w:b/>
+          <w:color w:val="000000"/>
+          <w:kern w:val="0"/>
+          <w:lang w:val="es-ES" w:eastAsia="es-PE"/>
+          <ns2:ligatures ns2:val="none"/>
+        </w:rPr>
+      </w:pPr>
+    </w:p>
+    <w:p ns2:paraId="58D4E496" ns2:textId="660C04FA">
+      <w:pPr>
+        <w:spacing w:after="0" w:line="240" w:lineRule="auto"/>
+        <w:jc w:val="both"/>
+        <w:rPr>
+          <w:rFonts w:ascii="Arial Narrow" w:eastAsia="Arial Narrow" w:hAnsi="Arial Narrow" w:cs="Arial Narrow"/>
+          <w:color w:val="000000"/>
+          <w:kern w:val="0"/>
+          <w:lang w:eastAsia="es-PE"/>
+          <ns2:ligatures ns2:val="none"/>
+        </w:rPr>
+      </w:pPr>
       <w:r>
         <w:rPr>
           <w:rFonts w:ascii="Arial Narrow" w:eastAsia="Calibri" w:hAnsi="Arial Narrow" w:cs="Arial"/>
-          <w:kern w:val="0"/>
-          <w14:ligatures w14:val="none"/>
-        </w:rPr>
-        <w:t xml:space="preserve">, </w:t>
-      </w:r>
-      <w:r>
-        <w:rPr>
-          <w:rFonts w:ascii="Arial Narrow" w:eastAsia="Arial Narrow" w:hAnsi="Arial Narrow" w:cs="Arial Narrow"/>
-          <w:color w:val="000000"/>
-          <w:kern w:val="0"/>
-          <w:lang w:eastAsia="es-PE"/>
-          <w14:ligatures w14:val="none"/>
-        </w:rPr>
-        <w:t>a</w:t>
-      </w:r>
-      <w:r>
-        <w:rPr>
-          <w:rFonts w:ascii="Arial Narrow" w:eastAsia="Arial Narrow" w:hAnsi="Arial Narrow" w:cs="Arial Narrow"/>
-          <w:color w:val="000000"/>
-          <w:kern w:val="0"/>
-          <w:lang w:eastAsia="es-PE"/>
-          <w14:ligatures w14:val="none"/>
-        </w:rPr>
-        <w:t>l</w:t>
-      </w:r>
-      <w:r>
-        <w:rPr>
-          <w:rFonts w:ascii="Arial Narrow" w:eastAsia="Times New Roman" w:hAnsi="Arial Narrow" w:cs="Times New Roman"/>
-          <w:color w:val="000000"/>
-          <w:kern w:val="0"/>
-          <w:shd w:val="clear" w:color="auto" w:fill="FFFFFF"/>
-          <w:lang w:eastAsia="es-PE"/>
-          <w14:ligatures w14:val="none"/>
+          <w:b/>
+          <w:bCs/>
+          <w:kern w:val="0"/>
+          <ns2:ligatures ns2:val="none"/>
+        </w:rPr>
+        <w:t>OCTAVO</w:t>
+      </w:r>
+      <w:r>
+        <w:rPr>
+          <w:rFonts w:ascii="Arial Narrow" w:eastAsia="Arial Narrow" w:hAnsi="Arial Narrow" w:cs="Arial Narrow"/>
+          <w:b/>
+          <w:color w:val="000000"/>
+          <w:kern w:val="0"/>
+          <w:lang w:eastAsia="es-PE"/>
+          <ns2:ligatures ns2:val="none"/>
+        </w:rPr>
+        <w:t>:</w:t>
+      </w:r>
+      <w:r>
+        <w:rPr>
+          <w:rFonts w:ascii="Arial Narrow" w:eastAsia="Arial Narrow" w:hAnsi="Arial Narrow" w:cs="Arial Narrow"/>
+          <w:color w:val="000000"/>
+          <w:kern w:val="0"/>
+          <w:lang w:eastAsia="es-PE"/>
+          <ns2:ligatures ns2:val="none"/>
         </w:rPr>
         <w:t xml:space="preserve"> </w:t>
       </w:r>
-      <w:r>
-        <w:rPr>
-          <w:rFonts w:ascii="Arial Narrow" w:eastAsia="Arial Narrow" w:hAnsi="Arial Narrow" w:cs="Arial Narrow"/>
-          <w:bCs/>
-        </w:rPr>
-        <w:t xml:space="preserve">Banco BBVA Perú S.A. </w:t>
-      </w:r>
-      <w:r>
-        <w:rPr>
-          <w:rFonts w:ascii="Arial Narrow" w:eastAsia="Arial Narrow" w:hAnsi="Arial Narrow" w:cs="Arial Narrow"/>
-          <w:bCs/>
-        </w:rPr>
-        <w:t>y</w:t>
-      </w:r>
-      <w:r>
-        <w:rPr>
-          <w:rFonts w:ascii="Arial Narrow" w:eastAsia="Arial Narrow" w:hAnsi="Arial Narrow" w:cs="Arial Narrow"/>
-          <w:bCs/>
-        </w:rPr>
-        <w:t xml:space="preserve"> a</w:t>
-      </w:r>
-      <w:r>
-        <w:rPr>
-          <w:rFonts w:ascii="Arial Narrow" w:eastAsia="Arial Narrow" w:hAnsi="Arial Narrow" w:cs="Arial Narrow"/>
-          <w:bCs/>
-        </w:rPr>
-        <w:t xml:space="preserve"> </w:t>
-      </w:r>
-      <w:r>
-        <w:rPr>
-          <w:rFonts w:ascii="Arial Narrow" w:eastAsia="Times New Roman" w:hAnsi="Arial Narrow" w:cs="Times New Roman"/>
-          <w:color w:val="000000"/>
-          <w:kern w:val="0"/>
-          <w:shd w:val="clear" w:color="auto" w:fill="FFFFFF"/>
-          <w:lang w:eastAsia="es-PE"/>
-          <w14:ligatures w14:val="none"/>
-        </w:rPr>
-        <w:t>Rímac Seguros y Reaseguros S.A.</w:t>
-      </w:r>
-      <w:r>
-        <w:rPr>
-          <w:rFonts w:ascii="Arial Narrow" w:eastAsia="Arial Narrow" w:hAnsi="Arial Narrow" w:cs="Arial Narrow"/>
-          <w:color w:val="000000"/>
-          <w:kern w:val="0"/>
-          <w:lang w:eastAsia="es-PE"/>
-          <w14:ligatures w14:val="none"/>
-        </w:rPr>
-        <w:t>, pa</w:t>
-      </w:r>
-      <w:r>
-        <w:rPr>
-          <w:rFonts w:ascii="Arial Narrow" w:eastAsia="Arial Narrow" w:hAnsi="Arial Narrow" w:cs="Arial Narrow"/>
-          <w:color w:val="000000"/>
-          <w:kern w:val="0"/>
-          <w:lang w:eastAsia="es-PE"/>
-          <w14:ligatures w14:val="none"/>
-        </w:rPr>
-        <w:t>ra que, de conformidad con lo dispuesto por el artículo 26</w:t>
+      <w:bookmarkStart w:id="21" w:name="_Hlk188286915"/>
+      <w:r>
+        <w:rPr>
+          <w:rFonts w:ascii="Arial Narrow" w:eastAsia="Arial Narrow" w:hAnsi="Arial Narrow" w:cs="Arial Narrow"/>
+          <w:color w:val="000000"/>
+          <w:kern w:val="0"/>
+          <w:lang w:eastAsia="es-PE"/>
+          <ns2:ligatures ns2:val="none"/>
+        </w:rPr>
+        <w:t>informar a las partes que el artículo 110</w:t>
       </w:r>
       <w:r>
         <w:rPr>
@@ -9538,7 +9906,7 @@
           <w:color w:val="000000"/>
           <w:kern w:val="0"/>
           <w:lang w:eastAsia="es-PE"/>
-          <w14:ligatures w14:val="none"/>
+          <ns2:ligatures ns2:val="none"/>
         </w:rPr>
         <w:t/>
       </w:r>
@@ -9548,547 +9916,7 @@
           <w:color w:val="000000"/>
           <w:kern w:val="0"/>
           <w:lang w:eastAsia="es-PE"/>
-          <w14:ligatures w14:val="none"/>
-        </w:rPr>
-        <w:t xml:space="preserve"> de la Ley sobre Facultades, Normas y Organización del Indecopi, aprobada por Decreto Legislativo 807, </w:t>
-      </w:r>
-      <w:r>
-        <w:rPr>
-          <w:rFonts w:ascii="Arial Narrow" w:eastAsia="Arial Narrow" w:hAnsi="Arial Narrow" w:cs="Arial Narrow"/>
-          <w:color w:val="000000"/>
-          <w:kern w:val="0"/>
-          <w:lang w:eastAsia="es-PE"/>
-          <w14:ligatures w14:val="none"/>
-        </w:rPr>
-        <w:t>presenten</w:t>
-      </w:r>
-      <w:r>
-        <w:rPr>
-          <w:rFonts w:ascii="Arial Narrow" w:eastAsia="Arial Narrow" w:hAnsi="Arial Narrow" w:cs="Arial Narrow"/>
-          <w:color w:val="000000"/>
-          <w:kern w:val="0"/>
-          <w:lang w:eastAsia="es-PE"/>
-          <w14:ligatures w14:val="none"/>
-        </w:rPr>
-        <w:t xml:space="preserve"> sus descargos en un plazo no mayor de cinco (5) días hábiles contados desde la notificación. </w:t>
-      </w:r>
-    </w:p>
-    <w:p>
-      <w:pPr>
-        <w:spacing w:after="0" w:line="240" w:lineRule="auto"/>
-        <w:jc w:val="both"/>
-        <w:rPr>
-          <w:rFonts w:ascii="Arial Narrow" w:eastAsia="Arial Narrow" w:hAnsi="Arial Narrow" w:cs="Arial Narrow"/>
-          <w:color w:val="000000"/>
-          <w:kern w:val="0"/>
-          <w:lang w:eastAsia="es-PE"/>
-          <w14:ligatures w14:val="none"/>
-        </w:rPr>
-      </w:pPr>
-    </w:p>
-    <w:p>
-      <w:pPr>
-        <w:spacing w:after="0" w:line="240" w:lineRule="auto"/>
-        <w:jc w:val="both"/>
-        <w:rPr>
-          <w:rFonts w:ascii="Arial Narrow" w:eastAsia="Times New Roman" w:hAnsi="Arial Narrow" w:cs="Arial"/>
-          <w:color w:val="000000"/>
-          <w:kern w:val="0"/>
-          <w:lang w:val="es-ES" w:eastAsia="es-ES"/>
-          <w14:ligatures w14:val="none"/>
-        </w:rPr>
-      </w:pPr>
-      <w:r>
-        <w:rPr>
-          <w:rFonts w:ascii="Arial Narrow" w:eastAsia="Arial Narrow" w:hAnsi="Arial Narrow" w:cs="Arial Narrow"/>
-          <w:b/>
-          <w:color w:val="000000"/>
-          <w:kern w:val="0"/>
-          <w:lang w:eastAsia="es-PE"/>
-          <w14:ligatures w14:val="none"/>
-        </w:rPr>
-        <w:t>SEXTO</w:t>
-      </w:r>
-      <w:r>
-        <w:rPr>
-          <w:rFonts w:ascii="Arial Narrow" w:eastAsia="Arial Narrow" w:hAnsi="Arial Narrow" w:cs="Arial Narrow"/>
-          <w:b/>
-          <w:color w:val="000000"/>
-          <w:kern w:val="0"/>
-          <w:lang w:eastAsia="es-PE"/>
-          <w14:ligatures w14:val="none"/>
-        </w:rPr>
-        <w:t xml:space="preserve">: </w:t>
-      </w:r>
-      <w:bookmarkStart w:id="19" w:name="_Hlk188286813"/>
-      <w:r>
-        <w:rPr>
-          <w:rFonts w:ascii="Arial Narrow" w:eastAsia="Times New Roman" w:hAnsi="Arial Narrow" w:cs="Arial"/>
-          <w:color w:val="000000"/>
-          <w:kern w:val="0"/>
-          <w:lang w:eastAsia="es-ES"/>
-          <w14:ligatures w14:val="none"/>
-        </w:rPr>
-        <w:t xml:space="preserve">requerir </w:t>
-      </w:r>
-      <w:r>
-        <w:rPr>
-          <w:rFonts w:ascii="Arial Narrow" w:eastAsia="Times New Roman" w:hAnsi="Arial Narrow" w:cs="Arial"/>
-          <w:color w:val="000000"/>
-          <w:kern w:val="0"/>
-          <w:lang w:val="es-ES" w:eastAsia="es-ES"/>
-          <w14:ligatures w14:val="none"/>
-        </w:rPr>
-        <w:t xml:space="preserve">que, en un </w:t>
-      </w:r>
-      <w:r>
-        <w:rPr>
-          <w:rFonts w:ascii="Arial Narrow" w:eastAsia="Times New Roman" w:hAnsi="Arial Narrow" w:cs="Arial"/>
-          <w:color w:val="000000"/>
-          <w:kern w:val="0"/>
-          <w:lang w:eastAsia="es-ES"/>
-          <w14:ligatures w14:val="none"/>
-        </w:rPr>
-        <w:t>plazo no mayor de cinco (5) días hábiles contado a partir del día siguiente de la notificación de la presente resolución</w:t>
-      </w:r>
-      <w:bookmarkEnd w:id="19"/>
-      <w:r>
-        <w:rPr>
-          <w:rFonts w:ascii="Arial Narrow" w:eastAsia="Times New Roman" w:hAnsi="Arial Narrow" w:cs="Arial"/>
-          <w:color w:val="000000"/>
-          <w:kern w:val="0"/>
-          <w:lang w:eastAsia="es-ES"/>
-          <w14:ligatures w14:val="none"/>
-        </w:rPr>
-        <w:t xml:space="preserve">, </w:t>
-      </w:r>
-      <w:bookmarkStart w:id="20" w:name="_Hlk188286828"/>
-      <w:r>
-        <w:rPr>
-          <w:rFonts w:ascii="Arial Narrow" w:eastAsia="Arial Narrow" w:hAnsi="Arial Narrow" w:cs="Arial Narrow"/>
-          <w:bCs/>
-        </w:rPr>
-        <w:t>Banco BBVA Perú S.A.</w:t>
-      </w:r>
-      <w:r>
-        <w:rPr>
-          <w:rFonts w:ascii="Arial Narrow" w:eastAsia="Times New Roman" w:hAnsi="Arial Narrow" w:cs="Arial"/>
-          <w:color w:val="000000"/>
-          <w:kern w:val="0"/>
-          <w:lang w:eastAsia="es-ES"/>
-          <w14:ligatures w14:val="none"/>
-        </w:rPr>
-        <w:t xml:space="preserve">, </w:t>
-      </w:r>
-      <w:bookmarkEnd w:id="20"/>
-      <w:r>
-        <w:rPr>
-          <w:rFonts w:ascii="Arial Narrow" w:eastAsia="Times New Roman" w:hAnsi="Arial Narrow" w:cs="Arial"/>
-          <w:color w:val="000000"/>
-          <w:kern w:val="0"/>
-          <w:lang w:val="es-ES" w:eastAsia="es-ES"/>
-          <w14:ligatures w14:val="none"/>
-        </w:rPr>
-        <w:t>cumpla</w:t>
-      </w:r>
-      <w:r>
-        <w:rPr>
-          <w:rFonts w:ascii="Arial Narrow" w:eastAsia="Times New Roman" w:hAnsi="Arial Narrow" w:cs="Arial"/>
-          <w:color w:val="000000"/>
-          <w:kern w:val="0"/>
-          <w:lang w:val="es-ES" w:eastAsia="es-ES"/>
-          <w14:ligatures w14:val="none"/>
-        </w:rPr>
-        <w:t xml:space="preserve"> con: </w:t>
-      </w:r>
-      <w:r>
-        <w:rPr>
-          <w:rFonts w:ascii="Arial Narrow" w:eastAsia="Times New Roman" w:hAnsi="Arial Narrow" w:cs="Arial"/>
-          <w:color w:val="000000"/>
-          <w:kern w:val="0"/>
-          <w:lang w:val="es-ES" w:eastAsia="es-ES"/>
-          <w14:ligatures w14:val="none"/>
-        </w:rPr>
-        <w:t>(i) presentar una copia debidamente suscrita de la Póliza Todo Riesgo Negocio Seguro 1338-505693 materia de denuncia, así como el cargo de remisión de la póliza; (</w:t>
-      </w:r>
-      <w:proofErr w:type="spellStart"/>
-      <w:r>
-        <w:rPr>
-          <w:rFonts w:ascii="Arial Narrow" w:eastAsia="Times New Roman" w:hAnsi="Arial Narrow" w:cs="Arial"/>
-          <w:color w:val="000000"/>
-          <w:kern w:val="0"/>
-          <w:lang w:val="es-ES" w:eastAsia="es-ES"/>
-          <w14:ligatures w14:val="none"/>
-        </w:rPr>
-        <w:t>ii</w:t>
-      </w:r>
-      <w:proofErr w:type="spellEnd"/>
-      <w:r>
-        <w:rPr>
-          <w:rFonts w:ascii="Arial Narrow" w:eastAsia="Times New Roman" w:hAnsi="Arial Narrow" w:cs="Arial"/>
-          <w:color w:val="000000"/>
-          <w:kern w:val="0"/>
-          <w:lang w:val="es-ES" w:eastAsia="es-ES"/>
-          <w14:ligatures w14:val="none"/>
-        </w:rPr>
-        <w:t>) presentar una copia debidamente suscrita del Seguro para Inmuebles - Póliza 0011-0137-40-0****145 materia de denuncia, así como el cargo de remisión de la póliza; (</w:t>
-      </w:r>
-      <w:proofErr w:type="spellStart"/>
-      <w:r>
-        <w:rPr>
-          <w:rFonts w:ascii="Arial Narrow" w:eastAsia="Times New Roman" w:hAnsi="Arial Narrow" w:cs="Arial"/>
-          <w:color w:val="000000"/>
-          <w:kern w:val="0"/>
-          <w:lang w:val="es-ES" w:eastAsia="es-ES"/>
-          <w14:ligatures w14:val="none"/>
-        </w:rPr>
-        <w:t>iii</w:t>
-      </w:r>
-      <w:proofErr w:type="spellEnd"/>
-      <w:r>
-        <w:rPr>
-          <w:rFonts w:ascii="Arial Narrow" w:eastAsia="Times New Roman" w:hAnsi="Arial Narrow" w:cs="Arial"/>
-          <w:color w:val="000000"/>
-          <w:kern w:val="0"/>
-          <w:lang w:val="es-ES" w:eastAsia="es-ES"/>
-          <w14:ligatures w14:val="none"/>
-        </w:rPr>
-        <w:t>) presentar una copia debidamente suscrita del Seguro para Inmuebles - Póliza 0011-0137-40-0****823materia de denuncia, así como el cargo de remisión de la póliza; y, (</w:t>
-      </w:r>
-      <w:proofErr w:type="spellStart"/>
-      <w:r>
-        <w:rPr>
-          <w:rFonts w:ascii="Arial Narrow" w:eastAsia="Times New Roman" w:hAnsi="Arial Narrow" w:cs="Arial"/>
-          <w:color w:val="000000"/>
-          <w:kern w:val="0"/>
-          <w:lang w:val="es-ES" w:eastAsia="es-ES"/>
-          <w14:ligatures w14:val="none"/>
-        </w:rPr>
-        <w:t>iv</w:t>
-      </w:r>
-      <w:proofErr w:type="spellEnd"/>
-      <w:r>
-        <w:rPr>
-          <w:rFonts w:ascii="Arial Narrow" w:eastAsia="Times New Roman" w:hAnsi="Arial Narrow" w:cs="Arial"/>
-          <w:color w:val="000000"/>
-          <w:kern w:val="0"/>
-          <w:lang w:val="es-ES" w:eastAsia="es-ES"/>
-          <w14:ligatures w14:val="none"/>
-        </w:rPr>
-        <w:t>) presentar todas las comunicaciones cursadas con la parte denunciante en virtud de los hechos materia de denuncia</w:t>
-      </w:r>
-      <w:r>
-        <w:rPr>
-          <w:rFonts w:ascii="Arial Narrow" w:eastAsia="Times New Roman" w:hAnsi="Arial Narrow" w:cs="Arial"/>
-          <w:color w:val="000000"/>
-          <w:kern w:val="0"/>
-          <w:lang w:val="es-ES" w:eastAsia="es-ES"/>
-          <w14:ligatures w14:val="none"/>
-        </w:rPr>
-        <w:t>.</w:t>
-      </w:r>
-    </w:p>
-    <w:p>
-      <w:pPr>
-        <w:spacing w:after="0" w:line="240" w:lineRule="auto"/>
-        <w:jc w:val="both"/>
-        <w:rPr>
-          <w:rFonts w:ascii="Arial Narrow" w:eastAsia="Times New Roman" w:hAnsi="Arial Narrow" w:cs="Arial"/>
-          <w:color w:val="000000"/>
-          <w:kern w:val="0"/>
-          <w:lang w:val="es-ES" w:eastAsia="es-ES"/>
-          <w14:ligatures w14:val="none"/>
-        </w:rPr>
-      </w:pPr>
-    </w:p>
-    <w:p>
-      <w:pPr>
-        <w:spacing w:after="0" w:line="240" w:lineRule="auto"/>
-        <w:jc w:val="both"/>
-        <w:rPr>
-          <w:rFonts w:ascii="Arial Narrow" w:eastAsia="Times New Roman" w:hAnsi="Arial Narrow" w:cs="Arial"/>
-          <w:color w:val="000000"/>
-          <w:kern w:val="0"/>
-          <w:lang w:val="es-ES" w:eastAsia="es-ES"/>
-          <w14:ligatures w14:val="none"/>
-        </w:rPr>
-      </w:pPr>
-      <w:r>
-        <w:rPr>
-          <w:rFonts w:ascii="Arial Narrow" w:eastAsia="Arial Narrow" w:hAnsi="Arial Narrow" w:cs="Arial Narrow"/>
-          <w:b/>
-          <w:color w:val="000000"/>
-          <w:kern w:val="0"/>
-          <w:lang w:eastAsia="es-PE"/>
-          <w14:ligatures w14:val="none"/>
-        </w:rPr>
-        <w:t>SÉTIMO</w:t>
-      </w:r>
-      <w:r>
-        <w:rPr>
-          <w:rFonts w:ascii="Arial Narrow" w:eastAsia="Arial Narrow" w:hAnsi="Arial Narrow" w:cs="Arial Narrow"/>
-          <w:b/>
-          <w:color w:val="000000"/>
-          <w:kern w:val="0"/>
-          <w:lang w:eastAsia="es-PE"/>
-          <w14:ligatures w14:val="none"/>
-        </w:rPr>
-        <w:t xml:space="preserve">: </w:t>
-      </w:r>
-      <w:r>
-        <w:rPr>
-          <w:rFonts w:ascii="Arial Narrow" w:eastAsia="Times New Roman" w:hAnsi="Arial Narrow" w:cs="Arial"/>
-          <w:color w:val="000000"/>
-          <w:kern w:val="0"/>
-          <w:lang w:eastAsia="es-ES"/>
-          <w14:ligatures w14:val="none"/>
-        </w:rPr>
-        <w:t xml:space="preserve">requerir </w:t>
-      </w:r>
-      <w:r>
-        <w:rPr>
-          <w:rFonts w:ascii="Arial Narrow" w:eastAsia="Times New Roman" w:hAnsi="Arial Narrow" w:cs="Arial"/>
-          <w:color w:val="000000"/>
-          <w:kern w:val="0"/>
-          <w:lang w:val="es-ES" w:eastAsia="es-ES"/>
-          <w14:ligatures w14:val="none"/>
-        </w:rPr>
-        <w:t xml:space="preserve">que, en un </w:t>
-      </w:r>
-      <w:r>
-        <w:rPr>
-          <w:rFonts w:ascii="Arial Narrow" w:eastAsia="Times New Roman" w:hAnsi="Arial Narrow" w:cs="Arial"/>
-          <w:color w:val="000000"/>
-          <w:kern w:val="0"/>
-          <w:lang w:eastAsia="es-ES"/>
-          <w14:ligatures w14:val="none"/>
-        </w:rPr>
-        <w:t xml:space="preserve">plazo no mayor de cinco (5) días hábiles contado a partir del día siguiente de la notificación de la presente resolución, </w:t>
-      </w:r>
-      <w:r>
-        <w:rPr>
-          <w:rFonts w:ascii="Arial Narrow" w:eastAsia="Times New Roman" w:hAnsi="Arial Narrow" w:cs="Times New Roman"/>
-          <w:color w:val="000000"/>
-          <w:kern w:val="0"/>
-          <w:shd w:val="clear" w:color="auto" w:fill="FFFFFF"/>
-          <w:lang w:eastAsia="es-PE"/>
-          <w14:ligatures w14:val="none"/>
-        </w:rPr>
-        <w:t>Rímac Seguros y Reaseguros S.A</w:t>
-      </w:r>
-      <w:r>
-        <w:rPr>
-          <w:rFonts w:ascii="Arial Narrow" w:eastAsia="Times New Roman" w:hAnsi="Arial Narrow" w:cs="Times New Roman"/>
-          <w:color w:val="000000"/>
-          <w:kern w:val="0"/>
-          <w:shd w:val="clear" w:color="auto" w:fill="FFFFFF"/>
-          <w:lang w:eastAsia="es-PE"/>
-          <w14:ligatures w14:val="none"/>
-        </w:rPr>
-        <w:t>.</w:t>
-      </w:r>
-      <w:r>
-        <w:rPr>
-          <w:rFonts w:ascii="Arial Narrow" w:eastAsia="Times New Roman" w:hAnsi="Arial Narrow" w:cs="Arial"/>
-          <w:color w:val="000000"/>
-          <w:kern w:val="0"/>
-          <w:lang w:eastAsia="es-ES"/>
-          <w14:ligatures w14:val="none"/>
-        </w:rPr>
-        <w:t xml:space="preserve">, </w:t>
-      </w:r>
-      <w:r>
-        <w:rPr>
-          <w:rFonts w:ascii="Arial Narrow" w:eastAsia="Times New Roman" w:hAnsi="Arial Narrow" w:cs="Arial"/>
-          <w:color w:val="000000"/>
-          <w:kern w:val="0"/>
-          <w:lang w:val="es-ES" w:eastAsia="es-ES"/>
-          <w14:ligatures w14:val="none"/>
-        </w:rPr>
-        <w:t>c</w:t>
-      </w:r>
-      <w:r>
-        <w:rPr>
-          <w:rFonts w:ascii="Arial Narrow" w:eastAsia="Times New Roman" w:hAnsi="Arial Narrow" w:cs="Arial"/>
-          <w:color w:val="000000"/>
-          <w:kern w:val="0"/>
-          <w:lang w:val="es-ES" w:eastAsia="es-ES"/>
-          <w14:ligatures w14:val="none"/>
-        </w:rPr>
-        <w:t xml:space="preserve">umpla con: </w:t>
-      </w:r>
-      <w:r>
-        <w:rPr>
-          <w:rFonts w:ascii="Arial Narrow" w:eastAsia="Times New Roman" w:hAnsi="Arial Narrow" w:cs="Arial"/>
-          <w:color w:val="000000"/>
-          <w:kern w:val="0"/>
-          <w:lang w:val="es-ES" w:eastAsia="es-ES"/>
-          <w14:ligatures w14:val="none"/>
-        </w:rPr>
-        <w:t>(i) presentar una copia debidamente suscrita de la Póliza Todo Riesgo Negocio Seguro 1338-505693 materia de denuncia, así como el cargo de remisión de la póliza; (</w:t>
-      </w:r>
-      <w:proofErr w:type="spellStart"/>
-      <w:r>
-        <w:rPr>
-          <w:rFonts w:ascii="Arial Narrow" w:eastAsia="Times New Roman" w:hAnsi="Arial Narrow" w:cs="Arial"/>
-          <w:color w:val="000000"/>
-          <w:kern w:val="0"/>
-          <w:lang w:val="es-ES" w:eastAsia="es-ES"/>
-          <w14:ligatures w14:val="none"/>
-        </w:rPr>
-        <w:t>ii</w:t>
-      </w:r>
-      <w:proofErr w:type="spellEnd"/>
-      <w:r>
-        <w:rPr>
-          <w:rFonts w:ascii="Arial Narrow" w:eastAsia="Times New Roman" w:hAnsi="Arial Narrow" w:cs="Arial"/>
-          <w:color w:val="000000"/>
-          <w:kern w:val="0"/>
-          <w:lang w:val="es-ES" w:eastAsia="es-ES"/>
-          <w14:ligatures w14:val="none"/>
-        </w:rPr>
-        <w:t>) presentar una copia debidamente suscrita del Seguro para Inmuebles - Póliza 0011-0137-40-0****145 materia de denuncia, así como el cargo de remisión de la póliza; (</w:t>
-      </w:r>
-      <w:proofErr w:type="spellStart"/>
-      <w:r>
-        <w:rPr>
-          <w:rFonts w:ascii="Arial Narrow" w:eastAsia="Times New Roman" w:hAnsi="Arial Narrow" w:cs="Arial"/>
-          <w:color w:val="000000"/>
-          <w:kern w:val="0"/>
-          <w:lang w:val="es-ES" w:eastAsia="es-ES"/>
-          <w14:ligatures w14:val="none"/>
-        </w:rPr>
-        <w:t>iii</w:t>
-      </w:r>
-      <w:proofErr w:type="spellEnd"/>
-      <w:r>
-        <w:rPr>
-          <w:rFonts w:ascii="Arial Narrow" w:eastAsia="Times New Roman" w:hAnsi="Arial Narrow" w:cs="Arial"/>
-          <w:color w:val="000000"/>
-          <w:kern w:val="0"/>
-          <w:lang w:val="es-ES" w:eastAsia="es-ES"/>
-          <w14:ligatures w14:val="none"/>
-        </w:rPr>
-        <w:t>) presentar una copia debidamente suscrita del Seguro para Inmuebles - Póliza 0011-0137-40-0****823materia de denuncia, así como el cargo de remisión de la póliza; y, (</w:t>
-      </w:r>
-      <w:proofErr w:type="spellStart"/>
-      <w:r>
-        <w:rPr>
-          <w:rFonts w:ascii="Arial Narrow" w:eastAsia="Times New Roman" w:hAnsi="Arial Narrow" w:cs="Arial"/>
-          <w:color w:val="000000"/>
-          <w:kern w:val="0"/>
-          <w:lang w:val="es-ES" w:eastAsia="es-ES"/>
-          <w14:ligatures w14:val="none"/>
-        </w:rPr>
-        <w:t>iv</w:t>
-      </w:r>
-      <w:proofErr w:type="spellEnd"/>
-      <w:r>
-        <w:rPr>
-          <w:rFonts w:ascii="Arial Narrow" w:eastAsia="Times New Roman" w:hAnsi="Arial Narrow" w:cs="Arial"/>
-          <w:color w:val="000000"/>
-          <w:kern w:val="0"/>
-          <w:lang w:val="es-ES" w:eastAsia="es-ES"/>
-          <w14:ligatures w14:val="none"/>
-        </w:rPr>
-        <w:t>) presentar todas las comunicaciones cursadas con la parte denunciante en virtud de los hechos materia de denuncia</w:t>
-      </w:r>
-      <w:r>
-        <w:rPr>
-          <w:rFonts w:ascii="Arial Narrow" w:eastAsia="Times New Roman" w:hAnsi="Arial Narrow" w:cs="Arial"/>
-          <w:color w:val="000000"/>
-          <w:kern w:val="0"/>
-          <w:lang w:val="es-ES" w:eastAsia="es-ES"/>
-          <w14:ligatures w14:val="none"/>
-        </w:rPr>
-        <w:t>.</w:t>
-      </w:r>
-    </w:p>
-    <w:p>
-      <w:pPr>
-        <w:spacing w:after="0" w:line="240" w:lineRule="auto"/>
-        <w:jc w:val="both"/>
-        <w:rPr>
-          <w:rFonts w:ascii="Arial Narrow" w:eastAsia="Arial Narrow" w:hAnsi="Arial Narrow" w:cs="Arial Narrow"/>
-          <w:b/>
-          <w:color w:val="000000"/>
-          <w:kern w:val="0"/>
-          <w:lang w:val="es-ES" w:eastAsia="es-PE"/>
-          <w14:ligatures w14:val="none"/>
-        </w:rPr>
-      </w:pPr>
-    </w:p>
-    <w:p>
-      <w:pPr>
-        <w:spacing w:after="0" w:line="240" w:lineRule="auto"/>
-        <w:jc w:val="both"/>
-        <w:rPr>
-          <w:rFonts w:ascii="Arial Narrow" w:eastAsia="Arial Narrow" w:hAnsi="Arial Narrow" w:cs="Arial Narrow"/>
-          <w:color w:val="000000"/>
-          <w:kern w:val="0"/>
-          <w:lang w:eastAsia="es-PE"/>
-          <w14:ligatures w14:val="none"/>
-        </w:rPr>
-      </w:pPr>
-      <w:r>
-        <w:rPr>
-          <w:rFonts w:ascii="Arial Narrow" w:eastAsia="Calibri" w:hAnsi="Arial Narrow" w:cs="Arial"/>
-          <w:b/>
-          <w:bCs/>
-          <w:kern w:val="0"/>
-          <w14:ligatures w14:val="none"/>
-        </w:rPr>
-        <w:t>OCTAVO</w:t>
-      </w:r>
-      <w:r>
-        <w:rPr>
-          <w:rFonts w:ascii="Arial Narrow" w:eastAsia="Arial Narrow" w:hAnsi="Arial Narrow" w:cs="Arial Narrow"/>
-          <w:b/>
-          <w:color w:val="000000"/>
-          <w:kern w:val="0"/>
-          <w:lang w:eastAsia="es-PE"/>
-          <w14:ligatures w14:val="none"/>
-        </w:rPr>
-        <w:t>:</w:t>
-      </w:r>
-      <w:r>
-        <w:rPr>
-          <w:rFonts w:ascii="Arial Narrow" w:eastAsia="Arial Narrow" w:hAnsi="Arial Narrow" w:cs="Arial Narrow"/>
-          <w:color w:val="000000"/>
-          <w:kern w:val="0"/>
-          <w:lang w:eastAsia="es-PE"/>
-          <w14:ligatures w14:val="none"/>
-        </w:rPr>
-        <w:t xml:space="preserve"> </w:t>
-      </w:r>
-      <w:bookmarkStart w:id="21" w:name="_Hlk188286915"/>
-      <w:r>
-        <w:rPr>
-          <w:rFonts w:ascii="Arial Narrow" w:eastAsia="Arial Narrow" w:hAnsi="Arial Narrow" w:cs="Arial Narrow"/>
-          <w:color w:val="000000"/>
-          <w:kern w:val="0"/>
-          <w:lang w:eastAsia="es-PE"/>
-          <w14:ligatures w14:val="none"/>
-        </w:rPr>
-        <w:t>informar a las partes que el artículo 110</w:t>
-      </w:r>
-      <w:r>
-        <w:rPr>
-          <w:rFonts w:ascii="Arial Narrow" w:eastAsia="Times New Roman" w:hAnsi="Arial Narrow" w:cs="Segoe UI"/>
-          <w:color w:val="000000"/>
-          <w:kern w:val="0"/>
-          <w:lang w:eastAsia="es-PE"/>
-          <w14:ligatures w14:val="none"/>
-        </w:rPr>
-        <w:t/>
-      </w:r>
-      <w:r>
-        <w:rPr>
-          <w:rFonts w:ascii="Arial Narrow" w:eastAsia="Arial Narrow" w:hAnsi="Arial Narrow" w:cs="Arial Narrow"/>
-          <w:color w:val="000000"/>
-          <w:kern w:val="0"/>
-          <w:lang w:eastAsia="es-PE"/>
-          <w14:ligatures w14:val="none"/>
+          <ns2:ligatures ns2:val="none"/>
         </w:rPr>
         <w:t xml:space="preserve"> de la Ley 29571, Código de Protección y Defensa del Consumidor</w:t>
       </w:r>
@@ -10100,7 +9928,7 @@
           <w:kern w:val="0"/>
           <w:vertAlign w:val="superscript"/>
           <w:lang w:eastAsia="es-PE"/>
-          <w14:ligatures w14:val="none"/>
+          <ns2:ligatures ns2:val="none"/>
         </w:rPr>
         <w:footnoteReference w:id="31"/>
       </w:r>
@@ -10110,7 +9938,7 @@
           <w:color w:val="000000"/>
           <w:kern w:val="0"/>
           <w:lang w:eastAsia="es-PE"/>
-          <w14:ligatures w14:val="none"/>
+          <ns2:ligatures ns2:val="none"/>
         </w:rPr>
         <w:t>, faculta a la Comisión a calificar las infracciones de la referida norma como leves, graves o muy graves e imponer sanciones que van desde una amonestación hasta una multa por un máximo de 450 Unidades Impositivas Tributarias, sin perjuicio de las medidas correctivas, reparadoras y complementarias, que puedan ordenarse de acuerdo a lo estipulado en los artículos 114</w:t>
       </w:r>
@@ -10120,7 +9948,7 @@
           <w:color w:val="000000"/>
           <w:kern w:val="0"/>
           <w:lang w:eastAsia="es-PE"/>
-          <w14:ligatures w14:val="none"/>
+          <ns2:ligatures ns2:val="none"/>
         </w:rPr>
         <w:t/>
       </w:r>
@@ -10130,7 +9958,7 @@
           <w:color w:val="000000"/>
           <w:kern w:val="0"/>
           <w:lang w:eastAsia="es-PE"/>
-          <w14:ligatures w14:val="none"/>
+          <ns2:ligatures ns2:val="none"/>
         </w:rPr>
         <w:t>, 115</w:t>
       </w:r>
@@ -10140,7 +9968,7 @@
           <w:color w:val="000000"/>
           <w:kern w:val="0"/>
           <w:lang w:eastAsia="es-PE"/>
-          <w14:ligatures w14:val="none"/>
+          <ns2:ligatures ns2:val="none"/>
         </w:rPr>
         <w:t/>
       </w:r>
@@ -10150,7 +9978,7 @@
           <w:color w:val="000000"/>
           <w:kern w:val="0"/>
           <w:lang w:eastAsia="es-PE"/>
-          <w14:ligatures w14:val="none"/>
+          <ns2:ligatures ns2:val="none"/>
         </w:rPr>
         <w:t xml:space="preserve"> y 116</w:t>
       </w:r>
@@ -10160,7 +9988,7 @@
           <w:color w:val="000000"/>
           <w:kern w:val="0"/>
           <w:lang w:eastAsia="es-PE"/>
-          <w14:ligatures w14:val="none"/>
+          <ns2:ligatures ns2:val="none"/>
         </w:rPr>
         <w:t/>
       </w:r>
@@ -10170,7 +9998,7 @@
           <w:color w:val="000000"/>
           <w:kern w:val="0"/>
           <w:lang w:eastAsia="es-PE"/>
-          <w14:ligatures w14:val="none"/>
+          <ns2:ligatures ns2:val="none"/>
         </w:rPr>
         <w:t xml:space="preserve"> de la referida norma</w:t>
       </w:r>
@@ -10182,7 +10010,7 @@
           <w:kern w:val="0"/>
           <w:vertAlign w:val="superscript"/>
           <w:lang w:eastAsia="es-PE"/>
-          <w14:ligatures w14:val="none"/>
+          <ns2:ligatures ns2:val="none"/>
         </w:rPr>
         <w:footnoteReference w:id="32"/>
       </w:r>
@@ -10192,7 +10020,7 @@
           <w:color w:val="000000"/>
           <w:kern w:val="0"/>
           <w:lang w:eastAsia="es-PE"/>
-          <w14:ligatures w14:val="none"/>
+          <ns2:ligatures ns2:val="none"/>
         </w:rPr>
         <w:t xml:space="preserve">. </w:t>
       </w:r>
@@ -10203,7 +10031,7 @@
           <w:color w:val="000000"/>
           <w:kern w:val="0"/>
           <w:lang w:eastAsia="es-PE"/>
-          <w14:ligatures w14:val="none"/>
+          <ns2:ligatures ns2:val="none"/>
         </w:rPr>
         <w:lastRenderedPageBreak/>
         <w:t>Asimismo, se consideran circunstancias atenuantes para la graduación de la sanción, el allanamiento de la denuncia o el reconocimiento de las pretensiones en ella contenidas, de acuerdo con el artículo 112</w:t>
@@ -10214,7 +10042,7 @@
           <w:color w:val="000000"/>
           <w:kern w:val="0"/>
           <w:lang w:eastAsia="es-PE"/>
-          <w14:ligatures w14:val="none"/>
+          <ns2:ligatures ns2:val="none"/>
         </w:rPr>
         <w:t/>
       </w:r>
@@ -10224,7 +10052,7 @@
           <w:color w:val="000000"/>
           <w:kern w:val="0"/>
           <w:lang w:eastAsia="es-PE"/>
-          <w14:ligatures w14:val="none"/>
+          <ns2:ligatures ns2:val="none"/>
         </w:rPr>
         <w:t xml:space="preserve"> del Código</w:t>
       </w:r>
@@ -10236,7 +10064,7 @@
           <w:kern w:val="0"/>
           <w:vertAlign w:val="superscript"/>
           <w:lang w:eastAsia="es-PE"/>
-          <w14:ligatures w14:val="none"/>
+          <ns2:ligatures ns2:val="none"/>
         </w:rPr>
         <w:footnoteReference w:id="33"/>
       </w:r>
@@ -10246,12 +10074,12 @@
           <w:color w:val="000000"/>
           <w:kern w:val="0"/>
           <w:lang w:eastAsia="es-PE"/>
-          <w14:ligatures w14:val="none"/>
+          <ns2:ligatures ns2:val="none"/>
         </w:rPr>
         <w:t>.</w:t>
       </w:r>
     </w:p>
-    <w:p>
+    <w:p ns2:paraId="7A5236A4" ns2:textId="77777777">
       <w:pPr>
         <w:shd w:val="clear" w:color="auto" w:fill="FFFFFF"/>
         <w:spacing w:after="0" w:line="240" w:lineRule="auto"/>
@@ -10262,11 +10090,11 @@
           <w:color w:val="000000"/>
           <w:kern w:val="0"/>
           <w:lang w:eastAsia="es-PE"/>
-          <w14:ligatures w14:val="none"/>
-        </w:rPr>
-      </w:pPr>
-    </w:p>
-    <w:p>
+          <ns2:ligatures ns2:val="none"/>
+        </w:rPr>
+      </w:pPr>
+    </w:p>
+    <w:p ns2:paraId="3F071DDA" ns2:textId="7C7C76CE">
       <w:pPr>
         <w:shd w:val="clear" w:color="auto" w:fill="FFFFFF"/>
         <w:spacing w:after="0" w:line="240" w:lineRule="auto"/>
@@ -10276,7 +10104,7 @@
           <w:color w:val="000000"/>
           <w:kern w:val="0"/>
           <w:lang w:eastAsia="es-PE"/>
-          <w14:ligatures w14:val="none"/>
+          <ns2:ligatures ns2:val="none"/>
         </w:rPr>
       </w:pPr>
       <w:r>
@@ -10286,7 +10114,7 @@
           <w:color w:val="000000"/>
           <w:kern w:val="0"/>
           <w:lang w:eastAsia="es-PE"/>
-          <w14:ligatures w14:val="none"/>
+          <ns2:ligatures ns2:val="none"/>
         </w:rPr>
         <w:t>NOVENO</w:t>
       </w:r>
@@ -10297,7 +10125,7 @@
           <w:color w:val="000000"/>
           <w:kern w:val="0"/>
           <w:lang w:eastAsia="es-PE"/>
-          <w14:ligatures w14:val="none"/>
+          <ns2:ligatures ns2:val="none"/>
         </w:rPr>
         <w:t>:</w:t>
       </w:r>
@@ -10307,7 +10135,7 @@
           <w:color w:val="000000"/>
           <w:kern w:val="0"/>
           <w:lang w:eastAsia="es-PE"/>
-          <w14:ligatures w14:val="none"/>
+          <ns2:ligatures ns2:val="none"/>
         </w:rPr>
         <w:t xml:space="preserve"> informar a las partes que conforme a lo establecido en el artículo 39</w:t>
       </w:r>
@@ -10317,7 +10145,7 @@
           <w:color w:val="000000"/>
           <w:kern w:val="0"/>
           <w:lang w:eastAsia="es-PE"/>
-          <w14:ligatures w14:val="none"/>
+          <ns2:ligatures ns2:val="none"/>
         </w:rPr>
         <w:t/>
       </w:r>
@@ -10327,12 +10155,12 @@
           <w:color w:val="000000"/>
           <w:kern w:val="0"/>
           <w:lang w:eastAsia="es-PE"/>
-          <w14:ligatures w14:val="none"/>
+          <ns2:ligatures ns2:val="none"/>
         </w:rPr>
         <w:t xml:space="preserve"> de la Ley sobre Facultades, Normas y Organización del Indecopi, aprobada por Decreto Legislativo 807, los gastos por los peritajes realizados, actuación de pruebas, inspecciones y otros derivados de la tramitación del proceso serán de cargo de la parte que solicita la prueba, salvo pacto en contrario. En todos los casos, la resolución final determinará si los gastos deben ser asumidos por alguna de las partes, o reembolsados a la otra parte o al Indecopi, según sea el caso, de manera adicional a la sanción que haya podido imponerse. </w:t>
       </w:r>
     </w:p>
-    <w:p>
+    <w:p ns2:paraId="0F10F9CF" ns2:textId="77777777">
       <w:pPr>
         <w:shd w:val="clear" w:color="auto" w:fill="FFFFFF"/>
         <w:spacing w:after="0" w:line="240" w:lineRule="auto"/>
@@ -10342,11 +10170,11 @@
           <w:color w:val="000000"/>
           <w:kern w:val="0"/>
           <w:lang w:eastAsia="es-PE"/>
-          <w14:ligatures w14:val="none"/>
-        </w:rPr>
-      </w:pPr>
-    </w:p>
-    <w:p>
+          <ns2:ligatures ns2:val="none"/>
+        </w:rPr>
+      </w:pPr>
+    </w:p>
+    <w:p ns2:paraId="194C23DD" ns2:textId="52076B02">
       <w:pPr>
         <w:suppressAutoHyphens/>
         <w:spacing w:after="0" w:line="240" w:lineRule="auto"/>
@@ -10355,7 +10183,7 @@
           <w:rFonts w:ascii="Arial Narrow" w:eastAsia="Calibri" w:hAnsi="Arial Narrow" w:cs="Arial"/>
           <w:kern w:val="0"/>
           <w:u w:val="single"/>
-          <w14:ligatures w14:val="none"/>
+          <ns2:ligatures ns2:val="none"/>
         </w:rPr>
       </w:pPr>
       <w:r>
@@ -10364,7 +10192,7 @@
           <w:b/>
           <w:spacing w:val="-3"/>
           <w:kern w:val="0"/>
-          <w14:ligatures w14:val="none"/>
+          <ns2:ligatures ns2:val="none"/>
         </w:rPr>
         <w:t>DÉCIMO</w:t>
       </w:r>
@@ -10373,7 +10201,7 @@
           <w:rFonts w:ascii="Arial Narrow" w:eastAsia="Calibri" w:hAnsi="Arial Narrow" w:cs="Arial"/>
           <w:b/>
           <w:kern w:val="0"/>
-          <w14:ligatures w14:val="none"/>
+          <ns2:ligatures ns2:val="none"/>
         </w:rPr>
         <w:t>:</w:t>
       </w:r>
@@ -10381,7 +10209,7 @@
         <w:rPr>
           <w:rFonts w:ascii="Arial Narrow" w:eastAsia="Calibri" w:hAnsi="Arial Narrow" w:cs="Arial"/>
           <w:kern w:val="0"/>
-          <w14:ligatures w14:val="none"/>
+          <ns2:ligatures ns2:val="none"/>
         </w:rPr>
         <w:t xml:space="preserve"> comunicar a las partes que, </w:t>
       </w:r>
@@ -10390,7 +10218,7 @@
         <w:rPr>
           <w:rFonts w:ascii="Arial Narrow" w:eastAsia="Calibri" w:hAnsi="Arial Narrow" w:cs="Arial"/>
           <w:kern w:val="0"/>
-          <w14:ligatures w14:val="none"/>
+          <ns2:ligatures ns2:val="none"/>
         </w:rPr>
         <w:t>de acuerdo a</w:t>
       </w:r>
@@ -10399,7 +10227,7 @@
         <w:rPr>
           <w:rFonts w:ascii="Arial Narrow" w:eastAsia="Calibri" w:hAnsi="Arial Narrow" w:cs="Arial"/>
           <w:kern w:val="0"/>
-          <w14:ligatures w14:val="none"/>
+          <ns2:ligatures ns2:val="none"/>
         </w:rPr>
         <w:t xml:space="preserve"> lo señalado por el artículo 29</w:t>
       </w:r>
@@ -10409,7 +10237,7 @@
           <w:color w:val="000000"/>
           <w:kern w:val="0"/>
           <w:lang w:eastAsia="es-PE"/>
-          <w14:ligatures w14:val="none"/>
+          <ns2:ligatures ns2:val="none"/>
         </w:rPr>
         <w:t/>
       </w:r>
@@ -10417,7 +10245,7 @@
         <w:rPr>
           <w:rFonts w:ascii="Arial Narrow" w:eastAsia="Calibri" w:hAnsi="Arial Narrow" w:cs="Arial"/>
           <w:kern w:val="0"/>
-          <w14:ligatures w14:val="none"/>
+          <ns2:ligatures ns2:val="none"/>
         </w:rPr>
         <w:t xml:space="preserve"> del Decreto Legislativo 807</w:t>
       </w:r>
@@ -10427,7 +10255,7 @@
           <w:rFonts w:ascii="Arial Narrow" w:eastAsia="Calibri" w:hAnsi="Arial Narrow" w:cs="Arial"/>
           <w:kern w:val="0"/>
           <w:vertAlign w:val="superscript"/>
-          <w14:ligatures w14:val="none"/>
+          <ns2:ligatures ns2:val="none"/>
         </w:rPr>
         <w:footnoteReference w:id="34"/>
       </w:r>
@@ -10435,7 +10263,7 @@
         <w:rPr>
           <w:rFonts w:ascii="Arial Narrow" w:eastAsia="Calibri" w:hAnsi="Arial Narrow" w:cs="Arial"/>
           <w:kern w:val="0"/>
-          <w14:ligatures w14:val="none"/>
+          <ns2:ligatures ns2:val="none"/>
         </w:rPr>
         <w:t xml:space="preserve">, hasta antes de la emisión de la Resolución Final tienen la posibilidad de solicitar una audiencia de conciliación. En caso deleguen a favor de una tercera persona su actuación en la diligencia programada, esta deberá presentar un poder especial con firma legalizada ante Notario Público, donde conste </w:t>
       </w:r>
@@ -10444,7 +10272,7 @@
           <w:rFonts w:ascii="Arial Narrow" w:eastAsia="Calibri" w:hAnsi="Arial Narrow" w:cs="Arial"/>
           <w:kern w:val="0"/>
           <w:u w:val="single"/>
-          <w14:ligatures w14:val="none"/>
+          <ns2:ligatures ns2:val="none"/>
         </w:rPr>
         <w:t>expresamente su facultad para asistir y conciliar en su representación</w:t>
       </w:r>
@@ -10453,7 +10281,7 @@
           <w:rFonts w:ascii="Arial Narrow" w:eastAsia="Calibri" w:hAnsi="Arial Narrow" w:cs="Arial"/>
           <w:bCs/>
           <w:kern w:val="0"/>
-          <w14:ligatures w14:val="none"/>
+          <ns2:ligatures ns2:val="none"/>
         </w:rPr>
         <w:t>.</w:t>
       </w:r>
@@ -10463,7 +10291,7 @@
           <w:b/>
           <w:bCs/>
           <w:kern w:val="0"/>
-          <w14:ligatures w14:val="none"/>
+          <ns2:ligatures ns2:val="none"/>
         </w:rPr>
         <w:t xml:space="preserve"> </w:t>
       </w:r>
@@ -10472,12 +10300,12 @@
           <w:rFonts w:ascii="Arial Narrow" w:eastAsia="Calibri" w:hAnsi="Arial Narrow" w:cs="Arial"/>
           <w:kern w:val="0"/>
           <w:u w:val="single"/>
-          <w14:ligatures w14:val="none"/>
+          <ns2:ligatures ns2:val="none"/>
         </w:rPr>
         <w:t xml:space="preserve">Ello bajo apercibimiento de no realizar la audiencia de conciliación y levantar el acta de inasistencia correspondiente. </w:t>
       </w:r>
     </w:p>
-    <w:p>
+    <w:p ns2:paraId="19088877" ns2:textId="77777777">
       <w:pPr>
         <w:suppressAutoHyphens/>
         <w:spacing w:after="0" w:line="240" w:lineRule="auto"/>
@@ -10486,11 +10314,11 @@
           <w:rFonts w:ascii="Arial Narrow" w:eastAsia="Calibri" w:hAnsi="Arial Narrow" w:cs="Arial"/>
           <w:kern w:val="0"/>
           <w:u w:val="single"/>
-          <w14:ligatures w14:val="none"/>
-        </w:rPr>
-      </w:pPr>
-    </w:p>
-    <w:p>
+          <ns2:ligatures ns2:val="none"/>
+        </w:rPr>
+      </w:pPr>
+    </w:p>
+    <w:p ns2:paraId="7767F307" ns2:textId="41537645">
       <w:pPr>
         <w:suppressAutoHyphens/>
         <w:spacing w:after="0" w:line="240" w:lineRule="auto"/>
@@ -10507,7 +10335,7 @@
           <w:b/>
           <w:spacing w:val="-3"/>
           <w:kern w:val="0"/>
-          <w14:ligatures w14:val="none"/>
+          <ns2:ligatures ns2:val="none"/>
         </w:rPr>
         <w:t>DÉCIMO</w:t>
       </w:r>
@@ -10517,7 +10345,7 @@
           <w:b/>
           <w:spacing w:val="-3"/>
           <w:kern w:val="0"/>
-          <w14:ligatures w14:val="none"/>
+          <ns2:ligatures ns2:val="none"/>
         </w:rPr>
         <w:t xml:space="preserve"> </w:t>
       </w:r>
@@ -10536,7 +10364,7 @@
           <w:color w:val="000000"/>
           <w:kern w:val="0"/>
           <w:lang w:eastAsia="es-PE"/>
-          <w14:ligatures w14:val="none"/>
+          <ns2:ligatures ns2:val="none"/>
         </w:rPr>
         <w:t>:</w:t>
       </w:r>
@@ -10546,14 +10374,14 @@
           <w:color w:val="000000"/>
           <w:kern w:val="0"/>
           <w:lang w:eastAsia="es-PE"/>
-          <w14:ligatures w14:val="none"/>
+          <ns2:ligatures ns2:val="none"/>
         </w:rPr>
         <w:t xml:space="preserve"> poner en conocimiento de las partes que, antes de la emisión de la Resolución Final, tienen la posibilidad de formular su desistimiento o presentar el acuerdo arribado mediante la conciliación, mediación, transacción o cualquier otro que, de forma indubitable, deje constancia que se ha solucionado la controversia materia de denuncia.</w:t>
       </w:r>
       <w:bookmarkStart w:id="22" w:name="h.gjdgxs" w:colFirst="0" w:colLast="0"/>
       <w:bookmarkEnd w:id="22"/>
     </w:p>
-    <w:p>
+    <w:p ns2:paraId="69E33D6A" ns2:textId="77777777">
       <w:pPr>
         <w:suppressAutoHyphens/>
         <w:spacing w:after="0" w:line="240" w:lineRule="auto"/>
@@ -10563,11 +10391,11 @@
           <w:color w:val="000000"/>
           <w:kern w:val="0"/>
           <w:lang w:eastAsia="es-PE"/>
-          <w14:ligatures w14:val="none"/>
-        </w:rPr>
-      </w:pPr>
-    </w:p>
-    <w:p>
+          <ns2:ligatures ns2:val="none"/>
+        </w:rPr>
+      </w:pPr>
+    </w:p>
+    <w:p ns2:paraId="4DB7FEAC" ns2:textId="7E7C789C">
       <w:pPr>
         <w:suppressAutoHyphens/>
         <w:spacing w:after="0" w:line="240" w:lineRule="auto"/>
@@ -10606,7 +10434,7 @@
           <w:b/>
           <w:spacing w:val="-3"/>
           <w:kern w:val="0"/>
-          <w14:ligatures w14:val="none"/>
+          <ns2:ligatures ns2:val="none"/>
         </w:rPr>
         <w:t/>
       </w:r>
@@ -10616,7 +10444,7 @@
           <w:bCs/>
           <w:spacing w:val="-3"/>
           <w:kern w:val="0"/>
-          <w14:ligatures w14:val="none"/>
+          <ns2:ligatures ns2:val="none"/>
         </w:rPr>
         <w:t xml:space="preserve"/>
       </w:r>
@@ -10626,7 +10454,7 @@
           <w:bCs/>
           <w:spacing w:val="-3"/>
           <w:kern w:val="0"/>
-          <w14:ligatures w14:val="none"/>
+          <ns2:ligatures ns2:val="none"/>
         </w:rPr>
         <w:t/>
       </w:r>
@@ -10636,7 +10464,7 @@
           <w:bCs/>
           <w:spacing w:val="-3"/>
           <w:kern w:val="0"/>
-          <w14:ligatures w14:val="none"/>
+          <ns2:ligatures ns2:val="none"/>
         </w:rPr>
         <w:t xml:space="preserve"/>
       </w:r>
@@ -10647,7 +10475,7 @@
           <w:bCs/>
           <w:spacing w:val="-3"/>
           <w:kern w:val="0"/>
-          <w14:ligatures w14:val="none"/>
+          <ns2:ligatures ns2:val="none"/>
         </w:rPr>
         <w:t/>
       </w:r>
@@ -10658,7 +10486,7 @@
           <w:bCs/>
           <w:spacing w:val="-3"/>
           <w:kern w:val="0"/>
-          <w14:ligatures w14:val="none"/>
+          <ns2:ligatures ns2:val="none"/>
         </w:rPr>
         <w:t xml:space="preserve"/>
       </w:r>
@@ -10773,7 +10601,7 @@
           <w:color w:val="000000"/>
           <w:kern w:val="0"/>
           <w:lang w:eastAsia="es-PE"/>
-          <w14:ligatures w14:val="none"/>
+          <ns2:ligatures ns2:val="none"/>
         </w:rPr>
         <w:t/>
       </w:r>
@@ -10797,7 +10625,7 @@
           <w:color w:val="000000"/>
           <w:kern w:val="0"/>
           <w:lang w:eastAsia="es-PE"/>
-          <w14:ligatures w14:val="none"/>
+          <ns2:ligatures ns2:val="none"/>
         </w:rPr>
         <w:t/>
       </w:r>
@@ -10823,7 +10651,7 @@
         <w:t/>
       </w:r>
     </w:p>
-    <w:p>
+    <w:p ns2:paraId="26B1ED4B" ns2:textId="77777777">
       <w:pPr>
         <w:suppressAutoHyphens/>
         <w:spacing w:after="0" w:line="240" w:lineRule="auto"/>
@@ -10833,7 +10661,7 @@
         </w:rPr>
       </w:pPr>
     </w:p>
-    <w:p>
+    <w:p ns2:paraId="12E923CD" ns2:textId="35BC3032">
       <w:pPr>
         <w:suppressAutoHyphens/>
         <w:spacing w:line="240" w:lineRule="auto"/>
@@ -10856,7 +10684,7 @@
           <w:b/>
           <w:spacing w:val="-3"/>
           <w:kern w:val="0"/>
-          <w14:ligatures w14:val="none"/>
+          <ns2:ligatures ns2:val="none"/>
         </w:rPr>
         <w:t>TERCERO</w:t>
       </w:r>
@@ -10915,7 +10743,7 @@
         <w:t>.</w:t>
       </w:r>
     </w:p>
-    <w:p>
+    <w:p ns2:paraId="00B9B615" ns2:textId="77777777">
       <w:pPr>
         <w:suppressAutoHyphens/>
         <w:spacing w:after="0" w:line="240" w:lineRule="auto"/>
@@ -10925,11 +10753,11 @@
           <w:b/>
           <w:spacing w:val="-3"/>
           <w:kern w:val="0"/>
-          <w14:ligatures w14:val="none"/>
-        </w:rPr>
-      </w:pPr>
-    </w:p>
-    <w:p>
+          <ns2:ligatures ns2:val="none"/>
+        </w:rPr>
+      </w:pPr>
+    </w:p>
+    <w:p ns2:paraId="54B81D1C" ns2:textId="77777777">
       <w:pPr>
         <w:suppressAutoHyphens/>
         <w:spacing w:after="0" w:line="240" w:lineRule="auto"/>
@@ -10940,40 +10768,40 @@
           <w:color w:val="000000"/>
           <w:kern w:val="0"/>
           <w:lang w:eastAsia="es-PE"/>
-          <w14:ligatures w14:val="none"/>
+          <ns2:ligatures ns2:val="none"/>
         </w:rPr>
       </w:pPr>
     </w:p>
     <w:bookmarkEnd w:id="0"/>
-    <w:p>
-      <w:pPr>
-        <w:spacing w:after="0" w:line="240" w:lineRule="auto"/>
-        <w:jc w:val="both"/>
-        <w:rPr>
-          <w:rFonts w:ascii="Arial Narrow" w:eastAsia="Arial Narrow" w:hAnsi="Arial Narrow" w:cs="Arial Narrow"/>
-          <w:b/>
-          <w:color w:val="000000"/>
-          <w:kern w:val="0"/>
-          <w:lang w:eastAsia="es-PE"/>
-          <w14:ligatures w14:val="none"/>
-        </w:rPr>
-      </w:pPr>
-    </w:p>
-    <w:p>
-      <w:pPr>
-        <w:spacing w:after="0" w:line="240" w:lineRule="auto"/>
-        <w:jc w:val="both"/>
-        <w:rPr>
-          <w:rFonts w:ascii="Arial Narrow" w:eastAsia="Arial Narrow" w:hAnsi="Arial Narrow" w:cs="Arial Narrow"/>
-          <w:b/>
-          <w:color w:val="000000"/>
-          <w:kern w:val="0"/>
-          <w:lang w:eastAsia="es-PE"/>
-          <w14:ligatures w14:val="none"/>
-        </w:rPr>
-      </w:pPr>
-    </w:p>
-    <w:p>
+    <w:p ns2:paraId="6F8AFAC6" ns2:textId="77777777">
+      <w:pPr>
+        <w:spacing w:after="0" w:line="240" w:lineRule="auto"/>
+        <w:jc w:val="both"/>
+        <w:rPr>
+          <w:rFonts w:ascii="Arial Narrow" w:eastAsia="Arial Narrow" w:hAnsi="Arial Narrow" w:cs="Arial Narrow"/>
+          <w:b/>
+          <w:color w:val="000000"/>
+          <w:kern w:val="0"/>
+          <w:lang w:eastAsia="es-PE"/>
+          <ns2:ligatures ns2:val="none"/>
+        </w:rPr>
+      </w:pPr>
+    </w:p>
+    <w:p ns2:paraId="41C37225" ns2:textId="77777777">
+      <w:pPr>
+        <w:spacing w:after="0" w:line="240" w:lineRule="auto"/>
+        <w:jc w:val="both"/>
+        <w:rPr>
+          <w:rFonts w:ascii="Arial Narrow" w:eastAsia="Arial Narrow" w:hAnsi="Arial Narrow" w:cs="Arial Narrow"/>
+          <w:b/>
+          <w:color w:val="000000"/>
+          <w:kern w:val="0"/>
+          <w:lang w:eastAsia="es-PE"/>
+          <ns2:ligatures ns2:val="none"/>
+        </w:rPr>
+      </w:pPr>
+    </w:p>
+    <w:p ns2:paraId="44C416C1" ns2:textId="77777777">
       <w:pPr>
         <w:shd w:val="clear" w:color="auto" w:fill="FFFFFF"/>
         <w:spacing w:after="0" w:line="240" w:lineRule="auto"/>
@@ -10984,7 +10812,7 @@
           <w:bCs/>
           <w:color w:val="000000"/>
           <w:kern w:val="0"/>
-          <w14:ligatures w14:val="none"/>
+          <ns2:ligatures ns2:val="none"/>
         </w:rPr>
       </w:pPr>
       <w:r>
@@ -10994,12 +10822,12 @@
           <w:bCs/>
           <w:color w:val="000000"/>
           <w:kern w:val="0"/>
-          <w14:ligatures w14:val="none"/>
+          <ns2:ligatures ns2:val="none"/>
         </w:rPr>
         <w:t>EVELING ROA QUISPE</w:t>
       </w:r>
     </w:p>
-    <w:p>
+    <w:p ns2:paraId="31A9CE85" ns2:textId="77777777">
       <w:pPr>
         <w:shd w:val="clear" w:color="auto" w:fill="FFFFFF"/>
         <w:spacing w:after="0" w:line="240" w:lineRule="auto"/>
@@ -11010,7 +10838,7 @@
           <w:bCs/>
           <w:color w:val="000000"/>
           <w:kern w:val="0"/>
-          <w14:ligatures w14:val="none"/>
+          <ns2:ligatures ns2:val="none"/>
         </w:rPr>
       </w:pPr>
       <w:r>
@@ -11020,12 +10848,12 @@
           <w:bCs/>
           <w:color w:val="000000"/>
           <w:kern w:val="0"/>
-          <w14:ligatures w14:val="none"/>
+          <ns2:ligatures ns2:val="none"/>
         </w:rPr>
         <w:t>Secretaria Técnica</w:t>
       </w:r>
     </w:p>
-    <w:p>
+    <w:p ns2:paraId="5A648714" ns2:textId="77777777">
       <w:pPr>
         <w:shd w:val="clear" w:color="auto" w:fill="FFFFFF"/>
         <w:spacing w:after="0" w:line="240" w:lineRule="auto"/>
@@ -11036,7 +10864,7 @@
           <w:bCs/>
           <w:color w:val="000000"/>
           <w:kern w:val="0"/>
-          <w14:ligatures w14:val="none"/>
+          <ns2:ligatures ns2:val="none"/>
         </w:rPr>
       </w:pPr>
       <w:r>
@@ -11046,26 +10874,26 @@
           <w:bCs/>
           <w:color w:val="000000"/>
           <w:kern w:val="0"/>
-          <w14:ligatures w14:val="none"/>
+          <ns2:ligatures ns2:val="none"/>
         </w:rPr>
         <w:t>Comisión de Protección al Consumidor 1</w:t>
       </w:r>
     </w:p>
-    <w:p>
-      <w:pPr>
-        <w:spacing w:after="0" w:line="240" w:lineRule="auto"/>
-        <w:jc w:val="both"/>
-        <w:rPr>
-          <w:rFonts w:ascii="Arial Narrow" w:eastAsia="Arial Narrow" w:hAnsi="Arial Narrow" w:cs="Arial Narrow"/>
-          <w:b/>
-          <w:color w:val="000000"/>
-          <w:kern w:val="0"/>
-          <w:lang w:eastAsia="es-PE"/>
-          <w14:ligatures w14:val="none"/>
-        </w:rPr>
-      </w:pPr>
-    </w:p>
-    <w:p>
+    <w:p ns2:paraId="5D9EDE09" ns2:textId="77777777">
+      <w:pPr>
+        <w:spacing w:after="0" w:line="240" w:lineRule="auto"/>
+        <w:jc w:val="both"/>
+        <w:rPr>
+          <w:rFonts w:ascii="Arial Narrow" w:eastAsia="Arial Narrow" w:hAnsi="Arial Narrow" w:cs="Arial Narrow"/>
+          <w:b/>
+          <w:color w:val="000000"/>
+          <w:kern w:val="0"/>
+          <w:lang w:eastAsia="es-PE"/>
+          <ns2:ligatures ns2:val="none"/>
+        </w:rPr>
+      </w:pPr>
+    </w:p>
+    <w:p ns2:paraId="32B8DBF5" ns2:textId="77777777">
       <w:pPr>
         <w:spacing w:after="0" w:line="240" w:lineRule="auto"/>
         <w:jc w:val="both"/>
@@ -11083,12 +10911,12 @@
           <w:sz w:val="16"/>
           <w:szCs w:val="16"/>
           <w:lang w:eastAsia="es-PE"/>
-          <w14:ligatures w14:val="none"/>
+          <ns2:ligatures ns2:val="none"/>
         </w:rPr>
         <w:t>LSM/JCQ</w:t>
       </w:r>
     </w:p>
-    <w:p>
+    <w:p ns2:paraId="68107EE2" ns2:textId="77777777">
       <w:pPr>
         <w:spacing w:line="240" w:lineRule="auto"/>
         <w:rPr>
@@ -11097,8 +10925,8 @@
       </w:pPr>
     </w:p>
     <w:sectPr>
-      <w:headerReference w:type="default" r:id="rId12"/>
-      <w:footerReference w:type="default" r:id="rId13"/>
+      <w:headerReference w:type="default" ns7:id="rId12"/>
+      <w:footerReference w:type="default" ns7:id="rId13"/>
       <w:pgSz w:w="11906" w:h="16838"/>
       <w:pgMar w:top="1417" w:right="1701" w:bottom="1417" w:left="1701" w:header="708" w:footer="708" w:gutter="0"/>
       <w:cols w:space="708"/>

--- a/plantillas_maestras/17_seguro_no_especificado/contratacion_no_consentida/1_ddo_banco_o_financiera/varon/TPL_2545_2025_SEGURO_NO_ESPECIFICADO_CONTRATACION_NO_CONSENTIDA_BANCO_VARON_R1.docx
+++ b/plantillas_maestras/17_seguro_no_especificado/contratacion_no_consentida/1_ddo_banco_o_financiera/varon/TPL_2545_2025_SEGURO_NO_ESPECIFICADO_CONTRATACION_NO_CONSENTIDA_BANCO_VARON_R1.docx
@@ -2378,7 +2378,7 @@
           <w:rFonts w:ascii="Arial Narrow" w:eastAsia="Arial" w:hAnsi="Arial Narrow" w:cs="Arial"/>
           <w:color w:val="000000"/>
         </w:rPr>
-        <w:t>De acuerdo con el esquema que el legislador peruano ha previsto a partir del Código, la Comisión considera que, a efectos de evaluar la calidad de consumidor de la parte denunciante, deberá seguirse el siguiente diagrama:</w:t>
+        <w:t xml:space="preserve">De acuerdo con el esquema que el legislador peruano ha previsto a partir del Código, la Comisión considera que, a efectos de evaluar la calidad de consumidor del señor [APELLIDO], deberá seguirse el siguiente diagrama:</w:t>
       </w:r>
     </w:p>
     <w:p ns2:paraId="4BA19FDC" ns2:textId="77777777">
@@ -2623,7 +2623,7 @@
           <w:rFonts w:ascii="Arial Narrow" w:eastAsia="Arial" w:hAnsi="Arial Narrow" w:cs="Arial"/>
           <w:color w:val="000000"/>
         </w:rPr>
-        <w:t xml:space="preserve">En atención a ello, existe un filtro general que la presente instancia debe evaluar para determinar si la parte accionante posee la calidad de consumidor. Este filtro consiste en analizar si la adquisición, uso o disfrute que la parte denunciante realiza sobre el producto o servicio materia de controversia está vinculado a un fin personal, familiar o de su entorno social inmediato, en cuyo caso la persona natural o jurídica califica como consumidor final. </w:t>
+        <w:t xml:space="preserve">En atención a ello, existe un filtro general que la presente instancia debe evaluar para determinar si la parte accionante posee la calidad de consumidor. Este filtro consiste en analizar si la adquisición, uso o disfrute que el señor [APELLIDO] realiza sobre el producto o servicio materia de controversia está vinculado a un fin personal, familiar o de su entorno social inmediato, en cuyo caso la persona natural o jurídica califica como consumidor final. </w:t>
       </w:r>
       <w:r>
         <w:rPr>
@@ -2760,7 +2760,7 @@
           <w:rFonts w:ascii="Arial Narrow" w:eastAsia="Arial" w:hAnsi="Arial Narrow" w:cs="Arial"/>
           <w:color w:val="000000"/>
         </w:rPr>
-        <w:t xml:space="preserve">Para determinar si se está ante una microempresa, la Comisión determinará si la parte denunciante encaja en la noción de microempresario prevista en el Texto Único Ordenado de la Ley de Impulso al Desarrollo Productivo y al Crecimiento Empresarial, aprobado por Decreto Supremo 013-2013-PRODUCE (en adelante, Ley </w:t>
+        <w:t xml:space="preserve">Para determinar si se está ante una microempresa, la Comisión determinará si el señor [APELLIDO] encaja en la noción de microempresario prevista en el Texto Único Ordenado de la Ley de Impulso al Desarrollo Productivo y al Crecimiento Empresarial, aprobado por Decreto Supremo 013-2013-PRODUCE (en adelante, Ley </w:t>
       </w:r>
       <w:proofErr w:type="spellStart"/>
       <w:r>
@@ -2934,7 +2934,7 @@
           <w:rFonts w:ascii="Arial Narrow" w:eastAsia="Arial" w:hAnsi="Arial Narrow" w:cs="Arial"/>
           <w:color w:val="000000"/>
         </w:rPr>
-        <w:t>De verificarse la existencia de la asimetría informativa en el caso concreto, la parte denunciante encajará en la noción de consumidor. Por el contrario, si se acredita que el microempresario no se encuentra en una situación de asimetría informativa respecto del producto o servicio controvertido, la denuncia deberá ser declarada improcedente.</w:t>
+        <w:t xml:space="preserve">De verificarse la existencia de la asimetría informativa en el caso concreto, el señor [APELLIDO] encajará en la noción de consumidor. Por el contrario, si se acredita que el microempresario no se encuentra en una situación de asimetría informativa respecto del producto o servicio controvertido, la denuncia deberá ser declarada improcedente.</w:t>
       </w:r>
     </w:p>
     <w:p ns2:paraId="40B5A97C" ns2:textId="77777777">
@@ -3262,7 +3262,7 @@
           <w:rFonts w:ascii="Arial Narrow" w:eastAsia="Arial" w:hAnsi="Arial Narrow" w:cs="Arial"/>
           <w:color w:val="000000"/>
         </w:rPr>
-        <w:t xml:space="preserve">En ese sentido, la Comisión de Protección al Consumidor 1 (en adelante, Comisión) estima que no solo compete al denunciante acreditar la situación de asimetría informativa, sino que es necesario evidenciar que en determinados períodos no cuenta con </w:t>
+        <w:t xml:space="preserve">En ese sentido, la Comisión de Protección al Consumidor 1 (en adelante, Comisión) estima que no solo compete al señor [APELLIDO] acreditar la situación de asimetría informativa, sino que es necesario evidenciar que en determinados períodos no cuenta con </w:t>
       </w:r>
       <w:r>
         <w:rPr>
@@ -3464,7 +3464,7 @@
         <w:rPr>
           <w:rFonts w:ascii="Arial Narrow" w:eastAsia="Arial" w:hAnsi="Arial Narrow" w:cs="Arial"/>
         </w:rPr>
-        <w:t>, establece que el denunciante debe acreditar que ostenta la condición de microempresario a la fecha de la presentación de la denuncia</w:t>
+        <w:t xml:space="preserve">, establece que el señor [APELLIDO] debe acreditar que ostenta la condición de microempresario a la fecha de la presentación de la denuncia</w:t>
       </w:r>
       <w:r>
         <w:rPr>
@@ -3514,7 +3514,7 @@
           <w:rFonts w:ascii="Arial Narrow" w:eastAsia="Arial" w:hAnsi="Arial Narrow" w:cs="Arial"/>
           <w:color w:val="000000"/>
         </w:rPr>
-        <w:t>En ese sentido, el denunciante tendrá que evidenciar la condición de microempresario cuando presenta la denuncia administrativa, lo cual realizará mediante la presentación de las declaraciones juradas mensuales de IGV y del IR del ejercicio tributario anterior, en la medida que el ejercicio gravable (periodo fiscal) comienza el 1 de enero y finaliza el 31 de diciembre de cada año, ello según lo establecido en el artículo 57 del Texto Único Ordenado de la Ley de Impuesto a la Renta, aprobado por Decreto Supremo 179-2004-EF</w:t>
+        <w:t xml:space="preserve">En ese sentido, el señor [APELLIDO] tendrá que evidenciar la condición de microempresario cuando presenta la denuncia administrativa, lo cual realizará mediante la presentación de las declaraciones juradas mensuales de IGV y del IR del ejercicio tributario anterior, en la medida que el ejercicio gravable (periodo fiscal) comienza el 1 de enero y finaliza el 31 de diciembre de cada año, ello según lo establecido en el artículo 57 del Texto Único Ordenado de la Ley de Impuesto a la Renta, aprobado por Decreto Supremo 179-2004-EF</w:t>
       </w:r>
       <w:r>
         <w:rPr>
@@ -3578,7 +3578,7 @@
         <w:rPr>
           <w:rFonts w:ascii="Arial Narrow" w:eastAsia="Arial" w:hAnsi="Arial Narrow" w:cs="Arial"/>
         </w:rPr>
-        <w:t xml:space="preserve"> establece que el denunciante que ostente la condición de microempresario debe presentar, entre otros, </w:t>
+        <w:t xml:space="preserve"> establece que el señor [APELLIDO] que ostente la condición de microempresario debe presentar, entre otros, </w:t>
       </w:r>
       <w:r>
         <w:rPr>
@@ -3894,7 +3894,7 @@
           <w:rFonts w:ascii="Arial Narrow" w:eastAsia="Arial" w:hAnsi="Arial Narrow" w:cs="Arial"/>
           <w:bCs/>
         </w:rPr>
-        <w:t>Directiva Única de Protección al Consumidor, corresponde a este órgano evidenciar la condición de microempresario de la denunciante al momento en que presentó su denuncia. Cabe precisar que, conforme lo señalado en la mencionada directiva, su aplicación es inmediata para los procedimientos en trámite</w:t>
+        <w:t xml:space="preserve">Directiva Única de Protección al Consumidor, corresponde a este órgano evidenciar la condición de microempresario del señor [APELLIDO] al momento en que presentó su denuncia. Cabe precisar que, conforme lo señalado en la mencionada directiva, su aplicación es inmediata para los procedimientos en trámite</w:t>
       </w:r>
       <w:r>
         <w:rPr>
@@ -3952,7 +3952,7 @@
           <w:rFonts w:ascii="Arial Narrow" w:eastAsia="Arial" w:hAnsi="Arial Narrow" w:cs="Arial"/>
           <w:color w:val="000000"/>
         </w:rPr>
-        <w:t>, la denunciante</w:t>
+        <w:t xml:space="preserve">, el señor [APELLIDO]</w:t>
       </w:r>
       <w:r>
         <w:rPr>
@@ -4036,7 +4036,7 @@
           <w:rFonts w:ascii="Arial Narrow" w:eastAsia="Arial" w:hAnsi="Arial Narrow" w:cs="Arial"/>
           <w:color w:val="000000"/>
         </w:rPr>
-        <w:t xml:space="preserve">Para determinar si se está ante un microempresario se deberá analizar si la parte denunciante cumple con los requisitos previstos en la Ley </w:t>
+        <w:t xml:space="preserve">Para determinar si se está ante un microempresario se deberá analizar si el señor [APELLIDO] cumple con los requisitos previstos en la Ley </w:t>
       </w:r>
       <w:proofErr w:type="spellStart"/>
       <w:r>
@@ -4501,7 +4501,7 @@
           <w:rFonts w:ascii="Arial Narrow" w:eastAsia="Arial" w:hAnsi="Arial Narrow" w:cs="Arial"/>
           <w:color w:val="000000"/>
         </w:rPr>
-        <w:t xml:space="preserve">la condición de microempresario de la denunciante a través de la </w:t>
+        <w:t xml:space="preserve">la condición de microempresario del señor [APELLIDO] a través de la </w:t>
       </w:r>
       <w:r>
         <w:rPr>
@@ -4984,7 +4984,7 @@
           <w:rFonts w:ascii="Arial Narrow" w:eastAsia="Arial" w:hAnsi="Arial Narrow" w:cs="Arial"/>
           <w:color w:val="000000"/>
         </w:rPr>
-        <w:t>corresponde evaluar la calidad de consumidor final del denunciante desde la perspectiva de la contratación de servicios financieros y de seguros, determinando si dichos servicios fueron utilizados con un fin distinto al de su proceso productivo principal y si los cargos cuestionados se vinculan a una afectación propia de la relación de consumo</w:t>
+        <w:t xml:space="preserve">corresponde evaluar la calidad de consumidor final del señor [APELLIDO] desde la perspectiva de la contratación de servicios financieros y de seguros, determinando si dichos servicios fueron utilizados con un fin distinto al de su proceso productivo principal y si los cargos cuestionados se vinculan a una afectación propia de la relación de consumo</w:t>
       </w:r>
       <w:r>
         <w:rPr>
@@ -5303,7 +5303,7 @@
           <w:rFonts w:ascii="Arial Narrow" w:eastAsia="Arial" w:hAnsi="Arial Narrow" w:cs="Arial"/>
           <w:color w:val="000000"/>
         </w:rPr>
-        <w:t>Tal como se indicó en el marco jurídico expuesto, para acceder a la tutela del Código, la denunciante debe acreditar que tenía la condición de microempresario al momento en que presentó la denuncia administrativa, de faltar dicha condición la denuncia debe ser declarada improcedente.</w:t>
+        <w:t xml:space="preserve">Tal como se indicó en el marco jurídico expuesto, para acceder a la tutela del Código, el señor [APELLIDO] debe acreditar que tenía la condición de microempresario al momento en que presentó la denuncia administrativa, de faltar dicha condición la denuncia debe ser declarada improcedente.</w:t>
       </w:r>
     </w:p>
     <w:p ns2:paraId="3242F6A1" ns2:textId="77777777">
@@ -5450,7 +5450,7 @@
           <w:rFonts w:ascii="Arial Narrow" w:eastAsia="Arial" w:hAnsi="Arial Narrow" w:cs="Arial"/>
           <w:color w:val="000000"/>
         </w:rPr>
-        <w:t xml:space="preserve">En ese sentido, con la verificación en la página web de la Consulta del REMYPE que ofrece el Ministerio del Trabajo y Promoción de Empleo, se evidencia que [APELLIDO] sí acredita la condición de microempresa. En consecuencia, la Comisión considera que la denunciante califica como consumidor final en los términos del Código, de conformidad con lo dispuesto por el numeral 1.2 del artículo IV del Título Preliminar del Código. </w:t>
+        <w:t xml:space="preserve">En ese sentido, con la verificación en la página web de la Consulta del REMYPE que ofrece el Ministerio del Trabajo y Promoción de Empleo, se evidencia que [APELLIDO] sí acredita la condición de microempresa. En consecuencia, la Comisión considera que el señor [APELLIDO] califica como consumidor final en los términos del Código, de conformidad con lo dispuesto por el numeral 1.2 del artículo IV del Título Preliminar del Código. </w:t>
       </w:r>
       <w:r>
         <w:rPr>
@@ -9398,7 +9398,7 @@
           <w:sz w:val="20"/>
           <w:szCs w:val="20"/>
         </w:rPr>
-        <w:t xml:space="preserve">correr traslado de la presente resolución a Banco BBVA Perú S.A. y a Rímac Seguros y Reaseguros S.A para que, de conformidad con lo dispuesto por el artículo 26° de la Ley sobre Facultades, Normas y Organización del Indecopi, aprobado por Decreto Legislativo N° 8079, presente sus descargos sobre la imputación de cargos realizada en un plazo no mayor a cinco (5) días hábiles contado a partir del día siguiente de la notificación de la presente resolución, vencido el cual, el Secretario Técnico declarará en rebeldía a los denunciados que no lo hubieran presentado. Debe precisarse que de conformidad con lo establecido por el artículo 223° del Texto Único Ordenado de la Ley N° 27444, Ley del Procedimiento Administrativo General, las alegaciones y los hechos relevantes de la reclamación, salvo que hayan sido específicamente negadas en la contestación, se tendrán por aceptadas o meritadas como ciertas.</w:t>
+        <w:t xml:space="preserve">correr traslado de la presente resolución a Banco BBVA Perú S.A. y a Rímac Seguros y Reaseguros S.A. para que, de conformidad con lo dispuesto por el artículo 26 de la Ley sobre Facultades, Normas y Organización del Indecopi, aprobada por Decreto Legislativo 807, presenten sus descargos sobre la imputación de cargos realizada en un plazo no mayor a cinco (5) días hábiles contado a partir del día siguiente de la notificación de la presente resolución, vencido el cual, el Secretario Técnico declarará en rebeldía a los denunciados que no lo hubieran presentado. Debe precisarse que de conformidad con lo establecido por el artículo 223 del Texto Único Ordenado de la Ley 27444, Ley del Procedimiento Administrativo General, las alegaciones y los hechos relevantes de la reclamación, salvo que hayan sido específicamente negadas en la contestación, se tendrán por aceptadas o merituadas como ciertas.</w:t>
       </w:r>
     </w:p>
     <w:p ns2:paraId="2F1C55D7" ns2:textId="77777777">
@@ -10824,7 +10824,7 @@
           <w:kern w:val="0"/>
           <ns2:ligatures ns2:val="none"/>
         </w:rPr>
-        <w:t>EVELING ROA QUISPE</w:t>
+        <w:t xml:space="preserve">LUISA ANALÍ SILVA MALPARTIDA</w:t>
       </w:r>
     </w:p>
     <w:p ns2:paraId="31A9CE85" ns2:textId="77777777">
@@ -10850,7 +10850,7 @@
           <w:kern w:val="0"/>
           <ns2:ligatures ns2:val="none"/>
         </w:rPr>
-        <w:t>Secretaria Técnica</w:t>
+        <w:t xml:space="preserve">Secretaria Técnica Ad Hoc</w:t>
       </w:r>
     </w:p>
     <w:p ns2:paraId="5A648714" ns2:textId="77777777">

--- a/plantillas_maestras/17_seguro_no_especificado/contratacion_no_consentida/1_ddo_banco_o_financiera/varon/TPL_2545_2025_SEGURO_NO_ESPECIFICADO_CONTRATACION_NO_CONSENTIDA_BANCO_VARON_R1.docx
+++ b/plantillas_maestras/17_seguro_no_especificado/contratacion_no_consentida/1_ddo_banco_o_financiera/varon/TPL_2545_2025_SEGURO_NO_ESPECIFICADO_CONTRATACION_NO_CONSENTIDA_BANCO_VARON_R1.docx
@@ -627,7 +627,7 @@
           <w:lang w:eastAsia="es-PE"/>
           <ns2:ligatures ns2:val="none"/>
         </w:rPr>
-        <w:t>14</w:t>
+        <w:t xml:space="preserve">14 de noviembre de 2025</w:t>
       </w:r>
       <w:r>
         <w:rPr>
@@ -638,7 +638,7 @@
           <w:lang w:eastAsia="es-PE"/>
           <ns2:ligatures ns2:val="none"/>
         </w:rPr>
-        <w:t xml:space="preserve"> de </w:t>
+        <w:t xml:space="preserve"/>
       </w:r>
       <w:r>
         <w:rPr>
@@ -649,7 +649,7 @@
           <w:lang w:eastAsia="es-PE"/>
           <ns2:ligatures ns2:val="none"/>
         </w:rPr>
-        <w:t>noviembre</w:t>
+        <w:t xml:space="preserve"/>
       </w:r>
       <w:r>
         <w:rPr>
@@ -660,7 +660,7 @@
           <w:lang w:eastAsia="es-PE"/>
           <ns2:ligatures ns2:val="none"/>
         </w:rPr>
-        <w:t xml:space="preserve"> </w:t>
+        <w:t xml:space="preserve"/>
       </w:r>
       <w:r>
         <w:rPr>
@@ -671,7 +671,7 @@
           <w:lang w:eastAsia="es-PE"/>
           <ns2:ligatures ns2:val="none"/>
         </w:rPr>
-        <w:t>de 2025</w:t>
+        <w:t xml:space="preserve"/>
       </w:r>
     </w:p>
     <w:p ns2:paraId="1EF3C256" ns2:textId="77777777">
@@ -757,7 +757,7 @@
           <w:lang w:val="es-ES" w:eastAsia="es-ES"/>
           <ns2:ligatures ns2:val="none"/>
         </w:rPr>
-        <w:t xml:space="preserve">Mediante la denuncia del 24 de setiembre del 2025, [APELLIDO] denunció al Banco y Rímac por presuntas infracciones a la Ley 29571, Código de Protección y Defensa del Consumidor (en adelante, Código), señalando lo siguiente:</w:t>
+        <w:t xml:space="preserve">Mediante la denuncia del 24 de setiembre de 2025, [APELLIDO] denunció al Banco y Rímac por presuntas infracciones a la Ley 29571, Código de Protección y Defensa del Consumidor (en adelante, Código), señalando lo siguiente:</w:t>
       </w:r>
       <w:r>
         <w:rPr>
@@ -1051,13 +1051,13 @@
         <w:rPr>
           <w:rFonts w:ascii="Arial Narrow" w:eastAsia="Arial Narrow" w:hAnsi="Arial Narrow" w:cs="Arial Narrow"/>
         </w:rPr>
-        <w:t xml:space="preserve"> crédito comercial cuyo cronograma de pagos estableció como fecha de término el 4 de abril de 202</w:t>
-      </w:r>
-      <w:r>
-        <w:rPr>
-          <w:rFonts w:ascii="Arial Narrow" w:eastAsia="Arial Narrow" w:hAnsi="Arial Narrow" w:cs="Arial Narrow"/>
-        </w:rPr>
-        <w:t>5</w:t>
+        <w:t xml:space="preserve"> crédito comercial cuyo cronograma de pagos estableció como fecha de término el 4 de abril de 2025</w:t>
+      </w:r>
+      <w:r>
+        <w:rPr>
+          <w:rFonts w:ascii="Arial Narrow" w:eastAsia="Arial Narrow" w:hAnsi="Arial Narrow" w:cs="Arial Narrow"/>
+        </w:rPr>
+        <w:t xml:space="preserve"/>
       </w:r>
       <w:r>
         <w:rPr>
@@ -7782,7 +7782,7 @@
           <w:lang w:eastAsia="es-PE"/>
           <ns2:ligatures ns2:val="none"/>
         </w:rPr>
-        <w:t xml:space="preserve">SEGUNDO: admitir a trámite la denuncia del 24 de setiembre del 2025, interpuesta por [DENUNCIANTE] contra Banco BBVA Perú S.A. y Rímac Seguros y Reaseguros S.A., por lo siguiente:</w:t>
+        <w:t xml:space="preserve">SEGUNDO: admitir a trámite la denuncia del 24 de setiembre de 2025, interpuesta por [DENUNCIANTE] contra Banco BBVA Perú S.A. y Rímac Seguros y Reaseguros S.A., por lo siguiente:</w:t>
       </w:r>
       <w:r>
         <w:rPr>
@@ -8932,7 +8932,7 @@
           <w:lang w:val="es-ES" w:eastAsia="es-ES"/>
           <ns2:ligatures ns2:val="none"/>
         </w:rPr>
-        <w:t>24 de setiembre del 2025</w:t>
+        <w:t xml:space="preserve">24 de setiembre de 2025</w:t>
       </w:r>
       <w:r>
         <w:rPr>
@@ -11123,7 +11123,7 @@
           <w:sz w:val="16"/>
           <w:szCs w:val="16"/>
         </w:rPr>
-        <w:t>9 de octubre del 2025</w:t>
+        <w:t xml:space="preserve">9 de octubre de 2025</w:t>
       </w:r>
       <w:r>
         <w:rPr>
@@ -11155,7 +11155,7 @@
           <w:sz w:val="16"/>
           <w:szCs w:val="16"/>
         </w:rPr>
-        <w:t>9 de octubre del 2025</w:t>
+        <w:t xml:space="preserve">9 de octubre de 2025</w:t>
       </w:r>
       <w:r>
         <w:rPr>
@@ -11325,7 +11325,7 @@
           <w:sz w:val="16"/>
           <w:szCs w:val="16"/>
         </w:rPr>
-        <w:t>el 2 de setiembre del 2010 en el Diario Oficial El Peruano, vigente desde el 2 de octubre del 2010 y modificado por Decreto Legislativo 1308.</w:t>
+        <w:t xml:space="preserve">el 2 de setiembre de 2010 en el Diario Oficial El Peruano, vigente desde el 2 de octubre de 2010 y modificado por Decreto Legislativo 1308.</w:t>
       </w:r>
     </w:p>
     <w:p>

--- a/plantillas_maestras/17_seguro_no_especificado/contratacion_no_consentida/1_ddo_banco_o_financiera/varon/TPL_2545_2025_SEGURO_NO_ESPECIFICADO_CONTRATACION_NO_CONSENTIDA_BANCO_VARON_R1.docx
+++ b/plantillas_maestras/17_seguro_no_especificado/contratacion_no_consentida/1_ddo_banco_o_financiera/varon/TPL_2545_2025_SEGURO_NO_ESPECIFICADO_CONTRATACION_NO_CONSENTIDA_BANCO_VARON_R1.docx
@@ -1,8 +1,8 @@
 
 <file path=word/document.xml><?xml version="1.0" encoding="utf-8"?>
-<w:document xmlns:ns1="http://schemas.openxmlformats.org/markup-compatibility/2006" xmlns:ns2="http://schemas.microsoft.com/office/word/2010/wordml" xmlns:ns3="http://schemas.openxmlformats.org/drawingml/2006/wordprocessingDrawing" xmlns:ns4="http://schemas.microsoft.com/office/word/2010/wordprocessingDrawing" xmlns:ns5="http://schemas.openxmlformats.org/drawingml/2006/main" xmlns:ns6="http://schemas.openxmlformats.org/drawingml/2006/picture" xmlns:ns7="http://schemas.openxmlformats.org/officeDocument/2006/relationships" xmlns:ns8="http://schemas.microsoft.com/office/drawing/2010/main" xmlns:w="http://schemas.openxmlformats.org/wordprocessingml/2006/main" ns1:Ignorable="w14 w15 w16se w16cid w16 w16cex w16sdtdh w16sdtfl w16du wp14">
+<w:document xmlns:a="http://schemas.openxmlformats.org/drawingml/2006/main" xmlns:a14="http://schemas.microsoft.com/office/drawing/2010/main" xmlns:mc="http://schemas.openxmlformats.org/markup-compatibility/2006" xmlns:pic="http://schemas.openxmlformats.org/drawingml/2006/picture" xmlns:r="http://schemas.openxmlformats.org/officeDocument/2006/relationships" xmlns:w="http://schemas.openxmlformats.org/wordprocessingml/2006/main" xmlns:w14="http://schemas.microsoft.com/office/word/2010/wordml" xmlns:w15="http://schemas.microsoft.com/office/word/2012/wordml" xmlns:w16="http://schemas.microsoft.com/office/word/2018/wordml" xmlns:w16cex="http://schemas.microsoft.com/office/word/2018/wordml/cex" xmlns:w16cid="http://schemas.microsoft.com/office/word/2016/wordml/cid" xmlns:w16du="http://schemas.microsoft.com/office/word/2023/wordml/word16du" xmlns:w16sdtdh="http://schemas.microsoft.com/office/word/2020/wordml/sdtdatahash" xmlns:w16se="http://schemas.microsoft.com/office/word/2015/wordml/symex" xmlns:wp="http://schemas.openxmlformats.org/drawingml/2006/wordprocessingDrawing" xmlns:wp14="http://schemas.microsoft.com/office/word/2010/wordprocessingDrawing" mc:Ignorable="w14 w15 w16se w16cid w16 w16cex w16sdtdh w16du wp14">
   <w:body>
-    <w:p ns2:paraId="4D92E425" ns2:textId="2FFDF7B2">
+    <w:p>
       <w:pPr>
         <w:tabs>
           <w:tab w:val="left" w:pos="1701"/>
@@ -14,7 +14,7 @@
           <w:color w:val="000000"/>
           <w:kern w:val="0"/>
           <w:lang w:eastAsia="es-PE"/>
-          <ns2:ligatures ns2:val="none"/>
+          <w14:ligatures w14:val="none"/>
         </w:rPr>
       </w:pPr>
       <w:bookmarkStart w:id="0" w:name="_Hlk80343540"/>
@@ -25,7 +25,7 @@
           <w:color w:val="000000"/>
           <w:kern w:val="0"/>
           <w:lang w:eastAsia="es-PE"/>
-          <ns2:ligatures ns2:val="none"/>
+          <w14:ligatures w14:val="none"/>
         </w:rPr>
         <w:t>EX</w:t>
       </w:r>
@@ -36,7 +36,7 @@
           <w:color w:val="000000"/>
           <w:kern w:val="0"/>
           <w:lang w:eastAsia="es-PE"/>
-          <ns2:ligatures ns2:val="none"/>
+          <w14:ligatures w14:val="none"/>
         </w:rPr>
         <w:t xml:space="preserve">PEDIENTE </w:t>
       </w:r>
@@ -47,7 +47,7 @@
           <w:color w:val="000000"/>
           <w:kern w:val="0"/>
           <w:lang w:eastAsia="es-PE"/>
-          <ns2:ligatures ns2:val="none"/>
+          <w14:ligatures w14:val="none"/>
         </w:rPr>
         <w:tab/>
         <w:t>:</w:t>
@@ -59,7 +59,7 @@
           <w:color w:val="000000"/>
           <w:kern w:val="0"/>
           <w:lang w:eastAsia="es-PE"/>
-          <ns2:ligatures ns2:val="none"/>
+          <w14:ligatures w14:val="none"/>
         </w:rPr>
         <w:tab/>
       </w:r>
@@ -72,12 +72,12 @@
           <w:kern w:val="0"/>
           <w:shd w:val="clear" w:color="auto" w:fill="FFFFFF"/>
           <w:lang w:eastAsia="es-PE"/>
-          <ns2:ligatures ns2:val="none"/>
+          <w14:ligatures w14:val="none"/>
         </w:rPr>
         <w:t>2545-2025/CC1</w:t>
       </w:r>
     </w:p>
-    <w:p ns2:paraId="174737B6" ns2:textId="54472743">
+    <w:p>
       <w:pPr>
         <w:tabs>
           <w:tab w:val="left" w:pos="1701"/>
@@ -92,111 +92,26 @@
           <w:color w:val="000000"/>
           <w:kern w:val="0"/>
           <w:lang w:eastAsia="es-PE"/>
-          <ns2:ligatures ns2:val="none"/>
-        </w:rPr>
-      </w:pPr>
-      <w:r>
-        <w:rPr>
-          <w:rFonts w:ascii="Arial Narrow" w:eastAsia="Arial Narrow" w:hAnsi="Arial Narrow" w:cs="Arial Narrow"/>
-          <w:b/>
-          <w:color w:val="000000"/>
-          <w:kern w:val="0"/>
-          <w:lang w:eastAsia="es-PE"/>
-          <ns2:ligatures ns2:val="none"/>
-        </w:rPr>
-        <w:t xml:space="preserve">DENUNCIANTE:[DENUNCIANTE] ([APELLIDO])</w:t>
-      </w:r>
-      <w:r>
-        <w:rPr>
-          <w:rFonts w:ascii="Arial Narrow" w:eastAsia="Arial Narrow" w:hAnsi="Arial Narrow" w:cs="Arial Narrow"/>
-          <w:b/>
-          <w:color w:val="000000"/>
-          <w:kern w:val="0"/>
-          <w:lang w:eastAsia="es-PE"/>
-          <ns2:ligatures ns2:val="none"/>
-        </w:rPr>
+          <w14:ligatures w14:val="none"/>
+        </w:rPr>
+      </w:pPr>
+      <w:r>
+        <w:rPr>
+          <w:rFonts w:ascii="Arial Narrow" w:eastAsia="Arial Narrow" w:hAnsi="Arial Narrow" w:cs="Arial Narrow"/>
+          <w:b/>
+          <w:color w:val="000000"/>
+          <w:kern w:val="0"/>
+          <w:lang w:eastAsia="es-PE"/>
+          <w14:ligatures w14:val="none"/>
+        </w:rPr>
+        <w:t>DENUNCIANTE</w:t>
         <w:tab/>
-        <w:t/>
-      </w:r>
-      <w:r>
-        <w:rPr>
-          <w:rFonts w:ascii="Arial Narrow" w:eastAsia="Arial Narrow" w:hAnsi="Arial Narrow" w:cs="Arial Narrow"/>
-          <w:b/>
-          <w:color w:val="000000"/>
-          <w:kern w:val="0"/>
-          <w:lang w:eastAsia="es-PE"/>
-          <ns2:ligatures ns2:val="none"/>
-        </w:rPr>
+        <w:t>:</w:t>
         <w:tab/>
-      </w:r>
-      <w:r>
-        <w:rPr>
-          <w:rFonts w:ascii="Arial Narrow" w:eastAsia="Arial Narrow" w:hAnsi="Arial Narrow" w:cs="Arial Narrow"/>
-          <w:b/>
-          <w:color w:val="000000"/>
-          <w:kern w:val="0"/>
-          <w:lang w:eastAsia="es-PE"/>
-          <ns2:ligatures ns2:val="none"/>
-        </w:rPr>
-        <w:t/>
-      </w:r>
-      <w:r>
-        <w:rPr>
-          <w:rFonts w:ascii="Arial Narrow" w:eastAsia="Arial Narrow" w:hAnsi="Arial Narrow" w:cs="Arial Narrow"/>
-          <w:b/>
-          <w:color w:val="000000"/>
-          <w:kern w:val="0"/>
-          <w:lang w:eastAsia="es-PE"/>
-          <ns2:ligatures ns2:val="none"/>
-        </w:rPr>
-        <w:t/>
-      </w:r>
-      <w:r>
-        <w:rPr>
-          <w:rFonts w:ascii="Arial Narrow" w:eastAsia="Arial Narrow" w:hAnsi="Arial Narrow" w:cs="Arial Narrow"/>
-          <w:b/>
-          <w:color w:val="000000"/>
-          <w:kern w:val="0"/>
-          <w:lang w:eastAsia="es-PE"/>
-          <ns2:ligatures ns2:val="none"/>
-        </w:rPr>
-        <w:t xml:space="preserve"/>
-      </w:r>
-      <w:r>
-        <w:rPr>
-          <w:rFonts w:ascii="Arial Narrow" w:eastAsia="Arial Narrow" w:hAnsi="Arial Narrow" w:cs="Arial Narrow"/>
-          <w:b/>
-          <w:color w:val="000000"/>
-          <w:kern w:val="0"/>
-          <w:lang w:eastAsia="es-PE"/>
-          <ns2:ligatures ns2:val="none"/>
-        </w:rPr>
-        <w:t/>
-      </w:r>
-      <w:r>
-        <w:rPr>
-          <w:rFonts w:ascii="Arial Narrow" w:eastAsia="Arial Narrow" w:hAnsi="Arial Narrow" w:cs="Arial Narrow"/>
-          <w:b/>
-          <w:color w:val="000000"/>
-          <w:kern w:val="0"/>
-          <w:lang w:eastAsia="es-PE"/>
-          <ns2:ligatures ns2:val="none"/>
-        </w:rPr>
-        <w:t/>
-      </w:r>
-      <w:r>
-        <w:rPr>
-          <w:rFonts w:ascii="Arial Narrow" w:eastAsia="Arial Narrow" w:hAnsi="Arial Narrow" w:cs="Arial Narrow"/>
-          <w:b/>
-          <w:color w:val="000000"/>
-          <w:kern w:val="0"/>
-          <w:lang w:eastAsia="es-PE"/>
-          <ns2:ligatures ns2:val="none"/>
-        </w:rPr>
-        <w:t/>
-      </w:r>
-    </w:p>
-    <w:p ns2:paraId="223101EF" ns2:textId="16C7B73D">
+        <w:t xml:space="preserve">[DENUNCIANTE] ([APELLIDO])</w:t>
+      </w:r>
+    </w:p>
+    <w:p>
       <w:pPr>
         <w:tabs>
           <w:tab w:val="left" w:pos="1701"/>
@@ -211,17 +126,17 @@
           <w:color w:val="000000"/>
           <w:kern w:val="0"/>
           <w:lang w:eastAsia="es-PE"/>
-          <ns2:ligatures ns2:val="none"/>
-        </w:rPr>
-      </w:pPr>
-      <w:r>
-        <w:rPr>
-          <w:rFonts w:ascii="Arial Narrow" w:eastAsia="Arial Narrow" w:hAnsi="Arial Narrow" w:cs="Arial Narrow"/>
-          <w:b/>
-          <w:color w:val="000000"/>
-          <w:kern w:val="0"/>
-          <w:lang w:eastAsia="es-PE"/>
-          <ns2:ligatures ns2:val="none"/>
+          <w14:ligatures w14:val="none"/>
+        </w:rPr>
+      </w:pPr>
+      <w:r>
+        <w:rPr>
+          <w:rFonts w:ascii="Arial Narrow" w:eastAsia="Arial Narrow" w:hAnsi="Arial Narrow" w:cs="Arial Narrow"/>
+          <w:b/>
+          <w:color w:val="000000"/>
+          <w:kern w:val="0"/>
+          <w:lang w:eastAsia="es-PE"/>
+          <w14:ligatures w14:val="none"/>
         </w:rPr>
         <w:t>DENUNCIADOS</w:t>
       </w:r>
@@ -232,7 +147,7 @@
           <w:color w:val="000000"/>
           <w:kern w:val="0"/>
           <w:lang w:eastAsia="es-PE"/>
-          <ns2:ligatures ns2:val="none"/>
+          <w14:ligatures w14:val="none"/>
         </w:rPr>
         <w:tab/>
         <w:t>:</w:t>
@@ -244,7 +159,7 @@
           <w:color w:val="000000"/>
           <w:kern w:val="0"/>
           <w:lang w:eastAsia="es-PE"/>
-          <ns2:ligatures ns2:val="none"/>
+          <w14:ligatures w14:val="none"/>
         </w:rPr>
         <w:tab/>
       </w:r>
@@ -255,7 +170,7 @@
           <w:color w:val="000000"/>
           <w:kern w:val="0"/>
           <w:lang w:eastAsia="es-PE"/>
-          <ns2:ligatures ns2:val="none"/>
+          <w14:ligatures w14:val="none"/>
         </w:rPr>
         <w:t xml:space="preserve">BANCO BBVA PERÚ S.A. </w:t>
       </w:r>
@@ -266,7 +181,7 @@
           <w:color w:val="000000"/>
           <w:kern w:val="0"/>
           <w:lang w:eastAsia="es-PE"/>
-          <ns2:ligatures ns2:val="none"/>
+          <w14:ligatures w14:val="none"/>
         </w:rPr>
         <w:t>(</w:t>
       </w:r>
@@ -277,7 +192,7 @@
           <w:color w:val="000000"/>
           <w:kern w:val="0"/>
           <w:lang w:eastAsia="es-PE"/>
-          <ns2:ligatures ns2:val="none"/>
+          <w14:ligatures w14:val="none"/>
         </w:rPr>
         <w:t>BANCO</w:t>
       </w:r>
@@ -288,12 +203,12 @@
           <w:color w:val="000000"/>
           <w:kern w:val="0"/>
           <w:lang w:eastAsia="es-PE"/>
-          <ns2:ligatures ns2:val="none"/>
+          <w14:ligatures w14:val="none"/>
         </w:rPr>
         <w:t xml:space="preserve">) </w:t>
       </w:r>
     </w:p>
-    <w:p ns2:paraId="4D23E5DF" ns2:textId="64860F57">
+    <w:p>
       <w:pPr>
         <w:tabs>
           <w:tab w:val="left" w:pos="1701"/>
@@ -308,17 +223,17 @@
           <w:color w:val="000000"/>
           <w:kern w:val="0"/>
           <w:lang w:eastAsia="es-PE"/>
-          <ns2:ligatures ns2:val="none"/>
-        </w:rPr>
-      </w:pPr>
-      <w:r>
-        <w:rPr>
-          <w:rFonts w:ascii="Arial Narrow" w:eastAsia="Arial Narrow" w:hAnsi="Arial Narrow" w:cs="Arial Narrow"/>
-          <w:b/>
-          <w:color w:val="000000"/>
-          <w:kern w:val="0"/>
-          <w:lang w:eastAsia="es-PE"/>
-          <ns2:ligatures ns2:val="none"/>
+          <w14:ligatures w14:val="none"/>
+        </w:rPr>
+      </w:pPr>
+      <w:r>
+        <w:rPr>
+          <w:rFonts w:ascii="Arial Narrow" w:eastAsia="Arial Narrow" w:hAnsi="Arial Narrow" w:cs="Arial Narrow"/>
+          <w:b/>
+          <w:color w:val="000000"/>
+          <w:kern w:val="0"/>
+          <w:lang w:eastAsia="es-PE"/>
+          <w14:ligatures w14:val="none"/>
         </w:rPr>
         <w:tab/>
       </w:r>
@@ -329,7 +244,7 @@
           <w:color w:val="000000"/>
           <w:kern w:val="0"/>
           <w:lang w:eastAsia="es-PE"/>
-          <ns2:ligatures ns2:val="none"/>
+          <w14:ligatures w14:val="none"/>
         </w:rPr>
         <w:tab/>
       </w:r>
@@ -340,7 +255,7 @@
           <w:color w:val="000000"/>
           <w:kern w:val="0"/>
           <w:lang w:eastAsia="es-PE"/>
-          <ns2:ligatures ns2:val="none"/>
+          <w14:ligatures w14:val="none"/>
         </w:rPr>
         <w:t>RÍMAC SEGUROS Y REASEGUROS S.A.</w:t>
       </w:r>
@@ -351,7 +266,7 @@
           <w:color w:val="000000"/>
           <w:kern w:val="0"/>
           <w:lang w:eastAsia="es-PE"/>
-          <ns2:ligatures ns2:val="none"/>
+          <w14:ligatures w14:val="none"/>
         </w:rPr>
         <w:t xml:space="preserve"> (</w:t>
       </w:r>
@@ -362,7 +277,7 @@
           <w:color w:val="000000"/>
           <w:kern w:val="0"/>
           <w:lang w:eastAsia="es-PE"/>
-          <ns2:ligatures ns2:val="none"/>
+          <w14:ligatures w14:val="none"/>
         </w:rPr>
         <w:t>RÍMAC</w:t>
       </w:r>
@@ -373,12 +288,12 @@
           <w:color w:val="000000"/>
           <w:kern w:val="0"/>
           <w:lang w:eastAsia="es-PE"/>
-          <ns2:ligatures ns2:val="none"/>
+          <w14:ligatures w14:val="none"/>
         </w:rPr>
         <w:t>)</w:t>
       </w:r>
     </w:p>
-    <w:p ns2:paraId="753670C1" ns2:textId="77777777">
+    <w:p>
       <w:pPr>
         <w:tabs>
           <w:tab w:val="left" w:pos="1701"/>
@@ -393,17 +308,17 @@
           <w:color w:val="000000"/>
           <w:kern w:val="0"/>
           <w:lang w:eastAsia="es-PE"/>
-          <ns2:ligatures ns2:val="none"/>
-        </w:rPr>
-      </w:pPr>
-      <w:r>
-        <w:rPr>
-          <w:rFonts w:ascii="Arial Narrow" w:eastAsia="Arial Narrow" w:hAnsi="Arial Narrow" w:cs="Arial Narrow"/>
-          <w:b/>
-          <w:color w:val="000000"/>
-          <w:kern w:val="0"/>
-          <w:lang w:eastAsia="es-PE"/>
-          <ns2:ligatures ns2:val="none"/>
+          <w14:ligatures w14:val="none"/>
+        </w:rPr>
+      </w:pPr>
+      <w:r>
+        <w:rPr>
+          <w:rFonts w:ascii="Arial Narrow" w:eastAsia="Arial Narrow" w:hAnsi="Arial Narrow" w:cs="Arial Narrow"/>
+          <w:b/>
+          <w:color w:val="000000"/>
+          <w:kern w:val="0"/>
+          <w:lang w:eastAsia="es-PE"/>
+          <w14:ligatures w14:val="none"/>
         </w:rPr>
         <w:t>MATERIAS</w:t>
       </w:r>
@@ -414,7 +329,7 @@
           <w:color w:val="000000"/>
           <w:kern w:val="0"/>
           <w:lang w:eastAsia="es-PE"/>
-          <ns2:ligatures ns2:val="none"/>
+          <w14:ligatures w14:val="none"/>
         </w:rPr>
         <w:tab/>
         <w:t xml:space="preserve">: </w:t>
@@ -426,13 +341,13 @@
           <w:color w:val="000000"/>
           <w:kern w:val="0"/>
           <w:lang w:eastAsia="es-PE"/>
-          <ns2:ligatures ns2:val="none"/>
+          <w14:ligatures w14:val="none"/>
         </w:rPr>
         <w:tab/>
         <w:t>ADMISIÓN A TRÁMITE</w:t>
       </w:r>
     </w:p>
-    <w:p ns2:paraId="3267C54F" ns2:textId="71EDCD06">
+    <w:p>
       <w:pPr>
         <w:tabs>
           <w:tab w:val="left" w:pos="1701"/>
@@ -447,17 +362,17 @@
           <w:color w:val="000000"/>
           <w:kern w:val="0"/>
           <w:lang w:eastAsia="es-PE"/>
-          <ns2:ligatures ns2:val="none"/>
-        </w:rPr>
-      </w:pPr>
-      <w:r>
-        <w:rPr>
-          <w:rFonts w:ascii="Arial Narrow" w:eastAsia="Arial Narrow" w:hAnsi="Arial Narrow" w:cs="Arial Narrow"/>
-          <w:b/>
-          <w:color w:val="000000"/>
-          <w:kern w:val="0"/>
-          <w:lang w:eastAsia="es-PE"/>
-          <ns2:ligatures ns2:val="none"/>
+          <w14:ligatures w14:val="none"/>
+        </w:rPr>
+      </w:pPr>
+      <w:r>
+        <w:rPr>
+          <w:rFonts w:ascii="Arial Narrow" w:eastAsia="Arial Narrow" w:hAnsi="Arial Narrow" w:cs="Arial Narrow"/>
+          <w:b/>
+          <w:color w:val="000000"/>
+          <w:kern w:val="0"/>
+          <w:lang w:eastAsia="es-PE"/>
+          <w14:ligatures w14:val="none"/>
         </w:rPr>
         <w:tab/>
       </w:r>
@@ -468,7 +383,7 @@
           <w:color w:val="000000"/>
           <w:kern w:val="0"/>
           <w:lang w:eastAsia="es-PE"/>
-          <ns2:ligatures ns2:val="none"/>
+          <w14:ligatures w14:val="none"/>
         </w:rPr>
         <w:tab/>
       </w:r>
@@ -481,7 +396,7 @@
         <w:t>INCLUSIÓN DE OFICIO</w:t>
       </w:r>
     </w:p>
-    <w:p ns2:paraId="449086A9" ns2:textId="77777777">
+    <w:p>
       <w:pPr>
         <w:tabs>
           <w:tab w:val="left" w:pos="1701"/>
@@ -496,22 +411,22 @@
           <w:color w:val="000000"/>
           <w:kern w:val="0"/>
           <w:lang w:eastAsia="es-PE"/>
-          <ns2:ligatures ns2:val="none"/>
-        </w:rPr>
-      </w:pPr>
-      <w:r>
-        <w:rPr>
-          <w:rFonts w:ascii="Arial Narrow" w:eastAsia="Arial Narrow" w:hAnsi="Arial Narrow" w:cs="Arial Narrow"/>
-          <w:b/>
-          <w:color w:val="000000"/>
-          <w:kern w:val="0"/>
-          <w:lang w:eastAsia="es-PE"/>
-          <ns2:ligatures ns2:val="none"/>
+          <w14:ligatures w14:val="none"/>
+        </w:rPr>
+      </w:pPr>
+      <w:r>
+        <w:rPr>
+          <w:rFonts w:ascii="Arial Narrow" w:eastAsia="Arial Narrow" w:hAnsi="Arial Narrow" w:cs="Arial Narrow"/>
+          <w:b/>
+          <w:color w:val="000000"/>
+          <w:kern w:val="0"/>
+          <w:lang w:eastAsia="es-PE"/>
+          <w14:ligatures w14:val="none"/>
         </w:rPr>
         <w:t xml:space="preserve">REQUERIMIENTO DE INFORMACIÓN </w:t>
       </w:r>
     </w:p>
-    <w:p ns2:paraId="778AE69F" ns2:textId="77777777">
+    <w:p>
       <w:pPr>
         <w:tabs>
           <w:tab w:val="left" w:pos="1701"/>
@@ -525,17 +440,17 @@
           <w:color w:val="000000"/>
           <w:kern w:val="0"/>
           <w:lang w:eastAsia="es-PE"/>
-          <ns2:ligatures ns2:val="none"/>
-        </w:rPr>
-      </w:pPr>
-      <w:r>
-        <w:rPr>
-          <w:rFonts w:ascii="Arial Narrow" w:eastAsia="Arial Narrow" w:hAnsi="Arial Narrow" w:cs="Arial Narrow"/>
-          <w:b/>
-          <w:color w:val="000000"/>
-          <w:kern w:val="0"/>
-          <w:lang w:eastAsia="es-PE"/>
-          <ns2:ligatures ns2:val="none"/>
+          <w14:ligatures w14:val="none"/>
+        </w:rPr>
+      </w:pPr>
+      <w:r>
+        <w:rPr>
+          <w:rFonts w:ascii="Arial Narrow" w:eastAsia="Arial Narrow" w:hAnsi="Arial Narrow" w:cs="Arial Narrow"/>
+          <w:b/>
+          <w:color w:val="000000"/>
+          <w:kern w:val="0"/>
+          <w:lang w:eastAsia="es-PE"/>
+          <w14:ligatures w14:val="none"/>
         </w:rPr>
         <w:t xml:space="preserve">RESOLUCIÓN </w:t>
       </w:r>
@@ -546,7 +461,7 @@
           <w:color w:val="000000"/>
           <w:kern w:val="0"/>
           <w:lang w:eastAsia="es-PE"/>
-          <ns2:ligatures ns2:val="none"/>
+          <w14:ligatures w14:val="none"/>
         </w:rPr>
         <w:tab/>
         <w:t>:</w:t>
@@ -558,7 +473,7 @@
           <w:color w:val="000000"/>
           <w:kern w:val="0"/>
           <w:lang w:eastAsia="es-PE"/>
-          <ns2:ligatures ns2:val="none"/>
+          <w14:ligatures w14:val="none"/>
         </w:rPr>
         <w:tab/>
       </w:r>
@@ -569,12 +484,12 @@
           <w:color w:val="000000"/>
           <w:kern w:val="0"/>
           <w:lang w:eastAsia="es-PE"/>
-          <ns2:ligatures ns2:val="none"/>
+          <w14:ligatures w14:val="none"/>
         </w:rPr>
         <w:t>1</w:t>
       </w:r>
     </w:p>
-    <w:p ns2:paraId="26BE4AD0" ns2:textId="77777777">
+    <w:p>
       <w:pPr>
         <w:tabs>
           <w:tab w:val="left" w:pos="1014"/>
@@ -587,11 +502,11 @@
           <w:kern w:val="0"/>
           <w:shd w:val="clear" w:color="auto" w:fill="FFFFFF"/>
           <w:lang w:eastAsia="es-PE"/>
-          <ns2:ligatures ns2:val="none"/>
-        </w:rPr>
-      </w:pPr>
-    </w:p>
-    <w:p ns2:paraId="6D48DA83" ns2:textId="6E05A683">
+          <w14:ligatures w14:val="none"/>
+        </w:rPr>
+      </w:pPr>
+    </w:p>
+    <w:p>
       <w:pPr>
         <w:tabs>
           <w:tab w:val="left" w:pos="1014"/>
@@ -604,7 +519,7 @@
           <w:kern w:val="0"/>
           <w:shd w:val="clear" w:color="auto" w:fill="FFFFFF"/>
           <w:lang w:eastAsia="es-PE"/>
-          <ns2:ligatures ns2:val="none"/>
+          <w14:ligatures w14:val="none"/>
         </w:rPr>
       </w:pPr>
       <w:r>
@@ -614,7 +529,7 @@
           <w:kern w:val="0"/>
           <w:shd w:val="clear" w:color="auto" w:fill="FFFFFF"/>
           <w:lang w:eastAsia="es-PE"/>
-          <ns2:ligatures ns2:val="none"/>
+          <w14:ligatures w14:val="none"/>
         </w:rPr>
         <w:t xml:space="preserve">Lima, </w:t>
       </w:r>
@@ -625,7 +540,7 @@
           <w:kern w:val="0"/>
           <w:shd w:val="clear" w:color="auto" w:fill="FFFFFF"/>
           <w:lang w:eastAsia="es-PE"/>
-          <ns2:ligatures ns2:val="none"/>
+          <w14:ligatures w14:val="none"/>
         </w:rPr>
         <w:t xml:space="preserve">14 de noviembre de 2025</w:t>
       </w:r>
@@ -636,7 +551,7 @@
           <w:kern w:val="0"/>
           <w:shd w:val="clear" w:color="auto" w:fill="FFFFFF"/>
           <w:lang w:eastAsia="es-PE"/>
-          <ns2:ligatures ns2:val="none"/>
+          <w14:ligatures w14:val="none"/>
         </w:rPr>
         <w:t xml:space="preserve"/>
       </w:r>
@@ -647,7 +562,7 @@
           <w:kern w:val="0"/>
           <w:shd w:val="clear" w:color="auto" w:fill="FFFFFF"/>
           <w:lang w:eastAsia="es-PE"/>
-          <ns2:ligatures ns2:val="none"/>
+          <w14:ligatures w14:val="none"/>
         </w:rPr>
         <w:t xml:space="preserve"/>
       </w:r>
@@ -658,7 +573,7 @@
           <w:kern w:val="0"/>
           <w:shd w:val="clear" w:color="auto" w:fill="FFFFFF"/>
           <w:lang w:eastAsia="es-PE"/>
-          <ns2:ligatures ns2:val="none"/>
+          <w14:ligatures w14:val="none"/>
         </w:rPr>
         <w:t xml:space="preserve"/>
       </w:r>
@@ -669,12 +584,12 @@
           <w:kern w:val="0"/>
           <w:shd w:val="clear" w:color="auto" w:fill="FFFFFF"/>
           <w:lang w:eastAsia="es-PE"/>
-          <ns2:ligatures ns2:val="none"/>
+          <w14:ligatures w14:val="none"/>
         </w:rPr>
         <w:t xml:space="preserve"/>
       </w:r>
     </w:p>
-    <w:p ns2:paraId="1EF3C256" ns2:textId="77777777">
+    <w:p>
       <w:pPr>
         <w:tabs>
           <w:tab w:val="left" w:pos="1014"/>
@@ -686,11 +601,11 @@
           <w:color w:val="000000"/>
           <w:kern w:val="0"/>
           <w:lang w:eastAsia="es-PE"/>
-          <ns2:ligatures ns2:val="none"/>
-        </w:rPr>
-      </w:pPr>
-    </w:p>
-    <w:p ns2:paraId="087322B4" ns2:textId="77777777">
+          <w14:ligatures w14:val="none"/>
+        </w:rPr>
+      </w:pPr>
+    </w:p>
+    <w:p>
       <w:pPr>
         <w:numPr>
           <w:ilvl w:val="0"/>
@@ -704,22 +619,22 @@
           <w:color w:val="000000"/>
           <w:kern w:val="0"/>
           <w:lang w:eastAsia="es-PE"/>
-          <ns2:ligatures ns2:val="none"/>
-        </w:rPr>
-      </w:pPr>
-      <w:r>
-        <w:rPr>
-          <w:rFonts w:ascii="Arial Narrow" w:eastAsia="Arial Narrow" w:hAnsi="Arial Narrow" w:cs="Arial Narrow"/>
-          <w:b/>
-          <w:color w:val="000000"/>
-          <w:kern w:val="0"/>
-          <w:lang w:eastAsia="es-PE"/>
-          <ns2:ligatures ns2:val="none"/>
+          <w14:ligatures w14:val="none"/>
+        </w:rPr>
+      </w:pPr>
+      <w:r>
+        <w:rPr>
+          <w:rFonts w:ascii="Arial Narrow" w:eastAsia="Arial Narrow" w:hAnsi="Arial Narrow" w:cs="Arial Narrow"/>
+          <w:b/>
+          <w:color w:val="000000"/>
+          <w:kern w:val="0"/>
+          <w:lang w:eastAsia="es-PE"/>
+          <w14:ligatures w14:val="none"/>
         </w:rPr>
         <w:t xml:space="preserve">HECHOS </w:t>
       </w:r>
     </w:p>
-    <w:p ns2:paraId="4407157A" ns2:textId="77777777">
+    <w:p>
       <w:pPr>
         <w:spacing w:after="0" w:line="240" w:lineRule="auto"/>
         <w:jc w:val="both"/>
@@ -728,11 +643,11 @@
           <w:color w:val="000000"/>
           <w:kern w:val="0"/>
           <w:lang w:eastAsia="es-PE"/>
-          <ns2:ligatures ns2:val="none"/>
-        </w:rPr>
-      </w:pPr>
-    </w:p>
-    <w:p ns2:paraId="5ECFCB1A" ns2:textId="7A1339A1">
+          <w14:ligatures w14:val="none"/>
+        </w:rPr>
+      </w:pPr>
+    </w:p>
+    <w:p>
       <w:pPr>
         <w:numPr>
           <w:ilvl w:val="1"/>
@@ -746,7 +661,7 @@
           <w:color w:val="000000"/>
           <w:kern w:val="0"/>
           <w:lang w:val="es-ES" w:eastAsia="es-ES"/>
-          <ns2:ligatures ns2:val="none"/>
+          <w14:ligatures w14:val="none"/>
         </w:rPr>
       </w:pPr>
       <w:r>
@@ -755,7 +670,7 @@
           <w:color w:val="000000"/>
           <w:kern w:val="0"/>
           <w:lang w:val="es-ES" w:eastAsia="es-ES"/>
-          <ns2:ligatures ns2:val="none"/>
+          <w14:ligatures w14:val="none"/>
         </w:rPr>
         <w:t xml:space="preserve">Mediante la denuncia del 24 de setiembre de 2025, [APELLIDO] denunció al Banco y Rímac por presuntas infracciones a la Ley 29571, Código de Protección y Defensa del Consumidor (en adelante, Código), señalando lo siguiente:</w:t>
       </w:r>
@@ -765,7 +680,7 @@
           <w:color w:val="000000"/>
           <w:kern w:val="0"/>
           <w:lang w:val="es-ES" w:eastAsia="es-ES"/>
-          <ns2:ligatures ns2:val="none"/>
+          <w14:ligatures w14:val="none"/>
         </w:rPr>
         <w:t/>
       </w:r>
@@ -775,7 +690,7 @@
           <w:color w:val="000000"/>
           <w:kern w:val="0"/>
           <w:lang w:val="es-ES" w:eastAsia="es-ES"/>
-          <ns2:ligatures ns2:val="none"/>
+          <w14:ligatures w14:val="none"/>
         </w:rPr>
         <w:t xml:space="preserve"/>
       </w:r>
@@ -785,7 +700,7 @@
           <w:color w:val="000000"/>
           <w:kern w:val="0"/>
           <w:lang w:val="es-ES" w:eastAsia="es-ES"/>
-          <ns2:ligatures ns2:val="none"/>
+          <w14:ligatures w14:val="none"/>
         </w:rPr>
         <w:t/>
       </w:r>
@@ -795,7 +710,7 @@
           <w:color w:val="000000"/>
           <w:kern w:val="0"/>
           <w:lang w:val="es-ES" w:eastAsia="es-ES"/>
-          <ns2:ligatures ns2:val="none"/>
+          <w14:ligatures w14:val="none"/>
         </w:rPr>
         <w:t xml:space="preserve"/>
       </w:r>
@@ -805,7 +720,7 @@
           <w:color w:val="000000"/>
           <w:kern w:val="0"/>
           <w:lang w:val="es-ES" w:eastAsia="es-ES"/>
-          <ns2:ligatures ns2:val="none"/>
+          <w14:ligatures w14:val="none"/>
         </w:rPr>
         <w:t/>
       </w:r>
@@ -817,7 +732,7 @@
           <w:kern w:val="0"/>
           <w:vertAlign w:val="superscript"/>
           <w:lang w:val="es-ES" w:eastAsia="es-ES"/>
-          <ns2:ligatures ns2:val="none"/>
+          <w14:ligatures w14:val="none"/>
         </w:rPr>
         <w:footnoteReference w:id="1"/>
       </w:r>
@@ -827,7 +742,7 @@
           <w:color w:val="000000"/>
           <w:kern w:val="0"/>
           <w:lang w:val="es-ES" w:eastAsia="es-ES"/>
-          <ns2:ligatures ns2:val="none"/>
+          <w14:ligatures w14:val="none"/>
         </w:rPr>
         <w:t/>
       </w:r>
@@ -835,7 +750,7 @@
         <w:rPr>
           <w:rFonts w:ascii="Arial Narrow" w:eastAsia="Calibri" w:hAnsi="Arial Narrow" w:cs="Arial"/>
           <w:kern w:val="0"/>
-          <ns2:ligatures ns2:val="none"/>
+          <w14:ligatures w14:val="none"/>
         </w:rPr>
         <w:t xml:space="preserve"/>
       </w:r>
@@ -844,7 +759,7 @@
         <w:rPr>
           <w:rFonts w:ascii="Arial Narrow" w:eastAsia="Calibri" w:hAnsi="Arial Narrow" w:cs="Arial"/>
           <w:kern w:val="0"/>
-          <ns2:ligatures ns2:val="none"/>
+          <w14:ligatures w14:val="none"/>
         </w:rPr>
         <w:t/>
       </w:r>
@@ -857,7 +772,7 @@
           <w:kern w:val="0"/>
           <w:vertAlign w:val="superscript"/>
           <w:lang w:val="es-ES" w:eastAsia="es-ES"/>
-          <ns2:ligatures ns2:val="none"/>
+          <w14:ligatures w14:val="none"/>
         </w:rPr>
         <w:footnoteReference w:id="2"/>
       </w:r>
@@ -865,7 +780,7 @@
         <w:rPr>
           <w:rFonts w:ascii="Arial Narrow" w:eastAsia="Calibri" w:hAnsi="Arial Narrow" w:cs="Arial"/>
           <w:kern w:val="0"/>
-          <ns2:ligatures ns2:val="none"/>
+          <w14:ligatures w14:val="none"/>
         </w:rPr>
         <w:t xml:space="preserve"/>
       </w:r>
@@ -873,7 +788,7 @@
         <w:rPr>
           <w:rFonts w:ascii="Arial Narrow" w:eastAsia="Calibri" w:hAnsi="Arial Narrow" w:cs="Arial"/>
           <w:kern w:val="0"/>
-          <ns2:ligatures ns2:val="none"/>
+          <w14:ligatures w14:val="none"/>
         </w:rPr>
         <w:t/>
       </w:r>
@@ -883,7 +798,7 @@
           <w:color w:val="000000"/>
           <w:kern w:val="0"/>
           <w:lang w:val="es-ES" w:eastAsia="es-ES"/>
-          <ns2:ligatures ns2:val="none"/>
+          <w14:ligatures w14:val="none"/>
         </w:rPr>
         <w:t/>
       </w:r>
@@ -893,7 +808,7 @@
           <w:color w:val="000000"/>
           <w:kern w:val="0"/>
           <w:lang w:val="es-ES" w:eastAsia="es-ES"/>
-          <ns2:ligatures ns2:val="none"/>
+          <w14:ligatures w14:val="none"/>
         </w:rPr>
         <w:t/>
       </w:r>
@@ -903,7 +818,7 @@
           <w:color w:val="000000"/>
           <w:kern w:val="0"/>
           <w:lang w:val="es-ES" w:eastAsia="es-ES"/>
-          <ns2:ligatures ns2:val="none"/>
+          <w14:ligatures w14:val="none"/>
         </w:rPr>
         <w:t xml:space="preserve"/>
       </w:r>
@@ -913,7 +828,7 @@
           <w:color w:val="000000"/>
           <w:kern w:val="0"/>
           <w:lang w:val="es-ES" w:eastAsia="es-ES"/>
-          <ns2:ligatures ns2:val="none"/>
+          <w14:ligatures w14:val="none"/>
         </w:rPr>
         <w:t xml:space="preserve"/>
       </w:r>
@@ -923,7 +838,7 @@
           <w:color w:val="000000"/>
           <w:kern w:val="0"/>
           <w:lang w:val="es-ES" w:eastAsia="es-ES"/>
-          <ns2:ligatures ns2:val="none"/>
+          <w14:ligatures w14:val="none"/>
         </w:rPr>
         <w:t xml:space="preserve"/>
       </w:r>
@@ -933,7 +848,7 @@
           <w:color w:val="000000"/>
           <w:kern w:val="0"/>
           <w:lang w:val="es-ES" w:eastAsia="es-ES"/>
-          <ns2:ligatures ns2:val="none"/>
+          <w14:ligatures w14:val="none"/>
         </w:rPr>
         <w:t xml:space="preserve"/>
       </w:r>
@@ -943,7 +858,7 @@
           <w:color w:val="000000"/>
           <w:kern w:val="0"/>
           <w:lang w:val="es-ES" w:eastAsia="es-ES"/>
-          <ns2:ligatures ns2:val="none"/>
+          <w14:ligatures w14:val="none"/>
         </w:rPr>
         <w:t/>
       </w:r>
@@ -953,7 +868,7 @@
           <w:color w:val="000000"/>
           <w:kern w:val="0"/>
           <w:lang w:val="es-ES" w:eastAsia="es-ES"/>
-          <ns2:ligatures ns2:val="none"/>
+          <w14:ligatures w14:val="none"/>
         </w:rPr>
         <w:t/>
       </w:r>
@@ -965,7 +880,7 @@
           <w:kern w:val="0"/>
           <w:vertAlign w:val="superscript"/>
           <w:lang w:val="es-ES" w:eastAsia="es-ES"/>
-          <ns2:ligatures ns2:val="none"/>
+          <w14:ligatures w14:val="none"/>
         </w:rPr>
         <w:footnoteReference w:id="3"/>
       </w:r>
@@ -975,12 +890,12 @@
           <w:color w:val="000000"/>
           <w:kern w:val="0"/>
           <w:lang w:val="es-ES" w:eastAsia="es-ES"/>
-          <ns2:ligatures ns2:val="none"/>
+          <w14:ligatures w14:val="none"/>
         </w:rPr>
         <w:t/>
       </w:r>
     </w:p>
-    <w:p ns2:paraId="64AF7FDB" ns2:textId="77777777">
+    <w:p>
       <w:pPr>
         <w:tabs>
           <w:tab w:val="left" w:pos="1134"/>
@@ -992,12 +907,12 @@
           <w:color w:val="000000"/>
           <w:kern w:val="0"/>
           <w:lang w:val="es-ES" w:eastAsia="es-ES"/>
-          <ns2:ligatures ns2:val="none"/>
+          <w14:ligatures w14:val="none"/>
         </w:rPr>
       </w:pPr>
       <w:bookmarkStart w:id="1" w:name="_Hlk213687422"/>
     </w:p>
-    <w:p ns2:paraId="5A356934" ns2:textId="17B3EB22">
+    <w:p>
       <w:pPr>
         <w:pStyle w:val="Prrafodelista"/>
         <w:numPr>
@@ -1013,7 +928,7 @@
         <w:rPr>
           <w:rFonts w:ascii="Arial Narrow" w:eastAsia="Arial Narrow" w:hAnsi="Arial Narrow" w:cs="Arial Narrow"/>
           <w:kern w:val="0"/>
-          <ns2:ligatures ns2:val="none"/>
+          <w14:ligatures w14:val="none"/>
         </w:rPr>
       </w:pPr>
       <w:bookmarkStart w:id="2" w:name="_Hlk213687528"/>
@@ -1066,7 +981,7 @@
         <w:t xml:space="preserve">. </w:t>
       </w:r>
     </w:p>
-    <w:p ns2:paraId="1821B511" ns2:textId="77777777">
+    <w:p>
       <w:pPr>
         <w:pStyle w:val="Prrafodelista"/>
         <w:spacing w:after="0" w:line="240" w:lineRule="auto"/>
@@ -1075,11 +990,11 @@
         <w:rPr>
           <w:rFonts w:ascii="Arial Narrow" w:eastAsia="Arial Narrow" w:hAnsi="Arial Narrow" w:cs="Arial Narrow"/>
           <w:kern w:val="0"/>
-          <ns2:ligatures ns2:val="none"/>
-        </w:rPr>
-      </w:pPr>
-    </w:p>
-    <w:p ns2:paraId="1A0FAF46" ns2:textId="592AAFC4">
+          <w14:ligatures w14:val="none"/>
+        </w:rPr>
+      </w:pPr>
+    </w:p>
+    <w:p>
       <w:pPr>
         <w:pStyle w:val="Prrafodelista"/>
         <w:numPr>
@@ -1095,7 +1010,7 @@
         <w:rPr>
           <w:rFonts w:ascii="Arial Narrow" w:eastAsia="Arial Narrow" w:hAnsi="Arial Narrow" w:cs="Arial Narrow"/>
           <w:kern w:val="0"/>
-          <ns2:ligatures ns2:val="none"/>
+          <w14:ligatures w14:val="none"/>
         </w:rPr>
       </w:pPr>
       <w:r>
@@ -1159,7 +1074,7 @@
         <w:t xml:space="preserve">, cuyo pago realizó hasta marzo de 2025. </w:t>
       </w:r>
     </w:p>
-    <w:p ns2:paraId="0F751768" ns2:textId="77777777">
+    <w:p>
       <w:pPr>
         <w:pStyle w:val="Prrafodelista"/>
         <w:spacing w:after="0" w:line="240" w:lineRule="auto"/>
@@ -1168,11 +1083,11 @@
         <w:rPr>
           <w:rFonts w:ascii="Arial Narrow" w:eastAsia="Arial Narrow" w:hAnsi="Arial Narrow" w:cs="Arial Narrow"/>
           <w:kern w:val="0"/>
-          <ns2:ligatures ns2:val="none"/>
-        </w:rPr>
-      </w:pPr>
-    </w:p>
-    <w:p ns2:paraId="4E821A6C" ns2:textId="344F2599">
+          <w14:ligatures w14:val="none"/>
+        </w:rPr>
+      </w:pPr>
+    </w:p>
+    <w:p>
       <w:pPr>
         <w:pStyle w:val="Prrafodelista"/>
         <w:numPr>
@@ -1188,7 +1103,7 @@
         <w:rPr>
           <w:rFonts w:ascii="Arial Narrow" w:eastAsia="Arial Narrow" w:hAnsi="Arial Narrow" w:cs="Arial Narrow"/>
           <w:kern w:val="0"/>
-          <ns2:ligatures ns2:val="none"/>
+          <w14:ligatures w14:val="none"/>
         </w:rPr>
       </w:pPr>
       <w:r>
@@ -1342,7 +1257,7 @@
         <w:t xml:space="preserve">. No se recibió documentación ni se suscribió contrato para dichos seguros. </w:t>
       </w:r>
     </w:p>
-    <w:p ns2:paraId="703C7082" ns2:textId="77777777">
+    <w:p>
       <w:pPr>
         <w:pStyle w:val="Prrafodelista"/>
         <w:spacing w:line="240" w:lineRule="auto"/>
@@ -1351,7 +1266,7 @@
         </w:rPr>
       </w:pPr>
     </w:p>
-    <w:p ns2:paraId="6B25B1A9" ns2:textId="41645D6F">
+    <w:p>
       <w:pPr>
         <w:pStyle w:val="Prrafodelista"/>
         <w:numPr>
@@ -1367,7 +1282,7 @@
         <w:rPr>
           <w:rFonts w:ascii="Arial Narrow" w:eastAsia="Arial Narrow" w:hAnsi="Arial Narrow" w:cs="Arial Narrow"/>
           <w:kern w:val="0"/>
-          <ns2:ligatures ns2:val="none"/>
+          <w14:ligatures w14:val="none"/>
         </w:rPr>
       </w:pPr>
       <w:r>
@@ -1401,7 +1316,7 @@
         <w:t>, sin obtener solución.</w:t>
       </w:r>
     </w:p>
-    <w:p ns2:paraId="201D7E82" ns2:textId="77777777">
+    <w:p>
       <w:pPr>
         <w:pStyle w:val="Prrafodelista"/>
         <w:spacing w:line="240" w:lineRule="auto"/>
@@ -1410,7 +1325,7 @@
         </w:rPr>
       </w:pPr>
     </w:p>
-    <w:p ns2:paraId="03F57F2C" ns2:textId="71FDDD2D">
+    <w:p>
       <w:pPr>
         <w:pStyle w:val="Prrafodelista"/>
         <w:numPr>
@@ -1426,7 +1341,7 @@
         <w:rPr>
           <w:rFonts w:ascii="Arial Narrow" w:eastAsia="Arial Narrow" w:hAnsi="Arial Narrow" w:cs="Arial Narrow"/>
           <w:kern w:val="0"/>
-          <ns2:ligatures ns2:val="none"/>
+          <w14:ligatures w14:val="none"/>
         </w:rPr>
       </w:pPr>
       <w:r>
@@ -1472,26 +1387,26 @@
         <w:t>, sin obtener solución.</w:t>
       </w:r>
     </w:p>
-    <w:p ns2:paraId="228EFEAD" ns2:textId="7FEC39E4">
+    <w:p>
       <w:pPr>
         <w:pStyle w:val="Prrafodelista"/>
         <w:spacing w:line="240" w:lineRule="auto"/>
         <w:rPr>
           <w:rFonts w:ascii="Arial Narrow" w:eastAsia="Arial Narrow" w:hAnsi="Arial Narrow" w:cs="Arial Narrow"/>
           <w:kern w:val="0"/>
-          <ns2:ligatures ns2:val="none"/>
-        </w:rPr>
-      </w:pPr>
-      <w:r>
-        <w:rPr>
-          <w:rFonts w:ascii="Arial Narrow" w:eastAsia="Arial Narrow" w:hAnsi="Arial Narrow" w:cs="Arial Narrow"/>
-          <w:kern w:val="0"/>
-          <ns2:ligatures ns2:val="none"/>
+          <w14:ligatures w14:val="none"/>
+        </w:rPr>
+      </w:pPr>
+      <w:r>
+        <w:rPr>
+          <w:rFonts w:ascii="Arial Narrow" w:eastAsia="Arial Narrow" w:hAnsi="Arial Narrow" w:cs="Arial Narrow"/>
+          <w:kern w:val="0"/>
+          <w14:ligatures w14:val="none"/>
         </w:rPr>
         <w:t xml:space="preserve"> </w:t>
       </w:r>
     </w:p>
-    <w:p ns2:paraId="2FB14F49" ns2:textId="7ABB57B2">
+    <w:p>
       <w:pPr>
         <w:pStyle w:val="Prrafodelista"/>
         <w:numPr>
@@ -1507,7 +1422,7 @@
         <w:rPr>
           <w:rFonts w:ascii="Arial Narrow" w:eastAsia="Arial Narrow" w:hAnsi="Arial Narrow" w:cs="Arial Narrow"/>
           <w:kern w:val="0"/>
-          <ns2:ligatures ns2:val="none"/>
+          <w14:ligatures w14:val="none"/>
         </w:rPr>
       </w:pPr>
       <w:r>
@@ -1531,7 +1446,7 @@
         <w:t>.</w:t>
       </w:r>
     </w:p>
-    <w:p ns2:paraId="76630485" ns2:textId="77777777">
+    <w:p>
       <w:pPr>
         <w:tabs>
           <w:tab w:val="left" w:pos="1134"/>
@@ -1543,11 +1458,11 @@
           <w:color w:val="000000"/>
           <w:kern w:val="0"/>
           <w:lang w:eastAsia="es-ES"/>
-          <ns2:ligatures ns2:val="none"/>
-        </w:rPr>
-      </w:pPr>
-    </w:p>
-    <w:p ns2:paraId="150CD385" ns2:textId="55BEF6F2">
+          <w14:ligatures w14:val="none"/>
+        </w:rPr>
+      </w:pPr>
+    </w:p>
+    <w:p>
       <w:pPr>
         <w:numPr>
           <w:ilvl w:val="1"/>
@@ -1565,7 +1480,7 @@
           <w:color w:val="000000"/>
           <w:kern w:val="0"/>
           <w:lang w:val="es-ES" w:eastAsia="es-ES"/>
-          <ns2:ligatures ns2:val="none"/>
+          <w14:ligatures w14:val="none"/>
         </w:rPr>
       </w:pPr>
       <w:proofErr w:type="spellStart"/>
@@ -1575,7 +1490,7 @@
           <w:color w:val="000000"/>
           <w:kern w:val="0"/>
           <w:lang w:val="es-ES" w:eastAsia="es-ES"/>
-          <ns2:ligatures ns2:val="none"/>
+          <w14:ligatures w14:val="none"/>
         </w:rPr>
         <w:t xml:space="preserve">[APELLIDO] solicitó, en calidad de medida correctiva, que el Banco cumpla con: (i) realizar el cese inmediato de los cobros de seguros no solicitados; (ii) realizar la devolución de los montos cobrados indebidamente, más los intereses legales correspondientes; y, (iii) entregarle el levantamiento de hipoteca de su local comercial y carta de no adeudo. Asimismo, no requirió de manera expresa el reembolso de costos y costas del presente procedimiento.</w:t>
       </w:r>
@@ -1584,7 +1499,7 @@
         <w:rPr>
           <w:rFonts w:ascii="Arial Narrow" w:eastAsia="Calibri" w:hAnsi="Arial Narrow" w:cs="Arial"/>
           <w:kern w:val="0"/>
-          <ns2:ligatures ns2:val="none"/>
+          <w14:ligatures w14:val="none"/>
         </w:rPr>
         <w:t xml:space="preserve"/>
       </w:r>
@@ -1594,7 +1509,7 @@
           <w:color w:val="000000"/>
           <w:kern w:val="0"/>
           <w:lang w:val="es-ES" w:eastAsia="es-ES"/>
-          <ns2:ligatures ns2:val="none"/>
+          <w14:ligatures w14:val="none"/>
         </w:rPr>
         <w:t xml:space="preserve"/>
       </w:r>
@@ -1605,7 +1520,7 @@
           <w:color w:val="000000"/>
           <w:kern w:val="0"/>
           <w:lang w:val="es-ES" w:eastAsia="es-ES"/>
-          <ns2:ligatures ns2:val="none"/>
+          <w14:ligatures w14:val="none"/>
         </w:rPr>
         <w:t xml:space="preserve"/>
       </w:r>
@@ -1615,7 +1530,7 @@
           <w:color w:val="000000"/>
           <w:kern w:val="0"/>
           <w:lang w:val="es-ES" w:eastAsia="es-ES"/>
-          <ns2:ligatures ns2:val="none"/>
+          <w14:ligatures w14:val="none"/>
         </w:rPr>
         <w:t xml:space="preserve"/>
       </w:r>
@@ -1625,7 +1540,7 @@
           <w:color w:val="000000"/>
           <w:kern w:val="0"/>
           <w:lang w:val="es-ES" w:eastAsia="es-ES"/>
-          <ns2:ligatures ns2:val="none"/>
+          <w14:ligatures w14:val="none"/>
         </w:rPr>
         <w:t/>
       </w:r>
@@ -1635,7 +1550,7 @@
           <w:color w:val="000000"/>
           <w:kern w:val="0"/>
           <w:lang w:val="es-ES" w:eastAsia="es-ES"/>
-          <ns2:ligatures ns2:val="none"/>
+          <w14:ligatures w14:val="none"/>
         </w:rPr>
         <w:t/>
       </w:r>
@@ -1646,7 +1561,7 @@
           <w:color w:val="000000"/>
           <w:kern w:val="0"/>
           <w:lang w:val="es-ES" w:eastAsia="es-ES"/>
-          <ns2:ligatures ns2:val="none"/>
+          <w14:ligatures w14:val="none"/>
         </w:rPr>
         <w:t/>
       </w:r>
@@ -1657,7 +1572,7 @@
           <w:color w:val="000000"/>
           <w:kern w:val="0"/>
           <w:lang w:val="es-ES" w:eastAsia="es-ES"/>
-          <ns2:ligatures ns2:val="none"/>
+          <w14:ligatures w14:val="none"/>
         </w:rPr>
         <w:t/>
       </w:r>
@@ -1667,7 +1582,7 @@
           <w:color w:val="000000"/>
           <w:kern w:val="0"/>
           <w:lang w:val="es-ES" w:eastAsia="es-ES"/>
-          <ns2:ligatures ns2:val="none"/>
+          <w14:ligatures w14:val="none"/>
         </w:rPr>
         <w:t/>
       </w:r>
@@ -1677,7 +1592,7 @@
           <w:color w:val="000000"/>
           <w:kern w:val="0"/>
           <w:lang w:val="es-ES" w:eastAsia="es-ES"/>
-          <ns2:ligatures ns2:val="none"/>
+          <w14:ligatures w14:val="none"/>
         </w:rPr>
         <w:t xml:space="preserve"/>
       </w:r>
@@ -1688,7 +1603,7 @@
           <w:color w:val="000000"/>
           <w:kern w:val="0"/>
           <w:lang w:val="es-ES" w:eastAsia="es-ES"/>
-          <ns2:ligatures ns2:val="none"/>
+          <w14:ligatures w14:val="none"/>
         </w:rPr>
         <w:t/>
       </w:r>
@@ -1699,7 +1614,7 @@
           <w:color w:val="000000"/>
           <w:kern w:val="0"/>
           <w:lang w:val="es-ES" w:eastAsia="es-ES"/>
-          <ns2:ligatures ns2:val="none"/>
+          <w14:ligatures w14:val="none"/>
         </w:rPr>
         <w:t xml:space="preserve"/>
       </w:r>
@@ -1709,7 +1624,7 @@
           <w:color w:val="000000"/>
           <w:kern w:val="0"/>
           <w:lang w:val="es-ES" w:eastAsia="es-ES"/>
-          <ns2:ligatures ns2:val="none"/>
+          <w14:ligatures w14:val="none"/>
         </w:rPr>
         <w:t/>
       </w:r>
@@ -1719,7 +1634,7 @@
           <w:color w:val="000000"/>
           <w:kern w:val="0"/>
           <w:lang w:val="es-ES" w:eastAsia="es-ES"/>
-          <ns2:ligatures ns2:val="none"/>
+          <w14:ligatures w14:val="none"/>
         </w:rPr>
         <w:t xml:space="preserve"/>
       </w:r>
@@ -1729,7 +1644,7 @@
           <w:color w:val="000000"/>
           <w:kern w:val="0"/>
           <w:lang w:val="es-ES" w:eastAsia="es-ES"/>
-          <ns2:ligatures ns2:val="none"/>
+          <w14:ligatures w14:val="none"/>
         </w:rPr>
         <w:t/>
       </w:r>
@@ -1739,7 +1654,7 @@
           <w:color w:val="000000"/>
           <w:kern w:val="0"/>
           <w:lang w:val="es-ES" w:eastAsia="es-ES"/>
-          <ns2:ligatures ns2:val="none"/>
+          <w14:ligatures w14:val="none"/>
         </w:rPr>
         <w:t xml:space="preserve"/>
       </w:r>
@@ -1749,7 +1664,7 @@
           <w:color w:val="000000"/>
           <w:kern w:val="0"/>
           <w:lang w:val="es-ES" w:eastAsia="es-ES"/>
-          <ns2:ligatures ns2:val="none"/>
+          <w14:ligatures w14:val="none"/>
         </w:rPr>
         <w:t xml:space="preserve"/>
       </w:r>
@@ -1759,7 +1674,7 @@
           <w:color w:val="000000"/>
           <w:kern w:val="0"/>
           <w:lang w:val="es-ES" w:eastAsia="es-ES"/>
-          <ns2:ligatures ns2:val="none"/>
+          <w14:ligatures w14:val="none"/>
         </w:rPr>
         <w:t xml:space="preserve"/>
       </w:r>
@@ -1769,7 +1684,7 @@
           <w:color w:val="000000"/>
           <w:kern w:val="0"/>
           <w:lang w:val="es-ES" w:eastAsia="es-ES"/>
-          <ns2:ligatures ns2:val="none"/>
+          <w14:ligatures w14:val="none"/>
         </w:rPr>
         <w:t xml:space="preserve"/>
       </w:r>
@@ -1779,7 +1694,7 @@
           <w:color w:val="000000"/>
           <w:kern w:val="0"/>
           <w:lang w:val="es-ES" w:eastAsia="es-ES"/>
-          <ns2:ligatures ns2:val="none"/>
+          <w14:ligatures w14:val="none"/>
         </w:rPr>
         <w:t xml:space="preserve"/>
       </w:r>
@@ -1789,14 +1704,14 @@
           <w:color w:val="000000"/>
           <w:kern w:val="0"/>
           <w:lang w:val="es-ES" w:eastAsia="es-ES"/>
-          <ns2:ligatures ns2:val="none"/>
+          <w14:ligatures w14:val="none"/>
         </w:rPr>
         <w:t/>
       </w:r>
       <w:bookmarkStart w:id="4" w:name="_Hlk210205006"/>
       <w:bookmarkEnd w:id="3"/>
     </w:p>
-    <w:p ns2:paraId="281B44E6" ns2:textId="77777777">
+    <w:p>
       <w:pPr>
         <w:spacing w:after="0" w:line="240" w:lineRule="auto"/>
         <w:jc w:val="both"/>
@@ -1806,7 +1721,7 @@
       </w:pPr>
       <w:bookmarkStart w:id="5" w:name="_Hlk209028760"/>
     </w:p>
-    <w:p ns2:paraId="392EEC25" ns2:textId="27B0D131">
+    <w:p>
       <w:pPr>
         <w:numPr>
           <w:ilvl w:val="0"/>
@@ -1829,7 +1744,7 @@
           <w:color w:val="000000"/>
           <w:kern w:val="0"/>
           <w:lang w:eastAsia="es-PE"/>
-          <ns2:ligatures ns2:val="none"/>
+          <w14:ligatures w14:val="none"/>
         </w:rPr>
         <w:t>DE</w:t>
       </w:r>
@@ -1849,12 +1764,12 @@
           <w:color w:val="000000"/>
           <w:kern w:val="0"/>
           <w:lang w:eastAsia="es-PE"/>
-          <ns2:ligatures ns2:val="none"/>
+          <w14:ligatures w14:val="none"/>
         </w:rPr>
         <w:t>RÍMAC</w:t>
       </w:r>
     </w:p>
-    <w:p ns2:paraId="582610F2" ns2:textId="77777777">
+    <w:p>
       <w:pPr>
         <w:spacing w:after="0" w:line="240" w:lineRule="auto"/>
         <w:contextualSpacing/>
@@ -1867,7 +1782,7 @@
         </w:rPr>
       </w:pPr>
     </w:p>
-    <w:p ns2:paraId="4764F505" ns2:textId="77777777">
+    <w:p>
       <w:pPr>
         <w:pStyle w:val="Prrafodelista"/>
         <w:numPr>
@@ -1910,7 +1825,7 @@
         <w:t>.</w:t>
       </w:r>
     </w:p>
-    <w:p ns2:paraId="0718AA3F" ns2:textId="77777777">
+    <w:p>
       <w:pPr>
         <w:pStyle w:val="Prrafodelista"/>
         <w:spacing w:after="0" w:line="240" w:lineRule="auto"/>
@@ -1923,7 +1838,7 @@
         </w:rPr>
       </w:pPr>
     </w:p>
-    <w:p ns2:paraId="5847D5CD" ns2:textId="77777777">
+    <w:p>
       <w:pPr>
         <w:pStyle w:val="Prrafodelista"/>
         <w:numPr>
@@ -1982,7 +1897,7 @@
         <w:t>.</w:t>
       </w:r>
     </w:p>
-    <w:p ns2:paraId="56E20C09" ns2:textId="77777777">
+    <w:p>
       <w:pPr>
         <w:pStyle w:val="Prrafodelista"/>
         <w:spacing w:line="240" w:lineRule="auto"/>
@@ -1993,7 +1908,7 @@
         </w:rPr>
       </w:pPr>
     </w:p>
-    <w:p ns2:paraId="1506C2C8" ns2:textId="4CB72B28">
+    <w:p>
       <w:pPr>
         <w:pStyle w:val="Prrafodelista"/>
         <w:numPr>
@@ -2124,7 +2039,7 @@
         <w:t xml:space="preserve"> al momento de los hechos materia de denuncia.</w:t>
       </w:r>
     </w:p>
-    <w:p ns2:paraId="654F94E9" ns2:textId="77777777">
+    <w:p>
       <w:pPr>
         <w:spacing w:after="0" w:line="240" w:lineRule="auto"/>
         <w:jc w:val="both"/>
@@ -2135,7 +2050,7 @@
         </w:rPr>
       </w:pPr>
     </w:p>
-    <w:p ns2:paraId="4E1FF401" ns2:textId="1B4BF9B4">
+    <w:p>
       <w:pPr>
         <w:pStyle w:val="Prrafodelista"/>
         <w:numPr>
@@ -2165,7 +2080,7 @@
         <w:t>.</w:t>
       </w:r>
     </w:p>
-    <w:p ns2:paraId="4FD8E041" ns2:textId="77777777">
+    <w:p>
       <w:pPr>
         <w:pStyle w:val="Prrafodelista"/>
         <w:spacing w:after="0" w:line="240" w:lineRule="auto"/>
@@ -2178,7 +2093,7 @@
         </w:rPr>
       </w:pPr>
     </w:p>
-    <w:p ns2:paraId="27093CB6" ns2:textId="2143935F">
+    <w:p>
       <w:pPr>
         <w:numPr>
           <w:ilvl w:val="0"/>
@@ -2221,7 +2136,7 @@
         <w:t xml:space="preserve"/>
       </w:r>
     </w:p>
-    <w:p ns2:paraId="137D7820" ns2:textId="77777777">
+    <w:p>
       <w:pPr>
         <w:spacing w:after="0" w:line="240" w:lineRule="auto"/>
         <w:ind w:left="567"/>
@@ -2232,7 +2147,7 @@
         </w:rPr>
       </w:pPr>
     </w:p>
-    <w:p ns2:paraId="34D00794" ns2:textId="70DE9BBB">
+    <w:p>
       <w:pPr>
         <w:widowControl w:val="0"/>
         <w:spacing w:line="240" w:lineRule="auto"/>
@@ -2251,7 +2166,7 @@
         <w:t>Marco Jurídico aplicable a la Noción de Consumidor Final</w:t>
       </w:r>
     </w:p>
-    <w:p ns2:paraId="7022ED92" ns2:textId="0CD2C494">
+    <w:p>
       <w:pPr>
         <w:widowControl w:val="0"/>
         <w:tabs>
@@ -2283,7 +2198,7 @@
         <w:t>Sobre la noción de consumidor</w:t>
       </w:r>
     </w:p>
-    <w:p ns2:paraId="4B958DF5" ns2:textId="1FB5DC19">
+    <w:p>
       <w:pPr>
         <w:pStyle w:val="Prrafodelista"/>
         <w:numPr>
@@ -2322,7 +2237,7 @@
         <w:t>.</w:t>
       </w:r>
     </w:p>
-    <w:p ns2:paraId="4C3E5333" ns2:textId="3330015C">
+    <w:p>
       <w:pPr>
         <w:pStyle w:val="Prrafodelista"/>
         <w:numPr>
@@ -2346,7 +2261,7 @@
         <w:t>La norma señalada establece que son consumidores las personas naturales o jurídicas que adquieren, usan o disfrutan un producto o servicio en beneficio propio o de su entorno familiar o social, actuando así en un ámbito ajeno a la actividad empresarial. Asimismo, se incluye en la misma categoría a los microempresarios que evidencien una situación de asimetría informativa con el proveedor respecto de aquellos bienes que no formen parte del giro propio de su negocio.</w:t>
       </w:r>
     </w:p>
-    <w:p ns2:paraId="461C5644" ns2:textId="77777777">
+    <w:p>
       <w:pPr>
         <w:pStyle w:val="Prrafodelista"/>
         <w:spacing w:after="0" w:line="240" w:lineRule="auto"/>
@@ -2358,7 +2273,7 @@
         </w:rPr>
       </w:pPr>
     </w:p>
-    <w:p ns2:paraId="0E0AB3D5" ns2:textId="53B0F10D">
+    <w:p>
       <w:pPr>
         <w:pStyle w:val="Prrafodelista"/>
         <w:numPr>
@@ -2381,7 +2296,7 @@
         <w:t xml:space="preserve">De acuerdo con el esquema que el legislador peruano ha previsto a partir del Código, la Comisión considera que, a efectos de evaluar la calidad de consumidor del señor [APELLIDO], deberá seguirse el siguiente diagrama:</w:t>
       </w:r>
     </w:p>
-    <w:p ns2:paraId="4BA19FDC" ns2:textId="77777777">
+    <w:p>
       <w:pPr>
         <w:spacing w:line="240" w:lineRule="auto"/>
         <w:jc w:val="both"/>
@@ -2391,7 +2306,7 @@
         </w:rPr>
       </w:pPr>
     </w:p>
-    <w:p ns2:paraId="127E9E94" ns2:textId="77777777">
+    <w:p>
       <w:pPr>
         <w:spacing w:after="200" w:line="240" w:lineRule="auto"/>
         <w:jc w:val="center"/>
@@ -2412,7 +2327,7 @@
         <w:t>Diagrama 1: Filtros para para microempresas</w:t>
       </w:r>
     </w:p>
-    <w:p ns2:paraId="1E965D93" ns2:textId="77777777">
+    <w:p>
       <w:pPr>
         <w:spacing w:after="200" w:line="240" w:lineRule="auto"/>
         <w:jc w:val="both"/>
@@ -2427,70 +2342,70 @@
           <w:noProof/>
         </w:rPr>
         <w:drawing>
-          <ns3:anchor distT="0" distB="0" distL="114300" distR="114300" simplePos="0" relativeHeight="251659264" behindDoc="0" locked="0" layoutInCell="1" allowOverlap="1" ns4:anchorId="54FA8D1F" ns4:editId="2B04C092">
-            <ns3:simplePos x="0" y="0"/>
-            <ns3:positionH relativeFrom="column">
-              <ns3:posOffset>872490</ns3:posOffset>
-            </ns3:positionH>
-            <ns3:positionV relativeFrom="paragraph">
-              <ns3:posOffset>116840</ns3:posOffset>
-            </ns3:positionV>
-            <ns3:extent cx="3924300" cy="2860675"/>
-            <ns3:effectExtent l="38100" t="38100" r="38100" b="34925"/>
-            <ns3:wrapSquare wrapText="bothSides"/>
-            <ns3:docPr id="1" name="image01.png" descr="Interfaz de usuario gráfica, Diagrama, Aplicación&#10;&#10;Descripción generada automáticamente"/>
-            <ns3:cNvGraphicFramePr/>
-            <ns5:graphic>
-              <ns5:graphicData uri="http://schemas.openxmlformats.org/drawingml/2006/picture">
-                <ns6:pic>
-                  <ns6:nvPicPr>
-                    <ns6:cNvPr id="1" name="image01.png" descr="Interfaz de usuario gráfica, Diagrama, Aplicación&#10;&#10;Descripción generada automáticamente"/>
-                    <ns6:cNvPicPr preferRelativeResize="0"/>
-                  </ns6:nvPicPr>
-                  <ns6:blipFill>
-                    <ns5:blip ns7:embed="rId8">
-                      <ns5:extLst>
-                        <ns5:ext uri="{28A0092B-C50C-407E-A947-70E740481C1C}">
-                          <ns8:useLocalDpi val="0"/>
-                        </ns5:ext>
-                      </ns5:extLst>
-                    </ns5:blip>
-                    <ns5:srcRect l="32408" t="21678" r="27271" b="9063"/>
-                    <ns5:stretch>
-                      <ns5:fillRect/>
-                    </ns5:stretch>
-                  </ns6:blipFill>
-                  <ns6:spPr>
-                    <ns5:xfrm>
-                      <ns5:off x="0" y="0"/>
-                      <ns5:ext cx="3924300" cy="2860675"/>
-                    </ns5:xfrm>
-                    <ns5:prstGeom prst="rect">
-                      <ns5:avLst/>
-                    </ns5:prstGeom>
-                    <ns5:ln w="28575">
-                      <ns5:solidFill>
-                        <ns5:schemeClr val="tx1"/>
-                      </ns5:solidFill>
-                    </ns5:ln>
-                    <ns5:effectLst>
-                      <ns5:softEdge rad="0"/>
-                    </ns5:effectLst>
-                  </ns6:spPr>
-                </ns6:pic>
-              </ns5:graphicData>
-            </ns5:graphic>
-            <ns4:sizeRelH relativeFrom="page">
-              <ns4:pctWidth>0</ns4:pctWidth>
-            </ns4:sizeRelH>
-            <ns4:sizeRelV relativeFrom="page">
-              <ns4:pctHeight>0</ns4:pctHeight>
-            </ns4:sizeRelV>
-          </ns3:anchor>
+          <wp:anchor distT="0" distB="0" distL="114300" distR="114300" simplePos="0" relativeHeight="251659264" behindDoc="0" locked="0" layoutInCell="1" allowOverlap="1" wp14:anchorId="54FA8D1F" wp14:editId="2B04C092">
+            <wp:simplePos x="0" y="0"/>
+            <wp:positionH relativeFrom="column">
+              <wp:posOffset>872490</wp:posOffset>
+            </wp:positionH>
+            <wp:positionV relativeFrom="paragraph">
+              <wp:posOffset>116840</wp:posOffset>
+            </wp:positionV>
+            <wp:extent cx="3924300" cy="2860675"/>
+            <wp:effectExtent l="38100" t="38100" r="38100" b="34925"/>
+            <wp:wrapSquare wrapText="bothSides"/>
+            <wp:docPr id="1" name="image01.png" descr="Interfaz de usuario gráfica, Diagrama, Aplicación&#10;&#10;Descripción generada automáticamente"/>
+            <wp:cNvGraphicFramePr/>
+            <a:graphic>
+              <a:graphicData uri="http://schemas.openxmlformats.org/drawingml/2006/picture">
+                <pic:pic>
+                  <pic:nvPicPr>
+                    <pic:cNvPr id="1" name="image01.png" descr="Interfaz de usuario gráfica, Diagrama, Aplicación&#10;&#10;Descripción generada automáticamente"/>
+                    <pic:cNvPicPr preferRelativeResize="0"/>
+                  </pic:nvPicPr>
+                  <pic:blipFill>
+                    <a:blip r:embed="rId8">
+                      <a:extLst>
+                        <a:ext uri="{28A0092B-C50C-407E-A947-70E740481C1C}">
+                          <a14:useLocalDpi val="0"/>
+                        </a:ext>
+                      </a:extLst>
+                    </a:blip>
+                    <a:srcRect l="32408" t="21678" r="27271" b="9063"/>
+                    <a:stretch>
+                      <a:fillRect/>
+                    </a:stretch>
+                  </pic:blipFill>
+                  <pic:spPr>
+                    <a:xfrm>
+                      <a:off x="0" y="0"/>
+                      <a:ext cx="3924300" cy="2860675"/>
+                    </a:xfrm>
+                    <a:prstGeom prst="rect">
+                      <a:avLst/>
+                    </a:prstGeom>
+                    <a:ln w="28575">
+                      <a:solidFill>
+                        <a:schemeClr val="tx1"/>
+                      </a:solidFill>
+                    </a:ln>
+                    <a:effectLst>
+                      <a:softEdge rad="0"/>
+                    </a:effectLst>
+                  </pic:spPr>
+                </pic:pic>
+              </a:graphicData>
+            </a:graphic>
+            <wp14:sizeRelH relativeFrom="page">
+              <wp14:pctWidth>0</wp14:pctWidth>
+            </wp14:sizeRelH>
+            <wp14:sizeRelV relativeFrom="page">
+              <wp14:pctHeight>0</wp14:pctHeight>
+            </wp14:sizeRelV>
+          </wp:anchor>
         </w:drawing>
       </w:r>
     </w:p>
-    <w:p ns2:paraId="099080A9" ns2:textId="77777777">
+    <w:p>
       <w:pPr>
         <w:spacing w:after="200" w:line="240" w:lineRule="auto"/>
         <w:jc w:val="both"/>
@@ -2500,7 +2415,7 @@
         </w:rPr>
       </w:pPr>
     </w:p>
-    <w:p ns2:paraId="07A485FA" ns2:textId="77777777">
+    <w:p>
       <w:pPr>
         <w:spacing w:after="200" w:line="240" w:lineRule="auto"/>
         <w:jc w:val="both"/>
@@ -2510,7 +2425,7 @@
         </w:rPr>
       </w:pPr>
     </w:p>
-    <w:p ns2:paraId="4DB46C3C" ns2:textId="77777777">
+    <w:p>
       <w:pPr>
         <w:tabs>
           <w:tab w:val="left" w:pos="3375"/>
@@ -2522,7 +2437,7 @@
         </w:rPr>
       </w:pPr>
     </w:p>
-    <w:p ns2:paraId="1DA91E47" ns2:textId="77777777">
+    <w:p>
       <w:pPr>
         <w:tabs>
           <w:tab w:val="left" w:pos="3375"/>
@@ -2534,7 +2449,7 @@
         </w:rPr>
       </w:pPr>
     </w:p>
-    <w:p ns2:paraId="7BFB5385" ns2:textId="77777777">
+    <w:p>
       <w:pPr>
         <w:tabs>
           <w:tab w:val="left" w:pos="3375"/>
@@ -2546,7 +2461,7 @@
         </w:rPr>
       </w:pPr>
     </w:p>
-    <w:p ns2:paraId="73C00B53" ns2:textId="77777777">
+    <w:p>
       <w:pPr>
         <w:tabs>
           <w:tab w:val="left" w:pos="3375"/>
@@ -2558,7 +2473,7 @@
         </w:rPr>
       </w:pPr>
     </w:p>
-    <w:p ns2:paraId="297F72A7" ns2:textId="77777777">
+    <w:p>
       <w:pPr>
         <w:tabs>
           <w:tab w:val="left" w:pos="3375"/>
@@ -2570,7 +2485,7 @@
         </w:rPr>
       </w:pPr>
     </w:p>
-    <w:p ns2:paraId="195E421E" ns2:textId="77777777">
+    <w:p>
       <w:pPr>
         <w:tabs>
           <w:tab w:val="left" w:pos="3375"/>
@@ -2582,7 +2497,7 @@
         </w:rPr>
       </w:pPr>
     </w:p>
-    <w:p ns2:paraId="501B3D62" ns2:textId="77777777">
+    <w:p>
       <w:pPr>
         <w:tabs>
           <w:tab w:val="left" w:pos="3375"/>
@@ -2594,7 +2509,7 @@
         </w:rPr>
       </w:pPr>
     </w:p>
-    <w:p ns2:paraId="0EFD296F" ns2:textId="77777777">
+    <w:p>
       <w:pPr>
         <w:spacing w:after="200" w:line="240" w:lineRule="auto"/>
         <w:rPr>
@@ -2603,7 +2518,7 @@
         </w:rPr>
       </w:pPr>
     </w:p>
-    <w:p ns2:paraId="11FD21D7" ns2:textId="36D0ADED">
+    <w:p>
       <w:pPr>
         <w:pStyle w:val="Prrafodelista"/>
         <w:numPr>
@@ -2641,7 +2556,7 @@
         <w:t>.</w:t>
       </w:r>
     </w:p>
-    <w:p ns2:paraId="54191E44" ns2:textId="77777777">
+    <w:p>
       <w:pPr>
         <w:pStyle w:val="Prrafodelista"/>
         <w:spacing w:after="0" w:line="240" w:lineRule="auto"/>
@@ -2653,7 +2568,7 @@
         </w:rPr>
       </w:pPr>
     </w:p>
-    <w:p ns2:paraId="43CEC0AF" ns2:textId="67F46AA0">
+    <w:p>
       <w:pPr>
         <w:pStyle w:val="Prrafodelista"/>
         <w:numPr>
@@ -2691,7 +2606,7 @@
         <w:t>.</w:t>
       </w:r>
     </w:p>
-    <w:p ns2:paraId="1BA25621" ns2:textId="77777777">
+    <w:p>
       <w:pPr>
         <w:pStyle w:val="Prrafodelista"/>
         <w:spacing w:after="0" w:line="240" w:lineRule="auto"/>
@@ -2703,7 +2618,7 @@
         </w:rPr>
       </w:pPr>
     </w:p>
-    <w:p ns2:paraId="6DC2C6D3" ns2:textId="26AB7B35">
+    <w:p>
       <w:pPr>
         <w:pStyle w:val="Prrafodelista"/>
         <w:numPr>
@@ -2726,7 +2641,7 @@
         <w:t>En el caso de las microempresas (filtro especial), el análisis de procedencia se sujetará a los siguientes parámetros:</w:t>
       </w:r>
     </w:p>
-    <w:p ns2:paraId="645270E8" ns2:textId="77777777">
+    <w:p>
       <w:pPr>
         <w:widowControl w:val="0"/>
         <w:spacing w:line="240" w:lineRule="auto"/>
@@ -2739,7 +2654,7 @@
         </w:rPr>
       </w:pPr>
     </w:p>
-    <w:p ns2:paraId="3E754A59" ns2:textId="75840D02">
+    <w:p>
       <w:pPr>
         <w:widowControl w:val="0"/>
         <w:numPr>
@@ -2795,7 +2710,7 @@
         <w:t>, esto es, si no posee ventas anuales que superen las 150 UIT. Caso contrario, de superarse este monto, la denuncia será declarada improcedente.</w:t>
       </w:r>
     </w:p>
-    <w:p ns2:paraId="5EBC5FF6" ns2:textId="77777777">
+    <w:p>
       <w:pPr>
         <w:widowControl w:val="0"/>
         <w:spacing w:after="0" w:line="240" w:lineRule="auto"/>
@@ -2808,7 +2723,7 @@
         </w:rPr>
       </w:pPr>
     </w:p>
-    <w:p ns2:paraId="2D843E43" ns2:textId="01E94F71">
+    <w:p>
       <w:pPr>
         <w:widowControl w:val="0"/>
         <w:numPr>
@@ -2848,7 +2763,7 @@
         <w:t>, como un elemento imprescindible para el proceso productivo que realiza la unidad productiva. En este punto, si se comprueba que el bien materia de cuestionamiento forma parte esencial del proceso productivo, la denuncia deberá ser declarada improcedente.</w:t>
       </w:r>
     </w:p>
-    <w:p ns2:paraId="0C4D63E4" ns2:textId="77777777">
+    <w:p>
       <w:pPr>
         <w:widowControl w:val="0"/>
         <w:spacing w:after="0" w:line="240" w:lineRule="auto"/>
@@ -2861,7 +2776,7 @@
         </w:rPr>
       </w:pPr>
     </w:p>
-    <w:p ns2:paraId="580814E1" ns2:textId="7B733171">
+    <w:p>
       <w:pPr>
         <w:widowControl w:val="0"/>
         <w:numPr>
@@ -2901,7 +2816,7 @@
         <w:t>.</w:t>
       </w:r>
     </w:p>
-    <w:p ns2:paraId="02E64C41" ns2:textId="77777777">
+    <w:p>
       <w:pPr>
         <w:widowControl w:val="0"/>
         <w:spacing w:after="0" w:line="240" w:lineRule="auto"/>
@@ -2914,7 +2829,7 @@
         </w:rPr>
       </w:pPr>
     </w:p>
-    <w:p ns2:paraId="26FFDC5D" ns2:textId="77777777">
+    <w:p>
       <w:pPr>
         <w:pStyle w:val="Prrafodelista"/>
         <w:numPr>
@@ -2937,7 +2852,7 @@
         <w:t xml:space="preserve">De verificarse la existencia de la asimetría informativa en el caso concreto, el señor [APELLIDO] encajará en la noción de consumidor. Por el contrario, si se acredita que el microempresario no se encuentra en una situación de asimetría informativa respecto del producto o servicio controvertido, la denuncia deberá ser declarada improcedente.</w:t>
       </w:r>
     </w:p>
-    <w:p ns2:paraId="40B5A97C" ns2:textId="77777777">
+    <w:p>
       <w:pPr>
         <w:spacing w:line="240" w:lineRule="auto"/>
         <w:ind w:left="567"/>
@@ -2949,7 +2864,7 @@
         </w:rPr>
       </w:pPr>
     </w:p>
-    <w:p ns2:paraId="25684537" ns2:textId="177408FB">
+    <w:p>
       <w:pPr>
         <w:widowControl w:val="0"/>
         <w:tabs>
@@ -3000,7 +2915,7 @@
         <w:t>Sobre la noción de microempresario</w:t>
       </w:r>
     </w:p>
-    <w:p ns2:paraId="2C3406E1" ns2:textId="77777777">
+    <w:p>
       <w:pPr>
         <w:widowControl w:val="0"/>
         <w:numPr>
@@ -3028,7 +2943,7 @@
         <w:t>De la condición de microempresario en la legislación nacional</w:t>
       </w:r>
     </w:p>
-    <w:p ns2:paraId="62F8AC8B" ns2:textId="77777777">
+    <w:p>
       <w:pPr>
         <w:widowControl w:val="0"/>
         <w:spacing w:line="240" w:lineRule="auto"/>
@@ -3041,7 +2956,7 @@
         </w:rPr>
       </w:pPr>
     </w:p>
-    <w:p ns2:paraId="1A222BDA" ns2:textId="122543BC">
+    <w:p>
       <w:pPr>
         <w:pStyle w:val="Prrafodelista"/>
         <w:numPr>
@@ -3088,7 +3003,7 @@
         <w:t>establece el modo de acreditación de la condición de microempresario ante la autoridad administrativa, por lo que resulta importante establecer la modalidad de determinar dicha condición.</w:t>
       </w:r>
     </w:p>
-    <w:p ns2:paraId="4B7F5CF3" ns2:textId="77777777">
+    <w:p>
       <w:pPr>
         <w:pStyle w:val="Prrafodelista"/>
         <w:spacing w:after="0" w:line="240" w:lineRule="auto"/>
@@ -3100,7 +3015,7 @@
         </w:rPr>
       </w:pPr>
     </w:p>
-    <w:p ns2:paraId="0B6A72AD" ns2:textId="0B6C9682">
+    <w:p>
       <w:pPr>
         <w:pStyle w:val="Prrafodelista"/>
         <w:numPr>
@@ -3138,7 +3053,7 @@
         <w:t xml:space="preserve"> para equiparar la asimetría informativa frente al proveedor, por lo que requieren la tutela que brinda el Código.</w:t>
       </w:r>
     </w:p>
-    <w:p ns2:paraId="49D48540" ns2:textId="77777777">
+    <w:p>
       <w:pPr>
         <w:pStyle w:val="Prrafodelista"/>
         <w:spacing w:after="0" w:line="240" w:lineRule="auto"/>
@@ -3150,7 +3065,7 @@
         </w:rPr>
       </w:pPr>
     </w:p>
-    <w:p ns2:paraId="0DBE08AE" ns2:textId="5FD6ADC0">
+    <w:p>
       <w:pPr>
         <w:pStyle w:val="Prrafodelista"/>
         <w:numPr>
@@ -3173,7 +3088,7 @@
         <w:t>La Sala Especializada de Protección al Consumidor (en adelante, Sala), refiriéndose a la situación de asimetría informativa de los microempresarios, en la Resolución 3311-2018/SPC-INDECOPI del 28 de noviembre de 2018, señaló que:</w:t>
       </w:r>
     </w:p>
-    <w:p ns2:paraId="4E5FA6AB" ns2:textId="77777777">
+    <w:p>
       <w:pPr>
         <w:widowControl w:val="0"/>
         <w:spacing w:line="240" w:lineRule="auto"/>
@@ -3186,7 +3101,7 @@
         </w:rPr>
       </w:pPr>
     </w:p>
-    <w:p ns2:paraId="4689D572" ns2:textId="77777777">
+    <w:p>
       <w:pPr>
         <w:widowControl w:val="0"/>
         <w:spacing w:line="240" w:lineRule="auto"/>
@@ -3223,7 +3138,7 @@
         <w:t xml:space="preserve"> Cabe indicar que esta Sala ha señalado que respecto de los productos y servicios que no forman parte del giro propio del negocio del microempresario denunciante, se presume que este se encuentra en asimetría informativa frente al correspondiente proveedor; sin perjuicio de que dicho proveedor pueda acreditar lo contrario.”</w:t>
       </w:r>
     </w:p>
-    <w:p ns2:paraId="78AF9F57" ns2:textId="59893284">
+    <w:p>
       <w:pPr>
         <w:widowControl w:val="0"/>
         <w:spacing w:line="240" w:lineRule="auto"/>
@@ -3242,7 +3157,7 @@
         <w:t xml:space="preserve">(Subrayado agregado) </w:t>
       </w:r>
     </w:p>
-    <w:p ns2:paraId="60509CDD" ns2:textId="363D80B1">
+    <w:p>
       <w:pPr>
         <w:pStyle w:val="Prrafodelista"/>
         <w:numPr>
@@ -3280,7 +3195,7 @@
         <w:t>para prevenir, mitigar o corregir las conductas y prácticas que podrían afectar sus legítimos intereses, a efectos de extender de forma excepcional la aplicación del sistema de protección al consumidor.</w:t>
       </w:r>
     </w:p>
-    <w:p ns2:paraId="4AA6A213" ns2:textId="77777777">
+    <w:p>
       <w:pPr>
         <w:pStyle w:val="Prrafodelista"/>
         <w:spacing w:after="0" w:line="240" w:lineRule="auto"/>
@@ -3292,7 +3207,7 @@
         </w:rPr>
       </w:pPr>
     </w:p>
-    <w:p ns2:paraId="3B1ADA17" ns2:textId="2E8370A4">
+    <w:p>
       <w:pPr>
         <w:pStyle w:val="Prrafodelista"/>
         <w:numPr>
@@ -3356,7 +3271,7 @@
         <w:t>, y cuyo nivel de ventas netas anuales no supera 150 UIT.</w:t>
       </w:r>
     </w:p>
-    <w:p ns2:paraId="1FD87C52" ns2:textId="77777777">
+    <w:p>
       <w:pPr>
         <w:pStyle w:val="Prrafodelista"/>
         <w:spacing w:after="0" w:line="240" w:lineRule="auto"/>
@@ -3368,7 +3283,7 @@
         </w:rPr>
       </w:pPr>
     </w:p>
-    <w:p ns2:paraId="1F18FE1D" ns2:textId="71708523">
+    <w:p>
       <w:pPr>
         <w:pStyle w:val="Prrafodelista"/>
         <w:numPr>
@@ -3415,17 +3330,17 @@
         <w:t>condición de microempresa puede verse modificada en cada ejercicio anual, resulta importante establecer el período relevante sobre el cual se determinará dicha condición.</w:t>
       </w:r>
     </w:p>
-    <w:p ns2:paraId="047F9CD8" ns2:textId="77777777">
-      <w:pPr>
-        <w:spacing w:after="0" w:line="240" w:lineRule="auto"/>
-        <w:jc w:val="both"/>
-        <w:rPr>
-          <w:rFonts w:ascii="Arial Narrow" w:eastAsia="Arial" w:hAnsi="Arial Narrow" w:cs="Arial"/>
-          <w:color w:val="000000"/>
-        </w:rPr>
-      </w:pPr>
-    </w:p>
-    <w:p ns2:paraId="381F65FE" ns2:textId="6F0DFAEF">
+    <w:p>
+      <w:pPr>
+        <w:spacing w:after="0" w:line="240" w:lineRule="auto"/>
+        <w:jc w:val="both"/>
+        <w:rPr>
+          <w:rFonts w:ascii="Arial Narrow" w:eastAsia="Arial" w:hAnsi="Arial Narrow" w:cs="Arial"/>
+          <w:color w:val="000000"/>
+        </w:rPr>
+      </w:pPr>
+    </w:p>
+    <w:p>
       <w:pPr>
         <w:pStyle w:val="Prrafodelista"/>
         <w:numPr>
@@ -3482,7 +3397,7 @@
         <w:t>.</w:t>
       </w:r>
     </w:p>
-    <w:p ns2:paraId="407898F7" ns2:textId="77777777">
+    <w:p>
       <w:pPr>
         <w:pStyle w:val="Prrafodelista"/>
         <w:spacing w:after="0" w:line="240" w:lineRule="auto"/>
@@ -3494,7 +3409,7 @@
         </w:rPr>
       </w:pPr>
     </w:p>
-    <w:p ns2:paraId="21C618C4" ns2:textId="690DF4A4">
+    <w:p>
       <w:pPr>
         <w:pStyle w:val="Prrafodelista"/>
         <w:numPr>
@@ -3533,7 +3448,7 @@
         <w:t>.</w:t>
       </w:r>
     </w:p>
-    <w:p ns2:paraId="5FFB2DFE" ns2:textId="77777777">
+    <w:p>
       <w:pPr>
         <w:pStyle w:val="Prrafodelista"/>
         <w:spacing w:after="0" w:line="240" w:lineRule="auto"/>
@@ -3545,7 +3460,7 @@
         </w:rPr>
       </w:pPr>
     </w:p>
-    <w:p ns2:paraId="47B0D252" ns2:textId="576F32C2">
+    <w:p>
       <w:pPr>
         <w:pStyle w:val="Prrafodelista"/>
         <w:numPr>
@@ -3618,7 +3533,7 @@
         <w:t>.</w:t>
       </w:r>
     </w:p>
-    <w:p ns2:paraId="658179B1" ns2:textId="77777777">
+    <w:p>
       <w:pPr>
         <w:widowControl w:val="0"/>
         <w:spacing w:line="240" w:lineRule="auto"/>
@@ -3631,7 +3546,7 @@
         </w:rPr>
       </w:pPr>
     </w:p>
-    <w:p ns2:paraId="33265657" ns2:textId="77777777">
+    <w:p>
       <w:pPr>
         <w:pStyle w:val="Prrafodelista"/>
         <w:numPr>
@@ -3654,7 +3569,7 @@
         <w:t>A efectos de explicar lo expuesto, el análisis de la calidad de microempresario se deberá entender, de acuerdo con el siguiente diagrama:</w:t>
       </w:r>
     </w:p>
-    <w:p ns2:paraId="60CB15AE" ns2:textId="77777777">
+    <w:p>
       <w:pPr>
         <w:spacing w:line="240" w:lineRule="auto"/>
         <w:rPr>
@@ -3665,7 +3580,7 @@
         </w:rPr>
       </w:pPr>
     </w:p>
-    <w:p ns2:paraId="6A0B9863" ns2:textId="77777777">
+    <w:p>
       <w:pPr>
         <w:pStyle w:val="Prrafodelista"/>
         <w:spacing w:line="240" w:lineRule="auto"/>
@@ -3688,7 +3603,7 @@
         <w:t>Diagrama 2: Análisis de acreditación de microempresario</w:t>
       </w:r>
     </w:p>
-    <w:p ns2:paraId="59E2088C" ns2:textId="77777777">
+    <w:p>
       <w:pPr>
         <w:pStyle w:val="Prrafodelista"/>
         <w:spacing w:line="240" w:lineRule="auto"/>
@@ -3699,7 +3614,7 @@
         </w:rPr>
       </w:pPr>
     </w:p>
-    <w:p ns2:paraId="673B65D5" ns2:textId="0862D780">
+    <w:p>
       <w:pPr>
         <w:pStyle w:val="Prrafodelista"/>
         <w:spacing w:line="240" w:lineRule="auto"/>
@@ -3716,63 +3631,63 @@
         </w:rPr>
         <w:lastRenderedPageBreak/>
         <w:drawing>
-          <ns3:inline distT="0" distB="0" distL="0" distR="0" ns4:anchorId="705C6080" ns4:editId="22EF08EF">
-            <ns3:extent cx="4714875" cy="1800300"/>
-            <ns3:effectExtent l="38100" t="38100" r="28575" b="47625"/>
-            <ns3:docPr id="1787842630" name="Imagen 1787842630" descr="Diagrama, Texto&#10;&#10;Descripción generada automáticamente"/>
-            <ns3:cNvGraphicFramePr>
-              <ns5:graphicFrameLocks noChangeAspect="1"/>
-            </ns3:cNvGraphicFramePr>
-            <ns5:graphic>
-              <ns5:graphicData uri="http://schemas.openxmlformats.org/drawingml/2006/picture">
-                <ns6:pic>
-                  <ns6:nvPicPr>
-                    <ns6:cNvPr id="2" name="Imagen 2" descr="Diagrama, Texto&#10;&#10;Descripción generada automáticamente"/>
-                    <ns6:cNvPicPr/>
-                  </ns6:nvPicPr>
-                  <ns6:blipFill>
-                    <ns5:blip ns7:embed="rId9">
-                      <ns5:extLst>
-                        <ns5:ext uri="{BEBA8EAE-BF5A-486C-A8C5-ECC9F3942E4B}">
-                          <ns8:imgProps>
-                            <ns8:imgLayer ns7:embed="rId10">
-                              <ns8:imgEffect>
-                                <ns8:sharpenSoften amount="25000"/>
-                              </ns8:imgEffect>
-                            </ns8:imgLayer>
-                          </ns8:imgProps>
-                        </ns5:ext>
-                        <ns5:ext uri="{28A0092B-C50C-407E-A947-70E740481C1C}">
-                          <ns8:useLocalDpi val="0"/>
-                        </ns5:ext>
-                      </ns5:extLst>
-                    </ns5:blip>
-                    <ns5:stretch>
-                      <ns5:fillRect/>
-                    </ns5:stretch>
-                  </ns6:blipFill>
-                  <ns6:spPr>
-                    <ns5:xfrm>
-                      <ns5:off x="0" y="0"/>
-                      <ns5:ext cx="4714875" cy="1800300"/>
-                    </ns5:xfrm>
-                    <ns5:prstGeom prst="rect">
-                      <ns5:avLst/>
-                    </ns5:prstGeom>
-                    <ns5:ln w="28575">
-                      <ns5:solidFill>
-                        <ns5:schemeClr val="tx1"/>
-                      </ns5:solidFill>
-                    </ns5:ln>
-                  </ns6:spPr>
-                </ns6:pic>
-              </ns5:graphicData>
-            </ns5:graphic>
-          </ns3:inline>
+          <wp:inline distT="0" distB="0" distL="0" distR="0" wp14:anchorId="705C6080" wp14:editId="22EF08EF">
+            <wp:extent cx="4714875" cy="1800300"/>
+            <wp:effectExtent l="38100" t="38100" r="28575" b="47625"/>
+            <wp:docPr id="1787842630" name="Imagen 1787842630" descr="Diagrama, Texto&#10;&#10;Descripción generada automáticamente"/>
+            <wp:cNvGraphicFramePr>
+              <a:graphicFrameLocks noChangeAspect="1"/>
+            </wp:cNvGraphicFramePr>
+            <a:graphic>
+              <a:graphicData uri="http://schemas.openxmlformats.org/drawingml/2006/picture">
+                <pic:pic>
+                  <pic:nvPicPr>
+                    <pic:cNvPr id="2" name="Imagen 2" descr="Diagrama, Texto&#10;&#10;Descripción generada automáticamente"/>
+                    <pic:cNvPicPr/>
+                  </pic:nvPicPr>
+                  <pic:blipFill>
+                    <a:blip r:embed="rId9">
+                      <a:extLst>
+                        <a:ext uri="{BEBA8EAE-BF5A-486C-A8C5-ECC9F3942E4B}">
+                          <a14:imgProps>
+                            <a14:imgLayer r:embed="rId10">
+                              <a14:imgEffect>
+                                <a14:sharpenSoften amount="25000"/>
+                              </a14:imgEffect>
+                            </a14:imgLayer>
+                          </a14:imgProps>
+                        </a:ext>
+                        <a:ext uri="{28A0092B-C50C-407E-A947-70E740481C1C}">
+                          <a14:useLocalDpi val="0"/>
+                        </a:ext>
+                      </a:extLst>
+                    </a:blip>
+                    <a:stretch>
+                      <a:fillRect/>
+                    </a:stretch>
+                  </pic:blipFill>
+                  <pic:spPr>
+                    <a:xfrm>
+                      <a:off x="0" y="0"/>
+                      <a:ext cx="4714875" cy="1800300"/>
+                    </a:xfrm>
+                    <a:prstGeom prst="rect">
+                      <a:avLst/>
+                    </a:prstGeom>
+                    <a:ln w="28575">
+                      <a:solidFill>
+                        <a:schemeClr val="tx1"/>
+                      </a:solidFill>
+                    </a:ln>
+                  </pic:spPr>
+                </pic:pic>
+              </a:graphicData>
+            </a:graphic>
+          </wp:inline>
         </w:drawing>
       </w:r>
     </w:p>
-    <w:p ns2:paraId="291B2DA4" ns2:textId="77777777">
+    <w:p>
       <w:pPr>
         <w:pStyle w:val="Prrafodelista"/>
         <w:spacing w:after="0" w:line="240" w:lineRule="auto"/>
@@ -3784,7 +3699,7 @@
         </w:rPr>
       </w:pPr>
     </w:p>
-    <w:p ns2:paraId="67561420" ns2:textId="0E1E674D">
+    <w:p>
       <w:pPr>
         <w:pStyle w:val="Prrafodelista"/>
         <w:numPr>
@@ -3855,7 +3770,7 @@
         <w:t xml:space="preserve"> en dichos periodos.</w:t>
       </w:r>
     </w:p>
-    <w:p ns2:paraId="6F98D647" ns2:textId="77777777">
+    <w:p>
       <w:pPr>
         <w:pStyle w:val="Prrafodelista"/>
         <w:spacing w:after="0" w:line="240" w:lineRule="auto"/>
@@ -3867,7 +3782,7 @@
         </w:rPr>
       </w:pPr>
     </w:p>
-    <w:p ns2:paraId="2FAC0EDD" ns2:textId="2E7F36C2">
+    <w:p>
       <w:pPr>
         <w:pStyle w:val="Prrafodelista"/>
         <w:numPr>
@@ -3913,7 +3828,7 @@
         <w:t>.</w:t>
       </w:r>
     </w:p>
-    <w:p ns2:paraId="674C4BEB" ns2:textId="77777777">
+    <w:p>
       <w:pPr>
         <w:pStyle w:val="Prrafodelista"/>
         <w:spacing w:after="0" w:line="240" w:lineRule="auto"/>
@@ -3925,7 +3840,7 @@
         </w:rPr>
       </w:pPr>
     </w:p>
-    <w:p ns2:paraId="2FEB625F" ns2:textId="31B38C16">
+    <w:p>
       <w:pPr>
         <w:pStyle w:val="Prrafodelista"/>
         <w:numPr>
@@ -3962,7 +3877,7 @@
         <w:t xml:space="preserve"> deberá acreditar que era microempresario al momento que interpuso la denuncia administrativa, para lo cual deberá presentar las declaraciones juradas mensuales del IGV y del IR del ejercicio tributario anual inmediato anterior al momento de la verificación.</w:t>
       </w:r>
     </w:p>
-    <w:p ns2:paraId="5B8734F3" ns2:textId="77777777">
+    <w:p>
       <w:pPr>
         <w:widowControl w:val="0"/>
         <w:spacing w:after="0" w:line="240" w:lineRule="auto"/>
@@ -3977,7 +3892,7 @@
         </w:rPr>
       </w:pPr>
     </w:p>
-    <w:p ns2:paraId="7429B3F2" ns2:textId="5011F23F">
+    <w:p>
       <w:pPr>
         <w:widowControl w:val="0"/>
         <w:numPr>
@@ -4005,7 +3920,7 @@
         <w:t>El requisito de ventas anuales</w:t>
       </w:r>
     </w:p>
-    <w:p ns2:paraId="7EE93828" ns2:textId="77777777">
+    <w:p>
       <w:pPr>
         <w:widowControl w:val="0"/>
         <w:spacing w:line="240" w:lineRule="auto"/>
@@ -4016,7 +3931,7 @@
         </w:rPr>
       </w:pPr>
     </w:p>
-    <w:p ns2:paraId="4FEAA571" ns2:textId="77777777">
+    <w:p>
       <w:pPr>
         <w:pStyle w:val="Prrafodelista"/>
         <w:numPr>
@@ -4071,7 +3986,7 @@
         <w:t>.</w:t>
       </w:r>
     </w:p>
-    <w:p ns2:paraId="794C9403" ns2:textId="77777777">
+    <w:p>
       <w:pPr>
         <w:pStyle w:val="Prrafodelista"/>
         <w:spacing w:after="0" w:line="240" w:lineRule="auto"/>
@@ -4083,7 +3998,7 @@
         </w:rPr>
       </w:pPr>
     </w:p>
-    <w:p ns2:paraId="23FAD321" ns2:textId="6C6894E2">
+    <w:p>
       <w:pPr>
         <w:pStyle w:val="Prrafodelista"/>
         <w:numPr>
@@ -4136,7 +4051,7 @@
         <w:t>.</w:t>
       </w:r>
     </w:p>
-    <w:p ns2:paraId="2F92FABD" ns2:textId="77777777">
+    <w:p>
       <w:pPr>
         <w:pStyle w:val="Prrafodelista"/>
         <w:spacing w:after="0" w:line="240" w:lineRule="auto"/>
@@ -4148,7 +4063,7 @@
         </w:rPr>
       </w:pPr>
     </w:p>
-    <w:p ns2:paraId="5E626776" ns2:textId="0324A322">
+    <w:p>
       <w:pPr>
         <w:pStyle w:val="Prrafodelista"/>
         <w:numPr>
@@ -4196,7 +4111,7 @@
         <w:t xml:space="preserve"> establece que, se deberá entender por niveles de ventas anuales, lo siguiente:</w:t>
       </w:r>
     </w:p>
-    <w:p ns2:paraId="00281428" ns2:textId="77777777">
+    <w:p>
       <w:pPr>
         <w:spacing w:line="240" w:lineRule="auto"/>
         <w:ind w:left="567"/>
@@ -4208,7 +4123,7 @@
         </w:rPr>
       </w:pPr>
     </w:p>
-    <w:p ns2:paraId="1C99E06E" ns2:textId="77777777">
+    <w:p>
       <w:pPr>
         <w:widowControl w:val="0"/>
         <w:numPr>
@@ -4232,7 +4147,7 @@
         <w:t>Los ingresos netos anuales gravados con el IR que resulten de la sumatoria de los montos de tales ingresos consignados en las declaraciones juradas mensuales de los pagos a cuenta del IR, tratándose de contribuyentes comprendidos en el Régimen General del IR.</w:t>
       </w:r>
     </w:p>
-    <w:p ns2:paraId="5643A1A5" ns2:textId="77777777">
+    <w:p>
       <w:pPr>
         <w:widowControl w:val="0"/>
         <w:numPr>
@@ -4256,7 +4171,7 @@
         <w:t>Los ingresos netos anuales que resulten de la sumatoria de los montos de tales ingresos consignados en las declaraciones juradas mensuales del Régimen Especial del IR, tratándose de contribuyentes de este Régimen.</w:t>
       </w:r>
     </w:p>
-    <w:p ns2:paraId="55544669" ns2:textId="4133BD7F">
+    <w:p>
       <w:pPr>
         <w:widowControl w:val="0"/>
         <w:numPr>
@@ -4280,7 +4195,7 @@
         <w:t>Los ingresos brutos anuales que resulten de la sumatoria de los montos de tales ingresos consignados en las declaraciones juradas del Nuevo RUS, tratándose de contribuyentes de este Régimen.</w:t>
       </w:r>
     </w:p>
-    <w:p ns2:paraId="1804EE1E" ns2:textId="77777777">
+    <w:p>
       <w:pPr>
         <w:pStyle w:val="Prrafodelista"/>
         <w:spacing w:after="0" w:line="240" w:lineRule="auto"/>
@@ -4292,7 +4207,7 @@
         </w:rPr>
       </w:pPr>
     </w:p>
-    <w:p ns2:paraId="1D1E1512" ns2:textId="78F988E0">
+    <w:p>
       <w:pPr>
         <w:pStyle w:val="Prrafodelista"/>
         <w:numPr>
@@ -4331,7 +4246,7 @@
         <w:t xml:space="preserve"> establece que se consideran ingresos netos el total de ingresos gravables de la tercera categoría, devengados en cada mes, menos las devoluciones, bonificaciones, descuentos y demás conceptos de naturaleza similar que respondan a la costumbre de la plaza. </w:t>
       </w:r>
     </w:p>
-    <w:p ns2:paraId="285742E1" ns2:textId="77777777">
+    <w:p>
       <w:pPr>
         <w:pStyle w:val="Prrafodelista"/>
         <w:spacing w:after="0" w:line="240" w:lineRule="auto"/>
@@ -4343,7 +4258,7 @@
         </w:rPr>
       </w:pPr>
     </w:p>
-    <w:p ns2:paraId="771108CD" ns2:textId="7BBF07C9">
+    <w:p>
       <w:pPr>
         <w:pStyle w:val="Prrafodelista"/>
         <w:numPr>
@@ -4383,7 +4298,7 @@
         <w:t>.</w:t>
       </w:r>
     </w:p>
-    <w:p ns2:paraId="4AF9D906" ns2:textId="77777777">
+    <w:p>
       <w:pPr>
         <w:pStyle w:val="Prrafodelista"/>
         <w:spacing w:after="0" w:line="240" w:lineRule="auto"/>
@@ -4395,7 +4310,7 @@
         </w:rPr>
       </w:pPr>
     </w:p>
-    <w:p ns2:paraId="638B9DC0" ns2:textId="6A9AAD5E">
+    <w:p>
       <w:pPr>
         <w:pStyle w:val="Prrafodelista"/>
         <w:numPr>
@@ -4450,17 +4365,17 @@
         <w:t>”.</w:t>
       </w:r>
     </w:p>
-    <w:p ns2:paraId="6592AEE0" ns2:textId="77777777">
-      <w:pPr>
-        <w:spacing w:after="0" w:line="240" w:lineRule="auto"/>
-        <w:jc w:val="both"/>
-        <w:rPr>
-          <w:rFonts w:ascii="Arial Narrow" w:eastAsia="Arial" w:hAnsi="Arial Narrow" w:cs="Arial"/>
-          <w:color w:val="000000"/>
-        </w:rPr>
-      </w:pPr>
-    </w:p>
-    <w:p ns2:paraId="02374D00" ns2:textId="4B9CBCE5">
+    <w:p>
+      <w:pPr>
+        <w:spacing w:after="0" w:line="240" w:lineRule="auto"/>
+        <w:jc w:val="both"/>
+        <w:rPr>
+          <w:rFonts w:ascii="Arial Narrow" w:eastAsia="Arial" w:hAnsi="Arial Narrow" w:cs="Arial"/>
+          <w:color w:val="000000"/>
+        </w:rPr>
+      </w:pPr>
+    </w:p>
+    <w:p>
       <w:pPr>
         <w:pStyle w:val="Prrafodelista"/>
         <w:numPr>
@@ -4612,7 +4527,7 @@
         <w:t>para evaluar si está acreditada como microempresa.</w:t>
       </w:r>
     </w:p>
-    <w:p ns2:paraId="1E91BACA" ns2:textId="77777777">
+    <w:p>
       <w:pPr>
         <w:spacing w:line="240" w:lineRule="auto"/>
         <w:ind w:left="720"/>
@@ -4623,7 +4538,7 @@
         </w:rPr>
       </w:pPr>
     </w:p>
-    <w:p ns2:paraId="3A1A22C9" ns2:textId="7C46CB51">
+    <w:p>
       <w:pPr>
         <w:widowControl w:val="0"/>
         <w:numPr>
@@ -4651,7 +4566,7 @@
         <w:t xml:space="preserve">Sobre la aplicación al caso concreto </w:t>
       </w:r>
     </w:p>
-    <w:p ns2:paraId="79F5D75B" ns2:textId="77777777">
+    <w:p>
       <w:pPr>
         <w:pStyle w:val="Prrafodelista"/>
         <w:spacing w:after="0" w:line="240" w:lineRule="auto"/>
@@ -4663,7 +4578,7 @@
         </w:rPr>
       </w:pPr>
     </w:p>
-    <w:p ns2:paraId="1E58E037" ns2:textId="616E8359">
+    <w:p>
       <w:pPr>
         <w:pStyle w:val="Prrafodelista"/>
         <w:numPr>
@@ -4709,7 +4624,7 @@
         <w:t/>
       </w:r>
     </w:p>
-    <w:p ns2:paraId="7C29FCC5" ns2:textId="77777777">
+    <w:p>
       <w:pPr>
         <w:widowControl w:val="0"/>
         <w:spacing w:after="0" w:line="240" w:lineRule="auto"/>
@@ -4723,7 +4638,7 @@
         </w:rPr>
       </w:pPr>
     </w:p>
-    <w:p ns2:paraId="1EEFA3F2" ns2:textId="135BE246">
+    <w:p>
       <w:pPr>
         <w:widowControl w:val="0"/>
         <w:numPr>
@@ -4750,7 +4665,7 @@
         <w:t>Filtro general</w:t>
       </w:r>
     </w:p>
-    <w:p ns2:paraId="0AC31792" ns2:textId="77777777">
+    <w:p>
       <w:pPr>
         <w:pStyle w:val="Prrafodelista"/>
         <w:spacing w:after="0" w:line="240" w:lineRule="auto"/>
@@ -4762,7 +4677,7 @@
         </w:rPr>
       </w:pPr>
     </w:p>
-    <w:p ns2:paraId="14CB0FF5" ns2:textId="3B32203A">
+    <w:p>
       <w:pPr>
         <w:pStyle w:val="Prrafodelista"/>
         <w:numPr>
@@ -4891,7 +4806,7 @@
         <w:t xml:space="preserve"/>
       </w:r>
     </w:p>
-    <w:p ns2:paraId="5C1C60D8" ns2:textId="77777777">
+    <w:p>
       <w:pPr>
         <w:pStyle w:val="Prrafodelista"/>
         <w:spacing w:after="0" w:line="240" w:lineRule="auto"/>
@@ -4903,7 +4818,7 @@
         </w:rPr>
       </w:pPr>
     </w:p>
-    <w:p ns2:paraId="4D2FEA71" ns2:textId="1072B30F">
+    <w:p>
       <w:pPr>
         <w:pStyle w:val="Prrafodelista"/>
         <w:numPr>
@@ -4947,7 +4862,7 @@
         <w:t xml:space="preserve"> un crédito comercial con el Banco y una póliza de seguro vinculada a dicho crédito, encontrándose la controversia referida a cobros posteriores por seguros no solicitados luego de la cancelación del crédito.</w:t>
       </w:r>
     </w:p>
-    <w:p ns2:paraId="4241D2FB" ns2:textId="77777777">
+    <w:p>
       <w:pPr>
         <w:pStyle w:val="Prrafodelista"/>
         <w:spacing w:line="240" w:lineRule="auto"/>
@@ -4957,7 +4872,7 @@
         </w:rPr>
       </w:pPr>
     </w:p>
-    <w:p ns2:paraId="7247D088" ns2:textId="26C4B21A">
+    <w:p>
       <w:pPr>
         <w:pStyle w:val="Prrafodelista"/>
         <w:numPr>
@@ -4994,7 +4909,7 @@
         <w:t xml:space="preserve">. </w:t>
       </w:r>
     </w:p>
-    <w:p ns2:paraId="4817DA15" ns2:textId="77777777">
+    <w:p>
       <w:pPr>
         <w:pStyle w:val="Prrafodelista"/>
         <w:spacing w:line="240" w:lineRule="auto"/>
@@ -5004,7 +4919,7 @@
         </w:rPr>
       </w:pPr>
     </w:p>
-    <w:p ns2:paraId="2B0A6A90" ns2:textId="08C7843E">
+    <w:p>
       <w:pPr>
         <w:pStyle w:val="Prrafodelista"/>
         <w:numPr>
@@ -5099,7 +5014,7 @@
         <w:t xml:space="preserve"/>
       </w:r>
     </w:p>
-    <w:p ns2:paraId="120AF257" ns2:textId="77777777">
+    <w:p>
       <w:pPr>
         <w:widowControl w:val="0"/>
         <w:spacing w:after="0" w:line="240" w:lineRule="auto"/>
@@ -5113,7 +5028,7 @@
         </w:rPr>
       </w:pPr>
     </w:p>
-    <w:p ns2:paraId="219A7966" ns2:textId="2391237B">
+    <w:p>
       <w:pPr>
         <w:widowControl w:val="0"/>
         <w:numPr>
@@ -5139,7 +5054,7 @@
         <w:t>Filtro especial para microempresas</w:t>
       </w:r>
     </w:p>
-    <w:p ns2:paraId="0AF389E6" ns2:textId="77777777">
+    <w:p>
       <w:pPr>
         <w:pStyle w:val="Prrafodelista"/>
         <w:spacing w:after="0" w:line="240" w:lineRule="auto"/>
@@ -5151,7 +5066,7 @@
         </w:rPr>
       </w:pPr>
     </w:p>
-    <w:p ns2:paraId="5176F2E3" ns2:textId="0991BEFB">
+    <w:p>
       <w:pPr>
         <w:pStyle w:val="Prrafodelista"/>
         <w:numPr>
@@ -5204,7 +5119,7 @@
         <w:t/>
       </w:r>
     </w:p>
-    <w:p ns2:paraId="4FA8EE30" ns2:textId="77777777">
+    <w:p>
       <w:pPr>
         <w:pStyle w:val="Prrafodelista"/>
         <w:spacing w:after="0" w:line="240" w:lineRule="auto"/>
@@ -5216,7 +5131,7 @@
         </w:rPr>
       </w:pPr>
     </w:p>
-    <w:p ns2:paraId="454F27F0" ns2:textId="68B83B2F">
+    <w:p>
       <w:pPr>
         <w:widowControl w:val="0"/>
         <w:numPr>
@@ -5271,7 +5186,7 @@
         <w:t/>
       </w:r>
     </w:p>
-    <w:p ns2:paraId="1051298C" ns2:textId="77777777">
+    <w:p>
       <w:pPr>
         <w:pStyle w:val="Prrafodelista"/>
         <w:spacing w:after="0" w:line="240" w:lineRule="auto"/>
@@ -5283,7 +5198,7 @@
         </w:rPr>
       </w:pPr>
     </w:p>
-    <w:p ns2:paraId="304D185E" ns2:textId="6900C674">
+    <w:p>
       <w:pPr>
         <w:pStyle w:val="Prrafodelista"/>
         <w:numPr>
@@ -5306,7 +5221,7 @@
         <w:t xml:space="preserve">Tal como se indicó en el marco jurídico expuesto, para acceder a la tutela del Código, el señor [APELLIDO] debe acreditar que tenía la condición de microempresario al momento en que presentó la denuncia administrativa, de faltar dicha condición la denuncia debe ser declarada improcedente.</w:t>
       </w:r>
     </w:p>
-    <w:p ns2:paraId="3242F6A1" ns2:textId="77777777">
+    <w:p>
       <w:pPr>
         <w:pStyle w:val="Prrafodelista"/>
         <w:spacing w:after="0" w:line="240" w:lineRule="auto"/>
@@ -5318,7 +5233,7 @@
         </w:rPr>
       </w:pPr>
     </w:p>
-    <w:p ns2:paraId="1FC6EA3F" ns2:textId="319426BB">
+    <w:p>
       <w:pPr>
         <w:pStyle w:val="Prrafodelista"/>
         <w:numPr>
@@ -5348,7 +5263,7 @@
         <w:t>, este Colegiado procedió a evaluar la condición de microempresa a partir del certificado expedido por el Registro Nacional de la Micro y Pequeña Empresa (en adelante, REMYPE), conforme se puede verificar en el siguiente cuadro extraído de la página web de la Consulta del Registro Nacional de la Micro y Pequeña Empresa que ofrece el Ministerio del Trabajo y Promoción de Empleo:</w:t>
       </w:r>
     </w:p>
-    <w:p ns2:paraId="2D153A5F" ns2:textId="77777777">
+    <w:p>
       <w:pPr>
         <w:pStyle w:val="Prrafodelista"/>
         <w:spacing w:line="240" w:lineRule="auto"/>
@@ -5358,7 +5273,7 @@
         </w:rPr>
       </w:pPr>
     </w:p>
-    <w:p ns2:paraId="4C95C5B3" ns2:textId="2FE8AF32">
+    <w:p>
       <w:pPr>
         <w:pStyle w:val="Prrafodelista"/>
         <w:spacing w:line="240" w:lineRule="auto"/>
@@ -5377,48 +5292,48 @@
         </w:rPr>
         <w:lastRenderedPageBreak/>
         <w:drawing>
-          <ns3:inline distT="0" distB="0" distL="0" distR="0" ns4:anchorId="4B73DAC0" ns4:editId="6CD2A995">
-            <ns3:extent cx="5010150" cy="1188320"/>
-            <ns3:effectExtent l="19050" t="19050" r="19050" b="12065"/>
-            <ns3:docPr id="468043358" name="Imagen 1" descr="Calendario&#10;&#10;El contenido generado por IA puede ser incorrecto."/>
-            <ns3:cNvGraphicFramePr>
-              <ns5:graphicFrameLocks noChangeAspect="1"/>
-            </ns3:cNvGraphicFramePr>
-            <ns5:graphic>
-              <ns5:graphicData uri="http://schemas.openxmlformats.org/drawingml/2006/picture">
-                <ns6:pic>
-                  <ns6:nvPicPr>
-                    <ns6:cNvPr id="468043358" name="Imagen 1" descr="Calendario&#10;&#10;El contenido generado por IA puede ser incorrecto."/>
-                    <ns6:cNvPicPr/>
-                  </ns6:nvPicPr>
-                  <ns6:blipFill>
-                    <ns5:blip ns7:embed="rId11"/>
-                    <ns5:stretch>
-                      <ns5:fillRect/>
-                    </ns5:stretch>
-                  </ns6:blipFill>
-                  <ns6:spPr>
-                    <ns5:xfrm>
-                      <ns5:off x="0" y="0"/>
-                      <ns5:ext cx="5040441" cy="1195504"/>
-                    </ns5:xfrm>
-                    <ns5:prstGeom prst="rect">
-                      <ns5:avLst/>
-                    </ns5:prstGeom>
-                    <ns5:ln>
-                      <ns5:solidFill>
-                        <ns5:schemeClr val="accent1"/>
-                      </ns5:solidFill>
-                    </ns5:ln>
-                  </ns6:spPr>
-                </ns6:pic>
-              </ns5:graphicData>
-            </ns5:graphic>
-          </ns3:inline>
+          <wp:inline distT="0" distB="0" distL="0" distR="0" wp14:anchorId="4B73DAC0" wp14:editId="6CD2A995">
+            <wp:extent cx="5010150" cy="1188320"/>
+            <wp:effectExtent l="19050" t="19050" r="19050" b="12065"/>
+            <wp:docPr id="468043358" name="Imagen 1" descr="Calendario&#10;&#10;El contenido generado por IA puede ser incorrecto."/>
+            <wp:cNvGraphicFramePr>
+              <a:graphicFrameLocks noChangeAspect="1"/>
+            </wp:cNvGraphicFramePr>
+            <a:graphic>
+              <a:graphicData uri="http://schemas.openxmlformats.org/drawingml/2006/picture">
+                <pic:pic>
+                  <pic:nvPicPr>
+                    <pic:cNvPr id="468043358" name="Imagen 1" descr="Calendario&#10;&#10;El contenido generado por IA puede ser incorrecto."/>
+                    <pic:cNvPicPr/>
+                  </pic:nvPicPr>
+                  <pic:blipFill>
+                    <a:blip r:embed="rId11"/>
+                    <a:stretch>
+                      <a:fillRect/>
+                    </a:stretch>
+                  </pic:blipFill>
+                  <pic:spPr>
+                    <a:xfrm>
+                      <a:off x="0" y="0"/>
+                      <a:ext cx="5040441" cy="1195504"/>
+                    </a:xfrm>
+                    <a:prstGeom prst="rect">
+                      <a:avLst/>
+                    </a:prstGeom>
+                    <a:ln>
+                      <a:solidFill>
+                        <a:schemeClr val="accent1"/>
+                      </a:solidFill>
+                    </a:ln>
+                  </pic:spPr>
+                </pic:pic>
+              </a:graphicData>
+            </a:graphic>
+          </wp:inline>
         </w:drawing>
       </w:r>
     </w:p>
-    <w:p ns2:paraId="6D3D445A" ns2:textId="77777777">
+    <w:p>
       <w:pPr>
         <w:pStyle w:val="Prrafodelista"/>
         <w:spacing w:line="240" w:lineRule="auto"/>
@@ -5430,7 +5345,7 @@
         </w:rPr>
       </w:pPr>
     </w:p>
-    <w:p ns2:paraId="0BF5C6E2" ns2:textId="783431C5">
+    <w:p>
       <w:pPr>
         <w:pStyle w:val="Prrafodelista"/>
         <w:numPr>
@@ -5548,7 +5463,7 @@
       </w:r>
     </w:p>
     <w:bookmarkEnd w:id="5"/>
-    <w:p ns2:paraId="61C46995" ns2:textId="77777777">
+    <w:p>
       <w:pPr>
         <w:spacing w:after="0" w:line="240" w:lineRule="auto"/>
         <w:contextualSpacing/>
@@ -5559,11 +5474,11 @@
           <w:color w:val="000000"/>
           <w:kern w:val="0"/>
           <w:lang w:eastAsia="es-PE"/>
-          <ns2:ligatures ns2:val="none"/>
-        </w:rPr>
-      </w:pPr>
-    </w:p>
-    <w:p ns2:paraId="4713554A" ns2:textId="77777777">
+          <w14:ligatures w14:val="none"/>
+        </w:rPr>
+      </w:pPr>
+    </w:p>
+    <w:p>
       <w:pPr>
         <w:numPr>
           <w:ilvl w:val="0"/>
@@ -5578,22 +5493,22 @@
           <w:color w:val="000000"/>
           <w:kern w:val="0"/>
           <w:lang w:eastAsia="es-PE"/>
-          <ns2:ligatures ns2:val="none"/>
-        </w:rPr>
-      </w:pPr>
-      <w:r>
-        <w:rPr>
-          <w:rFonts w:ascii="Arial Narrow" w:eastAsia="Arial Narrow" w:hAnsi="Arial Narrow" w:cs="Arial Narrow"/>
-          <w:b/>
-          <w:color w:val="000000"/>
-          <w:kern w:val="0"/>
-          <w:lang w:eastAsia="es-PE"/>
-          <ns2:ligatures ns2:val="none"/>
+          <w14:ligatures w14:val="none"/>
+        </w:rPr>
+      </w:pPr>
+      <w:r>
+        <w:rPr>
+          <w:rFonts w:ascii="Arial Narrow" w:eastAsia="Arial Narrow" w:hAnsi="Arial Narrow" w:cs="Arial Narrow"/>
+          <w:b/>
+          <w:color w:val="000000"/>
+          <w:kern w:val="0"/>
+          <w:lang w:eastAsia="es-PE"/>
+          <w14:ligatures w14:val="none"/>
         </w:rPr>
         <w:t>DE LA ADMISIÓN A TRÁMITE DE LA DENUNCIA</w:t>
       </w:r>
     </w:p>
-    <w:p ns2:paraId="4BBBE1C2" ns2:textId="77777777">
+    <w:p>
       <w:pPr>
         <w:spacing w:after="0" w:line="240" w:lineRule="auto"/>
         <w:ind w:left="567"/>
@@ -5605,11 +5520,11 @@
           <w:color w:val="000000"/>
           <w:kern w:val="0"/>
           <w:lang w:eastAsia="es-PE"/>
-          <ns2:ligatures ns2:val="none"/>
-        </w:rPr>
-      </w:pPr>
-    </w:p>
-    <w:p ns2:paraId="54C778A9" ns2:textId="151507E6">
+          <w14:ligatures w14:val="none"/>
+        </w:rPr>
+      </w:pPr>
+    </w:p>
+    <w:p>
       <w:pPr>
         <w:pStyle w:val="Prrafodelista"/>
         <w:numPr>
@@ -5622,7 +5537,7 @@
         <w:rPr>
           <w:rFonts w:ascii="Arial Narrow" w:eastAsia="Arial Narrow" w:hAnsi="Arial Narrow" w:cs="Arial Narrow"/>
           <w:kern w:val="0"/>
-          <ns2:ligatures ns2:val="none"/>
+          <w14:ligatures w14:val="none"/>
         </w:rPr>
       </w:pPr>
       <w:bookmarkStart w:id="6" w:name="_Hlk140755208"/>
@@ -5634,7 +5549,7 @@
           <w:color w:val="000000"/>
           <w:kern w:val="0"/>
           <w:lang w:eastAsia="es-PE"/>
-          <ns2:ligatures ns2:val="none"/>
+          <w14:ligatures w14:val="none"/>
         </w:rPr>
         <w:t xml:space="preserve">La Secretaría </w:t>
       </w:r>
@@ -5647,7 +5562,7 @@
           <w:color w:val="000000"/>
           <w:kern w:val="0"/>
           <w:lang w:eastAsia="es-PE"/>
-          <ns2:ligatures ns2:val="none"/>
+          <w14:ligatures w14:val="none"/>
         </w:rPr>
         <w:t>Técnica de la Comisión de Protección al Consumidor 1 (en adelante, la Secretaría Técnica), en ejercicio de sus facultades</w:t>
       </w:r>
@@ -5657,7 +5572,7 @@
           <w:rFonts w:ascii="Arial Narrow" w:eastAsia="Arial Narrow" w:hAnsi="Arial Narrow" w:cs="Arial Narrow"/>
           <w:kern w:val="0"/>
           <w:vertAlign w:val="superscript"/>
-          <ns2:ligatures ns2:val="none"/>
+          <w14:ligatures w14:val="none"/>
         </w:rPr>
         <w:footnoteReference w:id="23"/>
       </w:r>
@@ -5667,7 +5582,7 @@
           <w:color w:val="000000"/>
           <w:kern w:val="0"/>
           <w:lang w:eastAsia="es-PE"/>
-          <ns2:ligatures ns2:val="none"/>
+          <w14:ligatures w14:val="none"/>
         </w:rPr>
         <w:t xml:space="preserve">, considera </w:t>
       </w:r>
@@ -5675,7 +5590,7 @@
         <w:rPr>
           <w:rFonts w:ascii="Arial Narrow" w:eastAsia="Arial Narrow" w:hAnsi="Arial Narrow" w:cs="Arial Narrow"/>
           <w:kern w:val="0"/>
-          <ns2:ligatures ns2:val="none"/>
+          <w14:ligatures w14:val="none"/>
         </w:rPr>
         <w:t xml:space="preserve">que el hecho denunciado, </w:t>
       </w:r>
@@ -5684,7 +5599,7 @@
         <w:rPr>
           <w:rFonts w:ascii="Arial Narrow" w:eastAsia="Arial Narrow" w:hAnsi="Arial Narrow" w:cs="Arial Narrow"/>
           <w:kern w:val="0"/>
-          <ns2:ligatures ns2:val="none"/>
+          <w14:ligatures w14:val="none"/>
         </w:rPr>
         <w:t xml:space="preserve">consistente en que </w:t>
       </w:r>
@@ -5692,7 +5607,7 @@
         <w:rPr>
           <w:rFonts w:ascii="Arial Narrow" w:eastAsia="Arial Narrow" w:hAnsi="Arial Narrow" w:cs="Arial Narrow"/>
           <w:kern w:val="0"/>
-          <ns2:ligatures ns2:val="none"/>
+          <w14:ligatures w14:val="none"/>
         </w:rPr>
         <w:t xml:space="preserve">Rímac Seguros y Reaseguros S.A. habría atribuido indebidamente la Póliza </w:t>
       </w:r>
@@ -5701,7 +5616,7 @@
         <w:rPr>
           <w:rFonts w:ascii="Arial Narrow" w:eastAsia="Arial Narrow" w:hAnsi="Arial Narrow" w:cs="Arial Narrow"/>
           <w:kern w:val="0"/>
-          <ns2:ligatures ns2:val="none"/>
+          <w14:ligatures w14:val="none"/>
         </w:rPr>
         <w:t/>
       </w:r>
@@ -5710,7 +5625,7 @@
         <w:rPr>
           <w:rFonts w:ascii="Arial Narrow" w:eastAsia="Arial Narrow" w:hAnsi="Arial Narrow" w:cs="Arial Narrow"/>
           <w:kern w:val="0"/>
-          <ns2:ligatures ns2:val="none"/>
+          <w14:ligatures w14:val="none"/>
         </w:rPr>
         <w:t xml:space="preserve"> 0011-0137-40-0****145 a favor de la parte denunciante, generando el cobro indebido de las primas</w:t>
       </w:r>
@@ -5718,7 +5633,7 @@
         <w:rPr>
           <w:rFonts w:ascii="Arial Narrow" w:eastAsia="Arial Narrow" w:hAnsi="Arial Narrow" w:cs="Arial Narrow"/>
           <w:kern w:val="0"/>
-          <ns2:ligatures ns2:val="none"/>
+          <w14:ligatures w14:val="none"/>
         </w:rPr>
         <w:t xml:space="preserve">. </w:t>
       </w:r>
@@ -5729,7 +5644,7 @@
           <w:color w:val="000000"/>
           <w:kern w:val="0"/>
           <w:lang w:eastAsia="es-PE"/>
-          <ns2:ligatures ns2:val="none"/>
+          <w14:ligatures w14:val="none"/>
         </w:rPr>
         <w:t xml:space="preserve">Por consiguiente, corresponde calificar el hecho materia de denuncia como una presunta infracción al </w:t>
       </w:r>
@@ -5740,7 +5655,7 @@
           <w:color w:val="000000"/>
           <w:kern w:val="0"/>
           <w:lang w:eastAsia="es-PE"/>
-          <ns2:ligatures ns2:val="none"/>
+          <w14:ligatures w14:val="none"/>
         </w:rPr>
         <w:lastRenderedPageBreak/>
         <w:t xml:space="preserve">deber de protección contra los métodos comerciales coercitivos, tipificado en </w:t>
@@ -5752,7 +5667,7 @@
           <w:kern w:val="0"/>
           <w:shd w:val="clear" w:color="auto" w:fill="FFFFFF"/>
           <w:lang w:eastAsia="es-PE"/>
-          <ns2:ligatures ns2:val="none"/>
+          <w14:ligatures w14:val="none"/>
         </w:rPr>
         <w:t xml:space="preserve">literal </w:t>
       </w:r>
@@ -5763,7 +5678,7 @@
           <w:kern w:val="0"/>
           <w:shd w:val="clear" w:color="auto" w:fill="FFFFFF"/>
           <w:lang w:eastAsia="es-PE"/>
-          <ns2:ligatures ns2:val="none"/>
+          <w14:ligatures w14:val="none"/>
         </w:rPr>
         <w:t>b</w:t>
       </w:r>
@@ -5774,7 +5689,7 @@
           <w:kern w:val="0"/>
           <w:shd w:val="clear" w:color="auto" w:fill="FFFFFF"/>
           <w:lang w:eastAsia="es-PE"/>
-          <ns2:ligatures ns2:val="none"/>
+          <w14:ligatures w14:val="none"/>
         </w:rPr>
         <w:t xml:space="preserve">) del artículo 56 </w:t>
       </w:r>
@@ -5785,7 +5700,7 @@
           <w:color w:val="000000"/>
           <w:kern w:val="0"/>
           <w:lang w:eastAsia="es-PE"/>
-          <ns2:ligatures ns2:val="none"/>
+          <w14:ligatures w14:val="none"/>
         </w:rPr>
         <w:t>del Código</w:t>
       </w:r>
@@ -5804,23 +5719,23 @@
           <w:color w:val="000000"/>
           <w:kern w:val="0"/>
           <w:lang w:eastAsia="es-PE"/>
-          <ns2:ligatures ns2:val="none"/>
+          <w14:ligatures w14:val="none"/>
         </w:rPr>
         <w:t xml:space="preserve">. </w:t>
       </w:r>
     </w:p>
-    <w:p ns2:paraId="74C56E3D" ns2:textId="77777777">
-      <w:pPr>
-        <w:spacing w:after="0" w:line="240" w:lineRule="auto"/>
-        <w:jc w:val="both"/>
-        <w:rPr>
-          <w:rFonts w:ascii="Arial Narrow" w:eastAsia="Arial Narrow" w:hAnsi="Arial Narrow" w:cs="Arial Narrow"/>
-          <w:kern w:val="0"/>
-          <ns2:ligatures ns2:val="none"/>
-        </w:rPr>
-      </w:pPr>
-    </w:p>
-    <w:p ns2:paraId="3FF9FF56" ns2:textId="29577F22">
+    <w:p>
+      <w:pPr>
+        <w:spacing w:after="0" w:line="240" w:lineRule="auto"/>
+        <w:jc w:val="both"/>
+        <w:rPr>
+          <w:rFonts w:ascii="Arial Narrow" w:eastAsia="Arial Narrow" w:hAnsi="Arial Narrow" w:cs="Arial Narrow"/>
+          <w:kern w:val="0"/>
+          <w14:ligatures w14:val="none"/>
+        </w:rPr>
+      </w:pPr>
+    </w:p>
+    <w:p>
       <w:pPr>
         <w:pStyle w:val="Prrafodelista"/>
         <w:numPr>
@@ -5833,7 +5748,7 @@
         <w:rPr>
           <w:rFonts w:ascii="Arial Narrow" w:eastAsia="Arial Narrow" w:hAnsi="Arial Narrow" w:cs="Arial Narrow"/>
           <w:kern w:val="0"/>
-          <ns2:ligatures ns2:val="none"/>
+          <w14:ligatures w14:val="none"/>
         </w:rPr>
       </w:pPr>
       <w:bookmarkStart w:id="10" w:name="_Hlk213150180"/>
@@ -5841,7 +5756,7 @@
         <w:rPr>
           <w:rFonts w:ascii="Arial Narrow" w:eastAsia="Arial Narrow" w:hAnsi="Arial Narrow" w:cs="Arial Narrow"/>
           <w:kern w:val="0"/>
-          <ns2:ligatures ns2:val="none"/>
+          <w14:ligatures w14:val="none"/>
         </w:rPr>
         <w:t xml:space="preserve">Así también, la Secretaría Técnica, en ejercicio de sus facultades, </w:t>
       </w:r>
@@ -5851,7 +5766,7 @@
           <w:color w:val="000000"/>
           <w:kern w:val="0"/>
           <w:lang w:eastAsia="es-PE"/>
-          <ns2:ligatures ns2:val="none"/>
+          <w14:ligatures w14:val="none"/>
         </w:rPr>
         <w:t xml:space="preserve">considera </w:t>
       </w:r>
@@ -5859,7 +5774,7 @@
         <w:rPr>
           <w:rFonts w:ascii="Arial Narrow" w:eastAsia="Arial Narrow" w:hAnsi="Arial Narrow" w:cs="Arial Narrow"/>
           <w:kern w:val="0"/>
-          <ns2:ligatures ns2:val="none"/>
+          <w14:ligatures w14:val="none"/>
         </w:rPr>
         <w:t xml:space="preserve">que el hecho denunciado, consistente en que </w:t>
       </w:r>
@@ -5868,7 +5783,7 @@
         <w:rPr>
           <w:rFonts w:ascii="Arial Narrow" w:eastAsia="Arial Narrow" w:hAnsi="Arial Narrow" w:cs="Arial Narrow"/>
           <w:kern w:val="0"/>
-          <ns2:ligatures ns2:val="none"/>
+          <w14:ligatures w14:val="none"/>
         </w:rPr>
         <w:t xml:space="preserve">Rímac Seguros y Reaseguros S.A. habría atribuido indebidamente la Póliza </w:t>
       </w:r>
@@ -5877,7 +5792,7 @@
         <w:rPr>
           <w:rFonts w:ascii="Arial Narrow" w:eastAsia="Arial Narrow" w:hAnsi="Arial Narrow" w:cs="Arial Narrow"/>
           <w:kern w:val="0"/>
-          <ns2:ligatures ns2:val="none"/>
+          <w14:ligatures w14:val="none"/>
         </w:rPr>
         <w:t/>
       </w:r>
@@ -5886,7 +5801,7 @@
         <w:rPr>
           <w:rFonts w:ascii="Arial Narrow" w:eastAsia="Arial Narrow" w:hAnsi="Arial Narrow" w:cs="Arial Narrow"/>
           <w:kern w:val="0"/>
-          <ns2:ligatures ns2:val="none"/>
+          <w14:ligatures w14:val="none"/>
         </w:rPr>
         <w:t xml:space="preserve"> 0011-0137-40-0****823 a favor de la parte denunciante, generando el cobro indebido de las primas</w:t>
       </w:r>
@@ -5894,7 +5809,7 @@
         <w:rPr>
           <w:rFonts w:ascii="Arial Narrow" w:eastAsia="Arial Narrow" w:hAnsi="Arial Narrow" w:cs="Arial Narrow"/>
           <w:kern w:val="0"/>
-          <ns2:ligatures ns2:val="none"/>
+          <w14:ligatures w14:val="none"/>
         </w:rPr>
         <w:t xml:space="preserve">. </w:t>
       </w:r>
@@ -5905,7 +5820,7 @@
           <w:color w:val="000000"/>
           <w:kern w:val="0"/>
           <w:lang w:eastAsia="es-PE"/>
-          <ns2:ligatures ns2:val="none"/>
+          <w14:ligatures w14:val="none"/>
         </w:rPr>
         <w:t xml:space="preserve">Por consiguiente, corresponde calificar el hecho materia de denuncia como una presunta infracción al deber de protección contra los métodos comerciales coercitivos, tipificado en </w:t>
       </w:r>
@@ -5916,7 +5831,7 @@
           <w:kern w:val="0"/>
           <w:shd w:val="clear" w:color="auto" w:fill="FFFFFF"/>
           <w:lang w:eastAsia="es-PE"/>
-          <ns2:ligatures ns2:val="none"/>
+          <w14:ligatures w14:val="none"/>
         </w:rPr>
         <w:t xml:space="preserve">literal b) del artículo 56 </w:t>
       </w:r>
@@ -5927,12 +5842,12 @@
           <w:color w:val="000000"/>
           <w:kern w:val="0"/>
           <w:lang w:eastAsia="es-PE"/>
-          <ns2:ligatures ns2:val="none"/>
+          <w14:ligatures w14:val="none"/>
         </w:rPr>
         <w:t xml:space="preserve">del Código. </w:t>
       </w:r>
     </w:p>
-    <w:p ns2:paraId="1BB79689" ns2:textId="77777777">
+    <w:p>
       <w:pPr>
         <w:pStyle w:val="Prrafodelista"/>
         <w:spacing w:after="0" w:line="240" w:lineRule="auto"/>
@@ -5941,11 +5856,11 @@
         <w:rPr>
           <w:rFonts w:ascii="Arial Narrow" w:eastAsia="Arial Narrow" w:hAnsi="Arial Narrow" w:cs="Arial Narrow"/>
           <w:kern w:val="0"/>
-          <ns2:ligatures ns2:val="none"/>
-        </w:rPr>
-      </w:pPr>
-    </w:p>
-    <w:p ns2:paraId="015EED13" ns2:textId="4AE02A2D">
+          <w14:ligatures w14:val="none"/>
+        </w:rPr>
+      </w:pPr>
+    </w:p>
+    <w:p>
       <w:pPr>
         <w:pStyle w:val="Prrafodelista"/>
         <w:numPr>
@@ -5958,14 +5873,14 @@
         <w:rPr>
           <w:rFonts w:ascii="Arial Narrow" w:eastAsia="Arial Narrow" w:hAnsi="Arial Narrow" w:cs="Arial Narrow"/>
           <w:kern w:val="0"/>
-          <ns2:ligatures ns2:val="none"/>
-        </w:rPr>
-      </w:pPr>
-      <w:r>
-        <w:rPr>
-          <w:rFonts w:ascii="Arial Narrow" w:eastAsia="Arial Narrow" w:hAnsi="Arial Narrow" w:cs="Arial Narrow"/>
-          <w:kern w:val="0"/>
-          <ns2:ligatures ns2:val="none"/>
+          <w14:ligatures w14:val="none"/>
+        </w:rPr>
+      </w:pPr>
+      <w:r>
+        <w:rPr>
+          <w:rFonts w:ascii="Arial Narrow" w:eastAsia="Arial Narrow" w:hAnsi="Arial Narrow" w:cs="Arial Narrow"/>
+          <w:kern w:val="0"/>
+          <w14:ligatures w14:val="none"/>
         </w:rPr>
         <w:t xml:space="preserve">Además, la Secretaría Técnica, en ejercicio de sus facultades, </w:t>
       </w:r>
@@ -5975,7 +5890,7 @@
           <w:color w:val="000000"/>
           <w:kern w:val="0"/>
           <w:lang w:eastAsia="es-PE"/>
-          <ns2:ligatures ns2:val="none"/>
+          <w14:ligatures w14:val="none"/>
         </w:rPr>
         <w:t xml:space="preserve">considera </w:t>
       </w:r>
@@ -5983,7 +5898,7 @@
         <w:rPr>
           <w:rFonts w:ascii="Arial Narrow" w:eastAsia="Arial Narrow" w:hAnsi="Arial Narrow" w:cs="Arial Narrow"/>
           <w:kern w:val="0"/>
-          <ns2:ligatures ns2:val="none"/>
+          <w14:ligatures w14:val="none"/>
         </w:rPr>
         <w:t xml:space="preserve">que el hecho denunciado, consistente en que </w:t>
       </w:r>
@@ -5994,7 +5909,7 @@
           <w:kern w:val="0"/>
           <w:shd w:val="clear" w:color="auto" w:fill="FFFFFF"/>
           <w:lang w:eastAsia="es-PE"/>
-          <ns2:ligatures ns2:val="none"/>
+          <w14:ligatures w14:val="none"/>
         </w:rPr>
         <w:t xml:space="preserve">Banco BBVA Perú S.A. habría gestionado sin su autorización la contratación de la Póliza </w:t>
       </w:r>
@@ -6006,7 +5921,7 @@
           <w:kern w:val="0"/>
           <w:shd w:val="clear" w:color="auto" w:fill="FFFFFF"/>
           <w:lang w:eastAsia="es-PE"/>
-          <ns2:ligatures ns2:val="none"/>
+          <w14:ligatures w14:val="none"/>
         </w:rPr>
         <w:t/>
       </w:r>
@@ -6018,7 +5933,7 @@
           <w:kern w:val="0"/>
           <w:shd w:val="clear" w:color="auto" w:fill="FFFFFF"/>
           <w:lang w:eastAsia="es-PE"/>
-          <ns2:ligatures ns2:val="none"/>
+          <w14:ligatures w14:val="none"/>
         </w:rPr>
         <w:t xml:space="preserve"> 0011-0137-40-0****145 a favor de la parte denunciante, pese a no tener deuda vigente</w:t>
       </w:r>
@@ -6026,7 +5941,7 @@
         <w:rPr>
           <w:rFonts w:ascii="Arial Narrow" w:eastAsia="Arial Narrow" w:hAnsi="Arial Narrow" w:cs="Arial Narrow"/>
           <w:kern w:val="0"/>
-          <ns2:ligatures ns2:val="none"/>
+          <w14:ligatures w14:val="none"/>
         </w:rPr>
         <w:t>; involucraría una presunta afectación a sus expectativas, quien no habría encontrado una correspondencia entre lo que esperaba recibir de parte del proveedor y lo que realmente recibió. Por consiguiente, corresponde calificar el hecho materia de denuncia como una presunta infracción al deber de idoneidad, tipificado en los artículos 18</w:t>
       </w:r>
@@ -6036,7 +5951,7 @@
           <w:color w:val="000000"/>
           <w:kern w:val="0"/>
           <w:lang w:eastAsia="es-PE"/>
-          <ns2:ligatures ns2:val="none"/>
+          <w14:ligatures w14:val="none"/>
         </w:rPr>
         <w:t/>
       </w:r>
@@ -6044,7 +5959,7 @@
         <w:rPr>
           <w:rFonts w:ascii="Arial Narrow" w:eastAsia="Arial Narrow" w:hAnsi="Arial Narrow" w:cs="Arial Narrow"/>
           <w:kern w:val="0"/>
-          <ns2:ligatures ns2:val="none"/>
+          <w14:ligatures w14:val="none"/>
         </w:rPr>
         <w:t xml:space="preserve"> y 19</w:t>
       </w:r>
@@ -6054,7 +5969,7 @@
           <w:color w:val="000000"/>
           <w:kern w:val="0"/>
           <w:lang w:eastAsia="es-PE"/>
-          <ns2:ligatures ns2:val="none"/>
+          <w14:ligatures w14:val="none"/>
         </w:rPr>
         <w:t/>
       </w:r>
@@ -6062,7 +5977,7 @@
         <w:rPr>
           <w:rFonts w:ascii="Arial Narrow" w:eastAsia="Arial Narrow" w:hAnsi="Arial Narrow" w:cs="Arial Narrow"/>
           <w:kern w:val="0"/>
-          <ns2:ligatures ns2:val="none"/>
+          <w14:ligatures w14:val="none"/>
         </w:rPr>
         <w:t xml:space="preserve"> del Código</w:t>
       </w:r>
@@ -6072,7 +5987,7 @@
           <w:rFonts w:ascii="Arial Narrow" w:eastAsia="Arial Narrow" w:hAnsi="Arial Narrow" w:cs="Arial"/>
           <w:kern w:val="0"/>
           <w:vertAlign w:val="superscript"/>
-          <ns2:ligatures ns2:val="none"/>
+          <w14:ligatures w14:val="none"/>
         </w:rPr>
         <w:footnoteReference w:id="25"/>
       </w:r>
@@ -6080,22 +5995,22 @@
         <w:rPr>
           <w:rFonts w:ascii="Arial Narrow" w:eastAsia="Arial Narrow" w:hAnsi="Arial Narrow" w:cs="Arial Narrow"/>
           <w:kern w:val="0"/>
-          <ns2:ligatures ns2:val="none"/>
+          <w14:ligatures w14:val="none"/>
         </w:rPr>
         <w:t>.</w:t>
       </w:r>
     </w:p>
-    <w:p ns2:paraId="5C6A1A41" ns2:textId="77777777">
+    <w:p>
       <w:pPr>
         <w:pStyle w:val="Prrafodelista"/>
         <w:rPr>
           <w:rFonts w:ascii="Arial Narrow" w:eastAsia="Arial Narrow" w:hAnsi="Arial Narrow" w:cs="Arial Narrow"/>
           <w:kern w:val="0"/>
-          <ns2:ligatures ns2:val="none"/>
-        </w:rPr>
-      </w:pPr>
-    </w:p>
-    <w:p ns2:paraId="2CB95121" ns2:textId="0A544028">
+          <w14:ligatures w14:val="none"/>
+        </w:rPr>
+      </w:pPr>
+    </w:p>
+    <w:p>
       <w:pPr>
         <w:pStyle w:val="Prrafodelista"/>
         <w:numPr>
@@ -6108,14 +6023,14 @@
         <w:rPr>
           <w:rFonts w:ascii="Arial Narrow" w:eastAsia="Arial Narrow" w:hAnsi="Arial Narrow" w:cs="Arial Narrow"/>
           <w:kern w:val="0"/>
-          <ns2:ligatures ns2:val="none"/>
-        </w:rPr>
-      </w:pPr>
-      <w:r>
-        <w:rPr>
-          <w:rFonts w:ascii="Arial Narrow" w:eastAsia="Arial Narrow" w:hAnsi="Arial Narrow" w:cs="Arial Narrow"/>
-          <w:kern w:val="0"/>
-          <ns2:ligatures ns2:val="none"/>
+          <w14:ligatures w14:val="none"/>
+        </w:rPr>
+      </w:pPr>
+      <w:r>
+        <w:rPr>
+          <w:rFonts w:ascii="Arial Narrow" w:eastAsia="Arial Narrow" w:hAnsi="Arial Narrow" w:cs="Arial Narrow"/>
+          <w:kern w:val="0"/>
+          <w14:ligatures w14:val="none"/>
         </w:rPr>
         <w:t xml:space="preserve">Adicionalmente, la Secretaría Técnica, en ejercicio de sus facultades, </w:t>
       </w:r>
@@ -6125,7 +6040,7 @@
           <w:color w:val="000000"/>
           <w:kern w:val="0"/>
           <w:lang w:eastAsia="es-PE"/>
-          <ns2:ligatures ns2:val="none"/>
+          <w14:ligatures w14:val="none"/>
         </w:rPr>
         <w:t xml:space="preserve">considera </w:t>
       </w:r>
@@ -6133,7 +6048,7 @@
         <w:rPr>
           <w:rFonts w:ascii="Arial Narrow" w:eastAsia="Arial Narrow" w:hAnsi="Arial Narrow" w:cs="Arial Narrow"/>
           <w:kern w:val="0"/>
-          <ns2:ligatures ns2:val="none"/>
+          <w14:ligatures w14:val="none"/>
         </w:rPr>
         <w:t xml:space="preserve">que el hecho denunciado, consistente en que </w:t>
       </w:r>
@@ -6144,7 +6059,7 @@
           <w:kern w:val="0"/>
           <w:shd w:val="clear" w:color="auto" w:fill="FFFFFF"/>
           <w:lang w:eastAsia="es-PE"/>
-          <ns2:ligatures ns2:val="none"/>
+          <w14:ligatures w14:val="none"/>
         </w:rPr>
         <w:t xml:space="preserve">Banco BBVA Perú S.A. habría gestionado sin su autorización la contratación de la Póliza </w:t>
       </w:r>
@@ -6156,7 +6071,7 @@
           <w:kern w:val="0"/>
           <w:shd w:val="clear" w:color="auto" w:fill="FFFFFF"/>
           <w:lang w:eastAsia="es-PE"/>
-          <ns2:ligatures ns2:val="none"/>
+          <w14:ligatures w14:val="none"/>
         </w:rPr>
         <w:t/>
       </w:r>
@@ -6168,7 +6083,7 @@
           <w:kern w:val="0"/>
           <w:shd w:val="clear" w:color="auto" w:fill="FFFFFF"/>
           <w:lang w:eastAsia="es-PE"/>
-          <ns2:ligatures ns2:val="none"/>
+          <w14:ligatures w14:val="none"/>
         </w:rPr>
         <w:t xml:space="preserve"> 0011-0137-40-0****823 a favor de la parte denunciante, pese a no tener deuda vigente</w:t>
       </w:r>
@@ -6176,7 +6091,7 @@
         <w:rPr>
           <w:rFonts w:ascii="Arial Narrow" w:eastAsia="Arial Narrow" w:hAnsi="Arial Narrow" w:cs="Arial Narrow"/>
           <w:kern w:val="0"/>
-          <ns2:ligatures ns2:val="none"/>
+          <w14:ligatures w14:val="none"/>
         </w:rPr>
         <w:t>; involucraría una presunta afectación a sus expectativas, quien no habría encontrado una correspondencia entre lo que esperaba recibir de parte del proveedor y lo que realmente recibió. Por consiguiente, corresponde calificar el hecho materia de denuncia como una presunta infracción al deber de idoneidad, tipificado en los artículos 18</w:t>
       </w:r>
@@ -6186,7 +6101,7 @@
           <w:color w:val="000000"/>
           <w:kern w:val="0"/>
           <w:lang w:eastAsia="es-PE"/>
-          <ns2:ligatures ns2:val="none"/>
+          <w14:ligatures w14:val="none"/>
         </w:rPr>
         <w:t/>
       </w:r>
@@ -6194,7 +6109,7 @@
         <w:rPr>
           <w:rFonts w:ascii="Arial Narrow" w:eastAsia="Arial Narrow" w:hAnsi="Arial Narrow" w:cs="Arial Narrow"/>
           <w:kern w:val="0"/>
-          <ns2:ligatures ns2:val="none"/>
+          <w14:ligatures w14:val="none"/>
         </w:rPr>
         <w:t xml:space="preserve"> y 19</w:t>
       </w:r>
@@ -6204,7 +6119,7 @@
           <w:color w:val="000000"/>
           <w:kern w:val="0"/>
           <w:lang w:eastAsia="es-PE"/>
-          <ns2:ligatures ns2:val="none"/>
+          <w14:ligatures w14:val="none"/>
         </w:rPr>
         <w:t/>
       </w:r>
@@ -6212,22 +6127,22 @@
         <w:rPr>
           <w:rFonts w:ascii="Arial Narrow" w:eastAsia="Arial Narrow" w:hAnsi="Arial Narrow" w:cs="Arial Narrow"/>
           <w:kern w:val="0"/>
-          <ns2:ligatures ns2:val="none"/>
+          <w14:ligatures w14:val="none"/>
         </w:rPr>
         <w:t xml:space="preserve"> del Código.</w:t>
       </w:r>
     </w:p>
-    <w:p ns2:paraId="5BE3680E" ns2:textId="77777777">
+    <w:p>
       <w:pPr>
         <w:pStyle w:val="Prrafodelista"/>
         <w:rPr>
           <w:rFonts w:ascii="Arial Narrow" w:eastAsia="Arial Narrow" w:hAnsi="Arial Narrow" w:cs="Arial Narrow"/>
           <w:kern w:val="0"/>
-          <ns2:ligatures ns2:val="none"/>
-        </w:rPr>
-      </w:pPr>
-    </w:p>
-    <w:p ns2:paraId="66A4D099" ns2:textId="275289E1">
+          <w14:ligatures w14:val="none"/>
+        </w:rPr>
+      </w:pPr>
+    </w:p>
+    <w:p>
       <w:pPr>
         <w:pStyle w:val="Prrafodelista"/>
         <w:numPr>
@@ -6240,14 +6155,14 @@
         <w:rPr>
           <w:rFonts w:ascii="Arial Narrow" w:eastAsia="Arial Narrow" w:hAnsi="Arial Narrow" w:cs="Arial Narrow"/>
           <w:kern w:val="0"/>
-          <ns2:ligatures ns2:val="none"/>
-        </w:rPr>
-      </w:pPr>
-      <w:r>
-        <w:rPr>
-          <w:rFonts w:ascii="Arial Narrow" w:eastAsia="Arial Narrow" w:hAnsi="Arial Narrow" w:cs="Arial Narrow"/>
-          <w:kern w:val="0"/>
-          <ns2:ligatures ns2:val="none"/>
+          <w14:ligatures w14:val="none"/>
+        </w:rPr>
+      </w:pPr>
+      <w:r>
+        <w:rPr>
+          <w:rFonts w:ascii="Arial Narrow" w:eastAsia="Arial Narrow" w:hAnsi="Arial Narrow" w:cs="Arial Narrow"/>
+          <w:kern w:val="0"/>
+          <w14:ligatures w14:val="none"/>
         </w:rPr>
         <w:t xml:space="preserve">Así también, la Secretaría Técnica, en ejercicio de sus facultades, </w:t>
       </w:r>
@@ -6257,7 +6172,7 @@
           <w:color w:val="000000"/>
           <w:kern w:val="0"/>
           <w:lang w:eastAsia="es-PE"/>
-          <ns2:ligatures ns2:val="none"/>
+          <w14:ligatures w14:val="none"/>
         </w:rPr>
         <w:t xml:space="preserve">considera </w:t>
       </w:r>
@@ -6265,7 +6180,7 @@
         <w:rPr>
           <w:rFonts w:ascii="Arial Narrow" w:eastAsia="Arial Narrow" w:hAnsi="Arial Narrow" w:cs="Arial Narrow"/>
           <w:kern w:val="0"/>
-          <ns2:ligatures ns2:val="none"/>
+          <w14:ligatures w14:val="none"/>
         </w:rPr>
         <w:t xml:space="preserve">que el hecho denunciado, consistente en que </w:t>
       </w:r>
@@ -6276,7 +6191,7 @@
           <w:kern w:val="0"/>
           <w:shd w:val="clear" w:color="auto" w:fill="FFFFFF"/>
           <w:lang w:eastAsia="es-PE"/>
-          <ns2:ligatures ns2:val="none"/>
+          <w14:ligatures w14:val="none"/>
         </w:rPr>
         <w:t xml:space="preserve">Banco BBVA Perú S.A. no habría brindado una solución a la parte denunciante sobre los cobros indebidos cuestionados por las Pólizas </w:t>
       </w:r>
@@ -6288,7 +6203,7 @@
           <w:kern w:val="0"/>
           <w:shd w:val="clear" w:color="auto" w:fill="FFFFFF"/>
           <w:lang w:eastAsia="es-PE"/>
-          <ns2:ligatures ns2:val="none"/>
+          <w14:ligatures w14:val="none"/>
         </w:rPr>
         <w:t/>
       </w:r>
@@ -6300,7 +6215,7 @@
           <w:kern w:val="0"/>
           <w:shd w:val="clear" w:color="auto" w:fill="FFFFFF"/>
           <w:lang w:eastAsia="es-PE"/>
-          <ns2:ligatures ns2:val="none"/>
+          <w14:ligatures w14:val="none"/>
         </w:rPr>
         <w:t xml:space="preserve"> 0011-0137-40-0****823 y </w:t>
       </w:r>
@@ -6312,7 +6227,7 @@
           <w:kern w:val="0"/>
           <w:shd w:val="clear" w:color="auto" w:fill="FFFFFF"/>
           <w:lang w:eastAsia="es-PE"/>
-          <ns2:ligatures ns2:val="none"/>
+          <w14:ligatures w14:val="none"/>
         </w:rPr>
         <w:t/>
       </w:r>
@@ -6324,7 +6239,7 @@
           <w:kern w:val="0"/>
           <w:shd w:val="clear" w:color="auto" w:fill="FFFFFF"/>
           <w:lang w:eastAsia="es-PE"/>
-          <ns2:ligatures ns2:val="none"/>
+          <w14:ligatures w14:val="none"/>
         </w:rPr>
         <w:t xml:space="preserve"> 0011-0137-40-0****145, pese a los reclamos presentados el 29 de agosto y 5 de setiembre de 2025</w:t>
       </w:r>
@@ -6332,7 +6247,7 @@
         <w:rPr>
           <w:rFonts w:ascii="Arial Narrow" w:eastAsia="Arial Narrow" w:hAnsi="Arial Narrow" w:cs="Arial Narrow"/>
           <w:kern w:val="0"/>
-          <ns2:ligatures ns2:val="none"/>
+          <w14:ligatures w14:val="none"/>
         </w:rPr>
         <w:t>; involucraría una presunta afectación a sus expectativas, quien no habría encontrado una correspondencia entre lo que esperaba recibir de parte del proveedor y lo que realmente recibió</w:t>
       </w:r>
@@ -6340,7 +6255,7 @@
         <w:rPr>
           <w:rFonts w:ascii="Arial Narrow" w:eastAsia="Arial Narrow" w:hAnsi="Arial Narrow" w:cs="Arial Narrow"/>
           <w:kern w:val="0"/>
-          <ns2:ligatures ns2:val="none"/>
+          <w14:ligatures w14:val="none"/>
         </w:rPr>
         <w:t xml:space="preserve">. Por </w:t>
       </w:r>
@@ -6348,7 +6263,7 @@
         <w:rPr>
           <w:rFonts w:ascii="Arial Narrow" w:eastAsia="Arial Narrow" w:hAnsi="Arial Narrow" w:cs="Arial Narrow"/>
           <w:kern w:val="0"/>
-          <ns2:ligatures ns2:val="none"/>
+          <w14:ligatures w14:val="none"/>
         </w:rPr>
         <w:lastRenderedPageBreak/>
         <w:t>consiguiente, corresponde calificar el hecho materia de denuncia como una presunta infracción al deber de idoneidad, tipificado en los artículos 18</w:t>
@@ -6359,7 +6274,7 @@
           <w:color w:val="000000"/>
           <w:kern w:val="0"/>
           <w:lang w:eastAsia="es-PE"/>
-          <ns2:ligatures ns2:val="none"/>
+          <w14:ligatures w14:val="none"/>
         </w:rPr>
         <w:t/>
       </w:r>
@@ -6367,7 +6282,7 @@
         <w:rPr>
           <w:rFonts w:ascii="Arial Narrow" w:eastAsia="Arial Narrow" w:hAnsi="Arial Narrow" w:cs="Arial Narrow"/>
           <w:kern w:val="0"/>
-          <ns2:ligatures ns2:val="none"/>
+          <w14:ligatures w14:val="none"/>
         </w:rPr>
         <w:t xml:space="preserve"> y 19</w:t>
       </w:r>
@@ -6377,7 +6292,7 @@
           <w:color w:val="000000"/>
           <w:kern w:val="0"/>
           <w:lang w:eastAsia="es-PE"/>
-          <ns2:ligatures ns2:val="none"/>
+          <w14:ligatures w14:val="none"/>
         </w:rPr>
         <w:t/>
       </w:r>
@@ -6385,23 +6300,23 @@
         <w:rPr>
           <w:rFonts w:ascii="Arial Narrow" w:eastAsia="Arial Narrow" w:hAnsi="Arial Narrow" w:cs="Arial Narrow"/>
           <w:kern w:val="0"/>
-          <ns2:ligatures ns2:val="none"/>
+          <w14:ligatures w14:val="none"/>
         </w:rPr>
         <w:t xml:space="preserve"> del Código.</w:t>
       </w:r>
     </w:p>
-    <w:p ns2:paraId="71221A4C" ns2:textId="77777777">
-      <w:pPr>
-        <w:spacing w:after="0" w:line="240" w:lineRule="auto"/>
-        <w:jc w:val="both"/>
-        <w:rPr>
-          <w:rFonts w:ascii="Arial Narrow" w:eastAsia="Arial Narrow" w:hAnsi="Arial Narrow" w:cs="Arial Narrow"/>
-          <w:kern w:val="0"/>
-          <ns2:ligatures ns2:val="none"/>
-        </w:rPr>
-      </w:pPr>
-    </w:p>
-    <w:p ns2:paraId="10DDE640" ns2:textId="5AD47BF1">
+    <w:p>
+      <w:pPr>
+        <w:spacing w:after="0" w:line="240" w:lineRule="auto"/>
+        <w:jc w:val="both"/>
+        <w:rPr>
+          <w:rFonts w:ascii="Arial Narrow" w:eastAsia="Arial Narrow" w:hAnsi="Arial Narrow" w:cs="Arial Narrow"/>
+          <w:kern w:val="0"/>
+          <w14:ligatures w14:val="none"/>
+        </w:rPr>
+      </w:pPr>
+    </w:p>
+    <w:p>
       <w:pPr>
         <w:pStyle w:val="Prrafodelista"/>
         <w:numPr>
@@ -6414,7 +6329,7 @@
         <w:rPr>
           <w:rFonts w:ascii="Arial Narrow" w:eastAsia="Arial Narrow" w:hAnsi="Arial Narrow" w:cs="Arial Narrow"/>
           <w:kern w:val="0"/>
-          <ns2:ligatures ns2:val="none"/>
+          <w14:ligatures w14:val="none"/>
         </w:rPr>
       </w:pPr>
       <w:r>
@@ -6423,7 +6338,7 @@
           <w:color w:val="000000"/>
           <w:kern w:val="0"/>
           <w:lang w:eastAsia="es-PE"/>
-          <ns2:ligatures ns2:val="none"/>
+          <w14:ligatures w14:val="none"/>
         </w:rPr>
         <w:t xml:space="preserve">Además, </w:t>
       </w:r>
@@ -6434,7 +6349,7 @@
           <w:color w:val="000000"/>
           <w:kern w:val="0"/>
           <w:lang w:eastAsia="es-PE"/>
-          <ns2:ligatures ns2:val="none"/>
+          <w14:ligatures w14:val="none"/>
         </w:rPr>
         <w:t xml:space="preserve">la Secretaría Técnica, en ejercicio de sus facultades, considera </w:t>
       </w:r>
@@ -6442,7 +6357,7 @@
         <w:rPr>
           <w:rFonts w:ascii="Arial Narrow" w:eastAsia="Arial Narrow" w:hAnsi="Arial Narrow" w:cs="Arial"/>
           <w:kern w:val="0"/>
-          <ns2:ligatures ns2:val="none"/>
+          <w14:ligatures w14:val="none"/>
         </w:rPr>
         <w:t xml:space="preserve">que el hecho denunciado, consistente en que </w:t>
       </w:r>
@@ -6450,7 +6365,7 @@
         <w:rPr>
           <w:rFonts w:ascii="Arial Narrow" w:eastAsia="Arial Narrow" w:hAnsi="Arial Narrow" w:cs="Arial Narrow"/>
           <w:kern w:val="0"/>
-          <ns2:ligatures ns2:val="none"/>
+          <w14:ligatures w14:val="none"/>
         </w:rPr>
         <w:t xml:space="preserve">los proveedores denunciados no habrían cumplido con informar a la parte denunciante de manera clara, previa, oportuna y suficiente sobre la contratación de las Pólizas </w:t>
       </w:r>
@@ -6459,7 +6374,7 @@
         <w:rPr>
           <w:rFonts w:ascii="Arial Narrow" w:eastAsia="Arial Narrow" w:hAnsi="Arial Narrow" w:cs="Arial Narrow"/>
           <w:kern w:val="0"/>
-          <ns2:ligatures ns2:val="none"/>
+          <w14:ligatures w14:val="none"/>
         </w:rPr>
         <w:t/>
       </w:r>
@@ -6468,7 +6383,7 @@
         <w:rPr>
           <w:rFonts w:ascii="Arial Narrow" w:eastAsia="Arial Narrow" w:hAnsi="Arial Narrow" w:cs="Arial Narrow"/>
           <w:kern w:val="0"/>
-          <ns2:ligatures ns2:val="none"/>
+          <w14:ligatures w14:val="none"/>
         </w:rPr>
         <w:t xml:space="preserve"> 0011-0137-40-0****823 y </w:t>
       </w:r>
@@ -6477,7 +6392,7 @@
         <w:rPr>
           <w:rFonts w:ascii="Arial Narrow" w:eastAsia="Arial Narrow" w:hAnsi="Arial Narrow" w:cs="Arial Narrow"/>
           <w:kern w:val="0"/>
-          <ns2:ligatures ns2:val="none"/>
+          <w14:ligatures w14:val="none"/>
         </w:rPr>
         <w:t/>
       </w:r>
@@ -6486,7 +6401,7 @@
         <w:rPr>
           <w:rFonts w:ascii="Arial Narrow" w:eastAsia="Arial Narrow" w:hAnsi="Arial Narrow" w:cs="Arial Narrow"/>
           <w:kern w:val="0"/>
-          <ns2:ligatures ns2:val="none"/>
+          <w14:ligatures w14:val="none"/>
         </w:rPr>
         <w:t xml:space="preserve"> 0011-0137-40-0****145</w:t>
       </w:r>
@@ -6497,7 +6412,7 @@
           <w:color w:val="000000"/>
           <w:kern w:val="0"/>
           <w:lang w:eastAsia="es-PE"/>
-          <ns2:ligatures ns2:val="none"/>
+          <w14:ligatures w14:val="none"/>
         </w:rPr>
         <w:t xml:space="preserve">. </w:t>
       </w:r>
@@ -6510,7 +6425,7 @@
           <w:color w:val="000000"/>
           <w:kern w:val="0"/>
           <w:lang w:eastAsia="es-PE"/>
-          <ns2:ligatures ns2:val="none"/>
+          <w14:ligatures w14:val="none"/>
         </w:rPr>
         <w:t xml:space="preserve">Por consiguiente, corresponde calificar el hecho materia de denuncia como una presunta infracción al deber de información, tipificado en el </w:t>
       </w:r>
@@ -6522,7 +6437,7 @@
           <w:color w:val="000000"/>
           <w:kern w:val="0"/>
           <w:lang w:eastAsia="es-PE"/>
-          <ns2:ligatures ns2:val="none"/>
+          <w14:ligatures w14:val="none"/>
         </w:rPr>
         <w:t xml:space="preserve">artículo 1, numeral 1, literal b) </w:t>
       </w:r>
@@ -6534,7 +6449,7 @@
           <w:color w:val="000000"/>
           <w:kern w:val="0"/>
           <w:lang w:eastAsia="es-PE"/>
-          <ns2:ligatures ns2:val="none"/>
+          <w14:ligatures w14:val="none"/>
         </w:rPr>
         <w:t>y al artículo 2 del Código</w:t>
       </w:r>
@@ -6549,7 +6464,7 @@
           <w:kern w:val="0"/>
           <w:vertAlign w:val="superscript"/>
           <w:lang w:eastAsia="es-PE"/>
-          <ns2:ligatures ns2:val="none"/>
+          <w14:ligatures w14:val="none"/>
         </w:rPr>
         <w:footnoteReference w:id="26"/>
       </w:r>
@@ -6561,24 +6476,24 @@
           <w:color w:val="000000"/>
           <w:kern w:val="0"/>
           <w:lang w:eastAsia="es-PE"/>
-          <ns2:ligatures ns2:val="none"/>
+          <w14:ligatures w14:val="none"/>
         </w:rPr>
         <w:t xml:space="preserve">. </w:t>
       </w:r>
       <w:bookmarkEnd w:id="11"/>
       <w:bookmarkEnd w:id="13"/>
     </w:p>
-    <w:p ns2:paraId="27AEB518" ns2:textId="77777777">
+    <w:p>
       <w:pPr>
         <w:pStyle w:val="Prrafodelista"/>
         <w:rPr>
           <w:rFonts w:ascii="Arial Narrow" w:eastAsia="Arial Narrow" w:hAnsi="Arial Narrow" w:cs="Arial Narrow"/>
           <w:kern w:val="0"/>
-          <ns2:ligatures ns2:val="none"/>
-        </w:rPr>
-      </w:pPr>
-    </w:p>
-    <w:p ns2:paraId="670AE2E1" ns2:textId="47D66FF3">
+          <w14:ligatures w14:val="none"/>
+        </w:rPr>
+      </w:pPr>
+    </w:p>
+    <w:p>
       <w:pPr>
         <w:pStyle w:val="Prrafodelista"/>
         <w:numPr>
@@ -6591,14 +6506,14 @@
         <w:rPr>
           <w:rFonts w:ascii="Arial Narrow" w:eastAsia="Arial Narrow" w:hAnsi="Arial Narrow" w:cs="Arial Narrow"/>
           <w:kern w:val="0"/>
-          <ns2:ligatures ns2:val="none"/>
-        </w:rPr>
-      </w:pPr>
-      <w:r>
-        <w:rPr>
-          <w:rFonts w:ascii="Arial Narrow" w:eastAsia="Arial Narrow" w:hAnsi="Arial Narrow" w:cs="Arial Narrow"/>
-          <w:kern w:val="0"/>
-          <ns2:ligatures ns2:val="none"/>
+          <w14:ligatures w14:val="none"/>
+        </w:rPr>
+      </w:pPr>
+      <w:r>
+        <w:rPr>
+          <w:rFonts w:ascii="Arial Narrow" w:eastAsia="Arial Narrow" w:hAnsi="Arial Narrow" w:cs="Arial Narrow"/>
+          <w:kern w:val="0"/>
+          <w14:ligatures w14:val="none"/>
         </w:rPr>
         <w:t xml:space="preserve">Así también, , la Secretaría Técnica, en ejercicio de sus facultades, </w:t>
       </w:r>
@@ -6608,7 +6523,7 @@
           <w:color w:val="000000"/>
           <w:kern w:val="0"/>
           <w:lang w:eastAsia="es-PE"/>
-          <ns2:ligatures ns2:val="none"/>
+          <w14:ligatures w14:val="none"/>
         </w:rPr>
         <w:t xml:space="preserve">considera </w:t>
       </w:r>
@@ -6616,7 +6531,7 @@
         <w:rPr>
           <w:rFonts w:ascii="Arial Narrow" w:eastAsia="Arial Narrow" w:hAnsi="Arial Narrow" w:cs="Arial Narrow"/>
           <w:kern w:val="0"/>
-          <ns2:ligatures ns2:val="none"/>
+          <w14:ligatures w14:val="none"/>
         </w:rPr>
         <w:t xml:space="preserve">que el hecho denunciado, consistente en que </w:t>
       </w:r>
@@ -6627,7 +6542,7 @@
           <w:kern w:val="0"/>
           <w:shd w:val="clear" w:color="auto" w:fill="FFFFFF"/>
           <w:lang w:eastAsia="es-PE"/>
-          <ns2:ligatures ns2:val="none"/>
+          <w14:ligatures w14:val="none"/>
         </w:rPr>
         <w:t xml:space="preserve">Pacífico Compañía de Seguros y Reaseguros S.A. habría condicionado la activación del </w:t>
       </w:r>
@@ -6638,7 +6553,7 @@
           <w:kern w:val="0"/>
           <w:shd w:val="clear" w:color="auto" w:fill="FFFFFF"/>
           <w:lang w:eastAsia="es-PE"/>
-          <ns2:ligatures ns2:val="none"/>
+          <w14:ligatures w14:val="none"/>
         </w:rPr>
         <w:t xml:space="preserve">los proveedores denunciados habrían continuado cobrando las primas de la Póliza </w:t>
       </w:r>
@@ -6650,7 +6565,7 @@
           <w:kern w:val="0"/>
           <w:shd w:val="clear" w:color="auto" w:fill="FFFFFF"/>
           <w:lang w:eastAsia="es-PE"/>
-          <ns2:ligatures ns2:val="none"/>
+          <w14:ligatures w14:val="none"/>
         </w:rPr>
         <w:t/>
       </w:r>
@@ -6662,7 +6577,7 @@
           <w:kern w:val="0"/>
           <w:shd w:val="clear" w:color="auto" w:fill="FFFFFF"/>
           <w:lang w:eastAsia="es-PE"/>
-          <ns2:ligatures ns2:val="none"/>
+          <w14:ligatures w14:val="none"/>
         </w:rPr>
         <w:t xml:space="preserve"> 1338-505693, pese a encontrarse afiliado al crédito comercial cancelado</w:t>
       </w:r>
@@ -6670,7 +6585,7 @@
         <w:rPr>
           <w:rFonts w:ascii="Arial Narrow" w:eastAsia="Arial Narrow" w:hAnsi="Arial Narrow" w:cs="Arial Narrow"/>
           <w:kern w:val="0"/>
-          <ns2:ligatures ns2:val="none"/>
+          <w14:ligatures w14:val="none"/>
         </w:rPr>
         <w:t xml:space="preserve">; involucraría una presunta afectación a sus expectativas, quien no habría encontrado una correspondencia entre lo que esperaba recibir de parte del proveedor y lo que realmente recibió. Por consiguiente, corresponde calificar el hecho materia de denuncia como una presunta infracción al deber de idoneidad, tipificado en los </w:t>
       </w:r>
@@ -6678,7 +6593,7 @@
         <w:rPr>
           <w:rFonts w:ascii="Arial Narrow" w:eastAsia="Arial Narrow" w:hAnsi="Arial Narrow" w:cs="Arial Narrow"/>
           <w:kern w:val="0"/>
-          <ns2:ligatures ns2:val="none"/>
+          <w14:ligatures w14:val="none"/>
         </w:rPr>
         <w:t>artículos 18</w:t>
       </w:r>
@@ -6688,7 +6603,7 @@
           <w:color w:val="000000"/>
           <w:kern w:val="0"/>
           <w:lang w:eastAsia="es-PE"/>
-          <ns2:ligatures ns2:val="none"/>
+          <w14:ligatures w14:val="none"/>
         </w:rPr>
         <w:t/>
       </w:r>
@@ -6696,7 +6611,7 @@
         <w:rPr>
           <w:rFonts w:ascii="Arial Narrow" w:eastAsia="Arial Narrow" w:hAnsi="Arial Narrow" w:cs="Arial Narrow"/>
           <w:kern w:val="0"/>
-          <ns2:ligatures ns2:val="none"/>
+          <w14:ligatures w14:val="none"/>
         </w:rPr>
         <w:t xml:space="preserve"> y 19</w:t>
       </w:r>
@@ -6706,7 +6621,7 @@
           <w:color w:val="000000"/>
           <w:kern w:val="0"/>
           <w:lang w:eastAsia="es-PE"/>
-          <ns2:ligatures ns2:val="none"/>
+          <w14:ligatures w14:val="none"/>
         </w:rPr>
         <w:t/>
       </w:r>
@@ -6714,23 +6629,23 @@
         <w:rPr>
           <w:rFonts w:ascii="Arial Narrow" w:eastAsia="Arial Narrow" w:hAnsi="Arial Narrow" w:cs="Arial Narrow"/>
           <w:kern w:val="0"/>
-          <ns2:ligatures ns2:val="none"/>
+          <w14:ligatures w14:val="none"/>
         </w:rPr>
         <w:t xml:space="preserve"> del Código.</w:t>
       </w:r>
     </w:p>
-    <w:p ns2:paraId="4CF6C544" ns2:textId="77777777">
-      <w:pPr>
-        <w:spacing w:after="0" w:line="240" w:lineRule="auto"/>
-        <w:jc w:val="both"/>
-        <w:rPr>
-          <w:rFonts w:ascii="Arial Narrow" w:eastAsia="Arial Narrow" w:hAnsi="Arial Narrow" w:cs="Arial Narrow"/>
-          <w:kern w:val="0"/>
-          <ns2:ligatures ns2:val="none"/>
-        </w:rPr>
-      </w:pPr>
-    </w:p>
-    <w:p ns2:paraId="05ECE0A3" ns2:textId="22F5E2BD">
+    <w:p>
+      <w:pPr>
+        <w:spacing w:after="0" w:line="240" w:lineRule="auto"/>
+        <w:jc w:val="both"/>
+        <w:rPr>
+          <w:rFonts w:ascii="Arial Narrow" w:eastAsia="Arial Narrow" w:hAnsi="Arial Narrow" w:cs="Arial Narrow"/>
+          <w:kern w:val="0"/>
+          <w14:ligatures w14:val="none"/>
+        </w:rPr>
+      </w:pPr>
+    </w:p>
+    <w:p>
       <w:pPr>
         <w:pStyle w:val="Prrafodelista"/>
         <w:numPr>
@@ -6743,14 +6658,14 @@
         <w:rPr>
           <w:rFonts w:ascii="Arial Narrow" w:eastAsia="Arial Narrow" w:hAnsi="Arial Narrow" w:cs="Arial Narrow"/>
           <w:kern w:val="0"/>
-          <ns2:ligatures ns2:val="none"/>
-        </w:rPr>
-      </w:pPr>
-      <w:r>
-        <w:rPr>
-          <w:rFonts w:ascii="Arial Narrow" w:eastAsia="Arial Narrow" w:hAnsi="Arial Narrow" w:cs="Arial Narrow"/>
-          <w:kern w:val="0"/>
-          <ns2:ligatures ns2:val="none"/>
+          <w14:ligatures w14:val="none"/>
+        </w:rPr>
+      </w:pPr>
+      <w:r>
+        <w:rPr>
+          <w:rFonts w:ascii="Arial Narrow" w:eastAsia="Arial Narrow" w:hAnsi="Arial Narrow" w:cs="Arial Narrow"/>
+          <w:kern w:val="0"/>
+          <w14:ligatures w14:val="none"/>
         </w:rPr>
         <w:t xml:space="preserve">Asimismo, </w:t>
       </w:r>
@@ -6760,7 +6675,7 @@
           <w:color w:val="000000"/>
           <w:kern w:val="0"/>
           <w:lang w:eastAsia="es-PE"/>
-          <ns2:ligatures ns2:val="none"/>
+          <w14:ligatures w14:val="none"/>
         </w:rPr>
         <w:t xml:space="preserve">la Secretaría Técnica, en ejercicio de sus facultades, considera </w:t>
       </w:r>
@@ -6768,7 +6683,7 @@
         <w:rPr>
           <w:rFonts w:ascii="Arial Narrow" w:eastAsia="Arial Narrow" w:hAnsi="Arial Narrow" w:cs="Arial"/>
           <w:kern w:val="0"/>
-          <ns2:ligatures ns2:val="none"/>
+          <w14:ligatures w14:val="none"/>
         </w:rPr>
         <w:t xml:space="preserve">que el hecho denunciado, consistente en que </w:t>
       </w:r>
@@ -6776,7 +6691,7 @@
         <w:rPr>
           <w:rFonts w:ascii="Arial Narrow" w:eastAsia="Arial Narrow" w:hAnsi="Arial Narrow" w:cs="Arial Narrow"/>
           <w:kern w:val="0"/>
-          <ns2:ligatures ns2:val="none"/>
+          <w14:ligatures w14:val="none"/>
         </w:rPr>
         <w:t xml:space="preserve">los proveedores denunciados no habrían cumplido con entregar al denunciante la Póliza </w:t>
       </w:r>
@@ -6785,7 +6700,7 @@
         <w:rPr>
           <w:rFonts w:ascii="Arial Narrow" w:eastAsia="Arial Narrow" w:hAnsi="Arial Narrow" w:cs="Arial Narrow"/>
           <w:kern w:val="0"/>
-          <ns2:ligatures ns2:val="none"/>
+          <w14:ligatures w14:val="none"/>
         </w:rPr>
         <w:t/>
       </w:r>
@@ -6794,7 +6709,7 @@
         <w:rPr>
           <w:rFonts w:ascii="Arial Narrow" w:eastAsia="Arial Narrow" w:hAnsi="Arial Narrow" w:cs="Arial Narrow"/>
           <w:kern w:val="0"/>
-          <ns2:ligatures ns2:val="none"/>
+          <w14:ligatures w14:val="none"/>
         </w:rPr>
         <w:t xml:space="preserve"> 0011-0137-40-0****145</w:t>
       </w:r>
@@ -6802,7 +6717,7 @@
         <w:rPr>
           <w:rFonts w:ascii="Arial Narrow" w:eastAsia="Arial Narrow" w:hAnsi="Arial Narrow" w:cs="Arial"/>
           <w:kern w:val="0"/>
-          <ns2:ligatures ns2:val="none"/>
+          <w14:ligatures w14:val="none"/>
         </w:rPr>
         <w:t xml:space="preserve">. </w:t>
       </w:r>
@@ -6811,7 +6726,7 @@
         <w:rPr>
           <w:rFonts w:ascii="Arial Narrow" w:eastAsia="Arial Narrow" w:hAnsi="Arial Narrow" w:cs="Arial"/>
           <w:kern w:val="0"/>
-          <ns2:ligatures ns2:val="none"/>
+          <w14:ligatures w14:val="none"/>
         </w:rPr>
         <w:t xml:space="preserve">Por consiguiente, corresponde </w:t>
       </w:r>
@@ -6819,7 +6734,7 @@
         <w:rPr>
           <w:rFonts w:ascii="Arial Narrow" w:eastAsia="Arial Narrow" w:hAnsi="Arial Narrow" w:cs="Arial"/>
           <w:kern w:val="0"/>
-          <ns2:ligatures ns2:val="none"/>
+          <w14:ligatures w14:val="none"/>
         </w:rPr>
         <w:t>calificar el hecho materia de denuncia como una presunta infracción al deber de entregar a los usuarios copia de los contratos y demás documentación relacionada con dichos actos jurídicos, tipificado en el literal e) del artículo 47 del Código</w:t>
       </w:r>
@@ -6829,7 +6744,7 @@
           <w:rFonts w:ascii="Arial Narrow" w:eastAsia="Arial Narrow" w:hAnsi="Arial Narrow" w:cs="Arial"/>
           <w:kern w:val="0"/>
           <w:vertAlign w:val="superscript"/>
-          <ns2:ligatures ns2:val="none"/>
+          <w14:ligatures w14:val="none"/>
         </w:rPr>
         <w:footnoteReference w:id="27"/>
       </w:r>
@@ -6837,24 +6752,24 @@
         <w:rPr>
           <w:rFonts w:ascii="Arial Narrow" w:eastAsia="Arial Narrow" w:hAnsi="Arial Narrow" w:cs="Arial"/>
           <w:kern w:val="0"/>
-          <ns2:ligatures ns2:val="none"/>
+          <w14:ligatures w14:val="none"/>
         </w:rPr>
         <w:t>.</w:t>
       </w:r>
       <w:bookmarkEnd w:id="16"/>
     </w:p>
-    <w:p ns2:paraId="2C1E49D9" ns2:textId="77777777">
-      <w:pPr>
-        <w:spacing w:after="0" w:line="240" w:lineRule="auto"/>
-        <w:jc w:val="both"/>
-        <w:rPr>
-          <w:rFonts w:ascii="Arial Narrow" w:eastAsia="Arial Narrow" w:hAnsi="Arial Narrow" w:cs="Arial Narrow"/>
-          <w:kern w:val="0"/>
-          <ns2:ligatures ns2:val="none"/>
-        </w:rPr>
-      </w:pPr>
-    </w:p>
-    <w:p ns2:paraId="6B728DF3" ns2:textId="2272EB32">
+    <w:p>
+      <w:pPr>
+        <w:spacing w:after="0" w:line="240" w:lineRule="auto"/>
+        <w:jc w:val="both"/>
+        <w:rPr>
+          <w:rFonts w:ascii="Arial Narrow" w:eastAsia="Arial Narrow" w:hAnsi="Arial Narrow" w:cs="Arial Narrow"/>
+          <w:kern w:val="0"/>
+          <w14:ligatures w14:val="none"/>
+        </w:rPr>
+      </w:pPr>
+    </w:p>
+    <w:p>
       <w:pPr>
         <w:pStyle w:val="Prrafodelista"/>
         <w:numPr>
@@ -6867,14 +6782,14 @@
         <w:rPr>
           <w:rFonts w:ascii="Arial Narrow" w:eastAsia="Arial Narrow" w:hAnsi="Arial Narrow" w:cs="Arial Narrow"/>
           <w:kern w:val="0"/>
-          <ns2:ligatures ns2:val="none"/>
-        </w:rPr>
-      </w:pPr>
-      <w:r>
-        <w:rPr>
-          <w:rFonts w:ascii="Arial Narrow" w:eastAsia="Arial Narrow" w:hAnsi="Arial Narrow" w:cs="Arial Narrow"/>
-          <w:kern w:val="0"/>
-          <ns2:ligatures ns2:val="none"/>
+          <w14:ligatures w14:val="none"/>
+        </w:rPr>
+      </w:pPr>
+      <w:r>
+        <w:rPr>
+          <w:rFonts w:ascii="Arial Narrow" w:eastAsia="Arial Narrow" w:hAnsi="Arial Narrow" w:cs="Arial Narrow"/>
+          <w:kern w:val="0"/>
+          <w14:ligatures w14:val="none"/>
         </w:rPr>
         <w:t xml:space="preserve">Asimismo, la Secretaría Técnica, en ejercicio de sus facultades, considera que el hecho denunciado, consistente en que </w:t>
       </w:r>
@@ -6882,7 +6797,7 @@
         <w:rPr>
           <w:rFonts w:ascii="Arial Narrow" w:eastAsia="Arial Narrow" w:hAnsi="Arial Narrow" w:cs="Arial"/>
           <w:kern w:val="0"/>
-          <ns2:ligatures ns2:val="none"/>
+          <w14:ligatures w14:val="none"/>
         </w:rPr>
         <w:t xml:space="preserve">los proveedores denunciados no habrían cumplido con entregar al denunciante la Póliza </w:t>
       </w:r>
@@ -6891,7 +6806,7 @@
         <w:rPr>
           <w:rFonts w:ascii="Arial Narrow" w:eastAsia="Arial Narrow" w:hAnsi="Arial Narrow" w:cs="Arial"/>
           <w:kern w:val="0"/>
-          <ns2:ligatures ns2:val="none"/>
+          <w14:ligatures w14:val="none"/>
         </w:rPr>
         <w:t/>
       </w:r>
@@ -6900,7 +6815,7 @@
         <w:rPr>
           <w:rFonts w:ascii="Arial Narrow" w:eastAsia="Arial Narrow" w:hAnsi="Arial Narrow" w:cs="Arial"/>
           <w:kern w:val="0"/>
-          <ns2:ligatures ns2:val="none"/>
+          <w14:ligatures w14:val="none"/>
         </w:rPr>
         <w:t xml:space="preserve"> 0011-0137-40-0****823</w:t>
       </w:r>
@@ -6908,7 +6823,7 @@
         <w:rPr>
           <w:rFonts w:ascii="Arial Narrow" w:eastAsia="Arial Narrow" w:hAnsi="Arial Narrow" w:cs="Arial"/>
           <w:kern w:val="0"/>
-          <ns2:ligatures ns2:val="none"/>
+          <w14:ligatures w14:val="none"/>
         </w:rPr>
         <w:t xml:space="preserve">. Por consiguiente, corresponde calificar el hecho materia de </w:t>
       </w:r>
@@ -6916,14 +6831,14 @@
         <w:rPr>
           <w:rFonts w:ascii="Arial Narrow" w:eastAsia="Arial Narrow" w:hAnsi="Arial Narrow" w:cs="Arial"/>
           <w:kern w:val="0"/>
-          <ns2:ligatures ns2:val="none"/>
+          <w14:ligatures w14:val="none"/>
         </w:rPr>
         <w:lastRenderedPageBreak/>
         <w:t>denuncia como una presunta infracción al deber de entregar a los usuarios copia de los contratos y demás documentación relacionada con dichos actos jurídicos, tipificado en el literal e) del artículo 47 del Código.</w:t>
       </w:r>
     </w:p>
     <w:bookmarkEnd w:id="9"/>
-    <w:p ns2:paraId="2E7770E0" ns2:textId="24BCA115">
+    <w:p>
       <w:pPr>
         <w:pStyle w:val="Prrafodelista"/>
         <w:spacing w:after="0" w:line="240" w:lineRule="auto"/>
@@ -6933,11 +6848,11 @@
           <w:rFonts w:ascii="Arial Narrow" w:eastAsia="Calibri" w:hAnsi="Arial Narrow" w:cs="Arial Narrow"/>
           <w:kern w:val="0"/>
           <w:lang w:eastAsia="es-PE"/>
-          <ns2:ligatures ns2:val="none"/>
-        </w:rPr>
-      </w:pPr>
-    </w:p>
-    <w:p ns2:paraId="37321452" ns2:textId="77777777">
+          <w14:ligatures w14:val="none"/>
+        </w:rPr>
+      </w:pPr>
+    </w:p>
+    <w:p>
       <w:pPr>
         <w:pStyle w:val="Prrafodelista"/>
         <w:numPr>
@@ -6951,16 +6866,16 @@
           <w:rFonts w:ascii="Arial Narrow" w:eastAsia="Calibri" w:hAnsi="Arial Narrow" w:cs="Arial Narrow"/>
           <w:kern w:val="0"/>
           <w:lang w:eastAsia="es-PE"/>
-          <ns2:ligatures ns2:val="none"/>
-        </w:rPr>
-      </w:pPr>
-      <w:r>
-        <w:rPr>
-          <w:rFonts w:ascii="Arial Narrow" w:eastAsia="Arial" w:hAnsi="Arial Narrow" w:cs="Arial"/>
-          <w:color w:val="000000"/>
-          <w:kern w:val="0"/>
-          <w:lang w:eastAsia="es-PE"/>
-          <ns2:ligatures ns2:val="none"/>
+          <w14:ligatures w14:val="none"/>
+        </w:rPr>
+      </w:pPr>
+      <w:r>
+        <w:rPr>
+          <w:rFonts w:ascii="Arial Narrow" w:eastAsia="Arial" w:hAnsi="Arial Narrow" w:cs="Arial"/>
+          <w:color w:val="000000"/>
+          <w:kern w:val="0"/>
+          <w:lang w:eastAsia="es-PE"/>
+          <w14:ligatures w14:val="none"/>
         </w:rPr>
         <w:t>En tanto la denuncia reúne los requisitos establecidos por la norma citada, corresponde admitirla a trámite</w:t>
       </w:r>
@@ -6970,7 +6885,7 @@
           <w:rFonts w:ascii="Arial Narrow" w:eastAsia="Arial Narrow" w:hAnsi="Arial Narrow" w:cs="Arial Narrow"/>
           <w:kern w:val="0"/>
           <w:vertAlign w:val="superscript"/>
-          <ns2:ligatures ns2:val="none"/>
+          <w14:ligatures w14:val="none"/>
         </w:rPr>
         <w:footnoteReference w:id="28"/>
       </w:r>
@@ -6980,12 +6895,12 @@
           <w:color w:val="000000"/>
           <w:kern w:val="0"/>
           <w:lang w:eastAsia="es-PE"/>
-          <ns2:ligatures ns2:val="none"/>
+          <w14:ligatures w14:val="none"/>
         </w:rPr>
         <w:t>.</w:t>
       </w:r>
     </w:p>
-    <w:p ns2:paraId="17426A8E" ns2:textId="77777777">
+    <w:p>
       <w:pPr>
         <w:spacing w:after="0" w:line="240" w:lineRule="auto"/>
         <w:ind w:left="567"/>
@@ -6996,11 +6911,11 @@
           <w:color w:val="000000"/>
           <w:kern w:val="0"/>
           <w:lang w:eastAsia="es-PE"/>
-          <ns2:ligatures ns2:val="none"/>
-        </w:rPr>
-      </w:pPr>
-    </w:p>
-    <w:p ns2:paraId="69FE781D" ns2:textId="77777777">
+          <w14:ligatures w14:val="none"/>
+        </w:rPr>
+      </w:pPr>
+    </w:p>
+    <w:p>
       <w:pPr>
         <w:numPr>
           <w:ilvl w:val="0"/>
@@ -7015,22 +6930,22 @@
           <w:color w:val="000000"/>
           <w:kern w:val="0"/>
           <w:lang w:eastAsia="es-PE"/>
-          <ns2:ligatures ns2:val="none"/>
-        </w:rPr>
-      </w:pPr>
-      <w:r>
-        <w:rPr>
-          <w:rFonts w:ascii="Arial Narrow" w:eastAsia="Arial Narrow" w:hAnsi="Arial Narrow" w:cs="Arial Narrow"/>
-          <w:b/>
-          <w:color w:val="000000"/>
-          <w:kern w:val="0"/>
-          <w:lang w:eastAsia="es-PE"/>
-          <ns2:ligatures ns2:val="none"/>
+          <w14:ligatures w14:val="none"/>
+        </w:rPr>
+      </w:pPr>
+      <w:r>
+        <w:rPr>
+          <w:rFonts w:ascii="Arial Narrow" w:eastAsia="Arial Narrow" w:hAnsi="Arial Narrow" w:cs="Arial Narrow"/>
+          <w:b/>
+          <w:color w:val="000000"/>
+          <w:kern w:val="0"/>
+          <w:lang w:eastAsia="es-PE"/>
+          <w14:ligatures w14:val="none"/>
         </w:rPr>
         <w:t>REQUERIMIENTO DE INFORMACION</w:t>
       </w:r>
     </w:p>
-    <w:p ns2:paraId="54F1E5C8" ns2:textId="77777777">
+    <w:p>
       <w:pPr>
         <w:spacing w:after="0" w:line="240" w:lineRule="auto"/>
         <w:jc w:val="both"/>
@@ -7039,11 +6954,11 @@
           <w:color w:val="000000"/>
           <w:kern w:val="0"/>
           <w:lang w:val="es-ES" w:eastAsia="es-ES"/>
-          <ns2:ligatures ns2:val="none"/>
-        </w:rPr>
-      </w:pPr>
-    </w:p>
-    <w:p ns2:paraId="21C241A8" ns2:textId="4C7DF1E5">
+          <w14:ligatures w14:val="none"/>
+        </w:rPr>
+      </w:pPr>
+    </w:p>
+    <w:p>
       <w:pPr>
         <w:pStyle w:val="Prrafodelista"/>
         <w:numPr>
@@ -7058,7 +6973,7 @@
           <w:color w:val="000000"/>
           <w:kern w:val="0"/>
           <w:lang w:val="es-ES" w:eastAsia="es-ES"/>
-          <ns2:ligatures ns2:val="none"/>
+          <w14:ligatures w14:val="none"/>
         </w:rPr>
       </w:pPr>
       <w:r>
@@ -7067,7 +6982,7 @@
           <w:color w:val="000000"/>
           <w:kern w:val="0"/>
           <w:lang w:val="es-ES" w:eastAsia="es-ES"/>
-          <ns2:ligatures ns2:val="none"/>
+          <w14:ligatures w14:val="none"/>
         </w:rPr>
         <w:t xml:space="preserve">A efectos de tener mayores elementos que sirvan para la resolución definitiva del presente caso, </w:t>
       </w:r>
@@ -7077,7 +6992,7 @@
           <w:color w:val="000000"/>
           <w:kern w:val="0"/>
           <w:lang w:val="es-ES" w:eastAsia="es-ES"/>
-          <ns2:ligatures ns2:val="none"/>
+          <w14:ligatures w14:val="none"/>
         </w:rPr>
         <w:t xml:space="preserve">la Secretaría Técnica, </w:t>
       </w:r>
@@ -7087,7 +7002,7 @@
           <w:color w:val="000000"/>
           <w:kern w:val="0"/>
           <w:lang w:val="es-ES" w:eastAsia="es-ES"/>
-          <ns2:ligatures ns2:val="none"/>
+          <w14:ligatures w14:val="none"/>
         </w:rPr>
         <w:t xml:space="preserve">en ejercicio de las facultades que la ley le confiere, </w:t>
       </w:r>
@@ -7098,7 +7013,7 @@
           <w:color w:val="000000"/>
           <w:kern w:val="0"/>
           <w:lang w:val="es-ES" w:eastAsia="es-ES"/>
-          <ns2:ligatures ns2:val="none"/>
+          <w14:ligatures w14:val="none"/>
         </w:rPr>
         <w:t xml:space="preserve">conviene requerir a los proveedores denunciados </w:t>
       </w:r>
@@ -7109,7 +7024,7 @@
           <w:color w:val="000000"/>
           <w:kern w:val="0"/>
           <w:lang w:val="es-ES" w:eastAsia="es-ES"/>
-          <ns2:ligatures ns2:val="none"/>
+          <w14:ligatures w14:val="none"/>
         </w:rPr>
         <w:t xml:space="preserve">que, en un plazo no mayor de cinco (5) días hábiles contado a partir del día siguiente de la notificación de la presente resolución, </w:t>
       </w:r>
@@ -7120,12 +7035,12 @@
           <w:color w:val="000000"/>
           <w:kern w:val="0"/>
           <w:lang w:val="es-ES" w:eastAsia="es-ES"/>
-          <ns2:ligatures ns2:val="none"/>
+          <w14:ligatures w14:val="none"/>
         </w:rPr>
         <w:t>cumplan con lo siguiente:</w:t>
       </w:r>
     </w:p>
-    <w:p ns2:paraId="345D7F88" ns2:textId="77777777">
+    <w:p>
       <w:pPr>
         <w:pStyle w:val="Prrafodelista"/>
         <w:spacing w:after="0" w:line="240" w:lineRule="auto"/>
@@ -7136,11 +7051,11 @@
           <w:color w:val="000000"/>
           <w:kern w:val="0"/>
           <w:lang w:val="es-ES" w:eastAsia="es-ES"/>
-          <ns2:ligatures ns2:val="none"/>
-        </w:rPr>
-      </w:pPr>
-    </w:p>
-    <w:p ns2:paraId="01F25269" ns2:textId="5C0F62B2">
+          <w14:ligatures w14:val="none"/>
+        </w:rPr>
+      </w:pPr>
+    </w:p>
+    <w:p>
       <w:pPr>
         <w:pStyle w:val="Prrafodelista"/>
         <w:spacing w:after="0" w:line="240" w:lineRule="auto"/>
@@ -7151,7 +7066,7 @@
           <w:color w:val="000000"/>
           <w:kern w:val="0"/>
           <w:lang w:val="es-ES" w:eastAsia="es-ES"/>
-          <ns2:ligatures ns2:val="none"/>
+          <w14:ligatures w14:val="none"/>
         </w:rPr>
       </w:pPr>
       <w:r>
@@ -7161,7 +7076,7 @@
           <w:kern w:val="0"/>
           <w:u w:val="single"/>
           <w:lang w:val="es-ES" w:eastAsia="es-ES"/>
-          <ns2:ligatures ns2:val="none"/>
+          <w14:ligatures w14:val="none"/>
         </w:rPr>
         <w:t>A</w:t>
       </w:r>
@@ -7172,7 +7087,7 @@
           <w:kern w:val="0"/>
           <w:u w:val="single"/>
           <w:lang w:val="es-ES" w:eastAsia="es-ES"/>
-          <ns2:ligatures ns2:val="none"/>
+          <w14:ligatures w14:val="none"/>
         </w:rPr>
         <w:t>l</w:t>
       </w:r>
@@ -7183,7 +7098,7 @@
           <w:kern w:val="0"/>
           <w:u w:val="single"/>
           <w:lang w:val="es-ES" w:eastAsia="es-ES"/>
-          <ns2:ligatures ns2:val="none"/>
+          <w14:ligatures w14:val="none"/>
         </w:rPr>
         <w:t xml:space="preserve"> </w:t>
       </w:r>
@@ -7194,7 +7109,7 @@
           <w:kern w:val="0"/>
           <w:u w:val="single"/>
           <w:lang w:val="es-ES" w:eastAsia="es-ES"/>
-          <ns2:ligatures ns2:val="none"/>
+          <w14:ligatures w14:val="none"/>
         </w:rPr>
         <w:t>Banco</w:t>
       </w:r>
@@ -7204,7 +7119,7 @@
           <w:color w:val="000000"/>
           <w:kern w:val="0"/>
           <w:lang w:val="es-ES" w:eastAsia="es-ES"/>
-          <ns2:ligatures ns2:val="none"/>
+          <w14:ligatures w14:val="none"/>
         </w:rPr>
         <w:t xml:space="preserve">: </w:t>
       </w:r>
@@ -7214,7 +7129,7 @@
           <w:color w:val="000000"/>
           <w:kern w:val="0"/>
           <w:lang w:val="es-ES" w:eastAsia="es-ES"/>
-          <ns2:ligatures ns2:val="none"/>
+          <w14:ligatures w14:val="none"/>
         </w:rPr>
         <w:t xml:space="preserve">(i) presentar una copia debidamente suscrita de la Póliza Todo Riesgo Negocio Seguro </w:t>
       </w:r>
@@ -7225,7 +7140,7 @@
           <w:color w:val="000000"/>
           <w:kern w:val="0"/>
           <w:lang w:val="es-ES" w:eastAsia="es-ES"/>
-          <ns2:ligatures ns2:val="none"/>
+          <w14:ligatures w14:val="none"/>
         </w:rPr>
         <w:t/>
       </w:r>
@@ -7236,7 +7151,7 @@
           <w:color w:val="000000"/>
           <w:kern w:val="0"/>
           <w:lang w:val="es-ES" w:eastAsia="es-ES"/>
-          <ns2:ligatures ns2:val="none"/>
+          <w14:ligatures w14:val="none"/>
         </w:rPr>
         <w:t xml:space="preserve"> 1338-505693 materia de denuncia, así como el cargo de remisión de la póliza; (</w:t>
       </w:r>
@@ -7247,7 +7162,7 @@
           <w:color w:val="000000"/>
           <w:kern w:val="0"/>
           <w:lang w:val="es-ES" w:eastAsia="es-ES"/>
-          <ns2:ligatures ns2:val="none"/>
+          <w14:ligatures w14:val="none"/>
         </w:rPr>
         <w:t>ii</w:t>
       </w:r>
@@ -7258,7 +7173,7 @@
           <w:color w:val="000000"/>
           <w:kern w:val="0"/>
           <w:lang w:val="es-ES" w:eastAsia="es-ES"/>
-          <ns2:ligatures ns2:val="none"/>
+          <w14:ligatures w14:val="none"/>
         </w:rPr>
         <w:t xml:space="preserve">) presentar una copia debidamente suscrita del Seguro para Inmuebles - Póliza </w:t>
       </w:r>
@@ -7269,7 +7184,7 @@
           <w:color w:val="000000"/>
           <w:kern w:val="0"/>
           <w:lang w:val="es-ES" w:eastAsia="es-ES"/>
-          <ns2:ligatures ns2:val="none"/>
+          <w14:ligatures w14:val="none"/>
         </w:rPr>
         <w:t/>
       </w:r>
@@ -7280,7 +7195,7 @@
           <w:color w:val="000000"/>
           <w:kern w:val="0"/>
           <w:lang w:val="es-ES" w:eastAsia="es-ES"/>
-          <ns2:ligatures ns2:val="none"/>
+          <w14:ligatures w14:val="none"/>
         </w:rPr>
         <w:t xml:space="preserve"> 0011-0137-40-0****145 materia de denuncia, así como el cargo de remisión de la póliza; (</w:t>
       </w:r>
@@ -7291,7 +7206,7 @@
           <w:color w:val="000000"/>
           <w:kern w:val="0"/>
           <w:lang w:val="es-ES" w:eastAsia="es-ES"/>
-          <ns2:ligatures ns2:val="none"/>
+          <w14:ligatures w14:val="none"/>
         </w:rPr>
         <w:t>iii</w:t>
       </w:r>
@@ -7302,7 +7217,7 @@
           <w:color w:val="000000"/>
           <w:kern w:val="0"/>
           <w:lang w:val="es-ES" w:eastAsia="es-ES"/>
-          <ns2:ligatures ns2:val="none"/>
+          <w14:ligatures w14:val="none"/>
         </w:rPr>
         <w:t xml:space="preserve">) presentar una copia debidamente suscrita del Seguro para Inmuebles - Póliza </w:t>
       </w:r>
@@ -7313,7 +7228,7 @@
           <w:color w:val="000000"/>
           <w:kern w:val="0"/>
           <w:lang w:val="es-ES" w:eastAsia="es-ES"/>
-          <ns2:ligatures ns2:val="none"/>
+          <w14:ligatures w14:val="none"/>
         </w:rPr>
         <w:t/>
       </w:r>
@@ -7324,7 +7239,7 @@
           <w:color w:val="000000"/>
           <w:kern w:val="0"/>
           <w:lang w:val="es-ES" w:eastAsia="es-ES"/>
-          <ns2:ligatures ns2:val="none"/>
+          <w14:ligatures w14:val="none"/>
         </w:rPr>
         <w:t xml:space="preserve"> 0011-0137-40-0****823materia de denuncia, así como el cargo de remisión de la póliza; y, (</w:t>
       </w:r>
@@ -7335,7 +7250,7 @@
           <w:color w:val="000000"/>
           <w:kern w:val="0"/>
           <w:lang w:val="es-ES" w:eastAsia="es-ES"/>
-          <ns2:ligatures ns2:val="none"/>
+          <w14:ligatures w14:val="none"/>
         </w:rPr>
         <w:t>iv</w:t>
       </w:r>
@@ -7346,7 +7261,7 @@
           <w:color w:val="000000"/>
           <w:kern w:val="0"/>
           <w:lang w:val="es-ES" w:eastAsia="es-ES"/>
-          <ns2:ligatures ns2:val="none"/>
+          <w14:ligatures w14:val="none"/>
         </w:rPr>
         <w:t>) presentar todas las comunicaciones cursadas con la parte denunciante en virtud de los hechos materia de denuncia</w:t>
       </w:r>
@@ -7356,7 +7271,7 @@
           <w:color w:val="000000"/>
           <w:kern w:val="0"/>
           <w:lang w:val="es-ES" w:eastAsia="es-ES"/>
-          <ns2:ligatures ns2:val="none"/>
+          <w14:ligatures w14:val="none"/>
         </w:rPr>
         <w:t>.</w:t>
       </w:r>
@@ -7366,12 +7281,12 @@
           <w:color w:val="000000"/>
           <w:kern w:val="0"/>
           <w:lang w:val="es-ES" w:eastAsia="es-ES"/>
-          <ns2:ligatures ns2:val="none"/>
+          <w14:ligatures w14:val="none"/>
         </w:rPr>
         <w:t xml:space="preserve"> </w:t>
       </w:r>
     </w:p>
-    <w:p ns2:paraId="48503CFE" ns2:textId="77777777">
+    <w:p>
       <w:pPr>
         <w:pStyle w:val="Prrafodelista"/>
         <w:spacing w:after="0" w:line="240" w:lineRule="auto"/>
@@ -7383,11 +7298,11 @@
           <w:kern w:val="0"/>
           <w:u w:val="single"/>
           <w:lang w:val="es-ES" w:eastAsia="es-ES"/>
-          <ns2:ligatures ns2:val="none"/>
-        </w:rPr>
-      </w:pPr>
-    </w:p>
-    <w:p ns2:paraId="4940B49E" ns2:textId="5CE1C210">
+          <w14:ligatures w14:val="none"/>
+        </w:rPr>
+      </w:pPr>
+    </w:p>
+    <w:p>
       <w:pPr>
         <w:pStyle w:val="Prrafodelista"/>
         <w:spacing w:after="0" w:line="240" w:lineRule="auto"/>
@@ -7399,7 +7314,7 @@
           <w:kern w:val="0"/>
           <w:u w:val="single"/>
           <w:lang w:val="es-ES" w:eastAsia="es-ES"/>
-          <ns2:ligatures ns2:val="none"/>
+          <w14:ligatures w14:val="none"/>
         </w:rPr>
       </w:pPr>
       <w:r>
@@ -7409,7 +7324,7 @@
           <w:kern w:val="0"/>
           <w:u w:val="single"/>
           <w:lang w:val="es-ES" w:eastAsia="es-ES"/>
-          <ns2:ligatures ns2:val="none"/>
+          <w14:ligatures w14:val="none"/>
         </w:rPr>
         <w:t xml:space="preserve">A </w:t>
       </w:r>
@@ -7420,7 +7335,7 @@
           <w:kern w:val="0"/>
           <w:u w:val="single"/>
           <w:lang w:val="es-ES" w:eastAsia="es-ES"/>
-          <ns2:ligatures ns2:val="none"/>
+          <w14:ligatures w14:val="none"/>
         </w:rPr>
         <w:t>Rímac</w:t>
       </w:r>
@@ -7430,7 +7345,7 @@
           <w:color w:val="000000"/>
           <w:kern w:val="0"/>
           <w:lang w:val="es-ES" w:eastAsia="es-ES"/>
-          <ns2:ligatures ns2:val="none"/>
+          <w14:ligatures w14:val="none"/>
         </w:rPr>
         <w:t>:</w:t>
       </w:r>
@@ -7440,7 +7355,7 @@
           <w:color w:val="000000"/>
           <w:kern w:val="0"/>
           <w:lang w:eastAsia="es-ES"/>
-          <ns2:ligatures ns2:val="none"/>
+          <w14:ligatures w14:val="none"/>
         </w:rPr>
         <w:t xml:space="preserve"> </w:t>
       </w:r>
@@ -7450,7 +7365,7 @@
           <w:color w:val="000000"/>
           <w:kern w:val="0"/>
           <w:lang w:val="es-ES" w:eastAsia="es-ES"/>
-          <ns2:ligatures ns2:val="none"/>
+          <w14:ligatures w14:val="none"/>
         </w:rPr>
         <w:t xml:space="preserve">(i) presentar una copia debidamente suscrita de la Póliza Todo Riesgo Negocio Seguro </w:t>
       </w:r>
@@ -7461,7 +7376,7 @@
           <w:color w:val="000000"/>
           <w:kern w:val="0"/>
           <w:lang w:val="es-ES" w:eastAsia="es-ES"/>
-          <ns2:ligatures ns2:val="none"/>
+          <w14:ligatures w14:val="none"/>
         </w:rPr>
         <w:t/>
       </w:r>
@@ -7472,7 +7387,7 @@
           <w:color w:val="000000"/>
           <w:kern w:val="0"/>
           <w:lang w:val="es-ES" w:eastAsia="es-ES"/>
-          <ns2:ligatures ns2:val="none"/>
+          <w14:ligatures w14:val="none"/>
         </w:rPr>
         <w:t xml:space="preserve"> 1338-505693 materia de denuncia, así como el cargo de remisión de la póliza; (</w:t>
       </w:r>
@@ -7483,7 +7398,7 @@
           <w:color w:val="000000"/>
           <w:kern w:val="0"/>
           <w:lang w:val="es-ES" w:eastAsia="es-ES"/>
-          <ns2:ligatures ns2:val="none"/>
+          <w14:ligatures w14:val="none"/>
         </w:rPr>
         <w:t>ii</w:t>
       </w:r>
@@ -7494,7 +7409,7 @@
           <w:color w:val="000000"/>
           <w:kern w:val="0"/>
           <w:lang w:val="es-ES" w:eastAsia="es-ES"/>
-          <ns2:ligatures ns2:val="none"/>
+          <w14:ligatures w14:val="none"/>
         </w:rPr>
         <w:t xml:space="preserve">) presentar una copia debidamente suscrita del Seguro para Inmuebles - Póliza </w:t>
       </w:r>
@@ -7505,7 +7420,7 @@
           <w:color w:val="000000"/>
           <w:kern w:val="0"/>
           <w:lang w:val="es-ES" w:eastAsia="es-ES"/>
-          <ns2:ligatures ns2:val="none"/>
+          <w14:ligatures w14:val="none"/>
         </w:rPr>
         <w:t/>
       </w:r>
@@ -7516,7 +7431,7 @@
           <w:color w:val="000000"/>
           <w:kern w:val="0"/>
           <w:lang w:val="es-ES" w:eastAsia="es-ES"/>
-          <ns2:ligatures ns2:val="none"/>
+          <w14:ligatures w14:val="none"/>
         </w:rPr>
         <w:t xml:space="preserve"> 0011-0137-40-0****145 materia de denuncia, así como el cargo de remisión de la póliza; (</w:t>
       </w:r>
@@ -7527,7 +7442,7 @@
           <w:color w:val="000000"/>
           <w:kern w:val="0"/>
           <w:lang w:val="es-ES" w:eastAsia="es-ES"/>
-          <ns2:ligatures ns2:val="none"/>
+          <w14:ligatures w14:val="none"/>
         </w:rPr>
         <w:t>iii</w:t>
       </w:r>
@@ -7538,7 +7453,7 @@
           <w:color w:val="000000"/>
           <w:kern w:val="0"/>
           <w:lang w:val="es-ES" w:eastAsia="es-ES"/>
-          <ns2:ligatures ns2:val="none"/>
+          <w14:ligatures w14:val="none"/>
         </w:rPr>
         <w:t xml:space="preserve">) presentar una copia debidamente suscrita del Seguro para Inmuebles - Póliza </w:t>
       </w:r>
@@ -7549,7 +7464,7 @@
           <w:color w:val="000000"/>
           <w:kern w:val="0"/>
           <w:lang w:val="es-ES" w:eastAsia="es-ES"/>
-          <ns2:ligatures ns2:val="none"/>
+          <w14:ligatures w14:val="none"/>
         </w:rPr>
         <w:t/>
       </w:r>
@@ -7560,7 +7475,7 @@
           <w:color w:val="000000"/>
           <w:kern w:val="0"/>
           <w:lang w:val="es-ES" w:eastAsia="es-ES"/>
-          <ns2:ligatures ns2:val="none"/>
+          <w14:ligatures w14:val="none"/>
         </w:rPr>
         <w:t xml:space="preserve"> 0011-0137-40-0****823materia de denuncia, así como el cargo de remisión de la póliza; y, (</w:t>
       </w:r>
@@ -7571,7 +7486,7 @@
           <w:color w:val="000000"/>
           <w:kern w:val="0"/>
           <w:lang w:val="es-ES" w:eastAsia="es-ES"/>
-          <ns2:ligatures ns2:val="none"/>
+          <w14:ligatures w14:val="none"/>
         </w:rPr>
         <w:t>iv</w:t>
       </w:r>
@@ -7582,7 +7497,7 @@
           <w:color w:val="000000"/>
           <w:kern w:val="0"/>
           <w:lang w:val="es-ES" w:eastAsia="es-ES"/>
-          <ns2:ligatures ns2:val="none"/>
+          <w14:ligatures w14:val="none"/>
         </w:rPr>
         <w:t>) presentar todas las comunicaciones cursadas con la parte denunciante en virtud de los hechos materia de denuncia</w:t>
       </w:r>
@@ -7592,13 +7507,13 @@
           <w:color w:val="000000"/>
           <w:kern w:val="0"/>
           <w:lang w:val="es-ES" w:eastAsia="es-ES"/>
-          <ns2:ligatures ns2:val="none"/>
+          <w14:ligatures w14:val="none"/>
         </w:rPr>
         <w:t>.</w:t>
       </w:r>
     </w:p>
     <w:bookmarkEnd w:id="18"/>
-    <w:p ns2:paraId="76AC2520" ns2:textId="77777777">
+    <w:p>
       <w:pPr>
         <w:spacing w:after="0" w:line="240" w:lineRule="auto"/>
         <w:jc w:val="both"/>
@@ -7607,11 +7522,11 @@
           <w:color w:val="000000"/>
           <w:kern w:val="0"/>
           <w:lang w:val="es-ES" w:eastAsia="es-ES"/>
-          <ns2:ligatures ns2:val="none"/>
-        </w:rPr>
-      </w:pPr>
-    </w:p>
-    <w:p ns2:paraId="45192A8B" ns2:textId="77777777">
+          <w14:ligatures w14:val="none"/>
+        </w:rPr>
+      </w:pPr>
+    </w:p>
+    <w:p>
       <w:pPr>
         <w:numPr>
           <w:ilvl w:val="0"/>
@@ -7626,56 +7541,56 @@
           <w:color w:val="000000"/>
           <w:kern w:val="0"/>
           <w:lang w:eastAsia="es-PE"/>
-          <ns2:ligatures ns2:val="none"/>
-        </w:rPr>
-      </w:pPr>
-      <w:r>
-        <w:rPr>
-          <w:rFonts w:ascii="Arial Narrow" w:eastAsia="Arial Narrow" w:hAnsi="Arial Narrow" w:cs="Arial Narrow"/>
-          <w:b/>
-          <w:color w:val="000000"/>
-          <w:kern w:val="0"/>
-          <w:lang w:eastAsia="es-PE"/>
-          <ns2:ligatures ns2:val="none"/>
+          <w14:ligatures w14:val="none"/>
+        </w:rPr>
+      </w:pPr>
+      <w:r>
+        <w:rPr>
+          <w:rFonts w:ascii="Arial Narrow" w:eastAsia="Arial Narrow" w:hAnsi="Arial Narrow" w:cs="Arial Narrow"/>
+          <w:b/>
+          <w:color w:val="000000"/>
+          <w:kern w:val="0"/>
+          <w:lang w:eastAsia="es-PE"/>
+          <w14:ligatures w14:val="none"/>
         </w:rPr>
         <w:t xml:space="preserve">RESOLUCIÓN DE LA SECRETARÍA TÉCNICA </w:t>
       </w:r>
     </w:p>
-    <w:p ns2:paraId="71820251" ns2:textId="77777777">
-      <w:pPr>
-        <w:spacing w:after="0" w:line="240" w:lineRule="auto"/>
-        <w:jc w:val="both"/>
-        <w:rPr>
-          <w:rFonts w:ascii="Arial Narrow" w:eastAsia="Arial Narrow" w:hAnsi="Arial Narrow" w:cs="Arial Narrow"/>
-          <w:b/>
-          <w:color w:val="000000"/>
-          <w:kern w:val="0"/>
-          <w:lang w:eastAsia="es-PE"/>
-          <ns2:ligatures ns2:val="none"/>
-        </w:rPr>
-      </w:pPr>
-    </w:p>
-    <w:p ns2:paraId="04B51FED" ns2:textId="2F0EC74A">
-      <w:pPr>
-        <w:spacing w:after="0" w:line="240" w:lineRule="auto"/>
-        <w:jc w:val="both"/>
-        <w:rPr>
-          <w:rFonts w:ascii="Arial Narrow" w:eastAsia="Arial Narrow" w:hAnsi="Arial Narrow" w:cs="Arial Narrow"/>
-          <w:b/>
-          <w:color w:val="000000"/>
-          <w:kern w:val="0"/>
-          <w:lang w:eastAsia="es-PE"/>
-          <ns2:ligatures ns2:val="none"/>
-        </w:rPr>
-      </w:pPr>
-      <w:r>
-        <w:rPr>
-          <w:rFonts w:ascii="Arial Narrow" w:eastAsia="Arial Narrow" w:hAnsi="Arial Narrow" w:cs="Arial Narrow"/>
-          <w:b/>
-          <w:color w:val="000000"/>
-          <w:kern w:val="0"/>
-          <w:lang w:eastAsia="es-PE"/>
-          <ns2:ligatures ns2:val="none"/>
+    <w:p>
+      <w:pPr>
+        <w:spacing w:after="0" w:line="240" w:lineRule="auto"/>
+        <w:jc w:val="both"/>
+        <w:rPr>
+          <w:rFonts w:ascii="Arial Narrow" w:eastAsia="Arial Narrow" w:hAnsi="Arial Narrow" w:cs="Arial Narrow"/>
+          <w:b/>
+          <w:color w:val="000000"/>
+          <w:kern w:val="0"/>
+          <w:lang w:eastAsia="es-PE"/>
+          <w14:ligatures w14:val="none"/>
+        </w:rPr>
+      </w:pPr>
+    </w:p>
+    <w:p>
+      <w:pPr>
+        <w:spacing w:after="0" w:line="240" w:lineRule="auto"/>
+        <w:jc w:val="both"/>
+        <w:rPr>
+          <w:rFonts w:ascii="Arial Narrow" w:eastAsia="Arial Narrow" w:hAnsi="Arial Narrow" w:cs="Arial Narrow"/>
+          <w:b/>
+          <w:color w:val="000000"/>
+          <w:kern w:val="0"/>
+          <w:lang w:eastAsia="es-PE"/>
+          <w14:ligatures w14:val="none"/>
+        </w:rPr>
+      </w:pPr>
+      <w:r>
+        <w:rPr>
+          <w:rFonts w:ascii="Arial Narrow" w:eastAsia="Arial Narrow" w:hAnsi="Arial Narrow" w:cs="Arial Narrow"/>
+          <w:b/>
+          <w:color w:val="000000"/>
+          <w:kern w:val="0"/>
+          <w:lang w:eastAsia="es-PE"/>
+          <w14:ligatures w14:val="none"/>
         </w:rPr>
         <w:t xml:space="preserve">PRIMERO: </w:t>
       </w:r>
@@ -7686,7 +7601,7 @@
           <w:color w:val="000000"/>
           <w:kern w:val="0"/>
           <w:lang w:eastAsia="es-PE"/>
-          <ns2:ligatures ns2:val="none"/>
+          <w14:ligatures w14:val="none"/>
         </w:rPr>
         <w:t xml:space="preserve">incluir de oficio a </w:t>
       </w:r>
@@ -7697,7 +7612,7 @@
           <w:color w:val="000000"/>
           <w:kern w:val="0"/>
           <w:lang w:eastAsia="es-PE"/>
-          <ns2:ligatures ns2:val="none"/>
+          <w14:ligatures w14:val="none"/>
         </w:rPr>
         <w:t xml:space="preserve">Rímac Seguros </w:t>
       </w:r>
@@ -7708,7 +7623,7 @@
           <w:color w:val="000000"/>
           <w:kern w:val="0"/>
           <w:lang w:eastAsia="es-PE"/>
-          <ns2:ligatures ns2:val="none"/>
+          <w14:ligatures w14:val="none"/>
         </w:rPr>
         <w:t>y</w:t>
       </w:r>
@@ -7719,7 +7634,7 @@
           <w:color w:val="000000"/>
           <w:kern w:val="0"/>
           <w:lang w:eastAsia="es-PE"/>
-          <ns2:ligatures ns2:val="none"/>
+          <w14:ligatures w14:val="none"/>
         </w:rPr>
         <w:t xml:space="preserve"> Reaseguros S.A.</w:t>
       </w:r>
@@ -7730,7 +7645,7 @@
           <w:color w:val="000000"/>
           <w:kern w:val="0"/>
           <w:lang w:eastAsia="es-PE"/>
-          <ns2:ligatures ns2:val="none"/>
+          <w14:ligatures w14:val="none"/>
         </w:rPr>
         <w:t xml:space="preserve"> </w:t>
       </w:r>
@@ -7741,26 +7656,26 @@
           <w:color w:val="000000"/>
           <w:kern w:val="0"/>
           <w:lang w:eastAsia="es-PE"/>
-          <ns2:ligatures ns2:val="none"/>
+          <w14:ligatures w14:val="none"/>
         </w:rPr>
         <w:t>en el presente procedimiento.</w:t>
       </w:r>
     </w:p>
-    <w:p ns2:paraId="28359965" ns2:textId="77777777">
-      <w:pPr>
-        <w:spacing w:after="0" w:line="240" w:lineRule="auto"/>
-        <w:jc w:val="both"/>
-        <w:rPr>
-          <w:rFonts w:ascii="Arial Narrow" w:eastAsia="Arial Narrow" w:hAnsi="Arial Narrow" w:cs="Arial Narrow"/>
-          <w:b/>
-          <w:color w:val="000000"/>
-          <w:kern w:val="0"/>
-          <w:lang w:eastAsia="es-PE"/>
-          <ns2:ligatures ns2:val="none"/>
-        </w:rPr>
-      </w:pPr>
-    </w:p>
-    <w:p ns2:paraId="5E432484" ns2:textId="5B1F2821">
+    <w:p>
+      <w:pPr>
+        <w:spacing w:after="0" w:line="240" w:lineRule="auto"/>
+        <w:jc w:val="both"/>
+        <w:rPr>
+          <w:rFonts w:ascii="Arial Narrow" w:eastAsia="Arial Narrow" w:hAnsi="Arial Narrow" w:cs="Arial Narrow"/>
+          <w:b/>
+          <w:color w:val="000000"/>
+          <w:kern w:val="0"/>
+          <w:lang w:eastAsia="es-PE"/>
+          <w14:ligatures w14:val="none"/>
+        </w:rPr>
+      </w:pPr>
+    </w:p>
+    <w:p>
       <w:pPr>
         <w:spacing w:after="0" w:line="240" w:lineRule="auto"/>
         <w:jc w:val="both"/>
@@ -7770,17 +7685,17 @@
           <w:kern w:val="0"/>
           <w:shd w:val="clear" w:color="auto" w:fill="FFFFFF"/>
           <w:lang w:eastAsia="es-PE"/>
-          <ns2:ligatures ns2:val="none"/>
-        </w:rPr>
-      </w:pPr>
-      <w:r>
-        <w:rPr>
-          <w:rFonts w:ascii="Arial Narrow" w:eastAsia="Arial Narrow" w:hAnsi="Arial Narrow" w:cs="Arial Narrow"/>
-          <w:b/>
-          <w:color w:val="000000"/>
-          <w:kern w:val="0"/>
-          <w:lang w:eastAsia="es-PE"/>
-          <ns2:ligatures ns2:val="none"/>
+          <w14:ligatures w14:val="none"/>
+        </w:rPr>
+      </w:pPr>
+      <w:r>
+        <w:rPr>
+          <w:rFonts w:ascii="Arial Narrow" w:eastAsia="Arial Narrow" w:hAnsi="Arial Narrow" w:cs="Arial Narrow"/>
+          <w:b/>
+          <w:color w:val="000000"/>
+          <w:kern w:val="0"/>
+          <w:lang w:eastAsia="es-PE"/>
+          <w14:ligatures w14:val="none"/>
         </w:rPr>
         <w:t xml:space="preserve">SEGUNDO: admitir a trámite la denuncia del 24 de setiembre de 2025, interpuesta por [DENUNCIANTE] contra Banco BBVA Perú S.A. y Rímac Seguros y Reaseguros S.A., por lo siguiente:</w:t>
       </w:r>
@@ -7791,7 +7706,7 @@
           <w:color w:val="000000"/>
           <w:kern w:val="0"/>
           <w:lang w:eastAsia="es-PE"/>
-          <ns2:ligatures ns2:val="none"/>
+          <w14:ligatures w14:val="none"/>
         </w:rPr>
         <w:t xml:space="preserve"/>
       </w:r>
@@ -7802,7 +7717,7 @@
           <w:kern w:val="0"/>
           <w:shd w:val="clear" w:color="auto" w:fill="FFFFFF"/>
           <w:lang w:eastAsia="es-PE"/>
-          <ns2:ligatures ns2:val="none"/>
+          <w14:ligatures w14:val="none"/>
         </w:rPr>
         <w:t xml:space="preserve"/>
       </w:r>
@@ -7812,7 +7727,7 @@
           <w:color w:val="000000"/>
           <w:kern w:val="0"/>
           <w:lang w:val="es-ES" w:eastAsia="es-ES"/>
-          <ns2:ligatures ns2:val="none"/>
+          <w14:ligatures w14:val="none"/>
         </w:rPr>
         <w:t/>
       </w:r>
@@ -7822,7 +7737,7 @@
           <w:color w:val="000000"/>
           <w:kern w:val="0"/>
           <w:lang w:val="es-ES" w:eastAsia="es-ES"/>
-          <ns2:ligatures ns2:val="none"/>
+          <w14:ligatures w14:val="none"/>
         </w:rPr>
         <w:t xml:space="preserve"/>
       </w:r>
@@ -7833,7 +7748,7 @@
           <w:kern w:val="0"/>
           <w:shd w:val="clear" w:color="auto" w:fill="FFFFFF"/>
           <w:lang w:eastAsia="es-PE"/>
-          <ns2:ligatures ns2:val="none"/>
+          <w14:ligatures w14:val="none"/>
         </w:rPr>
         <w:t xml:space="preserve"/>
       </w:r>
@@ -7844,7 +7759,7 @@
           <w:bCs/>
           <w:spacing w:val="-3"/>
           <w:kern w:val="0"/>
-          <ns2:ligatures ns2:val="none"/>
+          <w14:ligatures w14:val="none"/>
         </w:rPr>
         <w:t/>
       </w:r>
@@ -7855,7 +7770,7 @@
           <w:bCs/>
           <w:spacing w:val="-3"/>
           <w:kern w:val="0"/>
-          <ns2:ligatures ns2:val="none"/>
+          <w14:ligatures w14:val="none"/>
         </w:rPr>
         <w:t xml:space="preserve"/>
       </w:r>
@@ -7866,7 +7781,7 @@
           <w:kern w:val="0"/>
           <w:shd w:val="clear" w:color="auto" w:fill="FFFFFF"/>
           <w:lang w:eastAsia="es-PE"/>
-          <ns2:ligatures ns2:val="none"/>
+          <w14:ligatures w14:val="none"/>
         </w:rPr>
         <w:t xml:space="preserve"/>
       </w:r>
@@ -7898,7 +7813,7 @@
           <w:kern w:val="0"/>
           <w:shd w:val="clear" w:color="auto" w:fill="FFFFFF"/>
           <w:lang w:eastAsia="es-PE"/>
-          <ns2:ligatures ns2:val="none"/>
+          <w14:ligatures w14:val="none"/>
         </w:rPr>
         <w:t xml:space="preserve"/>
       </w:r>
@@ -7909,7 +7824,7 @@
           <w:kern w:val="0"/>
           <w:shd w:val="clear" w:color="auto" w:fill="FFFFFF"/>
           <w:lang w:eastAsia="es-PE"/>
-          <ns2:ligatures ns2:val="none"/>
+          <w14:ligatures w14:val="none"/>
         </w:rPr>
         <w:t/>
       </w:r>
@@ -7920,12 +7835,12 @@
           <w:kern w:val="0"/>
           <w:shd w:val="clear" w:color="auto" w:fill="FFFFFF"/>
           <w:lang w:eastAsia="es-PE"/>
-          <ns2:ligatures ns2:val="none"/>
+          <w14:ligatures w14:val="none"/>
         </w:rPr>
         <w:t xml:space="preserve"/>
       </w:r>
     </w:p>
-    <w:p ns2:paraId="57900F79" ns2:textId="77777777">
+    <w:p>
       <w:pPr>
         <w:spacing w:after="0" w:line="240" w:lineRule="auto"/>
         <w:jc w:val="both"/>
@@ -7934,11 +7849,11 @@
           <w:color w:val="000000"/>
           <w:kern w:val="0"/>
           <w:lang w:eastAsia="es-PE"/>
-          <ns2:ligatures ns2:val="none"/>
-        </w:rPr>
-      </w:pPr>
-    </w:p>
-    <w:p ns2:paraId="20BDD0A3" ns2:textId="5C56BADA">
+          <w14:ligatures w14:val="none"/>
+        </w:rPr>
+      </w:pPr>
+    </w:p>
+    <w:p>
       <w:pPr>
         <w:pStyle w:val="Prrafodelista"/>
         <w:numPr>
@@ -7956,7 +7871,7 @@
           <w:rFonts w:ascii="Arial Narrow" w:eastAsia="Calibri" w:hAnsi="Arial Narrow" w:cs="Arial Narrow"/>
           <w:kern w:val="0"/>
           <w:lang w:eastAsia="es-PE"/>
-          <ns2:ligatures ns2:val="none"/>
+          <w14:ligatures w14:val="none"/>
         </w:rPr>
       </w:pPr>
       <w:r>
@@ -7965,7 +7880,7 @@
           <w:color w:val="000000"/>
           <w:kern w:val="0"/>
           <w:lang w:eastAsia="es-PE"/>
-          <ns2:ligatures ns2:val="none"/>
+          <w14:ligatures w14:val="none"/>
         </w:rPr>
         <w:t xml:space="preserve">Presunta </w:t>
       </w:r>
@@ -7975,7 +7890,7 @@
           <w:color w:val="000000"/>
           <w:kern w:val="0"/>
           <w:lang w:eastAsia="es-PE"/>
-          <ns2:ligatures ns2:val="none"/>
+          <w14:ligatures w14:val="none"/>
         </w:rPr>
         <w:t xml:space="preserve">infracción </w:t>
       </w:r>
@@ -7985,7 +7900,7 @@
           <w:color w:val="000000"/>
           <w:kern w:val="0"/>
           <w:lang w:eastAsia="es-PE"/>
-          <ns2:ligatures ns2:val="none"/>
+          <w14:ligatures w14:val="none"/>
         </w:rPr>
         <w:t>al literal b) del artículo</w:t>
       </w:r>
@@ -7995,7 +7910,7 @@
           <w:color w:val="000000"/>
           <w:kern w:val="0"/>
           <w:lang w:eastAsia="es-PE"/>
-          <ns2:ligatures ns2:val="none"/>
+          <w14:ligatures w14:val="none"/>
         </w:rPr>
         <w:t xml:space="preserve"> 5</w:t>
       </w:r>
@@ -8005,7 +7920,7 @@
           <w:color w:val="000000"/>
           <w:kern w:val="0"/>
           <w:lang w:eastAsia="es-PE"/>
-          <ns2:ligatures ns2:val="none"/>
+          <w14:ligatures w14:val="none"/>
         </w:rPr>
         <w:t>6</w:t>
       </w:r>
@@ -8015,7 +7930,7 @@
           <w:color w:val="000000"/>
           <w:kern w:val="0"/>
           <w:lang w:eastAsia="es-PE"/>
-          <ns2:ligatures ns2:val="none"/>
+          <w14:ligatures w14:val="none"/>
         </w:rPr>
         <w:t> de la</w:t>
       </w:r>
@@ -8025,7 +7940,7 @@
           <w:color w:val="000000"/>
           <w:kern w:val="0"/>
           <w:lang w:eastAsia="es-PE"/>
-          <ns2:ligatures ns2:val="none"/>
+          <w14:ligatures w14:val="none"/>
         </w:rPr>
         <w:t xml:space="preserve"> Ley 29571, Código de Protección y Defensa del Consumidor, en tanto </w:t>
       </w:r>
@@ -8043,7 +7958,7 @@
           <w:kern w:val="0"/>
           <w:shd w:val="clear" w:color="auto" w:fill="FFFFFF"/>
           <w:lang w:eastAsia="es-PE"/>
-          <ns2:ligatures ns2:val="none"/>
+          <w14:ligatures w14:val="none"/>
         </w:rPr>
         <w:t xml:space="preserve"> </w:t>
       </w:r>
@@ -8051,7 +7966,7 @@
         <w:rPr>
           <w:rFonts w:ascii="Arial Narrow" w:eastAsia="Arial Narrow" w:hAnsi="Arial Narrow" w:cs="Arial Narrow"/>
           <w:kern w:val="0"/>
-          <ns2:ligatures ns2:val="none"/>
+          <w14:ligatures w14:val="none"/>
         </w:rPr>
         <w:t xml:space="preserve">habría atribuido indebidamente </w:t>
       </w:r>
@@ -8059,7 +7974,7 @@
         <w:rPr>
           <w:rFonts w:ascii="Arial Narrow" w:eastAsia="Arial Narrow" w:hAnsi="Arial Narrow" w:cs="Arial Narrow"/>
           <w:kern w:val="0"/>
-          <ns2:ligatures ns2:val="none"/>
+          <w14:ligatures w14:val="none"/>
         </w:rPr>
         <w:t>la</w:t>
       </w:r>
@@ -8073,7 +7988,7 @@
         <w:rPr>
           <w:rFonts w:ascii="Arial Narrow" w:eastAsia="Arial Narrow" w:hAnsi="Arial Narrow" w:cs="Arial Narrow"/>
           <w:kern w:val="0"/>
-          <ns2:ligatures ns2:val="none"/>
+          <w14:ligatures w14:val="none"/>
         </w:rPr>
         <w:t xml:space="preserve"> a favor de</w:t>
       </w:r>
@@ -8081,7 +7996,7 @@
         <w:rPr>
           <w:rFonts w:ascii="Arial Narrow" w:eastAsia="Arial Narrow" w:hAnsi="Arial Narrow" w:cs="Arial Narrow"/>
           <w:kern w:val="0"/>
-          <ns2:ligatures ns2:val="none"/>
+          <w14:ligatures w14:val="none"/>
         </w:rPr>
         <w:t xml:space="preserve"> la parte</w:t>
       </w:r>
@@ -8089,7 +8004,7 @@
         <w:rPr>
           <w:rFonts w:ascii="Arial Narrow" w:eastAsia="Arial Narrow" w:hAnsi="Arial Narrow" w:cs="Arial Narrow"/>
           <w:kern w:val="0"/>
-          <ns2:ligatures ns2:val="none"/>
+          <w14:ligatures w14:val="none"/>
         </w:rPr>
         <w:t xml:space="preserve"> denunciante</w:t>
       </w:r>
@@ -8097,7 +8012,7 @@
         <w:rPr>
           <w:rFonts w:ascii="Arial Narrow" w:eastAsia="Arial Narrow" w:hAnsi="Arial Narrow" w:cs="Arial Narrow"/>
           <w:kern w:val="0"/>
-          <ns2:ligatures ns2:val="none"/>
+          <w14:ligatures w14:val="none"/>
         </w:rPr>
         <w:t>, generando el cobro indebido de las primas</w:t>
       </w:r>
@@ -8107,12 +8022,12 @@
           <w:color w:val="000000"/>
           <w:kern w:val="0"/>
           <w:lang w:eastAsia="es-PE"/>
-          <ns2:ligatures ns2:val="none"/>
+          <w14:ligatures w14:val="none"/>
         </w:rPr>
         <w:t>.</w:t>
       </w:r>
     </w:p>
-    <w:p ns2:paraId="2CF9CA6D" ns2:textId="77777777">
+    <w:p>
       <w:pPr>
         <w:pStyle w:val="Prrafodelista"/>
         <w:spacing w:after="0" w:line="240" w:lineRule="auto"/>
@@ -8122,11 +8037,11 @@
           <w:rFonts w:ascii="Arial Narrow" w:eastAsia="Calibri" w:hAnsi="Arial Narrow" w:cs="Arial Narrow"/>
           <w:kern w:val="0"/>
           <w:lang w:eastAsia="es-PE"/>
-          <ns2:ligatures ns2:val="none"/>
-        </w:rPr>
-      </w:pPr>
-    </w:p>
-    <w:p ns2:paraId="4D9D3B29" ns2:textId="68A5C29C">
+          <w14:ligatures w14:val="none"/>
+        </w:rPr>
+      </w:pPr>
+    </w:p>
+    <w:p>
       <w:pPr>
         <w:pStyle w:val="Prrafodelista"/>
         <w:numPr>
@@ -8144,7 +8059,7 @@
           <w:rFonts w:ascii="Arial Narrow" w:eastAsia="Calibri" w:hAnsi="Arial Narrow" w:cs="Arial Narrow"/>
           <w:kern w:val="0"/>
           <w:lang w:eastAsia="es-PE"/>
-          <ns2:ligatures ns2:val="none"/>
+          <w14:ligatures w14:val="none"/>
         </w:rPr>
       </w:pPr>
       <w:r>
@@ -8153,7 +8068,7 @@
           <w:color w:val="000000"/>
           <w:kern w:val="0"/>
           <w:lang w:eastAsia="es-PE"/>
-          <ns2:ligatures ns2:val="none"/>
+          <w14:ligatures w14:val="none"/>
         </w:rPr>
         <w:t>Presunta infracción al literal b) del artículo 56 de la Ley</w:t>
       </w:r>
@@ -8163,7 +8078,7 @@
           <w:color w:val="000000"/>
           <w:kern w:val="0"/>
           <w:lang w:eastAsia="es-PE"/>
-          <ns2:ligatures ns2:val="none"/>
+          <w14:ligatures w14:val="none"/>
         </w:rPr>
         <w:t xml:space="preserve"> 29571, Código de Protección y Defensa del Consumidor, en tanto </w:t>
       </w:r>
@@ -8181,7 +8096,7 @@
           <w:kern w:val="0"/>
           <w:shd w:val="clear" w:color="auto" w:fill="FFFFFF"/>
           <w:lang w:eastAsia="es-PE"/>
-          <ns2:ligatures ns2:val="none"/>
+          <w14:ligatures w14:val="none"/>
         </w:rPr>
         <w:t xml:space="preserve"> </w:t>
       </w:r>
@@ -8189,7 +8104,7 @@
         <w:rPr>
           <w:rFonts w:ascii="Arial Narrow" w:eastAsia="Arial Narrow" w:hAnsi="Arial Narrow" w:cs="Arial Narrow"/>
           <w:kern w:val="0"/>
-          <ns2:ligatures ns2:val="none"/>
+          <w14:ligatures w14:val="none"/>
         </w:rPr>
         <w:t>habría atribuido indebidamente la</w:t>
       </w:r>
@@ -8210,7 +8125,7 @@
         <w:rPr>
           <w:rFonts w:ascii="Arial Narrow" w:eastAsia="Arial Narrow" w:hAnsi="Arial Narrow" w:cs="Arial Narrow"/>
           <w:kern w:val="0"/>
-          <ns2:ligatures ns2:val="none"/>
+          <w14:ligatures w14:val="none"/>
         </w:rPr>
         <w:t xml:space="preserve"> a favor de la parte denunciante, generando el cobro indebido de las primas</w:t>
       </w:r>
@@ -8220,12 +8135,12 @@
           <w:color w:val="000000"/>
           <w:kern w:val="0"/>
           <w:lang w:eastAsia="es-PE"/>
-          <ns2:ligatures ns2:val="none"/>
+          <w14:ligatures w14:val="none"/>
         </w:rPr>
         <w:t>.</w:t>
       </w:r>
     </w:p>
-    <w:p ns2:paraId="4E668230" ns2:textId="77777777">
+    <w:p>
       <w:pPr>
         <w:pStyle w:val="Prrafodelista"/>
         <w:spacing w:after="0" w:line="240" w:lineRule="auto"/>
@@ -8235,11 +8150,11 @@
           <w:rFonts w:ascii="Arial Narrow" w:eastAsia="Calibri" w:hAnsi="Arial Narrow" w:cs="Arial Narrow"/>
           <w:kern w:val="0"/>
           <w:lang w:eastAsia="es-PE"/>
-          <ns2:ligatures ns2:val="none"/>
-        </w:rPr>
-      </w:pPr>
-    </w:p>
-    <w:p ns2:paraId="31FB2A21" ns2:textId="013532B2">
+          <w14:ligatures w14:val="none"/>
+        </w:rPr>
+      </w:pPr>
+    </w:p>
+    <w:p>
       <w:pPr>
         <w:pStyle w:val="Prrafodelista"/>
         <w:numPr>
@@ -8257,7 +8172,7 @@
           <w:rFonts w:ascii="Arial Narrow" w:eastAsia="Calibri" w:hAnsi="Arial Narrow" w:cs="Arial Narrow"/>
           <w:kern w:val="0"/>
           <w:lang w:eastAsia="es-PE"/>
-          <ns2:ligatures ns2:val="none"/>
+          <w14:ligatures w14:val="none"/>
         </w:rPr>
       </w:pPr>
       <w:r>
@@ -8266,7 +8181,7 @@
           <w:color w:val="000000"/>
           <w:kern w:val="0"/>
           <w:lang w:eastAsia="es-PE"/>
-          <ns2:ligatures ns2:val="none"/>
+          <w14:ligatures w14:val="none"/>
         </w:rPr>
         <w:t>Presunta infracción a los artículos 18 y 19 de</w:t>
       </w:r>
@@ -8276,7 +8191,7 @@
           <w:color w:val="000000"/>
           <w:kern w:val="0"/>
           <w:lang w:eastAsia="es-PE"/>
-          <ns2:ligatures ns2:val="none"/>
+          <w14:ligatures w14:val="none"/>
         </w:rPr>
         <w:t xml:space="preserve"> la Ley 29571, Código de Protección y Defensa del Consumidor, en tanto </w:t>
       </w:r>
@@ -8291,7 +8206,7 @@
         <w:rPr>
           <w:rFonts w:ascii="Arial Narrow" w:eastAsia="Arial Narrow" w:hAnsi="Arial Narrow" w:cs="Arial Narrow"/>
           <w:kern w:val="0"/>
-          <ns2:ligatures ns2:val="none"/>
+          <w14:ligatures w14:val="none"/>
         </w:rPr>
         <w:t>habría gestionado sin su autorización la contratación de la</w:t>
       </w:r>
@@ -8305,7 +8220,7 @@
         <w:rPr>
           <w:rFonts w:ascii="Arial Narrow" w:eastAsia="Arial Narrow" w:hAnsi="Arial Narrow" w:cs="Arial Narrow"/>
           <w:kern w:val="0"/>
-          <ns2:ligatures ns2:val="none"/>
+          <w14:ligatures w14:val="none"/>
         </w:rPr>
         <w:t xml:space="preserve"> a favor de la parte denunciante, pese a no tener deuda vigente</w:t>
       </w:r>
@@ -8313,12 +8228,12 @@
         <w:rPr>
           <w:rFonts w:ascii="Arial Narrow" w:eastAsia="Arial Narrow" w:hAnsi="Arial Narrow" w:cs="Arial Narrow"/>
           <w:kern w:val="0"/>
-          <ns2:ligatures ns2:val="none"/>
+          <w14:ligatures w14:val="none"/>
         </w:rPr>
         <w:t>.</w:t>
       </w:r>
     </w:p>
-    <w:p ns2:paraId="2D73949D" ns2:textId="77777777">
+    <w:p>
       <w:pPr>
         <w:pStyle w:val="Prrafodelista"/>
         <w:spacing w:after="0" w:line="240" w:lineRule="auto"/>
@@ -8328,11 +8243,11 @@
           <w:rFonts w:ascii="Arial Narrow" w:eastAsia="Calibri" w:hAnsi="Arial Narrow" w:cs="Arial Narrow"/>
           <w:kern w:val="0"/>
           <w:lang w:eastAsia="es-PE"/>
-          <ns2:ligatures ns2:val="none"/>
-        </w:rPr>
-      </w:pPr>
-    </w:p>
-    <w:p ns2:paraId="3A4A1AD2" ns2:textId="00E83BB4">
+          <w14:ligatures w14:val="none"/>
+        </w:rPr>
+      </w:pPr>
+    </w:p>
+    <w:p>
       <w:pPr>
         <w:pStyle w:val="Prrafodelista"/>
         <w:numPr>
@@ -8350,7 +8265,7 @@
           <w:rFonts w:ascii="Arial Narrow" w:eastAsia="Calibri" w:hAnsi="Arial Narrow" w:cs="Arial Narrow"/>
           <w:kern w:val="0"/>
           <w:lang w:eastAsia="es-PE"/>
-          <ns2:ligatures ns2:val="none"/>
+          <w14:ligatures w14:val="none"/>
         </w:rPr>
       </w:pPr>
       <w:r>
@@ -8359,7 +8274,7 @@
           <w:color w:val="000000"/>
           <w:kern w:val="0"/>
           <w:lang w:eastAsia="es-PE"/>
-          <ns2:ligatures ns2:val="none"/>
+          <w14:ligatures w14:val="none"/>
         </w:rPr>
         <w:t>Presunta infracción a los artículos 18 y 19 de</w:t>
       </w:r>
@@ -8369,7 +8284,7 @@
           <w:color w:val="000000"/>
           <w:kern w:val="0"/>
           <w:lang w:eastAsia="es-PE"/>
-          <ns2:ligatures ns2:val="none"/>
+          <w14:ligatures w14:val="none"/>
         </w:rPr>
         <w:t xml:space="preserve"> la Ley 29571, Código de Protección y Defensa del Consumidor, en tanto </w:t>
       </w:r>
@@ -8384,7 +8299,7 @@
         <w:rPr>
           <w:rFonts w:ascii="Arial Narrow" w:eastAsia="Arial Narrow" w:hAnsi="Arial Narrow" w:cs="Arial Narrow"/>
           <w:kern w:val="0"/>
-          <ns2:ligatures ns2:val="none"/>
+          <w14:ligatures w14:val="none"/>
         </w:rPr>
         <w:t>habría gestionado sin su autorización la contratación de la</w:t>
       </w:r>
@@ -8398,7 +8313,7 @@
         <w:rPr>
           <w:rFonts w:ascii="Arial Narrow" w:eastAsia="Arial Narrow" w:hAnsi="Arial Narrow" w:cs="Arial Narrow"/>
           <w:kern w:val="0"/>
-          <ns2:ligatures ns2:val="none"/>
+          <w14:ligatures w14:val="none"/>
         </w:rPr>
         <w:t xml:space="preserve"> a favor de la parte denunciante, pese a no tener deuda vigente</w:t>
       </w:r>
@@ -8406,12 +8321,12 @@
         <w:rPr>
           <w:rFonts w:ascii="Arial Narrow" w:eastAsia="Arial Narrow" w:hAnsi="Arial Narrow" w:cs="Arial Narrow"/>
           <w:kern w:val="0"/>
-          <ns2:ligatures ns2:val="none"/>
+          <w14:ligatures w14:val="none"/>
         </w:rPr>
         <w:t>.</w:t>
       </w:r>
     </w:p>
-    <w:p ns2:paraId="4A6F7C2A" ns2:textId="77777777">
+    <w:p>
       <w:pPr>
         <w:pStyle w:val="Prrafodelista"/>
         <w:spacing w:after="0" w:line="240" w:lineRule="auto"/>
@@ -8421,11 +8336,11 @@
           <w:rFonts w:ascii="Arial Narrow" w:eastAsia="Calibri" w:hAnsi="Arial Narrow" w:cs="Arial Narrow"/>
           <w:kern w:val="0"/>
           <w:lang w:eastAsia="es-PE"/>
-          <ns2:ligatures ns2:val="none"/>
-        </w:rPr>
-      </w:pPr>
-    </w:p>
-    <w:p ns2:paraId="02300C60" ns2:textId="23ED2B53">
+          <w14:ligatures w14:val="none"/>
+        </w:rPr>
+      </w:pPr>
+    </w:p>
+    <w:p>
       <w:pPr>
         <w:pStyle w:val="Prrafodelista"/>
         <w:numPr>
@@ -8443,7 +8358,7 @@
           <w:rFonts w:ascii="Arial Narrow" w:eastAsia="Calibri" w:hAnsi="Arial Narrow" w:cs="Arial Narrow"/>
           <w:kern w:val="0"/>
           <w:lang w:eastAsia="es-PE"/>
-          <ns2:ligatures ns2:val="none"/>
+          <w14:ligatures w14:val="none"/>
         </w:rPr>
       </w:pPr>
       <w:r>
@@ -8452,7 +8367,7 @@
           <w:color w:val="000000"/>
           <w:kern w:val="0"/>
           <w:lang w:eastAsia="es-PE"/>
-          <ns2:ligatures ns2:val="none"/>
+          <w14:ligatures w14:val="none"/>
         </w:rPr>
         <w:t>Presunta infracción a los artículos 18 y 19 de la Ley</w:t>
       </w:r>
@@ -8462,7 +8377,7 @@
           <w:color w:val="000000"/>
           <w:kern w:val="0"/>
           <w:lang w:eastAsia="es-PE"/>
-          <ns2:ligatures ns2:val="none"/>
+          <w14:ligatures w14:val="none"/>
         </w:rPr>
         <w:t xml:space="preserve"> 29571, Código de Protección y Defensa del Consumidor, en tanto </w:t>
       </w:r>
@@ -8477,7 +8392,7 @@
         <w:rPr>
           <w:rFonts w:ascii="Arial Narrow" w:eastAsia="Arial Narrow" w:hAnsi="Arial Narrow" w:cs="Arial Narrow"/>
           <w:kern w:val="0"/>
-          <ns2:ligatures ns2:val="none"/>
+          <w14:ligatures w14:val="none"/>
         </w:rPr>
         <w:t xml:space="preserve">no habría brindado una solución a la parte denunciante sobre los cobros indebidos cuestionados por las </w:t>
       </w:r>
@@ -8494,7 +8409,7 @@
         <w:t>.</w:t>
       </w:r>
     </w:p>
-    <w:p ns2:paraId="716D1E4B" ns2:textId="77777777">
+    <w:p>
       <w:pPr>
         <w:pStyle w:val="Prrafodelista"/>
         <w:spacing w:after="0" w:line="240" w:lineRule="auto"/>
@@ -8504,11 +8419,11 @@
           <w:rFonts w:ascii="Arial Narrow" w:eastAsia="Calibri" w:hAnsi="Arial Narrow" w:cs="Arial Narrow"/>
           <w:kern w:val="0"/>
           <w:lang w:eastAsia="es-PE"/>
-          <ns2:ligatures ns2:val="none"/>
-        </w:rPr>
-      </w:pPr>
-    </w:p>
-    <w:p ns2:paraId="4F1800DB" ns2:textId="60F15543">
+          <w14:ligatures w14:val="none"/>
+        </w:rPr>
+      </w:pPr>
+    </w:p>
+    <w:p>
       <w:pPr>
         <w:pStyle w:val="Prrafodelista"/>
         <w:numPr>
@@ -8526,7 +8441,7 @@
           <w:rFonts w:ascii="Arial Narrow" w:eastAsia="Calibri" w:hAnsi="Arial Narrow" w:cs="Arial Narrow"/>
           <w:kern w:val="0"/>
           <w:lang w:eastAsia="es-PE"/>
-          <ns2:ligatures ns2:val="none"/>
+          <w14:ligatures w14:val="none"/>
         </w:rPr>
       </w:pPr>
       <w:r>
@@ -8535,7 +8450,7 @@
           <w:color w:val="000000"/>
           <w:kern w:val="0"/>
           <w:lang w:eastAsia="es-PE"/>
-          <ns2:ligatures ns2:val="none"/>
+          <w14:ligatures w14:val="none"/>
         </w:rPr>
         <w:t>Presunta infracción al artículo 1, numeral 1, literal b) y al artículo 2 de la</w:t>
       </w:r>
@@ -8545,7 +8460,7 @@
           <w:color w:val="000000"/>
           <w:kern w:val="0"/>
           <w:lang w:eastAsia="es-PE"/>
-          <ns2:ligatures ns2:val="none"/>
+          <w14:ligatures w14:val="none"/>
         </w:rPr>
         <w:t xml:space="preserve"> </w:t>
       </w:r>
@@ -8555,7 +8470,7 @@
           <w:color w:val="000000"/>
           <w:kern w:val="0"/>
           <w:lang w:eastAsia="es-PE"/>
-          <ns2:ligatures ns2:val="none"/>
+          <w14:ligatures w14:val="none"/>
         </w:rPr>
         <w:t xml:space="preserve">Ley 29571, Código de Protección y Defensa del Consumidor, en tanto </w:t>
       </w:r>
@@ -8563,7 +8478,7 @@
         <w:rPr>
           <w:rFonts w:ascii="Arial Narrow" w:eastAsia="Arial Narrow" w:hAnsi="Arial Narrow" w:cs="Arial Narrow"/>
           <w:kern w:val="0"/>
-          <ns2:ligatures ns2:val="none"/>
+          <w14:ligatures w14:val="none"/>
         </w:rPr>
         <w:t xml:space="preserve">los proveedores denunciados no habrían cumplido con informar a la parte denunciante de manera clara, previa, oportuna y suficiente sobre la contratación de las </w:t>
       </w:r>
@@ -8580,7 +8495,7 @@
         <w:t>.</w:t>
       </w:r>
     </w:p>
-    <w:p ns2:paraId="7BED064F" ns2:textId="77777777">
+    <w:p>
       <w:pPr>
         <w:pStyle w:val="Prrafodelista"/>
         <w:spacing w:after="0" w:line="240" w:lineRule="auto"/>
@@ -8590,11 +8505,11 @@
           <w:rFonts w:ascii="Arial Narrow" w:eastAsia="Calibri" w:hAnsi="Arial Narrow" w:cs="Arial Narrow"/>
           <w:kern w:val="0"/>
           <w:lang w:eastAsia="es-PE"/>
-          <ns2:ligatures ns2:val="none"/>
-        </w:rPr>
-      </w:pPr>
-    </w:p>
-    <w:p ns2:paraId="112A412D" ns2:textId="7E6CF759">
+          <w14:ligatures w14:val="none"/>
+        </w:rPr>
+      </w:pPr>
+    </w:p>
+    <w:p>
       <w:pPr>
         <w:pStyle w:val="Prrafodelista"/>
         <w:numPr>
@@ -8612,7 +8527,7 @@
           <w:rFonts w:ascii="Arial Narrow" w:eastAsia="Calibri" w:hAnsi="Arial Narrow" w:cs="Arial Narrow"/>
           <w:kern w:val="0"/>
           <w:lang w:eastAsia="es-PE"/>
-          <ns2:ligatures ns2:val="none"/>
+          <w14:ligatures w14:val="none"/>
         </w:rPr>
       </w:pPr>
       <w:r>
@@ -8621,7 +8536,7 @@
           <w:color w:val="000000"/>
           <w:kern w:val="0"/>
           <w:lang w:eastAsia="es-PE"/>
-          <ns2:ligatures ns2:val="none"/>
+          <w14:ligatures w14:val="none"/>
         </w:rPr>
         <w:t>Presunta infracción a los artículos 18 y 19 de la</w:t>
       </w:r>
@@ -8631,7 +8546,7 @@
           <w:color w:val="000000"/>
           <w:kern w:val="0"/>
           <w:lang w:eastAsia="es-PE"/>
-          <ns2:ligatures ns2:val="none"/>
+          <w14:ligatures w14:val="none"/>
         </w:rPr>
         <w:t xml:space="preserve"> Ley 29571, Código de Protección y Defensa del Consumidor, en tanto </w:t>
       </w:r>
@@ -8646,7 +8561,7 @@
         <w:rPr>
           <w:rFonts w:ascii="Arial Narrow" w:eastAsia="Arial Narrow" w:hAnsi="Arial Narrow" w:cs="Arial Narrow"/>
           <w:kern w:val="0"/>
-          <ns2:ligatures ns2:val="none"/>
+          <w14:ligatures w14:val="none"/>
         </w:rPr>
         <w:t xml:space="preserve">habrían </w:t>
       </w:r>
@@ -8654,7 +8569,7 @@
         <w:rPr>
           <w:rFonts w:ascii="Arial Narrow" w:eastAsia="Arial Narrow" w:hAnsi="Arial Narrow" w:cs="Arial Narrow"/>
           <w:kern w:val="0"/>
-          <ns2:ligatures ns2:val="none"/>
+          <w14:ligatures w14:val="none"/>
         </w:rPr>
         <w:t>continuado</w:t>
       </w:r>
@@ -8662,7 +8577,7 @@
         <w:rPr>
           <w:rFonts w:ascii="Arial Narrow" w:eastAsia="Arial Narrow" w:hAnsi="Arial Narrow" w:cs="Arial Narrow"/>
           <w:kern w:val="0"/>
-          <ns2:ligatures ns2:val="none"/>
+          <w14:ligatures w14:val="none"/>
         </w:rPr>
         <w:t xml:space="preserve"> cobrando las primas de la Póliza </w:t>
       </w:r>
@@ -8670,7 +8585,7 @@
         <w:rPr>
           <w:rFonts w:ascii="Arial Narrow" w:eastAsia="Arial Narrow" w:hAnsi="Arial Narrow" w:cs="Arial Narrow"/>
           <w:kern w:val="0"/>
-          <ns2:ligatures ns2:val="none"/>
+          <w14:ligatures w14:val="none"/>
         </w:rPr>
         <w:t>1338-505693, pese a encontrarse afiliado al crédito comercial cancelado</w:t>
       </w:r>
@@ -8678,12 +8593,12 @@
         <w:rPr>
           <w:rFonts w:ascii="Arial Narrow" w:eastAsia="Arial Narrow" w:hAnsi="Arial Narrow" w:cs="Arial Narrow"/>
           <w:kern w:val="0"/>
-          <ns2:ligatures ns2:val="none"/>
+          <w14:ligatures w14:val="none"/>
         </w:rPr>
         <w:t>.</w:t>
       </w:r>
     </w:p>
-    <w:p ns2:paraId="3A09B9E0" ns2:textId="77777777">
+    <w:p>
       <w:pPr>
         <w:pStyle w:val="Prrafodelista"/>
         <w:spacing w:after="0" w:line="240" w:lineRule="auto"/>
@@ -8693,11 +8608,11 @@
           <w:rFonts w:ascii="Arial Narrow" w:eastAsia="Calibri" w:hAnsi="Arial Narrow" w:cs="Arial Narrow"/>
           <w:kern w:val="0"/>
           <w:lang w:eastAsia="es-PE"/>
-          <ns2:ligatures ns2:val="none"/>
-        </w:rPr>
-      </w:pPr>
-    </w:p>
-    <w:p ns2:paraId="05D7948D" ns2:textId="5CDDD53D">
+          <w14:ligatures w14:val="none"/>
+        </w:rPr>
+      </w:pPr>
+    </w:p>
+    <w:p>
       <w:pPr>
         <w:pStyle w:val="Prrafodelista"/>
         <w:numPr>
@@ -8715,7 +8630,7 @@
           <w:rFonts w:ascii="Arial Narrow" w:eastAsia="Calibri" w:hAnsi="Arial Narrow" w:cs="Arial Narrow"/>
           <w:kern w:val="0"/>
           <w:lang w:eastAsia="es-PE"/>
-          <ns2:ligatures ns2:val="none"/>
+          <w14:ligatures w14:val="none"/>
         </w:rPr>
       </w:pPr>
       <w:r>
@@ -8724,7 +8639,7 @@
           <w:color w:val="000000"/>
           <w:kern w:val="0"/>
           <w:lang w:eastAsia="es-PE"/>
-          <ns2:ligatures ns2:val="none"/>
+          <w14:ligatures w14:val="none"/>
         </w:rPr>
         <w:t>Presunta infracción al inciso e) del artículo 47 de</w:t>
       </w:r>
@@ -8734,7 +8649,7 @@
           <w:color w:val="000000"/>
           <w:kern w:val="0"/>
           <w:lang w:eastAsia="es-PE"/>
-          <ns2:ligatures ns2:val="none"/>
+          <w14:ligatures w14:val="none"/>
         </w:rPr>
         <w:t xml:space="preserve"> la Ley 29571, Código de Protección y Defensa del Consumidor, en tanto </w:t>
       </w:r>
@@ -8742,7 +8657,7 @@
         <w:rPr>
           <w:rFonts w:ascii="Arial Narrow" w:eastAsia="Arial Narrow" w:hAnsi="Arial Narrow" w:cs="Arial Narrow"/>
           <w:kern w:val="0"/>
-          <ns2:ligatures ns2:val="none"/>
+          <w14:ligatures w14:val="none"/>
         </w:rPr>
         <w:t xml:space="preserve">los proveedores denunciados no habrían cumplido con entregar al denunciante la </w:t>
       </w:r>
@@ -8772,12 +8687,12 @@
           <w:color w:val="000000"/>
           <w:kern w:val="0"/>
           <w:lang w:eastAsia="es-PE"/>
-          <ns2:ligatures ns2:val="none"/>
+          <w14:ligatures w14:val="none"/>
         </w:rPr>
         <w:t>.</w:t>
       </w:r>
     </w:p>
-    <w:p ns2:paraId="4531933D" ns2:textId="77777777">
+    <w:p>
       <w:pPr>
         <w:spacing w:after="0" w:line="240" w:lineRule="auto"/>
         <w:jc w:val="both"/>
@@ -8785,11 +8700,11 @@
           <w:rFonts w:ascii="Arial Narrow" w:eastAsia="Calibri" w:hAnsi="Arial Narrow" w:cs="Arial Narrow"/>
           <w:kern w:val="0"/>
           <w:lang w:eastAsia="es-PE"/>
-          <ns2:ligatures ns2:val="none"/>
-        </w:rPr>
-      </w:pPr>
-    </w:p>
-    <w:p ns2:paraId="19EA74E3" ns2:textId="355A1B80">
+          <w14:ligatures w14:val="none"/>
+        </w:rPr>
+      </w:pPr>
+    </w:p>
+    <w:p>
       <w:pPr>
         <w:pStyle w:val="Prrafodelista"/>
         <w:numPr>
@@ -8806,7 +8721,7 @@
         <w:rPr>
           <w:rFonts w:ascii="Arial Narrow" w:eastAsia="Arial Narrow" w:hAnsi="Arial Narrow" w:cs="Arial Narrow"/>
           <w:kern w:val="0"/>
-          <ns2:ligatures ns2:val="none"/>
+          <w14:ligatures w14:val="none"/>
         </w:rPr>
       </w:pPr>
       <w:r>
@@ -8815,7 +8730,7 @@
           <w:color w:val="000000"/>
           <w:kern w:val="0"/>
           <w:lang w:eastAsia="es-PE"/>
-          <ns2:ligatures ns2:val="none"/>
+          <w14:ligatures w14:val="none"/>
         </w:rPr>
         <w:t>Presunta infracción al inciso e) del artículo 47 de la</w:t>
       </w:r>
@@ -8825,7 +8740,7 @@
           <w:color w:val="000000"/>
           <w:kern w:val="0"/>
           <w:lang w:eastAsia="es-PE"/>
-          <ns2:ligatures ns2:val="none"/>
+          <w14:ligatures w14:val="none"/>
         </w:rPr>
         <w:t xml:space="preserve"> Ley 29571, Código de Protección y Defensa del Consumidor, en tanto </w:t>
       </w:r>
@@ -8833,7 +8748,7 @@
         <w:rPr>
           <w:rFonts w:ascii="Arial Narrow" w:eastAsia="Arial Narrow" w:hAnsi="Arial Narrow" w:cs="Arial Narrow"/>
           <w:kern w:val="0"/>
-          <ns2:ligatures ns2:val="none"/>
+          <w14:ligatures w14:val="none"/>
         </w:rPr>
         <w:t xml:space="preserve">los proveedores denunciados no habrían cumplido con entregar al denunciante </w:t>
       </w:r>
@@ -8850,18 +8765,18 @@
         <w:t>.</w:t>
       </w:r>
     </w:p>
-    <w:p ns2:paraId="1DEB3481" ns2:textId="77777777">
-      <w:pPr>
-        <w:spacing w:after="0" w:line="240" w:lineRule="auto"/>
-        <w:jc w:val="both"/>
-        <w:rPr>
-          <w:rFonts w:ascii="Arial Narrow" w:eastAsia="Arial Narrow" w:hAnsi="Arial Narrow" w:cs="Arial Narrow"/>
-          <w:kern w:val="0"/>
-          <ns2:ligatures ns2:val="none"/>
-        </w:rPr>
-      </w:pPr>
-    </w:p>
-    <w:p ns2:paraId="634A0D61" ns2:textId="2269C287">
+    <w:p>
+      <w:pPr>
+        <w:spacing w:after="0" w:line="240" w:lineRule="auto"/>
+        <w:jc w:val="both"/>
+        <w:rPr>
+          <w:rFonts w:ascii="Arial Narrow" w:eastAsia="Arial Narrow" w:hAnsi="Arial Narrow" w:cs="Arial Narrow"/>
+          <w:kern w:val="0"/>
+          <w14:ligatures w14:val="none"/>
+        </w:rPr>
+      </w:pPr>
+    </w:p>
+    <w:p>
       <w:pPr>
         <w:spacing w:line="240" w:lineRule="auto"/>
         <w:contextualSpacing/>
@@ -8869,17 +8784,17 @@
         <w:rPr>
           <w:rFonts w:ascii="Arial Narrow" w:eastAsia="Calibri" w:hAnsi="Arial Narrow" w:cs="Arial"/>
           <w:kern w:val="0"/>
-          <ns2:ligatures ns2:val="none"/>
-        </w:rPr>
-      </w:pPr>
-      <w:r>
-        <w:rPr>
-          <w:rFonts w:ascii="Arial Narrow" w:eastAsia="Arial Narrow" w:hAnsi="Arial Narrow" w:cs="Arial Narrow"/>
-          <w:b/>
-          <w:color w:val="000000"/>
-          <w:kern w:val="0"/>
-          <w:lang w:eastAsia="es-PE"/>
-          <ns2:ligatures ns2:val="none"/>
+          <w14:ligatures w14:val="none"/>
+        </w:rPr>
+      </w:pPr>
+      <w:r>
+        <w:rPr>
+          <w:rFonts w:ascii="Arial Narrow" w:eastAsia="Arial Narrow" w:hAnsi="Arial Narrow" w:cs="Arial Narrow"/>
+          <w:b/>
+          <w:color w:val="000000"/>
+          <w:kern w:val="0"/>
+          <w:lang w:eastAsia="es-PE"/>
+          <w14:ligatures w14:val="none"/>
         </w:rPr>
         <w:t>TERCERO</w:t>
       </w:r>
@@ -8890,7 +8805,7 @@
           <w:color w:val="000000"/>
           <w:kern w:val="0"/>
           <w:lang w:eastAsia="es-PE"/>
-          <ns2:ligatures ns2:val="none"/>
+          <w14:ligatures w14:val="none"/>
         </w:rPr>
         <w:t>:</w:t>
       </w:r>
@@ -8900,7 +8815,7 @@
           <w:color w:val="000000"/>
           <w:kern w:val="0"/>
           <w:lang w:eastAsia="es-PE"/>
-          <ns2:ligatures ns2:val="none"/>
+          <w14:ligatures w14:val="none"/>
         </w:rPr>
         <w:t xml:space="preserve"> tener por ofrecidos los medios probatorios presentados en el escrito de </w:t>
       </w:r>
@@ -8910,7 +8825,7 @@
           <w:color w:val="000000"/>
           <w:kern w:val="0"/>
           <w:lang w:eastAsia="es-PE"/>
-          <ns2:ligatures ns2:val="none"/>
+          <w14:ligatures w14:val="none"/>
         </w:rPr>
         <w:t xml:space="preserve">denuncia </w:t>
       </w:r>
@@ -8920,7 +8835,7 @@
           <w:color w:val="000000"/>
           <w:kern w:val="0"/>
           <w:lang w:val="es-ES" w:eastAsia="es-ES"/>
-          <ns2:ligatures ns2:val="none"/>
+          <w14:ligatures w14:val="none"/>
         </w:rPr>
         <w:t xml:space="preserve">del </w:t>
       </w:r>
@@ -8930,7 +8845,7 @@
           <w:color w:val="000000"/>
           <w:kern w:val="0"/>
           <w:lang w:val="es-ES" w:eastAsia="es-ES"/>
-          <ns2:ligatures ns2:val="none"/>
+          <w14:ligatures w14:val="none"/>
         </w:rPr>
         <w:t xml:space="preserve">24 de setiembre de 2025</w:t>
       </w:r>
@@ -8938,12 +8853,12 @@
         <w:rPr>
           <w:rFonts w:ascii="Arial Narrow" w:eastAsia="Calibri" w:hAnsi="Arial Narrow" w:cs="Arial"/>
           <w:kern w:val="0"/>
-          <ns2:ligatures ns2:val="none"/>
+          <w14:ligatures w14:val="none"/>
         </w:rPr>
         <w:t>.</w:t>
       </w:r>
     </w:p>
-    <w:p ns2:paraId="2AF03E3F" ns2:textId="77777777">
+    <w:p>
       <w:pPr>
         <w:spacing w:line="240" w:lineRule="auto"/>
         <w:contextualSpacing/>
@@ -8953,30 +8868,30 @@
           <w:color w:val="000000"/>
           <w:kern w:val="0"/>
           <w:lang w:eastAsia="es-PE"/>
-          <ns2:ligatures ns2:val="none"/>
-        </w:rPr>
-      </w:pPr>
-    </w:p>
-    <w:p ns2:paraId="5D90C1F7" ns2:textId="0FE9FE75">
-      <w:pPr>
-        <w:spacing w:after="0" w:line="240" w:lineRule="auto"/>
-        <w:jc w:val="both"/>
-        <w:rPr>
-          <w:rFonts w:ascii="Arial Narrow" w:eastAsia="Arial Narrow" w:hAnsi="Arial Narrow" w:cs="Arial Narrow"/>
-          <w:color w:val="000000"/>
-          <w:kern w:val="0"/>
-          <w:lang w:eastAsia="es-PE"/>
-          <ns2:ligatures ns2:val="none"/>
-        </w:rPr>
-      </w:pPr>
-      <w:r>
-        <w:rPr>
-          <w:rFonts w:ascii="Arial Narrow" w:eastAsia="Arial Narrow" w:hAnsi="Arial Narrow" w:cs="Arial Narrow"/>
-          <w:b/>
-          <w:color w:val="000000"/>
-          <w:kern w:val="0"/>
-          <w:lang w:eastAsia="es-PE"/>
-          <ns2:ligatures ns2:val="none"/>
+          <w14:ligatures w14:val="none"/>
+        </w:rPr>
+      </w:pPr>
+    </w:p>
+    <w:p>
+      <w:pPr>
+        <w:spacing w:after="0" w:line="240" w:lineRule="auto"/>
+        <w:jc w:val="both"/>
+        <w:rPr>
+          <w:rFonts w:ascii="Arial Narrow" w:eastAsia="Arial Narrow" w:hAnsi="Arial Narrow" w:cs="Arial Narrow"/>
+          <w:color w:val="000000"/>
+          <w:kern w:val="0"/>
+          <w:lang w:eastAsia="es-PE"/>
+          <w14:ligatures w14:val="none"/>
+        </w:rPr>
+      </w:pPr>
+      <w:r>
+        <w:rPr>
+          <w:rFonts w:ascii="Arial Narrow" w:eastAsia="Arial Narrow" w:hAnsi="Arial Narrow" w:cs="Arial Narrow"/>
+          <w:b/>
+          <w:color w:val="000000"/>
+          <w:kern w:val="0"/>
+          <w:lang w:eastAsia="es-PE"/>
+          <w14:ligatures w14:val="none"/>
         </w:rPr>
         <w:t>CUARTO</w:t>
       </w:r>
@@ -8987,7 +8902,7 @@
           <w:color w:val="000000"/>
           <w:kern w:val="0"/>
           <w:lang w:eastAsia="es-PE"/>
-          <ns2:ligatures ns2:val="none"/>
+          <w14:ligatures w14:val="none"/>
         </w:rPr>
         <w:t xml:space="preserve">: </w:t>
       </w:r>
@@ -8997,7 +8912,7 @@
           <w:color w:val="000000"/>
           <w:kern w:val="0"/>
           <w:lang w:eastAsia="es-PE"/>
-          <ns2:ligatures ns2:val="none"/>
+          <w14:ligatures w14:val="none"/>
         </w:rPr>
         <w:t>requerir a</w:t>
       </w:r>
@@ -9007,7 +8922,7 @@
           <w:color w:val="000000"/>
           <w:kern w:val="0"/>
           <w:lang w:eastAsia="es-PE"/>
-          <ns2:ligatures ns2:val="none"/>
+          <w14:ligatures w14:val="none"/>
         </w:rPr>
         <w:t>l</w:t>
       </w:r>
@@ -9017,7 +8932,7 @@
           <w:color w:val="000000"/>
           <w:kern w:val="0"/>
           <w:lang w:eastAsia="es-PE"/>
-          <ns2:ligatures ns2:val="none"/>
+          <w14:ligatures w14:val="none"/>
         </w:rPr>
         <w:t xml:space="preserve"> </w:t>
       </w:r>
@@ -9055,7 +8970,7 @@
           <w:color w:val="000000"/>
           <w:kern w:val="0"/>
           <w:lang w:eastAsia="es-PE"/>
-          <ns2:ligatures ns2:val="none"/>
+          <w14:ligatures w14:val="none"/>
         </w:rPr>
         <w:t>que cumpla</w:t>
       </w:r>
@@ -9065,7 +8980,7 @@
           <w:color w:val="000000"/>
           <w:kern w:val="0"/>
           <w:lang w:eastAsia="es-PE"/>
-          <ns2:ligatures ns2:val="none"/>
+          <w14:ligatures w14:val="none"/>
         </w:rPr>
         <w:t>n</w:t>
       </w:r>
@@ -9075,12 +8990,12 @@
           <w:color w:val="000000"/>
           <w:kern w:val="0"/>
           <w:lang w:eastAsia="es-PE"/>
-          <ns2:ligatures ns2:val="none"/>
+          <w14:ligatures w14:val="none"/>
         </w:rPr>
         <w:t xml:space="preserve"> con lo siguiente:</w:t>
       </w:r>
     </w:p>
-    <w:p ns2:paraId="156DFAB9" ns2:textId="77777777">
+    <w:p>
       <w:pPr>
         <w:spacing w:after="0" w:line="240" w:lineRule="auto"/>
         <w:jc w:val="both"/>
@@ -9089,11 +9004,11 @@
           <w:color w:val="000000"/>
           <w:kern w:val="0"/>
           <w:lang w:eastAsia="es-PE"/>
-          <ns2:ligatures ns2:val="none"/>
-        </w:rPr>
-      </w:pPr>
-    </w:p>
-    <w:p ns2:paraId="37384474" ns2:textId="77777777">
+          <w14:ligatures w14:val="none"/>
+        </w:rPr>
+      </w:pPr>
+    </w:p>
+    <w:p>
       <w:pPr>
         <w:numPr>
           <w:ilvl w:val="0"/>
@@ -9107,21 +9022,21 @@
           <w:color w:val="000000"/>
           <w:kern w:val="0"/>
           <w:lang w:eastAsia="es-PE"/>
-          <ns2:ligatures ns2:val="none"/>
-        </w:rPr>
-      </w:pPr>
-      <w:r>
-        <w:rPr>
-          <w:rFonts w:ascii="Arial Narrow" w:eastAsia="Arial Narrow" w:hAnsi="Arial Narrow" w:cs="Arial Narrow"/>
-          <w:color w:val="000000"/>
-          <w:kern w:val="0"/>
-          <w:lang w:eastAsia="es-PE"/>
-          <ns2:ligatures ns2:val="none"/>
+          <w14:ligatures w14:val="none"/>
+        </w:rPr>
+      </w:pPr>
+      <w:r>
+        <w:rPr>
+          <w:rFonts w:ascii="Arial Narrow" w:eastAsia="Arial Narrow" w:hAnsi="Arial Narrow" w:cs="Arial Narrow"/>
+          <w:color w:val="000000"/>
+          <w:kern w:val="0"/>
+          <w:lang w:eastAsia="es-PE"/>
+          <w14:ligatures w14:val="none"/>
         </w:rPr>
         <w:t>presentar documentos que acrediten su inscripción en los Registros Públicos o una declaración jurada que indique que cuenta con dicha inscripción;</w:t>
       </w:r>
     </w:p>
-    <w:p ns2:paraId="04A6E74B" ns2:textId="77777777">
+    <w:p>
       <w:pPr>
         <w:numPr>
           <w:ilvl w:val="0"/>
@@ -9135,21 +9050,21 @@
           <w:color w:val="000000"/>
           <w:kern w:val="0"/>
           <w:lang w:eastAsia="es-PE"/>
-          <ns2:ligatures ns2:val="none"/>
-        </w:rPr>
-      </w:pPr>
-      <w:r>
-        <w:rPr>
-          <w:rFonts w:ascii="Arial Narrow" w:eastAsia="Arial Narrow" w:hAnsi="Arial Narrow" w:cs="Arial Narrow"/>
-          <w:color w:val="000000"/>
-          <w:kern w:val="0"/>
-          <w:lang w:eastAsia="es-PE"/>
-          <ns2:ligatures ns2:val="none"/>
+          <w14:ligatures w14:val="none"/>
+        </w:rPr>
+      </w:pPr>
+      <w:r>
+        <w:rPr>
+          <w:rFonts w:ascii="Arial Narrow" w:eastAsia="Arial Narrow" w:hAnsi="Arial Narrow" w:cs="Arial Narrow"/>
+          <w:color w:val="000000"/>
+          <w:kern w:val="0"/>
+          <w:lang w:eastAsia="es-PE"/>
+          <w14:ligatures w14:val="none"/>
         </w:rPr>
         <w:t>presentar copia simple de las facultades de representación de su representante legal en el presente procedimiento o la declaración jurada que indique que cuenta con dichas facultades y que estas se encuentran vigentes;</w:t>
       </w:r>
     </w:p>
-    <w:p ns2:paraId="1203D0DC" ns2:textId="77777777">
+    <w:p>
       <w:pPr>
         <w:numPr>
           <w:ilvl w:val="0"/>
@@ -9163,21 +9078,21 @@
           <w:color w:val="000000"/>
           <w:kern w:val="0"/>
           <w:lang w:eastAsia="es-PE"/>
-          <ns2:ligatures ns2:val="none"/>
-        </w:rPr>
-      </w:pPr>
-      <w:r>
-        <w:rPr>
-          <w:rFonts w:ascii="Arial Narrow" w:eastAsia="Arial Narrow" w:hAnsi="Arial Narrow" w:cs="Arial Narrow"/>
-          <w:color w:val="000000"/>
-          <w:kern w:val="0"/>
-          <w:lang w:eastAsia="es-PE"/>
-          <ns2:ligatures ns2:val="none"/>
+          <w14:ligatures w14:val="none"/>
+        </w:rPr>
+      </w:pPr>
+      <w:r>
+        <w:rPr>
+          <w:rFonts w:ascii="Arial Narrow" w:eastAsia="Arial Narrow" w:hAnsi="Arial Narrow" w:cs="Arial Narrow"/>
+          <w:color w:val="000000"/>
+          <w:kern w:val="0"/>
+          <w:lang w:eastAsia="es-PE"/>
+          <w14:ligatures w14:val="none"/>
         </w:rPr>
         <w:t>consignar el Número de Registro Único de Contribuyentes (RUC); y,</w:t>
       </w:r>
     </w:p>
-    <w:p ns2:paraId="37704CA2" ns2:textId="77777777">
+    <w:p>
       <w:pPr>
         <w:numPr>
           <w:ilvl w:val="0"/>
@@ -9189,16 +9104,16 @@
         <w:rPr>
           <w:rFonts w:ascii="Arial Narrow" w:eastAsia="Calibri" w:hAnsi="Arial Narrow" w:cs="Arial"/>
           <w:kern w:val="0"/>
-          <ns2:ligatures ns2:val="none"/>
-        </w:rPr>
-      </w:pPr>
-      <w:r>
-        <w:rPr>
-          <w:rFonts w:ascii="Arial Narrow" w:eastAsia="Arial Narrow" w:hAnsi="Arial Narrow" w:cs="Arial Narrow"/>
-          <w:color w:val="000000"/>
-          <w:kern w:val="0"/>
-          <w:lang w:eastAsia="es-PE"/>
-          <ns2:ligatures ns2:val="none"/>
+          <w14:ligatures w14:val="none"/>
+        </w:rPr>
+      </w:pPr>
+      <w:r>
+        <w:rPr>
+          <w:rFonts w:ascii="Arial Narrow" w:eastAsia="Arial Narrow" w:hAnsi="Arial Narrow" w:cs="Arial Narrow"/>
+          <w:color w:val="000000"/>
+          <w:kern w:val="0"/>
+          <w:lang w:eastAsia="es-PE"/>
+          <w14:ligatures w14:val="none"/>
         </w:rPr>
         <w:t>fijar domicilio procesal para el procedimiento, de conformidad con el numeral 1 del artículo 442</w:t>
       </w:r>
@@ -9208,7 +9123,7 @@
           <w:color w:val="000000"/>
           <w:kern w:val="0"/>
           <w:lang w:eastAsia="es-PE"/>
-          <ns2:ligatures ns2:val="none"/>
+          <w14:ligatures w14:val="none"/>
         </w:rPr>
         <w:t/>
       </w:r>
@@ -9218,7 +9133,7 @@
           <w:color w:val="000000"/>
           <w:kern w:val="0"/>
           <w:lang w:eastAsia="es-PE"/>
-          <ns2:ligatures ns2:val="none"/>
+          <w14:ligatures w14:val="none"/>
         </w:rPr>
         <w:t xml:space="preserve"> del Código Procesal Civil. </w:t>
       </w:r>
@@ -9226,7 +9141,7 @@
         <w:rPr>
           <w:rFonts w:ascii="Arial Narrow" w:eastAsia="Calibri" w:hAnsi="Arial Narrow" w:cs="Arial"/>
           <w:kern w:val="0"/>
-          <ns2:ligatures ns2:val="none"/>
+          <w14:ligatures w14:val="none"/>
         </w:rPr>
         <w:t>Para ello podrá señalar domicilio físico o una dirección electrónica a la que pueda remitirse las notificaciones</w:t>
       </w:r>
@@ -9235,12 +9150,12 @@
           <w:rFonts w:ascii="Arial Narrow" w:eastAsia="Arial" w:hAnsi="Arial Narrow" w:cs="Arial"/>
           <w:kern w:val="0"/>
           <w:lang w:val="es"/>
-          <ns2:ligatures ns2:val="none"/>
+          <w14:ligatures w14:val="none"/>
         </w:rPr>
         <w:t>;</w:t>
       </w:r>
     </w:p>
-    <w:p ns2:paraId="6A38ABFB" ns2:textId="77777777">
+    <w:p>
       <w:pPr>
         <w:numPr>
           <w:ilvl w:val="0"/>
@@ -9252,14 +9167,14 @@
         <w:rPr>
           <w:rFonts w:ascii="Arial Narrow" w:eastAsia="Calibri" w:hAnsi="Arial Narrow" w:cs="Arial"/>
           <w:kern w:val="0"/>
-          <ns2:ligatures ns2:val="none"/>
+          <w14:ligatures w14:val="none"/>
         </w:rPr>
       </w:pPr>
       <w:r>
         <w:rPr>
           <w:rFonts w:ascii="Arial Narrow" w:eastAsia="Calibri" w:hAnsi="Arial Narrow" w:cs="Arial"/>
           <w:kern w:val="0"/>
-          <ns2:ligatures ns2:val="none"/>
+          <w14:ligatures w14:val="none"/>
         </w:rPr>
         <w:t xml:space="preserve">en caso califique como </w:t>
       </w:r>
@@ -9268,7 +9183,7 @@
         <w:rPr>
           <w:rFonts w:ascii="Arial Narrow" w:eastAsia="Calibri" w:hAnsi="Arial Narrow" w:cs="Arial"/>
           <w:kern w:val="0"/>
-          <ns2:ligatures ns2:val="none"/>
+          <w14:ligatures w14:val="none"/>
         </w:rPr>
         <w:t>micro empresa</w:t>
       </w:r>
@@ -9277,7 +9192,7 @@
         <w:rPr>
           <w:rFonts w:ascii="Arial Narrow" w:eastAsia="Calibri" w:hAnsi="Arial Narrow" w:cs="Arial"/>
           <w:kern w:val="0"/>
-          <ns2:ligatures ns2:val="none"/>
+          <w14:ligatures w14:val="none"/>
         </w:rPr>
         <w:t xml:space="preserve"> o pequeña empresa, presentar los documentos que acrediten su volumen de ventas o ingresos brutos percibidos el año anterior relativo a todas sus actividades </w:t>
       </w:r>
@@ -9285,7 +9200,7 @@
         <w:rPr>
           <w:rFonts w:ascii="Arial Narrow" w:eastAsia="Calibri" w:hAnsi="Arial Narrow" w:cs="Arial"/>
           <w:kern w:val="0"/>
-          <ns2:ligatures ns2:val="none"/>
+          <w14:ligatures w14:val="none"/>
         </w:rPr>
         <w:lastRenderedPageBreak/>
         <w:t>económicas y el número de trabajadores con el que cuenta</w:t>
@@ -9296,7 +9211,7 @@
           <w:rFonts w:ascii="Arial Narrow" w:eastAsia="Calibri" w:hAnsi="Arial Narrow" w:cs="Arial"/>
           <w:kern w:val="0"/>
           <w:vertAlign w:val="superscript"/>
-          <ns2:ligatures ns2:val="none"/>
+          <w14:ligatures w14:val="none"/>
         </w:rPr>
         <w:footnoteReference w:id="29"/>
       </w:r>
@@ -9304,7 +9219,7 @@
         <w:rPr>
           <w:rFonts w:ascii="Arial Narrow" w:eastAsia="Calibri" w:hAnsi="Arial Narrow" w:cs="Arial"/>
           <w:kern w:val="0"/>
-          <ns2:ligatures ns2:val="none"/>
+          <w14:ligatures w14:val="none"/>
         </w:rPr>
         <w:t>. Ello, a fin de que la Comisión pueda meritar dicha documentación, conforme lo establece el artículo 110</w:t>
       </w:r>
@@ -9314,7 +9229,7 @@
           <w:color w:val="000000"/>
           <w:kern w:val="0"/>
           <w:lang w:eastAsia="es-PE"/>
-          <ns2:ligatures ns2:val="none"/>
+          <w14:ligatures w14:val="none"/>
         </w:rPr>
         <w:t/>
       </w:r>
@@ -9322,7 +9237,7 @@
         <w:rPr>
           <w:rFonts w:ascii="Arial Narrow" w:eastAsia="Calibri" w:hAnsi="Arial Narrow" w:cs="Arial"/>
           <w:kern w:val="0"/>
-          <ns2:ligatures ns2:val="none"/>
+          <w14:ligatures w14:val="none"/>
         </w:rPr>
         <w:t xml:space="preserve"> del </w:t>
       </w:r>
@@ -9331,7 +9246,7 @@
           <w:rFonts w:ascii="Arial Narrow" w:eastAsia="Calibri" w:hAnsi="Arial Narrow" w:cs="Arial"/>
           <w:spacing w:val="-2"/>
           <w:kern w:val="0"/>
-          <ns2:ligatures ns2:val="none"/>
+          <w14:ligatures w14:val="none"/>
         </w:rPr>
         <w:t>Código</w:t>
       </w:r>
@@ -9342,7 +9257,7 @@
           <w:spacing w:val="-2"/>
           <w:kern w:val="0"/>
           <w:vertAlign w:val="superscript"/>
-          <ns2:ligatures ns2:val="none"/>
+          <w14:ligatures w14:val="none"/>
         </w:rPr>
         <w:footnoteReference w:id="30"/>
       </w:r>
@@ -9351,12 +9266,12 @@
           <w:rFonts w:ascii="Arial Narrow" w:eastAsia="Calibri" w:hAnsi="Arial Narrow" w:cs="Arial"/>
           <w:spacing w:val="-2"/>
           <w:kern w:val="0"/>
-          <ns2:ligatures ns2:val="none"/>
+          <w14:ligatures w14:val="none"/>
         </w:rPr>
         <w:t>.</w:t>
       </w:r>
     </w:p>
-    <w:p ns2:paraId="1B2AA0D1" ns2:textId="77777777">
+    <w:p>
       <w:pPr>
         <w:spacing w:after="0" w:line="240" w:lineRule="auto"/>
         <w:ind w:left="567"/>
@@ -9366,20 +9281,20 @@
           <w:color w:val="000000"/>
           <w:kern w:val="0"/>
           <w:lang w:eastAsia="es-PE"/>
-          <ns2:ligatures ns2:val="none"/>
-        </w:rPr>
-      </w:pPr>
-    </w:p>
-    <w:p>
-      <w:pPr>
-        <w:spacing w:after="0" w:line="240" w:lineRule="auto"/>
-        <w:jc w:val="both"/>
-        <w:rPr>
-          <w:rFonts w:ascii="Arial Narrow" w:eastAsia="Arial Narrow" w:hAnsi="Arial Narrow" w:cs="Arial Narrow"/>
-          <w:color w:val="000000"/>
-          <w:kern w:val="0"/>
-          <w:lang w:eastAsia="es-PE"/>
-          <ns2:ligatures ns2:val="none"/>
+          <w14:ligatures w14:val="none"/>
+        </w:rPr>
+      </w:pPr>
+    </w:p>
+    <w:p>
+      <w:pPr>
+        <w:spacing w:after="0" w:line="240" w:lineRule="auto"/>
+        <w:jc w:val="both"/>
+        <w:rPr>
+          <w:rFonts w:ascii="Arial Narrow" w:eastAsia="Arial Narrow" w:hAnsi="Arial Narrow" w:cs="Arial Narrow"/>
+          <w:color w:val="000000"/>
+          <w:kern w:val="0"/>
+          <w:lang w:eastAsia="es-PE"/>
+          <w14:ligatures w14:val="none"/>
         </w:rPr>
       </w:pPr>
       <w:r>
@@ -9398,23 +9313,63 @@
           <w:sz w:val="20"/>
           <w:szCs w:val="20"/>
         </w:rPr>
-        <w:t xml:space="preserve">correr traslado de la presente resolución a Banco BBVA Perú S.A. y a Rímac Seguros y Reaseguros S.A. para que, de conformidad con lo dispuesto por el artículo 26 de la Ley sobre Facultades, Normas y Organización del Indecopi, aprobada por Decreto Legislativo 807, presenten sus descargos sobre la imputación de cargos realizada en un plazo no mayor a cinco (5) días hábiles contado a partir del día siguiente de la notificación de la presente resolución, vencido el cual, el Secretario Técnico declarará en rebeldía a los denunciados que no lo hubieran presentado. Debe precisarse que de conformidad con lo establecido por el artículo 223 del Texto Único Ordenado de la Ley 27444, Ley del Procedimiento Administrativo General, las alegaciones y los hechos relevantes de la reclamación, salvo que hayan sido específicamente negadas en la contestación, se tendrán por aceptadas o merituadas como ciertas.</w:t>
-      </w:r>
-    </w:p>
-    <w:p ns2:paraId="2F1C55D7" ns2:textId="77777777">
-      <w:pPr>
-        <w:spacing w:after="0" w:line="240" w:lineRule="auto"/>
-        <w:jc w:val="both"/>
-        <w:rPr>
-          <w:rFonts w:ascii="Arial Narrow" w:eastAsia="Arial Narrow" w:hAnsi="Arial Narrow" w:cs="Arial Narrow"/>
-          <w:color w:val="000000"/>
-          <w:kern w:val="0"/>
-          <w:lang w:eastAsia="es-PE"/>
-          <ns2:ligatures ns2:val="none"/>
-        </w:rPr>
-      </w:pPr>
-    </w:p>
-    <w:p ns2:paraId="6D15F6EA" ns2:textId="58E9E9D9">
+        <w:t xml:space="preserve">correr traslado de la presente resolución a Banco BBVA Perú S.A. y a Rímac Seguros y Reaseguros S.A. para que, de conformidad con lo dispuesto por el artículo 26 de la Ley sobre Facultades, Normas y Organización del Indecopi, aprobada por Decreto Legislativo 807</w:t>
+      </w:r>
+      <w:r>
+        <w:rPr>
+          <w:rStyle w:val="Refdenotaalpie"/>
+          <w:rFonts w:ascii="Arial Narrow" w:eastAsia="Times New Roman" w:hAnsi="Arial Narrow" w:cs="Times New Roman"/>
+          <w:color w:val="000000"/>
+          <w:kern w:val="0"/>
+          <w:vertAlign w:val="superscript"/>
+          <w:lang w:val="es-ES" w:eastAsia="es-ES"/>
+          <w14:ligatures w14:val="none"/>
+        </w:rPr>
+        <w:footnoteReference w:id="36"/>
+      </w:r>
+      <w:r>
+        <w:rPr>
+          <w:rFonts w:ascii="Arial Narrow" w:hAnsi="Arial Narrow" w:cs="Arial Narrow"/>
+          <w:sz w:val="20"/>
+          <w:szCs w:val="20"/>
+        </w:rPr>
+        <w:t xml:space="preserve">, presenten sus descargos sobre la imputación de cargos realizada en un plazo no mayor a cinco (5) días hábiles contado a partir del día siguiente de la notificación de la presente resolución, vencido el cual, el Secretario Técnico declarará en rebeldía a los denunciados que no lo hubieran presentado. Debe precisarse que de conformidad con lo establecido por el artículo 223 del Texto Único Ordenado de la Ley 27444, Ley del Procedimiento Administrativo General</w:t>
+      </w:r>
+      <w:r>
+        <w:rPr>
+          <w:rStyle w:val="Refdenotaalpie"/>
+          <w:rFonts w:ascii="Arial Narrow" w:eastAsia="Times New Roman" w:hAnsi="Arial Narrow" w:cs="Times New Roman"/>
+          <w:color w:val="000000"/>
+          <w:kern w:val="0"/>
+          <w:vertAlign w:val="superscript"/>
+          <w:lang w:val="es-ES" w:eastAsia="es-ES"/>
+          <w14:ligatures w14:val="none"/>
+        </w:rPr>
+        <w:footnoteReference w:id="37"/>
+      </w:r>
+      <w:r>
+        <w:rPr>
+          <w:rFonts w:ascii="Arial Narrow" w:hAnsi="Arial Narrow" w:cs="Arial Narrow"/>
+          <w:sz w:val="20"/>
+          <w:szCs w:val="20"/>
+        </w:rPr>
+        <w:t xml:space="preserve">, las alegaciones y los hechos relevantes de la reclamación, salvo que hayan sido específicamente negadas en la contestación, se tendrán por aceptadas o merituadas como ciertas.</w:t>
+      </w:r>
+    </w:p>
+    <w:p>
+      <w:pPr>
+        <w:spacing w:after="0" w:line="240" w:lineRule="auto"/>
+        <w:jc w:val="both"/>
+        <w:rPr>
+          <w:rFonts w:ascii="Arial Narrow" w:eastAsia="Arial Narrow" w:hAnsi="Arial Narrow" w:cs="Arial Narrow"/>
+          <w:color w:val="000000"/>
+          <w:kern w:val="0"/>
+          <w:lang w:eastAsia="es-PE"/>
+          <w14:ligatures w14:val="none"/>
+        </w:rPr>
+      </w:pPr>
+    </w:p>
+    <w:p>
       <w:pPr>
         <w:spacing w:after="0" w:line="240" w:lineRule="auto"/>
         <w:jc w:val="both"/>
@@ -9423,17 +9378,17 @@
           <w:color w:val="000000"/>
           <w:kern w:val="0"/>
           <w:lang w:val="es-ES" w:eastAsia="es-ES"/>
-          <ns2:ligatures ns2:val="none"/>
-        </w:rPr>
-      </w:pPr>
-      <w:r>
-        <w:rPr>
-          <w:rFonts w:ascii="Arial Narrow" w:eastAsia="Arial Narrow" w:hAnsi="Arial Narrow" w:cs="Arial Narrow"/>
-          <w:b/>
-          <w:color w:val="000000"/>
-          <w:kern w:val="0"/>
-          <w:lang w:eastAsia="es-PE"/>
-          <ns2:ligatures ns2:val="none"/>
+          <w14:ligatures w14:val="none"/>
+        </w:rPr>
+      </w:pPr>
+      <w:r>
+        <w:rPr>
+          <w:rFonts w:ascii="Arial Narrow" w:eastAsia="Arial Narrow" w:hAnsi="Arial Narrow" w:cs="Arial Narrow"/>
+          <w:b/>
+          <w:color w:val="000000"/>
+          <w:kern w:val="0"/>
+          <w:lang w:eastAsia="es-PE"/>
+          <w14:ligatures w14:val="none"/>
         </w:rPr>
         <w:t>SEXTO</w:t>
       </w:r>
@@ -9444,7 +9399,7 @@
           <w:color w:val="000000"/>
           <w:kern w:val="0"/>
           <w:lang w:eastAsia="es-PE"/>
-          <ns2:ligatures ns2:val="none"/>
+          <w14:ligatures w14:val="none"/>
         </w:rPr>
         <w:t xml:space="preserve">: </w:t>
       </w:r>
@@ -9455,7 +9410,7 @@
           <w:color w:val="000000"/>
           <w:kern w:val="0"/>
           <w:lang w:eastAsia="es-ES"/>
-          <ns2:ligatures ns2:val="none"/>
+          <w14:ligatures w14:val="none"/>
         </w:rPr>
         <w:t xml:space="preserve">requerir </w:t>
       </w:r>
@@ -9465,7 +9420,7 @@
           <w:color w:val="000000"/>
           <w:kern w:val="0"/>
           <w:lang w:val="es-ES" w:eastAsia="es-ES"/>
-          <ns2:ligatures ns2:val="none"/>
+          <w14:ligatures w14:val="none"/>
         </w:rPr>
         <w:t xml:space="preserve">que, en un </w:t>
       </w:r>
@@ -9475,7 +9430,7 @@
           <w:color w:val="000000"/>
           <w:kern w:val="0"/>
           <w:lang w:eastAsia="es-ES"/>
-          <ns2:ligatures ns2:val="none"/>
+          <w14:ligatures w14:val="none"/>
         </w:rPr>
         <w:t>plazo no mayor de cinco (5) días hábiles contado a partir del día siguiente de la notificación de la presente resolución</w:t>
       </w:r>
@@ -9486,7 +9441,7 @@
           <w:color w:val="000000"/>
           <w:kern w:val="0"/>
           <w:lang w:eastAsia="es-ES"/>
-          <ns2:ligatures ns2:val="none"/>
+          <w14:ligatures w14:val="none"/>
         </w:rPr>
         <w:t xml:space="preserve">, </w:t>
       </w:r>
@@ -9504,7 +9459,7 @@
           <w:color w:val="000000"/>
           <w:kern w:val="0"/>
           <w:lang w:eastAsia="es-ES"/>
-          <ns2:ligatures ns2:val="none"/>
+          <w14:ligatures w14:val="none"/>
         </w:rPr>
         <w:t xml:space="preserve">, </w:t>
       </w:r>
@@ -9515,7 +9470,7 @@
           <w:color w:val="000000"/>
           <w:kern w:val="0"/>
           <w:lang w:val="es-ES" w:eastAsia="es-ES"/>
-          <ns2:ligatures ns2:val="none"/>
+          <w14:ligatures w14:val="none"/>
         </w:rPr>
         <w:t>cumpla</w:t>
       </w:r>
@@ -9525,7 +9480,7 @@
           <w:color w:val="000000"/>
           <w:kern w:val="0"/>
           <w:lang w:val="es-ES" w:eastAsia="es-ES"/>
-          <ns2:ligatures ns2:val="none"/>
+          <w14:ligatures w14:val="none"/>
         </w:rPr>
         <w:t xml:space="preserve"> con: </w:t>
       </w:r>
@@ -9535,7 +9490,7 @@
           <w:color w:val="000000"/>
           <w:kern w:val="0"/>
           <w:lang w:val="es-ES" w:eastAsia="es-ES"/>
-          <ns2:ligatures ns2:val="none"/>
+          <w14:ligatures w14:val="none"/>
         </w:rPr>
         <w:t>(i) presentar una copia debidamente suscrita de la Póliza Todo Riesgo Negocio Seguro 1338-505693 materia de denuncia, así como el cargo de remisión de la póliza; (</w:t>
       </w:r>
@@ -9546,7 +9501,7 @@
           <w:color w:val="000000"/>
           <w:kern w:val="0"/>
           <w:lang w:val="es-ES" w:eastAsia="es-ES"/>
-          <ns2:ligatures ns2:val="none"/>
+          <w14:ligatures w14:val="none"/>
         </w:rPr>
         <w:t>ii</w:t>
       </w:r>
@@ -9557,7 +9512,7 @@
           <w:color w:val="000000"/>
           <w:kern w:val="0"/>
           <w:lang w:val="es-ES" w:eastAsia="es-ES"/>
-          <ns2:ligatures ns2:val="none"/>
+          <w14:ligatures w14:val="none"/>
         </w:rPr>
         <w:t>) presentar una copia debidamente suscrita del Seguro para Inmuebles - Póliza 0011-0137-40-0****145 materia de denuncia, así como el cargo de remisión de la póliza; (</w:t>
       </w:r>
@@ -9568,7 +9523,7 @@
           <w:color w:val="000000"/>
           <w:kern w:val="0"/>
           <w:lang w:val="es-ES" w:eastAsia="es-ES"/>
-          <ns2:ligatures ns2:val="none"/>
+          <w14:ligatures w14:val="none"/>
         </w:rPr>
         <w:t>iii</w:t>
       </w:r>
@@ -9579,7 +9534,7 @@
           <w:color w:val="000000"/>
           <w:kern w:val="0"/>
           <w:lang w:val="es-ES" w:eastAsia="es-ES"/>
-          <ns2:ligatures ns2:val="none"/>
+          <w14:ligatures w14:val="none"/>
         </w:rPr>
         <w:t>) presentar una copia debidamente suscrita del Seguro para Inmuebles - Póliza 0011-0137-40-0****823materia de denuncia, así como el cargo de remisión de la póliza; y, (</w:t>
       </w:r>
@@ -9590,7 +9545,7 @@
           <w:color w:val="000000"/>
           <w:kern w:val="0"/>
           <w:lang w:val="es-ES" w:eastAsia="es-ES"/>
-          <ns2:ligatures ns2:val="none"/>
+          <w14:ligatures w14:val="none"/>
         </w:rPr>
         <w:t>iv</w:t>
       </w:r>
@@ -9601,7 +9556,7 @@
           <w:color w:val="000000"/>
           <w:kern w:val="0"/>
           <w:lang w:val="es-ES" w:eastAsia="es-ES"/>
-          <ns2:ligatures ns2:val="none"/>
+          <w14:ligatures w14:val="none"/>
         </w:rPr>
         <w:t>) presentar todas las comunicaciones cursadas con la parte denunciante en virtud de los hechos materia de denuncia</w:t>
       </w:r>
@@ -9611,12 +9566,12 @@
           <w:color w:val="000000"/>
           <w:kern w:val="0"/>
           <w:lang w:val="es-ES" w:eastAsia="es-ES"/>
-          <ns2:ligatures ns2:val="none"/>
+          <w14:ligatures w14:val="none"/>
         </w:rPr>
         <w:t>.</w:t>
       </w:r>
     </w:p>
-    <w:p ns2:paraId="7EAE58BA" ns2:textId="77777777">
+    <w:p>
       <w:pPr>
         <w:spacing w:after="0" w:line="240" w:lineRule="auto"/>
         <w:jc w:val="both"/>
@@ -9625,11 +9580,11 @@
           <w:color w:val="000000"/>
           <w:kern w:val="0"/>
           <w:lang w:val="es-ES" w:eastAsia="es-ES"/>
-          <ns2:ligatures ns2:val="none"/>
-        </w:rPr>
-      </w:pPr>
-    </w:p>
-    <w:p ns2:paraId="018EE32A" ns2:textId="0D4E5A27">
+          <w14:ligatures w14:val="none"/>
+        </w:rPr>
+      </w:pPr>
+    </w:p>
+    <w:p>
       <w:pPr>
         <w:spacing w:after="0" w:line="240" w:lineRule="auto"/>
         <w:jc w:val="both"/>
@@ -9638,17 +9593,17 @@
           <w:color w:val="000000"/>
           <w:kern w:val="0"/>
           <w:lang w:val="es-ES" w:eastAsia="es-ES"/>
-          <ns2:ligatures ns2:val="none"/>
-        </w:rPr>
-      </w:pPr>
-      <w:r>
-        <w:rPr>
-          <w:rFonts w:ascii="Arial Narrow" w:eastAsia="Arial Narrow" w:hAnsi="Arial Narrow" w:cs="Arial Narrow"/>
-          <w:b/>
-          <w:color w:val="000000"/>
-          <w:kern w:val="0"/>
-          <w:lang w:eastAsia="es-PE"/>
-          <ns2:ligatures ns2:val="none"/>
+          <w14:ligatures w14:val="none"/>
+        </w:rPr>
+      </w:pPr>
+      <w:r>
+        <w:rPr>
+          <w:rFonts w:ascii="Arial Narrow" w:eastAsia="Arial Narrow" w:hAnsi="Arial Narrow" w:cs="Arial Narrow"/>
+          <w:b/>
+          <w:color w:val="000000"/>
+          <w:kern w:val="0"/>
+          <w:lang w:eastAsia="es-PE"/>
+          <w14:ligatures w14:val="none"/>
         </w:rPr>
         <w:t>SÉTIMO</w:t>
       </w:r>
@@ -9659,7 +9614,7 @@
           <w:color w:val="000000"/>
           <w:kern w:val="0"/>
           <w:lang w:eastAsia="es-PE"/>
-          <ns2:ligatures ns2:val="none"/>
+          <w14:ligatures w14:val="none"/>
         </w:rPr>
         <w:t xml:space="preserve">: </w:t>
       </w:r>
@@ -9669,7 +9624,7 @@
           <w:color w:val="000000"/>
           <w:kern w:val="0"/>
           <w:lang w:eastAsia="es-ES"/>
-          <ns2:ligatures ns2:val="none"/>
+          <w14:ligatures w14:val="none"/>
         </w:rPr>
         <w:t xml:space="preserve">requerir </w:t>
       </w:r>
@@ -9679,7 +9634,7 @@
           <w:color w:val="000000"/>
           <w:kern w:val="0"/>
           <w:lang w:val="es-ES" w:eastAsia="es-ES"/>
-          <ns2:ligatures ns2:val="none"/>
+          <w14:ligatures w14:val="none"/>
         </w:rPr>
         <w:t xml:space="preserve">que, en un </w:t>
       </w:r>
@@ -9689,7 +9644,7 @@
           <w:color w:val="000000"/>
           <w:kern w:val="0"/>
           <w:lang w:eastAsia="es-ES"/>
-          <ns2:ligatures ns2:val="none"/>
+          <w14:ligatures w14:val="none"/>
         </w:rPr>
         <w:t xml:space="preserve">plazo no mayor de cinco (5) días hábiles contado a partir del día siguiente de la notificación de la presente resolución, </w:t>
       </w:r>
@@ -9700,7 +9655,7 @@
           <w:kern w:val="0"/>
           <w:shd w:val="clear" w:color="auto" w:fill="FFFFFF"/>
           <w:lang w:eastAsia="es-PE"/>
-          <ns2:ligatures ns2:val="none"/>
+          <w14:ligatures w14:val="none"/>
         </w:rPr>
         <w:t>Rímac Seguros y Reaseguros S.A</w:t>
       </w:r>
@@ -9711,7 +9666,7 @@
           <w:kern w:val="0"/>
           <w:shd w:val="clear" w:color="auto" w:fill="FFFFFF"/>
           <w:lang w:eastAsia="es-PE"/>
-          <ns2:ligatures ns2:val="none"/>
+          <w14:ligatures w14:val="none"/>
         </w:rPr>
         <w:t>.</w:t>
       </w:r>
@@ -9721,7 +9676,7 @@
           <w:color w:val="000000"/>
           <w:kern w:val="0"/>
           <w:lang w:eastAsia="es-ES"/>
-          <ns2:ligatures ns2:val="none"/>
+          <w14:ligatures w14:val="none"/>
         </w:rPr>
         <w:t xml:space="preserve">, </w:t>
       </w:r>
@@ -9731,7 +9686,7 @@
           <w:color w:val="000000"/>
           <w:kern w:val="0"/>
           <w:lang w:val="es-ES" w:eastAsia="es-ES"/>
-          <ns2:ligatures ns2:val="none"/>
+          <w14:ligatures w14:val="none"/>
         </w:rPr>
         <w:t>c</w:t>
       </w:r>
@@ -9741,7 +9696,7 @@
           <w:color w:val="000000"/>
           <w:kern w:val="0"/>
           <w:lang w:val="es-ES" w:eastAsia="es-ES"/>
-          <ns2:ligatures ns2:val="none"/>
+          <w14:ligatures w14:val="none"/>
         </w:rPr>
         <w:t xml:space="preserve">umpla con: </w:t>
       </w:r>
@@ -9751,7 +9706,7 @@
           <w:color w:val="000000"/>
           <w:kern w:val="0"/>
           <w:lang w:val="es-ES" w:eastAsia="es-ES"/>
-          <ns2:ligatures ns2:val="none"/>
+          <w14:ligatures w14:val="none"/>
         </w:rPr>
         <w:t>(i) presentar una copia debidamente suscrita de la Póliza Todo Riesgo Negocio Seguro 1338-505693 materia de denuncia, así como el cargo de remisión de la póliza; (</w:t>
       </w:r>
@@ -9762,7 +9717,7 @@
           <w:color w:val="000000"/>
           <w:kern w:val="0"/>
           <w:lang w:val="es-ES" w:eastAsia="es-ES"/>
-          <ns2:ligatures ns2:val="none"/>
+          <w14:ligatures w14:val="none"/>
         </w:rPr>
         <w:t>ii</w:t>
       </w:r>
@@ -9773,7 +9728,7 @@
           <w:color w:val="000000"/>
           <w:kern w:val="0"/>
           <w:lang w:val="es-ES" w:eastAsia="es-ES"/>
-          <ns2:ligatures ns2:val="none"/>
+          <w14:ligatures w14:val="none"/>
         </w:rPr>
         <w:t>) presentar una copia debidamente suscrita del Seguro para Inmuebles - Póliza 0011-0137-40-0****145 materia de denuncia, así como el cargo de remisión de la póliza; (</w:t>
       </w:r>
@@ -9784,7 +9739,7 @@
           <w:color w:val="000000"/>
           <w:kern w:val="0"/>
           <w:lang w:val="es-ES" w:eastAsia="es-ES"/>
-          <ns2:ligatures ns2:val="none"/>
+          <w14:ligatures w14:val="none"/>
         </w:rPr>
         <w:t>iii</w:t>
       </w:r>
@@ -9795,7 +9750,7 @@
           <w:color w:val="000000"/>
           <w:kern w:val="0"/>
           <w:lang w:val="es-ES" w:eastAsia="es-ES"/>
-          <ns2:ligatures ns2:val="none"/>
+          <w14:ligatures w14:val="none"/>
         </w:rPr>
         <w:t>) presentar una copia debidamente suscrita del Seguro para Inmuebles - Póliza 0011-0137-40-0****823materia de denuncia, así como el cargo de remisión de la póliza; y, (</w:t>
       </w:r>
@@ -9806,7 +9761,7 @@
           <w:color w:val="000000"/>
           <w:kern w:val="0"/>
           <w:lang w:val="es-ES" w:eastAsia="es-ES"/>
-          <ns2:ligatures ns2:val="none"/>
+          <w14:ligatures w14:val="none"/>
         </w:rPr>
         <w:t>iv</w:t>
       </w:r>
@@ -9817,7 +9772,7 @@
           <w:color w:val="000000"/>
           <w:kern w:val="0"/>
           <w:lang w:val="es-ES" w:eastAsia="es-ES"/>
-          <ns2:ligatures ns2:val="none"/>
+          <w14:ligatures w14:val="none"/>
         </w:rPr>
         <w:t>) presentar todas las comunicaciones cursadas con la parte denunciante en virtud de los hechos materia de denuncia</w:t>
       </w:r>
@@ -9827,12 +9782,12 @@
           <w:color w:val="000000"/>
           <w:kern w:val="0"/>
           <w:lang w:val="es-ES" w:eastAsia="es-ES"/>
-          <ns2:ligatures ns2:val="none"/>
+          <w14:ligatures w14:val="none"/>
         </w:rPr>
         <w:t>.</w:t>
       </w:r>
     </w:p>
-    <w:p ns2:paraId="61AD8504" ns2:textId="77777777">
+    <w:p>
       <w:pPr>
         <w:spacing w:after="0" w:line="240" w:lineRule="auto"/>
         <w:jc w:val="both"/>
@@ -9842,20 +9797,20 @@
           <w:color w:val="000000"/>
           <w:kern w:val="0"/>
           <w:lang w:val="es-ES" w:eastAsia="es-PE"/>
-          <ns2:ligatures ns2:val="none"/>
-        </w:rPr>
-      </w:pPr>
-    </w:p>
-    <w:p ns2:paraId="58D4E496" ns2:textId="660C04FA">
-      <w:pPr>
-        <w:spacing w:after="0" w:line="240" w:lineRule="auto"/>
-        <w:jc w:val="both"/>
-        <w:rPr>
-          <w:rFonts w:ascii="Arial Narrow" w:eastAsia="Arial Narrow" w:hAnsi="Arial Narrow" w:cs="Arial Narrow"/>
-          <w:color w:val="000000"/>
-          <w:kern w:val="0"/>
-          <w:lang w:eastAsia="es-PE"/>
-          <ns2:ligatures ns2:val="none"/>
+          <w14:ligatures w14:val="none"/>
+        </w:rPr>
+      </w:pPr>
+    </w:p>
+    <w:p>
+      <w:pPr>
+        <w:spacing w:after="0" w:line="240" w:lineRule="auto"/>
+        <w:jc w:val="both"/>
+        <w:rPr>
+          <w:rFonts w:ascii="Arial Narrow" w:eastAsia="Arial Narrow" w:hAnsi="Arial Narrow" w:cs="Arial Narrow"/>
+          <w:color w:val="000000"/>
+          <w:kern w:val="0"/>
+          <w:lang w:eastAsia="es-PE"/>
+          <w14:ligatures w14:val="none"/>
         </w:rPr>
       </w:pPr>
       <w:r>
@@ -9864,7 +9819,7 @@
           <w:b/>
           <w:bCs/>
           <w:kern w:val="0"/>
-          <ns2:ligatures ns2:val="none"/>
+          <w14:ligatures w14:val="none"/>
         </w:rPr>
         <w:t>OCTAVO</w:t>
       </w:r>
@@ -9875,7 +9830,7 @@
           <w:color w:val="000000"/>
           <w:kern w:val="0"/>
           <w:lang w:eastAsia="es-PE"/>
-          <ns2:ligatures ns2:val="none"/>
+          <w14:ligatures w14:val="none"/>
         </w:rPr>
         <w:t>:</w:t>
       </w:r>
@@ -9885,7 +9840,7 @@
           <w:color w:val="000000"/>
           <w:kern w:val="0"/>
           <w:lang w:eastAsia="es-PE"/>
-          <ns2:ligatures ns2:val="none"/>
+          <w14:ligatures w14:val="none"/>
         </w:rPr>
         <w:t xml:space="preserve"> </w:t>
       </w:r>
@@ -9896,7 +9851,7 @@
           <w:color w:val="000000"/>
           <w:kern w:val="0"/>
           <w:lang w:eastAsia="es-PE"/>
-          <ns2:ligatures ns2:val="none"/>
+          <w14:ligatures w14:val="none"/>
         </w:rPr>
         <w:t>informar a las partes que el artículo 110</w:t>
       </w:r>
@@ -9906,7 +9861,7 @@
           <w:color w:val="000000"/>
           <w:kern w:val="0"/>
           <w:lang w:eastAsia="es-PE"/>
-          <ns2:ligatures ns2:val="none"/>
+          <w14:ligatures w14:val="none"/>
         </w:rPr>
         <w:t/>
       </w:r>
@@ -9916,7 +9871,7 @@
           <w:color w:val="000000"/>
           <w:kern w:val="0"/>
           <w:lang w:eastAsia="es-PE"/>
-          <ns2:ligatures ns2:val="none"/>
+          <w14:ligatures w14:val="none"/>
         </w:rPr>
         <w:t xml:space="preserve"> de la Ley 29571, Código de Protección y Defensa del Consumidor</w:t>
       </w:r>
@@ -9928,7 +9883,7 @@
           <w:kern w:val="0"/>
           <w:vertAlign w:val="superscript"/>
           <w:lang w:eastAsia="es-PE"/>
-          <ns2:ligatures ns2:val="none"/>
+          <w14:ligatures w14:val="none"/>
         </w:rPr>
         <w:footnoteReference w:id="31"/>
       </w:r>
@@ -9938,7 +9893,7 @@
           <w:color w:val="000000"/>
           <w:kern w:val="0"/>
           <w:lang w:eastAsia="es-PE"/>
-          <ns2:ligatures ns2:val="none"/>
+          <w14:ligatures w14:val="none"/>
         </w:rPr>
         <w:t>, faculta a la Comisión a calificar las infracciones de la referida norma como leves, graves o muy graves e imponer sanciones que van desde una amonestación hasta una multa por un máximo de 450 Unidades Impositivas Tributarias, sin perjuicio de las medidas correctivas, reparadoras y complementarias, que puedan ordenarse de acuerdo a lo estipulado en los artículos 114</w:t>
       </w:r>
@@ -9948,7 +9903,7 @@
           <w:color w:val="000000"/>
           <w:kern w:val="0"/>
           <w:lang w:eastAsia="es-PE"/>
-          <ns2:ligatures ns2:val="none"/>
+          <w14:ligatures w14:val="none"/>
         </w:rPr>
         <w:t/>
       </w:r>
@@ -9958,7 +9913,7 @@
           <w:color w:val="000000"/>
           <w:kern w:val="0"/>
           <w:lang w:eastAsia="es-PE"/>
-          <ns2:ligatures ns2:val="none"/>
+          <w14:ligatures w14:val="none"/>
         </w:rPr>
         <w:t>, 115</w:t>
       </w:r>
@@ -9968,7 +9923,7 @@
           <w:color w:val="000000"/>
           <w:kern w:val="0"/>
           <w:lang w:eastAsia="es-PE"/>
-          <ns2:ligatures ns2:val="none"/>
+          <w14:ligatures w14:val="none"/>
         </w:rPr>
         <w:t/>
       </w:r>
@@ -9978,7 +9933,7 @@
           <w:color w:val="000000"/>
           <w:kern w:val="0"/>
           <w:lang w:eastAsia="es-PE"/>
-          <ns2:ligatures ns2:val="none"/>
+          <w14:ligatures w14:val="none"/>
         </w:rPr>
         <w:t xml:space="preserve"> y 116</w:t>
       </w:r>
@@ -9988,7 +9943,7 @@
           <w:color w:val="000000"/>
           <w:kern w:val="0"/>
           <w:lang w:eastAsia="es-PE"/>
-          <ns2:ligatures ns2:val="none"/>
+          <w14:ligatures w14:val="none"/>
         </w:rPr>
         <w:t/>
       </w:r>
@@ -9998,7 +9953,7 @@
           <w:color w:val="000000"/>
           <w:kern w:val="0"/>
           <w:lang w:eastAsia="es-PE"/>
-          <ns2:ligatures ns2:val="none"/>
+          <w14:ligatures w14:val="none"/>
         </w:rPr>
         <w:t xml:space="preserve"> de la referida norma</w:t>
       </w:r>
@@ -10010,7 +9965,7 @@
           <w:kern w:val="0"/>
           <w:vertAlign w:val="superscript"/>
           <w:lang w:eastAsia="es-PE"/>
-          <ns2:ligatures ns2:val="none"/>
+          <w14:ligatures w14:val="none"/>
         </w:rPr>
         <w:footnoteReference w:id="32"/>
       </w:r>
@@ -10020,7 +9975,7 @@
           <w:color w:val="000000"/>
           <w:kern w:val="0"/>
           <w:lang w:eastAsia="es-PE"/>
-          <ns2:ligatures ns2:val="none"/>
+          <w14:ligatures w14:val="none"/>
         </w:rPr>
         <w:t xml:space="preserve">. </w:t>
       </w:r>
@@ -10031,7 +9986,7 @@
           <w:color w:val="000000"/>
           <w:kern w:val="0"/>
           <w:lang w:eastAsia="es-PE"/>
-          <ns2:ligatures ns2:val="none"/>
+          <w14:ligatures w14:val="none"/>
         </w:rPr>
         <w:lastRenderedPageBreak/>
         <w:t>Asimismo, se consideran circunstancias atenuantes para la graduación de la sanción, el allanamiento de la denuncia o el reconocimiento de las pretensiones en ella contenidas, de acuerdo con el artículo 112</w:t>
@@ -10042,7 +9997,7 @@
           <w:color w:val="000000"/>
           <w:kern w:val="0"/>
           <w:lang w:eastAsia="es-PE"/>
-          <ns2:ligatures ns2:val="none"/>
+          <w14:ligatures w14:val="none"/>
         </w:rPr>
         <w:t/>
       </w:r>
@@ -10052,7 +10007,7 @@
           <w:color w:val="000000"/>
           <w:kern w:val="0"/>
           <w:lang w:eastAsia="es-PE"/>
-          <ns2:ligatures ns2:val="none"/>
+          <w14:ligatures w14:val="none"/>
         </w:rPr>
         <w:t xml:space="preserve"> del Código</w:t>
       </w:r>
@@ -10064,7 +10019,7 @@
           <w:kern w:val="0"/>
           <w:vertAlign w:val="superscript"/>
           <w:lang w:eastAsia="es-PE"/>
-          <ns2:ligatures ns2:val="none"/>
+          <w14:ligatures w14:val="none"/>
         </w:rPr>
         <w:footnoteReference w:id="33"/>
       </w:r>
@@ -10074,12 +10029,12 @@
           <w:color w:val="000000"/>
           <w:kern w:val="0"/>
           <w:lang w:eastAsia="es-PE"/>
-          <ns2:ligatures ns2:val="none"/>
+          <w14:ligatures w14:val="none"/>
         </w:rPr>
         <w:t>.</w:t>
       </w:r>
     </w:p>
-    <w:p ns2:paraId="7A5236A4" ns2:textId="77777777">
+    <w:p>
       <w:pPr>
         <w:shd w:val="clear" w:color="auto" w:fill="FFFFFF"/>
         <w:spacing w:after="0" w:line="240" w:lineRule="auto"/>
@@ -10090,11 +10045,11 @@
           <w:color w:val="000000"/>
           <w:kern w:val="0"/>
           <w:lang w:eastAsia="es-PE"/>
-          <ns2:ligatures ns2:val="none"/>
-        </w:rPr>
-      </w:pPr>
-    </w:p>
-    <w:p ns2:paraId="3F071DDA" ns2:textId="7C7C76CE">
+          <w14:ligatures w14:val="none"/>
+        </w:rPr>
+      </w:pPr>
+    </w:p>
+    <w:p>
       <w:pPr>
         <w:shd w:val="clear" w:color="auto" w:fill="FFFFFF"/>
         <w:spacing w:after="0" w:line="240" w:lineRule="auto"/>
@@ -10104,7 +10059,7 @@
           <w:color w:val="000000"/>
           <w:kern w:val="0"/>
           <w:lang w:eastAsia="es-PE"/>
-          <ns2:ligatures ns2:val="none"/>
+          <w14:ligatures w14:val="none"/>
         </w:rPr>
       </w:pPr>
       <w:r>
@@ -10114,7 +10069,7 @@
           <w:color w:val="000000"/>
           <w:kern w:val="0"/>
           <w:lang w:eastAsia="es-PE"/>
-          <ns2:ligatures ns2:val="none"/>
+          <w14:ligatures w14:val="none"/>
         </w:rPr>
         <w:t>NOVENO</w:t>
       </w:r>
@@ -10125,7 +10080,7 @@
           <w:color w:val="000000"/>
           <w:kern w:val="0"/>
           <w:lang w:eastAsia="es-PE"/>
-          <ns2:ligatures ns2:val="none"/>
+          <w14:ligatures w14:val="none"/>
         </w:rPr>
         <w:t>:</w:t>
       </w:r>
@@ -10135,7 +10090,7 @@
           <w:color w:val="000000"/>
           <w:kern w:val="0"/>
           <w:lang w:eastAsia="es-PE"/>
-          <ns2:ligatures ns2:val="none"/>
+          <w14:ligatures w14:val="none"/>
         </w:rPr>
         <w:t xml:space="preserve"> informar a las partes que conforme a lo establecido en el artículo 39</w:t>
       </w:r>
@@ -10145,7 +10100,7 @@
           <w:color w:val="000000"/>
           <w:kern w:val="0"/>
           <w:lang w:eastAsia="es-PE"/>
-          <ns2:ligatures ns2:val="none"/>
+          <w14:ligatures w14:val="none"/>
         </w:rPr>
         <w:t/>
       </w:r>
@@ -10155,12 +10110,12 @@
           <w:color w:val="000000"/>
           <w:kern w:val="0"/>
           <w:lang w:eastAsia="es-PE"/>
-          <ns2:ligatures ns2:val="none"/>
+          <w14:ligatures w14:val="none"/>
         </w:rPr>
         <w:t xml:space="preserve"> de la Ley sobre Facultades, Normas y Organización del Indecopi, aprobada por Decreto Legislativo 807, los gastos por los peritajes realizados, actuación de pruebas, inspecciones y otros derivados de la tramitación del proceso serán de cargo de la parte que solicita la prueba, salvo pacto en contrario. En todos los casos, la resolución final determinará si los gastos deben ser asumidos por alguna de las partes, o reembolsados a la otra parte o al Indecopi, según sea el caso, de manera adicional a la sanción que haya podido imponerse. </w:t>
       </w:r>
     </w:p>
-    <w:p ns2:paraId="0F10F9CF" ns2:textId="77777777">
+    <w:p>
       <w:pPr>
         <w:shd w:val="clear" w:color="auto" w:fill="FFFFFF"/>
         <w:spacing w:after="0" w:line="240" w:lineRule="auto"/>
@@ -10170,11 +10125,11 @@
           <w:color w:val="000000"/>
           <w:kern w:val="0"/>
           <w:lang w:eastAsia="es-PE"/>
-          <ns2:ligatures ns2:val="none"/>
-        </w:rPr>
-      </w:pPr>
-    </w:p>
-    <w:p ns2:paraId="194C23DD" ns2:textId="52076B02">
+          <w14:ligatures w14:val="none"/>
+        </w:rPr>
+      </w:pPr>
+    </w:p>
+    <w:p>
       <w:pPr>
         <w:suppressAutoHyphens/>
         <w:spacing w:after="0" w:line="240" w:lineRule="auto"/>
@@ -10183,7 +10138,7 @@
           <w:rFonts w:ascii="Arial Narrow" w:eastAsia="Calibri" w:hAnsi="Arial Narrow" w:cs="Arial"/>
           <w:kern w:val="0"/>
           <w:u w:val="single"/>
-          <ns2:ligatures ns2:val="none"/>
+          <w14:ligatures w14:val="none"/>
         </w:rPr>
       </w:pPr>
       <w:r>
@@ -10192,7 +10147,7 @@
           <w:b/>
           <w:spacing w:val="-3"/>
           <w:kern w:val="0"/>
-          <ns2:ligatures ns2:val="none"/>
+          <w14:ligatures w14:val="none"/>
         </w:rPr>
         <w:t>DÉCIMO</w:t>
       </w:r>
@@ -10201,7 +10156,7 @@
           <w:rFonts w:ascii="Arial Narrow" w:eastAsia="Calibri" w:hAnsi="Arial Narrow" w:cs="Arial"/>
           <w:b/>
           <w:kern w:val="0"/>
-          <ns2:ligatures ns2:val="none"/>
+          <w14:ligatures w14:val="none"/>
         </w:rPr>
         <w:t>:</w:t>
       </w:r>
@@ -10209,7 +10164,7 @@
         <w:rPr>
           <w:rFonts w:ascii="Arial Narrow" w:eastAsia="Calibri" w:hAnsi="Arial Narrow" w:cs="Arial"/>
           <w:kern w:val="0"/>
-          <ns2:ligatures ns2:val="none"/>
+          <w14:ligatures w14:val="none"/>
         </w:rPr>
         <w:t xml:space="preserve"> comunicar a las partes que, </w:t>
       </w:r>
@@ -10218,7 +10173,7 @@
         <w:rPr>
           <w:rFonts w:ascii="Arial Narrow" w:eastAsia="Calibri" w:hAnsi="Arial Narrow" w:cs="Arial"/>
           <w:kern w:val="0"/>
-          <ns2:ligatures ns2:val="none"/>
+          <w14:ligatures w14:val="none"/>
         </w:rPr>
         <w:t>de acuerdo a</w:t>
       </w:r>
@@ -10227,7 +10182,7 @@
         <w:rPr>
           <w:rFonts w:ascii="Arial Narrow" w:eastAsia="Calibri" w:hAnsi="Arial Narrow" w:cs="Arial"/>
           <w:kern w:val="0"/>
-          <ns2:ligatures ns2:val="none"/>
+          <w14:ligatures w14:val="none"/>
         </w:rPr>
         <w:t xml:space="preserve"> lo señalado por el artículo 29</w:t>
       </w:r>
@@ -10237,7 +10192,7 @@
           <w:color w:val="000000"/>
           <w:kern w:val="0"/>
           <w:lang w:eastAsia="es-PE"/>
-          <ns2:ligatures ns2:val="none"/>
+          <w14:ligatures w14:val="none"/>
         </w:rPr>
         <w:t/>
       </w:r>
@@ -10245,7 +10200,7 @@
         <w:rPr>
           <w:rFonts w:ascii="Arial Narrow" w:eastAsia="Calibri" w:hAnsi="Arial Narrow" w:cs="Arial"/>
           <w:kern w:val="0"/>
-          <ns2:ligatures ns2:val="none"/>
+          <w14:ligatures w14:val="none"/>
         </w:rPr>
         <w:t xml:space="preserve"> del Decreto Legislativo 807</w:t>
       </w:r>
@@ -10255,7 +10210,7 @@
           <w:rFonts w:ascii="Arial Narrow" w:eastAsia="Calibri" w:hAnsi="Arial Narrow" w:cs="Arial"/>
           <w:kern w:val="0"/>
           <w:vertAlign w:val="superscript"/>
-          <ns2:ligatures ns2:val="none"/>
+          <w14:ligatures w14:val="none"/>
         </w:rPr>
         <w:footnoteReference w:id="34"/>
       </w:r>
@@ -10263,7 +10218,7 @@
         <w:rPr>
           <w:rFonts w:ascii="Arial Narrow" w:eastAsia="Calibri" w:hAnsi="Arial Narrow" w:cs="Arial"/>
           <w:kern w:val="0"/>
-          <ns2:ligatures ns2:val="none"/>
+          <w14:ligatures w14:val="none"/>
         </w:rPr>
         <w:t xml:space="preserve">, hasta antes de la emisión de la Resolución Final tienen la posibilidad de solicitar una audiencia de conciliación. En caso deleguen a favor de una tercera persona su actuación en la diligencia programada, esta deberá presentar un poder especial con firma legalizada ante Notario Público, donde conste </w:t>
       </w:r>
@@ -10272,7 +10227,7 @@
           <w:rFonts w:ascii="Arial Narrow" w:eastAsia="Calibri" w:hAnsi="Arial Narrow" w:cs="Arial"/>
           <w:kern w:val="0"/>
           <w:u w:val="single"/>
-          <ns2:ligatures ns2:val="none"/>
+          <w14:ligatures w14:val="none"/>
         </w:rPr>
         <w:t>expresamente su facultad para asistir y conciliar en su representación</w:t>
       </w:r>
@@ -10281,7 +10236,7 @@
           <w:rFonts w:ascii="Arial Narrow" w:eastAsia="Calibri" w:hAnsi="Arial Narrow" w:cs="Arial"/>
           <w:bCs/>
           <w:kern w:val="0"/>
-          <ns2:ligatures ns2:val="none"/>
+          <w14:ligatures w14:val="none"/>
         </w:rPr>
         <w:t>.</w:t>
       </w:r>
@@ -10291,7 +10246,7 @@
           <w:b/>
           <w:bCs/>
           <w:kern w:val="0"/>
-          <ns2:ligatures ns2:val="none"/>
+          <w14:ligatures w14:val="none"/>
         </w:rPr>
         <w:t xml:space="preserve"> </w:t>
       </w:r>
@@ -10300,12 +10255,12 @@
           <w:rFonts w:ascii="Arial Narrow" w:eastAsia="Calibri" w:hAnsi="Arial Narrow" w:cs="Arial"/>
           <w:kern w:val="0"/>
           <w:u w:val="single"/>
-          <ns2:ligatures ns2:val="none"/>
+          <w14:ligatures w14:val="none"/>
         </w:rPr>
         <w:t xml:space="preserve">Ello bajo apercibimiento de no realizar la audiencia de conciliación y levantar el acta de inasistencia correspondiente. </w:t>
       </w:r>
     </w:p>
-    <w:p ns2:paraId="19088877" ns2:textId="77777777">
+    <w:p>
       <w:pPr>
         <w:suppressAutoHyphens/>
         <w:spacing w:after="0" w:line="240" w:lineRule="auto"/>
@@ -10314,11 +10269,11 @@
           <w:rFonts w:ascii="Arial Narrow" w:eastAsia="Calibri" w:hAnsi="Arial Narrow" w:cs="Arial"/>
           <w:kern w:val="0"/>
           <w:u w:val="single"/>
-          <ns2:ligatures ns2:val="none"/>
-        </w:rPr>
-      </w:pPr>
-    </w:p>
-    <w:p ns2:paraId="7767F307" ns2:textId="41537645">
+          <w14:ligatures w14:val="none"/>
+        </w:rPr>
+      </w:pPr>
+    </w:p>
+    <w:p>
       <w:pPr>
         <w:suppressAutoHyphens/>
         <w:spacing w:after="0" w:line="240" w:lineRule="auto"/>
@@ -10335,7 +10290,7 @@
           <w:b/>
           <w:spacing w:val="-3"/>
           <w:kern w:val="0"/>
-          <ns2:ligatures ns2:val="none"/>
+          <w14:ligatures w14:val="none"/>
         </w:rPr>
         <w:t>DÉCIMO</w:t>
       </w:r>
@@ -10345,7 +10300,7 @@
           <w:b/>
           <w:spacing w:val="-3"/>
           <w:kern w:val="0"/>
-          <ns2:ligatures ns2:val="none"/>
+          <w14:ligatures w14:val="none"/>
         </w:rPr>
         <w:t xml:space="preserve"> </w:t>
       </w:r>
@@ -10364,7 +10319,7 @@
           <w:color w:val="000000"/>
           <w:kern w:val="0"/>
           <w:lang w:eastAsia="es-PE"/>
-          <ns2:ligatures ns2:val="none"/>
+          <w14:ligatures w14:val="none"/>
         </w:rPr>
         <w:t>:</w:t>
       </w:r>
@@ -10374,14 +10329,14 @@
           <w:color w:val="000000"/>
           <w:kern w:val="0"/>
           <w:lang w:eastAsia="es-PE"/>
-          <ns2:ligatures ns2:val="none"/>
+          <w14:ligatures w14:val="none"/>
         </w:rPr>
         <w:t xml:space="preserve"> poner en conocimiento de las partes que, antes de la emisión de la Resolución Final, tienen la posibilidad de formular su desistimiento o presentar el acuerdo arribado mediante la conciliación, mediación, transacción o cualquier otro que, de forma indubitable, deje constancia que se ha solucionado la controversia materia de denuncia.</w:t>
       </w:r>
       <w:bookmarkStart w:id="22" w:name="h.gjdgxs" w:colFirst="0" w:colLast="0"/>
       <w:bookmarkEnd w:id="22"/>
     </w:p>
-    <w:p ns2:paraId="69E33D6A" ns2:textId="77777777">
+    <w:p>
       <w:pPr>
         <w:suppressAutoHyphens/>
         <w:spacing w:after="0" w:line="240" w:lineRule="auto"/>
@@ -10391,11 +10346,11 @@
           <w:color w:val="000000"/>
           <w:kern w:val="0"/>
           <w:lang w:eastAsia="es-PE"/>
-          <ns2:ligatures ns2:val="none"/>
-        </w:rPr>
-      </w:pPr>
-    </w:p>
-    <w:p ns2:paraId="4DB7FEAC" ns2:textId="7E7C789C">
+          <w14:ligatures w14:val="none"/>
+        </w:rPr>
+      </w:pPr>
+    </w:p>
+    <w:p>
       <w:pPr>
         <w:suppressAutoHyphens/>
         <w:spacing w:after="0" w:line="240" w:lineRule="auto"/>
@@ -10434,7 +10389,7 @@
           <w:b/>
           <w:spacing w:val="-3"/>
           <w:kern w:val="0"/>
-          <ns2:ligatures ns2:val="none"/>
+          <w14:ligatures w14:val="none"/>
         </w:rPr>
         <w:t/>
       </w:r>
@@ -10444,7 +10399,7 @@
           <w:bCs/>
           <w:spacing w:val="-3"/>
           <w:kern w:val="0"/>
-          <ns2:ligatures ns2:val="none"/>
+          <w14:ligatures w14:val="none"/>
         </w:rPr>
         <w:t xml:space="preserve"/>
       </w:r>
@@ -10454,7 +10409,7 @@
           <w:bCs/>
           <w:spacing w:val="-3"/>
           <w:kern w:val="0"/>
-          <ns2:ligatures ns2:val="none"/>
+          <w14:ligatures w14:val="none"/>
         </w:rPr>
         <w:t/>
       </w:r>
@@ -10464,7 +10419,7 @@
           <w:bCs/>
           <w:spacing w:val="-3"/>
           <w:kern w:val="0"/>
-          <ns2:ligatures ns2:val="none"/>
+          <w14:ligatures w14:val="none"/>
         </w:rPr>
         <w:t xml:space="preserve"/>
       </w:r>
@@ -10475,7 +10430,7 @@
           <w:bCs/>
           <w:spacing w:val="-3"/>
           <w:kern w:val="0"/>
-          <ns2:ligatures ns2:val="none"/>
+          <w14:ligatures w14:val="none"/>
         </w:rPr>
         <w:t/>
       </w:r>
@@ -10486,7 +10441,7 @@
           <w:bCs/>
           <w:spacing w:val="-3"/>
           <w:kern w:val="0"/>
-          <ns2:ligatures ns2:val="none"/>
+          <w14:ligatures w14:val="none"/>
         </w:rPr>
         <w:t xml:space="preserve"/>
       </w:r>
@@ -10601,7 +10556,7 @@
           <w:color w:val="000000"/>
           <w:kern w:val="0"/>
           <w:lang w:eastAsia="es-PE"/>
-          <ns2:ligatures ns2:val="none"/>
+          <w14:ligatures w14:val="none"/>
         </w:rPr>
         <w:t/>
       </w:r>
@@ -10625,7 +10580,7 @@
           <w:color w:val="000000"/>
           <w:kern w:val="0"/>
           <w:lang w:eastAsia="es-PE"/>
-          <ns2:ligatures ns2:val="none"/>
+          <w14:ligatures w14:val="none"/>
         </w:rPr>
         <w:t/>
       </w:r>
@@ -10651,7 +10606,7 @@
         <w:t/>
       </w:r>
     </w:p>
-    <w:p ns2:paraId="26B1ED4B" ns2:textId="77777777">
+    <w:p>
       <w:pPr>
         <w:suppressAutoHyphens/>
         <w:spacing w:after="0" w:line="240" w:lineRule="auto"/>
@@ -10661,7 +10616,7 @@
         </w:rPr>
       </w:pPr>
     </w:p>
-    <w:p ns2:paraId="12E923CD" ns2:textId="35BC3032">
+    <w:p>
       <w:pPr>
         <w:suppressAutoHyphens/>
         <w:spacing w:line="240" w:lineRule="auto"/>
@@ -10684,7 +10639,7 @@
           <w:b/>
           <w:spacing w:val="-3"/>
           <w:kern w:val="0"/>
-          <ns2:ligatures ns2:val="none"/>
+          <w14:ligatures w14:val="none"/>
         </w:rPr>
         <w:t>TERCERO</w:t>
       </w:r>
@@ -10743,7 +10698,7 @@
         <w:t>.</w:t>
       </w:r>
     </w:p>
-    <w:p ns2:paraId="00B9B615" ns2:textId="77777777">
+    <w:p>
       <w:pPr>
         <w:suppressAutoHyphens/>
         <w:spacing w:after="0" w:line="240" w:lineRule="auto"/>
@@ -10753,11 +10708,11 @@
           <w:b/>
           <w:spacing w:val="-3"/>
           <w:kern w:val="0"/>
-          <ns2:ligatures ns2:val="none"/>
-        </w:rPr>
-      </w:pPr>
-    </w:p>
-    <w:p ns2:paraId="54B81D1C" ns2:textId="77777777">
+          <w14:ligatures w14:val="none"/>
+        </w:rPr>
+      </w:pPr>
+    </w:p>
+    <w:p>
       <w:pPr>
         <w:suppressAutoHyphens/>
         <w:spacing w:after="0" w:line="240" w:lineRule="auto"/>
@@ -10768,40 +10723,40 @@
           <w:color w:val="000000"/>
           <w:kern w:val="0"/>
           <w:lang w:eastAsia="es-PE"/>
-          <ns2:ligatures ns2:val="none"/>
+          <w14:ligatures w14:val="none"/>
         </w:rPr>
       </w:pPr>
     </w:p>
     <w:bookmarkEnd w:id="0"/>
-    <w:p ns2:paraId="6F8AFAC6" ns2:textId="77777777">
-      <w:pPr>
-        <w:spacing w:after="0" w:line="240" w:lineRule="auto"/>
-        <w:jc w:val="both"/>
-        <w:rPr>
-          <w:rFonts w:ascii="Arial Narrow" w:eastAsia="Arial Narrow" w:hAnsi="Arial Narrow" w:cs="Arial Narrow"/>
-          <w:b/>
-          <w:color w:val="000000"/>
-          <w:kern w:val="0"/>
-          <w:lang w:eastAsia="es-PE"/>
-          <ns2:ligatures ns2:val="none"/>
-        </w:rPr>
-      </w:pPr>
-    </w:p>
-    <w:p ns2:paraId="41C37225" ns2:textId="77777777">
-      <w:pPr>
-        <w:spacing w:after="0" w:line="240" w:lineRule="auto"/>
-        <w:jc w:val="both"/>
-        <w:rPr>
-          <w:rFonts w:ascii="Arial Narrow" w:eastAsia="Arial Narrow" w:hAnsi="Arial Narrow" w:cs="Arial Narrow"/>
-          <w:b/>
-          <w:color w:val="000000"/>
-          <w:kern w:val="0"/>
-          <w:lang w:eastAsia="es-PE"/>
-          <ns2:ligatures ns2:val="none"/>
-        </w:rPr>
-      </w:pPr>
-    </w:p>
-    <w:p ns2:paraId="44C416C1" ns2:textId="77777777">
+    <w:p>
+      <w:pPr>
+        <w:spacing w:after="0" w:line="240" w:lineRule="auto"/>
+        <w:jc w:val="both"/>
+        <w:rPr>
+          <w:rFonts w:ascii="Arial Narrow" w:eastAsia="Arial Narrow" w:hAnsi="Arial Narrow" w:cs="Arial Narrow"/>
+          <w:b/>
+          <w:color w:val="000000"/>
+          <w:kern w:val="0"/>
+          <w:lang w:eastAsia="es-PE"/>
+          <w14:ligatures w14:val="none"/>
+        </w:rPr>
+      </w:pPr>
+    </w:p>
+    <w:p>
+      <w:pPr>
+        <w:spacing w:after="0" w:line="240" w:lineRule="auto"/>
+        <w:jc w:val="both"/>
+        <w:rPr>
+          <w:rFonts w:ascii="Arial Narrow" w:eastAsia="Arial Narrow" w:hAnsi="Arial Narrow" w:cs="Arial Narrow"/>
+          <w:b/>
+          <w:color w:val="000000"/>
+          <w:kern w:val="0"/>
+          <w:lang w:eastAsia="es-PE"/>
+          <w14:ligatures w14:val="none"/>
+        </w:rPr>
+      </w:pPr>
+    </w:p>
+    <w:p>
       <w:pPr>
         <w:shd w:val="clear" w:color="auto" w:fill="FFFFFF"/>
         <w:spacing w:after="0" w:line="240" w:lineRule="auto"/>
@@ -10812,7 +10767,7 @@
           <w:bCs/>
           <w:color w:val="000000"/>
           <w:kern w:val="0"/>
-          <ns2:ligatures ns2:val="none"/>
+          <w14:ligatures w14:val="none"/>
         </w:rPr>
       </w:pPr>
       <w:r>
@@ -10822,12 +10777,12 @@
           <w:bCs/>
           <w:color w:val="000000"/>
           <w:kern w:val="0"/>
-          <ns2:ligatures ns2:val="none"/>
+          <w14:ligatures w14:val="none"/>
         </w:rPr>
         <w:t xml:space="preserve">LUISA ANALÍ SILVA MALPARTIDA</w:t>
       </w:r>
     </w:p>
-    <w:p ns2:paraId="31A9CE85" ns2:textId="77777777">
+    <w:p>
       <w:pPr>
         <w:shd w:val="clear" w:color="auto" w:fill="FFFFFF"/>
         <w:spacing w:after="0" w:line="240" w:lineRule="auto"/>
@@ -10838,7 +10793,7 @@
           <w:bCs/>
           <w:color w:val="000000"/>
           <w:kern w:val="0"/>
-          <ns2:ligatures ns2:val="none"/>
+          <w14:ligatures w14:val="none"/>
         </w:rPr>
       </w:pPr>
       <w:r>
@@ -10848,12 +10803,12 @@
           <w:bCs/>
           <w:color w:val="000000"/>
           <w:kern w:val="0"/>
-          <ns2:ligatures ns2:val="none"/>
+          <w14:ligatures w14:val="none"/>
         </w:rPr>
         <w:t xml:space="preserve">Secretaria Técnica Ad Hoc</w:t>
       </w:r>
     </w:p>
-    <w:p ns2:paraId="5A648714" ns2:textId="77777777">
+    <w:p>
       <w:pPr>
         <w:shd w:val="clear" w:color="auto" w:fill="FFFFFF"/>
         <w:spacing w:after="0" w:line="240" w:lineRule="auto"/>
@@ -10864,7 +10819,7 @@
           <w:bCs/>
           <w:color w:val="000000"/>
           <w:kern w:val="0"/>
-          <ns2:ligatures ns2:val="none"/>
+          <w14:ligatures w14:val="none"/>
         </w:rPr>
       </w:pPr>
       <w:r>
@@ -10874,26 +10829,26 @@
           <w:bCs/>
           <w:color w:val="000000"/>
           <w:kern w:val="0"/>
-          <ns2:ligatures ns2:val="none"/>
+          <w14:ligatures w14:val="none"/>
         </w:rPr>
         <w:t>Comisión de Protección al Consumidor 1</w:t>
       </w:r>
     </w:p>
-    <w:p ns2:paraId="5D9EDE09" ns2:textId="77777777">
-      <w:pPr>
-        <w:spacing w:after="0" w:line="240" w:lineRule="auto"/>
-        <w:jc w:val="both"/>
-        <w:rPr>
-          <w:rFonts w:ascii="Arial Narrow" w:eastAsia="Arial Narrow" w:hAnsi="Arial Narrow" w:cs="Arial Narrow"/>
-          <w:b/>
-          <w:color w:val="000000"/>
-          <w:kern w:val="0"/>
-          <w:lang w:eastAsia="es-PE"/>
-          <ns2:ligatures ns2:val="none"/>
-        </w:rPr>
-      </w:pPr>
-    </w:p>
-    <w:p ns2:paraId="32B8DBF5" ns2:textId="77777777">
+    <w:p>
+      <w:pPr>
+        <w:spacing w:after="0" w:line="240" w:lineRule="auto"/>
+        <w:jc w:val="both"/>
+        <w:rPr>
+          <w:rFonts w:ascii="Arial Narrow" w:eastAsia="Arial Narrow" w:hAnsi="Arial Narrow" w:cs="Arial Narrow"/>
+          <w:b/>
+          <w:color w:val="000000"/>
+          <w:kern w:val="0"/>
+          <w:lang w:eastAsia="es-PE"/>
+          <w14:ligatures w14:val="none"/>
+        </w:rPr>
+      </w:pPr>
+    </w:p>
+    <w:p>
       <w:pPr>
         <w:spacing w:after="0" w:line="240" w:lineRule="auto"/>
         <w:jc w:val="both"/>
@@ -10911,12 +10866,12 @@
           <w:sz w:val="16"/>
           <w:szCs w:val="16"/>
           <w:lang w:eastAsia="es-PE"/>
-          <ns2:ligatures ns2:val="none"/>
+          <w14:ligatures w14:val="none"/>
         </w:rPr>
         <w:t>LSM/JCQ</w:t>
       </w:r>
     </w:p>
-    <w:p ns2:paraId="68107EE2" ns2:textId="77777777">
+    <w:p>
       <w:pPr>
         <w:spacing w:line="240" w:lineRule="auto"/>
         <w:rPr>
@@ -10925,8 +10880,8 @@
       </w:pPr>
     </w:p>
     <w:sectPr>
-      <w:headerReference w:type="default" ns7:id="rId12"/>
-      <w:footerReference w:type="default" ns7:id="rId13"/>
+      <w:headerReference w:type="default" r:id="rId12"/>
+      <w:footerReference w:type="default" r:id="rId13"/>
       <w:pgSz w:w="11906" w:h="16838"/>
       <w:pgMar w:top="1417" w:right="1701" w:bottom="1417" w:left="1701" w:header="708" w:footer="708" w:gutter="0"/>
       <w:cols w:space="708"/>
@@ -10937,7 +10892,7 @@
 </file>
 
 <file path=word/endnotes.xml><?xml version="1.0" encoding="utf-8"?>
-<w:endnotes xmlns:wpc="http://schemas.microsoft.com/office/word/2010/wordprocessingCanvas" xmlns:cx="http://schemas.microsoft.com/office/drawing/2014/chartex" xmlns:cx1="http://schemas.microsoft.com/office/drawing/2015/9/8/chartex" xmlns:cx2="http://schemas.microsoft.com/office/drawing/2015/10/21/chartex" xmlns:cx3="http://schemas.microsoft.com/office/drawing/2016/5/9/chartex" xmlns:cx4="http://schemas.microsoft.com/office/drawing/2016/5/10/chartex" xmlns:cx5="http://schemas.microsoft.com/office/drawing/2016/5/11/chartex" xmlns:cx6="http://schemas.microsoft.com/office/drawing/2016/5/12/chartex" xmlns:cx7="http://schemas.microsoft.com/office/drawing/2016/5/13/chartex" xmlns:cx8="http://schemas.microsoft.com/office/drawing/2016/5/14/chartex" xmlns:mc="http://schemas.openxmlformats.org/markup-compatibility/2006" xmlns:aink="http://schemas.microsoft.com/office/drawing/2016/ink" xmlns:am3d="http://schemas.microsoft.com/office/drawing/2017/model3d" xmlns:o="urn:schemas-microsoft-com:office:office" xmlns:oel="http://schemas.microsoft.com/office/2019/extlst" xmlns:r="http://schemas.openxmlformats.org/officeDocument/2006/relationships" xmlns:m="http://schemas.openxmlformats.org/officeDocument/2006/math" xmlns:v="urn:schemas-microsoft-com:vml" xmlns:wp14="http://schemas.microsoft.com/office/word/2010/wordprocessingDrawing" xmlns:wp="http://schemas.openxmlformats.org/drawingml/2006/wordprocessingDrawing" xmlns:w10="urn:schemas-microsoft-com:office:word" xmlns:w="http://schemas.openxmlformats.org/wordprocessingml/2006/main" xmlns:w14="http://schemas.microsoft.com/office/word/2010/wordml" xmlns:w15="http://schemas.microsoft.com/office/word/2012/wordml" xmlns:w16cex="http://schemas.microsoft.com/office/word/2018/wordml/cex" xmlns:w16cid="http://schemas.microsoft.com/office/word/2016/wordml/cid" xmlns:w16="http://schemas.microsoft.com/office/word/2018/wordml" xmlns:w16du="http://schemas.microsoft.com/office/word/2023/wordml/word16du" xmlns:w16sdtdh="http://schemas.microsoft.com/office/word/2020/wordml/sdtdatahash" xmlns:w16sdtfl="http://schemas.microsoft.com/office/word/2024/wordml/sdtformatlock" xmlns:w16se="http://schemas.microsoft.com/office/word/2015/wordml/symex" xmlns:wpg="http://schemas.microsoft.com/office/word/2010/wordprocessingGroup" xmlns:wpi="http://schemas.microsoft.com/office/word/2010/wordprocessingInk" xmlns:wne="http://schemas.microsoft.com/office/word/2006/wordml" xmlns:wps="http://schemas.microsoft.com/office/word/2010/wordprocessingShape" mc:Ignorable="w14 w15 w16se w16cid w16 w16cex w16sdtdh w16sdtfl w16du wp14">
+<w:endnotes xmlns:mc="http://schemas.openxmlformats.org/markup-compatibility/2006" xmlns:r="http://schemas.openxmlformats.org/officeDocument/2006/relationships" xmlns:w="http://schemas.openxmlformats.org/wordprocessingml/2006/main" xmlns:w14="http://schemas.microsoft.com/office/word/2010/wordml" xmlns:w15="http://schemas.microsoft.com/office/word/2012/wordml" xmlns:w16="http://schemas.microsoft.com/office/word/2018/wordml" xmlns:w16cex="http://schemas.microsoft.com/office/word/2018/wordml/cex" xmlns:w16cid="http://schemas.microsoft.com/office/word/2016/wordml/cid" xmlns:w16du="http://schemas.microsoft.com/office/word/2023/wordml/word16du" xmlns:w16sdtdh="http://schemas.microsoft.com/office/word/2020/wordml/sdtdatahash" xmlns:w16se="http://schemas.microsoft.com/office/word/2015/wordml/symex" xmlns:wp14="http://schemas.microsoft.com/office/word/2010/wordprocessingDrawing" mc:Ignorable="w14 w15 w16se w16cid w16 w16cex w16sdtdh w16du wp14">
   <w:endnote w:type="separator" w:id="-1">
     <w:p>
       <w:pPr>
@@ -10962,7 +10917,7 @@
 </file>
 
 <file path=word/footer1.xml><?xml version="1.0" encoding="utf-8"?>
-<w:ftr xmlns:wpc="http://schemas.microsoft.com/office/word/2010/wordprocessingCanvas" xmlns:cx="http://schemas.microsoft.com/office/drawing/2014/chartex" xmlns:cx1="http://schemas.microsoft.com/office/drawing/2015/9/8/chartex" xmlns:cx2="http://schemas.microsoft.com/office/drawing/2015/10/21/chartex" xmlns:cx3="http://schemas.microsoft.com/office/drawing/2016/5/9/chartex" xmlns:cx4="http://schemas.microsoft.com/office/drawing/2016/5/10/chartex" xmlns:cx5="http://schemas.microsoft.com/office/drawing/2016/5/11/chartex" xmlns:cx6="http://schemas.microsoft.com/office/drawing/2016/5/12/chartex" xmlns:cx7="http://schemas.microsoft.com/office/drawing/2016/5/13/chartex" xmlns:cx8="http://schemas.microsoft.com/office/drawing/2016/5/14/chartex" xmlns:mc="http://schemas.openxmlformats.org/markup-compatibility/2006" xmlns:aink="http://schemas.microsoft.com/office/drawing/2016/ink" xmlns:am3d="http://schemas.microsoft.com/office/drawing/2017/model3d" xmlns:o="urn:schemas-microsoft-com:office:office" xmlns:oel="http://schemas.microsoft.com/office/2019/extlst" xmlns:r="http://schemas.openxmlformats.org/officeDocument/2006/relationships" xmlns:m="http://schemas.openxmlformats.org/officeDocument/2006/math" xmlns:v="urn:schemas-microsoft-com:vml" xmlns:wp14="http://schemas.microsoft.com/office/word/2010/wordprocessingDrawing" xmlns:wp="http://schemas.openxmlformats.org/drawingml/2006/wordprocessingDrawing" xmlns:w10="urn:schemas-microsoft-com:office:word" xmlns:w="http://schemas.openxmlformats.org/wordprocessingml/2006/main" xmlns:w14="http://schemas.microsoft.com/office/word/2010/wordml" xmlns:w15="http://schemas.microsoft.com/office/word/2012/wordml" xmlns:w16cex="http://schemas.microsoft.com/office/word/2018/wordml/cex" xmlns:w16cid="http://schemas.microsoft.com/office/word/2016/wordml/cid" xmlns:w16="http://schemas.microsoft.com/office/word/2018/wordml" xmlns:w16du="http://schemas.microsoft.com/office/word/2023/wordml/word16du" xmlns:w16sdtdh="http://schemas.microsoft.com/office/word/2020/wordml/sdtdatahash" xmlns:w16sdtfl="http://schemas.microsoft.com/office/word/2024/wordml/sdtformatlock" xmlns:w16se="http://schemas.microsoft.com/office/word/2015/wordml/symex" xmlns:wpg="http://schemas.microsoft.com/office/word/2010/wordprocessingGroup" xmlns:wpi="http://schemas.microsoft.com/office/word/2010/wordprocessingInk" xmlns:wne="http://schemas.microsoft.com/office/word/2006/wordml" xmlns:wps="http://schemas.microsoft.com/office/word/2010/wordprocessingShape" mc:Ignorable="w14 w15 w16se w16cid w16 w16cex w16sdtdh w16sdtfl w16du wp14">
+<w:ftr xmlns:mc="http://schemas.openxmlformats.org/markup-compatibility/2006" xmlns:r="http://schemas.openxmlformats.org/officeDocument/2006/relationships" xmlns:w="http://schemas.openxmlformats.org/wordprocessingml/2006/main" xmlns:w14="http://schemas.microsoft.com/office/word/2010/wordml" xmlns:w15="http://schemas.microsoft.com/office/word/2012/wordml" xmlns:w16="http://schemas.microsoft.com/office/word/2018/wordml" xmlns:w16cex="http://schemas.microsoft.com/office/word/2018/wordml/cex" xmlns:w16cid="http://schemas.microsoft.com/office/word/2016/wordml/cid" xmlns:w16du="http://schemas.microsoft.com/office/word/2023/wordml/word16du" xmlns:w16sdtdh="http://schemas.microsoft.com/office/word/2020/wordml/sdtdatahash" xmlns:w16se="http://schemas.microsoft.com/office/word/2015/wordml/symex" xmlns:wp14="http://schemas.microsoft.com/office/word/2010/wordprocessingDrawing" mc:Ignorable="w14 w15 w16se w16cid w16 w16cex w16sdtdh w16du wp14">
   <w:p>
     <w:pPr>
       <w:pBdr>
@@ -11041,7 +10996,7 @@
 </file>
 
 <file path=word/footnotes.xml><?xml version="1.0" encoding="utf-8"?>
-<w:footnotes xmlns:wpc="http://schemas.microsoft.com/office/word/2010/wordprocessingCanvas" xmlns:cx="http://schemas.microsoft.com/office/drawing/2014/chartex" xmlns:cx1="http://schemas.microsoft.com/office/drawing/2015/9/8/chartex" xmlns:cx2="http://schemas.microsoft.com/office/drawing/2015/10/21/chartex" xmlns:cx3="http://schemas.microsoft.com/office/drawing/2016/5/9/chartex" xmlns:cx4="http://schemas.microsoft.com/office/drawing/2016/5/10/chartex" xmlns:cx5="http://schemas.microsoft.com/office/drawing/2016/5/11/chartex" xmlns:cx6="http://schemas.microsoft.com/office/drawing/2016/5/12/chartex" xmlns:cx7="http://schemas.microsoft.com/office/drawing/2016/5/13/chartex" xmlns:cx8="http://schemas.microsoft.com/office/drawing/2016/5/14/chartex" xmlns:mc="http://schemas.openxmlformats.org/markup-compatibility/2006" xmlns:aink="http://schemas.microsoft.com/office/drawing/2016/ink" xmlns:am3d="http://schemas.microsoft.com/office/drawing/2017/model3d" xmlns:o="urn:schemas-microsoft-com:office:office" xmlns:oel="http://schemas.microsoft.com/office/2019/extlst" xmlns:r="http://schemas.openxmlformats.org/officeDocument/2006/relationships" xmlns:m="http://schemas.openxmlformats.org/officeDocument/2006/math" xmlns:v="urn:schemas-microsoft-com:vml" xmlns:wp14="http://schemas.microsoft.com/office/word/2010/wordprocessingDrawing" xmlns:wp="http://schemas.openxmlformats.org/drawingml/2006/wordprocessingDrawing" xmlns:w10="urn:schemas-microsoft-com:office:word" xmlns:w="http://schemas.openxmlformats.org/wordprocessingml/2006/main" xmlns:w14="http://schemas.microsoft.com/office/word/2010/wordml" xmlns:w15="http://schemas.microsoft.com/office/word/2012/wordml" xmlns:w16cex="http://schemas.microsoft.com/office/word/2018/wordml/cex" xmlns:w16cid="http://schemas.microsoft.com/office/word/2016/wordml/cid" xmlns:w16="http://schemas.microsoft.com/office/word/2018/wordml" xmlns:w16du="http://schemas.microsoft.com/office/word/2023/wordml/word16du" xmlns:w16sdtdh="http://schemas.microsoft.com/office/word/2020/wordml/sdtdatahash" xmlns:w16sdtfl="http://schemas.microsoft.com/office/word/2024/wordml/sdtformatlock" xmlns:w16se="http://schemas.microsoft.com/office/word/2015/wordml/symex" xmlns:wpg="http://schemas.microsoft.com/office/word/2010/wordprocessingGroup" xmlns:wpi="http://schemas.microsoft.com/office/word/2010/wordprocessingInk" xmlns:wne="http://schemas.microsoft.com/office/word/2006/wordml" xmlns:wps="http://schemas.microsoft.com/office/word/2010/wordprocessingShape" mc:Ignorable="w14 w15 w16se w16cid w16 w16cex w16sdtdh w16sdtfl w16du wp14">
+<w:footnotes xmlns:mc="http://schemas.openxmlformats.org/markup-compatibility/2006" xmlns:r="http://schemas.openxmlformats.org/officeDocument/2006/relationships" xmlns:w="http://schemas.openxmlformats.org/wordprocessingml/2006/main" xmlns:w14="http://schemas.microsoft.com/office/word/2010/wordml" xmlns:w15="http://schemas.microsoft.com/office/word/2012/wordml" xmlns:w16="http://schemas.microsoft.com/office/word/2018/wordml" xmlns:w16cex="http://schemas.microsoft.com/office/word/2018/wordml/cex" xmlns:w16cid="http://schemas.microsoft.com/office/word/2016/wordml/cid" xmlns:w16du="http://schemas.microsoft.com/office/word/2023/wordml/word16du" xmlns:w16sdtdh="http://schemas.microsoft.com/office/word/2020/wordml/sdtdatahash" xmlns:w16se="http://schemas.microsoft.com/office/word/2015/wordml/symex" xmlns:wp14="http://schemas.microsoft.com/office/word/2010/wordprocessingDrawing" mc:Ignorable="w14 w15 w16se w16cid w16 w16cex w16sdtdh w16du wp14">
   <w:footnote w:type="separator" w:id="-1">
     <w:p>
       <w:pPr>
@@ -16160,6 +16115,161 @@
       </w:pPr>
     </w:p>
   </w:footnote>
+  <w:footnote w:id="36">
+    <w:p>
+      <w:pPr>
+        <w:pStyle w:val="Textonotapie"/>
+        <w:ind w:left="567" w:hanging="567"/>
+        <w:jc w:val="both"/>
+      </w:pPr>
+      <w:r>
+        <w:rPr>
+          <w:rStyle w:val="Refdenotaalpie"/>
+          <w:rFonts w:ascii="Arial Narrow" w:hAnsi="Arial Narrow" w:cs="Arial"/>
+          <w:sz w:val="16"/>
+          <w:szCs w:val="16"/>
+          <w:vertAlign w:val="superscript"/>
+        </w:rPr>
+        <w:footnoteRef/>
+      </w:r>
+      <w:r>
+        <w:rPr>
+          <w:rFonts w:ascii="Arial Narrow" w:hAnsi="Arial Narrow" w:cs="Arial"/>
+          <w:sz w:val="16"/>
+          <w:szCs w:val="16"/>
+        </w:rPr>
+        <w:tab/>
+      </w:r>
+      <w:r>
+        <w:rPr>
+          <w:rFonts w:ascii="Arial Narrow" w:hAnsi="Arial Narrow" w:cs="Arial"/>
+          <w:b/>
+          <w:bCs/>
+          <w:sz w:val="16"/>
+          <w:szCs w:val="16"/>
+        </w:rPr>
+        <w:t xml:space="preserve">DECRETO LEGISLATIVO 807, LEY SOBRE FACULTADES, NORMAS Y ORGANIZACIÓN DEL INDECOPI, publicado el 18 de abril de 1996</w:t>
+      </w:r>
+    </w:p>
+    <w:p>
+      <w:pPr>
+        <w:pStyle w:val="Textonotapie"/>
+        <w:ind w:left="567" w:hanging="567"/>
+        <w:jc w:val="both"/>
+      </w:pPr>
+      <w:r>
+        <w:rPr>
+          <w:rFonts w:ascii="Arial Narrow" w:hAnsi="Arial Narrow" w:cs="Arial"/>
+          <w:sz w:val="16"/>
+          <w:szCs w:val="16"/>
+        </w:rPr>
+        <w:tab/>
+      </w:r>
+      <w:r>
+        <w:rPr>
+          <w:rFonts w:ascii="Arial Narrow" w:hAnsi="Arial Narrow" w:cs="Arial"/>
+          <w:b/>
+          <w:bCs/>
+          <w:sz w:val="16"/>
+          <w:szCs w:val="16"/>
+        </w:rPr>
+        <w:t xml:space="preserve">Artículo 26.-</w:t>
+      </w:r>
+      <w:r>
+        <w:rPr>
+          <w:rFonts w:ascii="Arial Narrow" w:hAnsi="Arial Narrow" w:cs="Arial"/>
+          <w:sz w:val="16"/>
+          <w:szCs w:val="16"/>
+        </w:rPr>
+        <w:t xml:space="preserve"> Una vez admitida a trámite la denuncia, se correrá traslado de la misma al denunciado, a fin de que éste presente su descargo. El plazo para la presentación del descargo será de cinco (5) días contados desde la notificación, vencido el cual, el Secretario Técnico declarará en rebeldía al denunciado que no lo hubiera presentado.</w:t>
+      </w:r>
+    </w:p>
+  </w:footnote>
+  <w:footnote w:id="37">
+    <w:p>
+      <w:pPr>
+        <w:pStyle w:val="Textonotapie"/>
+        <w:ind w:left="567" w:hanging="567"/>
+        <w:jc w:val="both"/>
+      </w:pPr>
+      <w:r>
+        <w:rPr>
+          <w:rStyle w:val="Refdenotaalpie"/>
+          <w:rFonts w:ascii="Arial Narrow" w:hAnsi="Arial Narrow" w:cs="Arial"/>
+          <w:sz w:val="16"/>
+          <w:szCs w:val="16"/>
+          <w:vertAlign w:val="superscript"/>
+        </w:rPr>
+        <w:footnoteRef/>
+      </w:r>
+      <w:r>
+        <w:rPr>
+          <w:rFonts w:ascii="Arial Narrow" w:hAnsi="Arial Narrow" w:cs="Arial"/>
+          <w:sz w:val="16"/>
+          <w:szCs w:val="16"/>
+        </w:rPr>
+        <w:tab/>
+      </w:r>
+      <w:r>
+        <w:rPr>
+          <w:rFonts w:ascii="Arial Narrow" w:hAnsi="Arial Narrow" w:cs="Arial"/>
+          <w:b/>
+          <w:bCs/>
+          <w:sz w:val="16"/>
+          <w:szCs w:val="16"/>
+        </w:rPr>
+        <w:t xml:space="preserve">DECRETO SUPREMO 006-2026-JUS, TEXTO ÚNICO ORDENADO DE LA LEY 27444, LEY DEL PROCEDIMIENTO ADMINISTRATIVO GENERAL, publicado el 30 de abril de 2026</w:t>
+      </w:r>
+    </w:p>
+    <w:p>
+      <w:pPr>
+        <w:pStyle w:val="Textonotapie"/>
+        <w:ind w:left="567" w:hanging="567"/>
+        <w:jc w:val="both"/>
+      </w:pPr>
+      <w:r>
+        <w:rPr>
+          <w:rFonts w:ascii="Arial Narrow" w:hAnsi="Arial Narrow" w:cs="Arial"/>
+          <w:sz w:val="16"/>
+          <w:szCs w:val="16"/>
+        </w:rPr>
+        <w:tab/>
+      </w:r>
+      <w:r>
+        <w:rPr>
+          <w:rFonts w:ascii="Arial Narrow" w:hAnsi="Arial Narrow" w:cs="Arial"/>
+          <w:b/>
+          <w:bCs/>
+          <w:sz w:val="16"/>
+          <w:szCs w:val="16"/>
+        </w:rPr>
+        <w:t xml:space="preserve">Artículo 223.- Contestación de la reclamación</w:t>
+      </w:r>
+    </w:p>
+    <w:p>
+      <w:pPr>
+        <w:pStyle w:val="Textonotapie"/>
+        <w:ind w:left="567" w:hanging="567"/>
+        <w:jc w:val="both"/>
+      </w:pPr>
+      <w:r>
+        <w:rPr>
+          <w:rFonts w:ascii="Arial Narrow" w:hAnsi="Arial Narrow" w:cs="Arial"/>
+          <w:sz w:val="16"/>
+          <w:szCs w:val="16"/>
+        </w:rPr>
+        <w:tab/>
+      </w:r>
+      <w:r>
+        <w:rPr>
+          <w:rFonts w:ascii="Arial Narrow" w:hAnsi="Arial Narrow" w:cs="Arial"/>
+          <w:sz w:val="16"/>
+          <w:szCs w:val="16"/>
+        </w:rPr>
+        <w:t xml:space="preserve">223.1 El reclamado deberá presentar la contestación de la reclamación dentro de los quince (15) días posteriores a la notificación de ésta; vencido este plazo, la Administración declarará en rebeldía al reclamado que no la hubiera presentado. La contestación deberá contener los requisitos de los escritos previstos en el artículo 113 de la presente Ley, así como la absolución de todos los asuntos controvertidos de hecho y de derecho, Las alegaciones y los hechos relevantes de la reclamación, salvo que hayan sido específicamente negadas en la contestación, se tendrán por aceptadas o merituadas como ciertas.</w:t>
+      </w:r>
+    </w:p>
+  </w:footnote>
   <w:footnote w:id="31">
     <w:p>
       <w:pPr>
@@ -17578,7 +17688,7 @@
 </file>
 
 <file path=word/header1.xml><?xml version="1.0" encoding="utf-8"?>
-<w:hdr xmlns:wpc="http://schemas.microsoft.com/office/word/2010/wordprocessingCanvas" xmlns:cx="http://schemas.microsoft.com/office/drawing/2014/chartex" xmlns:cx1="http://schemas.microsoft.com/office/drawing/2015/9/8/chartex" xmlns:cx2="http://schemas.microsoft.com/office/drawing/2015/10/21/chartex" xmlns:cx3="http://schemas.microsoft.com/office/drawing/2016/5/9/chartex" xmlns:cx4="http://schemas.microsoft.com/office/drawing/2016/5/10/chartex" xmlns:cx5="http://schemas.microsoft.com/office/drawing/2016/5/11/chartex" xmlns:cx6="http://schemas.microsoft.com/office/drawing/2016/5/12/chartex" xmlns:cx7="http://schemas.microsoft.com/office/drawing/2016/5/13/chartex" xmlns:cx8="http://schemas.microsoft.com/office/drawing/2016/5/14/chartex" xmlns:mc="http://schemas.openxmlformats.org/markup-compatibility/2006" xmlns:aink="http://schemas.microsoft.com/office/drawing/2016/ink" xmlns:am3d="http://schemas.microsoft.com/office/drawing/2017/model3d" xmlns:o="urn:schemas-microsoft-com:office:office" xmlns:oel="http://schemas.microsoft.com/office/2019/extlst" xmlns:r="http://schemas.openxmlformats.org/officeDocument/2006/relationships" xmlns:m="http://schemas.openxmlformats.org/officeDocument/2006/math" xmlns:v="urn:schemas-microsoft-com:vml" xmlns:wp14="http://schemas.microsoft.com/office/word/2010/wordprocessingDrawing" xmlns:wp="http://schemas.openxmlformats.org/drawingml/2006/wordprocessingDrawing" xmlns:w10="urn:schemas-microsoft-com:office:word" xmlns:w="http://schemas.openxmlformats.org/wordprocessingml/2006/main" xmlns:w14="http://schemas.microsoft.com/office/word/2010/wordml" xmlns:w15="http://schemas.microsoft.com/office/word/2012/wordml" xmlns:w16cex="http://schemas.microsoft.com/office/word/2018/wordml/cex" xmlns:w16cid="http://schemas.microsoft.com/office/word/2016/wordml/cid" xmlns:w16="http://schemas.microsoft.com/office/word/2018/wordml" xmlns:w16du="http://schemas.microsoft.com/office/word/2023/wordml/word16du" xmlns:w16sdtdh="http://schemas.microsoft.com/office/word/2020/wordml/sdtdatahash" xmlns:w16sdtfl="http://schemas.microsoft.com/office/word/2024/wordml/sdtformatlock" xmlns:w16se="http://schemas.microsoft.com/office/word/2015/wordml/symex" xmlns:wpg="http://schemas.microsoft.com/office/word/2010/wordprocessingGroup" xmlns:wpi="http://schemas.microsoft.com/office/word/2010/wordprocessingInk" xmlns:wne="http://schemas.microsoft.com/office/word/2006/wordml" xmlns:wps="http://schemas.microsoft.com/office/word/2010/wordprocessingShape" mc:Ignorable="w14 w15 w16se w16cid w16 w16cex w16sdtdh w16sdtfl w16du wp14">
+<w:hdr xmlns:a="http://schemas.openxmlformats.org/drawingml/2006/main" xmlns:a14="http://schemas.microsoft.com/office/drawing/2010/main" xmlns:mc="http://schemas.openxmlformats.org/markup-compatibility/2006" xmlns:pic="http://schemas.openxmlformats.org/drawingml/2006/picture" xmlns:r="http://schemas.openxmlformats.org/officeDocument/2006/relationships" xmlns:w="http://schemas.openxmlformats.org/wordprocessingml/2006/main" xmlns:w14="http://schemas.microsoft.com/office/word/2010/wordml" xmlns:w15="http://schemas.microsoft.com/office/word/2012/wordml" xmlns:w16="http://schemas.microsoft.com/office/word/2018/wordml" xmlns:w16cex="http://schemas.microsoft.com/office/word/2018/wordml/cex" xmlns:w16cid="http://schemas.microsoft.com/office/word/2016/wordml/cid" xmlns:w16du="http://schemas.microsoft.com/office/word/2023/wordml/word16du" xmlns:w16sdtdh="http://schemas.microsoft.com/office/word/2020/wordml/sdtdatahash" xmlns:w16se="http://schemas.microsoft.com/office/word/2015/wordml/symex" xmlns:wp="http://schemas.openxmlformats.org/drawingml/2006/wordprocessingDrawing" xmlns:wp14="http://schemas.microsoft.com/office/word/2010/wordprocessingDrawing" mc:Ignorable="w14 w15 w16se w16cid w16 w16cex w16sdtdh w16du wp14">
   <w:tbl>
     <w:tblPr>
       <w:tblW w:w="8645" w:type="dxa"/>

--- a/plantillas_maestras/17_seguro_no_especificado/contratacion_no_consentida/1_ddo_banco_o_financiera/varon/TPL_2545_2025_SEGURO_NO_ESPECIFICADO_CONTRATACION_NO_CONSENTIDA_BANCO_VARON_R1.docx
+++ b/plantillas_maestras/17_seguro_no_especificado/contratacion_no_consentida/1_ddo_banco_o_financiera/varon/TPL_2545_2025_SEGURO_NO_ESPECIFICADO_CONTRATACION_NO_CONSENTIDA_BANCO_VARON_R1.docx
@@ -776,67 +776,7 @@
           <w:lang w:val="es-ES" w:eastAsia="es-ES"/>
           <w14:ligatures w14:val="none"/>
         </w:rPr>
-        <w:t xml:space="preserve">Mediante la denuncia del 24 de setiembre de 2025, [APELLIDO] denunció al Banco y Rímac por presuntas infracciones a la Ley 29571, Código de Protección y Defensa del Consumidor (en adelante, Código), señalando lo siguiente:</w:t>
-      </w:r>
-      <w:r>
-        <w:rPr>
-          <w:rFonts w:ascii="Arial Narrow" w:eastAsia="Arial Narrow" w:hAnsi="Arial Narrow" w:cs="Arial Narrow"/>
-          <w:color w:val="000000"/>
-          <w:kern w:val="0"/>
-          <w:sz w:val="22"/>
-          <w:szCs w:val="22"/>
-          <w:lang w:val="es-ES" w:eastAsia="es-ES"/>
-          <w14:ligatures w14:val="none"/>
-        </w:rPr>
-        <w:t/>
-      </w:r>
-      <w:r>
-        <w:rPr>
-          <w:rFonts w:ascii="Arial Narrow" w:eastAsia="Arial Narrow" w:hAnsi="Arial Narrow" w:cs="Arial Narrow"/>
-          <w:color w:val="000000"/>
-          <w:kern w:val="0"/>
-          <w:sz w:val="22"/>
-          <w:szCs w:val="22"/>
-          <w:lang w:val="es-ES" w:eastAsia="es-ES"/>
-          <w14:ligatures w14:val="none"/>
-        </w:rPr>
-        <w:t xml:space="preserve"/>
-      </w:r>
-      <w:r>
-        <w:rPr>
-          <w:rFonts w:ascii="Arial Narrow" w:eastAsia="Arial Narrow" w:hAnsi="Arial Narrow" w:cs="Arial Narrow"/>
-          <w:color w:val="000000"/>
-          <w:kern w:val="0"/>
-          <w:sz w:val="22"/>
-          <w:szCs w:val="22"/>
-          <w:lang w:val="es-ES" w:eastAsia="es-ES"/>
-          <w14:ligatures w14:val="none"/>
-        </w:rPr>
-        <w:t/>
-      </w:r>
-      <w:r>
-        <w:rPr>
-          <w:rFonts w:ascii="Arial Narrow" w:eastAsia="Arial Narrow" w:hAnsi="Arial Narrow" w:cs="Arial Narrow"/>
-          <w:color w:val="000000"/>
-          <w:kern w:val="0"/>
-          <w:sz w:val="22"/>
-          <w:szCs w:val="22"/>
-          <w:lang w:val="es-ES" w:eastAsia="es-ES"/>
-          <w14:ligatures w14:val="none"/>
-        </w:rPr>
-        <w:t xml:space="preserve"/>
-      </w:r>
-      <w:r>
-        <w:rPr>
-          <w:rFonts w:ascii="Arial Narrow" w:eastAsia="Arial Narrow" w:hAnsi="Arial Narrow" w:cs="Arial Narrow"/>
-          <w:color w:val="000000"/>
-          <w:kern w:val="0"/>
-          <w:sz w:val="22"/>
-          <w:szCs w:val="22"/>
-          <w:lang w:val="es-ES" w:eastAsia="es-ES"/>
-          <w14:ligatures w14:val="none"/>
-        </w:rPr>
-        <w:t/>
+        <w:t xml:space="preserve">Mediante la denuncia del 24 de setiembre de 2025, [APELLIDO] denunció al Banco y Rímac por presuntas infracciones a la Ley 29571, Código de Protección y Defensa del Consumidor</w:t>
       </w:r>
       <w:r>
         <w:rPr>
@@ -862,30 +802,68 @@
           <w:lang w:val="es-ES" w:eastAsia="es-ES"/>
           <w14:ligatures w14:val="none"/>
         </w:rPr>
+        <w:t xml:space="preserve"> (en adelante, Código), señalando lo siguiente:</w:t>
+      </w:r>
+      <w:r>
+        <w:rPr>
+          <w:rFonts w:ascii="Arial Narrow" w:eastAsia="Arial Narrow" w:hAnsi="Arial Narrow" w:cs="Arial Narrow"/>
+          <w:color w:val="000000"/>
+          <w:kern w:val="0"/>
+          <w:sz w:val="22"/>
+          <w:szCs w:val="22"/>
+          <w:lang w:val="es-ES" w:eastAsia="es-ES"/>
+          <w14:ligatures w14:val="none"/>
+        </w:rPr>
         <w:t/>
       </w:r>
       <w:r>
         <w:rPr>
           <w:rFonts w:ascii="Arial Narrow" w:eastAsia="Arial Narrow" w:hAnsi="Arial Narrow" w:cs="Arial Narrow"/>
-          <w:kern w:val="0"/>
-          <w14:ligatures w14:val="none"/>
-          <w:sz w:val="22"/>
-          <w:szCs w:val="22"/>
+          <w:color w:val="000000"/>
+          <w:kern w:val="0"/>
+          <w:sz w:val="22"/>
+          <w:szCs w:val="22"/>
+          <w:lang w:val="es-ES" w:eastAsia="es-ES"/>
+          <w14:ligatures w14:val="none"/>
         </w:rPr>
         <w:t xml:space="preserve"/>
       </w:r>
-      <w:proofErr w:type="spellStart"/>
-      <w:r>
-        <w:rPr>
-          <w:rFonts w:ascii="Arial Narrow" w:eastAsia="Arial Narrow" w:hAnsi="Arial Narrow" w:cs="Arial Narrow"/>
-          <w:kern w:val="0"/>
-          <w14:ligatures w14:val="none"/>
-          <w:sz w:val="22"/>
-          <w:szCs w:val="22"/>
+      <w:r>
+        <w:rPr>
+          <w:rFonts w:ascii="Arial Narrow" w:eastAsia="Arial Narrow" w:hAnsi="Arial Narrow" w:cs="Arial Narrow"/>
+          <w:color w:val="000000"/>
+          <w:kern w:val="0"/>
+          <w:sz w:val="22"/>
+          <w:szCs w:val="22"/>
+          <w:lang w:val="es-ES" w:eastAsia="es-ES"/>
+          <w14:ligatures w14:val="none"/>
         </w:rPr>
         <w:t/>
       </w:r>
-      <w:proofErr w:type="spellEnd"/>
+      <w:r>
+        <w:rPr>
+          <w:rFonts w:ascii="Arial Narrow" w:eastAsia="Arial Narrow" w:hAnsi="Arial Narrow" w:cs="Arial Narrow"/>
+          <w:color w:val="000000"/>
+          <w:kern w:val="0"/>
+          <w:sz w:val="22"/>
+          <w:szCs w:val="22"/>
+          <w:lang w:val="es-ES" w:eastAsia="es-ES"/>
+          <w14:ligatures w14:val="none"/>
+        </w:rPr>
+        <w:t xml:space="preserve"/>
+      </w:r>
+      <w:r>
+        <w:rPr>
+          <w:rFonts w:ascii="Arial Narrow" w:eastAsia="Arial Narrow" w:hAnsi="Arial Narrow" w:cs="Arial Narrow"/>
+          <w:color w:val="000000"/>
+          <w:kern w:val="0"/>
+          <w:sz w:val="22"/>
+          <w:szCs w:val="22"/>
+          <w:lang w:val="es-ES" w:eastAsia="es-ES"/>
+          <w14:ligatures w14:val="none"/>
+        </w:rPr>
+        <w:t/>
+      </w:r>
       <w:r>
         <w:rPr>
           <w:rStyle w:val="Refdenotaalpie"/>
@@ -903,6 +881,18 @@
       <w:r>
         <w:rPr>
           <w:rFonts w:ascii="Arial Narrow" w:eastAsia="Arial Narrow" w:hAnsi="Arial Narrow" w:cs="Arial Narrow"/>
+          <w:color w:val="000000"/>
+          <w:kern w:val="0"/>
+          <w:sz w:val="22"/>
+          <w:szCs w:val="22"/>
+          <w:lang w:val="es-ES" w:eastAsia="es-ES"/>
+          <w14:ligatures w14:val="none"/>
+        </w:rPr>
+        <w:t/>
+      </w:r>
+      <w:r>
+        <w:rPr>
+          <w:rFonts w:ascii="Arial Narrow" w:eastAsia="Arial Narrow" w:hAnsi="Arial Narrow" w:cs="Arial Narrow"/>
           <w:kern w:val="0"/>
           <w14:ligatures w14:val="none"/>
           <w:sz w:val="22"/>
@@ -910,6 +900,7 @@
         </w:rPr>
         <w:t xml:space="preserve"/>
       </w:r>
+      <w:proofErr w:type="spellStart"/>
       <w:r>
         <w:rPr>
           <w:rFonts w:ascii="Arial Narrow" w:eastAsia="Arial Narrow" w:hAnsi="Arial Narrow" w:cs="Arial Narrow"/>
@@ -920,102 +911,7 @@
         </w:rPr>
         <w:t/>
       </w:r>
-      <w:r>
-        <w:rPr>
-          <w:rFonts w:ascii="Arial Narrow" w:eastAsia="Arial Narrow" w:hAnsi="Arial Narrow" w:cs="Arial Narrow"/>
-          <w:color w:val="000000"/>
-          <w:kern w:val="0"/>
-          <w:sz w:val="22"/>
-          <w:szCs w:val="22"/>
-          <w:lang w:val="es-ES" w:eastAsia="es-ES"/>
-          <w14:ligatures w14:val="none"/>
-        </w:rPr>
-        <w:t/>
-      </w:r>
-      <w:r>
-        <w:rPr>
-          <w:rFonts w:ascii="Arial Narrow" w:eastAsia="Arial Narrow" w:hAnsi="Arial Narrow" w:cs="Arial Narrow"/>
-          <w:color w:val="000000"/>
-          <w:kern w:val="0"/>
-          <w:sz w:val="22"/>
-          <w:szCs w:val="22"/>
-          <w:lang w:val="es-ES" w:eastAsia="es-ES"/>
-          <w14:ligatures w14:val="none"/>
-        </w:rPr>
-        <w:t/>
-      </w:r>
-      <w:r>
-        <w:rPr>
-          <w:rFonts w:ascii="Arial Narrow" w:eastAsia="Arial Narrow" w:hAnsi="Arial Narrow" w:cs="Arial Narrow"/>
-          <w:color w:val="000000"/>
-          <w:kern w:val="0"/>
-          <w:sz w:val="22"/>
-          <w:szCs w:val="22"/>
-          <w:lang w:val="es-ES" w:eastAsia="es-ES"/>
-          <w14:ligatures w14:val="none"/>
-        </w:rPr>
-        <w:t xml:space="preserve"/>
-      </w:r>
-      <w:r>
-        <w:rPr>
-          <w:rFonts w:ascii="Arial Narrow" w:eastAsia="Arial Narrow" w:hAnsi="Arial Narrow" w:cs="Arial Narrow"/>
-          <w:color w:val="000000"/>
-          <w:kern w:val="0"/>
-          <w:sz w:val="22"/>
-          <w:szCs w:val="22"/>
-          <w:lang w:val="es-ES" w:eastAsia="es-ES"/>
-          <w14:ligatures w14:val="none"/>
-        </w:rPr>
-        <w:t xml:space="preserve"/>
-      </w:r>
-      <w:r>
-        <w:rPr>
-          <w:rFonts w:ascii="Arial Narrow" w:eastAsia="Arial Narrow" w:hAnsi="Arial Narrow" w:cs="Arial Narrow"/>
-          <w:color w:val="000000"/>
-          <w:kern w:val="0"/>
-          <w:sz w:val="22"/>
-          <w:szCs w:val="22"/>
-          <w:lang w:val="es-ES" w:eastAsia="es-ES"/>
-          <w14:ligatures w14:val="none"/>
-        </w:rPr>
-        <w:t xml:space="preserve"/>
-      </w:r>
-      <w:r>
-        <w:rPr>
-          <w:rFonts w:ascii="Arial Narrow" w:eastAsia="Arial Narrow" w:hAnsi="Arial Narrow" w:cs="Arial Narrow"/>
-          <w:color w:val="000000"/>
-          <w:kern w:val="0"/>
-          <w:sz w:val="22"/>
-          <w:szCs w:val="22"/>
-          <w:lang w:val="es-ES" w:eastAsia="es-ES"/>
-          <w14:ligatures w14:val="none"/>
-        </w:rPr>
-        <w:t xml:space="preserve"/>
-      </w:r>
-      <w:r>
-        <w:rPr>
-          <w:rFonts w:ascii="Arial Narrow" w:eastAsia="Arial Narrow" w:hAnsi="Arial Narrow" w:cs="Arial Narrow"/>
-          <w:color w:val="000000"/>
-          <w:kern w:val="0"/>
-          <w:sz w:val="22"/>
-          <w:szCs w:val="22"/>
-          <w:lang w:val="es-ES" w:eastAsia="es-ES"/>
-          <w14:ligatures w14:val="none"/>
-        </w:rPr>
-        <w:t/>
-      </w:r>
-      <w:r>
-        <w:rPr>
-          <w:rFonts w:ascii="Arial Narrow" w:eastAsia="Arial Narrow" w:hAnsi="Arial Narrow" w:cs="Arial Narrow"/>
-          <w:color w:val="000000"/>
-          <w:kern w:val="0"/>
-          <w:sz w:val="22"/>
-          <w:szCs w:val="22"/>
-          <w:lang w:val="es-ES" w:eastAsia="es-ES"/>
-          <w14:ligatures w14:val="none"/>
-        </w:rPr>
-        <w:t/>
-      </w:r>
+      <w:proofErr w:type="spellEnd"/>
       <w:r>
         <w:rPr>
           <w:rStyle w:val="Refdenotaalpie"/>
@@ -1029,6 +925,122 @@
           <w14:ligatures w14:val="none"/>
         </w:rPr>
         <w:footnoteReference w:id="3"/>
+      </w:r>
+      <w:r>
+        <w:rPr>
+          <w:rFonts w:ascii="Arial Narrow" w:eastAsia="Arial Narrow" w:hAnsi="Arial Narrow" w:cs="Arial Narrow"/>
+          <w:kern w:val="0"/>
+          <w14:ligatures w14:val="none"/>
+          <w:sz w:val="22"/>
+          <w:szCs w:val="22"/>
+        </w:rPr>
+        <w:t xml:space="preserve"/>
+      </w:r>
+      <w:r>
+        <w:rPr>
+          <w:rFonts w:ascii="Arial Narrow" w:eastAsia="Arial Narrow" w:hAnsi="Arial Narrow" w:cs="Arial Narrow"/>
+          <w:kern w:val="0"/>
+          <w14:ligatures w14:val="none"/>
+          <w:sz w:val="22"/>
+          <w:szCs w:val="22"/>
+        </w:rPr>
+        <w:t/>
+      </w:r>
+      <w:r>
+        <w:rPr>
+          <w:rFonts w:ascii="Arial Narrow" w:eastAsia="Arial Narrow" w:hAnsi="Arial Narrow" w:cs="Arial Narrow"/>
+          <w:color w:val="000000"/>
+          <w:kern w:val="0"/>
+          <w:sz w:val="22"/>
+          <w:szCs w:val="22"/>
+          <w:lang w:val="es-ES" w:eastAsia="es-ES"/>
+          <w14:ligatures w14:val="none"/>
+        </w:rPr>
+        <w:t/>
+      </w:r>
+      <w:r>
+        <w:rPr>
+          <w:rFonts w:ascii="Arial Narrow" w:eastAsia="Arial Narrow" w:hAnsi="Arial Narrow" w:cs="Arial Narrow"/>
+          <w:color w:val="000000"/>
+          <w:kern w:val="0"/>
+          <w:sz w:val="22"/>
+          <w:szCs w:val="22"/>
+          <w:lang w:val="es-ES" w:eastAsia="es-ES"/>
+          <w14:ligatures w14:val="none"/>
+        </w:rPr>
+        <w:t/>
+      </w:r>
+      <w:r>
+        <w:rPr>
+          <w:rFonts w:ascii="Arial Narrow" w:eastAsia="Arial Narrow" w:hAnsi="Arial Narrow" w:cs="Arial Narrow"/>
+          <w:color w:val="000000"/>
+          <w:kern w:val="0"/>
+          <w:sz w:val="22"/>
+          <w:szCs w:val="22"/>
+          <w:lang w:val="es-ES" w:eastAsia="es-ES"/>
+          <w14:ligatures w14:val="none"/>
+        </w:rPr>
+        <w:t xml:space="preserve"/>
+      </w:r>
+      <w:r>
+        <w:rPr>
+          <w:rFonts w:ascii="Arial Narrow" w:eastAsia="Arial Narrow" w:hAnsi="Arial Narrow" w:cs="Arial Narrow"/>
+          <w:color w:val="000000"/>
+          <w:kern w:val="0"/>
+          <w:sz w:val="22"/>
+          <w:szCs w:val="22"/>
+          <w:lang w:val="es-ES" w:eastAsia="es-ES"/>
+          <w14:ligatures w14:val="none"/>
+        </w:rPr>
+        <w:t xml:space="preserve"/>
+      </w:r>
+      <w:r>
+        <w:rPr>
+          <w:rFonts w:ascii="Arial Narrow" w:eastAsia="Arial Narrow" w:hAnsi="Arial Narrow" w:cs="Arial Narrow"/>
+          <w:color w:val="000000"/>
+          <w:kern w:val="0"/>
+          <w:sz w:val="22"/>
+          <w:szCs w:val="22"/>
+          <w:lang w:val="es-ES" w:eastAsia="es-ES"/>
+          <w14:ligatures w14:val="none"/>
+        </w:rPr>
+        <w:t xml:space="preserve"/>
+      </w:r>
+      <w:r>
+        <w:rPr>
+          <w:rFonts w:ascii="Arial Narrow" w:eastAsia="Arial Narrow" w:hAnsi="Arial Narrow" w:cs="Arial Narrow"/>
+          <w:color w:val="000000"/>
+          <w:kern w:val="0"/>
+          <w:sz w:val="22"/>
+          <w:szCs w:val="22"/>
+          <w:lang w:val="es-ES" w:eastAsia="es-ES"/>
+          <w14:ligatures w14:val="none"/>
+        </w:rPr>
+        <w:t xml:space="preserve"/>
+      </w:r>
+      <w:r>
+        <w:rPr>
+          <w:rFonts w:ascii="Arial Narrow" w:eastAsia="Arial Narrow" w:hAnsi="Arial Narrow" w:cs="Arial Narrow"/>
+          <w:color w:val="000000"/>
+          <w:kern w:val="0"/>
+          <w:sz w:val="22"/>
+          <w:szCs w:val="22"/>
+          <w:lang w:val="es-ES" w:eastAsia="es-ES"/>
+          <w14:ligatures w14:val="none"/>
+        </w:rPr>
+        <w:t/>
+      </w:r>
+      <w:r>
+        <w:rPr>
+          <w:rFonts w:ascii="Arial Narrow" w:eastAsia="Arial Narrow" w:hAnsi="Arial Narrow" w:cs="Arial Narrow"/>
+          <w:color w:val="000000"/>
+          <w:kern w:val="0"/>
+          <w:sz w:val="22"/>
+          <w:szCs w:val="22"/>
+          <w:lang w:val="es-ES" w:eastAsia="es-ES"/>
+          <w14:ligatures w14:val="none"/>
+        </w:rPr>
+        <w:t/>
       </w:r>
       <w:r>
         <w:rPr>
@@ -2887,127 +2899,6 @@
     </w:p>
     <w:p>
       <w:pPr>
-        <w:spacing w:after="200" w:line="240" w:lineRule="auto"/>
-        <w:jc w:val="both"/>
-        <w:rPr>
-          <w:rFonts w:ascii="Arial Narrow" w:eastAsia="Arial Narrow" w:hAnsi="Arial Narrow" w:cs="Arial Narrow"/>
-          <w:color w:val="000000"/>
-          <w:sz w:val="22"/>
-          <w:szCs w:val="22"/>
-        </w:rPr>
-      </w:pPr>
-    </w:p>
-    <w:p>
-      <w:pPr>
-        <w:tabs>
-          <w:tab w:val="left" w:pos="3375"/>
-        </w:tabs>
-        <w:spacing w:after="200" w:line="240" w:lineRule="auto"/>
-        <w:rPr>
-          <w:rFonts w:ascii="Arial Narrow" w:eastAsia="Arial Narrow" w:hAnsi="Arial Narrow" w:cs="Arial Narrow"/>
-          <w:color w:val="000000"/>
-          <w:sz w:val="22"/>
-          <w:szCs w:val="22"/>
-        </w:rPr>
-      </w:pPr>
-    </w:p>
-    <w:p>
-      <w:pPr>
-        <w:tabs>
-          <w:tab w:val="left" w:pos="3375"/>
-        </w:tabs>
-        <w:spacing w:after="200" w:line="240" w:lineRule="auto"/>
-        <w:rPr>
-          <w:rFonts w:ascii="Arial Narrow" w:eastAsia="Arial Narrow" w:hAnsi="Arial Narrow" w:cs="Arial Narrow"/>
-          <w:color w:val="000000"/>
-          <w:sz w:val="22"/>
-          <w:szCs w:val="22"/>
-        </w:rPr>
-      </w:pPr>
-    </w:p>
-    <w:p>
-      <w:pPr>
-        <w:tabs>
-          <w:tab w:val="left" w:pos="3375"/>
-        </w:tabs>
-        <w:spacing w:after="200" w:line="240" w:lineRule="auto"/>
-        <w:rPr>
-          <w:rFonts w:ascii="Arial Narrow" w:eastAsia="Arial Narrow" w:hAnsi="Arial Narrow" w:cs="Arial Narrow"/>
-          <w:color w:val="000000"/>
-          <w:sz w:val="22"/>
-          <w:szCs w:val="22"/>
-        </w:rPr>
-      </w:pPr>
-    </w:p>
-    <w:p>
-      <w:pPr>
-        <w:tabs>
-          <w:tab w:val="left" w:pos="3375"/>
-        </w:tabs>
-        <w:spacing w:after="200" w:line="240" w:lineRule="auto"/>
-        <w:rPr>
-          <w:rFonts w:ascii="Arial Narrow" w:eastAsia="Arial Narrow" w:hAnsi="Arial Narrow" w:cs="Arial Narrow"/>
-          <w:color w:val="000000"/>
-          <w:sz w:val="22"/>
-          <w:szCs w:val="22"/>
-        </w:rPr>
-      </w:pPr>
-    </w:p>
-    <w:p>
-      <w:pPr>
-        <w:tabs>
-          <w:tab w:val="left" w:pos="3375"/>
-        </w:tabs>
-        <w:spacing w:after="200" w:line="240" w:lineRule="auto"/>
-        <w:rPr>
-          <w:rFonts w:ascii="Arial Narrow" w:eastAsia="Arial Narrow" w:hAnsi="Arial Narrow" w:cs="Arial Narrow"/>
-          <w:color w:val="000000"/>
-          <w:sz w:val="22"/>
-          <w:szCs w:val="22"/>
-        </w:rPr>
-      </w:pPr>
-    </w:p>
-    <w:p>
-      <w:pPr>
-        <w:tabs>
-          <w:tab w:val="left" w:pos="3375"/>
-        </w:tabs>
-        <w:spacing w:after="200" w:line="240" w:lineRule="auto"/>
-        <w:rPr>
-          <w:rFonts w:ascii="Arial Narrow" w:eastAsia="Arial Narrow" w:hAnsi="Arial Narrow" w:cs="Arial Narrow"/>
-          <w:color w:val="000000"/>
-          <w:sz w:val="22"/>
-          <w:szCs w:val="22"/>
-        </w:rPr>
-      </w:pPr>
-    </w:p>
-    <w:p>
-      <w:pPr>
-        <w:tabs>
-          <w:tab w:val="left" w:pos="3375"/>
-        </w:tabs>
-        <w:spacing w:after="200" w:line="240" w:lineRule="auto"/>
-        <w:rPr>
-          <w:rFonts w:ascii="Arial Narrow" w:eastAsia="Arial Narrow" w:hAnsi="Arial Narrow" w:cs="Arial Narrow"/>
-          <w:color w:val="000000"/>
-          <w:sz w:val="22"/>
-          <w:szCs w:val="22"/>
-        </w:rPr>
-      </w:pPr>
-    </w:p>
-    <w:p>
-      <w:pPr>
-        <w:spacing w:after="200" w:line="240" w:lineRule="auto"/>
-        <w:rPr>
-          <w:rFonts w:ascii="Arial Narrow" w:eastAsia="Arial Narrow" w:hAnsi="Arial Narrow" w:cs="Arial Narrow"/>
-          <w:color w:val="000000"/>
-          <w:sz w:val="22"/>
-          <w:szCs w:val="22"/>
-        </w:rPr>
-      </w:pPr>
-    </w:p>
-    <w:p>
-      <w:pPr>
         <w:pStyle w:val="Prrafodelista"/>
         <w:numPr>
           <w:ilvl w:val="0"/>
@@ -3038,7 +2929,6 @@
           <w:color w:val="000000"/>
           <w:sz w:val="22"/>
           <w:szCs w:val="22"/>
-          <w:u w:val="single"/>
         </w:rPr>
         <w:t>Cabe precisar que en este filtro es irrelevante si la persona natural o jurídica posee calidad de microempresa, pequeña, mediana o gran empresa</w:t>
       </w:r>
@@ -3098,7 +2988,6 @@
           <w:color w:val="000000"/>
           <w:sz w:val="22"/>
           <w:szCs w:val="22"/>
-          <w:u w:val="single"/>
         </w:rPr>
         <w:t>el propio Código establece un supuesto de excepción para las microempresas que se encuentren en una situación de asimetría informativa respecto de los productos que no son imprescindibles para su proceso productivo</w:t>
       </w:r>
@@ -3506,7 +3395,6 @@
           <w:color w:val="000000"/>
           <w:sz w:val="22"/>
           <w:szCs w:val="22"/>
-          <w:u w:val="single"/>
         </w:rPr>
         <w:t>De la condición de microempresario en la legislación nacional</w:t>
       </w:r>
@@ -3729,7 +3617,6 @@
           <w:color w:val="000000"/>
           <w:sz w:val="22"/>
           <w:szCs w:val="22"/>
-          <w:u w:val="single"/>
         </w:rPr>
         <w:t>La ley obliga a evaluar la asimetría informativa en relación con el rubro de productos o servicios materia de denuncia, esto es, considerándolos de manera genérica y abstracta. En tal sentido, no se analiza la asimetría informativa respecto de la presunta infracción que denuncia el microempresario en el caso concreto.</w:t>
       </w:r>
@@ -4182,7 +4069,6 @@
           <w:rFonts w:ascii="Arial Narrow" w:eastAsia="Arial Narrow" w:hAnsi="Arial Narrow" w:cs="Arial Narrow"/>
           <w:sz w:val="22"/>
           <w:szCs w:val="22"/>
-          <w:u w:val="single"/>
         </w:rPr>
         <w:t>la c</w:t>
       </w:r>
@@ -4192,7 +4078,6 @@
           <w:color w:val="000000"/>
           <w:sz w:val="22"/>
           <w:szCs w:val="22"/>
-          <w:u w:val="single"/>
         </w:rPr>
         <w:t>opia simple de la documentación que acredite su condición de microempresa</w:t>
       </w:r>
@@ -4671,7 +4556,6 @@
           <w:color w:val="000000"/>
           <w:sz w:val="22"/>
           <w:szCs w:val="22"/>
-          <w:u w:val="single"/>
         </w:rPr>
         <w:t>El requisito de ventas anuales</w:t>
       </w:r>
@@ -9062,12 +8946,23 @@
           <w:lang w:eastAsia="es-PE"/>
           <w14:ligatures w14:val="none"/>
         </w:rPr>
-        <w:t xml:space="preserve">PRIMERO: </w:t>
-      </w:r>
-      <w:r>
-        <w:rPr>
-          <w:rFonts w:ascii="Arial Narrow" w:eastAsia="Arial Narrow" w:hAnsi="Arial Narrow" w:cs="Arial Narrow"/>
-          <w:bCs/>
+        <w:t xml:space="preserve">PRIMERO:</w:t>
+      </w:r>
+      <w:r>
+        <w:rPr>
+          <w:rFonts w:ascii="Arial Narrow" w:eastAsia="Arial Narrow" w:hAnsi="Arial Narrow" w:cs="Arial Narrow"/>
+          <w:color w:val="000000"/>
+          <w:kern w:val="0"/>
+          <w:sz w:val="22"/>
+          <w:szCs w:val="22"/>
+          <w:lang w:eastAsia="es-PE"/>
+          <w14:ligatures w14:val="none"/>
+        </w:rPr>
+        <w:t xml:space="preserve"> </w:t>
+      </w:r>
+      <w:r>
+        <w:rPr>
+          <w:rFonts w:ascii="Arial Narrow" w:eastAsia="Arial Narrow" w:hAnsi="Arial Narrow" w:cs="Arial Narrow"/>
           <w:color w:val="000000"/>
           <w:kern w:val="0"/>
           <w:sz w:val="22"/>
@@ -9080,7 +8975,6 @@
       <w:r>
         <w:rPr>
           <w:rFonts w:ascii="Arial Narrow" w:eastAsia="Arial Narrow" w:hAnsi="Arial Narrow" w:cs="Arial Narrow"/>
-          <w:bCs/>
           <w:color w:val="000000"/>
           <w:kern w:val="0"/>
           <w:sz w:val="22"/>
@@ -9093,7 +8987,6 @@
       <w:r>
         <w:rPr>
           <w:rFonts w:ascii="Arial Narrow" w:eastAsia="Arial Narrow" w:hAnsi="Arial Narrow" w:cs="Arial Narrow"/>
-          <w:bCs/>
           <w:color w:val="000000"/>
           <w:kern w:val="0"/>
           <w:sz w:val="22"/>
@@ -9106,7 +8999,6 @@
       <w:r>
         <w:rPr>
           <w:rFonts w:ascii="Arial Narrow" w:eastAsia="Arial Narrow" w:hAnsi="Arial Narrow" w:cs="Arial Narrow"/>
-          <w:bCs/>
           <w:color w:val="000000"/>
           <w:kern w:val="0"/>
           <w:sz w:val="22"/>
@@ -9119,7 +9011,6 @@
       <w:r>
         <w:rPr>
           <w:rFonts w:ascii="Arial Narrow" w:eastAsia="Arial Narrow" w:hAnsi="Arial Narrow" w:cs="Arial Narrow"/>
-          <w:bCs/>
           <w:color w:val="000000"/>
           <w:kern w:val="0"/>
           <w:sz w:val="22"/>
@@ -9132,7 +9023,6 @@
       <w:r>
         <w:rPr>
           <w:rFonts w:ascii="Arial Narrow" w:eastAsia="Arial Narrow" w:hAnsi="Arial Narrow" w:cs="Arial Narrow"/>
-          <w:bCs/>
           <w:color w:val="000000"/>
           <w:kern w:val="0"/>
           <w:sz w:val="22"/>
@@ -9185,12 +9075,23 @@
           <w:lang w:eastAsia="es-PE"/>
           <w14:ligatures w14:val="none"/>
         </w:rPr>
-        <w:t xml:space="preserve">SEGUNDO: admitir a trámite la denuncia del 24 de setiembre de 2025, interpuesta por [DENUNCIANTE] contra Banco BBVA Perú S.A. y Rímac Seguros y Reaseguros S.A., por lo siguiente:</w:t>
-      </w:r>
-      <w:r>
-        <w:rPr>
-          <w:rFonts w:ascii="Arial Narrow" w:eastAsia="Arial Narrow" w:hAnsi="Arial Narrow" w:cs="Arial Narrow"/>
-          <w:b/>
+        <w:t xml:space="preserve">SEGUNDO:</w:t>
+      </w:r>
+      <w:r>
+        <w:rPr>
+          <w:rFonts w:ascii="Arial Narrow" w:eastAsia="Arial Narrow" w:hAnsi="Arial Narrow" w:cs="Arial Narrow"/>
+          <w:color w:val="000000"/>
+          <w:kern w:val="0"/>
+          <w:sz w:val="22"/>
+          <w:szCs w:val="22"/>
+          <w:lang w:eastAsia="es-PE"/>
+          <w14:ligatures w14:val="none"/>
+        </w:rPr>
+        <w:t xml:space="preserve"> admitir a trámite la denuncia del 24 de setiembre de 2025, interpuesta por [DENUNCIANTE] contra Banco BBVA Perú S.A. y Rímac Seguros y Reaseguros S.A., por lo siguiente:</w:t>
+      </w:r>
+      <w:r>
+        <w:rPr>
+          <w:rFonts w:ascii="Arial Narrow" w:eastAsia="Arial Narrow" w:hAnsi="Arial Narrow" w:cs="Arial Narrow"/>
           <w:color w:val="000000"/>
           <w:kern w:val="0"/>
           <w:sz w:val="22"/>
@@ -9254,7 +9155,6 @@
       <w:r>
         <w:rPr>
           <w:rFonts w:ascii="Arial Narrow" w:eastAsia="Arial Narrow" w:hAnsi="Arial Narrow" w:cs="Arial Narrow"/>
-          <w:bCs/>
           <w:spacing w:val="-3"/>
           <w:kern w:val="0"/>
           <w14:ligatures w14:val="none"/>
@@ -9267,7 +9167,6 @@
       <w:r>
         <w:rPr>
           <w:rFonts w:ascii="Arial Narrow" w:eastAsia="Arial Narrow" w:hAnsi="Arial Narrow" w:cs="Arial Narrow"/>
-          <w:bCs/>
           <w:spacing w:val="-3"/>
           <w:kern w:val="0"/>
           <w14:ligatures w14:val="none"/>
@@ -9292,7 +9191,6 @@
       <w:r>
         <w:rPr>
           <w:rFonts w:ascii="Arial Narrow" w:eastAsia="Arial Narrow" w:hAnsi="Arial Narrow" w:cs="Arial Narrow"/>
-          <w:bCs/>
           <w:sz w:val="22"/>
           <w:szCs w:val="22"/>
         </w:rPr>
@@ -9301,7 +9199,6 @@
       <w:r>
         <w:rPr>
           <w:rFonts w:ascii="Arial Narrow" w:eastAsia="Arial Narrow" w:hAnsi="Arial Narrow" w:cs="Arial Narrow"/>
-          <w:bCs/>
           <w:sz w:val="22"/>
           <w:szCs w:val="22"/>
         </w:rPr>
@@ -9310,7 +9207,6 @@
       <w:r>
         <w:rPr>
           <w:rFonts w:ascii="Arial Narrow" w:eastAsia="Arial Narrow" w:hAnsi="Arial Narrow" w:cs="Arial Narrow"/>
-          <w:bCs/>
           <w:sz w:val="22"/>
           <w:szCs w:val="22"/>
         </w:rPr>
@@ -10626,7 +10522,19 @@
           <w:lang w:eastAsia="es-PE"/>
           <w14:ligatures w14:val="none"/>
         </w:rPr>
-        <w:t xml:space="preserve">: </w:t>
+        <w:t xml:space="preserve">:</w:t>
+      </w:r>
+      <w:r>
+        <w:rPr>
+          <w:rFonts w:ascii="Arial Narrow" w:eastAsia="Arial Narrow" w:hAnsi="Arial Narrow" w:cs="Arial Narrow"/>
+          <w:color w:val="000000"/>
+          <w:kern w:val="0"/>
+          <w:sz w:val="22"/>
+          <w:szCs w:val="22"/>
+          <w:lang w:eastAsia="es-PE"/>
+          <w14:ligatures w14:val="none"/>
+        </w:rPr>
+        <w:t xml:space="preserve"> </w:t>
       </w:r>
       <w:r>
         <w:rPr>
@@ -10667,7 +10575,6 @@
       <w:r>
         <w:rPr>
           <w:rFonts w:ascii="Arial Narrow" w:eastAsia="Arial Narrow" w:hAnsi="Arial Narrow" w:cs="Arial Narrow"/>
-          <w:bCs/>
           <w:sz w:val="22"/>
           <w:szCs w:val="22"/>
         </w:rPr>
@@ -10676,7 +10583,6 @@
       <w:r>
         <w:rPr>
           <w:rFonts w:ascii="Arial Narrow" w:eastAsia="Arial Narrow" w:hAnsi="Arial Narrow" w:cs="Arial Narrow"/>
-          <w:bCs/>
           <w:sz w:val="22"/>
           <w:szCs w:val="22"/>
         </w:rPr>
@@ -10685,7 +10591,6 @@
       <w:r>
         <w:rPr>
           <w:rFonts w:ascii="Arial Narrow" w:eastAsia="Arial Narrow" w:hAnsi="Arial Narrow" w:cs="Arial Narrow"/>
-          <w:bCs/>
           <w:sz w:val="22"/>
           <w:szCs w:val="22"/>
         </w:rPr>
@@ -10694,7 +10599,6 @@
       <w:r>
         <w:rPr>
           <w:rFonts w:ascii="Arial Narrow" w:eastAsia="Arial Narrow" w:hAnsi="Arial Narrow" w:cs="Arial Narrow"/>
-          <w:bCs/>
           <w:sz w:val="22"/>
           <w:szCs w:val="22"/>
         </w:rPr>
@@ -11101,7 +11005,15 @@
           <w:sz w:val="22"/>
           <w:szCs w:val="22"/>
         </w:rPr>
-        <w:t xml:space="preserve">QUINTO: </w:t>
+        <w:t xml:space="preserve">QUINTO:</w:t>
+      </w:r>
+      <w:r>
+        <w:rPr>
+          <w:rFonts w:ascii="Arial Narrow" w:eastAsia="Arial Narrow" w:hAnsi="Arial Narrow" w:cs="Arial Narrow"/>
+          <w:sz w:val="22"/>
+          <w:szCs w:val="22"/>
+        </w:rPr>
+        <w:t xml:space="preserve"> </w:t>
       </w:r>
       <w:r>
         <w:rPr>
@@ -11123,7 +11035,7 @@
           <w:lang w:val="es-ES" w:eastAsia="es-ES"/>
           <w14:ligatures w14:val="none"/>
         </w:rPr>
-        <w:footnoteReference w:id="36"/>
+        <w:footnoteReference w:id="31"/>
       </w:r>
       <w:r>
         <w:rPr>
@@ -11145,7 +11057,7 @@
           <w:lang w:val="es-ES" w:eastAsia="es-ES"/>
           <w14:ligatures w14:val="none"/>
         </w:rPr>
-        <w:footnoteReference w:id="37"/>
+        <w:footnoteReference w:id="32"/>
       </w:r>
       <w:r>
         <w:rPr>
@@ -11209,7 +11121,19 @@
           <w:lang w:eastAsia="es-PE"/>
           <w14:ligatures w14:val="none"/>
         </w:rPr>
-        <w:t xml:space="preserve">: </w:t>
+        <w:t xml:space="preserve">:</w:t>
+      </w:r>
+      <w:r>
+        <w:rPr>
+          <w:rFonts w:ascii="Arial Narrow" w:eastAsia="Arial Narrow" w:hAnsi="Arial Narrow" w:cs="Arial Narrow"/>
+          <w:color w:val="000000"/>
+          <w:kern w:val="0"/>
+          <w:sz w:val="22"/>
+          <w:szCs w:val="22"/>
+          <w:lang w:eastAsia="es-PE"/>
+          <w14:ligatures w14:val="none"/>
+        </w:rPr>
+        <w:t xml:space="preserve"> </w:t>
       </w:r>
       <w:bookmarkStart w:id="19" w:name="_Hlk188286813"/>
       <w:r>
@@ -11265,443 +11189,454 @@
       <w:r>
         <w:rPr>
           <w:rFonts w:ascii="Arial Narrow" w:eastAsia="Arial Narrow" w:hAnsi="Arial Narrow" w:cs="Arial Narrow"/>
+          <w:sz w:val="22"/>
+          <w:szCs w:val="22"/>
+        </w:rPr>
+        <w:t>Banco BBVA Perú S.A.</w:t>
+      </w:r>
+      <w:r>
+        <w:rPr>
+          <w:rFonts w:ascii="Arial Narrow" w:eastAsia="Arial Narrow" w:hAnsi="Arial Narrow" w:cs="Arial Narrow"/>
+          <w:color w:val="000000"/>
+          <w:kern w:val="0"/>
+          <w:sz w:val="22"/>
+          <w:szCs w:val="22"/>
+          <w:lang w:eastAsia="es-ES"/>
+          <w14:ligatures w14:val="none"/>
+        </w:rPr>
+        <w:t xml:space="preserve">, </w:t>
+      </w:r>
+      <w:bookmarkEnd w:id="20"/>
+      <w:r>
+        <w:rPr>
+          <w:rFonts w:ascii="Arial Narrow" w:eastAsia="Arial Narrow" w:hAnsi="Arial Narrow" w:cs="Arial Narrow"/>
+          <w:color w:val="000000"/>
+          <w:kern w:val="0"/>
+          <w:sz w:val="22"/>
+          <w:szCs w:val="22"/>
+          <w:lang w:val="es-ES" w:eastAsia="es-ES"/>
+          <w14:ligatures w14:val="none"/>
+        </w:rPr>
+        <w:t>cumpla</w:t>
+      </w:r>
+      <w:r>
+        <w:rPr>
+          <w:rFonts w:ascii="Arial Narrow" w:eastAsia="Arial Narrow" w:hAnsi="Arial Narrow" w:cs="Arial Narrow"/>
+          <w:color w:val="000000"/>
+          <w:kern w:val="0"/>
+          <w:sz w:val="22"/>
+          <w:szCs w:val="22"/>
+          <w:lang w:val="es-ES" w:eastAsia="es-ES"/>
+          <w14:ligatures w14:val="none"/>
+        </w:rPr>
+        <w:t xml:space="preserve"> con: </w:t>
+      </w:r>
+      <w:r>
+        <w:rPr>
+          <w:rFonts w:ascii="Arial Narrow" w:eastAsia="Arial Narrow" w:hAnsi="Arial Narrow" w:cs="Arial Narrow"/>
+          <w:color w:val="000000"/>
+          <w:kern w:val="0"/>
+          <w:sz w:val="22"/>
+          <w:szCs w:val="22"/>
+          <w:lang w:val="es-ES" w:eastAsia="es-ES"/>
+          <w14:ligatures w14:val="none"/>
+        </w:rPr>
+        <w:t>(i) presentar una copia debidamente suscrita de la Póliza Todo Riesgo Negocio Seguro 1338-505693 materia de denuncia, así como el cargo de remisión de la póliza; (</w:t>
+      </w:r>
+      <w:proofErr w:type="spellStart"/>
+      <w:r>
+        <w:rPr>
+          <w:rFonts w:ascii="Arial Narrow" w:eastAsia="Arial Narrow" w:hAnsi="Arial Narrow" w:cs="Arial Narrow"/>
+          <w:color w:val="000000"/>
+          <w:kern w:val="0"/>
+          <w:sz w:val="22"/>
+          <w:szCs w:val="22"/>
+          <w:lang w:val="es-ES" w:eastAsia="es-ES"/>
+          <w14:ligatures w14:val="none"/>
+        </w:rPr>
+        <w:t>ii</w:t>
+      </w:r>
+      <w:proofErr w:type="spellEnd"/>
+      <w:r>
+        <w:rPr>
+          <w:rFonts w:ascii="Arial Narrow" w:eastAsia="Arial Narrow" w:hAnsi="Arial Narrow" w:cs="Arial Narrow"/>
+          <w:color w:val="000000"/>
+          <w:kern w:val="0"/>
+          <w:sz w:val="22"/>
+          <w:szCs w:val="22"/>
+          <w:lang w:val="es-ES" w:eastAsia="es-ES"/>
+          <w14:ligatures w14:val="none"/>
+        </w:rPr>
+        <w:t>) presentar una copia debidamente suscrita del Seguro para Inmuebles - Póliza 0011-0137-40-0****145 materia de denuncia, así como el cargo de remisión de la póliza; (</w:t>
+      </w:r>
+      <w:proofErr w:type="spellStart"/>
+      <w:r>
+        <w:rPr>
+          <w:rFonts w:ascii="Arial Narrow" w:eastAsia="Arial Narrow" w:hAnsi="Arial Narrow" w:cs="Arial Narrow"/>
+          <w:color w:val="000000"/>
+          <w:kern w:val="0"/>
+          <w:sz w:val="22"/>
+          <w:szCs w:val="22"/>
+          <w:lang w:val="es-ES" w:eastAsia="es-ES"/>
+          <w14:ligatures w14:val="none"/>
+        </w:rPr>
+        <w:t>iii</w:t>
+      </w:r>
+      <w:proofErr w:type="spellEnd"/>
+      <w:r>
+        <w:rPr>
+          <w:rFonts w:ascii="Arial Narrow" w:eastAsia="Arial Narrow" w:hAnsi="Arial Narrow" w:cs="Arial Narrow"/>
+          <w:color w:val="000000"/>
+          <w:kern w:val="0"/>
+          <w:sz w:val="22"/>
+          <w:szCs w:val="22"/>
+          <w:lang w:val="es-ES" w:eastAsia="es-ES"/>
+          <w14:ligatures w14:val="none"/>
+        </w:rPr>
+        <w:t>) presentar una copia debidamente suscrita del Seguro para Inmuebles - Póliza 0011-0137-40-0****823materia de denuncia, así como el cargo de remisión de la póliza; y, (</w:t>
+      </w:r>
+      <w:proofErr w:type="spellStart"/>
+      <w:r>
+        <w:rPr>
+          <w:rFonts w:ascii="Arial Narrow" w:eastAsia="Arial Narrow" w:hAnsi="Arial Narrow" w:cs="Arial Narrow"/>
+          <w:color w:val="000000"/>
+          <w:kern w:val="0"/>
+          <w:sz w:val="22"/>
+          <w:szCs w:val="22"/>
+          <w:lang w:val="es-ES" w:eastAsia="es-ES"/>
+          <w14:ligatures w14:val="none"/>
+        </w:rPr>
+        <w:t>iv</w:t>
+      </w:r>
+      <w:proofErr w:type="spellEnd"/>
+      <w:r>
+        <w:rPr>
+          <w:rFonts w:ascii="Arial Narrow" w:eastAsia="Arial Narrow" w:hAnsi="Arial Narrow" w:cs="Arial Narrow"/>
+          <w:color w:val="000000"/>
+          <w:kern w:val="0"/>
+          <w:sz w:val="22"/>
+          <w:szCs w:val="22"/>
+          <w:lang w:val="es-ES" w:eastAsia="es-ES"/>
+          <w14:ligatures w14:val="none"/>
+        </w:rPr>
+        <w:t>) presentar todas las comunicaciones cursadas con la parte denunciante en virtud de los hechos materia de denuncia</w:t>
+      </w:r>
+      <w:r>
+        <w:rPr>
+          <w:rFonts w:ascii="Arial Narrow" w:eastAsia="Arial Narrow" w:hAnsi="Arial Narrow" w:cs="Arial Narrow"/>
+          <w:color w:val="000000"/>
+          <w:kern w:val="0"/>
+          <w:sz w:val="22"/>
+          <w:szCs w:val="22"/>
+          <w:lang w:val="es-ES" w:eastAsia="es-ES"/>
+          <w14:ligatures w14:val="none"/>
+        </w:rPr>
+        <w:t>.</w:t>
+      </w:r>
+    </w:p>
+    <w:p>
+      <w:pPr>
+        <w:spacing w:after="0" w:line="240" w:lineRule="auto"/>
+        <w:jc w:val="both"/>
+        <w:rPr>
+          <w:rFonts w:ascii="Arial Narrow" w:eastAsia="Arial Narrow" w:hAnsi="Arial Narrow" w:cs="Arial Narrow"/>
+          <w:color w:val="000000"/>
+          <w:kern w:val="0"/>
+          <w:sz w:val="22"/>
+          <w:szCs w:val="22"/>
+          <w:lang w:val="es-ES" w:eastAsia="es-ES"/>
+          <w14:ligatures w14:val="none"/>
+        </w:rPr>
+      </w:pPr>
+    </w:p>
+    <w:p>
+      <w:pPr>
+        <w:spacing w:after="0" w:line="240" w:lineRule="auto"/>
+        <w:jc w:val="both"/>
+        <w:rPr>
+          <w:rFonts w:ascii="Arial Narrow" w:eastAsia="Arial Narrow" w:hAnsi="Arial Narrow" w:cs="Arial Narrow"/>
+          <w:color w:val="000000"/>
+          <w:kern w:val="0"/>
+          <w:sz w:val="22"/>
+          <w:szCs w:val="22"/>
+          <w:lang w:val="es-ES" w:eastAsia="es-ES"/>
+          <w14:ligatures w14:val="none"/>
+        </w:rPr>
+      </w:pPr>
+      <w:r>
+        <w:rPr>
+          <w:rFonts w:ascii="Arial Narrow" w:eastAsia="Arial Narrow" w:hAnsi="Arial Narrow" w:cs="Arial Narrow"/>
+          <w:b/>
+          <w:color w:val="000000"/>
+          <w:kern w:val="0"/>
+          <w:sz w:val="22"/>
+          <w:szCs w:val="22"/>
+          <w:lang w:eastAsia="es-PE"/>
+          <w14:ligatures w14:val="none"/>
+        </w:rPr>
+        <w:t>SÉTIMO</w:t>
+      </w:r>
+      <w:r>
+        <w:rPr>
+          <w:rFonts w:ascii="Arial Narrow" w:eastAsia="Arial Narrow" w:hAnsi="Arial Narrow" w:cs="Arial Narrow"/>
+          <w:b/>
+          <w:color w:val="000000"/>
+          <w:kern w:val="0"/>
+          <w:sz w:val="22"/>
+          <w:szCs w:val="22"/>
+          <w:lang w:eastAsia="es-PE"/>
+          <w14:ligatures w14:val="none"/>
+        </w:rPr>
+        <w:t xml:space="preserve">:</w:t>
+      </w:r>
+      <w:r>
+        <w:rPr>
+          <w:rFonts w:ascii="Arial Narrow" w:eastAsia="Arial Narrow" w:hAnsi="Arial Narrow" w:cs="Arial Narrow"/>
+          <w:color w:val="000000"/>
+          <w:kern w:val="0"/>
+          <w:sz w:val="22"/>
+          <w:szCs w:val="22"/>
+          <w:lang w:eastAsia="es-PE"/>
+          <w14:ligatures w14:val="none"/>
+        </w:rPr>
+        <w:t xml:space="preserve"> </w:t>
+      </w:r>
+      <w:r>
+        <w:rPr>
+          <w:rFonts w:ascii="Arial Narrow" w:eastAsia="Arial Narrow" w:hAnsi="Arial Narrow" w:cs="Arial Narrow"/>
+          <w:color w:val="000000"/>
+          <w:kern w:val="0"/>
+          <w:sz w:val="22"/>
+          <w:szCs w:val="22"/>
+          <w:lang w:eastAsia="es-ES"/>
+          <w14:ligatures w14:val="none"/>
+        </w:rPr>
+        <w:t xml:space="preserve">requerir </w:t>
+      </w:r>
+      <w:r>
+        <w:rPr>
+          <w:rFonts w:ascii="Arial Narrow" w:eastAsia="Arial Narrow" w:hAnsi="Arial Narrow" w:cs="Arial Narrow"/>
+          <w:color w:val="000000"/>
+          <w:kern w:val="0"/>
+          <w:sz w:val="22"/>
+          <w:szCs w:val="22"/>
+          <w:lang w:val="es-ES" w:eastAsia="es-ES"/>
+          <w14:ligatures w14:val="none"/>
+        </w:rPr>
+        <w:t xml:space="preserve">que, en un </w:t>
+      </w:r>
+      <w:r>
+        <w:rPr>
+          <w:rFonts w:ascii="Arial Narrow" w:eastAsia="Arial Narrow" w:hAnsi="Arial Narrow" w:cs="Arial Narrow"/>
+          <w:color w:val="000000"/>
+          <w:kern w:val="0"/>
+          <w:sz w:val="22"/>
+          <w:szCs w:val="22"/>
+          <w:lang w:eastAsia="es-ES"/>
+          <w14:ligatures w14:val="none"/>
+        </w:rPr>
+        <w:t xml:space="preserve">plazo no mayor de cinco (5) días hábiles contado a partir del día siguiente de la notificación de la presente resolución, </w:t>
+      </w:r>
+      <w:r>
+        <w:rPr>
+          <w:rFonts w:ascii="Arial Narrow" w:eastAsia="Arial Narrow" w:hAnsi="Arial Narrow" w:cs="Arial Narrow"/>
+          <w:color w:val="000000"/>
+          <w:kern w:val="0"/>
+          <w:sz w:val="22"/>
+          <w:szCs w:val="22"/>
+          <w:shd w:val="clear" w:color="auto" w:fill="FFFFFF"/>
+          <w:lang w:eastAsia="es-PE"/>
+          <w14:ligatures w14:val="none"/>
+        </w:rPr>
+        <w:t>Rímac Seguros y Reaseguros S.A</w:t>
+      </w:r>
+      <w:r>
+        <w:rPr>
+          <w:rFonts w:ascii="Arial Narrow" w:eastAsia="Arial Narrow" w:hAnsi="Arial Narrow" w:cs="Arial Narrow"/>
+          <w:color w:val="000000"/>
+          <w:kern w:val="0"/>
+          <w:sz w:val="22"/>
+          <w:szCs w:val="22"/>
+          <w:shd w:val="clear" w:color="auto" w:fill="FFFFFF"/>
+          <w:lang w:eastAsia="es-PE"/>
+          <w14:ligatures w14:val="none"/>
+        </w:rPr>
+        <w:t>.</w:t>
+      </w:r>
+      <w:r>
+        <w:rPr>
+          <w:rFonts w:ascii="Arial Narrow" w:eastAsia="Arial Narrow" w:hAnsi="Arial Narrow" w:cs="Arial Narrow"/>
+          <w:color w:val="000000"/>
+          <w:kern w:val="0"/>
+          <w:sz w:val="22"/>
+          <w:szCs w:val="22"/>
+          <w:lang w:eastAsia="es-ES"/>
+          <w14:ligatures w14:val="none"/>
+        </w:rPr>
+        <w:t xml:space="preserve">, </w:t>
+      </w:r>
+      <w:r>
+        <w:rPr>
+          <w:rFonts w:ascii="Arial Narrow" w:eastAsia="Arial Narrow" w:hAnsi="Arial Narrow" w:cs="Arial Narrow"/>
+          <w:color w:val="000000"/>
+          <w:kern w:val="0"/>
+          <w:sz w:val="22"/>
+          <w:szCs w:val="22"/>
+          <w:lang w:val="es-ES" w:eastAsia="es-ES"/>
+          <w14:ligatures w14:val="none"/>
+        </w:rPr>
+        <w:t>c</w:t>
+      </w:r>
+      <w:r>
+        <w:rPr>
+          <w:rFonts w:ascii="Arial Narrow" w:eastAsia="Arial Narrow" w:hAnsi="Arial Narrow" w:cs="Arial Narrow"/>
+          <w:color w:val="000000"/>
+          <w:kern w:val="0"/>
+          <w:sz w:val="22"/>
+          <w:szCs w:val="22"/>
+          <w:lang w:val="es-ES" w:eastAsia="es-ES"/>
+          <w14:ligatures w14:val="none"/>
+        </w:rPr>
+        <w:t xml:space="preserve">umpla con: </w:t>
+      </w:r>
+      <w:r>
+        <w:rPr>
+          <w:rFonts w:ascii="Arial Narrow" w:eastAsia="Arial Narrow" w:hAnsi="Arial Narrow" w:cs="Arial Narrow"/>
+          <w:color w:val="000000"/>
+          <w:kern w:val="0"/>
+          <w:sz w:val="22"/>
+          <w:szCs w:val="22"/>
+          <w:lang w:val="es-ES" w:eastAsia="es-ES"/>
+          <w14:ligatures w14:val="none"/>
+        </w:rPr>
+        <w:t>(i) presentar una copia debidamente suscrita de la Póliza Todo Riesgo Negocio Seguro 1338-505693 materia de denuncia, así como el cargo de remisión de la póliza; (</w:t>
+      </w:r>
+      <w:proofErr w:type="spellStart"/>
+      <w:r>
+        <w:rPr>
+          <w:rFonts w:ascii="Arial Narrow" w:eastAsia="Arial Narrow" w:hAnsi="Arial Narrow" w:cs="Arial Narrow"/>
+          <w:color w:val="000000"/>
+          <w:kern w:val="0"/>
+          <w:sz w:val="22"/>
+          <w:szCs w:val="22"/>
+          <w:lang w:val="es-ES" w:eastAsia="es-ES"/>
+          <w14:ligatures w14:val="none"/>
+        </w:rPr>
+        <w:t>ii</w:t>
+      </w:r>
+      <w:proofErr w:type="spellEnd"/>
+      <w:r>
+        <w:rPr>
+          <w:rFonts w:ascii="Arial Narrow" w:eastAsia="Arial Narrow" w:hAnsi="Arial Narrow" w:cs="Arial Narrow"/>
+          <w:color w:val="000000"/>
+          <w:kern w:val="0"/>
+          <w:sz w:val="22"/>
+          <w:szCs w:val="22"/>
+          <w:lang w:val="es-ES" w:eastAsia="es-ES"/>
+          <w14:ligatures w14:val="none"/>
+        </w:rPr>
+        <w:t>) presentar una copia debidamente suscrita del Seguro para Inmuebles - Póliza 0011-0137-40-0****145 materia de denuncia, así como el cargo de remisión de la póliza; (</w:t>
+      </w:r>
+      <w:proofErr w:type="spellStart"/>
+      <w:r>
+        <w:rPr>
+          <w:rFonts w:ascii="Arial Narrow" w:eastAsia="Arial Narrow" w:hAnsi="Arial Narrow" w:cs="Arial Narrow"/>
+          <w:color w:val="000000"/>
+          <w:kern w:val="0"/>
+          <w:sz w:val="22"/>
+          <w:szCs w:val="22"/>
+          <w:lang w:val="es-ES" w:eastAsia="es-ES"/>
+          <w14:ligatures w14:val="none"/>
+        </w:rPr>
+        <w:t>iii</w:t>
+      </w:r>
+      <w:proofErr w:type="spellEnd"/>
+      <w:r>
+        <w:rPr>
+          <w:rFonts w:ascii="Arial Narrow" w:eastAsia="Arial Narrow" w:hAnsi="Arial Narrow" w:cs="Arial Narrow"/>
+          <w:color w:val="000000"/>
+          <w:kern w:val="0"/>
+          <w:sz w:val="22"/>
+          <w:szCs w:val="22"/>
+          <w:lang w:val="es-ES" w:eastAsia="es-ES"/>
+          <w14:ligatures w14:val="none"/>
+        </w:rPr>
+        <w:t>) presentar una copia debidamente suscrita del Seguro para Inmuebles - Póliza 0011-0137-40-0****823materia de denuncia, así como el cargo de remisión de la póliza; y, (</w:t>
+      </w:r>
+      <w:proofErr w:type="spellStart"/>
+      <w:r>
+        <w:rPr>
+          <w:rFonts w:ascii="Arial Narrow" w:eastAsia="Arial Narrow" w:hAnsi="Arial Narrow" w:cs="Arial Narrow"/>
+          <w:color w:val="000000"/>
+          <w:kern w:val="0"/>
+          <w:sz w:val="22"/>
+          <w:szCs w:val="22"/>
+          <w:lang w:val="es-ES" w:eastAsia="es-ES"/>
+          <w14:ligatures w14:val="none"/>
+        </w:rPr>
+        <w:t>iv</w:t>
+      </w:r>
+      <w:proofErr w:type="spellEnd"/>
+      <w:r>
+        <w:rPr>
+          <w:rFonts w:ascii="Arial Narrow" w:eastAsia="Arial Narrow" w:hAnsi="Arial Narrow" w:cs="Arial Narrow"/>
+          <w:color w:val="000000"/>
+          <w:kern w:val="0"/>
+          <w:sz w:val="22"/>
+          <w:szCs w:val="22"/>
+          <w:lang w:val="es-ES" w:eastAsia="es-ES"/>
+          <w14:ligatures w14:val="none"/>
+        </w:rPr>
+        <w:t>) presentar todas las comunicaciones cursadas con la parte denunciante en virtud de los hechos materia de denuncia</w:t>
+      </w:r>
+      <w:r>
+        <w:rPr>
+          <w:rFonts w:ascii="Arial Narrow" w:eastAsia="Arial Narrow" w:hAnsi="Arial Narrow" w:cs="Arial Narrow"/>
+          <w:color w:val="000000"/>
+          <w:kern w:val="0"/>
+          <w:sz w:val="22"/>
+          <w:szCs w:val="22"/>
+          <w:lang w:val="es-ES" w:eastAsia="es-ES"/>
+          <w14:ligatures w14:val="none"/>
+        </w:rPr>
+        <w:t>.</w:t>
+      </w:r>
+    </w:p>
+    <w:p>
+      <w:pPr>
+        <w:spacing w:after="0" w:line="240" w:lineRule="auto"/>
+        <w:jc w:val="both"/>
+        <w:rPr>
+          <w:rFonts w:ascii="Arial Narrow" w:eastAsia="Arial Narrow" w:hAnsi="Arial Narrow" w:cs="Arial Narrow"/>
+          <w:b/>
+          <w:color w:val="000000"/>
+          <w:kern w:val="0"/>
+          <w:sz w:val="22"/>
+          <w:szCs w:val="22"/>
+          <w:lang w:val="es-ES" w:eastAsia="es-PE"/>
+          <w14:ligatures w14:val="none"/>
+        </w:rPr>
+      </w:pPr>
+    </w:p>
+    <w:p>
+      <w:pPr>
+        <w:spacing w:after="0" w:line="240" w:lineRule="auto"/>
+        <w:jc w:val="both"/>
+        <w:rPr>
+          <w:rFonts w:ascii="Arial Narrow" w:eastAsia="Arial Narrow" w:hAnsi="Arial Narrow" w:cs="Arial Narrow"/>
+          <w:color w:val="000000"/>
+          <w:kern w:val="0"/>
+          <w:sz w:val="22"/>
+          <w:szCs w:val="22"/>
+          <w:lang w:eastAsia="es-PE"/>
+          <w14:ligatures w14:val="none"/>
+        </w:rPr>
+      </w:pPr>
+      <w:r>
+        <w:rPr>
+          <w:rFonts w:ascii="Arial Narrow" w:eastAsia="Arial Narrow" w:hAnsi="Arial Narrow" w:cs="Arial Narrow"/>
+          <w:b/>
           <w:bCs/>
-          <w:sz w:val="22"/>
-          <w:szCs w:val="22"/>
-        </w:rPr>
-        <w:t>Banco BBVA Perú S.A.</w:t>
-      </w:r>
-      <w:r>
-        <w:rPr>
-          <w:rFonts w:ascii="Arial Narrow" w:eastAsia="Arial Narrow" w:hAnsi="Arial Narrow" w:cs="Arial Narrow"/>
-          <w:color w:val="000000"/>
-          <w:kern w:val="0"/>
-          <w:sz w:val="22"/>
-          <w:szCs w:val="22"/>
-          <w:lang w:eastAsia="es-ES"/>
-          <w14:ligatures w14:val="none"/>
-        </w:rPr>
-        <w:t xml:space="preserve">, </w:t>
-      </w:r>
-      <w:bookmarkEnd w:id="20"/>
-      <w:r>
-        <w:rPr>
-          <w:rFonts w:ascii="Arial Narrow" w:eastAsia="Arial Narrow" w:hAnsi="Arial Narrow" w:cs="Arial Narrow"/>
-          <w:color w:val="000000"/>
-          <w:kern w:val="0"/>
-          <w:sz w:val="22"/>
-          <w:szCs w:val="22"/>
-          <w:lang w:val="es-ES" w:eastAsia="es-ES"/>
-          <w14:ligatures w14:val="none"/>
-        </w:rPr>
-        <w:t>cumpla</w:t>
-      </w:r>
-      <w:r>
-        <w:rPr>
-          <w:rFonts w:ascii="Arial Narrow" w:eastAsia="Arial Narrow" w:hAnsi="Arial Narrow" w:cs="Arial Narrow"/>
-          <w:color w:val="000000"/>
-          <w:kern w:val="0"/>
-          <w:sz w:val="22"/>
-          <w:szCs w:val="22"/>
-          <w:lang w:val="es-ES" w:eastAsia="es-ES"/>
-          <w14:ligatures w14:val="none"/>
-        </w:rPr>
-        <w:t xml:space="preserve"> con: </w:t>
-      </w:r>
-      <w:r>
-        <w:rPr>
-          <w:rFonts w:ascii="Arial Narrow" w:eastAsia="Arial Narrow" w:hAnsi="Arial Narrow" w:cs="Arial Narrow"/>
-          <w:color w:val="000000"/>
-          <w:kern w:val="0"/>
-          <w:sz w:val="22"/>
-          <w:szCs w:val="22"/>
-          <w:lang w:val="es-ES" w:eastAsia="es-ES"/>
-          <w14:ligatures w14:val="none"/>
-        </w:rPr>
-        <w:t>(i) presentar una copia debidamente suscrita de la Póliza Todo Riesgo Negocio Seguro 1338-505693 materia de denuncia, así como el cargo de remisión de la póliza; (</w:t>
-      </w:r>
-      <w:proofErr w:type="spellStart"/>
-      <w:r>
-        <w:rPr>
-          <w:rFonts w:ascii="Arial Narrow" w:eastAsia="Arial Narrow" w:hAnsi="Arial Narrow" w:cs="Arial Narrow"/>
-          <w:color w:val="000000"/>
-          <w:kern w:val="0"/>
-          <w:sz w:val="22"/>
-          <w:szCs w:val="22"/>
-          <w:lang w:val="es-ES" w:eastAsia="es-ES"/>
-          <w14:ligatures w14:val="none"/>
-        </w:rPr>
-        <w:t>ii</w:t>
-      </w:r>
-      <w:proofErr w:type="spellEnd"/>
-      <w:r>
-        <w:rPr>
-          <w:rFonts w:ascii="Arial Narrow" w:eastAsia="Arial Narrow" w:hAnsi="Arial Narrow" w:cs="Arial Narrow"/>
-          <w:color w:val="000000"/>
-          <w:kern w:val="0"/>
-          <w:sz w:val="22"/>
-          <w:szCs w:val="22"/>
-          <w:lang w:val="es-ES" w:eastAsia="es-ES"/>
-          <w14:ligatures w14:val="none"/>
-        </w:rPr>
-        <w:t>) presentar una copia debidamente suscrita del Seguro para Inmuebles - Póliza 0011-0137-40-0****145 materia de denuncia, así como el cargo de remisión de la póliza; (</w:t>
-      </w:r>
-      <w:proofErr w:type="spellStart"/>
-      <w:r>
-        <w:rPr>
-          <w:rFonts w:ascii="Arial Narrow" w:eastAsia="Arial Narrow" w:hAnsi="Arial Narrow" w:cs="Arial Narrow"/>
-          <w:color w:val="000000"/>
-          <w:kern w:val="0"/>
-          <w:sz w:val="22"/>
-          <w:szCs w:val="22"/>
-          <w:lang w:val="es-ES" w:eastAsia="es-ES"/>
-          <w14:ligatures w14:val="none"/>
-        </w:rPr>
-        <w:t>iii</w:t>
-      </w:r>
-      <w:proofErr w:type="spellEnd"/>
-      <w:r>
-        <w:rPr>
-          <w:rFonts w:ascii="Arial Narrow" w:eastAsia="Arial Narrow" w:hAnsi="Arial Narrow" w:cs="Arial Narrow"/>
-          <w:color w:val="000000"/>
-          <w:kern w:val="0"/>
-          <w:sz w:val="22"/>
-          <w:szCs w:val="22"/>
-          <w:lang w:val="es-ES" w:eastAsia="es-ES"/>
-          <w14:ligatures w14:val="none"/>
-        </w:rPr>
-        <w:t>) presentar una copia debidamente suscrita del Seguro para Inmuebles - Póliza 0011-0137-40-0****823materia de denuncia, así como el cargo de remisión de la póliza; y, (</w:t>
-      </w:r>
-      <w:proofErr w:type="spellStart"/>
-      <w:r>
-        <w:rPr>
-          <w:rFonts w:ascii="Arial Narrow" w:eastAsia="Arial Narrow" w:hAnsi="Arial Narrow" w:cs="Arial Narrow"/>
-          <w:color w:val="000000"/>
-          <w:kern w:val="0"/>
-          <w:sz w:val="22"/>
-          <w:szCs w:val="22"/>
-          <w:lang w:val="es-ES" w:eastAsia="es-ES"/>
-          <w14:ligatures w14:val="none"/>
-        </w:rPr>
-        <w:t>iv</w:t>
-      </w:r>
-      <w:proofErr w:type="spellEnd"/>
-      <w:r>
-        <w:rPr>
-          <w:rFonts w:ascii="Arial Narrow" w:eastAsia="Arial Narrow" w:hAnsi="Arial Narrow" w:cs="Arial Narrow"/>
-          <w:color w:val="000000"/>
-          <w:kern w:val="0"/>
-          <w:sz w:val="22"/>
-          <w:szCs w:val="22"/>
-          <w:lang w:val="es-ES" w:eastAsia="es-ES"/>
-          <w14:ligatures w14:val="none"/>
-        </w:rPr>
-        <w:t>) presentar todas las comunicaciones cursadas con la parte denunciante en virtud de los hechos materia de denuncia</w:t>
-      </w:r>
-      <w:r>
-        <w:rPr>
-          <w:rFonts w:ascii="Arial Narrow" w:eastAsia="Arial Narrow" w:hAnsi="Arial Narrow" w:cs="Arial Narrow"/>
-          <w:color w:val="000000"/>
-          <w:kern w:val="0"/>
-          <w:sz w:val="22"/>
-          <w:szCs w:val="22"/>
-          <w:lang w:val="es-ES" w:eastAsia="es-ES"/>
-          <w14:ligatures w14:val="none"/>
-        </w:rPr>
-        <w:t>.</w:t>
-      </w:r>
-    </w:p>
-    <w:p>
-      <w:pPr>
-        <w:spacing w:after="0" w:line="240" w:lineRule="auto"/>
-        <w:jc w:val="both"/>
-        <w:rPr>
-          <w:rFonts w:ascii="Arial Narrow" w:eastAsia="Arial Narrow" w:hAnsi="Arial Narrow" w:cs="Arial Narrow"/>
-          <w:color w:val="000000"/>
-          <w:kern w:val="0"/>
-          <w:sz w:val="22"/>
-          <w:szCs w:val="22"/>
-          <w:lang w:val="es-ES" w:eastAsia="es-ES"/>
-          <w14:ligatures w14:val="none"/>
-        </w:rPr>
-      </w:pPr>
-    </w:p>
-    <w:p>
-      <w:pPr>
-        <w:spacing w:after="0" w:line="240" w:lineRule="auto"/>
-        <w:jc w:val="both"/>
-        <w:rPr>
-          <w:rFonts w:ascii="Arial Narrow" w:eastAsia="Arial Narrow" w:hAnsi="Arial Narrow" w:cs="Arial Narrow"/>
-          <w:color w:val="000000"/>
-          <w:kern w:val="0"/>
-          <w:sz w:val="22"/>
-          <w:szCs w:val="22"/>
-          <w:lang w:val="es-ES" w:eastAsia="es-ES"/>
-          <w14:ligatures w14:val="none"/>
-        </w:rPr>
-      </w:pPr>
-      <w:r>
-        <w:rPr>
-          <w:rFonts w:ascii="Arial Narrow" w:eastAsia="Arial Narrow" w:hAnsi="Arial Narrow" w:cs="Arial Narrow"/>
-          <w:b/>
-          <w:color w:val="000000"/>
-          <w:kern w:val="0"/>
-          <w:sz w:val="22"/>
-          <w:szCs w:val="22"/>
-          <w:lang w:eastAsia="es-PE"/>
-          <w14:ligatures w14:val="none"/>
-        </w:rPr>
-        <w:t>SÉTIMO</w:t>
-      </w:r>
-      <w:r>
-        <w:rPr>
-          <w:rFonts w:ascii="Arial Narrow" w:eastAsia="Arial Narrow" w:hAnsi="Arial Narrow" w:cs="Arial Narrow"/>
-          <w:b/>
-          <w:color w:val="000000"/>
-          <w:kern w:val="0"/>
-          <w:sz w:val="22"/>
-          <w:szCs w:val="22"/>
-          <w:lang w:eastAsia="es-PE"/>
-          <w14:ligatures w14:val="none"/>
-        </w:rPr>
-        <w:t xml:space="preserve">: </w:t>
-      </w:r>
-      <w:r>
-        <w:rPr>
-          <w:rFonts w:ascii="Arial Narrow" w:eastAsia="Arial Narrow" w:hAnsi="Arial Narrow" w:cs="Arial Narrow"/>
-          <w:color w:val="000000"/>
-          <w:kern w:val="0"/>
-          <w:sz w:val="22"/>
-          <w:szCs w:val="22"/>
-          <w:lang w:eastAsia="es-ES"/>
-          <w14:ligatures w14:val="none"/>
-        </w:rPr>
-        <w:t xml:space="preserve">requerir </w:t>
-      </w:r>
-      <w:r>
-        <w:rPr>
-          <w:rFonts w:ascii="Arial Narrow" w:eastAsia="Arial Narrow" w:hAnsi="Arial Narrow" w:cs="Arial Narrow"/>
-          <w:color w:val="000000"/>
-          <w:kern w:val="0"/>
-          <w:sz w:val="22"/>
-          <w:szCs w:val="22"/>
-          <w:lang w:val="es-ES" w:eastAsia="es-ES"/>
-          <w14:ligatures w14:val="none"/>
-        </w:rPr>
-        <w:t xml:space="preserve">que, en un </w:t>
-      </w:r>
-      <w:r>
-        <w:rPr>
-          <w:rFonts w:ascii="Arial Narrow" w:eastAsia="Arial Narrow" w:hAnsi="Arial Narrow" w:cs="Arial Narrow"/>
-          <w:color w:val="000000"/>
-          <w:kern w:val="0"/>
-          <w:sz w:val="22"/>
-          <w:szCs w:val="22"/>
-          <w:lang w:eastAsia="es-ES"/>
-          <w14:ligatures w14:val="none"/>
-        </w:rPr>
-        <w:t xml:space="preserve">plazo no mayor de cinco (5) días hábiles contado a partir del día siguiente de la notificación de la presente resolución, </w:t>
-      </w:r>
-      <w:r>
-        <w:rPr>
-          <w:rFonts w:ascii="Arial Narrow" w:eastAsia="Arial Narrow" w:hAnsi="Arial Narrow" w:cs="Arial Narrow"/>
-          <w:color w:val="000000"/>
-          <w:kern w:val="0"/>
-          <w:sz w:val="22"/>
-          <w:szCs w:val="22"/>
-          <w:shd w:val="clear" w:color="auto" w:fill="FFFFFF"/>
-          <w:lang w:eastAsia="es-PE"/>
-          <w14:ligatures w14:val="none"/>
-        </w:rPr>
-        <w:t>Rímac Seguros y Reaseguros S.A</w:t>
-      </w:r>
-      <w:r>
-        <w:rPr>
-          <w:rFonts w:ascii="Arial Narrow" w:eastAsia="Arial Narrow" w:hAnsi="Arial Narrow" w:cs="Arial Narrow"/>
-          <w:color w:val="000000"/>
-          <w:kern w:val="0"/>
-          <w:sz w:val="22"/>
-          <w:szCs w:val="22"/>
-          <w:shd w:val="clear" w:color="auto" w:fill="FFFFFF"/>
-          <w:lang w:eastAsia="es-PE"/>
-          <w14:ligatures w14:val="none"/>
-        </w:rPr>
-        <w:t>.</w:t>
-      </w:r>
-      <w:r>
-        <w:rPr>
-          <w:rFonts w:ascii="Arial Narrow" w:eastAsia="Arial Narrow" w:hAnsi="Arial Narrow" w:cs="Arial Narrow"/>
-          <w:color w:val="000000"/>
-          <w:kern w:val="0"/>
-          <w:sz w:val="22"/>
-          <w:szCs w:val="22"/>
-          <w:lang w:eastAsia="es-ES"/>
-          <w14:ligatures w14:val="none"/>
-        </w:rPr>
-        <w:t xml:space="preserve">, </w:t>
-      </w:r>
-      <w:r>
-        <w:rPr>
-          <w:rFonts w:ascii="Arial Narrow" w:eastAsia="Arial Narrow" w:hAnsi="Arial Narrow" w:cs="Arial Narrow"/>
-          <w:color w:val="000000"/>
-          <w:kern w:val="0"/>
-          <w:sz w:val="22"/>
-          <w:szCs w:val="22"/>
-          <w:lang w:val="es-ES" w:eastAsia="es-ES"/>
-          <w14:ligatures w14:val="none"/>
-        </w:rPr>
-        <w:t>c</w:t>
-      </w:r>
-      <w:r>
-        <w:rPr>
-          <w:rFonts w:ascii="Arial Narrow" w:eastAsia="Arial Narrow" w:hAnsi="Arial Narrow" w:cs="Arial Narrow"/>
-          <w:color w:val="000000"/>
-          <w:kern w:val="0"/>
-          <w:sz w:val="22"/>
-          <w:szCs w:val="22"/>
-          <w:lang w:val="es-ES" w:eastAsia="es-ES"/>
-          <w14:ligatures w14:val="none"/>
-        </w:rPr>
-        <w:t xml:space="preserve">umpla con: </w:t>
-      </w:r>
-      <w:r>
-        <w:rPr>
-          <w:rFonts w:ascii="Arial Narrow" w:eastAsia="Arial Narrow" w:hAnsi="Arial Narrow" w:cs="Arial Narrow"/>
-          <w:color w:val="000000"/>
-          <w:kern w:val="0"/>
-          <w:sz w:val="22"/>
-          <w:szCs w:val="22"/>
-          <w:lang w:val="es-ES" w:eastAsia="es-ES"/>
-          <w14:ligatures w14:val="none"/>
-        </w:rPr>
-        <w:t>(i) presentar una copia debidamente suscrita de la Póliza Todo Riesgo Negocio Seguro 1338-505693 materia de denuncia, así como el cargo de remisión de la póliza; (</w:t>
-      </w:r>
-      <w:proofErr w:type="spellStart"/>
-      <w:r>
-        <w:rPr>
-          <w:rFonts w:ascii="Arial Narrow" w:eastAsia="Arial Narrow" w:hAnsi="Arial Narrow" w:cs="Arial Narrow"/>
-          <w:color w:val="000000"/>
-          <w:kern w:val="0"/>
-          <w:sz w:val="22"/>
-          <w:szCs w:val="22"/>
-          <w:lang w:val="es-ES" w:eastAsia="es-ES"/>
-          <w14:ligatures w14:val="none"/>
-        </w:rPr>
-        <w:t>ii</w:t>
-      </w:r>
-      <w:proofErr w:type="spellEnd"/>
-      <w:r>
-        <w:rPr>
-          <w:rFonts w:ascii="Arial Narrow" w:eastAsia="Arial Narrow" w:hAnsi="Arial Narrow" w:cs="Arial Narrow"/>
-          <w:color w:val="000000"/>
-          <w:kern w:val="0"/>
-          <w:sz w:val="22"/>
-          <w:szCs w:val="22"/>
-          <w:lang w:val="es-ES" w:eastAsia="es-ES"/>
-          <w14:ligatures w14:val="none"/>
-        </w:rPr>
-        <w:t>) presentar una copia debidamente suscrita del Seguro para Inmuebles - Póliza 0011-0137-40-0****145 materia de denuncia, así como el cargo de remisión de la póliza; (</w:t>
-      </w:r>
-      <w:proofErr w:type="spellStart"/>
-      <w:r>
-        <w:rPr>
-          <w:rFonts w:ascii="Arial Narrow" w:eastAsia="Arial Narrow" w:hAnsi="Arial Narrow" w:cs="Arial Narrow"/>
-          <w:color w:val="000000"/>
-          <w:kern w:val="0"/>
-          <w:sz w:val="22"/>
-          <w:szCs w:val="22"/>
-          <w:lang w:val="es-ES" w:eastAsia="es-ES"/>
-          <w14:ligatures w14:val="none"/>
-        </w:rPr>
-        <w:t>iii</w:t>
-      </w:r>
-      <w:proofErr w:type="spellEnd"/>
-      <w:r>
-        <w:rPr>
-          <w:rFonts w:ascii="Arial Narrow" w:eastAsia="Arial Narrow" w:hAnsi="Arial Narrow" w:cs="Arial Narrow"/>
-          <w:color w:val="000000"/>
-          <w:kern w:val="0"/>
-          <w:sz w:val="22"/>
-          <w:szCs w:val="22"/>
-          <w:lang w:val="es-ES" w:eastAsia="es-ES"/>
-          <w14:ligatures w14:val="none"/>
-        </w:rPr>
-        <w:t>) presentar una copia debidamente suscrita del Seguro para Inmuebles - Póliza 0011-0137-40-0****823materia de denuncia, así como el cargo de remisión de la póliza; y, (</w:t>
-      </w:r>
-      <w:proofErr w:type="spellStart"/>
-      <w:r>
-        <w:rPr>
-          <w:rFonts w:ascii="Arial Narrow" w:eastAsia="Arial Narrow" w:hAnsi="Arial Narrow" w:cs="Arial Narrow"/>
-          <w:color w:val="000000"/>
-          <w:kern w:val="0"/>
-          <w:sz w:val="22"/>
-          <w:szCs w:val="22"/>
-          <w:lang w:val="es-ES" w:eastAsia="es-ES"/>
-          <w14:ligatures w14:val="none"/>
-        </w:rPr>
-        <w:t>iv</w:t>
-      </w:r>
-      <w:proofErr w:type="spellEnd"/>
-      <w:r>
-        <w:rPr>
-          <w:rFonts w:ascii="Arial Narrow" w:eastAsia="Arial Narrow" w:hAnsi="Arial Narrow" w:cs="Arial Narrow"/>
-          <w:color w:val="000000"/>
-          <w:kern w:val="0"/>
-          <w:sz w:val="22"/>
-          <w:szCs w:val="22"/>
-          <w:lang w:val="es-ES" w:eastAsia="es-ES"/>
-          <w14:ligatures w14:val="none"/>
-        </w:rPr>
-        <w:t>) presentar todas las comunicaciones cursadas con la parte denunciante en virtud de los hechos materia de denuncia</w:t>
-      </w:r>
-      <w:r>
-        <w:rPr>
-          <w:rFonts w:ascii="Arial Narrow" w:eastAsia="Arial Narrow" w:hAnsi="Arial Narrow" w:cs="Arial Narrow"/>
-          <w:color w:val="000000"/>
-          <w:kern w:val="0"/>
-          <w:sz w:val="22"/>
-          <w:szCs w:val="22"/>
-          <w:lang w:val="es-ES" w:eastAsia="es-ES"/>
-          <w14:ligatures w14:val="none"/>
-        </w:rPr>
-        <w:t>.</w:t>
-      </w:r>
-    </w:p>
-    <w:p>
-      <w:pPr>
-        <w:spacing w:after="0" w:line="240" w:lineRule="auto"/>
-        <w:jc w:val="both"/>
-        <w:rPr>
-          <w:rFonts w:ascii="Arial Narrow" w:eastAsia="Arial Narrow" w:hAnsi="Arial Narrow" w:cs="Arial Narrow"/>
-          <w:b/>
-          <w:color w:val="000000"/>
-          <w:kern w:val="0"/>
-          <w:sz w:val="22"/>
-          <w:szCs w:val="22"/>
-          <w:lang w:val="es-ES" w:eastAsia="es-PE"/>
-          <w14:ligatures w14:val="none"/>
-        </w:rPr>
-      </w:pPr>
-    </w:p>
-    <w:p>
-      <w:pPr>
-        <w:spacing w:after="0" w:line="240" w:lineRule="auto"/>
-        <w:jc w:val="both"/>
-        <w:rPr>
-          <w:rFonts w:ascii="Arial Narrow" w:eastAsia="Arial Narrow" w:hAnsi="Arial Narrow" w:cs="Arial Narrow"/>
-          <w:color w:val="000000"/>
-          <w:kern w:val="0"/>
-          <w:sz w:val="22"/>
-          <w:szCs w:val="22"/>
-          <w:lang w:eastAsia="es-PE"/>
-          <w14:ligatures w14:val="none"/>
-        </w:rPr>
-      </w:pPr>
-      <w:r>
-        <w:rPr>
-          <w:rFonts w:ascii="Arial Narrow" w:eastAsia="Arial Narrow" w:hAnsi="Arial Narrow" w:cs="Arial Narrow"/>
-          <w:b/>
-          <w:bCs/>
           <w:kern w:val="0"/>
           <w14:ligatures w14:val="none"/>
           <w:sz w:val="22"/>
@@ -11783,7 +11718,7 @@
           <w:lang w:eastAsia="es-PE"/>
           <w14:ligatures w14:val="none"/>
         </w:rPr>
-        <w:footnoteReference w:id="31"/>
+        <w:footnoteReference w:id="33"/>
       </w:r>
       <w:r>
         <w:rPr>
@@ -11881,7 +11816,7 @@
           <w:lang w:eastAsia="es-PE"/>
           <w14:ligatures w14:val="none"/>
         </w:rPr>
-        <w:footnoteReference w:id="32"/>
+        <w:footnoteReference w:id="34"/>
       </w:r>
       <w:r>
         <w:rPr>
@@ -11945,7 +11880,7 @@
           <w:lang w:eastAsia="es-PE"/>
           <w14:ligatures w14:val="none"/>
         </w:rPr>
-        <w:footnoteReference w:id="33"/>
+        <w:footnoteReference w:id="35"/>
       </w:r>
       <w:r>
         <w:rPr>
@@ -12182,7 +12117,7 @@
           <w:vertAlign w:val="superscript"/>
           <w14:ligatures w14:val="none"/>
         </w:rPr>
-        <w:footnoteReference w:id="34"/>
+        <w:footnoteReference w:id="36"/>
       </w:r>
       <w:r>
         <w:rPr>
@@ -12200,7 +12135,6 @@
           <w:kern w:val="0"/>
           <w:sz w:val="22"/>
           <w:szCs w:val="22"/>
-          <w:u w:val="single"/>
           <w14:ligatures w14:val="none"/>
         </w:rPr>
         <w:t>expresamente su facultad para asistir y conciliar en su representación</w:t>
@@ -12231,7 +12165,6 @@
           <w:kern w:val="0"/>
           <w:sz w:val="22"/>
           <w:szCs w:val="22"/>
-          <w:u w:val="single"/>
           <w14:ligatures w14:val="none"/>
         </w:rPr>
         <w:t xml:space="preserve">Ello bajo apercibimiento de no realizar la audiencia de conciliación y levantar el acta de inasistencia correspondiente. </w:t>
@@ -12374,15 +12307,23 @@
           <w:sz w:val="22"/>
           <w:szCs w:val="22"/>
         </w:rPr>
-        <w:t xml:space="preserve">DÉCIMO SEGUNDO: </w:t>
-      </w:r>
-      <w:r>
-        <w:rPr>
-          <w:rFonts w:ascii="Arial Narrow" w:eastAsia="Arial Narrow" w:hAnsi="Arial Narrow" w:cs="Arial Narrow"/>
-          <w:sz w:val="22"/>
-          <w:szCs w:val="22"/>
-        </w:rPr>
-        <w:t xml:space="preserve">requerir a [DENUNCIANTE] y a Rímac Seguros y Reaseguros S.A. para que, dentro del plazo de dos (2) días hábiles siguientes a la fecha en que reciban la notificación en sus bandejas de correo electrónico, efectúen la confirmación de recepción de la notificación remitida por este despacho a sus correos electrónicos, de conformidad con el segundo párrafo del numeral 4 del artículo 20 del Texto Único Ordenado de la Ley del Procedimiento Administrativo General, aprobado mediante Decreto Supremo 006-2026-JUS, bajo apercibimiento de rehacer el acto de notificación y notificarle conforme al numeral 1 del artículo 20 del citado cuerpo normativo.</w:t>
+        <w:t xml:space="preserve">DÉCIMO SEGUNDO:</w:t>
+      </w:r>
+      <w:r>
+        <w:rPr>
+          <w:rFonts w:ascii="Arial Narrow" w:eastAsia="Arial Narrow" w:hAnsi="Arial Narrow" w:cs="Arial Narrow"/>
+          <w:sz w:val="22"/>
+          <w:szCs w:val="22"/>
+        </w:rPr>
+        <w:t xml:space="preserve"> </w:t>
+      </w:r>
+      <w:r>
+        <w:rPr>
+          <w:rFonts w:ascii="Arial Narrow" w:eastAsia="Arial Narrow" w:hAnsi="Arial Narrow" w:cs="Arial Narrow"/>
+          <w:sz w:val="22"/>
+          <w:szCs w:val="22"/>
+        </w:rPr>
+        <w:t xml:space="preserve">requerir a [DENUNCIANTE] y a Rímac Seguros y Reaseguros S.A. para que, dentro del plazo de dos (2) días hábiles siguientes a la fecha en que reciban la notificación en sus bandejas de correo electrónico, efectúen la confirmación de recepción de la notificación remitida por este despacho a sus correos electrónicos, de conformidad con el segundo párrafo del numeral 4 del artículo 20 del Texto Único Ordenado de la Ley del Procedimiento Administrativo General, aprobado mediante Decreto Supremo 006-2026-JUS, bajo apercibimiento de rehacer el acto de notificación y notificarles conforme al numeral 1 del artículo 20 del citado cuerpo normativo.</w:t>
       </w:r>
       <w:r>
         <w:rPr>
@@ -12662,7 +12603,7 @@
           <w:szCs w:val="22"/>
           <w:vertAlign w:val="superscript"/>
         </w:rPr>
-        <w:footnoteReference w:id="35"/>
+        <w:footnoteReference w:id="37"/>
       </w:r>
       <w:r>
         <w:rPr>
@@ -12853,6 +12794,36 @@
           <w14:ligatures w14:val="none"/>
         </w:rPr>
       </w:pPr>
+    </w:p>
+    <w:p>
+      <w:pPr>
+        <w:shd w:val="clear" w:color="auto" w:fill="FFFFFF"/>
+        <w:spacing w:after="0" w:line="240" w:lineRule="auto"/>
+        <w:jc w:val="center"/>
+        <w:rPr>
+          <w:rFonts w:ascii="Arial Narrow" w:eastAsia="Arial Narrow" w:hAnsi="Arial Narrow" w:cs="Arial Narrow"/>
+          <w:b/>
+          <w:bCs/>
+          <w:color w:val="000000"/>
+          <w:kern w:val="0"/>
+          <w14:ligatures w14:val="none"/>
+          <w:sz w:val="22"/>
+          <w:szCs w:val="22"/>
+        </w:rPr>
+      </w:pPr>
+      <w:r>
+        <w:rPr>
+          <w:rFonts w:ascii="Arial Narrow" w:eastAsia="Arial Narrow" w:hAnsi="Arial Narrow" w:cs="Arial Narrow"/>
+          <w:b/>
+          <w:bCs/>
+          <w:color w:val="000000"/>
+          <w:kern w:val="0"/>
+          <w14:ligatures w14:val="none"/>
+          <w:sz w:val="22"/>
+          <w:szCs w:val="22"/>
+        </w:rPr>
+        <w:t xml:space="preserve">Firmado digitalmente por</w:t>
+      </w:r>
     </w:p>
     <w:p>
       <w:pPr>
@@ -13136,6 +13107,9 @@
     <w:p>
       <w:pPr>
         <w:pStyle w:val="Textonotapie"/>
+        <w:tabs>
+          <w:tab w:val="left" w:pos="567"/>
+        </w:tabs>
         <w:ind w:left="567" w:hanging="567"/>
         <w:jc w:val="both"/>
         <w:rPr>
@@ -13160,7 +13134,82 @@
           <w:sz w:val="16"/>
           <w:szCs w:val="16"/>
         </w:rPr>
+        <w:tab/>
+        <w:t xml:space="preserve"/>
+      </w:r>
+      <w:r>
+        <w:rPr>
+          <w:rFonts w:ascii="Arial Narrow" w:eastAsia="Arial Narrow" w:hAnsi="Arial Narrow" w:cs="Arial Narrow"/>
+          <w:sz w:val="16"/>
+          <w:szCs w:val="16"/>
+        </w:rPr>
+        <w:tab/>
+        <w:t>Publicado</w:t>
+      </w:r>
+      <w:r>
+        <w:rPr>
+          <w:rFonts w:ascii="Arial Narrow" w:eastAsia="Arial Narrow" w:hAnsi="Arial Narrow" w:cs="Arial Narrow"/>
+          <w:b/>
+          <w:sz w:val="16"/>
+          <w:szCs w:val="16"/>
+        </w:rPr>
         <w:t xml:space="preserve"> </w:t>
+      </w:r>
+      <w:r>
+        <w:rPr>
+          <w:rFonts w:ascii="Arial Narrow" w:eastAsia="Arial Narrow" w:hAnsi="Arial Narrow" w:cs="Arial Narrow"/>
+          <w:sz w:val="16"/>
+          <w:szCs w:val="16"/>
+        </w:rPr>
+        <w:t xml:space="preserve">el 2 de setiembre de 2010 en el Diario Oficial El Peruano, vigente desde el 2 de octubre de 2010 y modificado por Decreto Legislativo 1308.</w:t>
+      </w:r>
+    </w:p>
+    <w:p>
+      <w:pPr>
+        <w:pStyle w:val="Textonotapie"/>
+        <w:ind w:left="567" w:hanging="567"/>
+        <w:jc w:val="both"/>
+        <w:rPr>
+          <w:rFonts w:ascii="Arial Narrow" w:eastAsia="Arial Narrow" w:hAnsi="Arial Narrow" w:cs="Arial Narrow"/>
+          <w:sz w:val="16"/>
+          <w:szCs w:val="16"/>
+        </w:rPr>
+      </w:pPr>
+    </w:p>
+  </w:footnote>
+  <w:footnote w:id="2">
+    <w:p>
+      <w:pPr>
+        <w:pStyle w:val="Textonotapie"/>
+        <w:tabs>
+          <w:tab w:val="left" w:pos="567"/>
+        </w:tabs>
+        <w:ind w:left="567" w:hanging="567"/>
+        <w:jc w:val="both"/>
+        <w:rPr>
+          <w:rFonts w:ascii="Arial Narrow" w:eastAsia="Arial Narrow" w:hAnsi="Arial Narrow" w:cs="Arial Narrow"/>
+          <w:sz w:val="16"/>
+          <w:szCs w:val="16"/>
+        </w:rPr>
+      </w:pPr>
+      <w:r>
+        <w:rPr>
+          <w:rStyle w:val="Refdenotaalpie"/>
+          <w:rFonts w:ascii="Arial Narrow" w:eastAsia="Arial Narrow" w:hAnsi="Arial Narrow" w:cs="Arial Narrow"/>
+          <w:sz w:val="16"/>
+          <w:szCs w:val="16"/>
+          <w:vertAlign w:val="superscript"/>
+        </w:rPr>
+        <w:footnoteRef/>
+      </w:r>
+      <w:r>
+        <w:rPr>
+          <w:rFonts w:ascii="Arial Narrow" w:eastAsia="Arial Narrow" w:hAnsi="Arial Narrow" w:cs="Arial Narrow"/>
+          <w:sz w:val="16"/>
+          <w:szCs w:val="16"/>
+        </w:rPr>
+        <w:tab/>
+        <w:t xml:space="preserve"/>
       </w:r>
       <w:r>
         <w:rPr>
@@ -13249,7 +13298,89 @@
       </w:pPr>
     </w:p>
   </w:footnote>
-  <w:footnote w:id="2">
+  <w:footnote w:id="3">
+    <w:p>
+      <w:pPr>
+        <w:pStyle w:val="Textonotapie"/>
+        <w:tabs>
+          <w:tab w:val="left" w:pos="567"/>
+        </w:tabs>
+        <w:ind w:left="567" w:hanging="567"/>
+        <w:jc w:val="both"/>
+        <w:rPr>
+          <w:rFonts w:ascii="Arial Narrow" w:eastAsia="Arial Narrow" w:hAnsi="Arial Narrow" w:cs="Arial Narrow"/>
+          <w:sz w:val="16"/>
+          <w:szCs w:val="16"/>
+        </w:rPr>
+      </w:pPr>
+      <w:r>
+        <w:rPr>
+          <w:rStyle w:val="Refdenotaalpie"/>
+          <w:rFonts w:ascii="Arial Narrow" w:eastAsia="Arial Narrow" w:hAnsi="Arial Narrow" w:cs="Arial Narrow"/>
+          <w:sz w:val="16"/>
+          <w:szCs w:val="16"/>
+          <w:vertAlign w:val="superscript"/>
+        </w:rPr>
+        <w:footnoteRef/>
+      </w:r>
+      <w:r>
+        <w:rPr>
+          <w:rFonts w:ascii="Arial Narrow" w:eastAsia="Arial Narrow" w:hAnsi="Arial Narrow" w:cs="Arial Narrow"/>
+          <w:sz w:val="16"/>
+          <w:szCs w:val="16"/>
+        </w:rPr>
+        <w:tab/>
+        <w:t xml:space="preserve">Representado por el señor [APELLIDO] , con DNI [DNI].</w:t>
+      </w:r>
+      <w:r>
+        <w:rPr>
+          <w:rFonts w:ascii="Arial Narrow" w:eastAsia="Arial Narrow" w:hAnsi="Arial Narrow" w:cs="Arial Narrow"/>
+          <w:sz w:val="16"/>
+          <w:szCs w:val="16"/>
+        </w:rPr>
+        <w:tab/>
+      </w:r>
+      <w:r>
+        <w:rPr>
+          <w:rFonts w:ascii="Arial Narrow" w:eastAsia="Arial Narrow" w:hAnsi="Arial Narrow" w:cs="Arial Narrow"/>
+          <w:sz w:val="16"/>
+          <w:szCs w:val="16"/>
+        </w:rPr>
+        <w:t xml:space="preserve"/>
+      </w:r>
+      <w:r>
+        <w:rPr>
+          <w:rFonts w:ascii="Arial Narrow" w:eastAsia="Arial Narrow" w:hAnsi="Arial Narrow" w:cs="Arial Narrow"/>
+          <w:sz w:val="16"/>
+          <w:szCs w:val="16"/>
+        </w:rPr>
+        <w:t xml:space="preserve"/>
+      </w:r>
+      <w:r>
+        <w:rPr>
+          <w:rFonts w:ascii="Arial Narrow" w:eastAsia="Arial Narrow" w:hAnsi="Arial Narrow" w:cs="Arial Narrow"/>
+          <w:sz w:val="16"/>
+          <w:szCs w:val="16"/>
+        </w:rPr>
+        <w:t xml:space="preserve"/>
+      </w:r>
+      <w:r>
+        <w:rPr>
+          <w:rFonts w:ascii="Arial Narrow" w:eastAsia="Arial Narrow" w:hAnsi="Arial Narrow" w:cs="Arial Narrow"/>
+          <w:sz w:val="16"/>
+          <w:szCs w:val="16"/>
+        </w:rPr>
+        <w:t/>
+      </w:r>
+      <w:r>
+        <w:rPr>
+          <w:rFonts w:ascii="Arial Narrow" w:eastAsia="Arial Narrow" w:hAnsi="Arial Narrow" w:cs="Arial Narrow"/>
+          <w:sz w:val="16"/>
+          <w:szCs w:val="16"/>
+        </w:rPr>
+        <w:t/>
+      </w:r>
+    </w:p>
     <w:p>
       <w:pPr>
         <w:pStyle w:val="Textonotapie"/>
@@ -13261,159 +13392,14 @@
           <w:szCs w:val="16"/>
         </w:rPr>
       </w:pPr>
-      <w:r>
-        <w:rPr>
-          <w:rStyle w:val="Refdenotaalpie"/>
-          <w:rFonts w:ascii="Arial Narrow" w:eastAsia="Arial Narrow" w:hAnsi="Arial Narrow" w:cs="Arial Narrow"/>
-          <w:sz w:val="16"/>
-          <w:szCs w:val="16"/>
-          <w:vertAlign w:val="superscript"/>
-        </w:rPr>
-        <w:footnoteRef/>
-      </w:r>
-      <w:r>
-        <w:rPr>
-          <w:rFonts w:ascii="Arial Narrow" w:eastAsia="Arial Narrow" w:hAnsi="Arial Narrow" w:cs="Arial Narrow"/>
-          <w:sz w:val="16"/>
-          <w:szCs w:val="16"/>
-        </w:rPr>
-        <w:t xml:space="preserve"> Representado por el señor [APELLIDO] , con DNI [DNI].</w:t>
-      </w:r>
-      <w:r>
-        <w:rPr>
-          <w:rFonts w:ascii="Arial Narrow" w:eastAsia="Arial Narrow" w:hAnsi="Arial Narrow" w:cs="Arial Narrow"/>
-          <w:sz w:val="16"/>
-          <w:szCs w:val="16"/>
-        </w:rPr>
-        <w:tab/>
-      </w:r>
-      <w:r>
-        <w:rPr>
-          <w:rFonts w:ascii="Arial Narrow" w:eastAsia="Arial Narrow" w:hAnsi="Arial Narrow" w:cs="Arial Narrow"/>
-          <w:sz w:val="16"/>
-          <w:szCs w:val="16"/>
-        </w:rPr>
-        <w:t xml:space="preserve"/>
-      </w:r>
-      <w:r>
-        <w:rPr>
-          <w:rFonts w:ascii="Arial Narrow" w:eastAsia="Arial Narrow" w:hAnsi="Arial Narrow" w:cs="Arial Narrow"/>
-          <w:sz w:val="16"/>
-          <w:szCs w:val="16"/>
-        </w:rPr>
-        <w:t xml:space="preserve"/>
-      </w:r>
-      <w:r>
-        <w:rPr>
-          <w:rFonts w:ascii="Arial Narrow" w:eastAsia="Arial Narrow" w:hAnsi="Arial Narrow" w:cs="Arial Narrow"/>
-          <w:sz w:val="16"/>
-          <w:szCs w:val="16"/>
-        </w:rPr>
-        <w:t xml:space="preserve"/>
-      </w:r>
-      <w:r>
-        <w:rPr>
-          <w:rFonts w:ascii="Arial Narrow" w:eastAsia="Arial Narrow" w:hAnsi="Arial Narrow" w:cs="Arial Narrow"/>
-          <w:sz w:val="16"/>
-          <w:szCs w:val="16"/>
-        </w:rPr>
-        <w:t/>
-      </w:r>
-      <w:r>
-        <w:rPr>
-          <w:rFonts w:ascii="Arial Narrow" w:eastAsia="Arial Narrow" w:hAnsi="Arial Narrow" w:cs="Arial Narrow"/>
-          <w:sz w:val="16"/>
-          <w:szCs w:val="16"/>
-        </w:rPr>
-        <w:t/>
-      </w:r>
-    </w:p>
-    <w:p>
-      <w:pPr>
-        <w:pStyle w:val="Textonotapie"/>
-        <w:ind w:left="567" w:hanging="567"/>
-        <w:jc w:val="both"/>
-        <w:rPr>
-          <w:rFonts w:ascii="Arial Narrow" w:eastAsia="Arial Narrow" w:hAnsi="Arial Narrow" w:cs="Arial Narrow"/>
-          <w:sz w:val="16"/>
-          <w:szCs w:val="16"/>
-        </w:rPr>
-      </w:pPr>
-    </w:p>
-  </w:footnote>
-  <w:footnote w:id="3">
-    <w:p>
-      <w:pPr>
-        <w:pStyle w:val="Textonotapie"/>
-        <w:ind w:left="567" w:hanging="567"/>
-        <w:jc w:val="both"/>
-        <w:rPr>
-          <w:rFonts w:ascii="Arial Narrow" w:eastAsia="Arial Narrow" w:hAnsi="Arial Narrow" w:cs="Arial Narrow"/>
-          <w:sz w:val="16"/>
-          <w:szCs w:val="16"/>
-        </w:rPr>
-      </w:pPr>
-      <w:r>
-        <w:rPr>
-          <w:rStyle w:val="Refdenotaalpie"/>
-          <w:rFonts w:ascii="Arial Narrow" w:eastAsia="Arial Narrow" w:hAnsi="Arial Narrow" w:cs="Arial Narrow"/>
-          <w:sz w:val="16"/>
-          <w:szCs w:val="16"/>
-          <w:vertAlign w:val="superscript"/>
-        </w:rPr>
-        <w:footnoteRef/>
-      </w:r>
-      <w:r>
-        <w:rPr>
-          <w:rFonts w:ascii="Arial Narrow" w:eastAsia="Arial Narrow" w:hAnsi="Arial Narrow" w:cs="Arial Narrow"/>
-          <w:sz w:val="16"/>
-          <w:szCs w:val="16"/>
-        </w:rPr>
-        <w:t xml:space="preserve"> </w:t>
-      </w:r>
-      <w:r>
-        <w:rPr>
-          <w:rFonts w:ascii="Arial Narrow" w:eastAsia="Arial Narrow" w:hAnsi="Arial Narrow" w:cs="Arial Narrow"/>
-          <w:sz w:val="16"/>
-          <w:szCs w:val="16"/>
-        </w:rPr>
-        <w:tab/>
-        <w:t>Publicado</w:t>
-      </w:r>
-      <w:r>
-        <w:rPr>
-          <w:rFonts w:ascii="Arial Narrow" w:eastAsia="Arial Narrow" w:hAnsi="Arial Narrow" w:cs="Arial Narrow"/>
-          <w:b/>
-          <w:sz w:val="16"/>
-          <w:szCs w:val="16"/>
-        </w:rPr>
-        <w:t xml:space="preserve"> </w:t>
-      </w:r>
-      <w:r>
-        <w:rPr>
-          <w:rFonts w:ascii="Arial Narrow" w:eastAsia="Arial Narrow" w:hAnsi="Arial Narrow" w:cs="Arial Narrow"/>
-          <w:sz w:val="16"/>
-          <w:szCs w:val="16"/>
-        </w:rPr>
-        <w:t xml:space="preserve">el 2 de setiembre de 2010 en el Diario Oficial El Peruano, vigente desde el 2 de octubre de 2010 y modificado por Decreto Legislativo 1308.</w:t>
-      </w:r>
-    </w:p>
-    <w:p>
-      <w:pPr>
-        <w:pStyle w:val="Textonotapie"/>
-        <w:ind w:left="567" w:hanging="567"/>
-        <w:jc w:val="both"/>
-        <w:rPr>
-          <w:rFonts w:ascii="Arial Narrow" w:eastAsia="Arial Narrow" w:hAnsi="Arial Narrow" w:cs="Arial Narrow"/>
-          <w:sz w:val="16"/>
-          <w:szCs w:val="16"/>
-        </w:rPr>
-      </w:pPr>
     </w:p>
   </w:footnote>
   <w:footnote w:id="4">
     <w:p>
       <w:pPr>
+        <w:tabs>
+          <w:tab w:val="left" w:pos="567"/>
+        </w:tabs>
         <w:spacing w:after="0" w:line="240" w:lineRule="auto"/>
         <w:ind w:left="567" w:hanging="582"/>
         <w:jc w:val="both"/>
@@ -13441,7 +13427,8 @@
           <w:sz w:val="16"/>
           <w:szCs w:val="16"/>
         </w:rPr>
-        <w:t xml:space="preserve"> </w:t>
+        <w:tab/>
+        <w:t xml:space="preserve"/>
       </w:r>
       <w:r>
         <w:rPr>
@@ -13592,7 +13579,8 @@
           <w:sz w:val="16"/>
           <w:szCs w:val="16"/>
         </w:rPr>
-        <w:t xml:space="preserve"> </w:t>
+        <w:tab/>
+        <w:t xml:space="preserve"/>
       </w:r>
       <w:r>
         <w:rPr>
@@ -13738,7 +13726,8 @@
           <w:sz w:val="16"/>
           <w:szCs w:val="16"/>
         </w:rPr>
-        <w:t xml:space="preserve"> </w:t>
+        <w:tab/>
+        <w:t xml:space="preserve"/>
       </w:r>
       <w:r>
         <w:rPr>
@@ -13975,6 +13964,9 @@
     <w:p>
       <w:pPr>
         <w:widowControl w:val="0"/>
+        <w:tabs>
+          <w:tab w:val="left" w:pos="567"/>
+        </w:tabs>
         <w:spacing w:after="0"/>
         <w:ind w:left="567" w:hanging="567"/>
         <w:jc w:val="both"/>
@@ -14000,7 +13992,8 @@
           <w:sz w:val="16"/>
           <w:szCs w:val="16"/>
         </w:rPr>
-        <w:t xml:space="preserve"> </w:t>
+        <w:tab/>
+        <w:t xml:space="preserve"/>
       </w:r>
       <w:r>
         <w:rPr>
@@ -14132,6 +14125,9 @@
     <w:p>
       <w:pPr>
         <w:widowControl w:val="0"/>
+        <w:tabs>
+          <w:tab w:val="left" w:pos="567"/>
+        </w:tabs>
         <w:ind w:left="567" w:hanging="567"/>
         <w:jc w:val="both"/>
         <w:rPr>
@@ -14156,7 +14152,8 @@
           <w:sz w:val="16"/>
           <w:szCs w:val="16"/>
         </w:rPr>
-        <w:t xml:space="preserve"> </w:t>
+        <w:tab/>
+        <w:t xml:space="preserve"/>
       </w:r>
       <w:r>
         <w:rPr>
@@ -14182,6 +14179,174 @@
     </w:p>
   </w:footnote>
   <w:footnote w:id="9">
+    <w:p>
+      <w:pPr>
+        <w:widowControl w:val="0"/>
+        <w:tabs>
+          <w:tab w:val="left" w:pos="567"/>
+        </w:tabs>
+        <w:spacing w:after="0"/>
+        <w:ind w:left="567" w:hanging="567"/>
+        <w:jc w:val="both"/>
+        <w:rPr>
+          <w:rFonts w:ascii="Arial Narrow" w:eastAsia="Arial Narrow" w:hAnsi="Arial Narrow" w:cs="Arial Narrow"/>
+          <w:sz w:val="16"/>
+          <w:szCs w:val="16"/>
+        </w:rPr>
+      </w:pPr>
+      <w:r>
+        <w:rPr>
+          <w:rStyle w:val="Refdenotaalpie"/>
+          <w:rFonts w:ascii="Arial Narrow" w:eastAsia="Arial Narrow" w:hAnsi="Arial Narrow" w:cs="Arial Narrow"/>
+          <w:sz w:val="16"/>
+          <w:szCs w:val="16"/>
+          <w:vertAlign w:val="superscript"/>
+        </w:rPr>
+        <w:footnoteRef/>
+      </w:r>
+      <w:r>
+        <w:rPr>
+          <w:rFonts w:ascii="Arial Narrow" w:eastAsia="Arial Narrow" w:hAnsi="Arial Narrow" w:cs="Arial Narrow"/>
+          <w:sz w:val="16"/>
+          <w:szCs w:val="16"/>
+        </w:rPr>
+        <w:tab/>
+        <w:t xml:space="preserve"/>
+      </w:r>
+      <w:r>
+        <w:rPr>
+          <w:rFonts w:ascii="Arial Narrow" w:eastAsia="Arial Narrow" w:hAnsi="Arial Narrow" w:cs="Arial Narrow"/>
+          <w:sz w:val="16"/>
+          <w:szCs w:val="16"/>
+        </w:rPr>
+        <w:tab/>
+      </w:r>
+      <w:r>
+        <w:rPr>
+          <w:rFonts w:ascii="Arial Narrow" w:eastAsia="Arial Narrow" w:hAnsi="Arial Narrow" w:cs="Arial Narrow"/>
+          <w:b/>
+          <w:sz w:val="16"/>
+          <w:szCs w:val="16"/>
+        </w:rPr>
+        <w:t>LEY 29571, CÓDIGO DE PROTECCIÓN Y DEFENSA DEL CONSUMIDOR, publicada el 2 de setiembre de 2010</w:t>
+      </w:r>
+    </w:p>
+    <w:p>
+      <w:pPr>
+        <w:widowControl w:val="0"/>
+        <w:spacing w:after="0"/>
+        <w:ind w:left="567" w:firstLine="6"/>
+        <w:jc w:val="both"/>
+        <w:rPr>
+          <w:rFonts w:ascii="Arial Narrow" w:eastAsia="Arial Narrow" w:hAnsi="Arial Narrow" w:cs="Arial Narrow"/>
+          <w:sz w:val="16"/>
+          <w:szCs w:val="16"/>
+        </w:rPr>
+      </w:pPr>
+      <w:r>
+        <w:rPr>
+          <w:rFonts w:ascii="Arial Narrow" w:eastAsia="Arial Narrow" w:hAnsi="Arial Narrow" w:cs="Arial Narrow"/>
+          <w:b/>
+          <w:sz w:val="16"/>
+          <w:szCs w:val="16"/>
+        </w:rPr>
+        <w:t>TÍTULO PRELIMINAR</w:t>
+      </w:r>
+    </w:p>
+    <w:p>
+      <w:pPr>
+        <w:widowControl w:val="0"/>
+        <w:spacing w:after="0"/>
+        <w:ind w:left="573"/>
+        <w:jc w:val="both"/>
+        <w:rPr>
+          <w:rFonts w:ascii="Arial Narrow" w:eastAsia="Arial Narrow" w:hAnsi="Arial Narrow" w:cs="Arial Narrow"/>
+          <w:sz w:val="16"/>
+          <w:szCs w:val="16"/>
+        </w:rPr>
+      </w:pPr>
+      <w:r>
+        <w:rPr>
+          <w:rFonts w:ascii="Arial Narrow" w:eastAsia="Arial Narrow" w:hAnsi="Arial Narrow" w:cs="Arial Narrow"/>
+          <w:b/>
+          <w:sz w:val="16"/>
+          <w:szCs w:val="16"/>
+        </w:rPr>
+        <w:t>Artículo IV.- Definiciones</w:t>
+      </w:r>
+    </w:p>
+    <w:p>
+      <w:pPr>
+        <w:widowControl w:val="0"/>
+        <w:spacing w:after="0"/>
+        <w:ind w:left="567"/>
+        <w:jc w:val="both"/>
+        <w:rPr>
+          <w:rFonts w:ascii="Arial Narrow" w:eastAsia="Arial Narrow" w:hAnsi="Arial Narrow" w:cs="Arial Narrow"/>
+          <w:sz w:val="16"/>
+          <w:szCs w:val="16"/>
+        </w:rPr>
+      </w:pPr>
+      <w:r>
+        <w:rPr>
+          <w:rFonts w:ascii="Arial Narrow" w:eastAsia="Arial Narrow" w:hAnsi="Arial Narrow" w:cs="Arial Narrow"/>
+          <w:sz w:val="16"/>
+          <w:szCs w:val="16"/>
+        </w:rPr>
+        <w:t xml:space="preserve">Para los efectos del presente Código, se entiende por: </w:t>
+      </w:r>
+    </w:p>
+    <w:p>
+      <w:pPr>
+        <w:widowControl w:val="0"/>
+        <w:spacing w:after="0"/>
+        <w:ind w:left="567"/>
+        <w:jc w:val="both"/>
+        <w:rPr>
+          <w:rFonts w:ascii="Arial Narrow" w:eastAsia="Arial Narrow" w:hAnsi="Arial Narrow" w:cs="Arial Narrow"/>
+          <w:sz w:val="16"/>
+          <w:szCs w:val="16"/>
+        </w:rPr>
+      </w:pPr>
+      <w:r>
+        <w:rPr>
+          <w:rFonts w:ascii="Arial Narrow" w:eastAsia="Arial Narrow" w:hAnsi="Arial Narrow" w:cs="Arial Narrow"/>
+          <w:sz w:val="16"/>
+          <w:szCs w:val="16"/>
+        </w:rPr>
+        <w:t>(…)</w:t>
+      </w:r>
+    </w:p>
+    <w:p>
+      <w:pPr>
+        <w:widowControl w:val="0"/>
+        <w:spacing w:after="0"/>
+        <w:ind w:left="567"/>
+        <w:jc w:val="both"/>
+        <w:rPr>
+          <w:rFonts w:ascii="Arial Narrow" w:eastAsia="Arial Narrow" w:hAnsi="Arial Narrow" w:cs="Arial Narrow"/>
+          <w:sz w:val="16"/>
+          <w:szCs w:val="16"/>
+        </w:rPr>
+      </w:pPr>
+      <w:r>
+        <w:rPr>
+          <w:rFonts w:ascii="Arial Narrow" w:eastAsia="Arial Narrow" w:hAnsi="Arial Narrow" w:cs="Arial Narrow"/>
+          <w:b/>
+          <w:sz w:val="16"/>
+          <w:szCs w:val="16"/>
+        </w:rPr>
+        <w:t xml:space="preserve">7. Asimetría informativa.- </w:t>
+      </w:r>
+      <w:r>
+        <w:rPr>
+          <w:rFonts w:ascii="Arial Narrow" w:eastAsia="Arial Narrow" w:hAnsi="Arial Narrow" w:cs="Arial Narrow"/>
+          <w:sz w:val="16"/>
+          <w:szCs w:val="16"/>
+        </w:rPr>
+        <w:t>Característica de la transacción comercial por la cual uno de los agentes, el proveedor, suele tener mayor y mejor información sobre los productos y servicios que ofrece en el mercado a los consumidores.</w:t>
+      </w:r>
+    </w:p>
     <w:p>
       <w:pPr>
         <w:widowControl w:val="0"/>
@@ -14194,176 +14359,15 @@
           <w:szCs w:val="16"/>
         </w:rPr>
       </w:pPr>
-      <w:r>
-        <w:rPr>
-          <w:rStyle w:val="Refdenotaalpie"/>
-          <w:rFonts w:ascii="Arial Narrow" w:eastAsia="Arial Narrow" w:hAnsi="Arial Narrow" w:cs="Arial Narrow"/>
-          <w:sz w:val="16"/>
-          <w:szCs w:val="16"/>
-          <w:vertAlign w:val="superscript"/>
-        </w:rPr>
-        <w:footnoteRef/>
-      </w:r>
-      <w:r>
-        <w:rPr>
-          <w:rFonts w:ascii="Arial Narrow" w:eastAsia="Arial Narrow" w:hAnsi="Arial Narrow" w:cs="Arial Narrow"/>
-          <w:sz w:val="16"/>
-          <w:szCs w:val="16"/>
-        </w:rPr>
-        <w:t xml:space="preserve"> </w:t>
-      </w:r>
-      <w:r>
-        <w:rPr>
-          <w:rFonts w:ascii="Arial Narrow" w:eastAsia="Arial Narrow" w:hAnsi="Arial Narrow" w:cs="Arial Narrow"/>
-          <w:sz w:val="16"/>
-          <w:szCs w:val="16"/>
-        </w:rPr>
-        <w:tab/>
-      </w:r>
-      <w:r>
-        <w:rPr>
-          <w:rFonts w:ascii="Arial Narrow" w:eastAsia="Arial Narrow" w:hAnsi="Arial Narrow" w:cs="Arial Narrow"/>
-          <w:b/>
-          <w:sz w:val="16"/>
-          <w:szCs w:val="16"/>
-        </w:rPr>
-        <w:t>LEY 29571, CÓDIGO DE PROTECCIÓN Y DEFENSA DEL CONSUMIDOR, publicada el 2 de setiembre de 2010</w:t>
-      </w:r>
-    </w:p>
-    <w:p>
-      <w:pPr>
-        <w:widowControl w:val="0"/>
-        <w:spacing w:after="0"/>
-        <w:ind w:left="567" w:firstLine="6"/>
-        <w:jc w:val="both"/>
-        <w:rPr>
-          <w:rFonts w:ascii="Arial Narrow" w:eastAsia="Arial Narrow" w:hAnsi="Arial Narrow" w:cs="Arial Narrow"/>
-          <w:sz w:val="16"/>
-          <w:szCs w:val="16"/>
-        </w:rPr>
-      </w:pPr>
-      <w:r>
-        <w:rPr>
-          <w:rFonts w:ascii="Arial Narrow" w:eastAsia="Arial Narrow" w:hAnsi="Arial Narrow" w:cs="Arial Narrow"/>
-          <w:b/>
-          <w:sz w:val="16"/>
-          <w:szCs w:val="16"/>
-        </w:rPr>
-        <w:t>TÍTULO PRELIMINAR</w:t>
-      </w:r>
-    </w:p>
-    <w:p>
-      <w:pPr>
-        <w:widowControl w:val="0"/>
-        <w:spacing w:after="0"/>
-        <w:ind w:left="573"/>
-        <w:jc w:val="both"/>
-        <w:rPr>
-          <w:rFonts w:ascii="Arial Narrow" w:eastAsia="Arial Narrow" w:hAnsi="Arial Narrow" w:cs="Arial Narrow"/>
-          <w:sz w:val="16"/>
-          <w:szCs w:val="16"/>
-        </w:rPr>
-      </w:pPr>
-      <w:r>
-        <w:rPr>
-          <w:rFonts w:ascii="Arial Narrow" w:eastAsia="Arial Narrow" w:hAnsi="Arial Narrow" w:cs="Arial Narrow"/>
-          <w:b/>
-          <w:sz w:val="16"/>
-          <w:szCs w:val="16"/>
-        </w:rPr>
-        <w:t>Artículo IV.- Definiciones</w:t>
-      </w:r>
-    </w:p>
-    <w:p>
-      <w:pPr>
-        <w:widowControl w:val="0"/>
-        <w:spacing w:after="0"/>
-        <w:ind w:left="567"/>
-        <w:jc w:val="both"/>
-        <w:rPr>
-          <w:rFonts w:ascii="Arial Narrow" w:eastAsia="Arial Narrow" w:hAnsi="Arial Narrow" w:cs="Arial Narrow"/>
-          <w:sz w:val="16"/>
-          <w:szCs w:val="16"/>
-        </w:rPr>
-      </w:pPr>
-      <w:r>
-        <w:rPr>
-          <w:rFonts w:ascii="Arial Narrow" w:eastAsia="Arial Narrow" w:hAnsi="Arial Narrow" w:cs="Arial Narrow"/>
-          <w:sz w:val="16"/>
-          <w:szCs w:val="16"/>
-        </w:rPr>
-        <w:t xml:space="preserve">Para los efectos del presente Código, se entiende por: </w:t>
-      </w:r>
-    </w:p>
-    <w:p>
-      <w:pPr>
-        <w:widowControl w:val="0"/>
-        <w:spacing w:after="0"/>
-        <w:ind w:left="567"/>
-        <w:jc w:val="both"/>
-        <w:rPr>
-          <w:rFonts w:ascii="Arial Narrow" w:eastAsia="Arial Narrow" w:hAnsi="Arial Narrow" w:cs="Arial Narrow"/>
-          <w:sz w:val="16"/>
-          <w:szCs w:val="16"/>
-        </w:rPr>
-      </w:pPr>
-      <w:r>
-        <w:rPr>
-          <w:rFonts w:ascii="Arial Narrow" w:eastAsia="Arial Narrow" w:hAnsi="Arial Narrow" w:cs="Arial Narrow"/>
-          <w:sz w:val="16"/>
-          <w:szCs w:val="16"/>
-        </w:rPr>
-        <w:t>(…)</w:t>
-      </w:r>
-    </w:p>
-    <w:p>
-      <w:pPr>
-        <w:widowControl w:val="0"/>
-        <w:spacing w:after="0"/>
-        <w:ind w:left="567"/>
-        <w:jc w:val="both"/>
-        <w:rPr>
-          <w:rFonts w:ascii="Arial Narrow" w:eastAsia="Arial Narrow" w:hAnsi="Arial Narrow" w:cs="Arial Narrow"/>
-          <w:sz w:val="16"/>
-          <w:szCs w:val="16"/>
-        </w:rPr>
-      </w:pPr>
-      <w:r>
-        <w:rPr>
-          <w:rFonts w:ascii="Arial Narrow" w:eastAsia="Arial Narrow" w:hAnsi="Arial Narrow" w:cs="Arial Narrow"/>
-          <w:b/>
-          <w:sz w:val="16"/>
-          <w:szCs w:val="16"/>
-        </w:rPr>
-        <w:t xml:space="preserve">7. Asimetría informativa.- </w:t>
-      </w:r>
-      <w:r>
-        <w:rPr>
-          <w:rFonts w:ascii="Arial Narrow" w:eastAsia="Arial Narrow" w:hAnsi="Arial Narrow" w:cs="Arial Narrow"/>
-          <w:sz w:val="16"/>
-          <w:szCs w:val="16"/>
-        </w:rPr>
-        <w:t>Característica de la transacción comercial por la cual uno de los agentes, el proveedor, suele tener mayor y mejor información sobre los productos y servicios que ofrece en el mercado a los consumidores.</w:t>
-      </w:r>
-    </w:p>
-    <w:p>
-      <w:pPr>
-        <w:widowControl w:val="0"/>
-        <w:spacing w:after="0"/>
-        <w:ind w:left="567" w:hanging="567"/>
-        <w:jc w:val="both"/>
-        <w:rPr>
-          <w:rFonts w:ascii="Arial Narrow" w:eastAsia="Arial Narrow" w:hAnsi="Arial Narrow" w:cs="Arial Narrow"/>
-          <w:sz w:val="16"/>
-          <w:szCs w:val="16"/>
-        </w:rPr>
-      </w:pPr>
     </w:p>
   </w:footnote>
   <w:footnote w:id="10">
     <w:p>
       <w:pPr>
         <w:widowControl w:val="0"/>
+        <w:tabs>
+          <w:tab w:val="left" w:pos="565"/>
+        </w:tabs>
         <w:ind w:left="565" w:hanging="570"/>
         <w:jc w:val="both"/>
         <w:rPr>
@@ -14388,7 +14392,8 @@
           <w:sz w:val="16"/>
           <w:szCs w:val="16"/>
         </w:rPr>
-        <w:t xml:space="preserve"> </w:t>
+        <w:tab/>
+        <w:t xml:space="preserve"/>
       </w:r>
       <w:r>
         <w:rPr>
@@ -14572,6 +14577,9 @@
     <w:p>
       <w:pPr>
         <w:widowControl w:val="0"/>
+        <w:tabs>
+          <w:tab w:val="left" w:pos="555"/>
+        </w:tabs>
         <w:spacing w:after="0"/>
         <w:ind w:left="555" w:hanging="570"/>
         <w:jc w:val="both"/>
@@ -14597,7 +14605,8 @@
           <w:sz w:val="16"/>
           <w:szCs w:val="16"/>
         </w:rPr>
-        <w:t xml:space="preserve"> </w:t>
+        <w:tab/>
+        <w:t xml:space="preserve"/>
       </w:r>
       <w:r>
         <w:rPr>
@@ -14713,6 +14722,9 @@
     <w:p>
       <w:pPr>
         <w:widowControl w:val="0"/>
+        <w:tabs>
+          <w:tab w:val="left" w:pos="565"/>
+        </w:tabs>
         <w:ind w:left="565" w:hanging="560"/>
         <w:jc w:val="both"/>
         <w:rPr>
@@ -14737,7 +14749,8 @@
           <w:sz w:val="16"/>
           <w:szCs w:val="16"/>
         </w:rPr>
-        <w:t xml:space="preserve"> </w:t>
+        <w:tab/>
+        <w:t xml:space="preserve"/>
       </w:r>
       <w:r>
         <w:rPr>
@@ -14766,6 +14779,9 @@
     <w:p>
       <w:pPr>
         <w:widowControl w:val="0"/>
+        <w:tabs>
+          <w:tab w:val="left" w:pos="555"/>
+        </w:tabs>
         <w:spacing w:after="0"/>
         <w:ind w:left="555" w:hanging="570"/>
         <w:jc w:val="both"/>
@@ -14791,7 +14807,8 @@
           <w:sz w:val="16"/>
           <w:szCs w:val="16"/>
         </w:rPr>
-        <w:t xml:space="preserve"> </w:t>
+        <w:tab/>
+        <w:t xml:space="preserve"/>
       </w:r>
       <w:r>
         <w:rPr>
@@ -14974,6 +14991,9 @@
     <w:p>
       <w:pPr>
         <w:widowControl w:val="0"/>
+        <w:tabs>
+          <w:tab w:val="left" w:pos="555"/>
+        </w:tabs>
         <w:ind w:left="555" w:hanging="570"/>
         <w:jc w:val="both"/>
         <w:rPr>
@@ -14998,7 +15018,8 @@
           <w:sz w:val="16"/>
           <w:szCs w:val="16"/>
         </w:rPr>
-        <w:t xml:space="preserve"> </w:t>
+        <w:tab/>
+        <w:t xml:space="preserve"/>
       </w:r>
       <w:r>
         <w:rPr>
@@ -15085,6 +15106,50 @@
     </w:p>
   </w:footnote>
   <w:footnote w:id="15">
+    <w:p>
+      <w:pPr>
+        <w:widowControl w:val="0"/>
+        <w:tabs>
+          <w:tab w:val="left" w:pos="555"/>
+        </w:tabs>
+        <w:spacing w:after="0"/>
+        <w:ind w:left="555" w:hanging="570"/>
+        <w:jc w:val="both"/>
+        <w:rPr>
+          <w:rFonts w:ascii="Arial Narrow" w:eastAsia="Arial Narrow" w:hAnsi="Arial Narrow" w:cs="Arial Narrow"/>
+          <w:sz w:val="16"/>
+          <w:szCs w:val="16"/>
+        </w:rPr>
+      </w:pPr>
+      <w:r>
+        <w:rPr>
+          <w:rStyle w:val="Refdenotaalpie"/>
+          <w:rFonts w:ascii="Arial Narrow" w:eastAsia="Arial Narrow" w:hAnsi="Arial Narrow" w:cs="Arial Narrow"/>
+          <w:sz w:val="16"/>
+          <w:szCs w:val="16"/>
+          <w:vertAlign w:val="superscript"/>
+        </w:rPr>
+        <w:footnoteRef/>
+      </w:r>
+      <w:r>
+        <w:rPr>
+          <w:rFonts w:ascii="Arial Narrow" w:eastAsia="Arial Narrow" w:hAnsi="Arial Narrow" w:cs="Arial Narrow"/>
+          <w:sz w:val="16"/>
+          <w:szCs w:val="16"/>
+        </w:rPr>
+        <w:tab/>
+        <w:t xml:space="preserve"/>
+      </w:r>
+      <w:r>
+        <w:rPr>
+          <w:rFonts w:ascii="Arial Narrow" w:eastAsia="Arial Narrow" w:hAnsi="Arial Narrow" w:cs="Arial Narrow"/>
+          <w:sz w:val="16"/>
+          <w:szCs w:val="16"/>
+        </w:rPr>
+        <w:tab/>
+        <w:t>Reglamento del Texto Único Ordenado de la Ley de Promoción de la Competitividad, Formalización y Desarrollo de la Micro y Pequeña Empresa y del Acceso al Empleo Decente, aprobado por Decreto Supremo 008-2008-TR.</w:t>
+      </w:r>
+    </w:p>
     <w:p>
       <w:pPr>
         <w:widowControl w:val="0"/>
@@ -15097,37 +15162,15 @@
           <w:szCs w:val="16"/>
         </w:rPr>
       </w:pPr>
-      <w:r>
-        <w:rPr>
-          <w:rStyle w:val="Refdenotaalpie"/>
-          <w:rFonts w:ascii="Arial Narrow" w:eastAsia="Arial Narrow" w:hAnsi="Arial Narrow" w:cs="Arial Narrow"/>
-          <w:sz w:val="16"/>
-          <w:szCs w:val="16"/>
-          <w:vertAlign w:val="superscript"/>
-        </w:rPr>
-        <w:footnoteRef/>
-      </w:r>
-      <w:r>
-        <w:rPr>
-          <w:rFonts w:ascii="Arial Narrow" w:eastAsia="Arial Narrow" w:hAnsi="Arial Narrow" w:cs="Arial Narrow"/>
-          <w:sz w:val="16"/>
-          <w:szCs w:val="16"/>
-        </w:rPr>
-        <w:t xml:space="preserve"> </w:t>
-      </w:r>
-      <w:r>
-        <w:rPr>
-          <w:rFonts w:ascii="Arial Narrow" w:eastAsia="Arial Narrow" w:hAnsi="Arial Narrow" w:cs="Arial Narrow"/>
-          <w:sz w:val="16"/>
-          <w:szCs w:val="16"/>
-        </w:rPr>
-        <w:tab/>
-        <w:t>Reglamento del Texto Único Ordenado de la Ley de Promoción de la Competitividad, Formalización y Desarrollo de la Micro y Pequeña Empresa y del Acceso al Empleo Decente, aprobado por Decreto Supremo 008-2008-TR.</w:t>
-      </w:r>
-    </w:p>
+    </w:p>
+  </w:footnote>
+  <w:footnote w:id="16">
     <w:p>
       <w:pPr>
         <w:widowControl w:val="0"/>
+        <w:tabs>
+          <w:tab w:val="left" w:pos="555"/>
+        </w:tabs>
         <w:spacing w:after="0"/>
         <w:ind w:left="555" w:hanging="570"/>
         <w:jc w:val="both"/>
@@ -15137,21 +15180,6 @@
           <w:szCs w:val="16"/>
         </w:rPr>
       </w:pPr>
-    </w:p>
-  </w:footnote>
-  <w:footnote w:id="16">
-    <w:p>
-      <w:pPr>
-        <w:widowControl w:val="0"/>
-        <w:spacing w:after="0"/>
-        <w:ind w:left="555" w:hanging="570"/>
-        <w:jc w:val="both"/>
-        <w:rPr>
-          <w:rFonts w:ascii="Arial Narrow" w:eastAsia="Arial Narrow" w:hAnsi="Arial Narrow" w:cs="Arial Narrow"/>
-          <w:sz w:val="16"/>
-          <w:szCs w:val="16"/>
-        </w:rPr>
-      </w:pPr>
       <w:r>
         <w:rPr>
           <w:rStyle w:val="Refdenotaalpie"/>
@@ -15168,7 +15196,8 @@
           <w:sz w:val="16"/>
           <w:szCs w:val="16"/>
         </w:rPr>
-        <w:t xml:space="preserve"> </w:t>
+        <w:tab/>
+        <w:t xml:space="preserve"/>
       </w:r>
       <w:r>
         <w:rPr>
@@ -15297,6 +15326,9 @@
     <w:p>
       <w:pPr>
         <w:widowControl w:val="0"/>
+        <w:tabs>
+          <w:tab w:val="left" w:pos="570"/>
+        </w:tabs>
         <w:spacing w:after="0"/>
         <w:ind w:left="570" w:hanging="570"/>
         <w:jc w:val="both"/>
@@ -15322,7 +15354,8 @@
           <w:sz w:val="16"/>
           <w:szCs w:val="16"/>
         </w:rPr>
-        <w:t xml:space="preserve"> </w:t>
+        <w:tab/>
+        <w:t xml:space="preserve"/>
       </w:r>
       <w:r>
         <w:rPr>
@@ -15556,6 +15589,9 @@
     <w:p>
       <w:pPr>
         <w:widowControl w:val="0"/>
+        <w:tabs>
+          <w:tab w:val="left" w:pos="570"/>
+        </w:tabs>
         <w:spacing w:after="0"/>
         <w:ind w:left="570" w:hanging="570"/>
         <w:jc w:val="both"/>
@@ -15581,7 +15617,8 @@
           <w:sz w:val="16"/>
           <w:szCs w:val="16"/>
         </w:rPr>
-        <w:t xml:space="preserve"> </w:t>
+        <w:tab/>
+        <w:t xml:space="preserve"/>
       </w:r>
       <w:r>
         <w:rPr>
@@ -15718,6 +15755,9 @@
     <w:p>
       <w:pPr>
         <w:widowControl w:val="0"/>
+        <w:tabs>
+          <w:tab w:val="left" w:pos="570"/>
+        </w:tabs>
         <w:ind w:left="570" w:hanging="570"/>
         <w:jc w:val="both"/>
         <w:rPr>
@@ -15742,7 +15782,8 @@
           <w:sz w:val="16"/>
           <w:szCs w:val="16"/>
         </w:rPr>
-        <w:t xml:space="preserve"> </w:t>
+        <w:tab/>
+        <w:t xml:space="preserve"/>
       </w:r>
       <w:r>
         <w:rPr>
@@ -15951,6 +15992,9 @@
     <w:p>
       <w:pPr>
         <w:pStyle w:val="Textonotapie"/>
+        <w:tabs>
+          <w:tab w:val="left" w:pos="567"/>
+        </w:tabs>
         <w:ind w:left="567" w:hanging="567"/>
         <w:jc w:val="both"/>
         <w:rPr>
@@ -15975,7 +16019,8 @@
           <w:sz w:val="16"/>
           <w:szCs w:val="16"/>
         </w:rPr>
-        <w:t xml:space="preserve"> </w:t>
+        <w:tab/>
+        <w:t xml:space="preserve"/>
       </w:r>
       <w:r>
         <w:rPr>
@@ -16021,6 +16066,9 @@
   <w:footnote w:id="21">
     <w:p>
       <w:pPr>
+        <w:tabs>
+          <w:tab w:val="left" w:pos="567"/>
+        </w:tabs>
         <w:ind w:left="567" w:hanging="582"/>
         <w:jc w:val="both"/>
         <w:rPr>
@@ -16045,7 +16093,8 @@
           <w:sz w:val="16"/>
           <w:szCs w:val="16"/>
         </w:rPr>
-        <w:t xml:space="preserve"> </w:t>
+        <w:tab/>
+        <w:t xml:space="preserve"/>
       </w:r>
       <w:r>
         <w:rPr>
@@ -16109,6 +16158,9 @@
     <w:p>
       <w:pPr>
         <w:pStyle w:val="Textonotapie"/>
+        <w:tabs>
+          <w:tab w:val="left" w:pos="567"/>
+        </w:tabs>
         <w:ind w:left="567" w:hanging="567"/>
         <w:jc w:val="both"/>
         <w:rPr>
@@ -16135,7 +16187,8 @@
           <w:sz w:val="16"/>
           <w:szCs w:val="16"/>
         </w:rPr>
-        <w:t xml:space="preserve"> </w:t>
+        <w:tab/>
+        <w:t xml:space="preserve"/>
       </w:r>
       <w:r>
         <w:rPr>
@@ -16315,17 +16368,21 @@
         <w:jc w:val="both"/>
         <w:rPr>
           <w:rFonts w:ascii="Arial Narrow" w:eastAsia="Arial Narrow" w:hAnsi="Arial Narrow" w:cs="Arial Narrow"/>
-          <w:sz w:val="16"/>
-          <w:szCs w:val="16"/>
-        </w:rPr>
-      </w:pPr>
-      <w:r>
-        <w:rPr>
-          <w:rFonts w:ascii="Arial Narrow" w:eastAsia="Arial Narrow" w:hAnsi="Arial Narrow" w:cs="Arial Narrow"/>
-          <w:sz w:val="16"/>
-          <w:szCs w:val="16"/>
-        </w:rPr>
-        <w:t xml:space="preserve"> </w:t>
+          <w:b/>
+          <w:bCs/>
+          <w:sz w:val="16"/>
+          <w:szCs w:val="16"/>
+        </w:rPr>
+      </w:pPr>
+      <w:r>
+        <w:rPr>
+          <w:rFonts w:ascii="Arial Narrow" w:eastAsia="Arial Narrow" w:hAnsi="Arial Narrow" w:cs="Arial Narrow"/>
+          <w:b/>
+          <w:bCs/>
+          <w:sz w:val="16"/>
+          <w:szCs w:val="16"/>
+        </w:rPr>
+        <w:t xml:space="preserve">LEY DE ORGANIZACIÓN Y FUNCIONES DEL INDECOPI, APROBADA POR DECRETO LEGISLATIVO 1033 </w:t>
       </w:r>
     </w:p>
     <w:p>
@@ -16335,21 +16392,27 @@
         <w:jc w:val="both"/>
         <w:rPr>
           <w:rFonts w:ascii="Arial Narrow" w:eastAsia="Arial Narrow" w:hAnsi="Arial Narrow" w:cs="Arial Narrow"/>
+          <w:sz w:val="16"/>
+          <w:szCs w:val="16"/>
+        </w:rPr>
+      </w:pPr>
+      <w:r>
+        <w:rPr>
+          <w:rFonts w:ascii="Arial Narrow" w:eastAsia="Arial Narrow" w:hAnsi="Arial Narrow" w:cs="Arial Narrow"/>
           <w:b/>
           <w:bCs/>
           <w:sz w:val="16"/>
           <w:szCs w:val="16"/>
         </w:rPr>
-      </w:pPr>
-      <w:r>
-        <w:rPr>
-          <w:rFonts w:ascii="Arial Narrow" w:eastAsia="Arial Narrow" w:hAnsi="Arial Narrow" w:cs="Arial Narrow"/>
-          <w:b/>
-          <w:bCs/>
-          <w:sz w:val="16"/>
-          <w:szCs w:val="16"/>
-        </w:rPr>
-        <w:t xml:space="preserve">LEY DE ORGANIZACIÓN Y FUNCIONES DEL INDECOPI, APROBADA POR DECRETO LEGISLATIVO 1033 </w:t>
+        <w:t>Artículo 27.-</w:t>
+      </w:r>
+      <w:r>
+        <w:rPr>
+          <w:rFonts w:ascii="Arial Narrow" w:eastAsia="Arial Narrow" w:hAnsi="Arial Narrow" w:cs="Arial Narrow"/>
+          <w:sz w:val="16"/>
+          <w:szCs w:val="16"/>
+        </w:rPr>
+        <w:t xml:space="preserve"> De la Comisión de Protección al Consumidor.- </w:t>
       </w:r>
     </w:p>
     <w:p>
@@ -16366,60 +16429,10 @@
       <w:r>
         <w:rPr>
           <w:rFonts w:ascii="Arial Narrow" w:eastAsia="Arial Narrow" w:hAnsi="Arial Narrow" w:cs="Arial Narrow"/>
-          <w:b/>
-          <w:bCs/>
-          <w:sz w:val="16"/>
-          <w:szCs w:val="16"/>
-        </w:rPr>
-        <w:t>Artículo 27.-</w:t>
-      </w:r>
-      <w:r>
-        <w:rPr>
-          <w:rFonts w:ascii="Arial Narrow" w:eastAsia="Arial Narrow" w:hAnsi="Arial Narrow" w:cs="Arial Narrow"/>
-          <w:sz w:val="16"/>
-          <w:szCs w:val="16"/>
-        </w:rPr>
-        <w:t xml:space="preserve"> De la Comisión de Protección al Consumidor.- </w:t>
-      </w:r>
-    </w:p>
-    <w:p>
-      <w:pPr>
-        <w:pStyle w:val="Textonotapie"/>
-        <w:ind w:left="567"/>
-        <w:jc w:val="both"/>
-        <w:rPr>
-          <w:rFonts w:ascii="Arial Narrow" w:eastAsia="Arial Narrow" w:hAnsi="Arial Narrow" w:cs="Arial Narrow"/>
-          <w:sz w:val="16"/>
-          <w:szCs w:val="16"/>
-        </w:rPr>
-      </w:pPr>
-      <w:r>
-        <w:rPr>
-          <w:rFonts w:ascii="Arial Narrow" w:eastAsia="Arial Narrow" w:hAnsi="Arial Narrow" w:cs="Arial Narrow"/>
           <w:sz w:val="16"/>
           <w:szCs w:val="16"/>
         </w:rPr>
         <w:t xml:space="preserve">Corresponde a la Comisión de Protección al Consumidor velar por el cumplimiento de la Ley de Protección al Consumidor y de las leyes que, en general, protegen a los consumidores de la falta de idoneidad de los bienes y servicios en función de la información brindada, de las omisiones de información y de la discriminación en el consumo, así como de aquellas que complementen o sustituyan a las anteriores. </w:t>
-      </w:r>
-    </w:p>
-    <w:p>
-      <w:pPr>
-        <w:pStyle w:val="Textonotapie"/>
-        <w:ind w:left="567"/>
-        <w:jc w:val="both"/>
-        <w:rPr>
-          <w:rFonts w:ascii="Arial Narrow" w:eastAsia="Arial Narrow" w:hAnsi="Arial Narrow" w:cs="Arial Narrow"/>
-          <w:sz w:val="16"/>
-          <w:szCs w:val="16"/>
-        </w:rPr>
-      </w:pPr>
-      <w:r>
-        <w:rPr>
-          <w:rFonts w:ascii="Arial Narrow" w:eastAsia="Arial Narrow" w:hAnsi="Arial Narrow" w:cs="Arial Narrow"/>
-          <w:sz w:val="16"/>
-          <w:szCs w:val="16"/>
-        </w:rPr>
-        <w:t xml:space="preserve"> </w:t>
       </w:r>
     </w:p>
     <w:p>
@@ -16584,15 +16597,16 @@
           <w:sz w:val="16"/>
           <w:szCs w:val="16"/>
         </w:rPr>
-        <w:t xml:space="preserve"> </w:t>
-      </w:r>
-      <w:r>
-        <w:rPr>
-          <w:rFonts w:ascii="Arial Narrow" w:eastAsia="Arial Narrow" w:hAnsi="Arial Narrow" w:cs="Arial Narrow"/>
-          <w:sz w:val="16"/>
-          <w:szCs w:val="16"/>
-        </w:rPr>
         <w:tab/>
+        <w:t xml:space="preserve"/>
+      </w:r>
+      <w:r>
+        <w:rPr>
+          <w:rFonts w:ascii="Arial Narrow" w:eastAsia="Arial Narrow" w:hAnsi="Arial Narrow" w:cs="Arial Narrow"/>
+          <w:sz w:val="16"/>
+          <w:szCs w:val="16"/>
+        </w:rPr>
+        <w:tab/>
       </w:r>
       <w:r>
         <w:rPr>
@@ -16624,7 +16638,7 @@
           <w:sz w:val="16"/>
           <w:szCs w:val="16"/>
         </w:rPr>
-        <w:t xml:space="preserve"> 29571, CÓDIGO DE PROTECCIÓN Y DEFENSA DEL CONSUMIDOR, publicado el 2 de setiembre de 2010 y modificado por Decreto Legislativo </w:t>
+        <w:t xml:space="preserve">29571, CÓDIGO DE PROTECCIÓN Y DEFENSA DEL CONSUMIDOR, publicado el 2 de setiembre de 2010 y modificado por Decreto Legislativo </w:t>
       </w:r>
       <w:proofErr w:type="spellStart"/>
       <w:r>
@@ -16646,7 +16660,7 @@
           <w:sz w:val="16"/>
           <w:szCs w:val="16"/>
         </w:rPr>
-        <w:t xml:space="preserve"> 1308 </w:t>
+        <w:t xml:space="preserve">1308 </w:t>
       </w:r>
     </w:p>
     <w:p>
@@ -16735,10 +16749,30 @@
         <w:jc w:val="both"/>
         <w:rPr>
           <w:rFonts w:ascii="Arial Narrow" w:eastAsia="Arial Narrow" w:hAnsi="Arial Narrow" w:cs="Arial Narrow"/>
-          <w:sz w:val="16"/>
-          <w:szCs w:val="16"/>
-        </w:rPr>
-      </w:pPr>
+          <w:b/>
+          <w:bCs/>
+          <w:sz w:val="16"/>
+          <w:szCs w:val="16"/>
+        </w:rPr>
+      </w:pPr>
+      <w:r>
+        <w:rPr>
+          <w:rFonts w:ascii="Arial Narrow" w:eastAsia="Arial Narrow" w:hAnsi="Arial Narrow" w:cs="Arial Narrow"/>
+          <w:sz w:val="16"/>
+          <w:szCs w:val="16"/>
+        </w:rPr>
+        <w:tab/>
+      </w:r>
+      <w:r>
+        <w:rPr>
+          <w:rFonts w:ascii="Arial Narrow" w:eastAsia="Arial Narrow" w:hAnsi="Arial Narrow" w:cs="Arial Narrow"/>
+          <w:b/>
+          <w:bCs/>
+          <w:sz w:val="16"/>
+          <w:szCs w:val="16"/>
+        </w:rPr>
+        <w:t xml:space="preserve">LEY DE ORGANIZACIÓN Y FUNCIONES DEL INDECOPI, APROBADA POR DECRETO LEGISLATIVO 1033 </w:t>
+      </w:r>
     </w:p>
     <w:p>
       <w:pPr>
@@ -16750,29 +16784,28 @@
         <w:jc w:val="both"/>
         <w:rPr>
           <w:rFonts w:ascii="Arial Narrow" w:eastAsia="Arial Narrow" w:hAnsi="Arial Narrow" w:cs="Arial Narrow"/>
+          <w:sz w:val="16"/>
+          <w:szCs w:val="16"/>
+        </w:rPr>
+      </w:pPr>
+      <w:r>
+        <w:rPr>
+          <w:rFonts w:ascii="Arial Narrow" w:eastAsia="Arial Narrow" w:hAnsi="Arial Narrow" w:cs="Arial Narrow"/>
           <w:b/>
           <w:bCs/>
           <w:sz w:val="16"/>
           <w:szCs w:val="16"/>
         </w:rPr>
-      </w:pPr>
-      <w:r>
-        <w:rPr>
-          <w:rFonts w:ascii="Arial Narrow" w:eastAsia="Arial Narrow" w:hAnsi="Arial Narrow" w:cs="Arial Narrow"/>
-          <w:sz w:val="16"/>
-          <w:szCs w:val="16"/>
-        </w:rPr>
         <w:tab/>
-      </w:r>
-      <w:r>
-        <w:rPr>
-          <w:rFonts w:ascii="Arial Narrow" w:eastAsia="Arial Narrow" w:hAnsi="Arial Narrow" w:cs="Arial Narrow"/>
-          <w:b/>
-          <w:bCs/>
-          <w:sz w:val="16"/>
-          <w:szCs w:val="16"/>
-        </w:rPr>
-        <w:t xml:space="preserve">LEY DE ORGANIZACIÓN Y FUNCIONES DEL INDECOPI, APROBADA POR DECRETO LEGISLATIVO 1033 </w:t>
+        <w:t>Artículo 27.-</w:t>
+      </w:r>
+      <w:r>
+        <w:rPr>
+          <w:rFonts w:ascii="Arial Narrow" w:eastAsia="Arial Narrow" w:hAnsi="Arial Narrow" w:cs="Arial Narrow"/>
+          <w:sz w:val="16"/>
+          <w:szCs w:val="16"/>
+        </w:rPr>
+        <w:t xml:space="preserve"> De la Comisión de Protección al Consumidor.- </w:t>
       </w:r>
     </w:p>
     <w:p>
@@ -16792,21 +16825,11 @@
       <w:r>
         <w:rPr>
           <w:rFonts w:ascii="Arial Narrow" w:eastAsia="Arial Narrow" w:hAnsi="Arial Narrow" w:cs="Arial Narrow"/>
-          <w:b/>
-          <w:bCs/>
           <w:sz w:val="16"/>
           <w:szCs w:val="16"/>
         </w:rPr>
         <w:tab/>
-        <w:t>Artículo 27.-</w:t>
-      </w:r>
-      <w:r>
-        <w:rPr>
-          <w:rFonts w:ascii="Arial Narrow" w:eastAsia="Arial Narrow" w:hAnsi="Arial Narrow" w:cs="Arial Narrow"/>
-          <w:sz w:val="16"/>
-          <w:szCs w:val="16"/>
-        </w:rPr>
-        <w:t xml:space="preserve"> De la Comisión de Protección al Consumidor.- </w:t>
+        <w:t>Corresponde a la Comisión de Protección al Consumidor velar por el cumplimiento de la Ley de Protección al Consumidor y de las leyes que, en general, protegen a los consumidores de la falta de idoneidad de los bienes y servicios en función de la información brindada, de las omisiones de información y de la discriminación en el consumo, así como de aquellas que complementen o sustituyan a las anteriores.</w:t>
       </w:r>
     </w:p>
     <w:p>
@@ -16819,20 +16842,15 @@
         <w:jc w:val="both"/>
         <w:rPr>
           <w:rFonts w:ascii="Arial Narrow" w:eastAsia="Arial Narrow" w:hAnsi="Arial Narrow" w:cs="Arial Narrow"/>
-          <w:sz w:val="16"/>
-          <w:szCs w:val="16"/>
-        </w:rPr>
-      </w:pPr>
-      <w:r>
-        <w:rPr>
-          <w:rFonts w:ascii="Arial Narrow" w:eastAsia="Arial Narrow" w:hAnsi="Arial Narrow" w:cs="Arial Narrow"/>
-          <w:sz w:val="16"/>
-          <w:szCs w:val="16"/>
-        </w:rPr>
-        <w:tab/>
-        <w:t>Corresponde a la Comisión de Protección al Consumidor velar por el cumplimiento de la Ley de Protección al Consumidor y de las leyes que, en general, protegen a los consumidores de la falta de idoneidad de los bienes y servicios en función de la información brindada, de las omisiones de información y de la discriminación en el consumo, así como de aquellas que complementen o sustituyan a las anteriores.</w:t>
-      </w:r>
-    </w:p>
+          <w:b/>
+          <w:bCs/>
+          <w:sz w:val="16"/>
+          <w:szCs w:val="16"/>
+        </w:rPr>
+      </w:pPr>
+    </w:p>
+  </w:footnote>
+  <w:footnote w:id="24">
     <w:p>
       <w:pPr>
         <w:pStyle w:val="Textonotapie"/>
@@ -16849,9 +16867,212 @@
           <w:szCs w:val="16"/>
         </w:rPr>
       </w:pPr>
-    </w:p>
-  </w:footnote>
-  <w:footnote w:id="24">
+      <w:r>
+        <w:rPr>
+          <w:rStyle w:val="Refdenotaalpie"/>
+          <w:rFonts w:ascii="Arial Narrow" w:eastAsia="Arial Narrow" w:hAnsi="Arial Narrow" w:cs="Arial Narrow"/>
+          <w:sz w:val="16"/>
+          <w:szCs w:val="16"/>
+          <w:vertAlign w:val="superscript"/>
+        </w:rPr>
+        <w:footnoteRef/>
+      </w:r>
+      <w:r>
+        <w:rPr>
+          <w:rFonts w:ascii="Arial Narrow" w:eastAsia="Arial Narrow" w:hAnsi="Arial Narrow" w:cs="Arial Narrow"/>
+          <w:sz w:val="16"/>
+          <w:szCs w:val="16"/>
+        </w:rPr>
+        <w:tab/>
+        <w:t xml:space="preserve"/>
+      </w:r>
+      <w:r>
+        <w:rPr>
+          <w:rFonts w:ascii="Arial Narrow" w:eastAsia="Arial Narrow" w:hAnsi="Arial Narrow" w:cs="Arial Narrow"/>
+          <w:sz w:val="16"/>
+          <w:szCs w:val="16"/>
+        </w:rPr>
+        <w:tab/>
+      </w:r>
+      <w:r>
+        <w:rPr>
+          <w:rFonts w:ascii="Arial Narrow" w:eastAsia="Arial Narrow" w:hAnsi="Arial Narrow" w:cs="Arial Narrow"/>
+          <w:b/>
+          <w:bCs/>
+          <w:sz w:val="16"/>
+          <w:szCs w:val="16"/>
+        </w:rPr>
+        <w:t xml:space="preserve">LEY </w:t>
+      </w:r>
+      <w:proofErr w:type="spellStart"/>
+      <w:r>
+        <w:rPr>
+          <w:rFonts w:ascii="Arial Narrow" w:eastAsia="Arial Narrow" w:hAnsi="Arial Narrow" w:cs="Arial Narrow"/>
+          <w:b/>
+          <w:bCs/>
+          <w:sz w:val="16"/>
+          <w:szCs w:val="16"/>
+        </w:rPr>
+        <w:t/>
+      </w:r>
+      <w:proofErr w:type="spellEnd"/>
+      <w:r>
+        <w:rPr>
+          <w:rFonts w:ascii="Arial Narrow" w:eastAsia="Arial Narrow" w:hAnsi="Arial Narrow" w:cs="Arial Narrow"/>
+          <w:b/>
+          <w:bCs/>
+          <w:sz w:val="16"/>
+          <w:szCs w:val="16"/>
+        </w:rPr>
+        <w:t xml:space="preserve">29571, CÓDIGO DE PROTECCIÓN Y DEFENSA DEL CONSUMIDOR, publicado el 2 de setiembre de 2010 y modificado por Decreto Legislativo </w:t>
+      </w:r>
+      <w:proofErr w:type="spellStart"/>
+      <w:r>
+        <w:rPr>
+          <w:rFonts w:ascii="Arial Narrow" w:eastAsia="Arial Narrow" w:hAnsi="Arial Narrow" w:cs="Arial Narrow"/>
+          <w:b/>
+          <w:bCs/>
+          <w:sz w:val="16"/>
+          <w:szCs w:val="16"/>
+        </w:rPr>
+        <w:t/>
+      </w:r>
+      <w:proofErr w:type="spellEnd"/>
+      <w:r>
+        <w:rPr>
+          <w:rFonts w:ascii="Arial Narrow" w:eastAsia="Arial Narrow" w:hAnsi="Arial Narrow" w:cs="Arial Narrow"/>
+          <w:b/>
+          <w:bCs/>
+          <w:sz w:val="16"/>
+          <w:szCs w:val="16"/>
+        </w:rPr>
+        <w:t xml:space="preserve">1308 </w:t>
+      </w:r>
+    </w:p>
+    <w:p>
+      <w:pPr>
+        <w:pStyle w:val="Textonotapie"/>
+        <w:tabs>
+          <w:tab w:val="left" w:pos="567"/>
+        </w:tabs>
+        <w:rPr>
+          <w:rFonts w:ascii="Arial Narrow" w:eastAsia="Arial Narrow" w:hAnsi="Arial Narrow" w:cs="Arial Narrow"/>
+          <w:sz w:val="16"/>
+          <w:szCs w:val="16"/>
+        </w:rPr>
+      </w:pPr>
+      <w:r>
+        <w:rPr>
+          <w:rFonts w:ascii="Arial Narrow" w:eastAsia="Arial Narrow" w:hAnsi="Arial Narrow" w:cs="Arial Narrow"/>
+          <w:b/>
+          <w:bCs/>
+          <w:sz w:val="16"/>
+          <w:szCs w:val="16"/>
+        </w:rPr>
+        <w:tab/>
+      </w:r>
+      <w:r>
+        <w:rPr>
+          <w:rFonts w:ascii="Arial Narrow" w:eastAsia="Arial Narrow" w:hAnsi="Arial Narrow" w:cs="Arial Narrow"/>
+          <w:b/>
+          <w:bCs/>
+          <w:sz w:val="16"/>
+          <w:szCs w:val="16"/>
+        </w:rPr>
+        <w:t>Artículo 56.- Métodos comerciales coercitivo</w:t>
+      </w:r>
+      <w:r>
+        <w:rPr>
+          <w:rFonts w:ascii="Arial Narrow" w:eastAsia="Arial Narrow" w:hAnsi="Arial Narrow" w:cs="Arial Narrow"/>
+          <w:b/>
+          <w:bCs/>
+          <w:sz w:val="16"/>
+          <w:szCs w:val="16"/>
+        </w:rPr>
+        <w:t>s</w:t>
+      </w:r>
+    </w:p>
+    <w:p>
+      <w:pPr>
+        <w:pStyle w:val="Textonotapie"/>
+        <w:ind w:left="567"/>
+        <w:rPr>
+          <w:rFonts w:ascii="Arial Narrow" w:eastAsia="Arial Narrow" w:hAnsi="Arial Narrow" w:cs="Arial Narrow"/>
+          <w:sz w:val="16"/>
+          <w:szCs w:val="16"/>
+        </w:rPr>
+      </w:pPr>
+      <w:r>
+        <w:rPr>
+          <w:rFonts w:ascii="Arial Narrow" w:eastAsia="Arial Narrow" w:hAnsi="Arial Narrow" w:cs="Arial Narrow"/>
+          <w:sz w:val="16"/>
+          <w:szCs w:val="16"/>
+        </w:rPr>
+        <w:t>56.1 De manera enunciativa y no limitativa, el derecho de todo consumidor a la protección contra los métodos comerciales coercitivos implica que los proveedores no pueden:</w:t>
+      </w:r>
+    </w:p>
+    <w:p>
+      <w:pPr>
+        <w:pStyle w:val="Textonotapie"/>
+        <w:ind w:left="567"/>
+        <w:rPr>
+          <w:rFonts w:ascii="Arial Narrow" w:eastAsia="Arial Narrow" w:hAnsi="Arial Narrow" w:cs="Arial Narrow"/>
+          <w:sz w:val="16"/>
+          <w:szCs w:val="16"/>
+        </w:rPr>
+      </w:pPr>
+      <w:r>
+        <w:rPr>
+          <w:rFonts w:ascii="Arial Narrow" w:eastAsia="Arial Narrow" w:hAnsi="Arial Narrow" w:cs="Arial Narrow"/>
+          <w:sz w:val="16"/>
+          <w:szCs w:val="16"/>
+        </w:rPr>
+        <w:t>(…)</w:t>
+      </w:r>
+    </w:p>
+    <w:p>
+      <w:pPr>
+        <w:pStyle w:val="Textonotapie"/>
+        <w:ind w:left="567"/>
+        <w:rPr>
+          <w:rFonts w:ascii="Arial Narrow" w:eastAsia="Arial Narrow" w:hAnsi="Arial Narrow" w:cs="Arial Narrow"/>
+          <w:sz w:val="16"/>
+          <w:szCs w:val="16"/>
+        </w:rPr>
+      </w:pPr>
+      <w:r>
+        <w:rPr>
+          <w:rFonts w:ascii="Arial Narrow" w:eastAsia="Arial Narrow" w:hAnsi="Arial Narrow" w:cs="Arial Narrow"/>
+          <w:sz w:val="16"/>
+          <w:szCs w:val="16"/>
+        </w:rPr>
+        <w:t>b</w:t>
+      </w:r>
+      <w:r>
+        <w:rPr>
+          <w:rFonts w:ascii="Arial Narrow" w:eastAsia="Arial Narrow" w:hAnsi="Arial Narrow" w:cs="Arial Narrow"/>
+          <w:sz w:val="16"/>
+          <w:szCs w:val="16"/>
+        </w:rPr>
+        <w:t xml:space="preserve">. </w:t>
+      </w:r>
+      <w:r>
+        <w:rPr>
+          <w:rFonts w:ascii="Arial Narrow" w:eastAsia="Arial Narrow" w:hAnsi="Arial Narrow" w:cs="Arial Narrow"/>
+          <w:sz w:val="16"/>
+          <w:szCs w:val="16"/>
+        </w:rPr>
+        <w:t>Obligar al consumidor a asumir prestaciones que no ha pactado o a efectuar pagos por productos o servicios que no han sido requeridos previamente. En ningún caso puede interpretarse el silencio del consumidor como aceptación de dichas prestaciones o pagos, salvo que lo haya autorizado previamente de manera expresa</w:t>
+      </w:r>
+      <w:r>
+        <w:rPr>
+          <w:rFonts w:ascii="Arial Narrow" w:eastAsia="Arial Narrow" w:hAnsi="Arial Narrow" w:cs="Arial Narrow"/>
+          <w:sz w:val="16"/>
+          <w:szCs w:val="16"/>
+        </w:rPr>
+        <w:t>.</w:t>
+      </w:r>
+    </w:p>
     <w:p>
       <w:pPr>
         <w:pStyle w:val="Textonotapie"/>
@@ -16868,211 +17089,9 @@
           <w:szCs w:val="16"/>
         </w:rPr>
       </w:pPr>
-      <w:r>
-        <w:rPr>
-          <w:rStyle w:val="Refdenotaalpie"/>
-          <w:rFonts w:ascii="Arial Narrow" w:eastAsia="Arial Narrow" w:hAnsi="Arial Narrow" w:cs="Arial Narrow"/>
-          <w:sz w:val="16"/>
-          <w:szCs w:val="16"/>
-          <w:vertAlign w:val="superscript"/>
-        </w:rPr>
-        <w:footnoteRef/>
-      </w:r>
-      <w:r>
-        <w:rPr>
-          <w:rFonts w:ascii="Arial Narrow" w:eastAsia="Arial Narrow" w:hAnsi="Arial Narrow" w:cs="Arial Narrow"/>
-          <w:sz w:val="16"/>
-          <w:szCs w:val="16"/>
-        </w:rPr>
-        <w:t xml:space="preserve"> </w:t>
-      </w:r>
-      <w:r>
-        <w:rPr>
-          <w:rFonts w:ascii="Arial Narrow" w:eastAsia="Arial Narrow" w:hAnsi="Arial Narrow" w:cs="Arial Narrow"/>
-          <w:sz w:val="16"/>
-          <w:szCs w:val="16"/>
-        </w:rPr>
-        <w:tab/>
-      </w:r>
-      <w:r>
-        <w:rPr>
-          <w:rFonts w:ascii="Arial Narrow" w:eastAsia="Arial Narrow" w:hAnsi="Arial Narrow" w:cs="Arial Narrow"/>
-          <w:b/>
-          <w:bCs/>
-          <w:sz w:val="16"/>
-          <w:szCs w:val="16"/>
-        </w:rPr>
-        <w:t xml:space="preserve">LEY </w:t>
-      </w:r>
-      <w:proofErr w:type="spellStart"/>
-      <w:r>
-        <w:rPr>
-          <w:rFonts w:ascii="Arial Narrow" w:eastAsia="Arial Narrow" w:hAnsi="Arial Narrow" w:cs="Arial Narrow"/>
-          <w:b/>
-          <w:bCs/>
-          <w:sz w:val="16"/>
-          <w:szCs w:val="16"/>
-        </w:rPr>
-        <w:t/>
-      </w:r>
-      <w:proofErr w:type="spellEnd"/>
-      <w:r>
-        <w:rPr>
-          <w:rFonts w:ascii="Arial Narrow" w:eastAsia="Arial Narrow" w:hAnsi="Arial Narrow" w:cs="Arial Narrow"/>
-          <w:b/>
-          <w:bCs/>
-          <w:sz w:val="16"/>
-          <w:szCs w:val="16"/>
-        </w:rPr>
-        <w:t xml:space="preserve"> 29571, CÓDIGO DE PROTECCIÓN Y DEFENSA DEL CONSUMIDOR, publicado el 2 de setiembre de 2010 y modificado por Decreto Legislativo </w:t>
-      </w:r>
-      <w:proofErr w:type="spellStart"/>
-      <w:r>
-        <w:rPr>
-          <w:rFonts w:ascii="Arial Narrow" w:eastAsia="Arial Narrow" w:hAnsi="Arial Narrow" w:cs="Arial Narrow"/>
-          <w:b/>
-          <w:bCs/>
-          <w:sz w:val="16"/>
-          <w:szCs w:val="16"/>
-        </w:rPr>
-        <w:t/>
-      </w:r>
-      <w:proofErr w:type="spellEnd"/>
-      <w:r>
-        <w:rPr>
-          <w:rFonts w:ascii="Arial Narrow" w:eastAsia="Arial Narrow" w:hAnsi="Arial Narrow" w:cs="Arial Narrow"/>
-          <w:b/>
-          <w:bCs/>
-          <w:sz w:val="16"/>
-          <w:szCs w:val="16"/>
-        </w:rPr>
-        <w:t xml:space="preserve"> 1308 </w:t>
-      </w:r>
-    </w:p>
-    <w:p>
-      <w:pPr>
-        <w:pStyle w:val="Textonotapie"/>
-        <w:tabs>
-          <w:tab w:val="left" w:pos="567"/>
-        </w:tabs>
-        <w:rPr>
-          <w:rFonts w:ascii="Arial Narrow" w:eastAsia="Arial Narrow" w:hAnsi="Arial Narrow" w:cs="Arial Narrow"/>
-          <w:sz w:val="16"/>
-          <w:szCs w:val="16"/>
-        </w:rPr>
-      </w:pPr>
-      <w:r>
-        <w:rPr>
-          <w:rFonts w:ascii="Arial Narrow" w:eastAsia="Arial Narrow" w:hAnsi="Arial Narrow" w:cs="Arial Narrow"/>
-          <w:b/>
-          <w:bCs/>
-          <w:sz w:val="16"/>
-          <w:szCs w:val="16"/>
-        </w:rPr>
-        <w:tab/>
-      </w:r>
-      <w:r>
-        <w:rPr>
-          <w:rFonts w:ascii="Arial Narrow" w:eastAsia="Arial Narrow" w:hAnsi="Arial Narrow" w:cs="Arial Narrow"/>
-          <w:b/>
-          <w:bCs/>
-          <w:sz w:val="16"/>
-          <w:szCs w:val="16"/>
-        </w:rPr>
-        <w:t>Artículo 56.- Métodos comerciales coercitivo</w:t>
-      </w:r>
-      <w:r>
-        <w:rPr>
-          <w:rFonts w:ascii="Arial Narrow" w:eastAsia="Arial Narrow" w:hAnsi="Arial Narrow" w:cs="Arial Narrow"/>
-          <w:b/>
-          <w:bCs/>
-          <w:sz w:val="16"/>
-          <w:szCs w:val="16"/>
-        </w:rPr>
-        <w:t>s</w:t>
-      </w:r>
-    </w:p>
-    <w:p>
-      <w:pPr>
-        <w:pStyle w:val="Textonotapie"/>
-        <w:ind w:left="567"/>
-        <w:rPr>
-          <w:rFonts w:ascii="Arial Narrow" w:eastAsia="Arial Narrow" w:hAnsi="Arial Narrow" w:cs="Arial Narrow"/>
-          <w:sz w:val="16"/>
-          <w:szCs w:val="16"/>
-        </w:rPr>
-      </w:pPr>
-      <w:r>
-        <w:rPr>
-          <w:rFonts w:ascii="Arial Narrow" w:eastAsia="Arial Narrow" w:hAnsi="Arial Narrow" w:cs="Arial Narrow"/>
-          <w:sz w:val="16"/>
-          <w:szCs w:val="16"/>
-        </w:rPr>
-        <w:t>56.1 De manera enunciativa y no limitativa, el derecho de todo consumidor a la protección contra los métodos comerciales coercitivos implica que los proveedores no pueden:</w:t>
-      </w:r>
-    </w:p>
-    <w:p>
-      <w:pPr>
-        <w:pStyle w:val="Textonotapie"/>
-        <w:ind w:left="567"/>
-        <w:rPr>
-          <w:rFonts w:ascii="Arial Narrow" w:eastAsia="Arial Narrow" w:hAnsi="Arial Narrow" w:cs="Arial Narrow"/>
-          <w:sz w:val="16"/>
-          <w:szCs w:val="16"/>
-        </w:rPr>
-      </w:pPr>
-      <w:r>
-        <w:rPr>
-          <w:rFonts w:ascii="Arial Narrow" w:eastAsia="Arial Narrow" w:hAnsi="Arial Narrow" w:cs="Arial Narrow"/>
-          <w:sz w:val="16"/>
-          <w:szCs w:val="16"/>
-        </w:rPr>
-        <w:t>(…)</w:t>
-      </w:r>
-    </w:p>
-    <w:p>
-      <w:pPr>
-        <w:pStyle w:val="Textonotapie"/>
-        <w:ind w:left="567"/>
-        <w:rPr>
-          <w:rFonts w:ascii="Arial Narrow" w:eastAsia="Arial Narrow" w:hAnsi="Arial Narrow" w:cs="Arial Narrow"/>
-          <w:sz w:val="16"/>
-          <w:szCs w:val="16"/>
-        </w:rPr>
-      </w:pPr>
-      <w:r>
-        <w:rPr>
-          <w:rFonts w:ascii="Arial Narrow" w:eastAsia="Arial Narrow" w:hAnsi="Arial Narrow" w:cs="Arial Narrow"/>
-          <w:sz w:val="16"/>
-          <w:szCs w:val="16"/>
-        </w:rPr>
-        <w:t>b</w:t>
-      </w:r>
-      <w:r>
-        <w:rPr>
-          <w:rFonts w:ascii="Arial Narrow" w:eastAsia="Arial Narrow" w:hAnsi="Arial Narrow" w:cs="Arial Narrow"/>
-          <w:sz w:val="16"/>
-          <w:szCs w:val="16"/>
-        </w:rPr>
-        <w:t xml:space="preserve">. </w:t>
-      </w:r>
-      <w:r>
-        <w:rPr>
-          <w:rFonts w:ascii="Arial Narrow" w:eastAsia="Arial Narrow" w:hAnsi="Arial Narrow" w:cs="Arial Narrow"/>
-          <w:sz w:val="16"/>
-          <w:szCs w:val="16"/>
-        </w:rPr>
-        <w:t>Obligar al consumidor a asumir prestaciones que no ha pactado o a efectuar pagos por productos o servicios que no han sido requeridos previamente. En ningún caso puede interpretarse el silencio del consumidor como aceptación de dichas prestaciones o pagos, salvo que lo haya autorizado previamente de manera expresa</w:t>
-      </w:r>
-      <w:r>
-        <w:rPr>
-          <w:rFonts w:ascii="Arial Narrow" w:eastAsia="Arial Narrow" w:hAnsi="Arial Narrow" w:cs="Arial Narrow"/>
-          <w:sz w:val="16"/>
-          <w:szCs w:val="16"/>
-        </w:rPr>
-        <w:t>.</w:t>
-      </w:r>
-    </w:p>
+    </w:p>
+  </w:footnote>
+  <w:footnote w:id="25">
     <w:p>
       <w:pPr>
         <w:pStyle w:val="Textonotapie"/>
@@ -17089,9 +17108,194 @@
           <w:szCs w:val="16"/>
         </w:rPr>
       </w:pPr>
-    </w:p>
-  </w:footnote>
-  <w:footnote w:id="25">
+      <w:r>
+        <w:rPr>
+          <w:rStyle w:val="Refdenotaalpie"/>
+          <w:rFonts w:ascii="Arial Narrow" w:eastAsia="Arial Narrow" w:hAnsi="Arial Narrow" w:cs="Arial Narrow"/>
+          <w:sz w:val="16"/>
+          <w:szCs w:val="16"/>
+          <w:vertAlign w:val="superscript"/>
+        </w:rPr>
+        <w:footnoteRef/>
+      </w:r>
+      <w:r>
+        <w:rPr>
+          <w:rFonts w:ascii="Arial Narrow" w:eastAsia="Arial Narrow" w:hAnsi="Arial Narrow" w:cs="Arial Narrow"/>
+          <w:sz w:val="16"/>
+          <w:szCs w:val="16"/>
+        </w:rPr>
+        <w:tab/>
+        <w:t xml:space="preserve"/>
+      </w:r>
+      <w:r>
+        <w:rPr>
+          <w:rFonts w:ascii="Arial Narrow" w:eastAsia="Arial Narrow" w:hAnsi="Arial Narrow" w:cs="Arial Narrow"/>
+          <w:sz w:val="16"/>
+          <w:szCs w:val="16"/>
+        </w:rPr>
+        <w:tab/>
+      </w:r>
+      <w:r>
+        <w:rPr>
+          <w:rFonts w:ascii="Arial Narrow" w:eastAsia="Arial Narrow" w:hAnsi="Arial Narrow" w:cs="Arial Narrow"/>
+          <w:b/>
+          <w:bCs/>
+          <w:sz w:val="16"/>
+          <w:szCs w:val="16"/>
+        </w:rPr>
+        <w:t xml:space="preserve">LEY </w:t>
+      </w:r>
+      <w:proofErr w:type="spellStart"/>
+      <w:r>
+        <w:rPr>
+          <w:rFonts w:ascii="Arial Narrow" w:eastAsia="Arial Narrow" w:hAnsi="Arial Narrow" w:cs="Arial Narrow"/>
+          <w:b/>
+          <w:bCs/>
+          <w:sz w:val="16"/>
+          <w:szCs w:val="16"/>
+        </w:rPr>
+        <w:t/>
+      </w:r>
+      <w:proofErr w:type="spellEnd"/>
+      <w:r>
+        <w:rPr>
+          <w:rFonts w:ascii="Arial Narrow" w:eastAsia="Arial Narrow" w:hAnsi="Arial Narrow" w:cs="Arial Narrow"/>
+          <w:b/>
+          <w:bCs/>
+          <w:sz w:val="16"/>
+          <w:szCs w:val="16"/>
+        </w:rPr>
+        <w:t xml:space="preserve">29571, CÓDIGO DE PROTECCIÓN Y DEFENSA DEL CONSUMIDOR, publicado el 2 de setiembre de 2010 y modificado por Decreto Legislativo </w:t>
+      </w:r>
+      <w:proofErr w:type="spellStart"/>
+      <w:r>
+        <w:rPr>
+          <w:rFonts w:ascii="Arial Narrow" w:eastAsia="Arial Narrow" w:hAnsi="Arial Narrow" w:cs="Arial Narrow"/>
+          <w:b/>
+          <w:bCs/>
+          <w:sz w:val="16"/>
+          <w:szCs w:val="16"/>
+        </w:rPr>
+        <w:t/>
+      </w:r>
+      <w:proofErr w:type="spellEnd"/>
+      <w:r>
+        <w:rPr>
+          <w:rFonts w:ascii="Arial Narrow" w:eastAsia="Arial Narrow" w:hAnsi="Arial Narrow" w:cs="Arial Narrow"/>
+          <w:b/>
+          <w:bCs/>
+          <w:sz w:val="16"/>
+          <w:szCs w:val="16"/>
+        </w:rPr>
+        <w:t xml:space="preserve">1308 </w:t>
+      </w:r>
+    </w:p>
+    <w:p>
+      <w:pPr>
+        <w:pStyle w:val="Textonotapie"/>
+        <w:ind w:left="567" w:right="-1"/>
+        <w:jc w:val="both"/>
+        <w:rPr>
+          <w:rFonts w:ascii="Arial Narrow" w:eastAsia="Arial Narrow" w:hAnsi="Arial Narrow" w:cs="Arial Narrow"/>
+          <w:b/>
+          <w:bCs/>
+          <w:sz w:val="16"/>
+          <w:szCs w:val="16"/>
+        </w:rPr>
+      </w:pPr>
+      <w:r>
+        <w:rPr>
+          <w:rFonts w:ascii="Arial Narrow" w:eastAsia="Arial Narrow" w:hAnsi="Arial Narrow" w:cs="Arial Narrow"/>
+          <w:b/>
+          <w:bCs/>
+          <w:sz w:val="16"/>
+          <w:szCs w:val="16"/>
+        </w:rPr>
+        <w:t xml:space="preserve">Artículo 18.- Idoneidad </w:t>
+      </w:r>
+    </w:p>
+    <w:p>
+      <w:pPr>
+        <w:pStyle w:val="Textonotapie"/>
+        <w:ind w:left="567" w:right="-1"/>
+        <w:jc w:val="both"/>
+        <w:rPr>
+          <w:rFonts w:ascii="Arial Narrow" w:eastAsia="Arial Narrow" w:hAnsi="Arial Narrow" w:cs="Arial Narrow"/>
+          <w:sz w:val="16"/>
+          <w:szCs w:val="16"/>
+        </w:rPr>
+      </w:pPr>
+      <w:r>
+        <w:rPr>
+          <w:rFonts w:ascii="Arial Narrow" w:eastAsia="Arial Narrow" w:hAnsi="Arial Narrow" w:cs="Arial Narrow"/>
+          <w:sz w:val="16"/>
+          <w:szCs w:val="16"/>
+        </w:rPr>
+        <w:t xml:space="preserve">Se entiende por idoneidad la correspondencia entre lo que un consumidor espera y lo que efectivamente recibe, en función a lo que se le hubiera ofrecido, la publicidad e información transmitida, las condiciones y circunstancias de la transacción, las características y naturaleza del producto o servicio, el precio, entre otros factores, atendiendo a las circunstancias del caso. </w:t>
+      </w:r>
+    </w:p>
+    <w:p>
+      <w:pPr>
+        <w:pStyle w:val="Textonotapie"/>
+        <w:ind w:left="567" w:right="-1"/>
+        <w:jc w:val="both"/>
+        <w:rPr>
+          <w:rFonts w:ascii="Arial Narrow" w:eastAsia="Arial Narrow" w:hAnsi="Arial Narrow" w:cs="Arial Narrow"/>
+          <w:sz w:val="16"/>
+          <w:szCs w:val="16"/>
+        </w:rPr>
+      </w:pPr>
+      <w:r>
+        <w:rPr>
+          <w:rFonts w:ascii="Arial Narrow" w:eastAsia="Arial Narrow" w:hAnsi="Arial Narrow" w:cs="Arial Narrow"/>
+          <w:sz w:val="16"/>
+          <w:szCs w:val="16"/>
+        </w:rPr>
+        <w:t xml:space="preserve">La idoneidad es evaluada en función a la propia naturaleza del producto o servicio y a su aptitud para satisfacer la finalidad para la cual ha sido puesto en el mercado. Las autorizaciones por parte de los organismos del Estado para la fabricación de un producto o la prestación de un servicio, en los casos que sea necesario, no eximen de responsabilidad al proveedor frente al consumidor. </w:t>
+      </w:r>
+    </w:p>
+    <w:p>
+      <w:pPr>
+        <w:pStyle w:val="Textonotapie"/>
+        <w:ind w:left="567" w:right="-1"/>
+        <w:jc w:val="both"/>
+        <w:rPr>
+          <w:rFonts w:ascii="Arial Narrow" w:eastAsia="Arial Narrow" w:hAnsi="Arial Narrow" w:cs="Arial Narrow"/>
+          <w:sz w:val="16"/>
+          <w:szCs w:val="16"/>
+        </w:rPr>
+      </w:pPr>
+      <w:r>
+        <w:rPr>
+          <w:rFonts w:ascii="Arial Narrow" w:eastAsia="Arial Narrow" w:hAnsi="Arial Narrow" w:cs="Arial Narrow"/>
+          <w:b/>
+          <w:bCs/>
+          <w:sz w:val="16"/>
+          <w:szCs w:val="16"/>
+        </w:rPr>
+        <w:t xml:space="preserve">Artículo 19.- Obligación de los proveedores </w:t>
+      </w:r>
+    </w:p>
+    <w:p>
+      <w:pPr>
+        <w:pStyle w:val="Textonotapie"/>
+        <w:ind w:left="567" w:right="-1"/>
+        <w:jc w:val="both"/>
+        <w:rPr>
+          <w:rFonts w:ascii="Arial Narrow" w:eastAsia="Arial Narrow" w:hAnsi="Arial Narrow" w:cs="Arial Narrow"/>
+          <w:sz w:val="16"/>
+          <w:szCs w:val="16"/>
+        </w:rPr>
+      </w:pPr>
+      <w:r>
+        <w:rPr>
+          <w:rFonts w:ascii="Arial Narrow" w:eastAsia="Arial Narrow" w:hAnsi="Arial Narrow" w:cs="Arial Narrow"/>
+          <w:sz w:val="16"/>
+          <w:szCs w:val="16"/>
+        </w:rPr>
+        <w:t>El proveedor responde por la idoneidad y calidad de los productos y servicios ofrecidos; por la autenticidad de las marcas y leyendas que exhiben sus productos o del signo que respalda al prestador del servicio, por la falta de conformidad entre la publicidad comercial de los productos y servicios y estos, así como por el contenido y la vida útil del producto indicado en el envase, en lo que corresponda.</w:t>
+      </w:r>
+    </w:p>
     <w:p>
       <w:pPr>
         <w:pStyle w:val="Textonotapie"/>
@@ -17108,205 +17312,9 @@
           <w:szCs w:val="16"/>
         </w:rPr>
       </w:pPr>
-      <w:r>
-        <w:rPr>
-          <w:rStyle w:val="Refdenotaalpie"/>
-          <w:rFonts w:ascii="Arial Narrow" w:eastAsia="Arial Narrow" w:hAnsi="Arial Narrow" w:cs="Arial Narrow"/>
-          <w:sz w:val="16"/>
-          <w:szCs w:val="16"/>
-          <w:vertAlign w:val="superscript"/>
-        </w:rPr>
-        <w:footnoteRef/>
-      </w:r>
-      <w:r>
-        <w:rPr>
-          <w:rFonts w:ascii="Arial Narrow" w:eastAsia="Arial Narrow" w:hAnsi="Arial Narrow" w:cs="Arial Narrow"/>
-          <w:sz w:val="16"/>
-          <w:szCs w:val="16"/>
-        </w:rPr>
-        <w:t xml:space="preserve"> </w:t>
-      </w:r>
-      <w:r>
-        <w:rPr>
-          <w:rFonts w:ascii="Arial Narrow" w:eastAsia="Arial Narrow" w:hAnsi="Arial Narrow" w:cs="Arial Narrow"/>
-          <w:sz w:val="16"/>
-          <w:szCs w:val="16"/>
-        </w:rPr>
-        <w:tab/>
-      </w:r>
-      <w:r>
-        <w:rPr>
-          <w:rFonts w:ascii="Arial Narrow" w:eastAsia="Arial Narrow" w:hAnsi="Arial Narrow" w:cs="Arial Narrow"/>
-          <w:b/>
-          <w:bCs/>
-          <w:sz w:val="16"/>
-          <w:szCs w:val="16"/>
-        </w:rPr>
-        <w:t xml:space="preserve">LEY </w:t>
-      </w:r>
-      <w:proofErr w:type="spellStart"/>
-      <w:r>
-        <w:rPr>
-          <w:rFonts w:ascii="Arial Narrow" w:eastAsia="Arial Narrow" w:hAnsi="Arial Narrow" w:cs="Arial Narrow"/>
-          <w:b/>
-          <w:bCs/>
-          <w:sz w:val="16"/>
-          <w:szCs w:val="16"/>
-        </w:rPr>
-        <w:t/>
-      </w:r>
-      <w:proofErr w:type="spellEnd"/>
-      <w:r>
-        <w:rPr>
-          <w:rFonts w:ascii="Arial Narrow" w:eastAsia="Arial Narrow" w:hAnsi="Arial Narrow" w:cs="Arial Narrow"/>
-          <w:b/>
-          <w:bCs/>
-          <w:sz w:val="16"/>
-          <w:szCs w:val="16"/>
-        </w:rPr>
-        <w:t xml:space="preserve"> 29571, CÓDIGO DE PROTECCIÓN Y DEFENSA DEL CONSUMIDOR, publicado el 2 de setiembre de 2010 y modificado por Decreto Legislativo </w:t>
-      </w:r>
-      <w:proofErr w:type="spellStart"/>
-      <w:r>
-        <w:rPr>
-          <w:rFonts w:ascii="Arial Narrow" w:eastAsia="Arial Narrow" w:hAnsi="Arial Narrow" w:cs="Arial Narrow"/>
-          <w:b/>
-          <w:bCs/>
-          <w:sz w:val="16"/>
-          <w:szCs w:val="16"/>
-        </w:rPr>
-        <w:t/>
-      </w:r>
-      <w:proofErr w:type="spellEnd"/>
-      <w:r>
-        <w:rPr>
-          <w:rFonts w:ascii="Arial Narrow" w:eastAsia="Arial Narrow" w:hAnsi="Arial Narrow" w:cs="Arial Narrow"/>
-          <w:b/>
-          <w:bCs/>
-          <w:sz w:val="16"/>
-          <w:szCs w:val="16"/>
-        </w:rPr>
-        <w:t xml:space="preserve"> 1308 </w:t>
-      </w:r>
-    </w:p>
-    <w:p>
-      <w:pPr>
-        <w:pStyle w:val="Textonotapie"/>
-        <w:ind w:left="567" w:right="-1"/>
-        <w:jc w:val="both"/>
-        <w:rPr>
-          <w:rFonts w:ascii="Arial Narrow" w:eastAsia="Arial Narrow" w:hAnsi="Arial Narrow" w:cs="Arial Narrow"/>
-          <w:b/>
-          <w:bCs/>
-          <w:sz w:val="16"/>
-          <w:szCs w:val="16"/>
-        </w:rPr>
-      </w:pPr>
-      <w:r>
-        <w:rPr>
-          <w:rFonts w:ascii="Arial Narrow" w:eastAsia="Arial Narrow" w:hAnsi="Arial Narrow" w:cs="Arial Narrow"/>
-          <w:b/>
-          <w:bCs/>
-          <w:sz w:val="16"/>
-          <w:szCs w:val="16"/>
-        </w:rPr>
-        <w:t xml:space="preserve">Artículo 18.- Idoneidad </w:t>
-      </w:r>
-    </w:p>
-    <w:p>
-      <w:pPr>
-        <w:pStyle w:val="Textonotapie"/>
-        <w:ind w:left="567" w:right="-1"/>
-        <w:jc w:val="both"/>
-        <w:rPr>
-          <w:rFonts w:ascii="Arial Narrow" w:eastAsia="Arial Narrow" w:hAnsi="Arial Narrow" w:cs="Arial Narrow"/>
-          <w:sz w:val="16"/>
-          <w:szCs w:val="16"/>
-        </w:rPr>
-      </w:pPr>
-      <w:r>
-        <w:rPr>
-          <w:rFonts w:ascii="Arial Narrow" w:eastAsia="Arial Narrow" w:hAnsi="Arial Narrow" w:cs="Arial Narrow"/>
-          <w:sz w:val="16"/>
-          <w:szCs w:val="16"/>
-        </w:rPr>
-        <w:t xml:space="preserve">Se entiende por idoneidad la correspondencia entre lo que un consumidor espera y lo que efectivamente recibe, en función a lo que se le hubiera ofrecido, la publicidad e información transmitida, las condiciones y circunstancias de la transacción, las características y naturaleza del producto o servicio, el precio, entre otros factores, atendiendo a las circunstancias del caso. </w:t>
-      </w:r>
-    </w:p>
-    <w:p>
-      <w:pPr>
-        <w:pStyle w:val="Textonotapie"/>
-        <w:ind w:left="567" w:right="-1"/>
-        <w:jc w:val="both"/>
-        <w:rPr>
-          <w:rFonts w:ascii="Arial Narrow" w:eastAsia="Arial Narrow" w:hAnsi="Arial Narrow" w:cs="Arial Narrow"/>
-          <w:sz w:val="16"/>
-          <w:szCs w:val="16"/>
-        </w:rPr>
-      </w:pPr>
-      <w:r>
-        <w:rPr>
-          <w:rFonts w:ascii="Arial Narrow" w:eastAsia="Arial Narrow" w:hAnsi="Arial Narrow" w:cs="Arial Narrow"/>
-          <w:sz w:val="16"/>
-          <w:szCs w:val="16"/>
-        </w:rPr>
-        <w:t xml:space="preserve">La idoneidad es evaluada en función a la propia naturaleza del producto o servicio y a su aptitud para satisfacer la finalidad para la cual ha sido puesto en el mercado. Las autorizaciones por parte de los organismos del Estado para la fabricación de un producto o la prestación de un servicio, en los casos que sea necesario, no eximen de responsabilidad al proveedor frente al consumidor. </w:t>
-      </w:r>
-    </w:p>
-    <w:p>
-      <w:pPr>
-        <w:pStyle w:val="Textonotapie"/>
-        <w:ind w:left="567" w:right="-1"/>
-        <w:jc w:val="both"/>
-        <w:rPr>
-          <w:rFonts w:ascii="Arial Narrow" w:eastAsia="Arial Narrow" w:hAnsi="Arial Narrow" w:cs="Arial Narrow"/>
-          <w:sz w:val="16"/>
-          <w:szCs w:val="16"/>
-        </w:rPr>
-      </w:pPr>
-    </w:p>
-    <w:p>
-      <w:pPr>
-        <w:pStyle w:val="Textonotapie"/>
-        <w:ind w:left="567" w:right="-1"/>
-        <w:jc w:val="both"/>
-        <w:rPr>
-          <w:rFonts w:ascii="Arial Narrow" w:eastAsia="Arial Narrow" w:hAnsi="Arial Narrow" w:cs="Arial Narrow"/>
-          <w:sz w:val="16"/>
-          <w:szCs w:val="16"/>
-        </w:rPr>
-      </w:pPr>
-      <w:r>
-        <w:rPr>
-          <w:rFonts w:ascii="Arial Narrow" w:eastAsia="Arial Narrow" w:hAnsi="Arial Narrow" w:cs="Arial Narrow"/>
-          <w:b/>
-          <w:bCs/>
-          <w:sz w:val="16"/>
-          <w:szCs w:val="16"/>
-        </w:rPr>
-        <w:t xml:space="preserve">Artículo 19.- Obligación de los proveedores </w:t>
-      </w:r>
-    </w:p>
-    <w:p>
-      <w:pPr>
-        <w:pStyle w:val="Textonotapie"/>
-        <w:ind w:left="567" w:right="-1"/>
-        <w:jc w:val="both"/>
-        <w:rPr>
-          <w:rFonts w:ascii="Arial Narrow" w:eastAsia="Arial Narrow" w:hAnsi="Arial Narrow" w:cs="Arial Narrow"/>
-          <w:sz w:val="16"/>
-          <w:szCs w:val="16"/>
-        </w:rPr>
-      </w:pPr>
-      <w:r>
-        <w:rPr>
-          <w:rFonts w:ascii="Arial Narrow" w:eastAsia="Arial Narrow" w:hAnsi="Arial Narrow" w:cs="Arial Narrow"/>
-          <w:sz w:val="16"/>
-          <w:szCs w:val="16"/>
-        </w:rPr>
-        <w:t>El proveedor responde por la idoneidad y calidad de los productos y servicios ofrecidos; por la autenticidad de las marcas y leyendas que exhiben sus productos o del signo que respalda al prestador del servicio, por la falta de conformidad entre la publicidad comercial de los productos y servicios y estos, así como por el contenido y la vida útil del producto indicado en el envase, en lo que corresponda.</w:t>
-      </w:r>
-    </w:p>
+    </w:p>
+  </w:footnote>
+  <w:footnote w:id="26">
     <w:p>
       <w:pPr>
         <w:pStyle w:val="Textonotapie"/>
@@ -17323,9 +17331,166 @@
           <w:szCs w:val="16"/>
         </w:rPr>
       </w:pPr>
-    </w:p>
-  </w:footnote>
-  <w:footnote w:id="26">
+      <w:r>
+        <w:rPr>
+          <w:rStyle w:val="Refdenotaalpie"/>
+          <w:rFonts w:ascii="Arial Narrow" w:eastAsia="Arial Narrow" w:hAnsi="Arial Narrow" w:cs="Arial Narrow"/>
+          <w:sz w:val="16"/>
+          <w:szCs w:val="16"/>
+          <w:vertAlign w:val="superscript"/>
+        </w:rPr>
+        <w:footnoteRef/>
+      </w:r>
+      <w:r>
+        <w:rPr>
+          <w:rFonts w:ascii="Arial Narrow" w:eastAsia="Arial Narrow" w:hAnsi="Arial Narrow" w:cs="Arial Narrow"/>
+          <w:sz w:val="16"/>
+          <w:szCs w:val="16"/>
+        </w:rPr>
+        <w:tab/>
+        <w:t xml:space="preserve"/>
+      </w:r>
+      <w:r>
+        <w:rPr>
+          <w:rFonts w:ascii="Arial Narrow" w:eastAsia="Arial Narrow" w:hAnsi="Arial Narrow" w:cs="Arial Narrow"/>
+          <w:sz w:val="16"/>
+          <w:szCs w:val="16"/>
+        </w:rPr>
+        <w:tab/>
+      </w:r>
+      <w:r>
+        <w:rPr>
+          <w:rFonts w:ascii="Arial Narrow" w:eastAsia="Arial Narrow" w:hAnsi="Arial Narrow" w:cs="Arial Narrow"/>
+          <w:b/>
+          <w:bCs/>
+          <w:sz w:val="16"/>
+          <w:szCs w:val="16"/>
+        </w:rPr>
+        <w:t xml:space="preserve">LEY </w:t>
+      </w:r>
+      <w:proofErr w:type="spellStart"/>
+      <w:r>
+        <w:rPr>
+          <w:rFonts w:ascii="Arial Narrow" w:eastAsia="Arial Narrow" w:hAnsi="Arial Narrow" w:cs="Arial Narrow"/>
+          <w:b/>
+          <w:bCs/>
+          <w:sz w:val="16"/>
+          <w:szCs w:val="16"/>
+        </w:rPr>
+        <w:t/>
+      </w:r>
+      <w:proofErr w:type="spellEnd"/>
+      <w:r>
+        <w:rPr>
+          <w:rFonts w:ascii="Arial Narrow" w:eastAsia="Arial Narrow" w:hAnsi="Arial Narrow" w:cs="Arial Narrow"/>
+          <w:b/>
+          <w:bCs/>
+          <w:sz w:val="16"/>
+          <w:szCs w:val="16"/>
+        </w:rPr>
+        <w:t xml:space="preserve">29571, CÓDIGO DE PROTECCIÓN Y DEFENSA DEL CONSUMIDOR, publicado el 2 de setiembre de 2010 y modificado por Decreto Legislativo </w:t>
+      </w:r>
+      <w:proofErr w:type="spellStart"/>
+      <w:r>
+        <w:rPr>
+          <w:rFonts w:ascii="Arial Narrow" w:eastAsia="Arial Narrow" w:hAnsi="Arial Narrow" w:cs="Arial Narrow"/>
+          <w:b/>
+          <w:bCs/>
+          <w:sz w:val="16"/>
+          <w:szCs w:val="16"/>
+        </w:rPr>
+        <w:t/>
+      </w:r>
+      <w:proofErr w:type="spellEnd"/>
+      <w:r>
+        <w:rPr>
+          <w:rFonts w:ascii="Arial Narrow" w:eastAsia="Arial Narrow" w:hAnsi="Arial Narrow" w:cs="Arial Narrow"/>
+          <w:b/>
+          <w:bCs/>
+          <w:sz w:val="16"/>
+          <w:szCs w:val="16"/>
+        </w:rPr>
+        <w:t xml:space="preserve">1308 </w:t>
+      </w:r>
+    </w:p>
+    <w:p>
+      <w:pPr>
+        <w:pStyle w:val="Textonotapie"/>
+        <w:ind w:firstLine="567"/>
+        <w:jc w:val="both"/>
+        <w:rPr>
+          <w:rFonts w:ascii="Arial Narrow" w:eastAsia="Arial Narrow" w:hAnsi="Arial Narrow" w:cs="Arial Narrow"/>
+          <w:b/>
+          <w:bCs/>
+          <w:sz w:val="16"/>
+          <w:szCs w:val="16"/>
+        </w:rPr>
+      </w:pPr>
+      <w:r>
+        <w:rPr>
+          <w:rFonts w:ascii="Arial Narrow" w:eastAsia="Arial Narrow" w:hAnsi="Arial Narrow" w:cs="Arial Narrow"/>
+          <w:b/>
+          <w:bCs/>
+          <w:sz w:val="16"/>
+          <w:szCs w:val="16"/>
+        </w:rPr>
+        <w:t>Artículo 1.- Derechos de los consumidores</w:t>
+      </w:r>
+    </w:p>
+    <w:p>
+      <w:pPr>
+        <w:pStyle w:val="Textonotapie"/>
+        <w:tabs>
+          <w:tab w:val="left" w:pos="567"/>
+        </w:tabs>
+        <w:jc w:val="both"/>
+        <w:rPr>
+          <w:rFonts w:ascii="Arial Narrow" w:eastAsia="Arial Narrow" w:hAnsi="Arial Narrow" w:cs="Arial Narrow"/>
+          <w:sz w:val="16"/>
+          <w:szCs w:val="16"/>
+        </w:rPr>
+      </w:pPr>
+      <w:r>
+        <w:rPr>
+          <w:rFonts w:ascii="Arial Narrow" w:eastAsia="Arial Narrow" w:hAnsi="Arial Narrow" w:cs="Arial Narrow"/>
+          <w:sz w:val="16"/>
+          <w:szCs w:val="16"/>
+        </w:rPr>
+        <w:tab/>
+        <w:t>1.1 (…)</w:t>
+      </w:r>
+    </w:p>
+    <w:p>
+      <w:pPr>
+        <w:pStyle w:val="Textonotapie"/>
+        <w:tabs>
+          <w:tab w:val="left" w:pos="567"/>
+        </w:tabs>
+        <w:ind w:left="570"/>
+        <w:jc w:val="both"/>
+        <w:rPr>
+          <w:rFonts w:ascii="Arial Narrow" w:eastAsia="Arial Narrow" w:hAnsi="Arial Narrow" w:cs="Arial Narrow"/>
+          <w:sz w:val="16"/>
+          <w:szCs w:val="16"/>
+        </w:rPr>
+      </w:pPr>
+      <w:r>
+        <w:rPr>
+          <w:rFonts w:ascii="Arial Narrow" w:eastAsia="Arial Narrow" w:hAnsi="Arial Narrow" w:cs="Arial Narrow"/>
+          <w:sz w:val="16"/>
+          <w:szCs w:val="16"/>
+        </w:rPr>
+        <w:t xml:space="preserve">b. </w:t>
+      </w:r>
+      <w:r>
+        <w:rPr>
+          <w:rFonts w:ascii="Arial Narrow" w:eastAsia="Arial Narrow" w:hAnsi="Arial Narrow" w:cs="Arial Narrow"/>
+          <w:sz w:val="16"/>
+          <w:szCs w:val="16"/>
+        </w:rPr>
+        <w:t xml:space="preserve">Derecho a acceder a información oportuna, suficiente, veraz y fácilmente accesible, relevante para tomar una decisión o realizar una elección de consumo que se ajuste a sus intereses, así como para efectuar un uso o consumo adecuado de los productos o servicios. </w:t>
+      </w:r>
+    </w:p>
     <w:p>
       <w:pPr>
         <w:pStyle w:val="Textonotapie"/>
@@ -17336,30 +17501,10 @@
         <w:jc w:val="both"/>
         <w:rPr>
           <w:rFonts w:ascii="Arial Narrow" w:eastAsia="Arial Narrow" w:hAnsi="Arial Narrow" w:cs="Arial Narrow"/>
-          <w:b/>
-          <w:bCs/>
-          <w:sz w:val="16"/>
-          <w:szCs w:val="16"/>
-        </w:rPr>
-      </w:pPr>
-      <w:r>
-        <w:rPr>
-          <w:rStyle w:val="Refdenotaalpie"/>
-          <w:rFonts w:ascii="Arial Narrow" w:eastAsia="Arial Narrow" w:hAnsi="Arial Narrow" w:cs="Arial Narrow"/>
-          <w:sz w:val="16"/>
-          <w:szCs w:val="16"/>
-          <w:vertAlign w:val="superscript"/>
-        </w:rPr>
-        <w:footnoteRef/>
-      </w:r>
-      <w:r>
-        <w:rPr>
-          <w:rFonts w:ascii="Arial Narrow" w:eastAsia="Arial Narrow" w:hAnsi="Arial Narrow" w:cs="Arial Narrow"/>
-          <w:sz w:val="16"/>
-          <w:szCs w:val="16"/>
-        </w:rPr>
-        <w:t xml:space="preserve"> </w:t>
-      </w:r>
+          <w:sz w:val="16"/>
+          <w:szCs w:val="16"/>
+        </w:rPr>
+      </w:pPr>
       <w:r>
         <w:rPr>
           <w:rFonts w:ascii="Arial Narrow" w:eastAsia="Arial Narrow" w:hAnsi="Arial Narrow" w:cs="Arial Narrow"/>
@@ -17367,60 +17512,7 @@
           <w:szCs w:val="16"/>
         </w:rPr>
         <w:tab/>
-      </w:r>
-      <w:r>
-        <w:rPr>
-          <w:rFonts w:ascii="Arial Narrow" w:eastAsia="Arial Narrow" w:hAnsi="Arial Narrow" w:cs="Arial Narrow"/>
-          <w:b/>
-          <w:bCs/>
-          <w:sz w:val="16"/>
-          <w:szCs w:val="16"/>
-        </w:rPr>
-        <w:t xml:space="preserve">LEY </w:t>
-      </w:r>
-      <w:proofErr w:type="spellStart"/>
-      <w:r>
-        <w:rPr>
-          <w:rFonts w:ascii="Arial Narrow" w:eastAsia="Arial Narrow" w:hAnsi="Arial Narrow" w:cs="Arial Narrow"/>
-          <w:b/>
-          <w:bCs/>
-          <w:sz w:val="16"/>
-          <w:szCs w:val="16"/>
-        </w:rPr>
-        <w:t/>
-      </w:r>
-      <w:proofErr w:type="spellEnd"/>
-      <w:r>
-        <w:rPr>
-          <w:rFonts w:ascii="Arial Narrow" w:eastAsia="Arial Narrow" w:hAnsi="Arial Narrow" w:cs="Arial Narrow"/>
-          <w:b/>
-          <w:bCs/>
-          <w:sz w:val="16"/>
-          <w:szCs w:val="16"/>
-        </w:rPr>
-        <w:t xml:space="preserve"> 29571, CÓDIGO DE PROTECCIÓN Y DEFENSA DEL CONSUMIDOR, publicado el 2 de setiembre de 2010 y modificado por Decreto Legislativo </w:t>
-      </w:r>
-      <w:proofErr w:type="spellStart"/>
-      <w:r>
-        <w:rPr>
-          <w:rFonts w:ascii="Arial Narrow" w:eastAsia="Arial Narrow" w:hAnsi="Arial Narrow" w:cs="Arial Narrow"/>
-          <w:b/>
-          <w:bCs/>
-          <w:sz w:val="16"/>
-          <w:szCs w:val="16"/>
-        </w:rPr>
-        <w:t/>
-      </w:r>
-      <w:proofErr w:type="spellEnd"/>
-      <w:r>
-        <w:rPr>
-          <w:rFonts w:ascii="Arial Narrow" w:eastAsia="Arial Narrow" w:hAnsi="Arial Narrow" w:cs="Arial Narrow"/>
-          <w:b/>
-          <w:bCs/>
-          <w:sz w:val="16"/>
-          <w:szCs w:val="16"/>
-        </w:rPr>
-        <w:t xml:space="preserve"> 1308 </w:t>
+        <w:t>(…).</w:t>
       </w:r>
     </w:p>
     <w:p>
@@ -17444,7 +17536,7 @@
           <w:sz w:val="16"/>
           <w:szCs w:val="16"/>
         </w:rPr>
-        <w:t>Artículo 1.- Derechos de los consumidores</w:t>
+        <w:t>Artículo 2.- Información relevante</w:t>
       </w:r>
     </w:p>
     <w:p>
@@ -17453,21 +17545,21 @@
         <w:tabs>
           <w:tab w:val="left" w:pos="567"/>
         </w:tabs>
-        <w:jc w:val="both"/>
-        <w:rPr>
-          <w:rFonts w:ascii="Arial Narrow" w:eastAsia="Arial Narrow" w:hAnsi="Arial Narrow" w:cs="Arial Narrow"/>
-          <w:sz w:val="16"/>
-          <w:szCs w:val="16"/>
-        </w:rPr>
-      </w:pPr>
-      <w:r>
-        <w:rPr>
-          <w:rFonts w:ascii="Arial Narrow" w:eastAsia="Arial Narrow" w:hAnsi="Arial Narrow" w:cs="Arial Narrow"/>
-          <w:sz w:val="16"/>
-          <w:szCs w:val="16"/>
-        </w:rPr>
-        <w:tab/>
-        <w:t>1.1 (…)</w:t>
+        <w:ind w:left="567"/>
+        <w:jc w:val="both"/>
+        <w:rPr>
+          <w:rFonts w:ascii="Arial Narrow" w:eastAsia="Arial Narrow" w:hAnsi="Arial Narrow" w:cs="Arial Narrow"/>
+          <w:sz w:val="16"/>
+          <w:szCs w:val="16"/>
+        </w:rPr>
+      </w:pPr>
+      <w:r>
+        <w:rPr>
+          <w:rFonts w:ascii="Arial Narrow" w:eastAsia="Arial Narrow" w:hAnsi="Arial Narrow" w:cs="Arial Narrow"/>
+          <w:sz w:val="16"/>
+          <w:szCs w:val="16"/>
+        </w:rPr>
+        <w:t xml:space="preserve">2.1 El proveedor tiene la obligación de ofrecer al consumidor toda la información relevante para tomar una decisión o realizar una elección adecuada de consumo, así como para efectuar un uso o consumo adecuado de los productos o servicios. </w:t>
       </w:r>
     </w:p>
     <w:p>
@@ -17476,29 +17568,75 @@
         <w:tabs>
           <w:tab w:val="left" w:pos="567"/>
         </w:tabs>
-        <w:ind w:left="570"/>
-        <w:jc w:val="both"/>
-        <w:rPr>
-          <w:rFonts w:ascii="Arial Narrow" w:eastAsia="Arial Narrow" w:hAnsi="Arial Narrow" w:cs="Arial Narrow"/>
-          <w:sz w:val="16"/>
-          <w:szCs w:val="16"/>
-        </w:rPr>
-      </w:pPr>
-      <w:r>
-        <w:rPr>
-          <w:rFonts w:ascii="Arial Narrow" w:eastAsia="Arial Narrow" w:hAnsi="Arial Narrow" w:cs="Arial Narrow"/>
-          <w:sz w:val="16"/>
-          <w:szCs w:val="16"/>
-        </w:rPr>
-        <w:t xml:space="preserve">b. </w:t>
-      </w:r>
-      <w:r>
-        <w:rPr>
-          <w:rFonts w:ascii="Arial Narrow" w:eastAsia="Arial Narrow" w:hAnsi="Arial Narrow" w:cs="Arial Narrow"/>
-          <w:sz w:val="16"/>
-          <w:szCs w:val="16"/>
-        </w:rPr>
-        <w:t xml:space="preserve">Derecho a acceder a información oportuna, suficiente, veraz y fácilmente accesible, relevante para tomar una decisión o realizar una elección de consumo que se ajuste a sus intereses, así como para efectuar un uso o consumo adecuado de los productos o servicios. </w:t>
+        <w:ind w:left="567"/>
+        <w:jc w:val="both"/>
+        <w:rPr>
+          <w:rFonts w:ascii="Arial Narrow" w:eastAsia="Arial Narrow" w:hAnsi="Arial Narrow" w:cs="Arial Narrow"/>
+          <w:sz w:val="16"/>
+          <w:szCs w:val="16"/>
+        </w:rPr>
+      </w:pPr>
+      <w:r>
+        <w:rPr>
+          <w:rFonts w:ascii="Arial Narrow" w:eastAsia="Arial Narrow" w:hAnsi="Arial Narrow" w:cs="Arial Narrow"/>
+          <w:sz w:val="16"/>
+          <w:szCs w:val="16"/>
+        </w:rPr>
+        <w:t xml:space="preserve">2.2 La información debe ser veraz, suficiente, de fácil comprensión, apropiada, oportuna y fácilmente accesible, debiendo ser brindada en idioma castellano. </w:t>
+      </w:r>
+    </w:p>
+    <w:p>
+      <w:pPr>
+        <w:pStyle w:val="Textonotapie"/>
+        <w:tabs>
+          <w:tab w:val="left" w:pos="567"/>
+        </w:tabs>
+        <w:ind w:left="567"/>
+        <w:jc w:val="both"/>
+        <w:rPr>
+          <w:rFonts w:ascii="Arial Narrow" w:eastAsia="Arial Narrow" w:hAnsi="Arial Narrow" w:cs="Arial Narrow"/>
+          <w:sz w:val="16"/>
+          <w:szCs w:val="16"/>
+        </w:rPr>
+      </w:pPr>
+      <w:r>
+        <w:rPr>
+          <w:rFonts w:ascii="Arial Narrow" w:eastAsia="Arial Narrow" w:hAnsi="Arial Narrow" w:cs="Arial Narrow"/>
+          <w:sz w:val="16"/>
+          <w:szCs w:val="16"/>
+        </w:rPr>
+        <w:t xml:space="preserve">2.3 Sin perjuicio de las exigencias concretas de las normas sectoriales correspondientes, para analizar la información relevante se tiene en consideración a toda aquella sin la cual no se hubiera adoptado la decisión de consumo o se hubiera efectuado en términos substancialmente distintos. Para ello se debe examinar si la información omitida desnaturaliza las condiciones en que se realizó la oferta al consumidor. </w:t>
+      </w:r>
+    </w:p>
+    <w:p>
+      <w:pPr>
+        <w:pStyle w:val="Textonotapie"/>
+        <w:tabs>
+          <w:tab w:val="left" w:pos="567"/>
+        </w:tabs>
+        <w:ind w:left="567"/>
+        <w:jc w:val="both"/>
+        <w:rPr>
+          <w:rFonts w:ascii="Arial Narrow" w:eastAsia="Arial Narrow" w:hAnsi="Arial Narrow" w:cs="Arial Narrow"/>
+          <w:sz w:val="16"/>
+          <w:szCs w:val="16"/>
+        </w:rPr>
+      </w:pPr>
+      <w:r>
+        <w:rPr>
+          <w:rFonts w:ascii="Arial Narrow" w:eastAsia="Arial Narrow" w:hAnsi="Arial Narrow" w:cs="Arial Narrow"/>
+          <w:sz w:val="16"/>
+          <w:szCs w:val="16"/>
+        </w:rPr>
+        <w:t>2.4 Al evaluarse la información, deben considerarse los problemas de confusión que generarían al consumidor el suministro de información excesiva o sumamente compleja, atendiendo a la naturaleza del producto adquirido o al servicio contratado</w:t>
+      </w:r>
+      <w:r>
+        <w:rPr>
+          <w:rFonts w:ascii="Arial Narrow" w:eastAsia="Arial Narrow" w:hAnsi="Arial Narrow" w:cs="Arial Narrow"/>
+          <w:sz w:val="16"/>
+          <w:szCs w:val="16"/>
+        </w:rPr>
+        <w:t xml:space="preserve">. </w:t>
       </w:r>
     </w:p>
     <w:p>
@@ -17511,20 +17649,15 @@
         <w:jc w:val="both"/>
         <w:rPr>
           <w:rFonts w:ascii="Arial Narrow" w:eastAsia="Arial Narrow" w:hAnsi="Arial Narrow" w:cs="Arial Narrow"/>
-          <w:sz w:val="16"/>
-          <w:szCs w:val="16"/>
-        </w:rPr>
-      </w:pPr>
-      <w:r>
-        <w:rPr>
-          <w:rFonts w:ascii="Arial Narrow" w:eastAsia="Arial Narrow" w:hAnsi="Arial Narrow" w:cs="Arial Narrow"/>
-          <w:sz w:val="16"/>
-          <w:szCs w:val="16"/>
-        </w:rPr>
-        <w:tab/>
-        <w:t>(…).</w:t>
-      </w:r>
-    </w:p>
+          <w:b/>
+          <w:bCs/>
+          <w:sz w:val="16"/>
+          <w:szCs w:val="16"/>
+        </w:rPr>
+      </w:pPr>
+    </w:p>
+  </w:footnote>
+  <w:footnote w:id="27">
     <w:p>
       <w:pPr>
         <w:pStyle w:val="Textonotapie"/>
@@ -17541,11 +17674,92 @@
           <w:szCs w:val="16"/>
         </w:rPr>
       </w:pPr>
+      <w:r>
+        <w:rPr>
+          <w:rStyle w:val="Refdenotaalpie"/>
+          <w:rFonts w:ascii="Arial Narrow" w:eastAsia="Arial Narrow" w:hAnsi="Arial Narrow" w:cs="Arial Narrow"/>
+          <w:sz w:val="16"/>
+          <w:szCs w:val="16"/>
+          <w:vertAlign w:val="superscript"/>
+        </w:rPr>
+        <w:footnoteRef/>
+      </w:r>
+      <w:r>
+        <w:rPr>
+          <w:rFonts w:ascii="Arial Narrow" w:eastAsia="Arial Narrow" w:hAnsi="Arial Narrow" w:cs="Arial Narrow"/>
+          <w:sz w:val="16"/>
+          <w:szCs w:val="16"/>
+        </w:rPr>
+        <w:tab/>
+        <w:t xml:space="preserve"/>
+      </w:r>
+      <w:r>
+        <w:rPr>
+          <w:rFonts w:ascii="Arial Narrow" w:eastAsia="Arial Narrow" w:hAnsi="Arial Narrow" w:cs="Arial Narrow"/>
+          <w:sz w:val="16"/>
+          <w:szCs w:val="16"/>
+        </w:rPr>
+        <w:tab/>
+      </w:r>
+      <w:r>
+        <w:rPr>
+          <w:rFonts w:ascii="Arial Narrow" w:eastAsia="Arial Narrow" w:hAnsi="Arial Narrow" w:cs="Arial Narrow"/>
+          <w:b/>
+          <w:bCs/>
+          <w:sz w:val="16"/>
+          <w:szCs w:val="16"/>
+        </w:rPr>
+        <w:t xml:space="preserve">LEY </w:t>
+      </w:r>
+      <w:proofErr w:type="spellStart"/>
+      <w:r>
+        <w:rPr>
+          <w:rFonts w:ascii="Arial Narrow" w:eastAsia="Arial Narrow" w:hAnsi="Arial Narrow" w:cs="Arial Narrow"/>
+          <w:b/>
+          <w:bCs/>
+          <w:sz w:val="16"/>
+          <w:szCs w:val="16"/>
+        </w:rPr>
+        <w:t/>
+      </w:r>
+      <w:proofErr w:type="spellEnd"/>
+      <w:r>
+        <w:rPr>
+          <w:rFonts w:ascii="Arial Narrow" w:eastAsia="Arial Narrow" w:hAnsi="Arial Narrow" w:cs="Arial Narrow"/>
+          <w:b/>
+          <w:bCs/>
+          <w:sz w:val="16"/>
+          <w:szCs w:val="16"/>
+        </w:rPr>
+        <w:t xml:space="preserve">29571, CÓDIGO DE PROTECCIÓN Y DEFENSA DEL CONSUMIDOR, publicado el 2 de setiembre de 2010 y modificado por Decreto Legislativo </w:t>
+      </w:r>
+      <w:proofErr w:type="spellStart"/>
+      <w:r>
+        <w:rPr>
+          <w:rFonts w:ascii="Arial Narrow" w:eastAsia="Arial Narrow" w:hAnsi="Arial Narrow" w:cs="Arial Narrow"/>
+          <w:b/>
+          <w:bCs/>
+          <w:sz w:val="16"/>
+          <w:szCs w:val="16"/>
+        </w:rPr>
+        <w:t/>
+      </w:r>
+      <w:proofErr w:type="spellEnd"/>
+      <w:r>
+        <w:rPr>
+          <w:rFonts w:ascii="Arial Narrow" w:eastAsia="Arial Narrow" w:hAnsi="Arial Narrow" w:cs="Arial Narrow"/>
+          <w:b/>
+          <w:bCs/>
+          <w:sz w:val="16"/>
+          <w:szCs w:val="16"/>
+        </w:rPr>
+        <w:t xml:space="preserve">1308 </w:t>
+      </w:r>
     </w:p>
     <w:p>
       <w:pPr>
         <w:pStyle w:val="Textonotapie"/>
-        <w:ind w:firstLine="567"/>
+        <w:ind w:left="567" w:right="-1"/>
         <w:jc w:val="both"/>
         <w:rPr>
           <w:rFonts w:ascii="Arial Narrow" w:eastAsia="Arial Narrow" w:hAnsi="Arial Narrow" w:cs="Arial Narrow"/>
@@ -17563,7 +17777,1899 @@
           <w:sz w:val="16"/>
           <w:szCs w:val="16"/>
         </w:rPr>
-        <w:t>Artículo 2.- Información relevante</w:t>
+        <w:t>Artículo 47.- Protección mínima del contrato</w:t>
+      </w:r>
+      <w:r>
+        <w:rPr>
+          <w:rFonts w:ascii="Arial Narrow" w:eastAsia="Arial Narrow" w:hAnsi="Arial Narrow" w:cs="Arial Narrow"/>
+          <w:b/>
+          <w:bCs/>
+          <w:sz w:val="16"/>
+          <w:szCs w:val="16"/>
+        </w:rPr>
+        <w:t xml:space="preserve"> de consumo</w:t>
+      </w:r>
+    </w:p>
+    <w:p>
+      <w:pPr>
+        <w:pStyle w:val="Textonotapie"/>
+        <w:ind w:left="567" w:right="-1"/>
+        <w:jc w:val="both"/>
+        <w:rPr>
+          <w:rFonts w:ascii="Arial Narrow" w:eastAsia="Arial Narrow" w:hAnsi="Arial Narrow" w:cs="Arial Narrow"/>
+          <w:sz w:val="16"/>
+          <w:szCs w:val="16"/>
+        </w:rPr>
+      </w:pPr>
+      <w:r>
+        <w:rPr>
+          <w:rFonts w:ascii="Arial Narrow" w:eastAsia="Arial Narrow" w:hAnsi="Arial Narrow" w:cs="Arial Narrow"/>
+          <w:sz w:val="16"/>
+          <w:szCs w:val="16"/>
+        </w:rPr>
+        <w:t>En los contratos de consumo se observa lo siguiente:</w:t>
+      </w:r>
+    </w:p>
+    <w:p>
+      <w:pPr>
+        <w:pStyle w:val="Textonotapie"/>
+        <w:ind w:left="567" w:right="-1"/>
+        <w:jc w:val="both"/>
+        <w:rPr>
+          <w:rFonts w:ascii="Arial Narrow" w:eastAsia="Arial Narrow" w:hAnsi="Arial Narrow" w:cs="Arial Narrow"/>
+          <w:sz w:val="16"/>
+          <w:szCs w:val="16"/>
+        </w:rPr>
+      </w:pPr>
+      <w:r>
+        <w:rPr>
+          <w:rFonts w:ascii="Arial Narrow" w:eastAsia="Arial Narrow" w:hAnsi="Arial Narrow" w:cs="Arial Narrow"/>
+          <w:sz w:val="16"/>
+          <w:szCs w:val="16"/>
+        </w:rPr>
+        <w:t>(…)</w:t>
+      </w:r>
+    </w:p>
+    <w:p>
+      <w:pPr>
+        <w:pStyle w:val="Textonotapie"/>
+        <w:ind w:left="567" w:right="-1"/>
+        <w:jc w:val="both"/>
+        <w:rPr>
+          <w:rFonts w:ascii="Arial Narrow" w:eastAsia="Arial Narrow" w:hAnsi="Arial Narrow" w:cs="Arial Narrow"/>
+          <w:sz w:val="16"/>
+          <w:szCs w:val="16"/>
+        </w:rPr>
+      </w:pPr>
+      <w:r>
+        <w:rPr>
+          <w:rFonts w:ascii="Arial Narrow" w:eastAsia="Arial Narrow" w:hAnsi="Arial Narrow" w:cs="Arial Narrow"/>
+          <w:sz w:val="16"/>
+          <w:szCs w:val="16"/>
+        </w:rPr>
+        <w:t>e. Los proveedores deben entregar a los usuarios copia de los contratos y demás documentación relacionada con dichos actos jurídicos cuando estos hayan sido celebrados por escrito, incluidas las condiciones generales de la contratación. Asimismo, cuando el consumidor solicite copia física o virtual de estos, el proveedor debe entregar los documentos en un plazo máximo de quince días hábiles contados desde que recibió la solicitud. Los proveedores son responsables de dejar constancia de la entrega de los documentos al consumidor.</w:t>
+      </w:r>
+    </w:p>
+    <w:p>
+      <w:pPr>
+        <w:pStyle w:val="Textonotapie"/>
+        <w:tabs>
+          <w:tab w:val="left" w:pos="567"/>
+        </w:tabs>
+        <w:ind w:left="567" w:right="-1" w:hanging="567"/>
+        <w:jc w:val="both"/>
+        <w:rPr>
+          <w:rFonts w:ascii="Arial Narrow" w:eastAsia="Arial Narrow" w:hAnsi="Arial Narrow" w:cs="Arial Narrow"/>
+          <w:b/>
+          <w:bCs/>
+          <w:sz w:val="16"/>
+          <w:szCs w:val="16"/>
+        </w:rPr>
+      </w:pPr>
+    </w:p>
+  </w:footnote>
+  <w:footnote w:id="28">
+    <w:p>
+      <w:pPr>
+        <w:pStyle w:val="Textonotapie"/>
+        <w:tabs>
+          <w:tab w:val="left" w:pos="567"/>
+        </w:tabs>
+        <w:ind w:left="567" w:right="-1" w:hanging="567"/>
+        <w:jc w:val="both"/>
+        <w:rPr>
+          <w:rFonts w:ascii="Arial Narrow" w:eastAsia="Arial Narrow" w:hAnsi="Arial Narrow" w:cs="Arial Narrow"/>
+          <w:sz w:val="16"/>
+          <w:szCs w:val="16"/>
+        </w:rPr>
+      </w:pPr>
+      <w:r>
+        <w:rPr>
+          <w:rStyle w:val="Refdenotaalpie"/>
+          <w:rFonts w:ascii="Arial Narrow" w:eastAsia="Arial Narrow" w:hAnsi="Arial Narrow" w:cs="Arial Narrow"/>
+          <w:sz w:val="16"/>
+          <w:szCs w:val="16"/>
+          <w:vertAlign w:val="superscript"/>
+        </w:rPr>
+        <w:footnoteRef/>
+      </w:r>
+      <w:r>
+        <w:rPr>
+          <w:rFonts w:ascii="Arial Narrow" w:eastAsia="Arial Narrow" w:hAnsi="Arial Narrow" w:cs="Arial Narrow"/>
+          <w:sz w:val="16"/>
+          <w:szCs w:val="16"/>
+        </w:rPr>
+        <w:tab/>
+        <w:t xml:space="preserve"/>
+      </w:r>
+      <w:r>
+        <w:rPr>
+          <w:rFonts w:ascii="Arial Narrow" w:eastAsia="Arial Narrow" w:hAnsi="Arial Narrow" w:cs="Arial Narrow"/>
+          <w:sz w:val="16"/>
+          <w:szCs w:val="16"/>
+        </w:rPr>
+        <w:tab/>
+      </w:r>
+      <w:r>
+        <w:rPr>
+          <w:rFonts w:ascii="Arial Narrow" w:eastAsia="Arial Narrow" w:hAnsi="Arial Narrow" w:cs="Arial Narrow"/>
+          <w:b/>
+          <w:bCs/>
+          <w:sz w:val="16"/>
+          <w:szCs w:val="16"/>
+        </w:rPr>
+        <w:t xml:space="preserve">LEY SOBRE FACULTADES, NORMAS Y ORGANIZACIÓN DEL INDECOPI, APROBADA POR DECRETO LEGISLATIVO </w:t>
+      </w:r>
+      <w:proofErr w:type="spellStart"/>
+      <w:r>
+        <w:rPr>
+          <w:rFonts w:ascii="Arial Narrow" w:eastAsia="Arial Narrow" w:hAnsi="Arial Narrow" w:cs="Arial Narrow"/>
+          <w:b/>
+          <w:bCs/>
+          <w:sz w:val="16"/>
+          <w:szCs w:val="16"/>
+        </w:rPr>
+        <w:t/>
+      </w:r>
+      <w:proofErr w:type="spellEnd"/>
+      <w:r>
+        <w:rPr>
+          <w:rFonts w:ascii="Arial Narrow" w:eastAsia="Arial Narrow" w:hAnsi="Arial Narrow" w:cs="Arial Narrow"/>
+          <w:b/>
+          <w:bCs/>
+          <w:sz w:val="16"/>
+          <w:szCs w:val="16"/>
+        </w:rPr>
+        <w:t xml:space="preserve">807 Artículo 24.-</w:t>
+      </w:r>
+      <w:r>
+        <w:rPr>
+          <w:rFonts w:ascii="Arial Narrow" w:eastAsia="Arial Narrow" w:hAnsi="Arial Narrow" w:cs="Arial Narrow"/>
+          <w:sz w:val="16"/>
+          <w:szCs w:val="16"/>
+        </w:rPr>
+        <w:t xml:space="preserve"> El </w:t>
+      </w:r>
+      <w:proofErr w:type="gramStart"/>
+      <w:r>
+        <w:rPr>
+          <w:rFonts w:ascii="Arial Narrow" w:eastAsia="Arial Narrow" w:hAnsi="Arial Narrow" w:cs="Arial Narrow"/>
+          <w:sz w:val="16"/>
+          <w:szCs w:val="16"/>
+        </w:rPr>
+        <w:t>Secretario Técnico</w:t>
+      </w:r>
+      <w:proofErr w:type="gramEnd"/>
+      <w:r>
+        <w:rPr>
+          <w:rFonts w:ascii="Arial Narrow" w:eastAsia="Arial Narrow" w:hAnsi="Arial Narrow" w:cs="Arial Narrow"/>
+          <w:sz w:val="16"/>
+          <w:szCs w:val="16"/>
+        </w:rPr>
+        <w:t xml:space="preserve"> se encargará de la tramitación del procedimiento. Para ello, cuenta con las siguientes facultades:</w:t>
+      </w:r>
+    </w:p>
+    <w:p>
+      <w:pPr>
+        <w:pStyle w:val="Textonotapie"/>
+        <w:tabs>
+          <w:tab w:val="left" w:pos="567"/>
+        </w:tabs>
+        <w:ind w:left="567" w:right="-1" w:hanging="567"/>
+        <w:jc w:val="both"/>
+        <w:rPr>
+          <w:rFonts w:ascii="Arial Narrow" w:eastAsia="Arial Narrow" w:hAnsi="Arial Narrow" w:cs="Arial Narrow"/>
+          <w:sz w:val="16"/>
+          <w:szCs w:val="16"/>
+        </w:rPr>
+      </w:pPr>
+      <w:r>
+        <w:rPr>
+          <w:rFonts w:ascii="Arial Narrow" w:eastAsia="Arial Narrow" w:hAnsi="Arial Narrow" w:cs="Arial Narrow"/>
+          <w:sz w:val="16"/>
+          <w:szCs w:val="16"/>
+        </w:rPr>
+        <w:tab/>
+        <w:t xml:space="preserve">(...) </w:t>
+      </w:r>
+    </w:p>
+    <w:p>
+      <w:pPr>
+        <w:pStyle w:val="Textonotapie"/>
+        <w:tabs>
+          <w:tab w:val="left" w:pos="567"/>
+        </w:tabs>
+        <w:ind w:left="567" w:right="-1" w:hanging="567"/>
+        <w:jc w:val="both"/>
+        <w:rPr>
+          <w:rFonts w:ascii="Arial Narrow" w:eastAsia="Arial Narrow" w:hAnsi="Arial Narrow" w:cs="Arial Narrow"/>
+          <w:sz w:val="16"/>
+          <w:szCs w:val="16"/>
+        </w:rPr>
+      </w:pPr>
+      <w:r>
+        <w:rPr>
+          <w:rFonts w:ascii="Arial Narrow" w:eastAsia="Arial Narrow" w:hAnsi="Arial Narrow" w:cs="Arial Narrow"/>
+          <w:sz w:val="16"/>
+          <w:szCs w:val="16"/>
+        </w:rPr>
+        <w:tab/>
+        <w:t xml:space="preserve">c) Admitir denuncias a trámite, en aquellos casos en que la Comisión le haya delegado esta facultad. </w:t>
+      </w:r>
+    </w:p>
+    <w:p>
+      <w:pPr>
+        <w:pStyle w:val="Textonotapie"/>
+        <w:tabs>
+          <w:tab w:val="left" w:pos="567"/>
+        </w:tabs>
+        <w:ind w:left="567" w:right="-1" w:hanging="567"/>
+        <w:jc w:val="both"/>
+        <w:rPr>
+          <w:rFonts w:ascii="Arial Narrow" w:eastAsia="Arial Narrow" w:hAnsi="Arial Narrow" w:cs="Arial Narrow"/>
+          <w:sz w:val="16"/>
+          <w:szCs w:val="16"/>
+        </w:rPr>
+      </w:pPr>
+      <w:r>
+        <w:rPr>
+          <w:rFonts w:ascii="Arial Narrow" w:eastAsia="Arial Narrow" w:hAnsi="Arial Narrow" w:cs="Arial Narrow"/>
+          <w:sz w:val="16"/>
+          <w:szCs w:val="16"/>
+        </w:rPr>
+        <w:tab/>
+        <w:t>(...).</w:t>
+      </w:r>
+    </w:p>
+    <w:p>
+      <w:pPr>
+        <w:pStyle w:val="Textonotapie"/>
+        <w:tabs>
+          <w:tab w:val="left" w:pos="567"/>
+        </w:tabs>
+        <w:ind w:left="567" w:right="-1" w:hanging="567"/>
+        <w:jc w:val="both"/>
+        <w:rPr>
+          <w:rFonts w:ascii="Arial Narrow" w:eastAsia="Arial Narrow" w:hAnsi="Arial Narrow" w:cs="Arial Narrow"/>
+          <w:sz w:val="16"/>
+          <w:szCs w:val="16"/>
+        </w:rPr>
+      </w:pPr>
+    </w:p>
+  </w:footnote>
+  <w:footnote w:id="29">
+    <w:p>
+      <w:pPr>
+        <w:pStyle w:val="Textonotapie"/>
+        <w:tabs>
+          <w:tab w:val="left" w:pos="567"/>
+        </w:tabs>
+        <w:ind w:left="567" w:hanging="567"/>
+        <w:jc w:val="both"/>
+        <w:rPr>
+          <w:rFonts w:ascii="Arial Narrow" w:eastAsia="Arial Narrow" w:hAnsi="Arial Narrow" w:cs="Arial Narrow"/>
+          <w:sz w:val="16"/>
+          <w:szCs w:val="16"/>
+        </w:rPr>
+      </w:pPr>
+      <w:r>
+        <w:rPr>
+          <w:rStyle w:val="Refdenotaalpie"/>
+          <w:rFonts w:ascii="Arial Narrow" w:eastAsia="Arial Narrow" w:hAnsi="Arial Narrow" w:cs="Arial Narrow"/>
+          <w:sz w:val="16"/>
+          <w:szCs w:val="16"/>
+          <w:vertAlign w:val="superscript"/>
+        </w:rPr>
+        <w:footnoteRef/>
+      </w:r>
+      <w:r>
+        <w:rPr>
+          <w:rFonts w:ascii="Arial Narrow" w:eastAsia="Arial Narrow" w:hAnsi="Arial Narrow" w:cs="Arial Narrow"/>
+          <w:sz w:val="16"/>
+          <w:szCs w:val="16"/>
+        </w:rPr>
+        <w:tab/>
+        <w:t xml:space="preserve"/>
+      </w:r>
+      <w:r>
+        <w:rPr>
+          <w:rFonts w:ascii="Arial Narrow" w:eastAsia="Arial Narrow" w:hAnsi="Arial Narrow" w:cs="Arial Narrow"/>
+          <w:sz w:val="16"/>
+          <w:szCs w:val="16"/>
+        </w:rPr>
+        <w:tab/>
+        <w:t>El número de trabajadores se atenderá siempre que la empresa haya sido constituida antes de la vigencia de la Ley 30056, publicada el 2 de julio de 2013, que modificó el artículo 5 del Texto Único Ordenado de la Ley de Promoción de la Competitividad, Formalización y Desarrollo de la Micro y Pequeña Empresa y de Acceso al Empleo Decente (LEY MYPE). Ello, en la medida que la Tercera Disposición Complementaria Transitoria de la norma modificatoria precisa que las empresas constituidas antes de la entrada en vigencia de dicha Ley se rigen por los requisitos de acogimiento al régimen de las micro y pequeñas empresas regulados en el Decreto Legislativo 1086.</w:t>
+      </w:r>
+    </w:p>
+    <w:p>
+      <w:pPr>
+        <w:pStyle w:val="Textonotapie"/>
+        <w:ind w:left="567" w:hanging="567"/>
+        <w:jc w:val="both"/>
+        <w:rPr>
+          <w:rFonts w:ascii="Arial Narrow" w:eastAsia="Arial Narrow" w:hAnsi="Arial Narrow" w:cs="Arial Narrow"/>
+          <w:sz w:val="16"/>
+          <w:szCs w:val="16"/>
+        </w:rPr>
+      </w:pPr>
+    </w:p>
+  </w:footnote>
+  <w:footnote w:id="30">
+    <w:p>
+      <w:pPr>
+        <w:pStyle w:val="Textonotapie"/>
+        <w:tabs>
+          <w:tab w:val="left" w:pos="567"/>
+        </w:tabs>
+        <w:ind w:left="567" w:hanging="567"/>
+        <w:jc w:val="both"/>
+        <w:rPr>
+          <w:rFonts w:ascii="Arial Narrow" w:eastAsia="Arial Narrow" w:hAnsi="Arial Narrow" w:cs="Arial Narrow"/>
+          <w:sz w:val="16"/>
+          <w:szCs w:val="16"/>
+        </w:rPr>
+      </w:pPr>
+      <w:r>
+        <w:rPr>
+          <w:rStyle w:val="Refdenotaalpie"/>
+          <w:rFonts w:ascii="Arial Narrow" w:eastAsia="Arial Narrow" w:hAnsi="Arial Narrow" w:cs="Arial Narrow"/>
+          <w:sz w:val="16"/>
+          <w:szCs w:val="16"/>
+          <w:vertAlign w:val="superscript"/>
+        </w:rPr>
+        <w:footnoteRef/>
+      </w:r>
+      <w:r>
+        <w:rPr>
+          <w:rFonts w:ascii="Arial Narrow" w:eastAsia="Arial Narrow" w:hAnsi="Arial Narrow" w:cs="Arial Narrow"/>
+          <w:sz w:val="16"/>
+          <w:szCs w:val="16"/>
+        </w:rPr>
+        <w:tab/>
+        <w:t xml:space="preserve"/>
+      </w:r>
+      <w:r>
+        <w:rPr>
+          <w:rFonts w:ascii="Arial Narrow" w:eastAsia="Arial Narrow" w:hAnsi="Arial Narrow" w:cs="Arial Narrow"/>
+          <w:sz w:val="16"/>
+          <w:szCs w:val="16"/>
+        </w:rPr>
+        <w:tab/>
+      </w:r>
+      <w:r>
+        <w:rPr>
+          <w:rFonts w:ascii="Arial Narrow" w:eastAsia="Arial Narrow" w:hAnsi="Arial Narrow" w:cs="Arial Narrow"/>
+          <w:b/>
+          <w:sz w:val="16"/>
+          <w:szCs w:val="16"/>
+        </w:rPr>
+        <w:t>LEY 29571, CÓDIGO DE PROTECCIÓN Y DEFENSA DEL CONSUMIDOR</w:t>
+      </w:r>
+      <w:r>
+        <w:rPr>
+          <w:rFonts w:ascii="Arial Narrow" w:eastAsia="Arial Narrow" w:hAnsi="Arial Narrow" w:cs="Arial Narrow"/>
+          <w:b/>
+          <w:bCs/>
+          <w:sz w:val="16"/>
+          <w:szCs w:val="16"/>
+        </w:rPr>
+        <w:t xml:space="preserve">, </w:t>
+      </w:r>
+      <w:r>
+        <w:rPr>
+          <w:rFonts w:ascii="Arial Narrow" w:eastAsia="Arial Narrow" w:hAnsi="Arial Narrow" w:cs="Arial Narrow"/>
+          <w:b/>
+          <w:sz w:val="16"/>
+          <w:szCs w:val="16"/>
+        </w:rPr>
+        <w:t>publicado el 2 de setiembre de 2010 y modificado por Decreto Legislativo 1308</w:t>
+      </w:r>
+    </w:p>
+    <w:p>
+      <w:pPr>
+        <w:pStyle w:val="Textonotapie"/>
+        <w:ind w:left="567" w:hanging="567"/>
+        <w:jc w:val="both"/>
+        <w:rPr>
+          <w:rFonts w:ascii="Arial Narrow" w:eastAsia="Arial Narrow" w:hAnsi="Arial Narrow" w:cs="Arial Narrow"/>
+          <w:b/>
+          <w:bCs/>
+          <w:sz w:val="16"/>
+          <w:szCs w:val="16"/>
+        </w:rPr>
+      </w:pPr>
+      <w:r>
+        <w:rPr>
+          <w:rFonts w:ascii="Arial Narrow" w:eastAsia="Arial Narrow" w:hAnsi="Arial Narrow" w:cs="Arial Narrow"/>
+          <w:sz w:val="16"/>
+          <w:szCs w:val="16"/>
+        </w:rPr>
+        <w:tab/>
+      </w:r>
+      <w:r>
+        <w:rPr>
+          <w:rFonts w:ascii="Arial Narrow" w:eastAsia="Arial Narrow" w:hAnsi="Arial Narrow" w:cs="Arial Narrow"/>
+          <w:b/>
+          <w:bCs/>
+          <w:sz w:val="16"/>
+          <w:szCs w:val="16"/>
+        </w:rPr>
+        <w:t>Artículo 110.- Sanciones Administrativas</w:t>
+      </w:r>
+    </w:p>
+    <w:p>
+      <w:pPr>
+        <w:autoSpaceDE w:val="0"/>
+        <w:autoSpaceDN w:val="0"/>
+        <w:adjustRightInd w:val="0"/>
+        <w:spacing w:after="0" w:line="240" w:lineRule="auto"/>
+        <w:ind w:left="567"/>
+        <w:jc w:val="both"/>
+        <w:rPr>
+          <w:rFonts w:ascii="Arial Narrow" w:eastAsia="Arial Narrow" w:hAnsi="Arial Narrow" w:cs="Arial Narrow"/>
+          <w:sz w:val="16"/>
+          <w:szCs w:val="16"/>
+          <w:lang w:eastAsia="es-PE"/>
+        </w:rPr>
+      </w:pPr>
+      <w:r>
+        <w:rPr>
+          <w:rFonts w:ascii="Arial Narrow" w:eastAsia="Arial Narrow" w:hAnsi="Arial Narrow" w:cs="Arial Narrow"/>
+          <w:sz w:val="16"/>
+          <w:szCs w:val="16"/>
+          <w:lang w:eastAsia="es-PE"/>
+        </w:rPr>
+        <w:t>(…)</w:t>
+      </w:r>
+    </w:p>
+    <w:p>
+      <w:pPr>
+        <w:autoSpaceDE w:val="0"/>
+        <w:autoSpaceDN w:val="0"/>
+        <w:adjustRightInd w:val="0"/>
+        <w:spacing w:after="0" w:line="240" w:lineRule="auto"/>
+        <w:ind w:left="567"/>
+        <w:jc w:val="both"/>
+        <w:rPr>
+          <w:rFonts w:ascii="Arial Narrow" w:eastAsia="Arial Narrow" w:hAnsi="Arial Narrow" w:cs="Arial Narrow"/>
+          <w:sz w:val="16"/>
+          <w:szCs w:val="16"/>
+          <w:lang w:eastAsia="es-PE"/>
+        </w:rPr>
+      </w:pPr>
+      <w:r>
+        <w:rPr>
+          <w:rFonts w:ascii="Arial Narrow" w:eastAsia="Arial Narrow" w:hAnsi="Arial Narrow" w:cs="Arial Narrow"/>
+          <w:sz w:val="16"/>
+          <w:szCs w:val="16"/>
+          <w:lang w:eastAsia="es-PE"/>
+        </w:rPr>
+        <w:t>En el caso de las microempresas, la multa no puede superar el diez por ciento (10%) de las ventas o ingresos brutos percibidos por el infractor, relativos a todas sus actividades económicas, correspondientes al ejercicio inmediato anterior al de la expedición de la resolución de primera instancia, siempre que se haya acreditado dichos ingresos, no se encuentre en una situación de reincidencia y el caso no verse sobre la vida, salud o integridad de los consumidores. Para el caso de las pequeñas empresas, la multa no puede superar el veinte por ciento (20%) de las ventas o ingresos brutos percibidos por el infractor, conforme a los requisitos señalados anteriormente.</w:t>
+      </w:r>
+    </w:p>
+    <w:p>
+      <w:pPr>
+        <w:autoSpaceDE w:val="0"/>
+        <w:autoSpaceDN w:val="0"/>
+        <w:adjustRightInd w:val="0"/>
+        <w:spacing w:after="0" w:line="240" w:lineRule="auto"/>
+        <w:ind w:left="567"/>
+        <w:jc w:val="both"/>
+        <w:rPr>
+          <w:rFonts w:ascii="Arial Narrow" w:eastAsia="Arial Narrow" w:hAnsi="Arial Narrow" w:cs="Arial Narrow"/>
+          <w:sz w:val="16"/>
+          <w:szCs w:val="16"/>
+          <w:lang w:eastAsia="es-PE"/>
+        </w:rPr>
+      </w:pPr>
+      <w:r>
+        <w:rPr>
+          <w:rFonts w:ascii="Arial Narrow" w:eastAsia="Arial Narrow" w:hAnsi="Arial Narrow" w:cs="Arial Narrow"/>
+          <w:sz w:val="16"/>
+          <w:szCs w:val="16"/>
+          <w:lang w:eastAsia="es-PE"/>
+        </w:rPr>
+        <w:t>(…).</w:t>
+      </w:r>
+    </w:p>
+    <w:p>
+      <w:pPr>
+        <w:pStyle w:val="Textonotapie"/>
+        <w:ind w:left="567" w:hanging="567"/>
+        <w:jc w:val="both"/>
+        <w:rPr>
+          <w:rFonts w:ascii="Arial Narrow" w:eastAsia="Arial Narrow" w:hAnsi="Arial Narrow" w:cs="Arial Narrow"/>
+          <w:sz w:val="16"/>
+          <w:szCs w:val="16"/>
+        </w:rPr>
+      </w:pPr>
+    </w:p>
+  </w:footnote>
+  <w:footnote w:id="31">
+    <w:p>
+      <w:pPr>
+        <w:pStyle w:val="Textonotapie"/>
+        <w:tabs>
+          <w:tab w:val="left" w:pos="567"/>
+        </w:tabs>
+        <w:ind w:left="567" w:hanging="567"/>
+        <w:jc w:val="both"/>
+        <w:rPr>
+          <w:rFonts w:ascii="Arial Narrow" w:eastAsia="Arial Narrow" w:hAnsi="Arial Narrow" w:cs="Arial Narrow"/>
+          <w:sz w:val="16"/>
+          <w:szCs w:val="16"/>
+        </w:rPr>
+      </w:pPr>
+      <w:r>
+        <w:rPr>
+          <w:rStyle w:val="Refdenotaalpie"/>
+          <w:rFonts w:ascii="Arial Narrow" w:eastAsia="Arial Narrow" w:hAnsi="Arial Narrow" w:cs="Arial Narrow"/>
+          <w:sz w:val="16"/>
+          <w:szCs w:val="16"/>
+          <w:vertAlign w:val="superscript"/>
+        </w:rPr>
+        <w:footnoteRef/>
+      </w:r>
+      <w:r>
+        <w:rPr>
+          <w:rFonts w:ascii="Arial Narrow" w:eastAsia="Arial Narrow" w:hAnsi="Arial Narrow" w:cs="Arial Narrow"/>
+          <w:sz w:val="16"/>
+          <w:szCs w:val="16"/>
+        </w:rPr>
+        <w:tab/>
+      </w:r>
+      <w:r>
+        <w:rPr>
+          <w:rFonts w:ascii="Arial Narrow" w:eastAsia="Arial Narrow" w:hAnsi="Arial Narrow" w:cs="Arial Narrow"/>
+          <w:b/>
+          <w:bCs/>
+          <w:sz w:val="16"/>
+          <w:szCs w:val="16"/>
+        </w:rPr>
+        <w:t xml:space="preserve">DECRETO LEGISLATIVO 807, LEY SOBRE FACULTADES, NORMAS Y ORGANIZACIÓN DEL INDECOPI, publicado el 18 de abril de 1996</w:t>
+      </w:r>
+    </w:p>
+    <w:p>
+      <w:pPr>
+        <w:pStyle w:val="Textonotapie"/>
+        <w:ind w:left="567" w:hanging="567"/>
+        <w:jc w:val="both"/>
+        <w:rPr>
+          <w:rFonts w:ascii="Arial Narrow" w:eastAsia="Arial Narrow" w:hAnsi="Arial Narrow" w:cs="Arial Narrow"/>
+          <w:sz w:val="16"/>
+          <w:szCs w:val="16"/>
+        </w:rPr>
+      </w:pPr>
+      <w:r>
+        <w:rPr>
+          <w:rFonts w:ascii="Arial Narrow" w:eastAsia="Arial Narrow" w:hAnsi="Arial Narrow" w:cs="Arial Narrow"/>
+          <w:sz w:val="16"/>
+          <w:szCs w:val="16"/>
+        </w:rPr>
+        <w:tab/>
+      </w:r>
+      <w:r>
+        <w:rPr>
+          <w:rFonts w:ascii="Arial Narrow" w:eastAsia="Arial Narrow" w:hAnsi="Arial Narrow" w:cs="Arial Narrow"/>
+          <w:b/>
+          <w:bCs/>
+          <w:sz w:val="16"/>
+          <w:szCs w:val="16"/>
+        </w:rPr>
+        <w:t xml:space="preserve">Artículo 26.-</w:t>
+      </w:r>
+      <w:r>
+        <w:rPr>
+          <w:rFonts w:ascii="Arial Narrow" w:eastAsia="Arial Narrow" w:hAnsi="Arial Narrow" w:cs="Arial Narrow"/>
+          <w:sz w:val="16"/>
+          <w:szCs w:val="16"/>
+        </w:rPr>
+        <w:t xml:space="preserve"> Una vez admitida a trámite la denuncia, se correrá traslado de la misma al denunciado, a fin de que éste presente su descargo. El plazo para la presentación del descargo será de cinco (5) días contados desde la notificación, vencido el cual, el Secretario Técnico declarará en rebeldía al denunciado que no lo hubiera presentado.</w:t>
+      </w:r>
+    </w:p>
+    <w:p>
+      <w:pPr>
+        <w:pStyle w:val="Textonotapie"/>
+        <w:ind w:left="567" w:hanging="567"/>
+        <w:jc w:val="both"/>
+        <w:rPr>
+          <w:rFonts w:ascii="Arial Narrow" w:eastAsia="Arial Narrow" w:hAnsi="Arial Narrow" w:cs="Arial Narrow"/>
+          <w:sz w:val="16"/>
+          <w:szCs w:val="16"/>
+        </w:rPr>
+      </w:pPr>
+    </w:p>
+  </w:footnote>
+  <w:footnote w:id="32">
+    <w:p>
+      <w:pPr>
+        <w:pStyle w:val="Textonotapie"/>
+        <w:tabs>
+          <w:tab w:val="left" w:pos="567"/>
+        </w:tabs>
+        <w:ind w:left="567" w:hanging="567"/>
+        <w:jc w:val="both"/>
+        <w:rPr>
+          <w:rFonts w:ascii="Arial Narrow" w:eastAsia="Arial Narrow" w:hAnsi="Arial Narrow" w:cs="Arial Narrow"/>
+          <w:sz w:val="16"/>
+          <w:szCs w:val="16"/>
+        </w:rPr>
+      </w:pPr>
+      <w:r>
+        <w:rPr>
+          <w:rStyle w:val="Refdenotaalpie"/>
+          <w:rFonts w:ascii="Arial Narrow" w:eastAsia="Arial Narrow" w:hAnsi="Arial Narrow" w:cs="Arial Narrow"/>
+          <w:sz w:val="16"/>
+          <w:szCs w:val="16"/>
+          <w:vertAlign w:val="superscript"/>
+        </w:rPr>
+        <w:footnoteRef/>
+      </w:r>
+      <w:r>
+        <w:rPr>
+          <w:rFonts w:ascii="Arial Narrow" w:eastAsia="Arial Narrow" w:hAnsi="Arial Narrow" w:cs="Arial Narrow"/>
+          <w:sz w:val="16"/>
+          <w:szCs w:val="16"/>
+        </w:rPr>
+        <w:tab/>
+      </w:r>
+      <w:r>
+        <w:rPr>
+          <w:rFonts w:ascii="Arial Narrow" w:eastAsia="Arial Narrow" w:hAnsi="Arial Narrow" w:cs="Arial Narrow"/>
+          <w:b/>
+          <w:bCs/>
+          <w:sz w:val="16"/>
+          <w:szCs w:val="16"/>
+        </w:rPr>
+        <w:t xml:space="preserve">DECRETO SUPREMO 006-2026-JUS, TEXTO ÚNICO ORDENADO DE LA LEY 27444, LEY DEL PROCEDIMIENTO ADMINISTRATIVO GENERAL, publicado el 30 de abril de 2026</w:t>
+      </w:r>
+    </w:p>
+    <w:p>
+      <w:pPr>
+        <w:pStyle w:val="Textonotapie"/>
+        <w:ind w:left="567" w:hanging="567"/>
+        <w:jc w:val="both"/>
+        <w:rPr>
+          <w:rFonts w:ascii="Arial Narrow" w:eastAsia="Arial Narrow" w:hAnsi="Arial Narrow" w:cs="Arial Narrow"/>
+          <w:sz w:val="16"/>
+          <w:szCs w:val="16"/>
+        </w:rPr>
+      </w:pPr>
+      <w:r>
+        <w:rPr>
+          <w:rFonts w:ascii="Arial Narrow" w:eastAsia="Arial Narrow" w:hAnsi="Arial Narrow" w:cs="Arial Narrow"/>
+          <w:sz w:val="16"/>
+          <w:szCs w:val="16"/>
+        </w:rPr>
+        <w:tab/>
+      </w:r>
+      <w:r>
+        <w:rPr>
+          <w:rFonts w:ascii="Arial Narrow" w:eastAsia="Arial Narrow" w:hAnsi="Arial Narrow" w:cs="Arial Narrow"/>
+          <w:b/>
+          <w:bCs/>
+          <w:sz w:val="16"/>
+          <w:szCs w:val="16"/>
+        </w:rPr>
+        <w:t xml:space="preserve">Artículo 223.- Contestación de la reclamación</w:t>
+      </w:r>
+    </w:p>
+    <w:p>
+      <w:pPr>
+        <w:pStyle w:val="Textonotapie"/>
+        <w:ind w:left="567" w:hanging="567"/>
+        <w:jc w:val="both"/>
+        <w:rPr>
+          <w:rFonts w:ascii="Arial Narrow" w:eastAsia="Arial Narrow" w:hAnsi="Arial Narrow" w:cs="Arial Narrow"/>
+          <w:sz w:val="16"/>
+          <w:szCs w:val="16"/>
+        </w:rPr>
+      </w:pPr>
+      <w:r>
+        <w:rPr>
+          <w:rFonts w:ascii="Arial Narrow" w:eastAsia="Arial Narrow" w:hAnsi="Arial Narrow" w:cs="Arial Narrow"/>
+          <w:sz w:val="16"/>
+          <w:szCs w:val="16"/>
+        </w:rPr>
+        <w:tab/>
+      </w:r>
+      <w:r>
+        <w:rPr>
+          <w:rFonts w:ascii="Arial Narrow" w:eastAsia="Arial Narrow" w:hAnsi="Arial Narrow" w:cs="Arial Narrow"/>
+          <w:sz w:val="16"/>
+          <w:szCs w:val="16"/>
+        </w:rPr>
+        <w:t xml:space="preserve">223.1 El reclamado deberá presentar la contestación de la reclamación dentro de los quince (15) días posteriores a la notificación de ésta; vencido este plazo, la Administración declarará en rebeldía al reclamado que no la hubiera presentado. La contestación deberá contener los requisitos de los escritos previstos en el artículo 113 de la presente Ley, así como la absolución de todos los asuntos controvertidos de hecho y de derecho, Las alegaciones y los hechos relevantes de la reclamación, salvo que hayan sido específicamente negadas en la contestación, se tendrán por aceptadas o merituadas como ciertas.</w:t>
+      </w:r>
+    </w:p>
+    <w:p>
+      <w:pPr>
+        <w:pStyle w:val="Textonotapie"/>
+        <w:ind w:left="567" w:hanging="567"/>
+        <w:jc w:val="both"/>
+        <w:rPr>
+          <w:rFonts w:ascii="Arial Narrow" w:eastAsia="Arial Narrow" w:hAnsi="Arial Narrow" w:cs="Arial Narrow"/>
+          <w:sz w:val="16"/>
+          <w:szCs w:val="16"/>
+        </w:rPr>
+      </w:pPr>
+    </w:p>
+  </w:footnote>
+  <w:footnote w:id="33">
+    <w:p>
+      <w:pPr>
+        <w:tabs>
+          <w:tab w:val="left" w:pos="567"/>
+        </w:tabs>
+        <w:spacing w:after="0" w:line="240" w:lineRule="auto"/>
+        <w:ind w:left="567" w:hanging="567"/>
+        <w:jc w:val="both"/>
+        <w:rPr>
+          <w:rFonts w:ascii="Arial Narrow" w:eastAsia="Arial Narrow" w:hAnsi="Arial Narrow" w:cs="Arial Narrow"/>
+          <w:sz w:val="16"/>
+          <w:szCs w:val="16"/>
+        </w:rPr>
+      </w:pPr>
+      <w:r>
+        <w:rPr>
+          <w:rStyle w:val="Refdenotaalpie"/>
+          <w:rFonts w:ascii="Arial Narrow" w:eastAsia="Arial Narrow" w:hAnsi="Arial Narrow" w:cs="Arial Narrow"/>
+          <w:sz w:val="16"/>
+          <w:szCs w:val="16"/>
+          <w:vertAlign w:val="superscript"/>
+        </w:rPr>
+        <w:footnoteRef/>
+      </w:r>
+      <w:r>
+        <w:rPr>
+          <w:rFonts w:ascii="Arial Narrow" w:eastAsia="Arial Narrow" w:hAnsi="Arial Narrow" w:cs="Arial Narrow"/>
+          <w:sz w:val="16"/>
+          <w:szCs w:val="16"/>
+          <w:vertAlign w:val="superscript"/>
+        </w:rPr>
+        <w:tab/>
+        <w:t xml:space="preserve"/>
+      </w:r>
+      <w:r>
+        <w:rPr>
+          <w:rFonts w:ascii="Arial Narrow" w:eastAsia="Arial Narrow" w:hAnsi="Arial Narrow" w:cs="Arial Narrow"/>
+          <w:sz w:val="16"/>
+          <w:szCs w:val="16"/>
+        </w:rPr>
+        <w:t xml:space="preserve"> </w:t>
+      </w:r>
+      <w:r>
+        <w:rPr>
+          <w:rFonts w:ascii="Arial Narrow" w:eastAsia="Arial Narrow" w:hAnsi="Arial Narrow" w:cs="Arial Narrow"/>
+          <w:sz w:val="16"/>
+          <w:szCs w:val="16"/>
+        </w:rPr>
+        <w:tab/>
+      </w:r>
+      <w:r>
+        <w:rPr>
+          <w:rFonts w:ascii="Arial Narrow" w:eastAsia="Arial Narrow" w:hAnsi="Arial Narrow" w:cs="Arial Narrow"/>
+          <w:b/>
+          <w:sz w:val="16"/>
+          <w:szCs w:val="16"/>
+        </w:rPr>
+        <w:t>LEY 29571, CÓDIGO DE PROTECCIÓN Y DEFENSA DEL CONSUMIDOR</w:t>
+      </w:r>
+      <w:r>
+        <w:rPr>
+          <w:rFonts w:ascii="Arial Narrow" w:eastAsia="Arial Narrow" w:hAnsi="Arial Narrow" w:cs="Arial Narrow"/>
+          <w:b/>
+          <w:bCs/>
+          <w:sz w:val="16"/>
+          <w:szCs w:val="16"/>
+        </w:rPr>
+        <w:t xml:space="preserve">, </w:t>
+      </w:r>
+      <w:r>
+        <w:rPr>
+          <w:rFonts w:ascii="Arial Narrow" w:eastAsia="Arial Narrow" w:hAnsi="Arial Narrow" w:cs="Arial Narrow"/>
+          <w:b/>
+          <w:sz w:val="16"/>
+          <w:szCs w:val="16"/>
+        </w:rPr>
+        <w:t>publicado el 2 de setiembre de 2010 y modificado por Decreto Legislativo 1308</w:t>
+      </w:r>
+    </w:p>
+    <w:p>
+      <w:pPr>
+        <w:spacing w:after="0" w:line="240" w:lineRule="auto"/>
+        <w:ind w:left="567" w:hanging="567"/>
+        <w:jc w:val="both"/>
+        <w:rPr>
+          <w:rFonts w:ascii="Arial Narrow" w:eastAsia="Arial Narrow" w:hAnsi="Arial Narrow" w:cs="Arial Narrow"/>
+          <w:b/>
+          <w:sz w:val="16"/>
+          <w:szCs w:val="16"/>
+        </w:rPr>
+      </w:pPr>
+      <w:r>
+        <w:rPr>
+          <w:rFonts w:ascii="Arial Narrow" w:eastAsia="Arial Narrow" w:hAnsi="Arial Narrow" w:cs="Arial Narrow"/>
+          <w:b/>
+          <w:sz w:val="16"/>
+          <w:szCs w:val="16"/>
+        </w:rPr>
+        <w:tab/>
+        <w:t>Artículo 110.- Sanciones administrativas</w:t>
+      </w:r>
+    </w:p>
+    <w:p>
+      <w:pPr>
+        <w:spacing w:after="0" w:line="240" w:lineRule="auto"/>
+        <w:ind w:left="567"/>
+        <w:jc w:val="both"/>
+        <w:rPr>
+          <w:rFonts w:ascii="Arial Narrow" w:eastAsia="Arial Narrow" w:hAnsi="Arial Narrow" w:cs="Arial Narrow"/>
+          <w:sz w:val="16"/>
+          <w:szCs w:val="16"/>
+        </w:rPr>
+      </w:pPr>
+      <w:r>
+        <w:rPr>
+          <w:rFonts w:ascii="Arial Narrow" w:eastAsia="Arial Narrow" w:hAnsi="Arial Narrow" w:cs="Arial Narrow"/>
+          <w:sz w:val="16"/>
+          <w:szCs w:val="16"/>
+        </w:rPr>
+        <w:t>El órgano resolutivo puede sancionar las infracciones administrativas a que se refiere el artículo 108 con amonestación y multas de hasta cuatrocientos cincuenta (450) Unidades Impositivas Tributarias (UIT), las cuales son calificadas de la siguiente manera:</w:t>
+      </w:r>
+    </w:p>
+    <w:p>
+      <w:pPr>
+        <w:numPr>
+          <w:ilvl w:val="0"/>
+          <w:numId w:val="2"/>
+        </w:numPr>
+        <w:spacing w:after="0" w:line="240" w:lineRule="auto"/>
+        <w:ind w:left="426" w:firstLine="141"/>
+        <w:jc w:val="both"/>
+        <w:rPr>
+          <w:rFonts w:ascii="Arial Narrow" w:eastAsia="Arial Narrow" w:hAnsi="Arial Narrow" w:cs="Arial Narrow"/>
+          <w:sz w:val="16"/>
+          <w:szCs w:val="16"/>
+        </w:rPr>
+      </w:pPr>
+      <w:r>
+        <w:rPr>
+          <w:rFonts w:ascii="Arial Narrow" w:eastAsia="Arial Narrow" w:hAnsi="Arial Narrow" w:cs="Arial Narrow"/>
+          <w:sz w:val="16"/>
+          <w:szCs w:val="16"/>
+        </w:rPr>
+        <w:t>Infracciones leves, con una amonestación o con una multa de hasta cincuenta (50) UIT.</w:t>
+      </w:r>
+    </w:p>
+    <w:p>
+      <w:pPr>
+        <w:numPr>
+          <w:ilvl w:val="0"/>
+          <w:numId w:val="2"/>
+        </w:numPr>
+        <w:spacing w:after="0" w:line="240" w:lineRule="auto"/>
+        <w:ind w:left="426" w:firstLine="141"/>
+        <w:jc w:val="both"/>
+        <w:rPr>
+          <w:rFonts w:ascii="Arial Narrow" w:eastAsia="Arial Narrow" w:hAnsi="Arial Narrow" w:cs="Arial Narrow"/>
+          <w:sz w:val="16"/>
+          <w:szCs w:val="16"/>
+        </w:rPr>
+      </w:pPr>
+      <w:r>
+        <w:rPr>
+          <w:rFonts w:ascii="Arial Narrow" w:eastAsia="Arial Narrow" w:hAnsi="Arial Narrow" w:cs="Arial Narrow"/>
+          <w:sz w:val="16"/>
+          <w:szCs w:val="16"/>
+        </w:rPr>
+        <w:t>Infracciones graves, con una multa de hasta ciento cincuenta (150) UIT.</w:t>
+      </w:r>
+    </w:p>
+    <w:p>
+      <w:pPr>
+        <w:numPr>
+          <w:ilvl w:val="0"/>
+          <w:numId w:val="2"/>
+        </w:numPr>
+        <w:spacing w:after="0" w:line="240" w:lineRule="auto"/>
+        <w:ind w:left="426" w:firstLine="141"/>
+        <w:jc w:val="both"/>
+        <w:rPr>
+          <w:rFonts w:ascii="Arial Narrow" w:eastAsia="Arial Narrow" w:hAnsi="Arial Narrow" w:cs="Arial Narrow"/>
+          <w:sz w:val="16"/>
+          <w:szCs w:val="16"/>
+        </w:rPr>
+      </w:pPr>
+      <w:r>
+        <w:rPr>
+          <w:rFonts w:ascii="Arial Narrow" w:eastAsia="Arial Narrow" w:hAnsi="Arial Narrow" w:cs="Arial Narrow"/>
+          <w:sz w:val="16"/>
+          <w:szCs w:val="16"/>
+        </w:rPr>
+        <w:t>Infracciones muy graves, con una multa de hasta cuatrocientos cincuenta (450) UIT.</w:t>
+      </w:r>
+    </w:p>
+    <w:p>
+      <w:pPr>
+        <w:spacing w:after="0" w:line="240" w:lineRule="auto"/>
+        <w:ind w:left="567"/>
+        <w:jc w:val="both"/>
+        <w:rPr>
+          <w:rFonts w:ascii="Arial Narrow" w:eastAsia="Arial Narrow" w:hAnsi="Arial Narrow" w:cs="Arial Narrow"/>
+          <w:sz w:val="16"/>
+          <w:szCs w:val="16"/>
+        </w:rPr>
+      </w:pPr>
+      <w:r>
+        <w:rPr>
+          <w:rFonts w:ascii="Arial Narrow" w:eastAsia="Arial Narrow" w:hAnsi="Arial Narrow" w:cs="Arial Narrow"/>
+          <w:sz w:val="16"/>
+          <w:szCs w:val="16"/>
+        </w:rPr>
+        <w:t>(…).</w:t>
+      </w:r>
+    </w:p>
+    <w:p>
+      <w:pPr>
+        <w:spacing w:after="0" w:line="240" w:lineRule="auto"/>
+        <w:ind w:left="567" w:hanging="567"/>
+        <w:jc w:val="both"/>
+        <w:rPr>
+          <w:rFonts w:ascii="Arial Narrow" w:eastAsia="Arial Narrow" w:hAnsi="Arial Narrow" w:cs="Arial Narrow"/>
+          <w:sz w:val="16"/>
+          <w:szCs w:val="16"/>
+        </w:rPr>
+      </w:pPr>
+    </w:p>
+  </w:footnote>
+  <w:footnote w:id="34">
+    <w:p>
+      <w:pPr>
+        <w:widowControl w:val="0"/>
+        <w:tabs>
+          <w:tab w:val="left" w:pos="567"/>
+        </w:tabs>
+        <w:ind w:left="567" w:hanging="567"/>
+        <w:jc w:val="both"/>
+        <w:rPr>
+          <w:rFonts w:ascii="Arial Narrow" w:eastAsia="Arial Narrow" w:hAnsi="Arial Narrow" w:cs="Arial Narrow"/>
+          <w:sz w:val="16"/>
+          <w:szCs w:val="16"/>
+        </w:rPr>
+      </w:pPr>
+      <w:r>
+        <w:rPr>
+          <w:rStyle w:val="Refdenotaalpie"/>
+          <w:rFonts w:ascii="Arial Narrow" w:eastAsia="Arial Narrow" w:hAnsi="Arial Narrow" w:cs="Arial Narrow"/>
+          <w:sz w:val="16"/>
+          <w:szCs w:val="16"/>
+          <w:vertAlign w:val="superscript"/>
+        </w:rPr>
+        <w:footnoteRef/>
+      </w:r>
+      <w:r>
+        <w:rPr>
+          <w:rFonts w:ascii="Arial Narrow" w:eastAsia="Arial Narrow" w:hAnsi="Arial Narrow" w:cs="Arial Narrow"/>
+          <w:sz w:val="16"/>
+          <w:szCs w:val="16"/>
+        </w:rPr>
+        <w:tab/>
+        <w:t xml:space="preserve"/>
+      </w:r>
+      <w:r>
+        <w:rPr>
+          <w:rFonts w:ascii="Arial Narrow" w:eastAsia="Arial Narrow" w:hAnsi="Arial Narrow" w:cs="Arial Narrow"/>
+          <w:sz w:val="16"/>
+          <w:szCs w:val="16"/>
+        </w:rPr>
+        <w:tab/>
+      </w:r>
+      <w:r>
+        <w:rPr>
+          <w:rFonts w:ascii="Arial Narrow" w:eastAsia="Arial Narrow" w:hAnsi="Arial Narrow" w:cs="Arial Narrow"/>
+          <w:b/>
+          <w:sz w:val="16"/>
+          <w:szCs w:val="16"/>
+        </w:rPr>
+        <w:t>LEY 29571, CÓDIGO DE PROTECCIÓN Y DEFENSA DEL CONSUMIDOR, publicada el 2 de setiembre de 2010 y modificada por el DECRETO LEGISLATIVO 1308, publicado el 30 de diciembre de 2016</w:t>
+      </w:r>
+    </w:p>
+    <w:p>
+      <w:pPr>
+        <w:tabs>
+          <w:tab w:val="left" w:pos="567"/>
+        </w:tabs>
+        <w:spacing w:after="0" w:line="240" w:lineRule="auto"/>
+        <w:ind w:left="567" w:hanging="567"/>
+        <w:jc w:val="both"/>
+        <w:rPr>
+          <w:rFonts w:ascii="Arial Narrow" w:eastAsia="Arial Narrow" w:hAnsi="Arial Narrow" w:cs="Arial Narrow"/>
+          <w:sz w:val="16"/>
+          <w:szCs w:val="16"/>
+        </w:rPr>
+      </w:pPr>
+      <w:r>
+        <w:rPr>
+          <w:rFonts w:ascii="Arial Narrow" w:eastAsia="Arial Narrow" w:hAnsi="Arial Narrow" w:cs="Arial Narrow"/>
+          <w:sz w:val="16"/>
+          <w:szCs w:val="16"/>
+        </w:rPr>
+        <w:tab/>
+        <w:t xml:space="preserve"/>
+      </w:r>
+      <w:r>
+        <w:rPr>
+          <w:rFonts w:ascii="Arial Narrow" w:eastAsia="Arial Narrow" w:hAnsi="Arial Narrow" w:cs="Arial Narrow"/>
+          <w:b/>
+          <w:sz w:val="16"/>
+          <w:szCs w:val="16"/>
+        </w:rPr>
+        <w:t>Artículo 114.- Medidas correctivas</w:t>
+      </w:r>
+    </w:p>
+    <w:p>
+      <w:pPr>
+        <w:spacing w:after="0" w:line="240" w:lineRule="auto"/>
+        <w:ind w:left="567"/>
+        <w:jc w:val="both"/>
+        <w:rPr>
+          <w:rFonts w:ascii="Arial Narrow" w:eastAsia="Arial Narrow" w:hAnsi="Arial Narrow" w:cs="Arial Narrow"/>
+          <w:sz w:val="16"/>
+          <w:szCs w:val="16"/>
+        </w:rPr>
+      </w:pPr>
+      <w:r>
+        <w:rPr>
+          <w:rFonts w:ascii="Arial Narrow" w:eastAsia="Arial Narrow" w:hAnsi="Arial Narrow" w:cs="Arial Narrow"/>
+          <w:sz w:val="16"/>
+          <w:szCs w:val="16"/>
+        </w:rPr>
+        <w:t xml:space="preserve">Sin perjuicio de la sanción administrativa que corresponda al proveedor por una infracción al presente Código, el Indecopi puede dictar, en calidad de mandatos, medidas correctivas reparadoras y complementarias. </w:t>
+      </w:r>
+    </w:p>
+    <w:p>
+      <w:pPr>
+        <w:spacing w:after="0" w:line="240" w:lineRule="auto"/>
+        <w:ind w:left="567" w:hanging="567"/>
+        <w:jc w:val="both"/>
+        <w:rPr>
+          <w:rFonts w:ascii="Arial Narrow" w:eastAsia="Arial Narrow" w:hAnsi="Arial Narrow" w:cs="Arial Narrow"/>
+          <w:sz w:val="16"/>
+          <w:szCs w:val="16"/>
+        </w:rPr>
+      </w:pPr>
+      <w:r>
+        <w:rPr>
+          <w:rFonts w:ascii="Arial Narrow" w:eastAsia="Arial Narrow" w:hAnsi="Arial Narrow" w:cs="Arial Narrow"/>
+          <w:sz w:val="16"/>
+          <w:szCs w:val="16"/>
+        </w:rPr>
+        <w:tab/>
+        <w:t xml:space="preserve">Las medidas correctivas reparadoras pueden dictarse a pedido de parte o de oficio, siempre y cuando sean expresamente informadas sobre esa posibilidad en la notificación de cargo al proveedor por la autoridad encargada del procedimiento. </w:t>
+      </w:r>
+    </w:p>
+    <w:p>
+      <w:pPr>
+        <w:spacing w:after="0" w:line="240" w:lineRule="auto"/>
+        <w:ind w:left="567" w:hanging="567"/>
+        <w:jc w:val="both"/>
+        <w:rPr>
+          <w:rFonts w:ascii="Arial Narrow" w:eastAsia="Arial Narrow" w:hAnsi="Arial Narrow" w:cs="Arial Narrow"/>
+          <w:sz w:val="16"/>
+          <w:szCs w:val="16"/>
+        </w:rPr>
+      </w:pPr>
+      <w:r>
+        <w:rPr>
+          <w:rFonts w:ascii="Arial Narrow" w:eastAsia="Arial Narrow" w:hAnsi="Arial Narrow" w:cs="Arial Narrow"/>
+          <w:sz w:val="16"/>
+          <w:szCs w:val="16"/>
+        </w:rPr>
+        <w:tab/>
+        <w:t>Las medidas correctivas complementarias pueden dictarse de oficio o a pedido de parte.</w:t>
+      </w:r>
+    </w:p>
+    <w:p>
+      <w:pPr>
+        <w:spacing w:after="0" w:line="240" w:lineRule="auto"/>
+        <w:ind w:left="567" w:hanging="567"/>
+        <w:jc w:val="both"/>
+        <w:rPr>
+          <w:rFonts w:ascii="Arial Narrow" w:eastAsia="Arial Narrow" w:hAnsi="Arial Narrow" w:cs="Arial Narrow"/>
+          <w:sz w:val="16"/>
+          <w:szCs w:val="16"/>
+        </w:rPr>
+      </w:pPr>
+      <w:r>
+        <w:rPr>
+          <w:rFonts w:ascii="Arial Narrow" w:eastAsia="Arial Narrow" w:hAnsi="Arial Narrow" w:cs="Arial Narrow"/>
+          <w:b/>
+          <w:sz w:val="16"/>
+          <w:szCs w:val="16"/>
+        </w:rPr>
+        <w:tab/>
+        <w:t>Artículo 115.- Medidas correctivas reparadoras</w:t>
+      </w:r>
+    </w:p>
+    <w:p>
+      <w:pPr>
+        <w:spacing w:after="0" w:line="240" w:lineRule="auto"/>
+        <w:ind w:left="567" w:hanging="283"/>
+        <w:jc w:val="both"/>
+        <w:rPr>
+          <w:rFonts w:ascii="Arial Narrow" w:eastAsia="Arial Narrow" w:hAnsi="Arial Narrow" w:cs="Arial Narrow"/>
+          <w:sz w:val="16"/>
+          <w:szCs w:val="16"/>
+        </w:rPr>
+      </w:pPr>
+      <w:r>
+        <w:rPr>
+          <w:rFonts w:ascii="Arial Narrow" w:eastAsia="Arial Narrow" w:hAnsi="Arial Narrow" w:cs="Arial Narrow"/>
+          <w:sz w:val="16"/>
+          <w:szCs w:val="16"/>
+        </w:rPr>
+        <w:tab/>
+        <w:t>115.1 Las medidas correctivas reparadoras tienen el objeto de resarcir las consecuencias patrimoniales directas e inmediatas ocasionadas al consumidor por la infracción administrativa a su estado anterior. En caso el órgano resolutivo dicte una o varias medidas correctivas, debe considerar lo acordado por las partes durante la relación de consumo. Las medidas correctivas reparadoras pueden consistir en ordenar al proveedor infractor lo siguiente:</w:t>
+      </w:r>
+    </w:p>
+    <w:p>
+      <w:pPr>
+        <w:numPr>
+          <w:ilvl w:val="0"/>
+          <w:numId w:val="1"/>
+        </w:numPr>
+        <w:spacing w:after="0" w:line="240" w:lineRule="auto"/>
+        <w:ind w:left="567" w:firstLine="0"/>
+        <w:jc w:val="both"/>
+        <w:rPr>
+          <w:rFonts w:ascii="Arial Narrow" w:eastAsia="Arial Narrow" w:hAnsi="Arial Narrow" w:cs="Arial Narrow"/>
+          <w:sz w:val="16"/>
+          <w:szCs w:val="16"/>
+        </w:rPr>
+      </w:pPr>
+      <w:r>
+        <w:rPr>
+          <w:rFonts w:ascii="Arial Narrow" w:eastAsia="Arial Narrow" w:hAnsi="Arial Narrow" w:cs="Arial Narrow"/>
+          <w:sz w:val="16"/>
+          <w:szCs w:val="16"/>
+        </w:rPr>
+        <w:t>Reparar productos.</w:t>
+      </w:r>
+    </w:p>
+    <w:p>
+      <w:pPr>
+        <w:numPr>
+          <w:ilvl w:val="0"/>
+          <w:numId w:val="1"/>
+        </w:numPr>
+        <w:spacing w:after="0" w:line="240" w:lineRule="auto"/>
+        <w:ind w:left="567" w:firstLine="0"/>
+        <w:jc w:val="both"/>
+        <w:rPr>
+          <w:rFonts w:ascii="Arial Narrow" w:eastAsia="Arial Narrow" w:hAnsi="Arial Narrow" w:cs="Arial Narrow"/>
+          <w:sz w:val="16"/>
+          <w:szCs w:val="16"/>
+        </w:rPr>
+      </w:pPr>
+      <w:r>
+        <w:rPr>
+          <w:rFonts w:ascii="Arial Narrow" w:eastAsia="Arial Narrow" w:hAnsi="Arial Narrow" w:cs="Arial Narrow"/>
+          <w:sz w:val="16"/>
+          <w:szCs w:val="16"/>
+        </w:rPr>
+        <w:t>Cambiar productos por otros de idénticas o similares características, cuando la reparación no sea posible o no resulte razonable según las circunstancias.</w:t>
+      </w:r>
+    </w:p>
+    <w:p>
+      <w:pPr>
+        <w:numPr>
+          <w:ilvl w:val="0"/>
+          <w:numId w:val="1"/>
+        </w:numPr>
+        <w:spacing w:after="0" w:line="240" w:lineRule="auto"/>
+        <w:ind w:left="567" w:firstLine="0"/>
+        <w:jc w:val="both"/>
+        <w:rPr>
+          <w:rFonts w:ascii="Arial Narrow" w:eastAsia="Arial Narrow" w:hAnsi="Arial Narrow" w:cs="Arial Narrow"/>
+          <w:sz w:val="16"/>
+          <w:szCs w:val="16"/>
+        </w:rPr>
+      </w:pPr>
+      <w:r>
+        <w:rPr>
+          <w:rFonts w:ascii="Arial Narrow" w:eastAsia="Arial Narrow" w:hAnsi="Arial Narrow" w:cs="Arial Narrow"/>
+          <w:sz w:val="16"/>
+          <w:szCs w:val="16"/>
+        </w:rPr>
+        <w:t>Entregar un producto de idénticas características o, cuando esto no resulte posible, de similares características, en los supuestos de pérdida o deterioro atribuible al proveedor y siempre que exista interés del consumidor.</w:t>
+      </w:r>
+    </w:p>
+    <w:p>
+      <w:pPr>
+        <w:numPr>
+          <w:ilvl w:val="0"/>
+          <w:numId w:val="1"/>
+        </w:numPr>
+        <w:spacing w:after="0" w:line="240" w:lineRule="auto"/>
+        <w:ind w:left="567" w:firstLine="0"/>
+        <w:jc w:val="both"/>
+        <w:rPr>
+          <w:rFonts w:ascii="Arial Narrow" w:eastAsia="Arial Narrow" w:hAnsi="Arial Narrow" w:cs="Arial Narrow"/>
+          <w:sz w:val="16"/>
+          <w:szCs w:val="16"/>
+        </w:rPr>
+      </w:pPr>
+      <w:r>
+        <w:rPr>
+          <w:rFonts w:ascii="Arial Narrow" w:eastAsia="Arial Narrow" w:hAnsi="Arial Narrow" w:cs="Arial Narrow"/>
+          <w:sz w:val="16"/>
+          <w:szCs w:val="16"/>
+        </w:rPr>
+        <w:t>Cumplir con ejecutar la prestación u obligación asumida; y si esto no resulte posible o no sea razonable, otra de efectos equivalentes, incluyendo prestaciones dinerarias.</w:t>
+      </w:r>
+    </w:p>
+    <w:p>
+      <w:pPr>
+        <w:numPr>
+          <w:ilvl w:val="0"/>
+          <w:numId w:val="1"/>
+        </w:numPr>
+        <w:spacing w:after="0" w:line="240" w:lineRule="auto"/>
+        <w:ind w:left="567" w:firstLine="0"/>
+        <w:jc w:val="both"/>
+        <w:rPr>
+          <w:rFonts w:ascii="Arial Narrow" w:eastAsia="Arial Narrow" w:hAnsi="Arial Narrow" w:cs="Arial Narrow"/>
+          <w:sz w:val="16"/>
+          <w:szCs w:val="16"/>
+        </w:rPr>
+      </w:pPr>
+      <w:r>
+        <w:rPr>
+          <w:rFonts w:ascii="Arial Narrow" w:eastAsia="Arial Narrow" w:hAnsi="Arial Narrow" w:cs="Arial Narrow"/>
+          <w:sz w:val="16"/>
+          <w:szCs w:val="16"/>
+        </w:rPr>
+        <w:t>Cumplir con ejecutar otras prestaciones u obligaciones legales o convencionales a su cargo.</w:t>
+      </w:r>
+    </w:p>
+    <w:p>
+      <w:pPr>
+        <w:numPr>
+          <w:ilvl w:val="0"/>
+          <w:numId w:val="1"/>
+        </w:numPr>
+        <w:spacing w:after="0" w:line="240" w:lineRule="auto"/>
+        <w:ind w:left="567" w:firstLine="0"/>
+        <w:jc w:val="both"/>
+        <w:rPr>
+          <w:rFonts w:ascii="Arial Narrow" w:eastAsia="Arial Narrow" w:hAnsi="Arial Narrow" w:cs="Arial Narrow"/>
+          <w:sz w:val="16"/>
+          <w:szCs w:val="16"/>
+        </w:rPr>
+      </w:pPr>
+      <w:r>
+        <w:rPr>
+          <w:rFonts w:ascii="Arial Narrow" w:eastAsia="Arial Narrow" w:hAnsi="Arial Narrow" w:cs="Arial Narrow"/>
+          <w:sz w:val="16"/>
+          <w:szCs w:val="16"/>
+        </w:rPr>
+        <w:t>Devolver la contraprestación pagada por el consumidor, más los intereses legales correspondientes, cuando la reparación, reposición, o cumplimiento de la prestación u obligación, según sea el caso, no resulte posible o no sea razonable según las circunstancias.</w:t>
+      </w:r>
+    </w:p>
+    <w:p>
+      <w:pPr>
+        <w:numPr>
+          <w:ilvl w:val="0"/>
+          <w:numId w:val="1"/>
+        </w:numPr>
+        <w:spacing w:after="0" w:line="240" w:lineRule="auto"/>
+        <w:ind w:left="567" w:firstLine="0"/>
+        <w:jc w:val="both"/>
+        <w:rPr>
+          <w:rFonts w:ascii="Arial Narrow" w:eastAsia="Arial Narrow" w:hAnsi="Arial Narrow" w:cs="Arial Narrow"/>
+          <w:sz w:val="16"/>
+          <w:szCs w:val="16"/>
+        </w:rPr>
+      </w:pPr>
+      <w:r>
+        <w:rPr>
+          <w:rFonts w:ascii="Arial Narrow" w:eastAsia="Arial Narrow" w:hAnsi="Arial Narrow" w:cs="Arial Narrow"/>
+          <w:sz w:val="16"/>
+          <w:szCs w:val="16"/>
+        </w:rPr>
+        <w:t>En los supuestos de pagos indebidos o en exceso, devolver estos montos, más los intereses correspondientes.</w:t>
+      </w:r>
+    </w:p>
+    <w:p>
+      <w:pPr>
+        <w:numPr>
+          <w:ilvl w:val="0"/>
+          <w:numId w:val="1"/>
+        </w:numPr>
+        <w:spacing w:after="0" w:line="240" w:lineRule="auto"/>
+        <w:ind w:left="567" w:firstLine="0"/>
+        <w:jc w:val="both"/>
+        <w:rPr>
+          <w:rFonts w:ascii="Arial Narrow" w:eastAsia="Arial Narrow" w:hAnsi="Arial Narrow" w:cs="Arial Narrow"/>
+          <w:sz w:val="16"/>
+          <w:szCs w:val="16"/>
+        </w:rPr>
+      </w:pPr>
+      <w:r>
+        <w:rPr>
+          <w:rFonts w:ascii="Arial Narrow" w:eastAsia="Arial Narrow" w:hAnsi="Arial Narrow" w:cs="Arial Narrow"/>
+          <w:sz w:val="16"/>
+          <w:szCs w:val="16"/>
+        </w:rPr>
+        <w:t>Pagar los gastos incurridos por el consumidor para mitigar las consecuencias de la infracción administrativa.</w:t>
+      </w:r>
+    </w:p>
+    <w:p>
+      <w:pPr>
+        <w:numPr>
+          <w:ilvl w:val="0"/>
+          <w:numId w:val="1"/>
+        </w:numPr>
+        <w:spacing w:after="0" w:line="240" w:lineRule="auto"/>
+        <w:ind w:left="567" w:firstLine="0"/>
+        <w:jc w:val="both"/>
+        <w:rPr>
+          <w:rFonts w:ascii="Arial Narrow" w:eastAsia="Arial Narrow" w:hAnsi="Arial Narrow" w:cs="Arial Narrow"/>
+          <w:sz w:val="16"/>
+          <w:szCs w:val="16"/>
+        </w:rPr>
+      </w:pPr>
+      <w:r>
+        <w:rPr>
+          <w:rFonts w:ascii="Arial Narrow" w:eastAsia="Arial Narrow" w:hAnsi="Arial Narrow" w:cs="Arial Narrow"/>
+          <w:sz w:val="16"/>
+          <w:szCs w:val="16"/>
+        </w:rPr>
+        <w:t>Otras medidas reparadoras análogas de efectos equivalentes a las anteriores.</w:t>
+      </w:r>
+    </w:p>
+    <w:p>
+      <w:pPr>
+        <w:pStyle w:val="Sinespaciado"/>
+        <w:ind w:left="567"/>
+        <w:jc w:val="both"/>
+        <w:rPr>
+          <w:rFonts w:ascii="Arial Narrow" w:eastAsia="Arial Narrow" w:hAnsi="Arial Narrow" w:cs="Arial Narrow"/>
+          <w:sz w:val="16"/>
+          <w:szCs w:val="16"/>
+        </w:rPr>
+      </w:pPr>
+      <w:r>
+        <w:rPr>
+          <w:rFonts w:ascii="Arial Narrow" w:eastAsia="Arial Narrow" w:hAnsi="Arial Narrow" w:cs="Arial Narrow"/>
+          <w:sz w:val="16"/>
+          <w:szCs w:val="16"/>
+        </w:rPr>
+        <w:t>115.2 Las medidas correctivas reparadoras no pueden ser solicitadas de manera acumulativa conjunta, pudiendo plantearse de manera alternativa o subsidiaria, con excepción de la medida correctiva señalada en el literal h) que puede solicitarse conjuntamente con otra medida correctiva. Cuando los órganos competentes del Indecopi se pronuncian respecto de una medida correctiva reparadora, aplican el principio de congruencia procesal.</w:t>
+      </w:r>
+    </w:p>
+    <w:p>
+      <w:pPr>
+        <w:spacing w:after="0" w:line="240" w:lineRule="auto"/>
+        <w:ind w:left="567"/>
+        <w:jc w:val="both"/>
+        <w:rPr>
+          <w:rFonts w:ascii="Arial Narrow" w:eastAsia="Arial Narrow" w:hAnsi="Arial Narrow" w:cs="Arial Narrow"/>
+          <w:sz w:val="16"/>
+          <w:szCs w:val="16"/>
+        </w:rPr>
+      </w:pPr>
+      <w:r>
+        <w:rPr>
+          <w:rFonts w:ascii="Arial Narrow" w:eastAsia="Arial Narrow" w:hAnsi="Arial Narrow" w:cs="Arial Narrow"/>
+          <w:sz w:val="16"/>
+          <w:szCs w:val="16"/>
+        </w:rPr>
+        <w:t>115.3 Las medidas correctivas reparadoras pueden solicitarse en cualquier momento hasta antes de la notificación de cargo al proveedor, sin perjuicio de la facultad de secretaría técnica de la comisión de requerir al consumidor que precise la medida correctiva materia de solicitud. El consumidor puede variar su solicitud de medida correctiva hasta antes de la decisión de primera instancia, en cuyo caso se confiere traslado al proveedor para que formule su descargo.</w:t>
+      </w:r>
+    </w:p>
+    <w:p>
+      <w:pPr>
+        <w:spacing w:after="0" w:line="240" w:lineRule="auto"/>
+        <w:ind w:left="567"/>
+        <w:jc w:val="both"/>
+        <w:rPr>
+          <w:rFonts w:ascii="Arial Narrow" w:eastAsia="Arial Narrow" w:hAnsi="Arial Narrow" w:cs="Arial Narrow"/>
+          <w:sz w:val="16"/>
+          <w:szCs w:val="16"/>
+        </w:rPr>
+      </w:pPr>
+      <w:r>
+        <w:rPr>
+          <w:rFonts w:ascii="Arial Narrow" w:eastAsia="Arial Narrow" w:hAnsi="Arial Narrow" w:cs="Arial Narrow"/>
+          <w:sz w:val="16"/>
+          <w:szCs w:val="16"/>
+        </w:rPr>
+        <w:t>115.4 Corresponde al consumidor que solicita el dictado de la medida correctiva reparadora probar las consecuencias patrimoniales directas e inmediatas causadas por la comisión de la infracción administrativa.</w:t>
+      </w:r>
+    </w:p>
+    <w:p>
+      <w:pPr>
+        <w:spacing w:after="0" w:line="240" w:lineRule="auto"/>
+        <w:ind w:left="567"/>
+        <w:jc w:val="both"/>
+        <w:rPr>
+          <w:rFonts w:ascii="Arial Narrow" w:eastAsia="Arial Narrow" w:hAnsi="Arial Narrow" w:cs="Arial Narrow"/>
+          <w:sz w:val="16"/>
+          <w:szCs w:val="16"/>
+        </w:rPr>
+      </w:pPr>
+      <w:r>
+        <w:rPr>
+          <w:rFonts w:ascii="Arial Narrow" w:eastAsia="Arial Narrow" w:hAnsi="Arial Narrow" w:cs="Arial Narrow"/>
+          <w:sz w:val="16"/>
+          <w:szCs w:val="16"/>
+        </w:rPr>
+        <w:t>115.5 Los bienes o montos objeto de medidas correctivas reparadoras son entregados por el proveedor directamente al consumidor que los reclama, salvo mandato distinto contenido en la resolución. Aquellos bienes o montos materia de una medida correctiva reparadora, que por algún motivo se encuentran en posesión del Indecopi y deban ser entregados a los consumidores beneficiados, son puestos a disposición de estos.</w:t>
+      </w:r>
+    </w:p>
+    <w:p>
+      <w:pPr>
+        <w:spacing w:after="0" w:line="240" w:lineRule="auto"/>
+        <w:ind w:left="567"/>
+        <w:jc w:val="both"/>
+        <w:rPr>
+          <w:rFonts w:ascii="Arial Narrow" w:eastAsia="Arial Narrow" w:hAnsi="Arial Narrow" w:cs="Arial Narrow"/>
+          <w:sz w:val="16"/>
+          <w:szCs w:val="16"/>
+        </w:rPr>
+      </w:pPr>
+      <w:r>
+        <w:rPr>
+          <w:rFonts w:ascii="Arial Narrow" w:eastAsia="Arial Narrow" w:hAnsi="Arial Narrow" w:cs="Arial Narrow"/>
+          <w:sz w:val="16"/>
+          <w:szCs w:val="16"/>
+        </w:rPr>
+        <w:t>115.6 El extremo de la resolución final que ordena el cumplimiento de una medida correctiva reparadora a favor del consumidor constituye título ejecutivo conforme con lo dispuesto en el artículo 688 del Código Procesal Civil, una vez que quedan consentidas o causan estado en la vía administrativa. La legitimidad para obrar en los procesos civiles de ejecución corresponde a los consumidores beneficiados con la medida correctiva reparadora.</w:t>
+      </w:r>
+    </w:p>
+    <w:p>
+      <w:pPr>
+        <w:spacing w:after="0" w:line="240" w:lineRule="auto"/>
+        <w:ind w:left="567"/>
+        <w:jc w:val="both"/>
+        <w:rPr>
+          <w:rFonts w:ascii="Arial Narrow" w:eastAsia="Arial Narrow" w:hAnsi="Arial Narrow" w:cs="Arial Narrow"/>
+          <w:sz w:val="16"/>
+          <w:szCs w:val="16"/>
+        </w:rPr>
+      </w:pPr>
+      <w:r>
+        <w:rPr>
+          <w:rFonts w:ascii="Arial Narrow" w:eastAsia="Arial Narrow" w:hAnsi="Arial Narrow" w:cs="Arial Narrow"/>
+          <w:sz w:val="16"/>
+          <w:szCs w:val="16"/>
+        </w:rPr>
+        <w:t>115.7 Las medidas correctivas reparadoras como mandatos dirigidos a resarcir las consecuencias patrimoniales directas e inmediatas originadas por la infracción buscan corregir la conducta infractora y no tienen naturaleza indemnizatoria; son dictadas sin perjuicio de la indemnización por los daños y perjuicios que el consumidor puede solicitar en la vía judicial o arbitral correspondiente. No obstante, se descuenta de la indemnización patrimonial aquella satisfacción patrimonial deducible que el consumidor haya recibido a consecuencia del dictado de una medida correctiva reparadora en sede administrativa.</w:t>
+      </w:r>
+    </w:p>
+    <w:p>
+      <w:pPr>
+        <w:spacing w:after="0" w:line="240" w:lineRule="auto"/>
+        <w:ind w:left="567"/>
+        <w:jc w:val="both"/>
+        <w:rPr>
+          <w:rFonts w:ascii="Arial Narrow" w:eastAsia="Arial Narrow" w:hAnsi="Arial Narrow" w:cs="Arial Narrow"/>
+          <w:b/>
+          <w:bCs/>
+          <w:sz w:val="16"/>
+          <w:szCs w:val="16"/>
+        </w:rPr>
+      </w:pPr>
+      <w:r>
+        <w:rPr>
+          <w:rFonts w:ascii="Arial Narrow" w:eastAsia="Arial Narrow" w:hAnsi="Arial Narrow" w:cs="Arial Narrow"/>
+          <w:b/>
+          <w:bCs/>
+          <w:sz w:val="16"/>
+          <w:szCs w:val="16"/>
+        </w:rPr>
+        <w:t>Artículo 116.- Medidas correctivas complementarias</w:t>
+      </w:r>
+    </w:p>
+    <w:p>
+      <w:pPr>
+        <w:spacing w:after="0" w:line="240" w:lineRule="auto"/>
+        <w:ind w:left="567"/>
+        <w:jc w:val="both"/>
+        <w:rPr>
+          <w:rFonts w:ascii="Arial Narrow" w:eastAsia="Arial Narrow" w:hAnsi="Arial Narrow" w:cs="Arial Narrow"/>
+          <w:sz w:val="16"/>
+          <w:szCs w:val="16"/>
+        </w:rPr>
+      </w:pPr>
+      <w:r>
+        <w:rPr>
+          <w:rFonts w:ascii="Arial Narrow" w:eastAsia="Arial Narrow" w:hAnsi="Arial Narrow" w:cs="Arial Narrow"/>
+          <w:sz w:val="16"/>
+          <w:szCs w:val="16"/>
+        </w:rPr>
+        <w:t xml:space="preserve">Las medidas correctivas complementarias tienen el objeto de revertir los efectos de la conducta infractora o evitar que esta se produzca nuevamente en el futuro y pueden ser, entre otras, las siguientes: </w:t>
+      </w:r>
+    </w:p>
+    <w:p>
+      <w:pPr>
+        <w:spacing w:after="0" w:line="240" w:lineRule="auto"/>
+        <w:ind w:left="567"/>
+        <w:jc w:val="both"/>
+        <w:rPr>
+          <w:rFonts w:ascii="Arial Narrow" w:eastAsia="Arial Narrow" w:hAnsi="Arial Narrow" w:cs="Arial Narrow"/>
+          <w:sz w:val="16"/>
+          <w:szCs w:val="16"/>
+        </w:rPr>
+      </w:pPr>
+      <w:r>
+        <w:rPr>
+          <w:rFonts w:ascii="Arial Narrow" w:eastAsia="Arial Narrow" w:hAnsi="Arial Narrow" w:cs="Arial Narrow"/>
+          <w:sz w:val="16"/>
+          <w:szCs w:val="16"/>
+        </w:rPr>
+        <w:t xml:space="preserve">a. Que el proveedor cumpla con atender la solicitud de información requerida por el consumidor, siempre que dicho requerimiento guarde relación con el producto adquirido o servicio contratado. </w:t>
+      </w:r>
+    </w:p>
+    <w:p>
+      <w:pPr>
+        <w:spacing w:after="0" w:line="240" w:lineRule="auto"/>
+        <w:ind w:left="567"/>
+        <w:jc w:val="both"/>
+        <w:rPr>
+          <w:rFonts w:ascii="Arial Narrow" w:eastAsia="Arial Narrow" w:hAnsi="Arial Narrow" w:cs="Arial Narrow"/>
+          <w:sz w:val="16"/>
+          <w:szCs w:val="16"/>
+        </w:rPr>
+      </w:pPr>
+      <w:r>
+        <w:rPr>
+          <w:rFonts w:ascii="Arial Narrow" w:eastAsia="Arial Narrow" w:hAnsi="Arial Narrow" w:cs="Arial Narrow"/>
+          <w:sz w:val="16"/>
+          <w:szCs w:val="16"/>
+        </w:rPr>
+        <w:t xml:space="preserve">b. Declarar inexigibles las cláusulas que han sido identificadas como abusivas en el procedimiento. </w:t>
+      </w:r>
+    </w:p>
+    <w:p>
+      <w:pPr>
+        <w:spacing w:after="0" w:line="240" w:lineRule="auto"/>
+        <w:ind w:left="567"/>
+        <w:jc w:val="both"/>
+        <w:rPr>
+          <w:rFonts w:ascii="Arial Narrow" w:eastAsia="Arial Narrow" w:hAnsi="Arial Narrow" w:cs="Arial Narrow"/>
+          <w:sz w:val="16"/>
+          <w:szCs w:val="16"/>
+        </w:rPr>
+      </w:pPr>
+      <w:r>
+        <w:rPr>
+          <w:rFonts w:ascii="Arial Narrow" w:eastAsia="Arial Narrow" w:hAnsi="Arial Narrow" w:cs="Arial Narrow"/>
+          <w:sz w:val="16"/>
+          <w:szCs w:val="16"/>
+        </w:rPr>
+        <w:t xml:space="preserve">c. El decomiso y destrucción de la mercadería, envases, envolturas o etiquetas. </w:t>
+      </w:r>
+    </w:p>
+    <w:p>
+      <w:pPr>
+        <w:spacing w:after="0" w:line="240" w:lineRule="auto"/>
+        <w:ind w:left="567"/>
+        <w:jc w:val="both"/>
+        <w:rPr>
+          <w:rFonts w:ascii="Arial Narrow" w:eastAsia="Arial Narrow" w:hAnsi="Arial Narrow" w:cs="Arial Narrow"/>
+          <w:sz w:val="16"/>
+          <w:szCs w:val="16"/>
+        </w:rPr>
+      </w:pPr>
+      <w:r>
+        <w:rPr>
+          <w:rFonts w:ascii="Arial Narrow" w:eastAsia="Arial Narrow" w:hAnsi="Arial Narrow" w:cs="Arial Narrow"/>
+          <w:sz w:val="16"/>
+          <w:szCs w:val="16"/>
+        </w:rPr>
+        <w:t xml:space="preserve">d. En caso de infracciones muy graves y de reincidencia o reiterancia: </w:t>
+      </w:r>
+    </w:p>
+    <w:p>
+      <w:pPr>
+        <w:spacing w:after="0" w:line="240" w:lineRule="auto"/>
+        <w:ind w:left="567"/>
+        <w:jc w:val="both"/>
+        <w:rPr>
+          <w:rFonts w:ascii="Arial Narrow" w:eastAsia="Arial Narrow" w:hAnsi="Arial Narrow" w:cs="Arial Narrow"/>
+          <w:sz w:val="16"/>
+          <w:szCs w:val="16"/>
+        </w:rPr>
+      </w:pPr>
+      <w:r>
+        <w:rPr>
+          <w:rFonts w:ascii="Arial Narrow" w:eastAsia="Arial Narrow" w:hAnsi="Arial Narrow" w:cs="Arial Narrow"/>
+          <w:sz w:val="16"/>
+          <w:szCs w:val="16"/>
+        </w:rPr>
+        <w:t xml:space="preserve">(i) Solicitar a la autoridad correspondiente la clausura temporal del establecimiento industrial, comercial o de servicios por un plazo máximo de seis (6) meses. </w:t>
+      </w:r>
+    </w:p>
+    <w:p>
+      <w:pPr>
+        <w:spacing w:after="0" w:line="240" w:lineRule="auto"/>
+        <w:ind w:left="567"/>
+        <w:jc w:val="both"/>
+        <w:rPr>
+          <w:rFonts w:ascii="Arial Narrow" w:eastAsia="Arial Narrow" w:hAnsi="Arial Narrow" w:cs="Arial Narrow"/>
+          <w:sz w:val="16"/>
+          <w:szCs w:val="16"/>
+        </w:rPr>
+      </w:pPr>
+      <w:r>
+        <w:rPr>
+          <w:rFonts w:ascii="Arial Narrow" w:eastAsia="Arial Narrow" w:hAnsi="Arial Narrow" w:cs="Arial Narrow"/>
+          <w:sz w:val="16"/>
+          <w:szCs w:val="16"/>
+        </w:rPr>
+        <w:t xml:space="preserve">(ii) Solicitar a la autoridad competente la inhabilitación, temporal o permanente, del proveedor en función de los alcances de la infracción sancionada. </w:t>
+      </w:r>
+    </w:p>
+    <w:p>
+      <w:pPr>
+        <w:spacing w:after="0" w:line="240" w:lineRule="auto"/>
+        <w:ind w:left="567"/>
+        <w:jc w:val="both"/>
+        <w:rPr>
+          <w:rFonts w:ascii="Arial Narrow" w:eastAsia="Arial Narrow" w:hAnsi="Arial Narrow" w:cs="Arial Narrow"/>
+          <w:sz w:val="16"/>
+          <w:szCs w:val="16"/>
+        </w:rPr>
+      </w:pPr>
+      <w:r>
+        <w:rPr>
+          <w:rFonts w:ascii="Arial Narrow" w:eastAsia="Arial Narrow" w:hAnsi="Arial Narrow" w:cs="Arial Narrow"/>
+          <w:sz w:val="16"/>
+          <w:szCs w:val="16"/>
+        </w:rPr>
+        <w:t xml:space="preserve">e. Publicación de avisos rectificatorios o informativos en la forma que determine el Indecopi, tomando en consideración los medios que resulten idóneos para revertir los efectos que el acto objeto de sanción ha ocasionado. </w:t>
+      </w:r>
+    </w:p>
+    <w:p>
+      <w:pPr>
+        <w:spacing w:after="0" w:line="240" w:lineRule="auto"/>
+        <w:ind w:left="567"/>
+        <w:jc w:val="both"/>
+        <w:rPr>
+          <w:rFonts w:ascii="Arial Narrow" w:eastAsia="Arial Narrow" w:hAnsi="Arial Narrow" w:cs="Arial Narrow"/>
+          <w:sz w:val="16"/>
+          <w:szCs w:val="16"/>
+        </w:rPr>
+      </w:pPr>
+      <w:r>
+        <w:rPr>
+          <w:rFonts w:ascii="Arial Narrow" w:eastAsia="Arial Narrow" w:hAnsi="Arial Narrow" w:cs="Arial Narrow"/>
+          <w:sz w:val="16"/>
+          <w:szCs w:val="16"/>
+        </w:rPr>
+        <w:t xml:space="preserve">f. Cualquier otra medida correctiva que tenga el objeto de revertir los efectos de la conducta infractora o evitar que esta se produzca nuevamente en el futuro. </w:t>
+      </w:r>
+    </w:p>
+    <w:p>
+      <w:pPr>
+        <w:spacing w:after="0" w:line="240" w:lineRule="auto"/>
+        <w:ind w:left="567"/>
+        <w:jc w:val="both"/>
+        <w:rPr>
+          <w:rFonts w:ascii="Arial Narrow" w:eastAsia="Arial Narrow" w:hAnsi="Arial Narrow" w:cs="Arial Narrow"/>
+          <w:sz w:val="16"/>
+          <w:szCs w:val="16"/>
+        </w:rPr>
+      </w:pPr>
+      <w:r>
+        <w:rPr>
+          <w:rFonts w:ascii="Arial Narrow" w:eastAsia="Arial Narrow" w:hAnsi="Arial Narrow" w:cs="Arial Narrow"/>
+          <w:sz w:val="16"/>
+          <w:szCs w:val="16"/>
+        </w:rPr>
+        <w:t>El Indecopi está facultado para solicitar a la autoridad municipal y policial el apoyo respectivo para la ejecución de las medidas correctivas complementarias correspondientes.</w:t>
+      </w:r>
+    </w:p>
+    <w:p>
+      <w:pPr>
+        <w:spacing w:after="0" w:line="240" w:lineRule="auto"/>
+        <w:ind w:left="567" w:hanging="567"/>
+        <w:jc w:val="both"/>
+        <w:rPr>
+          <w:rFonts w:ascii="Arial Narrow" w:eastAsia="Arial Narrow" w:hAnsi="Arial Narrow" w:cs="Arial Narrow"/>
+          <w:sz w:val="16"/>
+          <w:szCs w:val="16"/>
+        </w:rPr>
+      </w:pPr>
+    </w:p>
+  </w:footnote>
+  <w:footnote w:id="35">
+    <w:p>
+      <w:pPr>
+        <w:pStyle w:val="Textonotapie"/>
+        <w:tabs>
+          <w:tab w:val="left" w:pos="567"/>
+        </w:tabs>
+        <w:ind w:left="567" w:hanging="567"/>
+        <w:jc w:val="both"/>
+        <w:rPr>
+          <w:rFonts w:ascii="Arial Narrow" w:eastAsia="Arial Narrow" w:hAnsi="Arial Narrow" w:cs="Arial Narrow"/>
+          <w:b/>
+          <w:sz w:val="16"/>
+          <w:szCs w:val="16"/>
+        </w:rPr>
+      </w:pPr>
+      <w:r>
+        <w:rPr>
+          <w:rStyle w:val="Refdenotaalpie"/>
+          <w:rFonts w:ascii="Arial Narrow" w:eastAsia="Arial Narrow" w:hAnsi="Arial Narrow" w:cs="Arial Narrow"/>
+          <w:sz w:val="16"/>
+          <w:szCs w:val="16"/>
+          <w:vertAlign w:val="superscript"/>
+        </w:rPr>
+        <w:footnoteRef/>
+      </w:r>
+      <w:r>
+        <w:rPr>
+          <w:rFonts w:ascii="Arial Narrow" w:eastAsia="Arial Narrow" w:hAnsi="Arial Narrow" w:cs="Arial Narrow"/>
+          <w:sz w:val="16"/>
+          <w:szCs w:val="16"/>
+        </w:rPr>
+        <w:tab/>
+        <w:t xml:space="preserve"/>
+      </w:r>
+      <w:r>
+        <w:rPr>
+          <w:rFonts w:ascii="Arial Narrow" w:eastAsia="Arial Narrow" w:hAnsi="Arial Narrow" w:cs="Arial Narrow"/>
+          <w:sz w:val="16"/>
+          <w:szCs w:val="16"/>
+        </w:rPr>
+        <w:tab/>
+      </w:r>
+      <w:r>
+        <w:rPr>
+          <w:rFonts w:ascii="Arial Narrow" w:eastAsia="Arial Narrow" w:hAnsi="Arial Narrow" w:cs="Arial Narrow"/>
+          <w:b/>
+          <w:sz w:val="16"/>
+          <w:szCs w:val="16"/>
+        </w:rPr>
+        <w:t>LEY 29571, CÓDIGO DE PROTECCIÓN Y DEFENSA DEL CONSUMIDOR</w:t>
+      </w:r>
+      <w:r>
+        <w:rPr>
+          <w:rFonts w:ascii="Arial Narrow" w:eastAsia="Arial Narrow" w:hAnsi="Arial Narrow" w:cs="Arial Narrow"/>
+          <w:b/>
+          <w:bCs/>
+          <w:sz w:val="16"/>
+          <w:szCs w:val="16"/>
+        </w:rPr>
+        <w:t xml:space="preserve">, </w:t>
+      </w:r>
+      <w:r>
+        <w:rPr>
+          <w:rFonts w:ascii="Arial Narrow" w:eastAsia="Arial Narrow" w:hAnsi="Arial Narrow" w:cs="Arial Narrow"/>
+          <w:b/>
+          <w:sz w:val="16"/>
+          <w:szCs w:val="16"/>
+        </w:rPr>
+        <w:t>publicado el 2 de setiembre de 2010 y modificado por Decreto Legislativo 1308</w:t>
+      </w:r>
+    </w:p>
+    <w:p>
+      <w:pPr>
+        <w:pStyle w:val="Textonotapie"/>
+        <w:tabs>
+          <w:tab w:val="left" w:pos="567"/>
+        </w:tabs>
+        <w:jc w:val="both"/>
+        <w:rPr>
+          <w:rFonts w:ascii="Arial Narrow" w:eastAsia="Arial Narrow" w:hAnsi="Arial Narrow" w:cs="Arial Narrow"/>
+          <w:b/>
+          <w:sz w:val="16"/>
+          <w:szCs w:val="16"/>
+        </w:rPr>
+      </w:pPr>
+      <w:r>
+        <w:rPr>
+          <w:rFonts w:ascii="Arial Narrow" w:eastAsia="Arial Narrow" w:hAnsi="Arial Narrow" w:cs="Arial Narrow"/>
+          <w:b/>
+          <w:sz w:val="16"/>
+          <w:szCs w:val="16"/>
+        </w:rPr>
+        <w:tab/>
+        <w:t>Artículo 112.- Criterios de graduación de las sanciones administrativas</w:t>
+      </w:r>
+    </w:p>
+    <w:p>
+      <w:pPr>
+        <w:pStyle w:val="Textonotapie"/>
+        <w:tabs>
+          <w:tab w:val="left" w:pos="567"/>
+        </w:tabs>
+        <w:jc w:val="both"/>
+        <w:rPr>
+          <w:rFonts w:ascii="Arial Narrow" w:eastAsia="Arial Narrow" w:hAnsi="Arial Narrow" w:cs="Arial Narrow"/>
+          <w:sz w:val="16"/>
+          <w:szCs w:val="16"/>
+        </w:rPr>
+      </w:pPr>
+      <w:r>
+        <w:rPr>
+          <w:rFonts w:ascii="Arial Narrow" w:eastAsia="Arial Narrow" w:hAnsi="Arial Narrow" w:cs="Arial Narrow"/>
+          <w:sz w:val="16"/>
+          <w:szCs w:val="16"/>
+        </w:rPr>
+        <w:tab/>
+        <w:t>(…)</w:t>
+      </w:r>
+    </w:p>
+    <w:p>
+      <w:pPr>
+        <w:pStyle w:val="Textonotapie"/>
+        <w:tabs>
+          <w:tab w:val="left" w:pos="567"/>
+        </w:tabs>
+        <w:jc w:val="both"/>
+        <w:rPr>
+          <w:rFonts w:ascii="Arial Narrow" w:eastAsia="Arial Narrow" w:hAnsi="Arial Narrow" w:cs="Arial Narrow"/>
+          <w:sz w:val="16"/>
+          <w:szCs w:val="16"/>
+        </w:rPr>
+      </w:pPr>
+      <w:r>
+        <w:rPr>
+          <w:rFonts w:ascii="Arial Narrow" w:eastAsia="Arial Narrow" w:hAnsi="Arial Narrow" w:cs="Arial Narrow"/>
+          <w:sz w:val="16"/>
+          <w:szCs w:val="16"/>
+        </w:rPr>
+        <w:tab/>
+        <w:t>Se consideran circunstancias atenuantes especiales, las siguientes:</w:t>
+      </w:r>
+    </w:p>
+    <w:p>
+      <w:pPr>
+        <w:pStyle w:val="Textonotapie"/>
+        <w:tabs>
+          <w:tab w:val="left" w:pos="567"/>
+        </w:tabs>
+        <w:jc w:val="both"/>
+        <w:rPr>
+          <w:rFonts w:ascii="Arial Narrow" w:eastAsia="Arial Narrow" w:hAnsi="Arial Narrow" w:cs="Arial Narrow"/>
+          <w:sz w:val="16"/>
+          <w:szCs w:val="16"/>
+        </w:rPr>
+      </w:pPr>
+      <w:r>
+        <w:rPr>
+          <w:rFonts w:ascii="Arial Narrow" w:eastAsia="Arial Narrow" w:hAnsi="Arial Narrow" w:cs="Arial Narrow"/>
+          <w:sz w:val="16"/>
+          <w:szCs w:val="16"/>
+        </w:rPr>
+        <w:tab/>
+        <w:t>(…)</w:t>
       </w:r>
     </w:p>
     <w:p>
@@ -17586,1936 +19692,9 @@
           <w:sz w:val="16"/>
           <w:szCs w:val="16"/>
         </w:rPr>
-        <w:t xml:space="preserve">2.1 El proveedor tiene la obligación de ofrecer al consumidor toda la información relevante para tomar una decisión o realizar una elección adecuada de consumo, así como para efectuar un uso o consumo adecuado de los productos o servicios. </w:t>
-      </w:r>
-    </w:p>
-    <w:p>
-      <w:pPr>
-        <w:pStyle w:val="Textonotapie"/>
-        <w:tabs>
-          <w:tab w:val="left" w:pos="567"/>
-        </w:tabs>
-        <w:ind w:left="567"/>
-        <w:jc w:val="both"/>
-        <w:rPr>
-          <w:rFonts w:ascii="Arial Narrow" w:eastAsia="Arial Narrow" w:hAnsi="Arial Narrow" w:cs="Arial Narrow"/>
-          <w:sz w:val="16"/>
-          <w:szCs w:val="16"/>
-        </w:rPr>
-      </w:pPr>
-      <w:r>
-        <w:rPr>
-          <w:rFonts w:ascii="Arial Narrow" w:eastAsia="Arial Narrow" w:hAnsi="Arial Narrow" w:cs="Arial Narrow"/>
-          <w:sz w:val="16"/>
-          <w:szCs w:val="16"/>
-        </w:rPr>
-        <w:t xml:space="preserve">2.2 La información debe ser veraz, suficiente, de fácil comprensión, apropiada, oportuna y fácilmente accesible, debiendo ser brindada en idioma castellano. </w:t>
-      </w:r>
-    </w:p>
-    <w:p>
-      <w:pPr>
-        <w:pStyle w:val="Textonotapie"/>
-        <w:tabs>
-          <w:tab w:val="left" w:pos="567"/>
-        </w:tabs>
-        <w:ind w:left="567"/>
-        <w:jc w:val="both"/>
-        <w:rPr>
-          <w:rFonts w:ascii="Arial Narrow" w:eastAsia="Arial Narrow" w:hAnsi="Arial Narrow" w:cs="Arial Narrow"/>
-          <w:sz w:val="16"/>
-          <w:szCs w:val="16"/>
-        </w:rPr>
-      </w:pPr>
-      <w:r>
-        <w:rPr>
-          <w:rFonts w:ascii="Arial Narrow" w:eastAsia="Arial Narrow" w:hAnsi="Arial Narrow" w:cs="Arial Narrow"/>
-          <w:sz w:val="16"/>
-          <w:szCs w:val="16"/>
-        </w:rPr>
-        <w:t xml:space="preserve">2.3 Sin perjuicio de las exigencias concretas de las normas sectoriales correspondientes, para analizar la información relevante se tiene en consideración a toda aquella sin la cual no se hubiera adoptado la decisión de consumo o se hubiera efectuado en términos substancialmente distintos. Para ello se debe examinar si la información omitida desnaturaliza las condiciones en que se realizó la oferta al consumidor. </w:t>
-      </w:r>
-    </w:p>
-    <w:p>
-      <w:pPr>
-        <w:pStyle w:val="Textonotapie"/>
-        <w:tabs>
-          <w:tab w:val="left" w:pos="567"/>
-        </w:tabs>
-        <w:ind w:left="567"/>
-        <w:jc w:val="both"/>
-        <w:rPr>
-          <w:rFonts w:ascii="Arial Narrow" w:eastAsia="Arial Narrow" w:hAnsi="Arial Narrow" w:cs="Arial Narrow"/>
-          <w:sz w:val="16"/>
-          <w:szCs w:val="16"/>
-        </w:rPr>
-      </w:pPr>
-      <w:r>
-        <w:rPr>
-          <w:rFonts w:ascii="Arial Narrow" w:eastAsia="Arial Narrow" w:hAnsi="Arial Narrow" w:cs="Arial Narrow"/>
-          <w:sz w:val="16"/>
-          <w:szCs w:val="16"/>
-        </w:rPr>
-        <w:t>2.4 Al evaluarse la información, deben considerarse los problemas de confusión que generarían al consumidor el suministro de información excesiva o sumamente compleja, atendiendo a la naturaleza del producto adquirido o al servicio contratado</w:t>
-      </w:r>
-      <w:r>
-        <w:rPr>
-          <w:rFonts w:ascii="Arial Narrow" w:eastAsia="Arial Narrow" w:hAnsi="Arial Narrow" w:cs="Arial Narrow"/>
-          <w:sz w:val="16"/>
-          <w:szCs w:val="16"/>
-        </w:rPr>
-        <w:t xml:space="preserve">. </w:t>
-      </w:r>
-    </w:p>
-    <w:p>
-      <w:pPr>
-        <w:pStyle w:val="Textonotapie"/>
-        <w:tabs>
-          <w:tab w:val="left" w:pos="567"/>
-        </w:tabs>
-        <w:ind w:left="567" w:right="-1" w:hanging="567"/>
-        <w:jc w:val="both"/>
-        <w:rPr>
-          <w:rFonts w:ascii="Arial Narrow" w:eastAsia="Arial Narrow" w:hAnsi="Arial Narrow" w:cs="Arial Narrow"/>
-          <w:b/>
-          <w:bCs/>
-          <w:sz w:val="16"/>
-          <w:szCs w:val="16"/>
-        </w:rPr>
-      </w:pPr>
-    </w:p>
-  </w:footnote>
-  <w:footnote w:id="27">
-    <w:p>
-      <w:pPr>
-        <w:pStyle w:val="Textonotapie"/>
-        <w:tabs>
-          <w:tab w:val="left" w:pos="567"/>
-        </w:tabs>
-        <w:ind w:left="567" w:right="-1" w:hanging="567"/>
-        <w:jc w:val="both"/>
-        <w:rPr>
-          <w:rFonts w:ascii="Arial Narrow" w:eastAsia="Arial Narrow" w:hAnsi="Arial Narrow" w:cs="Arial Narrow"/>
-          <w:b/>
-          <w:bCs/>
-          <w:sz w:val="16"/>
-          <w:szCs w:val="16"/>
-        </w:rPr>
-      </w:pPr>
-      <w:r>
-        <w:rPr>
-          <w:rStyle w:val="Refdenotaalpie"/>
-          <w:rFonts w:ascii="Arial Narrow" w:eastAsia="Arial Narrow" w:hAnsi="Arial Narrow" w:cs="Arial Narrow"/>
-          <w:sz w:val="16"/>
-          <w:szCs w:val="16"/>
-          <w:vertAlign w:val="superscript"/>
-        </w:rPr>
-        <w:footnoteRef/>
-      </w:r>
-      <w:r>
-        <w:rPr>
-          <w:rFonts w:ascii="Arial Narrow" w:eastAsia="Arial Narrow" w:hAnsi="Arial Narrow" w:cs="Arial Narrow"/>
-          <w:sz w:val="16"/>
-          <w:szCs w:val="16"/>
-        </w:rPr>
-        <w:t xml:space="preserve"> </w:t>
-      </w:r>
-      <w:r>
-        <w:rPr>
-          <w:rFonts w:ascii="Arial Narrow" w:eastAsia="Arial Narrow" w:hAnsi="Arial Narrow" w:cs="Arial Narrow"/>
-          <w:sz w:val="16"/>
-          <w:szCs w:val="16"/>
-        </w:rPr>
-        <w:tab/>
-      </w:r>
-      <w:r>
-        <w:rPr>
-          <w:rFonts w:ascii="Arial Narrow" w:eastAsia="Arial Narrow" w:hAnsi="Arial Narrow" w:cs="Arial Narrow"/>
-          <w:b/>
-          <w:bCs/>
-          <w:sz w:val="16"/>
-          <w:szCs w:val="16"/>
-        </w:rPr>
-        <w:t xml:space="preserve">LEY </w:t>
-      </w:r>
-      <w:proofErr w:type="spellStart"/>
-      <w:r>
-        <w:rPr>
-          <w:rFonts w:ascii="Arial Narrow" w:eastAsia="Arial Narrow" w:hAnsi="Arial Narrow" w:cs="Arial Narrow"/>
-          <w:b/>
-          <w:bCs/>
-          <w:sz w:val="16"/>
-          <w:szCs w:val="16"/>
-        </w:rPr>
-        <w:t/>
-      </w:r>
-      <w:proofErr w:type="spellEnd"/>
-      <w:r>
-        <w:rPr>
-          <w:rFonts w:ascii="Arial Narrow" w:eastAsia="Arial Narrow" w:hAnsi="Arial Narrow" w:cs="Arial Narrow"/>
-          <w:b/>
-          <w:bCs/>
-          <w:sz w:val="16"/>
-          <w:szCs w:val="16"/>
-        </w:rPr>
-        <w:t xml:space="preserve"> 29571, CÓDIGO DE PROTECCIÓN Y DEFENSA DEL CONSUMIDOR, publicado el 2 de setiembre de 2010 y modificado por Decreto Legislativo </w:t>
-      </w:r>
-      <w:proofErr w:type="spellStart"/>
-      <w:r>
-        <w:rPr>
-          <w:rFonts w:ascii="Arial Narrow" w:eastAsia="Arial Narrow" w:hAnsi="Arial Narrow" w:cs="Arial Narrow"/>
-          <w:b/>
-          <w:bCs/>
-          <w:sz w:val="16"/>
-          <w:szCs w:val="16"/>
-        </w:rPr>
-        <w:t/>
-      </w:r>
-      <w:proofErr w:type="spellEnd"/>
-      <w:r>
-        <w:rPr>
-          <w:rFonts w:ascii="Arial Narrow" w:eastAsia="Arial Narrow" w:hAnsi="Arial Narrow" w:cs="Arial Narrow"/>
-          <w:b/>
-          <w:bCs/>
-          <w:sz w:val="16"/>
-          <w:szCs w:val="16"/>
-        </w:rPr>
-        <w:t xml:space="preserve"> 1308 </w:t>
-      </w:r>
-    </w:p>
-    <w:p>
-      <w:pPr>
-        <w:pStyle w:val="Textonotapie"/>
-        <w:ind w:left="567" w:right="-1"/>
-        <w:jc w:val="both"/>
-        <w:rPr>
-          <w:rFonts w:ascii="Arial Narrow" w:eastAsia="Arial Narrow" w:hAnsi="Arial Narrow" w:cs="Arial Narrow"/>
-          <w:b/>
-          <w:bCs/>
-          <w:sz w:val="16"/>
-          <w:szCs w:val="16"/>
-        </w:rPr>
-      </w:pPr>
-      <w:r>
-        <w:rPr>
-          <w:rFonts w:ascii="Arial Narrow" w:eastAsia="Arial Narrow" w:hAnsi="Arial Narrow" w:cs="Arial Narrow"/>
-          <w:b/>
-          <w:bCs/>
-          <w:sz w:val="16"/>
-          <w:szCs w:val="16"/>
-        </w:rPr>
-        <w:t>Artículo 47.- Protección mínima del contrato</w:t>
-      </w:r>
-      <w:r>
-        <w:rPr>
-          <w:rFonts w:ascii="Arial Narrow" w:eastAsia="Arial Narrow" w:hAnsi="Arial Narrow" w:cs="Arial Narrow"/>
-          <w:b/>
-          <w:bCs/>
-          <w:sz w:val="16"/>
-          <w:szCs w:val="16"/>
-        </w:rPr>
-        <w:t xml:space="preserve"> de consumo</w:t>
-      </w:r>
-    </w:p>
-    <w:p>
-      <w:pPr>
-        <w:pStyle w:val="Textonotapie"/>
-        <w:ind w:left="567" w:right="-1"/>
-        <w:jc w:val="both"/>
-        <w:rPr>
-          <w:rFonts w:ascii="Arial Narrow" w:eastAsia="Arial Narrow" w:hAnsi="Arial Narrow" w:cs="Arial Narrow"/>
-          <w:sz w:val="16"/>
-          <w:szCs w:val="16"/>
-        </w:rPr>
-      </w:pPr>
-      <w:r>
-        <w:rPr>
-          <w:rFonts w:ascii="Arial Narrow" w:eastAsia="Arial Narrow" w:hAnsi="Arial Narrow" w:cs="Arial Narrow"/>
-          <w:sz w:val="16"/>
-          <w:szCs w:val="16"/>
-        </w:rPr>
-        <w:t>En los contratos de consumo se observa lo siguiente:</w:t>
-      </w:r>
-    </w:p>
-    <w:p>
-      <w:pPr>
-        <w:pStyle w:val="Textonotapie"/>
-        <w:ind w:left="567" w:right="-1"/>
-        <w:jc w:val="both"/>
-        <w:rPr>
-          <w:rFonts w:ascii="Arial Narrow" w:eastAsia="Arial Narrow" w:hAnsi="Arial Narrow" w:cs="Arial Narrow"/>
-          <w:sz w:val="16"/>
-          <w:szCs w:val="16"/>
-        </w:rPr>
-      </w:pPr>
-      <w:r>
-        <w:rPr>
-          <w:rFonts w:ascii="Arial Narrow" w:eastAsia="Arial Narrow" w:hAnsi="Arial Narrow" w:cs="Arial Narrow"/>
-          <w:sz w:val="16"/>
-          <w:szCs w:val="16"/>
-        </w:rPr>
-        <w:t>(…)</w:t>
-      </w:r>
-    </w:p>
-    <w:p>
-      <w:pPr>
-        <w:pStyle w:val="Textonotapie"/>
-        <w:ind w:left="567" w:right="-1"/>
-        <w:jc w:val="both"/>
-        <w:rPr>
-          <w:rFonts w:ascii="Arial Narrow" w:eastAsia="Arial Narrow" w:hAnsi="Arial Narrow" w:cs="Arial Narrow"/>
-          <w:sz w:val="16"/>
-          <w:szCs w:val="16"/>
-        </w:rPr>
-      </w:pPr>
-      <w:r>
-        <w:rPr>
-          <w:rFonts w:ascii="Arial Narrow" w:eastAsia="Arial Narrow" w:hAnsi="Arial Narrow" w:cs="Arial Narrow"/>
-          <w:sz w:val="16"/>
-          <w:szCs w:val="16"/>
-        </w:rPr>
-        <w:t>e. Los proveedores deben entregar a los usuarios copia de los contratos y demás documentación relacionada con dichos actos jurídicos cuando estos hayan sido celebrados por escrito, incluidas las condiciones generales de la contratación. Asimismo, cuando el consumidor solicite copia física o virtual de estos, el proveedor debe entregar los documentos en un plazo máximo de quince días hábiles contados desde que recibió la solicitud. Los proveedores son responsables de dejar constancia de la entrega de los documentos al consumidor.</w:t>
-      </w:r>
-    </w:p>
-    <w:p>
-      <w:pPr>
-        <w:pStyle w:val="Textonotapie"/>
-        <w:tabs>
-          <w:tab w:val="left" w:pos="567"/>
-        </w:tabs>
-        <w:ind w:left="567" w:right="-1" w:hanging="567"/>
-        <w:jc w:val="both"/>
-        <w:rPr>
-          <w:rFonts w:ascii="Arial Narrow" w:eastAsia="Arial Narrow" w:hAnsi="Arial Narrow" w:cs="Arial Narrow"/>
-          <w:b/>
-          <w:bCs/>
-          <w:sz w:val="16"/>
-          <w:szCs w:val="16"/>
-        </w:rPr>
-      </w:pPr>
-    </w:p>
-  </w:footnote>
-  <w:footnote w:id="28">
-    <w:p>
-      <w:pPr>
-        <w:pStyle w:val="Textonotapie"/>
-        <w:tabs>
-          <w:tab w:val="left" w:pos="567"/>
-        </w:tabs>
-        <w:ind w:left="567" w:right="-1" w:hanging="567"/>
-        <w:jc w:val="both"/>
-        <w:rPr>
-          <w:rFonts w:ascii="Arial Narrow" w:eastAsia="Arial Narrow" w:hAnsi="Arial Narrow" w:cs="Arial Narrow"/>
-          <w:sz w:val="16"/>
-          <w:szCs w:val="16"/>
-        </w:rPr>
-      </w:pPr>
-      <w:r>
-        <w:rPr>
-          <w:rStyle w:val="Refdenotaalpie"/>
-          <w:rFonts w:ascii="Arial Narrow" w:eastAsia="Arial Narrow" w:hAnsi="Arial Narrow" w:cs="Arial Narrow"/>
-          <w:sz w:val="16"/>
-          <w:szCs w:val="16"/>
-          <w:vertAlign w:val="superscript"/>
-        </w:rPr>
-        <w:footnoteRef/>
-      </w:r>
-      <w:r>
-        <w:rPr>
-          <w:rFonts w:ascii="Arial Narrow" w:eastAsia="Arial Narrow" w:hAnsi="Arial Narrow" w:cs="Arial Narrow"/>
-          <w:sz w:val="16"/>
-          <w:szCs w:val="16"/>
-        </w:rPr>
-        <w:t xml:space="preserve"> </w:t>
-      </w:r>
-      <w:r>
-        <w:rPr>
-          <w:rFonts w:ascii="Arial Narrow" w:eastAsia="Arial Narrow" w:hAnsi="Arial Narrow" w:cs="Arial Narrow"/>
-          <w:sz w:val="16"/>
-          <w:szCs w:val="16"/>
-        </w:rPr>
-        <w:tab/>
-      </w:r>
-      <w:r>
-        <w:rPr>
-          <w:rFonts w:ascii="Arial Narrow" w:eastAsia="Arial Narrow" w:hAnsi="Arial Narrow" w:cs="Arial Narrow"/>
-          <w:b/>
-          <w:bCs/>
-          <w:sz w:val="16"/>
-          <w:szCs w:val="16"/>
-        </w:rPr>
-        <w:t xml:space="preserve">LEY SOBRE FACULTADES, NORMAS Y ORGANIZACIÓN DEL INDECOPI, APROBADA POR DECRETO LEGISLATIVO </w:t>
-      </w:r>
-      <w:proofErr w:type="spellStart"/>
-      <w:r>
-        <w:rPr>
-          <w:rFonts w:ascii="Arial Narrow" w:eastAsia="Arial Narrow" w:hAnsi="Arial Narrow" w:cs="Arial Narrow"/>
-          <w:b/>
-          <w:bCs/>
-          <w:sz w:val="16"/>
-          <w:szCs w:val="16"/>
-        </w:rPr>
-        <w:t/>
-      </w:r>
-      <w:proofErr w:type="spellEnd"/>
-      <w:r>
-        <w:rPr>
-          <w:rFonts w:ascii="Arial Narrow" w:eastAsia="Arial Narrow" w:hAnsi="Arial Narrow" w:cs="Arial Narrow"/>
-          <w:b/>
-          <w:bCs/>
-          <w:sz w:val="16"/>
-          <w:szCs w:val="16"/>
-        </w:rPr>
-        <w:t xml:space="preserve"> 807 Artículo 24.-</w:t>
-      </w:r>
-      <w:r>
-        <w:rPr>
-          <w:rFonts w:ascii="Arial Narrow" w:eastAsia="Arial Narrow" w:hAnsi="Arial Narrow" w:cs="Arial Narrow"/>
-          <w:sz w:val="16"/>
-          <w:szCs w:val="16"/>
-        </w:rPr>
-        <w:t xml:space="preserve"> El </w:t>
-      </w:r>
-      <w:proofErr w:type="gramStart"/>
-      <w:r>
-        <w:rPr>
-          <w:rFonts w:ascii="Arial Narrow" w:eastAsia="Arial Narrow" w:hAnsi="Arial Narrow" w:cs="Arial Narrow"/>
-          <w:sz w:val="16"/>
-          <w:szCs w:val="16"/>
-        </w:rPr>
-        <w:t>Secretario Técnico</w:t>
-      </w:r>
-      <w:proofErr w:type="gramEnd"/>
-      <w:r>
-        <w:rPr>
-          <w:rFonts w:ascii="Arial Narrow" w:eastAsia="Arial Narrow" w:hAnsi="Arial Narrow" w:cs="Arial Narrow"/>
-          <w:sz w:val="16"/>
-          <w:szCs w:val="16"/>
-        </w:rPr>
-        <w:t xml:space="preserve"> se encargará de la tramitación del procedimiento. Para ello, cuenta con las siguientes facultades:</w:t>
-      </w:r>
-    </w:p>
-    <w:p>
-      <w:pPr>
-        <w:pStyle w:val="Textonotapie"/>
-        <w:tabs>
-          <w:tab w:val="left" w:pos="567"/>
-        </w:tabs>
-        <w:ind w:left="567" w:right="-1" w:hanging="567"/>
-        <w:jc w:val="both"/>
-        <w:rPr>
-          <w:rFonts w:ascii="Arial Narrow" w:eastAsia="Arial Narrow" w:hAnsi="Arial Narrow" w:cs="Arial Narrow"/>
-          <w:sz w:val="16"/>
-          <w:szCs w:val="16"/>
-        </w:rPr>
-      </w:pPr>
-      <w:r>
-        <w:rPr>
-          <w:rFonts w:ascii="Arial Narrow" w:eastAsia="Arial Narrow" w:hAnsi="Arial Narrow" w:cs="Arial Narrow"/>
-          <w:sz w:val="16"/>
-          <w:szCs w:val="16"/>
-        </w:rPr>
-        <w:tab/>
-        <w:t xml:space="preserve">(...) </w:t>
-      </w:r>
-    </w:p>
-    <w:p>
-      <w:pPr>
-        <w:pStyle w:val="Textonotapie"/>
-        <w:tabs>
-          <w:tab w:val="left" w:pos="567"/>
-        </w:tabs>
-        <w:ind w:left="567" w:right="-1" w:hanging="567"/>
-        <w:jc w:val="both"/>
-        <w:rPr>
-          <w:rFonts w:ascii="Arial Narrow" w:eastAsia="Arial Narrow" w:hAnsi="Arial Narrow" w:cs="Arial Narrow"/>
-          <w:sz w:val="16"/>
-          <w:szCs w:val="16"/>
-        </w:rPr>
-      </w:pPr>
-      <w:r>
-        <w:rPr>
-          <w:rFonts w:ascii="Arial Narrow" w:eastAsia="Arial Narrow" w:hAnsi="Arial Narrow" w:cs="Arial Narrow"/>
-          <w:sz w:val="16"/>
-          <w:szCs w:val="16"/>
-        </w:rPr>
-        <w:tab/>
-        <w:t xml:space="preserve">c) Admitir denuncias a trámite, en aquellos casos en que la Comisión le haya delegado esta facultad. </w:t>
-      </w:r>
-    </w:p>
-    <w:p>
-      <w:pPr>
-        <w:pStyle w:val="Textonotapie"/>
-        <w:tabs>
-          <w:tab w:val="left" w:pos="567"/>
-        </w:tabs>
-        <w:ind w:left="567" w:right="-1" w:hanging="567"/>
-        <w:jc w:val="both"/>
-        <w:rPr>
-          <w:rFonts w:ascii="Arial Narrow" w:eastAsia="Arial Narrow" w:hAnsi="Arial Narrow" w:cs="Arial Narrow"/>
-          <w:sz w:val="16"/>
-          <w:szCs w:val="16"/>
-        </w:rPr>
-      </w:pPr>
-      <w:r>
-        <w:rPr>
-          <w:rFonts w:ascii="Arial Narrow" w:eastAsia="Arial Narrow" w:hAnsi="Arial Narrow" w:cs="Arial Narrow"/>
-          <w:sz w:val="16"/>
-          <w:szCs w:val="16"/>
-        </w:rPr>
-        <w:tab/>
-        <w:t>(...).</w:t>
-      </w:r>
-    </w:p>
-    <w:p>
-      <w:pPr>
-        <w:pStyle w:val="Textonotapie"/>
-        <w:tabs>
-          <w:tab w:val="left" w:pos="567"/>
-        </w:tabs>
-        <w:ind w:left="567" w:right="-1" w:hanging="567"/>
-        <w:jc w:val="both"/>
-        <w:rPr>
-          <w:rFonts w:ascii="Arial Narrow" w:eastAsia="Arial Narrow" w:hAnsi="Arial Narrow" w:cs="Arial Narrow"/>
-          <w:sz w:val="16"/>
-          <w:szCs w:val="16"/>
-        </w:rPr>
-      </w:pPr>
-      <w:r>
-        <w:rPr>
-          <w:rFonts w:ascii="Arial Narrow" w:eastAsia="Arial Narrow" w:hAnsi="Arial Narrow" w:cs="Arial Narrow"/>
-          <w:sz w:val="16"/>
-          <w:szCs w:val="16"/>
-        </w:rPr>
-        <w:t xml:space="preserve">. </w:t>
-      </w:r>
-    </w:p>
-    <w:p>
-      <w:pPr>
-        <w:pStyle w:val="Textonotapie"/>
-        <w:tabs>
-          <w:tab w:val="left" w:pos="567"/>
-        </w:tabs>
-        <w:ind w:left="567" w:right="-1" w:hanging="567"/>
-        <w:jc w:val="both"/>
-        <w:rPr>
-          <w:rFonts w:ascii="Arial Narrow" w:eastAsia="Arial Narrow" w:hAnsi="Arial Narrow" w:cs="Arial Narrow"/>
-          <w:sz w:val="16"/>
-          <w:szCs w:val="16"/>
-        </w:rPr>
-      </w:pPr>
-    </w:p>
-  </w:footnote>
-  <w:footnote w:id="29">
-    <w:p>
-      <w:pPr>
-        <w:pStyle w:val="Textonotapie"/>
-        <w:ind w:left="567" w:hanging="567"/>
-        <w:jc w:val="both"/>
-        <w:rPr>
-          <w:rFonts w:ascii="Arial Narrow" w:eastAsia="Arial Narrow" w:hAnsi="Arial Narrow" w:cs="Arial Narrow"/>
-          <w:sz w:val="16"/>
-          <w:szCs w:val="16"/>
-        </w:rPr>
-      </w:pPr>
-      <w:r>
-        <w:rPr>
-          <w:rStyle w:val="Refdenotaalpie"/>
-          <w:rFonts w:ascii="Arial Narrow" w:eastAsia="Arial Narrow" w:hAnsi="Arial Narrow" w:cs="Arial Narrow"/>
-          <w:sz w:val="16"/>
-          <w:szCs w:val="16"/>
-          <w:vertAlign w:val="superscript"/>
-        </w:rPr>
-        <w:footnoteRef/>
-      </w:r>
-      <w:r>
-        <w:rPr>
-          <w:rFonts w:ascii="Arial Narrow" w:eastAsia="Arial Narrow" w:hAnsi="Arial Narrow" w:cs="Arial Narrow"/>
-          <w:sz w:val="16"/>
-          <w:szCs w:val="16"/>
-        </w:rPr>
-        <w:t xml:space="preserve"> </w:t>
-      </w:r>
-      <w:r>
-        <w:rPr>
-          <w:rFonts w:ascii="Arial Narrow" w:eastAsia="Arial Narrow" w:hAnsi="Arial Narrow" w:cs="Arial Narrow"/>
-          <w:sz w:val="16"/>
-          <w:szCs w:val="16"/>
-        </w:rPr>
-        <w:tab/>
-        <w:t>El número de trabajadores se atenderá siempre que la empresa haya sido constituida antes de la vigencia de la Ley 30056, publicada el 2 de julio de 2013, que modificó el artículo 5 del Texto Único Ordenado de la Ley de Promoción de la Competitividad, Formalización y Desarrollo de la Micro y Pequeña Empresa y de Acceso al Empleo Decente (LEY MYPE). Ello, en la medida que la Tercera Disposición Complementaria Transitoria de la norma modificatoria precisa que las empresas constituidas antes de la entrada en vigencia de dicha Ley se rigen por los requisitos de acogimiento al régimen de las micro y pequeñas empresas regulados en el Decreto Legislativo 1086.</w:t>
-      </w:r>
-    </w:p>
-    <w:p>
-      <w:pPr>
-        <w:pStyle w:val="Textonotapie"/>
-        <w:ind w:left="567" w:hanging="567"/>
-        <w:jc w:val="both"/>
-        <w:rPr>
-          <w:rFonts w:ascii="Arial Narrow" w:eastAsia="Arial Narrow" w:hAnsi="Arial Narrow" w:cs="Arial Narrow"/>
-          <w:sz w:val="16"/>
-          <w:szCs w:val="16"/>
-        </w:rPr>
-      </w:pPr>
-    </w:p>
-  </w:footnote>
-  <w:footnote w:id="30">
-    <w:p>
-      <w:pPr>
-        <w:pStyle w:val="Textonotapie"/>
-        <w:ind w:left="567" w:hanging="567"/>
-        <w:jc w:val="both"/>
-        <w:rPr>
-          <w:rFonts w:ascii="Arial Narrow" w:eastAsia="Arial Narrow" w:hAnsi="Arial Narrow" w:cs="Arial Narrow"/>
-          <w:sz w:val="16"/>
-          <w:szCs w:val="16"/>
-        </w:rPr>
-      </w:pPr>
-      <w:r>
-        <w:rPr>
-          <w:rStyle w:val="Refdenotaalpie"/>
-          <w:rFonts w:ascii="Arial Narrow" w:eastAsia="Arial Narrow" w:hAnsi="Arial Narrow" w:cs="Arial Narrow"/>
-          <w:sz w:val="16"/>
-          <w:szCs w:val="16"/>
-          <w:vertAlign w:val="superscript"/>
-        </w:rPr>
-        <w:footnoteRef/>
-      </w:r>
-      <w:r>
-        <w:rPr>
-          <w:rFonts w:ascii="Arial Narrow" w:eastAsia="Arial Narrow" w:hAnsi="Arial Narrow" w:cs="Arial Narrow"/>
-          <w:sz w:val="16"/>
-          <w:szCs w:val="16"/>
-        </w:rPr>
-        <w:t xml:space="preserve"> </w:t>
-      </w:r>
-      <w:r>
-        <w:rPr>
-          <w:rFonts w:ascii="Arial Narrow" w:eastAsia="Arial Narrow" w:hAnsi="Arial Narrow" w:cs="Arial Narrow"/>
-          <w:sz w:val="16"/>
-          <w:szCs w:val="16"/>
-        </w:rPr>
-        <w:tab/>
-      </w:r>
-      <w:r>
-        <w:rPr>
-          <w:rFonts w:ascii="Arial Narrow" w:eastAsia="Arial Narrow" w:hAnsi="Arial Narrow" w:cs="Arial Narrow"/>
-          <w:b/>
-          <w:sz w:val="16"/>
-          <w:szCs w:val="16"/>
-        </w:rPr>
-        <w:t>LEY 29571, CÓDIGO DE PROTECCIÓN Y DEFENSA DEL CONSUMIDOR</w:t>
-      </w:r>
-      <w:r>
-        <w:rPr>
-          <w:rFonts w:ascii="Arial Narrow" w:eastAsia="Arial Narrow" w:hAnsi="Arial Narrow" w:cs="Arial Narrow"/>
-          <w:b/>
-          <w:bCs/>
-          <w:sz w:val="16"/>
-          <w:szCs w:val="16"/>
-        </w:rPr>
-        <w:t xml:space="preserve">, </w:t>
-      </w:r>
-      <w:r>
-        <w:rPr>
-          <w:rFonts w:ascii="Arial Narrow" w:eastAsia="Arial Narrow" w:hAnsi="Arial Narrow" w:cs="Arial Narrow"/>
-          <w:b/>
-          <w:sz w:val="16"/>
-          <w:szCs w:val="16"/>
-        </w:rPr>
-        <w:t>publicado el 2 de setiembre de 2010 y modificado por Decreto Legislativo 1308</w:t>
-      </w:r>
-    </w:p>
-    <w:p>
-      <w:pPr>
-        <w:pStyle w:val="Textonotapie"/>
-        <w:ind w:left="567" w:hanging="567"/>
-        <w:jc w:val="both"/>
-        <w:rPr>
-          <w:rFonts w:ascii="Arial Narrow" w:eastAsia="Arial Narrow" w:hAnsi="Arial Narrow" w:cs="Arial Narrow"/>
-          <w:b/>
-          <w:bCs/>
-          <w:sz w:val="16"/>
-          <w:szCs w:val="16"/>
-        </w:rPr>
-      </w:pPr>
-      <w:r>
-        <w:rPr>
-          <w:rFonts w:ascii="Arial Narrow" w:eastAsia="Arial Narrow" w:hAnsi="Arial Narrow" w:cs="Arial Narrow"/>
-          <w:sz w:val="16"/>
-          <w:szCs w:val="16"/>
-        </w:rPr>
-        <w:tab/>
-      </w:r>
-      <w:r>
-        <w:rPr>
-          <w:rFonts w:ascii="Arial Narrow" w:eastAsia="Arial Narrow" w:hAnsi="Arial Narrow" w:cs="Arial Narrow"/>
-          <w:b/>
-          <w:bCs/>
-          <w:sz w:val="16"/>
-          <w:szCs w:val="16"/>
-        </w:rPr>
-        <w:t>Artículo 110.- Sanciones Administrativas</w:t>
-      </w:r>
-    </w:p>
-    <w:p>
-      <w:pPr>
-        <w:autoSpaceDE w:val="0"/>
-        <w:autoSpaceDN w:val="0"/>
-        <w:adjustRightInd w:val="0"/>
-        <w:spacing w:after="0" w:line="240" w:lineRule="auto"/>
-        <w:ind w:left="567"/>
-        <w:jc w:val="both"/>
-        <w:rPr>
-          <w:rFonts w:ascii="Arial Narrow" w:eastAsia="Arial Narrow" w:hAnsi="Arial Narrow" w:cs="Arial Narrow"/>
-          <w:sz w:val="16"/>
-          <w:szCs w:val="16"/>
-          <w:lang w:eastAsia="es-PE"/>
-        </w:rPr>
-      </w:pPr>
-      <w:r>
-        <w:rPr>
-          <w:rFonts w:ascii="Arial Narrow" w:eastAsia="Arial Narrow" w:hAnsi="Arial Narrow" w:cs="Arial Narrow"/>
-          <w:sz w:val="16"/>
-          <w:szCs w:val="16"/>
-          <w:lang w:eastAsia="es-PE"/>
-        </w:rPr>
-        <w:t>(…)</w:t>
-      </w:r>
-    </w:p>
-    <w:p>
-      <w:pPr>
-        <w:autoSpaceDE w:val="0"/>
-        <w:autoSpaceDN w:val="0"/>
-        <w:adjustRightInd w:val="0"/>
-        <w:spacing w:after="0" w:line="240" w:lineRule="auto"/>
-        <w:ind w:left="567"/>
-        <w:jc w:val="both"/>
-        <w:rPr>
-          <w:rFonts w:ascii="Arial Narrow" w:eastAsia="Arial Narrow" w:hAnsi="Arial Narrow" w:cs="Arial Narrow"/>
-          <w:sz w:val="16"/>
-          <w:szCs w:val="16"/>
-          <w:lang w:eastAsia="es-PE"/>
-        </w:rPr>
-      </w:pPr>
-      <w:r>
-        <w:rPr>
-          <w:rFonts w:ascii="Arial Narrow" w:eastAsia="Arial Narrow" w:hAnsi="Arial Narrow" w:cs="Arial Narrow"/>
-          <w:sz w:val="16"/>
-          <w:szCs w:val="16"/>
-          <w:lang w:eastAsia="es-PE"/>
-        </w:rPr>
-        <w:t>En el caso de las microempresas, la multa no puede superar el diez por ciento (10%) de las ventas o ingresos brutos percibidos por el infractor, relativos a todas sus actividades económicas, correspondientes al ejercicio inmediato anterior al de la expedición de la resolución de primera instancia, siempre que se haya acreditado dichos ingresos, no se encuentre en una situación de reincidencia y el caso no verse sobre la vida, salud o integridad de los consumidores. Para el caso de las pequeñas empresas, la multa no puede superar el veinte por ciento (20%) de las ventas o ingresos brutos percibidos por el infractor, conforme a los requisitos señalados anteriormente.</w:t>
-      </w:r>
-    </w:p>
-    <w:p>
-      <w:pPr>
-        <w:autoSpaceDE w:val="0"/>
-        <w:autoSpaceDN w:val="0"/>
-        <w:adjustRightInd w:val="0"/>
-        <w:spacing w:after="0" w:line="240" w:lineRule="auto"/>
-        <w:ind w:left="567"/>
-        <w:jc w:val="both"/>
-        <w:rPr>
-          <w:rFonts w:ascii="Arial Narrow" w:eastAsia="Arial Narrow" w:hAnsi="Arial Narrow" w:cs="Arial Narrow"/>
-          <w:sz w:val="16"/>
-          <w:szCs w:val="16"/>
-          <w:lang w:eastAsia="es-PE"/>
-        </w:rPr>
-      </w:pPr>
-      <w:r>
-        <w:rPr>
-          <w:rFonts w:ascii="Arial Narrow" w:eastAsia="Arial Narrow" w:hAnsi="Arial Narrow" w:cs="Arial Narrow"/>
-          <w:sz w:val="16"/>
-          <w:szCs w:val="16"/>
-          <w:lang w:eastAsia="es-PE"/>
-        </w:rPr>
-        <w:t>(…).</w:t>
-      </w:r>
-    </w:p>
-    <w:p>
-      <w:pPr>
-        <w:pStyle w:val="Textonotapie"/>
-        <w:ind w:left="567" w:hanging="567"/>
-        <w:jc w:val="both"/>
-        <w:rPr>
-          <w:rFonts w:ascii="Arial Narrow" w:eastAsia="Arial Narrow" w:hAnsi="Arial Narrow" w:cs="Arial Narrow"/>
-          <w:sz w:val="16"/>
-          <w:szCs w:val="16"/>
-        </w:rPr>
-      </w:pPr>
-    </w:p>
-  </w:footnote>
-  <w:footnote w:id="36">
-    <w:p>
-      <w:pPr>
-        <w:pStyle w:val="Textonotapie"/>
-        <w:ind w:left="567" w:hanging="567"/>
-        <w:jc w:val="both"/>
-        <w:rPr>
-          <w:rFonts w:ascii="Arial Narrow" w:eastAsia="Arial Narrow" w:hAnsi="Arial Narrow" w:cs="Arial Narrow"/>
-          <w:sz w:val="16"/>
-          <w:szCs w:val="16"/>
-        </w:rPr>
-      </w:pPr>
-      <w:r>
-        <w:rPr>
-          <w:rStyle w:val="Refdenotaalpie"/>
-          <w:rFonts w:ascii="Arial Narrow" w:eastAsia="Arial Narrow" w:hAnsi="Arial Narrow" w:cs="Arial Narrow"/>
-          <w:sz w:val="16"/>
-          <w:szCs w:val="16"/>
-          <w:vertAlign w:val="superscript"/>
-        </w:rPr>
-        <w:footnoteRef/>
-      </w:r>
-      <w:r>
-        <w:rPr>
-          <w:rFonts w:ascii="Arial Narrow" w:eastAsia="Arial Narrow" w:hAnsi="Arial Narrow" w:cs="Arial Narrow"/>
-          <w:sz w:val="16"/>
-          <w:szCs w:val="16"/>
-        </w:rPr>
-        <w:tab/>
-      </w:r>
-      <w:r>
-        <w:rPr>
-          <w:rFonts w:ascii="Arial Narrow" w:eastAsia="Arial Narrow" w:hAnsi="Arial Narrow" w:cs="Arial Narrow"/>
-          <w:b/>
-          <w:bCs/>
-          <w:sz w:val="16"/>
-          <w:szCs w:val="16"/>
-        </w:rPr>
-        <w:t xml:space="preserve">DECRETO LEGISLATIVO 807, LEY SOBRE FACULTADES, NORMAS Y ORGANIZACIÓN DEL INDECOPI, publicado el 18 de abril de 1996</w:t>
-      </w:r>
-    </w:p>
-    <w:p>
-      <w:pPr>
-        <w:pStyle w:val="Textonotapie"/>
-        <w:ind w:left="567" w:hanging="567"/>
-        <w:jc w:val="both"/>
-        <w:rPr>
-          <w:rFonts w:ascii="Arial Narrow" w:eastAsia="Arial Narrow" w:hAnsi="Arial Narrow" w:cs="Arial Narrow"/>
-          <w:sz w:val="16"/>
-          <w:szCs w:val="16"/>
-        </w:rPr>
-      </w:pPr>
-      <w:r>
-        <w:rPr>
-          <w:rFonts w:ascii="Arial Narrow" w:eastAsia="Arial Narrow" w:hAnsi="Arial Narrow" w:cs="Arial Narrow"/>
-          <w:sz w:val="16"/>
-          <w:szCs w:val="16"/>
-        </w:rPr>
-        <w:tab/>
-      </w:r>
-      <w:r>
-        <w:rPr>
-          <w:rFonts w:ascii="Arial Narrow" w:eastAsia="Arial Narrow" w:hAnsi="Arial Narrow" w:cs="Arial Narrow"/>
-          <w:b/>
-          <w:bCs/>
-          <w:sz w:val="16"/>
-          <w:szCs w:val="16"/>
-        </w:rPr>
-        <w:t xml:space="preserve">Artículo 26.-</w:t>
-      </w:r>
-      <w:r>
-        <w:rPr>
-          <w:rFonts w:ascii="Arial Narrow" w:eastAsia="Arial Narrow" w:hAnsi="Arial Narrow" w:cs="Arial Narrow"/>
-          <w:sz w:val="16"/>
-          <w:szCs w:val="16"/>
-        </w:rPr>
-        <w:t xml:space="preserve"> Una vez admitida a trámite la denuncia, se correrá traslado de la misma al denunciado, a fin de que éste presente su descargo. El plazo para la presentación del descargo será de cinco (5) días contados desde la notificación, vencido el cual, el Secretario Técnico declarará en rebeldía al denunciado que no lo hubiera presentado.</w:t>
-      </w:r>
-    </w:p>
-    <w:p>
-      <w:pPr>
-        <w:pStyle w:val="Textonotapie"/>
-        <w:ind w:left="567" w:hanging="567"/>
-        <w:jc w:val="both"/>
-        <w:rPr>
-          <w:rFonts w:ascii="Arial Narrow" w:eastAsia="Arial Narrow" w:hAnsi="Arial Narrow" w:cs="Arial Narrow"/>
-          <w:sz w:val="16"/>
-          <w:szCs w:val="16"/>
-        </w:rPr>
-      </w:pPr>
-    </w:p>
-  </w:footnote>
-  <w:footnote w:id="37">
-    <w:p>
-      <w:pPr>
-        <w:pStyle w:val="Textonotapie"/>
-        <w:ind w:left="567" w:hanging="567"/>
-        <w:jc w:val="both"/>
-        <w:rPr>
-          <w:rFonts w:ascii="Arial Narrow" w:eastAsia="Arial Narrow" w:hAnsi="Arial Narrow" w:cs="Arial Narrow"/>
-          <w:sz w:val="16"/>
-          <w:szCs w:val="16"/>
-        </w:rPr>
-      </w:pPr>
-      <w:r>
-        <w:rPr>
-          <w:rStyle w:val="Refdenotaalpie"/>
-          <w:rFonts w:ascii="Arial Narrow" w:eastAsia="Arial Narrow" w:hAnsi="Arial Narrow" w:cs="Arial Narrow"/>
-          <w:sz w:val="16"/>
-          <w:szCs w:val="16"/>
-          <w:vertAlign w:val="superscript"/>
-        </w:rPr>
-        <w:footnoteRef/>
-      </w:r>
-      <w:r>
-        <w:rPr>
-          <w:rFonts w:ascii="Arial Narrow" w:eastAsia="Arial Narrow" w:hAnsi="Arial Narrow" w:cs="Arial Narrow"/>
-          <w:sz w:val="16"/>
-          <w:szCs w:val="16"/>
-        </w:rPr>
-        <w:tab/>
-      </w:r>
-      <w:r>
-        <w:rPr>
-          <w:rFonts w:ascii="Arial Narrow" w:eastAsia="Arial Narrow" w:hAnsi="Arial Narrow" w:cs="Arial Narrow"/>
-          <w:b/>
-          <w:bCs/>
-          <w:sz w:val="16"/>
-          <w:szCs w:val="16"/>
-        </w:rPr>
-        <w:t xml:space="preserve">DECRETO SUPREMO 006-2026-JUS, TEXTO ÚNICO ORDENADO DE LA LEY 27444, LEY DEL PROCEDIMIENTO ADMINISTRATIVO GENERAL, publicado el 30 de abril de 2026</w:t>
-      </w:r>
-    </w:p>
-    <w:p>
-      <w:pPr>
-        <w:pStyle w:val="Textonotapie"/>
-        <w:ind w:left="567" w:hanging="567"/>
-        <w:jc w:val="both"/>
-        <w:rPr>
-          <w:rFonts w:ascii="Arial Narrow" w:eastAsia="Arial Narrow" w:hAnsi="Arial Narrow" w:cs="Arial Narrow"/>
-          <w:sz w:val="16"/>
-          <w:szCs w:val="16"/>
-        </w:rPr>
-      </w:pPr>
-      <w:r>
-        <w:rPr>
-          <w:rFonts w:ascii="Arial Narrow" w:eastAsia="Arial Narrow" w:hAnsi="Arial Narrow" w:cs="Arial Narrow"/>
-          <w:sz w:val="16"/>
-          <w:szCs w:val="16"/>
-        </w:rPr>
-        <w:tab/>
-      </w:r>
-      <w:r>
-        <w:rPr>
-          <w:rFonts w:ascii="Arial Narrow" w:eastAsia="Arial Narrow" w:hAnsi="Arial Narrow" w:cs="Arial Narrow"/>
-          <w:b/>
-          <w:bCs/>
-          <w:sz w:val="16"/>
-          <w:szCs w:val="16"/>
-        </w:rPr>
-        <w:t xml:space="preserve">Artículo 223.- Contestación de la reclamación</w:t>
-      </w:r>
-    </w:p>
-    <w:p>
-      <w:pPr>
-        <w:pStyle w:val="Textonotapie"/>
-        <w:ind w:left="567" w:hanging="567"/>
-        <w:jc w:val="both"/>
-        <w:rPr>
-          <w:rFonts w:ascii="Arial Narrow" w:eastAsia="Arial Narrow" w:hAnsi="Arial Narrow" w:cs="Arial Narrow"/>
-          <w:sz w:val="16"/>
-          <w:szCs w:val="16"/>
-        </w:rPr>
-      </w:pPr>
-      <w:r>
-        <w:rPr>
-          <w:rFonts w:ascii="Arial Narrow" w:eastAsia="Arial Narrow" w:hAnsi="Arial Narrow" w:cs="Arial Narrow"/>
-          <w:sz w:val="16"/>
-          <w:szCs w:val="16"/>
-        </w:rPr>
-        <w:tab/>
-      </w:r>
-      <w:r>
-        <w:rPr>
-          <w:rFonts w:ascii="Arial Narrow" w:eastAsia="Arial Narrow" w:hAnsi="Arial Narrow" w:cs="Arial Narrow"/>
-          <w:sz w:val="16"/>
-          <w:szCs w:val="16"/>
-        </w:rPr>
-        <w:t xml:space="preserve">223.1 El reclamado deberá presentar la contestación de la reclamación dentro de los quince (15) días posteriores a la notificación de ésta; vencido este plazo, la Administración declarará en rebeldía al reclamado que no la hubiera presentado. La contestación deberá contener los requisitos de los escritos previstos en el artículo 113 de la presente Ley, así como la absolución de todos los asuntos controvertidos de hecho y de derecho, Las alegaciones y los hechos relevantes de la reclamación, salvo que hayan sido específicamente negadas en la contestación, se tendrán por aceptadas o merituadas como ciertas.</w:t>
-      </w:r>
-    </w:p>
-    <w:p>
-      <w:pPr>
-        <w:pStyle w:val="Textonotapie"/>
-        <w:ind w:left="567" w:hanging="567"/>
-        <w:jc w:val="both"/>
-        <w:rPr>
-          <w:rFonts w:ascii="Arial Narrow" w:eastAsia="Arial Narrow" w:hAnsi="Arial Narrow" w:cs="Arial Narrow"/>
-          <w:sz w:val="16"/>
-          <w:szCs w:val="16"/>
-        </w:rPr>
-      </w:pPr>
-    </w:p>
-  </w:footnote>
-  <w:footnote w:id="31">
-    <w:p>
-      <w:pPr>
-        <w:spacing w:after="0" w:line="240" w:lineRule="auto"/>
-        <w:ind w:left="567" w:hanging="567"/>
-        <w:jc w:val="both"/>
-        <w:rPr>
-          <w:rFonts w:ascii="Arial Narrow" w:eastAsia="Arial Narrow" w:hAnsi="Arial Narrow" w:cs="Arial Narrow"/>
-          <w:sz w:val="16"/>
-          <w:szCs w:val="16"/>
-        </w:rPr>
-      </w:pPr>
-      <w:r>
-        <w:rPr>
-          <w:rStyle w:val="Refdenotaalpie"/>
-          <w:rFonts w:ascii="Arial Narrow" w:eastAsia="Arial Narrow" w:hAnsi="Arial Narrow" w:cs="Arial Narrow"/>
-          <w:sz w:val="16"/>
-          <w:szCs w:val="16"/>
-          <w:vertAlign w:val="superscript"/>
-        </w:rPr>
-        <w:footnoteRef/>
-      </w:r>
-      <w:r>
-        <w:rPr>
-          <w:rFonts w:ascii="Arial Narrow" w:eastAsia="Arial Narrow" w:hAnsi="Arial Narrow" w:cs="Arial Narrow"/>
-          <w:sz w:val="16"/>
-          <w:szCs w:val="16"/>
-          <w:vertAlign w:val="superscript"/>
-        </w:rPr>
-        <w:t xml:space="preserve"> </w:t>
-      </w:r>
-      <w:r>
-        <w:rPr>
-          <w:rFonts w:ascii="Arial Narrow" w:eastAsia="Arial Narrow" w:hAnsi="Arial Narrow" w:cs="Arial Narrow"/>
-          <w:sz w:val="16"/>
-          <w:szCs w:val="16"/>
-        </w:rPr>
-        <w:t xml:space="preserve"> </w:t>
-      </w:r>
-      <w:r>
-        <w:rPr>
-          <w:rFonts w:ascii="Arial Narrow" w:eastAsia="Arial Narrow" w:hAnsi="Arial Narrow" w:cs="Arial Narrow"/>
-          <w:sz w:val="16"/>
-          <w:szCs w:val="16"/>
-        </w:rPr>
-        <w:tab/>
-      </w:r>
-      <w:r>
-        <w:rPr>
-          <w:rFonts w:ascii="Arial Narrow" w:eastAsia="Arial Narrow" w:hAnsi="Arial Narrow" w:cs="Arial Narrow"/>
-          <w:b/>
-          <w:sz w:val="16"/>
-          <w:szCs w:val="16"/>
-        </w:rPr>
-        <w:t>LEY 29571, CÓDIGO DE PROTECCIÓN Y DEFENSA DEL CONSUMIDOR</w:t>
-      </w:r>
-      <w:r>
-        <w:rPr>
-          <w:rFonts w:ascii="Arial Narrow" w:eastAsia="Arial Narrow" w:hAnsi="Arial Narrow" w:cs="Arial Narrow"/>
-          <w:b/>
-          <w:bCs/>
-          <w:sz w:val="16"/>
-          <w:szCs w:val="16"/>
-        </w:rPr>
-        <w:t xml:space="preserve">, </w:t>
-      </w:r>
-      <w:r>
-        <w:rPr>
-          <w:rFonts w:ascii="Arial Narrow" w:eastAsia="Arial Narrow" w:hAnsi="Arial Narrow" w:cs="Arial Narrow"/>
-          <w:b/>
-          <w:sz w:val="16"/>
-          <w:szCs w:val="16"/>
-        </w:rPr>
-        <w:t>publicado el 2 de setiembre de 2010 y modificado por Decreto Legislativo 1308</w:t>
-      </w:r>
-    </w:p>
-    <w:p>
-      <w:pPr>
-        <w:spacing w:after="0" w:line="240" w:lineRule="auto"/>
-        <w:ind w:left="567" w:hanging="567"/>
-        <w:jc w:val="both"/>
-        <w:rPr>
-          <w:rFonts w:ascii="Arial Narrow" w:eastAsia="Arial Narrow" w:hAnsi="Arial Narrow" w:cs="Arial Narrow"/>
-          <w:b/>
-          <w:sz w:val="16"/>
-          <w:szCs w:val="16"/>
-        </w:rPr>
-      </w:pPr>
-      <w:r>
-        <w:rPr>
-          <w:rFonts w:ascii="Arial Narrow" w:eastAsia="Arial Narrow" w:hAnsi="Arial Narrow" w:cs="Arial Narrow"/>
-          <w:b/>
-          <w:sz w:val="16"/>
-          <w:szCs w:val="16"/>
-        </w:rPr>
-        <w:tab/>
-        <w:t>Artículo 110.- Sanciones administrativas</w:t>
-      </w:r>
-    </w:p>
-    <w:p>
-      <w:pPr>
-        <w:spacing w:after="0" w:line="240" w:lineRule="auto"/>
-        <w:ind w:left="567"/>
-        <w:jc w:val="both"/>
-        <w:rPr>
-          <w:rFonts w:ascii="Arial Narrow" w:eastAsia="Arial Narrow" w:hAnsi="Arial Narrow" w:cs="Arial Narrow"/>
-          <w:sz w:val="16"/>
-          <w:szCs w:val="16"/>
-        </w:rPr>
-      </w:pPr>
-      <w:r>
-        <w:rPr>
-          <w:rFonts w:ascii="Arial Narrow" w:eastAsia="Arial Narrow" w:hAnsi="Arial Narrow" w:cs="Arial Narrow"/>
-          <w:sz w:val="16"/>
-          <w:szCs w:val="16"/>
-        </w:rPr>
-        <w:t>El órgano resolutivo puede sancionar las infracciones administrativas a que se refiere el artículo 108 con amonestación y multas de hasta cuatrocientos cincuenta (450) Unidades Impositivas Tributarias (UIT), las cuales son calificadas de la siguiente manera:</w:t>
-      </w:r>
-    </w:p>
-    <w:p>
-      <w:pPr>
-        <w:numPr>
-          <w:ilvl w:val="0"/>
-          <w:numId w:val="2"/>
-        </w:numPr>
-        <w:spacing w:after="0" w:line="240" w:lineRule="auto"/>
-        <w:ind w:left="426" w:firstLine="141"/>
-        <w:jc w:val="both"/>
-        <w:rPr>
-          <w:rFonts w:ascii="Arial Narrow" w:eastAsia="Arial Narrow" w:hAnsi="Arial Narrow" w:cs="Arial Narrow"/>
-          <w:sz w:val="16"/>
-          <w:szCs w:val="16"/>
-        </w:rPr>
-      </w:pPr>
-      <w:r>
-        <w:rPr>
-          <w:rFonts w:ascii="Arial Narrow" w:eastAsia="Arial Narrow" w:hAnsi="Arial Narrow" w:cs="Arial Narrow"/>
-          <w:sz w:val="16"/>
-          <w:szCs w:val="16"/>
-        </w:rPr>
-        <w:t>Infracciones leves, con una amonestación o con una multa de hasta cincuenta (50) UIT.</w:t>
-      </w:r>
-    </w:p>
-    <w:p>
-      <w:pPr>
-        <w:numPr>
-          <w:ilvl w:val="0"/>
-          <w:numId w:val="2"/>
-        </w:numPr>
-        <w:spacing w:after="0" w:line="240" w:lineRule="auto"/>
-        <w:ind w:left="426" w:firstLine="141"/>
-        <w:jc w:val="both"/>
-        <w:rPr>
-          <w:rFonts w:ascii="Arial Narrow" w:eastAsia="Arial Narrow" w:hAnsi="Arial Narrow" w:cs="Arial Narrow"/>
-          <w:sz w:val="16"/>
-          <w:szCs w:val="16"/>
-        </w:rPr>
-      </w:pPr>
-      <w:r>
-        <w:rPr>
-          <w:rFonts w:ascii="Arial Narrow" w:eastAsia="Arial Narrow" w:hAnsi="Arial Narrow" w:cs="Arial Narrow"/>
-          <w:sz w:val="16"/>
-          <w:szCs w:val="16"/>
-        </w:rPr>
-        <w:t>Infracciones graves, con una multa de hasta ciento cincuenta (150) UIT.</w:t>
-      </w:r>
-    </w:p>
-    <w:p>
-      <w:pPr>
-        <w:numPr>
-          <w:ilvl w:val="0"/>
-          <w:numId w:val="2"/>
-        </w:numPr>
-        <w:spacing w:after="0" w:line="240" w:lineRule="auto"/>
-        <w:ind w:left="426" w:firstLine="141"/>
-        <w:jc w:val="both"/>
-        <w:rPr>
-          <w:rFonts w:ascii="Arial Narrow" w:eastAsia="Arial Narrow" w:hAnsi="Arial Narrow" w:cs="Arial Narrow"/>
-          <w:sz w:val="16"/>
-          <w:szCs w:val="16"/>
-        </w:rPr>
-      </w:pPr>
-      <w:r>
-        <w:rPr>
-          <w:rFonts w:ascii="Arial Narrow" w:eastAsia="Arial Narrow" w:hAnsi="Arial Narrow" w:cs="Arial Narrow"/>
-          <w:sz w:val="16"/>
-          <w:szCs w:val="16"/>
-        </w:rPr>
-        <w:t>Infracciones muy graves, con una multa de hasta cuatrocientos cincuenta (450) UIT.</w:t>
-      </w:r>
-    </w:p>
-    <w:p>
-      <w:pPr>
-        <w:spacing w:after="0" w:line="240" w:lineRule="auto"/>
-        <w:ind w:left="567"/>
-        <w:jc w:val="both"/>
-        <w:rPr>
-          <w:rFonts w:ascii="Arial Narrow" w:eastAsia="Arial Narrow" w:hAnsi="Arial Narrow" w:cs="Arial Narrow"/>
-          <w:sz w:val="16"/>
-          <w:szCs w:val="16"/>
-        </w:rPr>
-      </w:pPr>
-      <w:r>
-        <w:rPr>
-          <w:rFonts w:ascii="Arial Narrow" w:eastAsia="Arial Narrow" w:hAnsi="Arial Narrow" w:cs="Arial Narrow"/>
-          <w:sz w:val="16"/>
-          <w:szCs w:val="16"/>
-        </w:rPr>
-        <w:t>(…).</w:t>
-      </w:r>
-    </w:p>
-    <w:p>
-      <w:pPr>
-        <w:spacing w:after="0" w:line="240" w:lineRule="auto"/>
-        <w:ind w:left="567" w:hanging="567"/>
-        <w:jc w:val="both"/>
-        <w:rPr>
-          <w:rFonts w:ascii="Arial Narrow" w:eastAsia="Arial Narrow" w:hAnsi="Arial Narrow" w:cs="Arial Narrow"/>
-          <w:sz w:val="16"/>
-          <w:szCs w:val="16"/>
-        </w:rPr>
-      </w:pPr>
-    </w:p>
-  </w:footnote>
-  <w:footnote w:id="32">
-    <w:p>
-      <w:pPr>
-        <w:spacing w:after="0" w:line="240" w:lineRule="auto"/>
-        <w:ind w:left="567" w:hanging="567"/>
-        <w:jc w:val="both"/>
-        <w:rPr>
-          <w:rFonts w:ascii="Arial Narrow" w:eastAsia="Arial Narrow" w:hAnsi="Arial Narrow" w:cs="Arial Narrow"/>
-          <w:sz w:val="16"/>
-          <w:szCs w:val="16"/>
-        </w:rPr>
-      </w:pPr>
-      <w:r>
-        <w:rPr>
-          <w:rStyle w:val="Refdenotaalpie"/>
-          <w:rFonts w:ascii="Arial Narrow" w:eastAsia="Arial Narrow" w:hAnsi="Arial Narrow" w:cs="Arial Narrow"/>
-          <w:sz w:val="16"/>
-          <w:szCs w:val="16"/>
-          <w:vertAlign w:val="superscript"/>
-        </w:rPr>
-        <w:footnoteRef/>
-      </w:r>
-      <w:r>
-        <w:rPr>
-          <w:rFonts w:ascii="Arial Narrow" w:eastAsia="Arial Narrow" w:hAnsi="Arial Narrow" w:cs="Arial Narrow"/>
-          <w:sz w:val="16"/>
-          <w:szCs w:val="16"/>
-        </w:rPr>
-        <w:t xml:space="preserve"> </w:t>
-      </w:r>
-      <w:r>
-        <w:rPr>
-          <w:rFonts w:ascii="Arial Narrow" w:eastAsia="Arial Narrow" w:hAnsi="Arial Narrow" w:cs="Arial Narrow"/>
-          <w:sz w:val="16"/>
-          <w:szCs w:val="16"/>
-        </w:rPr>
-        <w:tab/>
-      </w:r>
-      <w:r>
-        <w:rPr>
-          <w:rFonts w:ascii="Arial Narrow" w:eastAsia="Arial Narrow" w:hAnsi="Arial Narrow" w:cs="Arial Narrow"/>
-          <w:b/>
-          <w:sz w:val="16"/>
-          <w:szCs w:val="16"/>
-        </w:rPr>
-        <w:t>Artículo 114.- Medidas correctivas</w:t>
-      </w:r>
-    </w:p>
-    <w:p>
-      <w:pPr>
-        <w:spacing w:after="0" w:line="240" w:lineRule="auto"/>
-        <w:ind w:left="567"/>
-        <w:jc w:val="both"/>
-        <w:rPr>
-          <w:rFonts w:ascii="Arial Narrow" w:eastAsia="Arial Narrow" w:hAnsi="Arial Narrow" w:cs="Arial Narrow"/>
-          <w:sz w:val="16"/>
-          <w:szCs w:val="16"/>
-        </w:rPr>
-      </w:pPr>
-      <w:r>
-        <w:rPr>
-          <w:rFonts w:ascii="Arial Narrow" w:eastAsia="Arial Narrow" w:hAnsi="Arial Narrow" w:cs="Arial Narrow"/>
-          <w:sz w:val="16"/>
-          <w:szCs w:val="16"/>
-        </w:rPr>
-        <w:t xml:space="preserve">Sin perjuicio de la sanción administrativa que corresponda al proveedor por una infracción al presente Código, el Indecopi puede dictar, en calidad de mandatos, medidas correctivas reparadoras y complementarias. </w:t>
-      </w:r>
-    </w:p>
-    <w:p>
-      <w:pPr>
-        <w:spacing w:after="0" w:line="240" w:lineRule="auto"/>
-        <w:ind w:left="567" w:hanging="567"/>
-        <w:jc w:val="both"/>
-        <w:rPr>
-          <w:rFonts w:ascii="Arial Narrow" w:eastAsia="Arial Narrow" w:hAnsi="Arial Narrow" w:cs="Arial Narrow"/>
-          <w:sz w:val="16"/>
-          <w:szCs w:val="16"/>
-        </w:rPr>
-      </w:pPr>
-      <w:r>
-        <w:rPr>
-          <w:rFonts w:ascii="Arial Narrow" w:eastAsia="Arial Narrow" w:hAnsi="Arial Narrow" w:cs="Arial Narrow"/>
-          <w:sz w:val="16"/>
-          <w:szCs w:val="16"/>
-        </w:rPr>
-        <w:tab/>
-        <w:t xml:space="preserve">Las medidas correctivas reparadoras pueden dictarse a pedido de parte o de oficio, siempre y cuando sean expresamente informadas sobre esa posibilidad en la notificación de cargo al proveedor por la autoridad encargada del procedimiento. </w:t>
-      </w:r>
-    </w:p>
-    <w:p>
-      <w:pPr>
-        <w:spacing w:after="0" w:line="240" w:lineRule="auto"/>
-        <w:ind w:left="567" w:hanging="567"/>
-        <w:jc w:val="both"/>
-        <w:rPr>
-          <w:rFonts w:ascii="Arial Narrow" w:eastAsia="Arial Narrow" w:hAnsi="Arial Narrow" w:cs="Arial Narrow"/>
-          <w:sz w:val="16"/>
-          <w:szCs w:val="16"/>
-        </w:rPr>
-      </w:pPr>
-      <w:r>
-        <w:rPr>
-          <w:rFonts w:ascii="Arial Narrow" w:eastAsia="Arial Narrow" w:hAnsi="Arial Narrow" w:cs="Arial Narrow"/>
-          <w:sz w:val="16"/>
-          <w:szCs w:val="16"/>
-        </w:rPr>
-        <w:tab/>
-        <w:t>Las medidas correctivas complementarias pueden dictarse de oficio o a pedido de parte.</w:t>
-      </w:r>
-    </w:p>
-    <w:p>
-      <w:pPr>
-        <w:spacing w:after="0" w:line="240" w:lineRule="auto"/>
-        <w:ind w:left="567" w:hanging="567"/>
-        <w:jc w:val="both"/>
-        <w:rPr>
-          <w:rFonts w:ascii="Arial Narrow" w:eastAsia="Arial Narrow" w:hAnsi="Arial Narrow" w:cs="Arial Narrow"/>
-          <w:sz w:val="16"/>
-          <w:szCs w:val="16"/>
-        </w:rPr>
-      </w:pPr>
-    </w:p>
-    <w:p>
-      <w:pPr>
-        <w:spacing w:after="0" w:line="240" w:lineRule="auto"/>
-        <w:ind w:left="567" w:hanging="567"/>
-        <w:jc w:val="both"/>
-        <w:rPr>
-          <w:rFonts w:ascii="Arial Narrow" w:eastAsia="Arial Narrow" w:hAnsi="Arial Narrow" w:cs="Arial Narrow"/>
-          <w:sz w:val="16"/>
-          <w:szCs w:val="16"/>
-        </w:rPr>
-      </w:pPr>
-      <w:r>
-        <w:rPr>
-          <w:rFonts w:ascii="Arial Narrow" w:eastAsia="Arial Narrow" w:hAnsi="Arial Narrow" w:cs="Arial Narrow"/>
-          <w:b/>
-          <w:sz w:val="16"/>
-          <w:szCs w:val="16"/>
-        </w:rPr>
-        <w:tab/>
-        <w:t>Artículo 115.- Medidas correctivas reparadoras</w:t>
-      </w:r>
-    </w:p>
-    <w:p>
-      <w:pPr>
-        <w:spacing w:after="0" w:line="240" w:lineRule="auto"/>
-        <w:ind w:left="567" w:hanging="283"/>
-        <w:jc w:val="both"/>
-        <w:rPr>
-          <w:rFonts w:ascii="Arial Narrow" w:eastAsia="Arial Narrow" w:hAnsi="Arial Narrow" w:cs="Arial Narrow"/>
-          <w:sz w:val="16"/>
-          <w:szCs w:val="16"/>
-        </w:rPr>
-      </w:pPr>
-      <w:r>
-        <w:rPr>
-          <w:rFonts w:ascii="Arial Narrow" w:eastAsia="Arial Narrow" w:hAnsi="Arial Narrow" w:cs="Arial Narrow"/>
-          <w:sz w:val="16"/>
-          <w:szCs w:val="16"/>
-        </w:rPr>
-        <w:tab/>
-        <w:t>115.1 Las medidas correctivas reparadoras tienen el objeto de resarcir las consecuencias patrimoniales directas e inmediatas ocasionadas al consumidor por la infracción administrativa a su estado anterior. En caso el órgano resolutivo dicte una o varias medidas correctivas, debe considerar lo acordado por las partes durante la relación de consumo. Las medidas correctivas reparadoras pueden consistir en ordenar al proveedor infractor lo siguiente:</w:t>
-      </w:r>
-    </w:p>
-    <w:p>
-      <w:pPr>
-        <w:numPr>
-          <w:ilvl w:val="0"/>
-          <w:numId w:val="1"/>
-        </w:numPr>
-        <w:spacing w:after="0" w:line="240" w:lineRule="auto"/>
-        <w:ind w:left="567" w:firstLine="0"/>
-        <w:jc w:val="both"/>
-        <w:rPr>
-          <w:rFonts w:ascii="Arial Narrow" w:eastAsia="Arial Narrow" w:hAnsi="Arial Narrow" w:cs="Arial Narrow"/>
-          <w:sz w:val="16"/>
-          <w:szCs w:val="16"/>
-        </w:rPr>
-      </w:pPr>
-      <w:r>
-        <w:rPr>
-          <w:rFonts w:ascii="Arial Narrow" w:eastAsia="Arial Narrow" w:hAnsi="Arial Narrow" w:cs="Arial Narrow"/>
-          <w:sz w:val="16"/>
-          <w:szCs w:val="16"/>
-        </w:rPr>
-        <w:t>Reparar productos.</w:t>
-      </w:r>
-    </w:p>
-    <w:p>
-      <w:pPr>
-        <w:numPr>
-          <w:ilvl w:val="0"/>
-          <w:numId w:val="1"/>
-        </w:numPr>
-        <w:spacing w:after="0" w:line="240" w:lineRule="auto"/>
-        <w:ind w:left="567" w:firstLine="0"/>
-        <w:jc w:val="both"/>
-        <w:rPr>
-          <w:rFonts w:ascii="Arial Narrow" w:eastAsia="Arial Narrow" w:hAnsi="Arial Narrow" w:cs="Arial Narrow"/>
-          <w:sz w:val="16"/>
-          <w:szCs w:val="16"/>
-        </w:rPr>
-      </w:pPr>
-      <w:r>
-        <w:rPr>
-          <w:rFonts w:ascii="Arial Narrow" w:eastAsia="Arial Narrow" w:hAnsi="Arial Narrow" w:cs="Arial Narrow"/>
-          <w:sz w:val="16"/>
-          <w:szCs w:val="16"/>
-        </w:rPr>
-        <w:t>Cambiar productos por otros de idénticas o similares características, cuando la reparación no sea posible o no resulte razonable según las circunstancias.</w:t>
-      </w:r>
-    </w:p>
-    <w:p>
-      <w:pPr>
-        <w:numPr>
-          <w:ilvl w:val="0"/>
-          <w:numId w:val="1"/>
-        </w:numPr>
-        <w:spacing w:after="0" w:line="240" w:lineRule="auto"/>
-        <w:ind w:left="567" w:firstLine="0"/>
-        <w:jc w:val="both"/>
-        <w:rPr>
-          <w:rFonts w:ascii="Arial Narrow" w:eastAsia="Arial Narrow" w:hAnsi="Arial Narrow" w:cs="Arial Narrow"/>
-          <w:sz w:val="16"/>
-          <w:szCs w:val="16"/>
-        </w:rPr>
-      </w:pPr>
-      <w:r>
-        <w:rPr>
-          <w:rFonts w:ascii="Arial Narrow" w:eastAsia="Arial Narrow" w:hAnsi="Arial Narrow" w:cs="Arial Narrow"/>
-          <w:sz w:val="16"/>
-          <w:szCs w:val="16"/>
-        </w:rPr>
-        <w:t>Entregar un producto de idénticas características o, cuando esto no resulte posible, de similares características, en los supuestos de pérdida o deterioro atribuible al proveedor y siempre que exista interés del consumidor.</w:t>
-      </w:r>
-    </w:p>
-    <w:p>
-      <w:pPr>
-        <w:numPr>
-          <w:ilvl w:val="0"/>
-          <w:numId w:val="1"/>
-        </w:numPr>
-        <w:spacing w:after="0" w:line="240" w:lineRule="auto"/>
-        <w:ind w:left="567" w:firstLine="0"/>
-        <w:jc w:val="both"/>
-        <w:rPr>
-          <w:rFonts w:ascii="Arial Narrow" w:eastAsia="Arial Narrow" w:hAnsi="Arial Narrow" w:cs="Arial Narrow"/>
-          <w:sz w:val="16"/>
-          <w:szCs w:val="16"/>
-        </w:rPr>
-      </w:pPr>
-      <w:r>
-        <w:rPr>
-          <w:rFonts w:ascii="Arial Narrow" w:eastAsia="Arial Narrow" w:hAnsi="Arial Narrow" w:cs="Arial Narrow"/>
-          <w:sz w:val="16"/>
-          <w:szCs w:val="16"/>
-        </w:rPr>
-        <w:t>Cumplir con ejecutar la prestación u obligación asumida; y si esto no resulte posible o no sea razonable, otra de efectos equivalentes, incluyendo prestaciones dinerarias.</w:t>
-      </w:r>
-    </w:p>
-    <w:p>
-      <w:pPr>
-        <w:numPr>
-          <w:ilvl w:val="0"/>
-          <w:numId w:val="1"/>
-        </w:numPr>
-        <w:spacing w:after="0" w:line="240" w:lineRule="auto"/>
-        <w:ind w:left="567" w:firstLine="0"/>
-        <w:jc w:val="both"/>
-        <w:rPr>
-          <w:rFonts w:ascii="Arial Narrow" w:eastAsia="Arial Narrow" w:hAnsi="Arial Narrow" w:cs="Arial Narrow"/>
-          <w:sz w:val="16"/>
-          <w:szCs w:val="16"/>
-        </w:rPr>
-      </w:pPr>
-      <w:r>
-        <w:rPr>
-          <w:rFonts w:ascii="Arial Narrow" w:eastAsia="Arial Narrow" w:hAnsi="Arial Narrow" w:cs="Arial Narrow"/>
-          <w:sz w:val="16"/>
-          <w:szCs w:val="16"/>
-        </w:rPr>
-        <w:t>Cumplir con ejecutar otras prestaciones u obligaciones legales o convencionales a su cargo.</w:t>
-      </w:r>
-    </w:p>
-    <w:p>
-      <w:pPr>
-        <w:numPr>
-          <w:ilvl w:val="0"/>
-          <w:numId w:val="1"/>
-        </w:numPr>
-        <w:spacing w:after="0" w:line="240" w:lineRule="auto"/>
-        <w:ind w:left="567" w:firstLine="0"/>
-        <w:jc w:val="both"/>
-        <w:rPr>
-          <w:rFonts w:ascii="Arial Narrow" w:eastAsia="Arial Narrow" w:hAnsi="Arial Narrow" w:cs="Arial Narrow"/>
-          <w:sz w:val="16"/>
-          <w:szCs w:val="16"/>
-        </w:rPr>
-      </w:pPr>
-      <w:r>
-        <w:rPr>
-          <w:rFonts w:ascii="Arial Narrow" w:eastAsia="Arial Narrow" w:hAnsi="Arial Narrow" w:cs="Arial Narrow"/>
-          <w:sz w:val="16"/>
-          <w:szCs w:val="16"/>
-        </w:rPr>
-        <w:t>Devolver la contraprestación pagada por el consumidor, más los intereses legales correspondientes, cuando la reparación, reposición, o cumplimiento de la prestación u obligación, según sea el caso, no resulte posible o no sea razonable según las circunstancias.</w:t>
-      </w:r>
-    </w:p>
-    <w:p>
-      <w:pPr>
-        <w:numPr>
-          <w:ilvl w:val="0"/>
-          <w:numId w:val="1"/>
-        </w:numPr>
-        <w:spacing w:after="0" w:line="240" w:lineRule="auto"/>
-        <w:ind w:left="567" w:firstLine="0"/>
-        <w:jc w:val="both"/>
-        <w:rPr>
-          <w:rFonts w:ascii="Arial Narrow" w:eastAsia="Arial Narrow" w:hAnsi="Arial Narrow" w:cs="Arial Narrow"/>
-          <w:sz w:val="16"/>
-          <w:szCs w:val="16"/>
-        </w:rPr>
-      </w:pPr>
-      <w:r>
-        <w:rPr>
-          <w:rFonts w:ascii="Arial Narrow" w:eastAsia="Arial Narrow" w:hAnsi="Arial Narrow" w:cs="Arial Narrow"/>
-          <w:sz w:val="16"/>
-          <w:szCs w:val="16"/>
-        </w:rPr>
-        <w:t>En los supuestos de pagos indebidos o en exceso, devolver estos montos, más los intereses correspondientes.</w:t>
-      </w:r>
-    </w:p>
-    <w:p>
-      <w:pPr>
-        <w:pStyle w:val="Sinespaciado"/>
-        <w:ind w:firstLine="567"/>
-        <w:jc w:val="both"/>
-        <w:rPr>
-          <w:rFonts w:ascii="Arial Narrow" w:eastAsia="Arial Narrow" w:hAnsi="Arial Narrow" w:cs="Arial Narrow"/>
-          <w:sz w:val="16"/>
-          <w:szCs w:val="16"/>
-        </w:rPr>
-      </w:pPr>
-      <w:r>
-        <w:rPr>
-          <w:rFonts w:ascii="Arial Narrow" w:eastAsia="Arial Narrow" w:hAnsi="Arial Narrow" w:cs="Arial Narrow"/>
-          <w:sz w:val="16"/>
-          <w:szCs w:val="16"/>
-        </w:rPr>
-        <w:t>Pagar los gastos incurridos por el consumidor para mitigar las consecuencias de la infracción administrativa.</w:t>
-      </w:r>
-    </w:p>
-    <w:p>
-      <w:pPr>
-        <w:pStyle w:val="Sinespaciado"/>
-        <w:ind w:firstLine="567"/>
-        <w:jc w:val="both"/>
-        <w:rPr>
-          <w:rFonts w:ascii="Arial Narrow" w:eastAsia="Arial Narrow" w:hAnsi="Arial Narrow" w:cs="Arial Narrow"/>
-          <w:sz w:val="16"/>
-          <w:szCs w:val="16"/>
-        </w:rPr>
-      </w:pPr>
-      <w:r>
-        <w:rPr>
-          <w:rFonts w:ascii="Arial Narrow" w:eastAsia="Arial Narrow" w:hAnsi="Arial Narrow" w:cs="Arial Narrow"/>
-          <w:sz w:val="16"/>
-          <w:szCs w:val="16"/>
-        </w:rPr>
-        <w:t>Otras medidas reparadoras análogas de efectos equivalentes a las anteriores.</w:t>
-      </w:r>
-    </w:p>
-    <w:p>
-      <w:pPr>
-        <w:pStyle w:val="Sinespaciado"/>
-        <w:ind w:left="567"/>
-        <w:jc w:val="both"/>
-        <w:rPr>
-          <w:rFonts w:ascii="Arial Narrow" w:eastAsia="Arial Narrow" w:hAnsi="Arial Narrow" w:cs="Arial Narrow"/>
-          <w:sz w:val="16"/>
-          <w:szCs w:val="16"/>
-        </w:rPr>
-      </w:pPr>
-      <w:r>
-        <w:rPr>
-          <w:rFonts w:ascii="Arial Narrow" w:eastAsia="Arial Narrow" w:hAnsi="Arial Narrow" w:cs="Arial Narrow"/>
-          <w:sz w:val="16"/>
-          <w:szCs w:val="16"/>
-        </w:rPr>
-        <w:t>115.2 Las medidas correctivas reparadoras no pueden ser solicitadas de manera acumulativa conjunta, pudiendo plantearse de manera alternativa o subsidiaria, con excepción de la medida correctiva señalada en el literal h) que puede solicitarse conjuntamente con otra medida correctiva. Cuando los órganos competentes del Indecopi se pronuncian respecto de una medida correctiva reparadora, aplican el principio de congruencia procesal.</w:t>
-      </w:r>
-    </w:p>
-    <w:p>
-      <w:pPr>
-        <w:spacing w:after="0" w:line="240" w:lineRule="auto"/>
-        <w:ind w:left="567"/>
-        <w:jc w:val="both"/>
-        <w:rPr>
-          <w:rFonts w:ascii="Arial Narrow" w:eastAsia="Arial Narrow" w:hAnsi="Arial Narrow" w:cs="Arial Narrow"/>
-          <w:sz w:val="16"/>
-          <w:szCs w:val="16"/>
-        </w:rPr>
-      </w:pPr>
-      <w:r>
-        <w:rPr>
-          <w:rFonts w:ascii="Arial Narrow" w:eastAsia="Arial Narrow" w:hAnsi="Arial Narrow" w:cs="Arial Narrow"/>
-          <w:sz w:val="16"/>
-          <w:szCs w:val="16"/>
-        </w:rPr>
-        <w:t>115.3 Las medidas correctivas reparadoras pueden solicitarse en cualquier momento hasta antes de la notificación de cargo al proveedor, sin perjuicio de la facultad de secretaría técnica de la comisión de requerir al consumidor que precise la medida correctiva materia de solicitud. El consumidor puede variar su solicitud de medida correctiva hasta antes de la decisión de primera instancia, en cuyo caso se confiere traslado al proveedor para que formule su descargo.</w:t>
-      </w:r>
-    </w:p>
-    <w:p>
-      <w:pPr>
-        <w:spacing w:after="0" w:line="240" w:lineRule="auto"/>
-        <w:ind w:left="567"/>
-        <w:jc w:val="both"/>
-        <w:rPr>
-          <w:rFonts w:ascii="Arial Narrow" w:eastAsia="Arial Narrow" w:hAnsi="Arial Narrow" w:cs="Arial Narrow"/>
-          <w:sz w:val="16"/>
-          <w:szCs w:val="16"/>
-        </w:rPr>
-      </w:pPr>
-      <w:r>
-        <w:rPr>
-          <w:rFonts w:ascii="Arial Narrow" w:eastAsia="Arial Narrow" w:hAnsi="Arial Narrow" w:cs="Arial Narrow"/>
-          <w:sz w:val="16"/>
-          <w:szCs w:val="16"/>
-        </w:rPr>
-        <w:t>115.4 Corresponde al consumidor que solicita el dictado de la medida correctiva reparadora probar las consecuencias patrimoniales directas e inmediatas causadas por la comisión de la infracción administrativa.</w:t>
-      </w:r>
-    </w:p>
-    <w:p>
-      <w:pPr>
-        <w:spacing w:after="0" w:line="240" w:lineRule="auto"/>
-        <w:ind w:left="567"/>
-        <w:jc w:val="both"/>
-        <w:rPr>
-          <w:rFonts w:ascii="Arial Narrow" w:eastAsia="Arial Narrow" w:hAnsi="Arial Narrow" w:cs="Arial Narrow"/>
-          <w:sz w:val="16"/>
-          <w:szCs w:val="16"/>
-        </w:rPr>
-      </w:pPr>
-      <w:r>
-        <w:rPr>
-          <w:rFonts w:ascii="Arial Narrow" w:eastAsia="Arial Narrow" w:hAnsi="Arial Narrow" w:cs="Arial Narrow"/>
-          <w:sz w:val="16"/>
-          <w:szCs w:val="16"/>
-        </w:rPr>
-        <w:t>115.5 Los bienes o montos objeto de medidas correctivas reparadoras son entregados por el proveedor directamente al consumidor que los reclama, salvo mandato distinto contenido en la resolución. Aquellos bienes o montos materia de una medida correctiva reparadora, que por algún motivo se encuentran en posesión del Indecopi y deban ser entregados a los consumidores beneficiados, son puestos a disposición de estos.</w:t>
-      </w:r>
-    </w:p>
-    <w:p>
-      <w:pPr>
-        <w:spacing w:after="0" w:line="240" w:lineRule="auto"/>
-        <w:ind w:left="567"/>
-        <w:jc w:val="both"/>
-        <w:rPr>
-          <w:rFonts w:ascii="Arial Narrow" w:eastAsia="Arial Narrow" w:hAnsi="Arial Narrow" w:cs="Arial Narrow"/>
-          <w:sz w:val="16"/>
-          <w:szCs w:val="16"/>
-        </w:rPr>
-      </w:pPr>
-      <w:r>
-        <w:rPr>
-          <w:rFonts w:ascii="Arial Narrow" w:eastAsia="Arial Narrow" w:hAnsi="Arial Narrow" w:cs="Arial Narrow"/>
-          <w:sz w:val="16"/>
-          <w:szCs w:val="16"/>
-        </w:rPr>
-        <w:t>115.6 El extremo de la resolución final que ordena el cumplimiento de una medida correctiva reparadora a favor del consumidor constituye título ejecutivo conforme con lo dispuesto en el artículo 688 del Código Procesal Civil, una vez que quedan consentidas o causan estado en la vía administrativa. La legitimidad para obrar en los procesos civiles de ejecución corresponde a los consumidores beneficiados con la medida correctiva reparadora.</w:t>
-      </w:r>
-    </w:p>
-    <w:p>
-      <w:pPr>
-        <w:spacing w:after="0" w:line="240" w:lineRule="auto"/>
-        <w:ind w:left="567"/>
-        <w:jc w:val="both"/>
-        <w:rPr>
-          <w:rFonts w:ascii="Arial Narrow" w:eastAsia="Arial Narrow" w:hAnsi="Arial Narrow" w:cs="Arial Narrow"/>
-          <w:sz w:val="16"/>
-          <w:szCs w:val="16"/>
-        </w:rPr>
-      </w:pPr>
-      <w:r>
-        <w:rPr>
-          <w:rFonts w:ascii="Arial Narrow" w:eastAsia="Arial Narrow" w:hAnsi="Arial Narrow" w:cs="Arial Narrow"/>
-          <w:sz w:val="16"/>
-          <w:szCs w:val="16"/>
-        </w:rPr>
-        <w:t>115.7 Las medidas correctivas reparadoras como mandatos dirigidos a resarcir las consecuencias patrimoniales directas e inmediatas originadas por la infracción buscan corregir la conducta infractora y no tienen naturaleza indemnizatoria; son dictadas sin perjuicio de la indemnización por los daños y perjuicios que el consumidor puede solicitar en la vía judicial o arbitral correspondiente. No obstante, se descuenta de la indemnización patrimonial aquella satisfacción patrimonial deducible que el consumidor haya recibido a consecuencia del dictado de una medida correctiva reparadora en sede administrativa.</w:t>
-      </w:r>
-    </w:p>
-    <w:p>
-      <w:pPr>
-        <w:spacing w:after="0" w:line="240" w:lineRule="auto"/>
-        <w:ind w:left="567"/>
-        <w:jc w:val="both"/>
-        <w:rPr>
-          <w:rFonts w:ascii="Arial Narrow" w:eastAsia="Arial Narrow" w:hAnsi="Arial Narrow" w:cs="Arial Narrow"/>
-          <w:sz w:val="16"/>
-          <w:szCs w:val="16"/>
-        </w:rPr>
-      </w:pPr>
-    </w:p>
-    <w:p>
-      <w:pPr>
-        <w:spacing w:after="0" w:line="240" w:lineRule="auto"/>
-        <w:ind w:left="567"/>
-        <w:jc w:val="both"/>
-        <w:rPr>
-          <w:rFonts w:ascii="Arial Narrow" w:eastAsia="Arial Narrow" w:hAnsi="Arial Narrow" w:cs="Arial Narrow"/>
-          <w:b/>
-          <w:bCs/>
-          <w:sz w:val="16"/>
-          <w:szCs w:val="16"/>
-        </w:rPr>
-      </w:pPr>
-      <w:r>
-        <w:rPr>
-          <w:rFonts w:ascii="Arial Narrow" w:eastAsia="Arial Narrow" w:hAnsi="Arial Narrow" w:cs="Arial Narrow"/>
-          <w:b/>
-          <w:bCs/>
-          <w:sz w:val="16"/>
-          <w:szCs w:val="16"/>
-        </w:rPr>
-        <w:t>Artículo 116.- Medidas correctivas complementarias</w:t>
-      </w:r>
-    </w:p>
-    <w:p>
-      <w:pPr>
-        <w:spacing w:after="0" w:line="240" w:lineRule="auto"/>
-        <w:ind w:left="567"/>
-        <w:jc w:val="both"/>
-        <w:rPr>
-          <w:rFonts w:ascii="Arial Narrow" w:eastAsia="Arial Narrow" w:hAnsi="Arial Narrow" w:cs="Arial Narrow"/>
-          <w:sz w:val="16"/>
-          <w:szCs w:val="16"/>
-        </w:rPr>
-      </w:pPr>
-      <w:r>
-        <w:rPr>
-          <w:rFonts w:ascii="Arial Narrow" w:eastAsia="Arial Narrow" w:hAnsi="Arial Narrow" w:cs="Arial Narrow"/>
-          <w:sz w:val="16"/>
-          <w:szCs w:val="16"/>
-        </w:rPr>
-        <w:t xml:space="preserve">Las medidas correctivas complementarias tienen el objeto de revertir los efectos de la conducta infractora o evitar que esta se produzca nuevamente en el futuro y pueden ser, entre otras, las siguientes: </w:t>
-      </w:r>
-    </w:p>
-    <w:p>
-      <w:pPr>
-        <w:spacing w:after="0" w:line="240" w:lineRule="auto"/>
-        <w:ind w:left="567"/>
-        <w:jc w:val="both"/>
-        <w:rPr>
-          <w:rFonts w:ascii="Arial Narrow" w:eastAsia="Arial Narrow" w:hAnsi="Arial Narrow" w:cs="Arial Narrow"/>
-          <w:sz w:val="16"/>
-          <w:szCs w:val="16"/>
-        </w:rPr>
-      </w:pPr>
-      <w:r>
-        <w:rPr>
-          <w:rFonts w:ascii="Arial Narrow" w:eastAsia="Arial Narrow" w:hAnsi="Arial Narrow" w:cs="Arial Narrow"/>
-          <w:sz w:val="16"/>
-          <w:szCs w:val="16"/>
-        </w:rPr>
-        <w:t xml:space="preserve">a. Que el proveedor cumpla con atender la solicitud de información requerida por el consumidor, siempre que dicho requerimiento guarde relación con el producto adquirido o servicio contratado. </w:t>
-      </w:r>
-    </w:p>
-    <w:p>
-      <w:pPr>
-        <w:spacing w:after="0" w:line="240" w:lineRule="auto"/>
-        <w:ind w:left="567"/>
-        <w:jc w:val="both"/>
-        <w:rPr>
-          <w:rFonts w:ascii="Arial Narrow" w:eastAsia="Arial Narrow" w:hAnsi="Arial Narrow" w:cs="Arial Narrow"/>
-          <w:sz w:val="16"/>
-          <w:szCs w:val="16"/>
-        </w:rPr>
-      </w:pPr>
-      <w:r>
-        <w:rPr>
-          <w:rFonts w:ascii="Arial Narrow" w:eastAsia="Arial Narrow" w:hAnsi="Arial Narrow" w:cs="Arial Narrow"/>
-          <w:sz w:val="16"/>
-          <w:szCs w:val="16"/>
-        </w:rPr>
-        <w:t xml:space="preserve">b. Declarar inexigibles las cláusulas que han sido identificadas como abusivas en el procedimiento. </w:t>
-      </w:r>
-    </w:p>
-    <w:p>
-      <w:pPr>
-        <w:spacing w:after="0" w:line="240" w:lineRule="auto"/>
-        <w:ind w:left="567"/>
-        <w:jc w:val="both"/>
-        <w:rPr>
-          <w:rFonts w:ascii="Arial Narrow" w:eastAsia="Arial Narrow" w:hAnsi="Arial Narrow" w:cs="Arial Narrow"/>
-          <w:sz w:val="16"/>
-          <w:szCs w:val="16"/>
-        </w:rPr>
-      </w:pPr>
-      <w:r>
-        <w:rPr>
-          <w:rFonts w:ascii="Arial Narrow" w:eastAsia="Arial Narrow" w:hAnsi="Arial Narrow" w:cs="Arial Narrow"/>
-          <w:sz w:val="16"/>
-          <w:szCs w:val="16"/>
-        </w:rPr>
-        <w:t xml:space="preserve">c. El decomiso y destrucción de la mercadería, envases, envolturas o etiquetas. </w:t>
-      </w:r>
-    </w:p>
-    <w:p>
-      <w:pPr>
-        <w:spacing w:after="0" w:line="240" w:lineRule="auto"/>
-        <w:ind w:left="567"/>
-        <w:jc w:val="both"/>
-        <w:rPr>
-          <w:rFonts w:ascii="Arial Narrow" w:eastAsia="Arial Narrow" w:hAnsi="Arial Narrow" w:cs="Arial Narrow"/>
-          <w:sz w:val="16"/>
-          <w:szCs w:val="16"/>
-        </w:rPr>
-      </w:pPr>
-      <w:r>
-        <w:rPr>
-          <w:rFonts w:ascii="Arial Narrow" w:eastAsia="Arial Narrow" w:hAnsi="Arial Narrow" w:cs="Arial Narrow"/>
-          <w:sz w:val="16"/>
-          <w:szCs w:val="16"/>
-        </w:rPr>
-        <w:t xml:space="preserve">d. En caso de infracciones muy graves y de reincidencia o reiterancia: </w:t>
-      </w:r>
-    </w:p>
-    <w:p>
-      <w:pPr>
-        <w:spacing w:after="0" w:line="240" w:lineRule="auto"/>
-        <w:ind w:left="567"/>
-        <w:jc w:val="both"/>
-        <w:rPr>
-          <w:rFonts w:ascii="Arial Narrow" w:eastAsia="Arial Narrow" w:hAnsi="Arial Narrow" w:cs="Arial Narrow"/>
-          <w:sz w:val="16"/>
-          <w:szCs w:val="16"/>
-        </w:rPr>
-      </w:pPr>
-      <w:r>
-        <w:rPr>
-          <w:rFonts w:ascii="Arial Narrow" w:eastAsia="Arial Narrow" w:hAnsi="Arial Narrow" w:cs="Arial Narrow"/>
-          <w:sz w:val="16"/>
-          <w:szCs w:val="16"/>
-        </w:rPr>
-        <w:t xml:space="preserve">(i) Solicitar a la autoridad correspondiente la clausura temporal del establecimiento industrial, comercial o de servicios por un plazo máximo de seis (6) meses. </w:t>
-      </w:r>
-    </w:p>
-    <w:p>
-      <w:pPr>
-        <w:spacing w:after="0" w:line="240" w:lineRule="auto"/>
-        <w:ind w:left="567"/>
-        <w:jc w:val="both"/>
-        <w:rPr>
-          <w:rFonts w:ascii="Arial Narrow" w:eastAsia="Arial Narrow" w:hAnsi="Arial Narrow" w:cs="Arial Narrow"/>
-          <w:sz w:val="16"/>
-          <w:szCs w:val="16"/>
-        </w:rPr>
-      </w:pPr>
-      <w:r>
-        <w:rPr>
-          <w:rFonts w:ascii="Arial Narrow" w:eastAsia="Arial Narrow" w:hAnsi="Arial Narrow" w:cs="Arial Narrow"/>
-          <w:sz w:val="16"/>
-          <w:szCs w:val="16"/>
-        </w:rPr>
-        <w:t xml:space="preserve">(ii) Solicitar a la autoridad competente la inhabilitación, temporal o permanente, del proveedor en función de los alcances de la infracción sancionada. </w:t>
-      </w:r>
-    </w:p>
-    <w:p>
-      <w:pPr>
-        <w:spacing w:after="0" w:line="240" w:lineRule="auto"/>
-        <w:ind w:left="567"/>
-        <w:jc w:val="both"/>
-        <w:rPr>
-          <w:rFonts w:ascii="Arial Narrow" w:eastAsia="Arial Narrow" w:hAnsi="Arial Narrow" w:cs="Arial Narrow"/>
-          <w:sz w:val="16"/>
-          <w:szCs w:val="16"/>
-        </w:rPr>
-      </w:pPr>
-      <w:r>
-        <w:rPr>
-          <w:rFonts w:ascii="Arial Narrow" w:eastAsia="Arial Narrow" w:hAnsi="Arial Narrow" w:cs="Arial Narrow"/>
-          <w:sz w:val="16"/>
-          <w:szCs w:val="16"/>
-        </w:rPr>
-        <w:t xml:space="preserve">e. Publicación de avisos rectificatorios o informativos en la forma que determine el Indecopi, tomando en consideración los medios que resulten idóneos para revertir los efectos que el acto objeto de sanción ha ocasionado. </w:t>
-      </w:r>
-    </w:p>
-    <w:p>
-      <w:pPr>
-        <w:spacing w:after="0" w:line="240" w:lineRule="auto"/>
-        <w:ind w:left="567"/>
-        <w:jc w:val="both"/>
-        <w:rPr>
-          <w:rFonts w:ascii="Arial Narrow" w:eastAsia="Arial Narrow" w:hAnsi="Arial Narrow" w:cs="Arial Narrow"/>
-          <w:sz w:val="16"/>
-          <w:szCs w:val="16"/>
-        </w:rPr>
-      </w:pPr>
-      <w:r>
-        <w:rPr>
-          <w:rFonts w:ascii="Arial Narrow" w:eastAsia="Arial Narrow" w:hAnsi="Arial Narrow" w:cs="Arial Narrow"/>
-          <w:sz w:val="16"/>
-          <w:szCs w:val="16"/>
-        </w:rPr>
-        <w:t xml:space="preserve">f. Cualquier otra medida correctiva que tenga el objeto de revertir los efectos de la conducta infractora o evitar que esta se produzca nuevamente en el futuro. </w:t>
-      </w:r>
-    </w:p>
-    <w:p>
-      <w:pPr>
-        <w:spacing w:after="0" w:line="240" w:lineRule="auto"/>
-        <w:ind w:left="567"/>
-        <w:jc w:val="both"/>
-        <w:rPr>
-          <w:rFonts w:ascii="Arial Narrow" w:eastAsia="Arial Narrow" w:hAnsi="Arial Narrow" w:cs="Arial Narrow"/>
-          <w:sz w:val="16"/>
-          <w:szCs w:val="16"/>
-        </w:rPr>
-      </w:pPr>
-      <w:r>
-        <w:rPr>
-          <w:rFonts w:ascii="Arial Narrow" w:eastAsia="Arial Narrow" w:hAnsi="Arial Narrow" w:cs="Arial Narrow"/>
-          <w:sz w:val="16"/>
-          <w:szCs w:val="16"/>
-        </w:rPr>
-        <w:t>El Indecopi está facultado para solicitar a la autoridad municipal y policial el apoyo respectivo para la ejecución de las medidas correctivas complementarias correspondientes.</w:t>
-      </w:r>
-    </w:p>
-    <w:p>
-      <w:pPr>
-        <w:spacing w:after="0" w:line="240" w:lineRule="auto"/>
-        <w:ind w:left="567" w:hanging="567"/>
-        <w:jc w:val="both"/>
-        <w:rPr>
-          <w:rFonts w:ascii="Arial Narrow" w:eastAsia="Arial Narrow" w:hAnsi="Arial Narrow" w:cs="Arial Narrow"/>
-          <w:sz w:val="16"/>
-          <w:szCs w:val="16"/>
-        </w:rPr>
-      </w:pPr>
-    </w:p>
-  </w:footnote>
-  <w:footnote w:id="33">
+        <w:t>3. En los procedimientos de oficio promovidos por una denuncia de parte, cuando el proveedor se allana a la denuncia presentada o reconoce las pretensiones en ella contenidas, se da por concluido el procedimiento liminarmente, pudiendo imponerse una amonestación si el allanamiento o reconocimiento se realiza con la presentación de los descargos; caso contrario la sanción a imponer será pecuniaria. En aquellos casos en que el allanamiento o reconocimiento verse sobre controversias referidas a actos de discriminación, actos contrarios a la vida y a la salud y sustancias peligrosas, se considera como un atenuante pero la sanción a imponer será pecuniaria. En todos los supuestos de allanamiento y reconocimiento formulados con la presentación de los descargos, se exonera al denunciado del pago de los costos del procedimiento, pero no de las costas.</w:t>
+      </w:r>
+    </w:p>
     <w:p>
       <w:pPr>
         <w:pStyle w:val="Textonotapie"/>
@@ -19531,178 +19710,114 @@
           <w:szCs w:val="16"/>
         </w:rPr>
       </w:pPr>
-      <w:r>
-        <w:rPr>
-          <w:rStyle w:val="Refdenotaalpie"/>
-          <w:rFonts w:ascii="Arial Narrow" w:eastAsia="Arial Narrow" w:hAnsi="Arial Narrow" w:cs="Arial Narrow"/>
-          <w:sz w:val="16"/>
-          <w:szCs w:val="16"/>
-          <w:vertAlign w:val="superscript"/>
-        </w:rPr>
-        <w:footnoteRef/>
-      </w:r>
-      <w:r>
-        <w:rPr>
-          <w:rFonts w:ascii="Arial Narrow" w:eastAsia="Arial Narrow" w:hAnsi="Arial Narrow" w:cs="Arial Narrow"/>
-          <w:sz w:val="16"/>
-          <w:szCs w:val="16"/>
-        </w:rPr>
-        <w:t xml:space="preserve"> </w:t>
-      </w:r>
-      <w:r>
-        <w:rPr>
-          <w:rFonts w:ascii="Arial Narrow" w:eastAsia="Arial Narrow" w:hAnsi="Arial Narrow" w:cs="Arial Narrow"/>
-          <w:sz w:val="16"/>
-          <w:szCs w:val="16"/>
-        </w:rPr>
-        <w:tab/>
-      </w:r>
-      <w:r>
-        <w:rPr>
-          <w:rFonts w:ascii="Arial Narrow" w:eastAsia="Arial Narrow" w:hAnsi="Arial Narrow" w:cs="Arial Narrow"/>
-          <w:b/>
-          <w:sz w:val="16"/>
-          <w:szCs w:val="16"/>
-        </w:rPr>
-        <w:t>LEY 29571, CÓDIGO DE PROTECCIÓN Y DEFENSA DEL CONSUMIDOR</w:t>
-      </w:r>
-      <w:r>
-        <w:rPr>
-          <w:rFonts w:ascii="Arial Narrow" w:eastAsia="Arial Narrow" w:hAnsi="Arial Narrow" w:cs="Arial Narrow"/>
-          <w:b/>
-          <w:bCs/>
-          <w:sz w:val="16"/>
-          <w:szCs w:val="16"/>
-        </w:rPr>
-        <w:t xml:space="preserve">, </w:t>
-      </w:r>
-      <w:r>
-        <w:rPr>
-          <w:rFonts w:ascii="Arial Narrow" w:eastAsia="Arial Narrow" w:hAnsi="Arial Narrow" w:cs="Arial Narrow"/>
-          <w:b/>
-          <w:sz w:val="16"/>
-          <w:szCs w:val="16"/>
-        </w:rPr>
-        <w:t>publicado el 2 de setiembre de 2010 y modificado por Decreto Legislativo 1308</w:t>
-      </w:r>
-    </w:p>
-    <w:p>
-      <w:pPr>
-        <w:pStyle w:val="Textonotapie"/>
+    </w:p>
+  </w:footnote>
+  <w:footnote w:id="36">
+    <w:p>
+      <w:pPr>
+        <w:autoSpaceDE w:val="0"/>
+        <w:autoSpaceDN w:val="0"/>
+        <w:adjustRightInd w:val="0"/>
         <w:tabs>
           <w:tab w:val="left" w:pos="567"/>
         </w:tabs>
-        <w:jc w:val="both"/>
-        <w:rPr>
-          <w:rFonts w:ascii="Arial Narrow" w:eastAsia="Arial Narrow" w:hAnsi="Arial Narrow" w:cs="Arial Narrow"/>
-          <w:b/>
-          <w:sz w:val="16"/>
-          <w:szCs w:val="16"/>
-        </w:rPr>
-      </w:pPr>
-      <w:r>
-        <w:rPr>
-          <w:rFonts w:ascii="Arial Narrow" w:eastAsia="Arial Narrow" w:hAnsi="Arial Narrow" w:cs="Arial Narrow"/>
-          <w:b/>
+        <w:spacing w:after="0" w:line="240" w:lineRule="auto"/>
+        <w:ind w:left="567" w:hanging="567"/>
+        <w:jc w:val="both"/>
+        <w:rPr>
+          <w:rFonts w:ascii="Arial Narrow" w:eastAsia="Arial Narrow" w:hAnsi="Arial Narrow" w:cs="Arial Narrow"/>
+          <w:b/>
+          <w:bCs/>
+          <w:sz w:val="16"/>
+          <w:szCs w:val="16"/>
+        </w:rPr>
+      </w:pPr>
+      <w:r>
+        <w:rPr>
+          <w:rStyle w:val="Refdenotaalpie"/>
+          <w:rFonts w:ascii="Arial Narrow" w:eastAsia="Arial Narrow" w:hAnsi="Arial Narrow" w:cs="Arial Narrow"/>
+          <w:b/>
+          <w:bCs/>
+          <w:sz w:val="16"/>
+          <w:szCs w:val="16"/>
+          <w:vertAlign w:val="superscript"/>
+        </w:rPr>
+        <w:footnoteRef/>
+      </w:r>
+      <w:r>
+        <w:rPr>
+          <w:rFonts w:ascii="Arial Narrow" w:eastAsia="Arial Narrow" w:hAnsi="Arial Narrow" w:cs="Arial Narrow"/>
+          <w:b/>
+          <w:bCs/>
           <w:sz w:val="16"/>
           <w:szCs w:val="16"/>
         </w:rPr>
         <w:tab/>
-        <w:t>Artículo 112.- Criterios de graduación de las sanciones administrativas</w:t>
-      </w:r>
-    </w:p>
-    <w:p>
-      <w:pPr>
-        <w:pStyle w:val="Textonotapie"/>
-        <w:tabs>
-          <w:tab w:val="left" w:pos="567"/>
-        </w:tabs>
-        <w:jc w:val="both"/>
-        <w:rPr>
-          <w:rFonts w:ascii="Arial Narrow" w:eastAsia="Arial Narrow" w:hAnsi="Arial Narrow" w:cs="Arial Narrow"/>
-          <w:sz w:val="16"/>
-          <w:szCs w:val="16"/>
-        </w:rPr>
-      </w:pPr>
-      <w:r>
-        <w:rPr>
-          <w:rFonts w:ascii="Arial Narrow" w:eastAsia="Arial Narrow" w:hAnsi="Arial Narrow" w:cs="Arial Narrow"/>
+        <w:t xml:space="preserve"/>
+      </w:r>
+      <w:r>
+        <w:rPr>
+          <w:rFonts w:ascii="Arial Narrow" w:eastAsia="Arial Narrow" w:hAnsi="Arial Narrow" w:cs="Arial Narrow"/>
+          <w:b/>
+          <w:bCs/>
           <w:sz w:val="16"/>
           <w:szCs w:val="16"/>
         </w:rPr>
         <w:tab/>
-        <w:t>(…)</w:t>
-      </w:r>
-    </w:p>
-    <w:p>
-      <w:pPr>
-        <w:pStyle w:val="Textonotapie"/>
-        <w:tabs>
-          <w:tab w:val="left" w:pos="567"/>
-        </w:tabs>
-        <w:jc w:val="both"/>
-        <w:rPr>
-          <w:rFonts w:ascii="Arial Narrow" w:eastAsia="Arial Narrow" w:hAnsi="Arial Narrow" w:cs="Arial Narrow"/>
-          <w:sz w:val="16"/>
-          <w:szCs w:val="16"/>
-        </w:rPr>
-      </w:pPr>
-      <w:r>
-        <w:rPr>
-          <w:rFonts w:ascii="Arial Narrow" w:eastAsia="Arial Narrow" w:hAnsi="Arial Narrow" w:cs="Arial Narrow"/>
-          <w:sz w:val="16"/>
-          <w:szCs w:val="16"/>
-        </w:rPr>
-        <w:tab/>
-        <w:t>Se consideran circunstancias atenuantes especiales, las siguientes:</w:t>
-      </w:r>
-    </w:p>
-    <w:p>
-      <w:pPr>
-        <w:pStyle w:val="Textonotapie"/>
-        <w:tabs>
-          <w:tab w:val="left" w:pos="567"/>
-        </w:tabs>
-        <w:jc w:val="both"/>
-        <w:rPr>
-          <w:rFonts w:ascii="Arial Narrow" w:eastAsia="Arial Narrow" w:hAnsi="Arial Narrow" w:cs="Arial Narrow"/>
-          <w:sz w:val="16"/>
-          <w:szCs w:val="16"/>
-        </w:rPr>
-      </w:pPr>
-      <w:r>
-        <w:rPr>
-          <w:rFonts w:ascii="Arial Narrow" w:eastAsia="Arial Narrow" w:hAnsi="Arial Narrow" w:cs="Arial Narrow"/>
-          <w:sz w:val="16"/>
-          <w:szCs w:val="16"/>
-        </w:rPr>
-        <w:tab/>
-        <w:t>(…)</w:t>
-      </w:r>
-    </w:p>
-    <w:p>
-      <w:pPr>
-        <w:pStyle w:val="Textonotapie"/>
-        <w:tabs>
-          <w:tab w:val="left" w:pos="567"/>
-        </w:tabs>
+        <w:t>DECRETO LEGISLATIVO 807, LEY SOBRE FACULTADES, NORMAS Y ORGANIZACIÓN DEL INDECOPI FACULTADES DE LAS COMISIONES Y OFICINAS DEL INDECOPI</w:t>
+      </w:r>
+    </w:p>
+    <w:p>
+      <w:pPr>
+        <w:pStyle w:val="NormalWeb"/>
+        <w:spacing w:after="0" w:line="240" w:lineRule="auto"/>
         <w:ind w:left="567"/>
         <w:jc w:val="both"/>
         <w:rPr>
           <w:rFonts w:ascii="Arial Narrow" w:eastAsia="Arial Narrow" w:hAnsi="Arial Narrow" w:cs="Arial Narrow"/>
-          <w:sz w:val="16"/>
-          <w:szCs w:val="16"/>
-        </w:rPr>
-      </w:pPr>
-      <w:r>
-        <w:rPr>
-          <w:rFonts w:ascii="Arial Narrow" w:eastAsia="Arial Narrow" w:hAnsi="Arial Narrow" w:cs="Arial Narrow"/>
-          <w:sz w:val="16"/>
-          <w:szCs w:val="16"/>
-        </w:rPr>
-        <w:t>3. En los procedimientos de oficio promovidos por una denuncia de parte, cuando el proveedor se allana a la denuncia presentada o reconoce las pretensiones en ella contenidas, se da por concluido el procedimiento liminarmente, pudiendo imponerse una amonestación si el allanamiento o reconocimiento se realiza con la presentación de los descargos; caso contrario la sanción a imponer será pecuniaria. En aquellos casos en que el allanamiento o reconocimiento verse sobre controversias referidas a actos de discriminación, actos contrarios a la vida y a la salud y sustancias peligrosas, se considera como un atenuante pero la sanción a imponer será pecuniaria. En todos los supuestos de allanamiento y reconocimiento formulados con la presentación de los descargos, se exonera al denunciado del pago de los costos del procedimiento, pero no de las costas.</w:t>
-      </w:r>
-    </w:p>
+          <w:bCs/>
+          <w:sz w:val="16"/>
+          <w:szCs w:val="16"/>
+        </w:rPr>
+      </w:pPr>
+      <w:r>
+        <w:rPr>
+          <w:rFonts w:ascii="Arial Narrow" w:eastAsia="Arial Narrow" w:hAnsi="Arial Narrow" w:cs="Arial Narrow"/>
+          <w:b/>
+          <w:sz w:val="16"/>
+          <w:szCs w:val="16"/>
+        </w:rPr>
+        <w:t xml:space="preserve">Artículo 29.- </w:t>
+      </w:r>
+      <w:r>
+        <w:rPr>
+          <w:rFonts w:ascii="Arial Narrow" w:eastAsia="Arial Narrow" w:hAnsi="Arial Narrow" w:cs="Arial Narrow"/>
+          <w:bCs/>
+          <w:sz w:val="16"/>
+          <w:szCs w:val="16"/>
+        </w:rPr>
+        <w:t>En cualquier estado del procedimiento, e incluso antes de admitirse a trámite la denuncia, el Secretario Técnico podrá citar a las partes a audiencia de conciliación. La audiencia se desarrollará ante el Secretario Técnico o ante la persona que este designe. Si ambas partes arribaran a un acuerdo respecto de la denuncia, se levantará un acta donde conste el acuerdo respectivo, el mismo que tendrá efectos de transacción extrajudicial. En cualquier caso, la Comisión podrá continuar de oficio el procedimiento, si del análisis de los hechos denunciados considera que podría estarse afectando intereses de terceros.</w:t>
+      </w:r>
+    </w:p>
+    <w:p>
+      <w:pPr>
+        <w:autoSpaceDE w:val="0"/>
+        <w:autoSpaceDN w:val="0"/>
+        <w:adjustRightInd w:val="0"/>
+        <w:spacing w:after="0" w:line="240" w:lineRule="auto"/>
+        <w:ind w:left="567" w:hanging="567"/>
+        <w:jc w:val="both"/>
+        <w:rPr>
+          <w:rFonts w:ascii="Arial Narrow" w:eastAsia="Arial Narrow" w:hAnsi="Arial Narrow" w:cs="Arial Narrow"/>
+          <w:b/>
+          <w:bCs/>
+          <w:sz w:val="16"/>
+          <w:szCs w:val="16"/>
+        </w:rPr>
+      </w:pPr>
+    </w:p>
+  </w:footnote>
+  <w:footnote w:id="37">
     <w:p>
       <w:pPr>
         <w:pStyle w:val="Textonotapie"/>
@@ -19713,26 +19828,6 @@
         <w:jc w:val="both"/>
         <w:rPr>
           <w:rFonts w:ascii="Arial Narrow" w:eastAsia="Arial Narrow" w:hAnsi="Arial Narrow" w:cs="Arial Narrow"/>
-          <w:b/>
-          <w:sz w:val="16"/>
-          <w:szCs w:val="16"/>
-        </w:rPr>
-      </w:pPr>
-    </w:p>
-  </w:footnote>
-  <w:footnote w:id="34">
-    <w:p>
-      <w:pPr>
-        <w:autoSpaceDE w:val="0"/>
-        <w:autoSpaceDN w:val="0"/>
-        <w:adjustRightInd w:val="0"/>
-        <w:spacing w:after="0" w:line="240" w:lineRule="auto"/>
-        <w:ind w:left="567" w:hanging="567"/>
-        <w:jc w:val="both"/>
-        <w:rPr>
-          <w:rFonts w:ascii="Arial Narrow" w:eastAsia="Arial Narrow" w:hAnsi="Arial Narrow" w:cs="Arial Narrow"/>
-          <w:b/>
-          <w:bCs/>
           <w:sz w:val="16"/>
           <w:szCs w:val="16"/>
         </w:rPr>
@@ -19741,8 +19836,6 @@
         <w:rPr>
           <w:rStyle w:val="Refdenotaalpie"/>
           <w:rFonts w:ascii="Arial Narrow" w:eastAsia="Arial Narrow" w:hAnsi="Arial Narrow" w:cs="Arial Narrow"/>
-          <w:b/>
-          <w:bCs/>
           <w:sz w:val="16"/>
           <w:szCs w:val="16"/>
           <w:vertAlign w:val="superscript"/>
@@ -19752,104 +19845,11 @@
       <w:r>
         <w:rPr>
           <w:rFonts w:ascii="Arial Narrow" w:eastAsia="Arial Narrow" w:hAnsi="Arial Narrow" w:cs="Arial Narrow"/>
-          <w:b/>
-          <w:bCs/>
-          <w:sz w:val="16"/>
-          <w:szCs w:val="16"/>
-        </w:rPr>
-        <w:t xml:space="preserve"> </w:t>
-      </w:r>
-      <w:r>
-        <w:rPr>
-          <w:rFonts w:ascii="Arial Narrow" w:eastAsia="Arial Narrow" w:hAnsi="Arial Narrow" w:cs="Arial Narrow"/>
-          <w:b/>
-          <w:bCs/>
           <w:sz w:val="16"/>
           <w:szCs w:val="16"/>
         </w:rPr>
         <w:tab/>
-        <w:t>DECRETO LEGISLATIVO 807, LEY SOBRE FACULTADES, NORMAS Y ORGANIZACIÓN DEL INDECOPI FACULTADES DE LAS COMISIONES Y OFICINAS DEL INDECOPI</w:t>
-      </w:r>
-    </w:p>
-    <w:p>
-      <w:pPr>
-        <w:pStyle w:val="NormalWeb"/>
-        <w:spacing w:after="0" w:line="240" w:lineRule="auto"/>
-        <w:ind w:left="567"/>
-        <w:jc w:val="both"/>
-        <w:rPr>
-          <w:rFonts w:ascii="Arial Narrow" w:eastAsia="Arial Narrow" w:hAnsi="Arial Narrow" w:cs="Arial Narrow"/>
-          <w:bCs/>
-          <w:sz w:val="16"/>
-          <w:szCs w:val="16"/>
-        </w:rPr>
-      </w:pPr>
-      <w:r>
-        <w:rPr>
-          <w:rFonts w:ascii="Arial Narrow" w:eastAsia="Arial Narrow" w:hAnsi="Arial Narrow" w:cs="Arial Narrow"/>
-          <w:b/>
-          <w:sz w:val="16"/>
-          <w:szCs w:val="16"/>
-        </w:rPr>
-        <w:t xml:space="preserve">Artículo 29.- </w:t>
-      </w:r>
-      <w:r>
-        <w:rPr>
-          <w:rFonts w:ascii="Arial Narrow" w:eastAsia="Arial Narrow" w:hAnsi="Arial Narrow" w:cs="Arial Narrow"/>
-          <w:bCs/>
-          <w:sz w:val="16"/>
-          <w:szCs w:val="16"/>
-        </w:rPr>
-        <w:t>En cualquier estado del procedimiento, e incluso antes de admitirse a trámite la denuncia, el Secretario Técnico podrá citar a las partes a audiencia de conciliación. La audiencia se desarrollará ante el Secretario Técnico o ante la persona que este designe. Si ambas partes arribaran a un acuerdo respecto de la denuncia, se levantará un acta donde conste el acuerdo respectivo, el mismo que tendrá efectos de transacción extrajudicial. En cualquier caso, la Comisión podrá continuar de oficio el procedimiento, si del análisis de los hechos denunciados considera que podría estarse afectando intereses de terceros.</w:t>
-      </w:r>
-    </w:p>
-    <w:p>
-      <w:pPr>
-        <w:autoSpaceDE w:val="0"/>
-        <w:autoSpaceDN w:val="0"/>
-        <w:adjustRightInd w:val="0"/>
-        <w:spacing w:after="0" w:line="240" w:lineRule="auto"/>
-        <w:ind w:left="567" w:hanging="567"/>
-        <w:jc w:val="both"/>
-        <w:rPr>
-          <w:rFonts w:ascii="Arial Narrow" w:eastAsia="Arial Narrow" w:hAnsi="Arial Narrow" w:cs="Arial Narrow"/>
-          <w:b/>
-          <w:bCs/>
-          <w:sz w:val="16"/>
-          <w:szCs w:val="16"/>
-        </w:rPr>
-      </w:pPr>
-    </w:p>
-  </w:footnote>
-  <w:footnote w:id="35">
-    <w:p>
-      <w:pPr>
-        <w:pStyle w:val="Textonotapie"/>
-        <w:ind w:left="567" w:hanging="567"/>
-        <w:jc w:val="both"/>
-        <w:rPr>
-          <w:rFonts w:ascii="Arial Narrow" w:eastAsia="Arial Narrow" w:hAnsi="Arial Narrow" w:cs="Arial Narrow"/>
-          <w:sz w:val="16"/>
-          <w:szCs w:val="16"/>
-        </w:rPr>
-      </w:pPr>
-      <w:r>
-        <w:rPr>
-          <w:rStyle w:val="Refdenotaalpie"/>
-          <w:rFonts w:ascii="Arial Narrow" w:eastAsia="Arial Narrow" w:hAnsi="Arial Narrow" w:cs="Arial Narrow"/>
-          <w:sz w:val="16"/>
-          <w:szCs w:val="16"/>
-          <w:vertAlign w:val="superscript"/>
-        </w:rPr>
-        <w:footnoteRef/>
-      </w:r>
-      <w:r>
-        <w:rPr>
-          <w:rFonts w:ascii="Arial Narrow" w:eastAsia="Arial Narrow" w:hAnsi="Arial Narrow" w:cs="Arial Narrow"/>
-          <w:sz w:val="16"/>
-          <w:szCs w:val="16"/>
-        </w:rPr>
-        <w:t xml:space="preserve"> </w:t>
+        <w:t xml:space="preserve"/>
       </w:r>
       <w:r>
         <w:rPr>

--- a/plantillas_maestras/17_seguro_no_especificado/contratacion_no_consentida/1_ddo_banco_o_financiera/varon/TPL_2545_2025_SEGURO_NO_ESPECIFICADO_CONTRATACION_NO_CONSENTIDA_BANCO_VARON_R1.docx
+++ b/plantillas_maestras/17_seguro_no_especificado/contratacion_no_consentida/1_ddo_banco_o_financiera/varon/TPL_2545_2025_SEGURO_NO_ESPECIFICADO_CONTRATACION_NO_CONSENTIDA_BANCO_VARON_R1.docx
@@ -734,7 +734,7 @@
     </w:p>
     <w:p>
       <w:pPr>
-        <w:spacing w:after="0" w:line="240" w:lineRule="auto"/>
+        <w:spacing w:before="0" w:after="0" w:line="240" w:lineRule="auto"/>
         <w:jc w:val="both"/>
         <w:rPr>
           <w:rFonts w:ascii="Arial Narrow" w:eastAsia="Arial Narrow" w:hAnsi="Arial Narrow" w:cs="Arial Narrow"/>
@@ -776,7 +776,7 @@
           <w:lang w:val="es-ES" w:eastAsia="es-ES"/>
           <w14:ligatures w14:val="none"/>
         </w:rPr>
-        <w:t xml:space="preserve">Mediante la denuncia del 24 de setiembre de 2025, [APELLIDO] denunció al Banco y Rímac por presuntas infracciones a la Ley 29571, Código de Protección y Defensa del Consumidor</w:t>
+        <w:t xml:space="preserve">Mediante la denuncia del 24 de setiembre de 2025</w:t>
       </w:r>
       <w:r>
         <w:rPr>
@@ -802,67 +802,7 @@
           <w:lang w:val="es-ES" w:eastAsia="es-ES"/>
           <w14:ligatures w14:val="none"/>
         </w:rPr>
-        <w:t xml:space="preserve"> (en adelante, Código), señalando lo siguiente:</w:t>
-      </w:r>
-      <w:r>
-        <w:rPr>
-          <w:rFonts w:ascii="Arial Narrow" w:eastAsia="Arial Narrow" w:hAnsi="Arial Narrow" w:cs="Arial Narrow"/>
-          <w:color w:val="000000"/>
-          <w:kern w:val="0"/>
-          <w:sz w:val="22"/>
-          <w:szCs w:val="22"/>
-          <w:lang w:val="es-ES" w:eastAsia="es-ES"/>
-          <w14:ligatures w14:val="none"/>
-        </w:rPr>
-        <w:t/>
-      </w:r>
-      <w:r>
-        <w:rPr>
-          <w:rFonts w:ascii="Arial Narrow" w:eastAsia="Arial Narrow" w:hAnsi="Arial Narrow" w:cs="Arial Narrow"/>
-          <w:color w:val="000000"/>
-          <w:kern w:val="0"/>
-          <w:sz w:val="22"/>
-          <w:szCs w:val="22"/>
-          <w:lang w:val="es-ES" w:eastAsia="es-ES"/>
-          <w14:ligatures w14:val="none"/>
-        </w:rPr>
-        <w:t xml:space="preserve"/>
-      </w:r>
-      <w:r>
-        <w:rPr>
-          <w:rFonts w:ascii="Arial Narrow" w:eastAsia="Arial Narrow" w:hAnsi="Arial Narrow" w:cs="Arial Narrow"/>
-          <w:color w:val="000000"/>
-          <w:kern w:val="0"/>
-          <w:sz w:val="22"/>
-          <w:szCs w:val="22"/>
-          <w:lang w:val="es-ES" w:eastAsia="es-ES"/>
-          <w14:ligatures w14:val="none"/>
-        </w:rPr>
-        <w:t/>
-      </w:r>
-      <w:r>
-        <w:rPr>
-          <w:rFonts w:ascii="Arial Narrow" w:eastAsia="Arial Narrow" w:hAnsi="Arial Narrow" w:cs="Arial Narrow"/>
-          <w:color w:val="000000"/>
-          <w:kern w:val="0"/>
-          <w:sz w:val="22"/>
-          <w:szCs w:val="22"/>
-          <w:lang w:val="es-ES" w:eastAsia="es-ES"/>
-          <w14:ligatures w14:val="none"/>
-        </w:rPr>
-        <w:t xml:space="preserve"/>
-      </w:r>
-      <w:r>
-        <w:rPr>
-          <w:rFonts w:ascii="Arial Narrow" w:eastAsia="Arial Narrow" w:hAnsi="Arial Narrow" w:cs="Arial Narrow"/>
-          <w:color w:val="000000"/>
-          <w:kern w:val="0"/>
-          <w:sz w:val="22"/>
-          <w:szCs w:val="22"/>
-          <w:lang w:val="es-ES" w:eastAsia="es-ES"/>
-          <w14:ligatures w14:val="none"/>
-        </w:rPr>
-        <w:t/>
+        <w:t xml:space="preserve">, [APELLIDO] denunció al Banco y Rímac por presuntas infracciones a la Ley 29571, Código de Protección y Defensa del Consumidor</w:t>
       </w:r>
       <w:r>
         <w:rPr>
@@ -888,6 +828,78 @@
           <w:lang w:val="es-ES" w:eastAsia="es-ES"/>
           <w14:ligatures w14:val="none"/>
         </w:rPr>
+        <w:t xml:space="preserve"> (en adelante, Código), señalando lo siguiente:</w:t>
+      </w:r>
+      <w:r>
+        <w:rPr>
+          <w:rFonts w:ascii="Arial Narrow" w:eastAsia="Arial Narrow" w:hAnsi="Arial Narrow" w:cs="Arial Narrow"/>
+          <w:color w:val="000000"/>
+          <w:kern w:val="0"/>
+          <w:sz w:val="22"/>
+          <w:szCs w:val="22"/>
+          <w:lang w:val="es-ES" w:eastAsia="es-ES"/>
+          <w14:ligatures w14:val="none"/>
+        </w:rPr>
+        <w:t/>
+      </w:r>
+      <w:r>
+        <w:rPr>
+          <w:rFonts w:ascii="Arial Narrow" w:eastAsia="Arial Narrow" w:hAnsi="Arial Narrow" w:cs="Arial Narrow"/>
+          <w:color w:val="000000"/>
+          <w:kern w:val="0"/>
+          <w:sz w:val="22"/>
+          <w:szCs w:val="22"/>
+          <w:lang w:val="es-ES" w:eastAsia="es-ES"/>
+          <w14:ligatures w14:val="none"/>
+        </w:rPr>
+        <w:t xml:space="preserve"/>
+      </w:r>
+      <w:r>
+        <w:rPr>
+          <w:rFonts w:ascii="Arial Narrow" w:eastAsia="Arial Narrow" w:hAnsi="Arial Narrow" w:cs="Arial Narrow"/>
+          <w:color w:val="000000"/>
+          <w:kern w:val="0"/>
+          <w:sz w:val="22"/>
+          <w:szCs w:val="22"/>
+          <w:lang w:val="es-ES" w:eastAsia="es-ES"/>
+          <w14:ligatures w14:val="none"/>
+        </w:rPr>
+        <w:t/>
+      </w:r>
+      <w:r>
+        <w:rPr>
+          <w:rFonts w:ascii="Arial Narrow" w:eastAsia="Arial Narrow" w:hAnsi="Arial Narrow" w:cs="Arial Narrow"/>
+          <w:color w:val="000000"/>
+          <w:kern w:val="0"/>
+          <w:sz w:val="22"/>
+          <w:szCs w:val="22"/>
+          <w:lang w:val="es-ES" w:eastAsia="es-ES"/>
+          <w14:ligatures w14:val="none"/>
+        </w:rPr>
+        <w:t xml:space="preserve"/>
+      </w:r>
+      <w:r>
+        <w:rPr>
+          <w:rFonts w:ascii="Arial Narrow" w:eastAsia="Arial Narrow" w:hAnsi="Arial Narrow" w:cs="Arial Narrow"/>
+          <w:color w:val="000000"/>
+          <w:kern w:val="0"/>
+          <w:sz w:val="22"/>
+          <w:szCs w:val="22"/>
+          <w:lang w:val="es-ES" w:eastAsia="es-ES"/>
+          <w14:ligatures w14:val="none"/>
+        </w:rPr>
+        <w:t/>
+      </w:r>
+      <w:r>
+        <w:rPr>
+          <w:rFonts w:ascii="Arial Narrow" w:eastAsia="Arial Narrow" w:hAnsi="Arial Narrow" w:cs="Arial Narrow"/>
+          <w:color w:val="000000"/>
+          <w:kern w:val="0"/>
+          <w:sz w:val="22"/>
+          <w:szCs w:val="22"/>
+          <w:lang w:val="es-ES" w:eastAsia="es-ES"/>
+          <w14:ligatures w14:val="none"/>
+        </w:rPr>
         <w:t/>
       </w:r>
       <w:r>
@@ -1057,10 +1069,10 @@
     </w:p>
     <w:p>
       <w:pPr>
+        <w:spacing w:before="0" w:after="0" w:line="240" w:lineRule="auto"/>
         <w:tabs>
           <w:tab w:val="left" w:pos="1134"/>
         </w:tabs>
-        <w:spacing w:after="0" w:line="240" w:lineRule="auto"/>
         <w:jc w:val="both"/>
         <w:rPr>
           <w:rFonts w:ascii="Arial Narrow" w:eastAsia="Arial Narrow" w:hAnsi="Arial Narrow" w:cs="Arial Narrow"/>
@@ -1164,7 +1176,7 @@
     <w:p>
       <w:pPr>
         <w:pStyle w:val="Prrafodelista"/>
-        <w:spacing w:after="0" w:line="240" w:lineRule="auto"/>
+        <w:spacing w:before="0" w:after="0" w:line="240" w:lineRule="auto"/>
         <w:ind w:left="1430"/>
         <w:jc w:val="both"/>
         <w:rPr>
@@ -1281,7 +1293,7 @@
     <w:p>
       <w:pPr>
         <w:pStyle w:val="Prrafodelista"/>
-        <w:spacing w:after="0" w:line="240" w:lineRule="auto"/>
+        <w:spacing w:before="0" w:after="0" w:line="240" w:lineRule="auto"/>
         <w:ind w:left="1430"/>
         <w:jc w:val="both"/>
         <w:rPr>
@@ -1518,7 +1530,7 @@
     <w:p>
       <w:pPr>
         <w:pStyle w:val="Prrafodelista"/>
-        <w:spacing w:line="240" w:lineRule="auto"/>
+        <w:spacing w:before="0" w:after="0" w:line="240" w:lineRule="auto"/>
         <w:rPr>
           <w:rFonts w:ascii="Arial Narrow" w:eastAsia="Arial Narrow" w:hAnsi="Arial Narrow" w:cs="Arial Narrow"/>
           <w:sz w:val="22"/>
@@ -1591,7 +1603,7 @@
     <w:p>
       <w:pPr>
         <w:pStyle w:val="Prrafodelista"/>
-        <w:spacing w:line="240" w:lineRule="auto"/>
+        <w:spacing w:before="0" w:after="0" w:line="240" w:lineRule="auto"/>
         <w:rPr>
           <w:rFonts w:ascii="Arial Narrow" w:eastAsia="Arial Narrow" w:hAnsi="Arial Narrow" w:cs="Arial Narrow"/>
           <w:sz w:val="22"/>
@@ -1680,7 +1692,7 @@
     <w:p>
       <w:pPr>
         <w:pStyle w:val="Prrafodelista"/>
-        <w:spacing w:line="240" w:lineRule="auto"/>
+        <w:spacing w:before="0" w:after="0" w:line="240" w:lineRule="auto"/>
         <w:rPr>
           <w:rFonts w:ascii="Arial Narrow" w:eastAsia="Arial Narrow" w:hAnsi="Arial Narrow" w:cs="Arial Narrow"/>
           <w:kern w:val="0"/>
@@ -1750,10 +1762,10 @@
     </w:p>
     <w:p>
       <w:pPr>
+        <w:spacing w:before="0" w:after="0" w:line="240" w:lineRule="auto"/>
         <w:tabs>
           <w:tab w:val="left" w:pos="1134"/>
         </w:tabs>
-        <w:spacing w:after="0" w:line="240" w:lineRule="auto"/>
         <w:jc w:val="both"/>
         <w:rPr>
           <w:rFonts w:ascii="Arial Narrow" w:eastAsia="Arial Narrow" w:hAnsi="Arial Narrow" w:cs="Arial Narrow"/>
@@ -2063,7 +2075,7 @@
     </w:p>
     <w:p>
       <w:pPr>
-        <w:spacing w:after="0" w:line="240" w:lineRule="auto"/>
+        <w:spacing w:before="0" w:after="0" w:line="240" w:lineRule="auto"/>
         <w:jc w:val="both"/>
         <w:rPr>
           <w:rFonts w:ascii="Arial Narrow" w:eastAsia="Arial Narrow" w:hAnsi="Arial Narrow" w:cs="Arial Narrow"/>
@@ -2131,7 +2143,7 @@
     </w:p>
     <w:p>
       <w:pPr>
-        <w:spacing w:after="0" w:line="240" w:lineRule="auto"/>
+        <w:spacing w:before="0" w:after="0" w:line="240" w:lineRule="auto"/>
         <w:contextualSpacing/>
         <w:jc w:val="both"/>
         <w:rPr>
@@ -2198,7 +2210,7 @@
     <w:p>
       <w:pPr>
         <w:pStyle w:val="Prrafodelista"/>
-        <w:spacing w:after="0" w:line="240" w:lineRule="auto"/>
+        <w:spacing w:before="0" w:after="0" w:line="240" w:lineRule="auto"/>
         <w:ind w:left="567"/>
         <w:jc w:val="both"/>
         <w:rPr>
@@ -2280,7 +2292,7 @@
     <w:p>
       <w:pPr>
         <w:pStyle w:val="Prrafodelista"/>
-        <w:spacing w:line="240" w:lineRule="auto"/>
+        <w:spacing w:before="0" w:after="0" w:line="240" w:lineRule="auto"/>
         <w:rPr>
           <w:rFonts w:ascii="Arial Narrow" w:eastAsia="Arial Narrow" w:hAnsi="Arial Narrow" w:cs="Arial Narrow"/>
           <w:sz w:val="22"/>
@@ -2461,7 +2473,7 @@
     </w:p>
     <w:p>
       <w:pPr>
-        <w:spacing w:after="0" w:line="240" w:lineRule="auto"/>
+        <w:spacing w:before="0" w:after="0" w:line="240" w:lineRule="auto"/>
         <w:jc w:val="both"/>
         <w:rPr>
           <w:rFonts w:ascii="Arial Narrow" w:eastAsia="Arial Narrow" w:hAnsi="Arial Narrow" w:cs="Arial Narrow"/>
@@ -2511,7 +2523,7 @@
     <w:p>
       <w:pPr>
         <w:pStyle w:val="Prrafodelista"/>
-        <w:spacing w:after="0" w:line="240" w:lineRule="auto"/>
+        <w:spacing w:before="0" w:after="0" w:line="240" w:lineRule="auto"/>
         <w:ind w:left="567"/>
         <w:jc w:val="both"/>
         <w:rPr>
@@ -2578,7 +2590,7 @@
     </w:p>
     <w:p>
       <w:pPr>
-        <w:spacing w:after="0" w:line="240" w:lineRule="auto"/>
+        <w:spacing w:before="0" w:after="0" w:line="240" w:lineRule="auto"/>
         <w:ind w:left="567"/>
         <w:jc w:val="both"/>
         <w:rPr>
@@ -2728,7 +2740,7 @@
     <w:p>
       <w:pPr>
         <w:pStyle w:val="Prrafodelista"/>
-        <w:spacing w:after="0" w:line="240" w:lineRule="auto"/>
+        <w:spacing w:before="0" w:after="0" w:line="240" w:lineRule="auto"/>
         <w:ind w:left="567"/>
         <w:jc w:val="both"/>
         <w:rPr>
@@ -2768,7 +2780,7 @@
     </w:p>
     <w:p>
       <w:pPr>
-        <w:spacing w:line="240" w:lineRule="auto"/>
+        <w:spacing w:before="0" w:after="0" w:line="240" w:lineRule="auto"/>
         <w:jc w:val="both"/>
         <w:rPr>
           <w:rFonts w:ascii="Arial Narrow" w:eastAsia="Arial Narrow" w:hAnsi="Arial Narrow" w:cs="Arial Narrow"/>
@@ -2887,7 +2899,7 @@
     </w:p>
     <w:p>
       <w:pPr>
-        <w:spacing w:after="200" w:line="240" w:lineRule="auto"/>
+        <w:spacing w:before="0" w:after="0" w:line="240" w:lineRule="auto"/>
         <w:jc w:val="both"/>
         <w:rPr>
           <w:rFonts w:ascii="Arial Narrow" w:eastAsia="Arial Narrow" w:hAnsi="Arial Narrow" w:cs="Arial Narrow"/>
@@ -2945,7 +2957,7 @@
     <w:p>
       <w:pPr>
         <w:pStyle w:val="Prrafodelista"/>
-        <w:spacing w:after="0" w:line="240" w:lineRule="auto"/>
+        <w:spacing w:before="0" w:after="0" w:line="240" w:lineRule="auto"/>
         <w:ind w:left="567"/>
         <w:jc w:val="both"/>
         <w:rPr>
@@ -3004,7 +3016,7 @@
     <w:p>
       <w:pPr>
         <w:pStyle w:val="Prrafodelista"/>
-        <w:spacing w:after="0" w:line="240" w:lineRule="auto"/>
+        <w:spacing w:before="0" w:after="0" w:line="240" w:lineRule="auto"/>
         <w:ind w:left="567"/>
         <w:jc w:val="both"/>
         <w:rPr>
@@ -3044,8 +3056,8 @@
     </w:p>
     <w:p>
       <w:pPr>
+        <w:spacing w:before="0" w:after="0" w:line="240" w:lineRule="auto"/>
         <w:widowControl w:val="0"/>
-        <w:spacing w:line="240" w:lineRule="auto"/>
         <w:ind w:left="1125"/>
         <w:contextualSpacing/>
         <w:jc w:val="both"/>
@@ -3127,8 +3139,8 @@
     </w:p>
     <w:p>
       <w:pPr>
+        <w:spacing w:before="0" w:after="0" w:line="240" w:lineRule="auto"/>
         <w:widowControl w:val="0"/>
-        <w:spacing w:after="0" w:line="240" w:lineRule="auto"/>
         <w:ind w:left="1134"/>
         <w:contextualSpacing/>
         <w:jc w:val="both"/>
@@ -3190,8 +3202,8 @@
     </w:p>
     <w:p>
       <w:pPr>
+        <w:spacing w:before="0" w:after="0" w:line="240" w:lineRule="auto"/>
         <w:widowControl w:val="0"/>
-        <w:spacing w:after="0" w:line="240" w:lineRule="auto"/>
         <w:ind w:left="1134"/>
         <w:contextualSpacing/>
         <w:jc w:val="both"/>
@@ -3253,8 +3265,8 @@
     </w:p>
     <w:p>
       <w:pPr>
+        <w:spacing w:before="0" w:after="0" w:line="240" w:lineRule="auto"/>
         <w:widowControl w:val="0"/>
-        <w:spacing w:after="0" w:line="240" w:lineRule="auto"/>
         <w:ind w:left="1134"/>
         <w:contextualSpacing/>
         <w:jc w:val="both"/>
@@ -3295,7 +3307,7 @@
     </w:p>
     <w:p>
       <w:pPr>
-        <w:spacing w:line="240" w:lineRule="auto"/>
+        <w:spacing w:before="0" w:after="0" w:line="240" w:lineRule="auto"/>
         <w:ind w:left="567"/>
         <w:contextualSpacing/>
         <w:jc w:val="both"/>
@@ -3401,8 +3413,8 @@
     </w:p>
     <w:p>
       <w:pPr>
+        <w:spacing w:before="0" w:after="0" w:line="240" w:lineRule="auto"/>
         <w:widowControl w:val="0"/>
-        <w:spacing w:line="240" w:lineRule="auto"/>
         <w:ind w:left="567"/>
         <w:contextualSpacing/>
         <w:jc w:val="both"/>
@@ -3474,7 +3486,7 @@
     <w:p>
       <w:pPr>
         <w:pStyle w:val="Prrafodelista"/>
-        <w:spacing w:after="0" w:line="240" w:lineRule="auto"/>
+        <w:spacing w:before="0" w:after="0" w:line="240" w:lineRule="auto"/>
         <w:ind w:left="567"/>
         <w:jc w:val="both"/>
         <w:rPr>
@@ -3534,7 +3546,7 @@
     <w:p>
       <w:pPr>
         <w:pStyle w:val="Prrafodelista"/>
-        <w:spacing w:after="0" w:line="240" w:lineRule="auto"/>
+        <w:spacing w:before="0" w:after="0" w:line="240" w:lineRule="auto"/>
         <w:ind w:left="567"/>
         <w:jc w:val="both"/>
         <w:rPr>
@@ -3574,8 +3586,8 @@
     </w:p>
     <w:p>
       <w:pPr>
+        <w:spacing w:before="0" w:after="0" w:line="240" w:lineRule="auto"/>
         <w:widowControl w:val="0"/>
-        <w:spacing w:line="240" w:lineRule="auto"/>
         <w:ind w:left="567"/>
         <w:contextualSpacing/>
         <w:jc w:val="both"/>
@@ -3703,7 +3715,7 @@
     <w:p>
       <w:pPr>
         <w:pStyle w:val="Prrafodelista"/>
-        <w:spacing w:after="0" w:line="240" w:lineRule="auto"/>
+        <w:spacing w:before="0" w:after="0" w:line="240" w:lineRule="auto"/>
         <w:ind w:left="567"/>
         <w:jc w:val="both"/>
         <w:rPr>
@@ -3795,7 +3807,7 @@
     <w:p>
       <w:pPr>
         <w:pStyle w:val="Prrafodelista"/>
-        <w:spacing w:after="0" w:line="240" w:lineRule="auto"/>
+        <w:spacing w:before="0" w:after="0" w:line="240" w:lineRule="auto"/>
         <w:ind w:left="567"/>
         <w:jc w:val="both"/>
         <w:rPr>
@@ -3865,7 +3877,7 @@
     </w:p>
     <w:p>
       <w:pPr>
-        <w:spacing w:after="0" w:line="240" w:lineRule="auto"/>
+        <w:spacing w:before="0" w:after="0" w:line="240" w:lineRule="auto"/>
         <w:jc w:val="both"/>
         <w:rPr>
           <w:rFonts w:ascii="Arial Narrow" w:eastAsia="Arial Narrow" w:hAnsi="Arial Narrow" w:cs="Arial Narrow"/>
@@ -3949,7 +3961,7 @@
     <w:p>
       <w:pPr>
         <w:pStyle w:val="Prrafodelista"/>
-        <w:spacing w:after="0" w:line="240" w:lineRule="auto"/>
+        <w:spacing w:before="0" w:after="0" w:line="240" w:lineRule="auto"/>
         <w:ind w:left="567"/>
         <w:jc w:val="both"/>
         <w:rPr>
@@ -4010,7 +4022,7 @@
     <w:p>
       <w:pPr>
         <w:pStyle w:val="Prrafodelista"/>
-        <w:spacing w:after="0" w:line="240" w:lineRule="auto"/>
+        <w:spacing w:before="0" w:after="0" w:line="240" w:lineRule="auto"/>
         <w:ind w:left="567"/>
         <w:jc w:val="both"/>
         <w:rPr>
@@ -4112,8 +4124,8 @@
     </w:p>
     <w:p>
       <w:pPr>
+        <w:spacing w:before="0" w:after="0" w:line="240" w:lineRule="auto"/>
         <w:widowControl w:val="0"/>
-        <w:spacing w:line="240" w:lineRule="auto"/>
         <w:ind w:left="567"/>
         <w:contextualSpacing/>
         <w:jc w:val="both"/>
@@ -4154,7 +4166,7 @@
     </w:p>
     <w:p>
       <w:pPr>
-        <w:spacing w:line="240" w:lineRule="auto"/>
+        <w:spacing w:before="0" w:after="0" w:line="240" w:lineRule="auto"/>
         <w:rPr>
           <w:rFonts w:ascii="Arial Narrow" w:eastAsia="Arial Narrow" w:hAnsi="Arial Narrow" w:cs="Arial Narrow"/>
           <w:b/>
@@ -4195,7 +4207,7 @@
     <w:p>
       <w:pPr>
         <w:pStyle w:val="Prrafodelista"/>
-        <w:spacing w:line="240" w:lineRule="auto"/>
+        <w:spacing w:before="0" w:after="0" w:line="240" w:lineRule="auto"/>
         <w:ind w:left="1146"/>
         <w:rPr>
           <w:rFonts w:ascii="Arial Narrow" w:eastAsia="Arial Narrow" w:hAnsi="Arial Narrow" w:cs="Arial Narrow"/>
@@ -4285,7 +4297,7 @@
     <w:p>
       <w:pPr>
         <w:pStyle w:val="Prrafodelista"/>
-        <w:spacing w:after="0" w:line="240" w:lineRule="auto"/>
+        <w:spacing w:before="0" w:after="0" w:line="240" w:lineRule="auto"/>
         <w:ind w:left="567"/>
         <w:jc w:val="both"/>
         <w:rPr>
@@ -4386,7 +4398,7 @@
     <w:p>
       <w:pPr>
         <w:pStyle w:val="Prrafodelista"/>
-        <w:spacing w:after="0" w:line="240" w:lineRule="auto"/>
+        <w:spacing w:before="0" w:after="0" w:line="240" w:lineRule="auto"/>
         <w:ind w:left="567"/>
         <w:jc w:val="both"/>
         <w:rPr>
@@ -4456,7 +4468,7 @@
     <w:p>
       <w:pPr>
         <w:pStyle w:val="Prrafodelista"/>
-        <w:spacing w:after="0" w:line="240" w:lineRule="auto"/>
+        <w:spacing w:before="0" w:after="0" w:line="240" w:lineRule="auto"/>
         <w:ind w:left="567"/>
         <w:jc w:val="both"/>
         <w:rPr>
@@ -4514,8 +4526,8 @@
     </w:p>
     <w:p>
       <w:pPr>
+        <w:spacing w:before="0" w:after="0" w:line="240" w:lineRule="auto"/>
         <w:widowControl w:val="0"/>
-        <w:spacing w:after="0" w:line="240" w:lineRule="auto"/>
         <w:ind w:left="573"/>
         <w:contextualSpacing/>
         <w:jc w:val="both"/>
@@ -4562,8 +4574,8 @@
     </w:p>
     <w:p>
       <w:pPr>
+        <w:spacing w:before="0" w:after="0" w:line="240" w:lineRule="auto"/>
         <w:widowControl w:val="0"/>
-        <w:spacing w:line="240" w:lineRule="auto"/>
         <w:jc w:val="both"/>
         <w:rPr>
           <w:rFonts w:ascii="Arial Narrow" w:eastAsia="Arial Narrow" w:hAnsi="Arial Narrow" w:cs="Arial Narrow"/>
@@ -4643,7 +4655,7 @@
     <w:p>
       <w:pPr>
         <w:pStyle w:val="Prrafodelista"/>
-        <w:spacing w:after="0" w:line="240" w:lineRule="auto"/>
+        <w:spacing w:before="0" w:after="0" w:line="240" w:lineRule="auto"/>
         <w:ind w:left="567"/>
         <w:jc w:val="both"/>
         <w:rPr>
@@ -4723,7 +4735,7 @@
     <w:p>
       <w:pPr>
         <w:pStyle w:val="Prrafodelista"/>
-        <w:spacing w:after="0" w:line="240" w:lineRule="auto"/>
+        <w:spacing w:before="0" w:after="0" w:line="240" w:lineRule="auto"/>
         <w:ind w:left="567"/>
         <w:jc w:val="both"/>
         <w:rPr>
@@ -4794,7 +4806,7 @@
     </w:p>
     <w:p>
       <w:pPr>
-        <w:spacing w:line="240" w:lineRule="auto"/>
+        <w:spacing w:before="0" w:after="0" w:line="240" w:lineRule="auto"/>
         <w:ind w:left="567"/>
         <w:contextualSpacing/>
         <w:jc w:val="both"/>
@@ -4893,7 +4905,7 @@
     <w:p>
       <w:pPr>
         <w:pStyle w:val="Prrafodelista"/>
-        <w:spacing w:after="0" w:line="240" w:lineRule="auto"/>
+        <w:spacing w:before="0" w:after="0" w:line="240" w:lineRule="auto"/>
         <w:ind w:left="567"/>
         <w:jc w:val="both"/>
         <w:rPr>
@@ -4954,7 +4966,7 @@
     <w:p>
       <w:pPr>
         <w:pStyle w:val="Prrafodelista"/>
-        <w:spacing w:after="0" w:line="240" w:lineRule="auto"/>
+        <w:spacing w:before="0" w:after="0" w:line="240" w:lineRule="auto"/>
         <w:ind w:left="567"/>
         <w:jc w:val="both"/>
         <w:rPr>
@@ -5016,7 +5028,7 @@
     <w:p>
       <w:pPr>
         <w:pStyle w:val="Prrafodelista"/>
-        <w:spacing w:after="0" w:line="240" w:lineRule="auto"/>
+        <w:spacing w:before="0" w:after="0" w:line="240" w:lineRule="auto"/>
         <w:ind w:left="567"/>
         <w:jc w:val="both"/>
         <w:rPr>
@@ -5096,7 +5108,7 @@
     </w:p>
     <w:p>
       <w:pPr>
-        <w:spacing w:after="0" w:line="240" w:lineRule="auto"/>
+        <w:spacing w:before="0" w:after="0" w:line="240" w:lineRule="auto"/>
         <w:jc w:val="both"/>
         <w:rPr>
           <w:rFonts w:ascii="Arial Narrow" w:eastAsia="Arial Narrow" w:hAnsi="Arial Narrow" w:cs="Arial Narrow"/>
@@ -5300,7 +5312,7 @@
     </w:p>
     <w:p>
       <w:pPr>
-        <w:spacing w:line="240" w:lineRule="auto"/>
+        <w:spacing w:before="0" w:after="0" w:line="240" w:lineRule="auto"/>
         <w:ind w:left="720"/>
         <w:contextualSpacing/>
         <w:rPr>
@@ -5346,7 +5358,7 @@
     <w:p>
       <w:pPr>
         <w:pStyle w:val="Prrafodelista"/>
-        <w:spacing w:after="0" w:line="240" w:lineRule="auto"/>
+        <w:spacing w:before="0" w:after="0" w:line="240" w:lineRule="auto"/>
         <w:ind w:left="567"/>
         <w:jc w:val="both"/>
         <w:rPr>
@@ -5415,8 +5427,8 @@
     </w:p>
     <w:p>
       <w:pPr>
+        <w:spacing w:before="0" w:after="0" w:line="240" w:lineRule="auto"/>
         <w:widowControl w:val="0"/>
-        <w:spacing w:after="0" w:line="240" w:lineRule="auto"/>
         <w:ind w:left="567"/>
         <w:contextualSpacing/>
         <w:jc w:val="both"/>
@@ -5463,7 +5475,7 @@
     <w:p>
       <w:pPr>
         <w:pStyle w:val="Prrafodelista"/>
-        <w:spacing w:after="0" w:line="240" w:lineRule="auto"/>
+        <w:spacing w:before="0" w:after="0" w:line="240" w:lineRule="auto"/>
         <w:ind w:left="567"/>
         <w:jc w:val="both"/>
         <w:rPr>
@@ -5638,7 +5650,7 @@
     <w:p>
       <w:pPr>
         <w:pStyle w:val="Prrafodelista"/>
-        <w:spacing w:after="0" w:line="240" w:lineRule="auto"/>
+        <w:spacing w:before="0" w:after="0" w:line="240" w:lineRule="auto"/>
         <w:ind w:left="567"/>
         <w:jc w:val="both"/>
         <w:rPr>
@@ -5706,7 +5718,7 @@
     <w:p>
       <w:pPr>
         <w:pStyle w:val="Prrafodelista"/>
-        <w:spacing w:line="240" w:lineRule="auto"/>
+        <w:spacing w:before="0" w:after="0" w:line="240" w:lineRule="auto"/>
         <w:rPr>
           <w:rFonts w:ascii="Arial Narrow" w:eastAsia="Arial Narrow" w:hAnsi="Arial Narrow" w:cs="Arial Narrow"/>
           <w:color w:val="000000"/>
@@ -5763,7 +5775,7 @@
     <w:p>
       <w:pPr>
         <w:pStyle w:val="Prrafodelista"/>
-        <w:spacing w:line="240" w:lineRule="auto"/>
+        <w:spacing w:before="0" w:after="0" w:line="240" w:lineRule="auto"/>
         <w:rPr>
           <w:rFonts w:ascii="Arial Narrow" w:eastAsia="Arial Narrow" w:hAnsi="Arial Narrow" w:cs="Arial Narrow"/>
           <w:color w:val="000000"/>
@@ -5893,8 +5905,8 @@
     </w:p>
     <w:p>
       <w:pPr>
+        <w:spacing w:before="0" w:after="0" w:line="240" w:lineRule="auto"/>
         <w:widowControl w:val="0"/>
-        <w:spacing w:after="0" w:line="240" w:lineRule="auto"/>
         <w:ind w:left="558"/>
         <w:contextualSpacing/>
         <w:jc w:val="both"/>
@@ -5940,7 +5952,7 @@
     <w:p>
       <w:pPr>
         <w:pStyle w:val="Prrafodelista"/>
-        <w:spacing w:after="0" w:line="240" w:lineRule="auto"/>
+        <w:spacing w:before="0" w:after="0" w:line="240" w:lineRule="auto"/>
         <w:ind w:left="567"/>
         <w:jc w:val="both"/>
         <w:rPr>
@@ -6019,7 +6031,7 @@
     <w:p>
       <w:pPr>
         <w:pStyle w:val="Prrafodelista"/>
-        <w:spacing w:after="0" w:line="240" w:lineRule="auto"/>
+        <w:spacing w:before="0" w:after="0" w:line="240" w:lineRule="auto"/>
         <w:ind w:left="567"/>
         <w:jc w:val="both"/>
         <w:rPr>
@@ -6098,7 +6110,7 @@
     <w:p>
       <w:pPr>
         <w:pStyle w:val="Prrafodelista"/>
-        <w:spacing w:after="0" w:line="240" w:lineRule="auto"/>
+        <w:spacing w:before="0" w:after="0" w:line="240" w:lineRule="auto"/>
         <w:ind w:left="567"/>
         <w:jc w:val="both"/>
         <w:rPr>
@@ -6139,7 +6151,7 @@
     <w:p>
       <w:pPr>
         <w:pStyle w:val="Prrafodelista"/>
-        <w:spacing w:after="0" w:line="240" w:lineRule="auto"/>
+        <w:spacing w:before="0" w:after="0" w:line="240" w:lineRule="auto"/>
         <w:ind w:left="567"/>
         <w:jc w:val="both"/>
         <w:rPr>
@@ -6189,7 +6201,7 @@
     <w:p>
       <w:pPr>
         <w:pStyle w:val="Prrafodelista"/>
-        <w:spacing w:line="240" w:lineRule="auto"/>
+        <w:spacing w:before="0" w:after="0" w:line="240" w:lineRule="auto"/>
         <w:rPr>
           <w:rFonts w:ascii="Arial Narrow" w:eastAsia="Arial Narrow" w:hAnsi="Arial Narrow" w:cs="Arial Narrow"/>
           <w:color w:val="000000"/>
@@ -6265,7 +6277,7 @@
     <w:p>
       <w:pPr>
         <w:pStyle w:val="Prrafodelista"/>
-        <w:spacing w:line="240" w:lineRule="auto"/>
+        <w:spacing w:before="0" w:after="0" w:line="240" w:lineRule="auto"/>
         <w:ind w:left="567"/>
         <w:jc w:val="both"/>
         <w:rPr>
@@ -6426,7 +6438,7 @@
     <w:bookmarkEnd w:id="5"/>
     <w:p>
       <w:pPr>
-        <w:spacing w:after="0" w:line="240" w:lineRule="auto"/>
+        <w:spacing w:before="0" w:after="0" w:line="240" w:lineRule="auto"/>
         <w:contextualSpacing/>
         <w:jc w:val="both"/>
         <w:rPr>
@@ -6477,7 +6489,7 @@
     </w:p>
     <w:p>
       <w:pPr>
-        <w:spacing w:after="0" w:line="240" w:lineRule="auto"/>
+        <w:spacing w:before="0" w:after="0" w:line="240" w:lineRule="auto"/>
         <w:ind w:left="567"/>
         <w:contextualSpacing/>
         <w:jc w:val="both"/>
@@ -6734,7 +6746,7 @@
     </w:p>
     <w:p>
       <w:pPr>
-        <w:spacing w:after="0" w:line="240" w:lineRule="auto"/>
+        <w:spacing w:before="0" w:after="0" w:line="240" w:lineRule="auto"/>
         <w:jc w:val="both"/>
         <w:rPr>
           <w:rFonts w:ascii="Arial Narrow" w:eastAsia="Arial Narrow" w:hAnsi="Arial Narrow" w:cs="Arial Narrow"/>
@@ -6882,7 +6894,7 @@
     <w:p>
       <w:pPr>
         <w:pStyle w:val="Prrafodelista"/>
-        <w:spacing w:after="0" w:line="240" w:lineRule="auto"/>
+        <w:spacing w:before="0" w:after="0" w:line="240" w:lineRule="auto"/>
         <w:ind w:left="567"/>
         <w:jc w:val="both"/>
         <w:rPr>
@@ -7065,6 +7077,7 @@
     <w:p>
       <w:pPr>
         <w:pStyle w:val="Prrafodelista"/>
+        <w:spacing w:before="0" w:after="0" w:line="240" w:lineRule="auto"/>
         <w:rPr>
           <w:rFonts w:ascii="Arial Narrow" w:eastAsia="Arial Narrow" w:hAnsi="Arial Narrow" w:cs="Arial Narrow"/>
           <w:kern w:val="0"/>
@@ -7223,6 +7236,7 @@
     <w:p>
       <w:pPr>
         <w:pStyle w:val="Prrafodelista"/>
+        <w:spacing w:before="0" w:after="0" w:line="240" w:lineRule="auto"/>
         <w:rPr>
           <w:rFonts w:ascii="Arial Narrow" w:eastAsia="Arial Narrow" w:hAnsi="Arial Narrow" w:cs="Arial Narrow"/>
           <w:kern w:val="0"/>
@@ -7429,7 +7443,7 @@
     </w:p>
     <w:p>
       <w:pPr>
-        <w:spacing w:after="0" w:line="240" w:lineRule="auto"/>
+        <w:spacing w:before="0" w:after="0" w:line="240" w:lineRule="auto"/>
         <w:jc w:val="both"/>
         <w:rPr>
           <w:rFonts w:ascii="Arial Narrow" w:eastAsia="Arial Narrow" w:hAnsi="Arial Narrow" w:cs="Arial Narrow"/>
@@ -7640,6 +7654,7 @@
     <w:p>
       <w:pPr>
         <w:pStyle w:val="Prrafodelista"/>
+        <w:spacing w:before="0" w:after="0" w:line="240" w:lineRule="auto"/>
         <w:rPr>
           <w:rFonts w:ascii="Arial Narrow" w:eastAsia="Arial Narrow" w:hAnsi="Arial Narrow" w:cs="Arial Narrow"/>
           <w:kern w:val="0"/>
@@ -7820,7 +7835,7 @@
     </w:p>
     <w:p>
       <w:pPr>
-        <w:spacing w:after="0" w:line="240" w:lineRule="auto"/>
+        <w:spacing w:before="0" w:after="0" w:line="240" w:lineRule="auto"/>
         <w:jc w:val="both"/>
         <w:rPr>
           <w:rFonts w:ascii="Arial Narrow" w:eastAsia="Arial Narrow" w:hAnsi="Arial Narrow" w:cs="Arial Narrow"/>
@@ -7970,7 +7985,7 @@
     </w:p>
     <w:p>
       <w:pPr>
-        <w:spacing w:after="0" w:line="240" w:lineRule="auto"/>
+        <w:spacing w:before="0" w:after="0" w:line="240" w:lineRule="auto"/>
         <w:jc w:val="both"/>
         <w:rPr>
           <w:rFonts w:ascii="Arial Narrow" w:eastAsia="Arial Narrow" w:hAnsi="Arial Narrow" w:cs="Arial Narrow"/>
@@ -8067,7 +8082,7 @@
     <w:p>
       <w:pPr>
         <w:pStyle w:val="Prrafodelista"/>
-        <w:spacing w:after="0" w:line="240" w:lineRule="auto"/>
+        <w:spacing w:before="0" w:after="0" w:line="240" w:lineRule="auto"/>
         <w:ind w:left="567"/>
         <w:jc w:val="both"/>
         <w:rPr>
@@ -8138,7 +8153,7 @@
     </w:p>
     <w:p>
       <w:pPr>
-        <w:spacing w:after="0" w:line="240" w:lineRule="auto"/>
+        <w:spacing w:before="0" w:after="0" w:line="240" w:lineRule="auto"/>
         <w:ind w:left="567"/>
         <w:contextualSpacing/>
         <w:jc w:val="both"/>
@@ -8189,7 +8204,7 @@
     </w:p>
     <w:p>
       <w:pPr>
-        <w:spacing w:after="0" w:line="240" w:lineRule="auto"/>
+        <w:spacing w:before="0" w:after="0" w:line="240" w:lineRule="auto"/>
         <w:jc w:val="both"/>
         <w:rPr>
           <w:rFonts w:ascii="Arial Narrow" w:eastAsia="Arial Narrow" w:hAnsi="Arial Narrow" w:cs="Arial Narrow"/>
@@ -8301,7 +8316,7 @@
     <w:p>
       <w:pPr>
         <w:pStyle w:val="Prrafodelista"/>
-        <w:spacing w:after="0" w:line="240" w:lineRule="auto"/>
+        <w:spacing w:before="0" w:after="0" w:line="240" w:lineRule="auto"/>
         <w:ind w:left="567"/>
         <w:jc w:val="both"/>
         <w:rPr>
@@ -8393,7 +8408,7 @@
           <w:lang w:val="es-ES" w:eastAsia="es-ES"/>
           <w14:ligatures w14:val="none"/>
         </w:rPr>
-        <w:t xml:space="preserve">: </w:t>
+        <w:t xml:space="preserve">:</w:t>
       </w:r>
       <w:r>
         <w:rPr>
@@ -8405,6 +8420,18 @@
           <w:lang w:val="es-ES" w:eastAsia="es-ES"/>
           <w14:ligatures w14:val="none"/>
         </w:rPr>
+        <w:t xml:space="preserve"> </w:t>
+      </w:r>
+      <w:r>
+        <w:rPr>
+          <w:rFonts w:ascii="Arial Narrow" w:eastAsia="Arial Narrow" w:hAnsi="Arial Narrow" w:cs="Arial Narrow"/>
+          <w:color w:val="000000"/>
+          <w:kern w:val="0"/>
+          <w:sz w:val="22"/>
+          <w:szCs w:val="22"/>
+          <w:lang w:val="es-ES" w:eastAsia="es-ES"/>
+          <w14:ligatures w14:val="none"/>
+        </w:rPr>
         <w:t xml:space="preserve">(i) presentar una copia debidamente suscrita de la Póliza Todo Riesgo Negocio Seguro </w:t>
       </w:r>
       <w:proofErr w:type="spellStart"/>
@@ -8587,6 +8614,24 @@
         </w:rPr>
         <w:t xml:space="preserve"> </w:t>
       </w:r>
+    </w:p>
+    <w:p>
+      <w:pPr>
+        <w:pStyle w:val="Prrafodelista"/>
+        <w:spacing w:before="0" w:after="0" w:line="240" w:lineRule="auto"/>
+        <w:ind w:left="567"/>
+        <w:jc w:val="both"/>
+        <w:rPr>
+          <w:rFonts w:ascii="Arial Narrow" w:eastAsia="Arial Narrow" w:hAnsi="Arial Narrow" w:cs="Arial Narrow"/>
+          <w:color w:val="000000"/>
+          <w:kern w:val="0"/>
+          <w:sz w:val="22"/>
+          <w:szCs w:val="22"/>
+          <w:u w:val="single"/>
+          <w:lang w:val="es-ES" w:eastAsia="es-ES"/>
+          <w14:ligatures w14:val="none"/>
+        </w:rPr>
+      </w:pPr>
     </w:p>
     <w:p>
       <w:pPr>
@@ -8605,13 +8650,7 @@
           <w14:ligatures w14:val="none"/>
         </w:rPr>
       </w:pPr>
-    </w:p>
-    <w:p>
-      <w:pPr>
-        <w:pStyle w:val="Prrafodelista"/>
-        <w:spacing w:after="0" w:line="240" w:lineRule="auto"/>
-        <w:ind w:left="567"/>
-        <w:jc w:val="both"/>
+      <w:r>
         <w:rPr>
           <w:rFonts w:ascii="Arial Narrow" w:eastAsia="Arial Narrow" w:hAnsi="Arial Narrow" w:cs="Arial Narrow"/>
           <w:color w:val="000000"/>
@@ -8622,7 +8661,8 @@
           <w:lang w:val="es-ES" w:eastAsia="es-ES"/>
           <w14:ligatures w14:val="none"/>
         </w:rPr>
-      </w:pPr>
+        <w:t xml:space="preserve">A </w:t>
+      </w:r>
       <w:r>
         <w:rPr>
           <w:rFonts w:ascii="Arial Narrow" w:eastAsia="Arial Narrow" w:hAnsi="Arial Narrow" w:cs="Arial Narrow"/>
@@ -8634,20 +8674,31 @@
           <w:lang w:val="es-ES" w:eastAsia="es-ES"/>
           <w14:ligatures w14:val="none"/>
         </w:rPr>
-        <w:t xml:space="preserve">A </w:t>
-      </w:r>
-      <w:r>
-        <w:rPr>
-          <w:rFonts w:ascii="Arial Narrow" w:eastAsia="Arial Narrow" w:hAnsi="Arial Narrow" w:cs="Arial Narrow"/>
-          <w:color w:val="000000"/>
-          <w:kern w:val="0"/>
-          <w:sz w:val="22"/>
-          <w:szCs w:val="22"/>
-          <w:u w:val="single"/>
+        <w:t>Rímac</w:t>
+      </w:r>
+      <w:r>
+        <w:rPr>
+          <w:rFonts w:ascii="Arial Narrow" w:eastAsia="Arial Narrow" w:hAnsi="Arial Narrow" w:cs="Arial Narrow"/>
+          <w:color w:val="000000"/>
+          <w:kern w:val="0"/>
+          <w:sz w:val="22"/>
+          <w:szCs w:val="22"/>
           <w:lang w:val="es-ES" w:eastAsia="es-ES"/>
           <w14:ligatures w14:val="none"/>
         </w:rPr>
-        <w:t>Rímac</w:t>
+        <w:t>:</w:t>
+      </w:r>
+      <w:r>
+        <w:rPr>
+          <w:rFonts w:ascii="Arial Narrow" w:eastAsia="Arial Narrow" w:hAnsi="Arial Narrow" w:cs="Arial Narrow"/>
+          <w:color w:val="000000"/>
+          <w:kern w:val="0"/>
+          <w:sz w:val="22"/>
+          <w:szCs w:val="22"/>
+          <w:lang w:eastAsia="es-ES"/>
+          <w14:ligatures w14:val="none"/>
+        </w:rPr>
+        <w:t xml:space="preserve"> </w:t>
       </w:r>
       <w:r>
         <w:rPr>
@@ -8659,20 +8710,9 @@
           <w:lang w:val="es-ES" w:eastAsia="es-ES"/>
           <w14:ligatures w14:val="none"/>
         </w:rPr>
-        <w:t>:</w:t>
-      </w:r>
-      <w:r>
-        <w:rPr>
-          <w:rFonts w:ascii="Arial Narrow" w:eastAsia="Arial Narrow" w:hAnsi="Arial Narrow" w:cs="Arial Narrow"/>
-          <w:color w:val="000000"/>
-          <w:kern w:val="0"/>
-          <w:sz w:val="22"/>
-          <w:szCs w:val="22"/>
-          <w:lang w:eastAsia="es-ES"/>
-          <w14:ligatures w14:val="none"/>
-        </w:rPr>
-        <w:t xml:space="preserve"> </w:t>
-      </w:r>
+        <w:t xml:space="preserve">(i) presentar una copia debidamente suscrita de la Póliza Todo Riesgo Negocio Seguro </w:t>
+      </w:r>
+      <w:proofErr w:type="spellStart"/>
       <w:r>
         <w:rPr>
           <w:rFonts w:ascii="Arial Narrow" w:eastAsia="Arial Narrow" w:hAnsi="Arial Narrow" w:cs="Arial Narrow"/>
@@ -8683,7 +8723,20 @@
           <w:lang w:val="es-ES" w:eastAsia="es-ES"/>
           <w14:ligatures w14:val="none"/>
         </w:rPr>
-        <w:t xml:space="preserve">(i) presentar una copia debidamente suscrita de la Póliza Todo Riesgo Negocio Seguro </w:t>
+        <w:t/>
+      </w:r>
+      <w:proofErr w:type="spellEnd"/>
+      <w:r>
+        <w:rPr>
+          <w:rFonts w:ascii="Arial Narrow" w:eastAsia="Arial Narrow" w:hAnsi="Arial Narrow" w:cs="Arial Narrow"/>
+          <w:color w:val="000000"/>
+          <w:kern w:val="0"/>
+          <w:sz w:val="22"/>
+          <w:szCs w:val="22"/>
+          <w:lang w:val="es-ES" w:eastAsia="es-ES"/>
+          <w14:ligatures w14:val="none"/>
+        </w:rPr>
+        <w:t xml:space="preserve"> 1338-505693 materia de denuncia, así como el cargo de remisión de la póliza; (</w:t>
       </w:r>
       <w:proofErr w:type="spellStart"/>
       <w:r>
@@ -8696,6 +8749,32 @@
           <w:lang w:val="es-ES" w:eastAsia="es-ES"/>
           <w14:ligatures w14:val="none"/>
         </w:rPr>
+        <w:t>ii</w:t>
+      </w:r>
+      <w:proofErr w:type="spellEnd"/>
+      <w:r>
+        <w:rPr>
+          <w:rFonts w:ascii="Arial Narrow" w:eastAsia="Arial Narrow" w:hAnsi="Arial Narrow" w:cs="Arial Narrow"/>
+          <w:color w:val="000000"/>
+          <w:kern w:val="0"/>
+          <w:sz w:val="22"/>
+          <w:szCs w:val="22"/>
+          <w:lang w:val="es-ES" w:eastAsia="es-ES"/>
+          <w14:ligatures w14:val="none"/>
+        </w:rPr>
+        <w:t xml:space="preserve">) presentar una copia debidamente suscrita del Seguro para Inmuebles - Póliza </w:t>
+      </w:r>
+      <w:proofErr w:type="spellStart"/>
+      <w:r>
+        <w:rPr>
+          <w:rFonts w:ascii="Arial Narrow" w:eastAsia="Arial Narrow" w:hAnsi="Arial Narrow" w:cs="Arial Narrow"/>
+          <w:color w:val="000000"/>
+          <w:kern w:val="0"/>
+          <w:sz w:val="22"/>
+          <w:szCs w:val="22"/>
+          <w:lang w:val="es-ES" w:eastAsia="es-ES"/>
+          <w14:ligatures w14:val="none"/>
+        </w:rPr>
         <w:t/>
       </w:r>
       <w:proofErr w:type="spellEnd"/>
@@ -8709,7 +8788,7 @@
           <w:lang w:val="es-ES" w:eastAsia="es-ES"/>
           <w14:ligatures w14:val="none"/>
         </w:rPr>
-        <w:t xml:space="preserve"> 1338-505693 materia de denuncia, así como el cargo de remisión de la póliza; (</w:t>
+        <w:t xml:space="preserve"> 0011-0137-40-0****145 materia de denuncia, así como el cargo de remisión de la póliza; (</w:t>
       </w:r>
       <w:proofErr w:type="spellStart"/>
       <w:r>
@@ -8722,7 +8801,7 @@
           <w:lang w:val="es-ES" w:eastAsia="es-ES"/>
           <w14:ligatures w14:val="none"/>
         </w:rPr>
-        <w:t>ii</w:t>
+        <w:t>iii</w:t>
       </w:r>
       <w:proofErr w:type="spellEnd"/>
       <w:r>
@@ -8761,7 +8840,7 @@
           <w:lang w:val="es-ES" w:eastAsia="es-ES"/>
           <w14:ligatures w14:val="none"/>
         </w:rPr>
-        <w:t xml:space="preserve"> 0011-0137-40-0****145 materia de denuncia, así como el cargo de remisión de la póliza; (</w:t>
+        <w:t xml:space="preserve"> 0011-0137-40-0****823materia de denuncia, así como el cargo de remisión de la póliza; y, (</w:t>
       </w:r>
       <w:proofErr w:type="spellStart"/>
       <w:r>
@@ -8774,7 +8853,7 @@
           <w:lang w:val="es-ES" w:eastAsia="es-ES"/>
           <w14:ligatures w14:val="none"/>
         </w:rPr>
-        <w:t>iii</w:t>
+        <w:t>iv</w:t>
       </w:r>
       <w:proofErr w:type="spellEnd"/>
       <w:r>
@@ -8787,9 +8866,8 @@
           <w:lang w:val="es-ES" w:eastAsia="es-ES"/>
           <w14:ligatures w14:val="none"/>
         </w:rPr>
-        <w:t xml:space="preserve">) presentar una copia debidamente suscrita del Seguro para Inmuebles - Póliza </w:t>
-      </w:r>
-      <w:proofErr w:type="spellStart"/>
+        <w:t>) presentar todas las comunicaciones cursadas con la parte denunciante en virtud de los hechos materia de denuncia</w:t>
+      </w:r>
       <w:r>
         <w:rPr>
           <w:rFonts w:ascii="Arial Narrow" w:eastAsia="Arial Narrow" w:hAnsi="Arial Narrow" w:cs="Arial Narrow"/>
@@ -8800,64 +8878,13 @@
           <w:lang w:val="es-ES" w:eastAsia="es-ES"/>
           <w14:ligatures w14:val="none"/>
         </w:rPr>
-        <w:t/>
-      </w:r>
-      <w:proofErr w:type="spellEnd"/>
-      <w:r>
-        <w:rPr>
-          <w:rFonts w:ascii="Arial Narrow" w:eastAsia="Arial Narrow" w:hAnsi="Arial Narrow" w:cs="Arial Narrow"/>
-          <w:color w:val="000000"/>
-          <w:kern w:val="0"/>
-          <w:sz w:val="22"/>
-          <w:szCs w:val="22"/>
-          <w:lang w:val="es-ES" w:eastAsia="es-ES"/>
-          <w14:ligatures w14:val="none"/>
-        </w:rPr>
-        <w:t xml:space="preserve"> 0011-0137-40-0****823materia de denuncia, así como el cargo de remisión de la póliza; y, (</w:t>
-      </w:r>
-      <w:proofErr w:type="spellStart"/>
-      <w:r>
-        <w:rPr>
-          <w:rFonts w:ascii="Arial Narrow" w:eastAsia="Arial Narrow" w:hAnsi="Arial Narrow" w:cs="Arial Narrow"/>
-          <w:color w:val="000000"/>
-          <w:kern w:val="0"/>
-          <w:sz w:val="22"/>
-          <w:szCs w:val="22"/>
-          <w:lang w:val="es-ES" w:eastAsia="es-ES"/>
-          <w14:ligatures w14:val="none"/>
-        </w:rPr>
-        <w:t>iv</w:t>
-      </w:r>
-      <w:proofErr w:type="spellEnd"/>
-      <w:r>
-        <w:rPr>
-          <w:rFonts w:ascii="Arial Narrow" w:eastAsia="Arial Narrow" w:hAnsi="Arial Narrow" w:cs="Arial Narrow"/>
-          <w:color w:val="000000"/>
-          <w:kern w:val="0"/>
-          <w:sz w:val="22"/>
-          <w:szCs w:val="22"/>
-          <w:lang w:val="es-ES" w:eastAsia="es-ES"/>
-          <w14:ligatures w14:val="none"/>
-        </w:rPr>
-        <w:t>) presentar todas las comunicaciones cursadas con la parte denunciante en virtud de los hechos materia de denuncia</w:t>
-      </w:r>
-      <w:r>
-        <w:rPr>
-          <w:rFonts w:ascii="Arial Narrow" w:eastAsia="Arial Narrow" w:hAnsi="Arial Narrow" w:cs="Arial Narrow"/>
-          <w:color w:val="000000"/>
-          <w:kern w:val="0"/>
-          <w:sz w:val="22"/>
-          <w:szCs w:val="22"/>
-          <w:lang w:val="es-ES" w:eastAsia="es-ES"/>
-          <w14:ligatures w14:val="none"/>
-        </w:rPr>
         <w:t>.</w:t>
       </w:r>
     </w:p>
     <w:bookmarkEnd w:id="18"/>
     <w:p>
       <w:pPr>
-        <w:spacing w:after="0" w:line="240" w:lineRule="auto"/>
+        <w:spacing w:before="0" w:after="0" w:line="240" w:lineRule="auto"/>
         <w:jc w:val="both"/>
         <w:rPr>
           <w:rFonts w:ascii="Arial Narrow" w:eastAsia="Arial Narrow" w:hAnsi="Arial Narrow" w:cs="Arial Narrow"/>
@@ -8906,6 +8933,22 @@
     </w:p>
     <w:p>
       <w:pPr>
+        <w:spacing w:before="0" w:after="0" w:line="240" w:lineRule="auto"/>
+        <w:jc w:val="both"/>
+        <w:rPr>
+          <w:rFonts w:ascii="Arial Narrow" w:eastAsia="Arial Narrow" w:hAnsi="Arial Narrow" w:cs="Arial Narrow"/>
+          <w:b/>
+          <w:color w:val="000000"/>
+          <w:kern w:val="0"/>
+          <w:sz w:val="22"/>
+          <w:szCs w:val="22"/>
+          <w:lang w:eastAsia="es-PE"/>
+          <w14:ligatures w14:val="none"/>
+        </w:rPr>
+      </w:pPr>
+    </w:p>
+    <w:p>
+      <w:pPr>
         <w:spacing w:after="0" w:line="240" w:lineRule="auto"/>
         <w:jc w:val="both"/>
         <w:rPr>
@@ -8919,6 +8962,119 @@
           <w14:ligatures w14:val="none"/>
         </w:rPr>
       </w:pPr>
+      <w:r>
+        <w:rPr>
+          <w:rFonts w:ascii="Arial Narrow" w:eastAsia="Arial Narrow" w:hAnsi="Arial Narrow" w:cs="Arial Narrow"/>
+          <w:b/>
+          <w:color w:val="000000"/>
+          <w:kern w:val="0"/>
+          <w:sz w:val="22"/>
+          <w:szCs w:val="22"/>
+          <w:lang w:eastAsia="es-PE"/>
+          <w14:ligatures w14:val="none"/>
+        </w:rPr>
+        <w:t xml:space="preserve">PRIMERO:</w:t>
+      </w:r>
+      <w:r>
+        <w:rPr>
+          <w:rFonts w:ascii="Arial Narrow" w:eastAsia="Arial Narrow" w:hAnsi="Arial Narrow" w:cs="Arial Narrow"/>
+          <w:color w:val="000000"/>
+          <w:kern w:val="0"/>
+          <w:sz w:val="22"/>
+          <w:szCs w:val="22"/>
+          <w:lang w:eastAsia="es-PE"/>
+          <w14:ligatures w14:val="none"/>
+        </w:rPr>
+        <w:t xml:space="preserve"> </w:t>
+      </w:r>
+      <w:r>
+        <w:rPr>
+          <w:rFonts w:ascii="Arial Narrow" w:eastAsia="Arial Narrow" w:hAnsi="Arial Narrow" w:cs="Arial Narrow"/>
+          <w:color w:val="000000"/>
+          <w:kern w:val="0"/>
+          <w:sz w:val="22"/>
+          <w:szCs w:val="22"/>
+          <w:lang w:eastAsia="es-PE"/>
+          <w14:ligatures w14:val="none"/>
+        </w:rPr>
+        <w:t xml:space="preserve">incluir de oficio a </w:t>
+      </w:r>
+      <w:r>
+        <w:rPr>
+          <w:rFonts w:ascii="Arial Narrow" w:eastAsia="Arial Narrow" w:hAnsi="Arial Narrow" w:cs="Arial Narrow"/>
+          <w:color w:val="000000"/>
+          <w:kern w:val="0"/>
+          <w:sz w:val="22"/>
+          <w:szCs w:val="22"/>
+          <w:lang w:eastAsia="es-PE"/>
+          <w14:ligatures w14:val="none"/>
+        </w:rPr>
+        <w:t xml:space="preserve">Rímac Seguros </w:t>
+      </w:r>
+      <w:r>
+        <w:rPr>
+          <w:rFonts w:ascii="Arial Narrow" w:eastAsia="Arial Narrow" w:hAnsi="Arial Narrow" w:cs="Arial Narrow"/>
+          <w:color w:val="000000"/>
+          <w:kern w:val="0"/>
+          <w:sz w:val="22"/>
+          <w:szCs w:val="22"/>
+          <w:lang w:eastAsia="es-PE"/>
+          <w14:ligatures w14:val="none"/>
+        </w:rPr>
+        <w:t>y</w:t>
+      </w:r>
+      <w:r>
+        <w:rPr>
+          <w:rFonts w:ascii="Arial Narrow" w:eastAsia="Arial Narrow" w:hAnsi="Arial Narrow" w:cs="Arial Narrow"/>
+          <w:color w:val="000000"/>
+          <w:kern w:val="0"/>
+          <w:sz w:val="22"/>
+          <w:szCs w:val="22"/>
+          <w:lang w:eastAsia="es-PE"/>
+          <w14:ligatures w14:val="none"/>
+        </w:rPr>
+        <w:t xml:space="preserve"> Reaseguros S.A.</w:t>
+      </w:r>
+      <w:r>
+        <w:rPr>
+          <w:rFonts w:ascii="Arial Narrow" w:eastAsia="Arial Narrow" w:hAnsi="Arial Narrow" w:cs="Arial Narrow"/>
+          <w:color w:val="000000"/>
+          <w:kern w:val="0"/>
+          <w:sz w:val="22"/>
+          <w:szCs w:val="22"/>
+          <w:lang w:eastAsia="es-PE"/>
+          <w14:ligatures w14:val="none"/>
+        </w:rPr>
+        <w:t xml:space="preserve"> </w:t>
+      </w:r>
+      <w:r>
+        <w:rPr>
+          <w:rFonts w:ascii="Arial Narrow" w:eastAsia="Arial Narrow" w:hAnsi="Arial Narrow" w:cs="Arial Narrow"/>
+          <w:color w:val="000000"/>
+          <w:kern w:val="0"/>
+          <w:sz w:val="22"/>
+          <w:szCs w:val="22"/>
+          <w:lang w:eastAsia="es-PE"/>
+          <w14:ligatures w14:val="none"/>
+        </w:rPr>
+        <w:t>en el presente procedimiento.</w:t>
+      </w:r>
+    </w:p>
+    <w:p>
+      <w:pPr>
+        <w:spacing w:before="0" w:after="0" w:line="240" w:lineRule="auto"/>
+        <w:jc w:val="both"/>
+        <w:rPr>
+          <w:rFonts w:ascii="Arial Narrow" w:eastAsia="Arial Narrow" w:hAnsi="Arial Narrow" w:cs="Arial Narrow"/>
+          <w:b/>
+          <w:color w:val="000000"/>
+          <w:kern w:val="0"/>
+          <w:sz w:val="22"/>
+          <w:szCs w:val="22"/>
+          <w:lang w:eastAsia="es-PE"/>
+          <w14:ligatures w14:val="none"/>
+        </w:rPr>
+      </w:pPr>
     </w:p>
     <w:p>
       <w:pPr>
@@ -8926,135 +9082,6 @@
         <w:jc w:val="both"/>
         <w:rPr>
           <w:rFonts w:ascii="Arial Narrow" w:eastAsia="Arial Narrow" w:hAnsi="Arial Narrow" w:cs="Arial Narrow"/>
-          <w:b/>
-          <w:color w:val="000000"/>
-          <w:kern w:val="0"/>
-          <w:sz w:val="22"/>
-          <w:szCs w:val="22"/>
-          <w:lang w:eastAsia="es-PE"/>
-          <w14:ligatures w14:val="none"/>
-        </w:rPr>
-      </w:pPr>
-      <w:r>
-        <w:rPr>
-          <w:rFonts w:ascii="Arial Narrow" w:eastAsia="Arial Narrow" w:hAnsi="Arial Narrow" w:cs="Arial Narrow"/>
-          <w:b/>
-          <w:color w:val="000000"/>
-          <w:kern w:val="0"/>
-          <w:sz w:val="22"/>
-          <w:szCs w:val="22"/>
-          <w:lang w:eastAsia="es-PE"/>
-          <w14:ligatures w14:val="none"/>
-        </w:rPr>
-        <w:t xml:space="preserve">PRIMERO:</w:t>
-      </w:r>
-      <w:r>
-        <w:rPr>
-          <w:rFonts w:ascii="Arial Narrow" w:eastAsia="Arial Narrow" w:hAnsi="Arial Narrow" w:cs="Arial Narrow"/>
-          <w:color w:val="000000"/>
-          <w:kern w:val="0"/>
-          <w:sz w:val="22"/>
-          <w:szCs w:val="22"/>
-          <w:lang w:eastAsia="es-PE"/>
-          <w14:ligatures w14:val="none"/>
-        </w:rPr>
-        <w:t xml:space="preserve"> </w:t>
-      </w:r>
-      <w:r>
-        <w:rPr>
-          <w:rFonts w:ascii="Arial Narrow" w:eastAsia="Arial Narrow" w:hAnsi="Arial Narrow" w:cs="Arial Narrow"/>
-          <w:color w:val="000000"/>
-          <w:kern w:val="0"/>
-          <w:sz w:val="22"/>
-          <w:szCs w:val="22"/>
-          <w:lang w:eastAsia="es-PE"/>
-          <w14:ligatures w14:val="none"/>
-        </w:rPr>
-        <w:t xml:space="preserve">incluir de oficio a </w:t>
-      </w:r>
-      <w:r>
-        <w:rPr>
-          <w:rFonts w:ascii="Arial Narrow" w:eastAsia="Arial Narrow" w:hAnsi="Arial Narrow" w:cs="Arial Narrow"/>
-          <w:color w:val="000000"/>
-          <w:kern w:val="0"/>
-          <w:sz w:val="22"/>
-          <w:szCs w:val="22"/>
-          <w:lang w:eastAsia="es-PE"/>
-          <w14:ligatures w14:val="none"/>
-        </w:rPr>
-        <w:t xml:space="preserve">Rímac Seguros </w:t>
-      </w:r>
-      <w:r>
-        <w:rPr>
-          <w:rFonts w:ascii="Arial Narrow" w:eastAsia="Arial Narrow" w:hAnsi="Arial Narrow" w:cs="Arial Narrow"/>
-          <w:color w:val="000000"/>
-          <w:kern w:val="0"/>
-          <w:sz w:val="22"/>
-          <w:szCs w:val="22"/>
-          <w:lang w:eastAsia="es-PE"/>
-          <w14:ligatures w14:val="none"/>
-        </w:rPr>
-        <w:t>y</w:t>
-      </w:r>
-      <w:r>
-        <w:rPr>
-          <w:rFonts w:ascii="Arial Narrow" w:eastAsia="Arial Narrow" w:hAnsi="Arial Narrow" w:cs="Arial Narrow"/>
-          <w:color w:val="000000"/>
-          <w:kern w:val="0"/>
-          <w:sz w:val="22"/>
-          <w:szCs w:val="22"/>
-          <w:lang w:eastAsia="es-PE"/>
-          <w14:ligatures w14:val="none"/>
-        </w:rPr>
-        <w:t xml:space="preserve"> Reaseguros S.A.</w:t>
-      </w:r>
-      <w:r>
-        <w:rPr>
-          <w:rFonts w:ascii="Arial Narrow" w:eastAsia="Arial Narrow" w:hAnsi="Arial Narrow" w:cs="Arial Narrow"/>
-          <w:color w:val="000000"/>
-          <w:kern w:val="0"/>
-          <w:sz w:val="22"/>
-          <w:szCs w:val="22"/>
-          <w:lang w:eastAsia="es-PE"/>
-          <w14:ligatures w14:val="none"/>
-        </w:rPr>
-        <w:t xml:space="preserve"> </w:t>
-      </w:r>
-      <w:r>
-        <w:rPr>
-          <w:rFonts w:ascii="Arial Narrow" w:eastAsia="Arial Narrow" w:hAnsi="Arial Narrow" w:cs="Arial Narrow"/>
-          <w:color w:val="000000"/>
-          <w:kern w:val="0"/>
-          <w:sz w:val="22"/>
-          <w:szCs w:val="22"/>
-          <w:lang w:eastAsia="es-PE"/>
-          <w14:ligatures w14:val="none"/>
-        </w:rPr>
-        <w:t>en el presente procedimiento.</w:t>
-      </w:r>
-    </w:p>
-    <w:p>
-      <w:pPr>
-        <w:spacing w:after="0" w:line="240" w:lineRule="auto"/>
-        <w:jc w:val="both"/>
-        <w:rPr>
-          <w:rFonts w:ascii="Arial Narrow" w:eastAsia="Arial Narrow" w:hAnsi="Arial Narrow" w:cs="Arial Narrow"/>
-          <w:b/>
-          <w:color w:val="000000"/>
-          <w:kern w:val="0"/>
-          <w:sz w:val="22"/>
-          <w:szCs w:val="22"/>
-          <w:lang w:eastAsia="es-PE"/>
-          <w14:ligatures w14:val="none"/>
-        </w:rPr>
-      </w:pPr>
-    </w:p>
-    <w:p>
-      <w:pPr>
-        <w:spacing w:after="0" w:line="240" w:lineRule="auto"/>
-        <w:jc w:val="both"/>
-        <w:rPr>
-          <w:rFonts w:ascii="Arial Narrow" w:eastAsia="Arial Narrow" w:hAnsi="Arial Narrow" w:cs="Arial Narrow"/>
           <w:color w:val="000000"/>
           <w:kern w:val="0"/>
           <w:sz w:val="22"/>
@@ -9254,7 +9281,7 @@
     </w:p>
     <w:p>
       <w:pPr>
-        <w:spacing w:after="0" w:line="240" w:lineRule="auto"/>
+        <w:spacing w:before="0" w:after="0" w:line="240" w:lineRule="auto"/>
         <w:jc w:val="both"/>
         <w:rPr>
           <w:rFonts w:ascii="Arial Narrow" w:eastAsia="Arial Narrow" w:hAnsi="Arial Narrow" w:cs="Arial Narrow"/>
@@ -9480,7 +9507,7 @@
     <w:p>
       <w:pPr>
         <w:pStyle w:val="Prrafodelista"/>
-        <w:spacing w:after="0" w:line="240" w:lineRule="auto"/>
+        <w:spacing w:before="0" w:after="0" w:line="240" w:lineRule="auto"/>
         <w:ind w:left="567"/>
         <w:jc w:val="both"/>
         <w:rPr>
@@ -9615,7 +9642,7 @@
     <w:p>
       <w:pPr>
         <w:pStyle w:val="Prrafodelista"/>
-        <w:spacing w:after="0" w:line="240" w:lineRule="auto"/>
+        <w:spacing w:before="0" w:after="0" w:line="240" w:lineRule="auto"/>
         <w:ind w:left="567"/>
         <w:jc w:val="both"/>
         <w:rPr>
@@ -9726,7 +9753,7 @@
     <w:p>
       <w:pPr>
         <w:pStyle w:val="Prrafodelista"/>
-        <w:spacing w:after="0" w:line="240" w:lineRule="auto"/>
+        <w:spacing w:before="0" w:after="0" w:line="240" w:lineRule="auto"/>
         <w:ind w:left="567"/>
         <w:jc w:val="both"/>
         <w:rPr>
@@ -9837,7 +9864,7 @@
     <w:p>
       <w:pPr>
         <w:pStyle w:val="Prrafodelista"/>
-        <w:spacing w:after="0" w:line="240" w:lineRule="auto"/>
+        <w:spacing w:before="0" w:after="0" w:line="240" w:lineRule="auto"/>
         <w:ind w:left="567"/>
         <w:jc w:val="both"/>
         <w:rPr>
@@ -9936,7 +9963,7 @@
     <w:p>
       <w:pPr>
         <w:pStyle w:val="Prrafodelista"/>
-        <w:spacing w:after="0" w:line="240" w:lineRule="auto"/>
+        <w:spacing w:before="0" w:after="0" w:line="240" w:lineRule="auto"/>
         <w:ind w:left="567"/>
         <w:jc w:val="both"/>
         <w:rPr>
@@ -10038,7 +10065,7 @@
     <w:p>
       <w:pPr>
         <w:pStyle w:val="Prrafodelista"/>
-        <w:spacing w:after="0" w:line="240" w:lineRule="auto"/>
+        <w:spacing w:before="0" w:after="0" w:line="240" w:lineRule="auto"/>
         <w:ind w:left="567"/>
         <w:jc w:val="both"/>
         <w:rPr>
@@ -10161,7 +10188,7 @@
     <w:p>
       <w:pPr>
         <w:pStyle w:val="Prrafodelista"/>
-        <w:spacing w:after="0" w:line="240" w:lineRule="auto"/>
+        <w:spacing w:before="0" w:after="0" w:line="240" w:lineRule="auto"/>
         <w:ind w:left="567"/>
         <w:jc w:val="both"/>
         <w:rPr>
@@ -10272,7 +10299,7 @@
     </w:p>
     <w:p>
       <w:pPr>
-        <w:spacing w:after="0" w:line="240" w:lineRule="auto"/>
+        <w:spacing w:before="0" w:after="0" w:line="240" w:lineRule="auto"/>
         <w:jc w:val="both"/>
         <w:rPr>
           <w:rFonts w:ascii="Arial Narrow" w:eastAsia="Arial Narrow" w:hAnsi="Arial Narrow" w:cs="Arial Narrow"/>
@@ -10359,7 +10386,7 @@
     </w:p>
     <w:p>
       <w:pPr>
-        <w:spacing w:after="0" w:line="240" w:lineRule="auto"/>
+        <w:spacing w:before="0" w:after="0" w:line="240" w:lineRule="auto"/>
         <w:jc w:val="both"/>
         <w:rPr>
           <w:rFonts w:ascii="Arial Narrow" w:eastAsia="Arial Narrow" w:hAnsi="Arial Narrow" w:cs="Arial Narrow"/>
@@ -10470,7 +10497,7 @@
     </w:p>
     <w:p>
       <w:pPr>
-        <w:spacing w:line="240" w:lineRule="auto"/>
+        <w:spacing w:before="0" w:after="0" w:line="240" w:lineRule="auto"/>
         <w:contextualSpacing/>
         <w:jc w:val="both"/>
         <w:rPr>
@@ -10643,7 +10670,7 @@
     </w:p>
     <w:p>
       <w:pPr>
-        <w:spacing w:after="0" w:line="240" w:lineRule="auto"/>
+        <w:spacing w:before="0" w:after="0" w:line="240" w:lineRule="auto"/>
         <w:jc w:val="both"/>
         <w:rPr>
           <w:rFonts w:ascii="Arial Narrow" w:eastAsia="Arial Narrow" w:hAnsi="Arial Narrow" w:cs="Arial Narrow"/>
@@ -10969,7 +10996,7 @@
     </w:p>
     <w:p>
       <w:pPr>
-        <w:spacing w:after="0" w:line="240" w:lineRule="auto"/>
+        <w:spacing w:before="0" w:after="0" w:line="240" w:lineRule="auto"/>
         <w:ind w:left="567"/>
         <w:jc w:val="both"/>
         <w:rPr>
@@ -11070,6 +11097,21 @@
     </w:p>
     <w:p>
       <w:pPr>
+        <w:spacing w:before="0" w:after="0" w:line="240" w:lineRule="auto"/>
+        <w:jc w:val="both"/>
+        <w:rPr>
+          <w:rFonts w:ascii="Arial Narrow" w:eastAsia="Arial Narrow" w:hAnsi="Arial Narrow" w:cs="Arial Narrow"/>
+          <w:color w:val="000000"/>
+          <w:kern w:val="0"/>
+          <w:sz w:val="22"/>
+          <w:szCs w:val="22"/>
+          <w:lang w:eastAsia="es-PE"/>
+          <w14:ligatures w14:val="none"/>
+        </w:rPr>
+      </w:pPr>
+    </w:p>
+    <w:p>
+      <w:pPr>
         <w:spacing w:after="0" w:line="240" w:lineRule="auto"/>
         <w:jc w:val="both"/>
         <w:rPr>
@@ -11078,7 +11120,258 @@
           <w:kern w:val="0"/>
           <w:sz w:val="22"/>
           <w:szCs w:val="22"/>
-          <w:lang w:eastAsia="es-PE"/>
+          <w:lang w:val="es-ES" w:eastAsia="es-ES"/>
+          <w14:ligatures w14:val="none"/>
+        </w:rPr>
+      </w:pPr>
+      <w:r>
+        <w:rPr>
+          <w:rFonts w:ascii="Arial Narrow" w:eastAsia="Arial Narrow" w:hAnsi="Arial Narrow" w:cs="Arial Narrow"/>
+          <w:b/>
+          <w:color w:val="000000"/>
+          <w:kern w:val="0"/>
+          <w:sz w:val="22"/>
+          <w:szCs w:val="22"/>
+          <w:lang w:eastAsia="es-PE"/>
+          <w14:ligatures w14:val="none"/>
+        </w:rPr>
+        <w:t>SEXTO</w:t>
+      </w:r>
+      <w:r>
+        <w:rPr>
+          <w:rFonts w:ascii="Arial Narrow" w:eastAsia="Arial Narrow" w:hAnsi="Arial Narrow" w:cs="Arial Narrow"/>
+          <w:b/>
+          <w:color w:val="000000"/>
+          <w:kern w:val="0"/>
+          <w:sz w:val="22"/>
+          <w:szCs w:val="22"/>
+          <w:lang w:eastAsia="es-PE"/>
+          <w14:ligatures w14:val="none"/>
+        </w:rPr>
+        <w:t xml:space="preserve">:</w:t>
+      </w:r>
+      <w:r>
+        <w:rPr>
+          <w:rFonts w:ascii="Arial Narrow" w:eastAsia="Arial Narrow" w:hAnsi="Arial Narrow" w:cs="Arial Narrow"/>
+          <w:color w:val="000000"/>
+          <w:kern w:val="0"/>
+          <w:sz w:val="22"/>
+          <w:szCs w:val="22"/>
+          <w:lang w:eastAsia="es-PE"/>
+          <w14:ligatures w14:val="none"/>
+        </w:rPr>
+        <w:t xml:space="preserve"> </w:t>
+      </w:r>
+      <w:bookmarkStart w:id="19" w:name="_Hlk188286813"/>
+      <w:r>
+        <w:rPr>
+          <w:rFonts w:ascii="Arial Narrow" w:eastAsia="Arial Narrow" w:hAnsi="Arial Narrow" w:cs="Arial Narrow"/>
+          <w:color w:val="000000"/>
+          <w:kern w:val="0"/>
+          <w:sz w:val="22"/>
+          <w:szCs w:val="22"/>
+          <w:lang w:eastAsia="es-ES"/>
+          <w14:ligatures w14:val="none"/>
+        </w:rPr>
+        <w:t xml:space="preserve">requerir </w:t>
+      </w:r>
+      <w:r>
+        <w:rPr>
+          <w:rFonts w:ascii="Arial Narrow" w:eastAsia="Arial Narrow" w:hAnsi="Arial Narrow" w:cs="Arial Narrow"/>
+          <w:color w:val="000000"/>
+          <w:kern w:val="0"/>
+          <w:sz w:val="22"/>
+          <w:szCs w:val="22"/>
+          <w:lang w:val="es-ES" w:eastAsia="es-ES"/>
+          <w14:ligatures w14:val="none"/>
+        </w:rPr>
+        <w:t xml:space="preserve">que, en un </w:t>
+      </w:r>
+      <w:r>
+        <w:rPr>
+          <w:rFonts w:ascii="Arial Narrow" w:eastAsia="Arial Narrow" w:hAnsi="Arial Narrow" w:cs="Arial Narrow"/>
+          <w:color w:val="000000"/>
+          <w:kern w:val="0"/>
+          <w:sz w:val="22"/>
+          <w:szCs w:val="22"/>
+          <w:lang w:eastAsia="es-ES"/>
+          <w14:ligatures w14:val="none"/>
+        </w:rPr>
+        <w:t>plazo no mayor de cinco (5) días hábiles contado a partir del día siguiente de la notificación de la presente resolución</w:t>
+      </w:r>
+      <w:bookmarkEnd w:id="19"/>
+      <w:r>
+        <w:rPr>
+          <w:rFonts w:ascii="Arial Narrow" w:eastAsia="Arial Narrow" w:hAnsi="Arial Narrow" w:cs="Arial Narrow"/>
+          <w:color w:val="000000"/>
+          <w:kern w:val="0"/>
+          <w:sz w:val="22"/>
+          <w:szCs w:val="22"/>
+          <w:lang w:eastAsia="es-ES"/>
+          <w14:ligatures w14:val="none"/>
+        </w:rPr>
+        <w:t xml:space="preserve">, </w:t>
+      </w:r>
+      <w:bookmarkStart w:id="20" w:name="_Hlk188286828"/>
+      <w:r>
+        <w:rPr>
+          <w:rFonts w:ascii="Arial Narrow" w:eastAsia="Arial Narrow" w:hAnsi="Arial Narrow" w:cs="Arial Narrow"/>
+          <w:sz w:val="22"/>
+          <w:szCs w:val="22"/>
+        </w:rPr>
+        <w:t>Banco BBVA Perú S.A.</w:t>
+      </w:r>
+      <w:r>
+        <w:rPr>
+          <w:rFonts w:ascii="Arial Narrow" w:eastAsia="Arial Narrow" w:hAnsi="Arial Narrow" w:cs="Arial Narrow"/>
+          <w:color w:val="000000"/>
+          <w:kern w:val="0"/>
+          <w:sz w:val="22"/>
+          <w:szCs w:val="22"/>
+          <w:lang w:eastAsia="es-ES"/>
+          <w14:ligatures w14:val="none"/>
+        </w:rPr>
+        <w:t xml:space="preserve">, </w:t>
+      </w:r>
+      <w:bookmarkEnd w:id="20"/>
+      <w:r>
+        <w:rPr>
+          <w:rFonts w:ascii="Arial Narrow" w:eastAsia="Arial Narrow" w:hAnsi="Arial Narrow" w:cs="Arial Narrow"/>
+          <w:color w:val="000000"/>
+          <w:kern w:val="0"/>
+          <w:sz w:val="22"/>
+          <w:szCs w:val="22"/>
+          <w:lang w:val="es-ES" w:eastAsia="es-ES"/>
+          <w14:ligatures w14:val="none"/>
+        </w:rPr>
+        <w:t>cumpla</w:t>
+      </w:r>
+      <w:r>
+        <w:rPr>
+          <w:rFonts w:ascii="Arial Narrow" w:eastAsia="Arial Narrow" w:hAnsi="Arial Narrow" w:cs="Arial Narrow"/>
+          <w:color w:val="000000"/>
+          <w:kern w:val="0"/>
+          <w:sz w:val="22"/>
+          <w:szCs w:val="22"/>
+          <w:lang w:val="es-ES" w:eastAsia="es-ES"/>
+          <w14:ligatures w14:val="none"/>
+        </w:rPr>
+        <w:t xml:space="preserve"> con: </w:t>
+      </w:r>
+      <w:r>
+        <w:rPr>
+          <w:rFonts w:ascii="Arial Narrow" w:eastAsia="Arial Narrow" w:hAnsi="Arial Narrow" w:cs="Arial Narrow"/>
+          <w:color w:val="000000"/>
+          <w:kern w:val="0"/>
+          <w:sz w:val="22"/>
+          <w:szCs w:val="22"/>
+          <w:lang w:val="es-ES" w:eastAsia="es-ES"/>
+          <w14:ligatures w14:val="none"/>
+        </w:rPr>
+        <w:t>(i) presentar una copia debidamente suscrita de la Póliza Todo Riesgo Negocio Seguro 1338-505693 materia de denuncia, así como el cargo de remisión de la póliza; (</w:t>
+      </w:r>
+      <w:proofErr w:type="spellStart"/>
+      <w:r>
+        <w:rPr>
+          <w:rFonts w:ascii="Arial Narrow" w:eastAsia="Arial Narrow" w:hAnsi="Arial Narrow" w:cs="Arial Narrow"/>
+          <w:color w:val="000000"/>
+          <w:kern w:val="0"/>
+          <w:sz w:val="22"/>
+          <w:szCs w:val="22"/>
+          <w:lang w:val="es-ES" w:eastAsia="es-ES"/>
+          <w14:ligatures w14:val="none"/>
+        </w:rPr>
+        <w:t>ii</w:t>
+      </w:r>
+      <w:proofErr w:type="spellEnd"/>
+      <w:r>
+        <w:rPr>
+          <w:rFonts w:ascii="Arial Narrow" w:eastAsia="Arial Narrow" w:hAnsi="Arial Narrow" w:cs="Arial Narrow"/>
+          <w:color w:val="000000"/>
+          <w:kern w:val="0"/>
+          <w:sz w:val="22"/>
+          <w:szCs w:val="22"/>
+          <w:lang w:val="es-ES" w:eastAsia="es-ES"/>
+          <w14:ligatures w14:val="none"/>
+        </w:rPr>
+        <w:t>) presentar una copia debidamente suscrita del Seguro para Inmuebles - Póliza 0011-0137-40-0****145 materia de denuncia, así como el cargo de remisión de la póliza; (</w:t>
+      </w:r>
+      <w:proofErr w:type="spellStart"/>
+      <w:r>
+        <w:rPr>
+          <w:rFonts w:ascii="Arial Narrow" w:eastAsia="Arial Narrow" w:hAnsi="Arial Narrow" w:cs="Arial Narrow"/>
+          <w:color w:val="000000"/>
+          <w:kern w:val="0"/>
+          <w:sz w:val="22"/>
+          <w:szCs w:val="22"/>
+          <w:lang w:val="es-ES" w:eastAsia="es-ES"/>
+          <w14:ligatures w14:val="none"/>
+        </w:rPr>
+        <w:t>iii</w:t>
+      </w:r>
+      <w:proofErr w:type="spellEnd"/>
+      <w:r>
+        <w:rPr>
+          <w:rFonts w:ascii="Arial Narrow" w:eastAsia="Arial Narrow" w:hAnsi="Arial Narrow" w:cs="Arial Narrow"/>
+          <w:color w:val="000000"/>
+          <w:kern w:val="0"/>
+          <w:sz w:val="22"/>
+          <w:szCs w:val="22"/>
+          <w:lang w:val="es-ES" w:eastAsia="es-ES"/>
+          <w14:ligatures w14:val="none"/>
+        </w:rPr>
+        <w:t>) presentar una copia debidamente suscrita del Seguro para Inmuebles - Póliza 0011-0137-40-0****823materia de denuncia, así como el cargo de remisión de la póliza; y, (</w:t>
+      </w:r>
+      <w:proofErr w:type="spellStart"/>
+      <w:r>
+        <w:rPr>
+          <w:rFonts w:ascii="Arial Narrow" w:eastAsia="Arial Narrow" w:hAnsi="Arial Narrow" w:cs="Arial Narrow"/>
+          <w:color w:val="000000"/>
+          <w:kern w:val="0"/>
+          <w:sz w:val="22"/>
+          <w:szCs w:val="22"/>
+          <w:lang w:val="es-ES" w:eastAsia="es-ES"/>
+          <w14:ligatures w14:val="none"/>
+        </w:rPr>
+        <w:t>iv</w:t>
+      </w:r>
+      <w:proofErr w:type="spellEnd"/>
+      <w:r>
+        <w:rPr>
+          <w:rFonts w:ascii="Arial Narrow" w:eastAsia="Arial Narrow" w:hAnsi="Arial Narrow" w:cs="Arial Narrow"/>
+          <w:color w:val="000000"/>
+          <w:kern w:val="0"/>
+          <w:sz w:val="22"/>
+          <w:szCs w:val="22"/>
+          <w:lang w:val="es-ES" w:eastAsia="es-ES"/>
+          <w14:ligatures w14:val="none"/>
+        </w:rPr>
+        <w:t>) presentar todas las comunicaciones cursadas con la parte denunciante en virtud de los hechos materia de denuncia</w:t>
+      </w:r>
+      <w:r>
+        <w:rPr>
+          <w:rFonts w:ascii="Arial Narrow" w:eastAsia="Arial Narrow" w:hAnsi="Arial Narrow" w:cs="Arial Narrow"/>
+          <w:color w:val="000000"/>
+          <w:kern w:val="0"/>
+          <w:sz w:val="22"/>
+          <w:szCs w:val="22"/>
+          <w:lang w:val="es-ES" w:eastAsia="es-ES"/>
+          <w14:ligatures w14:val="none"/>
+        </w:rPr>
+        <w:t>.</w:t>
+      </w:r>
+    </w:p>
+    <w:p>
+      <w:pPr>
+        <w:spacing w:before="0" w:after="0" w:line="240" w:lineRule="auto"/>
+        <w:jc w:val="both"/>
+        <w:rPr>
+          <w:rFonts w:ascii="Arial Narrow" w:eastAsia="Arial Narrow" w:hAnsi="Arial Narrow" w:cs="Arial Narrow"/>
+          <w:color w:val="000000"/>
+          <w:kern w:val="0"/>
+          <w:sz w:val="22"/>
+          <w:szCs w:val="22"/>
+          <w:lang w:val="es-ES" w:eastAsia="es-ES"/>
           <w14:ligatures w14:val="none"/>
         </w:rPr>
       </w:pPr>
@@ -11108,7 +11401,7 @@
           <w:lang w:eastAsia="es-PE"/>
           <w14:ligatures w14:val="none"/>
         </w:rPr>
-        <w:t>SEXTO</w:t>
+        <w:t>SÉTIMO</w:t>
       </w:r>
       <w:r>
         <w:rPr>
@@ -11135,7 +11428,6 @@
         </w:rPr>
         <w:t xml:space="preserve"> </w:t>
       </w:r>
-      <w:bookmarkStart w:id="19" w:name="_Hlk188286813"/>
       <w:r>
         <w:rPr>
           <w:rFonts w:ascii="Arial Narrow" w:eastAsia="Arial Narrow" w:hAnsi="Arial Narrow" w:cs="Arial Narrow"/>
@@ -11170,9 +11462,34 @@
           <w:lang w:eastAsia="es-ES"/>
           <w14:ligatures w14:val="none"/>
         </w:rPr>
-        <w:t>plazo no mayor de cinco (5) días hábiles contado a partir del día siguiente de la notificación de la presente resolución</w:t>
-      </w:r>
-      <w:bookmarkEnd w:id="19"/>
+        <w:t xml:space="preserve">plazo no mayor de cinco (5) días hábiles contado a partir del día siguiente de la notificación de la presente resolución, </w:t>
+      </w:r>
+      <w:r>
+        <w:rPr>
+          <w:rFonts w:ascii="Arial Narrow" w:eastAsia="Arial Narrow" w:hAnsi="Arial Narrow" w:cs="Arial Narrow"/>
+          <w:color w:val="000000"/>
+          <w:kern w:val="0"/>
+          <w:sz w:val="22"/>
+          <w:szCs w:val="22"/>
+          <w:shd w:val="clear" w:color="auto" w:fill="FFFFFF"/>
+          <w:lang w:eastAsia="es-PE"/>
+          <w14:ligatures w14:val="none"/>
+        </w:rPr>
+        <w:t>Rímac Seguros y Reaseguros S.A</w:t>
+      </w:r>
+      <w:r>
+        <w:rPr>
+          <w:rFonts w:ascii="Arial Narrow" w:eastAsia="Arial Narrow" w:hAnsi="Arial Narrow" w:cs="Arial Narrow"/>
+          <w:color w:val="000000"/>
+          <w:kern w:val="0"/>
+          <w:sz w:val="22"/>
+          <w:szCs w:val="22"/>
+          <w:shd w:val="clear" w:color="auto" w:fill="FFFFFF"/>
+          <w:lang w:eastAsia="es-PE"/>
+          <w14:ligatures w14:val="none"/>
+        </w:rPr>
+        <w:t>.</w:t>
+      </w:r>
       <w:r>
         <w:rPr>
           <w:rFonts w:ascii="Arial Narrow" w:eastAsia="Arial Narrow" w:hAnsi="Arial Narrow" w:cs="Arial Narrow"/>
@@ -11185,28 +11502,6 @@
         </w:rPr>
         <w:t xml:space="preserve">, </w:t>
       </w:r>
-      <w:bookmarkStart w:id="20" w:name="_Hlk188286828"/>
-      <w:r>
-        <w:rPr>
-          <w:rFonts w:ascii="Arial Narrow" w:eastAsia="Arial Narrow" w:hAnsi="Arial Narrow" w:cs="Arial Narrow"/>
-          <w:sz w:val="22"/>
-          <w:szCs w:val="22"/>
-        </w:rPr>
-        <w:t>Banco BBVA Perú S.A.</w:t>
-      </w:r>
-      <w:r>
-        <w:rPr>
-          <w:rFonts w:ascii="Arial Narrow" w:eastAsia="Arial Narrow" w:hAnsi="Arial Narrow" w:cs="Arial Narrow"/>
-          <w:color w:val="000000"/>
-          <w:kern w:val="0"/>
-          <w:sz w:val="22"/>
-          <w:szCs w:val="22"/>
-          <w:lang w:eastAsia="es-ES"/>
-          <w14:ligatures w14:val="none"/>
-        </w:rPr>
-        <w:t xml:space="preserve">, </w:t>
-      </w:r>
-      <w:bookmarkEnd w:id="20"/>
       <w:r>
         <w:rPr>
           <w:rFonts w:ascii="Arial Narrow" w:eastAsia="Arial Narrow" w:hAnsi="Arial Narrow" w:cs="Arial Narrow"/>
@@ -11217,7 +11512,7 @@
           <w:lang w:val="es-ES" w:eastAsia="es-ES"/>
           <w14:ligatures w14:val="none"/>
         </w:rPr>
-        <w:t>cumpla</w:t>
+        <w:t>c</w:t>
       </w:r>
       <w:r>
         <w:rPr>
@@ -11229,7 +11524,7 @@
           <w:lang w:val="es-ES" w:eastAsia="es-ES"/>
           <w14:ligatures w14:val="none"/>
         </w:rPr>
-        <w:t xml:space="preserve"> con: </w:t>
+        <w:t xml:space="preserve">umpla con: </w:t>
       </w:r>
       <w:r>
         <w:rPr>
@@ -11336,275 +11631,7 @@
     </w:p>
     <w:p>
       <w:pPr>
-        <w:spacing w:after="0" w:line="240" w:lineRule="auto"/>
-        <w:jc w:val="both"/>
-        <w:rPr>
-          <w:rFonts w:ascii="Arial Narrow" w:eastAsia="Arial Narrow" w:hAnsi="Arial Narrow" w:cs="Arial Narrow"/>
-          <w:color w:val="000000"/>
-          <w:kern w:val="0"/>
-          <w:sz w:val="22"/>
-          <w:szCs w:val="22"/>
-          <w:lang w:val="es-ES" w:eastAsia="es-ES"/>
-          <w14:ligatures w14:val="none"/>
-        </w:rPr>
-      </w:pPr>
-    </w:p>
-    <w:p>
-      <w:pPr>
-        <w:spacing w:after="0" w:line="240" w:lineRule="auto"/>
-        <w:jc w:val="both"/>
-        <w:rPr>
-          <w:rFonts w:ascii="Arial Narrow" w:eastAsia="Arial Narrow" w:hAnsi="Arial Narrow" w:cs="Arial Narrow"/>
-          <w:color w:val="000000"/>
-          <w:kern w:val="0"/>
-          <w:sz w:val="22"/>
-          <w:szCs w:val="22"/>
-          <w:lang w:val="es-ES" w:eastAsia="es-ES"/>
-          <w14:ligatures w14:val="none"/>
-        </w:rPr>
-      </w:pPr>
-      <w:r>
-        <w:rPr>
-          <w:rFonts w:ascii="Arial Narrow" w:eastAsia="Arial Narrow" w:hAnsi="Arial Narrow" w:cs="Arial Narrow"/>
-          <w:b/>
-          <w:color w:val="000000"/>
-          <w:kern w:val="0"/>
-          <w:sz w:val="22"/>
-          <w:szCs w:val="22"/>
-          <w:lang w:eastAsia="es-PE"/>
-          <w14:ligatures w14:val="none"/>
-        </w:rPr>
-        <w:t>SÉTIMO</w:t>
-      </w:r>
-      <w:r>
-        <w:rPr>
-          <w:rFonts w:ascii="Arial Narrow" w:eastAsia="Arial Narrow" w:hAnsi="Arial Narrow" w:cs="Arial Narrow"/>
-          <w:b/>
-          <w:color w:val="000000"/>
-          <w:kern w:val="0"/>
-          <w:sz w:val="22"/>
-          <w:szCs w:val="22"/>
-          <w:lang w:eastAsia="es-PE"/>
-          <w14:ligatures w14:val="none"/>
-        </w:rPr>
-        <w:t xml:space="preserve">:</w:t>
-      </w:r>
-      <w:r>
-        <w:rPr>
-          <w:rFonts w:ascii="Arial Narrow" w:eastAsia="Arial Narrow" w:hAnsi="Arial Narrow" w:cs="Arial Narrow"/>
-          <w:color w:val="000000"/>
-          <w:kern w:val="0"/>
-          <w:sz w:val="22"/>
-          <w:szCs w:val="22"/>
-          <w:lang w:eastAsia="es-PE"/>
-          <w14:ligatures w14:val="none"/>
-        </w:rPr>
-        <w:t xml:space="preserve"> </w:t>
-      </w:r>
-      <w:r>
-        <w:rPr>
-          <w:rFonts w:ascii="Arial Narrow" w:eastAsia="Arial Narrow" w:hAnsi="Arial Narrow" w:cs="Arial Narrow"/>
-          <w:color w:val="000000"/>
-          <w:kern w:val="0"/>
-          <w:sz w:val="22"/>
-          <w:szCs w:val="22"/>
-          <w:lang w:eastAsia="es-ES"/>
-          <w14:ligatures w14:val="none"/>
-        </w:rPr>
-        <w:t xml:space="preserve">requerir </w:t>
-      </w:r>
-      <w:r>
-        <w:rPr>
-          <w:rFonts w:ascii="Arial Narrow" w:eastAsia="Arial Narrow" w:hAnsi="Arial Narrow" w:cs="Arial Narrow"/>
-          <w:color w:val="000000"/>
-          <w:kern w:val="0"/>
-          <w:sz w:val="22"/>
-          <w:szCs w:val="22"/>
-          <w:lang w:val="es-ES" w:eastAsia="es-ES"/>
-          <w14:ligatures w14:val="none"/>
-        </w:rPr>
-        <w:t xml:space="preserve">que, en un </w:t>
-      </w:r>
-      <w:r>
-        <w:rPr>
-          <w:rFonts w:ascii="Arial Narrow" w:eastAsia="Arial Narrow" w:hAnsi="Arial Narrow" w:cs="Arial Narrow"/>
-          <w:color w:val="000000"/>
-          <w:kern w:val="0"/>
-          <w:sz w:val="22"/>
-          <w:szCs w:val="22"/>
-          <w:lang w:eastAsia="es-ES"/>
-          <w14:ligatures w14:val="none"/>
-        </w:rPr>
-        <w:t xml:space="preserve">plazo no mayor de cinco (5) días hábiles contado a partir del día siguiente de la notificación de la presente resolución, </w:t>
-      </w:r>
-      <w:r>
-        <w:rPr>
-          <w:rFonts w:ascii="Arial Narrow" w:eastAsia="Arial Narrow" w:hAnsi="Arial Narrow" w:cs="Arial Narrow"/>
-          <w:color w:val="000000"/>
-          <w:kern w:val="0"/>
-          <w:sz w:val="22"/>
-          <w:szCs w:val="22"/>
-          <w:shd w:val="clear" w:color="auto" w:fill="FFFFFF"/>
-          <w:lang w:eastAsia="es-PE"/>
-          <w14:ligatures w14:val="none"/>
-        </w:rPr>
-        <w:t>Rímac Seguros y Reaseguros S.A</w:t>
-      </w:r>
-      <w:r>
-        <w:rPr>
-          <w:rFonts w:ascii="Arial Narrow" w:eastAsia="Arial Narrow" w:hAnsi="Arial Narrow" w:cs="Arial Narrow"/>
-          <w:color w:val="000000"/>
-          <w:kern w:val="0"/>
-          <w:sz w:val="22"/>
-          <w:szCs w:val="22"/>
-          <w:shd w:val="clear" w:color="auto" w:fill="FFFFFF"/>
-          <w:lang w:eastAsia="es-PE"/>
-          <w14:ligatures w14:val="none"/>
-        </w:rPr>
-        <w:t>.</w:t>
-      </w:r>
-      <w:r>
-        <w:rPr>
-          <w:rFonts w:ascii="Arial Narrow" w:eastAsia="Arial Narrow" w:hAnsi="Arial Narrow" w:cs="Arial Narrow"/>
-          <w:color w:val="000000"/>
-          <w:kern w:val="0"/>
-          <w:sz w:val="22"/>
-          <w:szCs w:val="22"/>
-          <w:lang w:eastAsia="es-ES"/>
-          <w14:ligatures w14:val="none"/>
-        </w:rPr>
-        <w:t xml:space="preserve">, </w:t>
-      </w:r>
-      <w:r>
-        <w:rPr>
-          <w:rFonts w:ascii="Arial Narrow" w:eastAsia="Arial Narrow" w:hAnsi="Arial Narrow" w:cs="Arial Narrow"/>
-          <w:color w:val="000000"/>
-          <w:kern w:val="0"/>
-          <w:sz w:val="22"/>
-          <w:szCs w:val="22"/>
-          <w:lang w:val="es-ES" w:eastAsia="es-ES"/>
-          <w14:ligatures w14:val="none"/>
-        </w:rPr>
-        <w:t>c</w:t>
-      </w:r>
-      <w:r>
-        <w:rPr>
-          <w:rFonts w:ascii="Arial Narrow" w:eastAsia="Arial Narrow" w:hAnsi="Arial Narrow" w:cs="Arial Narrow"/>
-          <w:color w:val="000000"/>
-          <w:kern w:val="0"/>
-          <w:sz w:val="22"/>
-          <w:szCs w:val="22"/>
-          <w:lang w:val="es-ES" w:eastAsia="es-ES"/>
-          <w14:ligatures w14:val="none"/>
-        </w:rPr>
-        <w:t xml:space="preserve">umpla con: </w:t>
-      </w:r>
-      <w:r>
-        <w:rPr>
-          <w:rFonts w:ascii="Arial Narrow" w:eastAsia="Arial Narrow" w:hAnsi="Arial Narrow" w:cs="Arial Narrow"/>
-          <w:color w:val="000000"/>
-          <w:kern w:val="0"/>
-          <w:sz w:val="22"/>
-          <w:szCs w:val="22"/>
-          <w:lang w:val="es-ES" w:eastAsia="es-ES"/>
-          <w14:ligatures w14:val="none"/>
-        </w:rPr>
-        <w:t>(i) presentar una copia debidamente suscrita de la Póliza Todo Riesgo Negocio Seguro 1338-505693 materia de denuncia, así como el cargo de remisión de la póliza; (</w:t>
-      </w:r>
-      <w:proofErr w:type="spellStart"/>
-      <w:r>
-        <w:rPr>
-          <w:rFonts w:ascii="Arial Narrow" w:eastAsia="Arial Narrow" w:hAnsi="Arial Narrow" w:cs="Arial Narrow"/>
-          <w:color w:val="000000"/>
-          <w:kern w:val="0"/>
-          <w:sz w:val="22"/>
-          <w:szCs w:val="22"/>
-          <w:lang w:val="es-ES" w:eastAsia="es-ES"/>
-          <w14:ligatures w14:val="none"/>
-        </w:rPr>
-        <w:t>ii</w:t>
-      </w:r>
-      <w:proofErr w:type="spellEnd"/>
-      <w:r>
-        <w:rPr>
-          <w:rFonts w:ascii="Arial Narrow" w:eastAsia="Arial Narrow" w:hAnsi="Arial Narrow" w:cs="Arial Narrow"/>
-          <w:color w:val="000000"/>
-          <w:kern w:val="0"/>
-          <w:sz w:val="22"/>
-          <w:szCs w:val="22"/>
-          <w:lang w:val="es-ES" w:eastAsia="es-ES"/>
-          <w14:ligatures w14:val="none"/>
-        </w:rPr>
-        <w:t>) presentar una copia debidamente suscrita del Seguro para Inmuebles - Póliza 0011-0137-40-0****145 materia de denuncia, así como el cargo de remisión de la póliza; (</w:t>
-      </w:r>
-      <w:proofErr w:type="spellStart"/>
-      <w:r>
-        <w:rPr>
-          <w:rFonts w:ascii="Arial Narrow" w:eastAsia="Arial Narrow" w:hAnsi="Arial Narrow" w:cs="Arial Narrow"/>
-          <w:color w:val="000000"/>
-          <w:kern w:val="0"/>
-          <w:sz w:val="22"/>
-          <w:szCs w:val="22"/>
-          <w:lang w:val="es-ES" w:eastAsia="es-ES"/>
-          <w14:ligatures w14:val="none"/>
-        </w:rPr>
-        <w:t>iii</w:t>
-      </w:r>
-      <w:proofErr w:type="spellEnd"/>
-      <w:r>
-        <w:rPr>
-          <w:rFonts w:ascii="Arial Narrow" w:eastAsia="Arial Narrow" w:hAnsi="Arial Narrow" w:cs="Arial Narrow"/>
-          <w:color w:val="000000"/>
-          <w:kern w:val="0"/>
-          <w:sz w:val="22"/>
-          <w:szCs w:val="22"/>
-          <w:lang w:val="es-ES" w:eastAsia="es-ES"/>
-          <w14:ligatures w14:val="none"/>
-        </w:rPr>
-        <w:t>) presentar una copia debidamente suscrita del Seguro para Inmuebles - Póliza 0011-0137-40-0****823materia de denuncia, así como el cargo de remisión de la póliza; y, (</w:t>
-      </w:r>
-      <w:proofErr w:type="spellStart"/>
-      <w:r>
-        <w:rPr>
-          <w:rFonts w:ascii="Arial Narrow" w:eastAsia="Arial Narrow" w:hAnsi="Arial Narrow" w:cs="Arial Narrow"/>
-          <w:color w:val="000000"/>
-          <w:kern w:val="0"/>
-          <w:sz w:val="22"/>
-          <w:szCs w:val="22"/>
-          <w:lang w:val="es-ES" w:eastAsia="es-ES"/>
-          <w14:ligatures w14:val="none"/>
-        </w:rPr>
-        <w:t>iv</w:t>
-      </w:r>
-      <w:proofErr w:type="spellEnd"/>
-      <w:r>
-        <w:rPr>
-          <w:rFonts w:ascii="Arial Narrow" w:eastAsia="Arial Narrow" w:hAnsi="Arial Narrow" w:cs="Arial Narrow"/>
-          <w:color w:val="000000"/>
-          <w:kern w:val="0"/>
-          <w:sz w:val="22"/>
-          <w:szCs w:val="22"/>
-          <w:lang w:val="es-ES" w:eastAsia="es-ES"/>
-          <w14:ligatures w14:val="none"/>
-        </w:rPr>
-        <w:t>) presentar todas las comunicaciones cursadas con la parte denunciante en virtud de los hechos materia de denuncia</w:t>
-      </w:r>
-      <w:r>
-        <w:rPr>
-          <w:rFonts w:ascii="Arial Narrow" w:eastAsia="Arial Narrow" w:hAnsi="Arial Narrow" w:cs="Arial Narrow"/>
-          <w:color w:val="000000"/>
-          <w:kern w:val="0"/>
-          <w:sz w:val="22"/>
-          <w:szCs w:val="22"/>
-          <w:lang w:val="es-ES" w:eastAsia="es-ES"/>
-          <w14:ligatures w14:val="none"/>
-        </w:rPr>
-        <w:t>.</w:t>
-      </w:r>
-    </w:p>
-    <w:p>
-      <w:pPr>
-        <w:spacing w:after="0" w:line="240" w:lineRule="auto"/>
+        <w:spacing w:before="0" w:after="0" w:line="240" w:lineRule="auto"/>
         <w:jc w:val="both"/>
         <w:rPr>
           <w:rFonts w:ascii="Arial Narrow" w:eastAsia="Arial Narrow" w:hAnsi="Arial Narrow" w:cs="Arial Narrow"/>
@@ -11897,103 +11924,103 @@
     </w:p>
     <w:p>
       <w:pPr>
+        <w:spacing w:before="0" w:after="0" w:line="240" w:lineRule="auto"/>
+        <w:shd w:val="clear" w:color="auto" w:fill="FFFFFF"/>
+        <w:jc w:val="both"/>
+        <w:rPr>
+          <w:rFonts w:ascii="Arial Narrow" w:eastAsia="Arial Narrow" w:hAnsi="Arial Narrow" w:cs="Arial Narrow"/>
+          <w:b/>
+          <w:color w:val="000000"/>
+          <w:kern w:val="0"/>
+          <w:sz w:val="22"/>
+          <w:szCs w:val="22"/>
+          <w:lang w:eastAsia="es-PE"/>
+          <w14:ligatures w14:val="none"/>
+        </w:rPr>
+      </w:pPr>
+    </w:p>
+    <w:p>
+      <w:pPr>
         <w:shd w:val="clear" w:color="auto" w:fill="FFFFFF"/>
         <w:spacing w:after="0" w:line="240" w:lineRule="auto"/>
         <w:jc w:val="both"/>
         <w:rPr>
           <w:rFonts w:ascii="Arial Narrow" w:eastAsia="Arial Narrow" w:hAnsi="Arial Narrow" w:cs="Arial Narrow"/>
-          <w:b/>
-          <w:color w:val="000000"/>
-          <w:kern w:val="0"/>
-          <w:sz w:val="22"/>
-          <w:szCs w:val="22"/>
-          <w:lang w:eastAsia="es-PE"/>
-          <w14:ligatures w14:val="none"/>
-        </w:rPr>
-      </w:pPr>
-    </w:p>
-    <w:p>
-      <w:pPr>
+          <w:color w:val="000000"/>
+          <w:kern w:val="0"/>
+          <w:sz w:val="22"/>
+          <w:szCs w:val="22"/>
+          <w:lang w:eastAsia="es-PE"/>
+          <w14:ligatures w14:val="none"/>
+        </w:rPr>
+      </w:pPr>
+      <w:r>
+        <w:rPr>
+          <w:rFonts w:ascii="Arial Narrow" w:eastAsia="Arial Narrow" w:hAnsi="Arial Narrow" w:cs="Arial Narrow"/>
+          <w:b/>
+          <w:color w:val="000000"/>
+          <w:kern w:val="0"/>
+          <w:sz w:val="22"/>
+          <w:szCs w:val="22"/>
+          <w:lang w:eastAsia="es-PE"/>
+          <w14:ligatures w14:val="none"/>
+        </w:rPr>
+        <w:t>NOVENO</w:t>
+      </w:r>
+      <w:r>
+        <w:rPr>
+          <w:rFonts w:ascii="Arial Narrow" w:eastAsia="Arial Narrow" w:hAnsi="Arial Narrow" w:cs="Arial Narrow"/>
+          <w:b/>
+          <w:color w:val="000000"/>
+          <w:kern w:val="0"/>
+          <w:sz w:val="22"/>
+          <w:szCs w:val="22"/>
+          <w:lang w:eastAsia="es-PE"/>
+          <w14:ligatures w14:val="none"/>
+        </w:rPr>
+        <w:t>:</w:t>
+      </w:r>
+      <w:r>
+        <w:rPr>
+          <w:rFonts w:ascii="Arial Narrow" w:eastAsia="Arial Narrow" w:hAnsi="Arial Narrow" w:cs="Arial Narrow"/>
+          <w:color w:val="000000"/>
+          <w:kern w:val="0"/>
+          <w:sz w:val="22"/>
+          <w:szCs w:val="22"/>
+          <w:lang w:eastAsia="es-PE"/>
+          <w14:ligatures w14:val="none"/>
+        </w:rPr>
+        <w:t xml:space="preserve"> informar a las partes que conforme a lo establecido en el artículo 39</w:t>
+      </w:r>
+      <w:r>
+        <w:rPr>
+          <w:rFonts w:ascii="Arial Narrow" w:eastAsia="Arial Narrow" w:hAnsi="Arial Narrow" w:cs="Arial Narrow"/>
+          <w:color w:val="000000"/>
+          <w:kern w:val="0"/>
+          <w:sz w:val="22"/>
+          <w:szCs w:val="22"/>
+          <w:lang w:eastAsia="es-PE"/>
+          <w14:ligatures w14:val="none"/>
+        </w:rPr>
+        <w:t/>
+      </w:r>
+      <w:r>
+        <w:rPr>
+          <w:rFonts w:ascii="Arial Narrow" w:eastAsia="Arial Narrow" w:hAnsi="Arial Narrow" w:cs="Arial Narrow"/>
+          <w:color w:val="000000"/>
+          <w:kern w:val="0"/>
+          <w:sz w:val="22"/>
+          <w:szCs w:val="22"/>
+          <w:lang w:eastAsia="es-PE"/>
+          <w14:ligatures w14:val="none"/>
+        </w:rPr>
+        <w:t xml:space="preserve"> de la Ley sobre Facultades, Normas y Organización del Indecopi, aprobada por Decreto Legislativo 807, los gastos por los peritajes realizados, actuación de pruebas, inspecciones y otros derivados de la tramitación del proceso serán de cargo de la parte que solicita la prueba, salvo pacto en contrario. En todos los casos, la resolución final determinará si los gastos deben ser asumidos por alguna de las partes, o reembolsados a la otra parte o al Indecopi, según sea el caso, de manera adicional a la sanción que haya podido imponerse. </w:t>
+      </w:r>
+    </w:p>
+    <w:p>
+      <w:pPr>
+        <w:spacing w:before="0" w:after="0" w:line="240" w:lineRule="auto"/>
         <w:shd w:val="clear" w:color="auto" w:fill="FFFFFF"/>
-        <w:spacing w:after="0" w:line="240" w:lineRule="auto"/>
-        <w:jc w:val="both"/>
-        <w:rPr>
-          <w:rFonts w:ascii="Arial Narrow" w:eastAsia="Arial Narrow" w:hAnsi="Arial Narrow" w:cs="Arial Narrow"/>
-          <w:color w:val="000000"/>
-          <w:kern w:val="0"/>
-          <w:sz w:val="22"/>
-          <w:szCs w:val="22"/>
-          <w:lang w:eastAsia="es-PE"/>
-          <w14:ligatures w14:val="none"/>
-        </w:rPr>
-      </w:pPr>
-      <w:r>
-        <w:rPr>
-          <w:rFonts w:ascii="Arial Narrow" w:eastAsia="Arial Narrow" w:hAnsi="Arial Narrow" w:cs="Arial Narrow"/>
-          <w:b/>
-          <w:color w:val="000000"/>
-          <w:kern w:val="0"/>
-          <w:sz w:val="22"/>
-          <w:szCs w:val="22"/>
-          <w:lang w:eastAsia="es-PE"/>
-          <w14:ligatures w14:val="none"/>
-        </w:rPr>
-        <w:t>NOVENO</w:t>
-      </w:r>
-      <w:r>
-        <w:rPr>
-          <w:rFonts w:ascii="Arial Narrow" w:eastAsia="Arial Narrow" w:hAnsi="Arial Narrow" w:cs="Arial Narrow"/>
-          <w:b/>
-          <w:color w:val="000000"/>
-          <w:kern w:val="0"/>
-          <w:sz w:val="22"/>
-          <w:szCs w:val="22"/>
-          <w:lang w:eastAsia="es-PE"/>
-          <w14:ligatures w14:val="none"/>
-        </w:rPr>
-        <w:t>:</w:t>
-      </w:r>
-      <w:r>
-        <w:rPr>
-          <w:rFonts w:ascii="Arial Narrow" w:eastAsia="Arial Narrow" w:hAnsi="Arial Narrow" w:cs="Arial Narrow"/>
-          <w:color w:val="000000"/>
-          <w:kern w:val="0"/>
-          <w:sz w:val="22"/>
-          <w:szCs w:val="22"/>
-          <w:lang w:eastAsia="es-PE"/>
-          <w14:ligatures w14:val="none"/>
-        </w:rPr>
-        <w:t xml:space="preserve"> informar a las partes que conforme a lo establecido en el artículo 39</w:t>
-      </w:r>
-      <w:r>
-        <w:rPr>
-          <w:rFonts w:ascii="Arial Narrow" w:eastAsia="Arial Narrow" w:hAnsi="Arial Narrow" w:cs="Arial Narrow"/>
-          <w:color w:val="000000"/>
-          <w:kern w:val="0"/>
-          <w:sz w:val="22"/>
-          <w:szCs w:val="22"/>
-          <w:lang w:eastAsia="es-PE"/>
-          <w14:ligatures w14:val="none"/>
-        </w:rPr>
-        <w:t/>
-      </w:r>
-      <w:r>
-        <w:rPr>
-          <w:rFonts w:ascii="Arial Narrow" w:eastAsia="Arial Narrow" w:hAnsi="Arial Narrow" w:cs="Arial Narrow"/>
-          <w:color w:val="000000"/>
-          <w:kern w:val="0"/>
-          <w:sz w:val="22"/>
-          <w:szCs w:val="22"/>
-          <w:lang w:eastAsia="es-PE"/>
-          <w14:ligatures w14:val="none"/>
-        </w:rPr>
-        <w:t xml:space="preserve"> de la Ley sobre Facultades, Normas y Organización del Indecopi, aprobada por Decreto Legislativo 807, los gastos por los peritajes realizados, actuación de pruebas, inspecciones y otros derivados de la tramitación del proceso serán de cargo de la parte que solicita la prueba, salvo pacto en contrario. En todos los casos, la resolución final determinará si los gastos deben ser asumidos por alguna de las partes, o reembolsados a la otra parte o al Indecopi, según sea el caso, de manera adicional a la sanción que haya podido imponerse. </w:t>
-      </w:r>
-    </w:p>
-    <w:p>
-      <w:pPr>
-        <w:shd w:val="clear" w:color="auto" w:fill="FFFFFF"/>
-        <w:spacing w:after="0" w:line="240" w:lineRule="auto"/>
         <w:jc w:val="both"/>
         <w:rPr>
           <w:rFonts w:ascii="Arial Narrow" w:eastAsia="Arial Narrow" w:hAnsi="Arial Narrow" w:cs="Arial Narrow"/>
@@ -12172,15 +12199,118 @@
     </w:p>
     <w:p>
       <w:pPr>
+        <w:spacing w:before="0" w:after="0" w:line="240" w:lineRule="auto"/>
+        <w:suppressAutoHyphens/>
+        <w:jc w:val="both"/>
+        <w:rPr>
+          <w:rFonts w:ascii="Arial Narrow" w:eastAsia="Arial Narrow" w:hAnsi="Arial Narrow" w:cs="Arial Narrow"/>
+          <w:kern w:val="0"/>
+          <w:sz w:val="22"/>
+          <w:szCs w:val="22"/>
+          <w:u w:val="single"/>
+          <w14:ligatures w14:val="none"/>
+        </w:rPr>
+      </w:pPr>
+    </w:p>
+    <w:p>
+      <w:pPr>
         <w:suppressAutoHyphens/>
         <w:spacing w:after="0" w:line="240" w:lineRule="auto"/>
         <w:jc w:val="both"/>
         <w:rPr>
           <w:rFonts w:ascii="Arial Narrow" w:eastAsia="Arial Narrow" w:hAnsi="Arial Narrow" w:cs="Arial Narrow"/>
-          <w:kern w:val="0"/>
-          <w:sz w:val="22"/>
-          <w:szCs w:val="22"/>
-          <w:u w:val="single"/>
+          <w:b/>
+          <w:bCs/>
+          <w:sz w:val="22"/>
+          <w:szCs w:val="22"/>
+        </w:rPr>
+      </w:pPr>
+      <w:r>
+        <w:rPr>
+          <w:rFonts w:ascii="Arial Narrow" w:eastAsia="Arial Narrow" w:hAnsi="Arial Narrow" w:cs="Arial Narrow"/>
+          <w:b/>
+          <w:spacing w:val="-3"/>
+          <w:kern w:val="0"/>
+          <w14:ligatures w14:val="none"/>
+          <w:sz w:val="22"/>
+          <w:szCs w:val="22"/>
+        </w:rPr>
+        <w:t>DÉCIMO</w:t>
+      </w:r>
+      <w:r>
+        <w:rPr>
+          <w:rFonts w:ascii="Arial Narrow" w:eastAsia="Arial Narrow" w:hAnsi="Arial Narrow" w:cs="Arial Narrow"/>
+          <w:b/>
+          <w:spacing w:val="-3"/>
+          <w:kern w:val="0"/>
+          <w14:ligatures w14:val="none"/>
+          <w:sz w:val="22"/>
+          <w:szCs w:val="22"/>
+        </w:rPr>
+        <w:t xml:space="preserve"> </w:t>
+      </w:r>
+      <w:r>
+        <w:rPr>
+          <w:rFonts w:ascii="Arial Narrow" w:eastAsia="Arial Narrow" w:hAnsi="Arial Narrow" w:cs="Arial Narrow"/>
+          <w:b/>
+          <w:bCs/>
+          <w:sz w:val="22"/>
+          <w:szCs w:val="22"/>
+        </w:rPr>
+        <w:t>PRIMERO</w:t>
+      </w:r>
+      <w:r>
+        <w:rPr>
+          <w:rFonts w:ascii="Arial Narrow" w:eastAsia="Arial Narrow" w:hAnsi="Arial Narrow" w:cs="Arial Narrow"/>
+          <w:b/>
+          <w:color w:val="000000"/>
+          <w:kern w:val="0"/>
+          <w:sz w:val="22"/>
+          <w:szCs w:val="22"/>
+          <w:lang w:eastAsia="es-PE"/>
+          <w14:ligatures w14:val="none"/>
+        </w:rPr>
+        <w:t>:</w:t>
+      </w:r>
+      <w:r>
+        <w:rPr>
+          <w:rFonts w:ascii="Arial Narrow" w:eastAsia="Arial Narrow" w:hAnsi="Arial Narrow" w:cs="Arial Narrow"/>
+          <w:color w:val="000000"/>
+          <w:kern w:val="0"/>
+          <w:sz w:val="22"/>
+          <w:szCs w:val="22"/>
+          <w:lang w:eastAsia="es-PE"/>
+          <w14:ligatures w14:val="none"/>
+        </w:rPr>
+        <w:t xml:space="preserve"> </w:t>
+      </w:r>
+      <w:r>
+        <w:rPr>
+          <w:rFonts w:ascii="Arial Narrow" w:eastAsia="Arial Narrow" w:hAnsi="Arial Narrow" w:cs="Arial Narrow"/>
+          <w:color w:val="000000"/>
+          <w:kern w:val="0"/>
+          <w:sz w:val="22"/>
+          <w:szCs w:val="22"/>
+          <w:lang w:eastAsia="es-PE"/>
+          <w14:ligatures w14:val="none"/>
+        </w:rPr>
+        <w:t xml:space="preserve">poner en conocimiento de las partes que, antes de la emisión de la Resolución Final, tienen la posibilidad de formular su desistimiento o presentar el acuerdo arribado mediante la conciliación, mediación, transacción o cualquier otro que, de forma indubitable, deje constancia que se ha solucionado la controversia materia de denuncia.</w:t>
+      </w:r>
+      <w:bookmarkStart w:id="22" w:name="h.gjdgxs" w:colFirst="0" w:colLast="0"/>
+      <w:bookmarkEnd w:id="22"/>
+    </w:p>
+    <w:p>
+      <w:pPr>
+        <w:spacing w:before="0" w:after="0" w:line="240" w:lineRule="auto"/>
+        <w:suppressAutoHyphens/>
+        <w:jc w:val="both"/>
+        <w:rPr>
+          <w:rFonts w:ascii="Arial Narrow" w:eastAsia="Arial Narrow" w:hAnsi="Arial Narrow" w:cs="Arial Narrow"/>
+          <w:color w:val="000000"/>
+          <w:kern w:val="0"/>
+          <w:sz w:val="22"/>
+          <w:szCs w:val="22"/>
+          <w:lang w:eastAsia="es-PE"/>
           <w14:ligatures w14:val="none"/>
         </w:rPr>
       </w:pPr>
@@ -12192,432 +12322,329 @@
         <w:jc w:val="both"/>
         <w:rPr>
           <w:rFonts w:ascii="Arial Narrow" w:eastAsia="Arial Narrow" w:hAnsi="Arial Narrow" w:cs="Arial Narrow"/>
+          <w:sz w:val="22"/>
+          <w:szCs w:val="22"/>
+        </w:rPr>
+      </w:pPr>
+      <w:r>
+        <w:rPr>
+          <w:rFonts w:ascii="Arial Narrow" w:eastAsia="Arial Narrow" w:hAnsi="Arial Narrow" w:cs="Arial Narrow"/>
           <w:b/>
           <w:bCs/>
           <w:sz w:val="22"/>
           <w:szCs w:val="22"/>
         </w:rPr>
-      </w:pPr>
-      <w:r>
-        <w:rPr>
-          <w:rFonts w:ascii="Arial Narrow" w:eastAsia="Arial Narrow" w:hAnsi="Arial Narrow" w:cs="Arial Narrow"/>
-          <w:b/>
+        <w:t xml:space="preserve">DÉCIMO SEGUNDO:</w:t>
+      </w:r>
+      <w:r>
+        <w:rPr>
+          <w:rFonts w:ascii="Arial Narrow" w:eastAsia="Arial Narrow" w:hAnsi="Arial Narrow" w:cs="Arial Narrow"/>
+          <w:sz w:val="22"/>
+          <w:szCs w:val="22"/>
+        </w:rPr>
+        <w:t xml:space="preserve"> </w:t>
+      </w:r>
+      <w:r>
+        <w:rPr>
+          <w:rFonts w:ascii="Arial Narrow" w:eastAsia="Arial Narrow" w:hAnsi="Arial Narrow" w:cs="Arial Narrow"/>
+          <w:sz w:val="22"/>
+          <w:szCs w:val="22"/>
+        </w:rPr>
+        <w:t xml:space="preserve">requerir a [DENUNCIANTE] y a Rímac Seguros y Reaseguros S.A. para que, dentro del plazo de dos (2) días hábiles siguientes a la fecha en que reciban la notificación en sus bandejas de correo electrónico, efectúen la confirmación de recepción de la notificación remitida por este despacho a sus correos electrónicos, de conformidad con el segundo párrafo del numeral 4 del artículo 20 del Texto Único Ordenado de la Ley del Procedimiento Administrativo General, aprobado mediante Decreto Supremo 006-2026-JUS, bajo apercibimiento de rehacer el acto de notificación y notificarles conforme al numeral 1 del artículo 20 del citado cuerpo normativo.</w:t>
+      </w:r>
+      <w:r>
+        <w:rPr>
+          <w:rFonts w:ascii="Arial Narrow" w:eastAsia="Arial Narrow" w:hAnsi="Arial Narrow" w:cs="Arial Narrow"/>
+          <w:sz w:val="22"/>
+          <w:szCs w:val="22"/>
+        </w:rPr>
+        <w:t xml:space="preserve"/>
+      </w:r>
+      <w:r>
+        <w:rPr>
+          <w:rFonts w:ascii="Arial Narrow" w:eastAsia="Arial Narrow" w:hAnsi="Arial Narrow" w:cs="Arial Narrow"/>
+          <w:sz w:val="22"/>
+          <w:szCs w:val="22"/>
+        </w:rPr>
+        <w:t/>
+      </w:r>
+      <w:r>
+        <w:rPr>
+          <w:rFonts w:ascii="Arial Narrow" w:eastAsia="Arial Narrow" w:hAnsi="Arial Narrow" w:cs="Arial Narrow"/>
           <w:spacing w:val="-3"/>
           <w:kern w:val="0"/>
           <w14:ligatures w14:val="none"/>
           <w:sz w:val="22"/>
           <w:szCs w:val="22"/>
         </w:rPr>
-        <w:t>DÉCIMO</w:t>
-      </w:r>
-      <w:r>
-        <w:rPr>
-          <w:rFonts w:ascii="Arial Narrow" w:eastAsia="Arial Narrow" w:hAnsi="Arial Narrow" w:cs="Arial Narrow"/>
-          <w:b/>
+        <w:t/>
+      </w:r>
+      <w:r>
+        <w:rPr>
+          <w:rFonts w:ascii="Arial Narrow" w:eastAsia="Arial Narrow" w:hAnsi="Arial Narrow" w:cs="Arial Narrow"/>
           <w:spacing w:val="-3"/>
           <w:kern w:val="0"/>
           <w14:ligatures w14:val="none"/>
           <w:sz w:val="22"/>
           <w:szCs w:val="22"/>
         </w:rPr>
-        <w:t xml:space="preserve"> </w:t>
-      </w:r>
-      <w:r>
-        <w:rPr>
-          <w:rFonts w:ascii="Arial Narrow" w:eastAsia="Arial Narrow" w:hAnsi="Arial Narrow" w:cs="Arial Narrow"/>
-          <w:b/>
-          <w:bCs/>
-          <w:sz w:val="22"/>
-          <w:szCs w:val="22"/>
-        </w:rPr>
-        <w:t>PRIMERO</w:t>
-      </w:r>
-      <w:r>
-        <w:rPr>
-          <w:rFonts w:ascii="Arial Narrow" w:eastAsia="Arial Narrow" w:hAnsi="Arial Narrow" w:cs="Arial Narrow"/>
-          <w:b/>
-          <w:color w:val="000000"/>
-          <w:kern w:val="0"/>
-          <w:sz w:val="22"/>
-          <w:szCs w:val="22"/>
-          <w:lang w:eastAsia="es-PE"/>
-          <w14:ligatures w14:val="none"/>
-        </w:rPr>
-        <w:t>:</w:t>
-      </w:r>
-      <w:r>
-        <w:rPr>
-          <w:rFonts w:ascii="Arial Narrow" w:eastAsia="Arial Narrow" w:hAnsi="Arial Narrow" w:cs="Arial Narrow"/>
-          <w:color w:val="000000"/>
-          <w:kern w:val="0"/>
-          <w:sz w:val="22"/>
-          <w:szCs w:val="22"/>
-          <w:lang w:eastAsia="es-PE"/>
-          <w14:ligatures w14:val="none"/>
-        </w:rPr>
-        <w:t xml:space="preserve"> </w:t>
-      </w:r>
-      <w:r>
-        <w:rPr>
-          <w:rFonts w:ascii="Arial Narrow" w:eastAsia="Arial Narrow" w:hAnsi="Arial Narrow" w:cs="Arial Narrow"/>
-          <w:color w:val="000000"/>
-          <w:kern w:val="0"/>
-          <w:sz w:val="22"/>
-          <w:szCs w:val="22"/>
-          <w:lang w:eastAsia="es-PE"/>
-          <w14:ligatures w14:val="none"/>
-        </w:rPr>
-        <w:t xml:space="preserve">poner en conocimiento de las partes que, antes de la emisión de la Resolución Final, tienen la posibilidad de formular su desistimiento o presentar el acuerdo arribado mediante la conciliación, mediación, transacción o cualquier otro que, de forma indubitable, deje constancia que se ha solucionado la controversia materia de denuncia.</w:t>
-      </w:r>
-      <w:bookmarkStart w:id="22" w:name="h.gjdgxs" w:colFirst="0" w:colLast="0"/>
-      <w:bookmarkEnd w:id="22"/>
-    </w:p>
-    <w:p>
-      <w:pPr>
+        <w:t xml:space="preserve"/>
+      </w:r>
+      <w:r>
+        <w:rPr>
+          <w:rFonts w:ascii="Arial Narrow" w:eastAsia="Arial Narrow" w:hAnsi="Arial Narrow" w:cs="Arial Narrow"/>
+          <w:spacing w:val="-3"/>
+          <w:kern w:val="0"/>
+          <w14:ligatures w14:val="none"/>
+          <w:sz w:val="22"/>
+          <w:szCs w:val="22"/>
+        </w:rPr>
+        <w:t/>
+      </w:r>
+      <w:r>
+        <w:rPr>
+          <w:rFonts w:ascii="Arial Narrow" w:eastAsia="Arial Narrow" w:hAnsi="Arial Narrow" w:cs="Arial Narrow"/>
+          <w:spacing w:val="-3"/>
+          <w:kern w:val="0"/>
+          <w14:ligatures w14:val="none"/>
+          <w:sz w:val="22"/>
+          <w:szCs w:val="22"/>
+        </w:rPr>
+        <w:t xml:space="preserve"/>
+      </w:r>
+      <w:proofErr w:type="spellStart"/>
+      <w:r>
+        <w:rPr>
+          <w:rFonts w:ascii="Arial Narrow" w:eastAsia="Arial Narrow" w:hAnsi="Arial Narrow" w:cs="Arial Narrow"/>
+          <w:spacing w:val="-3"/>
+          <w:kern w:val="0"/>
+          <w14:ligatures w14:val="none"/>
+          <w:sz w:val="22"/>
+          <w:szCs w:val="22"/>
+        </w:rPr>
+        <w:t/>
+      </w:r>
+      <w:proofErr w:type="spellEnd"/>
+      <w:r>
+        <w:rPr>
+          <w:rFonts w:ascii="Arial Narrow" w:eastAsia="Arial Narrow" w:hAnsi="Arial Narrow" w:cs="Arial Narrow"/>
+          <w:spacing w:val="-3"/>
+          <w:kern w:val="0"/>
+          <w14:ligatures w14:val="none"/>
+          <w:sz w:val="22"/>
+          <w:szCs w:val="22"/>
+        </w:rPr>
+        <w:t xml:space="preserve"/>
+      </w:r>
+      <w:r>
+        <w:rPr>
+          <w:rFonts w:ascii="Arial Narrow" w:eastAsia="Arial Narrow" w:hAnsi="Arial Narrow" w:cs="Arial Narrow"/>
+          <w:color w:val="000000"/>
+          <w:sz w:val="22"/>
+          <w:szCs w:val="22"/>
+        </w:rPr>
+        <w:t/>
+      </w:r>
+      <w:r>
+        <w:rPr>
+          <w:rFonts w:ascii="Arial Narrow" w:eastAsia="Arial Narrow" w:hAnsi="Arial Narrow" w:cs="Arial Narrow"/>
+          <w:color w:val="000000"/>
+          <w:sz w:val="22"/>
+          <w:szCs w:val="22"/>
+        </w:rPr>
+        <w:t/>
+      </w:r>
+      <w:r>
+        <w:rPr>
+          <w:rFonts w:ascii="Arial Narrow" w:eastAsia="Arial Narrow" w:hAnsi="Arial Narrow" w:cs="Arial Narrow"/>
+          <w:color w:val="000000"/>
+          <w:sz w:val="22"/>
+          <w:szCs w:val="22"/>
+        </w:rPr>
+        <w:t xml:space="preserve"/>
+      </w:r>
+      <w:r>
+        <w:rPr>
+          <w:rFonts w:ascii="Arial Narrow" w:eastAsia="Arial Narrow" w:hAnsi="Arial Narrow" w:cs="Arial Narrow"/>
+          <w:color w:val="000000"/>
+          <w:sz w:val="22"/>
+          <w:szCs w:val="22"/>
+        </w:rPr>
+        <w:t/>
+      </w:r>
+      <w:r>
+        <w:rPr>
+          <w:rFonts w:ascii="Arial Narrow" w:eastAsia="Arial Narrow" w:hAnsi="Arial Narrow" w:cs="Arial Narrow"/>
+          <w:color w:val="000000"/>
+          <w:sz w:val="22"/>
+          <w:szCs w:val="22"/>
+        </w:rPr>
+        <w:t xml:space="preserve"/>
+      </w:r>
+      <w:r>
+        <w:rPr>
+          <w:rFonts w:ascii="Arial Narrow" w:eastAsia="Arial Narrow" w:hAnsi="Arial Narrow" w:cs="Arial Narrow"/>
+          <w:color w:val="000000"/>
+          <w:sz w:val="22"/>
+          <w:szCs w:val="22"/>
+        </w:rPr>
+        <w:t/>
+      </w:r>
+      <w:r>
+        <w:rPr>
+          <w:rFonts w:ascii="Arial Narrow" w:eastAsia="Arial Narrow" w:hAnsi="Arial Narrow" w:cs="Arial Narrow"/>
+          <w:color w:val="000000"/>
+          <w:sz w:val="22"/>
+          <w:szCs w:val="22"/>
+        </w:rPr>
+        <w:t xml:space="preserve"/>
+      </w:r>
+      <w:r>
+        <w:rPr>
+          <w:rFonts w:ascii="Arial Narrow" w:eastAsia="Arial Narrow" w:hAnsi="Arial Narrow" w:cs="Arial Narrow"/>
+          <w:color w:val="000000"/>
+          <w:sz w:val="22"/>
+          <w:szCs w:val="22"/>
+        </w:rPr>
+        <w:t/>
+      </w:r>
+      <w:r>
+        <w:rPr>
+          <w:rFonts w:ascii="Arial Narrow" w:eastAsia="Arial Narrow" w:hAnsi="Arial Narrow" w:cs="Arial Narrow"/>
+          <w:color w:val="000000"/>
+          <w:sz w:val="22"/>
+          <w:szCs w:val="22"/>
+        </w:rPr>
+        <w:t xml:space="preserve"/>
+      </w:r>
+      <w:r>
+        <w:rPr>
+          <w:rFonts w:ascii="Arial Narrow" w:eastAsia="Arial Narrow" w:hAnsi="Arial Narrow" w:cs="Arial Narrow"/>
+          <w:color w:val="000000"/>
+          <w:sz w:val="22"/>
+          <w:szCs w:val="22"/>
+        </w:rPr>
+        <w:t/>
+      </w:r>
+      <w:r>
+        <w:rPr>
+          <w:rFonts w:ascii="Arial Narrow" w:eastAsia="Arial Narrow" w:hAnsi="Arial Narrow" w:cs="Arial Narrow"/>
+          <w:color w:val="000000"/>
+          <w:sz w:val="22"/>
+          <w:szCs w:val="22"/>
+        </w:rPr>
+        <w:t xml:space="preserve"/>
+      </w:r>
+      <w:r>
+        <w:rPr>
+          <w:rFonts w:ascii="Arial Narrow" w:eastAsia="Arial Narrow" w:hAnsi="Arial Narrow" w:cs="Arial Narrow"/>
+          <w:color w:val="000000"/>
+          <w:sz w:val="22"/>
+          <w:szCs w:val="22"/>
+        </w:rPr>
+        <w:t/>
+      </w:r>
+      <w:r>
+        <w:rPr>
+          <w:rFonts w:ascii="Arial Narrow" w:eastAsia="Arial Narrow" w:hAnsi="Arial Narrow" w:cs="Arial Narrow"/>
+          <w:color w:val="000000"/>
+          <w:sz w:val="22"/>
+          <w:szCs w:val="22"/>
+        </w:rPr>
+        <w:t xml:space="preserve"/>
+      </w:r>
+      <w:r>
+        <w:rPr>
+          <w:rFonts w:ascii="Arial Narrow" w:eastAsia="Arial Narrow" w:hAnsi="Arial Narrow" w:cs="Arial Narrow"/>
+          <w:color w:val="000000"/>
+          <w:sz w:val="22"/>
+          <w:szCs w:val="22"/>
+        </w:rPr>
+        <w:t/>
+      </w:r>
+      <w:r>
+        <w:rPr>
+          <w:rFonts w:ascii="Arial Narrow" w:eastAsia="Arial Narrow" w:hAnsi="Arial Narrow" w:cs="Arial Narrow"/>
+          <w:color w:val="000000"/>
+          <w:sz w:val="22"/>
+          <w:szCs w:val="22"/>
+        </w:rPr>
+        <w:t/>
+      </w:r>
+      <w:r>
+        <w:rPr>
+          <w:rFonts w:ascii="Arial Narrow" w:eastAsia="Arial Narrow" w:hAnsi="Arial Narrow" w:cs="Arial Narrow"/>
+          <w:color w:val="000000"/>
+          <w:kern w:val="0"/>
+          <w:sz w:val="22"/>
+          <w:szCs w:val="22"/>
+          <w:lang w:eastAsia="es-PE"/>
+          <w14:ligatures w14:val="none"/>
+        </w:rPr>
+        <w:t/>
+      </w:r>
+      <w:r>
+        <w:rPr>
+          <w:rFonts w:ascii="Arial Narrow" w:eastAsia="Arial Narrow" w:hAnsi="Arial Narrow" w:cs="Arial Narrow"/>
+          <w:color w:val="000000"/>
+          <w:sz w:val="22"/>
+          <w:szCs w:val="22"/>
+        </w:rPr>
+        <w:t xml:space="preserve"/>
+      </w:r>
+      <w:r>
+        <w:rPr>
+          <w:rFonts w:ascii="Arial Narrow" w:eastAsia="Arial Narrow" w:hAnsi="Arial Narrow" w:cs="Arial Narrow"/>
+          <w:color w:val="000000"/>
+          <w:sz w:val="22"/>
+          <w:szCs w:val="22"/>
+        </w:rPr>
+        <w:t xml:space="preserve"/>
+      </w:r>
+      <w:r>
+        <w:rPr>
+          <w:rFonts w:ascii="Arial Narrow" w:eastAsia="Arial Narrow" w:hAnsi="Arial Narrow" w:cs="Arial Narrow"/>
+          <w:color w:val="000000"/>
+          <w:kern w:val="0"/>
+          <w:sz w:val="22"/>
+          <w:szCs w:val="22"/>
+          <w:lang w:eastAsia="es-PE"/>
+          <w14:ligatures w14:val="none"/>
+        </w:rPr>
+        <w:t/>
+      </w:r>
+      <w:r>
+        <w:rPr>
+          <w:rFonts w:ascii="Arial Narrow" w:eastAsia="Arial Narrow" w:hAnsi="Arial Narrow" w:cs="Arial Narrow"/>
+          <w:color w:val="000000"/>
+          <w:sz w:val="22"/>
+          <w:szCs w:val="22"/>
+        </w:rPr>
+        <w:t xml:space="preserve"/>
+      </w:r>
+      <w:r>
+        <w:rPr>
+          <w:rStyle w:val="Refdenotaalpie"/>
+          <w:rFonts w:ascii="Arial Narrow" w:eastAsia="Arial Narrow" w:hAnsi="Arial Narrow" w:cs="Arial Narrow"/>
+          <w:sz w:val="22"/>
+          <w:szCs w:val="22"/>
+          <w:vertAlign w:val="superscript"/>
+        </w:rPr>
+        <w:footnoteReference w:id="37"/>
+      </w:r>
+      <w:r>
+        <w:rPr>
+          <w:rFonts w:ascii="Arial Narrow" w:eastAsia="Arial Narrow" w:hAnsi="Arial Narrow" w:cs="Arial Narrow"/>
+          <w:sz w:val="22"/>
+          <w:szCs w:val="22"/>
+        </w:rPr>
+        <w:t/>
+      </w:r>
+    </w:p>
+    <w:p>
+      <w:pPr>
+        <w:spacing w:before="0" w:after="0" w:line="240" w:lineRule="auto"/>
         <w:suppressAutoHyphens/>
-        <w:spacing w:after="0" w:line="240" w:lineRule="auto"/>
-        <w:jc w:val="both"/>
-        <w:rPr>
-          <w:rFonts w:ascii="Arial Narrow" w:eastAsia="Arial Narrow" w:hAnsi="Arial Narrow" w:cs="Arial Narrow"/>
-          <w:color w:val="000000"/>
-          <w:kern w:val="0"/>
-          <w:sz w:val="22"/>
-          <w:szCs w:val="22"/>
-          <w:lang w:eastAsia="es-PE"/>
-          <w14:ligatures w14:val="none"/>
-        </w:rPr>
-      </w:pPr>
-    </w:p>
-    <w:p>
-      <w:pPr>
-        <w:suppressAutoHyphens/>
-        <w:spacing w:after="0" w:line="240" w:lineRule="auto"/>
-        <w:jc w:val="both"/>
-        <w:rPr>
-          <w:rFonts w:ascii="Arial Narrow" w:eastAsia="Arial Narrow" w:hAnsi="Arial Narrow" w:cs="Arial Narrow"/>
-          <w:sz w:val="22"/>
-          <w:szCs w:val="22"/>
-        </w:rPr>
-      </w:pPr>
-      <w:r>
-        <w:rPr>
-          <w:rFonts w:ascii="Arial Narrow" w:eastAsia="Arial Narrow" w:hAnsi="Arial Narrow" w:cs="Arial Narrow"/>
-          <w:b/>
-          <w:bCs/>
-          <w:sz w:val="22"/>
-          <w:szCs w:val="22"/>
-        </w:rPr>
-        <w:t xml:space="preserve">DÉCIMO SEGUNDO:</w:t>
-      </w:r>
-      <w:r>
-        <w:rPr>
-          <w:rFonts w:ascii="Arial Narrow" w:eastAsia="Arial Narrow" w:hAnsi="Arial Narrow" w:cs="Arial Narrow"/>
-          <w:sz w:val="22"/>
-          <w:szCs w:val="22"/>
-        </w:rPr>
-        <w:t xml:space="preserve"> </w:t>
-      </w:r>
-      <w:r>
-        <w:rPr>
-          <w:rFonts w:ascii="Arial Narrow" w:eastAsia="Arial Narrow" w:hAnsi="Arial Narrow" w:cs="Arial Narrow"/>
-          <w:sz w:val="22"/>
-          <w:szCs w:val="22"/>
-        </w:rPr>
-        <w:t xml:space="preserve">requerir a [DENUNCIANTE] y a Rímac Seguros y Reaseguros S.A. para que, dentro del plazo de dos (2) días hábiles siguientes a la fecha en que reciban la notificación en sus bandejas de correo electrónico, efectúen la confirmación de recepción de la notificación remitida por este despacho a sus correos electrónicos, de conformidad con el segundo párrafo del numeral 4 del artículo 20 del Texto Único Ordenado de la Ley del Procedimiento Administrativo General, aprobado mediante Decreto Supremo 006-2026-JUS, bajo apercibimiento de rehacer el acto de notificación y notificarles conforme al numeral 1 del artículo 20 del citado cuerpo normativo.</w:t>
-      </w:r>
-      <w:r>
-        <w:rPr>
-          <w:rFonts w:ascii="Arial Narrow" w:eastAsia="Arial Narrow" w:hAnsi="Arial Narrow" w:cs="Arial Narrow"/>
-          <w:sz w:val="22"/>
-          <w:szCs w:val="22"/>
-        </w:rPr>
-        <w:t xml:space="preserve"/>
-      </w:r>
-      <w:r>
-        <w:rPr>
-          <w:rFonts w:ascii="Arial Narrow" w:eastAsia="Arial Narrow" w:hAnsi="Arial Narrow" w:cs="Arial Narrow"/>
-          <w:sz w:val="22"/>
-          <w:szCs w:val="22"/>
-        </w:rPr>
-        <w:t/>
-      </w:r>
-      <w:r>
-        <w:rPr>
-          <w:rFonts w:ascii="Arial Narrow" w:eastAsia="Arial Narrow" w:hAnsi="Arial Narrow" w:cs="Arial Narrow"/>
-          <w:spacing w:val="-3"/>
-          <w:kern w:val="0"/>
-          <w14:ligatures w14:val="none"/>
-          <w:sz w:val="22"/>
-          <w:szCs w:val="22"/>
-        </w:rPr>
-        <w:t/>
-      </w:r>
-      <w:r>
-        <w:rPr>
-          <w:rFonts w:ascii="Arial Narrow" w:eastAsia="Arial Narrow" w:hAnsi="Arial Narrow" w:cs="Arial Narrow"/>
-          <w:spacing w:val="-3"/>
-          <w:kern w:val="0"/>
-          <w14:ligatures w14:val="none"/>
-          <w:sz w:val="22"/>
-          <w:szCs w:val="22"/>
-        </w:rPr>
-        <w:t xml:space="preserve"/>
-      </w:r>
-      <w:r>
-        <w:rPr>
-          <w:rFonts w:ascii="Arial Narrow" w:eastAsia="Arial Narrow" w:hAnsi="Arial Narrow" w:cs="Arial Narrow"/>
-          <w:spacing w:val="-3"/>
-          <w:kern w:val="0"/>
-          <w14:ligatures w14:val="none"/>
-          <w:sz w:val="22"/>
-          <w:szCs w:val="22"/>
-        </w:rPr>
-        <w:t/>
-      </w:r>
-      <w:r>
-        <w:rPr>
-          <w:rFonts w:ascii="Arial Narrow" w:eastAsia="Arial Narrow" w:hAnsi="Arial Narrow" w:cs="Arial Narrow"/>
-          <w:spacing w:val="-3"/>
-          <w:kern w:val="0"/>
-          <w14:ligatures w14:val="none"/>
-          <w:sz w:val="22"/>
-          <w:szCs w:val="22"/>
-        </w:rPr>
-        <w:t xml:space="preserve"/>
-      </w:r>
-      <w:proofErr w:type="spellStart"/>
-      <w:r>
-        <w:rPr>
-          <w:rFonts w:ascii="Arial Narrow" w:eastAsia="Arial Narrow" w:hAnsi="Arial Narrow" w:cs="Arial Narrow"/>
-          <w:spacing w:val="-3"/>
-          <w:kern w:val="0"/>
-          <w14:ligatures w14:val="none"/>
-          <w:sz w:val="22"/>
-          <w:szCs w:val="22"/>
-        </w:rPr>
-        <w:t/>
-      </w:r>
-      <w:proofErr w:type="spellEnd"/>
-      <w:r>
-        <w:rPr>
-          <w:rFonts w:ascii="Arial Narrow" w:eastAsia="Arial Narrow" w:hAnsi="Arial Narrow" w:cs="Arial Narrow"/>
-          <w:spacing w:val="-3"/>
-          <w:kern w:val="0"/>
-          <w14:ligatures w14:val="none"/>
-          <w:sz w:val="22"/>
-          <w:szCs w:val="22"/>
-        </w:rPr>
-        <w:t xml:space="preserve"/>
-      </w:r>
-      <w:r>
-        <w:rPr>
-          <w:rFonts w:ascii="Arial Narrow" w:eastAsia="Arial Narrow" w:hAnsi="Arial Narrow" w:cs="Arial Narrow"/>
-          <w:color w:val="000000"/>
-          <w:sz w:val="22"/>
-          <w:szCs w:val="22"/>
-        </w:rPr>
-        <w:t/>
-      </w:r>
-      <w:r>
-        <w:rPr>
-          <w:rFonts w:ascii="Arial Narrow" w:eastAsia="Arial Narrow" w:hAnsi="Arial Narrow" w:cs="Arial Narrow"/>
-          <w:color w:val="000000"/>
-          <w:sz w:val="22"/>
-          <w:szCs w:val="22"/>
-        </w:rPr>
-        <w:t/>
-      </w:r>
-      <w:r>
-        <w:rPr>
-          <w:rFonts w:ascii="Arial Narrow" w:eastAsia="Arial Narrow" w:hAnsi="Arial Narrow" w:cs="Arial Narrow"/>
-          <w:color w:val="000000"/>
-          <w:sz w:val="22"/>
-          <w:szCs w:val="22"/>
-        </w:rPr>
-        <w:t xml:space="preserve"/>
-      </w:r>
-      <w:r>
-        <w:rPr>
-          <w:rFonts w:ascii="Arial Narrow" w:eastAsia="Arial Narrow" w:hAnsi="Arial Narrow" w:cs="Arial Narrow"/>
-          <w:color w:val="000000"/>
-          <w:sz w:val="22"/>
-          <w:szCs w:val="22"/>
-        </w:rPr>
-        <w:t/>
-      </w:r>
-      <w:r>
-        <w:rPr>
-          <w:rFonts w:ascii="Arial Narrow" w:eastAsia="Arial Narrow" w:hAnsi="Arial Narrow" w:cs="Arial Narrow"/>
-          <w:color w:val="000000"/>
-          <w:sz w:val="22"/>
-          <w:szCs w:val="22"/>
-        </w:rPr>
-        <w:t xml:space="preserve"/>
-      </w:r>
-      <w:r>
-        <w:rPr>
-          <w:rFonts w:ascii="Arial Narrow" w:eastAsia="Arial Narrow" w:hAnsi="Arial Narrow" w:cs="Arial Narrow"/>
-          <w:color w:val="000000"/>
-          <w:sz w:val="22"/>
-          <w:szCs w:val="22"/>
-        </w:rPr>
-        <w:t/>
-      </w:r>
-      <w:r>
-        <w:rPr>
-          <w:rFonts w:ascii="Arial Narrow" w:eastAsia="Arial Narrow" w:hAnsi="Arial Narrow" w:cs="Arial Narrow"/>
-          <w:color w:val="000000"/>
-          <w:sz w:val="22"/>
-          <w:szCs w:val="22"/>
-        </w:rPr>
-        <w:t xml:space="preserve"/>
-      </w:r>
-      <w:r>
-        <w:rPr>
-          <w:rFonts w:ascii="Arial Narrow" w:eastAsia="Arial Narrow" w:hAnsi="Arial Narrow" w:cs="Arial Narrow"/>
-          <w:color w:val="000000"/>
-          <w:sz w:val="22"/>
-          <w:szCs w:val="22"/>
-        </w:rPr>
-        <w:t/>
-      </w:r>
-      <w:r>
-        <w:rPr>
-          <w:rFonts w:ascii="Arial Narrow" w:eastAsia="Arial Narrow" w:hAnsi="Arial Narrow" w:cs="Arial Narrow"/>
-          <w:color w:val="000000"/>
-          <w:sz w:val="22"/>
-          <w:szCs w:val="22"/>
-        </w:rPr>
-        <w:t xml:space="preserve"/>
-      </w:r>
-      <w:r>
-        <w:rPr>
-          <w:rFonts w:ascii="Arial Narrow" w:eastAsia="Arial Narrow" w:hAnsi="Arial Narrow" w:cs="Arial Narrow"/>
-          <w:color w:val="000000"/>
-          <w:sz w:val="22"/>
-          <w:szCs w:val="22"/>
-        </w:rPr>
-        <w:t/>
-      </w:r>
-      <w:r>
-        <w:rPr>
-          <w:rFonts w:ascii="Arial Narrow" w:eastAsia="Arial Narrow" w:hAnsi="Arial Narrow" w:cs="Arial Narrow"/>
-          <w:color w:val="000000"/>
-          <w:sz w:val="22"/>
-          <w:szCs w:val="22"/>
-        </w:rPr>
-        <w:t xml:space="preserve"/>
-      </w:r>
-      <w:r>
-        <w:rPr>
-          <w:rFonts w:ascii="Arial Narrow" w:eastAsia="Arial Narrow" w:hAnsi="Arial Narrow" w:cs="Arial Narrow"/>
-          <w:color w:val="000000"/>
-          <w:sz w:val="22"/>
-          <w:szCs w:val="22"/>
-        </w:rPr>
-        <w:t/>
-      </w:r>
-      <w:r>
-        <w:rPr>
-          <w:rFonts w:ascii="Arial Narrow" w:eastAsia="Arial Narrow" w:hAnsi="Arial Narrow" w:cs="Arial Narrow"/>
-          <w:color w:val="000000"/>
-          <w:sz w:val="22"/>
-          <w:szCs w:val="22"/>
-        </w:rPr>
-        <w:t xml:space="preserve"/>
-      </w:r>
-      <w:r>
-        <w:rPr>
-          <w:rFonts w:ascii="Arial Narrow" w:eastAsia="Arial Narrow" w:hAnsi="Arial Narrow" w:cs="Arial Narrow"/>
-          <w:color w:val="000000"/>
-          <w:sz w:val="22"/>
-          <w:szCs w:val="22"/>
-        </w:rPr>
-        <w:t/>
-      </w:r>
-      <w:r>
-        <w:rPr>
-          <w:rFonts w:ascii="Arial Narrow" w:eastAsia="Arial Narrow" w:hAnsi="Arial Narrow" w:cs="Arial Narrow"/>
-          <w:color w:val="000000"/>
-          <w:sz w:val="22"/>
-          <w:szCs w:val="22"/>
-        </w:rPr>
-        <w:t/>
-      </w:r>
-      <w:r>
-        <w:rPr>
-          <w:rFonts w:ascii="Arial Narrow" w:eastAsia="Arial Narrow" w:hAnsi="Arial Narrow" w:cs="Arial Narrow"/>
-          <w:color w:val="000000"/>
-          <w:kern w:val="0"/>
-          <w:sz w:val="22"/>
-          <w:szCs w:val="22"/>
-          <w:lang w:eastAsia="es-PE"/>
-          <w14:ligatures w14:val="none"/>
-        </w:rPr>
-        <w:t/>
-      </w:r>
-      <w:r>
-        <w:rPr>
-          <w:rFonts w:ascii="Arial Narrow" w:eastAsia="Arial Narrow" w:hAnsi="Arial Narrow" w:cs="Arial Narrow"/>
-          <w:color w:val="000000"/>
-          <w:sz w:val="22"/>
-          <w:szCs w:val="22"/>
-        </w:rPr>
-        <w:t xml:space="preserve"/>
-      </w:r>
-      <w:r>
-        <w:rPr>
-          <w:rFonts w:ascii="Arial Narrow" w:eastAsia="Arial Narrow" w:hAnsi="Arial Narrow" w:cs="Arial Narrow"/>
-          <w:color w:val="000000"/>
-          <w:sz w:val="22"/>
-          <w:szCs w:val="22"/>
-        </w:rPr>
-        <w:t xml:space="preserve"/>
-      </w:r>
-      <w:r>
-        <w:rPr>
-          <w:rFonts w:ascii="Arial Narrow" w:eastAsia="Arial Narrow" w:hAnsi="Arial Narrow" w:cs="Arial Narrow"/>
-          <w:color w:val="000000"/>
-          <w:kern w:val="0"/>
-          <w:sz w:val="22"/>
-          <w:szCs w:val="22"/>
-          <w:lang w:eastAsia="es-PE"/>
-          <w14:ligatures w14:val="none"/>
-        </w:rPr>
-        <w:t/>
-      </w:r>
-      <w:r>
-        <w:rPr>
-          <w:rFonts w:ascii="Arial Narrow" w:eastAsia="Arial Narrow" w:hAnsi="Arial Narrow" w:cs="Arial Narrow"/>
-          <w:color w:val="000000"/>
-          <w:sz w:val="22"/>
-          <w:szCs w:val="22"/>
-        </w:rPr>
-        <w:t xml:space="preserve"/>
-      </w:r>
-      <w:r>
-        <w:rPr>
-          <w:rStyle w:val="Refdenotaalpie"/>
-          <w:rFonts w:ascii="Arial Narrow" w:eastAsia="Arial Narrow" w:hAnsi="Arial Narrow" w:cs="Arial Narrow"/>
-          <w:sz w:val="22"/>
-          <w:szCs w:val="22"/>
-          <w:vertAlign w:val="superscript"/>
-        </w:rPr>
-        <w:footnoteReference w:id="37"/>
-      </w:r>
-      <w:r>
-        <w:rPr>
-          <w:rFonts w:ascii="Arial Narrow" w:eastAsia="Arial Narrow" w:hAnsi="Arial Narrow" w:cs="Arial Narrow"/>
-          <w:sz w:val="22"/>
-          <w:szCs w:val="22"/>
-        </w:rPr>
-        <w:t/>
-      </w:r>
-    </w:p>
-    <w:p>
-      <w:pPr>
-        <w:suppressAutoHyphens/>
-        <w:spacing w:after="0" w:line="240" w:lineRule="auto"/>
         <w:jc w:val="both"/>
         <w:rPr>
           <w:rFonts w:ascii="Arial Narrow" w:eastAsia="Arial Narrow" w:hAnsi="Arial Narrow" w:cs="Arial Narrow"/>
@@ -13134,34 +13161,80 @@
           <w:sz w:val="16"/>
           <w:szCs w:val="16"/>
         </w:rPr>
+        <w:t xml:space="preserve"/>
+      </w:r>
+      <w:r>
+        <w:rPr>
+          <w:rFonts w:ascii="Arial Narrow" w:eastAsia="Arial Narrow" w:hAnsi="Arial Narrow" w:cs="Arial Narrow"/>
+          <w:sz w:val="16"/>
+          <w:szCs w:val="16"/>
+        </w:rPr>
         <w:tab/>
-        <w:t xml:space="preserve"/>
-      </w:r>
-      <w:r>
-        <w:rPr>
-          <w:rFonts w:ascii="Arial Narrow" w:eastAsia="Arial Narrow" w:hAnsi="Arial Narrow" w:cs="Arial Narrow"/>
-          <w:sz w:val="16"/>
-          <w:szCs w:val="16"/>
-        </w:rPr>
-        <w:tab/>
-        <w:t>Publicado</w:t>
-      </w:r>
-      <w:r>
-        <w:rPr>
-          <w:rFonts w:ascii="Arial Narrow" w:eastAsia="Arial Narrow" w:hAnsi="Arial Narrow" w:cs="Arial Narrow"/>
-          <w:b/>
-          <w:sz w:val="16"/>
-          <w:szCs w:val="16"/>
-        </w:rPr>
-        <w:t xml:space="preserve"> </w:t>
-      </w:r>
-      <w:r>
-        <w:rPr>
-          <w:rFonts w:ascii="Arial Narrow" w:eastAsia="Arial Narrow" w:hAnsi="Arial Narrow" w:cs="Arial Narrow"/>
-          <w:sz w:val="16"/>
-          <w:szCs w:val="16"/>
-        </w:rPr>
-        <w:t xml:space="preserve">el 2 de setiembre de 2010 en el Diario Oficial El Peruano, vigente desde el 2 de octubre de 2010 y modificado por Decreto Legislativo 1308.</w:t>
+        <w:t xml:space="preserve">Denuncia remitida a esta Comisión mediante MEMORANDUM </w:t>
+      </w:r>
+      <w:r>
+        <w:rPr>
+          <w:rFonts w:ascii="Arial Narrow" w:eastAsia="Arial Narrow" w:hAnsi="Arial Narrow" w:cs="Arial Narrow"/>
+          <w:sz w:val="16"/>
+          <w:szCs w:val="16"/>
+        </w:rPr>
+        <w:t>001982-2025-PS2/INDECOPI</w:t>
+      </w:r>
+      <w:r>
+        <w:rPr>
+          <w:rFonts w:ascii="Arial Narrow" w:eastAsia="Arial Narrow" w:hAnsi="Arial Narrow" w:cs="Arial Narrow"/>
+          <w:sz w:val="16"/>
+          <w:szCs w:val="16"/>
+        </w:rPr>
+        <w:t xml:space="preserve"> de fecha </w:t>
+      </w:r>
+      <w:r>
+        <w:rPr>
+          <w:rFonts w:ascii="Arial Narrow" w:eastAsia="Arial Narrow" w:hAnsi="Arial Narrow" w:cs="Arial Narrow"/>
+          <w:sz w:val="16"/>
+          <w:szCs w:val="16"/>
+        </w:rPr>
+        <w:t xml:space="preserve">9 de octubre de 2025</w:t>
+      </w:r>
+      <w:r>
+        <w:rPr>
+          <w:rFonts w:ascii="Arial Narrow" w:eastAsia="Arial Narrow" w:hAnsi="Arial Narrow" w:cs="Arial Narrow"/>
+          <w:sz w:val="16"/>
+          <w:szCs w:val="16"/>
+        </w:rPr>
+        <w:t xml:space="preserve">, </w:t>
+      </w:r>
+      <w:r>
+        <w:rPr>
+          <w:rFonts w:ascii="Arial Narrow" w:eastAsia="Arial Narrow" w:hAnsi="Arial Narrow" w:cs="Arial Narrow"/>
+          <w:sz w:val="16"/>
+          <w:szCs w:val="16"/>
+        </w:rPr>
+        <w:t xml:space="preserve">recibida </w:t>
+      </w:r>
+      <w:r>
+        <w:rPr>
+          <w:rFonts w:ascii="Arial Narrow" w:eastAsia="Arial Narrow" w:hAnsi="Arial Narrow" w:cs="Arial Narrow"/>
+          <w:sz w:val="16"/>
+          <w:szCs w:val="16"/>
+        </w:rPr>
+        <w:t xml:space="preserve">el </w:t>
+      </w:r>
+      <w:r>
+        <w:rPr>
+          <w:rFonts w:ascii="Arial Narrow" w:eastAsia="Arial Narrow" w:hAnsi="Arial Narrow" w:cs="Arial Narrow"/>
+          <w:sz w:val="16"/>
+          <w:szCs w:val="16"/>
+        </w:rPr>
+        <w:t xml:space="preserve">9 de octubre de 2025</w:t>
+      </w:r>
+      <w:r>
+        <w:rPr>
+          <w:rFonts w:ascii="Arial Narrow" w:eastAsia="Arial Narrow" w:hAnsi="Arial Narrow" w:cs="Arial Narrow"/>
+          <w:sz w:val="16"/>
+          <w:szCs w:val="16"/>
+        </w:rPr>
+        <w:t>.</w:t>
       </w:r>
     </w:p>
     <w:p>
@@ -13208,81 +13281,33 @@
           <w:sz w:val="16"/>
           <w:szCs w:val="16"/>
         </w:rPr>
+        <w:t xml:space="preserve"/>
+      </w:r>
+      <w:r>
+        <w:rPr>
+          <w:rFonts w:ascii="Arial Narrow" w:eastAsia="Arial Narrow" w:hAnsi="Arial Narrow" w:cs="Arial Narrow"/>
+          <w:sz w:val="16"/>
+          <w:szCs w:val="16"/>
+        </w:rPr>
         <w:tab/>
-        <w:t xml:space="preserve"/>
-      </w:r>
-      <w:r>
-        <w:rPr>
-          <w:rFonts w:ascii="Arial Narrow" w:eastAsia="Arial Narrow" w:hAnsi="Arial Narrow" w:cs="Arial Narrow"/>
-          <w:sz w:val="16"/>
-          <w:szCs w:val="16"/>
-        </w:rPr>
-        <w:tab/>
-        <w:t xml:space="preserve">Denuncia remitida a esta Comisión mediante MEMORANDUM </w:t>
-      </w:r>
-      <w:r>
-        <w:rPr>
-          <w:rFonts w:ascii="Arial Narrow" w:eastAsia="Arial Narrow" w:hAnsi="Arial Narrow" w:cs="Arial Narrow"/>
-          <w:sz w:val="16"/>
-          <w:szCs w:val="16"/>
-        </w:rPr>
-        <w:t>001982-2025-PS2/INDECOPI</w:t>
-      </w:r>
-      <w:r>
-        <w:rPr>
-          <w:rFonts w:ascii="Arial Narrow" w:eastAsia="Arial Narrow" w:hAnsi="Arial Narrow" w:cs="Arial Narrow"/>
-          <w:sz w:val="16"/>
-          <w:szCs w:val="16"/>
-        </w:rPr>
-        <w:t xml:space="preserve"> de fecha </w:t>
-      </w:r>
-      <w:r>
-        <w:rPr>
-          <w:rFonts w:ascii="Arial Narrow" w:eastAsia="Arial Narrow" w:hAnsi="Arial Narrow" w:cs="Arial Narrow"/>
-          <w:sz w:val="16"/>
-          <w:szCs w:val="16"/>
-        </w:rPr>
-        <w:t xml:space="preserve">9 de octubre de 2025</w:t>
-      </w:r>
-      <w:r>
-        <w:rPr>
-          <w:rFonts w:ascii="Arial Narrow" w:eastAsia="Arial Narrow" w:hAnsi="Arial Narrow" w:cs="Arial Narrow"/>
-          <w:sz w:val="16"/>
-          <w:szCs w:val="16"/>
-        </w:rPr>
-        <w:t xml:space="preserve">, </w:t>
-      </w:r>
-      <w:r>
-        <w:rPr>
-          <w:rFonts w:ascii="Arial Narrow" w:eastAsia="Arial Narrow" w:hAnsi="Arial Narrow" w:cs="Arial Narrow"/>
-          <w:sz w:val="16"/>
-          <w:szCs w:val="16"/>
-        </w:rPr>
-        <w:t xml:space="preserve">recibida </w:t>
-      </w:r>
-      <w:r>
-        <w:rPr>
-          <w:rFonts w:ascii="Arial Narrow" w:eastAsia="Arial Narrow" w:hAnsi="Arial Narrow" w:cs="Arial Narrow"/>
-          <w:sz w:val="16"/>
-          <w:szCs w:val="16"/>
-        </w:rPr>
-        <w:t xml:space="preserve">el </w:t>
-      </w:r>
-      <w:r>
-        <w:rPr>
-          <w:rFonts w:ascii="Arial Narrow" w:eastAsia="Arial Narrow" w:hAnsi="Arial Narrow" w:cs="Arial Narrow"/>
-          <w:sz w:val="16"/>
-          <w:szCs w:val="16"/>
-        </w:rPr>
-        <w:t xml:space="preserve">9 de octubre de 2025</w:t>
-      </w:r>
-      <w:r>
-        <w:rPr>
-          <w:rFonts w:ascii="Arial Narrow" w:eastAsia="Arial Narrow" w:hAnsi="Arial Narrow" w:cs="Arial Narrow"/>
-          <w:sz w:val="16"/>
-          <w:szCs w:val="16"/>
-        </w:rPr>
-        <w:t>.</w:t>
+        <w:t>Publicado</w:t>
+      </w:r>
+      <w:r>
+        <w:rPr>
+          <w:rFonts w:ascii="Arial Narrow" w:eastAsia="Arial Narrow" w:hAnsi="Arial Narrow" w:cs="Arial Narrow"/>
+          <w:b/>
+          <w:sz w:val="16"/>
+          <w:szCs w:val="16"/>
+        </w:rPr>
+        <w:t xml:space="preserve"> </w:t>
+      </w:r>
+      <w:r>
+        <w:rPr>
+          <w:rFonts w:ascii="Arial Narrow" w:eastAsia="Arial Narrow" w:hAnsi="Arial Narrow" w:cs="Arial Narrow"/>
+          <w:sz w:val="16"/>
+          <w:szCs w:val="16"/>
+        </w:rPr>
+        <w:t xml:space="preserve">el 2 de setiembre de 2010 en el Diario Oficial El Peruano, vigente desde el 2 de octubre de 2010 y modificado por Decreto Legislativo 1308.</w:t>
       </w:r>
     </w:p>
     <w:p>
@@ -13427,25 +13452,24 @@
           <w:sz w:val="16"/>
           <w:szCs w:val="16"/>
         </w:rPr>
+        <w:t xml:space="preserve"/>
+      </w:r>
+      <w:r>
+        <w:rPr>
+          <w:rFonts w:ascii="Arial Narrow" w:eastAsia="Arial Narrow" w:hAnsi="Arial Narrow" w:cs="Arial Narrow"/>
+          <w:sz w:val="16"/>
+          <w:szCs w:val="16"/>
+        </w:rPr>
+      </w:r>
+      <w:r>
+        <w:rPr>
+          <w:rFonts w:ascii="Arial Narrow" w:eastAsia="Arial Narrow" w:hAnsi="Arial Narrow" w:cs="Arial Narrow"/>
+          <w:b/>
+          <w:bCs/>
+          <w:sz w:val="16"/>
+          <w:szCs w:val="16"/>
+        </w:rPr>
         <w:tab/>
-        <w:t xml:space="preserve"/>
-      </w:r>
-      <w:r>
-        <w:rPr>
-          <w:rFonts w:ascii="Arial Narrow" w:eastAsia="Arial Narrow" w:hAnsi="Arial Narrow" w:cs="Arial Narrow"/>
-          <w:sz w:val="16"/>
-          <w:szCs w:val="16"/>
-        </w:rPr>
-        <w:tab/>
-      </w:r>
-      <w:r>
-        <w:rPr>
-          <w:rFonts w:ascii="Arial Narrow" w:eastAsia="Arial Narrow" w:hAnsi="Arial Narrow" w:cs="Arial Narrow"/>
-          <w:b/>
-          <w:bCs/>
-          <w:sz w:val="16"/>
-          <w:szCs w:val="16"/>
-        </w:rPr>
         <w:t>TEXTO ÚNICO ORDENADO DE LA LEY 27444, LEY DEL PROCEDIMIENTO ADMINISTRATIVO GENERAL, APROBADO POR Decreto Supremo 006-2026-JUS y publicado el 30 de abril de 2026</w:t>
       </w:r>
     </w:p>
@@ -13726,24 +13750,23 @@
           <w:sz w:val="16"/>
           <w:szCs w:val="16"/>
         </w:rPr>
+        <w:t xml:space="preserve"/>
+      </w:r>
+      <w:r>
+        <w:rPr>
+          <w:rFonts w:ascii="Arial Narrow" w:eastAsia="Arial Narrow" w:hAnsi="Arial Narrow" w:cs="Arial Narrow"/>
+          <w:sz w:val="16"/>
+          <w:szCs w:val="16"/>
+        </w:rPr>
+      </w:r>
+      <w:r>
+        <w:rPr>
+          <w:rFonts w:ascii="Arial Narrow" w:eastAsia="Arial Narrow" w:hAnsi="Arial Narrow" w:cs="Arial Narrow"/>
+          <w:b/>
+          <w:sz w:val="16"/>
+          <w:szCs w:val="16"/>
+        </w:rPr>
         <w:tab/>
-        <w:t xml:space="preserve"/>
-      </w:r>
-      <w:r>
-        <w:rPr>
-          <w:rFonts w:ascii="Arial Narrow" w:eastAsia="Arial Narrow" w:hAnsi="Arial Narrow" w:cs="Arial Narrow"/>
-          <w:sz w:val="16"/>
-          <w:szCs w:val="16"/>
-        </w:rPr>
-        <w:tab/>
-      </w:r>
-      <w:r>
-        <w:rPr>
-          <w:rFonts w:ascii="Arial Narrow" w:eastAsia="Arial Narrow" w:hAnsi="Arial Narrow" w:cs="Arial Narrow"/>
-          <w:b/>
-          <w:sz w:val="16"/>
-          <w:szCs w:val="16"/>
-        </w:rPr>
         <w:t>LEY 29571, CÓDIGO DE PROTECCIÓN Y DEFENSA DEL CONSUMIDOR, publicada el 2 de setiembre de 2010 y modificada por el DECRETO LEGISLATIVO 1308, publicado el 30 de diciembre de 2016</w:t>
       </w:r>
     </w:p>
@@ -13771,7 +13794,7 @@
     <w:p>
       <w:pPr>
         <w:widowControl w:val="0"/>
-        <w:ind w:left="1287" w:hanging="713"/>
+        <w:ind w:left="1287"/>
         <w:jc w:val="both"/>
         <w:rPr>
           <w:rFonts w:ascii="Arial Narrow" w:eastAsia="Arial Narrow" w:hAnsi="Arial Narrow" w:cs="Arial Narrow"/>
@@ -13826,7 +13849,7 @@
           <w:numId w:val="15"/>
         </w:numPr>
         <w:spacing w:after="0" w:line="240" w:lineRule="auto"/>
-        <w:ind w:left="850" w:hanging="277"/>
+        <w:ind w:left="850"/>
         <w:contextualSpacing/>
         <w:jc w:val="both"/>
         <w:rPr>
@@ -13854,7 +13877,7 @@
           <w:numId w:val="15"/>
         </w:numPr>
         <w:spacing w:after="0" w:line="240" w:lineRule="auto"/>
-        <w:ind w:left="1134" w:hanging="283"/>
+        <w:ind w:left="1134"/>
         <w:contextualSpacing/>
         <w:jc w:val="both"/>
         <w:rPr>
@@ -13880,7 +13903,7 @@
           <w:numId w:val="15"/>
         </w:numPr>
         <w:spacing w:after="0" w:line="240" w:lineRule="auto"/>
-        <w:ind w:left="1134" w:hanging="283"/>
+        <w:ind w:left="1134"/>
         <w:contextualSpacing/>
         <w:jc w:val="both"/>
         <w:rPr>
@@ -13906,7 +13929,7 @@
           <w:numId w:val="15"/>
         </w:numPr>
         <w:spacing w:after="0" w:line="240" w:lineRule="auto"/>
-        <w:ind w:left="1134" w:hanging="283"/>
+        <w:ind w:left="1134"/>
         <w:contextualSpacing/>
         <w:jc w:val="both"/>
         <w:rPr>
@@ -13992,24 +14015,23 @@
           <w:sz w:val="16"/>
           <w:szCs w:val="16"/>
         </w:rPr>
+        <w:t xml:space="preserve"/>
+      </w:r>
+      <w:r>
+        <w:rPr>
+          <w:rFonts w:ascii="Arial Narrow" w:eastAsia="Arial Narrow" w:hAnsi="Arial Narrow" w:cs="Arial Narrow"/>
+          <w:sz w:val="16"/>
+          <w:szCs w:val="16"/>
+        </w:rPr>
+      </w:r>
+      <w:r>
+        <w:rPr>
+          <w:rFonts w:ascii="Arial Narrow" w:eastAsia="Arial Narrow" w:hAnsi="Arial Narrow" w:cs="Arial Narrow"/>
+          <w:b/>
+          <w:sz w:val="16"/>
+          <w:szCs w:val="16"/>
+        </w:rPr>
         <w:tab/>
-        <w:t xml:space="preserve"/>
-      </w:r>
-      <w:r>
-        <w:rPr>
-          <w:rFonts w:ascii="Arial Narrow" w:eastAsia="Arial Narrow" w:hAnsi="Arial Narrow" w:cs="Arial Narrow"/>
-          <w:sz w:val="16"/>
-          <w:szCs w:val="16"/>
-        </w:rPr>
-        <w:tab/>
-      </w:r>
-      <w:r>
-        <w:rPr>
-          <w:rFonts w:ascii="Arial Narrow" w:eastAsia="Arial Narrow" w:hAnsi="Arial Narrow" w:cs="Arial Narrow"/>
-          <w:b/>
-          <w:sz w:val="16"/>
-          <w:szCs w:val="16"/>
-        </w:rPr>
         <w:t>TEXTO ÚNICO ORDENADO DE LA LEY DE IMPULSO AL DESARROLLO PRODUCTIVO Y AL CRECIMIENTO EMPRESARIAL, aprobado por DECRETO SUPREMO 013-2013-PRODUCE y publicado el 28 de diciembre de 2013</w:t>
       </w:r>
     </w:p>
@@ -14152,7 +14174,6 @@
           <w:sz w:val="16"/>
           <w:szCs w:val="16"/>
         </w:rPr>
-        <w:tab/>
         <w:t xml:space="preserve"/>
       </w:r>
       <w:r>
@@ -14210,24 +14231,23 @@
           <w:sz w:val="16"/>
           <w:szCs w:val="16"/>
         </w:rPr>
+        <w:t xml:space="preserve"/>
+      </w:r>
+      <w:r>
+        <w:rPr>
+          <w:rFonts w:ascii="Arial Narrow" w:eastAsia="Arial Narrow" w:hAnsi="Arial Narrow" w:cs="Arial Narrow"/>
+          <w:sz w:val="16"/>
+          <w:szCs w:val="16"/>
+        </w:rPr>
+      </w:r>
+      <w:r>
+        <w:rPr>
+          <w:rFonts w:ascii="Arial Narrow" w:eastAsia="Arial Narrow" w:hAnsi="Arial Narrow" w:cs="Arial Narrow"/>
+          <w:b/>
+          <w:sz w:val="16"/>
+          <w:szCs w:val="16"/>
+        </w:rPr>
         <w:tab/>
-        <w:t xml:space="preserve"/>
-      </w:r>
-      <w:r>
-        <w:rPr>
-          <w:rFonts w:ascii="Arial Narrow" w:eastAsia="Arial Narrow" w:hAnsi="Arial Narrow" w:cs="Arial Narrow"/>
-          <w:sz w:val="16"/>
-          <w:szCs w:val="16"/>
-        </w:rPr>
-        <w:tab/>
-      </w:r>
-      <w:r>
-        <w:rPr>
-          <w:rFonts w:ascii="Arial Narrow" w:eastAsia="Arial Narrow" w:hAnsi="Arial Narrow" w:cs="Arial Narrow"/>
-          <w:b/>
-          <w:sz w:val="16"/>
-          <w:szCs w:val="16"/>
-        </w:rPr>
         <w:t>LEY 29571, CÓDIGO DE PROTECCIÓN Y DEFENSA DEL CONSUMIDOR, publicada el 2 de setiembre de 2010</w:t>
       </w:r>
     </w:p>
@@ -14392,24 +14412,23 @@
           <w:sz w:val="16"/>
           <w:szCs w:val="16"/>
         </w:rPr>
+        <w:t xml:space="preserve"/>
+      </w:r>
+      <w:r>
+        <w:rPr>
+          <w:rFonts w:ascii="Arial Narrow" w:eastAsia="Arial Narrow" w:hAnsi="Arial Narrow" w:cs="Arial Narrow"/>
+          <w:sz w:val="16"/>
+          <w:szCs w:val="16"/>
+        </w:rPr>
+      </w:r>
+      <w:r>
+        <w:rPr>
+          <w:rFonts w:ascii="Arial Narrow" w:eastAsia="Arial Narrow" w:hAnsi="Arial Narrow" w:cs="Arial Narrow"/>
+          <w:b/>
+          <w:sz w:val="16"/>
+          <w:szCs w:val="16"/>
+        </w:rPr>
         <w:tab/>
-        <w:t xml:space="preserve"/>
-      </w:r>
-      <w:r>
-        <w:rPr>
-          <w:rFonts w:ascii="Arial Narrow" w:eastAsia="Arial Narrow" w:hAnsi="Arial Narrow" w:cs="Arial Narrow"/>
-          <w:sz w:val="16"/>
-          <w:szCs w:val="16"/>
-        </w:rPr>
-        <w:tab/>
-      </w:r>
-      <w:r>
-        <w:rPr>
-          <w:rFonts w:ascii="Arial Narrow" w:eastAsia="Arial Narrow" w:hAnsi="Arial Narrow" w:cs="Arial Narrow"/>
-          <w:b/>
-          <w:sz w:val="16"/>
-          <w:szCs w:val="16"/>
-        </w:rPr>
         <w:t>TEXTO ÚNICO ORDENADO DE LA LEY DE IMPULSO AL DESARROLLO PRODUCTIVO Y AL CRECIMIENTO EMPRESARIAL, aprobado por DECRETO SUPREMO 013-2013-PRODUCE y publicado el 28 de diciembre de 2013</w:t>
       </w:r>
     </w:p>
@@ -14605,25 +14624,24 @@
           <w:sz w:val="16"/>
           <w:szCs w:val="16"/>
         </w:rPr>
+        <w:t xml:space="preserve"/>
+      </w:r>
+      <w:r>
+        <w:rPr>
+          <w:rFonts w:ascii="Arial Narrow" w:eastAsia="Arial Narrow" w:hAnsi="Arial Narrow" w:cs="Arial Narrow"/>
+          <w:sz w:val="16"/>
+          <w:szCs w:val="16"/>
+        </w:rPr>
+      </w:r>
+      <w:r>
+        <w:rPr>
+          <w:rFonts w:ascii="Arial Narrow" w:eastAsia="Arial Narrow" w:hAnsi="Arial Narrow" w:cs="Arial Narrow"/>
+          <w:b/>
+          <w:bCs/>
+          <w:sz w:val="16"/>
+          <w:szCs w:val="16"/>
+        </w:rPr>
         <w:tab/>
-        <w:t xml:space="preserve"/>
-      </w:r>
-      <w:r>
-        <w:rPr>
-          <w:rFonts w:ascii="Arial Narrow" w:eastAsia="Arial Narrow" w:hAnsi="Arial Narrow" w:cs="Arial Narrow"/>
-          <w:sz w:val="16"/>
-          <w:szCs w:val="16"/>
-        </w:rPr>
-        <w:tab/>
-      </w:r>
-      <w:r>
-        <w:rPr>
-          <w:rFonts w:ascii="Arial Narrow" w:eastAsia="Arial Narrow" w:hAnsi="Arial Narrow" w:cs="Arial Narrow"/>
-          <w:b/>
-          <w:bCs/>
-          <w:sz w:val="16"/>
-          <w:szCs w:val="16"/>
-        </w:rPr>
         <w:t>DIRECTIVA 001-2021/DIR-COD-INDECOPI, DIRECTIVA ÚNICA QUE REGULA LOS PROCEDIMIENTOS DE PROTECCIÓN AL CONSUMIDOR PREVISTOS EN EL CÓDIGO DE PROTECCIÓN AL CONSUMIDOR, aprobada por Resolución 00044-2021/COD-INDECOPI y publicada el 30 de abril de 2021.</w:t>
       </w:r>
     </w:p>
@@ -14749,7 +14767,6 @@
           <w:sz w:val="16"/>
           <w:szCs w:val="16"/>
         </w:rPr>
-        <w:tab/>
         <w:t xml:space="preserve"/>
       </w:r>
       <w:r>
@@ -14807,25 +14824,24 @@
           <w:sz w:val="16"/>
           <w:szCs w:val="16"/>
         </w:rPr>
+        <w:t xml:space="preserve"/>
+      </w:r>
+      <w:r>
+        <w:rPr>
+          <w:rFonts w:ascii="Arial Narrow" w:eastAsia="Arial Narrow" w:hAnsi="Arial Narrow" w:cs="Arial Narrow"/>
+          <w:sz w:val="16"/>
+          <w:szCs w:val="16"/>
+        </w:rPr>
+      </w:r>
+      <w:r>
+        <w:rPr>
+          <w:rFonts w:ascii="Arial Narrow" w:eastAsia="Arial Narrow" w:hAnsi="Arial Narrow" w:cs="Arial Narrow"/>
+          <w:b/>
+          <w:bCs/>
+          <w:sz w:val="16"/>
+          <w:szCs w:val="16"/>
+        </w:rPr>
         <w:tab/>
-        <w:t xml:space="preserve"/>
-      </w:r>
-      <w:r>
-        <w:rPr>
-          <w:rFonts w:ascii="Arial Narrow" w:eastAsia="Arial Narrow" w:hAnsi="Arial Narrow" w:cs="Arial Narrow"/>
-          <w:sz w:val="16"/>
-          <w:szCs w:val="16"/>
-        </w:rPr>
-        <w:tab/>
-      </w:r>
-      <w:r>
-        <w:rPr>
-          <w:rFonts w:ascii="Arial Narrow" w:eastAsia="Arial Narrow" w:hAnsi="Arial Narrow" w:cs="Arial Narrow"/>
-          <w:b/>
-          <w:bCs/>
-          <w:sz w:val="16"/>
-          <w:szCs w:val="16"/>
-        </w:rPr>
         <w:t>DIRECTIVA 001-2021/DIR-COD-INDECOPI, DIRECTIVA ÚNICA QUE REGULA LOS PROCEDIMIENTOS DE PROTECCIÓN AL CONSUMIDOR PREVISTOS EN EL CÓDIGO DE PROTECCIÓN AL CONSUMIDOR, aprobada por Resolución 00044-2021/COD-INDECOPI y publicada el 30 de abril de 2021.</w:t>
       </w:r>
     </w:p>
@@ -15018,25 +15034,24 @@
           <w:sz w:val="16"/>
           <w:szCs w:val="16"/>
         </w:rPr>
+        <w:t xml:space="preserve"/>
+      </w:r>
+      <w:r>
+        <w:rPr>
+          <w:rFonts w:ascii="Arial Narrow" w:eastAsia="Arial Narrow" w:hAnsi="Arial Narrow" w:cs="Arial Narrow"/>
+          <w:sz w:val="16"/>
+          <w:szCs w:val="16"/>
+        </w:rPr>
+      </w:r>
+      <w:r>
+        <w:rPr>
+          <w:rFonts w:ascii="Arial Narrow" w:eastAsia="Arial Narrow" w:hAnsi="Arial Narrow" w:cs="Arial Narrow"/>
+          <w:b/>
+          <w:bCs/>
+          <w:sz w:val="16"/>
+          <w:szCs w:val="16"/>
+        </w:rPr>
         <w:tab/>
-        <w:t xml:space="preserve"/>
-      </w:r>
-      <w:r>
-        <w:rPr>
-          <w:rFonts w:ascii="Arial Narrow" w:eastAsia="Arial Narrow" w:hAnsi="Arial Narrow" w:cs="Arial Narrow"/>
-          <w:sz w:val="16"/>
-          <w:szCs w:val="16"/>
-        </w:rPr>
-        <w:tab/>
-      </w:r>
-      <w:r>
-        <w:rPr>
-          <w:rFonts w:ascii="Arial Narrow" w:eastAsia="Arial Narrow" w:hAnsi="Arial Narrow" w:cs="Arial Narrow"/>
-          <w:b/>
-          <w:bCs/>
-          <w:sz w:val="16"/>
-          <w:szCs w:val="16"/>
-        </w:rPr>
         <w:t>DIRECTIVA 001-2021/DIR-COD-INDECOPI, DIRECTIVA ÚNICA QUE REGULA LOS PROCEDIMIENTOS DE PROTECCIÓN AL CONSUMIDOR PREVISTOS EN EL CÓDIGO DE PROTECCIÓN AL CONSUMIDOR, aprobada por Resolución 00044-2021/COD-INDECOPI y publicada el 30 de abril de 2021.</w:t>
       </w:r>
     </w:p>
@@ -15137,7 +15152,6 @@
           <w:sz w:val="16"/>
           <w:szCs w:val="16"/>
         </w:rPr>
-        <w:tab/>
         <w:t xml:space="preserve"/>
       </w:r>
       <w:r>
@@ -15196,24 +15210,23 @@
           <w:sz w:val="16"/>
           <w:szCs w:val="16"/>
         </w:rPr>
+        <w:t xml:space="preserve"/>
+      </w:r>
+      <w:r>
+        <w:rPr>
+          <w:rFonts w:ascii="Arial Narrow" w:eastAsia="Arial Narrow" w:hAnsi="Arial Narrow" w:cs="Arial Narrow"/>
+          <w:sz w:val="16"/>
+          <w:szCs w:val="16"/>
+        </w:rPr>
+      </w:r>
+      <w:r>
+        <w:rPr>
+          <w:rFonts w:ascii="Arial Narrow" w:eastAsia="Arial Narrow" w:hAnsi="Arial Narrow" w:cs="Arial Narrow"/>
+          <w:b/>
+          <w:sz w:val="16"/>
+          <w:szCs w:val="16"/>
+        </w:rPr>
         <w:tab/>
-        <w:t xml:space="preserve"/>
-      </w:r>
-      <w:r>
-        <w:rPr>
-          <w:rFonts w:ascii="Arial Narrow" w:eastAsia="Arial Narrow" w:hAnsi="Arial Narrow" w:cs="Arial Narrow"/>
-          <w:sz w:val="16"/>
-          <w:szCs w:val="16"/>
-        </w:rPr>
-        <w:tab/>
-      </w:r>
-      <w:r>
-        <w:rPr>
-          <w:rFonts w:ascii="Arial Narrow" w:eastAsia="Arial Narrow" w:hAnsi="Arial Narrow" w:cs="Arial Narrow"/>
-          <w:b/>
-          <w:sz w:val="16"/>
-          <w:szCs w:val="16"/>
-        </w:rPr>
         <w:t>TEXTO ÚNICO ORDENADO DE LA LEY DE IMPULSO AL DESARROLLO PRODUCTIVO Y AL CRECIMIENTO EMPRESARIAL, aprobado por DECRETO SUPREMO 013-2013-PRODUCE y publicado el 28 de diciembre de 2013</w:t>
       </w:r>
     </w:p>
@@ -15221,7 +15234,7 @@
       <w:pPr>
         <w:widowControl w:val="0"/>
         <w:spacing w:after="0"/>
-        <w:ind w:left="1275" w:hanging="701"/>
+        <w:ind w:left="1275"/>
         <w:jc w:val="both"/>
         <w:rPr>
           <w:rFonts w:ascii="Arial Narrow" w:eastAsia="Arial Narrow" w:hAnsi="Arial Narrow" w:cs="Arial Narrow"/>
@@ -15269,7 +15282,7 @@
           <w:numId w:val="19"/>
         </w:numPr>
         <w:spacing w:after="0" w:line="240" w:lineRule="auto"/>
-        <w:ind w:left="855" w:hanging="277"/>
+        <w:ind w:left="855"/>
         <w:contextualSpacing/>
         <w:jc w:val="both"/>
         <w:rPr>
@@ -15291,7 +15304,7 @@
       <w:pPr>
         <w:widowControl w:val="0"/>
         <w:spacing w:after="0"/>
-        <w:ind w:left="1275" w:hanging="720"/>
+        <w:ind w:left="1275"/>
         <w:jc w:val="both"/>
         <w:rPr>
           <w:rFonts w:ascii="Arial Narrow" w:eastAsia="Arial Narrow" w:hAnsi="Arial Narrow" w:cs="Arial Narrow"/>
@@ -15354,24 +15367,23 @@
           <w:sz w:val="16"/>
           <w:szCs w:val="16"/>
         </w:rPr>
+        <w:t xml:space="preserve"/>
+      </w:r>
+      <w:r>
+        <w:rPr>
+          <w:rFonts w:ascii="Arial Narrow" w:eastAsia="Arial Narrow" w:hAnsi="Arial Narrow" w:cs="Arial Narrow"/>
+          <w:sz w:val="16"/>
+          <w:szCs w:val="16"/>
+        </w:rPr>
+      </w:r>
+      <w:r>
+        <w:rPr>
+          <w:rFonts w:ascii="Arial Narrow" w:eastAsia="Arial Narrow" w:hAnsi="Arial Narrow" w:cs="Arial Narrow"/>
+          <w:b/>
+          <w:sz w:val="16"/>
+          <w:szCs w:val="16"/>
+        </w:rPr>
         <w:tab/>
-        <w:t xml:space="preserve"/>
-      </w:r>
-      <w:r>
-        <w:rPr>
-          <w:rFonts w:ascii="Arial Narrow" w:eastAsia="Arial Narrow" w:hAnsi="Arial Narrow" w:cs="Arial Narrow"/>
-          <w:sz w:val="16"/>
-          <w:szCs w:val="16"/>
-        </w:rPr>
-        <w:tab/>
-      </w:r>
-      <w:r>
-        <w:rPr>
-          <w:rFonts w:ascii="Arial Narrow" w:eastAsia="Arial Narrow" w:hAnsi="Arial Narrow" w:cs="Arial Narrow"/>
-          <w:b/>
-          <w:sz w:val="16"/>
-          <w:szCs w:val="16"/>
-        </w:rPr>
         <w:t>REGLAMENTO DEL TEXTO ÚNICO ORDENADO DE LA LEY DE PROMOCIÓN DE LA COMPETITIVIDAD, FORMALIZACIÓN Y DESARROLLO DE LA MICRO Y PEQUEÑA EMPRESA Y DEL ACCESO AL EMPLEO DECENTE, APROBADO POR DECRETO SUPREMO 008-2008-TR y publicado el 30 de setiembre de 2008</w:t>
       </w:r>
     </w:p>
@@ -15379,7 +15391,7 @@
       <w:pPr>
         <w:widowControl w:val="0"/>
         <w:spacing w:after="0"/>
-        <w:ind w:left="1290" w:hanging="716"/>
+        <w:ind w:left="1290"/>
         <w:jc w:val="both"/>
         <w:rPr>
           <w:rFonts w:ascii="Arial Narrow" w:eastAsia="Arial Narrow" w:hAnsi="Arial Narrow" w:cs="Arial Narrow"/>
@@ -15443,7 +15455,7 @@
       <w:pPr>
         <w:widowControl w:val="0"/>
         <w:spacing w:after="0"/>
-        <w:ind w:left="850" w:hanging="277"/>
+        <w:ind w:left="850" w:hanging="850"/>
         <w:jc w:val="both"/>
         <w:rPr>
           <w:rFonts w:ascii="Arial Narrow" w:eastAsia="Arial Narrow" w:hAnsi="Arial Narrow" w:cs="Arial Narrow"/>
@@ -15473,7 +15485,7 @@
       <w:pPr>
         <w:widowControl w:val="0"/>
         <w:spacing w:after="0"/>
-        <w:ind w:left="850" w:hanging="277"/>
+        <w:ind w:left="850" w:hanging="850"/>
         <w:jc w:val="both"/>
         <w:rPr>
           <w:rFonts w:ascii="Arial Narrow" w:eastAsia="Arial Narrow" w:hAnsi="Arial Narrow" w:cs="Arial Narrow"/>
@@ -15503,7 +15515,7 @@
       <w:pPr>
         <w:widowControl w:val="0"/>
         <w:spacing w:after="0"/>
-        <w:ind w:left="850" w:hanging="277"/>
+        <w:ind w:left="850" w:hanging="850"/>
         <w:jc w:val="both"/>
         <w:rPr>
           <w:rFonts w:ascii="Arial Narrow" w:eastAsia="Arial Narrow" w:hAnsi="Arial Narrow" w:cs="Arial Narrow"/>
@@ -15617,24 +15629,23 @@
           <w:sz w:val="16"/>
           <w:szCs w:val="16"/>
         </w:rPr>
+        <w:t xml:space="preserve"/>
+      </w:r>
+      <w:r>
+        <w:rPr>
+          <w:rFonts w:ascii="Arial Narrow" w:eastAsia="Arial Narrow" w:hAnsi="Arial Narrow" w:cs="Arial Narrow"/>
+          <w:sz w:val="16"/>
+          <w:szCs w:val="16"/>
+        </w:rPr>
+      </w:r>
+      <w:r>
+        <w:rPr>
+          <w:rFonts w:ascii="Arial Narrow" w:eastAsia="Arial Narrow" w:hAnsi="Arial Narrow" w:cs="Arial Narrow"/>
+          <w:b/>
+          <w:sz w:val="16"/>
+          <w:szCs w:val="16"/>
+        </w:rPr>
         <w:tab/>
-        <w:t xml:space="preserve"/>
-      </w:r>
-      <w:r>
-        <w:rPr>
-          <w:rFonts w:ascii="Arial Narrow" w:eastAsia="Arial Narrow" w:hAnsi="Arial Narrow" w:cs="Arial Narrow"/>
-          <w:sz w:val="16"/>
-          <w:szCs w:val="16"/>
-        </w:rPr>
-        <w:tab/>
-      </w:r>
-      <w:r>
-        <w:rPr>
-          <w:rFonts w:ascii="Arial Narrow" w:eastAsia="Arial Narrow" w:hAnsi="Arial Narrow" w:cs="Arial Narrow"/>
-          <w:b/>
-          <w:sz w:val="16"/>
-          <w:szCs w:val="16"/>
-        </w:rPr>
         <w:t xml:space="preserve">TEXTO ÚNICO ORDENADO DE LA LEY DEL IMPUESTO A LA RENTA, aprobado por DECRETO SUPREMO 179-2004-EF y publicado el 8 de diciembre de 2004 </w:t>
       </w:r>
     </w:p>
@@ -15671,7 +15682,7 @@
     <w:p>
       <w:pPr>
         <w:widowControl w:val="0"/>
-        <w:ind w:left="850" w:hanging="277"/>
+        <w:ind w:left="850" w:hanging="850"/>
         <w:jc w:val="both"/>
         <w:rPr>
           <w:rFonts w:ascii="Arial Narrow" w:eastAsia="Arial Narrow" w:hAnsi="Arial Narrow" w:cs="Arial Narrow"/>
@@ -15782,24 +15793,23 @@
           <w:sz w:val="16"/>
           <w:szCs w:val="16"/>
         </w:rPr>
+        <w:t xml:space="preserve"/>
+      </w:r>
+      <w:r>
+        <w:rPr>
+          <w:rFonts w:ascii="Arial Narrow" w:eastAsia="Arial Narrow" w:hAnsi="Arial Narrow" w:cs="Arial Narrow"/>
+          <w:sz w:val="16"/>
+          <w:szCs w:val="16"/>
+        </w:rPr>
+      </w:r>
+      <w:r>
+        <w:rPr>
+          <w:rFonts w:ascii="Arial Narrow" w:eastAsia="Arial Narrow" w:hAnsi="Arial Narrow" w:cs="Arial Narrow"/>
+          <w:b/>
+          <w:sz w:val="16"/>
+          <w:szCs w:val="16"/>
+        </w:rPr>
         <w:tab/>
-        <w:t xml:space="preserve"/>
-      </w:r>
-      <w:r>
-        <w:rPr>
-          <w:rFonts w:ascii="Arial Narrow" w:eastAsia="Arial Narrow" w:hAnsi="Arial Narrow" w:cs="Arial Narrow"/>
-          <w:sz w:val="16"/>
-          <w:szCs w:val="16"/>
-        </w:rPr>
-        <w:tab/>
-      </w:r>
-      <w:r>
-        <w:rPr>
-          <w:rFonts w:ascii="Arial Narrow" w:eastAsia="Arial Narrow" w:hAnsi="Arial Narrow" w:cs="Arial Narrow"/>
-          <w:b/>
-          <w:sz w:val="16"/>
-          <w:szCs w:val="16"/>
-        </w:rPr>
         <w:t>RESOLUCIÓN DEL TRIBUNAL FISCAL 02760-5-2006</w:t>
       </w:r>
     </w:p>
@@ -15891,7 +15901,7 @@
           <w:numId w:val="20"/>
         </w:numPr>
         <w:spacing w:after="0" w:line="240" w:lineRule="auto"/>
-        <w:ind w:left="855" w:hanging="277"/>
+        <w:ind w:left="855"/>
         <w:contextualSpacing/>
         <w:jc w:val="both"/>
         <w:rPr>
@@ -15917,7 +15927,7 @@
           <w:numId w:val="20"/>
         </w:numPr>
         <w:spacing w:after="0" w:line="240" w:lineRule="auto"/>
-        <w:ind w:left="855" w:hanging="277"/>
+        <w:ind w:left="855"/>
         <w:contextualSpacing/>
         <w:jc w:val="both"/>
         <w:rPr>
@@ -16019,23 +16029,22 @@
           <w:sz w:val="16"/>
           <w:szCs w:val="16"/>
         </w:rPr>
+        <w:t xml:space="preserve"/>
+      </w:r>
+      <w:r>
+        <w:rPr>
+          <w:rFonts w:ascii="Arial Narrow" w:eastAsia="Arial Narrow" w:hAnsi="Arial Narrow" w:cs="Arial Narrow"/>
+          <w:sz w:val="16"/>
+          <w:szCs w:val="16"/>
+        </w:rPr>
+      </w:r>
+      <w:r>
+        <w:rPr>
+          <w:rFonts w:ascii="Arial Narrow" w:eastAsia="Arial Narrow" w:hAnsi="Arial Narrow" w:cs="Arial Narrow"/>
+          <w:sz w:val="16"/>
+          <w:szCs w:val="16"/>
+        </w:rPr>
         <w:tab/>
-        <w:t xml:space="preserve"/>
-      </w:r>
-      <w:r>
-        <w:rPr>
-          <w:rFonts w:ascii="Arial Narrow" w:eastAsia="Arial Narrow" w:hAnsi="Arial Narrow" w:cs="Arial Narrow"/>
-          <w:sz w:val="16"/>
-          <w:szCs w:val="16"/>
-        </w:rPr>
-        <w:tab/>
-      </w:r>
-      <w:r>
-        <w:rPr>
-          <w:rFonts w:ascii="Arial Narrow" w:eastAsia="Arial Narrow" w:hAnsi="Arial Narrow" w:cs="Arial Narrow"/>
-          <w:sz w:val="16"/>
-          <w:szCs w:val="16"/>
-        </w:rPr>
         <w:t xml:space="preserve">Ver: </w:t>
       </w:r>
       <w:hyperlink r:id="rId1" w:history="1">
@@ -16093,24 +16102,23 @@
           <w:sz w:val="16"/>
           <w:szCs w:val="16"/>
         </w:rPr>
+        <w:t xml:space="preserve"/>
+      </w:r>
+      <w:r>
+        <w:rPr>
+          <w:rFonts w:ascii="Arial Narrow" w:eastAsia="Arial Narrow" w:hAnsi="Arial Narrow" w:cs="Arial Narrow"/>
+          <w:sz w:val="16"/>
+          <w:szCs w:val="16"/>
+        </w:rPr>
+      </w:r>
+      <w:r>
+        <w:rPr>
+          <w:rFonts w:ascii="Arial Narrow" w:eastAsia="Arial Narrow" w:hAnsi="Arial Narrow" w:cs="Arial Narrow"/>
+          <w:bCs/>
+          <w:sz w:val="16"/>
+          <w:szCs w:val="16"/>
+        </w:rPr>
         <w:tab/>
-        <w:t xml:space="preserve"/>
-      </w:r>
-      <w:r>
-        <w:rPr>
-          <w:rFonts w:ascii="Arial Narrow" w:eastAsia="Arial Narrow" w:hAnsi="Arial Narrow" w:cs="Arial Narrow"/>
-          <w:sz w:val="16"/>
-          <w:szCs w:val="16"/>
-        </w:rPr>
-        <w:tab/>
-      </w:r>
-      <w:r>
-        <w:rPr>
-          <w:rFonts w:ascii="Arial Narrow" w:eastAsia="Arial Narrow" w:hAnsi="Arial Narrow" w:cs="Arial Narrow"/>
-          <w:bCs/>
-          <w:sz w:val="16"/>
-          <w:szCs w:val="16"/>
-        </w:rPr>
         <w:t>Ver:</w:t>
       </w:r>
       <w:r>
@@ -16187,25 +16195,24 @@
           <w:sz w:val="16"/>
           <w:szCs w:val="16"/>
         </w:rPr>
+        <w:t xml:space="preserve"/>
+      </w:r>
+      <w:r>
+        <w:rPr>
+          <w:rFonts w:ascii="Arial Narrow" w:eastAsia="Arial Narrow" w:hAnsi="Arial Narrow" w:cs="Arial Narrow"/>
+          <w:sz w:val="16"/>
+          <w:szCs w:val="16"/>
+        </w:rPr>
+      </w:r>
+      <w:r>
+        <w:rPr>
+          <w:rFonts w:ascii="Arial Narrow" w:eastAsia="Arial Narrow" w:hAnsi="Arial Narrow" w:cs="Arial Narrow"/>
+          <w:b/>
+          <w:bCs/>
+          <w:sz w:val="16"/>
+          <w:szCs w:val="16"/>
+        </w:rPr>
         <w:tab/>
-        <w:t xml:space="preserve"/>
-      </w:r>
-      <w:r>
-        <w:rPr>
-          <w:rFonts w:ascii="Arial Narrow" w:eastAsia="Arial Narrow" w:hAnsi="Arial Narrow" w:cs="Arial Narrow"/>
-          <w:sz w:val="16"/>
-          <w:szCs w:val="16"/>
-        </w:rPr>
-        <w:tab/>
-      </w:r>
-      <w:r>
-        <w:rPr>
-          <w:rFonts w:ascii="Arial Narrow" w:eastAsia="Arial Narrow" w:hAnsi="Arial Narrow" w:cs="Arial Narrow"/>
-          <w:b/>
-          <w:bCs/>
-          <w:sz w:val="16"/>
-          <w:szCs w:val="16"/>
-        </w:rPr>
         <w:t xml:space="preserve">LEY 29571, CÓDIGO DE PROTECCIÓN Y DEFENSA DEL CONSUMIDOR, publicado el 2 de setiembre de 2010 y modificado por Decreto Legislativo 1308 </w:t>
       </w:r>
     </w:p>
@@ -16597,25 +16604,24 @@
           <w:sz w:val="16"/>
           <w:szCs w:val="16"/>
         </w:rPr>
+        <w:t xml:space="preserve"/>
+      </w:r>
+      <w:r>
+        <w:rPr>
+          <w:rFonts w:ascii="Arial Narrow" w:eastAsia="Arial Narrow" w:hAnsi="Arial Narrow" w:cs="Arial Narrow"/>
+          <w:sz w:val="16"/>
+          <w:szCs w:val="16"/>
+        </w:rPr>
+      </w:r>
+      <w:r>
+        <w:rPr>
+          <w:rFonts w:ascii="Arial Narrow" w:eastAsia="Arial Narrow" w:hAnsi="Arial Narrow" w:cs="Arial Narrow"/>
+          <w:b/>
+          <w:bCs/>
+          <w:sz w:val="16"/>
+          <w:szCs w:val="16"/>
+        </w:rPr>
         <w:tab/>
-        <w:t xml:space="preserve"/>
-      </w:r>
-      <w:r>
-        <w:rPr>
-          <w:rFonts w:ascii="Arial Narrow" w:eastAsia="Arial Narrow" w:hAnsi="Arial Narrow" w:cs="Arial Narrow"/>
-          <w:sz w:val="16"/>
-          <w:szCs w:val="16"/>
-        </w:rPr>
-        <w:tab/>
-      </w:r>
-      <w:r>
-        <w:rPr>
-          <w:rFonts w:ascii="Arial Narrow" w:eastAsia="Arial Narrow" w:hAnsi="Arial Narrow" w:cs="Arial Narrow"/>
-          <w:b/>
-          <w:bCs/>
-          <w:sz w:val="16"/>
-          <w:szCs w:val="16"/>
-        </w:rPr>
         <w:t xml:space="preserve">LEY </w:t>
       </w:r>
       <w:proofErr w:type="spellStart"/>
@@ -16883,25 +16889,24 @@
           <w:sz w:val="16"/>
           <w:szCs w:val="16"/>
         </w:rPr>
+        <w:t xml:space="preserve"/>
+      </w:r>
+      <w:r>
+        <w:rPr>
+          <w:rFonts w:ascii="Arial Narrow" w:eastAsia="Arial Narrow" w:hAnsi="Arial Narrow" w:cs="Arial Narrow"/>
+          <w:sz w:val="16"/>
+          <w:szCs w:val="16"/>
+        </w:rPr>
+      </w:r>
+      <w:r>
+        <w:rPr>
+          <w:rFonts w:ascii="Arial Narrow" w:eastAsia="Arial Narrow" w:hAnsi="Arial Narrow" w:cs="Arial Narrow"/>
+          <w:b/>
+          <w:bCs/>
+          <w:sz w:val="16"/>
+          <w:szCs w:val="16"/>
+        </w:rPr>
         <w:tab/>
-        <w:t xml:space="preserve"/>
-      </w:r>
-      <w:r>
-        <w:rPr>
-          <w:rFonts w:ascii="Arial Narrow" w:eastAsia="Arial Narrow" w:hAnsi="Arial Narrow" w:cs="Arial Narrow"/>
-          <w:sz w:val="16"/>
-          <w:szCs w:val="16"/>
-        </w:rPr>
-        <w:tab/>
-      </w:r>
-      <w:r>
-        <w:rPr>
-          <w:rFonts w:ascii="Arial Narrow" w:eastAsia="Arial Narrow" w:hAnsi="Arial Narrow" w:cs="Arial Narrow"/>
-          <w:b/>
-          <w:bCs/>
-          <w:sz w:val="16"/>
-          <w:szCs w:val="16"/>
-        </w:rPr>
         <w:t xml:space="preserve">LEY </w:t>
       </w:r>
       <w:proofErr w:type="spellStart"/>
@@ -17124,25 +17129,24 @@
           <w:sz w:val="16"/>
           <w:szCs w:val="16"/>
         </w:rPr>
+        <w:t xml:space="preserve"/>
+      </w:r>
+      <w:r>
+        <w:rPr>
+          <w:rFonts w:ascii="Arial Narrow" w:eastAsia="Arial Narrow" w:hAnsi="Arial Narrow" w:cs="Arial Narrow"/>
+          <w:sz w:val="16"/>
+          <w:szCs w:val="16"/>
+        </w:rPr>
+      </w:r>
+      <w:r>
+        <w:rPr>
+          <w:rFonts w:ascii="Arial Narrow" w:eastAsia="Arial Narrow" w:hAnsi="Arial Narrow" w:cs="Arial Narrow"/>
+          <w:b/>
+          <w:bCs/>
+          <w:sz w:val="16"/>
+          <w:szCs w:val="16"/>
+        </w:rPr>
         <w:tab/>
-        <w:t xml:space="preserve"/>
-      </w:r>
-      <w:r>
-        <w:rPr>
-          <w:rFonts w:ascii="Arial Narrow" w:eastAsia="Arial Narrow" w:hAnsi="Arial Narrow" w:cs="Arial Narrow"/>
-          <w:sz w:val="16"/>
-          <w:szCs w:val="16"/>
-        </w:rPr>
-        <w:tab/>
-      </w:r>
-      <w:r>
-        <w:rPr>
-          <w:rFonts w:ascii="Arial Narrow" w:eastAsia="Arial Narrow" w:hAnsi="Arial Narrow" w:cs="Arial Narrow"/>
-          <w:b/>
-          <w:bCs/>
-          <w:sz w:val="16"/>
-          <w:szCs w:val="16"/>
-        </w:rPr>
         <w:t xml:space="preserve">LEY </w:t>
       </w:r>
       <w:proofErr w:type="spellStart"/>
@@ -17347,25 +17351,24 @@
           <w:sz w:val="16"/>
           <w:szCs w:val="16"/>
         </w:rPr>
+        <w:t xml:space="preserve"/>
+      </w:r>
+      <w:r>
+        <w:rPr>
+          <w:rFonts w:ascii="Arial Narrow" w:eastAsia="Arial Narrow" w:hAnsi="Arial Narrow" w:cs="Arial Narrow"/>
+          <w:sz w:val="16"/>
+          <w:szCs w:val="16"/>
+        </w:rPr>
+      </w:r>
+      <w:r>
+        <w:rPr>
+          <w:rFonts w:ascii="Arial Narrow" w:eastAsia="Arial Narrow" w:hAnsi="Arial Narrow" w:cs="Arial Narrow"/>
+          <w:b/>
+          <w:bCs/>
+          <w:sz w:val="16"/>
+          <w:szCs w:val="16"/>
+        </w:rPr>
         <w:tab/>
-        <w:t xml:space="preserve"/>
-      </w:r>
-      <w:r>
-        <w:rPr>
-          <w:rFonts w:ascii="Arial Narrow" w:eastAsia="Arial Narrow" w:hAnsi="Arial Narrow" w:cs="Arial Narrow"/>
-          <w:sz w:val="16"/>
-          <w:szCs w:val="16"/>
-        </w:rPr>
-        <w:tab/>
-      </w:r>
-      <w:r>
-        <w:rPr>
-          <w:rFonts w:ascii="Arial Narrow" w:eastAsia="Arial Narrow" w:hAnsi="Arial Narrow" w:cs="Arial Narrow"/>
-          <w:b/>
-          <w:bCs/>
-          <w:sz w:val="16"/>
-          <w:szCs w:val="16"/>
-        </w:rPr>
         <w:t xml:space="preserve">LEY </w:t>
       </w:r>
       <w:proofErr w:type="spellStart"/>
@@ -17690,25 +17693,24 @@
           <w:sz w:val="16"/>
           <w:szCs w:val="16"/>
         </w:rPr>
+        <w:t xml:space="preserve"/>
+      </w:r>
+      <w:r>
+        <w:rPr>
+          <w:rFonts w:ascii="Arial Narrow" w:eastAsia="Arial Narrow" w:hAnsi="Arial Narrow" w:cs="Arial Narrow"/>
+          <w:sz w:val="16"/>
+          <w:szCs w:val="16"/>
+        </w:rPr>
+      </w:r>
+      <w:r>
+        <w:rPr>
+          <w:rFonts w:ascii="Arial Narrow" w:eastAsia="Arial Narrow" w:hAnsi="Arial Narrow" w:cs="Arial Narrow"/>
+          <w:b/>
+          <w:bCs/>
+          <w:sz w:val="16"/>
+          <w:szCs w:val="16"/>
+        </w:rPr>
         <w:tab/>
-        <w:t xml:space="preserve"/>
-      </w:r>
-      <w:r>
-        <w:rPr>
-          <w:rFonts w:ascii="Arial Narrow" w:eastAsia="Arial Narrow" w:hAnsi="Arial Narrow" w:cs="Arial Narrow"/>
-          <w:sz w:val="16"/>
-          <w:szCs w:val="16"/>
-        </w:rPr>
-        <w:tab/>
-      </w:r>
-      <w:r>
-        <w:rPr>
-          <w:rFonts w:ascii="Arial Narrow" w:eastAsia="Arial Narrow" w:hAnsi="Arial Narrow" w:cs="Arial Narrow"/>
-          <w:b/>
-          <w:bCs/>
-          <w:sz w:val="16"/>
-          <w:szCs w:val="16"/>
-        </w:rPr>
         <w:t xml:space="preserve">LEY </w:t>
       </w:r>
       <w:proofErr w:type="spellStart"/>
@@ -17899,25 +17901,24 @@
           <w:sz w:val="16"/>
           <w:szCs w:val="16"/>
         </w:rPr>
+        <w:t xml:space="preserve"/>
+      </w:r>
+      <w:r>
+        <w:rPr>
+          <w:rFonts w:ascii="Arial Narrow" w:eastAsia="Arial Narrow" w:hAnsi="Arial Narrow" w:cs="Arial Narrow"/>
+          <w:sz w:val="16"/>
+          <w:szCs w:val="16"/>
+        </w:rPr>
+      </w:r>
+      <w:r>
+        <w:rPr>
+          <w:rFonts w:ascii="Arial Narrow" w:eastAsia="Arial Narrow" w:hAnsi="Arial Narrow" w:cs="Arial Narrow"/>
+          <w:b/>
+          <w:bCs/>
+          <w:sz w:val="16"/>
+          <w:szCs w:val="16"/>
+        </w:rPr>
         <w:tab/>
-        <w:t xml:space="preserve"/>
-      </w:r>
-      <w:r>
-        <w:rPr>
-          <w:rFonts w:ascii="Arial Narrow" w:eastAsia="Arial Narrow" w:hAnsi="Arial Narrow" w:cs="Arial Narrow"/>
-          <w:sz w:val="16"/>
-          <w:szCs w:val="16"/>
-        </w:rPr>
-        <w:tab/>
-      </w:r>
-      <w:r>
-        <w:rPr>
-          <w:rFonts w:ascii="Arial Narrow" w:eastAsia="Arial Narrow" w:hAnsi="Arial Narrow" w:cs="Arial Narrow"/>
-          <w:b/>
-          <w:bCs/>
-          <w:sz w:val="16"/>
-          <w:szCs w:val="16"/>
-        </w:rPr>
         <w:t xml:space="preserve">LEY SOBRE FACULTADES, NORMAS Y ORGANIZACIÓN DEL INDECOPI, APROBADA POR DECRETO LEGISLATIVO </w:t>
       </w:r>
       <w:proofErr w:type="spellStart"/>
@@ -18088,7 +18089,6 @@
           <w:sz w:val="16"/>
           <w:szCs w:val="16"/>
         </w:rPr>
-        <w:tab/>
         <w:t xml:space="preserve"/>
       </w:r>
       <w:r>
@@ -18145,24 +18145,23 @@
           <w:sz w:val="16"/>
           <w:szCs w:val="16"/>
         </w:rPr>
+        <w:t xml:space="preserve"/>
+      </w:r>
+      <w:r>
+        <w:rPr>
+          <w:rFonts w:ascii="Arial Narrow" w:eastAsia="Arial Narrow" w:hAnsi="Arial Narrow" w:cs="Arial Narrow"/>
+          <w:sz w:val="16"/>
+          <w:szCs w:val="16"/>
+        </w:rPr>
+      </w:r>
+      <w:r>
+        <w:rPr>
+          <w:rFonts w:ascii="Arial Narrow" w:eastAsia="Arial Narrow" w:hAnsi="Arial Narrow" w:cs="Arial Narrow"/>
+          <w:b/>
+          <w:sz w:val="16"/>
+          <w:szCs w:val="16"/>
+        </w:rPr>
         <w:tab/>
-        <w:t xml:space="preserve"/>
-      </w:r>
-      <w:r>
-        <w:rPr>
-          <w:rFonts w:ascii="Arial Narrow" w:eastAsia="Arial Narrow" w:hAnsi="Arial Narrow" w:cs="Arial Narrow"/>
-          <w:sz w:val="16"/>
-          <w:szCs w:val="16"/>
-        </w:rPr>
-        <w:tab/>
-      </w:r>
-      <w:r>
-        <w:rPr>
-          <w:rFonts w:ascii="Arial Narrow" w:eastAsia="Arial Narrow" w:hAnsi="Arial Narrow" w:cs="Arial Narrow"/>
-          <w:b/>
-          <w:sz w:val="16"/>
-          <w:szCs w:val="16"/>
-        </w:rPr>
         <w:t>LEY 29571, CÓDIGO DE PROTECCIÓN Y DEFENSA DEL CONSUMIDOR</w:t>
       </w:r>
       <w:r>
@@ -18547,32 +18546,31 @@
           <w:szCs w:val="16"/>
           <w:vertAlign w:val="superscript"/>
         </w:rPr>
+        <w:t xml:space="preserve"/>
+      </w:r>
+      <w:r>
+        <w:rPr>
+          <w:rFonts w:ascii="Arial Narrow" w:eastAsia="Arial Narrow" w:hAnsi="Arial Narrow" w:cs="Arial Narrow"/>
+          <w:sz w:val="16"/>
+          <w:szCs w:val="16"/>
+        </w:rPr>
+        <w:t xml:space="preserve"/>
+      </w:r>
+      <w:r>
+        <w:rPr>
+          <w:rFonts w:ascii="Arial Narrow" w:eastAsia="Arial Narrow" w:hAnsi="Arial Narrow" w:cs="Arial Narrow"/>
+          <w:sz w:val="16"/>
+          <w:szCs w:val="16"/>
+        </w:rPr>
+      </w:r>
+      <w:r>
+        <w:rPr>
+          <w:rFonts w:ascii="Arial Narrow" w:eastAsia="Arial Narrow" w:hAnsi="Arial Narrow" w:cs="Arial Narrow"/>
+          <w:b/>
+          <w:sz w:val="16"/>
+          <w:szCs w:val="16"/>
+        </w:rPr>
         <w:tab/>
-        <w:t xml:space="preserve"/>
-      </w:r>
-      <w:r>
-        <w:rPr>
-          <w:rFonts w:ascii="Arial Narrow" w:eastAsia="Arial Narrow" w:hAnsi="Arial Narrow" w:cs="Arial Narrow"/>
-          <w:sz w:val="16"/>
-          <w:szCs w:val="16"/>
-        </w:rPr>
-        <w:t xml:space="preserve"> </w:t>
-      </w:r>
-      <w:r>
-        <w:rPr>
-          <w:rFonts w:ascii="Arial Narrow" w:eastAsia="Arial Narrow" w:hAnsi="Arial Narrow" w:cs="Arial Narrow"/>
-          <w:sz w:val="16"/>
-          <w:szCs w:val="16"/>
-        </w:rPr>
-        <w:tab/>
-      </w:r>
-      <w:r>
-        <w:rPr>
-          <w:rFonts w:ascii="Arial Narrow" w:eastAsia="Arial Narrow" w:hAnsi="Arial Narrow" w:cs="Arial Narrow"/>
-          <w:b/>
-          <w:sz w:val="16"/>
-          <w:szCs w:val="16"/>
-        </w:rPr>
         <w:t>LEY 29571, CÓDIGO DE PROTECCIÓN Y DEFENSA DEL CONSUMIDOR</w:t>
       </w:r>
       <w:r>
@@ -18774,24 +18772,23 @@
           <w:sz w:val="16"/>
           <w:szCs w:val="16"/>
         </w:rPr>
+        <w:t xml:space="preserve"/>
+      </w:r>
+      <w:r>
+        <w:rPr>
+          <w:rFonts w:ascii="Arial Narrow" w:eastAsia="Arial Narrow" w:hAnsi="Arial Narrow" w:cs="Arial Narrow"/>
+          <w:sz w:val="16"/>
+          <w:szCs w:val="16"/>
+        </w:rPr>
+      </w:r>
+      <w:r>
+        <w:rPr>
+          <w:rFonts w:ascii="Arial Narrow" w:eastAsia="Arial Narrow" w:hAnsi="Arial Narrow" w:cs="Arial Narrow"/>
+          <w:b/>
+          <w:sz w:val="16"/>
+          <w:szCs w:val="16"/>
+        </w:rPr>
         <w:tab/>
-        <w:t xml:space="preserve"/>
-      </w:r>
-      <w:r>
-        <w:rPr>
-          <w:rFonts w:ascii="Arial Narrow" w:eastAsia="Arial Narrow" w:hAnsi="Arial Narrow" w:cs="Arial Narrow"/>
-          <w:sz w:val="16"/>
-          <w:szCs w:val="16"/>
-        </w:rPr>
-        <w:tab/>
-      </w:r>
-      <w:r>
-        <w:rPr>
-          <w:rFonts w:ascii="Arial Narrow" w:eastAsia="Arial Narrow" w:hAnsi="Arial Narrow" w:cs="Arial Narrow"/>
-          <w:b/>
-          <w:sz w:val="16"/>
-          <w:szCs w:val="16"/>
-        </w:rPr>
         <w:t>LEY 29571, CÓDIGO DE PROTECCIÓN Y DEFENSA DEL CONSUMIDOR, publicada el 2 de setiembre de 2010 y modificada por el DECRETO LEGISLATIVO 1308, publicado el 30 de diciembre de 2016</w:t>
       </w:r>
     </w:p>
@@ -19538,24 +19535,23 @@
           <w:sz w:val="16"/>
           <w:szCs w:val="16"/>
         </w:rPr>
+        <w:t xml:space="preserve"/>
+      </w:r>
+      <w:r>
+        <w:rPr>
+          <w:rFonts w:ascii="Arial Narrow" w:eastAsia="Arial Narrow" w:hAnsi="Arial Narrow" w:cs="Arial Narrow"/>
+          <w:sz w:val="16"/>
+          <w:szCs w:val="16"/>
+        </w:rPr>
+      </w:r>
+      <w:r>
+        <w:rPr>
+          <w:rFonts w:ascii="Arial Narrow" w:eastAsia="Arial Narrow" w:hAnsi="Arial Narrow" w:cs="Arial Narrow"/>
+          <w:b/>
+          <w:sz w:val="16"/>
+          <w:szCs w:val="16"/>
+        </w:rPr>
         <w:tab/>
-        <w:t xml:space="preserve"/>
-      </w:r>
-      <w:r>
-        <w:rPr>
-          <w:rFonts w:ascii="Arial Narrow" w:eastAsia="Arial Narrow" w:hAnsi="Arial Narrow" w:cs="Arial Narrow"/>
-          <w:sz w:val="16"/>
-          <w:szCs w:val="16"/>
-        </w:rPr>
-        <w:tab/>
-      </w:r>
-      <w:r>
-        <w:rPr>
-          <w:rFonts w:ascii="Arial Narrow" w:eastAsia="Arial Narrow" w:hAnsi="Arial Narrow" w:cs="Arial Narrow"/>
-          <w:b/>
-          <w:sz w:val="16"/>
-          <w:szCs w:val="16"/>
-        </w:rPr>
         <w:t>LEY 29571, CÓDIGO DE PROTECCIÓN Y DEFENSA DEL CONSUMIDOR</w:t>
       </w:r>
       <w:r>
@@ -19752,7 +19748,6 @@
           <w:sz w:val="16"/>
           <w:szCs w:val="16"/>
         </w:rPr>
-        <w:tab/>
         <w:t xml:space="preserve"/>
       </w:r>
       <w:r>
@@ -19848,31 +19843,30 @@
           <w:sz w:val="16"/>
           <w:szCs w:val="16"/>
         </w:rPr>
+        <w:t xml:space="preserve"/>
+      </w:r>
+      <w:r>
+        <w:rPr>
+          <w:rFonts w:ascii="Arial Narrow" w:eastAsia="Arial Narrow" w:hAnsi="Arial Narrow" w:cs="Arial Narrow"/>
+          <w:sz w:val="16"/>
+          <w:szCs w:val="16"/>
+        </w:rPr>
+      </w:r>
+      <w:r>
+        <w:rPr>
+          <w:rFonts w:ascii="Arial Narrow" w:eastAsia="Arial Narrow" w:hAnsi="Arial Narrow" w:cs="Arial Narrow"/>
+          <w:b/>
+          <w:sz w:val="16"/>
+          <w:szCs w:val="16"/>
+        </w:rPr>
         <w:tab/>
-        <w:t xml:space="preserve"/>
-      </w:r>
-      <w:r>
-        <w:rPr>
-          <w:rFonts w:ascii="Arial Narrow" w:eastAsia="Arial Narrow" w:hAnsi="Arial Narrow" w:cs="Arial Narrow"/>
-          <w:sz w:val="16"/>
-          <w:szCs w:val="16"/>
-        </w:rPr>
-        <w:tab/>
-      </w:r>
-      <w:r>
-        <w:rPr>
-          <w:rFonts w:ascii="Arial Narrow" w:eastAsia="Arial Narrow" w:hAnsi="Arial Narrow" w:cs="Arial Narrow"/>
-          <w:b/>
-          <w:sz w:val="16"/>
-          <w:szCs w:val="16"/>
-        </w:rPr>
         <w:t>TEXTO ÚNICO ORDENADO DE LA LEY DEL PROCEDIMIENTO ADMINISTRATIVO GENERAL, aprobado mediante Decreto Supremo 006-2026-JUS y publicado el 30 de abril de 2026</w:t>
       </w:r>
     </w:p>
     <w:p>
       <w:pPr>
         <w:pStyle w:val="Textonotapie"/>
-        <w:ind w:left="1134" w:hanging="567"/>
+        <w:ind w:left="1134"/>
         <w:jc w:val="both"/>
         <w:rPr>
           <w:rFonts w:ascii="Arial Narrow" w:eastAsia="Arial Narrow" w:hAnsi="Arial Narrow" w:cs="Arial Narrow"/>
@@ -19896,7 +19890,7 @@
     <w:p>
       <w:pPr>
         <w:pStyle w:val="Textonotapie"/>
-        <w:ind w:left="1134" w:hanging="567"/>
+        <w:ind w:left="1134" w:hanging="1134"/>
         <w:jc w:val="both"/>
         <w:rPr>
           <w:rFonts w:ascii="Arial Narrow" w:eastAsia="Arial Narrow" w:hAnsi="Arial Narrow" w:cs="Arial Narrow"/>

--- a/plantillas_maestras/17_seguro_no_especificado/contratacion_no_consentida/1_ddo_banco_o_financiera/varon/TPL_2545_2025_SEGURO_NO_ESPECIFICADO_CONTRATACION_NO_CONSENTIDA_BANCO_VARON_R1.docx
+++ b/plantillas_maestras/17_seguro_no_especificado/contratacion_no_consentida/1_ddo_banco_o_financiera/varon/TPL_2545_2025_SEGURO_NO_ESPECIFICADO_CONTRATACION_NO_CONSENTIDA_BANCO_VARON_R1.docx
@@ -7572,7 +7572,7 @@
           <w:lang w:eastAsia="es-PE"/>
           <w14:ligatures w14:val="none"/>
         </w:rPr>
-        <w:t xml:space="preserve">. </w:t>
+        <w:t xml:space="preserve">; involucraría una presunta afectación al derecho de información de los consumidores. Por consiguiente, corresponde calificar el hecho materia de denuncia como una presunta infracción al deber de información, tipificado en el artículo 1, numeral 1, literal b) y al artículo 2 del Código</w:t>
       </w:r>
       <w:bookmarkStart w:id="12" w:name="_Hlk212737581"/>
       <w:bookmarkStart w:id="13" w:name="_Hlk212035520"/>
@@ -7587,7 +7587,7 @@
           <w:lang w:eastAsia="es-PE"/>
           <w14:ligatures w14:val="none"/>
         </w:rPr>
-        <w:t xml:space="preserve">Por consiguiente, corresponde calificar el hecho materia de denuncia como una presunta infracción al deber de información, tipificado en el </w:t>
+        <w:t xml:space="preserve"/>
       </w:r>
       <w:bookmarkStart w:id="14" w:name="_Hlk195611851"/>
       <w:r>
@@ -7601,7 +7601,7 @@
           <w:lang w:eastAsia="es-PE"/>
           <w14:ligatures w14:val="none"/>
         </w:rPr>
-        <w:t xml:space="preserve">artículo 1, numeral 1, literal b) </w:t>
+        <w:t xml:space="preserve"/>
       </w:r>
       <w:bookmarkEnd w:id="14"/>
       <w:r>
@@ -7615,7 +7615,7 @@
           <w:lang w:eastAsia="es-PE"/>
           <w14:ligatures w14:val="none"/>
         </w:rPr>
-        <w:t>y al artículo 2 del Código</w:t>
+        <w:t xml:space="preserve"/>
       </w:r>
       <w:bookmarkStart w:id="15" w:name="_Hlk212737551"/>
       <w:bookmarkEnd w:id="12"/>

--- a/plantillas_maestras/17_seguro_no_especificado/contratacion_no_consentida/1_ddo_banco_o_financiera/varon/TPL_2545_2025_SEGURO_NO_ESPECIFICADO_CONTRATACION_NO_CONSENTIDA_BANCO_VARON_R1.docx
+++ b/plantillas_maestras/17_seguro_no_especificado/contratacion_no_consentida/1_ddo_banco_o_financiera/varon/TPL_2545_2025_SEGURO_NO_ESPECIFICADO_CONTRATACION_NO_CONSENTIDA_BANCO_VARON_R1.docx
@@ -11048,7 +11048,7 @@
           <w:sz w:val="22"/>
           <w:szCs w:val="22"/>
         </w:rPr>
-        <w:t xml:space="preserve">correr traslado de la presente resolución a Banco BBVA Perú S.A. y a Rímac Seguros y Reaseguros S.A. para que, de conformidad con lo dispuesto por el artículo 26 de la Ley sobre Facultades, Normas y Organización del Indecopi, aprobada por Decreto Legislativo 807</w:t>
+        <w:t xml:space="preserve">correr traslado de la denuncia del 24 de setiembre de 2025 a Banco BBVA Perú S.A. y a Rímac Seguros y Reaseguros S.A. para que, de conformidad con lo dispuesto por el artículo 26 de la Ley sobre Facultades, Normas y Organización del Indecopi, aprobada por Decreto Legislativo 807</w:t>
       </w:r>
       <w:r>
         <w:rPr>
